--- a/01-foundations/CIS_Controls_v8.1/Espanol/CIS_Critical_Security_Controls_v8.1_Practical_Manager_and_Junior_Analyst_Manual_Espanol_v1.0.docx
+++ b/01-foundations/CIS_Controls_v8.1/Espanol/CIS_Critical_Security_Controls_v8.1_Practical_Manager_and_Junior_Analyst_Manual_Espanol_v1.0.docx
@@ -2,32 +2,6 @@
 <file path=word/document.xml><?xml version="1.0" encoding="utf-8"?>
 <w:document xmlns:w="http://schemas.openxmlformats.org/wordprocessingml/2006/main" xmlns:m="http://schemas.openxmlformats.org/officeDocument/2006/math" xmlns:r="http://schemas.openxmlformats.org/officeDocument/2006/relationships" xmlns:o="urn:schemas-microsoft-com:office:office" xmlns:v="urn:schemas-microsoft-com:vml" xmlns:w10="urn:schemas-microsoft-com:office:word" xmlns:a="http://schemas.openxmlformats.org/drawingml/2006/main" xmlns:pic="http://schemas.openxmlformats.org/drawingml/2006/picture" xmlns:wp="http://schemas.openxmlformats.org/drawingml/2006/wordprocessingDrawing">
   <w:body>
-    <w:sdt>
-      <w:sdtPr>
-        <w:docPartObj>
-          <w:docPartGallery w:val="Table of Contents"/>
-          <w:docPartUnique/>
-        </w:docPartObj>
-      </w:sdtPr>
-      <w:sdtContent>
-        <w:p>
-          <w:pPr>
-            <w:pStyle w:val="TOCHeading"/>
-          </w:pPr>
-          <w:r>
-            <w:t xml:space="preserve">Table of Contents</w:t>
-          </w:r>
-        </w:p>
-        <w:p>
-          <w:r>
-            <w:fldChar w:fldCharType="begin" w:dirty="true"/>
-            <w:instrText xml:space="preserve">TOC \o "1-3" \h \z \u</w:instrText>
-            <w:fldChar w:fldCharType="separate"/>
-            <w:fldChar w:fldCharType="end"/>
-          </w:r>
-        </w:p>
-      </w:sdtContent>
-    </w:sdt>
     <w:p>
       <w:pPr>
         <w:pStyle w:val="BlockText"/>

--- a/01-foundations/CIS_Controls_v8.1/Espanol/CIS_Critical_Security_Controls_v8.1_Practical_Manager_and_Junior_Analyst_Manual_Espanol_v1.0.docx
+++ b/01-foundations/CIS_Controls_v8.1/Espanol/CIS_Critical_Security_Controls_v8.1_Practical_Manager_and_Junior_Analyst_Manual_Espanol_v1.0.docx
@@ -2,6 +2,32 @@
 <file path=word/document.xml><?xml version="1.0" encoding="utf-8"?>
 <w:document xmlns:w="http://schemas.openxmlformats.org/wordprocessingml/2006/main" xmlns:m="http://schemas.openxmlformats.org/officeDocument/2006/math" xmlns:r="http://schemas.openxmlformats.org/officeDocument/2006/relationships" xmlns:o="urn:schemas-microsoft-com:office:office" xmlns:v="urn:schemas-microsoft-com:vml" xmlns:w10="urn:schemas-microsoft-com:office:word" xmlns:a="http://schemas.openxmlformats.org/drawingml/2006/main" xmlns:pic="http://schemas.openxmlformats.org/drawingml/2006/picture" xmlns:wp="http://schemas.openxmlformats.org/drawingml/2006/wordprocessingDrawing">
   <w:body>
+    <w:sdt>
+      <w:sdtPr>
+        <w:docPartObj>
+          <w:docPartGallery w:val="Table of Contents"/>
+          <w:docPartUnique/>
+        </w:docPartObj>
+      </w:sdtPr>
+      <w:sdtContent>
+        <w:p>
+          <w:pPr>
+            <w:pStyle w:val="TOCHeading"/>
+          </w:pPr>
+          <w:r>
+            <w:t xml:space="preserve">Table of Contents</w:t>
+          </w:r>
+        </w:p>
+        <w:p>
+          <w:r>
+            <w:fldChar w:fldCharType="begin" w:dirty="true"/>
+            <w:instrText xml:space="preserve">TOC \o "1-3" \h \z \u</w:instrText>
+            <w:fldChar w:fldCharType="separate"/>
+            <w:fldChar w:fldCharType="end"/>
+          </w:r>
+        </w:p>
+      </w:sdtContent>
+    </w:sdt>
     <w:p>
       <w:pPr>
         <w:pStyle w:val="BlockText"/>

--- a/01-foundations/CIS_Controls_v8.1/Espanol/CIS_Critical_Security_Controls_v8.1_Practical_Manager_and_Junior_Analyst_Manual_Espanol_v1.0.docx
+++ b/01-foundations/CIS_Controls_v8.1/Espanol/CIS_Critical_Security_Controls_v8.1_Practical_Manager_and_Junior_Analyst_Manual_Espanol_v1.0.docx
@@ -1771,39 +1771,6 @@
       <w:pPr>
         <w:pStyle w:val="BodyText"/>
       </w:pPr>
-      <w:r>
-        <w:t xml:space="preserve">&lt;img src=</w:t>
-      </w:r>
-      <w:r>
-        <w:t xml:space="preserve">“media/image3.png”</w:t>
-      </w:r>
-      <w:r>
-        <w:t xml:space="preserve"> </w:t>
-      </w:r>
-      <w:r>
-        <w:t xml:space="preserve">estilo=</w:t>
-      </w:r>
-      <w:r>
-        <w:t xml:space="preserve">“width:6.15in;height:2.87986in”</w:t>
-      </w:r>
-      <w:r>
-        <w:t xml:space="preserve"> </w:t>
-      </w:r>
-      <w:r>
-        <w:t xml:space="preserve">alt=</w:t>
-      </w:r>
-      <w:r>
-        <w:t xml:space="preserve"> </w:t>
-      </w:r>
-      <w:r>
-        <w:t xml:space="preserve">“La especificación oficial pasa de los datos definidos a las operaciones, medidas, métricas y revisión de procedimiento.”</w:t>
-      </w:r>
-      <w:r>
-        <w:t xml:space="preserve"> </w:t>
-      </w:r>
-      <w:r>
-        <w:t xml:space="preserve">/</w:t>
-      </w:r>
     </w:p>
     <w:p>
       <w:pPr>

--- a/01-foundations/CIS_Controls_v8.1/Espanol/CIS_Critical_Security_Controls_v8.1_Practical_Manager_and_Junior_Analyst_Manual_Espanol_v1.0.docx
+++ b/01-foundations/CIS_Controls_v8.1/Espanol/CIS_Critical_Security_Controls_v8.1_Practical_Manager_and_Junior_Analyst_Manual_Espanol_v1.0.docx
@@ -34,8 +34,8 @@
       </w:pPr>
       <w:r>
         <w:rPr>
+          <w:bCs/>
           <w:b/>
-          <w:bCs/>
         </w:rPr>
         <w:t xml:space="preserve">Estado de revisión:</w:t>
       </w:r>
@@ -52,8 +52,8 @@
       </w:pPr>
       <w:r>
         <w:rPr>
+          <w:bCs/>
           <w:b/>
-          <w:bCs/>
         </w:rPr>
         <w:t xml:space="preserve">CYBERSECURITY, PRIVACY &amp; COMPLIANCE SERIES</w:t>
       </w:r>
@@ -64,8 +64,8 @@
       </w:pPr>
       <w:r>
         <w:rPr>
+          <w:bCs/>
           <w:b/>
-          <w:bCs/>
         </w:rPr>
         <w:t xml:space="preserve">CIS Controles de Seguridad Crítica v8.1</w:t>
       </w:r>
@@ -84,8 +84,8 @@
       </w:pPr>
       <w:r>
         <w:rPr>
+          <w:iCs/>
           <w:i/>
-          <w:iCs/>
         </w:rPr>
         <w:t xml:space="preserve">Un manual de trabajo para administradores, analistas juniores, estudiantes, cambiadores de carrera, asesores y equipos de seguridad</w:t>
       </w:r>
@@ -96,8 +96,8 @@
       </w:pPr>
       <w:r>
         <w:rPr>
+          <w:bCs/>
           <w:b/>
-          <w:bCs/>
         </w:rPr>
         <w:t xml:space="preserve">Alberto (Al) Leiva</w:t>
       </w:r>
@@ -116,8 +116,8 @@
       </w:pPr>
       <w:r>
         <w:rPr>
+          <w:bCs/>
           <w:b/>
-          <w:bCs/>
         </w:rPr>
         <w:t xml:space="preserve">Inside:</w:t>
       </w:r>
@@ -136,7 +136,7 @@
         <w:t xml:space="preserve">|… |</w:t>
       </w:r>
     </w:p>
-    <w:bookmarkStart w:id="10" w:name="publication-and-use-notice"/>
+    <w:bookmarkStart w:id="21" w:name="publication-and-use-notice"/>
     <w:p>
       <w:pPr>
         <w:pStyle w:val="Heading1"/>
@@ -177,7 +177,7 @@
         <w:t xml:space="preserve">Los controles CIS son las mejores prácticas de ciberseguridad. No reemplazan las leyes, reglamentos, contratos, requisitos sectoriales, evaluación de riesgos o responsabilidad de gestión aplicables. Un mapeo muestra relaciones; no prueba automáticamente el cumplimiento de otro marco.</w:t>
       </w:r>
     </w:p>
-    <w:bookmarkStart w:id="9" w:name="uso-ético-y-autorizado"/>
+    <w:bookmarkStart w:id="20" w:name="uso-ético-y-autorizado"/>
     <w:p>
       <w:pPr>
         <w:pStyle w:val="Heading2"/>
@@ -194,9 +194,9 @@
         <w:t xml:space="preserve">Utilice herramientas técnicas únicamente en activos, redes, aplicaciones, cuentas de nube, repositorios y datos que posee o está específicamente autorizado por escrito para evaluar. Use información sintética y sistemas aislados en laboratorios.</w:t>
       </w:r>
     </w:p>
-    <w:bookmarkEnd w:id="9"/>
-    <w:bookmarkEnd w:id="10"/>
-    <w:bookmarkStart w:id="11" w:name="prefacio"/>
+    <w:bookmarkEnd w:id="20"/>
+    <w:bookmarkEnd w:id="21"/>
+    <w:bookmarkStart w:id="22" w:name="prefacio"/>
     <w:p>
       <w:pPr>
         <w:pStyle w:val="Heading1"/>
@@ -211,8 +211,8 @@
       </w:pPr>
       <w:r>
         <w:rPr>
+          <w:iCs/>
           <w:i/>
-          <w:iCs/>
         </w:rPr>
         <w:t xml:space="preserve">Una introducción práctica para priorizar la defensa cibernética y la medición basada en evidencia.</w:t>
       </w:r>
@@ -307,8 +307,8 @@
         <w:t xml:space="preserve">|. |</w:t>
       </w:r>
     </w:p>
-    <w:bookmarkEnd w:id="11"/>
-    <w:bookmarkStart w:id="12" w:name="tabla-de-contenidos"/>
+    <w:bookmarkEnd w:id="22"/>
+    <w:bookmarkStart w:id="23" w:name="tabla-de-contenidos"/>
     <w:p>
       <w:pPr>
         <w:pStyle w:val="Heading1"/>
@@ -1177,11 +1177,11 @@
     </w:p>
     <w:p>
       <w:pPr>
-        <w:pStyle w:val="Compact"/>
         <w:numPr>
           <w:ilvl w:val="0"/>
           <w:numId w:val="1002"/>
         </w:numPr>
+        <w:pStyle w:val="Compact"/>
       </w:pPr>
       <w:r>
         <w:t xml:space="preserve">Controles CIS v8.1 Fundaciones</w:t>
@@ -1193,8 +1193,8 @@
       </w:pPr>
       <w:r>
         <w:rPr>
+          <w:iCs/>
           <w:i/>
-          <w:iCs/>
         </w:rPr>
         <w:t xml:space="preserve">La versión actual, estructura, propósito y limitaciones.</w:t>
       </w:r>
@@ -1204,7 +1204,13 @@
         <w:pStyle w:val="BodyText"/>
       </w:pPr>
       <w:r>
-        <w:t xml:space="preserve">“El control organiza 153 Salvaguardias en un programa defensivo práctico”</w:t>
+        <w:t xml:space="preserve">“</w:t>
+      </w:r>
+      <w:r>
+        <w:t xml:space="preserve">El control organiza 153 Salvaguardias en un programa defensivo práctico</w:t>
+      </w:r>
+      <w:r>
+        <w:t xml:space="preserve">”</w:t>
       </w:r>
       <w:r>
         <w:t xml:space="preserve"> </w:t>
@@ -1213,7 +1219,13 @@
         <w:t xml:space="preserve">(Nota: 3.94164in” alt=</w:t>
       </w:r>
       <w:r>
-        <w:t xml:space="preserve">“Los controles organizan 153 Salvaguardias en un programa defensivo práctico.”</w:t>
+        <w:t xml:space="preserve">“</w:t>
+      </w:r>
+      <w:r>
+        <w:t xml:space="preserve">Los controles organizan 153 Salvaguardias en un programa defensivo práctico.</w:t>
+      </w:r>
+      <w:r>
+        <w:t xml:space="preserve">”</w:t>
       </w:r>
       <w:r>
         <w:t xml:space="preserve"> </w:t>
@@ -1302,8 +1314,8 @@
       </w:pPr>
       <w:r>
         <w:rPr>
+          <w:bCs/>
           <w:b/>
-          <w:bCs/>
         </w:rPr>
         <w:t xml:space="preserve">Layer</w:t>
       </w:r>
@@ -1358,8 +1370,8 @@
         <w:t xml:space="preserve">Medida de evaluación de la vida útil Entradas, operaciones, medidas, métricas y revisión de procedimientos utilizados para evaluar una salvaguardia sometida</w:t>
       </w:r>
     </w:p>
-    <w:bookmarkEnd w:id="12"/>
-    <w:bookmarkStart w:id="13" w:name="grupos-de-aplicación-y-prioridades"/>
+    <w:bookmarkEnd w:id="23"/>
+    <w:bookmarkStart w:id="24" w:name="grupos-de-aplicación-y-prioridades"/>
     <w:p>
       <w:pPr>
         <w:pStyle w:val="Heading1"/>
@@ -1374,8 +1386,8 @@
       </w:pPr>
       <w:r>
         <w:rPr>
+          <w:iCs/>
           <w:i/>
-          <w:iCs/>
         </w:rPr>
         <w:t xml:space="preserve">Cómo IG1, IG2, y las organizaciones de ayuda IG3 eligen un punto de partida realista.</w:t>
       </w:r>
@@ -1388,7 +1400,13 @@
         <w:t xml:space="preserve">■img src=</w:t>
       </w:r>
       <w:r>
-        <w:t xml:space="preserve">“media/image2.png”</w:t>
+        <w:t xml:space="preserve">“</w:t>
+      </w:r>
+      <w:r>
+        <w:t xml:space="preserve">media/image2.png</w:t>
+      </w:r>
+      <w:r>
+        <w:t xml:space="preserve">”</w:t>
       </w:r>
       <w:r>
         <w:t xml:space="preserve"> </w:t>
@@ -1397,7 +1415,13 @@
         <w:t xml:space="preserve">estilo=</w:t>
       </w:r>
       <w:r>
-        <w:t xml:space="preserve">“Ancho:6.15in; Altura:3.39605in”</w:t>
+        <w:t xml:space="preserve">“</w:t>
+      </w:r>
+      <w:r>
+        <w:t xml:space="preserve">Ancho:6.15in; Altura:3.39605in</w:t>
+      </w:r>
+      <w:r>
+        <w:t xml:space="preserve">”</w:t>
       </w:r>
       <w:r>
         <w:t xml:space="preserve"> </w:t>
@@ -1406,7 +1430,13 @@
         <w:t xml:space="preserve">alt=</w:t>
       </w:r>
       <w:r>
-        <w:t xml:space="preserve">“Cada grupo se construye sobre el grupo anterior; IG3 contiene todas las Salvaguardias.”</w:t>
+        <w:t xml:space="preserve">“</w:t>
+      </w:r>
+      <w:r>
+        <w:t xml:space="preserve">Cada grupo se construye sobre el grupo anterior; IG3 contiene todas las Salvaguardias.</w:t>
+      </w:r>
+      <w:r>
+        <w:t xml:space="preserve">”</w:t>
       </w:r>
       <w:r>
         <w:t xml:space="preserve"> </w:t>
@@ -1427,26 +1457,27 @@
       <w:tblPr>
         <w:tblStyle w:val="Table"/>
         <w:tblW w:type="pct" w:w="5000"/>
-        <w:tblLayout w:type="fixed"/>
         <w:tblLook w:firstRow="1" w:lastRow="0" w:firstColumn="0" w:lastColumn="0" w:noHBand="0" w:noVBand="0" w:val="0020"/>
+        <w:jc w:val="start"/>
       </w:tblPr>
       <w:tblGrid>
         <w:gridCol w:w="7920"/>
       </w:tblGrid>
       <w:tr>
         <w:trPr>
-          <w:tblHeader w:val="on"/>
+          <w:tblHeader w:val="true"/>
         </w:trPr>
         <w:tc>
           <w:tcPr/>
           <w:p>
             <w:pPr>
               <w:pStyle w:val="Compact"/>
+              <w:jc w:val="left"/>
             </w:pPr>
             <w:r>
               <w:rPr>
+                <w:bCs/>
                 <w:b/>
-                <w:bCs/>
               </w:rPr>
               <w:t xml:space="preserve">La situación física</w:t>
             </w:r>
@@ -1465,6 +1496,7 @@
           <w:p>
             <w:pPr>
               <w:pStyle w:val="Compact"/>
+              <w:jc w:val="left"/>
             </w:pPr>
             <w:r>
               <w:t xml:space="preserve">IG1</w:t>
@@ -1478,6 +1510,7 @@
           <w:p>
             <w:pPr>
               <w:pStyle w:val="Compact"/>
+              <w:jc w:val="left"/>
             </w:pPr>
             <w:r>
               <w:t xml:space="preserve">IG2</w:t>
@@ -1491,6 +1524,7 @@
           <w:p>
             <w:pPr>
               <w:pStyle w:val="Compact"/>
+              <w:jc w:val="left"/>
             </w:pPr>
             <w:r>
               <w:t xml:space="preserve">IG3</w:t>
@@ -1556,11 +1590,11 @@
     </w:p>
     <w:p>
       <w:pPr>
-        <w:pStyle w:val="Compact"/>
         <w:numPr>
           <w:ilvl w:val="0"/>
           <w:numId w:val="1005"/>
         </w:numPr>
+        <w:pStyle w:val="Compact"/>
       </w:pPr>
       <w:r>
         <w:t xml:space="preserve">Gobernanza, alcance y propiedad</w:t>
@@ -1572,8 +1606,8 @@
       </w:pPr>
       <w:r>
         <w:rPr>
+          <w:iCs/>
           <w:i/>
-          <w:iCs/>
         </w:rPr>
         <w:t xml:space="preserve">La base de gestión necesaria para que las Salvaguardias funcionen de forma sistemática</w:t>
       </w:r>
@@ -1664,8 +1698,8 @@
       </w:pPr>
       <w:r>
         <w:rPr>
+          <w:bCs/>
           <w:b/>
-          <w:bCs/>
         </w:rPr>
         <w:t xml:space="preserve">Rol</w:t>
       </w:r>
@@ -1680,8 +1714,8 @@
       </w:r>
       <w:r>
         <w:rPr>
+          <w:bCs/>
           <w:b/>
-          <w:bCs/>
         </w:rPr>
         <w:t xml:space="preserve">Decisión o responsabilidad</w:t>
       </w:r>
@@ -1742,8 +1776,8 @@
         <w:t xml:space="preserve">tención Servicio prestado | Controles, pruebas, incidentes, cambios y soporte de salida</w:t>
       </w:r>
     </w:p>
-    <w:bookmarkEnd w:id="13"/>
-    <w:bookmarkStart w:id="14" w:name="X6a3aeb613869a9a4041395cfc3b30b698b888c4"/>
+    <w:bookmarkEnd w:id="24"/>
+    <w:bookmarkStart w:id="25" w:name="X6a3aeb613869a9a4041395cfc3b30b698b888c4"/>
     <w:p>
       <w:pPr>
         <w:pStyle w:val="Heading1"/>
@@ -1758,8 +1792,8 @@
       </w:pPr>
       <w:r>
         <w:rPr>
+          <w:iCs/>
           <w:i/>
-          <w:iCs/>
         </w:rPr>
         <w:t xml:space="preserve">Un método repetible para decidir si se aplican salvaguardias</w:t>
       </w:r>
@@ -1930,8 +1964,8 @@
         <w:t xml:space="preserve">Report scope, result, exception, limitation, owner, action, and date.</w:t>
       </w:r>
     </w:p>
-    <w:bookmarkEnd w:id="14"/>
-    <w:bookmarkStart w:id="15" w:name="aplicación-de-la-hoja-de-ruta"/>
+    <w:bookmarkEnd w:id="25"/>
+    <w:bookmarkStart w:id="26" w:name="aplicación-de-la-hoja-de-ruta"/>
     <w:p>
       <w:pPr>
         <w:pStyle w:val="Heading1"/>
@@ -1946,8 +1980,8 @@
       </w:pPr>
       <w:r>
         <w:rPr>
+          <w:iCs/>
           <w:i/>
-          <w:iCs/>
         </w:rPr>
         <w:t xml:space="preserve">Una secuencia práctica de los inventarios a la resiliencia probada</w:t>
       </w:r>
@@ -2066,8 +2100,8 @@
       </w:r>
       <w:r>
         <w:rPr>
+          <w:bCs/>
           <w:b/>
-          <w:bCs/>
         </w:rPr>
         <w:t xml:space="preserve">Principio de aplicación:</w:t>
       </w:r>
@@ -2084,8 +2118,8 @@
         <w:t xml:space="preserve">|. |</w:t>
       </w:r>
     </w:p>
-    <w:bookmarkEnd w:id="15"/>
-    <w:bookmarkStart w:id="16" w:name="X81f4d9d1cf949789b733a767fd2187f45480d1b"/>
+    <w:bookmarkEnd w:id="26"/>
+    <w:bookmarkStart w:id="27" w:name="X81f4d9d1cf949789b733a767fd2187f45480d1b"/>
     <w:p>
       <w:pPr>
         <w:pStyle w:val="Heading1"/>
@@ -2100,8 +2134,8 @@
       </w:pPr>
       <w:r>
         <w:rPr>
+          <w:iCs/>
           <w:i/>
-          <w:iCs/>
         </w:rPr>
         <w:t xml:space="preserve">Las 5 Salvaguardias, significado claro, enfoque de verificación y evidencia de ejemplo</w:t>
       </w:r>
@@ -2117,7 +2151,13 @@
         <w:t xml:space="preserve">■img src=</w:t>
       </w:r>
       <w:r>
-        <w:t xml:space="preserve">“media/image4.png”</w:t>
+        <w:t xml:space="preserve">“</w:t>
+      </w:r>
+      <w:r>
+        <w:t xml:space="preserve">media/image4.png</w:t>
+      </w:r>
+      <w:r>
+        <w:t xml:space="preserve">”</w:t>
       </w:r>
       <w:r>
         <w:t xml:space="preserve"> </w:t>
@@ -2126,7 +2166,13 @@
         <w:t xml:space="preserve">style=</w:t>
       </w:r>
       <w:r>
-        <w:t xml:space="preserve">“width:6.15in;height:3.38991in”</w:t>
+        <w:t xml:space="preserve">“</w:t>
+      </w:r>
+      <w:r>
+        <w:t xml:space="preserve">width:6.15in;height:3.38991in</w:t>
+      </w:r>
+      <w:r>
+        <w:t xml:space="preserve">”</w:t>
       </w:r>
       <w:r>
         <w:t xml:space="preserve"> </w:t>
@@ -2135,7 +2181,13 @@
         <w:t xml:space="preserve">alt=</w:t>
       </w:r>
       <w:r>
-        <w:t xml:space="preserve">“Descubrimiento, reconciliación, respuesta y revisión mantienen a las poblaciones fundacionales actuales.”</w:t>
+        <w:t xml:space="preserve">“</w:t>
+      </w:r>
+      <w:r>
+        <w:t xml:space="preserve">Descubrimiento, reconciliación, respuesta y revisión mantienen a las poblaciones fundacionales actuales.</w:t>
+      </w:r>
+      <w:r>
+        <w:t xml:space="preserve">”</w:t>
       </w:r>
     </w:p>
     <w:p>
@@ -2166,21 +2218,22 @@
       <w:tblPr>
         <w:tblStyle w:val="Table"/>
         <w:tblW w:type="pct" w:w="5000"/>
-        <w:tblLayout w:type="fixed"/>
         <w:tblLook w:firstRow="1" w:lastRow="0" w:firstColumn="0" w:lastColumn="0" w:noHBand="0" w:noVBand="0" w:val="0020"/>
+        <w:jc w:val="start"/>
       </w:tblPr>
       <w:tblGrid>
         <w:gridCol w:w="7920"/>
       </w:tblGrid>
       <w:tr>
         <w:trPr>
-          <w:tblHeader w:val="on"/>
+          <w:tblHeader w:val="true"/>
         </w:trPr>
         <w:tc>
           <w:tcPr/>
           <w:p>
             <w:pPr>
               <w:pStyle w:val="Compact"/>
+              <w:jc w:val="left"/>
             </w:pPr>
             <w:r>
               <w:t xml:space="preserve">****</w:t>
@@ -2194,6 +2247,7 @@
           <w:p>
             <w:pPr>
               <w:pStyle w:val="Compact"/>
+              <w:jc w:val="left"/>
             </w:pPr>
             <w:r>
               <w:t xml:space="preserve">1.1</w:t>
@@ -2207,6 +2261,7 @@
           <w:p>
             <w:pPr>
               <w:pStyle w:val="Compact"/>
+              <w:jc w:val="left"/>
             </w:pPr>
             <w:r>
               <w:t xml:space="preserve">1.2</w:t>
@@ -2220,6 +2275,7 @@
           <w:p>
             <w:pPr>
               <w:pStyle w:val="Compact"/>
+              <w:jc w:val="left"/>
             </w:pPr>
             <w:r>
               <w:t xml:space="preserve">1.3</w:t>
@@ -2233,6 +2289,7 @@
           <w:p>
             <w:pPr>
               <w:pStyle w:val="Compact"/>
+              <w:jc w:val="left"/>
             </w:pPr>
             <w:r>
               <w:t xml:space="preserve">1.4</w:t>
@@ -2246,6 +2303,7 @@
           <w:p>
             <w:pPr>
               <w:pStyle w:val="Compact"/>
+              <w:jc w:val="left"/>
             </w:pPr>
             <w:r>
               <w:t xml:space="preserve">Ø 1.5 Ø Utilizar una herramienta de descubrimiento de activos pasivos Ponga en marcha un proceso repetible, de propiedad o control técnico para utilizar una herramienta Passive Asset Discovery Tool, a continuación, verifique cobertura y excepciones. tención Confirme alcance definido, población, propiedad, implementación, frecuencia, cobertura, excepciones, corrección y retest. inventario de activos, propietarios, estado de aprobación, descubrimiento activo/pasivo, registros DHCP/IPAM, entradas de activos no autorizados</w:t>
@@ -2262,8 +2320,8 @@
         <w:t xml:space="preserve">Utilice la guía oficial CIS Controls v8.1 y Evaluación de Controles Especificación para el lenguaje exacto de Salvaguardia, clase de activos, función de seguridad, Grupo de Implementación, dependencias, insumos, operaciones, medidas, métricas y revisión procesal.</w:t>
       </w:r>
     </w:p>
-    <w:bookmarkEnd w:id="16"/>
-    <w:bookmarkStart w:id="17" w:name="X7af2b88095d7b03a53fca2829b4a7a66e9259a3"/>
+    <w:bookmarkEnd w:id="27"/>
+    <w:bookmarkStart w:id="28" w:name="X7af2b88095d7b03a53fca2829b4a7a66e9259a3"/>
     <w:p>
       <w:pPr>
         <w:pStyle w:val="Heading1"/>
@@ -2278,8 +2336,8 @@
       </w:pPr>
       <w:r>
         <w:rPr>
+          <w:iCs/>
           <w:i/>
-          <w:iCs/>
         </w:rPr>
         <w:t xml:space="preserve">Las 7 Salvaguardias, significado claro, enfoque de verificación y evidencia de ejemplo</w:t>
       </w:r>
@@ -2307,21 +2365,22 @@
       <w:tblPr>
         <w:tblStyle w:val="Table"/>
         <w:tblW w:type="pct" w:w="5000"/>
-        <w:tblLayout w:type="fixed"/>
         <w:tblLook w:firstRow="1" w:lastRow="0" w:firstColumn="0" w:lastColumn="0" w:noHBand="0" w:noVBand="0" w:val="0020"/>
+        <w:jc w:val="start"/>
       </w:tblPr>
       <w:tblGrid>
         <w:gridCol w:w="7920"/>
       </w:tblGrid>
       <w:tr>
         <w:trPr>
-          <w:tblHeader w:val="on"/>
+          <w:tblHeader w:val="true"/>
         </w:trPr>
         <w:tc>
           <w:tcPr/>
           <w:p>
             <w:pPr>
               <w:pStyle w:val="Compact"/>
+              <w:jc w:val="left"/>
             </w:pPr>
             <w:r>
               <w:t xml:space="preserve">****</w:t>
@@ -2335,6 +2394,7 @@
           <w:p>
             <w:pPr>
               <w:pStyle w:val="Compact"/>
+              <w:jc w:val="left"/>
             </w:pPr>
             <w:r>
               <w:t xml:space="preserve">TEN 2.1</w:t>
@@ -2348,6 +2408,7 @@
           <w:p>
             <w:pPr>
               <w:pStyle w:val="Compact"/>
+              <w:jc w:val="left"/>
             </w:pPr>
             <w:r>
               <w:t xml:space="preserve">2.2</w:t>
@@ -2361,6 +2422,7 @@
           <w:p>
             <w:pPr>
               <w:pStyle w:val="Compact"/>
+              <w:jc w:val="left"/>
             </w:pPr>
             <w:r>
               <w:t xml:space="preserve">2.3</w:t>
@@ -2374,6 +2436,7 @@
           <w:p>
             <w:pPr>
               <w:pStyle w:val="Compact"/>
+              <w:jc w:val="left"/>
             </w:pPr>
             <w:r>
               <w:t xml:space="preserve">2.4</w:t>
@@ -2387,6 +2450,7 @@
           <w:p>
             <w:pPr>
               <w:pStyle w:val="Compact"/>
+              <w:jc w:val="left"/>
             </w:pPr>
             <w:r>
               <w:t xml:space="preserve">2.5 Silencioso Software autorizado Ponga en marcha un proceso repetible, de propiedad o control técnico para permitir el Software Autorizado, a continuación, verifique cobertura y excepciones. tención Confirme alcance definido, población, propiedad, implementación, frecuencia, cobertura, excepciones, corrección y retest. inventario de software, estado de apoyo, lista aprobada, resultados de descubrimientos, excepciones, políticas de habilitación y eventos</w:t>
@@ -2400,6 +2464,7 @@
           <w:p>
             <w:pPr>
               <w:pStyle w:val="Compact"/>
+              <w:jc w:val="left"/>
             </w:pPr>
             <w:r>
               <w:t xml:space="preserve">2.6</w:t>
@@ -2413,6 +2478,7 @@
           <w:p>
             <w:pPr>
               <w:pStyle w:val="Compact"/>
+              <w:jc w:val="left"/>
             </w:pPr>
             <w:r>
               <w:t xml:space="preserve">2.7</w:t>
@@ -2431,11 +2497,11 @@
     </w:p>
     <w:p>
       <w:pPr>
-        <w:pStyle w:val="Compact"/>
         <w:numPr>
           <w:ilvl w:val="0"/>
           <w:numId w:val="1009"/>
         </w:numPr>
+        <w:pStyle w:val="Compact"/>
       </w:pPr>
       <w:r>
         <w:t xml:space="preserve">Control 3 - Protección de datos</w:t>
@@ -2447,8 +2513,8 @@
       </w:pPr>
       <w:r>
         <w:rPr>
+          <w:iCs/>
           <w:i/>
-          <w:iCs/>
         </w:rPr>
         <w:t xml:space="preserve">Todas las 14 Salvaguardias, significado claro, enfoque de verificación y evidencia de ejemplo</w:t>
       </w:r>
@@ -2464,7 +2530,13 @@
         <w:t xml:space="preserve">יimg src=</w:t>
       </w:r>
       <w:r>
-        <w:t xml:space="preserve">“media/image5.png”</w:t>
+        <w:t xml:space="preserve">“</w:t>
+      </w:r>
+      <w:r>
+        <w:t xml:space="preserve">media/image5.png</w:t>
+      </w:r>
+      <w:r>
+        <w:t xml:space="preserve">”</w:t>
       </w:r>
       <w:r>
         <w:t xml:space="preserve"> </w:t>
@@ -2473,7 +2545,13 @@
         <w:t xml:space="preserve">style=</w:t>
       </w:r>
       <w:r>
-        <w:t xml:space="preserve">“width:6.15in;height:3.39605in”</w:t>
+        <w:t xml:space="preserve">“</w:t>
+      </w:r>
+      <w:r>
+        <w:t xml:space="preserve">width:6.15in;height:3.39605in</w:t>
+      </w:r>
+      <w:r>
+        <w:t xml:space="preserve">”</w:t>
       </w:r>
       <w:r>
         <w:t xml:space="preserve"> </w:t>
@@ -2482,7 +2560,13 @@
         <w:t xml:space="preserve">alt=</w:t>
       </w:r>
       <w:r>
-        <w:t xml:space="preserve">“Descubrir, clasificar, proteger, retener y disponer de datos de acuerdo a la sensibilidad y la necesidad.”</w:t>
+        <w:t xml:space="preserve">“</w:t>
+      </w:r>
+      <w:r>
+        <w:t xml:space="preserve">Descubrir, clasificar, proteger, retener y disponer de datos de acuerdo a la sensibilidad y la necesidad.</w:t>
+      </w:r>
+      <w:r>
+        <w:t xml:space="preserve">”</w:t>
       </w:r>
     </w:p>
     <w:p>
@@ -2513,21 +2597,22 @@
       <w:tblPr>
         <w:tblStyle w:val="Table"/>
         <w:tblW w:type="pct" w:w="5000"/>
-        <w:tblLayout w:type="fixed"/>
         <w:tblLook w:firstRow="1" w:lastRow="0" w:firstColumn="0" w:lastColumn="0" w:noHBand="0" w:noVBand="0" w:val="0020"/>
+        <w:jc w:val="start"/>
       </w:tblPr>
       <w:tblGrid>
         <w:gridCol w:w="7920"/>
       </w:tblGrid>
       <w:tr>
         <w:trPr>
-          <w:tblHeader w:val="on"/>
+          <w:tblHeader w:val="true"/>
         </w:trPr>
         <w:tc>
           <w:tcPr/>
           <w:p>
             <w:pPr>
               <w:pStyle w:val="Compact"/>
+              <w:jc w:val="left"/>
             </w:pPr>
             <w:r>
               <w:t xml:space="preserve">****</w:t>
@@ -2541,6 +2626,7 @@
           <w:p>
             <w:pPr>
               <w:pStyle w:val="Compact"/>
+              <w:jc w:val="left"/>
             </w:pPr>
             <w:r>
               <w:t xml:space="preserve">TEN 3.1</w:t>
@@ -2554,6 +2640,7 @@
           <w:p>
             <w:pPr>
               <w:pStyle w:val="Compact"/>
+              <w:jc w:val="left"/>
             </w:pPr>
             <w:r>
               <w:t xml:space="preserve">TEN 3.2</w:t>
@@ -2567,6 +2654,7 @@
           <w:p>
             <w:pPr>
               <w:pStyle w:val="Compact"/>
+              <w:jc w:val="left"/>
             </w:pPr>
             <w:r>
               <w:t xml:space="preserve">3.3</w:t>
@@ -2651,8 +2739,8 @@
         <w:t xml:space="preserve">Utilice la guía oficial CIS Controls v8.1 y Evaluación de Controles Especificación para el lenguaje exacto de Salvaguardia, clase de activos, función de seguridad, Grupo de Implementación, dependencias, insumos, operaciones, medidas, métricas y revisión procesal.</w:t>
       </w:r>
     </w:p>
-    <w:bookmarkEnd w:id="17"/>
-    <w:bookmarkStart w:id="18" w:name="X5ba1fcc9db7e50e6d8dc42ad38dcd74c5fbb621"/>
+    <w:bookmarkEnd w:id="28"/>
+    <w:bookmarkStart w:id="29" w:name="X5ba1fcc9db7e50e6d8dc42ad38dcd74c5fbb621"/>
     <w:p>
       <w:pPr>
         <w:pStyle w:val="Heading1"/>
@@ -2667,8 +2755,8 @@
       </w:pPr>
       <w:r>
         <w:rPr>
+          <w:iCs/>
           <w:i/>
-          <w:iCs/>
         </w:rPr>
         <w:t xml:space="preserve">Las 12 Salvaguardias, significado claro, enfoque de verificación y evidencia de ejemplo</w:t>
       </w:r>
@@ -2696,21 +2784,22 @@
       <w:tblPr>
         <w:tblStyle w:val="Table"/>
         <w:tblW w:type="pct" w:w="5000"/>
-        <w:tblLayout w:type="fixed"/>
         <w:tblLook w:firstRow="1" w:lastRow="0" w:firstColumn="0" w:lastColumn="0" w:noHBand="0" w:noVBand="0" w:val="0020"/>
+        <w:jc w:val="start"/>
       </w:tblPr>
       <w:tblGrid>
         <w:gridCol w:w="7920"/>
       </w:tblGrid>
       <w:tr>
         <w:trPr>
-          <w:tblHeader w:val="on"/>
+          <w:tblHeader w:val="true"/>
         </w:trPr>
         <w:tc>
           <w:tcPr/>
           <w:p>
             <w:pPr>
               <w:pStyle w:val="Compact"/>
+              <w:jc w:val="left"/>
             </w:pPr>
             <w:r>
               <w:t xml:space="preserve">****</w:t>
@@ -2815,8 +2904,8 @@
       </w:pPr>
       <w:r>
         <w:rPr>
+          <w:iCs/>
           <w:i/>
-          <w:iCs/>
         </w:rPr>
         <w:t xml:space="preserve">Todas las 6 Salvaguardias, significado claro, enfoque de verificación y evidencia de ejemplo</w:t>
       </w:r>
@@ -2844,21 +2933,22 @@
       <w:tblPr>
         <w:tblStyle w:val="Table"/>
         <w:tblW w:type="pct" w:w="5000"/>
-        <w:tblLayout w:type="fixed"/>
         <w:tblLook w:firstRow="1" w:lastRow="0" w:firstColumn="0" w:lastColumn="0" w:noHBand="0" w:noVBand="0" w:val="0020"/>
+        <w:jc w:val="start"/>
       </w:tblPr>
       <w:tblGrid>
         <w:gridCol w:w="7920"/>
       </w:tblGrid>
       <w:tr>
         <w:trPr>
-          <w:tblHeader w:val="on"/>
+          <w:tblHeader w:val="true"/>
         </w:trPr>
         <w:tc>
           <w:tcPr/>
           <w:p>
             <w:pPr>
               <w:pStyle w:val="Compact"/>
+              <w:jc w:val="left"/>
             </w:pPr>
             <w:r>
               <w:t xml:space="preserve">****</w:t>
@@ -2872,6 +2962,7 @@
           <w:p>
             <w:pPr>
               <w:pStyle w:val="Compact"/>
+              <w:jc w:val="left"/>
             </w:pPr>
             <w:r>
               <w:t xml:space="preserve">5.1</w:t>
@@ -2885,6 +2976,7 @@
           <w:p>
             <w:pPr>
               <w:pStyle w:val="Compact"/>
+              <w:jc w:val="left"/>
             </w:pPr>
             <w:r>
               <w:t xml:space="preserve">TEN 5.2</w:t>
@@ -2898,6 +2990,7 @@
           <w:p>
             <w:pPr>
               <w:pStyle w:val="Compact"/>
+              <w:jc w:val="left"/>
             </w:pPr>
             <w:r>
               <w:t xml:space="preserve">5.3</w:t>
@@ -2934,8 +3027,8 @@
         <w:t xml:space="preserve">Utilice la guía oficial CIS Controls v8.1 y Evaluación de Controles Especificación para el lenguaje exacto de Salvaguardia, clase de activos, función de seguridad, Grupo de Implementación, dependencias, insumos, operaciones, medidas, métricas y revisión procesal.</w:t>
       </w:r>
     </w:p>
-    <w:bookmarkEnd w:id="18"/>
-    <w:bookmarkStart w:id="19" w:name="control-6-access-control-management"/>
+    <w:bookmarkEnd w:id="29"/>
+    <w:bookmarkStart w:id="30" w:name="control-6-access-control-management"/>
     <w:p>
       <w:pPr>
         <w:pStyle w:val="Heading1"/>
@@ -2950,8 +3043,8 @@
       </w:pPr>
       <w:r>
         <w:rPr>
+          <w:iCs/>
           <w:i/>
-          <w:iCs/>
         </w:rPr>
         <w:t xml:space="preserve">Las 8 Salvaguardias, significado claro, enfoque de verificación y evidencia de ejemplo</w:t>
       </w:r>
@@ -2967,7 +3060,13 @@
         <w:t xml:space="preserve">יimg src=</w:t>
       </w:r>
       <w:r>
-        <w:t xml:space="preserve">“media/image6.png”</w:t>
+        <w:t xml:space="preserve">“</w:t>
+      </w:r>
+      <w:r>
+        <w:t xml:space="preserve">media/image6.png</w:t>
+      </w:r>
+      <w:r>
+        <w:t xml:space="preserve">”</w:t>
       </w:r>
       <w:r>
         <w:t xml:space="preserve"> </w:t>
@@ -2976,7 +3075,13 @@
         <w:t xml:space="preserve">style=</w:t>
       </w:r>
       <w:r>
-        <w:t xml:space="preserve">“width:6.15in;height:3.03192in”</w:t>
+        <w:t xml:space="preserve">“</w:t>
+      </w:r>
+      <w:r>
+        <w:t xml:space="preserve">width:6.15in;height:3.03192in</w:t>
+      </w:r>
+      <w:r>
+        <w:t xml:space="preserve">”</w:t>
       </w:r>
       <w:r>
         <w:t xml:space="preserve"> </w:t>
@@ -2985,7 +3090,13 @@
         <w:t xml:space="preserve">alt=</w:t>
       </w:r>
       <w:r>
-        <w:t xml:space="preserve">“Las cuentas y privilegios requieren la creación aprobada, la autenticación fuerte, la revisión y la revocación oportuna”</w:t>
+        <w:t xml:space="preserve">“</w:t>
+      </w:r>
+      <w:r>
+        <w:t xml:space="preserve">Las cuentas y privilegios requieren la creación aprobada, la autenticación fuerte, la revisión y la revocación oportuna</w:t>
+      </w:r>
+      <w:r>
+        <w:t xml:space="preserve">”</w:t>
       </w:r>
       <w:r>
         <w:t xml:space="preserve">.</w:t>
@@ -3019,21 +3130,22 @@
       <w:tblPr>
         <w:tblStyle w:val="Table"/>
         <w:tblW w:type="pct" w:w="5000"/>
-        <w:tblLayout w:type="fixed"/>
         <w:tblLook w:firstRow="1" w:lastRow="0" w:firstColumn="0" w:lastColumn="0" w:noHBand="0" w:noVBand="0" w:val="0020"/>
+        <w:jc w:val="start"/>
       </w:tblPr>
       <w:tblGrid>
         <w:gridCol w:w="7920"/>
       </w:tblGrid>
       <w:tr>
         <w:trPr>
-          <w:tblHeader w:val="on"/>
+          <w:tblHeader w:val="true"/>
         </w:trPr>
         <w:tc>
           <w:tcPr/>
           <w:p>
             <w:pPr>
               <w:pStyle w:val="Compact"/>
+              <w:jc w:val="left"/>
             </w:pPr>
             <w:r>
               <w:t xml:space="preserve">****</w:t>
@@ -3047,6 +3159,7 @@
           <w:p>
             <w:pPr>
               <w:pStyle w:val="Compact"/>
+              <w:jc w:val="left"/>
             </w:pPr>
             <w:r>
               <w:t xml:space="preserve">TEN 6.1 TEN Establezca un proceso de concesión de acceso</w:t>
@@ -3060,6 +3173,7 @@
           <w:p>
             <w:pPr>
               <w:pStyle w:val="Compact"/>
+              <w:jc w:val="left"/>
             </w:pPr>
             <w:r>
               <w:t xml:space="preserve">6.2</w:t>
@@ -3073,6 +3187,7 @@
           <w:p>
             <w:pPr>
               <w:pStyle w:val="Compact"/>
+              <w:jc w:val="left"/>
             </w:pPr>
             <w:r>
               <w:t xml:space="preserve">TEN 6.3</w:t>
@@ -3086,6 +3201,7 @@
           <w:p>
             <w:pPr>
               <w:pStyle w:val="Compact"/>
+              <w:jc w:val="left"/>
             </w:pPr>
             <w:r>
               <w:t xml:space="preserve">6.4</w:t>
@@ -3142,8 +3258,8 @@
       </w:pPr>
       <w:r>
         <w:rPr>
+          <w:iCs/>
           <w:i/>
-          <w:iCs/>
         </w:rPr>
         <w:t xml:space="preserve">Las 7 Salvaguardias, significado claro, enfoque de verificación y evidencia de ejemplo</w:t>
       </w:r>
@@ -3159,7 +3275,13 @@
         <w:t xml:space="preserve">■img src=</w:t>
       </w:r>
       <w:r>
-        <w:t xml:space="preserve">“media/image7.png”</w:t>
+        <w:t xml:space="preserve">“</w:t>
+      </w:r>
+      <w:r>
+        <w:t xml:space="preserve">media/image7.png</w:t>
+      </w:r>
+      <w:r>
+        <w:t xml:space="preserve">”</w:t>
       </w:r>
       <w:r>
         <w:t xml:space="preserve"> </w:t>
@@ -3168,7 +3290,13 @@
         <w:t xml:space="preserve">estilo=</w:t>
       </w:r>
       <w:r>
-        <w:t xml:space="preserve">“width:6.15in;height:3.14547in”</w:t>
+        <w:t xml:space="preserve">“</w:t>
+      </w:r>
+      <w:r>
+        <w:t xml:space="preserve">width:6.15in;height:3.14547in</w:t>
+      </w:r>
+      <w:r>
+        <w:t xml:space="preserve">”</w:t>
       </w:r>
       <w:r>
         <w:t xml:space="preserve"> </w:t>
@@ -3177,7 +3305,13 @@
         <w:t xml:space="preserve">alt=</w:t>
       </w:r>
       <w:r>
-        <w:t xml:space="preserve">“Cobertura completa y materia de remediación verificada más que producir informes de escaneo.”</w:t>
+        <w:t xml:space="preserve">“</w:t>
+      </w:r>
+      <w:r>
+        <w:t xml:space="preserve">Cobertura completa y materia de remediación verificada más que producir informes de escaneo.</w:t>
+      </w:r>
+      <w:r>
+        <w:t xml:space="preserve">”</w:t>
       </w:r>
       <w:r>
         <w:t xml:space="preserve"> </w:t>
@@ -3214,21 +3348,22 @@
       <w:tblPr>
         <w:tblStyle w:val="Table"/>
         <w:tblW w:type="pct" w:w="5000"/>
-        <w:tblLayout w:type="fixed"/>
         <w:tblLook w:firstRow="1" w:lastRow="0" w:firstColumn="0" w:lastColumn="0" w:noHBand="0" w:noVBand="0" w:val="0020"/>
+        <w:jc w:val="start"/>
       </w:tblPr>
       <w:tblGrid>
         <w:gridCol w:w="7920"/>
       </w:tblGrid>
       <w:tr>
         <w:trPr>
-          <w:tblHeader w:val="on"/>
+          <w:tblHeader w:val="true"/>
         </w:trPr>
         <w:tc>
           <w:tcPr/>
           <w:p>
             <w:pPr>
               <w:pStyle w:val="Compact"/>
+              <w:jc w:val="left"/>
             </w:pPr>
             <w:r>
               <w:t xml:space="preserve">****</w:t>
@@ -3242,6 +3377,7 @@
           <w:p>
             <w:pPr>
               <w:pStyle w:val="Compact"/>
+              <w:jc w:val="left"/>
             </w:pPr>
             <w:r>
               <w:t xml:space="preserve">7.1</w:t>
@@ -3255,6 +3391,7 @@
           <w:p>
             <w:pPr>
               <w:pStyle w:val="Compact"/>
+              <w:jc w:val="left"/>
             </w:pPr>
             <w:r>
               <w:t xml:space="preserve">TEN 7.2</w:t>
@@ -3268,6 +3405,7 @@
           <w:p>
             <w:pPr>
               <w:pStyle w:val="Compact"/>
+              <w:jc w:val="left"/>
             </w:pPr>
             <w:r>
               <w:t xml:space="preserve">7.3</w:t>
@@ -3281,6 +3419,7 @@
           <w:p>
             <w:pPr>
               <w:pStyle w:val="Compact"/>
+              <w:jc w:val="left"/>
             </w:pPr>
             <w:r>
               <w:t xml:space="preserve">7.4  Perform Automated Application Patch Management Ponga en marcha un proceso repetible, de propiedad o control técnico para realizar Automated Application Patch Management, a continuación, verifique cobertura y excepciones. tención Confirme alcance definido, población, propiedad, implementación, frecuencia, cobertura, excepciones, corrección y retest. procesos, alimentaciones, cobertura de activos, escaneos autenticados, resultados de parches, excepciones, boletos de remediación y rescans</w:t>
@@ -3294,6 +3433,7 @@
           <w:p>
             <w:pPr>
               <w:pStyle w:val="Compact"/>
+              <w:jc w:val="left"/>
             </w:pPr>
             <w:r>
               <w:t xml:space="preserve">7.5</w:t>
@@ -3324,8 +3464,8 @@
         <w:t xml:space="preserve">Utilice la guía oficial CIS Controls v8.1 y Evaluación de Controles Especificación para el lenguaje exacto de Salvaguardia, clase de activos, función de seguridad, Grupo de Implementación, dependencias, insumos, operaciones, medidas, métricas y revisión procesal.</w:t>
       </w:r>
     </w:p>
-    <w:bookmarkEnd w:id="19"/>
-    <w:bookmarkStart w:id="20" w:name="control-8-audit-log-management"/>
+    <w:bookmarkEnd w:id="30"/>
+    <w:bookmarkStart w:id="31" w:name="control-8-audit-log-management"/>
     <w:p>
       <w:pPr>
         <w:pStyle w:val="Heading1"/>
@@ -3340,8 +3480,8 @@
       </w:pPr>
       <w:r>
         <w:rPr>
+          <w:iCs/>
           <w:i/>
-          <w:iCs/>
         </w:rPr>
         <w:t xml:space="preserve">Las 12 Salvaguardias, significado claro, enfoque de verificación y evidencia de ejemplo</w:t>
       </w:r>
@@ -3369,21 +3509,22 @@
       <w:tblPr>
         <w:tblStyle w:val="Table"/>
         <w:tblW w:type="pct" w:w="5000"/>
-        <w:tblLayout w:type="fixed"/>
         <w:tblLook w:firstRow="1" w:lastRow="0" w:firstColumn="0" w:lastColumn="0" w:noHBand="0" w:noVBand="0" w:val="0020"/>
+        <w:jc w:val="start"/>
       </w:tblPr>
       <w:tblGrid>
         <w:gridCol w:w="7920"/>
       </w:tblGrid>
       <w:tr>
         <w:trPr>
-          <w:tblHeader w:val="on"/>
+          <w:tblHeader w:val="true"/>
         </w:trPr>
         <w:tc>
           <w:tcPr/>
           <w:p>
             <w:pPr>
               <w:pStyle w:val="Compact"/>
+              <w:jc w:val="left"/>
             </w:pPr>
             <w:r>
               <w:t xml:space="preserve">****</w:t>
@@ -3397,6 +3538,7 @@
           <w:p>
             <w:pPr>
               <w:pStyle w:val="Compact"/>
+              <w:jc w:val="left"/>
             </w:pPr>
             <w:r>
               <w:t xml:space="preserve">tención 8.1</w:t>
@@ -3410,6 +3552,7 @@
           <w:p>
             <w:pPr>
               <w:pStyle w:val="Compact"/>
+              <w:jc w:val="left"/>
             </w:pPr>
             <w:r>
               <w:t xml:space="preserve">8.2</w:t>
@@ -3423,6 +3566,7 @@
           <w:p>
             <w:pPr>
               <w:pStyle w:val="Compact"/>
+              <w:jc w:val="left"/>
             </w:pPr>
             <w:r>
               <w:t xml:space="preserve">8.3</w:t>
@@ -3436,6 +3580,7 @@
           <w:p>
             <w:pPr>
               <w:pStyle w:val="Compact"/>
+              <w:jc w:val="left"/>
             </w:pPr>
             <w:r>
               <w:t xml:space="preserve">8.4 ← Normalizar la sincronización del tiempo ← Poner en marcha un proceso repetible, de propiedad o control técnico para estandarizar la sincronización del tiempo, a continuación, verificar cobertura y excepciones. tención Confirme alcance definido, población, propiedad, implementación, frecuencia, cobertura, excepciones, corrección y retest. requisitos de registro, inventario de fuentes, almacenamiento, configuración del tiempo, registros detallados, plataforma central, revisiones y retención</w:t>
@@ -3449,6 +3594,7 @@
           <w:p>
             <w:pPr>
               <w:pStyle w:val="Compact"/>
+              <w:jc w:val="left"/>
             </w:pPr>
             <w:r>
               <w:t xml:space="preserve">8.5</w:t>
@@ -3462,6 +3608,7 @@
           <w:p>
             <w:pPr>
               <w:pStyle w:val="Compact"/>
+              <w:jc w:val="left"/>
             </w:pPr>
             <w:r>
               <w:t xml:space="preserve">8.6</w:t>
@@ -3475,6 +3622,7 @@
           <w:p>
             <w:pPr>
               <w:pStyle w:val="Compact"/>
+              <w:jc w:val="left"/>
             </w:pPr>
             <w:r>
               <w:t xml:space="preserve">8.7</w:t>
@@ -3488,6 +3636,7 @@
           <w:p>
             <w:pPr>
               <w:pStyle w:val="Compact"/>
+              <w:jc w:val="left"/>
             </w:pPr>
             <w:r>
               <w:t xml:space="preserve">8.8</w:t>
@@ -3501,6 +3650,7 @@
           <w:p>
             <w:pPr>
               <w:pStyle w:val="Compact"/>
+              <w:jc w:val="left"/>
             </w:pPr>
             <w:r>
               <w:t xml:space="preserve">8.9</w:t>
@@ -3514,6 +3664,7 @@
           <w:p>
             <w:pPr>
               <w:pStyle w:val="Compact"/>
+              <w:jc w:val="left"/>
             </w:pPr>
             <w:r>
               <w:t xml:space="preserve">8.10</w:t>
@@ -3527,6 +3678,7 @@
           <w:p>
             <w:pPr>
               <w:pStyle w:val="Compact"/>
+              <w:jc w:val="left"/>
             </w:pPr>
             <w:r>
               <w:t xml:space="preserve">8.11</w:t>
@@ -3540,6 +3692,7 @@
           <w:p>
             <w:pPr>
               <w:pStyle w:val="Compact"/>
+              <w:jc w:val="left"/>
             </w:pPr>
             <w:r>
               <w:t xml:space="preserve">8.12</w:t>
@@ -3556,8 +3709,8 @@
         <w:t xml:space="preserve">Utilice la guía oficial CIS Controls v8.1 y Evaluación de Controles Especificación para el lenguaje exacto de Salvaguardia, clase de activos, función de seguridad, Grupo de Implementación, dependencias, insumos, operaciones, medidas, métricas y revisión procesal.</w:t>
       </w:r>
     </w:p>
-    <w:bookmarkEnd w:id="20"/>
-    <w:bookmarkStart w:id="21" w:name="X61a6fa901b4cb4af355893d1db14e759896d15a"/>
+    <w:bookmarkEnd w:id="31"/>
+    <w:bookmarkStart w:id="32" w:name="X61a6fa901b4cb4af355893d1db14e759896d15a"/>
     <w:p>
       <w:pPr>
         <w:pStyle w:val="Heading1"/>
@@ -3572,8 +3725,8 @@
       </w:pPr>
       <w:r>
         <w:rPr>
+          <w:iCs/>
           <w:i/>
-          <w:iCs/>
         </w:rPr>
         <w:t xml:space="preserve">Las 7 Salvaguardias, significado claro, enfoque de verificación y evidencia de ejemplo</w:t>
       </w:r>
@@ -3601,21 +3754,22 @@
       <w:tblPr>
         <w:tblStyle w:val="Table"/>
         <w:tblW w:type="pct" w:w="5000"/>
-        <w:tblLayout w:type="fixed"/>
         <w:tblLook w:firstRow="1" w:lastRow="0" w:firstColumn="0" w:lastColumn="0" w:noHBand="0" w:noVBand="0" w:val="0020"/>
+        <w:jc w:val="start"/>
       </w:tblPr>
       <w:tblGrid>
         <w:gridCol w:w="7920"/>
       </w:tblGrid>
       <w:tr>
         <w:trPr>
-          <w:tblHeader w:val="on"/>
+          <w:tblHeader w:val="true"/>
         </w:trPr>
         <w:tc>
           <w:tcPr/>
           <w:p>
             <w:pPr>
               <w:pStyle w:val="Compact"/>
+              <w:jc w:val="left"/>
             </w:pPr>
             <w:r>
               <w:t xml:space="preserve">****</w:t>
@@ -3629,6 +3783,7 @@
           <w:p>
             <w:pPr>
               <w:pStyle w:val="Compact"/>
+              <w:jc w:val="left"/>
             </w:pPr>
             <w:r>
               <w:t xml:space="preserve">TEN 9.1 TENCIÓN Asegurar el uso de sólo navegadores completos y clientes de correo electrónico</w:t>
@@ -3642,6 +3797,7 @@
           <w:p>
             <w:pPr>
               <w:pStyle w:val="Compact"/>
+              <w:jc w:val="left"/>
             </w:pPr>
             <w:r>
               <w:t xml:space="preserve">TEN 9.2</w:t>
@@ -3655,6 +3811,7 @@
           <w:p>
             <w:pPr>
               <w:pStyle w:val="Compact"/>
+              <w:jc w:val="left"/>
             </w:pPr>
             <w:r>
               <w:t xml:space="preserve">9.3</w:t>
@@ -3668,6 +3825,7 @@
           <w:p>
             <w:pPr>
               <w:pStyle w:val="Compact"/>
+              <w:jc w:val="left"/>
             </w:pPr>
             <w:r>
               <w:t xml:space="preserve">9.4</w:t>
@@ -3681,6 +3839,7 @@
           <w:p>
             <w:pPr>
               <w:pStyle w:val="Compact"/>
+              <w:jc w:val="left"/>
             </w:pPr>
             <w:r>
               <w:t xml:space="preserve">TEN 9.5</w:t>
@@ -3694,6 +3853,7 @@
           <w:p>
             <w:pPr>
               <w:pStyle w:val="Compact"/>
+              <w:jc w:val="left"/>
             </w:pPr>
             <w:r>
               <w:t xml:space="preserve">TEN 9.6</w:t>
@@ -3707,6 +3867,7 @@
           <w:p>
             <w:pPr>
               <w:pStyle w:val="Compact"/>
+              <w:jc w:val="left"/>
             </w:pPr>
             <w:r>
               <w:t xml:space="preserve">9.7</w:t>
@@ -3723,8 +3884,8 @@
         <w:t xml:space="preserve">Utilice la guía oficial CIS Controls v8.1 y Evaluación de Controles Especificación para el lenguaje exacto de Salvaguardia, clase de activos, función de seguridad, Grupo de Implementación, dependencias, insumos, operaciones, medidas, métricas y revisión procesal.</w:t>
       </w:r>
     </w:p>
-    <w:bookmarkEnd w:id="21"/>
-    <w:bookmarkStart w:id="22" w:name="control-10-malware-defenses"/>
+    <w:bookmarkEnd w:id="32"/>
+    <w:bookmarkStart w:id="33" w:name="control-10-malware-defenses"/>
     <w:p>
       <w:pPr>
         <w:pStyle w:val="Heading1"/>
@@ -3739,8 +3900,8 @@
       </w:pPr>
       <w:r>
         <w:rPr>
+          <w:iCs/>
           <w:i/>
-          <w:iCs/>
         </w:rPr>
         <w:t xml:space="preserve">Las 7 Salvaguardias, significado claro, enfoque de verificación y evidencia de ejemplo</w:t>
       </w:r>
@@ -3768,21 +3929,22 @@
       <w:tblPr>
         <w:tblStyle w:val="Table"/>
         <w:tblW w:type="pct" w:w="5000"/>
-        <w:tblLayout w:type="fixed"/>
         <w:tblLook w:firstRow="1" w:lastRow="0" w:firstColumn="0" w:lastColumn="0" w:noHBand="0" w:noVBand="0" w:val="0020"/>
+        <w:jc w:val="start"/>
       </w:tblPr>
       <w:tblGrid>
         <w:gridCol w:w="7920"/>
       </w:tblGrid>
       <w:tr>
         <w:trPr>
-          <w:tblHeader w:val="on"/>
+          <w:tblHeader w:val="true"/>
         </w:trPr>
         <w:tc>
           <w:tcPr/>
           <w:p>
             <w:pPr>
               <w:pStyle w:val="Compact"/>
+              <w:jc w:val="left"/>
             </w:pPr>
             <w:r>
               <w:t xml:space="preserve">****</w:t>
@@ -3796,6 +3958,7 @@
           <w:p>
             <w:pPr>
               <w:pStyle w:val="Compact"/>
+              <w:jc w:val="left"/>
             </w:pPr>
             <w:r>
               <w:t xml:space="preserve">10.1</w:t>
@@ -3809,6 +3972,7 @@
           <w:p>
             <w:pPr>
               <w:pStyle w:val="Compact"/>
+              <w:jc w:val="left"/>
             </w:pPr>
             <w:r>
               <w:t xml:space="preserve">10.2</w:t>
@@ -3822,6 +3986,7 @@
           <w:p>
             <w:pPr>
               <w:pStyle w:val="Compact"/>
+              <w:jc w:val="left"/>
             </w:pPr>
             <w:r>
               <w:t xml:space="preserve">TEN 10.3</w:t>
@@ -3835,6 +4000,7 @@
           <w:p>
             <w:pPr>
               <w:pStyle w:val="Compact"/>
+              <w:jc w:val="left"/>
             </w:pPr>
             <w:r>
               <w:t xml:space="preserve">10.4</w:t>
@@ -3848,6 +4014,7 @@
           <w:p>
             <w:pPr>
               <w:pStyle w:val="Compact"/>
+              <w:jc w:val="left"/>
             </w:pPr>
             <w:r>
               <w:t xml:space="preserve">10.5</w:t>
@@ -3861,6 +4028,7 @@
           <w:p>
             <w:pPr>
               <w:pStyle w:val="Compact"/>
+              <w:jc w:val="left"/>
             </w:pPr>
             <w:r>
               <w:t xml:space="preserve">10.6</w:t>
@@ -3874,6 +4042,7 @@
           <w:p>
             <w:pPr>
               <w:pStyle w:val="Compact"/>
+              <w:jc w:val="left"/>
             </w:pPr>
             <w:r>
               <w:t xml:space="preserve">10.7</w:t>
@@ -3890,8 +4059,8 @@
         <w:t xml:space="preserve">Utilice la guía oficial CIS Controls v8.1 y Evaluación de Controles Especificación para el lenguaje exacto de Salvaguardia, clase de activos, función de seguridad, Grupo de Implementación, dependencias, insumos, operaciones, medidas, métricas y revisión procesal.</w:t>
       </w:r>
     </w:p>
-    <w:bookmarkEnd w:id="22"/>
-    <w:bookmarkStart w:id="23" w:name="control-11-data-recovery"/>
+    <w:bookmarkEnd w:id="33"/>
+    <w:bookmarkStart w:id="34" w:name="control-11-data-recovery"/>
     <w:p>
       <w:pPr>
         <w:pStyle w:val="Heading1"/>
@@ -3906,8 +4075,8 @@
       </w:pPr>
       <w:r>
         <w:rPr>
+          <w:iCs/>
           <w:i/>
-          <w:iCs/>
         </w:rPr>
         <w:t xml:space="preserve">Las 5 Salvaguardias, significado claro, enfoque de verificación y evidencia de ejemplo</w:t>
       </w:r>
@@ -3935,21 +4104,22 @@
       <w:tblPr>
         <w:tblStyle w:val="Table"/>
         <w:tblW w:type="pct" w:w="5000"/>
-        <w:tblLayout w:type="fixed"/>
         <w:tblLook w:firstRow="1" w:lastRow="0" w:firstColumn="0" w:lastColumn="0" w:noHBand="0" w:noVBand="0" w:val="0020"/>
+        <w:jc w:val="start"/>
       </w:tblPr>
       <w:tblGrid>
         <w:gridCol w:w="7920"/>
       </w:tblGrid>
       <w:tr>
         <w:trPr>
-          <w:tblHeader w:val="on"/>
+          <w:tblHeader w:val="true"/>
         </w:trPr>
         <w:tc>
           <w:tcPr/>
           <w:p>
             <w:pPr>
               <w:pStyle w:val="Compact"/>
+              <w:jc w:val="left"/>
             </w:pPr>
             <w:r>
               <w:t xml:space="preserve">****</w:t>
@@ -3963,6 +4133,7 @@
           <w:p>
             <w:pPr>
               <w:pStyle w:val="Compact"/>
+              <w:jc w:val="left"/>
             </w:pPr>
             <w:r>
               <w:t xml:space="preserve">TEN 11.1</w:t>
@@ -3976,6 +4147,7 @@
           <w:p>
             <w:pPr>
               <w:pStyle w:val="Compact"/>
+              <w:jc w:val="left"/>
             </w:pPr>
             <w:r>
               <w:t xml:space="preserve">11.2</w:t>
@@ -3989,6 +4161,7 @@
           <w:p>
             <w:pPr>
               <w:pStyle w:val="Compact"/>
+              <w:jc w:val="left"/>
             </w:pPr>
             <w:r>
               <w:t xml:space="preserve">11.3</w:t>
@@ -4002,6 +4175,7 @@
           <w:p>
             <w:pPr>
               <w:pStyle w:val="Compact"/>
+              <w:jc w:val="left"/>
             </w:pPr>
             <w:r>
               <w:t xml:space="preserve">TEN 11.4</w:t>
@@ -4015,6 +4189,7 @@
           <w:p>
             <w:pPr>
               <w:pStyle w:val="Compact"/>
+              <w:jc w:val="left"/>
             </w:pPr>
             <w:r>
               <w:t xml:space="preserve">TEN 11.5</w:t>
@@ -4045,8 +4220,8 @@
       </w:pPr>
       <w:r>
         <w:rPr>
+          <w:iCs/>
           <w:i/>
-          <w:iCs/>
         </w:rPr>
         <w:t xml:space="preserve">Las 8 Salvaguardias, significado claro, enfoque de verificación y evidencia de ejemplo</w:t>
       </w:r>
@@ -4082,8 +4257,8 @@
       </w:r>
       <w:r>
         <w:rPr>
+          <w:bCs/>
           <w:b/>
-          <w:bCs/>
         </w:rPr>
         <w:t xml:space="preserve">Significado claro</w:t>
       </w:r>
@@ -4158,8 +4333,8 @@
         <w:t xml:space="preserve">Utilice la guía oficial CIS Controls v8.1 y Evaluación de Controles Especificación para el lenguaje exacto de Salvaguardia, clase de activos, función de seguridad, Grupo de Implementación, dependencias, insumos, operaciones, medidas, métricas y revisión procesal.</w:t>
       </w:r>
     </w:p>
-    <w:bookmarkEnd w:id="23"/>
-    <w:bookmarkStart w:id="24" w:name="X70229194786b2abc2dfe755a6454a63b37ad7a9"/>
+    <w:bookmarkEnd w:id="34"/>
+    <w:bookmarkStart w:id="35" w:name="X70229194786b2abc2dfe755a6454a63b37ad7a9"/>
     <w:p>
       <w:pPr>
         <w:pStyle w:val="Heading1"/>
@@ -4174,8 +4349,8 @@
       </w:pPr>
       <w:r>
         <w:rPr>
+          <w:iCs/>
           <w:i/>
-          <w:iCs/>
         </w:rPr>
         <w:t xml:space="preserve">Todas las 11 Salvaguardias, significado claro, enfoque de verificación y evidencia de ejemplo</w:t>
       </w:r>
@@ -4191,7 +4366,13 @@
         <w:t xml:space="preserve">■img src=</w:t>
       </w:r>
       <w:r>
-        <w:t xml:space="preserve">“media/image8.png”</w:t>
+        <w:t xml:space="preserve">“</w:t>
+      </w:r>
+      <w:r>
+        <w:t xml:space="preserve">media/image8.png</w:t>
+      </w:r>
+      <w:r>
+        <w:t xml:space="preserve">”</w:t>
       </w:r>
       <w:r>
         <w:t xml:space="preserve"> </w:t>
@@ -4200,7 +4381,13 @@
         <w:t xml:space="preserve">estilo=</w:t>
       </w:r>
       <w:r>
-        <w:t xml:space="preserve">“width:6.15in;height:3.20094in”</w:t>
+        <w:t xml:space="preserve">“</w:t>
+      </w:r>
+      <w:r>
+        <w:t xml:space="preserve">width:6.15in;height:3.20094in</w:t>
+      </w:r>
+      <w:r>
+        <w:t xml:space="preserve">”</w:t>
       </w:r>
       <w:r>
         <w:t xml:space="preserve"> </w:t>
@@ -4209,7 +4396,13 @@
         <w:t xml:space="preserve">alt=</w:t>
       </w:r>
       <w:r>
-        <w:t xml:space="preserve">“Contexto centralizado, detección sintonizada, investigación humana y respuesta crean defensa útil”</w:t>
+        <w:t xml:space="preserve">“</w:t>
+      </w:r>
+      <w:r>
+        <w:t xml:space="preserve">Contexto centralizado, detección sintonizada, investigación humana y respuesta crean defensa útil</w:t>
+      </w:r>
+      <w:r>
+        <w:t xml:space="preserve">”</w:t>
       </w:r>
       <w:r>
         <w:t xml:space="preserve">.</w:t>
@@ -4243,21 +4436,22 @@
       <w:tblPr>
         <w:tblStyle w:val="Table"/>
         <w:tblW w:type="pct" w:w="5000"/>
-        <w:tblLayout w:type="fixed"/>
         <w:tblLook w:firstRow="1" w:lastRow="0" w:firstColumn="0" w:lastColumn="0" w:noHBand="0" w:noVBand="0" w:val="0020"/>
+        <w:jc w:val="start"/>
       </w:tblPr>
       <w:tblGrid>
         <w:gridCol w:w="7920"/>
       </w:tblGrid>
       <w:tr>
         <w:trPr>
-          <w:tblHeader w:val="on"/>
+          <w:tblHeader w:val="true"/>
         </w:trPr>
         <w:tc>
           <w:tcPr/>
           <w:p>
             <w:pPr>
               <w:pStyle w:val="Compact"/>
+              <w:jc w:val="left"/>
             </w:pPr>
             <w:r>
               <w:t xml:space="preserve">****</w:t>
@@ -4271,6 +4465,7 @@
           <w:p>
             <w:pPr>
               <w:pStyle w:val="Compact"/>
+              <w:jc w:val="left"/>
             </w:pPr>
             <w:r>
               <w:t xml:space="preserve">13.1</w:t>
@@ -4284,6 +4479,7 @@
           <w:p>
             <w:pPr>
               <w:pStyle w:val="Compact"/>
+              <w:jc w:val="left"/>
             </w:pPr>
             <w:r>
               <w:t xml:space="preserve">13.2</w:t>
@@ -4297,6 +4493,7 @@
           <w:p>
             <w:pPr>
               <w:pStyle w:val="Compact"/>
+              <w:jc w:val="left"/>
             </w:pPr>
             <w:r>
               <w:t xml:space="preserve">13.3</w:t>
@@ -4310,6 +4507,7 @@
           <w:p>
             <w:pPr>
               <w:pStyle w:val="Compact"/>
+              <w:jc w:val="left"/>
             </w:pPr>
             <w:r>
               <w:t xml:space="preserve">13.4</w:t>
@@ -4323,6 +4521,7 @@
           <w:p>
             <w:pPr>
               <w:pStyle w:val="Compact"/>
+              <w:jc w:val="left"/>
             </w:pPr>
             <w:r>
               <w:t xml:space="preserve">13.5</w:t>
@@ -4336,6 +4535,7 @@
           <w:p>
             <w:pPr>
               <w:pStyle w:val="Compact"/>
+              <w:jc w:val="left"/>
             </w:pPr>
             <w:r>
               <w:t xml:space="preserve">13.6  Collect Network Traffic Flow Logs Ponga en marcha un proceso repetible, de propiedad o control técnico para recoger los Logs de flujo de tráfico de red, a continuación, verifique cobertura y excepciones. tención Confirme alcance definido, población, propiedad, implementación, frecuencia, cobertura, excepciones, corrección y retest. cobertura SIEM, detección de host/network, segmentación, mandos remotos, registros de flujo, sistemas de prevención y alerta de afinación</w:t>
@@ -4349,6 +4549,7 @@
           <w:p>
             <w:pPr>
               <w:pStyle w:val="Compact"/>
+              <w:jc w:val="left"/>
             </w:pPr>
             <w:r>
               <w:t xml:space="preserve">13.7</w:t>
@@ -4362,6 +4563,7 @@
           <w:p>
             <w:pPr>
               <w:pStyle w:val="Compact"/>
+              <w:jc w:val="left"/>
             </w:pPr>
             <w:r>
               <w:t xml:space="preserve">13.8</w:t>
@@ -4375,6 +4577,7 @@
           <w:p>
             <w:pPr>
               <w:pStyle w:val="Compact"/>
+              <w:jc w:val="left"/>
             </w:pPr>
             <w:r>
               <w:t xml:space="preserve">13.9 Ponga en marcha un proceso repetible, de propiedad o control técnico para desplegar Port-Level Access Control, a continuación, verifique cobertura y excepciones. tención Confirme alcance definido, población, propiedad, implementación, frecuencia, cobertura, excepciones, corrección y retest. cobertura SIEM, detección de host/network, segmentación, mandos remotos, registros de flujo, sistemas de prevención y alerta de afinación</w:t>
@@ -4388,6 +4591,7 @@
           <w:p>
             <w:pPr>
               <w:pStyle w:val="Compact"/>
+              <w:jc w:val="left"/>
             </w:pPr>
             <w:r>
               <w:t xml:space="preserve">13.10</w:t>
@@ -4401,6 +4605,7 @@
           <w:p>
             <w:pPr>
               <w:pStyle w:val="Compact"/>
+              <w:jc w:val="left"/>
             </w:pPr>
             <w:r>
               <w:t xml:space="preserve">13.11</w:t>
@@ -4417,8 +4622,8 @@
         <w:t xml:space="preserve">Utilice la guía oficial CIS Controls v8.1 y Evaluación de Controles Especificación para el lenguaje exacto de Salvaguardia, clase de activos, función de seguridad, Grupo de Implementación, dependencias, insumos, operaciones, medidas, métricas y revisión procesal.</w:t>
       </w:r>
     </w:p>
-    <w:bookmarkEnd w:id="24"/>
-    <w:bookmarkStart w:id="25" w:name="X42b99efe6a3de02b879e5b97e2145eff592e532"/>
+    <w:bookmarkEnd w:id="35"/>
+    <w:bookmarkStart w:id="36" w:name="X42b99efe6a3de02b879e5b97e2145eff592e532"/>
     <w:p>
       <w:pPr>
         <w:pStyle w:val="Heading1"/>
@@ -4433,8 +4638,8 @@
       </w:pPr>
       <w:r>
         <w:rPr>
+          <w:iCs/>
           <w:i/>
-          <w:iCs/>
         </w:rPr>
         <w:t xml:space="preserve">Las 9 Salvaguardias, significado claro, enfoque de verificación y evidencia de ejemplo</w:t>
       </w:r>
@@ -4462,21 +4667,22 @@
       <w:tblPr>
         <w:tblStyle w:val="Table"/>
         <w:tblW w:type="pct" w:w="5000"/>
-        <w:tblLayout w:type="fixed"/>
         <w:tblLook w:firstRow="1" w:lastRow="0" w:firstColumn="0" w:lastColumn="0" w:noHBand="0" w:noVBand="0" w:val="0020"/>
+        <w:jc w:val="start"/>
       </w:tblPr>
       <w:tblGrid>
         <w:gridCol w:w="7920"/>
       </w:tblGrid>
       <w:tr>
         <w:trPr>
-          <w:tblHeader w:val="on"/>
+          <w:tblHeader w:val="true"/>
         </w:trPr>
         <w:tc>
           <w:tcPr/>
           <w:p>
             <w:pPr>
               <w:pStyle w:val="Compact"/>
+              <w:jc w:val="left"/>
             </w:pPr>
             <w:r>
               <w:t xml:space="preserve">****</w:t>
@@ -4490,6 +4696,7 @@
           <w:p>
             <w:pPr>
               <w:pStyle w:val="Compact"/>
+              <w:jc w:val="left"/>
             </w:pPr>
             <w:r>
               <w:t xml:space="preserve">TEN 14.1</w:t>
@@ -4503,6 +4710,7 @@
           <w:p>
             <w:pPr>
               <w:pStyle w:val="Compact"/>
+              <w:jc w:val="left"/>
             </w:pPr>
             <w:r>
               <w:t xml:space="preserve">14.2</w:t>
@@ -4516,6 +4724,7 @@
           <w:p>
             <w:pPr>
               <w:pStyle w:val="Compact"/>
+              <w:jc w:val="left"/>
             </w:pPr>
             <w:r>
               <w:t xml:space="preserve">TEN 14.3</w:t>
@@ -4529,6 +4738,7 @@
           <w:p>
             <w:pPr>
               <w:pStyle w:val="Compact"/>
+              <w:jc w:val="left"/>
             </w:pPr>
             <w:r>
               <w:t xml:space="preserve">14.4</w:t>
@@ -4542,6 +4752,7 @@
           <w:p>
             <w:pPr>
               <w:pStyle w:val="Compact"/>
+              <w:jc w:val="left"/>
             </w:pPr>
             <w:r>
               <w:t xml:space="preserve">14.5</w:t>
@@ -4555,6 +4766,7 @@
           <w:p>
             <w:pPr>
               <w:pStyle w:val="Compact"/>
+              <w:jc w:val="left"/>
             </w:pPr>
             <w:r>
               <w:t xml:space="preserve">14.6</w:t>
@@ -4568,6 +4780,7 @@
           <w:p>
             <w:pPr>
               <w:pStyle w:val="Compact"/>
+              <w:jc w:val="left"/>
             </w:pPr>
             <w:r>
               <w:t xml:space="preserve">14.7</w:t>
@@ -4581,6 +4794,7 @@
           <w:p>
             <w:pPr>
               <w:pStyle w:val="Compact"/>
+              <w:jc w:val="left"/>
             </w:pPr>
             <w:r>
               <w:t xml:space="preserve">TEN 14.8</w:t>
@@ -4594,6 +4808,7 @@
           <w:p>
             <w:pPr>
               <w:pStyle w:val="Compact"/>
+              <w:jc w:val="left"/>
             </w:pPr>
             <w:r>
               <w:t xml:space="preserve">TEN 14.9</w:t>
@@ -4610,8 +4825,8 @@
         <w:t xml:space="preserve">Utilice la guía oficial CIS Controls v8.1 y Evaluación de Controles Especificación para el lenguaje exacto de Salvaguardia, clase de activos, función de seguridad, Grupo de Implementación, dependencias, insumos, operaciones, medidas, métricas y revisión procesal.</w:t>
       </w:r>
     </w:p>
-    <w:bookmarkEnd w:id="25"/>
-    <w:bookmarkStart w:id="26" w:name="control-15-service-provider-management"/>
+    <w:bookmarkEnd w:id="36"/>
+    <w:bookmarkStart w:id="37" w:name="control-15-service-provider-management"/>
     <w:p>
       <w:pPr>
         <w:pStyle w:val="Heading1"/>
@@ -4626,8 +4841,8 @@
       </w:pPr>
       <w:r>
         <w:rPr>
+          <w:iCs/>
           <w:i/>
-          <w:iCs/>
         </w:rPr>
         <w:t xml:space="preserve">Las 7 Salvaguardias, significado claro, enfoque de verificación y evidencia de ejemplo</w:t>
       </w:r>
@@ -4655,21 +4870,22 @@
       <w:tblPr>
         <w:tblStyle w:val="Table"/>
         <w:tblW w:type="pct" w:w="5000"/>
-        <w:tblLayout w:type="fixed"/>
         <w:tblLook w:firstRow="1" w:lastRow="0" w:firstColumn="0" w:lastColumn="0" w:noHBand="0" w:noVBand="0" w:val="0020"/>
+        <w:jc w:val="start"/>
       </w:tblPr>
       <w:tblGrid>
         <w:gridCol w:w="7920"/>
       </w:tblGrid>
       <w:tr>
         <w:trPr>
-          <w:tblHeader w:val="on"/>
+          <w:tblHeader w:val="true"/>
         </w:trPr>
         <w:tc>
           <w:tcPr/>
           <w:p>
             <w:pPr>
               <w:pStyle w:val="Compact"/>
+              <w:jc w:val="left"/>
             </w:pPr>
             <w:r>
               <w:t xml:space="preserve">****</w:t>
@@ -4683,6 +4899,7 @@
           <w:p>
             <w:pPr>
               <w:pStyle w:val="Compact"/>
+              <w:jc w:val="left"/>
             </w:pPr>
             <w:r>
               <w:t xml:space="preserve">TEN 15.1</w:t>
@@ -4696,6 +4913,7 @@
           <w:p>
             <w:pPr>
               <w:pStyle w:val="Compact"/>
+              <w:jc w:val="left"/>
             </w:pPr>
             <w:r>
               <w:t xml:space="preserve">15.2</w:t>
@@ -4709,6 +4927,7 @@
           <w:p>
             <w:pPr>
               <w:pStyle w:val="Compact"/>
+              <w:jc w:val="left"/>
             </w:pPr>
             <w:r>
               <w:t xml:space="preserve">15.3 Ponga en marcha un proceso repetible, de propiedad o control técnico para clasificar a los proveedores de servicios, a continuación, verifique la cobertura y las excepciones. tención Confirme alcance definido, población, propiedad, implementación, frecuencia, cobertura, excepciones, corrección y retest. inventario, clasificaciones, políticas, contratos, evaluaciones, vigilancia, incidentes y pruebas de descomposición</w:t>
@@ -4722,6 +4941,7 @@
           <w:p>
             <w:pPr>
               <w:pStyle w:val="Compact"/>
+              <w:jc w:val="left"/>
             </w:pPr>
             <w:r>
               <w:t xml:space="preserve">15.4</w:t>
@@ -4735,6 +4955,7 @@
           <w:p>
             <w:pPr>
               <w:pStyle w:val="Compact"/>
+              <w:jc w:val="left"/>
             </w:pPr>
             <w:r>
               <w:t xml:space="preserve">15.5 Silenciosos Proveedores de Servicios</w:t>
@@ -4748,6 +4969,7 @@
           <w:p>
             <w:pPr>
               <w:pStyle w:val="Compact"/>
+              <w:jc w:val="left"/>
             </w:pPr>
             <w:r>
               <w:t xml:space="preserve">15.6 Poner en marcha un proceso repetible, de propiedad o control técnico para supervisar a los proveedores de servicios, verificar la cobertura y las excepciones. tención Confirme alcance definido, población, propiedad, implementación, frecuencia, cobertura, excepciones, corrección y retest. inventario, clasificaciones, políticas, contratos, evaluaciones, vigilancia, incidentes y pruebas de descomposición</w:t>
@@ -4761,6 +4983,7 @@
           <w:p>
             <w:pPr>
               <w:pStyle w:val="Compact"/>
+              <w:jc w:val="left"/>
             </w:pPr>
             <w:r>
               <w:t xml:space="preserve">15.7</w:t>
@@ -4791,8 +5014,8 @@
       </w:pPr>
       <w:r>
         <w:rPr>
+          <w:iCs/>
           <w:i/>
-          <w:iCs/>
         </w:rPr>
         <w:t xml:space="preserve">Todas las 14 Salvaguardias, significado claro, enfoque de verificación y evidencia de ejemplo</w:t>
       </w:r>
@@ -4820,21 +5043,22 @@
       <w:tblPr>
         <w:tblStyle w:val="Table"/>
         <w:tblW w:type="pct" w:w="5000"/>
-        <w:tblLayout w:type="fixed"/>
         <w:tblLook w:firstRow="1" w:lastRow="0" w:firstColumn="0" w:lastColumn="0" w:noHBand="0" w:noVBand="0" w:val="0020"/>
+        <w:jc w:val="start"/>
       </w:tblPr>
       <w:tblGrid>
         <w:gridCol w:w="7920"/>
       </w:tblGrid>
       <w:tr>
         <w:trPr>
-          <w:tblHeader w:val="on"/>
+          <w:tblHeader w:val="true"/>
         </w:trPr>
         <w:tc>
           <w:tcPr/>
           <w:p>
             <w:pPr>
               <w:pStyle w:val="Compact"/>
+              <w:jc w:val="left"/>
             </w:pPr>
             <w:r>
               <w:t xml:space="preserve">****</w:t>
@@ -4848,6 +5072,7 @@
           <w:p>
             <w:pPr>
               <w:pStyle w:val="Compact"/>
+              <w:jc w:val="left"/>
             </w:pPr>
             <w:r>
               <w:t xml:space="preserve">16.1</w:t>
@@ -4861,6 +5086,7 @@
           <w:p>
             <w:pPr>
               <w:pStyle w:val="Compact"/>
+              <w:jc w:val="left"/>
             </w:pPr>
             <w:r>
               <w:t xml:space="preserve">16.2</w:t>
@@ -4874,6 +5100,7 @@
           <w:p>
             <w:pPr>
               <w:pStyle w:val="Compact"/>
+              <w:jc w:val="left"/>
             </w:pPr>
             <w:r>
               <w:t xml:space="preserve">16.3</w:t>
@@ -4887,6 +5114,7 @@
           <w:p>
             <w:pPr>
               <w:pStyle w:val="Compact"/>
+              <w:jc w:val="left"/>
             </w:pPr>
             <w:r>
               <w:t xml:space="preserve">16.4</w:t>
@@ -4900,6 +5128,7 @@
           <w:p>
             <w:pPr>
               <w:pStyle w:val="Compact"/>
+              <w:jc w:val="left"/>
             </w:pPr>
             <w:r>
               <w:t xml:space="preserve">16.5 ← Utilizar componentes de software de terceros actualizados y confiados Ponga en marcha un proceso repetible, de propiedad o control técnico para utilizar componentes de software de terceros actualizados y confiados, a continuación, verifique la cobertura y las excepciones. tención Confirme alcance definido, población, propiedad, implementación, frecuencia, cobertura, excepciones, corrección y retest. TEN seguro SDLC, proceso de divulgación, causa raíz, inventario de componentes, severidad, endurecimiento, entrenamiento, pruebas y modelos de amenaza</w:t>
@@ -4913,6 +5142,7 @@
           <w:p>
             <w:pPr>
               <w:pStyle w:val="Compact"/>
+              <w:jc w:val="left"/>
             </w:pPr>
             <w:r>
               <w:t xml:space="preserve">16.6</w:t>
@@ -4926,6 +5156,7 @@
           <w:p>
             <w:pPr>
               <w:pStyle w:val="Compact"/>
+              <w:jc w:val="left"/>
             </w:pPr>
             <w:r>
               <w:t xml:space="preserve">TEN 16.7</w:t>
@@ -4939,6 +5170,7 @@
           <w:p>
             <w:pPr>
               <w:pStyle w:val="Compact"/>
+              <w:jc w:val="left"/>
             </w:pPr>
             <w:r>
               <w:t xml:space="preserve">16.8</w:t>
@@ -4952,6 +5184,7 @@
           <w:p>
             <w:pPr>
               <w:pStyle w:val="Compact"/>
+              <w:jc w:val="left"/>
             </w:pPr>
             <w:r>
               <w:t xml:space="preserve">16.9</w:t>
@@ -4965,6 +5198,7 @@
           <w:p>
             <w:pPr>
               <w:pStyle w:val="Compact"/>
+              <w:jc w:val="left"/>
             </w:pPr>
             <w:r>
               <w:t xml:space="preserve">16.10</w:t>
@@ -4978,6 +5212,7 @@
           <w:p>
             <w:pPr>
               <w:pStyle w:val="Compact"/>
+              <w:jc w:val="left"/>
             </w:pPr>
             <w:r>
               <w:t xml:space="preserve">TEN 16.11</w:t>
@@ -4991,6 +5226,7 @@
           <w:p>
             <w:pPr>
               <w:pStyle w:val="Compact"/>
+              <w:jc w:val="left"/>
             </w:pPr>
             <w:r>
               <w:t xml:space="preserve">16.12</w:t>
@@ -5004,6 +5240,7 @@
           <w:p>
             <w:pPr>
               <w:pStyle w:val="Compact"/>
+              <w:jc w:val="left"/>
             </w:pPr>
             <w:r>
               <w:t xml:space="preserve">16.13</w:t>
@@ -5017,6 +5254,7 @@
           <w:p>
             <w:pPr>
               <w:pStyle w:val="Compact"/>
+              <w:jc w:val="left"/>
             </w:pPr>
             <w:r>
               <w:t xml:space="preserve">16.14</w:t>
@@ -5047,8 +5285,8 @@
       </w:pPr>
       <w:r>
         <w:rPr>
+          <w:iCs/>
           <w:i/>
-          <w:iCs/>
         </w:rPr>
         <w:t xml:space="preserve">Las 9 Salvaguardias, significado claro, enfoque de verificación y evidencia de ejemplo</w:t>
       </w:r>
@@ -5064,7 +5302,13 @@
         <w:t xml:space="preserve">■img src=</w:t>
       </w:r>
       <w:r>
-        <w:t xml:space="preserve">“media/image9.png”</w:t>
+        <w:t xml:space="preserve">“</w:t>
+      </w:r>
+      <w:r>
+        <w:t xml:space="preserve">media/image9.png</w:t>
+      </w:r>
+      <w:r>
+        <w:t xml:space="preserve">”</w:t>
       </w:r>
       <w:r>
         <w:t xml:space="preserve"> </w:t>
@@ -5073,7 +5317,13 @@
         <w:t xml:space="preserve">estilo=</w:t>
       </w:r>
       <w:r>
-        <w:t xml:space="preserve">“width:6.15in;height:3.12625in”</w:t>
+        <w:t xml:space="preserve">“</w:t>
+      </w:r>
+      <w:r>
+        <w:t xml:space="preserve">width:6.15in;height:3.12625in</w:t>
+      </w:r>
+      <w:r>
+        <w:t xml:space="preserve">”</w:t>
       </w:r>
       <w:r>
         <w:t xml:space="preserve"> </w:t>
@@ -5082,7 +5332,13 @@
         <w:t xml:space="preserve">alt=</w:t>
       </w:r>
       <w:r>
-        <w:t xml:space="preserve">“Los roles preparados, reportando, comunicación, ejercicios y reseñas reducen el impacto del incidente.”</w:t>
+        <w:t xml:space="preserve">“</w:t>
+      </w:r>
+      <w:r>
+        <w:t xml:space="preserve">Los roles preparados, reportando, comunicación, ejercicios y reseñas reducen el impacto del incidente.</w:t>
+      </w:r>
+      <w:r>
+        <w:t xml:space="preserve">”</w:t>
       </w:r>
       <w:r>
         <w:t xml:space="preserve"> </w:t>
@@ -5119,21 +5375,22 @@
       <w:tblPr>
         <w:tblStyle w:val="Table"/>
         <w:tblW w:type="pct" w:w="5000"/>
-        <w:tblLayout w:type="fixed"/>
         <w:tblLook w:firstRow="1" w:lastRow="0" w:firstColumn="0" w:lastColumn="0" w:noHBand="0" w:noVBand="0" w:val="0020"/>
+        <w:jc w:val="start"/>
       </w:tblPr>
       <w:tblGrid>
         <w:gridCol w:w="7920"/>
       </w:tblGrid>
       <w:tr>
         <w:trPr>
-          <w:tblHeader w:val="on"/>
+          <w:tblHeader w:val="true"/>
         </w:trPr>
         <w:tc>
           <w:tcPr/>
           <w:p>
             <w:pPr>
               <w:pStyle w:val="Compact"/>
+              <w:jc w:val="left"/>
             </w:pPr>
             <w:r>
               <w:t xml:space="preserve">****</w:t>
@@ -5147,6 +5404,7 @@
           <w:p>
             <w:pPr>
               <w:pStyle w:val="Compact"/>
+              <w:jc w:val="left"/>
             </w:pPr>
             <w:r>
               <w:t xml:space="preserve">17.1</w:t>
@@ -5160,6 +5418,7 @@
           <w:p>
             <w:pPr>
               <w:pStyle w:val="Compact"/>
+              <w:jc w:val="left"/>
             </w:pPr>
             <w:r>
               <w:t xml:space="preserve">17.2</w:t>
@@ -5173,6 +5432,7 @@
           <w:p>
             <w:pPr>
               <w:pStyle w:val="Compact"/>
+              <w:jc w:val="left"/>
             </w:pPr>
             <w:r>
               <w:t xml:space="preserve">17.3</w:t>
@@ -5186,6 +5446,7 @@
           <w:p>
             <w:pPr>
               <w:pStyle w:val="Compact"/>
+              <w:jc w:val="left"/>
             </w:pPr>
             <w:r>
               <w:t xml:space="preserve">TEN 17.4</w:t>
@@ -5199,6 +5460,7 @@
           <w:p>
             <w:pPr>
               <w:pStyle w:val="Compact"/>
+              <w:jc w:val="left"/>
             </w:pPr>
             <w:r>
               <w:t xml:space="preserve">TEN 17.5</w:t>
@@ -5241,8 +5503,8 @@
         <w:t xml:space="preserve">Utilice la guía oficial CIS Controls v8.1 y Evaluación de Controles Especificación para el lenguaje exacto de Salvaguardia, clase de activos, función de seguridad, Grupo de Implementación, dependencias, insumos, operaciones, medidas, métricas y revisión procesal.</w:t>
       </w:r>
     </w:p>
-    <w:bookmarkEnd w:id="26"/>
-    <w:bookmarkStart w:id="52" w:name="control-18-penetration-testing"/>
+    <w:bookmarkEnd w:id="37"/>
+    <w:bookmarkStart w:id="63" w:name="control-18-penetration-testing"/>
     <w:p>
       <w:pPr>
         <w:pStyle w:val="Heading1"/>
@@ -5257,8 +5519,8 @@
       </w:pPr>
       <w:r>
         <w:rPr>
+          <w:iCs/>
           <w:i/>
-          <w:iCs/>
         </w:rPr>
         <w:t xml:space="preserve">Las 5 Salvaguardias, significado claro, enfoque de verificación y evidencia de ejemplo</w:t>
       </w:r>
@@ -5286,21 +5548,22 @@
       <w:tblPr>
         <w:tblStyle w:val="Table"/>
         <w:tblW w:type="pct" w:w="5000"/>
-        <w:tblLayout w:type="fixed"/>
         <w:tblLook w:firstRow="1" w:lastRow="0" w:firstColumn="0" w:lastColumn="0" w:noHBand="0" w:noVBand="0" w:val="0020"/>
+        <w:jc w:val="start"/>
       </w:tblPr>
       <w:tblGrid>
         <w:gridCol w:w="7920"/>
       </w:tblGrid>
       <w:tr>
         <w:trPr>
-          <w:tblHeader w:val="on"/>
+          <w:tblHeader w:val="true"/>
         </w:trPr>
         <w:tc>
           <w:tcPr/>
           <w:p>
             <w:pPr>
               <w:pStyle w:val="Compact"/>
+              <w:jc w:val="left"/>
             </w:pPr>
             <w:r>
               <w:t xml:space="preserve">****</w:t>
@@ -5314,6 +5577,7 @@
           <w:p>
             <w:pPr>
               <w:pStyle w:val="Compact"/>
+              <w:jc w:val="left"/>
             </w:pPr>
             <w:r>
               <w:t xml:space="preserve">18.1</w:t>
@@ -5327,6 +5591,7 @@
           <w:p>
             <w:pPr>
               <w:pStyle w:val="Compact"/>
+              <w:jc w:val="left"/>
             </w:pPr>
             <w:r>
               <w:t xml:space="preserve">18.2</w:t>
@@ -5340,6 +5605,7 @@
           <w:p>
             <w:pPr>
               <w:pStyle w:val="Compact"/>
+              <w:jc w:val="left"/>
             </w:pPr>
             <w:r>
               <w:t xml:space="preserve">18.3 ← Búsquedas de Penetración Remediar Ponga un proceso repetible, de propiedad o control técnico en su lugar para remediar Penetration Test Findings, a continuación, verificar cobertura y excepciones. tención Confirme alcance definido, población, propiedad, implementación, frecuencia, cobertura, excepciones, corrección y retest. TEN aprobó reglas de compromiso, alcance, testadores cualificados, informes, remediación, pruebas de retest y validación</w:t>
@@ -5353,6 +5619,7 @@
           <w:p>
             <w:pPr>
               <w:pStyle w:val="Compact"/>
+              <w:jc w:val="left"/>
             </w:pPr>
             <w:r>
               <w:t xml:space="preserve">18.4 Poner en marcha un proceso repetible, de propiedad o control técnico para validar las medidas de seguridad, verificar la cobertura y las excepciones. tención Confirme alcance definido, población, propiedad, implementación, frecuencia, cobertura, excepciones, corrección y retest. TEN aprobó reglas de compromiso, alcance, testadores cualificados, informes, remediación, pruebas de retest y validación</w:t>
@@ -5366,6 +5633,7 @@
           <w:p>
             <w:pPr>
               <w:pStyle w:val="Compact"/>
+              <w:jc w:val="left"/>
             </w:pPr>
             <w:r>
               <w:t xml:space="preserve">18.5</w:t>
@@ -5384,11 +5652,11 @@
     </w:p>
     <w:p>
       <w:pPr>
-        <w:pStyle w:val="Compact"/>
         <w:numPr>
           <w:ilvl w:val="0"/>
           <w:numId w:val="1010"/>
         </w:numPr>
+        <w:pStyle w:val="Compact"/>
       </w:pPr>
       <w:r>
         <w:t xml:space="preserve">Herramientas de código abierto</w:t>
@@ -5396,11 +5664,11 @@
     </w:p>
     <w:p>
       <w:pPr>
-        <w:pStyle w:val="Compact"/>
         <w:numPr>
           <w:ilvl w:val="0"/>
           <w:numId w:val="1011"/>
         </w:numPr>
+        <w:pStyle w:val="Compact"/>
       </w:pPr>
       <w:r>
         <w:t xml:space="preserve">Enlaces oficiales, inicios rápidos seguros, pruebas y limitaciones.*</w:t>
@@ -5412,8 +5680,8 @@
       </w:pPr>
       <w:r>
         <w:rPr>
+          <w:bCs/>
           <w:b/>
-          <w:bCs/>
         </w:rPr>
         <w:t xml:space="preserve">Herramienta</w:t>
       </w:r>
@@ -5530,11 +5798,11 @@
     </w:p>
     <w:p>
       <w:pPr>
-        <w:pStyle w:val="Compact"/>
         <w:numPr>
           <w:ilvl w:val="0"/>
           <w:numId w:val="1012"/>
         </w:numPr>
+        <w:pStyle w:val="Compact"/>
       </w:pPr>
       <w:r>
         <w:t xml:space="preserve">Limitación crítica* Una herramienta puede apoyar una o más Salvaguardias, pero no puede elegir el IG de la organización, definir la tolerancia al riesgo, garantizar la cobertura completa, reemplazar el procedimiento y la revisión humana, autorizar pruebas de penetración, o probar el cumplimiento de otro marco por sí mismo. |</w:t>
@@ -5546,7 +5814,7 @@
         <w:t xml:space="preserve">|. |</w:t>
       </w:r>
     </w:p>
-    <w:bookmarkStart w:id="27" w:name="cis-controls-navigator"/>
+    <w:bookmarkStart w:id="38" w:name="cis-controls-navigator"/>
     <w:p>
       <w:pPr>
         <w:pStyle w:val="Heading2"/>
@@ -5579,8 +5847,8 @@
         <w:t xml:space="preserve">Pruebas: alcance aprobado, versión, configuración, cobertura, datos fuente, resultados, examen humano, excepción, remediación y retest. Proteger el acceso administrativo y los datos recogidos.</w:t>
       </w:r>
     </w:p>
-    <w:bookmarkEnd w:id="27"/>
-    <w:bookmarkStart w:id="29" w:name="cis-controls-assessment-specification"/>
+    <w:bookmarkEnd w:id="38"/>
+    <w:bookmarkStart w:id="40" w:name="cis-controls-assessment-specification"/>
     <w:p>
       <w:pPr>
         <w:pStyle w:val="Heading2"/>
@@ -5599,7 +5867,7 @@
       <w:r>
         <w:t xml:space="preserve"> </w:t>
       </w:r>
-      <w:hyperlink r:id="rId28">
+      <w:hyperlink r:id="rId39">
         <w:r>
           <w:rPr>
             <w:rStyle w:val="Hyperlink"/>
@@ -5624,8 +5892,8 @@
         <w:t xml:space="preserve">Pruebas: alcance aprobado, versión, configuración, cobertura, datos fuente, resultados, examen humano, excepción, remediación y retest. Proteger el acceso administrativo y los datos recogidos.</w:t>
       </w:r>
     </w:p>
-    <w:bookmarkEnd w:id="29"/>
-    <w:bookmarkStart w:id="30" w:name="cis-cat-lite"/>
+    <w:bookmarkEnd w:id="40"/>
+    <w:bookmarkStart w:id="41" w:name="cis-cat-lite"/>
     <w:p>
       <w:pPr>
         <w:pStyle w:val="Heading2"/>
@@ -5658,8 +5926,8 @@
         <w:t xml:space="preserve">Pruebas: alcance aprobado, versión, configuración, cobertura, datos fuente, resultados, examen humano, excepción, remediación y retest. Proteger el acceso administrativo y los datos recogidos.</w:t>
       </w:r>
     </w:p>
-    <w:bookmarkEnd w:id="30"/>
-    <w:bookmarkStart w:id="32" w:name="ciso-assistant"/>
+    <w:bookmarkEnd w:id="41"/>
+    <w:bookmarkStart w:id="43" w:name="ciso-assistant"/>
     <w:p>
       <w:pPr>
         <w:pStyle w:val="Heading2"/>
@@ -5678,7 +5946,7 @@
       <w:r>
         <w:t xml:space="preserve"> </w:t>
       </w:r>
-      <w:hyperlink r:id="rId31">
+      <w:hyperlink r:id="rId42">
         <w:r>
           <w:rPr>
             <w:rStyle w:val="Hyperlink"/>
@@ -5703,8 +5971,8 @@
         <w:t xml:space="preserve">Pruebas: alcance aprobado, versión, configuración, cobertura, datos fuente, resultados, examen humano, excepción, remediación y retest. Proteger el acceso administrativo y los datos recogidos.</w:t>
       </w:r>
     </w:p>
-    <w:bookmarkEnd w:id="32"/>
-    <w:bookmarkStart w:id="34" w:name="wazuh"/>
+    <w:bookmarkEnd w:id="43"/>
+    <w:bookmarkStart w:id="45" w:name="wazuh"/>
     <w:p>
       <w:pPr>
         <w:pStyle w:val="Heading2"/>
@@ -5723,7 +5991,7 @@
       <w:r>
         <w:t xml:space="preserve"> </w:t>
       </w:r>
-      <w:hyperlink r:id="rId33">
+      <w:hyperlink r:id="rId44">
         <w:r>
           <w:rPr>
             <w:rStyle w:val="Hyperlink"/>
@@ -5748,8 +6016,8 @@
         <w:t xml:space="preserve">Pruebas: alcance aprobado, versión, configuración, cobertura, datos fuente, resultados, examen humano, excepción, remediación y retest. Proteger el acceso administrativo y los datos recogidos.</w:t>
       </w:r>
     </w:p>
-    <w:bookmarkEnd w:id="34"/>
-    <w:bookmarkStart w:id="35" w:name="osquery"/>
+    <w:bookmarkEnd w:id="45"/>
+    <w:bookmarkStart w:id="46" w:name="osquery"/>
     <w:p>
       <w:pPr>
         <w:pStyle w:val="Heading2"/>
@@ -5782,8 +6050,8 @@
         <w:t xml:space="preserve">Pruebas: alcance aprobado, versión, configuración, cobertura, datos fuente, resultados, examen humano, excepción, remediación y retest. Proteger el acceso administrativo y los datos recogidos.</w:t>
       </w:r>
     </w:p>
-    <w:bookmarkEnd w:id="35"/>
-    <w:bookmarkStart w:id="37" w:name="openscap"/>
+    <w:bookmarkEnd w:id="46"/>
+    <w:bookmarkStart w:id="48" w:name="openscap"/>
     <w:p>
       <w:pPr>
         <w:pStyle w:val="Heading2"/>
@@ -5802,7 +6070,7 @@
       <w:r>
         <w:t xml:space="preserve"> </w:t>
       </w:r>
-      <w:hyperlink r:id="rId36">
+      <w:hyperlink r:id="rId47">
         <w:r>
           <w:rPr>
             <w:rStyle w:val="Hyperlink"/>
@@ -5827,8 +6095,8 @@
         <w:t xml:space="preserve">Pruebas: alcance aprobado, versión, configuración, cobertura, datos fuente, resultados, examen humano, excepción, remediación y retest. Proteger el acceso administrativo y los datos recogidos.</w:t>
       </w:r>
     </w:p>
-    <w:bookmarkEnd w:id="37"/>
-    <w:bookmarkStart w:id="39" w:name="lynis"/>
+    <w:bookmarkEnd w:id="48"/>
+    <w:bookmarkStart w:id="50" w:name="lynis"/>
     <w:p>
       <w:pPr>
         <w:pStyle w:val="Heading2"/>
@@ -5847,7 +6115,7 @@
       <w:r>
         <w:t xml:space="preserve"> </w:t>
       </w:r>
-      <w:hyperlink r:id="rId38">
+      <w:hyperlink r:id="rId49">
         <w:r>
           <w:rPr>
             <w:rStyle w:val="Hyperlink"/>
@@ -5872,8 +6140,8 @@
         <w:t xml:space="preserve">Pruebas: alcance aprobado, versión, configuración, cobertura, datos fuente, resultados, examen humano, excepción, remediación y retest. Proteger el acceso administrativo y los datos recogidos.</w:t>
       </w:r>
     </w:p>
-    <w:bookmarkEnd w:id="39"/>
-    <w:bookmarkStart w:id="41" w:name="nmap"/>
+    <w:bookmarkEnd w:id="50"/>
+    <w:bookmarkStart w:id="52" w:name="nmap"/>
     <w:p>
       <w:pPr>
         <w:pStyle w:val="Heading2"/>
@@ -5892,7 +6160,7 @@
       <w:r>
         <w:t xml:space="preserve"> </w:t>
       </w:r>
-      <w:hyperlink r:id="rId40">
+      <w:hyperlink r:id="rId51">
         <w:r>
           <w:rPr>
             <w:rStyle w:val="Hyperlink"/>
@@ -5917,8 +6185,8 @@
         <w:t xml:space="preserve">Pruebas: alcance aprobado, versión, configuración, cobertura, datos fuente, resultados, examen humano, excepción, remediación y retest. Proteger el acceso administrativo y los datos recogidos.</w:t>
       </w:r>
     </w:p>
-    <w:bookmarkEnd w:id="41"/>
-    <w:bookmarkStart w:id="42" w:name="greenbone-community-edition"/>
+    <w:bookmarkEnd w:id="52"/>
+    <w:bookmarkStart w:id="53" w:name="greenbone-community-edition"/>
     <w:p>
       <w:pPr>
         <w:pStyle w:val="Heading2"/>
@@ -5951,8 +6219,8 @@
         <w:t xml:space="preserve">Pruebas: alcance aprobado, versión, configuración, cobertura, datos fuente, resultados, examen humano, excepción, remediación y retest. Proteger el acceso administrativo y los datos recogidos.</w:t>
       </w:r>
     </w:p>
-    <w:bookmarkEnd w:id="42"/>
-    <w:bookmarkStart w:id="43" w:name="trivy"/>
+    <w:bookmarkEnd w:id="53"/>
+    <w:bookmarkStart w:id="54" w:name="trivy"/>
     <w:p>
       <w:pPr>
         <w:pStyle w:val="Heading2"/>
@@ -5985,8 +6253,8 @@
         <w:t xml:space="preserve">Pruebas: alcance aprobado, versión, configuración, cobertura, datos fuente, resultados, examen humano, excepción, remediación y retest. Proteger el acceso administrativo y los datos recogidos.</w:t>
       </w:r>
     </w:p>
-    <w:bookmarkEnd w:id="43"/>
-    <w:bookmarkStart w:id="44" w:name="owasp-zap"/>
+    <w:bookmarkEnd w:id="54"/>
+    <w:bookmarkStart w:id="55" w:name="owasp-zap"/>
     <w:p>
       <w:pPr>
         <w:pStyle w:val="Heading2"/>
@@ -6019,8 +6287,8 @@
         <w:t xml:space="preserve">Pruebas: alcance aprobado, versión, configuración, cobertura, datos fuente, resultados, examen humano, excepción, remediación y retest. Proteger el acceso administrativo y los datos recogidos.</w:t>
       </w:r>
     </w:p>
-    <w:bookmarkEnd w:id="44"/>
-    <w:bookmarkStart w:id="45" w:name="suricata"/>
+    <w:bookmarkEnd w:id="55"/>
+    <w:bookmarkStart w:id="56" w:name="suricata"/>
     <w:p>
       <w:pPr>
         <w:pStyle w:val="Heading2"/>
@@ -6053,8 +6321,8 @@
         <w:t xml:space="preserve">Pruebas: alcance aprobado, versión, configuración, cobertura, datos fuente, resultados, examen humano, excepción, remediación y retest. Proteger el acceso administrativo y los datos recogidos.</w:t>
       </w:r>
     </w:p>
-    <w:bookmarkEnd w:id="45"/>
-    <w:bookmarkStart w:id="47" w:name="keycloak"/>
+    <w:bookmarkEnd w:id="56"/>
+    <w:bookmarkStart w:id="58" w:name="keycloak"/>
     <w:p>
       <w:pPr>
         <w:pStyle w:val="Heading2"/>
@@ -6073,7 +6341,7 @@
       <w:r>
         <w:t xml:space="preserve"> </w:t>
       </w:r>
-      <w:hyperlink r:id="rId46">
+      <w:hyperlink r:id="rId57">
         <w:r>
           <w:rPr>
             <w:rStyle w:val="Hyperlink"/>
@@ -6098,8 +6366,8 @@
         <w:t xml:space="preserve">Pruebas: alcance aprobado, versión, configuración, cobertura, datos fuente, resultados, examen humano, excepción, remediación y retest. Proteger el acceso administrativo y los datos recogidos.</w:t>
       </w:r>
     </w:p>
-    <w:bookmarkEnd w:id="47"/>
-    <w:bookmarkStart w:id="49" w:name="defectodojo"/>
+    <w:bookmarkEnd w:id="58"/>
+    <w:bookmarkStart w:id="60" w:name="defectodojo"/>
     <w:p>
       <w:pPr>
         <w:pStyle w:val="Heading2"/>
@@ -6118,7 +6386,7 @@
       <w:r>
         <w:t xml:space="preserve"> </w:t>
       </w:r>
-      <w:hyperlink r:id="rId48">
+      <w:hyperlink r:id="rId59">
         <w:r>
           <w:rPr>
             <w:rStyle w:val="Hyperlink"/>
@@ -6143,8 +6411,8 @@
         <w:t xml:space="preserve">Pruebas: alcance aprobado, versión, configuración, cobertura, datos fuente, resultados, examen humano, excepción, remediación y retest. Proteger el acceso administrativo y los datos recogidos.</w:t>
       </w:r>
     </w:p>
-    <w:bookmarkEnd w:id="49"/>
-    <w:bookmarkStart w:id="51" w:name="velociraptor"/>
+    <w:bookmarkEnd w:id="60"/>
+    <w:bookmarkStart w:id="62" w:name="velociraptor"/>
     <w:p>
       <w:pPr>
         <w:pStyle w:val="Heading2"/>
@@ -6163,7 +6431,7 @@
       <w:r>
         <w:t xml:space="preserve"> </w:t>
       </w:r>
-      <w:hyperlink r:id="rId50">
+      <w:hyperlink r:id="rId61">
         <w:r>
           <w:rPr>
             <w:rStyle w:val="Hyperlink"/>
@@ -6188,9 +6456,9 @@
         <w:t xml:space="preserve">Pruebas: alcance aprobado, versión, configuración, cobertura, datos fuente, resultados, examen humano, excepción, remediación y retest. Proteger el acceso administrativo y los datos recogidos.</w:t>
       </w:r>
     </w:p>
-    <w:bookmarkEnd w:id="51"/>
-    <w:bookmarkEnd w:id="52"/>
-    <w:bookmarkStart w:id="53" w:name="manual-de-controles-cis-de-manager"/>
+    <w:bookmarkEnd w:id="62"/>
+    <w:bookmarkEnd w:id="63"/>
+    <w:bookmarkStart w:id="64" w:name="manual-de-controles-cis-de-manager"/>
     <w:p>
       <w:pPr>
         <w:pStyle w:val="Heading1"/>
@@ -6205,8 +6473,8 @@
       </w:pPr>
       <w:r>
         <w:rPr>
+          <w:iCs/>
           <w:i/>
-          <w:iCs/>
         </w:rPr>
         <w:t xml:space="preserve">Las preguntas, el tablero, la propiedad y los administradores de decisiones deben controlar.</w:t>
       </w:r>
@@ -6304,24 +6572,26 @@
         <w:tblStyle w:val="Table"/>
         <w:tblW w:type="auto" w:w="0"/>
         <w:tblLook w:firstRow="1" w:lastRow="0" w:firstColumn="0" w:lastColumn="0" w:noHBand="0" w:noVBand="0" w:val="0020"/>
+        <w:jc w:val="start"/>
       </w:tblPr>
       <w:tblGrid>
         <w:gridCol w:w="7920"/>
       </w:tblGrid>
       <w:tr>
         <w:trPr>
-          <w:tblHeader w:val="on"/>
+          <w:tblHeader w:val="true"/>
         </w:trPr>
         <w:tc>
           <w:tcPr/>
           <w:p>
             <w:pPr>
               <w:pStyle w:val="Compact"/>
+              <w:jc w:val="left"/>
             </w:pPr>
             <w:r>
               <w:rPr>
+                <w:bCs/>
                 <w:b/>
-                <w:bCs/>
               </w:rPr>
               <w:t xml:space="preserve">Area</w:t>
             </w:r>
@@ -6334,6 +6604,7 @@
           <w:p>
             <w:pPr>
               <w:pStyle w:val="Compact"/>
+              <w:jc w:val="left"/>
             </w:pPr>
             <w:r>
               <w:t xml:space="preserve">IG y alcance</w:t>
@@ -6347,6 +6618,7 @@
           <w:p>
             <w:pPr>
               <w:pStyle w:val="Compact"/>
+              <w:jc w:val="left"/>
             </w:pPr>
             <w:r>
               <w:t xml:space="preserve">← Inventories</w:t>
@@ -6393,8 +6665,8 @@
         <w:t xml:space="preserve">¿Son compatibles las pruebas, limitaciones, hallazgos y pruebas? Verde / Amarillo / Rojo</w:t>
       </w:r>
     </w:p>
-    <w:bookmarkEnd w:id="53"/>
-    <w:bookmarkStart w:id="55" w:name="junior-analyst-career-guide"/>
+    <w:bookmarkEnd w:id="64"/>
+    <w:bookmarkStart w:id="66" w:name="junior-analyst-career-guide"/>
     <w:p>
       <w:pPr>
         <w:pStyle w:val="Heading1"/>
@@ -6409,8 +6681,8 @@
       </w:pPr>
       <w:r>
         <w:rPr>
+          <w:iCs/>
           <w:i/>
-          <w:iCs/>
         </w:rPr>
         <w:t xml:space="preserve">Una ruta práctica en controles, vulnerabilidad, seguridad, GRC y operaciones de seguridad funcionan.</w:t>
       </w:r>
@@ -6423,7 +6695,13 @@
         <w:t xml:space="preserve">■img src=</w:t>
       </w:r>
       <w:r>
-        <w:t xml:space="preserve">“media/image10.png”</w:t>
+        <w:t xml:space="preserve">“</w:t>
+      </w:r>
+      <w:r>
+        <w:t xml:space="preserve">media/image10.png</w:t>
+      </w:r>
+      <w:r>
+        <w:t xml:space="preserve">”</w:t>
       </w:r>
       <w:r>
         <w:t xml:space="preserve"> </w:t>
@@ -6432,7 +6710,13 @@
         <w:t xml:space="preserve">style=</w:t>
       </w:r>
       <w:r>
-        <w:t xml:space="preserve">“width:6.15in;height:2.99481in”</w:t>
+        <w:t xml:space="preserve">“</w:t>
+      </w:r>
+      <w:r>
+        <w:t xml:space="preserve">width:6.15in;height:2.99481in</w:t>
+      </w:r>
+      <w:r>
+        <w:t xml:space="preserve">”</w:t>
       </w:r>
       <w:r>
         <w:t xml:space="preserve"> </w:t>
@@ -6441,7 +6725,13 @@
         <w:t xml:space="preserve">alt=</w:t>
       </w:r>
       <w:r>
-        <w:t xml:space="preserve">“Aprende el marco, mapa Salvaguardias, mide evidencia, reporte lagunas, y construya un portafolio honesto”</w:t>
+        <w:t xml:space="preserve">“</w:t>
+      </w:r>
+      <w:r>
+        <w:t xml:space="preserve">Aprende el marco, mapa Salvaguardias, mide evidencia, reporte lagunas, y construya un portafolio honesto</w:t>
+      </w:r>
+      <w:r>
+        <w:t xml:space="preserve">”</w:t>
       </w:r>
       <w:r>
         <w:t xml:space="preserve">.</w:t>
@@ -6519,7 +6809,7 @@
         <w:t xml:space="preserve">Cybersecurity Program Analyst</w:t>
       </w:r>
     </w:p>
-    <w:bookmarkStart w:id="54" w:name="típico-trabajo-junior"/>
+    <w:bookmarkStart w:id="65" w:name="típico-trabajo-junior"/>
     <w:p>
       <w:pPr>
         <w:pStyle w:val="Heading2"/>
@@ -6661,9 +6951,9 @@
         <w:t xml:space="preserve">← Ética ← Utilizar datos sintéticos, autorización, límites de alcance y afirmaciones honestas</w:t>
       </w:r>
     </w:p>
-    <w:bookmarkEnd w:id="54"/>
-    <w:bookmarkEnd w:id="55"/>
-    <w:bookmarkStart w:id="65" w:name="laboratorio-ficcional-y-portfolio"/>
+    <w:bookmarkEnd w:id="65"/>
+    <w:bookmarkEnd w:id="66"/>
+    <w:bookmarkStart w:id="76" w:name="laboratorio-ficcional-y-portfolio"/>
     <w:p>
       <w:pPr>
         <w:pStyle w:val="Heading1"/>
@@ -6678,8 +6968,8 @@
       </w:pPr>
       <w:r>
         <w:rPr>
+          <w:iCs/>
           <w:i/>
-          <w:iCs/>
         </w:rPr>
         <w:t xml:space="preserve">Un entorno de prácticas seguras utilizando datos sintéticos y sistemas de laboratorio autorizados</w:t>
       </w:r>
@@ -6689,11 +6979,11 @@
     </w:p>
     <w:p>
       <w:pPr>
-        <w:pStyle w:val="Compact"/>
         <w:numPr>
           <w:ilvl w:val="0"/>
           <w:numId w:val="1015"/>
         </w:numPr>
+        <w:pStyle w:val="Compact"/>
       </w:pPr>
       <w:r>
         <w:t xml:space="preserve">La regla del laboratorio* Utilizar organizaciones ficticias, datos sintéticos, sistemas aislados y autorización escrita. Nunca ataque objetivos públicos, utilice credenciales reales o publique la producción de herramientas sensibles.</w:t>
@@ -6832,8 +7122,8 @@
       </w:pPr>
       <w:r>
         <w:rPr>
+          <w:bCs/>
           <w:b/>
-          <w:bCs/>
         </w:rPr>
         <w:t xml:space="preserve">Artifact</w:t>
       </w:r>
@@ -6848,8 +7138,8 @@
       </w:r>
       <w:r>
         <w:rPr>
+          <w:bCs/>
           <w:b/>
-          <w:bCs/>
         </w:rPr>
         <w:t xml:space="preserve">Lo que prueba</w:t>
       </w:r>
@@ -6918,11 +7208,11 @@
     </w:p>
     <w:p>
       <w:pPr>
-        <w:pStyle w:val="Compact"/>
         <w:numPr>
           <w:ilvl w:val="0"/>
           <w:numId w:val="1017"/>
         </w:numPr>
+        <w:pStyle w:val="Compact"/>
       </w:pPr>
       <w:r>
         <w:t xml:space="preserve">Plan de aprendizaje de 30 días</w:t>
@@ -6934,8 +7224,8 @@
       </w:pPr>
       <w:r>
         <w:rPr>
+          <w:iCs/>
           <w:i/>
-          <w:iCs/>
         </w:rPr>
         <w:t xml:space="preserve">Un calendario centrado para la capacidad útil de nivel inferior</w:t>
       </w:r>
@@ -6948,24 +7238,26 @@
         <w:tblStyle w:val="Table"/>
         <w:tblW w:type="auto" w:w="0"/>
         <w:tblLook w:firstRow="1" w:lastRow="0" w:firstColumn="0" w:lastColumn="0" w:noHBand="0" w:noVBand="0" w:val="0020"/>
+        <w:jc w:val="start"/>
       </w:tblPr>
       <w:tblGrid>
         <w:gridCol w:w="7920"/>
       </w:tblGrid>
       <w:tr>
         <w:trPr>
-          <w:tblHeader w:val="on"/>
+          <w:tblHeader w:val="true"/>
         </w:trPr>
         <w:tc>
           <w:tcPr/>
           <w:p>
             <w:pPr>
               <w:pStyle w:val="Compact"/>
+              <w:jc w:val="left"/>
             </w:pPr>
             <w:r>
               <w:rPr>
+                <w:bCs/>
                 <w:b/>
-                <w:bCs/>
               </w:rPr>
               <w:t xml:space="preserve">Días</w:t>
             </w:r>
@@ -6978,6 +7270,7 @@
           <w:p>
             <w:pPr>
               <w:pStyle w:val="Compact"/>
+              <w:jc w:val="left"/>
             </w:pPr>
             <w:r>
               <w:t xml:space="preserve">1–4</w:t>
@@ -6991,6 +7284,7 @@
           <w:p>
             <w:pPr>
               <w:pStyle w:val="Compact"/>
+              <w:jc w:val="left"/>
             </w:pPr>
             <w:r>
               <w:t xml:space="preserve">tención 5–8 Silencioso Activos, software, datos, cuentas, acceso</w:t>
@@ -7004,6 +7298,7 @@
           <w:p>
             <w:pPr>
               <w:pStyle w:val="Compact"/>
+              <w:jc w:val="left"/>
             </w:pPr>
             <w:r>
               <w:t xml:space="preserve">TEN 9–12</w:t>
@@ -7017,6 +7312,7 @@
           <w:p>
             <w:pPr>
               <w:pStyle w:val="Compact"/>
+              <w:jc w:val="left"/>
             </w:pPr>
             <w:r>
               <w:t xml:space="preserve">13–16 Silenciosos Logs, monitoreo, defensa de la red</w:t>
@@ -7030,6 +7326,7 @@
           <w:p>
             <w:pPr>
               <w:pStyle w:val="Compact"/>
+              <w:jc w:val="left"/>
             </w:pPr>
             <w:r>
               <w:t xml:space="preserve">17–19 Silencioso recuperación y respuesta a incidentes</w:t>
@@ -7043,6 +7340,7 @@
           <w:p>
             <w:pPr>
               <w:pStyle w:val="Compact"/>
+              <w:jc w:val="left"/>
             </w:pPr>
             <w:r>
               <w:t xml:space="preserve">20–22</w:t>
@@ -7056,6 +7354,7 @@
           <w:p>
             <w:pPr>
               <w:pStyle w:val="Compact"/>
+              <w:jc w:val="left"/>
             </w:pPr>
             <w:r>
               <w:t xml:space="preserve">Silencioso 23–25 Evaluación de la vida Especificación</w:t>
@@ -7069,6 +7368,7 @@
           <w:p>
             <w:pPr>
               <w:pStyle w:val="Compact"/>
+              <w:jc w:val="left"/>
             </w:pPr>
             <w:r>
               <w:t xml:space="preserve">26–28</w:t>
@@ -7082,6 +7382,7 @@
           <w:p>
             <w:pPr>
               <w:pStyle w:val="Compact"/>
+              <w:jc w:val="left"/>
             </w:pPr>
             <w:r>
               <w:t xml:space="preserve">TEN 29–30</w:t>
@@ -7092,11 +7393,11 @@
     </w:tbl>
     <w:p>
       <w:pPr>
-        <w:pStyle w:val="Compact"/>
         <w:numPr>
           <w:ilvl w:val="0"/>
           <w:numId w:val="1018"/>
         </w:numPr>
+        <w:pStyle w:val="Compact"/>
       </w:pPr>
       <w:r>
         <w:t xml:space="preserve">Preparación de entrevistas</w:t>
@@ -7104,17 +7405,17 @@
     </w:p>
     <w:p>
       <w:pPr>
-        <w:pStyle w:val="Compact"/>
         <w:numPr>
           <w:ilvl w:val="0"/>
           <w:numId w:val="1019"/>
         </w:numPr>
+        <w:pStyle w:val="Compact"/>
       </w:pPr>
       <w:r>
         <w:t xml:space="preserve">Respuestas claras, escenarios prácticos y preguntas para el empleador.*</w:t>
       </w:r>
     </w:p>
-    <w:bookmarkStart w:id="56" w:name="cuáles-son-los-controles-cis"/>
+    <w:bookmarkStart w:id="67" w:name="cuáles-son-los-controles-cis"/>
     <w:p>
       <w:pPr>
         <w:pStyle w:val="Heading2"/>
@@ -7131,8 +7432,8 @@
         <w:t xml:space="preserve">Un conjunto priorizado de mejores prácticas defensivas organizadas en 18 Controles y 153 Salvaguardias enfocadas.</w:t>
       </w:r>
     </w:p>
-    <w:bookmarkEnd w:id="56"/>
-    <w:bookmarkStart w:id="57" w:name="qué-es-ig1"/>
+    <w:bookmarkEnd w:id="67"/>
+    <w:bookmarkStart w:id="68" w:name="qué-es-ig1"/>
     <w:p>
       <w:pPr>
         <w:pStyle w:val="Heading2"/>
@@ -7149,8 +7450,8 @@
         <w:t xml:space="preserve">El punto de partida esencial de la higiene cibernética 56-Safeguard que CIS recomienda que cada empresa comience.</w:t>
       </w:r>
     </w:p>
-    <w:bookmarkEnd w:id="57"/>
-    <w:bookmarkStart w:id="58" w:name="importa-ig1-cada-requisito"/>
+    <w:bookmarkEnd w:id="68"/>
+    <w:bookmarkStart w:id="69" w:name="importa-ig1-cada-requisito"/>
     <w:p>
       <w:pPr>
         <w:pStyle w:val="Heading2"/>
@@ -7167,8 +7468,8 @@
         <w:t xml:space="preserve">Es una base de referencia de priorización. El riesgo material, los contratos, las leyes, los clientes o los servicios críticos pueden requerir salvaguardias adicionales.</w:t>
       </w:r>
     </w:p>
-    <w:bookmarkEnd w:id="58"/>
-    <w:bookmarkStart w:id="59" w:name="cómo-mide-una-salvaguardia"/>
+    <w:bookmarkEnd w:id="69"/>
+    <w:bookmarkStart w:id="70" w:name="cómo-mide-una-salvaguardia"/>
     <w:p>
       <w:pPr>
         <w:pStyle w:val="Heading2"/>
@@ -7185,8 +7486,8 @@
         <w:t xml:space="preserve">Utilizar criterios oficiales, dependencias, hipótesis, aportaciones completas, operaciones definidas, medidas, métricas, revisión de procedimientos, excepciones y pruebas.</w:t>
       </w:r>
     </w:p>
-    <w:bookmarkEnd w:id="59"/>
-    <w:bookmarkStart w:id="60" w:name="por-qué-son-importantes-los-inventarios"/>
+    <w:bookmarkEnd w:id="70"/>
+    <w:bookmarkStart w:id="71" w:name="por-qué-son-importantes-los-inventarios"/>
     <w:p>
       <w:pPr>
         <w:pStyle w:val="Heading2"/>
@@ -7203,8 +7504,8 @@
         <w:t xml:space="preserve">Definen a las poblaciones que deben cubrir los controles de configuración, vulnerabilidad, registro, recuperación y respuesta.</w:t>
       </w:r>
     </w:p>
-    <w:bookmarkEnd w:id="60"/>
-    <w:bookmarkStart w:id="61" w:name="X0178e2ad2964cbab3c805028646c475c824a062"/>
+    <w:bookmarkEnd w:id="71"/>
+    <w:bookmarkStart w:id="72" w:name="X0178e2ad2964cbab3c805028646c475c824a062"/>
     <w:p>
       <w:pPr>
         <w:pStyle w:val="Heading2"/>
@@ -7221,8 +7522,8 @@
         <w:t xml:space="preserve">Un escaneo identifica principalmente debilidades conocidas; la prueba de penetración utiliza el análisis humano calificado y la explotación controlada para evaluar el impacto y la resiliencia.</w:t>
       </w:r>
     </w:p>
-    <w:bookmarkEnd w:id="61"/>
-    <w:bookmarkStart w:id="62" w:name="X2a3d8d973bfa0b5ed7501efb90ac72ec1b0ecc0"/>
+    <w:bookmarkEnd w:id="72"/>
+    <w:bookmarkStart w:id="73" w:name="X2a3d8d973bfa0b5ed7501efb90ac72ec1b0ecc0"/>
     <w:p>
       <w:pPr>
         <w:pStyle w:val="Heading2"/>
@@ -7239,8 +7540,8 @@
         <w:t xml:space="preserve">No. Identifica las relaciones, pero la organización debe probar el requisito y la evidencia exacta aplicable.</w:t>
       </w:r>
     </w:p>
-    <w:bookmarkEnd w:id="62"/>
-    <w:bookmarkStart w:id="63" w:name="qué-puede-concluir-un-analista-junior"/>
+    <w:bookmarkEnd w:id="73"/>
+    <w:bookmarkStart w:id="74" w:name="qué-puede-concluir-un-analista-junior"/>
     <w:p>
       <w:pPr>
         <w:pStyle w:val="Heading2"/>
@@ -7257,8 +7558,8 @@
         <w:t xml:space="preserve">Sólo lo que el alcance definido y el soporte de evidencia confiable, con muestreo y limitaciones claramente reveladas.</w:t>
       </w:r>
     </w:p>
-    <w:bookmarkEnd w:id="63"/>
-    <w:bookmarkStart w:id="64" w:name="preguntas-para-hacer-al-empleador"/>
+    <w:bookmarkEnd w:id="74"/>
+    <w:bookmarkStart w:id="75" w:name="preguntas-para-hacer-al-empleador"/>
     <w:p>
       <w:pPr>
         <w:pStyle w:val="Heading2"/>
@@ -7323,9 +7624,9 @@
         <w:t xml:space="preserve">¿Cómo revisará el trabajo de los funcionarios superiores?</w:t>
       </w:r>
     </w:p>
-    <w:bookmarkEnd w:id="64"/>
-    <w:bookmarkEnd w:id="65"/>
-    <w:bookmarkStart w:id="74" w:name="plantillas-glosario-índice-y-referencias"/>
+    <w:bookmarkEnd w:id="75"/>
+    <w:bookmarkEnd w:id="76"/>
+    <w:bookmarkStart w:id="85" w:name="plantillas-glosario-índice-y-referencias"/>
     <w:p>
       <w:pPr>
         <w:pStyle w:val="Heading1"/>
@@ -7336,17 +7637,17 @@
     </w:p>
     <w:p>
       <w:pPr>
-        <w:pStyle w:val="Compact"/>
         <w:numPr>
           <w:ilvl w:val="0"/>
           <w:numId w:val="1020"/>
         </w:numPr>
+        <w:pStyle w:val="Compact"/>
       </w:pPr>
       <w:r>
         <w:t xml:space="preserve">Estructuras de trabajo reutilizables, términos importantes y puntos de partida autorizados.*</w:t>
       </w:r>
     </w:p>
-    <w:bookmarkStart w:id="66" w:name="Xd4c618b42330dd735bc1630c0214b43162c8346"/>
+    <w:bookmarkStart w:id="77" w:name="Xd4c618b42330dd735bc1630c0214b43162c8346"/>
     <w:p>
       <w:pPr>
         <w:pStyle w:val="Heading2"/>
@@ -7372,7 +7673,13 @@
         <w:t xml:space="preserve"> </w:t>
       </w:r>
       <w:r>
-        <w:t xml:space="preserve">“La Salvaguardia de la Vida”</w:t>
+        <w:t xml:space="preserve">“</w:t>
+      </w:r>
+      <w:r>
+        <w:t xml:space="preserve">La Salvaguardia de la Vida</w:t>
+      </w:r>
+      <w:r>
+        <w:t xml:space="preserve">”</w:t>
       </w:r>
       <w:r>
         <w:t xml:space="preserve"> </w:t>
@@ -7384,19 +7691,37 @@
         <w:t xml:space="preserve"> </w:t>
       </w:r>
       <w:r>
-        <w:t xml:space="preserve">“Antes”</w:t>
-      </w:r>
-      <w:r>
-        <w:t xml:space="preserve"> </w:t>
-      </w:r>
-      <w:r>
-        <w:t xml:space="preserve">“Escopia y clase de activos”</w:t>
-      </w:r>
-      <w:r>
-        <w:t xml:space="preserve"> </w:t>
-      </w:r>
-      <w:r>
-        <w:t xml:space="preserve">“Principal y sistemas de vida”</w:t>
+        <w:t xml:space="preserve">“</w:t>
+      </w:r>
+      <w:r>
+        <w:t xml:space="preserve">Antes</w:t>
+      </w:r>
+      <w:r>
+        <w:t xml:space="preserve">”</w:t>
+      </w:r>
+      <w:r>
+        <w:t xml:space="preserve"> </w:t>
+      </w:r>
+      <w:r>
+        <w:t xml:space="preserve">“</w:t>
+      </w:r>
+      <w:r>
+        <w:t xml:space="preserve">Escopia y clase de activos</w:t>
+      </w:r>
+      <w:r>
+        <w:t xml:space="preserve">”</w:t>
+      </w:r>
+      <w:r>
+        <w:t xml:space="preserve"> </w:t>
+      </w:r>
+      <w:r>
+        <w:t xml:space="preserve">“</w:t>
+      </w:r>
+      <w:r>
+        <w:t xml:space="preserve">Principal y sistemas de vida</w:t>
+      </w:r>
+      <w:r>
+        <w:t xml:space="preserve">”</w:t>
       </w:r>
       <w:r>
         <w:t xml:space="preserve"> </w:t>
@@ -7414,19 +7739,37 @@
         <w:t xml:space="preserve"> </w:t>
       </w:r>
       <w:r>
-        <w:t xml:space="preserve">“Operaciones en la vida”</w:t>
-      </w:r>
-      <w:r>
-        <w:t xml:space="preserve"> </w:t>
-      </w:r>
-      <w:r>
-        <w:t xml:space="preserve">“Las medidas de la vida”</w:t>
-      </w:r>
-      <w:r>
-        <w:t xml:space="preserve"> </w:t>
-      </w:r>
-      <w:r>
-        <w:t xml:space="preserve">“Metric and interpretation |”</w:t>
+        <w:t xml:space="preserve">“</w:t>
+      </w:r>
+      <w:r>
+        <w:t xml:space="preserve">Operaciones en la vida</w:t>
+      </w:r>
+      <w:r>
+        <w:t xml:space="preserve">”</w:t>
+      </w:r>
+      <w:r>
+        <w:t xml:space="preserve"> </w:t>
+      </w:r>
+      <w:r>
+        <w:t xml:space="preserve">“</w:t>
+      </w:r>
+      <w:r>
+        <w:t xml:space="preserve">Las medidas de la vida</w:t>
+      </w:r>
+      <w:r>
+        <w:t xml:space="preserve">”</w:t>
+      </w:r>
+      <w:r>
+        <w:t xml:space="preserve"> </w:t>
+      </w:r>
+      <w:r>
+        <w:t xml:space="preserve">“</w:t>
+      </w:r>
+      <w:r>
+        <w:t xml:space="preserve">Metric and interpretation |</w:t>
+      </w:r>
+      <w:r>
+        <w:t xml:space="preserve">”</w:t>
       </w:r>
       <w:r>
         <w:t xml:space="preserve"> </w:t>
@@ -7441,8 +7784,8 @@
         <w:t xml:space="preserve">La acción, el dueño, la fecha y la prueba de la vida</w:t>
       </w:r>
     </w:p>
-    <w:bookmarkEnd w:id="66"/>
-    <w:bookmarkStart w:id="67" w:name="finding-and-retest-record"/>
+    <w:bookmarkEnd w:id="77"/>
+    <w:bookmarkStart w:id="78" w:name="finding-and-retest-record"/>
     <w:p>
       <w:pPr>
         <w:pStyle w:val="Heading2"/>
@@ -7474,7 +7817,13 @@
         <w:t xml:space="preserve"> </w:t>
       </w:r>
       <w:r>
-        <w:t xml:space="preserve">“Acondicionamiento y evidencia de vida”</w:t>
+        <w:t xml:space="preserve">“</w:t>
+      </w:r>
+      <w:r>
+        <w:t xml:space="preserve">Acondicionamiento y evidencia de vida</w:t>
+      </w:r>
+      <w:r>
+        <w:t xml:space="preserve">”</w:t>
       </w:r>
       <w:r>
         <w:t xml:space="preserve"> </w:t>
@@ -7486,7 +7835,13 @@
         <w:t xml:space="preserve"> </w:t>
       </w:r>
       <w:r>
-        <w:t xml:space="preserve">“El riesgo y el impacto en la vida”</w:t>
+        <w:t xml:space="preserve">“</w:t>
+      </w:r>
+      <w:r>
+        <w:t xml:space="preserve">El riesgo y el impacto en la vida</w:t>
+      </w:r>
+      <w:r>
+        <w:t xml:space="preserve">”</w:t>
       </w:r>
       <w:r>
         <w:t xml:space="preserve"> </w:t>
@@ -7498,7 +7853,13 @@
         <w:t xml:space="preserve"> </w:t>
       </w:r>
       <w:r>
-        <w:t xml:space="preserve">“La protección provisional en la vida”</w:t>
+        <w:t xml:space="preserve">“</w:t>
+      </w:r>
+      <w:r>
+        <w:t xml:space="preserve">La protección provisional en la vida</w:t>
+      </w:r>
+      <w:r>
+        <w:t xml:space="preserve">”</w:t>
       </w:r>
       <w:r>
         <w:t xml:space="preserve"> </w:t>
@@ -7516,7 +7877,13 @@
         <w:t xml:space="preserve"> </w:t>
       </w:r>
       <w:r>
-        <w:t xml:space="preserve">“El procedimiento de la prueba de mentiras”</w:t>
+        <w:t xml:space="preserve">“</w:t>
+      </w:r>
+      <w:r>
+        <w:t xml:space="preserve">El procedimiento de la prueba de mentiras</w:t>
+      </w:r>
+      <w:r>
+        <w:t xml:space="preserve">”</w:t>
       </w:r>
       <w:r>
         <w:t xml:space="preserve"> </w:t>
@@ -7525,8 +7892,8 @@
         <w:t xml:space="preserve">Resultado final de la vida útil</w:t>
       </w:r>
     </w:p>
-    <w:bookmarkEnd w:id="67"/>
-    <w:bookmarkStart w:id="68" w:name="glosario"/>
+    <w:bookmarkEnd w:id="78"/>
+    <w:bookmarkStart w:id="79" w:name="glosario"/>
     <w:p>
       <w:pPr>
         <w:pStyle w:val="Heading2"/>
@@ -7627,8 +7994,8 @@
         <w:t xml:space="preserve">Función de seguridad permanente ← Govern, Identificar, Proteger, Detectar, Responder o Recuperar la cartografía.</w:t>
       </w:r>
     </w:p>
-    <w:bookmarkEnd w:id="68"/>
-    <w:bookmarkStart w:id="69" w:name="índice-de-asunto"/>
+    <w:bookmarkEnd w:id="79"/>
+    <w:bookmarkStart w:id="80" w:name="índice-de-asunto"/>
     <w:p>
       <w:pPr>
         <w:pStyle w:val="Heading2"/>
@@ -7765,8 +8132,8 @@
         <w:t xml:space="preserve">TEN TERRITORIO DE Vulnerabilidad ANTE LAS 12</w:t>
       </w:r>
     </w:p>
-    <w:bookmarkEnd w:id="69"/>
-    <w:bookmarkStart w:id="73" w:name="referencias-oficiales"/>
+    <w:bookmarkEnd w:id="80"/>
+    <w:bookmarkStart w:id="84" w:name="referencias-oficiales"/>
     <w:p>
       <w:pPr>
         <w:pStyle w:val="Heading2"/>
@@ -7787,7 +8154,7 @@
       <w:pPr>
         <w:pStyle w:val="BodyText"/>
       </w:pPr>
-      <w:hyperlink r:id="rId70">
+      <w:hyperlink r:id="rId81">
         <w:r>
           <w:rPr>
             <w:rStyle w:val="Hyperlink"/>
@@ -7808,7 +8175,7 @@
       <w:pPr>
         <w:pStyle w:val="BodyText"/>
       </w:pPr>
-      <w:hyperlink r:id="rId71">
+      <w:hyperlink r:id="rId82">
         <w:r>
           <w:rPr>
             <w:rStyle w:val="Hyperlink"/>
@@ -7821,7 +8188,7 @@
       <w:pPr>
         <w:pStyle w:val="BodyText"/>
       </w:pPr>
-      <w:hyperlink r:id="rId28">
+      <w:hyperlink r:id="rId39">
         <w:r>
           <w:rPr>
             <w:rStyle w:val="Hyperlink"/>
@@ -7834,7 +8201,7 @@
       <w:pPr>
         <w:pStyle w:val="BodyText"/>
       </w:pPr>
-      <w:hyperlink r:id="rId72">
+      <w:hyperlink r:id="rId83">
         <w:r>
           <w:rPr>
             <w:rStyle w:val="Hyperlink"/>
@@ -7857,8 +8224,8 @@
       </w:pPr>
       <w:r>
         <w:rPr>
+          <w:bCs/>
           <w:b/>
-          <w:bCs/>
         </w:rPr>
         <w:t xml:space="preserve">Recuerdo final:</w:t>
       </w:r>
@@ -7877,13 +8244,9 @@
         <w:t xml:space="preserve">Respuesta</w:t>
       </w:r>
     </w:p>
-    <w:bookmarkEnd w:id="73"/>
-    <w:bookmarkEnd w:id="74"/>
-    <w:sectPr>
-      <w:footnotePr>
-        <w:numRestart w:val="eachSect"/>
-      </w:footnotePr>
-    </w:sectPr>
+    <w:bookmarkEnd w:id="84"/>
+    <w:bookmarkEnd w:id="85"/>
+    <w:sectPr/>
   </w:body>
 </w:document>
 </file>
@@ -7914,14 +8277,14 @@
 <file path=word/numbering.xml><?xml version="1.0" encoding="utf-8"?>
 <w:numbering xmlns:w="http://schemas.openxmlformats.org/wordprocessingml/2006/main">
   <w:abstractNum w:abstractNumId="990">
-    <w:nsid w:val="0000A990"/>
+    <w:nsid w:val="A990"/>
     <w:multiLevelType w:val="multilevel"/>
     <w:lvl w:ilvl="0">
       <w:numFmt w:val="bullet"/>
       <w:lvlText w:val=" "/>
       <w:lvlJc w:val="left"/>
       <w:pPr>
-        <w:ind w:left="720" w:hanging="360"/>
+        <w:ind w:left="720" w:hanging="480"/>
       </w:pPr>
     </w:lvl>
     <w:lvl w:ilvl="1">
@@ -7929,7 +8292,7 @@
       <w:lvlText w:val=" "/>
       <w:lvlJc w:val="left"/>
       <w:pPr>
-        <w:ind w:left="1440" w:hanging="360"/>
+        <w:ind w:left="1440" w:hanging="480"/>
       </w:pPr>
     </w:lvl>
     <w:lvl w:ilvl="2">
@@ -7937,7 +8300,7 @@
       <w:lvlText w:val=" "/>
       <w:lvlJc w:val="left"/>
       <w:pPr>
-        <w:ind w:left="2160" w:hanging="360"/>
+        <w:ind w:left="2160" w:hanging="480"/>
       </w:pPr>
     </w:lvl>
     <w:lvl w:ilvl="3">
@@ -7945,7 +8308,7 @@
       <w:lvlText w:val=" "/>
       <w:lvlJc w:val="left"/>
       <w:pPr>
-        <w:ind w:left="2880" w:hanging="360"/>
+        <w:ind w:left="2880" w:hanging="480"/>
       </w:pPr>
     </w:lvl>
     <w:lvl w:ilvl="4">
@@ -7953,7 +8316,7 @@
       <w:lvlText w:val=" "/>
       <w:lvlJc w:val="left"/>
       <w:pPr>
-        <w:ind w:left="3600" w:hanging="360"/>
+        <w:ind w:left="3600" w:hanging="480"/>
       </w:pPr>
     </w:lvl>
     <w:lvl w:ilvl="5">
@@ -7961,7 +8324,7 @@
       <w:lvlText w:val=" "/>
       <w:lvlJc w:val="left"/>
       <w:pPr>
-        <w:ind w:left="4320" w:hanging="360"/>
+        <w:ind w:left="4320" w:hanging="480"/>
       </w:pPr>
     </w:lvl>
     <w:lvl w:ilvl="6">
@@ -7969,7 +8332,7 @@
       <w:lvlText w:val=" "/>
       <w:lvlJc w:val="left"/>
       <w:pPr>
-        <w:ind w:left="5040" w:hanging="360"/>
+        <w:ind w:left="5040" w:hanging="480"/>
       </w:pPr>
     </w:lvl>
     <w:lvl w:ilvl="7">
@@ -7977,7 +8340,7 @@
       <w:lvlText w:val=" "/>
       <w:lvlJc w:val="left"/>
       <w:pPr>
-        <w:ind w:left="5760" w:hanging="360"/>
+        <w:ind w:left="5760" w:hanging="480"/>
       </w:pPr>
     </w:lvl>
     <w:lvl w:ilvl="8">
@@ -7985,115 +8348,88 @@
       <w:lvlText w:val=" "/>
       <w:lvlJc w:val="left"/>
       <w:pPr>
-        <w:ind w:left="6480" w:hanging="360"/>
+        <w:ind w:left="6480" w:hanging="480"/>
       </w:pPr>
     </w:lvl>
   </w:abstractNum>
   <w:abstractNum w:abstractNumId="991">
-    <w:nsid w:val="0000A991"/>
+    <w:nsid w:val="A991"/>
     <w:multiLevelType w:val="multilevel"/>
     <w:lvl w:ilvl="0">
       <w:numFmt w:val="bullet"/>
-      <w:lvlText w:val=""/>
+      <w:lvlText w:val="•"/>
       <w:lvlJc w:val="left"/>
       <w:pPr>
-        <w:ind w:left="720" w:hanging="360"/>
-      </w:pPr>
-      <w:rPr>
-        <w:rFonts w:ascii="Symbol" w:hAnsi="Symbol" w:cs="Symbol" w:hint="default"/>
-      </w:rPr>
+        <w:ind w:left="720" w:hanging="480"/>
+      </w:pPr>
     </w:lvl>
     <w:lvl w:ilvl="1">
       <w:numFmt w:val="bullet"/>
-      <w:lvlText w:val="o"/>
+      <w:lvlText w:val="–"/>
       <w:lvlJc w:val="left"/>
       <w:pPr>
-        <w:ind w:left="1440" w:hanging="360"/>
-      </w:pPr>
-      <w:rPr>
-        <w:rFonts w:ascii="Courier New" w:hAnsi="Courier New" w:cs="Courier New" w:hint="default"/>
-      </w:rPr>
+        <w:ind w:left="1440" w:hanging="480"/>
+      </w:pPr>
     </w:lvl>
     <w:lvl w:ilvl="2">
       <w:numFmt w:val="bullet"/>
-      <w:lvlText w:val=""/>
+      <w:lvlText w:val="•"/>
       <w:lvlJc w:val="left"/>
       <w:pPr>
-        <w:ind w:left="2160" w:hanging="360"/>
-      </w:pPr>
-      <w:rPr>
-        <w:rFonts w:ascii="Wingdings" w:hAnsi="Wingdings" w:cs="Wingdings" w:hint="default"/>
-      </w:rPr>
+        <w:ind w:left="2160" w:hanging="480"/>
+      </w:pPr>
     </w:lvl>
     <w:lvl w:ilvl="3">
       <w:numFmt w:val="bullet"/>
-      <w:lvlText w:val=""/>
+      <w:lvlText w:val="–"/>
       <w:lvlJc w:val="left"/>
       <w:pPr>
-        <w:ind w:left="2880" w:hanging="360"/>
-      </w:pPr>
-      <w:rPr>
-        <w:rFonts w:ascii="Symbol" w:hAnsi="Symbol" w:cs="Symbol" w:hint="default"/>
-      </w:rPr>
+        <w:ind w:left="2880" w:hanging="480"/>
+      </w:pPr>
     </w:lvl>
     <w:lvl w:ilvl="4">
       <w:numFmt w:val="bullet"/>
-      <w:lvlText w:val="o"/>
+      <w:lvlText w:val="•"/>
       <w:lvlJc w:val="left"/>
       <w:pPr>
-        <w:ind w:left="3600" w:hanging="360"/>
-      </w:pPr>
-      <w:rPr>
-        <w:rFonts w:ascii="Courier New" w:hAnsi="Courier New" w:cs="Courier New" w:hint="default"/>
-      </w:rPr>
+        <w:ind w:left="3600" w:hanging="480"/>
+      </w:pPr>
     </w:lvl>
     <w:lvl w:ilvl="5">
       <w:numFmt w:val="bullet"/>
-      <w:lvlText w:val=""/>
+      <w:lvlText w:val="–"/>
       <w:lvlJc w:val="left"/>
       <w:pPr>
-        <w:ind w:left="4320" w:hanging="360"/>
-      </w:pPr>
-      <w:rPr>
-        <w:rFonts w:ascii="Wingdings" w:hAnsi="Wingdings" w:cs="Wingdings" w:hint="default"/>
-      </w:rPr>
+        <w:ind w:left="4320" w:hanging="480"/>
+      </w:pPr>
     </w:lvl>
     <w:lvl w:ilvl="6">
       <w:numFmt w:val="bullet"/>
-      <w:lvlText w:val=""/>
+      <w:lvlText w:val="•"/>
       <w:lvlJc w:val="left"/>
       <w:pPr>
-        <w:ind w:left="5040" w:hanging="360"/>
-      </w:pPr>
-      <w:rPr>
-        <w:rFonts w:ascii="Symbol" w:hAnsi="Symbol" w:cs="Symbol" w:hint="default"/>
-      </w:rPr>
+        <w:ind w:left="5040" w:hanging="480"/>
+      </w:pPr>
     </w:lvl>
     <w:lvl w:ilvl="7">
       <w:numFmt w:val="bullet"/>
-      <w:lvlText w:val="o"/>
+      <w:lvlText w:val="–"/>
       <w:lvlJc w:val="left"/>
       <w:pPr>
-        <w:ind w:left="5760" w:hanging="360"/>
-      </w:pPr>
-      <w:rPr>
-        <w:rFonts w:ascii="Courier New" w:hAnsi="Courier New" w:cs="Courier New" w:hint="default"/>
-      </w:rPr>
+        <w:ind w:left="5760" w:hanging="480"/>
+      </w:pPr>
     </w:lvl>
     <w:lvl w:ilvl="8">
       <w:numFmt w:val="bullet"/>
-      <w:lvlText w:val=""/>
+      <w:lvlText w:val="•"/>
       <w:lvlJc w:val="left"/>
       <w:pPr>
-        <w:ind w:left="6480" w:hanging="360"/>
-      </w:pPr>
-      <w:rPr>
-        <w:rFonts w:ascii="Wingdings" w:hAnsi="Wingdings" w:cs="Wingdings" w:hint="default"/>
-      </w:rPr>
+        <w:ind w:left="6480" w:hanging="480"/>
+      </w:pPr>
     </w:lvl>
   </w:abstractNum>
   <w:abstractNum w:abstractNumId="99411">
-    <w:nsid w:val="00A99411"/>
+    <w:nsid w:val="A99411"/>
     <w:multiLevelType w:val="multilevel"/>
     <w:lvl w:ilvl="0">
       <w:start w:val="1"/>
@@ -8101,7 +8437,7 @@
       <w:lvlText w:val="%1."/>
       <w:lvlJc w:val="left"/>
       <w:pPr>
-        <w:ind w:left="720" w:hanging="360"/>
+        <w:ind w:left="720" w:hanging="480"/>
       </w:pPr>
     </w:lvl>
     <w:lvl w:ilvl="1">
@@ -8110,7 +8446,7 @@
       <w:lvlText w:val="%2."/>
       <w:lvlJc w:val="left"/>
       <w:pPr>
-        <w:ind w:left="1440" w:hanging="360"/>
+        <w:ind w:left="1440" w:hanging="480"/>
       </w:pPr>
     </w:lvl>
     <w:lvl w:ilvl="2">
@@ -8119,7 +8455,7 @@
       <w:lvlText w:val="%3."/>
       <w:lvlJc w:val="left"/>
       <w:pPr>
-        <w:ind w:left="2160" w:hanging="360"/>
+        <w:ind w:left="2160" w:hanging="480"/>
       </w:pPr>
     </w:lvl>
     <w:lvl w:ilvl="3">
@@ -8128,7 +8464,7 @@
       <w:lvlText w:val="%4."/>
       <w:lvlJc w:val="left"/>
       <w:pPr>
-        <w:ind w:left="2880" w:hanging="360"/>
+        <w:ind w:left="2880" w:hanging="480"/>
       </w:pPr>
     </w:lvl>
     <w:lvl w:ilvl="4">
@@ -8137,7 +8473,7 @@
       <w:lvlText w:val="%5."/>
       <w:lvlJc w:val="left"/>
       <w:pPr>
-        <w:ind w:left="3600" w:hanging="360"/>
+        <w:ind w:left="3600" w:hanging="480"/>
       </w:pPr>
     </w:lvl>
     <w:lvl w:ilvl="5">
@@ -8146,7 +8482,7 @@
       <w:lvlText w:val="%6."/>
       <w:lvlJc w:val="left"/>
       <w:pPr>
-        <w:ind w:left="4320" w:hanging="360"/>
+        <w:ind w:left="4320" w:hanging="480"/>
       </w:pPr>
     </w:lvl>
     <w:lvl w:ilvl="6">
@@ -8155,7 +8491,7 @@
       <w:lvlText w:val="%7."/>
       <w:lvlJc w:val="left"/>
       <w:pPr>
-        <w:ind w:left="5040" w:hanging="360"/>
+        <w:ind w:left="5040" w:hanging="480"/>
       </w:pPr>
     </w:lvl>
     <w:lvl w:ilvl="7">
@@ -8164,7 +8500,7 @@
       <w:lvlText w:val="%8."/>
       <w:lvlJc w:val="left"/>
       <w:pPr>
-        <w:ind w:left="5760" w:hanging="360"/>
+        <w:ind w:left="5760" w:hanging="480"/>
       </w:pPr>
     </w:lvl>
     <w:lvl w:ilvl="8">
@@ -8173,12 +8509,12 @@
       <w:lvlText w:val="%9."/>
       <w:lvlJc w:val="left"/>
       <w:pPr>
-        <w:ind w:left="6480" w:hanging="360"/>
+        <w:ind w:left="6480" w:hanging="480"/>
       </w:pPr>
     </w:lvl>
   </w:abstractNum>
   <w:abstractNum w:abstractNumId="99413">
-    <w:nsid w:val="00A99413"/>
+    <w:nsid w:val="A99413"/>
     <w:multiLevelType w:val="multilevel"/>
     <w:lvl w:ilvl="0">
       <w:start w:val="3"/>
@@ -8186,7 +8522,7 @@
       <w:lvlText w:val="%1."/>
       <w:lvlJc w:val="left"/>
       <w:pPr>
-        <w:ind w:left="720" w:hanging="360"/>
+        <w:ind w:left="720" w:hanging="480"/>
       </w:pPr>
     </w:lvl>
     <w:lvl w:ilvl="1">
@@ -8195,7 +8531,7 @@
       <w:lvlText w:val="%2."/>
       <w:lvlJc w:val="left"/>
       <w:pPr>
-        <w:ind w:left="1440" w:hanging="360"/>
+        <w:ind w:left="1440" w:hanging="480"/>
       </w:pPr>
     </w:lvl>
     <w:lvl w:ilvl="2">
@@ -8204,7 +8540,7 @@
       <w:lvlText w:val="%3."/>
       <w:lvlJc w:val="left"/>
       <w:pPr>
-        <w:ind w:left="2160" w:hanging="360"/>
+        <w:ind w:left="2160" w:hanging="480"/>
       </w:pPr>
     </w:lvl>
     <w:lvl w:ilvl="3">
@@ -8213,7 +8549,7 @@
       <w:lvlText w:val="%4."/>
       <w:lvlJc w:val="left"/>
       <w:pPr>
-        <w:ind w:left="2880" w:hanging="360"/>
+        <w:ind w:left="2880" w:hanging="480"/>
       </w:pPr>
     </w:lvl>
     <w:lvl w:ilvl="4">
@@ -8222,7 +8558,7 @@
       <w:lvlText w:val="%5."/>
       <w:lvlJc w:val="left"/>
       <w:pPr>
-        <w:ind w:left="3600" w:hanging="360"/>
+        <w:ind w:left="3600" w:hanging="480"/>
       </w:pPr>
     </w:lvl>
     <w:lvl w:ilvl="5">
@@ -8231,7 +8567,7 @@
       <w:lvlText w:val="%6."/>
       <w:lvlJc w:val="left"/>
       <w:pPr>
-        <w:ind w:left="4320" w:hanging="360"/>
+        <w:ind w:left="4320" w:hanging="480"/>
       </w:pPr>
     </w:lvl>
     <w:lvl w:ilvl="6">
@@ -8240,7 +8576,7 @@
       <w:lvlText w:val="%7."/>
       <w:lvlJc w:val="left"/>
       <w:pPr>
-        <w:ind w:left="5040" w:hanging="360"/>
+        <w:ind w:left="5040" w:hanging="480"/>
       </w:pPr>
     </w:lvl>
     <w:lvl w:ilvl="7">
@@ -8249,7 +8585,7 @@
       <w:lvlText w:val="%8."/>
       <w:lvlJc w:val="left"/>
       <w:pPr>
-        <w:ind w:left="5760" w:hanging="360"/>
+        <w:ind w:left="5760" w:hanging="480"/>
       </w:pPr>
     </w:lvl>
     <w:lvl w:ilvl="8">
@@ -8258,12 +8594,12 @@
       <w:lvlText w:val="%9."/>
       <w:lvlJc w:val="left"/>
       <w:pPr>
-        <w:ind w:left="6480" w:hanging="360"/>
+        <w:ind w:left="6480" w:hanging="480"/>
       </w:pPr>
     </w:lvl>
   </w:abstractNum>
   <w:abstractNum w:abstractNumId="99418">
-    <w:nsid w:val="00A99418"/>
+    <w:nsid w:val="A99418"/>
     <w:multiLevelType w:val="multilevel"/>
     <w:lvl w:ilvl="0">
       <w:start w:val="8"/>
@@ -8271,7 +8607,7 @@
       <w:lvlText w:val="%1."/>
       <w:lvlJc w:val="left"/>
       <w:pPr>
-        <w:ind w:left="720" w:hanging="360"/>
+        <w:ind w:left="720" w:hanging="480"/>
       </w:pPr>
     </w:lvl>
     <w:lvl w:ilvl="1">
@@ -8280,7 +8616,7 @@
       <w:lvlText w:val="%2."/>
       <w:lvlJc w:val="left"/>
       <w:pPr>
-        <w:ind w:left="1440" w:hanging="360"/>
+        <w:ind w:left="1440" w:hanging="480"/>
       </w:pPr>
     </w:lvl>
     <w:lvl w:ilvl="2">
@@ -8289,7 +8625,7 @@
       <w:lvlText w:val="%3."/>
       <w:lvlJc w:val="left"/>
       <w:pPr>
-        <w:ind w:left="2160" w:hanging="360"/>
+        <w:ind w:left="2160" w:hanging="480"/>
       </w:pPr>
     </w:lvl>
     <w:lvl w:ilvl="3">
@@ -8298,7 +8634,7 @@
       <w:lvlText w:val="%4."/>
       <w:lvlJc w:val="left"/>
       <w:pPr>
-        <w:ind w:left="2880" w:hanging="360"/>
+        <w:ind w:left="2880" w:hanging="480"/>
       </w:pPr>
     </w:lvl>
     <w:lvl w:ilvl="4">
@@ -8307,7 +8643,7 @@
       <w:lvlText w:val="%5."/>
       <w:lvlJc w:val="left"/>
       <w:pPr>
-        <w:ind w:left="3600" w:hanging="360"/>
+        <w:ind w:left="3600" w:hanging="480"/>
       </w:pPr>
     </w:lvl>
     <w:lvl w:ilvl="5">
@@ -8316,7 +8652,7 @@
       <w:lvlText w:val="%6."/>
       <w:lvlJc w:val="left"/>
       <w:pPr>
-        <w:ind w:left="4320" w:hanging="360"/>
+        <w:ind w:left="4320" w:hanging="480"/>
       </w:pPr>
     </w:lvl>
     <w:lvl w:ilvl="6">
@@ -8325,7 +8661,7 @@
       <w:lvlText w:val="%7."/>
       <w:lvlJc w:val="left"/>
       <w:pPr>
-        <w:ind w:left="5040" w:hanging="360"/>
+        <w:ind w:left="5040" w:hanging="480"/>
       </w:pPr>
     </w:lvl>
     <w:lvl w:ilvl="7">
@@ -8334,7 +8670,7 @@
       <w:lvlText w:val="%8."/>
       <w:lvlJc w:val="left"/>
       <w:pPr>
-        <w:ind w:left="5760" w:hanging="360"/>
+        <w:ind w:left="5760" w:hanging="480"/>
       </w:pPr>
     </w:lvl>
     <w:lvl w:ilvl="8">
@@ -8343,12 +8679,12 @@
       <w:lvlText w:val="%9."/>
       <w:lvlJc w:val="left"/>
       <w:pPr>
-        <w:ind w:left="6480" w:hanging="360"/>
+        <w:ind w:left="6480" w:hanging="480"/>
       </w:pPr>
     </w:lvl>
   </w:abstractNum>
   <w:abstractNum w:abstractNumId="994124">
-    <w:nsid w:val="0A994124"/>
+    <w:nsid w:val="A994124"/>
     <w:multiLevelType w:val="multilevel"/>
     <w:lvl w:ilvl="0">
       <w:start w:val="24"/>
@@ -8356,7 +8692,7 @@
       <w:lvlText w:val="%1."/>
       <w:lvlJc w:val="left"/>
       <w:pPr>
-        <w:ind w:left="720" w:hanging="360"/>
+        <w:ind w:left="720" w:hanging="480"/>
       </w:pPr>
     </w:lvl>
     <w:lvl w:ilvl="1">
@@ -8365,7 +8701,7 @@
       <w:lvlText w:val="%2."/>
       <w:lvlJc w:val="left"/>
       <w:pPr>
-        <w:ind w:left="1440" w:hanging="360"/>
+        <w:ind w:left="1440" w:hanging="480"/>
       </w:pPr>
     </w:lvl>
     <w:lvl w:ilvl="2">
@@ -8374,7 +8710,7 @@
       <w:lvlText w:val="%3."/>
       <w:lvlJc w:val="left"/>
       <w:pPr>
-        <w:ind w:left="2160" w:hanging="360"/>
+        <w:ind w:left="2160" w:hanging="480"/>
       </w:pPr>
     </w:lvl>
     <w:lvl w:ilvl="3">
@@ -8383,7 +8719,7 @@
       <w:lvlText w:val="%4."/>
       <w:lvlJc w:val="left"/>
       <w:pPr>
-        <w:ind w:left="2880" w:hanging="360"/>
+        <w:ind w:left="2880" w:hanging="480"/>
       </w:pPr>
     </w:lvl>
     <w:lvl w:ilvl="4">
@@ -8392,7 +8728,7 @@
       <w:lvlText w:val="%5."/>
       <w:lvlJc w:val="left"/>
       <w:pPr>
-        <w:ind w:left="3600" w:hanging="360"/>
+        <w:ind w:left="3600" w:hanging="480"/>
       </w:pPr>
     </w:lvl>
     <w:lvl w:ilvl="5">
@@ -8401,7 +8737,7 @@
       <w:lvlText w:val="%6."/>
       <w:lvlJc w:val="left"/>
       <w:pPr>
-        <w:ind w:left="4320" w:hanging="360"/>
+        <w:ind w:left="4320" w:hanging="480"/>
       </w:pPr>
     </w:lvl>
     <w:lvl w:ilvl="6">
@@ -8410,7 +8746,7 @@
       <w:lvlText w:val="%7."/>
       <w:lvlJc w:val="left"/>
       <w:pPr>
-        <w:ind w:left="5040" w:hanging="360"/>
+        <w:ind w:left="5040" w:hanging="480"/>
       </w:pPr>
     </w:lvl>
     <w:lvl w:ilvl="7">
@@ -8419,7 +8755,7 @@
       <w:lvlText w:val="%8."/>
       <w:lvlJc w:val="left"/>
       <w:pPr>
-        <w:ind w:left="5760" w:hanging="360"/>
+        <w:ind w:left="5760" w:hanging="480"/>
       </w:pPr>
     </w:lvl>
     <w:lvl w:ilvl="8">
@@ -8428,12 +8764,12 @@
       <w:lvlText w:val="%9."/>
       <w:lvlJc w:val="left"/>
       <w:pPr>
-        <w:ind w:left="6480" w:hanging="360"/>
+        <w:ind w:left="6480" w:hanging="480"/>
       </w:pPr>
     </w:lvl>
   </w:abstractNum>
   <w:abstractNum w:abstractNumId="994128">
-    <w:nsid w:val="0A994128"/>
+    <w:nsid w:val="A994128"/>
     <w:multiLevelType w:val="multilevel"/>
     <w:lvl w:ilvl="0">
       <w:start w:val="28"/>
@@ -8441,7 +8777,7 @@
       <w:lvlText w:val="%1."/>
       <w:lvlJc w:val="left"/>
       <w:pPr>
-        <w:ind w:left="720" w:hanging="360"/>
+        <w:ind w:left="720" w:hanging="480"/>
       </w:pPr>
     </w:lvl>
     <w:lvl w:ilvl="1">
@@ -8450,7 +8786,7 @@
       <w:lvlText w:val="%2."/>
       <w:lvlJc w:val="left"/>
       <w:pPr>
-        <w:ind w:left="1440" w:hanging="360"/>
+        <w:ind w:left="1440" w:hanging="480"/>
       </w:pPr>
     </w:lvl>
     <w:lvl w:ilvl="2">
@@ -8459,7 +8795,7 @@
       <w:lvlText w:val="%3."/>
       <w:lvlJc w:val="left"/>
       <w:pPr>
-        <w:ind w:left="2160" w:hanging="360"/>
+        <w:ind w:left="2160" w:hanging="480"/>
       </w:pPr>
     </w:lvl>
     <w:lvl w:ilvl="3">
@@ -8468,7 +8804,7 @@
       <w:lvlText w:val="%4."/>
       <w:lvlJc w:val="left"/>
       <w:pPr>
-        <w:ind w:left="2880" w:hanging="360"/>
+        <w:ind w:left="2880" w:hanging="480"/>
       </w:pPr>
     </w:lvl>
     <w:lvl w:ilvl="4">
@@ -8477,7 +8813,7 @@
       <w:lvlText w:val="%5."/>
       <w:lvlJc w:val="left"/>
       <w:pPr>
-        <w:ind w:left="3600" w:hanging="360"/>
+        <w:ind w:left="3600" w:hanging="480"/>
       </w:pPr>
     </w:lvl>
     <w:lvl w:ilvl="5">
@@ -8486,7 +8822,7 @@
       <w:lvlText w:val="%6."/>
       <w:lvlJc w:val="left"/>
       <w:pPr>
-        <w:ind w:left="4320" w:hanging="360"/>
+        <w:ind w:left="4320" w:hanging="480"/>
       </w:pPr>
     </w:lvl>
     <w:lvl w:ilvl="6">
@@ -8495,7 +8831,7 @@
       <w:lvlText w:val="%7."/>
       <w:lvlJc w:val="left"/>
       <w:pPr>
-        <w:ind w:left="5040" w:hanging="360"/>
+        <w:ind w:left="5040" w:hanging="480"/>
       </w:pPr>
     </w:lvl>
     <w:lvl w:ilvl="7">
@@ -8504,7 +8840,7 @@
       <w:lvlText w:val="%8."/>
       <w:lvlJc w:val="left"/>
       <w:pPr>
-        <w:ind w:left="5760" w:hanging="360"/>
+        <w:ind w:left="5760" w:hanging="480"/>
       </w:pPr>
     </w:lvl>
     <w:lvl w:ilvl="8">
@@ -8513,12 +8849,12 @@
       <w:lvlText w:val="%9."/>
       <w:lvlJc w:val="left"/>
       <w:pPr>
-        <w:ind w:left="6480" w:hanging="360"/>
+        <w:ind w:left="6480" w:hanging="480"/>
       </w:pPr>
     </w:lvl>
   </w:abstractNum>
   <w:abstractNum w:abstractNumId="994129">
-    <w:nsid w:val="0A994129"/>
+    <w:nsid w:val="A994129"/>
     <w:multiLevelType w:val="multilevel"/>
     <w:lvl w:ilvl="0">
       <w:start w:val="29"/>
@@ -8526,7 +8862,7 @@
       <w:lvlText w:val="%1."/>
       <w:lvlJc w:val="left"/>
       <w:pPr>
-        <w:ind w:left="720" w:hanging="360"/>
+        <w:ind w:left="720" w:hanging="480"/>
       </w:pPr>
     </w:lvl>
     <w:lvl w:ilvl="1">
@@ -8535,7 +8871,7 @@
       <w:lvlText w:val="%2."/>
       <w:lvlJc w:val="left"/>
       <w:pPr>
-        <w:ind w:left="1440" w:hanging="360"/>
+        <w:ind w:left="1440" w:hanging="480"/>
       </w:pPr>
     </w:lvl>
     <w:lvl w:ilvl="2">
@@ -8544,7 +8880,7 @@
       <w:lvlText w:val="%3."/>
       <w:lvlJc w:val="left"/>
       <w:pPr>
-        <w:ind w:left="2160" w:hanging="360"/>
+        <w:ind w:left="2160" w:hanging="480"/>
       </w:pPr>
     </w:lvl>
     <w:lvl w:ilvl="3">
@@ -8553,7 +8889,7 @@
       <w:lvlText w:val="%4."/>
       <w:lvlJc w:val="left"/>
       <w:pPr>
-        <w:ind w:left="2880" w:hanging="360"/>
+        <w:ind w:left="2880" w:hanging="480"/>
       </w:pPr>
     </w:lvl>
     <w:lvl w:ilvl="4">
@@ -8562,7 +8898,7 @@
       <w:lvlText w:val="%5."/>
       <w:lvlJc w:val="left"/>
       <w:pPr>
-        <w:ind w:left="3600" w:hanging="360"/>
+        <w:ind w:left="3600" w:hanging="480"/>
       </w:pPr>
     </w:lvl>
     <w:lvl w:ilvl="5">
@@ -8571,7 +8907,7 @@
       <w:lvlText w:val="%6."/>
       <w:lvlJc w:val="left"/>
       <w:pPr>
-        <w:ind w:left="4320" w:hanging="360"/>
+        <w:ind w:left="4320" w:hanging="480"/>
       </w:pPr>
     </w:lvl>
     <w:lvl w:ilvl="6">
@@ -8580,7 +8916,7 @@
       <w:lvlText w:val="%7."/>
       <w:lvlJc w:val="left"/>
       <w:pPr>
-        <w:ind w:left="5040" w:hanging="360"/>
+        <w:ind w:left="5040" w:hanging="480"/>
       </w:pPr>
     </w:lvl>
     <w:lvl w:ilvl="7">
@@ -8589,7 +8925,7 @@
       <w:lvlText w:val="%8."/>
       <w:lvlJc w:val="left"/>
       <w:pPr>
-        <w:ind w:left="5760" w:hanging="360"/>
+        <w:ind w:left="5760" w:hanging="480"/>
       </w:pPr>
     </w:lvl>
     <w:lvl w:ilvl="8">
@@ -8598,7 +8934,7 @@
       <w:lvlText w:val="%9."/>
       <w:lvlJc w:val="left"/>
       <w:pPr>
-        <w:ind w:left="6480" w:hanging="360"/>
+        <w:ind w:left="6480" w:hanging="480"/>
       </w:pPr>
     </w:lvl>
   </w:abstractNum>
@@ -8916,10 +9252,10 @@
   <w:docDefaults>
     <w:rPrDefault>
       <w:rPr>
-        <w:rFonts w:asciiTheme="minorHAnsi" w:cstheme="minorBidi" w:eastAsiaTheme="minorEastAsia" w:hAnsiTheme="minorHAnsi"/>
+        <w:rFonts w:asciiTheme="minorHAnsi" w:cstheme="minorBidi" w:eastAsiaTheme="minorHAnsi" w:hAnsiTheme="minorHAnsi"/>
         <w:sz w:val="24"/>
         <w:szCs w:val="24"/>
-        <w:lang w:bidi="ar-SA" w:eastAsia="zh-CN" w:val="en-US"/>
+        <w:lang w:bidi="ar-SA" w:eastAsia="en-US" w:val="en-US"/>
       </w:rPr>
     </w:rPrDefault>
     <w:pPrDefault>
@@ -8937,10 +9273,10 @@
     <w:name w:val="Body Text"/>
     <w:basedOn w:val="Normal"/>
     <w:link w:val="BodyTextChar"/>
-    <w:qFormat/>
     <w:pPr>
       <w:spacing w:after="180" w:before="180"/>
     </w:pPr>
+    <w:qFormat/>
   </w:style>
   <w:style w:customStyle="1" w:styleId="FirstParagraph" w:type="paragraph">
     <w:name w:val="First Paragraph"/>
@@ -8960,94 +9296,57 @@
     <w:name w:val="Title"/>
     <w:basedOn w:val="Normal"/>
     <w:next w:val="BodyText"/>
-    <w:link w:val="TitleChar"/>
-    <w:uiPriority w:val="10"/>
     <w:qFormat/>
-    <w:rsid w:val="00A10FD9"/>
     <w:pPr>
-      <w:spacing w:after="80" w:line="240" w:lineRule="auto"/>
-      <w:contextualSpacing/>
+      <w:keepNext/>
+      <w:keepLines/>
+      <w:spacing w:after="240" w:before="480"/>
       <w:jc w:val="center"/>
     </w:pPr>
     <w:rPr>
       <w:rFonts w:asciiTheme="majorHAnsi" w:cstheme="majorBidi" w:eastAsiaTheme="majorEastAsia" w:hAnsiTheme="majorHAnsi"/>
-      <w:sz w:val="56"/>
-      <w:szCs w:val="56"/>
-    </w:rPr>
-  </w:style>
-  <w:style w:customStyle="1" w:styleId="TitleChar" w:type="character">
-    <w:name w:val="Title Char"/>
-    <w:basedOn w:val="DefaultParagraphFont"/>
-    <w:link w:val="Title"/>
-    <w:uiPriority w:val="10"/>
-    <w:rsid w:val="00A10FD9"/>
-    <w:rPr>
-      <w:rFonts w:asciiTheme="majorHAnsi" w:cstheme="majorBidi" w:eastAsiaTheme="majorEastAsia" w:hAnsiTheme="majorHAnsi"/>
-      <w:sz w:val="56"/>
-      <w:szCs w:val="56"/>
+      <w:b/>
+      <w:bCs/>
+      <w:color w:themeColor="accent1" w:themeShade="B5" w:val="345A8A"/>
+      <w:sz w:val="36"/>
+      <w:szCs w:val="36"/>
     </w:rPr>
   </w:style>
   <w:style w:styleId="Subtitle" w:type="paragraph">
     <w:name w:val="Subtitle"/>
     <w:basedOn w:val="Title"/>
     <w:next w:val="BodyText"/>
-    <w:link w:val="SubtitleChar"/>
-    <w:uiPriority w:val="11"/>
     <w:qFormat/>
-    <w:rsid w:val="00A10FD9"/>
     <w:pPr>
-      <w:numPr>
-        <w:ilvl w:val="1"/>
-      </w:numPr>
+      <w:keepNext/>
+      <w:keepLines/>
+      <w:spacing w:after="240" w:before="240"/>
+      <w:jc w:val="center"/>
     </w:pPr>
     <w:rPr>
-      <w:rFonts w:cstheme="majorBidi" w:eastAsiaTheme="majorEastAsia"/>
-      <w:spacing w:val="15"/>
-      <w:sz w:val="28"/>
-      <w:szCs w:val="28"/>
-    </w:rPr>
-  </w:style>
-  <w:style w:customStyle="1" w:styleId="SubtitleChar" w:type="character">
-    <w:name w:val="Subtitle Char"/>
-    <w:basedOn w:val="DefaultParagraphFont"/>
-    <w:link w:val="Subtitle"/>
-    <w:uiPriority w:val="11"/>
-    <w:rsid w:val="00A10FD9"/>
-    <w:rPr>
-      <w:rFonts w:cstheme="majorBidi" w:eastAsiaTheme="majorEastAsia"/>
-      <w:color w:themeColor="text1" w:themeTint="A6" w:val="595959"/>
-      <w:spacing w:val="15"/>
-      <w:sz w:val="28"/>
-      <w:szCs w:val="28"/>
+      <w:sz w:val="30"/>
+      <w:szCs w:val="30"/>
     </w:rPr>
   </w:style>
   <w:style w:customStyle="1" w:styleId="Author" w:type="paragraph">
     <w:name w:val="Author"/>
-    <w:basedOn w:val="Title"/>
     <w:next w:val="BodyText"/>
     <w:qFormat/>
     <w:pPr>
       <w:keepNext/>
       <w:keepLines/>
+      <w:jc w:val="center"/>
     </w:pPr>
-    <w:rPr>
-      <w:sz w:val="24"/>
-      <w:szCs w:val="24"/>
-    </w:rPr>
   </w:style>
   <w:style w:styleId="Date" w:type="paragraph">
     <w:name w:val="Date"/>
-    <w:basedOn w:val="Title"/>
     <w:next w:val="BodyText"/>
     <w:qFormat/>
     <w:pPr>
       <w:keepNext/>
       <w:keepLines/>
+      <w:jc w:val="center"/>
     </w:pPr>
-    <w:rPr>
-      <w:sz w:val="24"/>
-      <w:szCs w:val="24"/>
-    </w:rPr>
   </w:style>
   <w:style w:customStyle="1" w:styleId="AbstractTitle" w:type="paragraph">
     <w:name w:val="Abstract Title"/>
@@ -9057,13 +9356,15 @@
     <w:pPr>
       <w:keepNext/>
       <w:keepLines/>
+      <w:jc w:val="center"/>
       <w:spacing w:after="0" w:before="300"/>
-      <w:jc w:val="center"/>
     </w:pPr>
     <w:rPr>
-      <w:b/>
       <w:sz w:val="20"/>
       <w:szCs w:val="20"/>
+      <w:b/>
+      <w:color w:val="345A8A"/>
+      &gt;
     </w:rPr>
   </w:style>
   <w:style w:customStyle="1" w:styleId="Abstract" w:type="paragraph">
@@ -9090,321 +9391,191 @@
     <w:rPr/>
   </w:style>
   <w:style w:styleId="Heading1" w:type="paragraph">
-    <w:name w:val="heading 1"/>
+    <w:name w:val="Heading 1"/>
     <w:basedOn w:val="Normal"/>
     <w:next w:val="BodyText"/>
-    <w:link w:val="Heading1Char"/>
     <w:uiPriority w:val="9"/>
     <w:qFormat/>
-    <w:rsid w:val="00A10FD9"/>
     <w:pPr>
       <w:keepNext/>
       <w:keepLines/>
-      <w:spacing w:after="80" w:before="360"/>
+      <w:spacing w:after="0" w:before="480"/>
       <w:outlineLvl w:val="0"/>
     </w:pPr>
     <w:rPr>
       <w:rFonts w:asciiTheme="majorHAnsi" w:cstheme="majorBidi" w:eastAsiaTheme="majorEastAsia" w:hAnsiTheme="majorHAnsi"/>
-      <w:color w:themeColor="accent1" w:themeShade="BF" w:val="0F4761"/>
-      <w:sz w:val="40"/>
-      <w:szCs w:val="40"/>
+      <w:b/>
+      <w:bCs/>
+      <w:color w:themeColor="accent1" w:val="4F81BD"/>
+      <w:sz w:val="32"/>
+      <w:szCs w:val="32"/>
     </w:rPr>
   </w:style>
   <w:style w:styleId="Heading2" w:type="paragraph">
-    <w:name w:val="heading 2"/>
+    <w:name w:val="Heading 2"/>
     <w:basedOn w:val="Normal"/>
     <w:next w:val="BodyText"/>
-    <w:link w:val="Heading2Char"/>
     <w:uiPriority w:val="9"/>
-    <w:semiHidden/>
     <w:unhideWhenUsed/>
     <w:qFormat/>
-    <w:rsid w:val="00A10FD9"/>
     <w:pPr>
       <w:keepNext/>
       <w:keepLines/>
-      <w:spacing w:after="80" w:before="160"/>
+      <w:spacing w:after="0" w:before="200"/>
       <w:outlineLvl w:val="1"/>
     </w:pPr>
     <w:rPr>
       <w:rFonts w:asciiTheme="majorHAnsi" w:cstheme="majorBidi" w:eastAsiaTheme="majorEastAsia" w:hAnsiTheme="majorHAnsi"/>
-      <w:color w:themeColor="accent1" w:themeShade="BF" w:val="0F4761"/>
-      <w:sz w:val="32"/>
-      <w:szCs w:val="32"/>
-    </w:rPr>
-  </w:style>
-  <w:style w:styleId="Heading3" w:type="paragraph">
-    <w:name w:val="heading 3"/>
-    <w:basedOn w:val="Normal"/>
-    <w:next w:val="BodyText"/>
-    <w:link w:val="Heading3Char"/>
-    <w:uiPriority w:val="9"/>
-    <w:semiHidden/>
-    <w:unhideWhenUsed/>
-    <w:qFormat/>
-    <w:rsid w:val="00A10FD9"/>
-    <w:pPr>
-      <w:keepNext/>
-      <w:keepLines/>
-      <w:spacing w:after="80" w:before="160"/>
-      <w:outlineLvl w:val="2"/>
-    </w:pPr>
-    <w:rPr>
-      <w:rFonts w:cstheme="majorBidi" w:eastAsiaTheme="majorEastAsia"/>
-      <w:color w:themeColor="accent1" w:themeShade="BF" w:val="0F4761"/>
+      <w:b/>
+      <w:bCs/>
+      <w:color w:themeColor="accent1" w:val="4F81BD"/>
       <w:sz w:val="28"/>
       <w:szCs w:val="28"/>
     </w:rPr>
   </w:style>
-  <w:style w:styleId="Heading4" w:type="paragraph">
-    <w:name w:val="heading 4"/>
+  <w:style w:styleId="Heading3" w:type="paragraph">
+    <w:name w:val="Heading 3"/>
     <w:basedOn w:val="Normal"/>
     <w:next w:val="BodyText"/>
-    <w:link w:val="Heading4Char"/>
     <w:uiPriority w:val="9"/>
-    <w:semiHidden/>
     <w:unhideWhenUsed/>
     <w:qFormat/>
-    <w:rsid w:val="00A10FD9"/>
     <w:pPr>
       <w:keepNext/>
       <w:keepLines/>
-      <w:spacing w:after="40" w:before="80"/>
+      <w:spacing w:after="0" w:before="200"/>
+      <w:outlineLvl w:val="2"/>
+    </w:pPr>
+    <w:rPr>
+      <w:rFonts w:asciiTheme="majorHAnsi" w:cstheme="majorBidi" w:eastAsiaTheme="majorEastAsia" w:hAnsiTheme="majorHAnsi"/>
+      <w:b/>
+      <w:bCs/>
+      <w:color w:themeColor="accent1" w:val="4F81BD"/>
+      <w:sz w:val="24"/>
+      <w:szCs w:val="24"/>
+    </w:rPr>
+  </w:style>
+  <w:style w:styleId="Heading4" w:type="paragraph">
+    <w:name w:val="Heading 4"/>
+    <w:basedOn w:val="Normal"/>
+    <w:next w:val="BodyText"/>
+    <w:uiPriority w:val="9"/>
+    <w:unhideWhenUsed/>
+    <w:qFormat/>
+    <w:pPr>
+      <w:keepNext/>
+      <w:keepLines/>
+      <w:spacing w:after="0" w:before="200"/>
       <w:outlineLvl w:val="3"/>
     </w:pPr>
     <w:rPr>
-      <w:rFonts w:cstheme="majorBidi" w:eastAsiaTheme="majorEastAsia"/>
+      <w:rFonts w:asciiTheme="majorHAnsi" w:cstheme="majorBidi" w:eastAsiaTheme="majorEastAsia" w:hAnsiTheme="majorHAnsi"/>
       <w:i/>
-      <w:iCs/>
-      <w:color w:themeColor="accent1" w:themeShade="BF" w:val="0F4761"/>
+      <w:bCs/>
+      <w:color w:themeColor="accent1" w:val="4F81BD"/>
+      <w:sz w:val="24"/>
+      <w:szCs w:val="24"/>
     </w:rPr>
   </w:style>
   <w:style w:styleId="Heading5" w:type="paragraph">
-    <w:name w:val="heading 5"/>
+    <w:name w:val="Heading 5"/>
     <w:basedOn w:val="Normal"/>
     <w:next w:val="BodyText"/>
-    <w:link w:val="Heading5Char"/>
     <w:uiPriority w:val="9"/>
-    <w:semiHidden/>
     <w:unhideWhenUsed/>
     <w:qFormat/>
-    <w:rsid w:val="00A10FD9"/>
     <w:pPr>
       <w:keepNext/>
       <w:keepLines/>
-      <w:spacing w:after="40" w:before="80"/>
+      <w:spacing w:after="0" w:before="200"/>
       <w:outlineLvl w:val="4"/>
     </w:pPr>
     <w:rPr>
-      <w:rFonts w:cstheme="majorBidi" w:eastAsiaTheme="majorEastAsia"/>
-      <w:color w:themeColor="accent1" w:themeShade="BF" w:val="0F4761"/>
+      <w:rFonts w:asciiTheme="majorHAnsi" w:cstheme="majorBidi" w:eastAsiaTheme="majorEastAsia" w:hAnsiTheme="majorHAnsi"/>
+      <w:iCs/>
+      <w:color w:themeColor="accent1" w:val="4F81BD"/>
+      <w:sz w:val="24"/>
+      <w:szCs w:val="24"/>
     </w:rPr>
   </w:style>
   <w:style w:styleId="Heading6" w:type="paragraph">
-    <w:name w:val="heading 6"/>
+    <w:name w:val="Heading 6"/>
     <w:basedOn w:val="Normal"/>
     <w:next w:val="BodyText"/>
-    <w:link w:val="Heading6Char"/>
     <w:uiPriority w:val="9"/>
-    <w:semiHidden/>
     <w:unhideWhenUsed/>
     <w:qFormat/>
-    <w:rsid w:val="00A10FD9"/>
     <w:pPr>
       <w:keepNext/>
       <w:keepLines/>
-      <w:spacing w:after="0" w:before="40"/>
+      <w:spacing w:after="0" w:before="200"/>
       <w:outlineLvl w:val="5"/>
     </w:pPr>
     <w:rPr>
-      <w:rFonts w:cstheme="majorBidi" w:eastAsiaTheme="majorEastAsia"/>
-      <w:i/>
-      <w:iCs/>
-      <w:color w:themeColor="text1" w:themeTint="A6" w:val="595959"/>
+      <w:rFonts w:asciiTheme="majorHAnsi" w:cstheme="majorBidi" w:eastAsiaTheme="majorEastAsia" w:hAnsiTheme="majorHAnsi"/>
+      <w:color w:themeColor="accent1" w:val="4F81BD"/>
+      <w:sz w:val="24"/>
+      <w:szCs w:val="24"/>
     </w:rPr>
   </w:style>
   <w:style w:styleId="Heading7" w:type="paragraph">
-    <w:name w:val="heading 7"/>
+    <w:name w:val="Heading 7"/>
     <w:basedOn w:val="Normal"/>
     <w:next w:val="BodyText"/>
-    <w:link w:val="Heading7Char"/>
     <w:uiPriority w:val="9"/>
-    <w:semiHidden/>
     <w:unhideWhenUsed/>
     <w:qFormat/>
-    <w:rsid w:val="00A10FD9"/>
     <w:pPr>
       <w:keepNext/>
       <w:keepLines/>
-      <w:spacing w:after="0" w:before="40"/>
+      <w:spacing w:after="0" w:before="200"/>
       <w:outlineLvl w:val="6"/>
     </w:pPr>
     <w:rPr>
-      <w:rFonts w:cstheme="majorBidi" w:eastAsiaTheme="majorEastAsia"/>
-      <w:color w:themeColor="text1" w:themeTint="A6" w:val="595959"/>
+      <w:rFonts w:asciiTheme="majorHAnsi" w:cstheme="majorBidi" w:eastAsiaTheme="majorEastAsia" w:hAnsiTheme="majorHAnsi"/>
+      <w:color w:themeColor="accent1" w:val="4F81BD"/>
+      <w:sz w:val="24"/>
+      <w:szCs w:val="24"/>
     </w:rPr>
   </w:style>
   <w:style w:styleId="Heading8" w:type="paragraph">
-    <w:name w:val="heading 8"/>
+    <w:name w:val="Heading 8"/>
     <w:basedOn w:val="Normal"/>
     <w:next w:val="BodyText"/>
-    <w:link w:val="Heading8Char"/>
     <w:uiPriority w:val="9"/>
-    <w:semiHidden/>
     <w:unhideWhenUsed/>
     <w:qFormat/>
-    <w:rsid w:val="00A10FD9"/>
     <w:pPr>
       <w:keepNext/>
       <w:keepLines/>
-      <w:spacing w:after="0"/>
+      <w:spacing w:after="0" w:before="200"/>
       <w:outlineLvl w:val="7"/>
     </w:pPr>
     <w:rPr>
-      <w:rFonts w:cstheme="majorBidi" w:eastAsiaTheme="majorEastAsia"/>
-      <w:i/>
-      <w:iCs/>
-      <w:color w:themeColor="text1" w:themeTint="D8" w:val="272727"/>
+      <w:rFonts w:asciiTheme="majorHAnsi" w:cstheme="majorBidi" w:eastAsiaTheme="majorEastAsia" w:hAnsiTheme="majorHAnsi"/>
+      <w:color w:themeColor="accent1" w:val="4F81BD"/>
+      <w:sz w:val="24"/>
+      <w:szCs w:val="24"/>
     </w:rPr>
   </w:style>
   <w:style w:styleId="Heading9" w:type="paragraph">
-    <w:name w:val="heading 9"/>
+    <w:name w:val="Heading 9"/>
     <w:basedOn w:val="Normal"/>
     <w:next w:val="BodyText"/>
-    <w:link w:val="Heading9Char"/>
     <w:uiPriority w:val="9"/>
-    <w:semiHidden/>
     <w:unhideWhenUsed/>
     <w:qFormat/>
-    <w:rsid w:val="00A10FD9"/>
     <w:pPr>
       <w:keepNext/>
       <w:keepLines/>
-      <w:spacing w:after="0"/>
+      <w:spacing w:after="0" w:before="200"/>
       <w:outlineLvl w:val="8"/>
     </w:pPr>
     <w:rPr>
-      <w:rFonts w:cstheme="majorBidi" w:eastAsiaTheme="majorEastAsia"/>
-      <w:color w:themeColor="text1" w:themeTint="D8" w:val="272727"/>
-    </w:rPr>
-  </w:style>
-  <w:style w:customStyle="1" w:styleId="Heading1Char" w:type="character">
-    <w:name w:val="Heading 1 Char"/>
-    <w:basedOn w:val="DefaultParagraphFont"/>
-    <w:link w:val="Heading1"/>
-    <w:uiPriority w:val="9"/>
-    <w:rsid w:val="00A10FD9"/>
-    <w:rPr>
       <w:rFonts w:asciiTheme="majorHAnsi" w:cstheme="majorBidi" w:eastAsiaTheme="majorEastAsia" w:hAnsiTheme="majorHAnsi"/>
-      <w:color w:themeColor="accent1" w:themeShade="BF" w:val="0F4761"/>
-      <w:sz w:val="40"/>
-      <w:szCs w:val="40"/>
-    </w:rPr>
-  </w:style>
-  <w:style w:customStyle="1" w:styleId="Heading2Char" w:type="character">
-    <w:name w:val="Heading 2 Char"/>
-    <w:basedOn w:val="DefaultParagraphFont"/>
-    <w:link w:val="Heading2"/>
-    <w:uiPriority w:val="9"/>
-    <w:semiHidden/>
-    <w:rsid w:val="00A10FD9"/>
-    <w:rPr>
-      <w:rFonts w:asciiTheme="majorHAnsi" w:cstheme="majorBidi" w:eastAsiaTheme="majorEastAsia" w:hAnsiTheme="majorHAnsi"/>
-      <w:color w:themeColor="accent1" w:themeShade="BF" w:val="0F4761"/>
-      <w:sz w:val="32"/>
-      <w:szCs w:val="32"/>
-    </w:rPr>
-  </w:style>
-  <w:style w:customStyle="1" w:styleId="Heading3Char" w:type="character">
-    <w:name w:val="Heading 3 Char"/>
-    <w:basedOn w:val="DefaultParagraphFont"/>
-    <w:link w:val="Heading3"/>
-    <w:uiPriority w:val="9"/>
-    <w:semiHidden/>
-    <w:rsid w:val="00A10FD9"/>
-    <w:rPr>
-      <w:rFonts w:cstheme="majorBidi" w:eastAsiaTheme="majorEastAsia"/>
-      <w:color w:themeColor="accent1" w:themeShade="BF" w:val="0F4761"/>
-      <w:sz w:val="28"/>
-      <w:szCs w:val="28"/>
-    </w:rPr>
-  </w:style>
-  <w:style w:customStyle="1" w:styleId="Heading4Char" w:type="character">
-    <w:name w:val="Heading 4 Char"/>
-    <w:basedOn w:val="DefaultParagraphFont"/>
-    <w:link w:val="Heading4"/>
-    <w:uiPriority w:val="9"/>
-    <w:semiHidden/>
-    <w:rsid w:val="00A10FD9"/>
-    <w:rPr>
-      <w:rFonts w:cstheme="majorBidi" w:eastAsiaTheme="majorEastAsia"/>
-      <w:i/>
-      <w:iCs/>
-      <w:color w:themeColor="accent1" w:themeShade="BF" w:val="0F4761"/>
-    </w:rPr>
-  </w:style>
-  <w:style w:customStyle="1" w:styleId="Heading5Char" w:type="character">
-    <w:name w:val="Heading 5 Char"/>
-    <w:basedOn w:val="DefaultParagraphFont"/>
-    <w:link w:val="Heading5"/>
-    <w:uiPriority w:val="9"/>
-    <w:semiHidden/>
-    <w:rsid w:val="00A10FD9"/>
-    <w:rPr>
-      <w:rFonts w:cstheme="majorBidi" w:eastAsiaTheme="majorEastAsia"/>
-      <w:color w:themeColor="accent1" w:themeShade="BF" w:val="0F4761"/>
-    </w:rPr>
-  </w:style>
-  <w:style w:customStyle="1" w:styleId="Heading6Char" w:type="character">
-    <w:name w:val="Heading 6 Char"/>
-    <w:basedOn w:val="DefaultParagraphFont"/>
-    <w:link w:val="Heading6"/>
-    <w:uiPriority w:val="9"/>
-    <w:semiHidden/>
-    <w:rsid w:val="00A10FD9"/>
-    <w:rPr>
-      <w:rFonts w:cstheme="majorBidi" w:eastAsiaTheme="majorEastAsia"/>
-      <w:i/>
-      <w:iCs/>
-      <w:color w:themeColor="text1" w:themeTint="A6" w:val="595959"/>
-    </w:rPr>
-  </w:style>
-  <w:style w:customStyle="1" w:styleId="Heading7Char" w:type="character">
-    <w:name w:val="Heading 7 Char"/>
-    <w:basedOn w:val="DefaultParagraphFont"/>
-    <w:link w:val="Heading7"/>
-    <w:uiPriority w:val="9"/>
-    <w:semiHidden/>
-    <w:rsid w:val="00A10FD9"/>
-    <w:rPr>
-      <w:rFonts w:cstheme="majorBidi" w:eastAsiaTheme="majorEastAsia"/>
-      <w:color w:themeColor="text1" w:themeTint="A6" w:val="595959"/>
-    </w:rPr>
-  </w:style>
-  <w:style w:customStyle="1" w:styleId="Heading8Char" w:type="character">
-    <w:name w:val="Heading 8 Char"/>
-    <w:basedOn w:val="DefaultParagraphFont"/>
-    <w:link w:val="Heading8"/>
-    <w:uiPriority w:val="9"/>
-    <w:semiHidden/>
-    <w:rsid w:val="00A10FD9"/>
-    <w:rPr>
-      <w:rFonts w:cstheme="majorBidi" w:eastAsiaTheme="majorEastAsia"/>
-      <w:i/>
-      <w:iCs/>
-      <w:color w:themeColor="text1" w:themeTint="D8" w:val="272727"/>
-    </w:rPr>
-  </w:style>
-  <w:style w:customStyle="1" w:styleId="Heading9Char" w:type="character">
-    <w:name w:val="Heading 9 Char"/>
-    <w:basedOn w:val="DefaultParagraphFont"/>
-    <w:link w:val="Heading9"/>
-    <w:uiPriority w:val="9"/>
-    <w:semiHidden/>
-    <w:rsid w:val="00A10FD9"/>
-    <w:rPr>
-      <w:rFonts w:cstheme="majorBidi" w:eastAsiaTheme="majorEastAsia"/>
-      <w:color w:themeColor="text1" w:themeTint="D8" w:val="272727"/>
+      <w:color w:themeColor="accent1" w:val="4F81BD"/>
+      <w:sz w:val="24"/>
+      <w:szCs w:val="24"/>
     </w:rPr>
   </w:style>
   <w:style w:styleId="BlockText" w:type="paragraph">
@@ -9427,18 +9598,6 @@
     <w:unhideWhenUsed/>
     <w:qFormat/>
   </w:style>
-  <w:style w:styleId="FootnoteBlockText" w:type="paragraph">
-    <w:name w:val="Footnote Block Text"/>
-    <w:basedOn w:val="FootnoteText"/>
-    <w:next w:val="FootnoteText"/>
-    <w:uiPriority w:val="9"/>
-    <w:unhideWhenUsed/>
-    <w:qFormat/>
-    <w:pPr>
-      <w:spacing w:after="100" w:before="100"/>
-      <w:ind w:firstLine="0" w:left="480" w:right="480"/>
-    </w:pPr>
-  </w:style>
   <w:style w:default="1" w:styleId="DefaultParagraphFont" w:type="character">
     <w:name w:val="Default Paragraph Font"/>
     <w:semiHidden/>
@@ -9460,11 +9619,18 @@
       </w:tblCellMar>
     </w:tblPr>
     <w:tblStylePr w:type="firstRow">
+      <w:tblPr>
+        <w:jc w:val="left"/>
+        <w:tblInd w:type="dxa" w:w="0"/>
+      </w:tblPr>
+      <w:trPr>
+        <w:jc w:val="left"/>
+      </w:trPr>
       <w:tcPr>
+        <w:vAlign w:val="bottom"/>
         <w:tcBorders>
           <w:bottom w:val="single"/>
         </w:tcBorders>
-        <w:vAlign w:val="bottom"/>
       </w:tcPr>
     </w:tblStylePr>
   </w:style>
@@ -9579,8 +9745,8 @@
     <w:name w:val="KeywordTok"/>
     <w:basedOn w:val="VerbatimChar"/>
     <w:rPr>
+      <w:color w:val="007020"/>
       <w:b/>
-      <w:color w:val="007020"/>
     </w:rPr>
   </w:style>
   <w:style w:type="character" w:customStyle="1" w:styleId="DataTypeTok">
@@ -9657,42 +9823,42 @@
     <w:name w:val="ImportTok"/>
     <w:basedOn w:val="VerbatimChar"/>
     <w:rPr>
+      <w:color w:val="008000"/>
       <w:b/>
-      <w:color w:val="008000"/>
     </w:rPr>
   </w:style>
   <w:style w:type="character" w:customStyle="1" w:styleId="CommentTok">
     <w:name w:val="CommentTok"/>
     <w:basedOn w:val="VerbatimChar"/>
     <w:rPr>
+      <w:color w:val="60a0b0"/>
       <w:i/>
-      <w:color w:val="60a0b0"/>
     </w:rPr>
   </w:style>
   <w:style w:type="character" w:customStyle="1" w:styleId="DocumentationTok">
     <w:name w:val="DocumentationTok"/>
     <w:basedOn w:val="VerbatimChar"/>
     <w:rPr>
+      <w:color w:val="ba2121"/>
       <w:i/>
-      <w:color w:val="ba2121"/>
     </w:rPr>
   </w:style>
   <w:style w:type="character" w:customStyle="1" w:styleId="AnnotationTok">
     <w:name w:val="AnnotationTok"/>
     <w:basedOn w:val="VerbatimChar"/>
     <w:rPr>
+      <w:color w:val="60a0b0"/>
       <w:b/>
       <w:i/>
-      <w:color w:val="60a0b0"/>
     </w:rPr>
   </w:style>
   <w:style w:type="character" w:customStyle="1" w:styleId="CommentVarTok">
     <w:name w:val="CommentVarTok"/>
     <w:basedOn w:val="VerbatimChar"/>
     <w:rPr>
+      <w:color w:val="60a0b0"/>
       <w:b/>
       <w:i/>
-      <w:color w:val="60a0b0"/>
     </w:rPr>
   </w:style>
   <w:style w:type="character" w:customStyle="1" w:styleId="OtherTok">
@@ -9720,8 +9886,8 @@
     <w:name w:val="ControlFlowTok"/>
     <w:basedOn w:val="VerbatimChar"/>
     <w:rPr>
+      <w:color w:val="007020"/>
       <w:b/>
-      <w:color w:val="007020"/>
     </w:rPr>
   </w:style>
   <w:style w:type="character" w:customStyle="1" w:styleId="OperatorTok">
@@ -9766,34 +9932,34 @@
     <w:name w:val="InformationTok"/>
     <w:basedOn w:val="VerbatimChar"/>
     <w:rPr>
+      <w:color w:val="60a0b0"/>
       <w:b/>
       <w:i/>
-      <w:color w:val="60a0b0"/>
     </w:rPr>
   </w:style>
   <w:style w:type="character" w:customStyle="1" w:styleId="WarningTok">
     <w:name w:val="WarningTok"/>
     <w:basedOn w:val="VerbatimChar"/>
     <w:rPr>
+      <w:color w:val="60a0b0"/>
       <w:b/>
       <w:i/>
-      <w:color w:val="60a0b0"/>
     </w:rPr>
   </w:style>
   <w:style w:type="character" w:customStyle="1" w:styleId="AlertTok">
     <w:name w:val="AlertTok"/>
     <w:basedOn w:val="VerbatimChar"/>
     <w:rPr>
+      <w:color w:val="ff0000"/>
       <w:b/>
-      <w:color w:val="ff0000"/>
     </w:rPr>
   </w:style>
   <w:style w:type="character" w:customStyle="1" w:styleId="ErrorTok">
     <w:name w:val="ErrorTok"/>
     <w:basedOn w:val="VerbatimChar"/>
     <w:rPr>
+      <w:color w:val="ff0000"/>
       <w:b/>
-      <w:color w:val="ff0000"/>
     </w:rPr>
   </w:style>
   <w:style w:type="character" w:customStyle="1" w:styleId="NormalTok">
@@ -9815,44 +9981,44 @@
         <a:sysClr val="window" lastClr="FFFFFF"/>
       </a:lt1>
       <a:dk2>
-        <a:srgbClr val="0E2841"/>
+        <a:srgbClr val="1F497D"/>
       </a:dk2>
       <a:lt2>
-        <a:srgbClr val="E8E8E8"/>
+        <a:srgbClr val="EEECE1"/>
       </a:lt2>
       <a:accent1>
-        <a:srgbClr val="156082"/>
+        <a:srgbClr val="4F81BD"/>
       </a:accent1>
       <a:accent2>
-        <a:srgbClr val="E97132"/>
+        <a:srgbClr val="C0504D"/>
       </a:accent2>
       <a:accent3>
-        <a:srgbClr val="196B24"/>
+        <a:srgbClr val="9BBB59"/>
       </a:accent3>
       <a:accent4>
-        <a:srgbClr val="0F9ED5"/>
+        <a:srgbClr val="8064A2"/>
       </a:accent4>
       <a:accent5>
-        <a:srgbClr val="A02B93"/>
+        <a:srgbClr val="4BACC6"/>
       </a:accent5>
       <a:accent6>
-        <a:srgbClr val="4EA72E"/>
+        <a:srgbClr val="F79646"/>
       </a:accent6>
       <a:hlink>
-        <a:srgbClr val="467886"/>
+        <a:srgbClr val="0000FF"/>
       </a:hlink>
       <a:folHlink>
-        <a:srgbClr val="96607D"/>
+        <a:srgbClr val="800080"/>
       </a:folHlink>
     </a:clrScheme>
     <a:fontScheme name="Office">
       <a:majorFont>
-        <a:latin typeface="Aptos Display" panose="02110004020202020204"/>
+        <a:latin typeface="Calibri"/>
         <a:ea typeface=""/>
         <a:cs typeface=""/>
-        <a:font script="Jpan" typeface="游ゴシック Light"/>
+        <a:font script="Jpan" typeface="ＭＳ ゴシック"/>
         <a:font script="Hang" typeface="맑은 고딕"/>
-        <a:font script="Hans" typeface="等线 Light"/>
+        <a:font script="Hans" typeface="宋体"/>
         <a:font script="Hant" typeface="新細明體"/>
         <a:font script="Arab" typeface="Times New Roman"/>
         <a:font script="Hebr" typeface="Times New Roman"/>
@@ -9879,32 +10045,14 @@
         <a:font script="Mong" typeface="Mongolian Baiti"/>
         <a:font script="Viet" typeface="Times New Roman"/>
         <a:font script="Uigh" typeface="Microsoft Uighur"/>
-        <a:font script="Geor" typeface="Sylfaen"/>
-        <a:font script="Armn" typeface="Arial"/>
-        <a:font script="Bugi" typeface="Leelawadee UI"/>
-        <a:font script="Bopo" typeface="Microsoft JhengHei"/>
-        <a:font script="Java" typeface="Javanese Text"/>
-        <a:font script="Lisu" typeface="Segoe UI"/>
-        <a:font script="Mymr" typeface="Myanmar Text"/>
-        <a:font script="Nkoo" typeface="Ebrima"/>
-        <a:font script="Olck" typeface="Nirmala UI"/>
-        <a:font script="Osma" typeface="Ebrima"/>
-        <a:font script="Phag" typeface="Phagspa"/>
-        <a:font script="Syrn" typeface="Estrangelo Edessa"/>
-        <a:font script="Syrj" typeface="Estrangelo Edessa"/>
-        <a:font script="Syre" typeface="Estrangelo Edessa"/>
-        <a:font script="Sora" typeface="Nirmala UI"/>
-        <a:font script="Tale" typeface="Microsoft Tai Le"/>
-        <a:font script="Talu" typeface="Microsoft New Tai Lue"/>
-        <a:font script="Tfng" typeface="Ebrima"/>
       </a:majorFont>
       <a:minorFont>
-        <a:latin typeface="Aptos" panose="02110004020202020204"/>
+        <a:latin typeface="Cambria"/>
         <a:ea typeface=""/>
         <a:cs typeface=""/>
-        <a:font script="Jpan" typeface="游明朝"/>
+        <a:font script="Jpan" typeface="ＭＳ 明朝"/>
         <a:font script="Hang" typeface="맑은 고딕"/>
-        <a:font script="Hans" typeface="等线"/>
+        <a:font script="Hans" typeface="宋体"/>
         <a:font script="Hant" typeface="新細明體"/>
         <a:font script="Arab" typeface="Arial"/>
         <a:font script="Hebr" typeface="Arial"/>
@@ -9931,24 +10079,6 @@
         <a:font script="Mong" typeface="Mongolian Baiti"/>
         <a:font script="Viet" typeface="Arial"/>
         <a:font script="Uigh" typeface="Microsoft Uighur"/>
-        <a:font script="Geor" typeface="Sylfaen"/>
-        <a:font script="Armn" typeface="Arial"/>
-        <a:font script="Bugi" typeface="Leelawadee UI"/>
-        <a:font script="Bopo" typeface="Microsoft JhengHei"/>
-        <a:font script="Java" typeface="Javanese Text"/>
-        <a:font script="Lisu" typeface="Segoe UI"/>
-        <a:font script="Mymr" typeface="Myanmar Text"/>
-        <a:font script="Nkoo" typeface="Ebrima"/>
-        <a:font script="Olck" typeface="Nirmala UI"/>
-        <a:font script="Osma" typeface="Ebrima"/>
-        <a:font script="Phag" typeface="Phagspa"/>
-        <a:font script="Syrn" typeface="Estrangelo Edessa"/>
-        <a:font script="Syrj" typeface="Estrangelo Edessa"/>
-        <a:font script="Syre" typeface="Estrangelo Edessa"/>
-        <a:font script="Sora" typeface="Nirmala UI"/>
-        <a:font script="Tale" typeface="Microsoft Tai Le"/>
-        <a:font script="Talu" typeface="Microsoft New Tai Lue"/>
-        <a:font script="Tfng" typeface="Ebrima"/>
       </a:minorFont>
     </a:fontScheme>
     <a:fmtScheme name="Office">
@@ -9960,141 +10090,200 @@
           <a:gsLst>
             <a:gs pos="0">
               <a:schemeClr val="phClr">
-                <a:lumMod val="110000"/>
-                <a:satMod val="105000"/>
-                <a:tint val="67000"/>
+                <a:tint val="50000"/>
+                <a:satMod val="300000"/>
               </a:schemeClr>
             </a:gs>
-            <a:gs pos="50000">
+            <a:gs pos="35000">
               <a:schemeClr val="phClr">
-                <a:lumMod val="105000"/>
-                <a:satMod val="103000"/>
-                <a:tint val="73000"/>
+                <a:tint val="37000"/>
+                <a:satMod val="300000"/>
               </a:schemeClr>
             </a:gs>
             <a:gs pos="100000">
               <a:schemeClr val="phClr">
-                <a:lumMod val="105000"/>
-                <a:satMod val="109000"/>
-                <a:tint val="81000"/>
+                <a:tint val="15000"/>
+                <a:satMod val="350000"/>
               </a:schemeClr>
             </a:gs>
           </a:gsLst>
-          <a:lin ang="5400000" scaled="0"/>
+          <a:lin ang="16200000" scaled="1"/>
         </a:gradFill>
         <a:gradFill rotWithShape="1">
           <a:gsLst>
             <a:gs pos="0">
               <a:schemeClr val="phClr">
-                <a:satMod val="103000"/>
-                <a:lumMod val="102000"/>
-                <a:tint val="94000"/>
-              </a:schemeClr>
-            </a:gs>
-            <a:gs pos="50000">
-              <a:schemeClr val="phClr">
-                <a:satMod val="110000"/>
-                <a:lumMod val="100000"/>
+                <a:tint val="100000"/>
                 <a:shade val="100000"/>
+                <a:satMod val="130000"/>
               </a:schemeClr>
             </a:gs>
             <a:gs pos="100000">
               <a:schemeClr val="phClr">
-                <a:lumMod val="99000"/>
-                <a:satMod val="120000"/>
-                <a:shade val="78000"/>
+                <a:tint val="50000"/>
+                <a:shade val="100000"/>
+                <a:satMod val="350000"/>
               </a:schemeClr>
             </a:gs>
           </a:gsLst>
-          <a:lin ang="5400000" scaled="0"/>
+          <a:lin ang="16200000" scaled="0"/>
         </a:gradFill>
       </a:fillStyleLst>
       <a:lnStyleLst>
-        <a:ln w="6350" cap="flat" cmpd="sng" algn="ctr">
+        <a:ln w="9525" cap="flat" cmpd="sng" algn="ctr">
+          <a:solidFill>
+            <a:schemeClr val="phClr">
+              <a:shade val="95000"/>
+              <a:satMod val="105000"/>
+            </a:schemeClr>
+          </a:solidFill>
+          <a:prstDash val="solid"/>
+        </a:ln>
+        <a:ln w="25400" cap="flat" cmpd="sng" algn="ctr">
           <a:solidFill>
             <a:schemeClr val="phClr"/>
           </a:solidFill>
           <a:prstDash val="solid"/>
-          <a:miter lim="800000"/>
         </a:ln>
-        <a:ln w="12700" cap="flat" cmpd="sng" algn="ctr">
+        <a:ln w="38100" cap="flat" cmpd="sng" algn="ctr">
           <a:solidFill>
             <a:schemeClr val="phClr"/>
           </a:solidFill>
           <a:prstDash val="solid"/>
-          <a:miter lim="800000"/>
-        </a:ln>
-        <a:ln w="19050" cap="flat" cmpd="sng" algn="ctr">
-          <a:solidFill>
-            <a:schemeClr val="phClr"/>
-          </a:solidFill>
-          <a:prstDash val="solid"/>
-          <a:miter lim="800000"/>
         </a:ln>
       </a:lnStyleLst>
       <a:effectStyleLst>
         <a:effectStyle>
-          <a:effectLst/>
-        </a:effectStyle>
-        <a:effectStyle>
-          <a:effectLst/>
+          <a:effectLst>
+            <a:outerShdw blurRad="40000" dist="20000" dir="5400000" rotWithShape="0">
+              <a:srgbClr val="000000">
+                <a:alpha val="38000"/>
+              </a:srgbClr>
+            </a:outerShdw>
+          </a:effectLst>
         </a:effectStyle>
         <a:effectStyle>
           <a:effectLst>
-            <a:outerShdw blurRad="57150" dist="19050" dir="5400000" algn="ctr" rotWithShape="0">
+            <a:outerShdw blurRad="40000" dist="23000" dir="5400000" rotWithShape="0">
               <a:srgbClr val="000000">
-                <a:alpha val="63000"/>
+                <a:alpha val="35000"/>
               </a:srgbClr>
             </a:outerShdw>
           </a:effectLst>
+        </a:effectStyle>
+        <a:effectStyle>
+          <a:effectLst>
+            <a:outerShdw blurRad="40000" dist="23000" dir="5400000" rotWithShape="0">
+              <a:srgbClr val="000000">
+                <a:alpha val="35000"/>
+              </a:srgbClr>
+            </a:outerShdw>
+          </a:effectLst>
+          <a:scene3d>
+            <a:camera prst="orthographicFront">
+              <a:rot lat="0" lon="0" rev="0"/>
+            </a:camera>
+            <a:lightRig rig="threePt" dir="t">
+              <a:rot lat="0" lon="0" rev="1200000"/>
+            </a:lightRig>
+          </a:scene3d>
+          <a:sp3d>
+            <a:bevelT w="63500" h="25400"/>
+          </a:sp3d>
         </a:effectStyle>
       </a:effectStyleLst>
       <a:bgFillStyleLst>
         <a:solidFill>
           <a:schemeClr val="phClr"/>
         </a:solidFill>
-        <a:solidFill>
-          <a:schemeClr val="phClr">
-            <a:tint val="95000"/>
-            <a:satMod val="170000"/>
-          </a:schemeClr>
-        </a:solidFill>
         <a:gradFill rotWithShape="1">
           <a:gsLst>
             <a:gs pos="0">
               <a:schemeClr val="phClr">
-                <a:tint val="93000"/>
-                <a:satMod val="150000"/>
-                <a:shade val="98000"/>
-                <a:lumMod val="102000"/>
+                <a:tint val="40000"/>
+                <a:satMod val="350000"/>
               </a:schemeClr>
             </a:gs>
-            <a:gs pos="50000">
+            <a:gs pos="40000">
               <a:schemeClr val="phClr">
-                <a:tint val="98000"/>
-                <a:satMod val="130000"/>
-                <a:shade val="90000"/>
-                <a:lumMod val="103000"/>
+                <a:tint val="45000"/>
+                <a:shade val="99000"/>
+                <a:satMod val="350000"/>
               </a:schemeClr>
             </a:gs>
             <a:gs pos="100000">
               <a:schemeClr val="phClr">
-                <a:shade val="63000"/>
-                <a:satMod val="120000"/>
+                <a:shade val="20000"/>
+                <a:satMod val="255000"/>
               </a:schemeClr>
             </a:gs>
           </a:gsLst>
-          <a:lin ang="5400000" scaled="0"/>
+          <a:path path="circle">
+            <a:fillToRect l="50000" t="-80000" r="50000" b="180000"/>
+          </a:path>
+        </a:gradFill>
+        <a:gradFill rotWithShape="1">
+          <a:gsLst>
+            <a:gs pos="0">
+              <a:schemeClr val="phClr">
+                <a:tint val="80000"/>
+                <a:satMod val="300000"/>
+              </a:schemeClr>
+            </a:gs>
+            <a:gs pos="100000">
+              <a:schemeClr val="phClr">
+                <a:shade val="30000"/>
+                <a:satMod val="200000"/>
+              </a:schemeClr>
+            </a:gs>
+          </a:gsLst>
+          <a:path path="circle">
+            <a:fillToRect l="50000" t="50000" r="50000" b="50000"/>
+          </a:path>
         </a:gradFill>
       </a:bgFillStyleLst>
     </a:fmtScheme>
   </a:themeElements>
-  <a:objectDefaults/>
+  <a:objectDefaults>
+    <a:spDef>
+      <a:spPr/>
+      <a:bodyPr/>
+      <a:lstStyle/>
+      <a:style>
+        <a:lnRef idx="1">
+          <a:schemeClr val="accent1"/>
+        </a:lnRef>
+        <a:fillRef idx="3">
+          <a:schemeClr val="accent1"/>
+        </a:fillRef>
+        <a:effectRef idx="2">
+          <a:schemeClr val="accent1"/>
+        </a:effectRef>
+        <a:fontRef idx="minor">
+          <a:schemeClr val="lt1"/>
+        </a:fontRef>
+      </a:style>
+    </a:spDef>
+    <a:lnDef>
+      <a:spPr/>
+      <a:bodyPr/>
+      <a:lstStyle/>
+      <a:style>
+        <a:lnRef idx="2">
+          <a:schemeClr val="accent1"/>
+        </a:lnRef>
+        <a:fillRef idx="0">
+          <a:schemeClr val="accent1"/>
+        </a:fillRef>
+        <a:effectRef idx="1">
+          <a:schemeClr val="accent1"/>
+        </a:effectRef>
+        <a:fontRef idx="minor">
+          <a:schemeClr val="tx1"/>
+        </a:fontRef>
+      </a:style>
+    </a:lnDef>
+  </a:objectDefaults>
   <a:extraClrSchemeLst/>
-  <a:extLst>
-    <a:ext uri="{05A4C25C-085E-4340-85A3-A5531E510DB2}">
-      <thm15:themeFamily xmlns:thm15="http://schemas.microsoft.com/office/thememl/2012/main" name="Office Theme" id="{2E142A2C-CD16-42D6-873A-C26D2A0506FA}" vid="{1BDDFF52-6CD6-40A5-AB3C-68EB2F1E4D0A}"/>
-    </a:ext>
-  </a:extLst>
 </a:theme>
 </file>
--- a/01-foundations/CIS_Controls_v8.1/Espanol/CIS_Critical_Security_Controls_v8.1_Practical_Manager_and_Junior_Analyst_Manual_Espanol_v1.0.docx
+++ b/01-foundations/CIS_Controls_v8.1/Espanol/CIS_Critical_Security_Controls_v8.1_Practical_Manager_and_Junior_Analyst_Manual_Espanol_v1.0.docx
@@ -34,8 +34,8 @@
       </w:pPr>
       <w:r>
         <w:rPr>
+          <w:b/>
           <w:bCs/>
-          <w:b/>
         </w:rPr>
         <w:t xml:space="preserve">Estado de revisión:</w:t>
       </w:r>
@@ -52,8 +52,8 @@
       </w:pPr>
       <w:r>
         <w:rPr>
+          <w:b/>
           <w:bCs/>
-          <w:b/>
         </w:rPr>
         <w:t xml:space="preserve">CYBERSECURITY, PRIVACY &amp; COMPLIANCE SERIES</w:t>
       </w:r>
@@ -64,8 +64,8 @@
       </w:pPr>
       <w:r>
         <w:rPr>
+          <w:b/>
           <w:bCs/>
-          <w:b/>
         </w:rPr>
         <w:t xml:space="preserve">CIS Controles de Seguridad Crítica v8.1</w:t>
       </w:r>
@@ -84,8 +84,8 @@
       </w:pPr>
       <w:r>
         <w:rPr>
+          <w:i/>
           <w:iCs/>
-          <w:i/>
         </w:rPr>
         <w:t xml:space="preserve">Un manual de trabajo para administradores, analistas juniores, estudiantes, cambiadores de carrera, asesores y equipos de seguridad</w:t>
       </w:r>
@@ -96,8 +96,8 @@
       </w:pPr>
       <w:r>
         <w:rPr>
+          <w:b/>
           <w:bCs/>
-          <w:b/>
         </w:rPr>
         <w:t xml:space="preserve">Alberto (Al) Leiva</w:t>
       </w:r>
@@ -116,8 +116,8 @@
       </w:pPr>
       <w:r>
         <w:rPr>
+          <w:b/>
           <w:bCs/>
-          <w:b/>
         </w:rPr>
         <w:t xml:space="preserve">Inside:</w:t>
       </w:r>
@@ -136,7 +136,7 @@
         <w:t xml:space="preserve">|… |</w:t>
       </w:r>
     </w:p>
-    <w:bookmarkStart w:id="21" w:name="publication-and-use-notice"/>
+    <w:bookmarkStart w:id="10" w:name="publication-and-use-notice"/>
     <w:p>
       <w:pPr>
         <w:pStyle w:val="Heading1"/>
@@ -177,7 +177,7 @@
         <w:t xml:space="preserve">Los controles CIS son las mejores prácticas de ciberseguridad. No reemplazan las leyes, reglamentos, contratos, requisitos sectoriales, evaluación de riesgos o responsabilidad de gestión aplicables. Un mapeo muestra relaciones; no prueba automáticamente el cumplimiento de otro marco.</w:t>
       </w:r>
     </w:p>
-    <w:bookmarkStart w:id="20" w:name="uso-ético-y-autorizado"/>
+    <w:bookmarkStart w:id="9" w:name="uso-ético-y-autorizado"/>
     <w:p>
       <w:pPr>
         <w:pStyle w:val="Heading2"/>
@@ -194,9 +194,9 @@
         <w:t xml:space="preserve">Utilice herramientas técnicas únicamente en activos, redes, aplicaciones, cuentas de nube, repositorios y datos que posee o está específicamente autorizado por escrito para evaluar. Use información sintética y sistemas aislados en laboratorios.</w:t>
       </w:r>
     </w:p>
-    <w:bookmarkEnd w:id="20"/>
-    <w:bookmarkEnd w:id="21"/>
-    <w:bookmarkStart w:id="22" w:name="prefacio"/>
+    <w:bookmarkEnd w:id="9"/>
+    <w:bookmarkEnd w:id="10"/>
+    <w:bookmarkStart w:id="11" w:name="prefacio"/>
     <w:p>
       <w:pPr>
         <w:pStyle w:val="Heading1"/>
@@ -211,8 +211,8 @@
       </w:pPr>
       <w:r>
         <w:rPr>
+          <w:i/>
           <w:iCs/>
-          <w:i/>
         </w:rPr>
         <w:t xml:space="preserve">Una introducción práctica para priorizar la defensa cibernética y la medición basada en evidencia.</w:t>
       </w:r>
@@ -307,8 +307,8 @@
         <w:t xml:space="preserve">|. |</w:t>
       </w:r>
     </w:p>
-    <w:bookmarkEnd w:id="22"/>
-    <w:bookmarkStart w:id="23" w:name="tabla-de-contenidos"/>
+    <w:bookmarkEnd w:id="11"/>
+    <w:bookmarkStart w:id="12" w:name="tabla-de-contenidos"/>
     <w:p>
       <w:pPr>
         <w:pStyle w:val="Heading1"/>
@@ -911,7 +911,7 @@
           <w:rPr>
             <w:rStyle w:val="Hyperlink"/>
           </w:rPr>
-          <w:t xml:space="preserve">25. El CIS Controls Playbook [41](#managers-cis-controls-playbook)</w:t>
+          <w:t xml:space="preserve">25. Manual de los Controles CIS para gerentes [41](#managers-cis-controls-playbook)</w:t>
         </w:r>
       </w:hyperlink>
     </w:p>
@@ -1132,7 +1132,7 @@
           <w:rPr>
             <w:rStyle w:val="Hyperlink"/>
           </w:rPr>
-          <w:t xml:space="preserve">30.2 Registro de búsqueda y prueba [48](#finding-and-retest-record)</w:t>
+          <w:t xml:space="preserve">30.2 Registro de hallazgos y nuevas pruebas [48](#finding-and-retest-record)</w:t>
         </w:r>
       </w:hyperlink>
     </w:p>
@@ -1177,11 +1177,11 @@
     </w:p>
     <w:p>
       <w:pPr>
+        <w:pStyle w:val="Compact"/>
         <w:numPr>
           <w:ilvl w:val="0"/>
           <w:numId w:val="1002"/>
         </w:numPr>
-        <w:pStyle w:val="Compact"/>
       </w:pPr>
       <w:r>
         <w:t xml:space="preserve">Controles CIS v8.1 Fundaciones</w:t>
@@ -1193,8 +1193,8 @@
       </w:pPr>
       <w:r>
         <w:rPr>
+          <w:i/>
           <w:iCs/>
-          <w:i/>
         </w:rPr>
         <w:t xml:space="preserve">La versión actual, estructura, propósito y limitaciones.</w:t>
       </w:r>
@@ -1204,13 +1204,7 @@
         <w:pStyle w:val="BodyText"/>
       </w:pPr>
       <w:r>
-        <w:t xml:space="preserve">“</w:t>
-      </w:r>
-      <w:r>
-        <w:t xml:space="preserve">El control organiza 153 Salvaguardias en un programa defensivo práctico</w:t>
-      </w:r>
-      <w:r>
-        <w:t xml:space="preserve">”</w:t>
+        <w:t xml:space="preserve">“El control organiza 153 Salvaguardias en un programa defensivo práctico”</w:t>
       </w:r>
       <w:r>
         <w:t xml:space="preserve"> </w:t>
@@ -1219,13 +1213,7 @@
         <w:t xml:space="preserve">(Nota: 3.94164in” alt=</w:t>
       </w:r>
       <w:r>
-        <w:t xml:space="preserve">“</w:t>
-      </w:r>
-      <w:r>
-        <w:t xml:space="preserve">Los controles organizan 153 Salvaguardias en un programa defensivo práctico.</w:t>
-      </w:r>
-      <w:r>
-        <w:t xml:space="preserve">”</w:t>
+        <w:t xml:space="preserve">“Los controles organizan 153 Salvaguardias en un programa defensivo práctico.”</w:t>
       </w:r>
       <w:r>
         <w:t xml:space="preserve"> </w:t>
@@ -1314,8 +1302,8 @@
       </w:pPr>
       <w:r>
         <w:rPr>
+          <w:b/>
           <w:bCs/>
-          <w:b/>
         </w:rPr>
         <w:t xml:space="preserve">Layer</w:t>
       </w:r>
@@ -1370,8 +1358,8 @@
         <w:t xml:space="preserve">Medida de evaluación de la vida útil Entradas, operaciones, medidas, métricas y revisión de procedimientos utilizados para evaluar una salvaguardia sometida</w:t>
       </w:r>
     </w:p>
-    <w:bookmarkEnd w:id="23"/>
-    <w:bookmarkStart w:id="24" w:name="grupos-de-aplicación-y-prioridades"/>
+    <w:bookmarkEnd w:id="12"/>
+    <w:bookmarkStart w:id="13" w:name="grupos-de-aplicación-y-prioridades"/>
     <w:p>
       <w:pPr>
         <w:pStyle w:val="Heading1"/>
@@ -1386,8 +1374,8 @@
       </w:pPr>
       <w:r>
         <w:rPr>
+          <w:i/>
           <w:iCs/>
-          <w:i/>
         </w:rPr>
         <w:t xml:space="preserve">Cómo IG1, IG2, y las organizaciones de ayuda IG3 eligen un punto de partida realista.</w:t>
       </w:r>
@@ -1400,13 +1388,7 @@
         <w:t xml:space="preserve">■img src=</w:t>
       </w:r>
       <w:r>
-        <w:t xml:space="preserve">“</w:t>
-      </w:r>
-      <w:r>
-        <w:t xml:space="preserve">media/image2.png</w:t>
-      </w:r>
-      <w:r>
-        <w:t xml:space="preserve">”</w:t>
+        <w:t xml:space="preserve">“media/image2.png”</w:t>
       </w:r>
       <w:r>
         <w:t xml:space="preserve"> </w:t>
@@ -1415,13 +1397,7 @@
         <w:t xml:space="preserve">estilo=</w:t>
       </w:r>
       <w:r>
-        <w:t xml:space="preserve">“</w:t>
-      </w:r>
-      <w:r>
-        <w:t xml:space="preserve">Ancho:6.15in; Altura:3.39605in</w:t>
-      </w:r>
-      <w:r>
-        <w:t xml:space="preserve">”</w:t>
+        <w:t xml:space="preserve">“Ancho:6.15in; Altura:3.39605in”</w:t>
       </w:r>
       <w:r>
         <w:t xml:space="preserve"> </w:t>
@@ -1430,13 +1406,7 @@
         <w:t xml:space="preserve">alt=</w:t>
       </w:r>
       <w:r>
-        <w:t xml:space="preserve">“</w:t>
-      </w:r>
-      <w:r>
-        <w:t xml:space="preserve">Cada grupo se construye sobre el grupo anterior; IG3 contiene todas las Salvaguardias.</w:t>
-      </w:r>
-      <w:r>
-        <w:t xml:space="preserve">”</w:t>
+        <w:t xml:space="preserve">“Cada grupo se construye sobre el grupo anterior; IG3 contiene todas las Salvaguardias.”</w:t>
       </w:r>
       <w:r>
         <w:t xml:space="preserve"> </w:t>
@@ -1457,27 +1427,26 @@
       <w:tblPr>
         <w:tblStyle w:val="Table"/>
         <w:tblW w:type="pct" w:w="5000"/>
+        <w:tblLayout w:type="fixed"/>
         <w:tblLook w:firstRow="1" w:lastRow="0" w:firstColumn="0" w:lastColumn="0" w:noHBand="0" w:noVBand="0" w:val="0020"/>
-        <w:jc w:val="start"/>
       </w:tblPr>
       <w:tblGrid>
         <w:gridCol w:w="7920"/>
       </w:tblGrid>
       <w:tr>
         <w:trPr>
-          <w:tblHeader w:val="true"/>
+          <w:tblHeader w:val="on"/>
         </w:trPr>
         <w:tc>
           <w:tcPr/>
           <w:p>
             <w:pPr>
               <w:pStyle w:val="Compact"/>
-              <w:jc w:val="left"/>
             </w:pPr>
             <w:r>
               <w:rPr>
+                <w:b/>
                 <w:bCs/>
-                <w:b/>
               </w:rPr>
               <w:t xml:space="preserve">La situación física</w:t>
             </w:r>
@@ -1496,7 +1465,6 @@
           <w:p>
             <w:pPr>
               <w:pStyle w:val="Compact"/>
-              <w:jc w:val="left"/>
             </w:pPr>
             <w:r>
               <w:t xml:space="preserve">IG1</w:t>
@@ -1510,7 +1478,6 @@
           <w:p>
             <w:pPr>
               <w:pStyle w:val="Compact"/>
-              <w:jc w:val="left"/>
             </w:pPr>
             <w:r>
               <w:t xml:space="preserve">IG2</w:t>
@@ -1524,7 +1491,6 @@
           <w:p>
             <w:pPr>
               <w:pStyle w:val="Compact"/>
-              <w:jc w:val="left"/>
             </w:pPr>
             <w:r>
               <w:t xml:space="preserve">IG3</w:t>
@@ -1590,11 +1556,11 @@
     </w:p>
     <w:p>
       <w:pPr>
+        <w:pStyle w:val="Compact"/>
         <w:numPr>
           <w:ilvl w:val="0"/>
           <w:numId w:val="1005"/>
         </w:numPr>
-        <w:pStyle w:val="Compact"/>
       </w:pPr>
       <w:r>
         <w:t xml:space="preserve">Gobernanza, alcance y propiedad</w:t>
@@ -1606,8 +1572,8 @@
       </w:pPr>
       <w:r>
         <w:rPr>
+          <w:i/>
           <w:iCs/>
-          <w:i/>
         </w:rPr>
         <w:t xml:space="preserve">La base de gestión necesaria para que las Salvaguardias funcionen de forma sistemática</w:t>
       </w:r>
@@ -1698,8 +1664,8 @@
       </w:pPr>
       <w:r>
         <w:rPr>
+          <w:b/>
           <w:bCs/>
-          <w:b/>
         </w:rPr>
         <w:t xml:space="preserve">Rol</w:t>
       </w:r>
@@ -1714,8 +1680,8 @@
       </w:r>
       <w:r>
         <w:rPr>
+          <w:b/>
           <w:bCs/>
-          <w:b/>
         </w:rPr>
         <w:t xml:space="preserve">Decisión o responsabilidad</w:t>
       </w:r>
@@ -1776,8 +1742,8 @@
         <w:t xml:space="preserve">tención Servicio prestado | Controles, pruebas, incidentes, cambios y soporte de salida</w:t>
       </w:r>
     </w:p>
-    <w:bookmarkEnd w:id="24"/>
-    <w:bookmarkStart w:id="25" w:name="X6a3aeb613869a9a4041395cfc3b30b698b888c4"/>
+    <w:bookmarkEnd w:id="13"/>
+    <w:bookmarkStart w:id="14" w:name="X6a3aeb613869a9a4041395cfc3b30b698b888c4"/>
     <w:p>
       <w:pPr>
         <w:pStyle w:val="Heading1"/>
@@ -1792,8 +1758,8 @@
       </w:pPr>
       <w:r>
         <w:rPr>
+          <w:i/>
           <w:iCs/>
-          <w:i/>
         </w:rPr>
         <w:t xml:space="preserve">Un método repetible para decidir si se aplican salvaguardias</w:t>
       </w:r>
@@ -1964,8 +1930,8 @@
         <w:t xml:space="preserve">Report scope, result, exception, limitation, owner, action, and date.</w:t>
       </w:r>
     </w:p>
-    <w:bookmarkEnd w:id="25"/>
-    <w:bookmarkStart w:id="26" w:name="aplicación-de-la-hoja-de-ruta"/>
+    <w:bookmarkEnd w:id="14"/>
+    <w:bookmarkStart w:id="15" w:name="aplicación-de-la-hoja-de-ruta"/>
     <w:p>
       <w:pPr>
         <w:pStyle w:val="Heading1"/>
@@ -1980,8 +1946,8 @@
       </w:pPr>
       <w:r>
         <w:rPr>
+          <w:i/>
           <w:iCs/>
-          <w:i/>
         </w:rPr>
         <w:t xml:space="preserve">Una secuencia práctica de los inventarios a la resiliencia probada</w:t>
       </w:r>
@@ -2100,8 +2066,8 @@
       </w:r>
       <w:r>
         <w:rPr>
+          <w:b/>
           <w:bCs/>
-          <w:b/>
         </w:rPr>
         <w:t xml:space="preserve">Principio de aplicación:</w:t>
       </w:r>
@@ -2118,8 +2084,8 @@
         <w:t xml:space="preserve">|. |</w:t>
       </w:r>
     </w:p>
-    <w:bookmarkEnd w:id="26"/>
-    <w:bookmarkStart w:id="27" w:name="X81f4d9d1cf949789b733a767fd2187f45480d1b"/>
+    <w:bookmarkEnd w:id="15"/>
+    <w:bookmarkStart w:id="16" w:name="X81f4d9d1cf949789b733a767fd2187f45480d1b"/>
     <w:p>
       <w:pPr>
         <w:pStyle w:val="Heading1"/>
@@ -2134,8 +2100,8 @@
       </w:pPr>
       <w:r>
         <w:rPr>
+          <w:i/>
           <w:iCs/>
-          <w:i/>
         </w:rPr>
         <w:t xml:space="preserve">Las 5 Salvaguardias, significado claro, enfoque de verificación y evidencia de ejemplo</w:t>
       </w:r>
@@ -2151,13 +2117,7 @@
         <w:t xml:space="preserve">■img src=</w:t>
       </w:r>
       <w:r>
-        <w:t xml:space="preserve">“</w:t>
-      </w:r>
-      <w:r>
-        <w:t xml:space="preserve">media/image4.png</w:t>
-      </w:r>
-      <w:r>
-        <w:t xml:space="preserve">”</w:t>
+        <w:t xml:space="preserve">“media/image4.png”</w:t>
       </w:r>
       <w:r>
         <w:t xml:space="preserve"> </w:t>
@@ -2166,13 +2126,7 @@
         <w:t xml:space="preserve">style=</w:t>
       </w:r>
       <w:r>
-        <w:t xml:space="preserve">“</w:t>
-      </w:r>
-      <w:r>
-        <w:t xml:space="preserve">width:6.15in;height:3.38991in</w:t>
-      </w:r>
-      <w:r>
-        <w:t xml:space="preserve">”</w:t>
+        <w:t xml:space="preserve">“width:6.15in;height:3.38991in”</w:t>
       </w:r>
       <w:r>
         <w:t xml:space="preserve"> </w:t>
@@ -2181,13 +2135,7 @@
         <w:t xml:space="preserve">alt=</w:t>
       </w:r>
       <w:r>
-        <w:t xml:space="preserve">“</w:t>
-      </w:r>
-      <w:r>
-        <w:t xml:space="preserve">Descubrimiento, reconciliación, respuesta y revisión mantienen a las poblaciones fundacionales actuales.</w:t>
-      </w:r>
-      <w:r>
-        <w:t xml:space="preserve">”</w:t>
+        <w:t xml:space="preserve">“Descubrimiento, reconciliación, respuesta y revisión mantienen a las poblaciones fundacionales actuales.”</w:t>
       </w:r>
     </w:p>
     <w:p>
@@ -2218,22 +2166,21 @@
       <w:tblPr>
         <w:tblStyle w:val="Table"/>
         <w:tblW w:type="pct" w:w="5000"/>
+        <w:tblLayout w:type="fixed"/>
         <w:tblLook w:firstRow="1" w:lastRow="0" w:firstColumn="0" w:lastColumn="0" w:noHBand="0" w:noVBand="0" w:val="0020"/>
-        <w:jc w:val="start"/>
       </w:tblPr>
       <w:tblGrid>
         <w:gridCol w:w="7920"/>
       </w:tblGrid>
       <w:tr>
         <w:trPr>
-          <w:tblHeader w:val="true"/>
+          <w:tblHeader w:val="on"/>
         </w:trPr>
         <w:tc>
           <w:tcPr/>
           <w:p>
             <w:pPr>
               <w:pStyle w:val="Compact"/>
-              <w:jc w:val="left"/>
             </w:pPr>
             <w:r>
               <w:t xml:space="preserve">****</w:t>
@@ -2247,7 +2194,6 @@
           <w:p>
             <w:pPr>
               <w:pStyle w:val="Compact"/>
-              <w:jc w:val="left"/>
             </w:pPr>
             <w:r>
               <w:t xml:space="preserve">1.1</w:t>
@@ -2261,7 +2207,6 @@
           <w:p>
             <w:pPr>
               <w:pStyle w:val="Compact"/>
-              <w:jc w:val="left"/>
             </w:pPr>
             <w:r>
               <w:t xml:space="preserve">1.2</w:t>
@@ -2275,7 +2220,6 @@
           <w:p>
             <w:pPr>
               <w:pStyle w:val="Compact"/>
-              <w:jc w:val="left"/>
             </w:pPr>
             <w:r>
               <w:t xml:space="preserve">1.3</w:t>
@@ -2289,7 +2233,6 @@
           <w:p>
             <w:pPr>
               <w:pStyle w:val="Compact"/>
-              <w:jc w:val="left"/>
             </w:pPr>
             <w:r>
               <w:t xml:space="preserve">1.4</w:t>
@@ -2303,7 +2246,6 @@
           <w:p>
             <w:pPr>
               <w:pStyle w:val="Compact"/>
-              <w:jc w:val="left"/>
             </w:pPr>
             <w:r>
               <w:t xml:space="preserve">Ø 1.5 Ø Utilizar una herramienta de descubrimiento de activos pasivos Ponga en marcha un proceso repetible, de propiedad o control técnico para utilizar una herramienta Passive Asset Discovery Tool, a continuación, verifique cobertura y excepciones. tención Confirme alcance definido, población, propiedad, implementación, frecuencia, cobertura, excepciones, corrección y retest. inventario de activos, propietarios, estado de aprobación, descubrimiento activo/pasivo, registros DHCP/IPAM, entradas de activos no autorizados</w:t>
@@ -2320,8 +2262,8 @@
         <w:t xml:space="preserve">Utilice la guía oficial CIS Controls v8.1 y Evaluación de Controles Especificación para el lenguaje exacto de Salvaguardia, clase de activos, función de seguridad, Grupo de Implementación, dependencias, insumos, operaciones, medidas, métricas y revisión procesal.</w:t>
       </w:r>
     </w:p>
-    <w:bookmarkEnd w:id="27"/>
-    <w:bookmarkStart w:id="28" w:name="X7af2b88095d7b03a53fca2829b4a7a66e9259a3"/>
+    <w:bookmarkEnd w:id="16"/>
+    <w:bookmarkStart w:id="17" w:name="X7af2b88095d7b03a53fca2829b4a7a66e9259a3"/>
     <w:p>
       <w:pPr>
         <w:pStyle w:val="Heading1"/>
@@ -2336,8 +2278,8 @@
       </w:pPr>
       <w:r>
         <w:rPr>
+          <w:i/>
           <w:iCs/>
-          <w:i/>
         </w:rPr>
         <w:t xml:space="preserve">Las 7 Salvaguardias, significado claro, enfoque de verificación y evidencia de ejemplo</w:t>
       </w:r>
@@ -2365,22 +2307,21 @@
       <w:tblPr>
         <w:tblStyle w:val="Table"/>
         <w:tblW w:type="pct" w:w="5000"/>
+        <w:tblLayout w:type="fixed"/>
         <w:tblLook w:firstRow="1" w:lastRow="0" w:firstColumn="0" w:lastColumn="0" w:noHBand="0" w:noVBand="0" w:val="0020"/>
-        <w:jc w:val="start"/>
       </w:tblPr>
       <w:tblGrid>
         <w:gridCol w:w="7920"/>
       </w:tblGrid>
       <w:tr>
         <w:trPr>
-          <w:tblHeader w:val="true"/>
+          <w:tblHeader w:val="on"/>
         </w:trPr>
         <w:tc>
           <w:tcPr/>
           <w:p>
             <w:pPr>
               <w:pStyle w:val="Compact"/>
-              <w:jc w:val="left"/>
             </w:pPr>
             <w:r>
               <w:t xml:space="preserve">****</w:t>
@@ -2394,7 +2335,6 @@
           <w:p>
             <w:pPr>
               <w:pStyle w:val="Compact"/>
-              <w:jc w:val="left"/>
             </w:pPr>
             <w:r>
               <w:t xml:space="preserve">TEN 2.1</w:t>
@@ -2408,7 +2348,6 @@
           <w:p>
             <w:pPr>
               <w:pStyle w:val="Compact"/>
-              <w:jc w:val="left"/>
             </w:pPr>
             <w:r>
               <w:t xml:space="preserve">2.2</w:t>
@@ -2422,7 +2361,6 @@
           <w:p>
             <w:pPr>
               <w:pStyle w:val="Compact"/>
-              <w:jc w:val="left"/>
             </w:pPr>
             <w:r>
               <w:t xml:space="preserve">2.3</w:t>
@@ -2436,7 +2374,6 @@
           <w:p>
             <w:pPr>
               <w:pStyle w:val="Compact"/>
-              <w:jc w:val="left"/>
             </w:pPr>
             <w:r>
               <w:t xml:space="preserve">2.4</w:t>
@@ -2450,7 +2387,6 @@
           <w:p>
             <w:pPr>
               <w:pStyle w:val="Compact"/>
-              <w:jc w:val="left"/>
             </w:pPr>
             <w:r>
               <w:t xml:space="preserve">2.5 Silencioso Software autorizado Ponga en marcha un proceso repetible, de propiedad o control técnico para permitir el Software Autorizado, a continuación, verifique cobertura y excepciones. tención Confirme alcance definido, población, propiedad, implementación, frecuencia, cobertura, excepciones, corrección y retest. inventario de software, estado de apoyo, lista aprobada, resultados de descubrimientos, excepciones, políticas de habilitación y eventos</w:t>
@@ -2464,7 +2400,6 @@
           <w:p>
             <w:pPr>
               <w:pStyle w:val="Compact"/>
-              <w:jc w:val="left"/>
             </w:pPr>
             <w:r>
               <w:t xml:space="preserve">2.6</w:t>
@@ -2478,7 +2413,6 @@
           <w:p>
             <w:pPr>
               <w:pStyle w:val="Compact"/>
-              <w:jc w:val="left"/>
             </w:pPr>
             <w:r>
               <w:t xml:space="preserve">2.7</w:t>
@@ -2497,11 +2431,11 @@
     </w:p>
     <w:p>
       <w:pPr>
+        <w:pStyle w:val="Compact"/>
         <w:numPr>
           <w:ilvl w:val="0"/>
           <w:numId w:val="1009"/>
         </w:numPr>
-        <w:pStyle w:val="Compact"/>
       </w:pPr>
       <w:r>
         <w:t xml:space="preserve">Control 3 - Protección de datos</w:t>
@@ -2513,8 +2447,8 @@
       </w:pPr>
       <w:r>
         <w:rPr>
+          <w:i/>
           <w:iCs/>
-          <w:i/>
         </w:rPr>
         <w:t xml:space="preserve">Todas las 14 Salvaguardias, significado claro, enfoque de verificación y evidencia de ejemplo</w:t>
       </w:r>
@@ -2530,13 +2464,7 @@
         <w:t xml:space="preserve">יimg src=</w:t>
       </w:r>
       <w:r>
-        <w:t xml:space="preserve">“</w:t>
-      </w:r>
-      <w:r>
-        <w:t xml:space="preserve">media/image5.png</w:t>
-      </w:r>
-      <w:r>
-        <w:t xml:space="preserve">”</w:t>
+        <w:t xml:space="preserve">“media/image5.png”</w:t>
       </w:r>
       <w:r>
         <w:t xml:space="preserve"> </w:t>
@@ -2545,13 +2473,7 @@
         <w:t xml:space="preserve">style=</w:t>
       </w:r>
       <w:r>
-        <w:t xml:space="preserve">“</w:t>
-      </w:r>
-      <w:r>
-        <w:t xml:space="preserve">width:6.15in;height:3.39605in</w:t>
-      </w:r>
-      <w:r>
-        <w:t xml:space="preserve">”</w:t>
+        <w:t xml:space="preserve">“width:6.15in;height:3.39605in”</w:t>
       </w:r>
       <w:r>
         <w:t xml:space="preserve"> </w:t>
@@ -2560,13 +2482,7 @@
         <w:t xml:space="preserve">alt=</w:t>
       </w:r>
       <w:r>
-        <w:t xml:space="preserve">“</w:t>
-      </w:r>
-      <w:r>
-        <w:t xml:space="preserve">Descubrir, clasificar, proteger, retener y disponer de datos de acuerdo a la sensibilidad y la necesidad.</w:t>
-      </w:r>
-      <w:r>
-        <w:t xml:space="preserve">”</w:t>
+        <w:t xml:space="preserve">“Descubrir, clasificar, proteger, retener y disponer de datos de acuerdo a la sensibilidad y la necesidad.”</w:t>
       </w:r>
     </w:p>
     <w:p>
@@ -2597,22 +2513,21 @@
       <w:tblPr>
         <w:tblStyle w:val="Table"/>
         <w:tblW w:type="pct" w:w="5000"/>
+        <w:tblLayout w:type="fixed"/>
         <w:tblLook w:firstRow="1" w:lastRow="0" w:firstColumn="0" w:lastColumn="0" w:noHBand="0" w:noVBand="0" w:val="0020"/>
-        <w:jc w:val="start"/>
       </w:tblPr>
       <w:tblGrid>
         <w:gridCol w:w="7920"/>
       </w:tblGrid>
       <w:tr>
         <w:trPr>
-          <w:tblHeader w:val="true"/>
+          <w:tblHeader w:val="on"/>
         </w:trPr>
         <w:tc>
           <w:tcPr/>
           <w:p>
             <w:pPr>
               <w:pStyle w:val="Compact"/>
-              <w:jc w:val="left"/>
             </w:pPr>
             <w:r>
               <w:t xml:space="preserve">****</w:t>
@@ -2626,7 +2541,6 @@
           <w:p>
             <w:pPr>
               <w:pStyle w:val="Compact"/>
-              <w:jc w:val="left"/>
             </w:pPr>
             <w:r>
               <w:t xml:space="preserve">TEN 3.1</w:t>
@@ -2640,7 +2554,6 @@
           <w:p>
             <w:pPr>
               <w:pStyle w:val="Compact"/>
-              <w:jc w:val="left"/>
             </w:pPr>
             <w:r>
               <w:t xml:space="preserve">TEN 3.2</w:t>
@@ -2654,7 +2567,6 @@
           <w:p>
             <w:pPr>
               <w:pStyle w:val="Compact"/>
-              <w:jc w:val="left"/>
             </w:pPr>
             <w:r>
               <w:t xml:space="preserve">3.3</w:t>
@@ -2739,8 +2651,8 @@
         <w:t xml:space="preserve">Utilice la guía oficial CIS Controls v8.1 y Evaluación de Controles Especificación para el lenguaje exacto de Salvaguardia, clase de activos, función de seguridad, Grupo de Implementación, dependencias, insumos, operaciones, medidas, métricas y revisión procesal.</w:t>
       </w:r>
     </w:p>
-    <w:bookmarkEnd w:id="28"/>
-    <w:bookmarkStart w:id="29" w:name="X5ba1fcc9db7e50e6d8dc42ad38dcd74c5fbb621"/>
+    <w:bookmarkEnd w:id="17"/>
+    <w:bookmarkStart w:id="18" w:name="X5ba1fcc9db7e50e6d8dc42ad38dcd74c5fbb621"/>
     <w:p>
       <w:pPr>
         <w:pStyle w:val="Heading1"/>
@@ -2755,8 +2667,8 @@
       </w:pPr>
       <w:r>
         <w:rPr>
+          <w:i/>
           <w:iCs/>
-          <w:i/>
         </w:rPr>
         <w:t xml:space="preserve">Las 12 Salvaguardias, significado claro, enfoque de verificación y evidencia de ejemplo</w:t>
       </w:r>
@@ -2784,22 +2696,21 @@
       <w:tblPr>
         <w:tblStyle w:val="Table"/>
         <w:tblW w:type="pct" w:w="5000"/>
+        <w:tblLayout w:type="fixed"/>
         <w:tblLook w:firstRow="1" w:lastRow="0" w:firstColumn="0" w:lastColumn="0" w:noHBand="0" w:noVBand="0" w:val="0020"/>
-        <w:jc w:val="start"/>
       </w:tblPr>
       <w:tblGrid>
         <w:gridCol w:w="7920"/>
       </w:tblGrid>
       <w:tr>
         <w:trPr>
-          <w:tblHeader w:val="true"/>
+          <w:tblHeader w:val="on"/>
         </w:trPr>
         <w:tc>
           <w:tcPr/>
           <w:p>
             <w:pPr>
               <w:pStyle w:val="Compact"/>
-              <w:jc w:val="left"/>
             </w:pPr>
             <w:r>
               <w:t xml:space="preserve">****</w:t>
@@ -2904,8 +2815,8 @@
       </w:pPr>
       <w:r>
         <w:rPr>
+          <w:i/>
           <w:iCs/>
-          <w:i/>
         </w:rPr>
         <w:t xml:space="preserve">Todas las 6 Salvaguardias, significado claro, enfoque de verificación y evidencia de ejemplo</w:t>
       </w:r>
@@ -2933,22 +2844,21 @@
       <w:tblPr>
         <w:tblStyle w:val="Table"/>
         <w:tblW w:type="pct" w:w="5000"/>
+        <w:tblLayout w:type="fixed"/>
         <w:tblLook w:firstRow="1" w:lastRow="0" w:firstColumn="0" w:lastColumn="0" w:noHBand="0" w:noVBand="0" w:val="0020"/>
-        <w:jc w:val="start"/>
       </w:tblPr>
       <w:tblGrid>
         <w:gridCol w:w="7920"/>
       </w:tblGrid>
       <w:tr>
         <w:trPr>
-          <w:tblHeader w:val="true"/>
+          <w:tblHeader w:val="on"/>
         </w:trPr>
         <w:tc>
           <w:tcPr/>
           <w:p>
             <w:pPr>
               <w:pStyle w:val="Compact"/>
-              <w:jc w:val="left"/>
             </w:pPr>
             <w:r>
               <w:t xml:space="preserve">****</w:t>
@@ -2962,7 +2872,6 @@
           <w:p>
             <w:pPr>
               <w:pStyle w:val="Compact"/>
-              <w:jc w:val="left"/>
             </w:pPr>
             <w:r>
               <w:t xml:space="preserve">5.1</w:t>
@@ -2976,7 +2885,6 @@
           <w:p>
             <w:pPr>
               <w:pStyle w:val="Compact"/>
-              <w:jc w:val="left"/>
             </w:pPr>
             <w:r>
               <w:t xml:space="preserve">TEN 5.2</w:t>
@@ -2990,7 +2898,6 @@
           <w:p>
             <w:pPr>
               <w:pStyle w:val="Compact"/>
-              <w:jc w:val="left"/>
             </w:pPr>
             <w:r>
               <w:t xml:space="preserve">5.3</w:t>
@@ -3027,8 +2934,8 @@
         <w:t xml:space="preserve">Utilice la guía oficial CIS Controls v8.1 y Evaluación de Controles Especificación para el lenguaje exacto de Salvaguardia, clase de activos, función de seguridad, Grupo de Implementación, dependencias, insumos, operaciones, medidas, métricas y revisión procesal.</w:t>
       </w:r>
     </w:p>
-    <w:bookmarkEnd w:id="29"/>
-    <w:bookmarkStart w:id="30" w:name="control-6-access-control-management"/>
+    <w:bookmarkEnd w:id="18"/>
+    <w:bookmarkStart w:id="19" w:name="control-6-access-control-management"/>
     <w:p>
       <w:pPr>
         <w:pStyle w:val="Heading1"/>
@@ -3043,8 +2950,8 @@
       </w:pPr>
       <w:r>
         <w:rPr>
+          <w:i/>
           <w:iCs/>
-          <w:i/>
         </w:rPr>
         <w:t xml:space="preserve">Las 8 Salvaguardias, significado claro, enfoque de verificación y evidencia de ejemplo</w:t>
       </w:r>
@@ -3060,13 +2967,7 @@
         <w:t xml:space="preserve">יimg src=</w:t>
       </w:r>
       <w:r>
-        <w:t xml:space="preserve">“</w:t>
-      </w:r>
-      <w:r>
-        <w:t xml:space="preserve">media/image6.png</w:t>
-      </w:r>
-      <w:r>
-        <w:t xml:space="preserve">”</w:t>
+        <w:t xml:space="preserve">“media/image6.png”</w:t>
       </w:r>
       <w:r>
         <w:t xml:space="preserve"> </w:t>
@@ -3075,13 +2976,7 @@
         <w:t xml:space="preserve">style=</w:t>
       </w:r>
       <w:r>
-        <w:t xml:space="preserve">“</w:t>
-      </w:r>
-      <w:r>
-        <w:t xml:space="preserve">width:6.15in;height:3.03192in</w:t>
-      </w:r>
-      <w:r>
-        <w:t xml:space="preserve">”</w:t>
+        <w:t xml:space="preserve">“width:6.15in;height:3.03192in”</w:t>
       </w:r>
       <w:r>
         <w:t xml:space="preserve"> </w:t>
@@ -3090,13 +2985,7 @@
         <w:t xml:space="preserve">alt=</w:t>
       </w:r>
       <w:r>
-        <w:t xml:space="preserve">“</w:t>
-      </w:r>
-      <w:r>
-        <w:t xml:space="preserve">Las cuentas y privilegios requieren la creación aprobada, la autenticación fuerte, la revisión y la revocación oportuna</w:t>
-      </w:r>
-      <w:r>
-        <w:t xml:space="preserve">”</w:t>
+        <w:t xml:space="preserve">“Las cuentas y privilegios requieren la creación aprobada, la autenticación fuerte, la revisión y la revocación oportuna”</w:t>
       </w:r>
       <w:r>
         <w:t xml:space="preserve">.</w:t>
@@ -3130,22 +3019,21 @@
       <w:tblPr>
         <w:tblStyle w:val="Table"/>
         <w:tblW w:type="pct" w:w="5000"/>
+        <w:tblLayout w:type="fixed"/>
         <w:tblLook w:firstRow="1" w:lastRow="0" w:firstColumn="0" w:lastColumn="0" w:noHBand="0" w:noVBand="0" w:val="0020"/>
-        <w:jc w:val="start"/>
       </w:tblPr>
       <w:tblGrid>
         <w:gridCol w:w="7920"/>
       </w:tblGrid>
       <w:tr>
         <w:trPr>
-          <w:tblHeader w:val="true"/>
+          <w:tblHeader w:val="on"/>
         </w:trPr>
         <w:tc>
           <w:tcPr/>
           <w:p>
             <w:pPr>
               <w:pStyle w:val="Compact"/>
-              <w:jc w:val="left"/>
             </w:pPr>
             <w:r>
               <w:t xml:space="preserve">****</w:t>
@@ -3159,7 +3047,6 @@
           <w:p>
             <w:pPr>
               <w:pStyle w:val="Compact"/>
-              <w:jc w:val="left"/>
             </w:pPr>
             <w:r>
               <w:t xml:space="preserve">TEN 6.1 TEN Establezca un proceso de concesión de acceso</w:t>
@@ -3173,7 +3060,6 @@
           <w:p>
             <w:pPr>
               <w:pStyle w:val="Compact"/>
-              <w:jc w:val="left"/>
             </w:pPr>
             <w:r>
               <w:t xml:space="preserve">6.2</w:t>
@@ -3187,7 +3073,6 @@
           <w:p>
             <w:pPr>
               <w:pStyle w:val="Compact"/>
-              <w:jc w:val="left"/>
             </w:pPr>
             <w:r>
               <w:t xml:space="preserve">TEN 6.3</w:t>
@@ -3201,7 +3086,6 @@
           <w:p>
             <w:pPr>
               <w:pStyle w:val="Compact"/>
-              <w:jc w:val="left"/>
             </w:pPr>
             <w:r>
               <w:t xml:space="preserve">6.4</w:t>
@@ -3258,8 +3142,8 @@
       </w:pPr>
       <w:r>
         <w:rPr>
+          <w:i/>
           <w:iCs/>
-          <w:i/>
         </w:rPr>
         <w:t xml:space="preserve">Las 7 Salvaguardias, significado claro, enfoque de verificación y evidencia de ejemplo</w:t>
       </w:r>
@@ -3275,13 +3159,7 @@
         <w:t xml:space="preserve">■img src=</w:t>
       </w:r>
       <w:r>
-        <w:t xml:space="preserve">“</w:t>
-      </w:r>
-      <w:r>
-        <w:t xml:space="preserve">media/image7.png</w:t>
-      </w:r>
-      <w:r>
-        <w:t xml:space="preserve">”</w:t>
+        <w:t xml:space="preserve">“media/image7.png”</w:t>
       </w:r>
       <w:r>
         <w:t xml:space="preserve"> </w:t>
@@ -3290,13 +3168,7 @@
         <w:t xml:space="preserve">estilo=</w:t>
       </w:r>
       <w:r>
-        <w:t xml:space="preserve">“</w:t>
-      </w:r>
-      <w:r>
-        <w:t xml:space="preserve">width:6.15in;height:3.14547in</w:t>
-      </w:r>
-      <w:r>
-        <w:t xml:space="preserve">”</w:t>
+        <w:t xml:space="preserve">“width:6.15in;height:3.14547in”</w:t>
       </w:r>
       <w:r>
         <w:t xml:space="preserve"> </w:t>
@@ -3305,13 +3177,7 @@
         <w:t xml:space="preserve">alt=</w:t>
       </w:r>
       <w:r>
-        <w:t xml:space="preserve">“</w:t>
-      </w:r>
-      <w:r>
-        <w:t xml:space="preserve">Cobertura completa y materia de remediación verificada más que producir informes de escaneo.</w:t>
-      </w:r>
-      <w:r>
-        <w:t xml:space="preserve">”</w:t>
+        <w:t xml:space="preserve">“Cobertura completa y materia de remediación verificada más que producir informes de escaneo.”</w:t>
       </w:r>
       <w:r>
         <w:t xml:space="preserve"> </w:t>
@@ -3348,22 +3214,21 @@
       <w:tblPr>
         <w:tblStyle w:val="Table"/>
         <w:tblW w:type="pct" w:w="5000"/>
+        <w:tblLayout w:type="fixed"/>
         <w:tblLook w:firstRow="1" w:lastRow="0" w:firstColumn="0" w:lastColumn="0" w:noHBand="0" w:noVBand="0" w:val="0020"/>
-        <w:jc w:val="start"/>
       </w:tblPr>
       <w:tblGrid>
         <w:gridCol w:w="7920"/>
       </w:tblGrid>
       <w:tr>
         <w:trPr>
-          <w:tblHeader w:val="true"/>
+          <w:tblHeader w:val="on"/>
         </w:trPr>
         <w:tc>
           <w:tcPr/>
           <w:p>
             <w:pPr>
               <w:pStyle w:val="Compact"/>
-              <w:jc w:val="left"/>
             </w:pPr>
             <w:r>
               <w:t xml:space="preserve">****</w:t>
@@ -3377,7 +3242,6 @@
           <w:p>
             <w:pPr>
               <w:pStyle w:val="Compact"/>
-              <w:jc w:val="left"/>
             </w:pPr>
             <w:r>
               <w:t xml:space="preserve">7.1</w:t>
@@ -3391,7 +3255,6 @@
           <w:p>
             <w:pPr>
               <w:pStyle w:val="Compact"/>
-              <w:jc w:val="left"/>
             </w:pPr>
             <w:r>
               <w:t xml:space="preserve">TEN 7.2</w:t>
@@ -3405,7 +3268,6 @@
           <w:p>
             <w:pPr>
               <w:pStyle w:val="Compact"/>
-              <w:jc w:val="left"/>
             </w:pPr>
             <w:r>
               <w:t xml:space="preserve">7.3</w:t>
@@ -3419,7 +3281,6 @@
           <w:p>
             <w:pPr>
               <w:pStyle w:val="Compact"/>
-              <w:jc w:val="left"/>
             </w:pPr>
             <w:r>
               <w:t xml:space="preserve">7.4  Perform Automated Application Patch Management Ponga en marcha un proceso repetible, de propiedad o control técnico para realizar Automated Application Patch Management, a continuación, verifique cobertura y excepciones. tención Confirme alcance definido, población, propiedad, implementación, frecuencia, cobertura, excepciones, corrección y retest. procesos, alimentaciones, cobertura de activos, escaneos autenticados, resultados de parches, excepciones, boletos de remediación y rescans</w:t>
@@ -3433,7 +3294,6 @@
           <w:p>
             <w:pPr>
               <w:pStyle w:val="Compact"/>
-              <w:jc w:val="left"/>
             </w:pPr>
             <w:r>
               <w:t xml:space="preserve">7.5</w:t>
@@ -3464,8 +3324,8 @@
         <w:t xml:space="preserve">Utilice la guía oficial CIS Controls v8.1 y Evaluación de Controles Especificación para el lenguaje exacto de Salvaguardia, clase de activos, función de seguridad, Grupo de Implementación, dependencias, insumos, operaciones, medidas, métricas y revisión procesal.</w:t>
       </w:r>
     </w:p>
-    <w:bookmarkEnd w:id="30"/>
-    <w:bookmarkStart w:id="31" w:name="control-8-audit-log-management"/>
+    <w:bookmarkEnd w:id="19"/>
+    <w:bookmarkStart w:id="20" w:name="control-8-audit-log-management"/>
     <w:p>
       <w:pPr>
         <w:pStyle w:val="Heading1"/>
@@ -3480,8 +3340,8 @@
       </w:pPr>
       <w:r>
         <w:rPr>
+          <w:i/>
           <w:iCs/>
-          <w:i/>
         </w:rPr>
         <w:t xml:space="preserve">Las 12 Salvaguardias, significado claro, enfoque de verificación y evidencia de ejemplo</w:t>
       </w:r>
@@ -3509,22 +3369,21 @@
       <w:tblPr>
         <w:tblStyle w:val="Table"/>
         <w:tblW w:type="pct" w:w="5000"/>
+        <w:tblLayout w:type="fixed"/>
         <w:tblLook w:firstRow="1" w:lastRow="0" w:firstColumn="0" w:lastColumn="0" w:noHBand="0" w:noVBand="0" w:val="0020"/>
-        <w:jc w:val="start"/>
       </w:tblPr>
       <w:tblGrid>
         <w:gridCol w:w="7920"/>
       </w:tblGrid>
       <w:tr>
         <w:trPr>
-          <w:tblHeader w:val="true"/>
+          <w:tblHeader w:val="on"/>
         </w:trPr>
         <w:tc>
           <w:tcPr/>
           <w:p>
             <w:pPr>
               <w:pStyle w:val="Compact"/>
-              <w:jc w:val="left"/>
             </w:pPr>
             <w:r>
               <w:t xml:space="preserve">****</w:t>
@@ -3538,7 +3397,6 @@
           <w:p>
             <w:pPr>
               <w:pStyle w:val="Compact"/>
-              <w:jc w:val="left"/>
             </w:pPr>
             <w:r>
               <w:t xml:space="preserve">tención 8.1</w:t>
@@ -3552,7 +3410,6 @@
           <w:p>
             <w:pPr>
               <w:pStyle w:val="Compact"/>
-              <w:jc w:val="left"/>
             </w:pPr>
             <w:r>
               <w:t xml:space="preserve">8.2</w:t>
@@ -3566,7 +3423,6 @@
           <w:p>
             <w:pPr>
               <w:pStyle w:val="Compact"/>
-              <w:jc w:val="left"/>
             </w:pPr>
             <w:r>
               <w:t xml:space="preserve">8.3</w:t>
@@ -3580,7 +3436,6 @@
           <w:p>
             <w:pPr>
               <w:pStyle w:val="Compact"/>
-              <w:jc w:val="left"/>
             </w:pPr>
             <w:r>
               <w:t xml:space="preserve">8.4 ← Normalizar la sincronización del tiempo ← Poner en marcha un proceso repetible, de propiedad o control técnico para estandarizar la sincronización del tiempo, a continuación, verificar cobertura y excepciones. tención Confirme alcance definido, población, propiedad, implementación, frecuencia, cobertura, excepciones, corrección y retest. requisitos de registro, inventario de fuentes, almacenamiento, configuración del tiempo, registros detallados, plataforma central, revisiones y retención</w:t>
@@ -3594,7 +3449,6 @@
           <w:p>
             <w:pPr>
               <w:pStyle w:val="Compact"/>
-              <w:jc w:val="left"/>
             </w:pPr>
             <w:r>
               <w:t xml:space="preserve">8.5</w:t>
@@ -3608,7 +3462,6 @@
           <w:p>
             <w:pPr>
               <w:pStyle w:val="Compact"/>
-              <w:jc w:val="left"/>
             </w:pPr>
             <w:r>
               <w:t xml:space="preserve">8.6</w:t>
@@ -3622,7 +3475,6 @@
           <w:p>
             <w:pPr>
               <w:pStyle w:val="Compact"/>
-              <w:jc w:val="left"/>
             </w:pPr>
             <w:r>
               <w:t xml:space="preserve">8.7</w:t>
@@ -3636,7 +3488,6 @@
           <w:p>
             <w:pPr>
               <w:pStyle w:val="Compact"/>
-              <w:jc w:val="left"/>
             </w:pPr>
             <w:r>
               <w:t xml:space="preserve">8.8</w:t>
@@ -3650,7 +3501,6 @@
           <w:p>
             <w:pPr>
               <w:pStyle w:val="Compact"/>
-              <w:jc w:val="left"/>
             </w:pPr>
             <w:r>
               <w:t xml:space="preserve">8.9</w:t>
@@ -3664,7 +3514,6 @@
           <w:p>
             <w:pPr>
               <w:pStyle w:val="Compact"/>
-              <w:jc w:val="left"/>
             </w:pPr>
             <w:r>
               <w:t xml:space="preserve">8.10</w:t>
@@ -3678,7 +3527,6 @@
           <w:p>
             <w:pPr>
               <w:pStyle w:val="Compact"/>
-              <w:jc w:val="left"/>
             </w:pPr>
             <w:r>
               <w:t xml:space="preserve">8.11</w:t>
@@ -3692,7 +3540,6 @@
           <w:p>
             <w:pPr>
               <w:pStyle w:val="Compact"/>
-              <w:jc w:val="left"/>
             </w:pPr>
             <w:r>
               <w:t xml:space="preserve">8.12</w:t>
@@ -3709,8 +3556,8 @@
         <w:t xml:space="preserve">Utilice la guía oficial CIS Controls v8.1 y Evaluación de Controles Especificación para el lenguaje exacto de Salvaguardia, clase de activos, función de seguridad, Grupo de Implementación, dependencias, insumos, operaciones, medidas, métricas y revisión procesal.</w:t>
       </w:r>
     </w:p>
-    <w:bookmarkEnd w:id="31"/>
-    <w:bookmarkStart w:id="32" w:name="X61a6fa901b4cb4af355893d1db14e759896d15a"/>
+    <w:bookmarkEnd w:id="20"/>
+    <w:bookmarkStart w:id="21" w:name="X61a6fa901b4cb4af355893d1db14e759896d15a"/>
     <w:p>
       <w:pPr>
         <w:pStyle w:val="Heading1"/>
@@ -3725,8 +3572,8 @@
       </w:pPr>
       <w:r>
         <w:rPr>
+          <w:i/>
           <w:iCs/>
-          <w:i/>
         </w:rPr>
         <w:t xml:space="preserve">Las 7 Salvaguardias, significado claro, enfoque de verificación y evidencia de ejemplo</w:t>
       </w:r>
@@ -3754,22 +3601,21 @@
       <w:tblPr>
         <w:tblStyle w:val="Table"/>
         <w:tblW w:type="pct" w:w="5000"/>
+        <w:tblLayout w:type="fixed"/>
         <w:tblLook w:firstRow="1" w:lastRow="0" w:firstColumn="0" w:lastColumn="0" w:noHBand="0" w:noVBand="0" w:val="0020"/>
-        <w:jc w:val="start"/>
       </w:tblPr>
       <w:tblGrid>
         <w:gridCol w:w="7920"/>
       </w:tblGrid>
       <w:tr>
         <w:trPr>
-          <w:tblHeader w:val="true"/>
+          <w:tblHeader w:val="on"/>
         </w:trPr>
         <w:tc>
           <w:tcPr/>
           <w:p>
             <w:pPr>
               <w:pStyle w:val="Compact"/>
-              <w:jc w:val="left"/>
             </w:pPr>
             <w:r>
               <w:t xml:space="preserve">****</w:t>
@@ -3783,7 +3629,6 @@
           <w:p>
             <w:pPr>
               <w:pStyle w:val="Compact"/>
-              <w:jc w:val="left"/>
             </w:pPr>
             <w:r>
               <w:t xml:space="preserve">TEN 9.1 TENCIÓN Asegurar el uso de sólo navegadores completos y clientes de correo electrónico</w:t>
@@ -3797,7 +3642,6 @@
           <w:p>
             <w:pPr>
               <w:pStyle w:val="Compact"/>
-              <w:jc w:val="left"/>
             </w:pPr>
             <w:r>
               <w:t xml:space="preserve">TEN 9.2</w:t>
@@ -3811,7 +3655,6 @@
           <w:p>
             <w:pPr>
               <w:pStyle w:val="Compact"/>
-              <w:jc w:val="left"/>
             </w:pPr>
             <w:r>
               <w:t xml:space="preserve">9.3</w:t>
@@ -3825,7 +3668,6 @@
           <w:p>
             <w:pPr>
               <w:pStyle w:val="Compact"/>
-              <w:jc w:val="left"/>
             </w:pPr>
             <w:r>
               <w:t xml:space="preserve">9.4</w:t>
@@ -3839,7 +3681,6 @@
           <w:p>
             <w:pPr>
               <w:pStyle w:val="Compact"/>
-              <w:jc w:val="left"/>
             </w:pPr>
             <w:r>
               <w:t xml:space="preserve">TEN 9.5</w:t>
@@ -3853,7 +3694,6 @@
           <w:p>
             <w:pPr>
               <w:pStyle w:val="Compact"/>
-              <w:jc w:val="left"/>
             </w:pPr>
             <w:r>
               <w:t xml:space="preserve">TEN 9.6</w:t>
@@ -3867,7 +3707,6 @@
           <w:p>
             <w:pPr>
               <w:pStyle w:val="Compact"/>
-              <w:jc w:val="left"/>
             </w:pPr>
             <w:r>
               <w:t xml:space="preserve">9.7</w:t>
@@ -3884,8 +3723,8 @@
         <w:t xml:space="preserve">Utilice la guía oficial CIS Controls v8.1 y Evaluación de Controles Especificación para el lenguaje exacto de Salvaguardia, clase de activos, función de seguridad, Grupo de Implementación, dependencias, insumos, operaciones, medidas, métricas y revisión procesal.</w:t>
       </w:r>
     </w:p>
-    <w:bookmarkEnd w:id="32"/>
-    <w:bookmarkStart w:id="33" w:name="control-10-malware-defenses"/>
+    <w:bookmarkEnd w:id="21"/>
+    <w:bookmarkStart w:id="22" w:name="control-10-malware-defenses"/>
     <w:p>
       <w:pPr>
         <w:pStyle w:val="Heading1"/>
@@ -3900,8 +3739,8 @@
       </w:pPr>
       <w:r>
         <w:rPr>
+          <w:i/>
           <w:iCs/>
-          <w:i/>
         </w:rPr>
         <w:t xml:space="preserve">Las 7 Salvaguardias, significado claro, enfoque de verificación y evidencia de ejemplo</w:t>
       </w:r>
@@ -3929,22 +3768,21 @@
       <w:tblPr>
         <w:tblStyle w:val="Table"/>
         <w:tblW w:type="pct" w:w="5000"/>
+        <w:tblLayout w:type="fixed"/>
         <w:tblLook w:firstRow="1" w:lastRow="0" w:firstColumn="0" w:lastColumn="0" w:noHBand="0" w:noVBand="0" w:val="0020"/>
-        <w:jc w:val="start"/>
       </w:tblPr>
       <w:tblGrid>
         <w:gridCol w:w="7920"/>
       </w:tblGrid>
       <w:tr>
         <w:trPr>
-          <w:tblHeader w:val="true"/>
+          <w:tblHeader w:val="on"/>
         </w:trPr>
         <w:tc>
           <w:tcPr/>
           <w:p>
             <w:pPr>
               <w:pStyle w:val="Compact"/>
-              <w:jc w:val="left"/>
             </w:pPr>
             <w:r>
               <w:t xml:space="preserve">****</w:t>
@@ -3958,7 +3796,6 @@
           <w:p>
             <w:pPr>
               <w:pStyle w:val="Compact"/>
-              <w:jc w:val="left"/>
             </w:pPr>
             <w:r>
               <w:t xml:space="preserve">10.1</w:t>
@@ -3972,7 +3809,6 @@
           <w:p>
             <w:pPr>
               <w:pStyle w:val="Compact"/>
-              <w:jc w:val="left"/>
             </w:pPr>
             <w:r>
               <w:t xml:space="preserve">10.2</w:t>
@@ -3986,7 +3822,6 @@
           <w:p>
             <w:pPr>
               <w:pStyle w:val="Compact"/>
-              <w:jc w:val="left"/>
             </w:pPr>
             <w:r>
               <w:t xml:space="preserve">TEN 10.3</w:t>
@@ -4000,7 +3835,6 @@
           <w:p>
             <w:pPr>
               <w:pStyle w:val="Compact"/>
-              <w:jc w:val="left"/>
             </w:pPr>
             <w:r>
               <w:t xml:space="preserve">10.4</w:t>
@@ -4014,7 +3848,6 @@
           <w:p>
             <w:pPr>
               <w:pStyle w:val="Compact"/>
-              <w:jc w:val="left"/>
             </w:pPr>
             <w:r>
               <w:t xml:space="preserve">10.5</w:t>
@@ -4028,7 +3861,6 @@
           <w:p>
             <w:pPr>
               <w:pStyle w:val="Compact"/>
-              <w:jc w:val="left"/>
             </w:pPr>
             <w:r>
               <w:t xml:space="preserve">10.6</w:t>
@@ -4042,7 +3874,6 @@
           <w:p>
             <w:pPr>
               <w:pStyle w:val="Compact"/>
-              <w:jc w:val="left"/>
             </w:pPr>
             <w:r>
               <w:t xml:space="preserve">10.7</w:t>
@@ -4059,8 +3890,8 @@
         <w:t xml:space="preserve">Utilice la guía oficial CIS Controls v8.1 y Evaluación de Controles Especificación para el lenguaje exacto de Salvaguardia, clase de activos, función de seguridad, Grupo de Implementación, dependencias, insumos, operaciones, medidas, métricas y revisión procesal.</w:t>
       </w:r>
     </w:p>
-    <w:bookmarkEnd w:id="33"/>
-    <w:bookmarkStart w:id="34" w:name="control-11-data-recovery"/>
+    <w:bookmarkEnd w:id="22"/>
+    <w:bookmarkStart w:id="23" w:name="control-11-data-recovery"/>
     <w:p>
       <w:pPr>
         <w:pStyle w:val="Heading1"/>
@@ -4075,8 +3906,8 @@
       </w:pPr>
       <w:r>
         <w:rPr>
+          <w:i/>
           <w:iCs/>
-          <w:i/>
         </w:rPr>
         <w:t xml:space="preserve">Las 5 Salvaguardias, significado claro, enfoque de verificación y evidencia de ejemplo</w:t>
       </w:r>
@@ -4104,22 +3935,21 @@
       <w:tblPr>
         <w:tblStyle w:val="Table"/>
         <w:tblW w:type="pct" w:w="5000"/>
+        <w:tblLayout w:type="fixed"/>
         <w:tblLook w:firstRow="1" w:lastRow="0" w:firstColumn="0" w:lastColumn="0" w:noHBand="0" w:noVBand="0" w:val="0020"/>
-        <w:jc w:val="start"/>
       </w:tblPr>
       <w:tblGrid>
         <w:gridCol w:w="7920"/>
       </w:tblGrid>
       <w:tr>
         <w:trPr>
-          <w:tblHeader w:val="true"/>
+          <w:tblHeader w:val="on"/>
         </w:trPr>
         <w:tc>
           <w:tcPr/>
           <w:p>
             <w:pPr>
               <w:pStyle w:val="Compact"/>
-              <w:jc w:val="left"/>
             </w:pPr>
             <w:r>
               <w:t xml:space="preserve">****</w:t>
@@ -4133,7 +3963,6 @@
           <w:p>
             <w:pPr>
               <w:pStyle w:val="Compact"/>
-              <w:jc w:val="left"/>
             </w:pPr>
             <w:r>
               <w:t xml:space="preserve">TEN 11.1</w:t>
@@ -4147,7 +3976,6 @@
           <w:p>
             <w:pPr>
               <w:pStyle w:val="Compact"/>
-              <w:jc w:val="left"/>
             </w:pPr>
             <w:r>
               <w:t xml:space="preserve">11.2</w:t>
@@ -4161,7 +3989,6 @@
           <w:p>
             <w:pPr>
               <w:pStyle w:val="Compact"/>
-              <w:jc w:val="left"/>
             </w:pPr>
             <w:r>
               <w:t xml:space="preserve">11.3</w:t>
@@ -4175,7 +4002,6 @@
           <w:p>
             <w:pPr>
               <w:pStyle w:val="Compact"/>
-              <w:jc w:val="left"/>
             </w:pPr>
             <w:r>
               <w:t xml:space="preserve">TEN 11.4</w:t>
@@ -4189,7 +4015,6 @@
           <w:p>
             <w:pPr>
               <w:pStyle w:val="Compact"/>
-              <w:jc w:val="left"/>
             </w:pPr>
             <w:r>
               <w:t xml:space="preserve">TEN 11.5</w:t>
@@ -4220,8 +4045,8 @@
       </w:pPr>
       <w:r>
         <w:rPr>
+          <w:i/>
           <w:iCs/>
-          <w:i/>
         </w:rPr>
         <w:t xml:space="preserve">Las 8 Salvaguardias, significado claro, enfoque de verificación y evidencia de ejemplo</w:t>
       </w:r>
@@ -4257,8 +4082,8 @@
       </w:r>
       <w:r>
         <w:rPr>
+          <w:b/>
           <w:bCs/>
-          <w:b/>
         </w:rPr>
         <w:t xml:space="preserve">Significado claro</w:t>
       </w:r>
@@ -4333,8 +4158,8 @@
         <w:t xml:space="preserve">Utilice la guía oficial CIS Controls v8.1 y Evaluación de Controles Especificación para el lenguaje exacto de Salvaguardia, clase de activos, función de seguridad, Grupo de Implementación, dependencias, insumos, operaciones, medidas, métricas y revisión procesal.</w:t>
       </w:r>
     </w:p>
-    <w:bookmarkEnd w:id="34"/>
-    <w:bookmarkStart w:id="35" w:name="X70229194786b2abc2dfe755a6454a63b37ad7a9"/>
+    <w:bookmarkEnd w:id="23"/>
+    <w:bookmarkStart w:id="24" w:name="X70229194786b2abc2dfe755a6454a63b37ad7a9"/>
     <w:p>
       <w:pPr>
         <w:pStyle w:val="Heading1"/>
@@ -4349,8 +4174,8 @@
       </w:pPr>
       <w:r>
         <w:rPr>
+          <w:i/>
           <w:iCs/>
-          <w:i/>
         </w:rPr>
         <w:t xml:space="preserve">Todas las 11 Salvaguardias, significado claro, enfoque de verificación y evidencia de ejemplo</w:t>
       </w:r>
@@ -4366,13 +4191,7 @@
         <w:t xml:space="preserve">■img src=</w:t>
       </w:r>
       <w:r>
-        <w:t xml:space="preserve">“</w:t>
-      </w:r>
-      <w:r>
-        <w:t xml:space="preserve">media/image8.png</w:t>
-      </w:r>
-      <w:r>
-        <w:t xml:space="preserve">”</w:t>
+        <w:t xml:space="preserve">“media/image8.png”</w:t>
       </w:r>
       <w:r>
         <w:t xml:space="preserve"> </w:t>
@@ -4381,13 +4200,7 @@
         <w:t xml:space="preserve">estilo=</w:t>
       </w:r>
       <w:r>
-        <w:t xml:space="preserve">“</w:t>
-      </w:r>
-      <w:r>
-        <w:t xml:space="preserve">width:6.15in;height:3.20094in</w:t>
-      </w:r>
-      <w:r>
-        <w:t xml:space="preserve">”</w:t>
+        <w:t xml:space="preserve">“width:6.15in;height:3.20094in”</w:t>
       </w:r>
       <w:r>
         <w:t xml:space="preserve"> </w:t>
@@ -4396,13 +4209,7 @@
         <w:t xml:space="preserve">alt=</w:t>
       </w:r>
       <w:r>
-        <w:t xml:space="preserve">“</w:t>
-      </w:r>
-      <w:r>
-        <w:t xml:space="preserve">Contexto centralizado, detección sintonizada, investigación humana y respuesta crean defensa útil</w:t>
-      </w:r>
-      <w:r>
-        <w:t xml:space="preserve">”</w:t>
+        <w:t xml:space="preserve">“Contexto centralizado, detección sintonizada, investigación humana y respuesta crean defensa útil”</w:t>
       </w:r>
       <w:r>
         <w:t xml:space="preserve">.</w:t>
@@ -4436,22 +4243,21 @@
       <w:tblPr>
         <w:tblStyle w:val="Table"/>
         <w:tblW w:type="pct" w:w="5000"/>
+        <w:tblLayout w:type="fixed"/>
         <w:tblLook w:firstRow="1" w:lastRow="0" w:firstColumn="0" w:lastColumn="0" w:noHBand="0" w:noVBand="0" w:val="0020"/>
-        <w:jc w:val="start"/>
       </w:tblPr>
       <w:tblGrid>
         <w:gridCol w:w="7920"/>
       </w:tblGrid>
       <w:tr>
         <w:trPr>
-          <w:tblHeader w:val="true"/>
+          <w:tblHeader w:val="on"/>
         </w:trPr>
         <w:tc>
           <w:tcPr/>
           <w:p>
             <w:pPr>
               <w:pStyle w:val="Compact"/>
-              <w:jc w:val="left"/>
             </w:pPr>
             <w:r>
               <w:t xml:space="preserve">****</w:t>
@@ -4465,7 +4271,6 @@
           <w:p>
             <w:pPr>
               <w:pStyle w:val="Compact"/>
-              <w:jc w:val="left"/>
             </w:pPr>
             <w:r>
               <w:t xml:space="preserve">13.1</w:t>
@@ -4479,7 +4284,6 @@
           <w:p>
             <w:pPr>
               <w:pStyle w:val="Compact"/>
-              <w:jc w:val="left"/>
             </w:pPr>
             <w:r>
               <w:t xml:space="preserve">13.2</w:t>
@@ -4493,7 +4297,6 @@
           <w:p>
             <w:pPr>
               <w:pStyle w:val="Compact"/>
-              <w:jc w:val="left"/>
             </w:pPr>
             <w:r>
               <w:t xml:space="preserve">13.3</w:t>
@@ -4507,7 +4310,6 @@
           <w:p>
             <w:pPr>
               <w:pStyle w:val="Compact"/>
-              <w:jc w:val="left"/>
             </w:pPr>
             <w:r>
               <w:t xml:space="preserve">13.4</w:t>
@@ -4521,7 +4323,6 @@
           <w:p>
             <w:pPr>
               <w:pStyle w:val="Compact"/>
-              <w:jc w:val="left"/>
             </w:pPr>
             <w:r>
               <w:t xml:space="preserve">13.5</w:t>
@@ -4535,7 +4336,6 @@
           <w:p>
             <w:pPr>
               <w:pStyle w:val="Compact"/>
-              <w:jc w:val="left"/>
             </w:pPr>
             <w:r>
               <w:t xml:space="preserve">13.6  Collect Network Traffic Flow Logs Ponga en marcha un proceso repetible, de propiedad o control técnico para recoger los Logs de flujo de tráfico de red, a continuación, verifique cobertura y excepciones. tención Confirme alcance definido, población, propiedad, implementación, frecuencia, cobertura, excepciones, corrección y retest. cobertura SIEM, detección de host/network, segmentación, mandos remotos, registros de flujo, sistemas de prevención y alerta de afinación</w:t>
@@ -4549,7 +4349,6 @@
           <w:p>
             <w:pPr>
               <w:pStyle w:val="Compact"/>
-              <w:jc w:val="left"/>
             </w:pPr>
             <w:r>
               <w:t xml:space="preserve">13.7</w:t>
@@ -4563,7 +4362,6 @@
           <w:p>
             <w:pPr>
               <w:pStyle w:val="Compact"/>
-              <w:jc w:val="left"/>
             </w:pPr>
             <w:r>
               <w:t xml:space="preserve">13.8</w:t>
@@ -4577,7 +4375,6 @@
           <w:p>
             <w:pPr>
               <w:pStyle w:val="Compact"/>
-              <w:jc w:val="left"/>
             </w:pPr>
             <w:r>
               <w:t xml:space="preserve">13.9 Ponga en marcha un proceso repetible, de propiedad o control técnico para desplegar Port-Level Access Control, a continuación, verifique cobertura y excepciones. tención Confirme alcance definido, población, propiedad, implementación, frecuencia, cobertura, excepciones, corrección y retest. cobertura SIEM, detección de host/network, segmentación, mandos remotos, registros de flujo, sistemas de prevención y alerta de afinación</w:t>
@@ -4591,7 +4388,6 @@
           <w:p>
             <w:pPr>
               <w:pStyle w:val="Compact"/>
-              <w:jc w:val="left"/>
             </w:pPr>
             <w:r>
               <w:t xml:space="preserve">13.10</w:t>
@@ -4605,7 +4401,6 @@
           <w:p>
             <w:pPr>
               <w:pStyle w:val="Compact"/>
-              <w:jc w:val="left"/>
             </w:pPr>
             <w:r>
               <w:t xml:space="preserve">13.11</w:t>
@@ -4622,8 +4417,8 @@
         <w:t xml:space="preserve">Utilice la guía oficial CIS Controls v8.1 y Evaluación de Controles Especificación para el lenguaje exacto de Salvaguardia, clase de activos, función de seguridad, Grupo de Implementación, dependencias, insumos, operaciones, medidas, métricas y revisión procesal.</w:t>
       </w:r>
     </w:p>
-    <w:bookmarkEnd w:id="35"/>
-    <w:bookmarkStart w:id="36" w:name="X42b99efe6a3de02b879e5b97e2145eff592e532"/>
+    <w:bookmarkEnd w:id="24"/>
+    <w:bookmarkStart w:id="25" w:name="X42b99efe6a3de02b879e5b97e2145eff592e532"/>
     <w:p>
       <w:pPr>
         <w:pStyle w:val="Heading1"/>
@@ -4638,8 +4433,8 @@
       </w:pPr>
       <w:r>
         <w:rPr>
+          <w:i/>
           <w:iCs/>
-          <w:i/>
         </w:rPr>
         <w:t xml:space="preserve">Las 9 Salvaguardias, significado claro, enfoque de verificación y evidencia de ejemplo</w:t>
       </w:r>
@@ -4667,22 +4462,21 @@
       <w:tblPr>
         <w:tblStyle w:val="Table"/>
         <w:tblW w:type="pct" w:w="5000"/>
+        <w:tblLayout w:type="fixed"/>
         <w:tblLook w:firstRow="1" w:lastRow="0" w:firstColumn="0" w:lastColumn="0" w:noHBand="0" w:noVBand="0" w:val="0020"/>
-        <w:jc w:val="start"/>
       </w:tblPr>
       <w:tblGrid>
         <w:gridCol w:w="7920"/>
       </w:tblGrid>
       <w:tr>
         <w:trPr>
-          <w:tblHeader w:val="true"/>
+          <w:tblHeader w:val="on"/>
         </w:trPr>
         <w:tc>
           <w:tcPr/>
           <w:p>
             <w:pPr>
               <w:pStyle w:val="Compact"/>
-              <w:jc w:val="left"/>
             </w:pPr>
             <w:r>
               <w:t xml:space="preserve">****</w:t>
@@ -4696,7 +4490,6 @@
           <w:p>
             <w:pPr>
               <w:pStyle w:val="Compact"/>
-              <w:jc w:val="left"/>
             </w:pPr>
             <w:r>
               <w:t xml:space="preserve">TEN 14.1</w:t>
@@ -4710,7 +4503,6 @@
           <w:p>
             <w:pPr>
               <w:pStyle w:val="Compact"/>
-              <w:jc w:val="left"/>
             </w:pPr>
             <w:r>
               <w:t xml:space="preserve">14.2</w:t>
@@ -4724,7 +4516,6 @@
           <w:p>
             <w:pPr>
               <w:pStyle w:val="Compact"/>
-              <w:jc w:val="left"/>
             </w:pPr>
             <w:r>
               <w:t xml:space="preserve">TEN 14.3</w:t>
@@ -4738,7 +4529,6 @@
           <w:p>
             <w:pPr>
               <w:pStyle w:val="Compact"/>
-              <w:jc w:val="left"/>
             </w:pPr>
             <w:r>
               <w:t xml:space="preserve">14.4</w:t>
@@ -4752,7 +4542,6 @@
           <w:p>
             <w:pPr>
               <w:pStyle w:val="Compact"/>
-              <w:jc w:val="left"/>
             </w:pPr>
             <w:r>
               <w:t xml:space="preserve">14.5</w:t>
@@ -4766,7 +4555,6 @@
           <w:p>
             <w:pPr>
               <w:pStyle w:val="Compact"/>
-              <w:jc w:val="left"/>
             </w:pPr>
             <w:r>
               <w:t xml:space="preserve">14.6</w:t>
@@ -4780,7 +4568,6 @@
           <w:p>
             <w:pPr>
               <w:pStyle w:val="Compact"/>
-              <w:jc w:val="left"/>
             </w:pPr>
             <w:r>
               <w:t xml:space="preserve">14.7</w:t>
@@ -4794,7 +4581,6 @@
           <w:p>
             <w:pPr>
               <w:pStyle w:val="Compact"/>
-              <w:jc w:val="left"/>
             </w:pPr>
             <w:r>
               <w:t xml:space="preserve">TEN 14.8</w:t>
@@ -4808,7 +4594,6 @@
           <w:p>
             <w:pPr>
               <w:pStyle w:val="Compact"/>
-              <w:jc w:val="left"/>
             </w:pPr>
             <w:r>
               <w:t xml:space="preserve">TEN 14.9</w:t>
@@ -4825,8 +4610,8 @@
         <w:t xml:space="preserve">Utilice la guía oficial CIS Controls v8.1 y Evaluación de Controles Especificación para el lenguaje exacto de Salvaguardia, clase de activos, función de seguridad, Grupo de Implementación, dependencias, insumos, operaciones, medidas, métricas y revisión procesal.</w:t>
       </w:r>
     </w:p>
-    <w:bookmarkEnd w:id="36"/>
-    <w:bookmarkStart w:id="37" w:name="control-15-service-provider-management"/>
+    <w:bookmarkEnd w:id="25"/>
+    <w:bookmarkStart w:id="26" w:name="control-15-service-provider-management"/>
     <w:p>
       <w:pPr>
         <w:pStyle w:val="Heading1"/>
@@ -4841,8 +4626,8 @@
       </w:pPr>
       <w:r>
         <w:rPr>
+          <w:i/>
           <w:iCs/>
-          <w:i/>
         </w:rPr>
         <w:t xml:space="preserve">Las 7 Salvaguardias, significado claro, enfoque de verificación y evidencia de ejemplo</w:t>
       </w:r>
@@ -4870,22 +4655,21 @@
       <w:tblPr>
         <w:tblStyle w:val="Table"/>
         <w:tblW w:type="pct" w:w="5000"/>
+        <w:tblLayout w:type="fixed"/>
         <w:tblLook w:firstRow="1" w:lastRow="0" w:firstColumn="0" w:lastColumn="0" w:noHBand="0" w:noVBand="0" w:val="0020"/>
-        <w:jc w:val="start"/>
       </w:tblPr>
       <w:tblGrid>
         <w:gridCol w:w="7920"/>
       </w:tblGrid>
       <w:tr>
         <w:trPr>
-          <w:tblHeader w:val="true"/>
+          <w:tblHeader w:val="on"/>
         </w:trPr>
         <w:tc>
           <w:tcPr/>
           <w:p>
             <w:pPr>
               <w:pStyle w:val="Compact"/>
-              <w:jc w:val="left"/>
             </w:pPr>
             <w:r>
               <w:t xml:space="preserve">****</w:t>
@@ -4899,7 +4683,6 @@
           <w:p>
             <w:pPr>
               <w:pStyle w:val="Compact"/>
-              <w:jc w:val="left"/>
             </w:pPr>
             <w:r>
               <w:t xml:space="preserve">TEN 15.1</w:t>
@@ -4913,7 +4696,6 @@
           <w:p>
             <w:pPr>
               <w:pStyle w:val="Compact"/>
-              <w:jc w:val="left"/>
             </w:pPr>
             <w:r>
               <w:t xml:space="preserve">15.2</w:t>
@@ -4927,7 +4709,6 @@
           <w:p>
             <w:pPr>
               <w:pStyle w:val="Compact"/>
-              <w:jc w:val="left"/>
             </w:pPr>
             <w:r>
               <w:t xml:space="preserve">15.3 Ponga en marcha un proceso repetible, de propiedad o control técnico para clasificar a los proveedores de servicios, a continuación, verifique la cobertura y las excepciones. tención Confirme alcance definido, población, propiedad, implementación, frecuencia, cobertura, excepciones, corrección y retest. inventario, clasificaciones, políticas, contratos, evaluaciones, vigilancia, incidentes y pruebas de descomposición</w:t>
@@ -4941,7 +4722,6 @@
           <w:p>
             <w:pPr>
               <w:pStyle w:val="Compact"/>
-              <w:jc w:val="left"/>
             </w:pPr>
             <w:r>
               <w:t xml:space="preserve">15.4</w:t>
@@ -4955,7 +4735,6 @@
           <w:p>
             <w:pPr>
               <w:pStyle w:val="Compact"/>
-              <w:jc w:val="left"/>
             </w:pPr>
             <w:r>
               <w:t xml:space="preserve">15.5 Silenciosos Proveedores de Servicios</w:t>
@@ -4969,7 +4748,6 @@
           <w:p>
             <w:pPr>
               <w:pStyle w:val="Compact"/>
-              <w:jc w:val="left"/>
             </w:pPr>
             <w:r>
               <w:t xml:space="preserve">15.6 Poner en marcha un proceso repetible, de propiedad o control técnico para supervisar a los proveedores de servicios, verificar la cobertura y las excepciones. tención Confirme alcance definido, población, propiedad, implementación, frecuencia, cobertura, excepciones, corrección y retest. inventario, clasificaciones, políticas, contratos, evaluaciones, vigilancia, incidentes y pruebas de descomposición</w:t>
@@ -4983,7 +4761,6 @@
           <w:p>
             <w:pPr>
               <w:pStyle w:val="Compact"/>
-              <w:jc w:val="left"/>
             </w:pPr>
             <w:r>
               <w:t xml:space="preserve">15.7</w:t>
@@ -5014,8 +4791,8 @@
       </w:pPr>
       <w:r>
         <w:rPr>
+          <w:i/>
           <w:iCs/>
-          <w:i/>
         </w:rPr>
         <w:t xml:space="preserve">Todas las 14 Salvaguardias, significado claro, enfoque de verificación y evidencia de ejemplo</w:t>
       </w:r>
@@ -5043,22 +4820,21 @@
       <w:tblPr>
         <w:tblStyle w:val="Table"/>
         <w:tblW w:type="pct" w:w="5000"/>
+        <w:tblLayout w:type="fixed"/>
         <w:tblLook w:firstRow="1" w:lastRow="0" w:firstColumn="0" w:lastColumn="0" w:noHBand="0" w:noVBand="0" w:val="0020"/>
-        <w:jc w:val="start"/>
       </w:tblPr>
       <w:tblGrid>
         <w:gridCol w:w="7920"/>
       </w:tblGrid>
       <w:tr>
         <w:trPr>
-          <w:tblHeader w:val="true"/>
+          <w:tblHeader w:val="on"/>
         </w:trPr>
         <w:tc>
           <w:tcPr/>
           <w:p>
             <w:pPr>
               <w:pStyle w:val="Compact"/>
-              <w:jc w:val="left"/>
             </w:pPr>
             <w:r>
               <w:t xml:space="preserve">****</w:t>
@@ -5072,7 +4848,6 @@
           <w:p>
             <w:pPr>
               <w:pStyle w:val="Compact"/>
-              <w:jc w:val="left"/>
             </w:pPr>
             <w:r>
               <w:t xml:space="preserve">16.1</w:t>
@@ -5086,7 +4861,6 @@
           <w:p>
             <w:pPr>
               <w:pStyle w:val="Compact"/>
-              <w:jc w:val="left"/>
             </w:pPr>
             <w:r>
               <w:t xml:space="preserve">16.2</w:t>
@@ -5100,7 +4874,6 @@
           <w:p>
             <w:pPr>
               <w:pStyle w:val="Compact"/>
-              <w:jc w:val="left"/>
             </w:pPr>
             <w:r>
               <w:t xml:space="preserve">16.3</w:t>
@@ -5114,7 +4887,6 @@
           <w:p>
             <w:pPr>
               <w:pStyle w:val="Compact"/>
-              <w:jc w:val="left"/>
             </w:pPr>
             <w:r>
               <w:t xml:space="preserve">16.4</w:t>
@@ -5128,7 +4900,6 @@
           <w:p>
             <w:pPr>
               <w:pStyle w:val="Compact"/>
-              <w:jc w:val="left"/>
             </w:pPr>
             <w:r>
               <w:t xml:space="preserve">16.5 ← Utilizar componentes de software de terceros actualizados y confiados Ponga en marcha un proceso repetible, de propiedad o control técnico para utilizar componentes de software de terceros actualizados y confiados, a continuación, verifique la cobertura y las excepciones. tención Confirme alcance definido, población, propiedad, implementación, frecuencia, cobertura, excepciones, corrección y retest. TEN seguro SDLC, proceso de divulgación, causa raíz, inventario de componentes, severidad, endurecimiento, entrenamiento, pruebas y modelos de amenaza</w:t>
@@ -5142,7 +4913,6 @@
           <w:p>
             <w:pPr>
               <w:pStyle w:val="Compact"/>
-              <w:jc w:val="left"/>
             </w:pPr>
             <w:r>
               <w:t xml:space="preserve">16.6</w:t>
@@ -5156,7 +4926,6 @@
           <w:p>
             <w:pPr>
               <w:pStyle w:val="Compact"/>
-              <w:jc w:val="left"/>
             </w:pPr>
             <w:r>
               <w:t xml:space="preserve">TEN 16.7</w:t>
@@ -5170,7 +4939,6 @@
           <w:p>
             <w:pPr>
               <w:pStyle w:val="Compact"/>
-              <w:jc w:val="left"/>
             </w:pPr>
             <w:r>
               <w:t xml:space="preserve">16.8</w:t>
@@ -5184,7 +4952,6 @@
           <w:p>
             <w:pPr>
               <w:pStyle w:val="Compact"/>
-              <w:jc w:val="left"/>
             </w:pPr>
             <w:r>
               <w:t xml:space="preserve">16.9</w:t>
@@ -5198,7 +4965,6 @@
           <w:p>
             <w:pPr>
               <w:pStyle w:val="Compact"/>
-              <w:jc w:val="left"/>
             </w:pPr>
             <w:r>
               <w:t xml:space="preserve">16.10</w:t>
@@ -5212,7 +4978,6 @@
           <w:p>
             <w:pPr>
               <w:pStyle w:val="Compact"/>
-              <w:jc w:val="left"/>
             </w:pPr>
             <w:r>
               <w:t xml:space="preserve">TEN 16.11</w:t>
@@ -5226,7 +4991,6 @@
           <w:p>
             <w:pPr>
               <w:pStyle w:val="Compact"/>
-              <w:jc w:val="left"/>
             </w:pPr>
             <w:r>
               <w:t xml:space="preserve">16.12</w:t>
@@ -5240,7 +5004,6 @@
           <w:p>
             <w:pPr>
               <w:pStyle w:val="Compact"/>
-              <w:jc w:val="left"/>
             </w:pPr>
             <w:r>
               <w:t xml:space="preserve">16.13</w:t>
@@ -5254,7 +5017,6 @@
           <w:p>
             <w:pPr>
               <w:pStyle w:val="Compact"/>
-              <w:jc w:val="left"/>
             </w:pPr>
             <w:r>
               <w:t xml:space="preserve">16.14</w:t>
@@ -5285,8 +5047,8 @@
       </w:pPr>
       <w:r>
         <w:rPr>
+          <w:i/>
           <w:iCs/>
-          <w:i/>
         </w:rPr>
         <w:t xml:space="preserve">Las 9 Salvaguardias, significado claro, enfoque de verificación y evidencia de ejemplo</w:t>
       </w:r>
@@ -5302,13 +5064,7 @@
         <w:t xml:space="preserve">■img src=</w:t>
       </w:r>
       <w:r>
-        <w:t xml:space="preserve">“</w:t>
-      </w:r>
-      <w:r>
-        <w:t xml:space="preserve">media/image9.png</w:t>
-      </w:r>
-      <w:r>
-        <w:t xml:space="preserve">”</w:t>
+        <w:t xml:space="preserve">“media/image9.png”</w:t>
       </w:r>
       <w:r>
         <w:t xml:space="preserve"> </w:t>
@@ -5317,13 +5073,7 @@
         <w:t xml:space="preserve">estilo=</w:t>
       </w:r>
       <w:r>
-        <w:t xml:space="preserve">“</w:t>
-      </w:r>
-      <w:r>
-        <w:t xml:space="preserve">width:6.15in;height:3.12625in</w:t>
-      </w:r>
-      <w:r>
-        <w:t xml:space="preserve">”</w:t>
+        <w:t xml:space="preserve">“width:6.15in;height:3.12625in”</w:t>
       </w:r>
       <w:r>
         <w:t xml:space="preserve"> </w:t>
@@ -5332,13 +5082,7 @@
         <w:t xml:space="preserve">alt=</w:t>
       </w:r>
       <w:r>
-        <w:t xml:space="preserve">“</w:t>
-      </w:r>
-      <w:r>
-        <w:t xml:space="preserve">Los roles preparados, reportando, comunicación, ejercicios y reseñas reducen el impacto del incidente.</w:t>
-      </w:r>
-      <w:r>
-        <w:t xml:space="preserve">”</w:t>
+        <w:t xml:space="preserve">“Los roles preparados, reportando, comunicación, ejercicios y reseñas reducen el impacto del incidente.”</w:t>
       </w:r>
       <w:r>
         <w:t xml:space="preserve"> </w:t>
@@ -5375,22 +5119,21 @@
       <w:tblPr>
         <w:tblStyle w:val="Table"/>
         <w:tblW w:type="pct" w:w="5000"/>
+        <w:tblLayout w:type="fixed"/>
         <w:tblLook w:firstRow="1" w:lastRow="0" w:firstColumn="0" w:lastColumn="0" w:noHBand="0" w:noVBand="0" w:val="0020"/>
-        <w:jc w:val="start"/>
       </w:tblPr>
       <w:tblGrid>
         <w:gridCol w:w="7920"/>
       </w:tblGrid>
       <w:tr>
         <w:trPr>
-          <w:tblHeader w:val="true"/>
+          <w:tblHeader w:val="on"/>
         </w:trPr>
         <w:tc>
           <w:tcPr/>
           <w:p>
             <w:pPr>
               <w:pStyle w:val="Compact"/>
-              <w:jc w:val="left"/>
             </w:pPr>
             <w:r>
               <w:t xml:space="preserve">****</w:t>
@@ -5404,7 +5147,6 @@
           <w:p>
             <w:pPr>
               <w:pStyle w:val="Compact"/>
-              <w:jc w:val="left"/>
             </w:pPr>
             <w:r>
               <w:t xml:space="preserve">17.1</w:t>
@@ -5418,7 +5160,6 @@
           <w:p>
             <w:pPr>
               <w:pStyle w:val="Compact"/>
-              <w:jc w:val="left"/>
             </w:pPr>
             <w:r>
               <w:t xml:space="preserve">17.2</w:t>
@@ -5432,7 +5173,6 @@
           <w:p>
             <w:pPr>
               <w:pStyle w:val="Compact"/>
-              <w:jc w:val="left"/>
             </w:pPr>
             <w:r>
               <w:t xml:space="preserve">17.3</w:t>
@@ -5446,7 +5186,6 @@
           <w:p>
             <w:pPr>
               <w:pStyle w:val="Compact"/>
-              <w:jc w:val="left"/>
             </w:pPr>
             <w:r>
               <w:t xml:space="preserve">TEN 17.4</w:t>
@@ -5460,7 +5199,6 @@
           <w:p>
             <w:pPr>
               <w:pStyle w:val="Compact"/>
-              <w:jc w:val="left"/>
             </w:pPr>
             <w:r>
               <w:t xml:space="preserve">TEN 17.5</w:t>
@@ -5503,8 +5241,8 @@
         <w:t xml:space="preserve">Utilice la guía oficial CIS Controls v8.1 y Evaluación de Controles Especificación para el lenguaje exacto de Salvaguardia, clase de activos, función de seguridad, Grupo de Implementación, dependencias, insumos, operaciones, medidas, métricas y revisión procesal.</w:t>
       </w:r>
     </w:p>
-    <w:bookmarkEnd w:id="37"/>
-    <w:bookmarkStart w:id="63" w:name="control-18-penetration-testing"/>
+    <w:bookmarkEnd w:id="26"/>
+    <w:bookmarkStart w:id="52" w:name="control-18-penetration-testing"/>
     <w:p>
       <w:pPr>
         <w:pStyle w:val="Heading1"/>
@@ -5519,8 +5257,8 @@
       </w:pPr>
       <w:r>
         <w:rPr>
+          <w:i/>
           <w:iCs/>
-          <w:i/>
         </w:rPr>
         <w:t xml:space="preserve">Las 5 Salvaguardias, significado claro, enfoque de verificación y evidencia de ejemplo</w:t>
       </w:r>
@@ -5548,22 +5286,21 @@
       <w:tblPr>
         <w:tblStyle w:val="Table"/>
         <w:tblW w:type="pct" w:w="5000"/>
+        <w:tblLayout w:type="fixed"/>
         <w:tblLook w:firstRow="1" w:lastRow="0" w:firstColumn="0" w:lastColumn="0" w:noHBand="0" w:noVBand="0" w:val="0020"/>
-        <w:jc w:val="start"/>
       </w:tblPr>
       <w:tblGrid>
         <w:gridCol w:w="7920"/>
       </w:tblGrid>
       <w:tr>
         <w:trPr>
-          <w:tblHeader w:val="true"/>
+          <w:tblHeader w:val="on"/>
         </w:trPr>
         <w:tc>
           <w:tcPr/>
           <w:p>
             <w:pPr>
               <w:pStyle w:val="Compact"/>
-              <w:jc w:val="left"/>
             </w:pPr>
             <w:r>
               <w:t xml:space="preserve">****</w:t>
@@ -5577,7 +5314,6 @@
           <w:p>
             <w:pPr>
               <w:pStyle w:val="Compact"/>
-              <w:jc w:val="left"/>
             </w:pPr>
             <w:r>
               <w:t xml:space="preserve">18.1</w:t>
@@ -5591,7 +5327,6 @@
           <w:p>
             <w:pPr>
               <w:pStyle w:val="Compact"/>
-              <w:jc w:val="left"/>
             </w:pPr>
             <w:r>
               <w:t xml:space="preserve">18.2</w:t>
@@ -5605,7 +5340,6 @@
           <w:p>
             <w:pPr>
               <w:pStyle w:val="Compact"/>
-              <w:jc w:val="left"/>
             </w:pPr>
             <w:r>
               <w:t xml:space="preserve">18.3 ← Búsquedas de Penetración Remediar Ponga un proceso repetible, de propiedad o control técnico en su lugar para remediar Penetration Test Findings, a continuación, verificar cobertura y excepciones. tención Confirme alcance definido, población, propiedad, implementación, frecuencia, cobertura, excepciones, corrección y retest. TEN aprobó reglas de compromiso, alcance, testadores cualificados, informes, remediación, pruebas de retest y validación</w:t>
@@ -5619,7 +5353,6 @@
           <w:p>
             <w:pPr>
               <w:pStyle w:val="Compact"/>
-              <w:jc w:val="left"/>
             </w:pPr>
             <w:r>
               <w:t xml:space="preserve">18.4 Poner en marcha un proceso repetible, de propiedad o control técnico para validar las medidas de seguridad, verificar la cobertura y las excepciones. tención Confirme alcance definido, población, propiedad, implementación, frecuencia, cobertura, excepciones, corrección y retest. TEN aprobó reglas de compromiso, alcance, testadores cualificados, informes, remediación, pruebas de retest y validación</w:t>
@@ -5633,7 +5366,6 @@
           <w:p>
             <w:pPr>
               <w:pStyle w:val="Compact"/>
-              <w:jc w:val="left"/>
             </w:pPr>
             <w:r>
               <w:t xml:space="preserve">18.5</w:t>
@@ -5652,23 +5384,23 @@
     </w:p>
     <w:p>
       <w:pPr>
+        <w:pStyle w:val="Compact"/>
         <w:numPr>
           <w:ilvl w:val="0"/>
           <w:numId w:val="1010"/>
         </w:numPr>
+      </w:pPr>
+      <w:r>
+        <w:t xml:space="preserve">Herramientas de código abierto</w:t>
+      </w:r>
+    </w:p>
+    <w:p>
+      <w:pPr>
         <w:pStyle w:val="Compact"/>
-      </w:pPr>
-      <w:r>
-        <w:t xml:space="preserve">Herramientas de código abierto</w:t>
-      </w:r>
-    </w:p>
-    <w:p>
-      <w:pPr>
         <w:numPr>
           <w:ilvl w:val="0"/>
           <w:numId w:val="1011"/>
         </w:numPr>
-        <w:pStyle w:val="Compact"/>
       </w:pPr>
       <w:r>
         <w:t xml:space="preserve">Enlaces oficiales, inicios rápidos seguros, pruebas y limitaciones.*</w:t>
@@ -5680,8 +5412,8 @@
       </w:pPr>
       <w:r>
         <w:rPr>
+          <w:b/>
           <w:bCs/>
-          <w:b/>
         </w:rPr>
         <w:t xml:space="preserve">Herramienta</w:t>
       </w:r>
@@ -5798,11 +5530,11 @@
     </w:p>
     <w:p>
       <w:pPr>
+        <w:pStyle w:val="Compact"/>
         <w:numPr>
           <w:ilvl w:val="0"/>
           <w:numId w:val="1012"/>
         </w:numPr>
-        <w:pStyle w:val="Compact"/>
       </w:pPr>
       <w:r>
         <w:t xml:space="preserve">Limitación crítica* Una herramienta puede apoyar una o más Salvaguardias, pero no puede elegir el IG de la organización, definir la tolerancia al riesgo, garantizar la cobertura completa, reemplazar el procedimiento y la revisión humana, autorizar pruebas de penetración, o probar el cumplimiento de otro marco por sí mismo. |</w:t>
@@ -5814,7 +5546,7 @@
         <w:t xml:space="preserve">|. |</w:t>
       </w:r>
     </w:p>
-    <w:bookmarkStart w:id="38" w:name="cis-controls-navigator"/>
+    <w:bookmarkStart w:id="27" w:name="cis-controls-navigator"/>
     <w:p>
       <w:pPr>
         <w:pStyle w:val="Heading2"/>
@@ -5847,8 +5579,8 @@
         <w:t xml:space="preserve">Pruebas: alcance aprobado, versión, configuración, cobertura, datos fuente, resultados, examen humano, excepción, remediación y retest. Proteger el acceso administrativo y los datos recogidos.</w:t>
       </w:r>
     </w:p>
-    <w:bookmarkEnd w:id="38"/>
-    <w:bookmarkStart w:id="40" w:name="cis-controls-assessment-specification"/>
+    <w:bookmarkEnd w:id="27"/>
+    <w:bookmarkStart w:id="29" w:name="cis-controls-assessment-specification"/>
     <w:p>
       <w:pPr>
         <w:pStyle w:val="Heading2"/>
@@ -5867,7 +5599,7 @@
       <w:r>
         <w:t xml:space="preserve"> </w:t>
       </w:r>
-      <w:hyperlink r:id="rId39">
+      <w:hyperlink r:id="rId28">
         <w:r>
           <w:rPr>
             <w:rStyle w:val="Hyperlink"/>
@@ -5892,8 +5624,8 @@
         <w:t xml:space="preserve">Pruebas: alcance aprobado, versión, configuración, cobertura, datos fuente, resultados, examen humano, excepción, remediación y retest. Proteger el acceso administrativo y los datos recogidos.</w:t>
       </w:r>
     </w:p>
-    <w:bookmarkEnd w:id="40"/>
-    <w:bookmarkStart w:id="41" w:name="cis-cat-lite"/>
+    <w:bookmarkEnd w:id="29"/>
+    <w:bookmarkStart w:id="30" w:name="cis-cat-lite"/>
     <w:p>
       <w:pPr>
         <w:pStyle w:val="Heading2"/>
@@ -5926,8 +5658,8 @@
         <w:t xml:space="preserve">Pruebas: alcance aprobado, versión, configuración, cobertura, datos fuente, resultados, examen humano, excepción, remediación y retest. Proteger el acceso administrativo y los datos recogidos.</w:t>
       </w:r>
     </w:p>
-    <w:bookmarkEnd w:id="41"/>
-    <w:bookmarkStart w:id="43" w:name="ciso-assistant"/>
+    <w:bookmarkEnd w:id="30"/>
+    <w:bookmarkStart w:id="32" w:name="ciso-assistant"/>
     <w:p>
       <w:pPr>
         <w:pStyle w:val="Heading2"/>
@@ -5946,7 +5678,7 @@
       <w:r>
         <w:t xml:space="preserve"> </w:t>
       </w:r>
-      <w:hyperlink r:id="rId42">
+      <w:hyperlink r:id="rId31">
         <w:r>
           <w:rPr>
             <w:rStyle w:val="Hyperlink"/>
@@ -5971,8 +5703,8 @@
         <w:t xml:space="preserve">Pruebas: alcance aprobado, versión, configuración, cobertura, datos fuente, resultados, examen humano, excepción, remediación y retest. Proteger el acceso administrativo y los datos recogidos.</w:t>
       </w:r>
     </w:p>
-    <w:bookmarkEnd w:id="43"/>
-    <w:bookmarkStart w:id="45" w:name="wazuh"/>
+    <w:bookmarkEnd w:id="32"/>
+    <w:bookmarkStart w:id="34" w:name="wazuh"/>
     <w:p>
       <w:pPr>
         <w:pStyle w:val="Heading2"/>
@@ -5991,7 +5723,7 @@
       <w:r>
         <w:t xml:space="preserve"> </w:t>
       </w:r>
-      <w:hyperlink r:id="rId44">
+      <w:hyperlink r:id="rId33">
         <w:r>
           <w:rPr>
             <w:rStyle w:val="Hyperlink"/>
@@ -6016,8 +5748,8 @@
         <w:t xml:space="preserve">Pruebas: alcance aprobado, versión, configuración, cobertura, datos fuente, resultados, examen humano, excepción, remediación y retest. Proteger el acceso administrativo y los datos recogidos.</w:t>
       </w:r>
     </w:p>
-    <w:bookmarkEnd w:id="45"/>
-    <w:bookmarkStart w:id="46" w:name="osquery"/>
+    <w:bookmarkEnd w:id="34"/>
+    <w:bookmarkStart w:id="35" w:name="osquery"/>
     <w:p>
       <w:pPr>
         <w:pStyle w:val="Heading2"/>
@@ -6050,8 +5782,8 @@
         <w:t xml:space="preserve">Pruebas: alcance aprobado, versión, configuración, cobertura, datos fuente, resultados, examen humano, excepción, remediación y retest. Proteger el acceso administrativo y los datos recogidos.</w:t>
       </w:r>
     </w:p>
-    <w:bookmarkEnd w:id="46"/>
-    <w:bookmarkStart w:id="48" w:name="openscap"/>
+    <w:bookmarkEnd w:id="35"/>
+    <w:bookmarkStart w:id="37" w:name="openscap"/>
     <w:p>
       <w:pPr>
         <w:pStyle w:val="Heading2"/>
@@ -6070,7 +5802,7 @@
       <w:r>
         <w:t xml:space="preserve"> </w:t>
       </w:r>
-      <w:hyperlink r:id="rId47">
+      <w:hyperlink r:id="rId36">
         <w:r>
           <w:rPr>
             <w:rStyle w:val="Hyperlink"/>
@@ -6095,8 +5827,8 @@
         <w:t xml:space="preserve">Pruebas: alcance aprobado, versión, configuración, cobertura, datos fuente, resultados, examen humano, excepción, remediación y retest. Proteger el acceso administrativo y los datos recogidos.</w:t>
       </w:r>
     </w:p>
-    <w:bookmarkEnd w:id="48"/>
-    <w:bookmarkStart w:id="50" w:name="lynis"/>
+    <w:bookmarkEnd w:id="37"/>
+    <w:bookmarkStart w:id="39" w:name="lynis"/>
     <w:p>
       <w:pPr>
         <w:pStyle w:val="Heading2"/>
@@ -6115,7 +5847,7 @@
       <w:r>
         <w:t xml:space="preserve"> </w:t>
       </w:r>
-      <w:hyperlink r:id="rId49">
+      <w:hyperlink r:id="rId38">
         <w:r>
           <w:rPr>
             <w:rStyle w:val="Hyperlink"/>
@@ -6140,8 +5872,8 @@
         <w:t xml:space="preserve">Pruebas: alcance aprobado, versión, configuración, cobertura, datos fuente, resultados, examen humano, excepción, remediación y retest. Proteger el acceso administrativo y los datos recogidos.</w:t>
       </w:r>
     </w:p>
-    <w:bookmarkEnd w:id="50"/>
-    <w:bookmarkStart w:id="52" w:name="nmap"/>
+    <w:bookmarkEnd w:id="39"/>
+    <w:bookmarkStart w:id="41" w:name="nmap"/>
     <w:p>
       <w:pPr>
         <w:pStyle w:val="Heading2"/>
@@ -6160,7 +5892,7 @@
       <w:r>
         <w:t xml:space="preserve"> </w:t>
       </w:r>
-      <w:hyperlink r:id="rId51">
+      <w:hyperlink r:id="rId40">
         <w:r>
           <w:rPr>
             <w:rStyle w:val="Hyperlink"/>
@@ -6185,8 +5917,8 @@
         <w:t xml:space="preserve">Pruebas: alcance aprobado, versión, configuración, cobertura, datos fuente, resultados, examen humano, excepción, remediación y retest. Proteger el acceso administrativo y los datos recogidos.</w:t>
       </w:r>
     </w:p>
-    <w:bookmarkEnd w:id="52"/>
-    <w:bookmarkStart w:id="53" w:name="greenbone-community-edition"/>
+    <w:bookmarkEnd w:id="41"/>
+    <w:bookmarkStart w:id="42" w:name="greenbone-community-edition"/>
     <w:p>
       <w:pPr>
         <w:pStyle w:val="Heading2"/>
@@ -6219,8 +5951,8 @@
         <w:t xml:space="preserve">Pruebas: alcance aprobado, versión, configuración, cobertura, datos fuente, resultados, examen humano, excepción, remediación y retest. Proteger el acceso administrativo y los datos recogidos.</w:t>
       </w:r>
     </w:p>
-    <w:bookmarkEnd w:id="53"/>
-    <w:bookmarkStart w:id="54" w:name="trivy"/>
+    <w:bookmarkEnd w:id="42"/>
+    <w:bookmarkStart w:id="43" w:name="trivy"/>
     <w:p>
       <w:pPr>
         <w:pStyle w:val="Heading2"/>
@@ -6253,8 +5985,8 @@
         <w:t xml:space="preserve">Pruebas: alcance aprobado, versión, configuración, cobertura, datos fuente, resultados, examen humano, excepción, remediación y retest. Proteger el acceso administrativo y los datos recogidos.</w:t>
       </w:r>
     </w:p>
-    <w:bookmarkEnd w:id="54"/>
-    <w:bookmarkStart w:id="55" w:name="owasp-zap"/>
+    <w:bookmarkEnd w:id="43"/>
+    <w:bookmarkStart w:id="44" w:name="owasp-zap"/>
     <w:p>
       <w:pPr>
         <w:pStyle w:val="Heading2"/>
@@ -6287,8 +6019,8 @@
         <w:t xml:space="preserve">Pruebas: alcance aprobado, versión, configuración, cobertura, datos fuente, resultados, examen humano, excepción, remediación y retest. Proteger el acceso administrativo y los datos recogidos.</w:t>
       </w:r>
     </w:p>
-    <w:bookmarkEnd w:id="55"/>
-    <w:bookmarkStart w:id="56" w:name="suricata"/>
+    <w:bookmarkEnd w:id="44"/>
+    <w:bookmarkStart w:id="45" w:name="suricata"/>
     <w:p>
       <w:pPr>
         <w:pStyle w:val="Heading2"/>
@@ -6321,8 +6053,8 @@
         <w:t xml:space="preserve">Pruebas: alcance aprobado, versión, configuración, cobertura, datos fuente, resultados, examen humano, excepción, remediación y retest. Proteger el acceso administrativo y los datos recogidos.</w:t>
       </w:r>
     </w:p>
-    <w:bookmarkEnd w:id="56"/>
-    <w:bookmarkStart w:id="58" w:name="keycloak"/>
+    <w:bookmarkEnd w:id="45"/>
+    <w:bookmarkStart w:id="47" w:name="keycloak"/>
     <w:p>
       <w:pPr>
         <w:pStyle w:val="Heading2"/>
@@ -6341,7 +6073,7 @@
       <w:r>
         <w:t xml:space="preserve"> </w:t>
       </w:r>
-      <w:hyperlink r:id="rId57">
+      <w:hyperlink r:id="rId46">
         <w:r>
           <w:rPr>
             <w:rStyle w:val="Hyperlink"/>
@@ -6366,8 +6098,8 @@
         <w:t xml:space="preserve">Pruebas: alcance aprobado, versión, configuración, cobertura, datos fuente, resultados, examen humano, excepción, remediación y retest. Proteger el acceso administrativo y los datos recogidos.</w:t>
       </w:r>
     </w:p>
-    <w:bookmarkEnd w:id="58"/>
-    <w:bookmarkStart w:id="60" w:name="defectodojo"/>
+    <w:bookmarkEnd w:id="47"/>
+    <w:bookmarkStart w:id="49" w:name="defectodojo"/>
     <w:p>
       <w:pPr>
         <w:pStyle w:val="Heading2"/>
@@ -6386,7 +6118,7 @@
       <w:r>
         <w:t xml:space="preserve"> </w:t>
       </w:r>
-      <w:hyperlink r:id="rId59">
+      <w:hyperlink r:id="rId48">
         <w:r>
           <w:rPr>
             <w:rStyle w:val="Hyperlink"/>
@@ -6411,8 +6143,8 @@
         <w:t xml:space="preserve">Pruebas: alcance aprobado, versión, configuración, cobertura, datos fuente, resultados, examen humano, excepción, remediación y retest. Proteger el acceso administrativo y los datos recogidos.</w:t>
       </w:r>
     </w:p>
-    <w:bookmarkEnd w:id="60"/>
-    <w:bookmarkStart w:id="62" w:name="velociraptor"/>
+    <w:bookmarkEnd w:id="49"/>
+    <w:bookmarkStart w:id="51" w:name="velociraptor"/>
     <w:p>
       <w:pPr>
         <w:pStyle w:val="Heading2"/>
@@ -6431,7 +6163,7 @@
       <w:r>
         <w:t xml:space="preserve"> </w:t>
       </w:r>
-      <w:hyperlink r:id="rId61">
+      <w:hyperlink r:id="rId50">
         <w:r>
           <w:rPr>
             <w:rStyle w:val="Hyperlink"/>
@@ -6456,15 +6188,15 @@
         <w:t xml:space="preserve">Pruebas: alcance aprobado, versión, configuración, cobertura, datos fuente, resultados, examen humano, excepción, remediación y retest. Proteger el acceso administrativo y los datos recogidos.</w:t>
       </w:r>
     </w:p>
-    <w:bookmarkEnd w:id="62"/>
-    <w:bookmarkEnd w:id="63"/>
-    <w:bookmarkStart w:id="64" w:name="manual-de-controles-cis-de-manager"/>
+    <w:bookmarkEnd w:id="51"/>
+    <w:bookmarkEnd w:id="52"/>
+    <w:bookmarkStart w:id="53" w:name="Xbc4a4dbf2d9ff0eb677f14739cf1d43ac88337f"/>
     <w:p>
       <w:pPr>
         <w:pStyle w:val="Heading1"/>
       </w:pPr>
       <w:r>
-        <w:t xml:space="preserve">25. Manual de Controles CIS de Manager</w:t>
+        <w:t xml:space="preserve">25. Manual de los Controles CIS para gerentes</w:t>
       </w:r>
     </w:p>
     <w:p>
@@ -6473,8 +6205,8 @@
       </w:pPr>
       <w:r>
         <w:rPr>
+          <w:i/>
           <w:iCs/>
-          <w:i/>
         </w:rPr>
         <w:t xml:space="preserve">Las preguntas, el tablero, la propiedad y los administradores de decisiones deben controlar.</w:t>
       </w:r>
@@ -6572,26 +6304,24 @@
         <w:tblStyle w:val="Table"/>
         <w:tblW w:type="auto" w:w="0"/>
         <w:tblLook w:firstRow="1" w:lastRow="0" w:firstColumn="0" w:lastColumn="0" w:noHBand="0" w:noVBand="0" w:val="0020"/>
-        <w:jc w:val="start"/>
       </w:tblPr>
       <w:tblGrid>
         <w:gridCol w:w="7920"/>
       </w:tblGrid>
       <w:tr>
         <w:trPr>
-          <w:tblHeader w:val="true"/>
+          <w:tblHeader w:val="on"/>
         </w:trPr>
         <w:tc>
           <w:tcPr/>
           <w:p>
             <w:pPr>
               <w:pStyle w:val="Compact"/>
-              <w:jc w:val="left"/>
             </w:pPr>
             <w:r>
               <w:rPr>
+                <w:b/>
                 <w:bCs/>
-                <w:b/>
               </w:rPr>
               <w:t xml:space="preserve">Area</w:t>
             </w:r>
@@ -6604,7 +6334,6 @@
           <w:p>
             <w:pPr>
               <w:pStyle w:val="Compact"/>
-              <w:jc w:val="left"/>
             </w:pPr>
             <w:r>
               <w:t xml:space="preserve">IG y alcance</w:t>
@@ -6618,7 +6347,6 @@
           <w:p>
             <w:pPr>
               <w:pStyle w:val="Compact"/>
-              <w:jc w:val="left"/>
             </w:pPr>
             <w:r>
               <w:t xml:space="preserve">← Inventories</w:t>
@@ -6665,8 +6393,8 @@
         <w:t xml:space="preserve">¿Son compatibles las pruebas, limitaciones, hallazgos y pruebas? Verde / Amarillo / Rojo</w:t>
       </w:r>
     </w:p>
-    <w:bookmarkEnd w:id="64"/>
-    <w:bookmarkStart w:id="66" w:name="junior-analyst-career-guide"/>
+    <w:bookmarkEnd w:id="53"/>
+    <w:bookmarkStart w:id="55" w:name="junior-analyst-career-guide"/>
     <w:p>
       <w:pPr>
         <w:pStyle w:val="Heading1"/>
@@ -6681,8 +6409,8 @@
       </w:pPr>
       <w:r>
         <w:rPr>
+          <w:i/>
           <w:iCs/>
-          <w:i/>
         </w:rPr>
         <w:t xml:space="preserve">Una ruta práctica en controles, vulnerabilidad, seguridad, GRC y operaciones de seguridad funcionan.</w:t>
       </w:r>
@@ -6695,13 +6423,7 @@
         <w:t xml:space="preserve">■img src=</w:t>
       </w:r>
       <w:r>
-        <w:t xml:space="preserve">“</w:t>
-      </w:r>
-      <w:r>
-        <w:t xml:space="preserve">media/image10.png</w:t>
-      </w:r>
-      <w:r>
-        <w:t xml:space="preserve">”</w:t>
+        <w:t xml:space="preserve">“media/image10.png”</w:t>
       </w:r>
       <w:r>
         <w:t xml:space="preserve"> </w:t>
@@ -6710,13 +6432,7 @@
         <w:t xml:space="preserve">style=</w:t>
       </w:r>
       <w:r>
-        <w:t xml:space="preserve">“</w:t>
-      </w:r>
-      <w:r>
-        <w:t xml:space="preserve">width:6.15in;height:2.99481in</w:t>
-      </w:r>
-      <w:r>
-        <w:t xml:space="preserve">”</w:t>
+        <w:t xml:space="preserve">“width:6.15in;height:2.99481in”</w:t>
       </w:r>
       <w:r>
         <w:t xml:space="preserve"> </w:t>
@@ -6725,13 +6441,7 @@
         <w:t xml:space="preserve">alt=</w:t>
       </w:r>
       <w:r>
-        <w:t xml:space="preserve">“</w:t>
-      </w:r>
-      <w:r>
-        <w:t xml:space="preserve">Aprende el marco, mapa Salvaguardias, mide evidencia, reporte lagunas, y construya un portafolio honesto</w:t>
-      </w:r>
-      <w:r>
-        <w:t xml:space="preserve">”</w:t>
+        <w:t xml:space="preserve">“Aprende el marco, mapa Salvaguardias, mide evidencia, reporte lagunas, y construya un portafolio honesto”</w:t>
       </w:r>
       <w:r>
         <w:t xml:space="preserve">.</w:t>
@@ -6809,7 +6519,7 @@
         <w:t xml:space="preserve">Cybersecurity Program Analyst</w:t>
       </w:r>
     </w:p>
-    <w:bookmarkStart w:id="65" w:name="típico-trabajo-junior"/>
+    <w:bookmarkStart w:id="54" w:name="típico-trabajo-junior"/>
     <w:p>
       <w:pPr>
         <w:pStyle w:val="Heading2"/>
@@ -6951,9 +6661,9 @@
         <w:t xml:space="preserve">← Ética ← Utilizar datos sintéticos, autorización, límites de alcance y afirmaciones honestas</w:t>
       </w:r>
     </w:p>
-    <w:bookmarkEnd w:id="65"/>
-    <w:bookmarkEnd w:id="66"/>
-    <w:bookmarkStart w:id="76" w:name="laboratorio-ficcional-y-portfolio"/>
+    <w:bookmarkEnd w:id="54"/>
+    <w:bookmarkEnd w:id="55"/>
+    <w:bookmarkStart w:id="65" w:name="laboratorio-ficcional-y-portfolio"/>
     <w:p>
       <w:pPr>
         <w:pStyle w:val="Heading1"/>
@@ -6968,8 +6678,8 @@
       </w:pPr>
       <w:r>
         <w:rPr>
+          <w:i/>
           <w:iCs/>
-          <w:i/>
         </w:rPr>
         <w:t xml:space="preserve">Un entorno de prácticas seguras utilizando datos sintéticos y sistemas de laboratorio autorizados</w:t>
       </w:r>
@@ -6979,11 +6689,11 @@
     </w:p>
     <w:p>
       <w:pPr>
+        <w:pStyle w:val="Compact"/>
         <w:numPr>
           <w:ilvl w:val="0"/>
           <w:numId w:val="1015"/>
         </w:numPr>
-        <w:pStyle w:val="Compact"/>
       </w:pPr>
       <w:r>
         <w:t xml:space="preserve">La regla del laboratorio* Utilizar organizaciones ficticias, datos sintéticos, sistemas aislados y autorización escrita. Nunca ataque objetivos públicos, utilice credenciales reales o publique la producción de herramientas sensibles.</w:t>
@@ -7122,8 +6832,8 @@
       </w:pPr>
       <w:r>
         <w:rPr>
+          <w:b/>
           <w:bCs/>
-          <w:b/>
         </w:rPr>
         <w:t xml:space="preserve">Artifact</w:t>
       </w:r>
@@ -7138,8 +6848,8 @@
       </w:r>
       <w:r>
         <w:rPr>
+          <w:b/>
           <w:bCs/>
-          <w:b/>
         </w:rPr>
         <w:t xml:space="preserve">Lo que prueba</w:t>
       </w:r>
@@ -7208,11 +6918,11 @@
     </w:p>
     <w:p>
       <w:pPr>
+        <w:pStyle w:val="Compact"/>
         <w:numPr>
           <w:ilvl w:val="0"/>
           <w:numId w:val="1017"/>
         </w:numPr>
-        <w:pStyle w:val="Compact"/>
       </w:pPr>
       <w:r>
         <w:t xml:space="preserve">Plan de aprendizaje de 30 días</w:t>
@@ -7224,8 +6934,8 @@
       </w:pPr>
       <w:r>
         <w:rPr>
+          <w:i/>
           <w:iCs/>
-          <w:i/>
         </w:rPr>
         <w:t xml:space="preserve">Un calendario centrado para la capacidad útil de nivel inferior</w:t>
       </w:r>
@@ -7238,26 +6948,24 @@
         <w:tblStyle w:val="Table"/>
         <w:tblW w:type="auto" w:w="0"/>
         <w:tblLook w:firstRow="1" w:lastRow="0" w:firstColumn="0" w:lastColumn="0" w:noHBand="0" w:noVBand="0" w:val="0020"/>
-        <w:jc w:val="start"/>
       </w:tblPr>
       <w:tblGrid>
         <w:gridCol w:w="7920"/>
       </w:tblGrid>
       <w:tr>
         <w:trPr>
-          <w:tblHeader w:val="true"/>
+          <w:tblHeader w:val="on"/>
         </w:trPr>
         <w:tc>
           <w:tcPr/>
           <w:p>
             <w:pPr>
               <w:pStyle w:val="Compact"/>
-              <w:jc w:val="left"/>
             </w:pPr>
             <w:r>
               <w:rPr>
+                <w:b/>
                 <w:bCs/>
-                <w:b/>
               </w:rPr>
               <w:t xml:space="preserve">Días</w:t>
             </w:r>
@@ -7270,7 +6978,6 @@
           <w:p>
             <w:pPr>
               <w:pStyle w:val="Compact"/>
-              <w:jc w:val="left"/>
             </w:pPr>
             <w:r>
               <w:t xml:space="preserve">1–4</w:t>
@@ -7284,7 +6991,6 @@
           <w:p>
             <w:pPr>
               <w:pStyle w:val="Compact"/>
-              <w:jc w:val="left"/>
             </w:pPr>
             <w:r>
               <w:t xml:space="preserve">tención 5–8 Silencioso Activos, software, datos, cuentas, acceso</w:t>
@@ -7298,7 +7004,6 @@
           <w:p>
             <w:pPr>
               <w:pStyle w:val="Compact"/>
-              <w:jc w:val="left"/>
             </w:pPr>
             <w:r>
               <w:t xml:space="preserve">TEN 9–12</w:t>
@@ -7312,7 +7017,6 @@
           <w:p>
             <w:pPr>
               <w:pStyle w:val="Compact"/>
-              <w:jc w:val="left"/>
             </w:pPr>
             <w:r>
               <w:t xml:space="preserve">13–16 Silenciosos Logs, monitoreo, defensa de la red</w:t>
@@ -7326,7 +7030,6 @@
           <w:p>
             <w:pPr>
               <w:pStyle w:val="Compact"/>
-              <w:jc w:val="left"/>
             </w:pPr>
             <w:r>
               <w:t xml:space="preserve">17–19 Silencioso recuperación y respuesta a incidentes</w:t>
@@ -7340,7 +7043,6 @@
           <w:p>
             <w:pPr>
               <w:pStyle w:val="Compact"/>
-              <w:jc w:val="left"/>
             </w:pPr>
             <w:r>
               <w:t xml:space="preserve">20–22</w:t>
@@ -7354,7 +7056,6 @@
           <w:p>
             <w:pPr>
               <w:pStyle w:val="Compact"/>
-              <w:jc w:val="left"/>
             </w:pPr>
             <w:r>
               <w:t xml:space="preserve">Silencioso 23–25 Evaluación de la vida Especificación</w:t>
@@ -7368,7 +7069,6 @@
           <w:p>
             <w:pPr>
               <w:pStyle w:val="Compact"/>
-              <w:jc w:val="left"/>
             </w:pPr>
             <w:r>
               <w:t xml:space="preserve">26–28</w:t>
@@ -7382,7 +7082,6 @@
           <w:p>
             <w:pPr>
               <w:pStyle w:val="Compact"/>
-              <w:jc w:val="left"/>
             </w:pPr>
             <w:r>
               <w:t xml:space="preserve">TEN 29–30</w:t>
@@ -7393,261 +7092,261 @@
     </w:tbl>
     <w:p>
       <w:pPr>
+        <w:pStyle w:val="Compact"/>
         <w:numPr>
           <w:ilvl w:val="0"/>
           <w:numId w:val="1018"/>
         </w:numPr>
+      </w:pPr>
+      <w:r>
+        <w:t xml:space="preserve">Preparación de entrevistas</w:t>
+      </w:r>
+    </w:p>
+    <w:p>
+      <w:pPr>
         <w:pStyle w:val="Compact"/>
-      </w:pPr>
-      <w:r>
-        <w:t xml:space="preserve">Preparación de entrevistas</w:t>
-      </w:r>
-    </w:p>
-    <w:p>
-      <w:pPr>
         <w:numPr>
           <w:ilvl w:val="0"/>
           <w:numId w:val="1019"/>
         </w:numPr>
+      </w:pPr>
+      <w:r>
+        <w:t xml:space="preserve">Respuestas claras, escenarios prácticos y preguntas para el empleador.*</w:t>
+      </w:r>
+    </w:p>
+    <w:bookmarkStart w:id="56" w:name="cuáles-son-los-controles-cis"/>
+    <w:p>
+      <w:pPr>
+        <w:pStyle w:val="Heading2"/>
+      </w:pPr>
+      <w:r>
+        <w:t xml:space="preserve">29.1 ¿Cuáles son los Controles CIS?</w:t>
+      </w:r>
+    </w:p>
+    <w:p>
+      <w:pPr>
+        <w:pStyle w:val="FirstParagraph"/>
+      </w:pPr>
+      <w:r>
+        <w:t xml:space="preserve">Un conjunto priorizado de mejores prácticas defensivas organizadas en 18 Controles y 153 Salvaguardias enfocadas.</w:t>
+      </w:r>
+    </w:p>
+    <w:bookmarkEnd w:id="56"/>
+    <w:bookmarkStart w:id="57" w:name="qué-es-ig1"/>
+    <w:p>
+      <w:pPr>
+        <w:pStyle w:val="Heading2"/>
+      </w:pPr>
+      <w:r>
+        <w:t xml:space="preserve">29.2 ¿Qué es IG1?</w:t>
+      </w:r>
+    </w:p>
+    <w:p>
+      <w:pPr>
+        <w:pStyle w:val="FirstParagraph"/>
+      </w:pPr>
+      <w:r>
+        <w:t xml:space="preserve">El punto de partida esencial de la higiene cibernética 56-Safeguard que CIS recomienda que cada empresa comience.</w:t>
+      </w:r>
+    </w:p>
+    <w:bookmarkEnd w:id="57"/>
+    <w:bookmarkStart w:id="58" w:name="importa-ig1-cada-requisito"/>
+    <w:p>
+      <w:pPr>
+        <w:pStyle w:val="Heading2"/>
+      </w:pPr>
+      <w:r>
+        <w:t xml:space="preserve">29.3 ¿Importa IG1 cada requisito?</w:t>
+      </w:r>
+    </w:p>
+    <w:p>
+      <w:pPr>
+        <w:pStyle w:val="FirstParagraph"/>
+      </w:pPr>
+      <w:r>
+        <w:t xml:space="preserve">Es una base de referencia de priorización. El riesgo material, los contratos, las leyes, los clientes o los servicios críticos pueden requerir salvaguardias adicionales.</w:t>
+      </w:r>
+    </w:p>
+    <w:bookmarkEnd w:id="58"/>
+    <w:bookmarkStart w:id="59" w:name="cómo-mide-una-salvaguardia"/>
+    <w:p>
+      <w:pPr>
+        <w:pStyle w:val="Heading2"/>
+      </w:pPr>
+      <w:r>
+        <w:t xml:space="preserve">29.4 ¿Cómo mide una Salvaguardia?</w:t>
+      </w:r>
+    </w:p>
+    <w:p>
+      <w:pPr>
+        <w:pStyle w:val="FirstParagraph"/>
+      </w:pPr>
+      <w:r>
+        <w:t xml:space="preserve">Utilizar criterios oficiales, dependencias, hipótesis, aportaciones completas, operaciones definidas, medidas, métricas, revisión de procedimientos, excepciones y pruebas.</w:t>
+      </w:r>
+    </w:p>
+    <w:bookmarkEnd w:id="59"/>
+    <w:bookmarkStart w:id="60" w:name="por-qué-son-importantes-los-inventarios"/>
+    <w:p>
+      <w:pPr>
+        <w:pStyle w:val="Heading2"/>
+      </w:pPr>
+      <w:r>
+        <w:t xml:space="preserve">29.5 ¿Por qué son importantes los inventarios?</w:t>
+      </w:r>
+    </w:p>
+    <w:p>
+      <w:pPr>
+        <w:pStyle w:val="FirstParagraph"/>
+      </w:pPr>
+      <w:r>
+        <w:t xml:space="preserve">Definen a las poblaciones que deben cubrir los controles de configuración, vulnerabilidad, registro, recuperación y respuesta.</w:t>
+      </w:r>
+    </w:p>
+    <w:bookmarkEnd w:id="60"/>
+    <w:bookmarkStart w:id="61" w:name="X0178e2ad2964cbab3c805028646c475c824a062"/>
+    <w:p>
+      <w:pPr>
+        <w:pStyle w:val="Heading2"/>
+      </w:pPr>
+      <w:r>
+        <w:t xml:space="preserve">29.6 Vulnerability scan versus penetración test?</w:t>
+      </w:r>
+    </w:p>
+    <w:p>
+      <w:pPr>
+        <w:pStyle w:val="FirstParagraph"/>
+      </w:pPr>
+      <w:r>
+        <w:t xml:space="preserve">Un escaneo identifica principalmente debilidades conocidas; la prueba de penetración utiliza el análisis humano calificado y la explotación controlada para evaluar el impacto y la resiliencia.</w:t>
+      </w:r>
+    </w:p>
+    <w:bookmarkEnd w:id="61"/>
+    <w:bookmarkStart w:id="62" w:name="X2a3d8d973bfa0b5ed7501efb90ac72ec1b0ecc0"/>
+    <w:p>
+      <w:pPr>
+        <w:pStyle w:val="Heading2"/>
+      </w:pPr>
+      <w:r>
+        <w:t xml:space="preserve">29.7 ¿Una cartografía de marco demuestra el cumplimiento?</w:t>
+      </w:r>
+    </w:p>
+    <w:p>
+      <w:pPr>
+        <w:pStyle w:val="FirstParagraph"/>
+      </w:pPr>
+      <w:r>
+        <w:t xml:space="preserve">No. Identifica las relaciones, pero la organización debe probar el requisito y la evidencia exacta aplicable.</w:t>
+      </w:r>
+    </w:p>
+    <w:bookmarkEnd w:id="62"/>
+    <w:bookmarkStart w:id="63" w:name="qué-puede-concluir-un-analista-junior"/>
+    <w:p>
+      <w:pPr>
+        <w:pStyle w:val="Heading2"/>
+      </w:pPr>
+      <w:r>
+        <w:t xml:space="preserve">29.8 ¿Qué puede concluir un analista junior?</w:t>
+      </w:r>
+    </w:p>
+    <w:p>
+      <w:pPr>
+        <w:pStyle w:val="FirstParagraph"/>
+      </w:pPr>
+      <w:r>
+        <w:t xml:space="preserve">Sólo lo que el alcance definido y el soporte de evidencia confiable, con muestreo y limitaciones claramente reveladas.</w:t>
+      </w:r>
+    </w:p>
+    <w:bookmarkEnd w:id="63"/>
+    <w:bookmarkStart w:id="64" w:name="preguntas-para-hacer-al-empleador"/>
+    <w:p>
+      <w:pPr>
+        <w:pStyle w:val="Heading2"/>
+      </w:pPr>
+      <w:r>
+        <w:t xml:space="preserve">29.9 Preguntas para hacer al empleador</w:t>
+      </w:r>
+    </w:p>
+    <w:p>
+      <w:pPr>
+        <w:pStyle w:val="FirstParagraph"/>
+      </w:pPr>
+      <w:r>
+        <w:t xml:space="preserve">¿Qué grupo de implementación y adiciones están en alcance?</w:t>
+      </w:r>
+    </w:p>
+    <w:p>
+      <w:pPr>
+        <w:pStyle w:val="BodyText"/>
+      </w:pPr>
+      <w:r>
+        <w:t xml:space="preserve">¿Cómo se crean y reconcilian las poblaciones de inventarios?</w:t>
+      </w:r>
+    </w:p>
+    <w:p>
+      <w:pPr>
+        <w:pStyle w:val="BodyText"/>
+      </w:pPr>
+      <w:r>
+        <w:t xml:space="preserve">¿Qué Salvaguardias tienen la cobertura más incompleta?</w:t>
+      </w:r>
+    </w:p>
+    <w:p>
+      <w:pPr>
+        <w:pStyle w:val="BodyText"/>
+      </w:pPr>
+      <w:r>
+        <w:t xml:space="preserve">¿Cómo se revisan los datos de medición y las excepciones?</w:t>
+      </w:r>
+    </w:p>
+    <w:p>
+      <w:pPr>
+        <w:pStyle w:val="BodyText"/>
+      </w:pPr>
+      <w:r>
+        <w:t xml:space="preserve">¿Qué herramientas de código abierto y comerciales son aprobadas?</w:t>
+      </w:r>
+    </w:p>
+    <w:p>
+      <w:pPr>
+        <w:pStyle w:val="BodyText"/>
+      </w:pPr>
+      <w:r>
+        <w:t xml:space="preserve">¿Cómo se priorizan, financian y prueban los resultados?</w:t>
+      </w:r>
+    </w:p>
+    <w:p>
+      <w:pPr>
+        <w:pStyle w:val="BodyText"/>
+      </w:pPr>
+      <w:r>
+        <w:t xml:space="preserve">¿Cómo revisará el trabajo de los funcionarios superiores?</w:t>
+      </w:r>
+    </w:p>
+    <w:bookmarkEnd w:id="64"/>
+    <w:bookmarkEnd w:id="65"/>
+    <w:bookmarkStart w:id="74" w:name="plantillas-glosario-índice-y-referencias"/>
+    <w:p>
+      <w:pPr>
+        <w:pStyle w:val="Heading1"/>
+      </w:pPr>
+      <w:r>
+        <w:t xml:space="preserve">30. Plantillas, Glosario, Índice y Referencias</w:t>
+      </w:r>
+    </w:p>
+    <w:p>
+      <w:pPr>
         <w:pStyle w:val="Compact"/>
-      </w:pPr>
-      <w:r>
-        <w:t xml:space="preserve">Respuestas claras, escenarios prácticos y preguntas para el empleador.*</w:t>
-      </w:r>
-    </w:p>
-    <w:bookmarkStart w:id="67" w:name="cuáles-son-los-controles-cis"/>
-    <w:p>
-      <w:pPr>
-        <w:pStyle w:val="Heading2"/>
-      </w:pPr>
-      <w:r>
-        <w:t xml:space="preserve">29.1 ¿Cuáles son los Controles CIS?</w:t>
-      </w:r>
-    </w:p>
-    <w:p>
-      <w:pPr>
-        <w:pStyle w:val="FirstParagraph"/>
-      </w:pPr>
-      <w:r>
-        <w:t xml:space="preserve">Un conjunto priorizado de mejores prácticas defensivas organizadas en 18 Controles y 153 Salvaguardias enfocadas.</w:t>
-      </w:r>
-    </w:p>
-    <w:bookmarkEnd w:id="67"/>
-    <w:bookmarkStart w:id="68" w:name="qué-es-ig1"/>
-    <w:p>
-      <w:pPr>
-        <w:pStyle w:val="Heading2"/>
-      </w:pPr>
-      <w:r>
-        <w:t xml:space="preserve">29.2 ¿Qué es IG1?</w:t>
-      </w:r>
-    </w:p>
-    <w:p>
-      <w:pPr>
-        <w:pStyle w:val="FirstParagraph"/>
-      </w:pPr>
-      <w:r>
-        <w:t xml:space="preserve">El punto de partida esencial de la higiene cibernética 56-Safeguard que CIS recomienda que cada empresa comience.</w:t>
-      </w:r>
-    </w:p>
-    <w:bookmarkEnd w:id="68"/>
-    <w:bookmarkStart w:id="69" w:name="importa-ig1-cada-requisito"/>
-    <w:p>
-      <w:pPr>
-        <w:pStyle w:val="Heading2"/>
-      </w:pPr>
-      <w:r>
-        <w:t xml:space="preserve">29.3 ¿Importa IG1 cada requisito?</w:t>
-      </w:r>
-    </w:p>
-    <w:p>
-      <w:pPr>
-        <w:pStyle w:val="FirstParagraph"/>
-      </w:pPr>
-      <w:r>
-        <w:t xml:space="preserve">Es una base de referencia de priorización. El riesgo material, los contratos, las leyes, los clientes o los servicios críticos pueden requerir salvaguardias adicionales.</w:t>
-      </w:r>
-    </w:p>
-    <w:bookmarkEnd w:id="69"/>
-    <w:bookmarkStart w:id="70" w:name="cómo-mide-una-salvaguardia"/>
-    <w:p>
-      <w:pPr>
-        <w:pStyle w:val="Heading2"/>
-      </w:pPr>
-      <w:r>
-        <w:t xml:space="preserve">29.4 ¿Cómo mide una Salvaguardia?</w:t>
-      </w:r>
-    </w:p>
-    <w:p>
-      <w:pPr>
-        <w:pStyle w:val="FirstParagraph"/>
-      </w:pPr>
-      <w:r>
-        <w:t xml:space="preserve">Utilizar criterios oficiales, dependencias, hipótesis, aportaciones completas, operaciones definidas, medidas, métricas, revisión de procedimientos, excepciones y pruebas.</w:t>
-      </w:r>
-    </w:p>
-    <w:bookmarkEnd w:id="70"/>
-    <w:bookmarkStart w:id="71" w:name="por-qué-son-importantes-los-inventarios"/>
-    <w:p>
-      <w:pPr>
-        <w:pStyle w:val="Heading2"/>
-      </w:pPr>
-      <w:r>
-        <w:t xml:space="preserve">29.5 ¿Por qué son importantes los inventarios?</w:t>
-      </w:r>
-    </w:p>
-    <w:p>
-      <w:pPr>
-        <w:pStyle w:val="FirstParagraph"/>
-      </w:pPr>
-      <w:r>
-        <w:t xml:space="preserve">Definen a las poblaciones que deben cubrir los controles de configuración, vulnerabilidad, registro, recuperación y respuesta.</w:t>
-      </w:r>
-    </w:p>
-    <w:bookmarkEnd w:id="71"/>
-    <w:bookmarkStart w:id="72" w:name="X0178e2ad2964cbab3c805028646c475c824a062"/>
-    <w:p>
-      <w:pPr>
-        <w:pStyle w:val="Heading2"/>
-      </w:pPr>
-      <w:r>
-        <w:t xml:space="preserve">29.6 Vulnerability scan versus penetración test?</w:t>
-      </w:r>
-    </w:p>
-    <w:p>
-      <w:pPr>
-        <w:pStyle w:val="FirstParagraph"/>
-      </w:pPr>
-      <w:r>
-        <w:t xml:space="preserve">Un escaneo identifica principalmente debilidades conocidas; la prueba de penetración utiliza el análisis humano calificado y la explotación controlada para evaluar el impacto y la resiliencia.</w:t>
-      </w:r>
-    </w:p>
-    <w:bookmarkEnd w:id="72"/>
-    <w:bookmarkStart w:id="73" w:name="X2a3d8d973bfa0b5ed7501efb90ac72ec1b0ecc0"/>
-    <w:p>
-      <w:pPr>
-        <w:pStyle w:val="Heading2"/>
-      </w:pPr>
-      <w:r>
-        <w:t xml:space="preserve">29.7 ¿Una cartografía de marco demuestra el cumplimiento?</w:t>
-      </w:r>
-    </w:p>
-    <w:p>
-      <w:pPr>
-        <w:pStyle w:val="FirstParagraph"/>
-      </w:pPr>
-      <w:r>
-        <w:t xml:space="preserve">No. Identifica las relaciones, pero la organización debe probar el requisito y la evidencia exacta aplicable.</w:t>
-      </w:r>
-    </w:p>
-    <w:bookmarkEnd w:id="73"/>
-    <w:bookmarkStart w:id="74" w:name="qué-puede-concluir-un-analista-junior"/>
-    <w:p>
-      <w:pPr>
-        <w:pStyle w:val="Heading2"/>
-      </w:pPr>
-      <w:r>
-        <w:t xml:space="preserve">29.8 ¿Qué puede concluir un analista junior?</w:t>
-      </w:r>
-    </w:p>
-    <w:p>
-      <w:pPr>
-        <w:pStyle w:val="FirstParagraph"/>
-      </w:pPr>
-      <w:r>
-        <w:t xml:space="preserve">Sólo lo que el alcance definido y el soporte de evidencia confiable, con muestreo y limitaciones claramente reveladas.</w:t>
-      </w:r>
-    </w:p>
-    <w:bookmarkEnd w:id="74"/>
-    <w:bookmarkStart w:id="75" w:name="preguntas-para-hacer-al-empleador"/>
-    <w:p>
-      <w:pPr>
-        <w:pStyle w:val="Heading2"/>
-      </w:pPr>
-      <w:r>
-        <w:t xml:space="preserve">29.9 Preguntas para hacer al empleador</w:t>
-      </w:r>
-    </w:p>
-    <w:p>
-      <w:pPr>
-        <w:pStyle w:val="FirstParagraph"/>
-      </w:pPr>
-      <w:r>
-        <w:t xml:space="preserve">¿Qué grupo de implementación y adiciones están en alcance?</w:t>
-      </w:r>
-    </w:p>
-    <w:p>
-      <w:pPr>
-        <w:pStyle w:val="BodyText"/>
-      </w:pPr>
-      <w:r>
-        <w:t xml:space="preserve">¿Cómo se crean y reconcilian las poblaciones de inventarios?</w:t>
-      </w:r>
-    </w:p>
-    <w:p>
-      <w:pPr>
-        <w:pStyle w:val="BodyText"/>
-      </w:pPr>
-      <w:r>
-        <w:t xml:space="preserve">¿Qué Salvaguardias tienen la cobertura más incompleta?</w:t>
-      </w:r>
-    </w:p>
-    <w:p>
-      <w:pPr>
-        <w:pStyle w:val="BodyText"/>
-      </w:pPr>
-      <w:r>
-        <w:t xml:space="preserve">¿Cómo se revisan los datos de medición y las excepciones?</w:t>
-      </w:r>
-    </w:p>
-    <w:p>
-      <w:pPr>
-        <w:pStyle w:val="BodyText"/>
-      </w:pPr>
-      <w:r>
-        <w:t xml:space="preserve">¿Qué herramientas de código abierto y comerciales son aprobadas?</w:t>
-      </w:r>
-    </w:p>
-    <w:p>
-      <w:pPr>
-        <w:pStyle w:val="BodyText"/>
-      </w:pPr>
-      <w:r>
-        <w:t xml:space="preserve">¿Cómo se priorizan, financian y prueban los resultados?</w:t>
-      </w:r>
-    </w:p>
-    <w:p>
-      <w:pPr>
-        <w:pStyle w:val="BodyText"/>
-      </w:pPr>
-      <w:r>
-        <w:t xml:space="preserve">¿Cómo revisará el trabajo de los funcionarios superiores?</w:t>
-      </w:r>
-    </w:p>
-    <w:bookmarkEnd w:id="75"/>
-    <w:bookmarkEnd w:id="76"/>
-    <w:bookmarkStart w:id="85" w:name="plantillas-glosario-índice-y-referencias"/>
-    <w:p>
-      <w:pPr>
-        <w:pStyle w:val="Heading1"/>
-      </w:pPr>
-      <w:r>
-        <w:t xml:space="preserve">30. Plantillas, Glosario, Índice y Referencias</w:t>
-      </w:r>
-    </w:p>
-    <w:p>
-      <w:pPr>
         <w:numPr>
           <w:ilvl w:val="0"/>
           <w:numId w:val="1020"/>
         </w:numPr>
-        <w:pStyle w:val="Compact"/>
       </w:pPr>
       <w:r>
         <w:t xml:space="preserve">Estructuras de trabajo reutilizables, términos importantes y puntos de partida autorizados.*</w:t>
       </w:r>
     </w:p>
-    <w:bookmarkStart w:id="77" w:name="Xd4c618b42330dd735bc1630c0214b43162c8346"/>
+    <w:bookmarkStart w:id="66" w:name="Xd4c618b42330dd735bc1630c0214b43162c8346"/>
     <w:p>
       <w:pPr>
         <w:pStyle w:val="Heading2"/>
@@ -7673,13 +7372,7 @@
         <w:t xml:space="preserve"> </w:t>
       </w:r>
       <w:r>
-        <w:t xml:space="preserve">“</w:t>
-      </w:r>
-      <w:r>
-        <w:t xml:space="preserve">La Salvaguardia de la Vida</w:t>
-      </w:r>
-      <w:r>
-        <w:t xml:space="preserve">”</w:t>
+        <w:t xml:space="preserve">“La Salvaguardia de la Vida”</w:t>
       </w:r>
       <w:r>
         <w:t xml:space="preserve"> </w:t>
@@ -7691,37 +7384,19 @@
         <w:t xml:space="preserve"> </w:t>
       </w:r>
       <w:r>
-        <w:t xml:space="preserve">“</w:t>
-      </w:r>
-      <w:r>
-        <w:t xml:space="preserve">Antes</w:t>
-      </w:r>
-      <w:r>
-        <w:t xml:space="preserve">”</w:t>
-      </w:r>
-      <w:r>
-        <w:t xml:space="preserve"> </w:t>
-      </w:r>
-      <w:r>
-        <w:t xml:space="preserve">“</w:t>
-      </w:r>
-      <w:r>
-        <w:t xml:space="preserve">Escopia y clase de activos</w:t>
-      </w:r>
-      <w:r>
-        <w:t xml:space="preserve">”</w:t>
-      </w:r>
-      <w:r>
-        <w:t xml:space="preserve"> </w:t>
-      </w:r>
-      <w:r>
-        <w:t xml:space="preserve">“</w:t>
-      </w:r>
-      <w:r>
-        <w:t xml:space="preserve">Principal y sistemas de vida</w:t>
-      </w:r>
-      <w:r>
-        <w:t xml:space="preserve">”</w:t>
+        <w:t xml:space="preserve">“Antes”</w:t>
+      </w:r>
+      <w:r>
+        <w:t xml:space="preserve"> </w:t>
+      </w:r>
+      <w:r>
+        <w:t xml:space="preserve">“Escopia y clase de activos”</w:t>
+      </w:r>
+      <w:r>
+        <w:t xml:space="preserve"> </w:t>
+      </w:r>
+      <w:r>
+        <w:t xml:space="preserve">“Principal y sistemas de vida”</w:t>
       </w:r>
       <w:r>
         <w:t xml:space="preserve"> </w:t>
@@ -7739,37 +7414,19 @@
         <w:t xml:space="preserve"> </w:t>
       </w:r>
       <w:r>
-        <w:t xml:space="preserve">“</w:t>
-      </w:r>
-      <w:r>
-        <w:t xml:space="preserve">Operaciones en la vida</w:t>
-      </w:r>
-      <w:r>
-        <w:t xml:space="preserve">”</w:t>
-      </w:r>
-      <w:r>
-        <w:t xml:space="preserve"> </w:t>
-      </w:r>
-      <w:r>
-        <w:t xml:space="preserve">“</w:t>
-      </w:r>
-      <w:r>
-        <w:t xml:space="preserve">Las medidas de la vida</w:t>
-      </w:r>
-      <w:r>
-        <w:t xml:space="preserve">”</w:t>
-      </w:r>
-      <w:r>
-        <w:t xml:space="preserve"> </w:t>
-      </w:r>
-      <w:r>
-        <w:t xml:space="preserve">“</w:t>
-      </w:r>
-      <w:r>
-        <w:t xml:space="preserve">Metric and interpretation |</w:t>
-      </w:r>
-      <w:r>
-        <w:t xml:space="preserve">”</w:t>
+        <w:t xml:space="preserve">“Operaciones en la vida”</w:t>
+      </w:r>
+      <w:r>
+        <w:t xml:space="preserve"> </w:t>
+      </w:r>
+      <w:r>
+        <w:t xml:space="preserve">“Las medidas de la vida”</w:t>
+      </w:r>
+      <w:r>
+        <w:t xml:space="preserve"> </w:t>
+      </w:r>
+      <w:r>
+        <w:t xml:space="preserve">“Metric and interpretation |”</w:t>
       </w:r>
       <w:r>
         <w:t xml:space="preserve"> </w:t>
@@ -7784,14 +7441,14 @@
         <w:t xml:space="preserve">La acción, el dueño, la fecha y la prueba de la vida</w:t>
       </w:r>
     </w:p>
-    <w:bookmarkEnd w:id="77"/>
-    <w:bookmarkStart w:id="78" w:name="finding-and-retest-record"/>
+    <w:bookmarkEnd w:id="66"/>
+    <w:bookmarkStart w:id="67" w:name="registro-de-hallazgos-y-nuevas-pruebas"/>
     <w:p>
       <w:pPr>
         <w:pStyle w:val="Heading2"/>
       </w:pPr>
       <w:r>
-        <w:t xml:space="preserve">30.2 Finding and retest record</w:t>
+        <w:t xml:space="preserve">30.2 Registro de hallazgos y nuevas pruebas</w:t>
       </w:r>
     </w:p>
     <w:p>
@@ -7817,13 +7474,7 @@
         <w:t xml:space="preserve"> </w:t>
       </w:r>
       <w:r>
-        <w:t xml:space="preserve">“</w:t>
-      </w:r>
-      <w:r>
-        <w:t xml:space="preserve">Acondicionamiento y evidencia de vida</w:t>
-      </w:r>
-      <w:r>
-        <w:t xml:space="preserve">”</w:t>
+        <w:t xml:space="preserve">“Acondicionamiento y evidencia de vida”</w:t>
       </w:r>
       <w:r>
         <w:t xml:space="preserve"> </w:t>
@@ -7835,13 +7486,7 @@
         <w:t xml:space="preserve"> </w:t>
       </w:r>
       <w:r>
-        <w:t xml:space="preserve">“</w:t>
-      </w:r>
-      <w:r>
-        <w:t xml:space="preserve">El riesgo y el impacto en la vida</w:t>
-      </w:r>
-      <w:r>
-        <w:t xml:space="preserve">”</w:t>
+        <w:t xml:space="preserve">“El riesgo y el impacto en la vida”</w:t>
       </w:r>
       <w:r>
         <w:t xml:space="preserve"> </w:t>
@@ -7853,13 +7498,7 @@
         <w:t xml:space="preserve"> </w:t>
       </w:r>
       <w:r>
-        <w:t xml:space="preserve">“</w:t>
-      </w:r>
-      <w:r>
-        <w:t xml:space="preserve">La protección provisional en la vida</w:t>
-      </w:r>
-      <w:r>
-        <w:t xml:space="preserve">”</w:t>
+        <w:t xml:space="preserve">“La protección provisional en la vida”</w:t>
       </w:r>
       <w:r>
         <w:t xml:space="preserve"> </w:t>
@@ -7877,13 +7516,7 @@
         <w:t xml:space="preserve"> </w:t>
       </w:r>
       <w:r>
-        <w:t xml:space="preserve">“</w:t>
-      </w:r>
-      <w:r>
-        <w:t xml:space="preserve">El procedimiento de la prueba de mentiras</w:t>
-      </w:r>
-      <w:r>
-        <w:t xml:space="preserve">”</w:t>
+        <w:t xml:space="preserve">“El procedimiento de la prueba de mentiras”</w:t>
       </w:r>
       <w:r>
         <w:t xml:space="preserve"> </w:t>
@@ -7892,8 +7525,8 @@
         <w:t xml:space="preserve">Resultado final de la vida útil</w:t>
       </w:r>
     </w:p>
-    <w:bookmarkEnd w:id="78"/>
-    <w:bookmarkStart w:id="79" w:name="glosario"/>
+    <w:bookmarkEnd w:id="67"/>
+    <w:bookmarkStart w:id="68" w:name="glosario"/>
     <w:p>
       <w:pPr>
         <w:pStyle w:val="Heading2"/>
@@ -7994,8 +7627,8 @@
         <w:t xml:space="preserve">Función de seguridad permanente ← Govern, Identificar, Proteger, Detectar, Responder o Recuperar la cartografía.</w:t>
       </w:r>
     </w:p>
-    <w:bookmarkEnd w:id="79"/>
-    <w:bookmarkStart w:id="80" w:name="índice-de-asunto"/>
+    <w:bookmarkEnd w:id="68"/>
+    <w:bookmarkStart w:id="69" w:name="índice-de-asunto"/>
     <w:p>
       <w:pPr>
         <w:pStyle w:val="Heading2"/>
@@ -8132,8 +7765,8 @@
         <w:t xml:space="preserve">TEN TERRITORIO DE Vulnerabilidad ANTE LAS 12</w:t>
       </w:r>
     </w:p>
-    <w:bookmarkEnd w:id="80"/>
-    <w:bookmarkStart w:id="84" w:name="referencias-oficiales"/>
+    <w:bookmarkEnd w:id="69"/>
+    <w:bookmarkStart w:id="73" w:name="referencias-oficiales"/>
     <w:p>
       <w:pPr>
         <w:pStyle w:val="Heading2"/>
@@ -8154,7 +7787,7 @@
       <w:pPr>
         <w:pStyle w:val="BodyText"/>
       </w:pPr>
-      <w:hyperlink r:id="rId81">
+      <w:hyperlink r:id="rId70">
         <w:r>
           <w:rPr>
             <w:rStyle w:val="Hyperlink"/>
@@ -8175,7 +7808,7 @@
       <w:pPr>
         <w:pStyle w:val="BodyText"/>
       </w:pPr>
-      <w:hyperlink r:id="rId82">
+      <w:hyperlink r:id="rId71">
         <w:r>
           <w:rPr>
             <w:rStyle w:val="Hyperlink"/>
@@ -8188,7 +7821,7 @@
       <w:pPr>
         <w:pStyle w:val="BodyText"/>
       </w:pPr>
-      <w:hyperlink r:id="rId39">
+      <w:hyperlink r:id="rId28">
         <w:r>
           <w:rPr>
             <w:rStyle w:val="Hyperlink"/>
@@ -8201,7 +7834,7 @@
       <w:pPr>
         <w:pStyle w:val="BodyText"/>
       </w:pPr>
-      <w:hyperlink r:id="rId83">
+      <w:hyperlink r:id="rId72">
         <w:r>
           <w:rPr>
             <w:rStyle w:val="Hyperlink"/>
@@ -8224,8 +7857,8 @@
       </w:pPr>
       <w:r>
         <w:rPr>
+          <w:b/>
           <w:bCs/>
-          <w:b/>
         </w:rPr>
         <w:t xml:space="preserve">Recuerdo final:</w:t>
       </w:r>
@@ -8244,9 +7877,13 @@
         <w:t xml:space="preserve">Respuesta</w:t>
       </w:r>
     </w:p>
-    <w:bookmarkEnd w:id="84"/>
-    <w:bookmarkEnd w:id="85"/>
-    <w:sectPr/>
+    <w:bookmarkEnd w:id="73"/>
+    <w:bookmarkEnd w:id="74"/>
+    <w:sectPr>
+      <w:footnotePr>
+        <w:numRestart w:val="eachSect"/>
+      </w:footnotePr>
+    </w:sectPr>
   </w:body>
 </w:document>
 </file>
@@ -8277,14 +7914,14 @@
 <file path=word/numbering.xml><?xml version="1.0" encoding="utf-8"?>
 <w:numbering xmlns:w="http://schemas.openxmlformats.org/wordprocessingml/2006/main">
   <w:abstractNum w:abstractNumId="990">
-    <w:nsid w:val="A990"/>
+    <w:nsid w:val="0000A990"/>
     <w:multiLevelType w:val="multilevel"/>
     <w:lvl w:ilvl="0">
       <w:numFmt w:val="bullet"/>
       <w:lvlText w:val=" "/>
       <w:lvlJc w:val="left"/>
       <w:pPr>
-        <w:ind w:left="720" w:hanging="480"/>
+        <w:ind w:left="720" w:hanging="360"/>
       </w:pPr>
     </w:lvl>
     <w:lvl w:ilvl="1">
@@ -8292,7 +7929,7 @@
       <w:lvlText w:val=" "/>
       <w:lvlJc w:val="left"/>
       <w:pPr>
-        <w:ind w:left="1440" w:hanging="480"/>
+        <w:ind w:left="1440" w:hanging="360"/>
       </w:pPr>
     </w:lvl>
     <w:lvl w:ilvl="2">
@@ -8300,7 +7937,7 @@
       <w:lvlText w:val=" "/>
       <w:lvlJc w:val="left"/>
       <w:pPr>
-        <w:ind w:left="2160" w:hanging="480"/>
+        <w:ind w:left="2160" w:hanging="360"/>
       </w:pPr>
     </w:lvl>
     <w:lvl w:ilvl="3">
@@ -8308,7 +7945,7 @@
       <w:lvlText w:val=" "/>
       <w:lvlJc w:val="left"/>
       <w:pPr>
-        <w:ind w:left="2880" w:hanging="480"/>
+        <w:ind w:left="2880" w:hanging="360"/>
       </w:pPr>
     </w:lvl>
     <w:lvl w:ilvl="4">
@@ -8316,7 +7953,7 @@
       <w:lvlText w:val=" "/>
       <w:lvlJc w:val="left"/>
       <w:pPr>
-        <w:ind w:left="3600" w:hanging="480"/>
+        <w:ind w:left="3600" w:hanging="360"/>
       </w:pPr>
     </w:lvl>
     <w:lvl w:ilvl="5">
@@ -8324,7 +7961,7 @@
       <w:lvlText w:val=" "/>
       <w:lvlJc w:val="left"/>
       <w:pPr>
-        <w:ind w:left="4320" w:hanging="480"/>
+        <w:ind w:left="4320" w:hanging="360"/>
       </w:pPr>
     </w:lvl>
     <w:lvl w:ilvl="6">
@@ -8332,7 +7969,7 @@
       <w:lvlText w:val=" "/>
       <w:lvlJc w:val="left"/>
       <w:pPr>
-        <w:ind w:left="5040" w:hanging="480"/>
+        <w:ind w:left="5040" w:hanging="360"/>
       </w:pPr>
     </w:lvl>
     <w:lvl w:ilvl="7">
@@ -8340,7 +7977,7 @@
       <w:lvlText w:val=" "/>
       <w:lvlJc w:val="left"/>
       <w:pPr>
-        <w:ind w:left="5760" w:hanging="480"/>
+        <w:ind w:left="5760" w:hanging="360"/>
       </w:pPr>
     </w:lvl>
     <w:lvl w:ilvl="8">
@@ -8348,88 +7985,115 @@
       <w:lvlText w:val=" "/>
       <w:lvlJc w:val="left"/>
       <w:pPr>
-        <w:ind w:left="6480" w:hanging="480"/>
+        <w:ind w:left="6480" w:hanging="360"/>
       </w:pPr>
     </w:lvl>
   </w:abstractNum>
   <w:abstractNum w:abstractNumId="991">
-    <w:nsid w:val="A991"/>
+    <w:nsid w:val="0000A991"/>
     <w:multiLevelType w:val="multilevel"/>
     <w:lvl w:ilvl="0">
       <w:numFmt w:val="bullet"/>
-      <w:lvlText w:val="•"/>
+      <w:lvlText w:val=""/>
       <w:lvlJc w:val="left"/>
       <w:pPr>
-        <w:ind w:left="720" w:hanging="480"/>
-      </w:pPr>
+        <w:ind w:left="720" w:hanging="360"/>
+      </w:pPr>
+      <w:rPr>
+        <w:rFonts w:ascii="Symbol" w:hAnsi="Symbol" w:cs="Symbol" w:hint="default"/>
+      </w:rPr>
     </w:lvl>
     <w:lvl w:ilvl="1">
       <w:numFmt w:val="bullet"/>
-      <w:lvlText w:val="–"/>
+      <w:lvlText w:val="o"/>
       <w:lvlJc w:val="left"/>
       <w:pPr>
-        <w:ind w:left="1440" w:hanging="480"/>
-      </w:pPr>
+        <w:ind w:left="1440" w:hanging="360"/>
+      </w:pPr>
+      <w:rPr>
+        <w:rFonts w:ascii="Courier New" w:hAnsi="Courier New" w:cs="Courier New" w:hint="default"/>
+      </w:rPr>
     </w:lvl>
     <w:lvl w:ilvl="2">
       <w:numFmt w:val="bullet"/>
-      <w:lvlText w:val="•"/>
+      <w:lvlText w:val=""/>
       <w:lvlJc w:val="left"/>
       <w:pPr>
-        <w:ind w:left="2160" w:hanging="480"/>
-      </w:pPr>
+        <w:ind w:left="2160" w:hanging="360"/>
+      </w:pPr>
+      <w:rPr>
+        <w:rFonts w:ascii="Wingdings" w:hAnsi="Wingdings" w:cs="Wingdings" w:hint="default"/>
+      </w:rPr>
     </w:lvl>
     <w:lvl w:ilvl="3">
       <w:numFmt w:val="bullet"/>
-      <w:lvlText w:val="–"/>
+      <w:lvlText w:val=""/>
       <w:lvlJc w:val="left"/>
       <w:pPr>
-        <w:ind w:left="2880" w:hanging="480"/>
-      </w:pPr>
+        <w:ind w:left="2880" w:hanging="360"/>
+      </w:pPr>
+      <w:rPr>
+        <w:rFonts w:ascii="Symbol" w:hAnsi="Symbol" w:cs="Symbol" w:hint="default"/>
+      </w:rPr>
     </w:lvl>
     <w:lvl w:ilvl="4">
       <w:numFmt w:val="bullet"/>
-      <w:lvlText w:val="•"/>
+      <w:lvlText w:val="o"/>
       <w:lvlJc w:val="left"/>
       <w:pPr>
-        <w:ind w:left="3600" w:hanging="480"/>
-      </w:pPr>
+        <w:ind w:left="3600" w:hanging="360"/>
+      </w:pPr>
+      <w:rPr>
+        <w:rFonts w:ascii="Courier New" w:hAnsi="Courier New" w:cs="Courier New" w:hint="default"/>
+      </w:rPr>
     </w:lvl>
     <w:lvl w:ilvl="5">
       <w:numFmt w:val="bullet"/>
-      <w:lvlText w:val="–"/>
+      <w:lvlText w:val=""/>
       <w:lvlJc w:val="left"/>
       <w:pPr>
-        <w:ind w:left="4320" w:hanging="480"/>
-      </w:pPr>
+        <w:ind w:left="4320" w:hanging="360"/>
+      </w:pPr>
+      <w:rPr>
+        <w:rFonts w:ascii="Wingdings" w:hAnsi="Wingdings" w:cs="Wingdings" w:hint="default"/>
+      </w:rPr>
     </w:lvl>
     <w:lvl w:ilvl="6">
       <w:numFmt w:val="bullet"/>
-      <w:lvlText w:val="•"/>
+      <w:lvlText w:val=""/>
       <w:lvlJc w:val="left"/>
       <w:pPr>
-        <w:ind w:left="5040" w:hanging="480"/>
-      </w:pPr>
+        <w:ind w:left="5040" w:hanging="360"/>
+      </w:pPr>
+      <w:rPr>
+        <w:rFonts w:ascii="Symbol" w:hAnsi="Symbol" w:cs="Symbol" w:hint="default"/>
+      </w:rPr>
     </w:lvl>
     <w:lvl w:ilvl="7">
       <w:numFmt w:val="bullet"/>
-      <w:lvlText w:val="–"/>
+      <w:lvlText w:val="o"/>
       <w:lvlJc w:val="left"/>
       <w:pPr>
-        <w:ind w:left="5760" w:hanging="480"/>
-      </w:pPr>
+        <w:ind w:left="5760" w:hanging="360"/>
+      </w:pPr>
+      <w:rPr>
+        <w:rFonts w:ascii="Courier New" w:hAnsi="Courier New" w:cs="Courier New" w:hint="default"/>
+      </w:rPr>
     </w:lvl>
     <w:lvl w:ilvl="8">
       <w:numFmt w:val="bullet"/>
-      <w:lvlText w:val="•"/>
+      <w:lvlText w:val=""/>
       <w:lvlJc w:val="left"/>
       <w:pPr>
-        <w:ind w:left="6480" w:hanging="480"/>
-      </w:pPr>
+        <w:ind w:left="6480" w:hanging="360"/>
+      </w:pPr>
+      <w:rPr>
+        <w:rFonts w:ascii="Wingdings" w:hAnsi="Wingdings" w:cs="Wingdings" w:hint="default"/>
+      </w:rPr>
     </w:lvl>
   </w:abstractNum>
   <w:abstractNum w:abstractNumId="99411">
-    <w:nsid w:val="A99411"/>
+    <w:nsid w:val="00A99411"/>
     <w:multiLevelType w:val="multilevel"/>
     <w:lvl w:ilvl="0">
       <w:start w:val="1"/>
@@ -8437,7 +8101,7 @@
       <w:lvlText w:val="%1."/>
       <w:lvlJc w:val="left"/>
       <w:pPr>
-        <w:ind w:left="720" w:hanging="480"/>
+        <w:ind w:left="720" w:hanging="360"/>
       </w:pPr>
     </w:lvl>
     <w:lvl w:ilvl="1">
@@ -8446,7 +8110,7 @@
       <w:lvlText w:val="%2."/>
       <w:lvlJc w:val="left"/>
       <w:pPr>
-        <w:ind w:left="1440" w:hanging="480"/>
+        <w:ind w:left="1440" w:hanging="360"/>
       </w:pPr>
     </w:lvl>
     <w:lvl w:ilvl="2">
@@ -8455,7 +8119,7 @@
       <w:lvlText w:val="%3."/>
       <w:lvlJc w:val="left"/>
       <w:pPr>
-        <w:ind w:left="2160" w:hanging="480"/>
+        <w:ind w:left="2160" w:hanging="360"/>
       </w:pPr>
     </w:lvl>
     <w:lvl w:ilvl="3">
@@ -8464,7 +8128,7 @@
       <w:lvlText w:val="%4."/>
       <w:lvlJc w:val="left"/>
       <w:pPr>
-        <w:ind w:left="2880" w:hanging="480"/>
+        <w:ind w:left="2880" w:hanging="360"/>
       </w:pPr>
     </w:lvl>
     <w:lvl w:ilvl="4">
@@ -8473,7 +8137,7 @@
       <w:lvlText w:val="%5."/>
       <w:lvlJc w:val="left"/>
       <w:pPr>
-        <w:ind w:left="3600" w:hanging="480"/>
+        <w:ind w:left="3600" w:hanging="360"/>
       </w:pPr>
     </w:lvl>
     <w:lvl w:ilvl="5">
@@ -8482,7 +8146,7 @@
       <w:lvlText w:val="%6."/>
       <w:lvlJc w:val="left"/>
       <w:pPr>
-        <w:ind w:left="4320" w:hanging="480"/>
+        <w:ind w:left="4320" w:hanging="360"/>
       </w:pPr>
     </w:lvl>
     <w:lvl w:ilvl="6">
@@ -8491,7 +8155,7 @@
       <w:lvlText w:val="%7."/>
       <w:lvlJc w:val="left"/>
       <w:pPr>
-        <w:ind w:left="5040" w:hanging="480"/>
+        <w:ind w:left="5040" w:hanging="360"/>
       </w:pPr>
     </w:lvl>
     <w:lvl w:ilvl="7">
@@ -8500,7 +8164,7 @@
       <w:lvlText w:val="%8."/>
       <w:lvlJc w:val="left"/>
       <w:pPr>
-        <w:ind w:left="5760" w:hanging="480"/>
+        <w:ind w:left="5760" w:hanging="360"/>
       </w:pPr>
     </w:lvl>
     <w:lvl w:ilvl="8">
@@ -8509,12 +8173,12 @@
       <w:lvlText w:val="%9."/>
       <w:lvlJc w:val="left"/>
       <w:pPr>
-        <w:ind w:left="6480" w:hanging="480"/>
+        <w:ind w:left="6480" w:hanging="360"/>
       </w:pPr>
     </w:lvl>
   </w:abstractNum>
   <w:abstractNum w:abstractNumId="99413">
-    <w:nsid w:val="A99413"/>
+    <w:nsid w:val="00A99413"/>
     <w:multiLevelType w:val="multilevel"/>
     <w:lvl w:ilvl="0">
       <w:start w:val="3"/>
@@ -8522,7 +8186,7 @@
       <w:lvlText w:val="%1."/>
       <w:lvlJc w:val="left"/>
       <w:pPr>
-        <w:ind w:left="720" w:hanging="480"/>
+        <w:ind w:left="720" w:hanging="360"/>
       </w:pPr>
     </w:lvl>
     <w:lvl w:ilvl="1">
@@ -8531,7 +8195,7 @@
       <w:lvlText w:val="%2."/>
       <w:lvlJc w:val="left"/>
       <w:pPr>
-        <w:ind w:left="1440" w:hanging="480"/>
+        <w:ind w:left="1440" w:hanging="360"/>
       </w:pPr>
     </w:lvl>
     <w:lvl w:ilvl="2">
@@ -8540,7 +8204,7 @@
       <w:lvlText w:val="%3."/>
       <w:lvlJc w:val="left"/>
       <w:pPr>
-        <w:ind w:left="2160" w:hanging="480"/>
+        <w:ind w:left="2160" w:hanging="360"/>
       </w:pPr>
     </w:lvl>
     <w:lvl w:ilvl="3">
@@ -8549,7 +8213,7 @@
       <w:lvlText w:val="%4."/>
       <w:lvlJc w:val="left"/>
       <w:pPr>
-        <w:ind w:left="2880" w:hanging="480"/>
+        <w:ind w:left="2880" w:hanging="360"/>
       </w:pPr>
     </w:lvl>
     <w:lvl w:ilvl="4">
@@ -8558,7 +8222,7 @@
       <w:lvlText w:val="%5."/>
       <w:lvlJc w:val="left"/>
       <w:pPr>
-        <w:ind w:left="3600" w:hanging="480"/>
+        <w:ind w:left="3600" w:hanging="360"/>
       </w:pPr>
     </w:lvl>
     <w:lvl w:ilvl="5">
@@ -8567,7 +8231,7 @@
       <w:lvlText w:val="%6."/>
       <w:lvlJc w:val="left"/>
       <w:pPr>
-        <w:ind w:left="4320" w:hanging="480"/>
+        <w:ind w:left="4320" w:hanging="360"/>
       </w:pPr>
     </w:lvl>
     <w:lvl w:ilvl="6">
@@ -8576,7 +8240,7 @@
       <w:lvlText w:val="%7."/>
       <w:lvlJc w:val="left"/>
       <w:pPr>
-        <w:ind w:left="5040" w:hanging="480"/>
+        <w:ind w:left="5040" w:hanging="360"/>
       </w:pPr>
     </w:lvl>
     <w:lvl w:ilvl="7">
@@ -8585,7 +8249,7 @@
       <w:lvlText w:val="%8."/>
       <w:lvlJc w:val="left"/>
       <w:pPr>
-        <w:ind w:left="5760" w:hanging="480"/>
+        <w:ind w:left="5760" w:hanging="360"/>
       </w:pPr>
     </w:lvl>
     <w:lvl w:ilvl="8">
@@ -8594,12 +8258,12 @@
       <w:lvlText w:val="%9."/>
       <w:lvlJc w:val="left"/>
       <w:pPr>
-        <w:ind w:left="6480" w:hanging="480"/>
+        <w:ind w:left="6480" w:hanging="360"/>
       </w:pPr>
     </w:lvl>
   </w:abstractNum>
   <w:abstractNum w:abstractNumId="99418">
-    <w:nsid w:val="A99418"/>
+    <w:nsid w:val="00A99418"/>
     <w:multiLevelType w:val="multilevel"/>
     <w:lvl w:ilvl="0">
       <w:start w:val="8"/>
@@ -8607,7 +8271,7 @@
       <w:lvlText w:val="%1."/>
       <w:lvlJc w:val="left"/>
       <w:pPr>
-        <w:ind w:left="720" w:hanging="480"/>
+        <w:ind w:left="720" w:hanging="360"/>
       </w:pPr>
     </w:lvl>
     <w:lvl w:ilvl="1">
@@ -8616,7 +8280,7 @@
       <w:lvlText w:val="%2."/>
       <w:lvlJc w:val="left"/>
       <w:pPr>
-        <w:ind w:left="1440" w:hanging="480"/>
+        <w:ind w:left="1440" w:hanging="360"/>
       </w:pPr>
     </w:lvl>
     <w:lvl w:ilvl="2">
@@ -8625,7 +8289,7 @@
       <w:lvlText w:val="%3."/>
       <w:lvlJc w:val="left"/>
       <w:pPr>
-        <w:ind w:left="2160" w:hanging="480"/>
+        <w:ind w:left="2160" w:hanging="360"/>
       </w:pPr>
     </w:lvl>
     <w:lvl w:ilvl="3">
@@ -8634,7 +8298,7 @@
       <w:lvlText w:val="%4."/>
       <w:lvlJc w:val="left"/>
       <w:pPr>
-        <w:ind w:left="2880" w:hanging="480"/>
+        <w:ind w:left="2880" w:hanging="360"/>
       </w:pPr>
     </w:lvl>
     <w:lvl w:ilvl="4">
@@ -8643,7 +8307,7 @@
       <w:lvlText w:val="%5."/>
       <w:lvlJc w:val="left"/>
       <w:pPr>
-        <w:ind w:left="3600" w:hanging="480"/>
+        <w:ind w:left="3600" w:hanging="360"/>
       </w:pPr>
     </w:lvl>
     <w:lvl w:ilvl="5">
@@ -8652,7 +8316,7 @@
       <w:lvlText w:val="%6."/>
       <w:lvlJc w:val="left"/>
       <w:pPr>
-        <w:ind w:left="4320" w:hanging="480"/>
+        <w:ind w:left="4320" w:hanging="360"/>
       </w:pPr>
     </w:lvl>
     <w:lvl w:ilvl="6">
@@ -8661,7 +8325,7 @@
       <w:lvlText w:val="%7."/>
       <w:lvlJc w:val="left"/>
       <w:pPr>
-        <w:ind w:left="5040" w:hanging="480"/>
+        <w:ind w:left="5040" w:hanging="360"/>
       </w:pPr>
     </w:lvl>
     <w:lvl w:ilvl="7">
@@ -8670,7 +8334,7 @@
       <w:lvlText w:val="%8."/>
       <w:lvlJc w:val="left"/>
       <w:pPr>
-        <w:ind w:left="5760" w:hanging="480"/>
+        <w:ind w:left="5760" w:hanging="360"/>
       </w:pPr>
     </w:lvl>
     <w:lvl w:ilvl="8">
@@ -8679,12 +8343,12 @@
       <w:lvlText w:val="%9."/>
       <w:lvlJc w:val="left"/>
       <w:pPr>
-        <w:ind w:left="6480" w:hanging="480"/>
+        <w:ind w:left="6480" w:hanging="360"/>
       </w:pPr>
     </w:lvl>
   </w:abstractNum>
   <w:abstractNum w:abstractNumId="994124">
-    <w:nsid w:val="A994124"/>
+    <w:nsid w:val="0A994124"/>
     <w:multiLevelType w:val="multilevel"/>
     <w:lvl w:ilvl="0">
       <w:start w:val="24"/>
@@ -8692,7 +8356,7 @@
       <w:lvlText w:val="%1."/>
       <w:lvlJc w:val="left"/>
       <w:pPr>
-        <w:ind w:left="720" w:hanging="480"/>
+        <w:ind w:left="720" w:hanging="360"/>
       </w:pPr>
     </w:lvl>
     <w:lvl w:ilvl="1">
@@ -8701,7 +8365,7 @@
       <w:lvlText w:val="%2."/>
       <w:lvlJc w:val="left"/>
       <w:pPr>
-        <w:ind w:left="1440" w:hanging="480"/>
+        <w:ind w:left="1440" w:hanging="360"/>
       </w:pPr>
     </w:lvl>
     <w:lvl w:ilvl="2">
@@ -8710,7 +8374,7 @@
       <w:lvlText w:val="%3."/>
       <w:lvlJc w:val="left"/>
       <w:pPr>
-        <w:ind w:left="2160" w:hanging="480"/>
+        <w:ind w:left="2160" w:hanging="360"/>
       </w:pPr>
     </w:lvl>
     <w:lvl w:ilvl="3">
@@ -8719,7 +8383,7 @@
       <w:lvlText w:val="%4."/>
       <w:lvlJc w:val="left"/>
       <w:pPr>
-        <w:ind w:left="2880" w:hanging="480"/>
+        <w:ind w:left="2880" w:hanging="360"/>
       </w:pPr>
     </w:lvl>
     <w:lvl w:ilvl="4">
@@ -8728,7 +8392,7 @@
       <w:lvlText w:val="%5."/>
       <w:lvlJc w:val="left"/>
       <w:pPr>
-        <w:ind w:left="3600" w:hanging="480"/>
+        <w:ind w:left="3600" w:hanging="360"/>
       </w:pPr>
     </w:lvl>
     <w:lvl w:ilvl="5">
@@ -8737,7 +8401,7 @@
       <w:lvlText w:val="%6."/>
       <w:lvlJc w:val="left"/>
       <w:pPr>
-        <w:ind w:left="4320" w:hanging="480"/>
+        <w:ind w:left="4320" w:hanging="360"/>
       </w:pPr>
     </w:lvl>
     <w:lvl w:ilvl="6">
@@ -8746,7 +8410,7 @@
       <w:lvlText w:val="%7."/>
       <w:lvlJc w:val="left"/>
       <w:pPr>
-        <w:ind w:left="5040" w:hanging="480"/>
+        <w:ind w:left="5040" w:hanging="360"/>
       </w:pPr>
     </w:lvl>
     <w:lvl w:ilvl="7">
@@ -8755,7 +8419,7 @@
       <w:lvlText w:val="%8."/>
       <w:lvlJc w:val="left"/>
       <w:pPr>
-        <w:ind w:left="5760" w:hanging="480"/>
+        <w:ind w:left="5760" w:hanging="360"/>
       </w:pPr>
     </w:lvl>
     <w:lvl w:ilvl="8">
@@ -8764,12 +8428,12 @@
       <w:lvlText w:val="%9."/>
       <w:lvlJc w:val="left"/>
       <w:pPr>
-        <w:ind w:left="6480" w:hanging="480"/>
+        <w:ind w:left="6480" w:hanging="360"/>
       </w:pPr>
     </w:lvl>
   </w:abstractNum>
   <w:abstractNum w:abstractNumId="994128">
-    <w:nsid w:val="A994128"/>
+    <w:nsid w:val="0A994128"/>
     <w:multiLevelType w:val="multilevel"/>
     <w:lvl w:ilvl="0">
       <w:start w:val="28"/>
@@ -8777,7 +8441,7 @@
       <w:lvlText w:val="%1."/>
       <w:lvlJc w:val="left"/>
       <w:pPr>
-        <w:ind w:left="720" w:hanging="480"/>
+        <w:ind w:left="720" w:hanging="360"/>
       </w:pPr>
     </w:lvl>
     <w:lvl w:ilvl="1">
@@ -8786,7 +8450,7 @@
       <w:lvlText w:val="%2."/>
       <w:lvlJc w:val="left"/>
       <w:pPr>
-        <w:ind w:left="1440" w:hanging="480"/>
+        <w:ind w:left="1440" w:hanging="360"/>
       </w:pPr>
     </w:lvl>
     <w:lvl w:ilvl="2">
@@ -8795,7 +8459,7 @@
       <w:lvlText w:val="%3."/>
       <w:lvlJc w:val="left"/>
       <w:pPr>
-        <w:ind w:left="2160" w:hanging="480"/>
+        <w:ind w:left="2160" w:hanging="360"/>
       </w:pPr>
     </w:lvl>
     <w:lvl w:ilvl="3">
@@ -8804,7 +8468,7 @@
       <w:lvlText w:val="%4."/>
       <w:lvlJc w:val="left"/>
       <w:pPr>
-        <w:ind w:left="2880" w:hanging="480"/>
+        <w:ind w:left="2880" w:hanging="360"/>
       </w:pPr>
     </w:lvl>
     <w:lvl w:ilvl="4">
@@ -8813,7 +8477,7 @@
       <w:lvlText w:val="%5."/>
       <w:lvlJc w:val="left"/>
       <w:pPr>
-        <w:ind w:left="3600" w:hanging="480"/>
+        <w:ind w:left="3600" w:hanging="360"/>
       </w:pPr>
     </w:lvl>
     <w:lvl w:ilvl="5">
@@ -8822,7 +8486,7 @@
       <w:lvlText w:val="%6."/>
       <w:lvlJc w:val="left"/>
       <w:pPr>
-        <w:ind w:left="4320" w:hanging="480"/>
+        <w:ind w:left="4320" w:hanging="360"/>
       </w:pPr>
     </w:lvl>
     <w:lvl w:ilvl="6">
@@ -8831,7 +8495,7 @@
       <w:lvlText w:val="%7."/>
       <w:lvlJc w:val="left"/>
       <w:pPr>
-        <w:ind w:left="5040" w:hanging="480"/>
+        <w:ind w:left="5040" w:hanging="360"/>
       </w:pPr>
     </w:lvl>
     <w:lvl w:ilvl="7">
@@ -8840,7 +8504,7 @@
       <w:lvlText w:val="%8."/>
       <w:lvlJc w:val="left"/>
       <w:pPr>
-        <w:ind w:left="5760" w:hanging="480"/>
+        <w:ind w:left="5760" w:hanging="360"/>
       </w:pPr>
     </w:lvl>
     <w:lvl w:ilvl="8">
@@ -8849,12 +8513,12 @@
       <w:lvlText w:val="%9."/>
       <w:lvlJc w:val="left"/>
       <w:pPr>
-        <w:ind w:left="6480" w:hanging="480"/>
+        <w:ind w:left="6480" w:hanging="360"/>
       </w:pPr>
     </w:lvl>
   </w:abstractNum>
   <w:abstractNum w:abstractNumId="994129">
-    <w:nsid w:val="A994129"/>
+    <w:nsid w:val="0A994129"/>
     <w:multiLevelType w:val="multilevel"/>
     <w:lvl w:ilvl="0">
       <w:start w:val="29"/>
@@ -8862,7 +8526,7 @@
       <w:lvlText w:val="%1."/>
       <w:lvlJc w:val="left"/>
       <w:pPr>
-        <w:ind w:left="720" w:hanging="480"/>
+        <w:ind w:left="720" w:hanging="360"/>
       </w:pPr>
     </w:lvl>
     <w:lvl w:ilvl="1">
@@ -8871,7 +8535,7 @@
       <w:lvlText w:val="%2."/>
       <w:lvlJc w:val="left"/>
       <w:pPr>
-        <w:ind w:left="1440" w:hanging="480"/>
+        <w:ind w:left="1440" w:hanging="360"/>
       </w:pPr>
     </w:lvl>
     <w:lvl w:ilvl="2">
@@ -8880,7 +8544,7 @@
       <w:lvlText w:val="%3."/>
       <w:lvlJc w:val="left"/>
       <w:pPr>
-        <w:ind w:left="2160" w:hanging="480"/>
+        <w:ind w:left="2160" w:hanging="360"/>
       </w:pPr>
     </w:lvl>
     <w:lvl w:ilvl="3">
@@ -8889,7 +8553,7 @@
       <w:lvlText w:val="%4."/>
       <w:lvlJc w:val="left"/>
       <w:pPr>
-        <w:ind w:left="2880" w:hanging="480"/>
+        <w:ind w:left="2880" w:hanging="360"/>
       </w:pPr>
     </w:lvl>
     <w:lvl w:ilvl="4">
@@ -8898,7 +8562,7 @@
       <w:lvlText w:val="%5."/>
       <w:lvlJc w:val="left"/>
       <w:pPr>
-        <w:ind w:left="3600" w:hanging="480"/>
+        <w:ind w:left="3600" w:hanging="360"/>
       </w:pPr>
     </w:lvl>
     <w:lvl w:ilvl="5">
@@ -8907,7 +8571,7 @@
       <w:lvlText w:val="%6."/>
       <w:lvlJc w:val="left"/>
       <w:pPr>
-        <w:ind w:left="4320" w:hanging="480"/>
+        <w:ind w:left="4320" w:hanging="360"/>
       </w:pPr>
     </w:lvl>
     <w:lvl w:ilvl="6">
@@ -8916,7 +8580,7 @@
       <w:lvlText w:val="%7."/>
       <w:lvlJc w:val="left"/>
       <w:pPr>
-        <w:ind w:left="5040" w:hanging="480"/>
+        <w:ind w:left="5040" w:hanging="360"/>
       </w:pPr>
     </w:lvl>
     <w:lvl w:ilvl="7">
@@ -8925,7 +8589,7 @@
       <w:lvlText w:val="%8."/>
       <w:lvlJc w:val="left"/>
       <w:pPr>
-        <w:ind w:left="5760" w:hanging="480"/>
+        <w:ind w:left="5760" w:hanging="360"/>
       </w:pPr>
     </w:lvl>
     <w:lvl w:ilvl="8">
@@ -8934,7 +8598,7 @@
       <w:lvlText w:val="%9."/>
       <w:lvlJc w:val="left"/>
       <w:pPr>
-        <w:ind w:left="6480" w:hanging="480"/>
+        <w:ind w:left="6480" w:hanging="360"/>
       </w:pPr>
     </w:lvl>
   </w:abstractNum>
@@ -9252,10 +8916,10 @@
   <w:docDefaults>
     <w:rPrDefault>
       <w:rPr>
-        <w:rFonts w:asciiTheme="minorHAnsi" w:cstheme="minorBidi" w:eastAsiaTheme="minorHAnsi" w:hAnsiTheme="minorHAnsi"/>
+        <w:rFonts w:asciiTheme="minorHAnsi" w:cstheme="minorBidi" w:eastAsiaTheme="minorEastAsia" w:hAnsiTheme="minorHAnsi"/>
         <w:sz w:val="24"/>
         <w:szCs w:val="24"/>
-        <w:lang w:bidi="ar-SA" w:eastAsia="en-US" w:val="en-US"/>
+        <w:lang w:bidi="ar-SA" w:eastAsia="zh-CN" w:val="en-US"/>
       </w:rPr>
     </w:rPrDefault>
     <w:pPrDefault>
@@ -9273,10 +8937,10 @@
     <w:name w:val="Body Text"/>
     <w:basedOn w:val="Normal"/>
     <w:link w:val="BodyTextChar"/>
+    <w:qFormat/>
     <w:pPr>
       <w:spacing w:after="180" w:before="180"/>
     </w:pPr>
-    <w:qFormat/>
   </w:style>
   <w:style w:customStyle="1" w:styleId="FirstParagraph" w:type="paragraph">
     <w:name w:val="First Paragraph"/>
@@ -9296,57 +8960,94 @@
     <w:name w:val="Title"/>
     <w:basedOn w:val="Normal"/>
     <w:next w:val="BodyText"/>
+    <w:link w:val="TitleChar"/>
+    <w:uiPriority w:val="10"/>
     <w:qFormat/>
+    <w:rsid w:val="00A10FD9"/>
     <w:pPr>
-      <w:keepNext/>
-      <w:keepLines/>
-      <w:spacing w:after="240" w:before="480"/>
+      <w:spacing w:after="80" w:line="240" w:lineRule="auto"/>
+      <w:contextualSpacing/>
       <w:jc w:val="center"/>
     </w:pPr>
     <w:rPr>
       <w:rFonts w:asciiTheme="majorHAnsi" w:cstheme="majorBidi" w:eastAsiaTheme="majorEastAsia" w:hAnsiTheme="majorHAnsi"/>
-      <w:b/>
-      <w:bCs/>
-      <w:color w:themeColor="accent1" w:themeShade="B5" w:val="345A8A"/>
-      <w:sz w:val="36"/>
-      <w:szCs w:val="36"/>
+      <w:sz w:val="56"/>
+      <w:szCs w:val="56"/>
+    </w:rPr>
+  </w:style>
+  <w:style w:customStyle="1" w:styleId="TitleChar" w:type="character">
+    <w:name w:val="Title Char"/>
+    <w:basedOn w:val="DefaultParagraphFont"/>
+    <w:link w:val="Title"/>
+    <w:uiPriority w:val="10"/>
+    <w:rsid w:val="00A10FD9"/>
+    <w:rPr>
+      <w:rFonts w:asciiTheme="majorHAnsi" w:cstheme="majorBidi" w:eastAsiaTheme="majorEastAsia" w:hAnsiTheme="majorHAnsi"/>
+      <w:sz w:val="56"/>
+      <w:szCs w:val="56"/>
     </w:rPr>
   </w:style>
   <w:style w:styleId="Subtitle" w:type="paragraph">
     <w:name w:val="Subtitle"/>
     <w:basedOn w:val="Title"/>
     <w:next w:val="BodyText"/>
+    <w:link w:val="SubtitleChar"/>
+    <w:uiPriority w:val="11"/>
     <w:qFormat/>
+    <w:rsid w:val="00A10FD9"/>
     <w:pPr>
-      <w:keepNext/>
-      <w:keepLines/>
-      <w:spacing w:after="240" w:before="240"/>
-      <w:jc w:val="center"/>
+      <w:numPr>
+        <w:ilvl w:val="1"/>
+      </w:numPr>
     </w:pPr>
     <w:rPr>
-      <w:sz w:val="30"/>
-      <w:szCs w:val="30"/>
+      <w:rFonts w:cstheme="majorBidi" w:eastAsiaTheme="majorEastAsia"/>
+      <w:spacing w:val="15"/>
+      <w:sz w:val="28"/>
+      <w:szCs w:val="28"/>
+    </w:rPr>
+  </w:style>
+  <w:style w:customStyle="1" w:styleId="SubtitleChar" w:type="character">
+    <w:name w:val="Subtitle Char"/>
+    <w:basedOn w:val="DefaultParagraphFont"/>
+    <w:link w:val="Subtitle"/>
+    <w:uiPriority w:val="11"/>
+    <w:rsid w:val="00A10FD9"/>
+    <w:rPr>
+      <w:rFonts w:cstheme="majorBidi" w:eastAsiaTheme="majorEastAsia"/>
+      <w:color w:themeColor="text1" w:themeTint="A6" w:val="595959"/>
+      <w:spacing w:val="15"/>
+      <w:sz w:val="28"/>
+      <w:szCs w:val="28"/>
     </w:rPr>
   </w:style>
   <w:style w:customStyle="1" w:styleId="Author" w:type="paragraph">
     <w:name w:val="Author"/>
+    <w:basedOn w:val="Title"/>
     <w:next w:val="BodyText"/>
     <w:qFormat/>
     <w:pPr>
       <w:keepNext/>
       <w:keepLines/>
-      <w:jc w:val="center"/>
     </w:pPr>
+    <w:rPr>
+      <w:sz w:val="24"/>
+      <w:szCs w:val="24"/>
+    </w:rPr>
   </w:style>
   <w:style w:styleId="Date" w:type="paragraph">
     <w:name w:val="Date"/>
+    <w:basedOn w:val="Title"/>
     <w:next w:val="BodyText"/>
     <w:qFormat/>
     <w:pPr>
       <w:keepNext/>
       <w:keepLines/>
-      <w:jc w:val="center"/>
     </w:pPr>
+    <w:rPr>
+      <w:sz w:val="24"/>
+      <w:szCs w:val="24"/>
+    </w:rPr>
   </w:style>
   <w:style w:customStyle="1" w:styleId="AbstractTitle" w:type="paragraph">
     <w:name w:val="Abstract Title"/>
@@ -9356,15 +9057,13 @@
     <w:pPr>
       <w:keepNext/>
       <w:keepLines/>
+      <w:spacing w:after="0" w:before="300"/>
       <w:jc w:val="center"/>
-      <w:spacing w:after="0" w:before="300"/>
     </w:pPr>
     <w:rPr>
+      <w:b/>
       <w:sz w:val="20"/>
       <w:szCs w:val="20"/>
-      <w:b/>
-      <w:color w:val="345A8A"/>
-      &gt;
     </w:rPr>
   </w:style>
   <w:style w:customStyle="1" w:styleId="Abstract" w:type="paragraph">
@@ -9391,191 +9090,321 @@
     <w:rPr/>
   </w:style>
   <w:style w:styleId="Heading1" w:type="paragraph">
-    <w:name w:val="Heading 1"/>
+    <w:name w:val="heading 1"/>
     <w:basedOn w:val="Normal"/>
     <w:next w:val="BodyText"/>
+    <w:link w:val="Heading1Char"/>
     <w:uiPriority w:val="9"/>
     <w:qFormat/>
+    <w:rsid w:val="00A10FD9"/>
     <w:pPr>
       <w:keepNext/>
       <w:keepLines/>
-      <w:spacing w:after="0" w:before="480"/>
+      <w:spacing w:after="80" w:before="360"/>
       <w:outlineLvl w:val="0"/>
     </w:pPr>
     <w:rPr>
       <w:rFonts w:asciiTheme="majorHAnsi" w:cstheme="majorBidi" w:eastAsiaTheme="majorEastAsia" w:hAnsiTheme="majorHAnsi"/>
-      <w:b/>
-      <w:bCs/>
-      <w:color w:themeColor="accent1" w:val="4F81BD"/>
+      <w:color w:themeColor="accent1" w:themeShade="BF" w:val="0F4761"/>
+      <w:sz w:val="40"/>
+      <w:szCs w:val="40"/>
+    </w:rPr>
+  </w:style>
+  <w:style w:styleId="Heading2" w:type="paragraph">
+    <w:name w:val="heading 2"/>
+    <w:basedOn w:val="Normal"/>
+    <w:next w:val="BodyText"/>
+    <w:link w:val="Heading2Char"/>
+    <w:uiPriority w:val="9"/>
+    <w:semiHidden/>
+    <w:unhideWhenUsed/>
+    <w:qFormat/>
+    <w:rsid w:val="00A10FD9"/>
+    <w:pPr>
+      <w:keepNext/>
+      <w:keepLines/>
+      <w:spacing w:after="80" w:before="160"/>
+      <w:outlineLvl w:val="1"/>
+    </w:pPr>
+    <w:rPr>
+      <w:rFonts w:asciiTheme="majorHAnsi" w:cstheme="majorBidi" w:eastAsiaTheme="majorEastAsia" w:hAnsiTheme="majorHAnsi"/>
+      <w:color w:themeColor="accent1" w:themeShade="BF" w:val="0F4761"/>
       <w:sz w:val="32"/>
       <w:szCs w:val="32"/>
     </w:rPr>
   </w:style>
-  <w:style w:styleId="Heading2" w:type="paragraph">
-    <w:name w:val="Heading 2"/>
+  <w:style w:styleId="Heading3" w:type="paragraph">
+    <w:name w:val="heading 3"/>
     <w:basedOn w:val="Normal"/>
     <w:next w:val="BodyText"/>
+    <w:link w:val="Heading3Char"/>
     <w:uiPriority w:val="9"/>
+    <w:semiHidden/>
     <w:unhideWhenUsed/>
     <w:qFormat/>
+    <w:rsid w:val="00A10FD9"/>
     <w:pPr>
       <w:keepNext/>
       <w:keepLines/>
-      <w:spacing w:after="0" w:before="200"/>
-      <w:outlineLvl w:val="1"/>
+      <w:spacing w:after="80" w:before="160"/>
+      <w:outlineLvl w:val="2"/>
     </w:pPr>
     <w:rPr>
-      <w:rFonts w:asciiTheme="majorHAnsi" w:cstheme="majorBidi" w:eastAsiaTheme="majorEastAsia" w:hAnsiTheme="majorHAnsi"/>
-      <w:b/>
-      <w:bCs/>
-      <w:color w:themeColor="accent1" w:val="4F81BD"/>
+      <w:rFonts w:cstheme="majorBidi" w:eastAsiaTheme="majorEastAsia"/>
+      <w:color w:themeColor="accent1" w:themeShade="BF" w:val="0F4761"/>
       <w:sz w:val="28"/>
       <w:szCs w:val="28"/>
     </w:rPr>
   </w:style>
-  <w:style w:styleId="Heading3" w:type="paragraph">
-    <w:name w:val="Heading 3"/>
+  <w:style w:styleId="Heading4" w:type="paragraph">
+    <w:name w:val="heading 4"/>
     <w:basedOn w:val="Normal"/>
     <w:next w:val="BodyText"/>
+    <w:link w:val="Heading4Char"/>
     <w:uiPriority w:val="9"/>
+    <w:semiHidden/>
     <w:unhideWhenUsed/>
     <w:qFormat/>
+    <w:rsid w:val="00A10FD9"/>
     <w:pPr>
       <w:keepNext/>
       <w:keepLines/>
-      <w:spacing w:after="0" w:before="200"/>
-      <w:outlineLvl w:val="2"/>
+      <w:spacing w:after="40" w:before="80"/>
+      <w:outlineLvl w:val="3"/>
     </w:pPr>
     <w:rPr>
-      <w:rFonts w:asciiTheme="majorHAnsi" w:cstheme="majorBidi" w:eastAsiaTheme="majorEastAsia" w:hAnsiTheme="majorHAnsi"/>
-      <w:b/>
-      <w:bCs/>
-      <w:color w:themeColor="accent1" w:val="4F81BD"/>
-      <w:sz w:val="24"/>
-      <w:szCs w:val="24"/>
+      <w:rFonts w:cstheme="majorBidi" w:eastAsiaTheme="majorEastAsia"/>
+      <w:i/>
+      <w:iCs/>
+      <w:color w:themeColor="accent1" w:themeShade="BF" w:val="0F4761"/>
     </w:rPr>
   </w:style>
-  <w:style w:styleId="Heading4" w:type="paragraph">
-    <w:name w:val="Heading 4"/>
+  <w:style w:styleId="Heading5" w:type="paragraph">
+    <w:name w:val="heading 5"/>
     <w:basedOn w:val="Normal"/>
     <w:next w:val="BodyText"/>
+    <w:link w:val="Heading5Char"/>
     <w:uiPriority w:val="9"/>
+    <w:semiHidden/>
     <w:unhideWhenUsed/>
     <w:qFormat/>
+    <w:rsid w:val="00A10FD9"/>
     <w:pPr>
       <w:keepNext/>
       <w:keepLines/>
-      <w:spacing w:after="0" w:before="200"/>
-      <w:outlineLvl w:val="3"/>
+      <w:spacing w:after="40" w:before="80"/>
+      <w:outlineLvl w:val="4"/>
     </w:pPr>
     <w:rPr>
-      <w:rFonts w:asciiTheme="majorHAnsi" w:cstheme="majorBidi" w:eastAsiaTheme="majorEastAsia" w:hAnsiTheme="majorHAnsi"/>
-      <w:i/>
-      <w:bCs/>
-      <w:color w:themeColor="accent1" w:val="4F81BD"/>
-      <w:sz w:val="24"/>
-      <w:szCs w:val="24"/>
+      <w:rFonts w:cstheme="majorBidi" w:eastAsiaTheme="majorEastAsia"/>
+      <w:color w:themeColor="accent1" w:themeShade="BF" w:val="0F4761"/>
     </w:rPr>
   </w:style>
-  <w:style w:styleId="Heading5" w:type="paragraph">
-    <w:name w:val="Heading 5"/>
+  <w:style w:styleId="Heading6" w:type="paragraph">
+    <w:name w:val="heading 6"/>
     <w:basedOn w:val="Normal"/>
     <w:next w:val="BodyText"/>
+    <w:link w:val="Heading6Char"/>
     <w:uiPriority w:val="9"/>
+    <w:semiHidden/>
     <w:unhideWhenUsed/>
     <w:qFormat/>
+    <w:rsid w:val="00A10FD9"/>
     <w:pPr>
       <w:keepNext/>
       <w:keepLines/>
-      <w:spacing w:after="0" w:before="200"/>
-      <w:outlineLvl w:val="4"/>
+      <w:spacing w:after="0" w:before="40"/>
+      <w:outlineLvl w:val="5"/>
     </w:pPr>
     <w:rPr>
-      <w:rFonts w:asciiTheme="majorHAnsi" w:cstheme="majorBidi" w:eastAsiaTheme="majorEastAsia" w:hAnsiTheme="majorHAnsi"/>
+      <w:rFonts w:cstheme="majorBidi" w:eastAsiaTheme="majorEastAsia"/>
+      <w:i/>
       <w:iCs/>
-      <w:color w:themeColor="accent1" w:val="4F81BD"/>
-      <w:sz w:val="24"/>
-      <w:szCs w:val="24"/>
+      <w:color w:themeColor="text1" w:themeTint="A6" w:val="595959"/>
     </w:rPr>
   </w:style>
-  <w:style w:styleId="Heading6" w:type="paragraph">
-    <w:name w:val="Heading 6"/>
+  <w:style w:styleId="Heading7" w:type="paragraph">
+    <w:name w:val="heading 7"/>
     <w:basedOn w:val="Normal"/>
     <w:next w:val="BodyText"/>
+    <w:link w:val="Heading7Char"/>
     <w:uiPriority w:val="9"/>
+    <w:semiHidden/>
     <w:unhideWhenUsed/>
     <w:qFormat/>
+    <w:rsid w:val="00A10FD9"/>
     <w:pPr>
       <w:keepNext/>
       <w:keepLines/>
-      <w:spacing w:after="0" w:before="200"/>
-      <w:outlineLvl w:val="5"/>
+      <w:spacing w:after="0" w:before="40"/>
+      <w:outlineLvl w:val="6"/>
     </w:pPr>
     <w:rPr>
-      <w:rFonts w:asciiTheme="majorHAnsi" w:cstheme="majorBidi" w:eastAsiaTheme="majorEastAsia" w:hAnsiTheme="majorHAnsi"/>
-      <w:color w:themeColor="accent1" w:val="4F81BD"/>
-      <w:sz w:val="24"/>
-      <w:szCs w:val="24"/>
+      <w:rFonts w:cstheme="majorBidi" w:eastAsiaTheme="majorEastAsia"/>
+      <w:color w:themeColor="text1" w:themeTint="A6" w:val="595959"/>
     </w:rPr>
   </w:style>
-  <w:style w:styleId="Heading7" w:type="paragraph">
-    <w:name w:val="Heading 7"/>
+  <w:style w:styleId="Heading8" w:type="paragraph">
+    <w:name w:val="heading 8"/>
     <w:basedOn w:val="Normal"/>
     <w:next w:val="BodyText"/>
+    <w:link w:val="Heading8Char"/>
     <w:uiPriority w:val="9"/>
+    <w:semiHidden/>
     <w:unhideWhenUsed/>
     <w:qFormat/>
+    <w:rsid w:val="00A10FD9"/>
     <w:pPr>
       <w:keepNext/>
       <w:keepLines/>
-      <w:spacing w:after="0" w:before="200"/>
-      <w:outlineLvl w:val="6"/>
+      <w:spacing w:after="0"/>
+      <w:outlineLvl w:val="7"/>
     </w:pPr>
     <w:rPr>
-      <w:rFonts w:asciiTheme="majorHAnsi" w:cstheme="majorBidi" w:eastAsiaTheme="majorEastAsia" w:hAnsiTheme="majorHAnsi"/>
-      <w:color w:themeColor="accent1" w:val="4F81BD"/>
-      <w:sz w:val="24"/>
-      <w:szCs w:val="24"/>
+      <w:rFonts w:cstheme="majorBidi" w:eastAsiaTheme="majorEastAsia"/>
+      <w:i/>
+      <w:iCs/>
+      <w:color w:themeColor="text1" w:themeTint="D8" w:val="272727"/>
     </w:rPr>
   </w:style>
-  <w:style w:styleId="Heading8" w:type="paragraph">
-    <w:name w:val="Heading 8"/>
+  <w:style w:styleId="Heading9" w:type="paragraph">
+    <w:name w:val="heading 9"/>
     <w:basedOn w:val="Normal"/>
     <w:next w:val="BodyText"/>
+    <w:link w:val="Heading9Char"/>
     <w:uiPriority w:val="9"/>
+    <w:semiHidden/>
     <w:unhideWhenUsed/>
     <w:qFormat/>
+    <w:rsid w:val="00A10FD9"/>
     <w:pPr>
       <w:keepNext/>
       <w:keepLines/>
-      <w:spacing w:after="0" w:before="200"/>
-      <w:outlineLvl w:val="7"/>
-    </w:pPr>
-    <w:rPr>
-      <w:rFonts w:asciiTheme="majorHAnsi" w:cstheme="majorBidi" w:eastAsiaTheme="majorEastAsia" w:hAnsiTheme="majorHAnsi"/>
-      <w:color w:themeColor="accent1" w:val="4F81BD"/>
-      <w:sz w:val="24"/>
-      <w:szCs w:val="24"/>
-    </w:rPr>
-  </w:style>
-  <w:style w:styleId="Heading9" w:type="paragraph">
-    <w:name w:val="Heading 9"/>
-    <w:basedOn w:val="Normal"/>
-    <w:next w:val="BodyText"/>
-    <w:uiPriority w:val="9"/>
-    <w:unhideWhenUsed/>
-    <w:qFormat/>
-    <w:pPr>
-      <w:keepNext/>
-      <w:keepLines/>
-      <w:spacing w:after="0" w:before="200"/>
+      <w:spacing w:after="0"/>
       <w:outlineLvl w:val="8"/>
     </w:pPr>
     <w:rPr>
+      <w:rFonts w:cstheme="majorBidi" w:eastAsiaTheme="majorEastAsia"/>
+      <w:color w:themeColor="text1" w:themeTint="D8" w:val="272727"/>
+    </w:rPr>
+  </w:style>
+  <w:style w:customStyle="1" w:styleId="Heading1Char" w:type="character">
+    <w:name w:val="Heading 1 Char"/>
+    <w:basedOn w:val="DefaultParagraphFont"/>
+    <w:link w:val="Heading1"/>
+    <w:uiPriority w:val="9"/>
+    <w:rsid w:val="00A10FD9"/>
+    <w:rPr>
       <w:rFonts w:asciiTheme="majorHAnsi" w:cstheme="majorBidi" w:eastAsiaTheme="majorEastAsia" w:hAnsiTheme="majorHAnsi"/>
-      <w:color w:themeColor="accent1" w:val="4F81BD"/>
-      <w:sz w:val="24"/>
-      <w:szCs w:val="24"/>
+      <w:color w:themeColor="accent1" w:themeShade="BF" w:val="0F4761"/>
+      <w:sz w:val="40"/>
+      <w:szCs w:val="40"/>
+    </w:rPr>
+  </w:style>
+  <w:style w:customStyle="1" w:styleId="Heading2Char" w:type="character">
+    <w:name w:val="Heading 2 Char"/>
+    <w:basedOn w:val="DefaultParagraphFont"/>
+    <w:link w:val="Heading2"/>
+    <w:uiPriority w:val="9"/>
+    <w:semiHidden/>
+    <w:rsid w:val="00A10FD9"/>
+    <w:rPr>
+      <w:rFonts w:asciiTheme="majorHAnsi" w:cstheme="majorBidi" w:eastAsiaTheme="majorEastAsia" w:hAnsiTheme="majorHAnsi"/>
+      <w:color w:themeColor="accent1" w:themeShade="BF" w:val="0F4761"/>
+      <w:sz w:val="32"/>
+      <w:szCs w:val="32"/>
+    </w:rPr>
+  </w:style>
+  <w:style w:customStyle="1" w:styleId="Heading3Char" w:type="character">
+    <w:name w:val="Heading 3 Char"/>
+    <w:basedOn w:val="DefaultParagraphFont"/>
+    <w:link w:val="Heading3"/>
+    <w:uiPriority w:val="9"/>
+    <w:semiHidden/>
+    <w:rsid w:val="00A10FD9"/>
+    <w:rPr>
+      <w:rFonts w:cstheme="majorBidi" w:eastAsiaTheme="majorEastAsia"/>
+      <w:color w:themeColor="accent1" w:themeShade="BF" w:val="0F4761"/>
+      <w:sz w:val="28"/>
+      <w:szCs w:val="28"/>
+    </w:rPr>
+  </w:style>
+  <w:style w:customStyle="1" w:styleId="Heading4Char" w:type="character">
+    <w:name w:val="Heading 4 Char"/>
+    <w:basedOn w:val="DefaultParagraphFont"/>
+    <w:link w:val="Heading4"/>
+    <w:uiPriority w:val="9"/>
+    <w:semiHidden/>
+    <w:rsid w:val="00A10FD9"/>
+    <w:rPr>
+      <w:rFonts w:cstheme="majorBidi" w:eastAsiaTheme="majorEastAsia"/>
+      <w:i/>
+      <w:iCs/>
+      <w:color w:themeColor="accent1" w:themeShade="BF" w:val="0F4761"/>
+    </w:rPr>
+  </w:style>
+  <w:style w:customStyle="1" w:styleId="Heading5Char" w:type="character">
+    <w:name w:val="Heading 5 Char"/>
+    <w:basedOn w:val="DefaultParagraphFont"/>
+    <w:link w:val="Heading5"/>
+    <w:uiPriority w:val="9"/>
+    <w:semiHidden/>
+    <w:rsid w:val="00A10FD9"/>
+    <w:rPr>
+      <w:rFonts w:cstheme="majorBidi" w:eastAsiaTheme="majorEastAsia"/>
+      <w:color w:themeColor="accent1" w:themeShade="BF" w:val="0F4761"/>
+    </w:rPr>
+  </w:style>
+  <w:style w:customStyle="1" w:styleId="Heading6Char" w:type="character">
+    <w:name w:val="Heading 6 Char"/>
+    <w:basedOn w:val="DefaultParagraphFont"/>
+    <w:link w:val="Heading6"/>
+    <w:uiPriority w:val="9"/>
+    <w:semiHidden/>
+    <w:rsid w:val="00A10FD9"/>
+    <w:rPr>
+      <w:rFonts w:cstheme="majorBidi" w:eastAsiaTheme="majorEastAsia"/>
+      <w:i/>
+      <w:iCs/>
+      <w:color w:themeColor="text1" w:themeTint="A6" w:val="595959"/>
+    </w:rPr>
+  </w:style>
+  <w:style w:customStyle="1" w:styleId="Heading7Char" w:type="character">
+    <w:name w:val="Heading 7 Char"/>
+    <w:basedOn w:val="DefaultParagraphFont"/>
+    <w:link w:val="Heading7"/>
+    <w:uiPriority w:val="9"/>
+    <w:semiHidden/>
+    <w:rsid w:val="00A10FD9"/>
+    <w:rPr>
+      <w:rFonts w:cstheme="majorBidi" w:eastAsiaTheme="majorEastAsia"/>
+      <w:color w:themeColor="text1" w:themeTint="A6" w:val="595959"/>
+    </w:rPr>
+  </w:style>
+  <w:style w:customStyle="1" w:styleId="Heading8Char" w:type="character">
+    <w:name w:val="Heading 8 Char"/>
+    <w:basedOn w:val="DefaultParagraphFont"/>
+    <w:link w:val="Heading8"/>
+    <w:uiPriority w:val="9"/>
+    <w:semiHidden/>
+    <w:rsid w:val="00A10FD9"/>
+    <w:rPr>
+      <w:rFonts w:cstheme="majorBidi" w:eastAsiaTheme="majorEastAsia"/>
+      <w:i/>
+      <w:iCs/>
+      <w:color w:themeColor="text1" w:themeTint="D8" w:val="272727"/>
+    </w:rPr>
+  </w:style>
+  <w:style w:customStyle="1" w:styleId="Heading9Char" w:type="character">
+    <w:name w:val="Heading 9 Char"/>
+    <w:basedOn w:val="DefaultParagraphFont"/>
+    <w:link w:val="Heading9"/>
+    <w:uiPriority w:val="9"/>
+    <w:semiHidden/>
+    <w:rsid w:val="00A10FD9"/>
+    <w:rPr>
+      <w:rFonts w:cstheme="majorBidi" w:eastAsiaTheme="majorEastAsia"/>
+      <w:color w:themeColor="text1" w:themeTint="D8" w:val="272727"/>
     </w:rPr>
   </w:style>
   <w:style w:styleId="BlockText" w:type="paragraph">
@@ -9598,6 +9427,18 @@
     <w:unhideWhenUsed/>
     <w:qFormat/>
   </w:style>
+  <w:style w:styleId="FootnoteBlockText" w:type="paragraph">
+    <w:name w:val="Footnote Block Text"/>
+    <w:basedOn w:val="FootnoteText"/>
+    <w:next w:val="FootnoteText"/>
+    <w:uiPriority w:val="9"/>
+    <w:unhideWhenUsed/>
+    <w:qFormat/>
+    <w:pPr>
+      <w:spacing w:after="100" w:before="100"/>
+      <w:ind w:firstLine="0" w:left="480" w:right="480"/>
+    </w:pPr>
+  </w:style>
   <w:style w:default="1" w:styleId="DefaultParagraphFont" w:type="character">
     <w:name w:val="Default Paragraph Font"/>
     <w:semiHidden/>
@@ -9619,18 +9460,11 @@
       </w:tblCellMar>
     </w:tblPr>
     <w:tblStylePr w:type="firstRow">
-      <w:tblPr>
-        <w:jc w:val="left"/>
-        <w:tblInd w:type="dxa" w:w="0"/>
-      </w:tblPr>
-      <w:trPr>
-        <w:jc w:val="left"/>
-      </w:trPr>
       <w:tcPr>
-        <w:vAlign w:val="bottom"/>
         <w:tcBorders>
           <w:bottom w:val="single"/>
         </w:tcBorders>
+        <w:vAlign w:val="bottom"/>
       </w:tcPr>
     </w:tblStylePr>
   </w:style>
@@ -9745,8 +9579,8 @@
     <w:name w:val="KeywordTok"/>
     <w:basedOn w:val="VerbatimChar"/>
     <w:rPr>
+      <w:b/>
       <w:color w:val="007020"/>
-      <w:b/>
     </w:rPr>
   </w:style>
   <w:style w:type="character" w:customStyle="1" w:styleId="DataTypeTok">
@@ -9823,42 +9657,42 @@
     <w:name w:val="ImportTok"/>
     <w:basedOn w:val="VerbatimChar"/>
     <w:rPr>
+      <w:b/>
       <w:color w:val="008000"/>
-      <w:b/>
     </w:rPr>
   </w:style>
   <w:style w:type="character" w:customStyle="1" w:styleId="CommentTok">
     <w:name w:val="CommentTok"/>
     <w:basedOn w:val="VerbatimChar"/>
     <w:rPr>
+      <w:i/>
       <w:color w:val="60a0b0"/>
-      <w:i/>
     </w:rPr>
   </w:style>
   <w:style w:type="character" w:customStyle="1" w:styleId="DocumentationTok">
     <w:name w:val="DocumentationTok"/>
     <w:basedOn w:val="VerbatimChar"/>
     <w:rPr>
+      <w:i/>
       <w:color w:val="ba2121"/>
-      <w:i/>
     </w:rPr>
   </w:style>
   <w:style w:type="character" w:customStyle="1" w:styleId="AnnotationTok">
     <w:name w:val="AnnotationTok"/>
     <w:basedOn w:val="VerbatimChar"/>
     <w:rPr>
-      <w:color w:val="60a0b0"/>
       <w:b/>
       <w:i/>
+      <w:color w:val="60a0b0"/>
     </w:rPr>
   </w:style>
   <w:style w:type="character" w:customStyle="1" w:styleId="CommentVarTok">
     <w:name w:val="CommentVarTok"/>
     <w:basedOn w:val="VerbatimChar"/>
     <w:rPr>
-      <w:color w:val="60a0b0"/>
       <w:b/>
       <w:i/>
+      <w:color w:val="60a0b0"/>
     </w:rPr>
   </w:style>
   <w:style w:type="character" w:customStyle="1" w:styleId="OtherTok">
@@ -9886,8 +9720,8 @@
     <w:name w:val="ControlFlowTok"/>
     <w:basedOn w:val="VerbatimChar"/>
     <w:rPr>
+      <w:b/>
       <w:color w:val="007020"/>
-      <w:b/>
     </w:rPr>
   </w:style>
   <w:style w:type="character" w:customStyle="1" w:styleId="OperatorTok">
@@ -9932,34 +9766,34 @@
     <w:name w:val="InformationTok"/>
     <w:basedOn w:val="VerbatimChar"/>
     <w:rPr>
-      <w:color w:val="60a0b0"/>
       <w:b/>
       <w:i/>
+      <w:color w:val="60a0b0"/>
     </w:rPr>
   </w:style>
   <w:style w:type="character" w:customStyle="1" w:styleId="WarningTok">
     <w:name w:val="WarningTok"/>
     <w:basedOn w:val="VerbatimChar"/>
     <w:rPr>
-      <w:color w:val="60a0b0"/>
       <w:b/>
       <w:i/>
+      <w:color w:val="60a0b0"/>
     </w:rPr>
   </w:style>
   <w:style w:type="character" w:customStyle="1" w:styleId="AlertTok">
     <w:name w:val="AlertTok"/>
     <w:basedOn w:val="VerbatimChar"/>
     <w:rPr>
+      <w:b/>
       <w:color w:val="ff0000"/>
-      <w:b/>
     </w:rPr>
   </w:style>
   <w:style w:type="character" w:customStyle="1" w:styleId="ErrorTok">
     <w:name w:val="ErrorTok"/>
     <w:basedOn w:val="VerbatimChar"/>
     <w:rPr>
+      <w:b/>
       <w:color w:val="ff0000"/>
-      <w:b/>
     </w:rPr>
   </w:style>
   <w:style w:type="character" w:customStyle="1" w:styleId="NormalTok">
@@ -9981,44 +9815,44 @@
         <a:sysClr val="window" lastClr="FFFFFF"/>
       </a:lt1>
       <a:dk2>
-        <a:srgbClr val="1F497D"/>
+        <a:srgbClr val="0E2841"/>
       </a:dk2>
       <a:lt2>
-        <a:srgbClr val="EEECE1"/>
+        <a:srgbClr val="E8E8E8"/>
       </a:lt2>
       <a:accent1>
-        <a:srgbClr val="4F81BD"/>
+        <a:srgbClr val="156082"/>
       </a:accent1>
       <a:accent2>
-        <a:srgbClr val="C0504D"/>
+        <a:srgbClr val="E97132"/>
       </a:accent2>
       <a:accent3>
-        <a:srgbClr val="9BBB59"/>
+        <a:srgbClr val="196B24"/>
       </a:accent3>
       <a:accent4>
-        <a:srgbClr val="8064A2"/>
+        <a:srgbClr val="0F9ED5"/>
       </a:accent4>
       <a:accent5>
-        <a:srgbClr val="4BACC6"/>
+        <a:srgbClr val="A02B93"/>
       </a:accent5>
       <a:accent6>
-        <a:srgbClr val="F79646"/>
+        <a:srgbClr val="4EA72E"/>
       </a:accent6>
       <a:hlink>
-        <a:srgbClr val="0000FF"/>
+        <a:srgbClr val="467886"/>
       </a:hlink>
       <a:folHlink>
-        <a:srgbClr val="800080"/>
+        <a:srgbClr val="96607D"/>
       </a:folHlink>
     </a:clrScheme>
     <a:fontScheme name="Office">
       <a:majorFont>
-        <a:latin typeface="Calibri"/>
+        <a:latin typeface="Aptos Display" panose="02110004020202020204"/>
         <a:ea typeface=""/>
         <a:cs typeface=""/>
-        <a:font script="Jpan" typeface="ＭＳ ゴシック"/>
+        <a:font script="Jpan" typeface="游ゴシック Light"/>
         <a:font script="Hang" typeface="맑은 고딕"/>
-        <a:font script="Hans" typeface="宋体"/>
+        <a:font script="Hans" typeface="等线 Light"/>
         <a:font script="Hant" typeface="新細明體"/>
         <a:font script="Arab" typeface="Times New Roman"/>
         <a:font script="Hebr" typeface="Times New Roman"/>
@@ -10045,14 +9879,32 @@
         <a:font script="Mong" typeface="Mongolian Baiti"/>
         <a:font script="Viet" typeface="Times New Roman"/>
         <a:font script="Uigh" typeface="Microsoft Uighur"/>
+        <a:font script="Geor" typeface="Sylfaen"/>
+        <a:font script="Armn" typeface="Arial"/>
+        <a:font script="Bugi" typeface="Leelawadee UI"/>
+        <a:font script="Bopo" typeface="Microsoft JhengHei"/>
+        <a:font script="Java" typeface="Javanese Text"/>
+        <a:font script="Lisu" typeface="Segoe UI"/>
+        <a:font script="Mymr" typeface="Myanmar Text"/>
+        <a:font script="Nkoo" typeface="Ebrima"/>
+        <a:font script="Olck" typeface="Nirmala UI"/>
+        <a:font script="Osma" typeface="Ebrima"/>
+        <a:font script="Phag" typeface="Phagspa"/>
+        <a:font script="Syrn" typeface="Estrangelo Edessa"/>
+        <a:font script="Syrj" typeface="Estrangelo Edessa"/>
+        <a:font script="Syre" typeface="Estrangelo Edessa"/>
+        <a:font script="Sora" typeface="Nirmala UI"/>
+        <a:font script="Tale" typeface="Microsoft Tai Le"/>
+        <a:font script="Talu" typeface="Microsoft New Tai Lue"/>
+        <a:font script="Tfng" typeface="Ebrima"/>
       </a:majorFont>
       <a:minorFont>
-        <a:latin typeface="Cambria"/>
+        <a:latin typeface="Aptos" panose="02110004020202020204"/>
         <a:ea typeface=""/>
         <a:cs typeface=""/>
-        <a:font script="Jpan" typeface="ＭＳ 明朝"/>
+        <a:font script="Jpan" typeface="游明朝"/>
         <a:font script="Hang" typeface="맑은 고딕"/>
-        <a:font script="Hans" typeface="宋体"/>
+        <a:font script="Hans" typeface="等线"/>
         <a:font script="Hant" typeface="新細明體"/>
         <a:font script="Arab" typeface="Arial"/>
         <a:font script="Hebr" typeface="Arial"/>
@@ -10079,6 +9931,24 @@
         <a:font script="Mong" typeface="Mongolian Baiti"/>
         <a:font script="Viet" typeface="Arial"/>
         <a:font script="Uigh" typeface="Microsoft Uighur"/>
+        <a:font script="Geor" typeface="Sylfaen"/>
+        <a:font script="Armn" typeface="Arial"/>
+        <a:font script="Bugi" typeface="Leelawadee UI"/>
+        <a:font script="Bopo" typeface="Microsoft JhengHei"/>
+        <a:font script="Java" typeface="Javanese Text"/>
+        <a:font script="Lisu" typeface="Segoe UI"/>
+        <a:font script="Mymr" typeface="Myanmar Text"/>
+        <a:font script="Nkoo" typeface="Ebrima"/>
+        <a:font script="Olck" typeface="Nirmala UI"/>
+        <a:font script="Osma" typeface="Ebrima"/>
+        <a:font script="Phag" typeface="Phagspa"/>
+        <a:font script="Syrn" typeface="Estrangelo Edessa"/>
+        <a:font script="Syrj" typeface="Estrangelo Edessa"/>
+        <a:font script="Syre" typeface="Estrangelo Edessa"/>
+        <a:font script="Sora" typeface="Nirmala UI"/>
+        <a:font script="Tale" typeface="Microsoft Tai Le"/>
+        <a:font script="Talu" typeface="Microsoft New Tai Lue"/>
+        <a:font script="Tfng" typeface="Ebrima"/>
       </a:minorFont>
     </a:fontScheme>
     <a:fmtScheme name="Office">
@@ -10090,200 +9960,141 @@
           <a:gsLst>
             <a:gs pos="0">
               <a:schemeClr val="phClr">
-                <a:tint val="50000"/>
-                <a:satMod val="300000"/>
+                <a:lumMod val="110000"/>
+                <a:satMod val="105000"/>
+                <a:tint val="67000"/>
               </a:schemeClr>
             </a:gs>
-            <a:gs pos="35000">
+            <a:gs pos="50000">
               <a:schemeClr val="phClr">
-                <a:tint val="37000"/>
-                <a:satMod val="300000"/>
+                <a:lumMod val="105000"/>
+                <a:satMod val="103000"/>
+                <a:tint val="73000"/>
               </a:schemeClr>
             </a:gs>
             <a:gs pos="100000">
               <a:schemeClr val="phClr">
-                <a:tint val="15000"/>
-                <a:satMod val="350000"/>
+                <a:lumMod val="105000"/>
+                <a:satMod val="109000"/>
+                <a:tint val="81000"/>
               </a:schemeClr>
             </a:gs>
           </a:gsLst>
-          <a:lin ang="16200000" scaled="1"/>
+          <a:lin ang="5400000" scaled="0"/>
         </a:gradFill>
         <a:gradFill rotWithShape="1">
           <a:gsLst>
             <a:gs pos="0">
               <a:schemeClr val="phClr">
-                <a:tint val="100000"/>
+                <a:satMod val="103000"/>
+                <a:lumMod val="102000"/>
+                <a:tint val="94000"/>
+              </a:schemeClr>
+            </a:gs>
+            <a:gs pos="50000">
+              <a:schemeClr val="phClr">
+                <a:satMod val="110000"/>
+                <a:lumMod val="100000"/>
                 <a:shade val="100000"/>
-                <a:satMod val="130000"/>
               </a:schemeClr>
             </a:gs>
             <a:gs pos="100000">
               <a:schemeClr val="phClr">
-                <a:tint val="50000"/>
-                <a:shade val="100000"/>
-                <a:satMod val="350000"/>
+                <a:lumMod val="99000"/>
+                <a:satMod val="120000"/>
+                <a:shade val="78000"/>
               </a:schemeClr>
             </a:gs>
           </a:gsLst>
-          <a:lin ang="16200000" scaled="0"/>
+          <a:lin ang="5400000" scaled="0"/>
         </a:gradFill>
       </a:fillStyleLst>
       <a:lnStyleLst>
-        <a:ln w="9525" cap="flat" cmpd="sng" algn="ctr">
-          <a:solidFill>
-            <a:schemeClr val="phClr">
-              <a:shade val="95000"/>
-              <a:satMod val="105000"/>
-            </a:schemeClr>
-          </a:solidFill>
-          <a:prstDash val="solid"/>
-        </a:ln>
-        <a:ln w="25400" cap="flat" cmpd="sng" algn="ctr">
+        <a:ln w="6350" cap="flat" cmpd="sng" algn="ctr">
           <a:solidFill>
             <a:schemeClr val="phClr"/>
           </a:solidFill>
           <a:prstDash val="solid"/>
+          <a:miter lim="800000"/>
         </a:ln>
-        <a:ln w="38100" cap="flat" cmpd="sng" algn="ctr">
+        <a:ln w="12700" cap="flat" cmpd="sng" algn="ctr">
           <a:solidFill>
             <a:schemeClr val="phClr"/>
           </a:solidFill>
           <a:prstDash val="solid"/>
+          <a:miter lim="800000"/>
+        </a:ln>
+        <a:ln w="19050" cap="flat" cmpd="sng" algn="ctr">
+          <a:solidFill>
+            <a:schemeClr val="phClr"/>
+          </a:solidFill>
+          <a:prstDash val="solid"/>
+          <a:miter lim="800000"/>
         </a:ln>
       </a:lnStyleLst>
       <a:effectStyleLst>
         <a:effectStyle>
+          <a:effectLst/>
+        </a:effectStyle>
+        <a:effectStyle>
+          <a:effectLst/>
+        </a:effectStyle>
+        <a:effectStyle>
           <a:effectLst>
-            <a:outerShdw blurRad="40000" dist="20000" dir="5400000" rotWithShape="0">
+            <a:outerShdw blurRad="57150" dist="19050" dir="5400000" algn="ctr" rotWithShape="0">
               <a:srgbClr val="000000">
-                <a:alpha val="38000"/>
+                <a:alpha val="63000"/>
               </a:srgbClr>
             </a:outerShdw>
           </a:effectLst>
-        </a:effectStyle>
-        <a:effectStyle>
-          <a:effectLst>
-            <a:outerShdw blurRad="40000" dist="23000" dir="5400000" rotWithShape="0">
-              <a:srgbClr val="000000">
-                <a:alpha val="35000"/>
-              </a:srgbClr>
-            </a:outerShdw>
-          </a:effectLst>
-        </a:effectStyle>
-        <a:effectStyle>
-          <a:effectLst>
-            <a:outerShdw blurRad="40000" dist="23000" dir="5400000" rotWithShape="0">
-              <a:srgbClr val="000000">
-                <a:alpha val="35000"/>
-              </a:srgbClr>
-            </a:outerShdw>
-          </a:effectLst>
-          <a:scene3d>
-            <a:camera prst="orthographicFront">
-              <a:rot lat="0" lon="0" rev="0"/>
-            </a:camera>
-            <a:lightRig rig="threePt" dir="t">
-              <a:rot lat="0" lon="0" rev="1200000"/>
-            </a:lightRig>
-          </a:scene3d>
-          <a:sp3d>
-            <a:bevelT w="63500" h="25400"/>
-          </a:sp3d>
         </a:effectStyle>
       </a:effectStyleLst>
       <a:bgFillStyleLst>
         <a:solidFill>
           <a:schemeClr val="phClr"/>
         </a:solidFill>
+        <a:solidFill>
+          <a:schemeClr val="phClr">
+            <a:tint val="95000"/>
+            <a:satMod val="170000"/>
+          </a:schemeClr>
+        </a:solidFill>
         <a:gradFill rotWithShape="1">
           <a:gsLst>
             <a:gs pos="0">
               <a:schemeClr val="phClr">
-                <a:tint val="40000"/>
-                <a:satMod val="350000"/>
+                <a:tint val="93000"/>
+                <a:satMod val="150000"/>
+                <a:shade val="98000"/>
+                <a:lumMod val="102000"/>
               </a:schemeClr>
             </a:gs>
-            <a:gs pos="40000">
+            <a:gs pos="50000">
               <a:schemeClr val="phClr">
-                <a:tint val="45000"/>
-                <a:shade val="99000"/>
-                <a:satMod val="350000"/>
+                <a:tint val="98000"/>
+                <a:satMod val="130000"/>
+                <a:shade val="90000"/>
+                <a:lumMod val="103000"/>
               </a:schemeClr>
             </a:gs>
             <a:gs pos="100000">
               <a:schemeClr val="phClr">
-                <a:shade val="20000"/>
-                <a:satMod val="255000"/>
+                <a:shade val="63000"/>
+                <a:satMod val="120000"/>
               </a:schemeClr>
             </a:gs>
           </a:gsLst>
-          <a:path path="circle">
-            <a:fillToRect l="50000" t="-80000" r="50000" b="180000"/>
-          </a:path>
-        </a:gradFill>
-        <a:gradFill rotWithShape="1">
-          <a:gsLst>
-            <a:gs pos="0">
-              <a:schemeClr val="phClr">
-                <a:tint val="80000"/>
-                <a:satMod val="300000"/>
-              </a:schemeClr>
-            </a:gs>
-            <a:gs pos="100000">
-              <a:schemeClr val="phClr">
-                <a:shade val="30000"/>
-                <a:satMod val="200000"/>
-              </a:schemeClr>
-            </a:gs>
-          </a:gsLst>
-          <a:path path="circle">
-            <a:fillToRect l="50000" t="50000" r="50000" b="50000"/>
-          </a:path>
+          <a:lin ang="5400000" scaled="0"/>
         </a:gradFill>
       </a:bgFillStyleLst>
     </a:fmtScheme>
   </a:themeElements>
-  <a:objectDefaults>
-    <a:spDef>
-      <a:spPr/>
-      <a:bodyPr/>
-      <a:lstStyle/>
-      <a:style>
-        <a:lnRef idx="1">
-          <a:schemeClr val="accent1"/>
-        </a:lnRef>
-        <a:fillRef idx="3">
-          <a:schemeClr val="accent1"/>
-        </a:fillRef>
-        <a:effectRef idx="2">
-          <a:schemeClr val="accent1"/>
-        </a:effectRef>
-        <a:fontRef idx="minor">
-          <a:schemeClr val="lt1"/>
-        </a:fontRef>
-      </a:style>
-    </a:spDef>
-    <a:lnDef>
-      <a:spPr/>
-      <a:bodyPr/>
-      <a:lstStyle/>
-      <a:style>
-        <a:lnRef idx="2">
-          <a:schemeClr val="accent1"/>
-        </a:lnRef>
-        <a:fillRef idx="0">
-          <a:schemeClr val="accent1"/>
-        </a:fillRef>
-        <a:effectRef idx="1">
-          <a:schemeClr val="accent1"/>
-        </a:effectRef>
-        <a:fontRef idx="minor">
-          <a:schemeClr val="tx1"/>
-        </a:fontRef>
-      </a:style>
-    </a:lnDef>
-  </a:objectDefaults>
+  <a:objectDefaults/>
   <a:extraClrSchemeLst/>
+  <a:extLst>
+    <a:ext uri="{05A4C25C-085E-4340-85A3-A5531E510DB2}">
+      <thm15:themeFamily xmlns:thm15="http://schemas.microsoft.com/office/thememl/2012/main" name="Office Theme" id="{2E142A2C-CD16-42D6-873A-C26D2A0506FA}" vid="{1BDDFF52-6CD6-40A5-AB3C-68EB2F1E4D0A}"/>
+    </a:ext>
+  </a:extLst>
 </a:theme>
 </file>
--- a/01-foundations/CIS_Controls_v8.1/Espanol/CIS_Critical_Security_Controls_v8.1_Practical_Manager_and_Junior_Analyst_Manual_Espanol_v1.0.docx
+++ b/01-foundations/CIS_Controls_v8.1/Espanol/CIS_Critical_Security_Controls_v8.1_Practical_Manager_and_Junior_Analyst_Manual_Espanol_v1.0.docx
@@ -2,40 +2,14 @@
 <file path=word/document.xml><?xml version="1.0" encoding="utf-8"?>
 <w:document xmlns:w="http://schemas.openxmlformats.org/wordprocessingml/2006/main" xmlns:m="http://schemas.openxmlformats.org/officeDocument/2006/math" xmlns:r="http://schemas.openxmlformats.org/officeDocument/2006/relationships" xmlns:o="urn:schemas-microsoft-com:office:office" xmlns:v="urn:schemas-microsoft-com:vml" xmlns:w10="urn:schemas-microsoft-com:office:word" xmlns:a="http://schemas.openxmlformats.org/drawingml/2006/main" xmlns:pic="http://schemas.openxmlformats.org/drawingml/2006/picture" xmlns:wp="http://schemas.openxmlformats.org/drawingml/2006/wordprocessingDrawing">
   <w:body>
-    <w:sdt>
-      <w:sdtPr>
-        <w:docPartObj>
-          <w:docPartGallery w:val="Table of Contents"/>
-          <w:docPartUnique/>
-        </w:docPartObj>
-      </w:sdtPr>
-      <w:sdtContent>
-        <w:p>
-          <w:pPr>
-            <w:pStyle w:val="TOCHeading"/>
-          </w:pPr>
-          <w:r>
-            <w:t xml:space="preserve">Table of Contents</w:t>
-          </w:r>
-        </w:p>
-        <w:p>
-          <w:r>
-            <w:fldChar w:fldCharType="begin" w:dirty="true"/>
-            <w:instrText xml:space="preserve">TOC \o "1-3" \h \z \u</w:instrText>
-            <w:fldChar w:fldCharType="separate"/>
-            <w:fldChar w:fldCharType="end"/>
-          </w:r>
-        </w:p>
-      </w:sdtContent>
-    </w:sdt>
     <w:p>
       <w:pPr>
         <w:pStyle w:val="BlockText"/>
       </w:pPr>
       <w:r>
         <w:rPr>
+          <w:bCs/>
           <w:b/>
-          <w:bCs/>
         </w:rPr>
         <w:t xml:space="preserve">Estado de revisión:</w:t>
       </w:r>
@@ -52,8 +26,8 @@
       </w:pPr>
       <w:r>
         <w:rPr>
+          <w:bCs/>
           <w:b/>
-          <w:bCs/>
         </w:rPr>
         <w:t xml:space="preserve">CYBERSECURITY, PRIVACY &amp; COMPLIANCE SERIES</w:t>
       </w:r>
@@ -64,8 +38,8 @@
       </w:pPr>
       <w:r>
         <w:rPr>
+          <w:bCs/>
           <w:b/>
-          <w:bCs/>
         </w:rPr>
         <w:t xml:space="preserve">CIS Controles de Seguridad Crítica v8.1</w:t>
       </w:r>
@@ -84,8 +58,8 @@
       </w:pPr>
       <w:r>
         <w:rPr>
+          <w:iCs/>
           <w:i/>
-          <w:iCs/>
         </w:rPr>
         <w:t xml:space="preserve">Un manual de trabajo para administradores, analistas juniores, estudiantes, cambiadores de carrera, asesores y equipos de seguridad</w:t>
       </w:r>
@@ -96,8 +70,8 @@
       </w:pPr>
       <w:r>
         <w:rPr>
+          <w:bCs/>
           <w:b/>
-          <w:bCs/>
         </w:rPr>
         <w:t xml:space="preserve">Alberto (Al) Leiva</w:t>
       </w:r>
@@ -116,8 +90,8 @@
       </w:pPr>
       <w:r>
         <w:rPr>
+          <w:bCs/>
           <w:b/>
-          <w:bCs/>
         </w:rPr>
         <w:t xml:space="preserve">Inside:</w:t>
       </w:r>
@@ -136,7 +110,7 @@
         <w:t xml:space="preserve">|… |</w:t>
       </w:r>
     </w:p>
-    <w:bookmarkStart w:id="10" w:name="publication-and-use-notice"/>
+    <w:bookmarkStart w:id="21" w:name="publication-and-use-notice"/>
     <w:p>
       <w:pPr>
         <w:pStyle w:val="Heading1"/>
@@ -177,7 +151,7 @@
         <w:t xml:space="preserve">Los controles CIS son las mejores prácticas de ciberseguridad. No reemplazan las leyes, reglamentos, contratos, requisitos sectoriales, evaluación de riesgos o responsabilidad de gestión aplicables. Un mapeo muestra relaciones; no prueba automáticamente el cumplimiento de otro marco.</w:t>
       </w:r>
     </w:p>
-    <w:bookmarkStart w:id="9" w:name="uso-ético-y-autorizado"/>
+    <w:bookmarkStart w:id="20" w:name="uso-ético-y-autorizado"/>
     <w:p>
       <w:pPr>
         <w:pStyle w:val="Heading2"/>
@@ -194,9 +168,9 @@
         <w:t xml:space="preserve">Utilice herramientas técnicas únicamente en activos, redes, aplicaciones, cuentas de nube, repositorios y datos que posee o está específicamente autorizado por escrito para evaluar. Use información sintética y sistemas aislados en laboratorios.</w:t>
       </w:r>
     </w:p>
-    <w:bookmarkEnd w:id="9"/>
-    <w:bookmarkEnd w:id="10"/>
-    <w:bookmarkStart w:id="11" w:name="prefacio"/>
+    <w:bookmarkEnd w:id="20"/>
+    <w:bookmarkEnd w:id="21"/>
+    <w:bookmarkStart w:id="22" w:name="prefacio"/>
     <w:p>
       <w:pPr>
         <w:pStyle w:val="Heading1"/>
@@ -211,8 +185,8 @@
       </w:pPr>
       <w:r>
         <w:rPr>
+          <w:iCs/>
           <w:i/>
-          <w:iCs/>
         </w:rPr>
         <w:t xml:space="preserve">Una introducción práctica para priorizar la defensa cibernética y la medición basada en evidencia.</w:t>
       </w:r>
@@ -307,8 +281,8 @@
         <w:t xml:space="preserve">|. |</w:t>
       </w:r>
     </w:p>
-    <w:bookmarkEnd w:id="11"/>
-    <w:bookmarkStart w:id="12" w:name="tabla-de-contenidos"/>
+    <w:bookmarkEnd w:id="22"/>
+    <w:bookmarkStart w:id="23" w:name="tabla-de-contenidos"/>
     <w:p>
       <w:pPr>
         <w:pStyle w:val="Heading1"/>
@@ -1177,11 +1151,11 @@
     </w:p>
     <w:p>
       <w:pPr>
-        <w:pStyle w:val="Compact"/>
         <w:numPr>
           <w:ilvl w:val="0"/>
           <w:numId w:val="1002"/>
         </w:numPr>
+        <w:pStyle w:val="Compact"/>
       </w:pPr>
       <w:r>
         <w:t xml:space="preserve">Controles CIS v8.1 Fundaciones</w:t>
@@ -1193,8 +1167,8 @@
       </w:pPr>
       <w:r>
         <w:rPr>
+          <w:iCs/>
           <w:i/>
-          <w:iCs/>
         </w:rPr>
         <w:t xml:space="preserve">La versión actual, estructura, propósito y limitaciones.</w:t>
       </w:r>
@@ -1204,7 +1178,13 @@
         <w:pStyle w:val="BodyText"/>
       </w:pPr>
       <w:r>
-        <w:t xml:space="preserve">“El control organiza 153 Salvaguardias en un programa defensivo práctico”</w:t>
+        <w:t xml:space="preserve">“</w:t>
+      </w:r>
+      <w:r>
+        <w:t xml:space="preserve">El control organiza 153 Salvaguardias en un programa defensivo práctico</w:t>
+      </w:r>
+      <w:r>
+        <w:t xml:space="preserve">”</w:t>
       </w:r>
       <w:r>
         <w:t xml:space="preserve"> </w:t>
@@ -1213,7 +1193,13 @@
         <w:t xml:space="preserve">(Nota: 3.94164in” alt=</w:t>
       </w:r>
       <w:r>
-        <w:t xml:space="preserve">“Los controles organizan 153 Salvaguardias en un programa defensivo práctico.”</w:t>
+        <w:t xml:space="preserve">“</w:t>
+      </w:r>
+      <w:r>
+        <w:t xml:space="preserve">Los controles organizan 153 Salvaguardias en un programa defensivo práctico.</w:t>
+      </w:r>
+      <w:r>
+        <w:t xml:space="preserve">”</w:t>
       </w:r>
       <w:r>
         <w:t xml:space="preserve"> </w:t>
@@ -1302,8 +1288,8 @@
       </w:pPr>
       <w:r>
         <w:rPr>
+          <w:bCs/>
           <w:b/>
-          <w:bCs/>
         </w:rPr>
         <w:t xml:space="preserve">Layer</w:t>
       </w:r>
@@ -1358,8 +1344,8 @@
         <w:t xml:space="preserve">Medida de evaluación de la vida útil Entradas, operaciones, medidas, métricas y revisión de procedimientos utilizados para evaluar una salvaguardia sometida</w:t>
       </w:r>
     </w:p>
-    <w:bookmarkEnd w:id="12"/>
-    <w:bookmarkStart w:id="13" w:name="grupos-de-aplicación-y-prioridades"/>
+    <w:bookmarkEnd w:id="23"/>
+    <w:bookmarkStart w:id="24" w:name="grupos-de-aplicación-y-prioridades"/>
     <w:p>
       <w:pPr>
         <w:pStyle w:val="Heading1"/>
@@ -1374,8 +1360,8 @@
       </w:pPr>
       <w:r>
         <w:rPr>
+          <w:iCs/>
           <w:i/>
-          <w:iCs/>
         </w:rPr>
         <w:t xml:space="preserve">Cómo IG1, IG2, y las organizaciones de ayuda IG3 eligen un punto de partida realista.</w:t>
       </w:r>
@@ -1388,7 +1374,13 @@
         <w:t xml:space="preserve">■img src=</w:t>
       </w:r>
       <w:r>
-        <w:t xml:space="preserve">“media/image2.png”</w:t>
+        <w:t xml:space="preserve">“</w:t>
+      </w:r>
+      <w:r>
+        <w:t xml:space="preserve">media/image2.png</w:t>
+      </w:r>
+      <w:r>
+        <w:t xml:space="preserve">”</w:t>
       </w:r>
       <w:r>
         <w:t xml:space="preserve"> </w:t>
@@ -1397,7 +1389,13 @@
         <w:t xml:space="preserve">estilo=</w:t>
       </w:r>
       <w:r>
-        <w:t xml:space="preserve">“Ancho:6.15in; Altura:3.39605in”</w:t>
+        <w:t xml:space="preserve">“</w:t>
+      </w:r>
+      <w:r>
+        <w:t xml:space="preserve">Ancho:6.15in; Altura:3.39605in</w:t>
+      </w:r>
+      <w:r>
+        <w:t xml:space="preserve">”</w:t>
       </w:r>
       <w:r>
         <w:t xml:space="preserve"> </w:t>
@@ -1406,7 +1404,13 @@
         <w:t xml:space="preserve">alt=</w:t>
       </w:r>
       <w:r>
-        <w:t xml:space="preserve">“Cada grupo se construye sobre el grupo anterior; IG3 contiene todas las Salvaguardias.”</w:t>
+        <w:t xml:space="preserve">“</w:t>
+      </w:r>
+      <w:r>
+        <w:t xml:space="preserve">Cada grupo se construye sobre el grupo anterior; IG3 contiene todas las Salvaguardias.</w:t>
+      </w:r>
+      <w:r>
+        <w:t xml:space="preserve">”</w:t>
       </w:r>
       <w:r>
         <w:t xml:space="preserve"> </w:t>
@@ -1427,26 +1431,27 @@
       <w:tblPr>
         <w:tblStyle w:val="Table"/>
         <w:tblW w:type="pct" w:w="5000"/>
-        <w:tblLayout w:type="fixed"/>
         <w:tblLook w:firstRow="1" w:lastRow="0" w:firstColumn="0" w:lastColumn="0" w:noHBand="0" w:noVBand="0" w:val="0020"/>
+        <w:jc w:val="start"/>
       </w:tblPr>
       <w:tblGrid>
         <w:gridCol w:w="7920"/>
       </w:tblGrid>
       <w:tr>
         <w:trPr>
-          <w:tblHeader w:val="on"/>
+          <w:tblHeader w:val="true"/>
         </w:trPr>
         <w:tc>
           <w:tcPr/>
           <w:p>
             <w:pPr>
               <w:pStyle w:val="Compact"/>
+              <w:jc w:val="left"/>
             </w:pPr>
             <w:r>
               <w:rPr>
+                <w:bCs/>
                 <w:b/>
-                <w:bCs/>
               </w:rPr>
               <w:t xml:space="preserve">La situación física</w:t>
             </w:r>
@@ -1465,6 +1470,7 @@
           <w:p>
             <w:pPr>
               <w:pStyle w:val="Compact"/>
+              <w:jc w:val="left"/>
             </w:pPr>
             <w:r>
               <w:t xml:space="preserve">IG1</w:t>
@@ -1478,6 +1484,7 @@
           <w:p>
             <w:pPr>
               <w:pStyle w:val="Compact"/>
+              <w:jc w:val="left"/>
             </w:pPr>
             <w:r>
               <w:t xml:space="preserve">IG2</w:t>
@@ -1491,6 +1498,7 @@
           <w:p>
             <w:pPr>
               <w:pStyle w:val="Compact"/>
+              <w:jc w:val="left"/>
             </w:pPr>
             <w:r>
               <w:t xml:space="preserve">IG3</w:t>
@@ -1556,11 +1564,11 @@
     </w:p>
     <w:p>
       <w:pPr>
-        <w:pStyle w:val="Compact"/>
         <w:numPr>
           <w:ilvl w:val="0"/>
           <w:numId w:val="1005"/>
         </w:numPr>
+        <w:pStyle w:val="Compact"/>
       </w:pPr>
       <w:r>
         <w:t xml:space="preserve">Gobernanza, alcance y propiedad</w:t>
@@ -1572,8 +1580,8 @@
       </w:pPr>
       <w:r>
         <w:rPr>
+          <w:iCs/>
           <w:i/>
-          <w:iCs/>
         </w:rPr>
         <w:t xml:space="preserve">La base de gestión necesaria para que las Salvaguardias funcionen de forma sistemática</w:t>
       </w:r>
@@ -1664,8 +1672,8 @@
       </w:pPr>
       <w:r>
         <w:rPr>
+          <w:bCs/>
           <w:b/>
-          <w:bCs/>
         </w:rPr>
         <w:t xml:space="preserve">Rol</w:t>
       </w:r>
@@ -1680,8 +1688,8 @@
       </w:r>
       <w:r>
         <w:rPr>
+          <w:bCs/>
           <w:b/>
-          <w:bCs/>
         </w:rPr>
         <w:t xml:space="preserve">Decisión o responsabilidad</w:t>
       </w:r>
@@ -1742,8 +1750,8 @@
         <w:t xml:space="preserve">tención Servicio prestado | Controles, pruebas, incidentes, cambios y soporte de salida</w:t>
       </w:r>
     </w:p>
-    <w:bookmarkEnd w:id="13"/>
-    <w:bookmarkStart w:id="14" w:name="X6a3aeb613869a9a4041395cfc3b30b698b888c4"/>
+    <w:bookmarkEnd w:id="24"/>
+    <w:bookmarkStart w:id="25" w:name="X6a3aeb613869a9a4041395cfc3b30b698b888c4"/>
     <w:p>
       <w:pPr>
         <w:pStyle w:val="Heading1"/>
@@ -1758,8 +1766,8 @@
       </w:pPr>
       <w:r>
         <w:rPr>
+          <w:iCs/>
           <w:i/>
-          <w:iCs/>
         </w:rPr>
         <w:t xml:space="preserve">Un método repetible para decidir si se aplican salvaguardias</w:t>
       </w:r>
@@ -1930,8 +1938,8 @@
         <w:t xml:space="preserve">Report scope, result, exception, limitation, owner, action, and date.</w:t>
       </w:r>
     </w:p>
-    <w:bookmarkEnd w:id="14"/>
-    <w:bookmarkStart w:id="15" w:name="aplicación-de-la-hoja-de-ruta"/>
+    <w:bookmarkEnd w:id="25"/>
+    <w:bookmarkStart w:id="26" w:name="aplicación-de-la-hoja-de-ruta"/>
     <w:p>
       <w:pPr>
         <w:pStyle w:val="Heading1"/>
@@ -1946,8 +1954,8 @@
       </w:pPr>
       <w:r>
         <w:rPr>
+          <w:iCs/>
           <w:i/>
-          <w:iCs/>
         </w:rPr>
         <w:t xml:space="preserve">Una secuencia práctica de los inventarios a la resiliencia probada</w:t>
       </w:r>
@@ -2066,8 +2074,8 @@
       </w:r>
       <w:r>
         <w:rPr>
+          <w:bCs/>
           <w:b/>
-          <w:bCs/>
         </w:rPr>
         <w:t xml:space="preserve">Principio de aplicación:</w:t>
       </w:r>
@@ -2084,8 +2092,8 @@
         <w:t xml:space="preserve">|. |</w:t>
       </w:r>
     </w:p>
-    <w:bookmarkEnd w:id="15"/>
-    <w:bookmarkStart w:id="16" w:name="X81f4d9d1cf949789b733a767fd2187f45480d1b"/>
+    <w:bookmarkEnd w:id="26"/>
+    <w:bookmarkStart w:id="27" w:name="X81f4d9d1cf949789b733a767fd2187f45480d1b"/>
     <w:p>
       <w:pPr>
         <w:pStyle w:val="Heading1"/>
@@ -2100,8 +2108,8 @@
       </w:pPr>
       <w:r>
         <w:rPr>
+          <w:iCs/>
           <w:i/>
-          <w:iCs/>
         </w:rPr>
         <w:t xml:space="preserve">Las 5 Salvaguardias, significado claro, enfoque de verificación y evidencia de ejemplo</w:t>
       </w:r>
@@ -2117,7 +2125,13 @@
         <w:t xml:space="preserve">■img src=</w:t>
       </w:r>
       <w:r>
-        <w:t xml:space="preserve">“media/image4.png”</w:t>
+        <w:t xml:space="preserve">“</w:t>
+      </w:r>
+      <w:r>
+        <w:t xml:space="preserve">media/image4.png</w:t>
+      </w:r>
+      <w:r>
+        <w:t xml:space="preserve">”</w:t>
       </w:r>
       <w:r>
         <w:t xml:space="preserve"> </w:t>
@@ -2126,7 +2140,13 @@
         <w:t xml:space="preserve">style=</w:t>
       </w:r>
       <w:r>
-        <w:t xml:space="preserve">“width:6.15in;height:3.38991in”</w:t>
+        <w:t xml:space="preserve">“</w:t>
+      </w:r>
+      <w:r>
+        <w:t xml:space="preserve">width:6.15in;height:3.38991in</w:t>
+      </w:r>
+      <w:r>
+        <w:t xml:space="preserve">”</w:t>
       </w:r>
       <w:r>
         <w:t xml:space="preserve"> </w:t>
@@ -2135,7 +2155,13 @@
         <w:t xml:space="preserve">alt=</w:t>
       </w:r>
       <w:r>
-        <w:t xml:space="preserve">“Descubrimiento, reconciliación, respuesta y revisión mantienen a las poblaciones fundacionales actuales.”</w:t>
+        <w:t xml:space="preserve">“</w:t>
+      </w:r>
+      <w:r>
+        <w:t xml:space="preserve">Descubrimiento, reconciliación, respuesta y revisión mantienen a las poblaciones fundacionales actuales.</w:t>
+      </w:r>
+      <w:r>
+        <w:t xml:space="preserve">”</w:t>
       </w:r>
     </w:p>
     <w:p>
@@ -2166,21 +2192,22 @@
       <w:tblPr>
         <w:tblStyle w:val="Table"/>
         <w:tblW w:type="pct" w:w="5000"/>
-        <w:tblLayout w:type="fixed"/>
         <w:tblLook w:firstRow="1" w:lastRow="0" w:firstColumn="0" w:lastColumn="0" w:noHBand="0" w:noVBand="0" w:val="0020"/>
+        <w:jc w:val="start"/>
       </w:tblPr>
       <w:tblGrid>
         <w:gridCol w:w="7920"/>
       </w:tblGrid>
       <w:tr>
         <w:trPr>
-          <w:tblHeader w:val="on"/>
+          <w:tblHeader w:val="true"/>
         </w:trPr>
         <w:tc>
           <w:tcPr/>
           <w:p>
             <w:pPr>
               <w:pStyle w:val="Compact"/>
+              <w:jc w:val="left"/>
             </w:pPr>
             <w:r>
               <w:t xml:space="preserve">****</w:t>
@@ -2194,6 +2221,7 @@
           <w:p>
             <w:pPr>
               <w:pStyle w:val="Compact"/>
+              <w:jc w:val="left"/>
             </w:pPr>
             <w:r>
               <w:t xml:space="preserve">1.1</w:t>
@@ -2207,6 +2235,7 @@
           <w:p>
             <w:pPr>
               <w:pStyle w:val="Compact"/>
+              <w:jc w:val="left"/>
             </w:pPr>
             <w:r>
               <w:t xml:space="preserve">1.2</w:t>
@@ -2220,6 +2249,7 @@
           <w:p>
             <w:pPr>
               <w:pStyle w:val="Compact"/>
+              <w:jc w:val="left"/>
             </w:pPr>
             <w:r>
               <w:t xml:space="preserve">1.3</w:t>
@@ -2233,6 +2263,7 @@
           <w:p>
             <w:pPr>
               <w:pStyle w:val="Compact"/>
+              <w:jc w:val="left"/>
             </w:pPr>
             <w:r>
               <w:t xml:space="preserve">1.4</w:t>
@@ -2246,6 +2277,7 @@
           <w:p>
             <w:pPr>
               <w:pStyle w:val="Compact"/>
+              <w:jc w:val="left"/>
             </w:pPr>
             <w:r>
               <w:t xml:space="preserve">Ø 1.5 Ø Utilizar una herramienta de descubrimiento de activos pasivos Ponga en marcha un proceso repetible, de propiedad o control técnico para utilizar una herramienta Passive Asset Discovery Tool, a continuación, verifique cobertura y excepciones. tención Confirme alcance definido, población, propiedad, implementación, frecuencia, cobertura, excepciones, corrección y retest. inventario de activos, propietarios, estado de aprobación, descubrimiento activo/pasivo, registros DHCP/IPAM, entradas de activos no autorizados</w:t>
@@ -2262,8 +2294,8 @@
         <w:t xml:space="preserve">Utilice la guía oficial CIS Controls v8.1 y Evaluación de Controles Especificación para el lenguaje exacto de Salvaguardia, clase de activos, función de seguridad, Grupo de Implementación, dependencias, insumos, operaciones, medidas, métricas y revisión procesal.</w:t>
       </w:r>
     </w:p>
-    <w:bookmarkEnd w:id="16"/>
-    <w:bookmarkStart w:id="17" w:name="X7af2b88095d7b03a53fca2829b4a7a66e9259a3"/>
+    <w:bookmarkEnd w:id="27"/>
+    <w:bookmarkStart w:id="28" w:name="X7af2b88095d7b03a53fca2829b4a7a66e9259a3"/>
     <w:p>
       <w:pPr>
         <w:pStyle w:val="Heading1"/>
@@ -2278,8 +2310,8 @@
       </w:pPr>
       <w:r>
         <w:rPr>
+          <w:iCs/>
           <w:i/>
-          <w:iCs/>
         </w:rPr>
         <w:t xml:space="preserve">Las 7 Salvaguardias, significado claro, enfoque de verificación y evidencia de ejemplo</w:t>
       </w:r>
@@ -2307,21 +2339,22 @@
       <w:tblPr>
         <w:tblStyle w:val="Table"/>
         <w:tblW w:type="pct" w:w="5000"/>
-        <w:tblLayout w:type="fixed"/>
         <w:tblLook w:firstRow="1" w:lastRow="0" w:firstColumn="0" w:lastColumn="0" w:noHBand="0" w:noVBand="0" w:val="0020"/>
+        <w:jc w:val="start"/>
       </w:tblPr>
       <w:tblGrid>
         <w:gridCol w:w="7920"/>
       </w:tblGrid>
       <w:tr>
         <w:trPr>
-          <w:tblHeader w:val="on"/>
+          <w:tblHeader w:val="true"/>
         </w:trPr>
         <w:tc>
           <w:tcPr/>
           <w:p>
             <w:pPr>
               <w:pStyle w:val="Compact"/>
+              <w:jc w:val="left"/>
             </w:pPr>
             <w:r>
               <w:t xml:space="preserve">****</w:t>
@@ -2335,6 +2368,7 @@
           <w:p>
             <w:pPr>
               <w:pStyle w:val="Compact"/>
+              <w:jc w:val="left"/>
             </w:pPr>
             <w:r>
               <w:t xml:space="preserve">TEN 2.1</w:t>
@@ -2348,6 +2382,7 @@
           <w:p>
             <w:pPr>
               <w:pStyle w:val="Compact"/>
+              <w:jc w:val="left"/>
             </w:pPr>
             <w:r>
               <w:t xml:space="preserve">2.2</w:t>
@@ -2361,6 +2396,7 @@
           <w:p>
             <w:pPr>
               <w:pStyle w:val="Compact"/>
+              <w:jc w:val="left"/>
             </w:pPr>
             <w:r>
               <w:t xml:space="preserve">2.3</w:t>
@@ -2374,6 +2410,7 @@
           <w:p>
             <w:pPr>
               <w:pStyle w:val="Compact"/>
+              <w:jc w:val="left"/>
             </w:pPr>
             <w:r>
               <w:t xml:space="preserve">2.4</w:t>
@@ -2387,6 +2424,7 @@
           <w:p>
             <w:pPr>
               <w:pStyle w:val="Compact"/>
+              <w:jc w:val="left"/>
             </w:pPr>
             <w:r>
               <w:t xml:space="preserve">2.5 Silencioso Software autorizado Ponga en marcha un proceso repetible, de propiedad o control técnico para permitir el Software Autorizado, a continuación, verifique cobertura y excepciones. tención Confirme alcance definido, población, propiedad, implementación, frecuencia, cobertura, excepciones, corrección y retest. inventario de software, estado de apoyo, lista aprobada, resultados de descubrimientos, excepciones, políticas de habilitación y eventos</w:t>
@@ -2400,6 +2438,7 @@
           <w:p>
             <w:pPr>
               <w:pStyle w:val="Compact"/>
+              <w:jc w:val="left"/>
             </w:pPr>
             <w:r>
               <w:t xml:space="preserve">2.6</w:t>
@@ -2413,6 +2452,7 @@
           <w:p>
             <w:pPr>
               <w:pStyle w:val="Compact"/>
+              <w:jc w:val="left"/>
             </w:pPr>
             <w:r>
               <w:t xml:space="preserve">2.7</w:t>
@@ -2431,11 +2471,11 @@
     </w:p>
     <w:p>
       <w:pPr>
-        <w:pStyle w:val="Compact"/>
         <w:numPr>
           <w:ilvl w:val="0"/>
           <w:numId w:val="1009"/>
         </w:numPr>
+        <w:pStyle w:val="Compact"/>
       </w:pPr>
       <w:r>
         <w:t xml:space="preserve">Control 3 - Protección de datos</w:t>
@@ -2447,8 +2487,8 @@
       </w:pPr>
       <w:r>
         <w:rPr>
+          <w:iCs/>
           <w:i/>
-          <w:iCs/>
         </w:rPr>
         <w:t xml:space="preserve">Todas las 14 Salvaguardias, significado claro, enfoque de verificación y evidencia de ejemplo</w:t>
       </w:r>
@@ -2464,7 +2504,13 @@
         <w:t xml:space="preserve">יimg src=</w:t>
       </w:r>
       <w:r>
-        <w:t xml:space="preserve">“media/image5.png”</w:t>
+        <w:t xml:space="preserve">“</w:t>
+      </w:r>
+      <w:r>
+        <w:t xml:space="preserve">media/image5.png</w:t>
+      </w:r>
+      <w:r>
+        <w:t xml:space="preserve">”</w:t>
       </w:r>
       <w:r>
         <w:t xml:space="preserve"> </w:t>
@@ -2473,7 +2519,13 @@
         <w:t xml:space="preserve">style=</w:t>
       </w:r>
       <w:r>
-        <w:t xml:space="preserve">“width:6.15in;height:3.39605in”</w:t>
+        <w:t xml:space="preserve">“</w:t>
+      </w:r>
+      <w:r>
+        <w:t xml:space="preserve">width:6.15in;height:3.39605in</w:t>
+      </w:r>
+      <w:r>
+        <w:t xml:space="preserve">”</w:t>
       </w:r>
       <w:r>
         <w:t xml:space="preserve"> </w:t>
@@ -2482,7 +2534,13 @@
         <w:t xml:space="preserve">alt=</w:t>
       </w:r>
       <w:r>
-        <w:t xml:space="preserve">“Descubrir, clasificar, proteger, retener y disponer de datos de acuerdo a la sensibilidad y la necesidad.”</w:t>
+        <w:t xml:space="preserve">“</w:t>
+      </w:r>
+      <w:r>
+        <w:t xml:space="preserve">Descubrir, clasificar, proteger, retener y disponer de datos de acuerdo a la sensibilidad y la necesidad.</w:t>
+      </w:r>
+      <w:r>
+        <w:t xml:space="preserve">”</w:t>
       </w:r>
     </w:p>
     <w:p>
@@ -2513,21 +2571,22 @@
       <w:tblPr>
         <w:tblStyle w:val="Table"/>
         <w:tblW w:type="pct" w:w="5000"/>
-        <w:tblLayout w:type="fixed"/>
         <w:tblLook w:firstRow="1" w:lastRow="0" w:firstColumn="0" w:lastColumn="0" w:noHBand="0" w:noVBand="0" w:val="0020"/>
+        <w:jc w:val="start"/>
       </w:tblPr>
       <w:tblGrid>
         <w:gridCol w:w="7920"/>
       </w:tblGrid>
       <w:tr>
         <w:trPr>
-          <w:tblHeader w:val="on"/>
+          <w:tblHeader w:val="true"/>
         </w:trPr>
         <w:tc>
           <w:tcPr/>
           <w:p>
             <w:pPr>
               <w:pStyle w:val="Compact"/>
+              <w:jc w:val="left"/>
             </w:pPr>
             <w:r>
               <w:t xml:space="preserve">****</w:t>
@@ -2541,6 +2600,7 @@
           <w:p>
             <w:pPr>
               <w:pStyle w:val="Compact"/>
+              <w:jc w:val="left"/>
             </w:pPr>
             <w:r>
               <w:t xml:space="preserve">TEN 3.1</w:t>
@@ -2554,6 +2614,7 @@
           <w:p>
             <w:pPr>
               <w:pStyle w:val="Compact"/>
+              <w:jc w:val="left"/>
             </w:pPr>
             <w:r>
               <w:t xml:space="preserve">TEN 3.2</w:t>
@@ -2567,6 +2628,7 @@
           <w:p>
             <w:pPr>
               <w:pStyle w:val="Compact"/>
+              <w:jc w:val="left"/>
             </w:pPr>
             <w:r>
               <w:t xml:space="preserve">3.3</w:t>
@@ -2651,8 +2713,8 @@
         <w:t xml:space="preserve">Utilice la guía oficial CIS Controls v8.1 y Evaluación de Controles Especificación para el lenguaje exacto de Salvaguardia, clase de activos, función de seguridad, Grupo de Implementación, dependencias, insumos, operaciones, medidas, métricas y revisión procesal.</w:t>
       </w:r>
     </w:p>
-    <w:bookmarkEnd w:id="17"/>
-    <w:bookmarkStart w:id="18" w:name="X5ba1fcc9db7e50e6d8dc42ad38dcd74c5fbb621"/>
+    <w:bookmarkEnd w:id="28"/>
+    <w:bookmarkStart w:id="29" w:name="X5ba1fcc9db7e50e6d8dc42ad38dcd74c5fbb621"/>
     <w:p>
       <w:pPr>
         <w:pStyle w:val="Heading1"/>
@@ -2667,8 +2729,8 @@
       </w:pPr>
       <w:r>
         <w:rPr>
+          <w:iCs/>
           <w:i/>
-          <w:iCs/>
         </w:rPr>
         <w:t xml:space="preserve">Las 12 Salvaguardias, significado claro, enfoque de verificación y evidencia de ejemplo</w:t>
       </w:r>
@@ -2696,21 +2758,22 @@
       <w:tblPr>
         <w:tblStyle w:val="Table"/>
         <w:tblW w:type="pct" w:w="5000"/>
-        <w:tblLayout w:type="fixed"/>
         <w:tblLook w:firstRow="1" w:lastRow="0" w:firstColumn="0" w:lastColumn="0" w:noHBand="0" w:noVBand="0" w:val="0020"/>
+        <w:jc w:val="start"/>
       </w:tblPr>
       <w:tblGrid>
         <w:gridCol w:w="7920"/>
       </w:tblGrid>
       <w:tr>
         <w:trPr>
-          <w:tblHeader w:val="on"/>
+          <w:tblHeader w:val="true"/>
         </w:trPr>
         <w:tc>
           <w:tcPr/>
           <w:p>
             <w:pPr>
               <w:pStyle w:val="Compact"/>
+              <w:jc w:val="left"/>
             </w:pPr>
             <w:r>
               <w:t xml:space="preserve">****</w:t>
@@ -2815,8 +2878,8 @@
       </w:pPr>
       <w:r>
         <w:rPr>
+          <w:iCs/>
           <w:i/>
-          <w:iCs/>
         </w:rPr>
         <w:t xml:space="preserve">Todas las 6 Salvaguardias, significado claro, enfoque de verificación y evidencia de ejemplo</w:t>
       </w:r>
@@ -2844,21 +2907,22 @@
       <w:tblPr>
         <w:tblStyle w:val="Table"/>
         <w:tblW w:type="pct" w:w="5000"/>
-        <w:tblLayout w:type="fixed"/>
         <w:tblLook w:firstRow="1" w:lastRow="0" w:firstColumn="0" w:lastColumn="0" w:noHBand="0" w:noVBand="0" w:val="0020"/>
+        <w:jc w:val="start"/>
       </w:tblPr>
       <w:tblGrid>
         <w:gridCol w:w="7920"/>
       </w:tblGrid>
       <w:tr>
         <w:trPr>
-          <w:tblHeader w:val="on"/>
+          <w:tblHeader w:val="true"/>
         </w:trPr>
         <w:tc>
           <w:tcPr/>
           <w:p>
             <w:pPr>
               <w:pStyle w:val="Compact"/>
+              <w:jc w:val="left"/>
             </w:pPr>
             <w:r>
               <w:t xml:space="preserve">****</w:t>
@@ -2872,6 +2936,7 @@
           <w:p>
             <w:pPr>
               <w:pStyle w:val="Compact"/>
+              <w:jc w:val="left"/>
             </w:pPr>
             <w:r>
               <w:t xml:space="preserve">5.1</w:t>
@@ -2885,6 +2950,7 @@
           <w:p>
             <w:pPr>
               <w:pStyle w:val="Compact"/>
+              <w:jc w:val="left"/>
             </w:pPr>
             <w:r>
               <w:t xml:space="preserve">TEN 5.2</w:t>
@@ -2898,6 +2964,7 @@
           <w:p>
             <w:pPr>
               <w:pStyle w:val="Compact"/>
+              <w:jc w:val="left"/>
             </w:pPr>
             <w:r>
               <w:t xml:space="preserve">5.3</w:t>
@@ -2934,8 +3001,8 @@
         <w:t xml:space="preserve">Utilice la guía oficial CIS Controls v8.1 y Evaluación de Controles Especificación para el lenguaje exacto de Salvaguardia, clase de activos, función de seguridad, Grupo de Implementación, dependencias, insumos, operaciones, medidas, métricas y revisión procesal.</w:t>
       </w:r>
     </w:p>
-    <w:bookmarkEnd w:id="18"/>
-    <w:bookmarkStart w:id="19" w:name="control-6-access-control-management"/>
+    <w:bookmarkEnd w:id="29"/>
+    <w:bookmarkStart w:id="30" w:name="control-6-access-control-management"/>
     <w:p>
       <w:pPr>
         <w:pStyle w:val="Heading1"/>
@@ -2950,8 +3017,8 @@
       </w:pPr>
       <w:r>
         <w:rPr>
+          <w:iCs/>
           <w:i/>
-          <w:iCs/>
         </w:rPr>
         <w:t xml:space="preserve">Las 8 Salvaguardias, significado claro, enfoque de verificación y evidencia de ejemplo</w:t>
       </w:r>
@@ -2967,7 +3034,13 @@
         <w:t xml:space="preserve">יimg src=</w:t>
       </w:r>
       <w:r>
-        <w:t xml:space="preserve">“media/image6.png”</w:t>
+        <w:t xml:space="preserve">“</w:t>
+      </w:r>
+      <w:r>
+        <w:t xml:space="preserve">media/image6.png</w:t>
+      </w:r>
+      <w:r>
+        <w:t xml:space="preserve">”</w:t>
       </w:r>
       <w:r>
         <w:t xml:space="preserve"> </w:t>
@@ -2976,7 +3049,13 @@
         <w:t xml:space="preserve">style=</w:t>
       </w:r>
       <w:r>
-        <w:t xml:space="preserve">“width:6.15in;height:3.03192in”</w:t>
+        <w:t xml:space="preserve">“</w:t>
+      </w:r>
+      <w:r>
+        <w:t xml:space="preserve">width:6.15in;height:3.03192in</w:t>
+      </w:r>
+      <w:r>
+        <w:t xml:space="preserve">”</w:t>
       </w:r>
       <w:r>
         <w:t xml:space="preserve"> </w:t>
@@ -2985,7 +3064,13 @@
         <w:t xml:space="preserve">alt=</w:t>
       </w:r>
       <w:r>
-        <w:t xml:space="preserve">“Las cuentas y privilegios requieren la creación aprobada, la autenticación fuerte, la revisión y la revocación oportuna”</w:t>
+        <w:t xml:space="preserve">“</w:t>
+      </w:r>
+      <w:r>
+        <w:t xml:space="preserve">Las cuentas y privilegios requieren la creación aprobada, la autenticación fuerte, la revisión y la revocación oportuna</w:t>
+      </w:r>
+      <w:r>
+        <w:t xml:space="preserve">”</w:t>
       </w:r>
       <w:r>
         <w:t xml:space="preserve">.</w:t>
@@ -3019,21 +3104,22 @@
       <w:tblPr>
         <w:tblStyle w:val="Table"/>
         <w:tblW w:type="pct" w:w="5000"/>
-        <w:tblLayout w:type="fixed"/>
         <w:tblLook w:firstRow="1" w:lastRow="0" w:firstColumn="0" w:lastColumn="0" w:noHBand="0" w:noVBand="0" w:val="0020"/>
+        <w:jc w:val="start"/>
       </w:tblPr>
       <w:tblGrid>
         <w:gridCol w:w="7920"/>
       </w:tblGrid>
       <w:tr>
         <w:trPr>
-          <w:tblHeader w:val="on"/>
+          <w:tblHeader w:val="true"/>
         </w:trPr>
         <w:tc>
           <w:tcPr/>
           <w:p>
             <w:pPr>
               <w:pStyle w:val="Compact"/>
+              <w:jc w:val="left"/>
             </w:pPr>
             <w:r>
               <w:t xml:space="preserve">****</w:t>
@@ -3047,6 +3133,7 @@
           <w:p>
             <w:pPr>
               <w:pStyle w:val="Compact"/>
+              <w:jc w:val="left"/>
             </w:pPr>
             <w:r>
               <w:t xml:space="preserve">TEN 6.1 TEN Establezca un proceso de concesión de acceso</w:t>
@@ -3060,6 +3147,7 @@
           <w:p>
             <w:pPr>
               <w:pStyle w:val="Compact"/>
+              <w:jc w:val="left"/>
             </w:pPr>
             <w:r>
               <w:t xml:space="preserve">6.2</w:t>
@@ -3073,6 +3161,7 @@
           <w:p>
             <w:pPr>
               <w:pStyle w:val="Compact"/>
+              <w:jc w:val="left"/>
             </w:pPr>
             <w:r>
               <w:t xml:space="preserve">TEN 6.3</w:t>
@@ -3086,6 +3175,7 @@
           <w:p>
             <w:pPr>
               <w:pStyle w:val="Compact"/>
+              <w:jc w:val="left"/>
             </w:pPr>
             <w:r>
               <w:t xml:space="preserve">6.4</w:t>
@@ -3142,8 +3232,8 @@
       </w:pPr>
       <w:r>
         <w:rPr>
+          <w:iCs/>
           <w:i/>
-          <w:iCs/>
         </w:rPr>
         <w:t xml:space="preserve">Las 7 Salvaguardias, significado claro, enfoque de verificación y evidencia de ejemplo</w:t>
       </w:r>
@@ -3159,7 +3249,13 @@
         <w:t xml:space="preserve">■img src=</w:t>
       </w:r>
       <w:r>
-        <w:t xml:space="preserve">“media/image7.png”</w:t>
+        <w:t xml:space="preserve">“</w:t>
+      </w:r>
+      <w:r>
+        <w:t xml:space="preserve">media/image7.png</w:t>
+      </w:r>
+      <w:r>
+        <w:t xml:space="preserve">”</w:t>
       </w:r>
       <w:r>
         <w:t xml:space="preserve"> </w:t>
@@ -3168,7 +3264,13 @@
         <w:t xml:space="preserve">estilo=</w:t>
       </w:r>
       <w:r>
-        <w:t xml:space="preserve">“width:6.15in;height:3.14547in”</w:t>
+        <w:t xml:space="preserve">“</w:t>
+      </w:r>
+      <w:r>
+        <w:t xml:space="preserve">width:6.15in;height:3.14547in</w:t>
+      </w:r>
+      <w:r>
+        <w:t xml:space="preserve">”</w:t>
       </w:r>
       <w:r>
         <w:t xml:space="preserve"> </w:t>
@@ -3177,7 +3279,13 @@
         <w:t xml:space="preserve">alt=</w:t>
       </w:r>
       <w:r>
-        <w:t xml:space="preserve">“Cobertura completa y materia de remediación verificada más que producir informes de escaneo.”</w:t>
+        <w:t xml:space="preserve">“</w:t>
+      </w:r>
+      <w:r>
+        <w:t xml:space="preserve">Cobertura completa y materia de remediación verificada más que producir informes de escaneo.</w:t>
+      </w:r>
+      <w:r>
+        <w:t xml:space="preserve">”</w:t>
       </w:r>
       <w:r>
         <w:t xml:space="preserve"> </w:t>
@@ -3214,21 +3322,22 @@
       <w:tblPr>
         <w:tblStyle w:val="Table"/>
         <w:tblW w:type="pct" w:w="5000"/>
-        <w:tblLayout w:type="fixed"/>
         <w:tblLook w:firstRow="1" w:lastRow="0" w:firstColumn="0" w:lastColumn="0" w:noHBand="0" w:noVBand="0" w:val="0020"/>
+        <w:jc w:val="start"/>
       </w:tblPr>
       <w:tblGrid>
         <w:gridCol w:w="7920"/>
       </w:tblGrid>
       <w:tr>
         <w:trPr>
-          <w:tblHeader w:val="on"/>
+          <w:tblHeader w:val="true"/>
         </w:trPr>
         <w:tc>
           <w:tcPr/>
           <w:p>
             <w:pPr>
               <w:pStyle w:val="Compact"/>
+              <w:jc w:val="left"/>
             </w:pPr>
             <w:r>
               <w:t xml:space="preserve">****</w:t>
@@ -3242,6 +3351,7 @@
           <w:p>
             <w:pPr>
               <w:pStyle w:val="Compact"/>
+              <w:jc w:val="left"/>
             </w:pPr>
             <w:r>
               <w:t xml:space="preserve">7.1</w:t>
@@ -3255,6 +3365,7 @@
           <w:p>
             <w:pPr>
               <w:pStyle w:val="Compact"/>
+              <w:jc w:val="left"/>
             </w:pPr>
             <w:r>
               <w:t xml:space="preserve">TEN 7.2</w:t>
@@ -3268,6 +3379,7 @@
           <w:p>
             <w:pPr>
               <w:pStyle w:val="Compact"/>
+              <w:jc w:val="left"/>
             </w:pPr>
             <w:r>
               <w:t xml:space="preserve">7.3</w:t>
@@ -3281,6 +3393,7 @@
           <w:p>
             <w:pPr>
               <w:pStyle w:val="Compact"/>
+              <w:jc w:val="left"/>
             </w:pPr>
             <w:r>
               <w:t xml:space="preserve">7.4  Perform Automated Application Patch Management Ponga en marcha un proceso repetible, de propiedad o control técnico para realizar Automated Application Patch Management, a continuación, verifique cobertura y excepciones. tención Confirme alcance definido, población, propiedad, implementación, frecuencia, cobertura, excepciones, corrección y retest. procesos, alimentaciones, cobertura de activos, escaneos autenticados, resultados de parches, excepciones, boletos de remediación y rescans</w:t>
@@ -3294,6 +3407,7 @@
           <w:p>
             <w:pPr>
               <w:pStyle w:val="Compact"/>
+              <w:jc w:val="left"/>
             </w:pPr>
             <w:r>
               <w:t xml:space="preserve">7.5</w:t>
@@ -3324,8 +3438,8 @@
         <w:t xml:space="preserve">Utilice la guía oficial CIS Controls v8.1 y Evaluación de Controles Especificación para el lenguaje exacto de Salvaguardia, clase de activos, función de seguridad, Grupo de Implementación, dependencias, insumos, operaciones, medidas, métricas y revisión procesal.</w:t>
       </w:r>
     </w:p>
-    <w:bookmarkEnd w:id="19"/>
-    <w:bookmarkStart w:id="20" w:name="control-8-audit-log-management"/>
+    <w:bookmarkEnd w:id="30"/>
+    <w:bookmarkStart w:id="31" w:name="control-8-audit-log-management"/>
     <w:p>
       <w:pPr>
         <w:pStyle w:val="Heading1"/>
@@ -3340,8 +3454,8 @@
       </w:pPr>
       <w:r>
         <w:rPr>
+          <w:iCs/>
           <w:i/>
-          <w:iCs/>
         </w:rPr>
         <w:t xml:space="preserve">Las 12 Salvaguardias, significado claro, enfoque de verificación y evidencia de ejemplo</w:t>
       </w:r>
@@ -3369,21 +3483,22 @@
       <w:tblPr>
         <w:tblStyle w:val="Table"/>
         <w:tblW w:type="pct" w:w="5000"/>
-        <w:tblLayout w:type="fixed"/>
         <w:tblLook w:firstRow="1" w:lastRow="0" w:firstColumn="0" w:lastColumn="0" w:noHBand="0" w:noVBand="0" w:val="0020"/>
+        <w:jc w:val="start"/>
       </w:tblPr>
       <w:tblGrid>
         <w:gridCol w:w="7920"/>
       </w:tblGrid>
       <w:tr>
         <w:trPr>
-          <w:tblHeader w:val="on"/>
+          <w:tblHeader w:val="true"/>
         </w:trPr>
         <w:tc>
           <w:tcPr/>
           <w:p>
             <w:pPr>
               <w:pStyle w:val="Compact"/>
+              <w:jc w:val="left"/>
             </w:pPr>
             <w:r>
               <w:t xml:space="preserve">****</w:t>
@@ -3397,6 +3512,7 @@
           <w:p>
             <w:pPr>
               <w:pStyle w:val="Compact"/>
+              <w:jc w:val="left"/>
             </w:pPr>
             <w:r>
               <w:t xml:space="preserve">tención 8.1</w:t>
@@ -3410,6 +3526,7 @@
           <w:p>
             <w:pPr>
               <w:pStyle w:val="Compact"/>
+              <w:jc w:val="left"/>
             </w:pPr>
             <w:r>
               <w:t xml:space="preserve">8.2</w:t>
@@ -3423,6 +3540,7 @@
           <w:p>
             <w:pPr>
               <w:pStyle w:val="Compact"/>
+              <w:jc w:val="left"/>
             </w:pPr>
             <w:r>
               <w:t xml:space="preserve">8.3</w:t>
@@ -3436,6 +3554,7 @@
           <w:p>
             <w:pPr>
               <w:pStyle w:val="Compact"/>
+              <w:jc w:val="left"/>
             </w:pPr>
             <w:r>
               <w:t xml:space="preserve">8.4 ← Normalizar la sincronización del tiempo ← Poner en marcha un proceso repetible, de propiedad o control técnico para estandarizar la sincronización del tiempo, a continuación, verificar cobertura y excepciones. tención Confirme alcance definido, población, propiedad, implementación, frecuencia, cobertura, excepciones, corrección y retest. requisitos de registro, inventario de fuentes, almacenamiento, configuración del tiempo, registros detallados, plataforma central, revisiones y retención</w:t>
@@ -3449,6 +3568,7 @@
           <w:p>
             <w:pPr>
               <w:pStyle w:val="Compact"/>
+              <w:jc w:val="left"/>
             </w:pPr>
             <w:r>
               <w:t xml:space="preserve">8.5</w:t>
@@ -3462,6 +3582,7 @@
           <w:p>
             <w:pPr>
               <w:pStyle w:val="Compact"/>
+              <w:jc w:val="left"/>
             </w:pPr>
             <w:r>
               <w:t xml:space="preserve">8.6</w:t>
@@ -3475,6 +3596,7 @@
           <w:p>
             <w:pPr>
               <w:pStyle w:val="Compact"/>
+              <w:jc w:val="left"/>
             </w:pPr>
             <w:r>
               <w:t xml:space="preserve">8.7</w:t>
@@ -3488,6 +3610,7 @@
           <w:p>
             <w:pPr>
               <w:pStyle w:val="Compact"/>
+              <w:jc w:val="left"/>
             </w:pPr>
             <w:r>
               <w:t xml:space="preserve">8.8</w:t>
@@ -3501,6 +3624,7 @@
           <w:p>
             <w:pPr>
               <w:pStyle w:val="Compact"/>
+              <w:jc w:val="left"/>
             </w:pPr>
             <w:r>
               <w:t xml:space="preserve">8.9</w:t>
@@ -3514,6 +3638,7 @@
           <w:p>
             <w:pPr>
               <w:pStyle w:val="Compact"/>
+              <w:jc w:val="left"/>
             </w:pPr>
             <w:r>
               <w:t xml:space="preserve">8.10</w:t>
@@ -3527,6 +3652,7 @@
           <w:p>
             <w:pPr>
               <w:pStyle w:val="Compact"/>
+              <w:jc w:val="left"/>
             </w:pPr>
             <w:r>
               <w:t xml:space="preserve">8.11</w:t>
@@ -3540,6 +3666,7 @@
           <w:p>
             <w:pPr>
               <w:pStyle w:val="Compact"/>
+              <w:jc w:val="left"/>
             </w:pPr>
             <w:r>
               <w:t xml:space="preserve">8.12</w:t>
@@ -3556,8 +3683,8 @@
         <w:t xml:space="preserve">Utilice la guía oficial CIS Controls v8.1 y Evaluación de Controles Especificación para el lenguaje exacto de Salvaguardia, clase de activos, función de seguridad, Grupo de Implementación, dependencias, insumos, operaciones, medidas, métricas y revisión procesal.</w:t>
       </w:r>
     </w:p>
-    <w:bookmarkEnd w:id="20"/>
-    <w:bookmarkStart w:id="21" w:name="X61a6fa901b4cb4af355893d1db14e759896d15a"/>
+    <w:bookmarkEnd w:id="31"/>
+    <w:bookmarkStart w:id="32" w:name="X61a6fa901b4cb4af355893d1db14e759896d15a"/>
     <w:p>
       <w:pPr>
         <w:pStyle w:val="Heading1"/>
@@ -3572,8 +3699,8 @@
       </w:pPr>
       <w:r>
         <w:rPr>
+          <w:iCs/>
           <w:i/>
-          <w:iCs/>
         </w:rPr>
         <w:t xml:space="preserve">Las 7 Salvaguardias, significado claro, enfoque de verificación y evidencia de ejemplo</w:t>
       </w:r>
@@ -3601,21 +3728,22 @@
       <w:tblPr>
         <w:tblStyle w:val="Table"/>
         <w:tblW w:type="pct" w:w="5000"/>
-        <w:tblLayout w:type="fixed"/>
         <w:tblLook w:firstRow="1" w:lastRow="0" w:firstColumn="0" w:lastColumn="0" w:noHBand="0" w:noVBand="0" w:val="0020"/>
+        <w:jc w:val="start"/>
       </w:tblPr>
       <w:tblGrid>
         <w:gridCol w:w="7920"/>
       </w:tblGrid>
       <w:tr>
         <w:trPr>
-          <w:tblHeader w:val="on"/>
+          <w:tblHeader w:val="true"/>
         </w:trPr>
         <w:tc>
           <w:tcPr/>
           <w:p>
             <w:pPr>
               <w:pStyle w:val="Compact"/>
+              <w:jc w:val="left"/>
             </w:pPr>
             <w:r>
               <w:t xml:space="preserve">****</w:t>
@@ -3629,6 +3757,7 @@
           <w:p>
             <w:pPr>
               <w:pStyle w:val="Compact"/>
+              <w:jc w:val="left"/>
             </w:pPr>
             <w:r>
               <w:t xml:space="preserve">TEN 9.1 TENCIÓN Asegurar el uso de sólo navegadores completos y clientes de correo electrónico</w:t>
@@ -3642,6 +3771,7 @@
           <w:p>
             <w:pPr>
               <w:pStyle w:val="Compact"/>
+              <w:jc w:val="left"/>
             </w:pPr>
             <w:r>
               <w:t xml:space="preserve">TEN 9.2</w:t>
@@ -3655,6 +3785,7 @@
           <w:p>
             <w:pPr>
               <w:pStyle w:val="Compact"/>
+              <w:jc w:val="left"/>
             </w:pPr>
             <w:r>
               <w:t xml:space="preserve">9.3</w:t>
@@ -3668,6 +3799,7 @@
           <w:p>
             <w:pPr>
               <w:pStyle w:val="Compact"/>
+              <w:jc w:val="left"/>
             </w:pPr>
             <w:r>
               <w:t xml:space="preserve">9.4</w:t>
@@ -3681,6 +3813,7 @@
           <w:p>
             <w:pPr>
               <w:pStyle w:val="Compact"/>
+              <w:jc w:val="left"/>
             </w:pPr>
             <w:r>
               <w:t xml:space="preserve">TEN 9.5</w:t>
@@ -3694,6 +3827,7 @@
           <w:p>
             <w:pPr>
               <w:pStyle w:val="Compact"/>
+              <w:jc w:val="left"/>
             </w:pPr>
             <w:r>
               <w:t xml:space="preserve">TEN 9.6</w:t>
@@ -3707,6 +3841,7 @@
           <w:p>
             <w:pPr>
               <w:pStyle w:val="Compact"/>
+              <w:jc w:val="left"/>
             </w:pPr>
             <w:r>
               <w:t xml:space="preserve">9.7</w:t>
@@ -3723,8 +3858,8 @@
         <w:t xml:space="preserve">Utilice la guía oficial CIS Controls v8.1 y Evaluación de Controles Especificación para el lenguaje exacto de Salvaguardia, clase de activos, función de seguridad, Grupo de Implementación, dependencias, insumos, operaciones, medidas, métricas y revisión procesal.</w:t>
       </w:r>
     </w:p>
-    <w:bookmarkEnd w:id="21"/>
-    <w:bookmarkStart w:id="22" w:name="control-10-malware-defenses"/>
+    <w:bookmarkEnd w:id="32"/>
+    <w:bookmarkStart w:id="33" w:name="control-10-malware-defenses"/>
     <w:p>
       <w:pPr>
         <w:pStyle w:val="Heading1"/>
@@ -3739,8 +3874,8 @@
       </w:pPr>
       <w:r>
         <w:rPr>
+          <w:iCs/>
           <w:i/>
-          <w:iCs/>
         </w:rPr>
         <w:t xml:space="preserve">Las 7 Salvaguardias, significado claro, enfoque de verificación y evidencia de ejemplo</w:t>
       </w:r>
@@ -3768,21 +3903,22 @@
       <w:tblPr>
         <w:tblStyle w:val="Table"/>
         <w:tblW w:type="pct" w:w="5000"/>
-        <w:tblLayout w:type="fixed"/>
         <w:tblLook w:firstRow="1" w:lastRow="0" w:firstColumn="0" w:lastColumn="0" w:noHBand="0" w:noVBand="0" w:val="0020"/>
+        <w:jc w:val="start"/>
       </w:tblPr>
       <w:tblGrid>
         <w:gridCol w:w="7920"/>
       </w:tblGrid>
       <w:tr>
         <w:trPr>
-          <w:tblHeader w:val="on"/>
+          <w:tblHeader w:val="true"/>
         </w:trPr>
         <w:tc>
           <w:tcPr/>
           <w:p>
             <w:pPr>
               <w:pStyle w:val="Compact"/>
+              <w:jc w:val="left"/>
             </w:pPr>
             <w:r>
               <w:t xml:space="preserve">****</w:t>
@@ -3796,6 +3932,7 @@
           <w:p>
             <w:pPr>
               <w:pStyle w:val="Compact"/>
+              <w:jc w:val="left"/>
             </w:pPr>
             <w:r>
               <w:t xml:space="preserve">10.1</w:t>
@@ -3809,6 +3946,7 @@
           <w:p>
             <w:pPr>
               <w:pStyle w:val="Compact"/>
+              <w:jc w:val="left"/>
             </w:pPr>
             <w:r>
               <w:t xml:space="preserve">10.2</w:t>
@@ -3822,6 +3960,7 @@
           <w:p>
             <w:pPr>
               <w:pStyle w:val="Compact"/>
+              <w:jc w:val="left"/>
             </w:pPr>
             <w:r>
               <w:t xml:space="preserve">TEN 10.3</w:t>
@@ -3835,6 +3974,7 @@
           <w:p>
             <w:pPr>
               <w:pStyle w:val="Compact"/>
+              <w:jc w:val="left"/>
             </w:pPr>
             <w:r>
               <w:t xml:space="preserve">10.4</w:t>
@@ -3848,6 +3988,7 @@
           <w:p>
             <w:pPr>
               <w:pStyle w:val="Compact"/>
+              <w:jc w:val="left"/>
             </w:pPr>
             <w:r>
               <w:t xml:space="preserve">10.5</w:t>
@@ -3861,6 +4002,7 @@
           <w:p>
             <w:pPr>
               <w:pStyle w:val="Compact"/>
+              <w:jc w:val="left"/>
             </w:pPr>
             <w:r>
               <w:t xml:space="preserve">10.6</w:t>
@@ -3874,6 +4016,7 @@
           <w:p>
             <w:pPr>
               <w:pStyle w:val="Compact"/>
+              <w:jc w:val="left"/>
             </w:pPr>
             <w:r>
               <w:t xml:space="preserve">10.7</w:t>
@@ -3890,8 +4033,8 @@
         <w:t xml:space="preserve">Utilice la guía oficial CIS Controls v8.1 y Evaluación de Controles Especificación para el lenguaje exacto de Salvaguardia, clase de activos, función de seguridad, Grupo de Implementación, dependencias, insumos, operaciones, medidas, métricas y revisión procesal.</w:t>
       </w:r>
     </w:p>
-    <w:bookmarkEnd w:id="22"/>
-    <w:bookmarkStart w:id="23" w:name="control-11-data-recovery"/>
+    <w:bookmarkEnd w:id="33"/>
+    <w:bookmarkStart w:id="34" w:name="control-11-data-recovery"/>
     <w:p>
       <w:pPr>
         <w:pStyle w:val="Heading1"/>
@@ -3906,8 +4049,8 @@
       </w:pPr>
       <w:r>
         <w:rPr>
+          <w:iCs/>
           <w:i/>
-          <w:iCs/>
         </w:rPr>
         <w:t xml:space="preserve">Las 5 Salvaguardias, significado claro, enfoque de verificación y evidencia de ejemplo</w:t>
       </w:r>
@@ -3935,21 +4078,22 @@
       <w:tblPr>
         <w:tblStyle w:val="Table"/>
         <w:tblW w:type="pct" w:w="5000"/>
-        <w:tblLayout w:type="fixed"/>
         <w:tblLook w:firstRow="1" w:lastRow="0" w:firstColumn="0" w:lastColumn="0" w:noHBand="0" w:noVBand="0" w:val="0020"/>
+        <w:jc w:val="start"/>
       </w:tblPr>
       <w:tblGrid>
         <w:gridCol w:w="7920"/>
       </w:tblGrid>
       <w:tr>
         <w:trPr>
-          <w:tblHeader w:val="on"/>
+          <w:tblHeader w:val="true"/>
         </w:trPr>
         <w:tc>
           <w:tcPr/>
           <w:p>
             <w:pPr>
               <w:pStyle w:val="Compact"/>
+              <w:jc w:val="left"/>
             </w:pPr>
             <w:r>
               <w:t xml:space="preserve">****</w:t>
@@ -3963,6 +4107,7 @@
           <w:p>
             <w:pPr>
               <w:pStyle w:val="Compact"/>
+              <w:jc w:val="left"/>
             </w:pPr>
             <w:r>
               <w:t xml:space="preserve">TEN 11.1</w:t>
@@ -3976,6 +4121,7 @@
           <w:p>
             <w:pPr>
               <w:pStyle w:val="Compact"/>
+              <w:jc w:val="left"/>
             </w:pPr>
             <w:r>
               <w:t xml:space="preserve">11.2</w:t>
@@ -3989,6 +4135,7 @@
           <w:p>
             <w:pPr>
               <w:pStyle w:val="Compact"/>
+              <w:jc w:val="left"/>
             </w:pPr>
             <w:r>
               <w:t xml:space="preserve">11.3</w:t>
@@ -4002,6 +4149,7 @@
           <w:p>
             <w:pPr>
               <w:pStyle w:val="Compact"/>
+              <w:jc w:val="left"/>
             </w:pPr>
             <w:r>
               <w:t xml:space="preserve">TEN 11.4</w:t>
@@ -4015,6 +4163,7 @@
           <w:p>
             <w:pPr>
               <w:pStyle w:val="Compact"/>
+              <w:jc w:val="left"/>
             </w:pPr>
             <w:r>
               <w:t xml:space="preserve">TEN 11.5</w:t>
@@ -4045,8 +4194,8 @@
       </w:pPr>
       <w:r>
         <w:rPr>
+          <w:iCs/>
           <w:i/>
-          <w:iCs/>
         </w:rPr>
         <w:t xml:space="preserve">Las 8 Salvaguardias, significado claro, enfoque de verificación y evidencia de ejemplo</w:t>
       </w:r>
@@ -4082,8 +4231,8 @@
       </w:r>
       <w:r>
         <w:rPr>
+          <w:bCs/>
           <w:b/>
-          <w:bCs/>
         </w:rPr>
         <w:t xml:space="preserve">Significado claro</w:t>
       </w:r>
@@ -4158,8 +4307,8 @@
         <w:t xml:space="preserve">Utilice la guía oficial CIS Controls v8.1 y Evaluación de Controles Especificación para el lenguaje exacto de Salvaguardia, clase de activos, función de seguridad, Grupo de Implementación, dependencias, insumos, operaciones, medidas, métricas y revisión procesal.</w:t>
       </w:r>
     </w:p>
-    <w:bookmarkEnd w:id="23"/>
-    <w:bookmarkStart w:id="24" w:name="X70229194786b2abc2dfe755a6454a63b37ad7a9"/>
+    <w:bookmarkEnd w:id="34"/>
+    <w:bookmarkStart w:id="35" w:name="X70229194786b2abc2dfe755a6454a63b37ad7a9"/>
     <w:p>
       <w:pPr>
         <w:pStyle w:val="Heading1"/>
@@ -4174,8 +4323,8 @@
       </w:pPr>
       <w:r>
         <w:rPr>
+          <w:iCs/>
           <w:i/>
-          <w:iCs/>
         </w:rPr>
         <w:t xml:space="preserve">Todas las 11 Salvaguardias, significado claro, enfoque de verificación y evidencia de ejemplo</w:t>
       </w:r>
@@ -4191,7 +4340,13 @@
         <w:t xml:space="preserve">■img src=</w:t>
       </w:r>
       <w:r>
-        <w:t xml:space="preserve">“media/image8.png”</w:t>
+        <w:t xml:space="preserve">“</w:t>
+      </w:r>
+      <w:r>
+        <w:t xml:space="preserve">media/image8.png</w:t>
+      </w:r>
+      <w:r>
+        <w:t xml:space="preserve">”</w:t>
       </w:r>
       <w:r>
         <w:t xml:space="preserve"> </w:t>
@@ -4200,7 +4355,13 @@
         <w:t xml:space="preserve">estilo=</w:t>
       </w:r>
       <w:r>
-        <w:t xml:space="preserve">“width:6.15in;height:3.20094in”</w:t>
+        <w:t xml:space="preserve">“</w:t>
+      </w:r>
+      <w:r>
+        <w:t xml:space="preserve">width:6.15in;height:3.20094in</w:t>
+      </w:r>
+      <w:r>
+        <w:t xml:space="preserve">”</w:t>
       </w:r>
       <w:r>
         <w:t xml:space="preserve"> </w:t>
@@ -4209,7 +4370,13 @@
         <w:t xml:space="preserve">alt=</w:t>
       </w:r>
       <w:r>
-        <w:t xml:space="preserve">“Contexto centralizado, detección sintonizada, investigación humana y respuesta crean defensa útil”</w:t>
+        <w:t xml:space="preserve">“</w:t>
+      </w:r>
+      <w:r>
+        <w:t xml:space="preserve">Contexto centralizado, detección sintonizada, investigación humana y respuesta crean defensa útil</w:t>
+      </w:r>
+      <w:r>
+        <w:t xml:space="preserve">”</w:t>
       </w:r>
       <w:r>
         <w:t xml:space="preserve">.</w:t>
@@ -4243,21 +4410,22 @@
       <w:tblPr>
         <w:tblStyle w:val="Table"/>
         <w:tblW w:type="pct" w:w="5000"/>
-        <w:tblLayout w:type="fixed"/>
         <w:tblLook w:firstRow="1" w:lastRow="0" w:firstColumn="0" w:lastColumn="0" w:noHBand="0" w:noVBand="0" w:val="0020"/>
+        <w:jc w:val="start"/>
       </w:tblPr>
       <w:tblGrid>
         <w:gridCol w:w="7920"/>
       </w:tblGrid>
       <w:tr>
         <w:trPr>
-          <w:tblHeader w:val="on"/>
+          <w:tblHeader w:val="true"/>
         </w:trPr>
         <w:tc>
           <w:tcPr/>
           <w:p>
             <w:pPr>
               <w:pStyle w:val="Compact"/>
+              <w:jc w:val="left"/>
             </w:pPr>
             <w:r>
               <w:t xml:space="preserve">****</w:t>
@@ -4271,6 +4439,7 @@
           <w:p>
             <w:pPr>
               <w:pStyle w:val="Compact"/>
+              <w:jc w:val="left"/>
             </w:pPr>
             <w:r>
               <w:t xml:space="preserve">13.1</w:t>
@@ -4284,6 +4453,7 @@
           <w:p>
             <w:pPr>
               <w:pStyle w:val="Compact"/>
+              <w:jc w:val="left"/>
             </w:pPr>
             <w:r>
               <w:t xml:space="preserve">13.2</w:t>
@@ -4297,6 +4467,7 @@
           <w:p>
             <w:pPr>
               <w:pStyle w:val="Compact"/>
+              <w:jc w:val="left"/>
             </w:pPr>
             <w:r>
               <w:t xml:space="preserve">13.3</w:t>
@@ -4310,6 +4481,7 @@
           <w:p>
             <w:pPr>
               <w:pStyle w:val="Compact"/>
+              <w:jc w:val="left"/>
             </w:pPr>
             <w:r>
               <w:t xml:space="preserve">13.4</w:t>
@@ -4323,6 +4495,7 @@
           <w:p>
             <w:pPr>
               <w:pStyle w:val="Compact"/>
+              <w:jc w:val="left"/>
             </w:pPr>
             <w:r>
               <w:t xml:space="preserve">13.5</w:t>
@@ -4336,6 +4509,7 @@
           <w:p>
             <w:pPr>
               <w:pStyle w:val="Compact"/>
+              <w:jc w:val="left"/>
             </w:pPr>
             <w:r>
               <w:t xml:space="preserve">13.6  Collect Network Traffic Flow Logs Ponga en marcha un proceso repetible, de propiedad o control técnico para recoger los Logs de flujo de tráfico de red, a continuación, verifique cobertura y excepciones. tención Confirme alcance definido, población, propiedad, implementación, frecuencia, cobertura, excepciones, corrección y retest. cobertura SIEM, detección de host/network, segmentación, mandos remotos, registros de flujo, sistemas de prevención y alerta de afinación</w:t>
@@ -4349,6 +4523,7 @@
           <w:p>
             <w:pPr>
               <w:pStyle w:val="Compact"/>
+              <w:jc w:val="left"/>
             </w:pPr>
             <w:r>
               <w:t xml:space="preserve">13.7</w:t>
@@ -4362,6 +4537,7 @@
           <w:p>
             <w:pPr>
               <w:pStyle w:val="Compact"/>
+              <w:jc w:val="left"/>
             </w:pPr>
             <w:r>
               <w:t xml:space="preserve">13.8</w:t>
@@ -4375,6 +4551,7 @@
           <w:p>
             <w:pPr>
               <w:pStyle w:val="Compact"/>
+              <w:jc w:val="left"/>
             </w:pPr>
             <w:r>
               <w:t xml:space="preserve">13.9 Ponga en marcha un proceso repetible, de propiedad o control técnico para desplegar Port-Level Access Control, a continuación, verifique cobertura y excepciones. tención Confirme alcance definido, población, propiedad, implementación, frecuencia, cobertura, excepciones, corrección y retest. cobertura SIEM, detección de host/network, segmentación, mandos remotos, registros de flujo, sistemas de prevención y alerta de afinación</w:t>
@@ -4388,6 +4565,7 @@
           <w:p>
             <w:pPr>
               <w:pStyle w:val="Compact"/>
+              <w:jc w:val="left"/>
             </w:pPr>
             <w:r>
               <w:t xml:space="preserve">13.10</w:t>
@@ -4401,6 +4579,7 @@
           <w:p>
             <w:pPr>
               <w:pStyle w:val="Compact"/>
+              <w:jc w:val="left"/>
             </w:pPr>
             <w:r>
               <w:t xml:space="preserve">13.11</w:t>
@@ -4417,8 +4596,8 @@
         <w:t xml:space="preserve">Utilice la guía oficial CIS Controls v8.1 y Evaluación de Controles Especificación para el lenguaje exacto de Salvaguardia, clase de activos, función de seguridad, Grupo de Implementación, dependencias, insumos, operaciones, medidas, métricas y revisión procesal.</w:t>
       </w:r>
     </w:p>
-    <w:bookmarkEnd w:id="24"/>
-    <w:bookmarkStart w:id="25" w:name="X42b99efe6a3de02b879e5b97e2145eff592e532"/>
+    <w:bookmarkEnd w:id="35"/>
+    <w:bookmarkStart w:id="36" w:name="X42b99efe6a3de02b879e5b97e2145eff592e532"/>
     <w:p>
       <w:pPr>
         <w:pStyle w:val="Heading1"/>
@@ -4433,8 +4612,8 @@
       </w:pPr>
       <w:r>
         <w:rPr>
+          <w:iCs/>
           <w:i/>
-          <w:iCs/>
         </w:rPr>
         <w:t xml:space="preserve">Las 9 Salvaguardias, significado claro, enfoque de verificación y evidencia de ejemplo</w:t>
       </w:r>
@@ -4462,21 +4641,22 @@
       <w:tblPr>
         <w:tblStyle w:val="Table"/>
         <w:tblW w:type="pct" w:w="5000"/>
-        <w:tblLayout w:type="fixed"/>
         <w:tblLook w:firstRow="1" w:lastRow="0" w:firstColumn="0" w:lastColumn="0" w:noHBand="0" w:noVBand="0" w:val="0020"/>
+        <w:jc w:val="start"/>
       </w:tblPr>
       <w:tblGrid>
         <w:gridCol w:w="7920"/>
       </w:tblGrid>
       <w:tr>
         <w:trPr>
-          <w:tblHeader w:val="on"/>
+          <w:tblHeader w:val="true"/>
         </w:trPr>
         <w:tc>
           <w:tcPr/>
           <w:p>
             <w:pPr>
               <w:pStyle w:val="Compact"/>
+              <w:jc w:val="left"/>
             </w:pPr>
             <w:r>
               <w:t xml:space="preserve">****</w:t>
@@ -4490,6 +4670,7 @@
           <w:p>
             <w:pPr>
               <w:pStyle w:val="Compact"/>
+              <w:jc w:val="left"/>
             </w:pPr>
             <w:r>
               <w:t xml:space="preserve">TEN 14.1</w:t>
@@ -4503,6 +4684,7 @@
           <w:p>
             <w:pPr>
               <w:pStyle w:val="Compact"/>
+              <w:jc w:val="left"/>
             </w:pPr>
             <w:r>
               <w:t xml:space="preserve">14.2</w:t>
@@ -4516,6 +4698,7 @@
           <w:p>
             <w:pPr>
               <w:pStyle w:val="Compact"/>
+              <w:jc w:val="left"/>
             </w:pPr>
             <w:r>
               <w:t xml:space="preserve">TEN 14.3</w:t>
@@ -4529,6 +4712,7 @@
           <w:p>
             <w:pPr>
               <w:pStyle w:val="Compact"/>
+              <w:jc w:val="left"/>
             </w:pPr>
             <w:r>
               <w:t xml:space="preserve">14.4</w:t>
@@ -4542,6 +4726,7 @@
           <w:p>
             <w:pPr>
               <w:pStyle w:val="Compact"/>
+              <w:jc w:val="left"/>
             </w:pPr>
             <w:r>
               <w:t xml:space="preserve">14.5</w:t>
@@ -4555,6 +4740,7 @@
           <w:p>
             <w:pPr>
               <w:pStyle w:val="Compact"/>
+              <w:jc w:val="left"/>
             </w:pPr>
             <w:r>
               <w:t xml:space="preserve">14.6</w:t>
@@ -4568,6 +4754,7 @@
           <w:p>
             <w:pPr>
               <w:pStyle w:val="Compact"/>
+              <w:jc w:val="left"/>
             </w:pPr>
             <w:r>
               <w:t xml:space="preserve">14.7</w:t>
@@ -4581,6 +4768,7 @@
           <w:p>
             <w:pPr>
               <w:pStyle w:val="Compact"/>
+              <w:jc w:val="left"/>
             </w:pPr>
             <w:r>
               <w:t xml:space="preserve">TEN 14.8</w:t>
@@ -4594,6 +4782,7 @@
           <w:p>
             <w:pPr>
               <w:pStyle w:val="Compact"/>
+              <w:jc w:val="left"/>
             </w:pPr>
             <w:r>
               <w:t xml:space="preserve">TEN 14.9</w:t>
@@ -4610,8 +4799,8 @@
         <w:t xml:space="preserve">Utilice la guía oficial CIS Controls v8.1 y Evaluación de Controles Especificación para el lenguaje exacto de Salvaguardia, clase de activos, función de seguridad, Grupo de Implementación, dependencias, insumos, operaciones, medidas, métricas y revisión procesal.</w:t>
       </w:r>
     </w:p>
-    <w:bookmarkEnd w:id="25"/>
-    <w:bookmarkStart w:id="26" w:name="control-15-service-provider-management"/>
+    <w:bookmarkEnd w:id="36"/>
+    <w:bookmarkStart w:id="37" w:name="control-15-service-provider-management"/>
     <w:p>
       <w:pPr>
         <w:pStyle w:val="Heading1"/>
@@ -4626,8 +4815,8 @@
       </w:pPr>
       <w:r>
         <w:rPr>
+          <w:iCs/>
           <w:i/>
-          <w:iCs/>
         </w:rPr>
         <w:t xml:space="preserve">Las 7 Salvaguardias, significado claro, enfoque de verificación y evidencia de ejemplo</w:t>
       </w:r>
@@ -4655,21 +4844,22 @@
       <w:tblPr>
         <w:tblStyle w:val="Table"/>
         <w:tblW w:type="pct" w:w="5000"/>
-        <w:tblLayout w:type="fixed"/>
         <w:tblLook w:firstRow="1" w:lastRow="0" w:firstColumn="0" w:lastColumn="0" w:noHBand="0" w:noVBand="0" w:val="0020"/>
+        <w:jc w:val="start"/>
       </w:tblPr>
       <w:tblGrid>
         <w:gridCol w:w="7920"/>
       </w:tblGrid>
       <w:tr>
         <w:trPr>
-          <w:tblHeader w:val="on"/>
+          <w:tblHeader w:val="true"/>
         </w:trPr>
         <w:tc>
           <w:tcPr/>
           <w:p>
             <w:pPr>
               <w:pStyle w:val="Compact"/>
+              <w:jc w:val="left"/>
             </w:pPr>
             <w:r>
               <w:t xml:space="preserve">****</w:t>
@@ -4683,6 +4873,7 @@
           <w:p>
             <w:pPr>
               <w:pStyle w:val="Compact"/>
+              <w:jc w:val="left"/>
             </w:pPr>
             <w:r>
               <w:t xml:space="preserve">TEN 15.1</w:t>
@@ -4696,6 +4887,7 @@
           <w:p>
             <w:pPr>
               <w:pStyle w:val="Compact"/>
+              <w:jc w:val="left"/>
             </w:pPr>
             <w:r>
               <w:t xml:space="preserve">15.2</w:t>
@@ -4709,6 +4901,7 @@
           <w:p>
             <w:pPr>
               <w:pStyle w:val="Compact"/>
+              <w:jc w:val="left"/>
             </w:pPr>
             <w:r>
               <w:t xml:space="preserve">15.3 Ponga en marcha un proceso repetible, de propiedad o control técnico para clasificar a los proveedores de servicios, a continuación, verifique la cobertura y las excepciones. tención Confirme alcance definido, población, propiedad, implementación, frecuencia, cobertura, excepciones, corrección y retest. inventario, clasificaciones, políticas, contratos, evaluaciones, vigilancia, incidentes y pruebas de descomposición</w:t>
@@ -4722,6 +4915,7 @@
           <w:p>
             <w:pPr>
               <w:pStyle w:val="Compact"/>
+              <w:jc w:val="left"/>
             </w:pPr>
             <w:r>
               <w:t xml:space="preserve">15.4</w:t>
@@ -4735,6 +4929,7 @@
           <w:p>
             <w:pPr>
               <w:pStyle w:val="Compact"/>
+              <w:jc w:val="left"/>
             </w:pPr>
             <w:r>
               <w:t xml:space="preserve">15.5 Silenciosos Proveedores de Servicios</w:t>
@@ -4748,6 +4943,7 @@
           <w:p>
             <w:pPr>
               <w:pStyle w:val="Compact"/>
+              <w:jc w:val="left"/>
             </w:pPr>
             <w:r>
               <w:t xml:space="preserve">15.6 Poner en marcha un proceso repetible, de propiedad o control técnico para supervisar a los proveedores de servicios, verificar la cobertura y las excepciones. tención Confirme alcance definido, población, propiedad, implementación, frecuencia, cobertura, excepciones, corrección y retest. inventario, clasificaciones, políticas, contratos, evaluaciones, vigilancia, incidentes y pruebas de descomposición</w:t>
@@ -4761,6 +4957,7 @@
           <w:p>
             <w:pPr>
               <w:pStyle w:val="Compact"/>
+              <w:jc w:val="left"/>
             </w:pPr>
             <w:r>
               <w:t xml:space="preserve">15.7</w:t>
@@ -4791,8 +4988,8 @@
       </w:pPr>
       <w:r>
         <w:rPr>
+          <w:iCs/>
           <w:i/>
-          <w:iCs/>
         </w:rPr>
         <w:t xml:space="preserve">Todas las 14 Salvaguardias, significado claro, enfoque de verificación y evidencia de ejemplo</w:t>
       </w:r>
@@ -4820,21 +5017,22 @@
       <w:tblPr>
         <w:tblStyle w:val="Table"/>
         <w:tblW w:type="pct" w:w="5000"/>
-        <w:tblLayout w:type="fixed"/>
         <w:tblLook w:firstRow="1" w:lastRow="0" w:firstColumn="0" w:lastColumn="0" w:noHBand="0" w:noVBand="0" w:val="0020"/>
+        <w:jc w:val="start"/>
       </w:tblPr>
       <w:tblGrid>
         <w:gridCol w:w="7920"/>
       </w:tblGrid>
       <w:tr>
         <w:trPr>
-          <w:tblHeader w:val="on"/>
+          <w:tblHeader w:val="true"/>
         </w:trPr>
         <w:tc>
           <w:tcPr/>
           <w:p>
             <w:pPr>
               <w:pStyle w:val="Compact"/>
+              <w:jc w:val="left"/>
             </w:pPr>
             <w:r>
               <w:t xml:space="preserve">****</w:t>
@@ -4848,6 +5046,7 @@
           <w:p>
             <w:pPr>
               <w:pStyle w:val="Compact"/>
+              <w:jc w:val="left"/>
             </w:pPr>
             <w:r>
               <w:t xml:space="preserve">16.1</w:t>
@@ -4861,6 +5060,7 @@
           <w:p>
             <w:pPr>
               <w:pStyle w:val="Compact"/>
+              <w:jc w:val="left"/>
             </w:pPr>
             <w:r>
               <w:t xml:space="preserve">16.2</w:t>
@@ -4874,6 +5074,7 @@
           <w:p>
             <w:pPr>
               <w:pStyle w:val="Compact"/>
+              <w:jc w:val="left"/>
             </w:pPr>
             <w:r>
               <w:t xml:space="preserve">16.3</w:t>
@@ -4887,6 +5088,7 @@
           <w:p>
             <w:pPr>
               <w:pStyle w:val="Compact"/>
+              <w:jc w:val="left"/>
             </w:pPr>
             <w:r>
               <w:t xml:space="preserve">16.4</w:t>
@@ -4900,6 +5102,7 @@
           <w:p>
             <w:pPr>
               <w:pStyle w:val="Compact"/>
+              <w:jc w:val="left"/>
             </w:pPr>
             <w:r>
               <w:t xml:space="preserve">16.5 ← Utilizar componentes de software de terceros actualizados y confiados Ponga en marcha un proceso repetible, de propiedad o control técnico para utilizar componentes de software de terceros actualizados y confiados, a continuación, verifique la cobertura y las excepciones. tención Confirme alcance definido, población, propiedad, implementación, frecuencia, cobertura, excepciones, corrección y retest. TEN seguro SDLC, proceso de divulgación, causa raíz, inventario de componentes, severidad, endurecimiento, entrenamiento, pruebas y modelos de amenaza</w:t>
@@ -4913,6 +5116,7 @@
           <w:p>
             <w:pPr>
               <w:pStyle w:val="Compact"/>
+              <w:jc w:val="left"/>
             </w:pPr>
             <w:r>
               <w:t xml:space="preserve">16.6</w:t>
@@ -4926,6 +5130,7 @@
           <w:p>
             <w:pPr>
               <w:pStyle w:val="Compact"/>
+              <w:jc w:val="left"/>
             </w:pPr>
             <w:r>
               <w:t xml:space="preserve">TEN 16.7</w:t>
@@ -4939,6 +5144,7 @@
           <w:p>
             <w:pPr>
               <w:pStyle w:val="Compact"/>
+              <w:jc w:val="left"/>
             </w:pPr>
             <w:r>
               <w:t xml:space="preserve">16.8</w:t>
@@ -4952,6 +5158,7 @@
           <w:p>
             <w:pPr>
               <w:pStyle w:val="Compact"/>
+              <w:jc w:val="left"/>
             </w:pPr>
             <w:r>
               <w:t xml:space="preserve">16.9</w:t>
@@ -4965,6 +5172,7 @@
           <w:p>
             <w:pPr>
               <w:pStyle w:val="Compact"/>
+              <w:jc w:val="left"/>
             </w:pPr>
             <w:r>
               <w:t xml:space="preserve">16.10</w:t>
@@ -4978,6 +5186,7 @@
           <w:p>
             <w:pPr>
               <w:pStyle w:val="Compact"/>
+              <w:jc w:val="left"/>
             </w:pPr>
             <w:r>
               <w:t xml:space="preserve">TEN 16.11</w:t>
@@ -4991,6 +5200,7 @@
           <w:p>
             <w:pPr>
               <w:pStyle w:val="Compact"/>
+              <w:jc w:val="left"/>
             </w:pPr>
             <w:r>
               <w:t xml:space="preserve">16.12</w:t>
@@ -5004,6 +5214,7 @@
           <w:p>
             <w:pPr>
               <w:pStyle w:val="Compact"/>
+              <w:jc w:val="left"/>
             </w:pPr>
             <w:r>
               <w:t xml:space="preserve">16.13</w:t>
@@ -5017,6 +5228,7 @@
           <w:p>
             <w:pPr>
               <w:pStyle w:val="Compact"/>
+              <w:jc w:val="left"/>
             </w:pPr>
             <w:r>
               <w:t xml:space="preserve">16.14</w:t>
@@ -5047,8 +5259,8 @@
       </w:pPr>
       <w:r>
         <w:rPr>
+          <w:iCs/>
           <w:i/>
-          <w:iCs/>
         </w:rPr>
         <w:t xml:space="preserve">Las 9 Salvaguardias, significado claro, enfoque de verificación y evidencia de ejemplo</w:t>
       </w:r>
@@ -5064,7 +5276,13 @@
         <w:t xml:space="preserve">■img src=</w:t>
       </w:r>
       <w:r>
-        <w:t xml:space="preserve">“media/image9.png”</w:t>
+        <w:t xml:space="preserve">“</w:t>
+      </w:r>
+      <w:r>
+        <w:t xml:space="preserve">media/image9.png</w:t>
+      </w:r>
+      <w:r>
+        <w:t xml:space="preserve">”</w:t>
       </w:r>
       <w:r>
         <w:t xml:space="preserve"> </w:t>
@@ -5073,7 +5291,13 @@
         <w:t xml:space="preserve">estilo=</w:t>
       </w:r>
       <w:r>
-        <w:t xml:space="preserve">“width:6.15in;height:3.12625in”</w:t>
+        <w:t xml:space="preserve">“</w:t>
+      </w:r>
+      <w:r>
+        <w:t xml:space="preserve">width:6.15in;height:3.12625in</w:t>
+      </w:r>
+      <w:r>
+        <w:t xml:space="preserve">”</w:t>
       </w:r>
       <w:r>
         <w:t xml:space="preserve"> </w:t>
@@ -5082,7 +5306,13 @@
         <w:t xml:space="preserve">alt=</w:t>
       </w:r>
       <w:r>
-        <w:t xml:space="preserve">“Los roles preparados, reportando, comunicación, ejercicios y reseñas reducen el impacto del incidente.”</w:t>
+        <w:t xml:space="preserve">“</w:t>
+      </w:r>
+      <w:r>
+        <w:t xml:space="preserve">Los roles preparados, reportando, comunicación, ejercicios y reseñas reducen el impacto del incidente.</w:t>
+      </w:r>
+      <w:r>
+        <w:t xml:space="preserve">”</w:t>
       </w:r>
       <w:r>
         <w:t xml:space="preserve"> </w:t>
@@ -5119,21 +5349,22 @@
       <w:tblPr>
         <w:tblStyle w:val="Table"/>
         <w:tblW w:type="pct" w:w="5000"/>
-        <w:tblLayout w:type="fixed"/>
         <w:tblLook w:firstRow="1" w:lastRow="0" w:firstColumn="0" w:lastColumn="0" w:noHBand="0" w:noVBand="0" w:val="0020"/>
+        <w:jc w:val="start"/>
       </w:tblPr>
       <w:tblGrid>
         <w:gridCol w:w="7920"/>
       </w:tblGrid>
       <w:tr>
         <w:trPr>
-          <w:tblHeader w:val="on"/>
+          <w:tblHeader w:val="true"/>
         </w:trPr>
         <w:tc>
           <w:tcPr/>
           <w:p>
             <w:pPr>
               <w:pStyle w:val="Compact"/>
+              <w:jc w:val="left"/>
             </w:pPr>
             <w:r>
               <w:t xml:space="preserve">****</w:t>
@@ -5147,6 +5378,7 @@
           <w:p>
             <w:pPr>
               <w:pStyle w:val="Compact"/>
+              <w:jc w:val="left"/>
             </w:pPr>
             <w:r>
               <w:t xml:space="preserve">17.1</w:t>
@@ -5160,6 +5392,7 @@
           <w:p>
             <w:pPr>
               <w:pStyle w:val="Compact"/>
+              <w:jc w:val="left"/>
             </w:pPr>
             <w:r>
               <w:t xml:space="preserve">17.2</w:t>
@@ -5173,6 +5406,7 @@
           <w:p>
             <w:pPr>
               <w:pStyle w:val="Compact"/>
+              <w:jc w:val="left"/>
             </w:pPr>
             <w:r>
               <w:t xml:space="preserve">17.3</w:t>
@@ -5186,6 +5420,7 @@
           <w:p>
             <w:pPr>
               <w:pStyle w:val="Compact"/>
+              <w:jc w:val="left"/>
             </w:pPr>
             <w:r>
               <w:t xml:space="preserve">TEN 17.4</w:t>
@@ -5199,6 +5434,7 @@
           <w:p>
             <w:pPr>
               <w:pStyle w:val="Compact"/>
+              <w:jc w:val="left"/>
             </w:pPr>
             <w:r>
               <w:t xml:space="preserve">TEN 17.5</w:t>
@@ -5241,8 +5477,8 @@
         <w:t xml:space="preserve">Utilice la guía oficial CIS Controls v8.1 y Evaluación de Controles Especificación para el lenguaje exacto de Salvaguardia, clase de activos, función de seguridad, Grupo de Implementación, dependencias, insumos, operaciones, medidas, métricas y revisión procesal.</w:t>
       </w:r>
     </w:p>
-    <w:bookmarkEnd w:id="26"/>
-    <w:bookmarkStart w:id="52" w:name="control-18-penetration-testing"/>
+    <w:bookmarkEnd w:id="37"/>
+    <w:bookmarkStart w:id="63" w:name="control-18-penetration-testing"/>
     <w:p>
       <w:pPr>
         <w:pStyle w:val="Heading1"/>
@@ -5257,8 +5493,8 @@
       </w:pPr>
       <w:r>
         <w:rPr>
+          <w:iCs/>
           <w:i/>
-          <w:iCs/>
         </w:rPr>
         <w:t xml:space="preserve">Las 5 Salvaguardias, significado claro, enfoque de verificación y evidencia de ejemplo</w:t>
       </w:r>
@@ -5286,21 +5522,22 @@
       <w:tblPr>
         <w:tblStyle w:val="Table"/>
         <w:tblW w:type="pct" w:w="5000"/>
-        <w:tblLayout w:type="fixed"/>
         <w:tblLook w:firstRow="1" w:lastRow="0" w:firstColumn="0" w:lastColumn="0" w:noHBand="0" w:noVBand="0" w:val="0020"/>
+        <w:jc w:val="start"/>
       </w:tblPr>
       <w:tblGrid>
         <w:gridCol w:w="7920"/>
       </w:tblGrid>
       <w:tr>
         <w:trPr>
-          <w:tblHeader w:val="on"/>
+          <w:tblHeader w:val="true"/>
         </w:trPr>
         <w:tc>
           <w:tcPr/>
           <w:p>
             <w:pPr>
               <w:pStyle w:val="Compact"/>
+              <w:jc w:val="left"/>
             </w:pPr>
             <w:r>
               <w:t xml:space="preserve">****</w:t>
@@ -5314,6 +5551,7 @@
           <w:p>
             <w:pPr>
               <w:pStyle w:val="Compact"/>
+              <w:jc w:val="left"/>
             </w:pPr>
             <w:r>
               <w:t xml:space="preserve">18.1</w:t>
@@ -5327,6 +5565,7 @@
           <w:p>
             <w:pPr>
               <w:pStyle w:val="Compact"/>
+              <w:jc w:val="left"/>
             </w:pPr>
             <w:r>
               <w:t xml:space="preserve">18.2</w:t>
@@ -5340,6 +5579,7 @@
           <w:p>
             <w:pPr>
               <w:pStyle w:val="Compact"/>
+              <w:jc w:val="left"/>
             </w:pPr>
             <w:r>
               <w:t xml:space="preserve">18.3 ← Búsquedas de Penetración Remediar Ponga un proceso repetible, de propiedad o control técnico en su lugar para remediar Penetration Test Findings, a continuación, verificar cobertura y excepciones. tención Confirme alcance definido, población, propiedad, implementación, frecuencia, cobertura, excepciones, corrección y retest. TEN aprobó reglas de compromiso, alcance, testadores cualificados, informes, remediación, pruebas de retest y validación</w:t>
@@ -5353,6 +5593,7 @@
           <w:p>
             <w:pPr>
               <w:pStyle w:val="Compact"/>
+              <w:jc w:val="left"/>
             </w:pPr>
             <w:r>
               <w:t xml:space="preserve">18.4 Poner en marcha un proceso repetible, de propiedad o control técnico para validar las medidas de seguridad, verificar la cobertura y las excepciones. tención Confirme alcance definido, población, propiedad, implementación, frecuencia, cobertura, excepciones, corrección y retest. TEN aprobó reglas de compromiso, alcance, testadores cualificados, informes, remediación, pruebas de retest y validación</w:t>
@@ -5366,6 +5607,7 @@
           <w:p>
             <w:pPr>
               <w:pStyle w:val="Compact"/>
+              <w:jc w:val="left"/>
             </w:pPr>
             <w:r>
               <w:t xml:space="preserve">18.5</w:t>
@@ -5384,11 +5626,11 @@
     </w:p>
     <w:p>
       <w:pPr>
-        <w:pStyle w:val="Compact"/>
         <w:numPr>
           <w:ilvl w:val="0"/>
           <w:numId w:val="1010"/>
         </w:numPr>
+        <w:pStyle w:val="Compact"/>
       </w:pPr>
       <w:r>
         <w:t xml:space="preserve">Herramientas de código abierto</w:t>
@@ -5396,11 +5638,11 @@
     </w:p>
     <w:p>
       <w:pPr>
-        <w:pStyle w:val="Compact"/>
         <w:numPr>
           <w:ilvl w:val="0"/>
           <w:numId w:val="1011"/>
         </w:numPr>
+        <w:pStyle w:val="Compact"/>
       </w:pPr>
       <w:r>
         <w:t xml:space="preserve">Enlaces oficiales, inicios rápidos seguros, pruebas y limitaciones.*</w:t>
@@ -5412,8 +5654,8 @@
       </w:pPr>
       <w:r>
         <w:rPr>
+          <w:bCs/>
           <w:b/>
-          <w:bCs/>
         </w:rPr>
         <w:t xml:space="preserve">Herramienta</w:t>
       </w:r>
@@ -5530,11 +5772,11 @@
     </w:p>
     <w:p>
       <w:pPr>
-        <w:pStyle w:val="Compact"/>
         <w:numPr>
           <w:ilvl w:val="0"/>
           <w:numId w:val="1012"/>
         </w:numPr>
+        <w:pStyle w:val="Compact"/>
       </w:pPr>
       <w:r>
         <w:t xml:space="preserve">Limitación crítica* Una herramienta puede apoyar una o más Salvaguardias, pero no puede elegir el IG de la organización, definir la tolerancia al riesgo, garantizar la cobertura completa, reemplazar el procedimiento y la revisión humana, autorizar pruebas de penetración, o probar el cumplimiento de otro marco por sí mismo. |</w:t>
@@ -5546,7 +5788,7 @@
         <w:t xml:space="preserve">|. |</w:t>
       </w:r>
     </w:p>
-    <w:bookmarkStart w:id="27" w:name="cis-controls-navigator"/>
+    <w:bookmarkStart w:id="38" w:name="cis-controls-navigator"/>
     <w:p>
       <w:pPr>
         <w:pStyle w:val="Heading2"/>
@@ -5579,8 +5821,8 @@
         <w:t xml:space="preserve">Pruebas: alcance aprobado, versión, configuración, cobertura, datos fuente, resultados, examen humano, excepción, remediación y retest. Proteger el acceso administrativo y los datos recogidos.</w:t>
       </w:r>
     </w:p>
-    <w:bookmarkEnd w:id="27"/>
-    <w:bookmarkStart w:id="29" w:name="cis-controls-assessment-specification"/>
+    <w:bookmarkEnd w:id="38"/>
+    <w:bookmarkStart w:id="40" w:name="cis-controls-assessment-specification"/>
     <w:p>
       <w:pPr>
         <w:pStyle w:val="Heading2"/>
@@ -5599,7 +5841,7 @@
       <w:r>
         <w:t xml:space="preserve"> </w:t>
       </w:r>
-      <w:hyperlink r:id="rId28">
+      <w:hyperlink r:id="rId39">
         <w:r>
           <w:rPr>
             <w:rStyle w:val="Hyperlink"/>
@@ -5624,8 +5866,8 @@
         <w:t xml:space="preserve">Pruebas: alcance aprobado, versión, configuración, cobertura, datos fuente, resultados, examen humano, excepción, remediación y retest. Proteger el acceso administrativo y los datos recogidos.</w:t>
       </w:r>
     </w:p>
-    <w:bookmarkEnd w:id="29"/>
-    <w:bookmarkStart w:id="30" w:name="cis-cat-lite"/>
+    <w:bookmarkEnd w:id="40"/>
+    <w:bookmarkStart w:id="41" w:name="cis-cat-lite"/>
     <w:p>
       <w:pPr>
         <w:pStyle w:val="Heading2"/>
@@ -5658,8 +5900,8 @@
         <w:t xml:space="preserve">Pruebas: alcance aprobado, versión, configuración, cobertura, datos fuente, resultados, examen humano, excepción, remediación y retest. Proteger el acceso administrativo y los datos recogidos.</w:t>
       </w:r>
     </w:p>
-    <w:bookmarkEnd w:id="30"/>
-    <w:bookmarkStart w:id="32" w:name="ciso-assistant"/>
+    <w:bookmarkEnd w:id="41"/>
+    <w:bookmarkStart w:id="43" w:name="ciso-assistant"/>
     <w:p>
       <w:pPr>
         <w:pStyle w:val="Heading2"/>
@@ -5678,7 +5920,7 @@
       <w:r>
         <w:t xml:space="preserve"> </w:t>
       </w:r>
-      <w:hyperlink r:id="rId31">
+      <w:hyperlink r:id="rId42">
         <w:r>
           <w:rPr>
             <w:rStyle w:val="Hyperlink"/>
@@ -5703,8 +5945,8 @@
         <w:t xml:space="preserve">Pruebas: alcance aprobado, versión, configuración, cobertura, datos fuente, resultados, examen humano, excepción, remediación y retest. Proteger el acceso administrativo y los datos recogidos.</w:t>
       </w:r>
     </w:p>
-    <w:bookmarkEnd w:id="32"/>
-    <w:bookmarkStart w:id="34" w:name="wazuh"/>
+    <w:bookmarkEnd w:id="43"/>
+    <w:bookmarkStart w:id="45" w:name="wazuh"/>
     <w:p>
       <w:pPr>
         <w:pStyle w:val="Heading2"/>
@@ -5723,7 +5965,7 @@
       <w:r>
         <w:t xml:space="preserve"> </w:t>
       </w:r>
-      <w:hyperlink r:id="rId33">
+      <w:hyperlink r:id="rId44">
         <w:r>
           <w:rPr>
             <w:rStyle w:val="Hyperlink"/>
@@ -5748,8 +5990,8 @@
         <w:t xml:space="preserve">Pruebas: alcance aprobado, versión, configuración, cobertura, datos fuente, resultados, examen humano, excepción, remediación y retest. Proteger el acceso administrativo y los datos recogidos.</w:t>
       </w:r>
     </w:p>
-    <w:bookmarkEnd w:id="34"/>
-    <w:bookmarkStart w:id="35" w:name="osquery"/>
+    <w:bookmarkEnd w:id="45"/>
+    <w:bookmarkStart w:id="46" w:name="osquery"/>
     <w:p>
       <w:pPr>
         <w:pStyle w:val="Heading2"/>
@@ -5782,8 +6024,8 @@
         <w:t xml:space="preserve">Pruebas: alcance aprobado, versión, configuración, cobertura, datos fuente, resultados, examen humano, excepción, remediación y retest. Proteger el acceso administrativo y los datos recogidos.</w:t>
       </w:r>
     </w:p>
-    <w:bookmarkEnd w:id="35"/>
-    <w:bookmarkStart w:id="37" w:name="openscap"/>
+    <w:bookmarkEnd w:id="46"/>
+    <w:bookmarkStart w:id="48" w:name="openscap"/>
     <w:p>
       <w:pPr>
         <w:pStyle w:val="Heading2"/>
@@ -5802,7 +6044,7 @@
       <w:r>
         <w:t xml:space="preserve"> </w:t>
       </w:r>
-      <w:hyperlink r:id="rId36">
+      <w:hyperlink r:id="rId47">
         <w:r>
           <w:rPr>
             <w:rStyle w:val="Hyperlink"/>
@@ -5827,8 +6069,8 @@
         <w:t xml:space="preserve">Pruebas: alcance aprobado, versión, configuración, cobertura, datos fuente, resultados, examen humano, excepción, remediación y retest. Proteger el acceso administrativo y los datos recogidos.</w:t>
       </w:r>
     </w:p>
-    <w:bookmarkEnd w:id="37"/>
-    <w:bookmarkStart w:id="39" w:name="lynis"/>
+    <w:bookmarkEnd w:id="48"/>
+    <w:bookmarkStart w:id="50" w:name="lynis"/>
     <w:p>
       <w:pPr>
         <w:pStyle w:val="Heading2"/>
@@ -5847,7 +6089,7 @@
       <w:r>
         <w:t xml:space="preserve"> </w:t>
       </w:r>
-      <w:hyperlink r:id="rId38">
+      <w:hyperlink r:id="rId49">
         <w:r>
           <w:rPr>
             <w:rStyle w:val="Hyperlink"/>
@@ -5872,8 +6114,8 @@
         <w:t xml:space="preserve">Pruebas: alcance aprobado, versión, configuración, cobertura, datos fuente, resultados, examen humano, excepción, remediación y retest. Proteger el acceso administrativo y los datos recogidos.</w:t>
       </w:r>
     </w:p>
-    <w:bookmarkEnd w:id="39"/>
-    <w:bookmarkStart w:id="41" w:name="nmap"/>
+    <w:bookmarkEnd w:id="50"/>
+    <w:bookmarkStart w:id="52" w:name="nmap"/>
     <w:p>
       <w:pPr>
         <w:pStyle w:val="Heading2"/>
@@ -5892,7 +6134,7 @@
       <w:r>
         <w:t xml:space="preserve"> </w:t>
       </w:r>
-      <w:hyperlink r:id="rId40">
+      <w:hyperlink r:id="rId51">
         <w:r>
           <w:rPr>
             <w:rStyle w:val="Hyperlink"/>
@@ -5917,8 +6159,8 @@
         <w:t xml:space="preserve">Pruebas: alcance aprobado, versión, configuración, cobertura, datos fuente, resultados, examen humano, excepción, remediación y retest. Proteger el acceso administrativo y los datos recogidos.</w:t>
       </w:r>
     </w:p>
-    <w:bookmarkEnd w:id="41"/>
-    <w:bookmarkStart w:id="42" w:name="greenbone-community-edition"/>
+    <w:bookmarkEnd w:id="52"/>
+    <w:bookmarkStart w:id="53" w:name="greenbone-community-edition"/>
     <w:p>
       <w:pPr>
         <w:pStyle w:val="Heading2"/>
@@ -5951,8 +6193,8 @@
         <w:t xml:space="preserve">Pruebas: alcance aprobado, versión, configuración, cobertura, datos fuente, resultados, examen humano, excepción, remediación y retest. Proteger el acceso administrativo y los datos recogidos.</w:t>
       </w:r>
     </w:p>
-    <w:bookmarkEnd w:id="42"/>
-    <w:bookmarkStart w:id="43" w:name="trivy"/>
+    <w:bookmarkEnd w:id="53"/>
+    <w:bookmarkStart w:id="54" w:name="trivy"/>
     <w:p>
       <w:pPr>
         <w:pStyle w:val="Heading2"/>
@@ -5985,8 +6227,8 @@
         <w:t xml:space="preserve">Pruebas: alcance aprobado, versión, configuración, cobertura, datos fuente, resultados, examen humano, excepción, remediación y retest. Proteger el acceso administrativo y los datos recogidos.</w:t>
       </w:r>
     </w:p>
-    <w:bookmarkEnd w:id="43"/>
-    <w:bookmarkStart w:id="44" w:name="owasp-zap"/>
+    <w:bookmarkEnd w:id="54"/>
+    <w:bookmarkStart w:id="55" w:name="owasp-zap"/>
     <w:p>
       <w:pPr>
         <w:pStyle w:val="Heading2"/>
@@ -6019,8 +6261,8 @@
         <w:t xml:space="preserve">Pruebas: alcance aprobado, versión, configuración, cobertura, datos fuente, resultados, examen humano, excepción, remediación y retest. Proteger el acceso administrativo y los datos recogidos.</w:t>
       </w:r>
     </w:p>
-    <w:bookmarkEnd w:id="44"/>
-    <w:bookmarkStart w:id="45" w:name="suricata"/>
+    <w:bookmarkEnd w:id="55"/>
+    <w:bookmarkStart w:id="56" w:name="suricata"/>
     <w:p>
       <w:pPr>
         <w:pStyle w:val="Heading2"/>
@@ -6053,8 +6295,8 @@
         <w:t xml:space="preserve">Pruebas: alcance aprobado, versión, configuración, cobertura, datos fuente, resultados, examen humano, excepción, remediación y retest. Proteger el acceso administrativo y los datos recogidos.</w:t>
       </w:r>
     </w:p>
-    <w:bookmarkEnd w:id="45"/>
-    <w:bookmarkStart w:id="47" w:name="keycloak"/>
+    <w:bookmarkEnd w:id="56"/>
+    <w:bookmarkStart w:id="58" w:name="keycloak"/>
     <w:p>
       <w:pPr>
         <w:pStyle w:val="Heading2"/>
@@ -6073,7 +6315,7 @@
       <w:r>
         <w:t xml:space="preserve"> </w:t>
       </w:r>
-      <w:hyperlink r:id="rId46">
+      <w:hyperlink r:id="rId57">
         <w:r>
           <w:rPr>
             <w:rStyle w:val="Hyperlink"/>
@@ -6098,8 +6340,8 @@
         <w:t xml:space="preserve">Pruebas: alcance aprobado, versión, configuración, cobertura, datos fuente, resultados, examen humano, excepción, remediación y retest. Proteger el acceso administrativo y los datos recogidos.</w:t>
       </w:r>
     </w:p>
-    <w:bookmarkEnd w:id="47"/>
-    <w:bookmarkStart w:id="49" w:name="defectodojo"/>
+    <w:bookmarkEnd w:id="58"/>
+    <w:bookmarkStart w:id="60" w:name="defectodojo"/>
     <w:p>
       <w:pPr>
         <w:pStyle w:val="Heading2"/>
@@ -6118,7 +6360,7 @@
       <w:r>
         <w:t xml:space="preserve"> </w:t>
       </w:r>
-      <w:hyperlink r:id="rId48">
+      <w:hyperlink r:id="rId59">
         <w:r>
           <w:rPr>
             <w:rStyle w:val="Hyperlink"/>
@@ -6143,8 +6385,8 @@
         <w:t xml:space="preserve">Pruebas: alcance aprobado, versión, configuración, cobertura, datos fuente, resultados, examen humano, excepción, remediación y retest. Proteger el acceso administrativo y los datos recogidos.</w:t>
       </w:r>
     </w:p>
-    <w:bookmarkEnd w:id="49"/>
-    <w:bookmarkStart w:id="51" w:name="velociraptor"/>
+    <w:bookmarkEnd w:id="60"/>
+    <w:bookmarkStart w:id="62" w:name="velociraptor"/>
     <w:p>
       <w:pPr>
         <w:pStyle w:val="Heading2"/>
@@ -6163,7 +6405,7 @@
       <w:r>
         <w:t xml:space="preserve"> </w:t>
       </w:r>
-      <w:hyperlink r:id="rId50">
+      <w:hyperlink r:id="rId61">
         <w:r>
           <w:rPr>
             <w:rStyle w:val="Hyperlink"/>
@@ -6188,9 +6430,9 @@
         <w:t xml:space="preserve">Pruebas: alcance aprobado, versión, configuración, cobertura, datos fuente, resultados, examen humano, excepción, remediación y retest. Proteger el acceso administrativo y los datos recogidos.</w:t>
       </w:r>
     </w:p>
-    <w:bookmarkEnd w:id="51"/>
-    <w:bookmarkEnd w:id="52"/>
-    <w:bookmarkStart w:id="53" w:name="Xbc4a4dbf2d9ff0eb677f14739cf1d43ac88337f"/>
+    <w:bookmarkEnd w:id="62"/>
+    <w:bookmarkEnd w:id="63"/>
+    <w:bookmarkStart w:id="64" w:name="Xbc4a4dbf2d9ff0eb677f14739cf1d43ac88337f"/>
     <w:p>
       <w:pPr>
         <w:pStyle w:val="Heading1"/>
@@ -6205,8 +6447,8 @@
       </w:pPr>
       <w:r>
         <w:rPr>
+          <w:iCs/>
           <w:i/>
-          <w:iCs/>
         </w:rPr>
         <w:t xml:space="preserve">Las preguntas, el tablero, la propiedad y los administradores de decisiones deben controlar.</w:t>
       </w:r>
@@ -6304,24 +6546,26 @@
         <w:tblStyle w:val="Table"/>
         <w:tblW w:type="auto" w:w="0"/>
         <w:tblLook w:firstRow="1" w:lastRow="0" w:firstColumn="0" w:lastColumn="0" w:noHBand="0" w:noVBand="0" w:val="0020"/>
+        <w:jc w:val="start"/>
       </w:tblPr>
       <w:tblGrid>
         <w:gridCol w:w="7920"/>
       </w:tblGrid>
       <w:tr>
         <w:trPr>
-          <w:tblHeader w:val="on"/>
+          <w:tblHeader w:val="true"/>
         </w:trPr>
         <w:tc>
           <w:tcPr/>
           <w:p>
             <w:pPr>
               <w:pStyle w:val="Compact"/>
+              <w:jc w:val="left"/>
             </w:pPr>
             <w:r>
               <w:rPr>
+                <w:bCs/>
                 <w:b/>
-                <w:bCs/>
               </w:rPr>
               <w:t xml:space="preserve">Area</w:t>
             </w:r>
@@ -6334,6 +6578,7 @@
           <w:p>
             <w:pPr>
               <w:pStyle w:val="Compact"/>
+              <w:jc w:val="left"/>
             </w:pPr>
             <w:r>
               <w:t xml:space="preserve">IG y alcance</w:t>
@@ -6347,6 +6592,7 @@
           <w:p>
             <w:pPr>
               <w:pStyle w:val="Compact"/>
+              <w:jc w:val="left"/>
             </w:pPr>
             <w:r>
               <w:t xml:space="preserve">← Inventories</w:t>
@@ -6393,8 +6639,8 @@
         <w:t xml:space="preserve">¿Son compatibles las pruebas, limitaciones, hallazgos y pruebas? Verde / Amarillo / Rojo</w:t>
       </w:r>
     </w:p>
-    <w:bookmarkEnd w:id="53"/>
-    <w:bookmarkStart w:id="55" w:name="junior-analyst-career-guide"/>
+    <w:bookmarkEnd w:id="64"/>
+    <w:bookmarkStart w:id="66" w:name="junior-analyst-career-guide"/>
     <w:p>
       <w:pPr>
         <w:pStyle w:val="Heading1"/>
@@ -6409,8 +6655,8 @@
       </w:pPr>
       <w:r>
         <w:rPr>
+          <w:iCs/>
           <w:i/>
-          <w:iCs/>
         </w:rPr>
         <w:t xml:space="preserve">Una ruta práctica en controles, vulnerabilidad, seguridad, GRC y operaciones de seguridad funcionan.</w:t>
       </w:r>
@@ -6423,7 +6669,13 @@
         <w:t xml:space="preserve">■img src=</w:t>
       </w:r>
       <w:r>
-        <w:t xml:space="preserve">“media/image10.png”</w:t>
+        <w:t xml:space="preserve">“</w:t>
+      </w:r>
+      <w:r>
+        <w:t xml:space="preserve">media/image10.png</w:t>
+      </w:r>
+      <w:r>
+        <w:t xml:space="preserve">”</w:t>
       </w:r>
       <w:r>
         <w:t xml:space="preserve"> </w:t>
@@ -6432,7 +6684,13 @@
         <w:t xml:space="preserve">style=</w:t>
       </w:r>
       <w:r>
-        <w:t xml:space="preserve">“width:6.15in;height:2.99481in”</w:t>
+        <w:t xml:space="preserve">“</w:t>
+      </w:r>
+      <w:r>
+        <w:t xml:space="preserve">width:6.15in;height:2.99481in</w:t>
+      </w:r>
+      <w:r>
+        <w:t xml:space="preserve">”</w:t>
       </w:r>
       <w:r>
         <w:t xml:space="preserve"> </w:t>
@@ -6441,7 +6699,13 @@
         <w:t xml:space="preserve">alt=</w:t>
       </w:r>
       <w:r>
-        <w:t xml:space="preserve">“Aprende el marco, mapa Salvaguardias, mide evidencia, reporte lagunas, y construya un portafolio honesto”</w:t>
+        <w:t xml:space="preserve">“</w:t>
+      </w:r>
+      <w:r>
+        <w:t xml:space="preserve">Aprende el marco, mapa Salvaguardias, mide evidencia, reporte lagunas, y construya un portafolio honesto</w:t>
+      </w:r>
+      <w:r>
+        <w:t xml:space="preserve">”</w:t>
       </w:r>
       <w:r>
         <w:t xml:space="preserve">.</w:t>
@@ -6519,7 +6783,7 @@
         <w:t xml:space="preserve">Cybersecurity Program Analyst</w:t>
       </w:r>
     </w:p>
-    <w:bookmarkStart w:id="54" w:name="típico-trabajo-junior"/>
+    <w:bookmarkStart w:id="65" w:name="típico-trabajo-junior"/>
     <w:p>
       <w:pPr>
         <w:pStyle w:val="Heading2"/>
@@ -6661,9 +6925,9 @@
         <w:t xml:space="preserve">← Ética ← Utilizar datos sintéticos, autorización, límites de alcance y afirmaciones honestas</w:t>
       </w:r>
     </w:p>
-    <w:bookmarkEnd w:id="54"/>
-    <w:bookmarkEnd w:id="55"/>
-    <w:bookmarkStart w:id="65" w:name="laboratorio-ficcional-y-portfolio"/>
+    <w:bookmarkEnd w:id="65"/>
+    <w:bookmarkEnd w:id="66"/>
+    <w:bookmarkStart w:id="76" w:name="laboratorio-ficcional-y-portfolio"/>
     <w:p>
       <w:pPr>
         <w:pStyle w:val="Heading1"/>
@@ -6678,8 +6942,8 @@
       </w:pPr>
       <w:r>
         <w:rPr>
+          <w:iCs/>
           <w:i/>
-          <w:iCs/>
         </w:rPr>
         <w:t xml:space="preserve">Un entorno de prácticas seguras utilizando datos sintéticos y sistemas de laboratorio autorizados</w:t>
       </w:r>
@@ -6689,11 +6953,11 @@
     </w:p>
     <w:p>
       <w:pPr>
-        <w:pStyle w:val="Compact"/>
         <w:numPr>
           <w:ilvl w:val="0"/>
           <w:numId w:val="1015"/>
         </w:numPr>
+        <w:pStyle w:val="Compact"/>
       </w:pPr>
       <w:r>
         <w:t xml:space="preserve">La regla del laboratorio* Utilizar organizaciones ficticias, datos sintéticos, sistemas aislados y autorización escrita. Nunca ataque objetivos públicos, utilice credenciales reales o publique la producción de herramientas sensibles.</w:t>
@@ -6832,8 +7096,8 @@
       </w:pPr>
       <w:r>
         <w:rPr>
+          <w:bCs/>
           <w:b/>
-          <w:bCs/>
         </w:rPr>
         <w:t xml:space="preserve">Artifact</w:t>
       </w:r>
@@ -6848,8 +7112,8 @@
       </w:r>
       <w:r>
         <w:rPr>
+          <w:bCs/>
           <w:b/>
-          <w:bCs/>
         </w:rPr>
         <w:t xml:space="preserve">Lo que prueba</w:t>
       </w:r>
@@ -6918,11 +7182,11 @@
     </w:p>
     <w:p>
       <w:pPr>
-        <w:pStyle w:val="Compact"/>
         <w:numPr>
           <w:ilvl w:val="0"/>
           <w:numId w:val="1017"/>
         </w:numPr>
+        <w:pStyle w:val="Compact"/>
       </w:pPr>
       <w:r>
         <w:t xml:space="preserve">Plan de aprendizaje de 30 días</w:t>
@@ -6934,8 +7198,8 @@
       </w:pPr>
       <w:r>
         <w:rPr>
+          <w:iCs/>
           <w:i/>
-          <w:iCs/>
         </w:rPr>
         <w:t xml:space="preserve">Un calendario centrado para la capacidad útil de nivel inferior</w:t>
       </w:r>
@@ -6948,24 +7212,26 @@
         <w:tblStyle w:val="Table"/>
         <w:tblW w:type="auto" w:w="0"/>
         <w:tblLook w:firstRow="1" w:lastRow="0" w:firstColumn="0" w:lastColumn="0" w:noHBand="0" w:noVBand="0" w:val="0020"/>
+        <w:jc w:val="start"/>
       </w:tblPr>
       <w:tblGrid>
         <w:gridCol w:w="7920"/>
       </w:tblGrid>
       <w:tr>
         <w:trPr>
-          <w:tblHeader w:val="on"/>
+          <w:tblHeader w:val="true"/>
         </w:trPr>
         <w:tc>
           <w:tcPr/>
           <w:p>
             <w:pPr>
               <w:pStyle w:val="Compact"/>
+              <w:jc w:val="left"/>
             </w:pPr>
             <w:r>
               <w:rPr>
+                <w:bCs/>
                 <w:b/>
-                <w:bCs/>
               </w:rPr>
               <w:t xml:space="preserve">Días</w:t>
             </w:r>
@@ -6978,6 +7244,7 @@
           <w:p>
             <w:pPr>
               <w:pStyle w:val="Compact"/>
+              <w:jc w:val="left"/>
             </w:pPr>
             <w:r>
               <w:t xml:space="preserve">1–4</w:t>
@@ -6991,6 +7258,7 @@
           <w:p>
             <w:pPr>
               <w:pStyle w:val="Compact"/>
+              <w:jc w:val="left"/>
             </w:pPr>
             <w:r>
               <w:t xml:space="preserve">tención 5–8 Silencioso Activos, software, datos, cuentas, acceso</w:t>
@@ -7004,6 +7272,7 @@
           <w:p>
             <w:pPr>
               <w:pStyle w:val="Compact"/>
+              <w:jc w:val="left"/>
             </w:pPr>
             <w:r>
               <w:t xml:space="preserve">TEN 9–12</w:t>
@@ -7017,6 +7286,7 @@
           <w:p>
             <w:pPr>
               <w:pStyle w:val="Compact"/>
+              <w:jc w:val="left"/>
             </w:pPr>
             <w:r>
               <w:t xml:space="preserve">13–16 Silenciosos Logs, monitoreo, defensa de la red</w:t>
@@ -7030,6 +7300,7 @@
           <w:p>
             <w:pPr>
               <w:pStyle w:val="Compact"/>
+              <w:jc w:val="left"/>
             </w:pPr>
             <w:r>
               <w:t xml:space="preserve">17–19 Silencioso recuperación y respuesta a incidentes</w:t>
@@ -7043,6 +7314,7 @@
           <w:p>
             <w:pPr>
               <w:pStyle w:val="Compact"/>
+              <w:jc w:val="left"/>
             </w:pPr>
             <w:r>
               <w:t xml:space="preserve">20–22</w:t>
@@ -7056,6 +7328,7 @@
           <w:p>
             <w:pPr>
               <w:pStyle w:val="Compact"/>
+              <w:jc w:val="left"/>
             </w:pPr>
             <w:r>
               <w:t xml:space="preserve">Silencioso 23–25 Evaluación de la vida Especificación</w:t>
@@ -7069,6 +7342,7 @@
           <w:p>
             <w:pPr>
               <w:pStyle w:val="Compact"/>
+              <w:jc w:val="left"/>
             </w:pPr>
             <w:r>
               <w:t xml:space="preserve">26–28</w:t>
@@ -7082,6 +7356,7 @@
           <w:p>
             <w:pPr>
               <w:pStyle w:val="Compact"/>
+              <w:jc w:val="left"/>
             </w:pPr>
             <w:r>
               <w:t xml:space="preserve">TEN 29–30</w:t>
@@ -7092,11 +7367,11 @@
     </w:tbl>
     <w:p>
       <w:pPr>
-        <w:pStyle w:val="Compact"/>
         <w:numPr>
           <w:ilvl w:val="0"/>
           <w:numId w:val="1018"/>
         </w:numPr>
+        <w:pStyle w:val="Compact"/>
       </w:pPr>
       <w:r>
         <w:t xml:space="preserve">Preparación de entrevistas</w:t>
@@ -7104,17 +7379,17 @@
     </w:p>
     <w:p>
       <w:pPr>
-        <w:pStyle w:val="Compact"/>
         <w:numPr>
           <w:ilvl w:val="0"/>
           <w:numId w:val="1019"/>
         </w:numPr>
+        <w:pStyle w:val="Compact"/>
       </w:pPr>
       <w:r>
         <w:t xml:space="preserve">Respuestas claras, escenarios prácticos y preguntas para el empleador.*</w:t>
       </w:r>
     </w:p>
-    <w:bookmarkStart w:id="56" w:name="cuáles-son-los-controles-cis"/>
+    <w:bookmarkStart w:id="67" w:name="cuáles-son-los-controles-cis"/>
     <w:p>
       <w:pPr>
         <w:pStyle w:val="Heading2"/>
@@ -7131,8 +7406,8 @@
         <w:t xml:space="preserve">Un conjunto priorizado de mejores prácticas defensivas organizadas en 18 Controles y 153 Salvaguardias enfocadas.</w:t>
       </w:r>
     </w:p>
-    <w:bookmarkEnd w:id="56"/>
-    <w:bookmarkStart w:id="57" w:name="qué-es-ig1"/>
+    <w:bookmarkEnd w:id="67"/>
+    <w:bookmarkStart w:id="68" w:name="qué-es-ig1"/>
     <w:p>
       <w:pPr>
         <w:pStyle w:val="Heading2"/>
@@ -7149,8 +7424,8 @@
         <w:t xml:space="preserve">El punto de partida esencial de la higiene cibernética 56-Safeguard que CIS recomienda que cada empresa comience.</w:t>
       </w:r>
     </w:p>
-    <w:bookmarkEnd w:id="57"/>
-    <w:bookmarkStart w:id="58" w:name="importa-ig1-cada-requisito"/>
+    <w:bookmarkEnd w:id="68"/>
+    <w:bookmarkStart w:id="69" w:name="importa-ig1-cada-requisito"/>
     <w:p>
       <w:pPr>
         <w:pStyle w:val="Heading2"/>
@@ -7167,8 +7442,8 @@
         <w:t xml:space="preserve">Es una base de referencia de priorización. El riesgo material, los contratos, las leyes, los clientes o los servicios críticos pueden requerir salvaguardias adicionales.</w:t>
       </w:r>
     </w:p>
-    <w:bookmarkEnd w:id="58"/>
-    <w:bookmarkStart w:id="59" w:name="cómo-mide-una-salvaguardia"/>
+    <w:bookmarkEnd w:id="69"/>
+    <w:bookmarkStart w:id="70" w:name="cómo-mide-una-salvaguardia"/>
     <w:p>
       <w:pPr>
         <w:pStyle w:val="Heading2"/>
@@ -7185,8 +7460,8 @@
         <w:t xml:space="preserve">Utilizar criterios oficiales, dependencias, hipótesis, aportaciones completas, operaciones definidas, medidas, métricas, revisión de procedimientos, excepciones y pruebas.</w:t>
       </w:r>
     </w:p>
-    <w:bookmarkEnd w:id="59"/>
-    <w:bookmarkStart w:id="60" w:name="por-qué-son-importantes-los-inventarios"/>
+    <w:bookmarkEnd w:id="70"/>
+    <w:bookmarkStart w:id="71" w:name="por-qué-son-importantes-los-inventarios"/>
     <w:p>
       <w:pPr>
         <w:pStyle w:val="Heading2"/>
@@ -7203,8 +7478,8 @@
         <w:t xml:space="preserve">Definen a las poblaciones que deben cubrir los controles de configuración, vulnerabilidad, registro, recuperación y respuesta.</w:t>
       </w:r>
     </w:p>
-    <w:bookmarkEnd w:id="60"/>
-    <w:bookmarkStart w:id="61" w:name="X0178e2ad2964cbab3c805028646c475c824a062"/>
+    <w:bookmarkEnd w:id="71"/>
+    <w:bookmarkStart w:id="72" w:name="X0178e2ad2964cbab3c805028646c475c824a062"/>
     <w:p>
       <w:pPr>
         <w:pStyle w:val="Heading2"/>
@@ -7221,8 +7496,8 @@
         <w:t xml:space="preserve">Un escaneo identifica principalmente debilidades conocidas; la prueba de penetración utiliza el análisis humano calificado y la explotación controlada para evaluar el impacto y la resiliencia.</w:t>
       </w:r>
     </w:p>
-    <w:bookmarkEnd w:id="61"/>
-    <w:bookmarkStart w:id="62" w:name="X2a3d8d973bfa0b5ed7501efb90ac72ec1b0ecc0"/>
+    <w:bookmarkEnd w:id="72"/>
+    <w:bookmarkStart w:id="73" w:name="X2a3d8d973bfa0b5ed7501efb90ac72ec1b0ecc0"/>
     <w:p>
       <w:pPr>
         <w:pStyle w:val="Heading2"/>
@@ -7239,8 +7514,8 @@
         <w:t xml:space="preserve">No. Identifica las relaciones, pero la organización debe probar el requisito y la evidencia exacta aplicable.</w:t>
       </w:r>
     </w:p>
-    <w:bookmarkEnd w:id="62"/>
-    <w:bookmarkStart w:id="63" w:name="qué-puede-concluir-un-analista-junior"/>
+    <w:bookmarkEnd w:id="73"/>
+    <w:bookmarkStart w:id="74" w:name="qué-puede-concluir-un-analista-junior"/>
     <w:p>
       <w:pPr>
         <w:pStyle w:val="Heading2"/>
@@ -7257,8 +7532,8 @@
         <w:t xml:space="preserve">Sólo lo que el alcance definido y el soporte de evidencia confiable, con muestreo y limitaciones claramente reveladas.</w:t>
       </w:r>
     </w:p>
-    <w:bookmarkEnd w:id="63"/>
-    <w:bookmarkStart w:id="64" w:name="preguntas-para-hacer-al-empleador"/>
+    <w:bookmarkEnd w:id="74"/>
+    <w:bookmarkStart w:id="75" w:name="preguntas-para-hacer-al-empleador"/>
     <w:p>
       <w:pPr>
         <w:pStyle w:val="Heading2"/>
@@ -7323,9 +7598,9 @@
         <w:t xml:space="preserve">¿Cómo revisará el trabajo de los funcionarios superiores?</w:t>
       </w:r>
     </w:p>
-    <w:bookmarkEnd w:id="64"/>
-    <w:bookmarkEnd w:id="65"/>
-    <w:bookmarkStart w:id="74" w:name="plantillas-glosario-índice-y-referencias"/>
+    <w:bookmarkEnd w:id="75"/>
+    <w:bookmarkEnd w:id="76"/>
+    <w:bookmarkStart w:id="85" w:name="plantillas-glosario-índice-y-referencias"/>
     <w:p>
       <w:pPr>
         <w:pStyle w:val="Heading1"/>
@@ -7336,17 +7611,17 @@
     </w:p>
     <w:p>
       <w:pPr>
-        <w:pStyle w:val="Compact"/>
         <w:numPr>
           <w:ilvl w:val="0"/>
           <w:numId w:val="1020"/>
         </w:numPr>
+        <w:pStyle w:val="Compact"/>
       </w:pPr>
       <w:r>
         <w:t xml:space="preserve">Estructuras de trabajo reutilizables, términos importantes y puntos de partida autorizados.*</w:t>
       </w:r>
     </w:p>
-    <w:bookmarkStart w:id="66" w:name="Xd4c618b42330dd735bc1630c0214b43162c8346"/>
+    <w:bookmarkStart w:id="77" w:name="Xd4c618b42330dd735bc1630c0214b43162c8346"/>
     <w:p>
       <w:pPr>
         <w:pStyle w:val="Heading2"/>
@@ -7372,7 +7647,13 @@
         <w:t xml:space="preserve"> </w:t>
       </w:r>
       <w:r>
-        <w:t xml:space="preserve">“La Salvaguardia de la Vida”</w:t>
+        <w:t xml:space="preserve">“</w:t>
+      </w:r>
+      <w:r>
+        <w:t xml:space="preserve">La Salvaguardia de la Vida</w:t>
+      </w:r>
+      <w:r>
+        <w:t xml:space="preserve">”</w:t>
       </w:r>
       <w:r>
         <w:t xml:space="preserve"> </w:t>
@@ -7384,19 +7665,37 @@
         <w:t xml:space="preserve"> </w:t>
       </w:r>
       <w:r>
-        <w:t xml:space="preserve">“Antes”</w:t>
-      </w:r>
-      <w:r>
-        <w:t xml:space="preserve"> </w:t>
-      </w:r>
-      <w:r>
-        <w:t xml:space="preserve">“Escopia y clase de activos”</w:t>
-      </w:r>
-      <w:r>
-        <w:t xml:space="preserve"> </w:t>
-      </w:r>
-      <w:r>
-        <w:t xml:space="preserve">“Principal y sistemas de vida”</w:t>
+        <w:t xml:space="preserve">“</w:t>
+      </w:r>
+      <w:r>
+        <w:t xml:space="preserve">Antes</w:t>
+      </w:r>
+      <w:r>
+        <w:t xml:space="preserve">”</w:t>
+      </w:r>
+      <w:r>
+        <w:t xml:space="preserve"> </w:t>
+      </w:r>
+      <w:r>
+        <w:t xml:space="preserve">“</w:t>
+      </w:r>
+      <w:r>
+        <w:t xml:space="preserve">Escopia y clase de activos</w:t>
+      </w:r>
+      <w:r>
+        <w:t xml:space="preserve">”</w:t>
+      </w:r>
+      <w:r>
+        <w:t xml:space="preserve"> </w:t>
+      </w:r>
+      <w:r>
+        <w:t xml:space="preserve">“</w:t>
+      </w:r>
+      <w:r>
+        <w:t xml:space="preserve">Principal y sistemas de vida</w:t>
+      </w:r>
+      <w:r>
+        <w:t xml:space="preserve">”</w:t>
       </w:r>
       <w:r>
         <w:t xml:space="preserve"> </w:t>
@@ -7414,19 +7713,37 @@
         <w:t xml:space="preserve"> </w:t>
       </w:r>
       <w:r>
-        <w:t xml:space="preserve">“Operaciones en la vida”</w:t>
-      </w:r>
-      <w:r>
-        <w:t xml:space="preserve"> </w:t>
-      </w:r>
-      <w:r>
-        <w:t xml:space="preserve">“Las medidas de la vida”</w:t>
-      </w:r>
-      <w:r>
-        <w:t xml:space="preserve"> </w:t>
-      </w:r>
-      <w:r>
-        <w:t xml:space="preserve">“Metric and interpretation |”</w:t>
+        <w:t xml:space="preserve">“</w:t>
+      </w:r>
+      <w:r>
+        <w:t xml:space="preserve">Operaciones en la vida</w:t>
+      </w:r>
+      <w:r>
+        <w:t xml:space="preserve">”</w:t>
+      </w:r>
+      <w:r>
+        <w:t xml:space="preserve"> </w:t>
+      </w:r>
+      <w:r>
+        <w:t xml:space="preserve">“</w:t>
+      </w:r>
+      <w:r>
+        <w:t xml:space="preserve">Las medidas de la vida</w:t>
+      </w:r>
+      <w:r>
+        <w:t xml:space="preserve">”</w:t>
+      </w:r>
+      <w:r>
+        <w:t xml:space="preserve"> </w:t>
+      </w:r>
+      <w:r>
+        <w:t xml:space="preserve">“</w:t>
+      </w:r>
+      <w:r>
+        <w:t xml:space="preserve">Metric and interpretation |</w:t>
+      </w:r>
+      <w:r>
+        <w:t xml:space="preserve">”</w:t>
       </w:r>
       <w:r>
         <w:t xml:space="preserve"> </w:t>
@@ -7441,8 +7758,8 @@
         <w:t xml:space="preserve">La acción, el dueño, la fecha y la prueba de la vida</w:t>
       </w:r>
     </w:p>
-    <w:bookmarkEnd w:id="66"/>
-    <w:bookmarkStart w:id="67" w:name="registro-de-hallazgos-y-nuevas-pruebas"/>
+    <w:bookmarkEnd w:id="77"/>
+    <w:bookmarkStart w:id="78" w:name="registro-de-hallazgos-y-nuevas-pruebas"/>
     <w:p>
       <w:pPr>
         <w:pStyle w:val="Heading2"/>
@@ -7474,7 +7791,13 @@
         <w:t xml:space="preserve"> </w:t>
       </w:r>
       <w:r>
-        <w:t xml:space="preserve">“Acondicionamiento y evidencia de vida”</w:t>
+        <w:t xml:space="preserve">“</w:t>
+      </w:r>
+      <w:r>
+        <w:t xml:space="preserve">Acondicionamiento y evidencia de vida</w:t>
+      </w:r>
+      <w:r>
+        <w:t xml:space="preserve">”</w:t>
       </w:r>
       <w:r>
         <w:t xml:space="preserve"> </w:t>
@@ -7486,7 +7809,13 @@
         <w:t xml:space="preserve"> </w:t>
       </w:r>
       <w:r>
-        <w:t xml:space="preserve">“El riesgo y el impacto en la vida”</w:t>
+        <w:t xml:space="preserve">“</w:t>
+      </w:r>
+      <w:r>
+        <w:t xml:space="preserve">El riesgo y el impacto en la vida</w:t>
+      </w:r>
+      <w:r>
+        <w:t xml:space="preserve">”</w:t>
       </w:r>
       <w:r>
         <w:t xml:space="preserve"> </w:t>
@@ -7498,7 +7827,13 @@
         <w:t xml:space="preserve"> </w:t>
       </w:r>
       <w:r>
-        <w:t xml:space="preserve">“La protección provisional en la vida”</w:t>
+        <w:t xml:space="preserve">“</w:t>
+      </w:r>
+      <w:r>
+        <w:t xml:space="preserve">La protección provisional en la vida</w:t>
+      </w:r>
+      <w:r>
+        <w:t xml:space="preserve">”</w:t>
       </w:r>
       <w:r>
         <w:t xml:space="preserve"> </w:t>
@@ -7516,7 +7851,13 @@
         <w:t xml:space="preserve"> </w:t>
       </w:r>
       <w:r>
-        <w:t xml:space="preserve">“El procedimiento de la prueba de mentiras”</w:t>
+        <w:t xml:space="preserve">“</w:t>
+      </w:r>
+      <w:r>
+        <w:t xml:space="preserve">El procedimiento de la prueba de mentiras</w:t>
+      </w:r>
+      <w:r>
+        <w:t xml:space="preserve">”</w:t>
       </w:r>
       <w:r>
         <w:t xml:space="preserve"> </w:t>
@@ -7525,8 +7866,8 @@
         <w:t xml:space="preserve">Resultado final de la vida útil</w:t>
       </w:r>
     </w:p>
-    <w:bookmarkEnd w:id="67"/>
-    <w:bookmarkStart w:id="68" w:name="glosario"/>
+    <w:bookmarkEnd w:id="78"/>
+    <w:bookmarkStart w:id="79" w:name="glosario"/>
     <w:p>
       <w:pPr>
         <w:pStyle w:val="Heading2"/>
@@ -7627,8 +7968,8 @@
         <w:t xml:space="preserve">Función de seguridad permanente ← Govern, Identificar, Proteger, Detectar, Responder o Recuperar la cartografía.</w:t>
       </w:r>
     </w:p>
-    <w:bookmarkEnd w:id="68"/>
-    <w:bookmarkStart w:id="69" w:name="índice-de-asunto"/>
+    <w:bookmarkEnd w:id="79"/>
+    <w:bookmarkStart w:id="80" w:name="índice-de-asunto"/>
     <w:p>
       <w:pPr>
         <w:pStyle w:val="Heading2"/>
@@ -7765,8 +8106,8 @@
         <w:t xml:space="preserve">TEN TERRITORIO DE Vulnerabilidad ANTE LAS 12</w:t>
       </w:r>
     </w:p>
-    <w:bookmarkEnd w:id="69"/>
-    <w:bookmarkStart w:id="73" w:name="referencias-oficiales"/>
+    <w:bookmarkEnd w:id="80"/>
+    <w:bookmarkStart w:id="84" w:name="referencias-oficiales"/>
     <w:p>
       <w:pPr>
         <w:pStyle w:val="Heading2"/>
@@ -7787,7 +8128,7 @@
       <w:pPr>
         <w:pStyle w:val="BodyText"/>
       </w:pPr>
-      <w:hyperlink r:id="rId70">
+      <w:hyperlink r:id="rId81">
         <w:r>
           <w:rPr>
             <w:rStyle w:val="Hyperlink"/>
@@ -7808,7 +8149,7 @@
       <w:pPr>
         <w:pStyle w:val="BodyText"/>
       </w:pPr>
-      <w:hyperlink r:id="rId71">
+      <w:hyperlink r:id="rId82">
         <w:r>
           <w:rPr>
             <w:rStyle w:val="Hyperlink"/>
@@ -7821,7 +8162,7 @@
       <w:pPr>
         <w:pStyle w:val="BodyText"/>
       </w:pPr>
-      <w:hyperlink r:id="rId28">
+      <w:hyperlink r:id="rId39">
         <w:r>
           <w:rPr>
             <w:rStyle w:val="Hyperlink"/>
@@ -7834,7 +8175,7 @@
       <w:pPr>
         <w:pStyle w:val="BodyText"/>
       </w:pPr>
-      <w:hyperlink r:id="rId72">
+      <w:hyperlink r:id="rId83">
         <w:r>
           <w:rPr>
             <w:rStyle w:val="Hyperlink"/>
@@ -7857,8 +8198,8 @@
       </w:pPr>
       <w:r>
         <w:rPr>
+          <w:bCs/>
           <w:b/>
-          <w:bCs/>
         </w:rPr>
         <w:t xml:space="preserve">Recuerdo final:</w:t>
       </w:r>
@@ -7877,13 +8218,9 @@
         <w:t xml:space="preserve">Respuesta</w:t>
       </w:r>
     </w:p>
-    <w:bookmarkEnd w:id="73"/>
-    <w:bookmarkEnd w:id="74"/>
-    <w:sectPr>
-      <w:footnotePr>
-        <w:numRestart w:val="eachSect"/>
-      </w:footnotePr>
-    </w:sectPr>
+    <w:bookmarkEnd w:id="84"/>
+    <w:bookmarkEnd w:id="85"/>
+    <w:sectPr/>
   </w:body>
 </w:document>
 </file>
@@ -7914,14 +8251,14 @@
 <file path=word/numbering.xml><?xml version="1.0" encoding="utf-8"?>
 <w:numbering xmlns:w="http://schemas.openxmlformats.org/wordprocessingml/2006/main">
   <w:abstractNum w:abstractNumId="990">
-    <w:nsid w:val="0000A990"/>
+    <w:nsid w:val="A990"/>
     <w:multiLevelType w:val="multilevel"/>
     <w:lvl w:ilvl="0">
       <w:numFmt w:val="bullet"/>
       <w:lvlText w:val=" "/>
       <w:lvlJc w:val="left"/>
       <w:pPr>
-        <w:ind w:left="720" w:hanging="360"/>
+        <w:ind w:left="720" w:hanging="480"/>
       </w:pPr>
     </w:lvl>
     <w:lvl w:ilvl="1">
@@ -7929,7 +8266,7 @@
       <w:lvlText w:val=" "/>
       <w:lvlJc w:val="left"/>
       <w:pPr>
-        <w:ind w:left="1440" w:hanging="360"/>
+        <w:ind w:left="1440" w:hanging="480"/>
       </w:pPr>
     </w:lvl>
     <w:lvl w:ilvl="2">
@@ -7937,7 +8274,7 @@
       <w:lvlText w:val=" "/>
       <w:lvlJc w:val="left"/>
       <w:pPr>
-        <w:ind w:left="2160" w:hanging="360"/>
+        <w:ind w:left="2160" w:hanging="480"/>
       </w:pPr>
     </w:lvl>
     <w:lvl w:ilvl="3">
@@ -7945,7 +8282,7 @@
       <w:lvlText w:val=" "/>
       <w:lvlJc w:val="left"/>
       <w:pPr>
-        <w:ind w:left="2880" w:hanging="360"/>
+        <w:ind w:left="2880" w:hanging="480"/>
       </w:pPr>
     </w:lvl>
     <w:lvl w:ilvl="4">
@@ -7953,7 +8290,7 @@
       <w:lvlText w:val=" "/>
       <w:lvlJc w:val="left"/>
       <w:pPr>
-        <w:ind w:left="3600" w:hanging="360"/>
+        <w:ind w:left="3600" w:hanging="480"/>
       </w:pPr>
     </w:lvl>
     <w:lvl w:ilvl="5">
@@ -7961,7 +8298,7 @@
       <w:lvlText w:val=" "/>
       <w:lvlJc w:val="left"/>
       <w:pPr>
-        <w:ind w:left="4320" w:hanging="360"/>
+        <w:ind w:left="4320" w:hanging="480"/>
       </w:pPr>
     </w:lvl>
     <w:lvl w:ilvl="6">
@@ -7969,7 +8306,7 @@
       <w:lvlText w:val=" "/>
       <w:lvlJc w:val="left"/>
       <w:pPr>
-        <w:ind w:left="5040" w:hanging="360"/>
+        <w:ind w:left="5040" w:hanging="480"/>
       </w:pPr>
     </w:lvl>
     <w:lvl w:ilvl="7">
@@ -7977,7 +8314,7 @@
       <w:lvlText w:val=" "/>
       <w:lvlJc w:val="left"/>
       <w:pPr>
-        <w:ind w:left="5760" w:hanging="360"/>
+        <w:ind w:left="5760" w:hanging="480"/>
       </w:pPr>
     </w:lvl>
     <w:lvl w:ilvl="8">
@@ -7985,115 +8322,88 @@
       <w:lvlText w:val=" "/>
       <w:lvlJc w:val="left"/>
       <w:pPr>
-        <w:ind w:left="6480" w:hanging="360"/>
+        <w:ind w:left="6480" w:hanging="480"/>
       </w:pPr>
     </w:lvl>
   </w:abstractNum>
   <w:abstractNum w:abstractNumId="991">
-    <w:nsid w:val="0000A991"/>
+    <w:nsid w:val="A991"/>
     <w:multiLevelType w:val="multilevel"/>
     <w:lvl w:ilvl="0">
       <w:numFmt w:val="bullet"/>
-      <w:lvlText w:val=""/>
+      <w:lvlText w:val="•"/>
       <w:lvlJc w:val="left"/>
       <w:pPr>
-        <w:ind w:left="720" w:hanging="360"/>
-      </w:pPr>
-      <w:rPr>
-        <w:rFonts w:ascii="Symbol" w:hAnsi="Symbol" w:cs="Symbol" w:hint="default"/>
-      </w:rPr>
+        <w:ind w:left="720" w:hanging="480"/>
+      </w:pPr>
     </w:lvl>
     <w:lvl w:ilvl="1">
       <w:numFmt w:val="bullet"/>
-      <w:lvlText w:val="o"/>
+      <w:lvlText w:val="–"/>
       <w:lvlJc w:val="left"/>
       <w:pPr>
-        <w:ind w:left="1440" w:hanging="360"/>
-      </w:pPr>
-      <w:rPr>
-        <w:rFonts w:ascii="Courier New" w:hAnsi="Courier New" w:cs="Courier New" w:hint="default"/>
-      </w:rPr>
+        <w:ind w:left="1440" w:hanging="480"/>
+      </w:pPr>
     </w:lvl>
     <w:lvl w:ilvl="2">
       <w:numFmt w:val="bullet"/>
-      <w:lvlText w:val=""/>
+      <w:lvlText w:val="•"/>
       <w:lvlJc w:val="left"/>
       <w:pPr>
-        <w:ind w:left="2160" w:hanging="360"/>
-      </w:pPr>
-      <w:rPr>
-        <w:rFonts w:ascii="Wingdings" w:hAnsi="Wingdings" w:cs="Wingdings" w:hint="default"/>
-      </w:rPr>
+        <w:ind w:left="2160" w:hanging="480"/>
+      </w:pPr>
     </w:lvl>
     <w:lvl w:ilvl="3">
       <w:numFmt w:val="bullet"/>
-      <w:lvlText w:val=""/>
+      <w:lvlText w:val="–"/>
       <w:lvlJc w:val="left"/>
       <w:pPr>
-        <w:ind w:left="2880" w:hanging="360"/>
-      </w:pPr>
-      <w:rPr>
-        <w:rFonts w:ascii="Symbol" w:hAnsi="Symbol" w:cs="Symbol" w:hint="default"/>
-      </w:rPr>
+        <w:ind w:left="2880" w:hanging="480"/>
+      </w:pPr>
     </w:lvl>
     <w:lvl w:ilvl="4">
       <w:numFmt w:val="bullet"/>
-      <w:lvlText w:val="o"/>
+      <w:lvlText w:val="•"/>
       <w:lvlJc w:val="left"/>
       <w:pPr>
-        <w:ind w:left="3600" w:hanging="360"/>
-      </w:pPr>
-      <w:rPr>
-        <w:rFonts w:ascii="Courier New" w:hAnsi="Courier New" w:cs="Courier New" w:hint="default"/>
-      </w:rPr>
+        <w:ind w:left="3600" w:hanging="480"/>
+      </w:pPr>
     </w:lvl>
     <w:lvl w:ilvl="5">
       <w:numFmt w:val="bullet"/>
-      <w:lvlText w:val=""/>
+      <w:lvlText w:val="–"/>
       <w:lvlJc w:val="left"/>
       <w:pPr>
-        <w:ind w:left="4320" w:hanging="360"/>
-      </w:pPr>
-      <w:rPr>
-        <w:rFonts w:ascii="Wingdings" w:hAnsi="Wingdings" w:cs="Wingdings" w:hint="default"/>
-      </w:rPr>
+        <w:ind w:left="4320" w:hanging="480"/>
+      </w:pPr>
     </w:lvl>
     <w:lvl w:ilvl="6">
       <w:numFmt w:val="bullet"/>
-      <w:lvlText w:val=""/>
+      <w:lvlText w:val="•"/>
       <w:lvlJc w:val="left"/>
       <w:pPr>
-        <w:ind w:left="5040" w:hanging="360"/>
-      </w:pPr>
-      <w:rPr>
-        <w:rFonts w:ascii="Symbol" w:hAnsi="Symbol" w:cs="Symbol" w:hint="default"/>
-      </w:rPr>
+        <w:ind w:left="5040" w:hanging="480"/>
+      </w:pPr>
     </w:lvl>
     <w:lvl w:ilvl="7">
       <w:numFmt w:val="bullet"/>
-      <w:lvlText w:val="o"/>
+      <w:lvlText w:val="–"/>
       <w:lvlJc w:val="left"/>
       <w:pPr>
-        <w:ind w:left="5760" w:hanging="360"/>
-      </w:pPr>
-      <w:rPr>
-        <w:rFonts w:ascii="Courier New" w:hAnsi="Courier New" w:cs="Courier New" w:hint="default"/>
-      </w:rPr>
+        <w:ind w:left="5760" w:hanging="480"/>
+      </w:pPr>
     </w:lvl>
     <w:lvl w:ilvl="8">
       <w:numFmt w:val="bullet"/>
-      <w:lvlText w:val=""/>
+      <w:lvlText w:val="•"/>
       <w:lvlJc w:val="left"/>
       <w:pPr>
-        <w:ind w:left="6480" w:hanging="360"/>
-      </w:pPr>
-      <w:rPr>
-        <w:rFonts w:ascii="Wingdings" w:hAnsi="Wingdings" w:cs="Wingdings" w:hint="default"/>
-      </w:rPr>
+        <w:ind w:left="6480" w:hanging="480"/>
+      </w:pPr>
     </w:lvl>
   </w:abstractNum>
   <w:abstractNum w:abstractNumId="99411">
-    <w:nsid w:val="00A99411"/>
+    <w:nsid w:val="A99411"/>
     <w:multiLevelType w:val="multilevel"/>
     <w:lvl w:ilvl="0">
       <w:start w:val="1"/>
@@ -8101,7 +8411,7 @@
       <w:lvlText w:val="%1."/>
       <w:lvlJc w:val="left"/>
       <w:pPr>
-        <w:ind w:left="720" w:hanging="360"/>
+        <w:ind w:left="720" w:hanging="480"/>
       </w:pPr>
     </w:lvl>
     <w:lvl w:ilvl="1">
@@ -8110,7 +8420,7 @@
       <w:lvlText w:val="%2."/>
       <w:lvlJc w:val="left"/>
       <w:pPr>
-        <w:ind w:left="1440" w:hanging="360"/>
+        <w:ind w:left="1440" w:hanging="480"/>
       </w:pPr>
     </w:lvl>
     <w:lvl w:ilvl="2">
@@ -8119,7 +8429,7 @@
       <w:lvlText w:val="%3."/>
       <w:lvlJc w:val="left"/>
       <w:pPr>
-        <w:ind w:left="2160" w:hanging="360"/>
+        <w:ind w:left="2160" w:hanging="480"/>
       </w:pPr>
     </w:lvl>
     <w:lvl w:ilvl="3">
@@ -8128,7 +8438,7 @@
       <w:lvlText w:val="%4."/>
       <w:lvlJc w:val="left"/>
       <w:pPr>
-        <w:ind w:left="2880" w:hanging="360"/>
+        <w:ind w:left="2880" w:hanging="480"/>
       </w:pPr>
     </w:lvl>
     <w:lvl w:ilvl="4">
@@ -8137,7 +8447,7 @@
       <w:lvlText w:val="%5."/>
       <w:lvlJc w:val="left"/>
       <w:pPr>
-        <w:ind w:left="3600" w:hanging="360"/>
+        <w:ind w:left="3600" w:hanging="480"/>
       </w:pPr>
     </w:lvl>
     <w:lvl w:ilvl="5">
@@ -8146,7 +8456,7 @@
       <w:lvlText w:val="%6."/>
       <w:lvlJc w:val="left"/>
       <w:pPr>
-        <w:ind w:left="4320" w:hanging="360"/>
+        <w:ind w:left="4320" w:hanging="480"/>
       </w:pPr>
     </w:lvl>
     <w:lvl w:ilvl="6">
@@ -8155,7 +8465,7 @@
       <w:lvlText w:val="%7."/>
       <w:lvlJc w:val="left"/>
       <w:pPr>
-        <w:ind w:left="5040" w:hanging="360"/>
+        <w:ind w:left="5040" w:hanging="480"/>
       </w:pPr>
     </w:lvl>
     <w:lvl w:ilvl="7">
@@ -8164,7 +8474,7 @@
       <w:lvlText w:val="%8."/>
       <w:lvlJc w:val="left"/>
       <w:pPr>
-        <w:ind w:left="5760" w:hanging="360"/>
+        <w:ind w:left="5760" w:hanging="480"/>
       </w:pPr>
     </w:lvl>
     <w:lvl w:ilvl="8">
@@ -8173,12 +8483,12 @@
       <w:lvlText w:val="%9."/>
       <w:lvlJc w:val="left"/>
       <w:pPr>
-        <w:ind w:left="6480" w:hanging="360"/>
+        <w:ind w:left="6480" w:hanging="480"/>
       </w:pPr>
     </w:lvl>
   </w:abstractNum>
   <w:abstractNum w:abstractNumId="99413">
-    <w:nsid w:val="00A99413"/>
+    <w:nsid w:val="A99413"/>
     <w:multiLevelType w:val="multilevel"/>
     <w:lvl w:ilvl="0">
       <w:start w:val="3"/>
@@ -8186,7 +8496,7 @@
       <w:lvlText w:val="%1."/>
       <w:lvlJc w:val="left"/>
       <w:pPr>
-        <w:ind w:left="720" w:hanging="360"/>
+        <w:ind w:left="720" w:hanging="480"/>
       </w:pPr>
     </w:lvl>
     <w:lvl w:ilvl="1">
@@ -8195,7 +8505,7 @@
       <w:lvlText w:val="%2."/>
       <w:lvlJc w:val="left"/>
       <w:pPr>
-        <w:ind w:left="1440" w:hanging="360"/>
+        <w:ind w:left="1440" w:hanging="480"/>
       </w:pPr>
     </w:lvl>
     <w:lvl w:ilvl="2">
@@ -8204,7 +8514,7 @@
       <w:lvlText w:val="%3."/>
       <w:lvlJc w:val="left"/>
       <w:pPr>
-        <w:ind w:left="2160" w:hanging="360"/>
+        <w:ind w:left="2160" w:hanging="480"/>
       </w:pPr>
     </w:lvl>
     <w:lvl w:ilvl="3">
@@ -8213,7 +8523,7 @@
       <w:lvlText w:val="%4."/>
       <w:lvlJc w:val="left"/>
       <w:pPr>
-        <w:ind w:left="2880" w:hanging="360"/>
+        <w:ind w:left="2880" w:hanging="480"/>
       </w:pPr>
     </w:lvl>
     <w:lvl w:ilvl="4">
@@ -8222,7 +8532,7 @@
       <w:lvlText w:val="%5."/>
       <w:lvlJc w:val="left"/>
       <w:pPr>
-        <w:ind w:left="3600" w:hanging="360"/>
+        <w:ind w:left="3600" w:hanging="480"/>
       </w:pPr>
     </w:lvl>
     <w:lvl w:ilvl="5">
@@ -8231,7 +8541,7 @@
       <w:lvlText w:val="%6."/>
       <w:lvlJc w:val="left"/>
       <w:pPr>
-        <w:ind w:left="4320" w:hanging="360"/>
+        <w:ind w:left="4320" w:hanging="480"/>
       </w:pPr>
     </w:lvl>
     <w:lvl w:ilvl="6">
@@ -8240,7 +8550,7 @@
       <w:lvlText w:val="%7."/>
       <w:lvlJc w:val="left"/>
       <w:pPr>
-        <w:ind w:left="5040" w:hanging="360"/>
+        <w:ind w:left="5040" w:hanging="480"/>
       </w:pPr>
     </w:lvl>
     <w:lvl w:ilvl="7">
@@ -8249,7 +8559,7 @@
       <w:lvlText w:val="%8."/>
       <w:lvlJc w:val="left"/>
       <w:pPr>
-        <w:ind w:left="5760" w:hanging="360"/>
+        <w:ind w:left="5760" w:hanging="480"/>
       </w:pPr>
     </w:lvl>
     <w:lvl w:ilvl="8">
@@ -8258,12 +8568,12 @@
       <w:lvlText w:val="%9."/>
       <w:lvlJc w:val="left"/>
       <w:pPr>
-        <w:ind w:left="6480" w:hanging="360"/>
+        <w:ind w:left="6480" w:hanging="480"/>
       </w:pPr>
     </w:lvl>
   </w:abstractNum>
   <w:abstractNum w:abstractNumId="99418">
-    <w:nsid w:val="00A99418"/>
+    <w:nsid w:val="A99418"/>
     <w:multiLevelType w:val="multilevel"/>
     <w:lvl w:ilvl="0">
       <w:start w:val="8"/>
@@ -8271,7 +8581,7 @@
       <w:lvlText w:val="%1."/>
       <w:lvlJc w:val="left"/>
       <w:pPr>
-        <w:ind w:left="720" w:hanging="360"/>
+        <w:ind w:left="720" w:hanging="480"/>
       </w:pPr>
     </w:lvl>
     <w:lvl w:ilvl="1">
@@ -8280,7 +8590,7 @@
       <w:lvlText w:val="%2."/>
       <w:lvlJc w:val="left"/>
       <w:pPr>
-        <w:ind w:left="1440" w:hanging="360"/>
+        <w:ind w:left="1440" w:hanging="480"/>
       </w:pPr>
     </w:lvl>
     <w:lvl w:ilvl="2">
@@ -8289,7 +8599,7 @@
       <w:lvlText w:val="%3."/>
       <w:lvlJc w:val="left"/>
       <w:pPr>
-        <w:ind w:left="2160" w:hanging="360"/>
+        <w:ind w:left="2160" w:hanging="480"/>
       </w:pPr>
     </w:lvl>
     <w:lvl w:ilvl="3">
@@ -8298,7 +8608,7 @@
       <w:lvlText w:val="%4."/>
       <w:lvlJc w:val="left"/>
       <w:pPr>
-        <w:ind w:left="2880" w:hanging="360"/>
+        <w:ind w:left="2880" w:hanging="480"/>
       </w:pPr>
     </w:lvl>
     <w:lvl w:ilvl="4">
@@ -8307,7 +8617,7 @@
       <w:lvlText w:val="%5."/>
       <w:lvlJc w:val="left"/>
       <w:pPr>
-        <w:ind w:left="3600" w:hanging="360"/>
+        <w:ind w:left="3600" w:hanging="480"/>
       </w:pPr>
     </w:lvl>
     <w:lvl w:ilvl="5">
@@ -8316,7 +8626,7 @@
       <w:lvlText w:val="%6."/>
       <w:lvlJc w:val="left"/>
       <w:pPr>
-        <w:ind w:left="4320" w:hanging="360"/>
+        <w:ind w:left="4320" w:hanging="480"/>
       </w:pPr>
     </w:lvl>
     <w:lvl w:ilvl="6">
@@ -8325,7 +8635,7 @@
       <w:lvlText w:val="%7."/>
       <w:lvlJc w:val="left"/>
       <w:pPr>
-        <w:ind w:left="5040" w:hanging="360"/>
+        <w:ind w:left="5040" w:hanging="480"/>
       </w:pPr>
     </w:lvl>
     <w:lvl w:ilvl="7">
@@ -8334,7 +8644,7 @@
       <w:lvlText w:val="%8."/>
       <w:lvlJc w:val="left"/>
       <w:pPr>
-        <w:ind w:left="5760" w:hanging="360"/>
+        <w:ind w:left="5760" w:hanging="480"/>
       </w:pPr>
     </w:lvl>
     <w:lvl w:ilvl="8">
@@ -8343,12 +8653,12 @@
       <w:lvlText w:val="%9."/>
       <w:lvlJc w:val="left"/>
       <w:pPr>
-        <w:ind w:left="6480" w:hanging="360"/>
+        <w:ind w:left="6480" w:hanging="480"/>
       </w:pPr>
     </w:lvl>
   </w:abstractNum>
   <w:abstractNum w:abstractNumId="994124">
-    <w:nsid w:val="0A994124"/>
+    <w:nsid w:val="A994124"/>
     <w:multiLevelType w:val="multilevel"/>
     <w:lvl w:ilvl="0">
       <w:start w:val="24"/>
@@ -8356,7 +8666,7 @@
       <w:lvlText w:val="%1."/>
       <w:lvlJc w:val="left"/>
       <w:pPr>
-        <w:ind w:left="720" w:hanging="360"/>
+        <w:ind w:left="720" w:hanging="480"/>
       </w:pPr>
     </w:lvl>
     <w:lvl w:ilvl="1">
@@ -8365,7 +8675,7 @@
       <w:lvlText w:val="%2."/>
       <w:lvlJc w:val="left"/>
       <w:pPr>
-        <w:ind w:left="1440" w:hanging="360"/>
+        <w:ind w:left="1440" w:hanging="480"/>
       </w:pPr>
     </w:lvl>
     <w:lvl w:ilvl="2">
@@ -8374,7 +8684,7 @@
       <w:lvlText w:val="%3."/>
       <w:lvlJc w:val="left"/>
       <w:pPr>
-        <w:ind w:left="2160" w:hanging="360"/>
+        <w:ind w:left="2160" w:hanging="480"/>
       </w:pPr>
     </w:lvl>
     <w:lvl w:ilvl="3">
@@ -8383,7 +8693,7 @@
       <w:lvlText w:val="%4."/>
       <w:lvlJc w:val="left"/>
       <w:pPr>
-        <w:ind w:left="2880" w:hanging="360"/>
+        <w:ind w:left="2880" w:hanging="480"/>
       </w:pPr>
     </w:lvl>
     <w:lvl w:ilvl="4">
@@ -8392,7 +8702,7 @@
       <w:lvlText w:val="%5."/>
       <w:lvlJc w:val="left"/>
       <w:pPr>
-        <w:ind w:left="3600" w:hanging="360"/>
+        <w:ind w:left="3600" w:hanging="480"/>
       </w:pPr>
     </w:lvl>
     <w:lvl w:ilvl="5">
@@ -8401,7 +8711,7 @@
       <w:lvlText w:val="%6."/>
       <w:lvlJc w:val="left"/>
       <w:pPr>
-        <w:ind w:left="4320" w:hanging="360"/>
+        <w:ind w:left="4320" w:hanging="480"/>
       </w:pPr>
     </w:lvl>
     <w:lvl w:ilvl="6">
@@ -8410,7 +8720,7 @@
       <w:lvlText w:val="%7."/>
       <w:lvlJc w:val="left"/>
       <w:pPr>
-        <w:ind w:left="5040" w:hanging="360"/>
+        <w:ind w:left="5040" w:hanging="480"/>
       </w:pPr>
     </w:lvl>
     <w:lvl w:ilvl="7">
@@ -8419,7 +8729,7 @@
       <w:lvlText w:val="%8."/>
       <w:lvlJc w:val="left"/>
       <w:pPr>
-        <w:ind w:left="5760" w:hanging="360"/>
+        <w:ind w:left="5760" w:hanging="480"/>
       </w:pPr>
     </w:lvl>
     <w:lvl w:ilvl="8">
@@ -8428,12 +8738,12 @@
       <w:lvlText w:val="%9."/>
       <w:lvlJc w:val="left"/>
       <w:pPr>
-        <w:ind w:left="6480" w:hanging="360"/>
+        <w:ind w:left="6480" w:hanging="480"/>
       </w:pPr>
     </w:lvl>
   </w:abstractNum>
   <w:abstractNum w:abstractNumId="994128">
-    <w:nsid w:val="0A994128"/>
+    <w:nsid w:val="A994128"/>
     <w:multiLevelType w:val="multilevel"/>
     <w:lvl w:ilvl="0">
       <w:start w:val="28"/>
@@ -8441,7 +8751,7 @@
       <w:lvlText w:val="%1."/>
       <w:lvlJc w:val="left"/>
       <w:pPr>
-        <w:ind w:left="720" w:hanging="360"/>
+        <w:ind w:left="720" w:hanging="480"/>
       </w:pPr>
     </w:lvl>
     <w:lvl w:ilvl="1">
@@ -8450,7 +8760,7 @@
       <w:lvlText w:val="%2."/>
       <w:lvlJc w:val="left"/>
       <w:pPr>
-        <w:ind w:left="1440" w:hanging="360"/>
+        <w:ind w:left="1440" w:hanging="480"/>
       </w:pPr>
     </w:lvl>
     <w:lvl w:ilvl="2">
@@ -8459,7 +8769,7 @@
       <w:lvlText w:val="%3."/>
       <w:lvlJc w:val="left"/>
       <w:pPr>
-        <w:ind w:left="2160" w:hanging="360"/>
+        <w:ind w:left="2160" w:hanging="480"/>
       </w:pPr>
     </w:lvl>
     <w:lvl w:ilvl="3">
@@ -8468,7 +8778,7 @@
       <w:lvlText w:val="%4."/>
       <w:lvlJc w:val="left"/>
       <w:pPr>
-        <w:ind w:left="2880" w:hanging="360"/>
+        <w:ind w:left="2880" w:hanging="480"/>
       </w:pPr>
     </w:lvl>
     <w:lvl w:ilvl="4">
@@ -8477,7 +8787,7 @@
       <w:lvlText w:val="%5."/>
       <w:lvlJc w:val="left"/>
       <w:pPr>
-        <w:ind w:left="3600" w:hanging="360"/>
+        <w:ind w:left="3600" w:hanging="480"/>
       </w:pPr>
     </w:lvl>
     <w:lvl w:ilvl="5">
@@ -8486,7 +8796,7 @@
       <w:lvlText w:val="%6."/>
       <w:lvlJc w:val="left"/>
       <w:pPr>
-        <w:ind w:left="4320" w:hanging="360"/>
+        <w:ind w:left="4320" w:hanging="480"/>
       </w:pPr>
     </w:lvl>
     <w:lvl w:ilvl="6">
@@ -8495,7 +8805,7 @@
       <w:lvlText w:val="%7."/>
       <w:lvlJc w:val="left"/>
       <w:pPr>
-        <w:ind w:left="5040" w:hanging="360"/>
+        <w:ind w:left="5040" w:hanging="480"/>
       </w:pPr>
     </w:lvl>
     <w:lvl w:ilvl="7">
@@ -8504,7 +8814,7 @@
       <w:lvlText w:val="%8."/>
       <w:lvlJc w:val="left"/>
       <w:pPr>
-        <w:ind w:left="5760" w:hanging="360"/>
+        <w:ind w:left="5760" w:hanging="480"/>
       </w:pPr>
     </w:lvl>
     <w:lvl w:ilvl="8">
@@ -8513,12 +8823,12 @@
       <w:lvlText w:val="%9."/>
       <w:lvlJc w:val="left"/>
       <w:pPr>
-        <w:ind w:left="6480" w:hanging="360"/>
+        <w:ind w:left="6480" w:hanging="480"/>
       </w:pPr>
     </w:lvl>
   </w:abstractNum>
   <w:abstractNum w:abstractNumId="994129">
-    <w:nsid w:val="0A994129"/>
+    <w:nsid w:val="A994129"/>
     <w:multiLevelType w:val="multilevel"/>
     <w:lvl w:ilvl="0">
       <w:start w:val="29"/>
@@ -8526,7 +8836,7 @@
       <w:lvlText w:val="%1."/>
       <w:lvlJc w:val="left"/>
       <w:pPr>
-        <w:ind w:left="720" w:hanging="360"/>
+        <w:ind w:left="720" w:hanging="480"/>
       </w:pPr>
     </w:lvl>
     <w:lvl w:ilvl="1">
@@ -8535,7 +8845,7 @@
       <w:lvlText w:val="%2."/>
       <w:lvlJc w:val="left"/>
       <w:pPr>
-        <w:ind w:left="1440" w:hanging="360"/>
+        <w:ind w:left="1440" w:hanging="480"/>
       </w:pPr>
     </w:lvl>
     <w:lvl w:ilvl="2">
@@ -8544,7 +8854,7 @@
       <w:lvlText w:val="%3."/>
       <w:lvlJc w:val="left"/>
       <w:pPr>
-        <w:ind w:left="2160" w:hanging="360"/>
+        <w:ind w:left="2160" w:hanging="480"/>
       </w:pPr>
     </w:lvl>
     <w:lvl w:ilvl="3">
@@ -8553,7 +8863,7 @@
       <w:lvlText w:val="%4."/>
       <w:lvlJc w:val="left"/>
       <w:pPr>
-        <w:ind w:left="2880" w:hanging="360"/>
+        <w:ind w:left="2880" w:hanging="480"/>
       </w:pPr>
     </w:lvl>
     <w:lvl w:ilvl="4">
@@ -8562,7 +8872,7 @@
       <w:lvlText w:val="%5."/>
       <w:lvlJc w:val="left"/>
       <w:pPr>
-        <w:ind w:left="3600" w:hanging="360"/>
+        <w:ind w:left="3600" w:hanging="480"/>
       </w:pPr>
     </w:lvl>
     <w:lvl w:ilvl="5">
@@ -8571,7 +8881,7 @@
       <w:lvlText w:val="%6."/>
       <w:lvlJc w:val="left"/>
       <w:pPr>
-        <w:ind w:left="4320" w:hanging="360"/>
+        <w:ind w:left="4320" w:hanging="480"/>
       </w:pPr>
     </w:lvl>
     <w:lvl w:ilvl="6">
@@ -8580,7 +8890,7 @@
       <w:lvlText w:val="%7."/>
       <w:lvlJc w:val="left"/>
       <w:pPr>
-        <w:ind w:left="5040" w:hanging="360"/>
+        <w:ind w:left="5040" w:hanging="480"/>
       </w:pPr>
     </w:lvl>
     <w:lvl w:ilvl="7">
@@ -8589,7 +8899,7 @@
       <w:lvlText w:val="%8."/>
       <w:lvlJc w:val="left"/>
       <w:pPr>
-        <w:ind w:left="5760" w:hanging="360"/>
+        <w:ind w:left="5760" w:hanging="480"/>
       </w:pPr>
     </w:lvl>
     <w:lvl w:ilvl="8">
@@ -8598,7 +8908,7 @@
       <w:lvlText w:val="%9."/>
       <w:lvlJc w:val="left"/>
       <w:pPr>
-        <w:ind w:left="6480" w:hanging="360"/>
+        <w:ind w:left="6480" w:hanging="480"/>
       </w:pPr>
     </w:lvl>
   </w:abstractNum>
@@ -8916,10 +9226,10 @@
   <w:docDefaults>
     <w:rPrDefault>
       <w:rPr>
-        <w:rFonts w:asciiTheme="minorHAnsi" w:cstheme="minorBidi" w:eastAsiaTheme="minorEastAsia" w:hAnsiTheme="minorHAnsi"/>
+        <w:rFonts w:asciiTheme="minorHAnsi" w:cstheme="minorBidi" w:eastAsiaTheme="minorHAnsi" w:hAnsiTheme="minorHAnsi"/>
         <w:sz w:val="24"/>
         <w:szCs w:val="24"/>
-        <w:lang w:bidi="ar-SA" w:eastAsia="zh-CN" w:val="en-US"/>
+        <w:lang w:bidi="ar-SA" w:eastAsia="en-US" w:val="en-US"/>
       </w:rPr>
     </w:rPrDefault>
     <w:pPrDefault>
@@ -8937,10 +9247,10 @@
     <w:name w:val="Body Text"/>
     <w:basedOn w:val="Normal"/>
     <w:link w:val="BodyTextChar"/>
-    <w:qFormat/>
     <w:pPr>
       <w:spacing w:after="180" w:before="180"/>
     </w:pPr>
+    <w:qFormat/>
   </w:style>
   <w:style w:customStyle="1" w:styleId="FirstParagraph" w:type="paragraph">
     <w:name w:val="First Paragraph"/>
@@ -8960,94 +9270,57 @@
     <w:name w:val="Title"/>
     <w:basedOn w:val="Normal"/>
     <w:next w:val="BodyText"/>
-    <w:link w:val="TitleChar"/>
-    <w:uiPriority w:val="10"/>
     <w:qFormat/>
-    <w:rsid w:val="00A10FD9"/>
     <w:pPr>
-      <w:spacing w:after="80" w:line="240" w:lineRule="auto"/>
-      <w:contextualSpacing/>
+      <w:keepNext/>
+      <w:keepLines/>
+      <w:spacing w:after="240" w:before="480"/>
       <w:jc w:val="center"/>
     </w:pPr>
     <w:rPr>
       <w:rFonts w:asciiTheme="majorHAnsi" w:cstheme="majorBidi" w:eastAsiaTheme="majorEastAsia" w:hAnsiTheme="majorHAnsi"/>
-      <w:sz w:val="56"/>
-      <w:szCs w:val="56"/>
-    </w:rPr>
-  </w:style>
-  <w:style w:customStyle="1" w:styleId="TitleChar" w:type="character">
-    <w:name w:val="Title Char"/>
-    <w:basedOn w:val="DefaultParagraphFont"/>
-    <w:link w:val="Title"/>
-    <w:uiPriority w:val="10"/>
-    <w:rsid w:val="00A10FD9"/>
-    <w:rPr>
-      <w:rFonts w:asciiTheme="majorHAnsi" w:cstheme="majorBidi" w:eastAsiaTheme="majorEastAsia" w:hAnsiTheme="majorHAnsi"/>
-      <w:sz w:val="56"/>
-      <w:szCs w:val="56"/>
+      <w:b/>
+      <w:bCs/>
+      <w:color w:themeColor="accent1" w:themeShade="B5" w:val="345A8A"/>
+      <w:sz w:val="36"/>
+      <w:szCs w:val="36"/>
     </w:rPr>
   </w:style>
   <w:style w:styleId="Subtitle" w:type="paragraph">
     <w:name w:val="Subtitle"/>
     <w:basedOn w:val="Title"/>
     <w:next w:val="BodyText"/>
-    <w:link w:val="SubtitleChar"/>
-    <w:uiPriority w:val="11"/>
     <w:qFormat/>
-    <w:rsid w:val="00A10FD9"/>
     <w:pPr>
-      <w:numPr>
-        <w:ilvl w:val="1"/>
-      </w:numPr>
+      <w:keepNext/>
+      <w:keepLines/>
+      <w:spacing w:after="240" w:before="240"/>
+      <w:jc w:val="center"/>
     </w:pPr>
     <w:rPr>
-      <w:rFonts w:cstheme="majorBidi" w:eastAsiaTheme="majorEastAsia"/>
-      <w:spacing w:val="15"/>
-      <w:sz w:val="28"/>
-      <w:szCs w:val="28"/>
-    </w:rPr>
-  </w:style>
-  <w:style w:customStyle="1" w:styleId="SubtitleChar" w:type="character">
-    <w:name w:val="Subtitle Char"/>
-    <w:basedOn w:val="DefaultParagraphFont"/>
-    <w:link w:val="Subtitle"/>
-    <w:uiPriority w:val="11"/>
-    <w:rsid w:val="00A10FD9"/>
-    <w:rPr>
-      <w:rFonts w:cstheme="majorBidi" w:eastAsiaTheme="majorEastAsia"/>
-      <w:color w:themeColor="text1" w:themeTint="A6" w:val="595959"/>
-      <w:spacing w:val="15"/>
-      <w:sz w:val="28"/>
-      <w:szCs w:val="28"/>
+      <w:sz w:val="30"/>
+      <w:szCs w:val="30"/>
     </w:rPr>
   </w:style>
   <w:style w:customStyle="1" w:styleId="Author" w:type="paragraph">
     <w:name w:val="Author"/>
-    <w:basedOn w:val="Title"/>
     <w:next w:val="BodyText"/>
     <w:qFormat/>
     <w:pPr>
       <w:keepNext/>
       <w:keepLines/>
+      <w:jc w:val="center"/>
     </w:pPr>
-    <w:rPr>
-      <w:sz w:val="24"/>
-      <w:szCs w:val="24"/>
-    </w:rPr>
   </w:style>
   <w:style w:styleId="Date" w:type="paragraph">
     <w:name w:val="Date"/>
-    <w:basedOn w:val="Title"/>
     <w:next w:val="BodyText"/>
     <w:qFormat/>
     <w:pPr>
       <w:keepNext/>
       <w:keepLines/>
+      <w:jc w:val="center"/>
     </w:pPr>
-    <w:rPr>
-      <w:sz w:val="24"/>
-      <w:szCs w:val="24"/>
-    </w:rPr>
   </w:style>
   <w:style w:customStyle="1" w:styleId="AbstractTitle" w:type="paragraph">
     <w:name w:val="Abstract Title"/>
@@ -9057,13 +9330,15 @@
     <w:pPr>
       <w:keepNext/>
       <w:keepLines/>
+      <w:jc w:val="center"/>
       <w:spacing w:after="0" w:before="300"/>
-      <w:jc w:val="center"/>
     </w:pPr>
     <w:rPr>
-      <w:b/>
       <w:sz w:val="20"/>
       <w:szCs w:val="20"/>
+      <w:b/>
+      <w:color w:val="345A8A"/>
+      &gt;
     </w:rPr>
   </w:style>
   <w:style w:customStyle="1" w:styleId="Abstract" w:type="paragraph">
@@ -9090,321 +9365,191 @@
     <w:rPr/>
   </w:style>
   <w:style w:styleId="Heading1" w:type="paragraph">
-    <w:name w:val="heading 1"/>
+    <w:name w:val="Heading 1"/>
     <w:basedOn w:val="Normal"/>
     <w:next w:val="BodyText"/>
-    <w:link w:val="Heading1Char"/>
     <w:uiPriority w:val="9"/>
     <w:qFormat/>
-    <w:rsid w:val="00A10FD9"/>
     <w:pPr>
       <w:keepNext/>
       <w:keepLines/>
-      <w:spacing w:after="80" w:before="360"/>
+      <w:spacing w:after="0" w:before="480"/>
       <w:outlineLvl w:val="0"/>
     </w:pPr>
     <w:rPr>
       <w:rFonts w:asciiTheme="majorHAnsi" w:cstheme="majorBidi" w:eastAsiaTheme="majorEastAsia" w:hAnsiTheme="majorHAnsi"/>
-      <w:color w:themeColor="accent1" w:themeShade="BF" w:val="0F4761"/>
-      <w:sz w:val="40"/>
-      <w:szCs w:val="40"/>
+      <w:b/>
+      <w:bCs/>
+      <w:color w:themeColor="accent1" w:val="4F81BD"/>
+      <w:sz w:val="32"/>
+      <w:szCs w:val="32"/>
     </w:rPr>
   </w:style>
   <w:style w:styleId="Heading2" w:type="paragraph">
-    <w:name w:val="heading 2"/>
+    <w:name w:val="Heading 2"/>
     <w:basedOn w:val="Normal"/>
     <w:next w:val="BodyText"/>
-    <w:link w:val="Heading2Char"/>
     <w:uiPriority w:val="9"/>
-    <w:semiHidden/>
     <w:unhideWhenUsed/>
     <w:qFormat/>
-    <w:rsid w:val="00A10FD9"/>
     <w:pPr>
       <w:keepNext/>
       <w:keepLines/>
-      <w:spacing w:after="80" w:before="160"/>
+      <w:spacing w:after="0" w:before="200"/>
       <w:outlineLvl w:val="1"/>
     </w:pPr>
     <w:rPr>
       <w:rFonts w:asciiTheme="majorHAnsi" w:cstheme="majorBidi" w:eastAsiaTheme="majorEastAsia" w:hAnsiTheme="majorHAnsi"/>
-      <w:color w:themeColor="accent1" w:themeShade="BF" w:val="0F4761"/>
-      <w:sz w:val="32"/>
-      <w:szCs w:val="32"/>
-    </w:rPr>
-  </w:style>
-  <w:style w:styleId="Heading3" w:type="paragraph">
-    <w:name w:val="heading 3"/>
-    <w:basedOn w:val="Normal"/>
-    <w:next w:val="BodyText"/>
-    <w:link w:val="Heading3Char"/>
-    <w:uiPriority w:val="9"/>
-    <w:semiHidden/>
-    <w:unhideWhenUsed/>
-    <w:qFormat/>
-    <w:rsid w:val="00A10FD9"/>
-    <w:pPr>
-      <w:keepNext/>
-      <w:keepLines/>
-      <w:spacing w:after="80" w:before="160"/>
-      <w:outlineLvl w:val="2"/>
-    </w:pPr>
-    <w:rPr>
-      <w:rFonts w:cstheme="majorBidi" w:eastAsiaTheme="majorEastAsia"/>
-      <w:color w:themeColor="accent1" w:themeShade="BF" w:val="0F4761"/>
+      <w:b/>
+      <w:bCs/>
+      <w:color w:themeColor="accent1" w:val="4F81BD"/>
       <w:sz w:val="28"/>
       <w:szCs w:val="28"/>
     </w:rPr>
   </w:style>
-  <w:style w:styleId="Heading4" w:type="paragraph">
-    <w:name w:val="heading 4"/>
+  <w:style w:styleId="Heading3" w:type="paragraph">
+    <w:name w:val="Heading 3"/>
     <w:basedOn w:val="Normal"/>
     <w:next w:val="BodyText"/>
-    <w:link w:val="Heading4Char"/>
     <w:uiPriority w:val="9"/>
-    <w:semiHidden/>
     <w:unhideWhenUsed/>
     <w:qFormat/>
-    <w:rsid w:val="00A10FD9"/>
     <w:pPr>
       <w:keepNext/>
       <w:keepLines/>
-      <w:spacing w:after="40" w:before="80"/>
+      <w:spacing w:after="0" w:before="200"/>
+      <w:outlineLvl w:val="2"/>
+    </w:pPr>
+    <w:rPr>
+      <w:rFonts w:asciiTheme="majorHAnsi" w:cstheme="majorBidi" w:eastAsiaTheme="majorEastAsia" w:hAnsiTheme="majorHAnsi"/>
+      <w:b/>
+      <w:bCs/>
+      <w:color w:themeColor="accent1" w:val="4F81BD"/>
+      <w:sz w:val="24"/>
+      <w:szCs w:val="24"/>
+    </w:rPr>
+  </w:style>
+  <w:style w:styleId="Heading4" w:type="paragraph">
+    <w:name w:val="Heading 4"/>
+    <w:basedOn w:val="Normal"/>
+    <w:next w:val="BodyText"/>
+    <w:uiPriority w:val="9"/>
+    <w:unhideWhenUsed/>
+    <w:qFormat/>
+    <w:pPr>
+      <w:keepNext/>
+      <w:keepLines/>
+      <w:spacing w:after="0" w:before="200"/>
       <w:outlineLvl w:val="3"/>
     </w:pPr>
     <w:rPr>
-      <w:rFonts w:cstheme="majorBidi" w:eastAsiaTheme="majorEastAsia"/>
+      <w:rFonts w:asciiTheme="majorHAnsi" w:cstheme="majorBidi" w:eastAsiaTheme="majorEastAsia" w:hAnsiTheme="majorHAnsi"/>
       <w:i/>
-      <w:iCs/>
-      <w:color w:themeColor="accent1" w:themeShade="BF" w:val="0F4761"/>
+      <w:bCs/>
+      <w:color w:themeColor="accent1" w:val="4F81BD"/>
+      <w:sz w:val="24"/>
+      <w:szCs w:val="24"/>
     </w:rPr>
   </w:style>
   <w:style w:styleId="Heading5" w:type="paragraph">
-    <w:name w:val="heading 5"/>
+    <w:name w:val="Heading 5"/>
     <w:basedOn w:val="Normal"/>
     <w:next w:val="BodyText"/>
-    <w:link w:val="Heading5Char"/>
     <w:uiPriority w:val="9"/>
-    <w:semiHidden/>
     <w:unhideWhenUsed/>
     <w:qFormat/>
-    <w:rsid w:val="00A10FD9"/>
     <w:pPr>
       <w:keepNext/>
       <w:keepLines/>
-      <w:spacing w:after="40" w:before="80"/>
+      <w:spacing w:after="0" w:before="200"/>
       <w:outlineLvl w:val="4"/>
     </w:pPr>
     <w:rPr>
-      <w:rFonts w:cstheme="majorBidi" w:eastAsiaTheme="majorEastAsia"/>
-      <w:color w:themeColor="accent1" w:themeShade="BF" w:val="0F4761"/>
+      <w:rFonts w:asciiTheme="majorHAnsi" w:cstheme="majorBidi" w:eastAsiaTheme="majorEastAsia" w:hAnsiTheme="majorHAnsi"/>
+      <w:iCs/>
+      <w:color w:themeColor="accent1" w:val="4F81BD"/>
+      <w:sz w:val="24"/>
+      <w:szCs w:val="24"/>
     </w:rPr>
   </w:style>
   <w:style w:styleId="Heading6" w:type="paragraph">
-    <w:name w:val="heading 6"/>
+    <w:name w:val="Heading 6"/>
     <w:basedOn w:val="Normal"/>
     <w:next w:val="BodyText"/>
-    <w:link w:val="Heading6Char"/>
     <w:uiPriority w:val="9"/>
-    <w:semiHidden/>
     <w:unhideWhenUsed/>
     <w:qFormat/>
-    <w:rsid w:val="00A10FD9"/>
     <w:pPr>
       <w:keepNext/>
       <w:keepLines/>
-      <w:spacing w:after="0" w:before="40"/>
+      <w:spacing w:after="0" w:before="200"/>
       <w:outlineLvl w:val="5"/>
     </w:pPr>
     <w:rPr>
-      <w:rFonts w:cstheme="majorBidi" w:eastAsiaTheme="majorEastAsia"/>
-      <w:i/>
-      <w:iCs/>
-      <w:color w:themeColor="text1" w:themeTint="A6" w:val="595959"/>
+      <w:rFonts w:asciiTheme="majorHAnsi" w:cstheme="majorBidi" w:eastAsiaTheme="majorEastAsia" w:hAnsiTheme="majorHAnsi"/>
+      <w:color w:themeColor="accent1" w:val="4F81BD"/>
+      <w:sz w:val="24"/>
+      <w:szCs w:val="24"/>
     </w:rPr>
   </w:style>
   <w:style w:styleId="Heading7" w:type="paragraph">
-    <w:name w:val="heading 7"/>
+    <w:name w:val="Heading 7"/>
     <w:basedOn w:val="Normal"/>
     <w:next w:val="BodyText"/>
-    <w:link w:val="Heading7Char"/>
     <w:uiPriority w:val="9"/>
-    <w:semiHidden/>
     <w:unhideWhenUsed/>
     <w:qFormat/>
-    <w:rsid w:val="00A10FD9"/>
     <w:pPr>
       <w:keepNext/>
       <w:keepLines/>
-      <w:spacing w:after="0" w:before="40"/>
+      <w:spacing w:after="0" w:before="200"/>
       <w:outlineLvl w:val="6"/>
     </w:pPr>
     <w:rPr>
-      <w:rFonts w:cstheme="majorBidi" w:eastAsiaTheme="majorEastAsia"/>
-      <w:color w:themeColor="text1" w:themeTint="A6" w:val="595959"/>
+      <w:rFonts w:asciiTheme="majorHAnsi" w:cstheme="majorBidi" w:eastAsiaTheme="majorEastAsia" w:hAnsiTheme="majorHAnsi"/>
+      <w:color w:themeColor="accent1" w:val="4F81BD"/>
+      <w:sz w:val="24"/>
+      <w:szCs w:val="24"/>
     </w:rPr>
   </w:style>
   <w:style w:styleId="Heading8" w:type="paragraph">
-    <w:name w:val="heading 8"/>
+    <w:name w:val="Heading 8"/>
     <w:basedOn w:val="Normal"/>
     <w:next w:val="BodyText"/>
-    <w:link w:val="Heading8Char"/>
     <w:uiPriority w:val="9"/>
-    <w:semiHidden/>
     <w:unhideWhenUsed/>
     <w:qFormat/>
-    <w:rsid w:val="00A10FD9"/>
     <w:pPr>
       <w:keepNext/>
       <w:keepLines/>
-      <w:spacing w:after="0"/>
+      <w:spacing w:after="0" w:before="200"/>
       <w:outlineLvl w:val="7"/>
     </w:pPr>
     <w:rPr>
-      <w:rFonts w:cstheme="majorBidi" w:eastAsiaTheme="majorEastAsia"/>
-      <w:i/>
-      <w:iCs/>
-      <w:color w:themeColor="text1" w:themeTint="D8" w:val="272727"/>
+      <w:rFonts w:asciiTheme="majorHAnsi" w:cstheme="majorBidi" w:eastAsiaTheme="majorEastAsia" w:hAnsiTheme="majorHAnsi"/>
+      <w:color w:themeColor="accent1" w:val="4F81BD"/>
+      <w:sz w:val="24"/>
+      <w:szCs w:val="24"/>
     </w:rPr>
   </w:style>
   <w:style w:styleId="Heading9" w:type="paragraph">
-    <w:name w:val="heading 9"/>
+    <w:name w:val="Heading 9"/>
     <w:basedOn w:val="Normal"/>
     <w:next w:val="BodyText"/>
-    <w:link w:val="Heading9Char"/>
     <w:uiPriority w:val="9"/>
-    <w:semiHidden/>
     <w:unhideWhenUsed/>
     <w:qFormat/>
-    <w:rsid w:val="00A10FD9"/>
     <w:pPr>
       <w:keepNext/>
       <w:keepLines/>
-      <w:spacing w:after="0"/>
+      <w:spacing w:after="0" w:before="200"/>
       <w:outlineLvl w:val="8"/>
     </w:pPr>
     <w:rPr>
-      <w:rFonts w:cstheme="majorBidi" w:eastAsiaTheme="majorEastAsia"/>
-      <w:color w:themeColor="text1" w:themeTint="D8" w:val="272727"/>
-    </w:rPr>
-  </w:style>
-  <w:style w:customStyle="1" w:styleId="Heading1Char" w:type="character">
-    <w:name w:val="Heading 1 Char"/>
-    <w:basedOn w:val="DefaultParagraphFont"/>
-    <w:link w:val="Heading1"/>
-    <w:uiPriority w:val="9"/>
-    <w:rsid w:val="00A10FD9"/>
-    <w:rPr>
       <w:rFonts w:asciiTheme="majorHAnsi" w:cstheme="majorBidi" w:eastAsiaTheme="majorEastAsia" w:hAnsiTheme="majorHAnsi"/>
-      <w:color w:themeColor="accent1" w:themeShade="BF" w:val="0F4761"/>
-      <w:sz w:val="40"/>
-      <w:szCs w:val="40"/>
-    </w:rPr>
-  </w:style>
-  <w:style w:customStyle="1" w:styleId="Heading2Char" w:type="character">
-    <w:name w:val="Heading 2 Char"/>
-    <w:basedOn w:val="DefaultParagraphFont"/>
-    <w:link w:val="Heading2"/>
-    <w:uiPriority w:val="9"/>
-    <w:semiHidden/>
-    <w:rsid w:val="00A10FD9"/>
-    <w:rPr>
-      <w:rFonts w:asciiTheme="majorHAnsi" w:cstheme="majorBidi" w:eastAsiaTheme="majorEastAsia" w:hAnsiTheme="majorHAnsi"/>
-      <w:color w:themeColor="accent1" w:themeShade="BF" w:val="0F4761"/>
-      <w:sz w:val="32"/>
-      <w:szCs w:val="32"/>
-    </w:rPr>
-  </w:style>
-  <w:style w:customStyle="1" w:styleId="Heading3Char" w:type="character">
-    <w:name w:val="Heading 3 Char"/>
-    <w:basedOn w:val="DefaultParagraphFont"/>
-    <w:link w:val="Heading3"/>
-    <w:uiPriority w:val="9"/>
-    <w:semiHidden/>
-    <w:rsid w:val="00A10FD9"/>
-    <w:rPr>
-      <w:rFonts w:cstheme="majorBidi" w:eastAsiaTheme="majorEastAsia"/>
-      <w:color w:themeColor="accent1" w:themeShade="BF" w:val="0F4761"/>
-      <w:sz w:val="28"/>
-      <w:szCs w:val="28"/>
-    </w:rPr>
-  </w:style>
-  <w:style w:customStyle="1" w:styleId="Heading4Char" w:type="character">
-    <w:name w:val="Heading 4 Char"/>
-    <w:basedOn w:val="DefaultParagraphFont"/>
-    <w:link w:val="Heading4"/>
-    <w:uiPriority w:val="9"/>
-    <w:semiHidden/>
-    <w:rsid w:val="00A10FD9"/>
-    <w:rPr>
-      <w:rFonts w:cstheme="majorBidi" w:eastAsiaTheme="majorEastAsia"/>
-      <w:i/>
-      <w:iCs/>
-      <w:color w:themeColor="accent1" w:themeShade="BF" w:val="0F4761"/>
-    </w:rPr>
-  </w:style>
-  <w:style w:customStyle="1" w:styleId="Heading5Char" w:type="character">
-    <w:name w:val="Heading 5 Char"/>
-    <w:basedOn w:val="DefaultParagraphFont"/>
-    <w:link w:val="Heading5"/>
-    <w:uiPriority w:val="9"/>
-    <w:semiHidden/>
-    <w:rsid w:val="00A10FD9"/>
-    <w:rPr>
-      <w:rFonts w:cstheme="majorBidi" w:eastAsiaTheme="majorEastAsia"/>
-      <w:color w:themeColor="accent1" w:themeShade="BF" w:val="0F4761"/>
-    </w:rPr>
-  </w:style>
-  <w:style w:customStyle="1" w:styleId="Heading6Char" w:type="character">
-    <w:name w:val="Heading 6 Char"/>
-    <w:basedOn w:val="DefaultParagraphFont"/>
-    <w:link w:val="Heading6"/>
-    <w:uiPriority w:val="9"/>
-    <w:semiHidden/>
-    <w:rsid w:val="00A10FD9"/>
-    <w:rPr>
-      <w:rFonts w:cstheme="majorBidi" w:eastAsiaTheme="majorEastAsia"/>
-      <w:i/>
-      <w:iCs/>
-      <w:color w:themeColor="text1" w:themeTint="A6" w:val="595959"/>
-    </w:rPr>
-  </w:style>
-  <w:style w:customStyle="1" w:styleId="Heading7Char" w:type="character">
-    <w:name w:val="Heading 7 Char"/>
-    <w:basedOn w:val="DefaultParagraphFont"/>
-    <w:link w:val="Heading7"/>
-    <w:uiPriority w:val="9"/>
-    <w:semiHidden/>
-    <w:rsid w:val="00A10FD9"/>
-    <w:rPr>
-      <w:rFonts w:cstheme="majorBidi" w:eastAsiaTheme="majorEastAsia"/>
-      <w:color w:themeColor="text1" w:themeTint="A6" w:val="595959"/>
-    </w:rPr>
-  </w:style>
-  <w:style w:customStyle="1" w:styleId="Heading8Char" w:type="character">
-    <w:name w:val="Heading 8 Char"/>
-    <w:basedOn w:val="DefaultParagraphFont"/>
-    <w:link w:val="Heading8"/>
-    <w:uiPriority w:val="9"/>
-    <w:semiHidden/>
-    <w:rsid w:val="00A10FD9"/>
-    <w:rPr>
-      <w:rFonts w:cstheme="majorBidi" w:eastAsiaTheme="majorEastAsia"/>
-      <w:i/>
-      <w:iCs/>
-      <w:color w:themeColor="text1" w:themeTint="D8" w:val="272727"/>
-    </w:rPr>
-  </w:style>
-  <w:style w:customStyle="1" w:styleId="Heading9Char" w:type="character">
-    <w:name w:val="Heading 9 Char"/>
-    <w:basedOn w:val="DefaultParagraphFont"/>
-    <w:link w:val="Heading9"/>
-    <w:uiPriority w:val="9"/>
-    <w:semiHidden/>
-    <w:rsid w:val="00A10FD9"/>
-    <w:rPr>
-      <w:rFonts w:cstheme="majorBidi" w:eastAsiaTheme="majorEastAsia"/>
-      <w:color w:themeColor="text1" w:themeTint="D8" w:val="272727"/>
+      <w:color w:themeColor="accent1" w:val="4F81BD"/>
+      <w:sz w:val="24"/>
+      <w:szCs w:val="24"/>
     </w:rPr>
   </w:style>
   <w:style w:styleId="BlockText" w:type="paragraph">
@@ -9427,18 +9572,6 @@
     <w:unhideWhenUsed/>
     <w:qFormat/>
   </w:style>
-  <w:style w:styleId="FootnoteBlockText" w:type="paragraph">
-    <w:name w:val="Footnote Block Text"/>
-    <w:basedOn w:val="FootnoteText"/>
-    <w:next w:val="FootnoteText"/>
-    <w:uiPriority w:val="9"/>
-    <w:unhideWhenUsed/>
-    <w:qFormat/>
-    <w:pPr>
-      <w:spacing w:after="100" w:before="100"/>
-      <w:ind w:firstLine="0" w:left="480" w:right="480"/>
-    </w:pPr>
-  </w:style>
   <w:style w:default="1" w:styleId="DefaultParagraphFont" w:type="character">
     <w:name w:val="Default Paragraph Font"/>
     <w:semiHidden/>
@@ -9460,11 +9593,18 @@
       </w:tblCellMar>
     </w:tblPr>
     <w:tblStylePr w:type="firstRow">
+      <w:tblPr>
+        <w:jc w:val="left"/>
+        <w:tblInd w:type="dxa" w:w="0"/>
+      </w:tblPr>
+      <w:trPr>
+        <w:jc w:val="left"/>
+      </w:trPr>
       <w:tcPr>
+        <w:vAlign w:val="bottom"/>
         <w:tcBorders>
           <w:bottom w:val="single"/>
         </w:tcBorders>
-        <w:vAlign w:val="bottom"/>
       </w:tcPr>
     </w:tblStylePr>
   </w:style>
@@ -9579,8 +9719,8 @@
     <w:name w:val="KeywordTok"/>
     <w:basedOn w:val="VerbatimChar"/>
     <w:rPr>
+      <w:color w:val="007020"/>
       <w:b/>
-      <w:color w:val="007020"/>
     </w:rPr>
   </w:style>
   <w:style w:type="character" w:customStyle="1" w:styleId="DataTypeTok">
@@ -9657,42 +9797,42 @@
     <w:name w:val="ImportTok"/>
     <w:basedOn w:val="VerbatimChar"/>
     <w:rPr>
+      <w:color w:val="008000"/>
       <w:b/>
-      <w:color w:val="008000"/>
     </w:rPr>
   </w:style>
   <w:style w:type="character" w:customStyle="1" w:styleId="CommentTok">
     <w:name w:val="CommentTok"/>
     <w:basedOn w:val="VerbatimChar"/>
     <w:rPr>
+      <w:color w:val="60a0b0"/>
       <w:i/>
-      <w:color w:val="60a0b0"/>
     </w:rPr>
   </w:style>
   <w:style w:type="character" w:customStyle="1" w:styleId="DocumentationTok">
     <w:name w:val="DocumentationTok"/>
     <w:basedOn w:val="VerbatimChar"/>
     <w:rPr>
+      <w:color w:val="ba2121"/>
       <w:i/>
-      <w:color w:val="ba2121"/>
     </w:rPr>
   </w:style>
   <w:style w:type="character" w:customStyle="1" w:styleId="AnnotationTok">
     <w:name w:val="AnnotationTok"/>
     <w:basedOn w:val="VerbatimChar"/>
     <w:rPr>
+      <w:color w:val="60a0b0"/>
       <w:b/>
       <w:i/>
-      <w:color w:val="60a0b0"/>
     </w:rPr>
   </w:style>
   <w:style w:type="character" w:customStyle="1" w:styleId="CommentVarTok">
     <w:name w:val="CommentVarTok"/>
     <w:basedOn w:val="VerbatimChar"/>
     <w:rPr>
+      <w:color w:val="60a0b0"/>
       <w:b/>
       <w:i/>
-      <w:color w:val="60a0b0"/>
     </w:rPr>
   </w:style>
   <w:style w:type="character" w:customStyle="1" w:styleId="OtherTok">
@@ -9720,8 +9860,8 @@
     <w:name w:val="ControlFlowTok"/>
     <w:basedOn w:val="VerbatimChar"/>
     <w:rPr>
+      <w:color w:val="007020"/>
       <w:b/>
-      <w:color w:val="007020"/>
     </w:rPr>
   </w:style>
   <w:style w:type="character" w:customStyle="1" w:styleId="OperatorTok">
@@ -9766,34 +9906,34 @@
     <w:name w:val="InformationTok"/>
     <w:basedOn w:val="VerbatimChar"/>
     <w:rPr>
+      <w:color w:val="60a0b0"/>
       <w:b/>
       <w:i/>
-      <w:color w:val="60a0b0"/>
     </w:rPr>
   </w:style>
   <w:style w:type="character" w:customStyle="1" w:styleId="WarningTok">
     <w:name w:val="WarningTok"/>
     <w:basedOn w:val="VerbatimChar"/>
     <w:rPr>
+      <w:color w:val="60a0b0"/>
       <w:b/>
       <w:i/>
-      <w:color w:val="60a0b0"/>
     </w:rPr>
   </w:style>
   <w:style w:type="character" w:customStyle="1" w:styleId="AlertTok">
     <w:name w:val="AlertTok"/>
     <w:basedOn w:val="VerbatimChar"/>
     <w:rPr>
+      <w:color w:val="ff0000"/>
       <w:b/>
-      <w:color w:val="ff0000"/>
     </w:rPr>
   </w:style>
   <w:style w:type="character" w:customStyle="1" w:styleId="ErrorTok">
     <w:name w:val="ErrorTok"/>
     <w:basedOn w:val="VerbatimChar"/>
     <w:rPr>
+      <w:color w:val="ff0000"/>
       <w:b/>
-      <w:color w:val="ff0000"/>
     </w:rPr>
   </w:style>
   <w:style w:type="character" w:customStyle="1" w:styleId="NormalTok">
@@ -9815,44 +9955,44 @@
         <a:sysClr val="window" lastClr="FFFFFF"/>
       </a:lt1>
       <a:dk2>
-        <a:srgbClr val="0E2841"/>
+        <a:srgbClr val="1F497D"/>
       </a:dk2>
       <a:lt2>
-        <a:srgbClr val="E8E8E8"/>
+        <a:srgbClr val="EEECE1"/>
       </a:lt2>
       <a:accent1>
-        <a:srgbClr val="156082"/>
+        <a:srgbClr val="4F81BD"/>
       </a:accent1>
       <a:accent2>
-        <a:srgbClr val="E97132"/>
+        <a:srgbClr val="C0504D"/>
       </a:accent2>
       <a:accent3>
-        <a:srgbClr val="196B24"/>
+        <a:srgbClr val="9BBB59"/>
       </a:accent3>
       <a:accent4>
-        <a:srgbClr val="0F9ED5"/>
+        <a:srgbClr val="8064A2"/>
       </a:accent4>
       <a:accent5>
-        <a:srgbClr val="A02B93"/>
+        <a:srgbClr val="4BACC6"/>
       </a:accent5>
       <a:accent6>
-        <a:srgbClr val="4EA72E"/>
+        <a:srgbClr val="F79646"/>
       </a:accent6>
       <a:hlink>
-        <a:srgbClr val="467886"/>
+        <a:srgbClr val="0000FF"/>
       </a:hlink>
       <a:folHlink>
-        <a:srgbClr val="96607D"/>
+        <a:srgbClr val="800080"/>
       </a:folHlink>
     </a:clrScheme>
     <a:fontScheme name="Office">
       <a:majorFont>
-        <a:latin typeface="Aptos Display" panose="02110004020202020204"/>
+        <a:latin typeface="Calibri"/>
         <a:ea typeface=""/>
         <a:cs typeface=""/>
-        <a:font script="Jpan" typeface="游ゴシック Light"/>
+        <a:font script="Jpan" typeface="ＭＳ ゴシック"/>
         <a:font script="Hang" typeface="맑은 고딕"/>
-        <a:font script="Hans" typeface="等线 Light"/>
+        <a:font script="Hans" typeface="宋体"/>
         <a:font script="Hant" typeface="新細明體"/>
         <a:font script="Arab" typeface="Times New Roman"/>
         <a:font script="Hebr" typeface="Times New Roman"/>
@@ -9879,32 +10019,14 @@
         <a:font script="Mong" typeface="Mongolian Baiti"/>
         <a:font script="Viet" typeface="Times New Roman"/>
         <a:font script="Uigh" typeface="Microsoft Uighur"/>
-        <a:font script="Geor" typeface="Sylfaen"/>
-        <a:font script="Armn" typeface="Arial"/>
-        <a:font script="Bugi" typeface="Leelawadee UI"/>
-        <a:font script="Bopo" typeface="Microsoft JhengHei"/>
-        <a:font script="Java" typeface="Javanese Text"/>
-        <a:font script="Lisu" typeface="Segoe UI"/>
-        <a:font script="Mymr" typeface="Myanmar Text"/>
-        <a:font script="Nkoo" typeface="Ebrima"/>
-        <a:font script="Olck" typeface="Nirmala UI"/>
-        <a:font script="Osma" typeface="Ebrima"/>
-        <a:font script="Phag" typeface="Phagspa"/>
-        <a:font script="Syrn" typeface="Estrangelo Edessa"/>
-        <a:font script="Syrj" typeface="Estrangelo Edessa"/>
-        <a:font script="Syre" typeface="Estrangelo Edessa"/>
-        <a:font script="Sora" typeface="Nirmala UI"/>
-        <a:font script="Tale" typeface="Microsoft Tai Le"/>
-        <a:font script="Talu" typeface="Microsoft New Tai Lue"/>
-        <a:font script="Tfng" typeface="Ebrima"/>
       </a:majorFont>
       <a:minorFont>
-        <a:latin typeface="Aptos" panose="02110004020202020204"/>
+        <a:latin typeface="Cambria"/>
         <a:ea typeface=""/>
         <a:cs typeface=""/>
-        <a:font script="Jpan" typeface="游明朝"/>
+        <a:font script="Jpan" typeface="ＭＳ 明朝"/>
         <a:font script="Hang" typeface="맑은 고딕"/>
-        <a:font script="Hans" typeface="等线"/>
+        <a:font script="Hans" typeface="宋体"/>
         <a:font script="Hant" typeface="新細明體"/>
         <a:font script="Arab" typeface="Arial"/>
         <a:font script="Hebr" typeface="Arial"/>
@@ -9931,24 +10053,6 @@
         <a:font script="Mong" typeface="Mongolian Baiti"/>
         <a:font script="Viet" typeface="Arial"/>
         <a:font script="Uigh" typeface="Microsoft Uighur"/>
-        <a:font script="Geor" typeface="Sylfaen"/>
-        <a:font script="Armn" typeface="Arial"/>
-        <a:font script="Bugi" typeface="Leelawadee UI"/>
-        <a:font script="Bopo" typeface="Microsoft JhengHei"/>
-        <a:font script="Java" typeface="Javanese Text"/>
-        <a:font script="Lisu" typeface="Segoe UI"/>
-        <a:font script="Mymr" typeface="Myanmar Text"/>
-        <a:font script="Nkoo" typeface="Ebrima"/>
-        <a:font script="Olck" typeface="Nirmala UI"/>
-        <a:font script="Osma" typeface="Ebrima"/>
-        <a:font script="Phag" typeface="Phagspa"/>
-        <a:font script="Syrn" typeface="Estrangelo Edessa"/>
-        <a:font script="Syrj" typeface="Estrangelo Edessa"/>
-        <a:font script="Syre" typeface="Estrangelo Edessa"/>
-        <a:font script="Sora" typeface="Nirmala UI"/>
-        <a:font script="Tale" typeface="Microsoft Tai Le"/>
-        <a:font script="Talu" typeface="Microsoft New Tai Lue"/>
-        <a:font script="Tfng" typeface="Ebrima"/>
       </a:minorFont>
     </a:fontScheme>
     <a:fmtScheme name="Office">
@@ -9960,141 +10064,200 @@
           <a:gsLst>
             <a:gs pos="0">
               <a:schemeClr val="phClr">
-                <a:lumMod val="110000"/>
-                <a:satMod val="105000"/>
-                <a:tint val="67000"/>
+                <a:tint val="50000"/>
+                <a:satMod val="300000"/>
               </a:schemeClr>
             </a:gs>
-            <a:gs pos="50000">
+            <a:gs pos="35000">
               <a:schemeClr val="phClr">
-                <a:lumMod val="105000"/>
-                <a:satMod val="103000"/>
-                <a:tint val="73000"/>
+                <a:tint val="37000"/>
+                <a:satMod val="300000"/>
               </a:schemeClr>
             </a:gs>
             <a:gs pos="100000">
               <a:schemeClr val="phClr">
-                <a:lumMod val="105000"/>
-                <a:satMod val="109000"/>
-                <a:tint val="81000"/>
+                <a:tint val="15000"/>
+                <a:satMod val="350000"/>
               </a:schemeClr>
             </a:gs>
           </a:gsLst>
-          <a:lin ang="5400000" scaled="0"/>
+          <a:lin ang="16200000" scaled="1"/>
         </a:gradFill>
         <a:gradFill rotWithShape="1">
           <a:gsLst>
             <a:gs pos="0">
               <a:schemeClr val="phClr">
-                <a:satMod val="103000"/>
-                <a:lumMod val="102000"/>
-                <a:tint val="94000"/>
-              </a:schemeClr>
-            </a:gs>
-            <a:gs pos="50000">
-              <a:schemeClr val="phClr">
-                <a:satMod val="110000"/>
-                <a:lumMod val="100000"/>
+                <a:tint val="100000"/>
                 <a:shade val="100000"/>
+                <a:satMod val="130000"/>
               </a:schemeClr>
             </a:gs>
             <a:gs pos="100000">
               <a:schemeClr val="phClr">
-                <a:lumMod val="99000"/>
-                <a:satMod val="120000"/>
-                <a:shade val="78000"/>
+                <a:tint val="50000"/>
+                <a:shade val="100000"/>
+                <a:satMod val="350000"/>
               </a:schemeClr>
             </a:gs>
           </a:gsLst>
-          <a:lin ang="5400000" scaled="0"/>
+          <a:lin ang="16200000" scaled="0"/>
         </a:gradFill>
       </a:fillStyleLst>
       <a:lnStyleLst>
-        <a:ln w="6350" cap="flat" cmpd="sng" algn="ctr">
+        <a:ln w="9525" cap="flat" cmpd="sng" algn="ctr">
+          <a:solidFill>
+            <a:schemeClr val="phClr">
+              <a:shade val="95000"/>
+              <a:satMod val="105000"/>
+            </a:schemeClr>
+          </a:solidFill>
+          <a:prstDash val="solid"/>
+        </a:ln>
+        <a:ln w="25400" cap="flat" cmpd="sng" algn="ctr">
           <a:solidFill>
             <a:schemeClr val="phClr"/>
           </a:solidFill>
           <a:prstDash val="solid"/>
-          <a:miter lim="800000"/>
         </a:ln>
-        <a:ln w="12700" cap="flat" cmpd="sng" algn="ctr">
+        <a:ln w="38100" cap="flat" cmpd="sng" algn="ctr">
           <a:solidFill>
             <a:schemeClr val="phClr"/>
           </a:solidFill>
           <a:prstDash val="solid"/>
-          <a:miter lim="800000"/>
-        </a:ln>
-        <a:ln w="19050" cap="flat" cmpd="sng" algn="ctr">
-          <a:solidFill>
-            <a:schemeClr val="phClr"/>
-          </a:solidFill>
-          <a:prstDash val="solid"/>
-          <a:miter lim="800000"/>
         </a:ln>
       </a:lnStyleLst>
       <a:effectStyleLst>
         <a:effectStyle>
-          <a:effectLst/>
-        </a:effectStyle>
-        <a:effectStyle>
-          <a:effectLst/>
+          <a:effectLst>
+            <a:outerShdw blurRad="40000" dist="20000" dir="5400000" rotWithShape="0">
+              <a:srgbClr val="000000">
+                <a:alpha val="38000"/>
+              </a:srgbClr>
+            </a:outerShdw>
+          </a:effectLst>
         </a:effectStyle>
         <a:effectStyle>
           <a:effectLst>
-            <a:outerShdw blurRad="57150" dist="19050" dir="5400000" algn="ctr" rotWithShape="0">
+            <a:outerShdw blurRad="40000" dist="23000" dir="5400000" rotWithShape="0">
               <a:srgbClr val="000000">
-                <a:alpha val="63000"/>
+                <a:alpha val="35000"/>
               </a:srgbClr>
             </a:outerShdw>
           </a:effectLst>
+        </a:effectStyle>
+        <a:effectStyle>
+          <a:effectLst>
+            <a:outerShdw blurRad="40000" dist="23000" dir="5400000" rotWithShape="0">
+              <a:srgbClr val="000000">
+                <a:alpha val="35000"/>
+              </a:srgbClr>
+            </a:outerShdw>
+          </a:effectLst>
+          <a:scene3d>
+            <a:camera prst="orthographicFront">
+              <a:rot lat="0" lon="0" rev="0"/>
+            </a:camera>
+            <a:lightRig rig="threePt" dir="t">
+              <a:rot lat="0" lon="0" rev="1200000"/>
+            </a:lightRig>
+          </a:scene3d>
+          <a:sp3d>
+            <a:bevelT w="63500" h="25400"/>
+          </a:sp3d>
         </a:effectStyle>
       </a:effectStyleLst>
       <a:bgFillStyleLst>
         <a:solidFill>
           <a:schemeClr val="phClr"/>
         </a:solidFill>
-        <a:solidFill>
-          <a:schemeClr val="phClr">
-            <a:tint val="95000"/>
-            <a:satMod val="170000"/>
-          </a:schemeClr>
-        </a:solidFill>
         <a:gradFill rotWithShape="1">
           <a:gsLst>
             <a:gs pos="0">
               <a:schemeClr val="phClr">
-                <a:tint val="93000"/>
-                <a:satMod val="150000"/>
-                <a:shade val="98000"/>
-                <a:lumMod val="102000"/>
+                <a:tint val="40000"/>
+                <a:satMod val="350000"/>
               </a:schemeClr>
             </a:gs>
-            <a:gs pos="50000">
+            <a:gs pos="40000">
               <a:schemeClr val="phClr">
-                <a:tint val="98000"/>
-                <a:satMod val="130000"/>
-                <a:shade val="90000"/>
-                <a:lumMod val="103000"/>
+                <a:tint val="45000"/>
+                <a:shade val="99000"/>
+                <a:satMod val="350000"/>
               </a:schemeClr>
             </a:gs>
             <a:gs pos="100000">
               <a:schemeClr val="phClr">
-                <a:shade val="63000"/>
-                <a:satMod val="120000"/>
+                <a:shade val="20000"/>
+                <a:satMod val="255000"/>
               </a:schemeClr>
             </a:gs>
           </a:gsLst>
-          <a:lin ang="5400000" scaled="0"/>
+          <a:path path="circle">
+            <a:fillToRect l="50000" t="-80000" r="50000" b="180000"/>
+          </a:path>
+        </a:gradFill>
+        <a:gradFill rotWithShape="1">
+          <a:gsLst>
+            <a:gs pos="0">
+              <a:schemeClr val="phClr">
+                <a:tint val="80000"/>
+                <a:satMod val="300000"/>
+              </a:schemeClr>
+            </a:gs>
+            <a:gs pos="100000">
+              <a:schemeClr val="phClr">
+                <a:shade val="30000"/>
+                <a:satMod val="200000"/>
+              </a:schemeClr>
+            </a:gs>
+          </a:gsLst>
+          <a:path path="circle">
+            <a:fillToRect l="50000" t="50000" r="50000" b="50000"/>
+          </a:path>
         </a:gradFill>
       </a:bgFillStyleLst>
     </a:fmtScheme>
   </a:themeElements>
-  <a:objectDefaults/>
+  <a:objectDefaults>
+    <a:spDef>
+      <a:spPr/>
+      <a:bodyPr/>
+      <a:lstStyle/>
+      <a:style>
+        <a:lnRef idx="1">
+          <a:schemeClr val="accent1"/>
+        </a:lnRef>
+        <a:fillRef idx="3">
+          <a:schemeClr val="accent1"/>
+        </a:fillRef>
+        <a:effectRef idx="2">
+          <a:schemeClr val="accent1"/>
+        </a:effectRef>
+        <a:fontRef idx="minor">
+          <a:schemeClr val="lt1"/>
+        </a:fontRef>
+      </a:style>
+    </a:spDef>
+    <a:lnDef>
+      <a:spPr/>
+      <a:bodyPr/>
+      <a:lstStyle/>
+      <a:style>
+        <a:lnRef idx="2">
+          <a:schemeClr val="accent1"/>
+        </a:lnRef>
+        <a:fillRef idx="0">
+          <a:schemeClr val="accent1"/>
+        </a:fillRef>
+        <a:effectRef idx="1">
+          <a:schemeClr val="accent1"/>
+        </a:effectRef>
+        <a:fontRef idx="minor">
+          <a:schemeClr val="tx1"/>
+        </a:fontRef>
+      </a:style>
+    </a:lnDef>
+  </a:objectDefaults>
   <a:extraClrSchemeLst/>
-  <a:extLst>
-    <a:ext uri="{05A4C25C-085E-4340-85A3-A5531E510DB2}">
-      <thm15:themeFamily xmlns:thm15="http://schemas.microsoft.com/office/thememl/2012/main" name="Office Theme" id="{2E142A2C-CD16-42D6-873A-C26D2A0506FA}" vid="{1BDDFF52-6CD6-40A5-AB3C-68EB2F1E4D0A}"/>
-    </a:ext>
-  </a:extLst>
 </a:theme>
 </file>
--- a/01-foundations/CIS_Controls_v8.1/Espanol/CIS_Critical_Security_Controls_v8.1_Practical_Manager_and_Junior_Analyst_Manual_Espanol_v1.0.docx
+++ b/01-foundations/CIS_Controls_v8.1/Espanol/CIS_Critical_Security_Controls_v8.1_Practical_Manager_and_Junior_Analyst_Manual_Espanol_v1.0.docx
@@ -1751,7 +1751,7 @@
       </w:r>
     </w:p>
     <w:bookmarkEnd w:id="24"/>
-    <w:bookmarkStart w:id="25" w:name="X6a3aeb613869a9a4041395cfc3b30b698b888c4"/>
+    <w:bookmarkStart w:id="28" w:name="X6a3aeb613869a9a4041395cfc3b30b698b888c4"/>
     <w:p>
       <w:pPr>
         <w:pStyle w:val="Heading1"/>
@@ -1777,8 +1777,58 @@
     </w:p>
     <w:p>
       <w:pPr>
-        <w:pStyle w:val="BodyText"/>
-      </w:pPr>
+        <w:pStyle w:val="CaptionedFigure"/>
+      </w:pPr>
+      <w:r>
+        <w:drawing>
+          <wp:inline>
+            <wp:extent cx="5334000" cy="2497753"/>
+            <wp:effectExtent b="0" l="0" r="0" t="0"/>
+            <wp:docPr descr="La especificación oficial pasa de los datos definidos a las operaciones, medidas, métricas y revisión de procedimiento." title="" id="26" name="Picture"/>
+            <a:graphic>
+              <a:graphicData uri="http://schemas.openxmlformats.org/drawingml/2006/picture">
+                <pic:pic>
+                  <pic:nvPicPr>
+                    <pic:cNvPr descr="media/image3.png" id="27" name="Picture"/>
+                    <pic:cNvPicPr>
+                      <a:picLocks noChangeArrowheads="1" noChangeAspect="1"/>
+                    </pic:cNvPicPr>
+                  </pic:nvPicPr>
+                  <pic:blipFill>
+                    <a:blip r:embed="rId25"/>
+                    <a:stretch>
+                      <a:fillRect/>
+                    </a:stretch>
+                  </pic:blipFill>
+                  <pic:spPr bwMode="auto">
+                    <a:xfrm>
+                      <a:off x="0" y="0"/>
+                      <a:ext cx="5334000" cy="2497753"/>
+                    </a:xfrm>
+                    <a:prstGeom prst="rect">
+                      <a:avLst/>
+                    </a:prstGeom>
+                    <a:noFill/>
+                    <a:ln w="9525">
+                      <a:noFill/>
+                      <a:headEnd/>
+                      <a:tailEnd/>
+                    </a:ln>
+                  </pic:spPr>
+                </pic:pic>
+              </a:graphicData>
+            </a:graphic>
+          </wp:inline>
+        </w:drawing>
+      </w:r>
+    </w:p>
+    <w:p>
+      <w:pPr>
+        <w:pStyle w:val="ImageCaption"/>
+      </w:pPr>
+      <w:r>
+        <w:t xml:space="preserve">La especificación oficial pasa de los datos definidos a las operaciones, medidas, métricas y revisión de procedimiento.</w:t>
+      </w:r>
     </w:p>
     <w:p>
       <w:pPr>
@@ -1938,8 +1988,8 @@
         <w:t xml:space="preserve">Report scope, result, exception, limitation, owner, action, and date.</w:t>
       </w:r>
     </w:p>
-    <w:bookmarkEnd w:id="25"/>
-    <w:bookmarkStart w:id="26" w:name="aplicación-de-la-hoja-de-ruta"/>
+    <w:bookmarkEnd w:id="28"/>
+    <w:bookmarkStart w:id="29" w:name="aplicación-de-la-hoja-de-ruta"/>
     <w:p>
       <w:pPr>
         <w:pStyle w:val="Heading1"/>
@@ -2092,8 +2142,8 @@
         <w:t xml:space="preserve">|. |</w:t>
       </w:r>
     </w:p>
-    <w:bookmarkEnd w:id="26"/>
-    <w:bookmarkStart w:id="27" w:name="X81f4d9d1cf949789b733a767fd2187f45480d1b"/>
+    <w:bookmarkEnd w:id="29"/>
+    <w:bookmarkStart w:id="30" w:name="X81f4d9d1cf949789b733a767fd2187f45480d1b"/>
     <w:p>
       <w:pPr>
         <w:pStyle w:val="Heading1"/>
@@ -2294,8 +2344,8 @@
         <w:t xml:space="preserve">Utilice la guía oficial CIS Controls v8.1 y Evaluación de Controles Especificación para el lenguaje exacto de Salvaguardia, clase de activos, función de seguridad, Grupo de Implementación, dependencias, insumos, operaciones, medidas, métricas y revisión procesal.</w:t>
       </w:r>
     </w:p>
-    <w:bookmarkEnd w:id="27"/>
-    <w:bookmarkStart w:id="28" w:name="X7af2b88095d7b03a53fca2829b4a7a66e9259a3"/>
+    <w:bookmarkEnd w:id="30"/>
+    <w:bookmarkStart w:id="31" w:name="X7af2b88095d7b03a53fca2829b4a7a66e9259a3"/>
     <w:p>
       <w:pPr>
         <w:pStyle w:val="Heading1"/>
@@ -2713,8 +2763,8 @@
         <w:t xml:space="preserve">Utilice la guía oficial CIS Controls v8.1 y Evaluación de Controles Especificación para el lenguaje exacto de Salvaguardia, clase de activos, función de seguridad, Grupo de Implementación, dependencias, insumos, operaciones, medidas, métricas y revisión procesal.</w:t>
       </w:r>
     </w:p>
-    <w:bookmarkEnd w:id="28"/>
-    <w:bookmarkStart w:id="29" w:name="X5ba1fcc9db7e50e6d8dc42ad38dcd74c5fbb621"/>
+    <w:bookmarkEnd w:id="31"/>
+    <w:bookmarkStart w:id="32" w:name="X5ba1fcc9db7e50e6d8dc42ad38dcd74c5fbb621"/>
     <w:p>
       <w:pPr>
         <w:pStyle w:val="Heading1"/>
@@ -3001,8 +3051,8 @@
         <w:t xml:space="preserve">Utilice la guía oficial CIS Controls v8.1 y Evaluación de Controles Especificación para el lenguaje exacto de Salvaguardia, clase de activos, función de seguridad, Grupo de Implementación, dependencias, insumos, operaciones, medidas, métricas y revisión procesal.</w:t>
       </w:r>
     </w:p>
-    <w:bookmarkEnd w:id="29"/>
-    <w:bookmarkStart w:id="30" w:name="control-6-access-control-management"/>
+    <w:bookmarkEnd w:id="32"/>
+    <w:bookmarkStart w:id="33" w:name="control-6-access-control-management"/>
     <w:p>
       <w:pPr>
         <w:pStyle w:val="Heading1"/>
@@ -3438,8 +3488,8 @@
         <w:t xml:space="preserve">Utilice la guía oficial CIS Controls v8.1 y Evaluación de Controles Especificación para el lenguaje exacto de Salvaguardia, clase de activos, función de seguridad, Grupo de Implementación, dependencias, insumos, operaciones, medidas, métricas y revisión procesal.</w:t>
       </w:r>
     </w:p>
-    <w:bookmarkEnd w:id="30"/>
-    <w:bookmarkStart w:id="31" w:name="control-8-audit-log-management"/>
+    <w:bookmarkEnd w:id="33"/>
+    <w:bookmarkStart w:id="34" w:name="control-8-audit-log-management"/>
     <w:p>
       <w:pPr>
         <w:pStyle w:val="Heading1"/>
@@ -3683,8 +3733,8 @@
         <w:t xml:space="preserve">Utilice la guía oficial CIS Controls v8.1 y Evaluación de Controles Especificación para el lenguaje exacto de Salvaguardia, clase de activos, función de seguridad, Grupo de Implementación, dependencias, insumos, operaciones, medidas, métricas y revisión procesal.</w:t>
       </w:r>
     </w:p>
-    <w:bookmarkEnd w:id="31"/>
-    <w:bookmarkStart w:id="32" w:name="X61a6fa901b4cb4af355893d1db14e759896d15a"/>
+    <w:bookmarkEnd w:id="34"/>
+    <w:bookmarkStart w:id="35" w:name="X61a6fa901b4cb4af355893d1db14e759896d15a"/>
     <w:p>
       <w:pPr>
         <w:pStyle w:val="Heading1"/>
@@ -3858,8 +3908,8 @@
         <w:t xml:space="preserve">Utilice la guía oficial CIS Controls v8.1 y Evaluación de Controles Especificación para el lenguaje exacto de Salvaguardia, clase de activos, función de seguridad, Grupo de Implementación, dependencias, insumos, operaciones, medidas, métricas y revisión procesal.</w:t>
       </w:r>
     </w:p>
-    <w:bookmarkEnd w:id="32"/>
-    <w:bookmarkStart w:id="33" w:name="control-10-malware-defenses"/>
+    <w:bookmarkEnd w:id="35"/>
+    <w:bookmarkStart w:id="36" w:name="control-10-malware-defenses"/>
     <w:p>
       <w:pPr>
         <w:pStyle w:val="Heading1"/>
@@ -4033,8 +4083,8 @@
         <w:t xml:space="preserve">Utilice la guía oficial CIS Controls v8.1 y Evaluación de Controles Especificación para el lenguaje exacto de Salvaguardia, clase de activos, función de seguridad, Grupo de Implementación, dependencias, insumos, operaciones, medidas, métricas y revisión procesal.</w:t>
       </w:r>
     </w:p>
-    <w:bookmarkEnd w:id="33"/>
-    <w:bookmarkStart w:id="34" w:name="control-11-data-recovery"/>
+    <w:bookmarkEnd w:id="36"/>
+    <w:bookmarkStart w:id="37" w:name="control-11-data-recovery"/>
     <w:p>
       <w:pPr>
         <w:pStyle w:val="Heading1"/>
@@ -4307,8 +4357,8 @@
         <w:t xml:space="preserve">Utilice la guía oficial CIS Controls v8.1 y Evaluación de Controles Especificación para el lenguaje exacto de Salvaguardia, clase de activos, función de seguridad, Grupo de Implementación, dependencias, insumos, operaciones, medidas, métricas y revisión procesal.</w:t>
       </w:r>
     </w:p>
-    <w:bookmarkEnd w:id="34"/>
-    <w:bookmarkStart w:id="35" w:name="X70229194786b2abc2dfe755a6454a63b37ad7a9"/>
+    <w:bookmarkEnd w:id="37"/>
+    <w:bookmarkStart w:id="38" w:name="X70229194786b2abc2dfe755a6454a63b37ad7a9"/>
     <w:p>
       <w:pPr>
         <w:pStyle w:val="Heading1"/>
@@ -4596,8 +4646,8 @@
         <w:t xml:space="preserve">Utilice la guía oficial CIS Controls v8.1 y Evaluación de Controles Especificación para el lenguaje exacto de Salvaguardia, clase de activos, función de seguridad, Grupo de Implementación, dependencias, insumos, operaciones, medidas, métricas y revisión procesal.</w:t>
       </w:r>
     </w:p>
-    <w:bookmarkEnd w:id="35"/>
-    <w:bookmarkStart w:id="36" w:name="X42b99efe6a3de02b879e5b97e2145eff592e532"/>
+    <w:bookmarkEnd w:id="38"/>
+    <w:bookmarkStart w:id="39" w:name="X42b99efe6a3de02b879e5b97e2145eff592e532"/>
     <w:p>
       <w:pPr>
         <w:pStyle w:val="Heading1"/>
@@ -4799,8 +4849,8 @@
         <w:t xml:space="preserve">Utilice la guía oficial CIS Controls v8.1 y Evaluación de Controles Especificación para el lenguaje exacto de Salvaguardia, clase de activos, función de seguridad, Grupo de Implementación, dependencias, insumos, operaciones, medidas, métricas y revisión procesal.</w:t>
       </w:r>
     </w:p>
-    <w:bookmarkEnd w:id="36"/>
-    <w:bookmarkStart w:id="37" w:name="control-15-service-provider-management"/>
+    <w:bookmarkEnd w:id="39"/>
+    <w:bookmarkStart w:id="40" w:name="control-15-service-provider-management"/>
     <w:p>
       <w:pPr>
         <w:pStyle w:val="Heading1"/>
@@ -5477,8 +5527,8 @@
         <w:t xml:space="preserve">Utilice la guía oficial CIS Controls v8.1 y Evaluación de Controles Especificación para el lenguaje exacto de Salvaguardia, clase de activos, función de seguridad, Grupo de Implementación, dependencias, insumos, operaciones, medidas, métricas y revisión procesal.</w:t>
       </w:r>
     </w:p>
-    <w:bookmarkEnd w:id="37"/>
-    <w:bookmarkStart w:id="63" w:name="control-18-penetration-testing"/>
+    <w:bookmarkEnd w:id="40"/>
+    <w:bookmarkStart w:id="66" w:name="control-18-penetration-testing"/>
     <w:p>
       <w:pPr>
         <w:pStyle w:val="Heading1"/>
@@ -5788,7 +5838,7 @@
         <w:t xml:space="preserve">|. |</w:t>
       </w:r>
     </w:p>
-    <w:bookmarkStart w:id="38" w:name="cis-controls-navigator"/>
+    <w:bookmarkStart w:id="41" w:name="cis-controls-navigator"/>
     <w:p>
       <w:pPr>
         <w:pStyle w:val="Heading2"/>
@@ -5821,8 +5871,8 @@
         <w:t xml:space="preserve">Pruebas: alcance aprobado, versión, configuración, cobertura, datos fuente, resultados, examen humano, excepción, remediación y retest. Proteger el acceso administrativo y los datos recogidos.</w:t>
       </w:r>
     </w:p>
-    <w:bookmarkEnd w:id="38"/>
-    <w:bookmarkStart w:id="40" w:name="cis-controls-assessment-specification"/>
+    <w:bookmarkEnd w:id="41"/>
+    <w:bookmarkStart w:id="43" w:name="cis-controls-assessment-specification"/>
     <w:p>
       <w:pPr>
         <w:pStyle w:val="Heading2"/>
@@ -5841,7 +5891,7 @@
       <w:r>
         <w:t xml:space="preserve"> </w:t>
       </w:r>
-      <w:hyperlink r:id="rId39">
+      <w:hyperlink r:id="rId42">
         <w:r>
           <w:rPr>
             <w:rStyle w:val="Hyperlink"/>
@@ -5866,8 +5916,8 @@
         <w:t xml:space="preserve">Pruebas: alcance aprobado, versión, configuración, cobertura, datos fuente, resultados, examen humano, excepción, remediación y retest. Proteger el acceso administrativo y los datos recogidos.</w:t>
       </w:r>
     </w:p>
-    <w:bookmarkEnd w:id="40"/>
-    <w:bookmarkStart w:id="41" w:name="cis-cat-lite"/>
+    <w:bookmarkEnd w:id="43"/>
+    <w:bookmarkStart w:id="44" w:name="cis-cat-lite"/>
     <w:p>
       <w:pPr>
         <w:pStyle w:val="Heading2"/>
@@ -5900,8 +5950,8 @@
         <w:t xml:space="preserve">Pruebas: alcance aprobado, versión, configuración, cobertura, datos fuente, resultados, examen humano, excepción, remediación y retest. Proteger el acceso administrativo y los datos recogidos.</w:t>
       </w:r>
     </w:p>
-    <w:bookmarkEnd w:id="41"/>
-    <w:bookmarkStart w:id="43" w:name="ciso-assistant"/>
+    <w:bookmarkEnd w:id="44"/>
+    <w:bookmarkStart w:id="46" w:name="ciso-assistant"/>
     <w:p>
       <w:pPr>
         <w:pStyle w:val="Heading2"/>
@@ -5920,7 +5970,7 @@
       <w:r>
         <w:t xml:space="preserve"> </w:t>
       </w:r>
-      <w:hyperlink r:id="rId42">
+      <w:hyperlink r:id="rId45">
         <w:r>
           <w:rPr>
             <w:rStyle w:val="Hyperlink"/>
@@ -5945,8 +5995,8 @@
         <w:t xml:space="preserve">Pruebas: alcance aprobado, versión, configuración, cobertura, datos fuente, resultados, examen humano, excepción, remediación y retest. Proteger el acceso administrativo y los datos recogidos.</w:t>
       </w:r>
     </w:p>
-    <w:bookmarkEnd w:id="43"/>
-    <w:bookmarkStart w:id="45" w:name="wazuh"/>
+    <w:bookmarkEnd w:id="46"/>
+    <w:bookmarkStart w:id="48" w:name="wazuh"/>
     <w:p>
       <w:pPr>
         <w:pStyle w:val="Heading2"/>
@@ -5961,85 +6011,6 @@
       </w:pPr>
       <w:r>
         <w:t xml:space="preserve">Propósito: Monitoreo de punto final, SIEM, FIM y alertas. Proyecto oficial:</w:t>
-      </w:r>
-      <w:r>
-        <w:t xml:space="preserve"> </w:t>
-      </w:r>
-      <w:hyperlink r:id="rId44">
-        <w:r>
-          <w:rPr>
-            <w:rStyle w:val="Hyperlink"/>
-          </w:rPr>
-          <w:t xml:space="preserve">Seguido</w:t>
-        </w:r>
-      </w:hyperlink>
-    </w:p>
-    <w:p>
-      <w:pPr>
-        <w:pStyle w:val="BodyText"/>
-      </w:pPr>
-      <w:r>
-        <w:t xml:space="preserve">Inicio rápido seguro: Inscribir un punto final de laboratorio, desencadenar un evento seguro, confirmar la recogida y alerta, investigar, y retener la cobertura y la evidencia de respuesta.</w:t>
-      </w:r>
-    </w:p>
-    <w:p>
-      <w:pPr>
-        <w:pStyle w:val="BodyText"/>
-      </w:pPr>
-      <w:r>
-        <w:t xml:space="preserve">Pruebas: alcance aprobado, versión, configuración, cobertura, datos fuente, resultados, examen humano, excepción, remediación y retest. Proteger el acceso administrativo y los datos recogidos.</w:t>
-      </w:r>
-    </w:p>
-    <w:bookmarkEnd w:id="45"/>
-    <w:bookmarkStart w:id="46" w:name="osquery"/>
-    <w:p>
-      <w:pPr>
-        <w:pStyle w:val="Heading2"/>
-      </w:pPr>
-      <w:r>
-        <w:t xml:space="preserve">24.6 osquery</w:t>
-      </w:r>
-    </w:p>
-    <w:p>
-      <w:pPr>
-        <w:pStyle w:val="FirstParagraph"/>
-      </w:pPr>
-      <w:r>
-        <w:t xml:space="preserve">Propósito: Consultas de activos, software, cuenta y configuración. Proyecto oficial: (https://www.osquery.io/)</w:t>
-      </w:r>
-    </w:p>
-    <w:p>
-      <w:pPr>
-        <w:pStyle w:val="BodyText"/>
-      </w:pPr>
-      <w:r>
-        <w:t xml:space="preserve">Comienzo rápido seguro: Ejecute consultas sólo de lectura en un laboratorio, programe consultas aprobadas, compare resultados a inventarios, y plataforma de documentos y límites de cobertura.</w:t>
-      </w:r>
-    </w:p>
-    <w:p>
-      <w:pPr>
-        <w:pStyle w:val="BodyText"/>
-      </w:pPr>
-      <w:r>
-        <w:t xml:space="preserve">Pruebas: alcance aprobado, versión, configuración, cobertura, datos fuente, resultados, examen humano, excepción, remediación y retest. Proteger el acceso administrativo y los datos recogidos.</w:t>
-      </w:r>
-    </w:p>
-    <w:bookmarkEnd w:id="46"/>
-    <w:bookmarkStart w:id="48" w:name="openscap"/>
-    <w:p>
-      <w:pPr>
-        <w:pStyle w:val="Heading2"/>
-      </w:pPr>
-      <w:r>
-        <w:t xml:space="preserve">24.7 OpenSCAP</w:t>
-      </w:r>
-    </w:p>
-    <w:p>
-      <w:pPr>
-        <w:pStyle w:val="FirstParagraph"/>
-      </w:pPr>
-      <w:r>
-        <w:t xml:space="preserve">Objetivo: Evaluación de la configuración segura de Linux. Proyecto oficial:</w:t>
       </w:r>
       <w:r>
         <w:t xml:space="preserve"> </w:t>
@@ -6058,7 +6029,7 @@
         <w:pStyle w:val="BodyText"/>
       </w:pPr>
       <w:r>
-        <w:t xml:space="preserve">Inicio rápido seguro: Elija un perfil apropiado, escanear un sistema de laboratorio, validar resultados, excepciones de documentos, remediar y cambiar.</w:t>
+        <w:t xml:space="preserve">Inicio rápido seguro: Inscribir un punto final de laboratorio, desencadenar un evento seguro, confirmar la recogida y alerta, investigar, y retener la cobertura y la evidencia de respuesta.</w:t>
       </w:r>
     </w:p>
     <w:p>
@@ -6070,13 +6041,13 @@
       </w:r>
     </w:p>
     <w:bookmarkEnd w:id="48"/>
-    <w:bookmarkStart w:id="50" w:name="lynis"/>
+    <w:bookmarkStart w:id="49" w:name="osquery"/>
     <w:p>
       <w:pPr>
         <w:pStyle w:val="Heading2"/>
       </w:pPr>
       <w:r>
-        <w:t xml:space="preserve">24.8 Lynis</w:t>
+        <w:t xml:space="preserve">24.6 osquery</w:t>
       </w:r>
     </w:p>
     <w:p>
@@ -6084,12 +6055,46 @@
         <w:pStyle w:val="FirstParagraph"/>
       </w:pPr>
       <w:r>
-        <w:t xml:space="preserve">Propósito: Auditoría de seguridad de Linux. Proyecto oficial:</w:t>
-      </w:r>
-      <w:r>
-        <w:t xml:space="preserve"> </w:t>
-      </w:r>
-      <w:hyperlink r:id="rId49">
+        <w:t xml:space="preserve">Propósito: Consultas de activos, software, cuenta y configuración. Proyecto oficial: (https://www.osquery.io/)</w:t>
+      </w:r>
+    </w:p>
+    <w:p>
+      <w:pPr>
+        <w:pStyle w:val="BodyText"/>
+      </w:pPr>
+      <w:r>
+        <w:t xml:space="preserve">Comienzo rápido seguro: Ejecute consultas sólo de lectura en un laboratorio, programe consultas aprobadas, compare resultados a inventarios, y plataforma de documentos y límites de cobertura.</w:t>
+      </w:r>
+    </w:p>
+    <w:p>
+      <w:pPr>
+        <w:pStyle w:val="BodyText"/>
+      </w:pPr>
+      <w:r>
+        <w:t xml:space="preserve">Pruebas: alcance aprobado, versión, configuración, cobertura, datos fuente, resultados, examen humano, excepción, remediación y retest. Proteger el acceso administrativo y los datos recogidos.</w:t>
+      </w:r>
+    </w:p>
+    <w:bookmarkEnd w:id="49"/>
+    <w:bookmarkStart w:id="51" w:name="openscap"/>
+    <w:p>
+      <w:pPr>
+        <w:pStyle w:val="Heading2"/>
+      </w:pPr>
+      <w:r>
+        <w:t xml:space="preserve">24.7 OpenSCAP</w:t>
+      </w:r>
+    </w:p>
+    <w:p>
+      <w:pPr>
+        <w:pStyle w:val="FirstParagraph"/>
+      </w:pPr>
+      <w:r>
+        <w:t xml:space="preserve">Objetivo: Evaluación de la configuración segura de Linux. Proyecto oficial:</w:t>
+      </w:r>
+      <w:r>
+        <w:t xml:space="preserve"> </w:t>
+      </w:r>
+      <w:hyperlink r:id="rId50">
         <w:r>
           <w:rPr>
             <w:rStyle w:val="Hyperlink"/>
@@ -6103,7 +6108,7 @@
         <w:pStyle w:val="BodyText"/>
       </w:pPr>
       <w:r>
-        <w:t xml:space="preserve">Comenzar rápido seguro: auditar un host de laboratorio, revisar los hallazgos contra el alcance y las normas, asignar acciones, corregir elementos seleccionados y repetir.</w:t>
+        <w:t xml:space="preserve">Inicio rápido seguro: Elija un perfil apropiado, escanear un sistema de laboratorio, validar resultados, excepciones de documentos, remediar y cambiar.</w:t>
       </w:r>
     </w:p>
     <w:p>
@@ -6114,14 +6119,14 @@
         <w:t xml:space="preserve">Pruebas: alcance aprobado, versión, configuración, cobertura, datos fuente, resultados, examen humano, excepción, remediación y retest. Proteger el acceso administrativo y los datos recogidos.</w:t>
       </w:r>
     </w:p>
-    <w:bookmarkEnd w:id="50"/>
-    <w:bookmarkStart w:id="52" w:name="nmap"/>
+    <w:bookmarkEnd w:id="51"/>
+    <w:bookmarkStart w:id="53" w:name="lynis"/>
     <w:p>
       <w:pPr>
         <w:pStyle w:val="Heading2"/>
       </w:pPr>
       <w:r>
-        <w:t xml:space="preserve">24.9 Nmap</w:t>
+        <w:t xml:space="preserve">24.8 Lynis</w:t>
       </w:r>
     </w:p>
     <w:p>
@@ -6129,12 +6134,12 @@
         <w:pStyle w:val="FirstParagraph"/>
       </w:pPr>
       <w:r>
-        <w:t xml:space="preserve">Propósito: Activo autorizado y descubrimiento de servicios. Proyecto oficial:</w:t>
-      </w:r>
-      <w:r>
-        <w:t xml:space="preserve"> </w:t>
-      </w:r>
-      <w:hyperlink r:id="rId51">
+        <w:t xml:space="preserve">Propósito: Auditoría de seguridad de Linux. Proyecto oficial:</w:t>
+      </w:r>
+      <w:r>
+        <w:t xml:space="preserve"> </w:t>
+      </w:r>
+      <w:hyperlink r:id="rId52">
         <w:r>
           <w:rPr>
             <w:rStyle w:val="Hyperlink"/>
@@ -6148,7 +6153,7 @@
         <w:pStyle w:val="BodyText"/>
       </w:pPr>
       <w:r>
-        <w:t xml:space="preserve">Inicio rápido seguro: Usar un escaneo limitado en rangos escritos, comparar con inventario, investigar servicios desconocidos, y retener el alcance y la evidencia de comando.</w:t>
+        <w:t xml:space="preserve">Comenzar rápido seguro: auditar un host de laboratorio, revisar los hallazgos contra el alcance y las normas, asignar acciones, corregir elementos seleccionados y repetir.</w:t>
       </w:r>
     </w:p>
     <w:p>
@@ -6159,14 +6164,14 @@
         <w:t xml:space="preserve">Pruebas: alcance aprobado, versión, configuración, cobertura, datos fuente, resultados, examen humano, excepción, remediación y retest. Proteger el acceso administrativo y los datos recogidos.</w:t>
       </w:r>
     </w:p>
-    <w:bookmarkEnd w:id="52"/>
-    <w:bookmarkStart w:id="53" w:name="greenbone-community-edition"/>
+    <w:bookmarkEnd w:id="53"/>
+    <w:bookmarkStart w:id="55" w:name="nmap"/>
     <w:p>
       <w:pPr>
         <w:pStyle w:val="Heading2"/>
       </w:pPr>
       <w:r>
-        <w:t xml:space="preserve">24.10 Greenbone Community Edition</w:t>
+        <w:t xml:space="preserve">24.9 Nmap</w:t>
       </w:r>
     </w:p>
     <w:p>
@@ -6174,148 +6179,12 @@
         <w:pStyle w:val="FirstParagraph"/>
       </w:pPr>
       <w:r>
-        <w:t xml:space="preserve">Objetivo: Evaluación de la vulnerabilidad. Proyecto oficial: [ejecutado]Greenbone Community Edition (10)(https://greenbone.github.io/docs/latest/)</w:t>
-      </w:r>
-    </w:p>
-    <w:p>
-      <w:pPr>
-        <w:pStyle w:val="BodyText"/>
-      </w:pPr>
-      <w:r>
-        <w:t xml:space="preserve">Inicio rápido seguro: Actualizar los alimentos, utilizar los objetivos autorizados y las credenciales, validar la cobertura de activos, revisar las conclusiones, remediar y cambiar.</w:t>
-      </w:r>
-    </w:p>
-    <w:p>
-      <w:pPr>
-        <w:pStyle w:val="BodyText"/>
-      </w:pPr>
-      <w:r>
-        <w:t xml:space="preserve">Pruebas: alcance aprobado, versión, configuración, cobertura, datos fuente, resultados, examen humano, excepción, remediación y retest. Proteger el acceso administrativo y los datos recogidos.</w:t>
-      </w:r>
-    </w:p>
-    <w:bookmarkEnd w:id="53"/>
-    <w:bookmarkStart w:id="54" w:name="trivy"/>
-    <w:p>
-      <w:pPr>
-        <w:pStyle w:val="Heading2"/>
-      </w:pPr>
-      <w:r>
-        <w:t xml:space="preserve">24.11 Trivy</w:t>
-      </w:r>
-    </w:p>
-    <w:p>
-      <w:pPr>
-        <w:pStyle w:val="FirstParagraph"/>
-      </w:pPr>
-      <w:r>
-        <w:t xml:space="preserve">Propósito: Repositorios, imágenes, dependencias, secretos e IaC. Proyecto oficial: [ejecutado]Trivy seleccionado/u fiel](https://trivy.dev/)</w:t>
-      </w:r>
-    </w:p>
-    <w:p>
-      <w:pPr>
-        <w:pStyle w:val="BodyText"/>
-      </w:pPr>
-      <w:r>
-        <w:t xml:space="preserve">Inicio rápido seguro: Escanear un repositorio de prueba o imagen, validar hallazgos, documentar excepciones justificadas, fijar y rescan en el oleoducto.</w:t>
-      </w:r>
-    </w:p>
-    <w:p>
-      <w:pPr>
-        <w:pStyle w:val="BodyText"/>
-      </w:pPr>
-      <w:r>
-        <w:t xml:space="preserve">Pruebas: alcance aprobado, versión, configuración, cobertura, datos fuente, resultados, examen humano, excepción, remediación y retest. Proteger el acceso administrativo y los datos recogidos.</w:t>
-      </w:r>
-    </w:p>
-    <w:bookmarkEnd w:id="54"/>
-    <w:bookmarkStart w:id="55" w:name="owasp-zap"/>
-    <w:p>
-      <w:pPr>
-        <w:pStyle w:val="Heading2"/>
-      </w:pPr>
-      <w:r>
-        <w:t xml:space="preserve">24.12 OWASP ZAP</w:t>
-      </w:r>
-    </w:p>
-    <w:p>
-      <w:pPr>
-        <w:pStyle w:val="FirstParagraph"/>
-      </w:pPr>
-      <w:r>
-        <w:t xml:space="preserve">Propósito: Pruebas de seguridad web autorizadas. Proyecto oficial: [Seguido] (https://www.zaproxy.org/)</w:t>
-      </w:r>
-    </w:p>
-    <w:p>
-      <w:pPr>
-        <w:pStyle w:val="BodyText"/>
-      </w:pPr>
-      <w:r>
-        <w:t xml:space="preserve">Comenzar rápido seguro: Proxy una aplicación de entrenamiento, arrastrar pasivamente, utilizar el escaneo activo sólo con aprobación, validar hallazgos, correcto y retest.</w:t>
-      </w:r>
-    </w:p>
-    <w:p>
-      <w:pPr>
-        <w:pStyle w:val="BodyText"/>
-      </w:pPr>
-      <w:r>
-        <w:t xml:space="preserve">Pruebas: alcance aprobado, versión, configuración, cobertura, datos fuente, resultados, examen humano, excepción, remediación y retest. Proteger el acceso administrativo y los datos recogidos.</w:t>
-      </w:r>
-    </w:p>
-    <w:bookmarkEnd w:id="55"/>
-    <w:bookmarkStart w:id="56" w:name="suricata"/>
-    <w:p>
-      <w:pPr>
-        <w:pStyle w:val="Heading2"/>
-      </w:pPr>
-      <w:r>
-        <w:t xml:space="preserve">24.13 Suricata</w:t>
-      </w:r>
-    </w:p>
-    <w:p>
-      <w:pPr>
-        <w:pStyle w:val="FirstParagraph"/>
-      </w:pPr>
-      <w:r>
-        <w:t xml:space="preserve">Propósito: detección de intrusión en red y visibilidad del tráfico. Proyecto oficial: [Seguido] [https://suricata.io/]</w:t>
-      </w:r>
-    </w:p>
-    <w:p>
-      <w:pPr>
-        <w:pStyle w:val="BodyText"/>
-      </w:pPr>
-      <w:r>
-        <w:t xml:space="preserve">Inicio rápido seguro: Use un sensor de laboratorio, confirme la interfaz y las reglas, genere tráfico de prueba aprobado, valide alertas, sintonice cuidadosamente, y preserve la historia del cambio.</w:t>
-      </w:r>
-    </w:p>
-    <w:p>
-      <w:pPr>
-        <w:pStyle w:val="BodyText"/>
-      </w:pPr>
-      <w:r>
-        <w:t xml:space="preserve">Pruebas: alcance aprobado, versión, configuración, cobertura, datos fuente, resultados, examen humano, excepción, remediación y retest. Proteger el acceso administrativo y los datos recogidos.</w:t>
-      </w:r>
-    </w:p>
-    <w:bookmarkEnd w:id="56"/>
-    <w:bookmarkStart w:id="58" w:name="keycloak"/>
-    <w:p>
-      <w:pPr>
-        <w:pStyle w:val="Heading2"/>
-      </w:pPr>
-      <w:r>
-        <w:t xml:space="preserve">24.14 Keycloak</w:t>
-      </w:r>
-    </w:p>
-    <w:p>
-      <w:pPr>
-        <w:pStyle w:val="FirstParagraph"/>
-      </w:pPr>
-      <w:r>
-        <w:t xml:space="preserve">Propósito: Identidad, roles, MFA, sesiones y eventos. Proyecto oficial:</w:t>
-      </w:r>
-      <w:r>
-        <w:t xml:space="preserve"> </w:t>
-      </w:r>
-      <w:hyperlink r:id="rId57">
+        <w:t xml:space="preserve">Propósito: Activo autorizado y descubrimiento de servicios. Proyecto oficial:</w:t>
+      </w:r>
+      <w:r>
+        <w:t xml:space="preserve"> </w:t>
+      </w:r>
+      <w:hyperlink r:id="rId54">
         <w:r>
           <w:rPr>
             <w:rStyle w:val="Hyperlink"/>
@@ -6329,7 +6198,7 @@
         <w:pStyle w:val="BodyText"/>
       </w:pPr>
       <w:r>
-        <w:t xml:space="preserve">Comenzar rápido seguro: Crear un reino de laboratorio, roles y MFA, probar casos de compás, revisar eventos y configuración de documentos y resultados.</w:t>
+        <w:t xml:space="preserve">Inicio rápido seguro: Usar un escaneo limitado en rangos escritos, comparar con inventario, investigar servicios desconocidos, y retener el alcance y la evidencia de comando.</w:t>
       </w:r>
     </w:p>
     <w:p>
@@ -6340,14 +6209,116 @@
         <w:t xml:space="preserve">Pruebas: alcance aprobado, versión, configuración, cobertura, datos fuente, resultados, examen humano, excepción, remediación y retest. Proteger el acceso administrativo y los datos recogidos.</w:t>
       </w:r>
     </w:p>
+    <w:bookmarkEnd w:id="55"/>
+    <w:bookmarkStart w:id="56" w:name="greenbone-community-edition"/>
+    <w:p>
+      <w:pPr>
+        <w:pStyle w:val="Heading2"/>
+      </w:pPr>
+      <w:r>
+        <w:t xml:space="preserve">24.10 Greenbone Community Edition</w:t>
+      </w:r>
+    </w:p>
+    <w:p>
+      <w:pPr>
+        <w:pStyle w:val="FirstParagraph"/>
+      </w:pPr>
+      <w:r>
+        <w:t xml:space="preserve">Objetivo: Evaluación de la vulnerabilidad. Proyecto oficial: [ejecutado]Greenbone Community Edition (10)(https://greenbone.github.io/docs/latest/)</w:t>
+      </w:r>
+    </w:p>
+    <w:p>
+      <w:pPr>
+        <w:pStyle w:val="BodyText"/>
+      </w:pPr>
+      <w:r>
+        <w:t xml:space="preserve">Inicio rápido seguro: Actualizar los alimentos, utilizar los objetivos autorizados y las credenciales, validar la cobertura de activos, revisar las conclusiones, remediar y cambiar.</w:t>
+      </w:r>
+    </w:p>
+    <w:p>
+      <w:pPr>
+        <w:pStyle w:val="BodyText"/>
+      </w:pPr>
+      <w:r>
+        <w:t xml:space="preserve">Pruebas: alcance aprobado, versión, configuración, cobertura, datos fuente, resultados, examen humano, excepción, remediación y retest. Proteger el acceso administrativo y los datos recogidos.</w:t>
+      </w:r>
+    </w:p>
+    <w:bookmarkEnd w:id="56"/>
+    <w:bookmarkStart w:id="57" w:name="trivy"/>
+    <w:p>
+      <w:pPr>
+        <w:pStyle w:val="Heading2"/>
+      </w:pPr>
+      <w:r>
+        <w:t xml:space="preserve">24.11 Trivy</w:t>
+      </w:r>
+    </w:p>
+    <w:p>
+      <w:pPr>
+        <w:pStyle w:val="FirstParagraph"/>
+      </w:pPr>
+      <w:r>
+        <w:t xml:space="preserve">Propósito: Repositorios, imágenes, dependencias, secretos e IaC. Proyecto oficial: [ejecutado]Trivy seleccionado/u fiel](https://trivy.dev/)</w:t>
+      </w:r>
+    </w:p>
+    <w:p>
+      <w:pPr>
+        <w:pStyle w:val="BodyText"/>
+      </w:pPr>
+      <w:r>
+        <w:t xml:space="preserve">Inicio rápido seguro: Escanear un repositorio de prueba o imagen, validar hallazgos, documentar excepciones justificadas, fijar y rescan en el oleoducto.</w:t>
+      </w:r>
+    </w:p>
+    <w:p>
+      <w:pPr>
+        <w:pStyle w:val="BodyText"/>
+      </w:pPr>
+      <w:r>
+        <w:t xml:space="preserve">Pruebas: alcance aprobado, versión, configuración, cobertura, datos fuente, resultados, examen humano, excepción, remediación y retest. Proteger el acceso administrativo y los datos recogidos.</w:t>
+      </w:r>
+    </w:p>
+    <w:bookmarkEnd w:id="57"/>
+    <w:bookmarkStart w:id="58" w:name="owasp-zap"/>
+    <w:p>
+      <w:pPr>
+        <w:pStyle w:val="Heading2"/>
+      </w:pPr>
+      <w:r>
+        <w:t xml:space="preserve">24.12 OWASP ZAP</w:t>
+      </w:r>
+    </w:p>
+    <w:p>
+      <w:pPr>
+        <w:pStyle w:val="FirstParagraph"/>
+      </w:pPr>
+      <w:r>
+        <w:t xml:space="preserve">Propósito: Pruebas de seguridad web autorizadas. Proyecto oficial: [Seguido] (https://www.zaproxy.org/)</w:t>
+      </w:r>
+    </w:p>
+    <w:p>
+      <w:pPr>
+        <w:pStyle w:val="BodyText"/>
+      </w:pPr>
+      <w:r>
+        <w:t xml:space="preserve">Comenzar rápido seguro: Proxy una aplicación de entrenamiento, arrastrar pasivamente, utilizar el escaneo activo sólo con aprobación, validar hallazgos, correcto y retest.</w:t>
+      </w:r>
+    </w:p>
+    <w:p>
+      <w:pPr>
+        <w:pStyle w:val="BodyText"/>
+      </w:pPr>
+      <w:r>
+        <w:t xml:space="preserve">Pruebas: alcance aprobado, versión, configuración, cobertura, datos fuente, resultados, examen humano, excepción, remediación y retest. Proteger el acceso administrativo y los datos recogidos.</w:t>
+      </w:r>
+    </w:p>
     <w:bookmarkEnd w:id="58"/>
-    <w:bookmarkStart w:id="60" w:name="defectodojo"/>
+    <w:bookmarkStart w:id="59" w:name="suricata"/>
     <w:p>
       <w:pPr>
         <w:pStyle w:val="Heading2"/>
       </w:pPr>
       <w:r>
-        <w:t xml:space="preserve">24.15 DefectoDojo</w:t>
+        <w:t xml:space="preserve">24.13 Suricata</w:t>
       </w:r>
     </w:p>
     <w:p>
@@ -6355,12 +6326,46 @@
         <w:pStyle w:val="FirstParagraph"/>
       </w:pPr>
       <w:r>
-        <w:t xml:space="preserve">Propósito: Encontrar ingesta, deduplicación, remediación y retest. Proyecto oficial:</w:t>
-      </w:r>
-      <w:r>
-        <w:t xml:space="preserve"> </w:t>
-      </w:r>
-      <w:hyperlink r:id="rId59">
+        <w:t xml:space="preserve">Propósito: detección de intrusión en red y visibilidad del tráfico. Proyecto oficial: [Seguido] [https://suricata.io/]</w:t>
+      </w:r>
+    </w:p>
+    <w:p>
+      <w:pPr>
+        <w:pStyle w:val="BodyText"/>
+      </w:pPr>
+      <w:r>
+        <w:t xml:space="preserve">Inicio rápido seguro: Use un sensor de laboratorio, confirme la interfaz y las reglas, genere tráfico de prueba aprobado, valide alertas, sintonice cuidadosamente, y preserve la historia del cambio.</w:t>
+      </w:r>
+    </w:p>
+    <w:p>
+      <w:pPr>
+        <w:pStyle w:val="BodyText"/>
+      </w:pPr>
+      <w:r>
+        <w:t xml:space="preserve">Pruebas: alcance aprobado, versión, configuración, cobertura, datos fuente, resultados, examen humano, excepción, remediación y retest. Proteger el acceso administrativo y los datos recogidos.</w:t>
+      </w:r>
+    </w:p>
+    <w:bookmarkEnd w:id="59"/>
+    <w:bookmarkStart w:id="61" w:name="keycloak"/>
+    <w:p>
+      <w:pPr>
+        <w:pStyle w:val="Heading2"/>
+      </w:pPr>
+      <w:r>
+        <w:t xml:space="preserve">24.14 Keycloak</w:t>
+      </w:r>
+    </w:p>
+    <w:p>
+      <w:pPr>
+        <w:pStyle w:val="FirstParagraph"/>
+      </w:pPr>
+      <w:r>
+        <w:t xml:space="preserve">Propósito: Identidad, roles, MFA, sesiones y eventos. Proyecto oficial:</w:t>
+      </w:r>
+      <w:r>
+        <w:t xml:space="preserve"> </w:t>
+      </w:r>
+      <w:hyperlink r:id="rId60">
         <w:r>
           <w:rPr>
             <w:rStyle w:val="Hyperlink"/>
@@ -6374,7 +6379,7 @@
         <w:pStyle w:val="BodyText"/>
       </w:pPr>
       <w:r>
-        <w:t xml:space="preserve">Comienzo rápido seguro: Importar resultados seguros, validar la deduplicación, asignar propietarios y fechas, adjuntar prueba, y cerrar sólo después de la prueba verificada.</w:t>
+        <w:t xml:space="preserve">Comenzar rápido seguro: Crear un reino de laboratorio, roles y MFA, probar casos de compás, revisar eventos y configuración de documentos y resultados.</w:t>
       </w:r>
     </w:p>
     <w:p>
@@ -6385,14 +6390,14 @@
         <w:t xml:space="preserve">Pruebas: alcance aprobado, versión, configuración, cobertura, datos fuente, resultados, examen humano, excepción, remediación y retest. Proteger el acceso administrativo y los datos recogidos.</w:t>
       </w:r>
     </w:p>
-    <w:bookmarkEnd w:id="60"/>
-    <w:bookmarkStart w:id="62" w:name="velociraptor"/>
+    <w:bookmarkEnd w:id="61"/>
+    <w:bookmarkStart w:id="63" w:name="defectodojo"/>
     <w:p>
       <w:pPr>
         <w:pStyle w:val="Heading2"/>
       </w:pPr>
       <w:r>
-        <w:t xml:space="preserve">24.16 Velociraptor</w:t>
+        <w:t xml:space="preserve">24.15 DefectoDojo</w:t>
       </w:r>
     </w:p>
     <w:p>
@@ -6400,12 +6405,12 @@
         <w:pStyle w:val="FirstParagraph"/>
       </w:pPr>
       <w:r>
-        <w:t xml:space="preserve">Finalidad: visibilidad y respuesta a incidentes. Proyecto oficial:</w:t>
-      </w:r>
-      <w:r>
-        <w:t xml:space="preserve"> </w:t>
-      </w:r>
-      <w:hyperlink r:id="rId61">
+        <w:t xml:space="preserve">Propósito: Encontrar ingesta, deduplicación, remediación y retest. Proyecto oficial:</w:t>
+      </w:r>
+      <w:r>
+        <w:t xml:space="preserve"> </w:t>
+      </w:r>
+      <w:hyperlink r:id="rId62">
         <w:r>
           <w:rPr>
             <w:rStyle w:val="Hyperlink"/>
@@ -6419,6 +6424,51 @@
         <w:pStyle w:val="BodyText"/>
       </w:pPr>
       <w:r>
+        <w:t xml:space="preserve">Comienzo rápido seguro: Importar resultados seguros, validar la deduplicación, asignar propietarios y fechas, adjuntar prueba, y cerrar sólo después de la prueba verificada.</w:t>
+      </w:r>
+    </w:p>
+    <w:p>
+      <w:pPr>
+        <w:pStyle w:val="BodyText"/>
+      </w:pPr>
+      <w:r>
+        <w:t xml:space="preserve">Pruebas: alcance aprobado, versión, configuración, cobertura, datos fuente, resultados, examen humano, excepción, remediación y retest. Proteger el acceso administrativo y los datos recogidos.</w:t>
+      </w:r>
+    </w:p>
+    <w:bookmarkEnd w:id="63"/>
+    <w:bookmarkStart w:id="65" w:name="velociraptor"/>
+    <w:p>
+      <w:pPr>
+        <w:pStyle w:val="Heading2"/>
+      </w:pPr>
+      <w:r>
+        <w:t xml:space="preserve">24.16 Velociraptor</w:t>
+      </w:r>
+    </w:p>
+    <w:p>
+      <w:pPr>
+        <w:pStyle w:val="FirstParagraph"/>
+      </w:pPr>
+      <w:r>
+        <w:t xml:space="preserve">Finalidad: visibilidad y respuesta a incidentes. Proyecto oficial:</w:t>
+      </w:r>
+      <w:r>
+        <w:t xml:space="preserve"> </w:t>
+      </w:r>
+      <w:hyperlink r:id="rId64">
+        <w:r>
+          <w:rPr>
+            <w:rStyle w:val="Hyperlink"/>
+          </w:rPr>
+          <w:t xml:space="preserve">Seguido</w:t>
+        </w:r>
+      </w:hyperlink>
+    </w:p>
+    <w:p>
+      <w:pPr>
+        <w:pStyle w:val="BodyText"/>
+      </w:pPr>
+      <w:r>
         <w:t xml:space="preserve">Inicio rápido seguro: Despliegue sólo en un laboratorio autorizado aislado, recoja un artefacto estrecho, alcance de documentos y acceso, investigue los resultados y retire los datos del laboratorio con seguridad.</w:t>
       </w:r>
     </w:p>
@@ -6430,9 +6480,9 @@
         <w:t xml:space="preserve">Pruebas: alcance aprobado, versión, configuración, cobertura, datos fuente, resultados, examen humano, excepción, remediación y retest. Proteger el acceso administrativo y los datos recogidos.</w:t>
       </w:r>
     </w:p>
-    <w:bookmarkEnd w:id="62"/>
-    <w:bookmarkEnd w:id="63"/>
-    <w:bookmarkStart w:id="64" w:name="Xbc4a4dbf2d9ff0eb677f14739cf1d43ac88337f"/>
+    <w:bookmarkEnd w:id="65"/>
+    <w:bookmarkEnd w:id="66"/>
+    <w:bookmarkStart w:id="67" w:name="Xbc4a4dbf2d9ff0eb677f14739cf1d43ac88337f"/>
     <w:p>
       <w:pPr>
         <w:pStyle w:val="Heading1"/>
@@ -6639,8 +6689,8 @@
         <w:t xml:space="preserve">¿Son compatibles las pruebas, limitaciones, hallazgos y pruebas? Verde / Amarillo / Rojo</w:t>
       </w:r>
     </w:p>
-    <w:bookmarkEnd w:id="64"/>
-    <w:bookmarkStart w:id="66" w:name="junior-analyst-career-guide"/>
+    <w:bookmarkEnd w:id="67"/>
+    <w:bookmarkStart w:id="69" w:name="junior-analyst-career-guide"/>
     <w:p>
       <w:pPr>
         <w:pStyle w:val="Heading1"/>
@@ -6783,7 +6833,7 @@
         <w:t xml:space="preserve">Cybersecurity Program Analyst</w:t>
       </w:r>
     </w:p>
-    <w:bookmarkStart w:id="65" w:name="típico-trabajo-junior"/>
+    <w:bookmarkStart w:id="68" w:name="típico-trabajo-junior"/>
     <w:p>
       <w:pPr>
         <w:pStyle w:val="Heading2"/>
@@ -6925,9 +6975,9 @@
         <w:t xml:space="preserve">← Ética ← Utilizar datos sintéticos, autorización, límites de alcance y afirmaciones honestas</w:t>
       </w:r>
     </w:p>
-    <w:bookmarkEnd w:id="65"/>
-    <w:bookmarkEnd w:id="66"/>
-    <w:bookmarkStart w:id="76" w:name="laboratorio-ficcional-y-portfolio"/>
+    <w:bookmarkEnd w:id="68"/>
+    <w:bookmarkEnd w:id="69"/>
+    <w:bookmarkStart w:id="79" w:name="laboratorio-ficcional-y-portfolio"/>
     <w:p>
       <w:pPr>
         <w:pStyle w:val="Heading1"/>
@@ -7389,7 +7439,7 @@
         <w:t xml:space="preserve">Respuestas claras, escenarios prácticos y preguntas para el empleador.*</w:t>
       </w:r>
     </w:p>
-    <w:bookmarkStart w:id="67" w:name="cuáles-son-los-controles-cis"/>
+    <w:bookmarkStart w:id="70" w:name="cuáles-son-los-controles-cis"/>
     <w:p>
       <w:pPr>
         <w:pStyle w:val="Heading2"/>
@@ -7406,8 +7456,8 @@
         <w:t xml:space="preserve">Un conjunto priorizado de mejores prácticas defensivas organizadas en 18 Controles y 153 Salvaguardias enfocadas.</w:t>
       </w:r>
     </w:p>
-    <w:bookmarkEnd w:id="67"/>
-    <w:bookmarkStart w:id="68" w:name="qué-es-ig1"/>
+    <w:bookmarkEnd w:id="70"/>
+    <w:bookmarkStart w:id="71" w:name="qué-es-ig1"/>
     <w:p>
       <w:pPr>
         <w:pStyle w:val="Heading2"/>
@@ -7424,8 +7474,8 @@
         <w:t xml:space="preserve">El punto de partida esencial de la higiene cibernética 56-Safeguard que CIS recomienda que cada empresa comience.</w:t>
       </w:r>
     </w:p>
-    <w:bookmarkEnd w:id="68"/>
-    <w:bookmarkStart w:id="69" w:name="importa-ig1-cada-requisito"/>
+    <w:bookmarkEnd w:id="71"/>
+    <w:bookmarkStart w:id="72" w:name="importa-ig1-cada-requisito"/>
     <w:p>
       <w:pPr>
         <w:pStyle w:val="Heading2"/>
@@ -7442,8 +7492,8 @@
         <w:t xml:space="preserve">Es una base de referencia de priorización. El riesgo material, los contratos, las leyes, los clientes o los servicios críticos pueden requerir salvaguardias adicionales.</w:t>
       </w:r>
     </w:p>
-    <w:bookmarkEnd w:id="69"/>
-    <w:bookmarkStart w:id="70" w:name="cómo-mide-una-salvaguardia"/>
+    <w:bookmarkEnd w:id="72"/>
+    <w:bookmarkStart w:id="73" w:name="cómo-mide-una-salvaguardia"/>
     <w:p>
       <w:pPr>
         <w:pStyle w:val="Heading2"/>
@@ -7460,8 +7510,8 @@
         <w:t xml:space="preserve">Utilizar criterios oficiales, dependencias, hipótesis, aportaciones completas, operaciones definidas, medidas, métricas, revisión de procedimientos, excepciones y pruebas.</w:t>
       </w:r>
     </w:p>
-    <w:bookmarkEnd w:id="70"/>
-    <w:bookmarkStart w:id="71" w:name="por-qué-son-importantes-los-inventarios"/>
+    <w:bookmarkEnd w:id="73"/>
+    <w:bookmarkStart w:id="74" w:name="por-qué-son-importantes-los-inventarios"/>
     <w:p>
       <w:pPr>
         <w:pStyle w:val="Heading2"/>
@@ -7478,8 +7528,8 @@
         <w:t xml:space="preserve">Definen a las poblaciones que deben cubrir los controles de configuración, vulnerabilidad, registro, recuperación y respuesta.</w:t>
       </w:r>
     </w:p>
-    <w:bookmarkEnd w:id="71"/>
-    <w:bookmarkStart w:id="72" w:name="X0178e2ad2964cbab3c805028646c475c824a062"/>
+    <w:bookmarkEnd w:id="74"/>
+    <w:bookmarkStart w:id="75" w:name="X0178e2ad2964cbab3c805028646c475c824a062"/>
     <w:p>
       <w:pPr>
         <w:pStyle w:val="Heading2"/>
@@ -7496,8 +7546,8 @@
         <w:t xml:space="preserve">Un escaneo identifica principalmente debilidades conocidas; la prueba de penetración utiliza el análisis humano calificado y la explotación controlada para evaluar el impacto y la resiliencia.</w:t>
       </w:r>
     </w:p>
-    <w:bookmarkEnd w:id="72"/>
-    <w:bookmarkStart w:id="73" w:name="X2a3d8d973bfa0b5ed7501efb90ac72ec1b0ecc0"/>
+    <w:bookmarkEnd w:id="75"/>
+    <w:bookmarkStart w:id="76" w:name="X2a3d8d973bfa0b5ed7501efb90ac72ec1b0ecc0"/>
     <w:p>
       <w:pPr>
         <w:pStyle w:val="Heading2"/>
@@ -7514,8 +7564,8 @@
         <w:t xml:space="preserve">No. Identifica las relaciones, pero la organización debe probar el requisito y la evidencia exacta aplicable.</w:t>
       </w:r>
     </w:p>
-    <w:bookmarkEnd w:id="73"/>
-    <w:bookmarkStart w:id="74" w:name="qué-puede-concluir-un-analista-junior"/>
+    <w:bookmarkEnd w:id="76"/>
+    <w:bookmarkStart w:id="77" w:name="qué-puede-concluir-un-analista-junior"/>
     <w:p>
       <w:pPr>
         <w:pStyle w:val="Heading2"/>
@@ -7532,8 +7582,8 @@
         <w:t xml:space="preserve">Sólo lo que el alcance definido y el soporte de evidencia confiable, con muestreo y limitaciones claramente reveladas.</w:t>
       </w:r>
     </w:p>
-    <w:bookmarkEnd w:id="74"/>
-    <w:bookmarkStart w:id="75" w:name="preguntas-para-hacer-al-empleador"/>
+    <w:bookmarkEnd w:id="77"/>
+    <w:bookmarkStart w:id="78" w:name="preguntas-para-hacer-al-empleador"/>
     <w:p>
       <w:pPr>
         <w:pStyle w:val="Heading2"/>
@@ -7598,9 +7648,9 @@
         <w:t xml:space="preserve">¿Cómo revisará el trabajo de los funcionarios superiores?</w:t>
       </w:r>
     </w:p>
-    <w:bookmarkEnd w:id="75"/>
-    <w:bookmarkEnd w:id="76"/>
-    <w:bookmarkStart w:id="85" w:name="plantillas-glosario-índice-y-referencias"/>
+    <w:bookmarkEnd w:id="78"/>
+    <w:bookmarkEnd w:id="79"/>
+    <w:bookmarkStart w:id="88" w:name="plantillas-glosario-índice-y-referencias"/>
     <w:p>
       <w:pPr>
         <w:pStyle w:val="Heading1"/>
@@ -7621,7 +7671,7 @@
         <w:t xml:space="preserve">Estructuras de trabajo reutilizables, términos importantes y puntos de partida autorizados.*</w:t>
       </w:r>
     </w:p>
-    <w:bookmarkStart w:id="77" w:name="Xd4c618b42330dd735bc1630c0214b43162c8346"/>
+    <w:bookmarkStart w:id="80" w:name="Xd4c618b42330dd735bc1630c0214b43162c8346"/>
     <w:p>
       <w:pPr>
         <w:pStyle w:val="Heading2"/>
@@ -7758,8 +7808,8 @@
         <w:t xml:space="preserve">La acción, el dueño, la fecha y la prueba de la vida</w:t>
       </w:r>
     </w:p>
-    <w:bookmarkEnd w:id="77"/>
-    <w:bookmarkStart w:id="78" w:name="registro-de-hallazgos-y-nuevas-pruebas"/>
+    <w:bookmarkEnd w:id="80"/>
+    <w:bookmarkStart w:id="81" w:name="registro-de-hallazgos-y-nuevas-pruebas"/>
     <w:p>
       <w:pPr>
         <w:pStyle w:val="Heading2"/>
@@ -7866,8 +7916,8 @@
         <w:t xml:space="preserve">Resultado final de la vida útil</w:t>
       </w:r>
     </w:p>
-    <w:bookmarkEnd w:id="78"/>
-    <w:bookmarkStart w:id="79" w:name="glosario"/>
+    <w:bookmarkEnd w:id="81"/>
+    <w:bookmarkStart w:id="82" w:name="glosario"/>
     <w:p>
       <w:pPr>
         <w:pStyle w:val="Heading2"/>
@@ -7968,8 +8018,8 @@
         <w:t xml:space="preserve">Función de seguridad permanente ← Govern, Identificar, Proteger, Detectar, Responder o Recuperar la cartografía.</w:t>
       </w:r>
     </w:p>
-    <w:bookmarkEnd w:id="79"/>
-    <w:bookmarkStart w:id="80" w:name="índice-de-asunto"/>
+    <w:bookmarkEnd w:id="82"/>
+    <w:bookmarkStart w:id="83" w:name="índice-de-asunto"/>
     <w:p>
       <w:pPr>
         <w:pStyle w:val="Heading2"/>
@@ -8106,8 +8156,8 @@
         <w:t xml:space="preserve">TEN TERRITORIO DE Vulnerabilidad ANTE LAS 12</w:t>
       </w:r>
     </w:p>
-    <w:bookmarkEnd w:id="80"/>
-    <w:bookmarkStart w:id="84" w:name="referencias-oficiales"/>
+    <w:bookmarkEnd w:id="83"/>
+    <w:bookmarkStart w:id="87" w:name="referencias-oficiales"/>
     <w:p>
       <w:pPr>
         <w:pStyle w:val="Heading2"/>
@@ -8128,7 +8178,7 @@
       <w:pPr>
         <w:pStyle w:val="BodyText"/>
       </w:pPr>
-      <w:hyperlink r:id="rId81">
+      <w:hyperlink r:id="rId84">
         <w:r>
           <w:rPr>
             <w:rStyle w:val="Hyperlink"/>
@@ -8149,7 +8199,7 @@
       <w:pPr>
         <w:pStyle w:val="BodyText"/>
       </w:pPr>
-      <w:hyperlink r:id="rId82">
+      <w:hyperlink r:id="rId85">
         <w:r>
           <w:rPr>
             <w:rStyle w:val="Hyperlink"/>
@@ -8162,7 +8212,7 @@
       <w:pPr>
         <w:pStyle w:val="BodyText"/>
       </w:pPr>
-      <w:hyperlink r:id="rId39">
+      <w:hyperlink r:id="rId42">
         <w:r>
           <w:rPr>
             <w:rStyle w:val="Hyperlink"/>
@@ -8175,7 +8225,7 @@
       <w:pPr>
         <w:pStyle w:val="BodyText"/>
       </w:pPr>
-      <w:hyperlink r:id="rId83">
+      <w:hyperlink r:id="rId86">
         <w:r>
           <w:rPr>
             <w:rStyle w:val="Hyperlink"/>
@@ -8218,8 +8268,8 @@
         <w:t xml:space="preserve">Respuesta</w:t>
       </w:r>
     </w:p>
-    <w:bookmarkEnd w:id="84"/>
-    <w:bookmarkEnd w:id="85"/>
+    <w:bookmarkEnd w:id="87"/>
+    <w:bookmarkEnd w:id="88"/>
     <w:sectPr/>
   </w:body>
 </w:document>

--- a/01-foundations/CIS_Controls_v8.1/Espanol/CIS_Critical_Security_Controls_v8.1_Practical_Manager_and_Junior_Analyst_Manual_Espanol_v1.0.docx
+++ b/01-foundations/CIS_Controls_v8.1/Espanol/CIS_Critical_Security_Controls_v8.1_Practical_Manager_and_Junior_Analyst_Manual_Espanol_v1.0.docx
@@ -9305,7 +9305,7 @@
         <w:rFonts w:asciiTheme="minorHAnsi" w:cstheme="minorBidi" w:eastAsiaTheme="minorHAnsi" w:hAnsiTheme="minorHAnsi"/>
         <w:sz w:val="24"/>
         <w:szCs w:val="24"/>
-        <w:lang w:bidi="ar-SA" w:eastAsia="en-US" w:val="en-US"/>
+        <w:lang w:bidi="ar-SA" w:eastAsia="es-419" w:val="es-419"/>
       </w:rPr>
     </w:rPrDefault>
     <w:pPrDefault>

--- a/01-foundations/CIS_Controls_v8.1/Espanol/CIS_Critical_Security_Controls_v8.1_Practical_Manager_and_Junior_Analyst_Manual_Espanol_v1.0.docx
+++ b/01-foundations/CIS_Controls_v8.1/Espanol/CIS_Critical_Security_Controls_v8.1_Practical_Manager_and_Junior_Analyst_Manual_Espanol_v1.0.docx
@@ -5554,13 +5554,13 @@
       </w:r>
     </w:p>
     <w:bookmarkEnd w:id="40"/>
-    <w:bookmarkStart w:id="66" w:name="control-18-penetration-testing"/>
+    <w:bookmarkStart w:id="41" w:name="control-18-pruebas-de-penetración"/>
     <w:p>
       <w:pPr>
         <w:pStyle w:val="Heading1"/>
       </w:pPr>
       <w:r>
-        <w:t xml:space="preserve">23. Control 18 — Penetration Testing</w:t>
+        <w:t xml:space="preserve">23. Control 18 — Pruebas de penetración</w:t>
       </w:r>
     </w:p>
     <w:p>
@@ -5572,26 +5572,7 @@
           <w:iCs/>
           <w:i/>
         </w:rPr>
-        <w:t xml:space="preserve">Las 5 Salvaguardias, significado claro, enfoque de verificación y evidencia de ejemplo</w:t>
-      </w:r>
-      <w:r>
-        <w:t xml:space="preserve">.</w:t>
-      </w:r>
-    </w:p>
-    <w:p>
-      <w:pPr>
-        <w:pStyle w:val="BodyText"/>
-      </w:pPr>
-      <w:r>
-        <w:t xml:space="preserve">** Objetivo de control:** Fortalecer la empresa mediante la aplicación y medición de las salvaguardias para las pruebas de penetración. |</w:t>
-      </w:r>
-    </w:p>
-    <w:p>
-      <w:pPr>
-        <w:pStyle w:val="BodyText"/>
-      </w:pPr>
-      <w:r>
-        <w:t xml:space="preserve">|… |</w:t>
+        <w:t xml:space="preserve">Las cinco Salvaguardas, su significado en lenguaje claro, el enfoque de verificación y ejemplos de evidencia.</w:t>
       </w:r>
     </w:p>
     <w:tbl>
@@ -5616,7 +5597,118 @@
               <w:jc w:val="left"/>
             </w:pPr>
             <w:r>
-              <w:t xml:space="preserve">****</w:t>
+              <w:rPr>
+                <w:bCs/>
+                <w:b/>
+              </w:rPr>
+              <w:t xml:space="preserve">Objetivo del control:</w:t>
+            </w:r>
+            <w:r>
+              <w:t xml:space="preserve"> </w:t>
+            </w:r>
+            <w:r>
+              <w:t xml:space="preserve">Fortalecer la organización mediante la implementación y medición de Salvaguardas para las pruebas de penetración.</w:t>
+            </w:r>
+          </w:p>
+        </w:tc>
+      </w:tr>
+    </w:tbl>
+    <w:p/>
+    <w:tbl>
+      <w:tblPr>
+        <w:tblStyle w:val="Table"/>
+        <w:tblW w:type="pct" w:w="5000"/>
+        <w:tblLook w:firstRow="1" w:lastRow="0" w:firstColumn="0" w:lastColumn="0" w:noHBand="0" w:noVBand="0" w:val="0020"/>
+        <w:jc w:val="start"/>
+      </w:tblPr>
+      <w:tblGrid>
+        <w:gridCol w:w="1584"/>
+        <w:gridCol w:w="1584"/>
+        <w:gridCol w:w="1584"/>
+        <w:gridCol w:w="1584"/>
+        <w:gridCol w:w="1584"/>
+      </w:tblGrid>
+      <w:tr>
+        <w:trPr>
+          <w:tblHeader w:val="true"/>
+        </w:trPr>
+        <w:tc>
+          <w:tcPr/>
+          <w:p>
+            <w:pPr>
+              <w:pStyle w:val="Compact"/>
+              <w:jc w:val="left"/>
+            </w:pPr>
+            <w:r>
+              <w:rPr>
+                <w:bCs/>
+                <w:b/>
+              </w:rPr>
+              <w:t xml:space="preserve">ID</w:t>
+            </w:r>
+          </w:p>
+        </w:tc>
+        <w:tc>
+          <w:tcPr/>
+          <w:p>
+            <w:pPr>
+              <w:pStyle w:val="Compact"/>
+              <w:jc w:val="left"/>
+            </w:pPr>
+            <w:r>
+              <w:rPr>
+                <w:bCs/>
+                <w:b/>
+              </w:rPr>
+              <w:t xml:space="preserve">Salvaguarda</w:t>
+            </w:r>
+          </w:p>
+        </w:tc>
+        <w:tc>
+          <w:tcPr/>
+          <w:p>
+            <w:pPr>
+              <w:pStyle w:val="Compact"/>
+              <w:jc w:val="left"/>
+            </w:pPr>
+            <w:r>
+              <w:rPr>
+                <w:bCs/>
+                <w:b/>
+              </w:rPr>
+              <w:t xml:space="preserve">Significado en lenguaje claro</w:t>
+            </w:r>
+          </w:p>
+        </w:tc>
+        <w:tc>
+          <w:tcPr/>
+          <w:p>
+            <w:pPr>
+              <w:pStyle w:val="Compact"/>
+              <w:jc w:val="left"/>
+            </w:pPr>
+            <w:r>
+              <w:rPr>
+                <w:bCs/>
+                <w:b/>
+              </w:rPr>
+              <w:t xml:space="preserve">Enfoque de verificación</w:t>
+            </w:r>
+          </w:p>
+        </w:tc>
+        <w:tc>
+          <w:tcPr/>
+          <w:p>
+            <w:pPr>
+              <w:pStyle w:val="Compact"/>
+              <w:jc w:val="left"/>
+            </w:pPr>
+            <w:r>
+              <w:rPr>
+                <w:bCs/>
+                <w:b/>
+              </w:rPr>
+              <w:t xml:space="preserve">Ejemplos de evidencia</w:t>
             </w:r>
           </w:p>
         </w:tc>
@@ -5634,6 +5726,54 @@
             </w:r>
           </w:p>
         </w:tc>
+        <w:tc>
+          <w:tcPr/>
+          <w:p>
+            <w:pPr>
+              <w:pStyle w:val="Compact"/>
+              <w:jc w:val="left"/>
+            </w:pPr>
+            <w:r>
+              <w:t xml:space="preserve">Establecer y mantener un programa de pruebas de penetración</w:t>
+            </w:r>
+          </w:p>
+        </w:tc>
+        <w:tc>
+          <w:tcPr/>
+          <w:p>
+            <w:pPr>
+              <w:pStyle w:val="Compact"/>
+              <w:jc w:val="left"/>
+            </w:pPr>
+            <w:r>
+              <w:t xml:space="preserve">Implementar un proceso repetible, con un responsable definido, para establecer y mantener un programa de pruebas de penetración; después, verificar su cobertura y sus excepciones.</w:t>
+            </w:r>
+          </w:p>
+        </w:tc>
+        <w:tc>
+          <w:tcPr/>
+          <w:p>
+            <w:pPr>
+              <w:pStyle w:val="Compact"/>
+              <w:jc w:val="left"/>
+            </w:pPr>
+            <w:r>
+              <w:t xml:space="preserve">Confirmar alcance, población, responsabilidad, implementación, frecuencia, cobertura, excepciones, corrección y repetición de pruebas.</w:t>
+            </w:r>
+          </w:p>
+        </w:tc>
+        <w:tc>
+          <w:tcPr/>
+          <w:p>
+            <w:pPr>
+              <w:pStyle w:val="Compact"/>
+              <w:jc w:val="left"/>
+            </w:pPr>
+            <w:r>
+              <w:t xml:space="preserve">reglas de compromiso aprobadas, alcance, evaluadores cualificados, informes, remediación, repetición de pruebas y evidencia de validación</w:t>
+            </w:r>
+          </w:p>
+        </w:tc>
       </w:tr>
       <w:tr>
         <w:tc>
@@ -5648,31 +5788,175 @@
             </w:r>
           </w:p>
         </w:tc>
-      </w:tr>
-      <w:tr>
-        <w:tc>
-          <w:tcPr/>
-          <w:p>
-            <w:pPr>
-              <w:pStyle w:val="Compact"/>
-              <w:jc w:val="left"/>
-            </w:pPr>
-            <w:r>
-              <w:t xml:space="preserve">18.3 ← Búsquedas de Penetración Remediar Ponga un proceso repetible, de propiedad o control técnico en su lugar para remediar Penetration Test Findings, a continuación, verificar cobertura y excepciones. tención Confirme alcance definido, población, propiedad, implementación, frecuencia, cobertura, excepciones, corrección y retest. TEN aprobó reglas de compromiso, alcance, testadores cualificados, informes, remediación, pruebas de retest y validación</w:t>
-            </w:r>
-          </w:p>
-        </w:tc>
-      </w:tr>
-      <w:tr>
-        <w:tc>
-          <w:tcPr/>
-          <w:p>
-            <w:pPr>
-              <w:pStyle w:val="Compact"/>
-              <w:jc w:val="left"/>
-            </w:pPr>
-            <w:r>
-              <w:t xml:space="preserve">18.4 Poner en marcha un proceso repetible, de propiedad o control técnico para validar las medidas de seguridad, verificar la cobertura y las excepciones. tención Confirme alcance definido, población, propiedad, implementación, frecuencia, cobertura, excepciones, corrección y retest. TEN aprobó reglas de compromiso, alcance, testadores cualificados, informes, remediación, pruebas de retest y validación</w:t>
+        <w:tc>
+          <w:tcPr/>
+          <w:p>
+            <w:pPr>
+              <w:pStyle w:val="Compact"/>
+              <w:jc w:val="left"/>
+            </w:pPr>
+            <w:r>
+              <w:t xml:space="preserve">Realizar pruebas periódicas de penetración externa</w:t>
+            </w:r>
+          </w:p>
+        </w:tc>
+        <w:tc>
+          <w:tcPr/>
+          <w:p>
+            <w:pPr>
+              <w:pStyle w:val="Compact"/>
+              <w:jc w:val="left"/>
+            </w:pPr>
+            <w:r>
+              <w:t xml:space="preserve">Implementar un proceso repetible, con un responsable definido, para realizar pruebas periódicas de penetración externa; después, verificar su cobertura y sus excepciones.</w:t>
+            </w:r>
+          </w:p>
+        </w:tc>
+        <w:tc>
+          <w:tcPr/>
+          <w:p>
+            <w:pPr>
+              <w:pStyle w:val="Compact"/>
+              <w:jc w:val="left"/>
+            </w:pPr>
+            <w:r>
+              <w:t xml:space="preserve">Confirmar alcance, población, responsabilidad, implementación, frecuencia, cobertura, excepciones, corrección y repetición de pruebas.</w:t>
+            </w:r>
+          </w:p>
+        </w:tc>
+        <w:tc>
+          <w:tcPr/>
+          <w:p>
+            <w:pPr>
+              <w:pStyle w:val="Compact"/>
+              <w:jc w:val="left"/>
+            </w:pPr>
+            <w:r>
+              <w:t xml:space="preserve">reglas de compromiso aprobadas, alcance, evaluadores cualificados, informes, remediación, repetición de pruebas y evidencia de validación</w:t>
+            </w:r>
+          </w:p>
+        </w:tc>
+      </w:tr>
+      <w:tr>
+        <w:tc>
+          <w:tcPr/>
+          <w:p>
+            <w:pPr>
+              <w:pStyle w:val="Compact"/>
+              <w:jc w:val="left"/>
+            </w:pPr>
+            <w:r>
+              <w:t xml:space="preserve">18.3</w:t>
+            </w:r>
+          </w:p>
+        </w:tc>
+        <w:tc>
+          <w:tcPr/>
+          <w:p>
+            <w:pPr>
+              <w:pStyle w:val="Compact"/>
+              <w:jc w:val="left"/>
+            </w:pPr>
+            <w:r>
+              <w:t xml:space="preserve">Corregir los hallazgos de las pruebas de penetración</w:t>
+            </w:r>
+          </w:p>
+        </w:tc>
+        <w:tc>
+          <w:tcPr/>
+          <w:p>
+            <w:pPr>
+              <w:pStyle w:val="Compact"/>
+              <w:jc w:val="left"/>
+            </w:pPr>
+            <w:r>
+              <w:t xml:space="preserve">Implementar un proceso repetible, con un responsable definido, para corregir los hallazgos de las pruebas de penetración; después, verificar su cobertura y sus excepciones.</w:t>
+            </w:r>
+          </w:p>
+        </w:tc>
+        <w:tc>
+          <w:tcPr/>
+          <w:p>
+            <w:pPr>
+              <w:pStyle w:val="Compact"/>
+              <w:jc w:val="left"/>
+            </w:pPr>
+            <w:r>
+              <w:t xml:space="preserve">Confirmar alcance, población, responsabilidad, implementación, frecuencia, cobertura, excepciones, corrección y repetición de pruebas.</w:t>
+            </w:r>
+          </w:p>
+        </w:tc>
+        <w:tc>
+          <w:tcPr/>
+          <w:p>
+            <w:pPr>
+              <w:pStyle w:val="Compact"/>
+              <w:jc w:val="left"/>
+            </w:pPr>
+            <w:r>
+              <w:t xml:space="preserve">reglas de compromiso aprobadas, alcance, evaluadores cualificados, informes, remediación, repetición de pruebas y evidencia de validación</w:t>
+            </w:r>
+          </w:p>
+        </w:tc>
+      </w:tr>
+      <w:tr>
+        <w:tc>
+          <w:tcPr/>
+          <w:p>
+            <w:pPr>
+              <w:pStyle w:val="Compact"/>
+              <w:jc w:val="left"/>
+            </w:pPr>
+            <w:r>
+              <w:t xml:space="preserve">18.4</w:t>
+            </w:r>
+          </w:p>
+        </w:tc>
+        <w:tc>
+          <w:tcPr/>
+          <w:p>
+            <w:pPr>
+              <w:pStyle w:val="Compact"/>
+              <w:jc w:val="left"/>
+            </w:pPr>
+            <w:r>
+              <w:t xml:space="preserve">Validar las medidas de seguridad</w:t>
+            </w:r>
+          </w:p>
+        </w:tc>
+        <w:tc>
+          <w:tcPr/>
+          <w:p>
+            <w:pPr>
+              <w:pStyle w:val="Compact"/>
+              <w:jc w:val="left"/>
+            </w:pPr>
+            <w:r>
+              <w:t xml:space="preserve">Implementar un proceso repetible, con un responsable definido, para validar las medidas de seguridad; después, verificar su cobertura y sus excepciones.</w:t>
+            </w:r>
+          </w:p>
+        </w:tc>
+        <w:tc>
+          <w:tcPr/>
+          <w:p>
+            <w:pPr>
+              <w:pStyle w:val="Compact"/>
+              <w:jc w:val="left"/>
+            </w:pPr>
+            <w:r>
+              <w:t xml:space="preserve">Confirmar alcance, población, responsabilidad, implementación, frecuencia, cobertura, excepciones, corrección y repetición de pruebas.</w:t>
+            </w:r>
+          </w:p>
+        </w:tc>
+        <w:tc>
+          <w:tcPr/>
+          <w:p>
+            <w:pPr>
+              <w:pStyle w:val="Compact"/>
+              <w:jc w:val="left"/>
+            </w:pPr>
+            <w:r>
+              <w:t xml:space="preserve">reglas de compromiso aprobadas, alcance, evaluadores cualificados, informes, remediación, repetición de pruebas y evidencia de validación</w:t>
             </w:r>
           </w:p>
         </w:tc>
@@ -5690,6 +5974,54 @@
             </w:r>
           </w:p>
         </w:tc>
+        <w:tc>
+          <w:tcPr/>
+          <w:p>
+            <w:pPr>
+              <w:pStyle w:val="Compact"/>
+              <w:jc w:val="left"/>
+            </w:pPr>
+            <w:r>
+              <w:t xml:space="preserve">Realizar pruebas periódicas de penetración interna</w:t>
+            </w:r>
+          </w:p>
+        </w:tc>
+        <w:tc>
+          <w:tcPr/>
+          <w:p>
+            <w:pPr>
+              <w:pStyle w:val="Compact"/>
+              <w:jc w:val="left"/>
+            </w:pPr>
+            <w:r>
+              <w:t xml:space="preserve">Implementar un proceso repetible, con un responsable definido, para realizar pruebas periódicas de penetración interna; después, verificar su cobertura y sus excepciones.</w:t>
+            </w:r>
+          </w:p>
+        </w:tc>
+        <w:tc>
+          <w:tcPr/>
+          <w:p>
+            <w:pPr>
+              <w:pStyle w:val="Compact"/>
+              <w:jc w:val="left"/>
+            </w:pPr>
+            <w:r>
+              <w:t xml:space="preserve">Confirmar alcance, población, responsabilidad, implementación, frecuencia, cobertura, excepciones, corrección y repetición de pruebas.</w:t>
+            </w:r>
+          </w:p>
+        </w:tc>
+        <w:tc>
+          <w:tcPr/>
+          <w:p>
+            <w:pPr>
+              <w:pStyle w:val="Compact"/>
+              <w:jc w:val="left"/>
+            </w:pPr>
+            <w:r>
+              <w:t xml:space="preserve">reglas de compromiso aprobadas, alcance, evaluadores cualificados, informes, remediación, repetición de pruebas y evidencia de validación</w:t>
+            </w:r>
+          </w:p>
+        </w:tc>
       </w:tr>
     </w:tbl>
     <w:p>
@@ -5697,31 +6029,17 @@
         <w:pStyle w:val="BodyText"/>
       </w:pPr>
       <w:r>
-        <w:t xml:space="preserve">Utilice la guía oficial CIS Controls v8.1 y Evaluación de Controles Especificación para el lenguaje exacto de Salvaguardia, clase de activos, función de seguridad, Grupo de Implementación, dependencias, insumos, operaciones, medidas, métricas y revisión procesal.</w:t>
-      </w:r>
-    </w:p>
-    <w:p>
-      <w:pPr>
-        <w:numPr>
-          <w:ilvl w:val="0"/>
-          <w:numId w:val="1010"/>
-        </w:numPr>
-        <w:pStyle w:val="Compact"/>
-      </w:pPr>
-      <w:r>
-        <w:t xml:space="preserve">Herramientas de código abierto</w:t>
-      </w:r>
-    </w:p>
-    <w:p>
-      <w:pPr>
-        <w:numPr>
-          <w:ilvl w:val="0"/>
-          <w:numId w:val="1011"/>
-        </w:numPr>
-        <w:pStyle w:val="Compact"/>
-      </w:pPr>
-      <w:r>
-        <w:t xml:space="preserve">Enlaces oficiales, inicios rápidos seguros, pruebas y limitaciones.*</w:t>
+        <w:t xml:space="preserve">Utilice la guía oficial de CIS Controls v8.1 y la Especificación para la Evaluación de Controles para consultar el lenguaje exacto de cada Salvaguarda, la clase de activo, la función de seguridad, el Grupo de Implementación, las dependencias, las entradas, las operaciones, las medidas, las métricas y la revisión de procedimientos.</w:t>
+      </w:r>
+    </w:p>
+    <w:bookmarkEnd w:id="41"/>
+    <w:bookmarkStart w:id="42" w:name="herramientas-de-código-abierto"/>
+    <w:p>
+      <w:pPr>
+        <w:pStyle w:val="Heading1"/>
+      </w:pPr>
+      <w:r>
+        <w:t xml:space="preserve">24. Herramientas de código abierto</w:t>
       </w:r>
     </w:p>
     <w:p>
@@ -5730,785 +6048,727 @@
       </w:pPr>
       <w:r>
         <w:rPr>
-          <w:bCs/>
-          <w:b/>
+          <w:iCs/>
+          <w:i/>
         </w:rPr>
-        <w:t xml:space="preserve">Herramienta</w:t>
-      </w:r>
-      <w:r>
-        <w:t xml:space="preserve"> </w:t>
-      </w:r>
-      <w:r>
-        <w:t xml:space="preserve">|**</w:t>
-      </w:r>
-    </w:p>
-    <w:p>
-      <w:pPr>
-        <w:pStyle w:val="BodyText"/>
-      </w:pPr>
-      <w:r>
-        <w:t xml:space="preserve">|——————————————————– La vida—————— |</w:t>
-      </w:r>
-      <w:r>
-        <w:t xml:space="preserve"> </w:t>
-      </w:r>
-      <w:r>
-        <w:t xml:space="preserve">TEN CIS Controls Navigator TEN Seleccionar IGs y explorar asignaciones oficiales TEN TODO |</w:t>
-      </w:r>
-      <w:r>
-        <w:t xml:space="preserve"> </w:t>
-      </w:r>
-      <w:r>
-        <w:t xml:space="preserve">Evaluación de Controles de CIS Especificación ← Orientación oficial de medición</w:t>
-      </w:r>
-      <w:r>
-        <w:t xml:space="preserve"> </w:t>
-      </w:r>
-      <w:r>
-        <w:t xml:space="preserve">| CIS-CAT Lite ← Selected CIS Evaluación de parámetros latitud 4 |</w:t>
-      </w:r>
-      <w:r>
-        <w:t xml:space="preserve"> </w:t>
-      </w:r>
-      <w:r>
-        <w:t xml:space="preserve">| CISO Asistente | Controles, riesgos, pruebas y hallazgos</w:t>
-      </w:r>
-      <w:r>
-        <w:t xml:space="preserve"> </w:t>
-      </w:r>
-      <w:r>
-        <w:t xml:space="preserve">tención Wazuh ← Endpoint monitoring, SIEM, FIM, y alertas</w:t>
-      </w:r>
-      <w:r>
-        <w:t xml:space="preserve"> </w:t>
-      </w:r>
-      <w:r>
-        <w:t xml:space="preserve">TEN Osquery TENRI Asset, software, cuenta y consultas de configuración</w:t>
-      </w:r>
-      <w:r>
-        <w:t xml:space="preserve"> </w:t>
-      </w:r>
-      <w:r>
-        <w:t xml:space="preserve">TEN OpenSCAP | Evaluación de la configuración segura de Linux TEN 4, 7 |</w:t>
-      </w:r>
-      <w:r>
-        <w:t xml:space="preserve"> </w:t>
-      </w:r>
-      <w:r>
-        <w:t xml:space="preserve">| Lynis para la seguridad de Linux auditando | 4, 7 |</w:t>
-      </w:r>
-      <w:r>
-        <w:t xml:space="preserve"> </w:t>
-      </w:r>
-      <w:r>
-        <w:t xml:space="preserve">| Nmap | Autorizado activo y descubrimiento de servicios | 1, 12</w:t>
-      </w:r>
-      <w:r>
-        <w:t xml:space="preserve"> </w:t>
-      </w:r>
-      <w:r>
-        <w:t xml:space="preserve">| Greenbone Community Edition | Vulnerability assessment | 7</w:t>
-      </w:r>
-      <w:r>
-        <w:t xml:space="preserve"> </w:t>
-      </w:r>
-      <w:r>
-        <w:t xml:space="preserve">tención Trivy Silencioso Repositorios, imágenes, dependencias, secretos, y IaC Silencioso 2, 4, 7, 16 |</w:t>
-      </w:r>
-      <w:r>
-        <w:t xml:space="preserve"> </w:t>
-      </w:r>
-      <w:r>
-        <w:t xml:space="preserve">| OWASP ZAP | Pruebas autorizadas de seguridad web</w:t>
-      </w:r>
-      <w:r>
-        <w:t xml:space="preserve"> </w:t>
-      </w:r>
-      <w:r>
-        <w:t xml:space="preserve">| Suricata | Red detección de intrusiones y visibilidad de tráfico | 8, 13, 17 |</w:t>
-      </w:r>
-      <w:r>
-        <w:t xml:space="preserve"> </w:t>
-      </w:r>
-      <w:r>
-        <w:t xml:space="preserve">TENER Keycloak | Identidad, roles, MFA, sesiones y eventos</w:t>
-      </w:r>
-      <w:r>
-        <w:t xml:space="preserve"> </w:t>
-      </w:r>
-      <w:r>
-        <w:t xml:space="preserve">← DefectoDojo tóxico Encontrar la ingesta, la deduplicación, la remediación y la retesta | 7, 16, 18</w:t>
-      </w:r>
-      <w:r>
-        <w:t xml:space="preserve"> </w:t>
-      </w:r>
-      <w:r>
-        <w:t xml:space="preserve">| Velociraptor | Visibilidad de endpoint y respuesta a los incidentes</w:t>
-      </w:r>
-    </w:p>
-    <w:p>
-      <w:pPr>
-        <w:numPr>
-          <w:ilvl w:val="0"/>
-          <w:numId w:val="1012"/>
-        </w:numPr>
-        <w:pStyle w:val="Compact"/>
-      </w:pPr>
-      <w:r>
-        <w:t xml:space="preserve">Limitación crítica* Una herramienta puede apoyar una o más Salvaguardias, pero no puede elegir el IG de la organización, definir la tolerancia al riesgo, garantizar la cobertura completa, reemplazar el procedimiento y la revisión humana, autorizar pruebas de penetración, o probar el cumplimiento de otro marco por sí mismo. |</w:t>
-      </w:r>
-      <w:r>
-        <w:t xml:space="preserve"> </w:t>
-      </w:r>
-      <w:r>
-        <w:t xml:space="preserve">|. |</w:t>
-      </w:r>
-    </w:p>
-    <w:bookmarkStart w:id="41" w:name="cis-controls-navigator"/>
-    <w:p>
-      <w:pPr>
-        <w:pStyle w:val="Heading2"/>
-      </w:pPr>
-      <w:r>
-        <w:t xml:space="preserve">24.1 CIS Controls Navigator</w:t>
-      </w:r>
-    </w:p>
-    <w:p>
-      <w:pPr>
-        <w:pStyle w:val="FirstParagraph"/>
-      </w:pPr>
-      <w:r>
-        <w:t xml:space="preserve">Propósito: Seleccione IGs y explore mapas oficiales. Proyecto oficial: [ejecutado]CIS Controles Navigator efectuado/u fiel](https://www.cisecurity.org/controls/cis-controls-navigator)</w:t>
-      </w:r>
-    </w:p>
-    <w:p>
-      <w:pPr>
-        <w:pStyle w:val="BodyText"/>
-      </w:pPr>
-      <w:r>
-        <w:t xml:space="preserve">Inicio rápido seguro: Elija v8.1, seleccione un grupo de implementación y mapeo, revise salvaguardias, luego exporte la selección autorizada.</w:t>
-      </w:r>
-    </w:p>
-    <w:p>
-      <w:pPr>
-        <w:pStyle w:val="BodyText"/>
-      </w:pPr>
-      <w:r>
-        <w:t xml:space="preserve">Pruebas: alcance aprobado, versión, configuración, cobertura, datos fuente, resultados, examen humano, excepción, remediación y retest. Proteger el acceso administrativo y los datos recogidos.</w:t>
-      </w:r>
-    </w:p>
-    <w:bookmarkEnd w:id="41"/>
-    <w:bookmarkStart w:id="43" w:name="cis-controls-assessment-specification"/>
-    <w:p>
-      <w:pPr>
-        <w:pStyle w:val="Heading2"/>
-      </w:pPr>
-      <w:r>
-        <w:t xml:space="preserve">24.2 CIS Controls Assessment Specification</w:t>
-      </w:r>
-    </w:p>
-    <w:p>
-      <w:pPr>
-        <w:pStyle w:val="FirstParagraph"/>
-      </w:pPr>
-      <w:r>
-        <w:t xml:space="preserve">Objetivo: Orientación oficial de medición. Proyecto oficial: [Seguido]</w:t>
-      </w:r>
-      <w:r>
-        <w:t xml:space="preserve"> </w:t>
-      </w:r>
-      <w:hyperlink r:id="rId42">
-        <w:r>
-          <w:rPr>
-            <w:rStyle w:val="Hyperlink"/>
-          </w:rPr>
-          <w:t xml:space="preserve">Según datos</w:t>
-        </w:r>
-      </w:hyperlink>
-    </w:p>
-    <w:p>
-      <w:pPr>
-        <w:pStyle w:val="BodyText"/>
-      </w:pPr>
-      <w:r>
-        <w:t xml:space="preserve">Inicio rápido seguro: Abra una Salvaguardia, identifique los insumos y las suposiciones, siga las operaciones, calcule las medidas y revise el procedimiento de documentos.</w:t>
-      </w:r>
-    </w:p>
-    <w:p>
-      <w:pPr>
-        <w:pStyle w:val="BodyText"/>
-      </w:pPr>
-      <w:r>
-        <w:t xml:space="preserve">Pruebas: alcance aprobado, versión, configuración, cobertura, datos fuente, resultados, examen humano, excepción, remediación y retest. Proteger el acceso administrativo y los datos recogidos.</w:t>
-      </w:r>
-    </w:p>
-    <w:bookmarkEnd w:id="43"/>
-    <w:bookmarkStart w:id="44" w:name="cis-cat-lite"/>
-    <w:p>
-      <w:pPr>
-        <w:pStyle w:val="Heading2"/>
-      </w:pPr>
-      <w:r>
-        <w:t xml:space="preserve">24.3 CIS-CAT Lite</w:t>
-      </w:r>
-    </w:p>
-    <w:p>
-      <w:pPr>
-        <w:pStyle w:val="FirstParagraph"/>
-      </w:pPr>
-      <w:r>
-        <w:t xml:space="preserve">Propósito: CIS seleccionado Evaluación de parámetros. Proyecto oficial: [Seguido] (https://learn.cisecurity.org/cis-cat-lite)</w:t>
-      </w:r>
-    </w:p>
-    <w:p>
-      <w:pPr>
-        <w:pStyle w:val="BodyText"/>
-      </w:pPr>
-      <w:r>
-        <w:t xml:space="preserve">Inicio rápido seguro: Ejecutar sólo en sistemas autorizados, elegir un punto de referencia y perfil disponibles, preservar el informe, validar las conclusiones, corregir y reevaluar.</w:t>
-      </w:r>
-    </w:p>
-    <w:p>
-      <w:pPr>
-        <w:pStyle w:val="BodyText"/>
-      </w:pPr>
-      <w:r>
-        <w:t xml:space="preserve">Pruebas: alcance aprobado, versión, configuración, cobertura, datos fuente, resultados, examen humano, excepción, remediación y retest. Proteger el acceso administrativo y los datos recogidos.</w:t>
-      </w:r>
-    </w:p>
-    <w:bookmarkEnd w:id="44"/>
-    <w:bookmarkStart w:id="46" w:name="ciso-assistant"/>
-    <w:p>
-      <w:pPr>
-        <w:pStyle w:val="Heading2"/>
-      </w:pPr>
-      <w:r>
-        <w:t xml:space="preserve">24.4 CISO Assistant</w:t>
-      </w:r>
-    </w:p>
-    <w:p>
-      <w:pPr>
-        <w:pStyle w:val="FirstParagraph"/>
-      </w:pPr>
-      <w:r>
-        <w:t xml:space="preserve">Propósito: Controles, riesgos, pruebas y hallazgos. Proyecto oficial:</w:t>
-      </w:r>
-      <w:r>
-        <w:t xml:space="preserve"> </w:t>
-      </w:r>
-      <w:hyperlink r:id="rId45">
-        <w:r>
-          <w:rPr>
-            <w:rStyle w:val="Hyperlink"/>
-          </w:rPr>
-          <w:t xml:space="preserve">Seguido</w:t>
-        </w:r>
-      </w:hyperlink>
-    </w:p>
-    <w:p>
-      <w:pPr>
-        <w:pStyle w:val="BodyText"/>
-      </w:pPr>
-      <w:r>
-        <w:t xml:space="preserve">Inicio rápido seguro: Crear un proyecto de alcance, cargar un marco aplicable, asignar propietarios, adjuntar evidencia, resultados de seguimiento y permisos de revisión.</w:t>
-      </w:r>
-    </w:p>
-    <w:p>
-      <w:pPr>
-        <w:pStyle w:val="BodyText"/>
-      </w:pPr>
-      <w:r>
-        <w:t xml:space="preserve">Pruebas: alcance aprobado, versión, configuración, cobertura, datos fuente, resultados, examen humano, excepción, remediación y retest. Proteger el acceso administrativo y los datos recogidos.</w:t>
-      </w:r>
-    </w:p>
-    <w:bookmarkEnd w:id="46"/>
-    <w:bookmarkStart w:id="48" w:name="wazuh"/>
-    <w:p>
-      <w:pPr>
-        <w:pStyle w:val="Heading2"/>
-      </w:pPr>
-      <w:r>
-        <w:t xml:space="preserve">24.5 Wazuh</w:t>
-      </w:r>
-    </w:p>
-    <w:p>
-      <w:pPr>
-        <w:pStyle w:val="FirstParagraph"/>
-      </w:pPr>
-      <w:r>
-        <w:t xml:space="preserve">Propósito: Monitoreo de punto final, SIEM, FIM y alertas. Proyecto oficial:</w:t>
-      </w:r>
-      <w:r>
-        <w:t xml:space="preserve"> </w:t>
-      </w:r>
-      <w:hyperlink r:id="rId47">
-        <w:r>
-          <w:rPr>
-            <w:rStyle w:val="Hyperlink"/>
-          </w:rPr>
-          <w:t xml:space="preserve">Seguido</w:t>
-        </w:r>
-      </w:hyperlink>
-    </w:p>
-    <w:p>
-      <w:pPr>
-        <w:pStyle w:val="BodyText"/>
-      </w:pPr>
-      <w:r>
-        <w:t xml:space="preserve">Inicio rápido seguro: Inscribir un punto final de laboratorio, desencadenar un evento seguro, confirmar la recogida y alerta, investigar, y retener la cobertura y la evidencia de respuesta.</w:t>
-      </w:r>
-    </w:p>
-    <w:p>
-      <w:pPr>
-        <w:pStyle w:val="BodyText"/>
-      </w:pPr>
-      <w:r>
-        <w:t xml:space="preserve">Pruebas: alcance aprobado, versión, configuración, cobertura, datos fuente, resultados, examen humano, excepción, remediación y retest. Proteger el acceso administrativo y los datos recogidos.</w:t>
-      </w:r>
-    </w:p>
-    <w:bookmarkEnd w:id="48"/>
-    <w:bookmarkStart w:id="49" w:name="osquery"/>
-    <w:p>
-      <w:pPr>
-        <w:pStyle w:val="Heading2"/>
-      </w:pPr>
-      <w:r>
-        <w:t xml:space="preserve">24.6 osquery</w:t>
-      </w:r>
-    </w:p>
-    <w:p>
-      <w:pPr>
-        <w:pStyle w:val="FirstParagraph"/>
-      </w:pPr>
-      <w:r>
-        <w:t xml:space="preserve">Propósito: Consultas de activos, software, cuenta y configuración. Proyecto oficial: (https://www.osquery.io/)</w:t>
-      </w:r>
-    </w:p>
-    <w:p>
-      <w:pPr>
-        <w:pStyle w:val="BodyText"/>
-      </w:pPr>
-      <w:r>
-        <w:t xml:space="preserve">Comienzo rápido seguro: Ejecute consultas sólo de lectura en un laboratorio, programe consultas aprobadas, compare resultados a inventarios, y plataforma de documentos y límites de cobertura.</w:t>
-      </w:r>
-    </w:p>
-    <w:p>
-      <w:pPr>
-        <w:pStyle w:val="BodyText"/>
-      </w:pPr>
-      <w:r>
-        <w:t xml:space="preserve">Pruebas: alcance aprobado, versión, configuración, cobertura, datos fuente, resultados, examen humano, excepción, remediación y retest. Proteger el acceso administrativo y los datos recogidos.</w:t>
-      </w:r>
-    </w:p>
-    <w:bookmarkEnd w:id="49"/>
-    <w:bookmarkStart w:id="51" w:name="openscap"/>
-    <w:p>
-      <w:pPr>
-        <w:pStyle w:val="Heading2"/>
-      </w:pPr>
-      <w:r>
-        <w:t xml:space="preserve">24.7 OpenSCAP</w:t>
-      </w:r>
-    </w:p>
-    <w:p>
-      <w:pPr>
-        <w:pStyle w:val="FirstParagraph"/>
-      </w:pPr>
-      <w:r>
-        <w:t xml:space="preserve">Objetivo: Evaluación de la configuración segura de Linux. Proyecto oficial:</w:t>
-      </w:r>
-      <w:r>
-        <w:t xml:space="preserve"> </w:t>
-      </w:r>
-      <w:hyperlink r:id="rId50">
-        <w:r>
-          <w:rPr>
-            <w:rStyle w:val="Hyperlink"/>
-          </w:rPr>
-          <w:t xml:space="preserve">Seguido</w:t>
-        </w:r>
-      </w:hyperlink>
-    </w:p>
-    <w:p>
-      <w:pPr>
-        <w:pStyle w:val="BodyText"/>
-      </w:pPr>
-      <w:r>
-        <w:t xml:space="preserve">Inicio rápido seguro: Elija un perfil apropiado, escanear un sistema de laboratorio, validar resultados, excepciones de documentos, remediar y cambiar.</w:t>
-      </w:r>
-    </w:p>
-    <w:p>
-      <w:pPr>
-        <w:pStyle w:val="BodyText"/>
-      </w:pPr>
-      <w:r>
-        <w:t xml:space="preserve">Pruebas: alcance aprobado, versión, configuración, cobertura, datos fuente, resultados, examen humano, excepción, remediación y retest. Proteger el acceso administrativo y los datos recogidos.</w:t>
-      </w:r>
-    </w:p>
-    <w:bookmarkEnd w:id="51"/>
-    <w:bookmarkStart w:id="53" w:name="lynis"/>
-    <w:p>
-      <w:pPr>
-        <w:pStyle w:val="Heading2"/>
-      </w:pPr>
-      <w:r>
-        <w:t xml:space="preserve">24.8 Lynis</w:t>
-      </w:r>
-    </w:p>
-    <w:p>
-      <w:pPr>
-        <w:pStyle w:val="FirstParagraph"/>
-      </w:pPr>
-      <w:r>
-        <w:t xml:space="preserve">Propósito: Auditoría de seguridad de Linux. Proyecto oficial:</w:t>
-      </w:r>
-      <w:r>
-        <w:t xml:space="preserve"> </w:t>
-      </w:r>
-      <w:hyperlink r:id="rId52">
-        <w:r>
-          <w:rPr>
-            <w:rStyle w:val="Hyperlink"/>
-          </w:rPr>
-          <w:t xml:space="preserve">Seguido</w:t>
-        </w:r>
-      </w:hyperlink>
-    </w:p>
-    <w:p>
-      <w:pPr>
-        <w:pStyle w:val="BodyText"/>
-      </w:pPr>
-      <w:r>
-        <w:t xml:space="preserve">Comenzar rápido seguro: auditar un host de laboratorio, revisar los hallazgos contra el alcance y las normas, asignar acciones, corregir elementos seleccionados y repetir.</w:t>
-      </w:r>
-    </w:p>
-    <w:p>
-      <w:pPr>
-        <w:pStyle w:val="BodyText"/>
-      </w:pPr>
-      <w:r>
-        <w:t xml:space="preserve">Pruebas: alcance aprobado, versión, configuración, cobertura, datos fuente, resultados, examen humano, excepción, remediación y retest. Proteger el acceso administrativo y los datos recogidos.</w:t>
-      </w:r>
-    </w:p>
-    <w:bookmarkEnd w:id="53"/>
-    <w:bookmarkStart w:id="55" w:name="nmap"/>
-    <w:p>
-      <w:pPr>
-        <w:pStyle w:val="Heading2"/>
-      </w:pPr>
-      <w:r>
-        <w:t xml:space="preserve">24.9 Nmap</w:t>
-      </w:r>
-    </w:p>
-    <w:p>
-      <w:pPr>
-        <w:pStyle w:val="FirstParagraph"/>
-      </w:pPr>
-      <w:r>
-        <w:t xml:space="preserve">Propósito: Activo autorizado y descubrimiento de servicios. Proyecto oficial:</w:t>
-      </w:r>
-      <w:r>
-        <w:t xml:space="preserve"> </w:t>
-      </w:r>
-      <w:hyperlink r:id="rId54">
-        <w:r>
-          <w:rPr>
-            <w:rStyle w:val="Hyperlink"/>
-          </w:rPr>
-          <w:t xml:space="preserve">Seguido</w:t>
-        </w:r>
-      </w:hyperlink>
-    </w:p>
-    <w:p>
-      <w:pPr>
-        <w:pStyle w:val="BodyText"/>
-      </w:pPr>
-      <w:r>
-        <w:t xml:space="preserve">Inicio rápido seguro: Usar un escaneo limitado en rangos escritos, comparar con inventario, investigar servicios desconocidos, y retener el alcance y la evidencia de comando.</w:t>
-      </w:r>
-    </w:p>
-    <w:p>
-      <w:pPr>
-        <w:pStyle w:val="BodyText"/>
-      </w:pPr>
-      <w:r>
-        <w:t xml:space="preserve">Pruebas: alcance aprobado, versión, configuración, cobertura, datos fuente, resultados, examen humano, excepción, remediación y retest. Proteger el acceso administrativo y los datos recogidos.</w:t>
-      </w:r>
-    </w:p>
-    <w:bookmarkEnd w:id="55"/>
-    <w:bookmarkStart w:id="56" w:name="greenbone-community-edition"/>
-    <w:p>
-      <w:pPr>
-        <w:pStyle w:val="Heading2"/>
-      </w:pPr>
-      <w:r>
-        <w:t xml:space="preserve">24.10 Greenbone Community Edition</w:t>
-      </w:r>
-    </w:p>
-    <w:p>
-      <w:pPr>
-        <w:pStyle w:val="FirstParagraph"/>
-      </w:pPr>
-      <w:r>
-        <w:t xml:space="preserve">Objetivo: Evaluación de la vulnerabilidad. Proyecto oficial: [ejecutado]Greenbone Community Edition (10)(https://greenbone.github.io/docs/latest/)</w:t>
-      </w:r>
-    </w:p>
-    <w:p>
-      <w:pPr>
-        <w:pStyle w:val="BodyText"/>
-      </w:pPr>
-      <w:r>
-        <w:t xml:space="preserve">Inicio rápido seguro: Actualizar los alimentos, utilizar los objetivos autorizados y las credenciales, validar la cobertura de activos, revisar las conclusiones, remediar y cambiar.</w:t>
-      </w:r>
-    </w:p>
-    <w:p>
-      <w:pPr>
-        <w:pStyle w:val="BodyText"/>
-      </w:pPr>
-      <w:r>
-        <w:t xml:space="preserve">Pruebas: alcance aprobado, versión, configuración, cobertura, datos fuente, resultados, examen humano, excepción, remediación y retest. Proteger el acceso administrativo y los datos recogidos.</w:t>
-      </w:r>
-    </w:p>
-    <w:bookmarkEnd w:id="56"/>
-    <w:bookmarkStart w:id="57" w:name="trivy"/>
-    <w:p>
-      <w:pPr>
-        <w:pStyle w:val="Heading2"/>
-      </w:pPr>
-      <w:r>
-        <w:t xml:space="preserve">24.11 Trivy</w:t>
-      </w:r>
-    </w:p>
-    <w:p>
-      <w:pPr>
-        <w:pStyle w:val="FirstParagraph"/>
-      </w:pPr>
-      <w:r>
-        <w:t xml:space="preserve">Propósito: Repositorios, imágenes, dependencias, secretos e IaC. Proyecto oficial: [ejecutado]Trivy seleccionado/u fiel](https://trivy.dev/)</w:t>
-      </w:r>
-    </w:p>
-    <w:p>
-      <w:pPr>
-        <w:pStyle w:val="BodyText"/>
-      </w:pPr>
-      <w:r>
-        <w:t xml:space="preserve">Inicio rápido seguro: Escanear un repositorio de prueba o imagen, validar hallazgos, documentar excepciones justificadas, fijar y rescan en el oleoducto.</w:t>
-      </w:r>
-    </w:p>
-    <w:p>
-      <w:pPr>
-        <w:pStyle w:val="BodyText"/>
-      </w:pPr>
-      <w:r>
-        <w:t xml:space="preserve">Pruebas: alcance aprobado, versión, configuración, cobertura, datos fuente, resultados, examen humano, excepción, remediación y retest. Proteger el acceso administrativo y los datos recogidos.</w:t>
-      </w:r>
-    </w:p>
-    <w:bookmarkEnd w:id="57"/>
-    <w:bookmarkStart w:id="58" w:name="owasp-zap"/>
-    <w:p>
-      <w:pPr>
-        <w:pStyle w:val="Heading2"/>
-      </w:pPr>
-      <w:r>
-        <w:t xml:space="preserve">24.12 OWASP ZAP</w:t>
-      </w:r>
-    </w:p>
-    <w:p>
-      <w:pPr>
-        <w:pStyle w:val="FirstParagraph"/>
-      </w:pPr>
-      <w:r>
-        <w:t xml:space="preserve">Propósito: Pruebas de seguridad web autorizadas. Proyecto oficial: [Seguido] (https://www.zaproxy.org/)</w:t>
-      </w:r>
-    </w:p>
-    <w:p>
-      <w:pPr>
-        <w:pStyle w:val="BodyText"/>
-      </w:pPr>
-      <w:r>
-        <w:t xml:space="preserve">Comenzar rápido seguro: Proxy una aplicación de entrenamiento, arrastrar pasivamente, utilizar el escaneo activo sólo con aprobación, validar hallazgos, correcto y retest.</w:t>
-      </w:r>
-    </w:p>
-    <w:p>
-      <w:pPr>
-        <w:pStyle w:val="BodyText"/>
-      </w:pPr>
-      <w:r>
-        <w:t xml:space="preserve">Pruebas: alcance aprobado, versión, configuración, cobertura, datos fuente, resultados, examen humano, excepción, remediación y retest. Proteger el acceso administrativo y los datos recogidos.</w:t>
-      </w:r>
-    </w:p>
-    <w:bookmarkEnd w:id="58"/>
-    <w:bookmarkStart w:id="59" w:name="suricata"/>
-    <w:p>
-      <w:pPr>
-        <w:pStyle w:val="Heading2"/>
-      </w:pPr>
-      <w:r>
-        <w:t xml:space="preserve">24.13 Suricata</w:t>
-      </w:r>
-    </w:p>
-    <w:p>
-      <w:pPr>
-        <w:pStyle w:val="FirstParagraph"/>
-      </w:pPr>
-      <w:r>
-        <w:t xml:space="preserve">Propósito: detección de intrusión en red y visibilidad del tráfico. Proyecto oficial: [Seguido] [https://suricata.io/]</w:t>
-      </w:r>
-    </w:p>
-    <w:p>
-      <w:pPr>
-        <w:pStyle w:val="BodyText"/>
-      </w:pPr>
-      <w:r>
-        <w:t xml:space="preserve">Inicio rápido seguro: Use un sensor de laboratorio, confirme la interfaz y las reglas, genere tráfico de prueba aprobado, valide alertas, sintonice cuidadosamente, y preserve la historia del cambio.</w:t>
-      </w:r>
-    </w:p>
-    <w:p>
-      <w:pPr>
-        <w:pStyle w:val="BodyText"/>
-      </w:pPr>
-      <w:r>
-        <w:t xml:space="preserve">Pruebas: alcance aprobado, versión, configuración, cobertura, datos fuente, resultados, examen humano, excepción, remediación y retest. Proteger el acceso administrativo y los datos recogidos.</w:t>
-      </w:r>
-    </w:p>
-    <w:bookmarkEnd w:id="59"/>
-    <w:bookmarkStart w:id="61" w:name="keycloak"/>
-    <w:p>
-      <w:pPr>
-        <w:pStyle w:val="Heading2"/>
-      </w:pPr>
-      <w:r>
-        <w:t xml:space="preserve">24.14 Keycloak</w:t>
-      </w:r>
-    </w:p>
-    <w:p>
-      <w:pPr>
-        <w:pStyle w:val="FirstParagraph"/>
-      </w:pPr>
-      <w:r>
-        <w:t xml:space="preserve">Propósito: Identidad, roles, MFA, sesiones y eventos. Proyecto oficial:</w:t>
-      </w:r>
-      <w:r>
-        <w:t xml:space="preserve"> </w:t>
-      </w:r>
-      <w:hyperlink r:id="rId60">
-        <w:r>
-          <w:rPr>
-            <w:rStyle w:val="Hyperlink"/>
-          </w:rPr>
-          <w:t xml:space="preserve">Seguido</w:t>
-        </w:r>
-      </w:hyperlink>
-    </w:p>
-    <w:p>
-      <w:pPr>
-        <w:pStyle w:val="BodyText"/>
-      </w:pPr>
-      <w:r>
-        <w:t xml:space="preserve">Comenzar rápido seguro: Crear un reino de laboratorio, roles y MFA, probar casos de compás, revisar eventos y configuración de documentos y resultados.</w:t>
-      </w:r>
-    </w:p>
-    <w:p>
-      <w:pPr>
-        <w:pStyle w:val="BodyText"/>
-      </w:pPr>
-      <w:r>
-        <w:t xml:space="preserve">Pruebas: alcance aprobado, versión, configuración, cobertura, datos fuente, resultados, examen humano, excepción, remediación y retest. Proteger el acceso administrativo y los datos recogidos.</w:t>
-      </w:r>
-    </w:p>
-    <w:bookmarkEnd w:id="61"/>
-    <w:bookmarkStart w:id="63" w:name="defectodojo"/>
-    <w:p>
-      <w:pPr>
-        <w:pStyle w:val="Heading2"/>
-      </w:pPr>
-      <w:r>
-        <w:t xml:space="preserve">24.15 DefectoDojo</w:t>
-      </w:r>
-    </w:p>
-    <w:p>
-      <w:pPr>
-        <w:pStyle w:val="FirstParagraph"/>
-      </w:pPr>
-      <w:r>
-        <w:t xml:space="preserve">Propósito: Encontrar ingesta, deduplicación, remediación y retest. Proyecto oficial:</w:t>
-      </w:r>
-      <w:r>
-        <w:t xml:space="preserve"> </w:t>
-      </w:r>
-      <w:hyperlink r:id="rId62">
-        <w:r>
-          <w:rPr>
-            <w:rStyle w:val="Hyperlink"/>
-          </w:rPr>
-          <w:t xml:space="preserve">Seguido</w:t>
-        </w:r>
-      </w:hyperlink>
-    </w:p>
-    <w:p>
-      <w:pPr>
-        <w:pStyle w:val="BodyText"/>
-      </w:pPr>
-      <w:r>
-        <w:t xml:space="preserve">Comienzo rápido seguro: Importar resultados seguros, validar la deduplicación, asignar propietarios y fechas, adjuntar prueba, y cerrar sólo después de la prueba verificada.</w:t>
-      </w:r>
-    </w:p>
-    <w:p>
-      <w:pPr>
-        <w:pStyle w:val="BodyText"/>
-      </w:pPr>
-      <w:r>
-        <w:t xml:space="preserve">Pruebas: alcance aprobado, versión, configuración, cobertura, datos fuente, resultados, examen humano, excepción, remediación y retest. Proteger el acceso administrativo y los datos recogidos.</w:t>
-      </w:r>
-    </w:p>
-    <w:bookmarkEnd w:id="63"/>
-    <w:bookmarkStart w:id="65" w:name="velociraptor"/>
-    <w:p>
-      <w:pPr>
-        <w:pStyle w:val="Heading2"/>
-      </w:pPr>
-      <w:r>
-        <w:t xml:space="preserve">24.16 Velociraptor</w:t>
-      </w:r>
-    </w:p>
-    <w:p>
-      <w:pPr>
-        <w:pStyle w:val="FirstParagraph"/>
-      </w:pPr>
-      <w:r>
-        <w:t xml:space="preserve">Finalidad: visibilidad y respuesta a incidentes. Proyecto oficial:</w:t>
-      </w:r>
-      <w:r>
-        <w:t xml:space="preserve"> </w:t>
-      </w:r>
-      <w:hyperlink r:id="rId64">
-        <w:r>
-          <w:rPr>
-            <w:rStyle w:val="Hyperlink"/>
-          </w:rPr>
-          <w:t xml:space="preserve">Seguido</w:t>
-        </w:r>
-      </w:hyperlink>
-    </w:p>
-    <w:p>
-      <w:pPr>
-        <w:pStyle w:val="BodyText"/>
-      </w:pPr>
-      <w:r>
-        <w:t xml:space="preserve">Inicio rápido seguro: Despliegue sólo en un laboratorio autorizado aislado, recoja un artefacto estrecho, alcance de documentos y acceso, investigue los resultados y retire los datos del laboratorio con seguridad.</w:t>
-      </w:r>
-    </w:p>
-    <w:p>
-      <w:pPr>
-        <w:pStyle w:val="BodyText"/>
-      </w:pPr>
-      <w:r>
-        <w:t xml:space="preserve">Pruebas: alcance aprobado, versión, configuración, cobertura, datos fuente, resultados, examen humano, excepción, remediación y retest. Proteger el acceso administrativo y los datos recogidos.</w:t>
-      </w:r>
-    </w:p>
-    <w:bookmarkEnd w:id="65"/>
-    <w:bookmarkEnd w:id="66"/>
-    <w:bookmarkStart w:id="67" w:name="Xbc4a4dbf2d9ff0eb677f14739cf1d43ac88337f"/>
+        <w:t xml:space="preserve">Enlaces oficiales, inicios rápidos seguros, evidencia y limitaciones.</w:t>
+      </w:r>
+    </w:p>
+    <w:tbl>
+      <w:tblPr>
+        <w:tblStyle w:val="Table"/>
+        <w:tblW w:type="pct" w:w="5000"/>
+        <w:tblLook w:firstRow="1" w:lastRow="0" w:firstColumn="0" w:lastColumn="0" w:noHBand="0" w:noVBand="0" w:val="0020"/>
+        <w:jc w:val="start"/>
+      </w:tblPr>
+      <w:tblGrid>
+        <w:gridCol w:w="2640"/>
+        <w:gridCol w:w="2640"/>
+        <w:gridCol w:w="2640"/>
+      </w:tblGrid>
+      <w:tr>
+        <w:trPr>
+          <w:tblHeader w:val="true"/>
+        </w:trPr>
+        <w:tc>
+          <w:tcPr/>
+          <w:p>
+            <w:pPr>
+              <w:pStyle w:val="Compact"/>
+              <w:jc w:val="left"/>
+            </w:pPr>
+            <w:r>
+              <w:rPr>
+                <w:bCs/>
+                <w:b/>
+              </w:rPr>
+              <w:t xml:space="preserve">Herramienta</w:t>
+            </w:r>
+          </w:p>
+        </w:tc>
+        <w:tc>
+          <w:tcPr/>
+          <w:p>
+            <w:pPr>
+              <w:pStyle w:val="Compact"/>
+              <w:jc w:val="left"/>
+            </w:pPr>
+            <w:r>
+              <w:rPr>
+                <w:bCs/>
+                <w:b/>
+              </w:rPr>
+              <w:t xml:space="preserve">Propósito</w:t>
+            </w:r>
+          </w:p>
+        </w:tc>
+        <w:tc>
+          <w:tcPr/>
+          <w:p>
+            <w:pPr>
+              <w:pStyle w:val="Compact"/>
+              <w:jc w:val="left"/>
+            </w:pPr>
+            <w:r>
+              <w:rPr>
+                <w:bCs/>
+                <w:b/>
+              </w:rPr>
+              <w:t xml:space="preserve">Controles posibles</w:t>
+            </w:r>
+          </w:p>
+        </w:tc>
+      </w:tr>
+      <w:tr>
+        <w:tc>
+          <w:tcPr/>
+          <w:p>
+            <w:pPr>
+              <w:pStyle w:val="Compact"/>
+              <w:jc w:val="left"/>
+            </w:pPr>
+            <w:r>
+              <w:t xml:space="preserve">CIS Controls Navigator</w:t>
+            </w:r>
+          </w:p>
+        </w:tc>
+        <w:tc>
+          <w:tcPr/>
+          <w:p>
+            <w:pPr>
+              <w:pStyle w:val="Compact"/>
+              <w:jc w:val="left"/>
+            </w:pPr>
+            <w:r>
+              <w:t xml:space="preserve">Seleccionar Grupos de Implementación y explorar correspondencias oficiales</w:t>
+            </w:r>
+          </w:p>
+        </w:tc>
+        <w:tc>
+          <w:tcPr/>
+          <w:p>
+            <w:pPr>
+              <w:pStyle w:val="Compact"/>
+              <w:jc w:val="left"/>
+            </w:pPr>
+            <w:r>
+              <w:t xml:space="preserve">Todos</w:t>
+            </w:r>
+          </w:p>
+        </w:tc>
+      </w:tr>
+      <w:tr>
+        <w:tc>
+          <w:tcPr/>
+          <w:p>
+            <w:pPr>
+              <w:pStyle w:val="Compact"/>
+              <w:jc w:val="left"/>
+            </w:pPr>
+            <w:r>
+              <w:t xml:space="preserve">CIS Controls Assessment Specification</w:t>
+            </w:r>
+          </w:p>
+        </w:tc>
+        <w:tc>
+          <w:tcPr/>
+          <w:p>
+            <w:pPr>
+              <w:pStyle w:val="Compact"/>
+              <w:jc w:val="left"/>
+            </w:pPr>
+            <w:r>
+              <w:t xml:space="preserve">Orientación oficial para la medición</w:t>
+            </w:r>
+          </w:p>
+        </w:tc>
+        <w:tc>
+          <w:tcPr/>
+          <w:p>
+            <w:pPr>
+              <w:pStyle w:val="Compact"/>
+              <w:jc w:val="left"/>
+            </w:pPr>
+            <w:r>
+              <w:t xml:space="preserve">Todos</w:t>
+            </w:r>
+          </w:p>
+        </w:tc>
+      </w:tr>
+      <w:tr>
+        <w:tc>
+          <w:tcPr/>
+          <w:p>
+            <w:pPr>
+              <w:pStyle w:val="Compact"/>
+              <w:jc w:val="left"/>
+            </w:pPr>
+            <w:r>
+              <w:t xml:space="preserve">CIS-CAT Lite</w:t>
+            </w:r>
+          </w:p>
+        </w:tc>
+        <w:tc>
+          <w:tcPr/>
+          <w:p>
+            <w:pPr>
+              <w:pStyle w:val="Compact"/>
+              <w:jc w:val="left"/>
+            </w:pPr>
+            <w:r>
+              <w:t xml:space="preserve">Evaluación de determinados CIS Benchmarks</w:t>
+            </w:r>
+          </w:p>
+        </w:tc>
+        <w:tc>
+          <w:tcPr/>
+          <w:p>
+            <w:pPr>
+              <w:pStyle w:val="Compact"/>
+              <w:jc w:val="left"/>
+            </w:pPr>
+            <w:r>
+              <w:t xml:space="preserve">4</w:t>
+            </w:r>
+          </w:p>
+        </w:tc>
+      </w:tr>
+      <w:tr>
+        <w:tc>
+          <w:tcPr/>
+          <w:p>
+            <w:pPr>
+              <w:pStyle w:val="Compact"/>
+              <w:jc w:val="left"/>
+            </w:pPr>
+            <w:r>
+              <w:t xml:space="preserve">CISO Assistant</w:t>
+            </w:r>
+          </w:p>
+        </w:tc>
+        <w:tc>
+          <w:tcPr/>
+          <w:p>
+            <w:pPr>
+              <w:pStyle w:val="Compact"/>
+              <w:jc w:val="left"/>
+            </w:pPr>
+            <w:r>
+              <w:t xml:space="preserve">Controles, riesgos, evidencia y hallazgos</w:t>
+            </w:r>
+          </w:p>
+        </w:tc>
+        <w:tc>
+          <w:tcPr/>
+          <w:p>
+            <w:pPr>
+              <w:pStyle w:val="Compact"/>
+              <w:jc w:val="left"/>
+            </w:pPr>
+            <w:r>
+              <w:t xml:space="preserve">Todos</w:t>
+            </w:r>
+          </w:p>
+        </w:tc>
+      </w:tr>
+      <w:tr>
+        <w:tc>
+          <w:tcPr/>
+          <w:p>
+            <w:pPr>
+              <w:pStyle w:val="Compact"/>
+              <w:jc w:val="left"/>
+            </w:pPr>
+            <w:r>
+              <w:t xml:space="preserve">Wazuh</w:t>
+            </w:r>
+          </w:p>
+        </w:tc>
+        <w:tc>
+          <w:tcPr/>
+          <w:p>
+            <w:pPr>
+              <w:pStyle w:val="Compact"/>
+              <w:jc w:val="left"/>
+            </w:pPr>
+            <w:r>
+              <w:t xml:space="preserve">Monitoreo de endpoints, SIEM, FIM y alertas</w:t>
+            </w:r>
+          </w:p>
+        </w:tc>
+        <w:tc>
+          <w:tcPr/>
+          <w:p>
+            <w:pPr>
+              <w:pStyle w:val="Compact"/>
+              <w:jc w:val="left"/>
+            </w:pPr>
+            <w:r>
+              <w:t xml:space="preserve">1, 4, 8, 10, 13, 17</w:t>
+            </w:r>
+          </w:p>
+        </w:tc>
+      </w:tr>
+      <w:tr>
+        <w:tc>
+          <w:tcPr/>
+          <w:p>
+            <w:pPr>
+              <w:pStyle w:val="Compact"/>
+              <w:jc w:val="left"/>
+            </w:pPr>
+            <w:r>
+              <w:t xml:space="preserve">osquery</w:t>
+            </w:r>
+          </w:p>
+        </w:tc>
+        <w:tc>
+          <w:tcPr/>
+          <w:p>
+            <w:pPr>
+              <w:pStyle w:val="Compact"/>
+              <w:jc w:val="left"/>
+            </w:pPr>
+            <w:r>
+              <w:t xml:space="preserve">Consultas sobre activos, software, cuentas y configuración</w:t>
+            </w:r>
+          </w:p>
+        </w:tc>
+        <w:tc>
+          <w:tcPr/>
+          <w:p>
+            <w:pPr>
+              <w:pStyle w:val="Compact"/>
+              <w:jc w:val="left"/>
+            </w:pPr>
+            <w:r>
+              <w:t xml:space="preserve">1, 2, 4, 5, 8</w:t>
+            </w:r>
+          </w:p>
+        </w:tc>
+      </w:tr>
+      <w:tr>
+        <w:tc>
+          <w:tcPr/>
+          <w:p>
+            <w:pPr>
+              <w:pStyle w:val="Compact"/>
+              <w:jc w:val="left"/>
+            </w:pPr>
+            <w:r>
+              <w:t xml:space="preserve">OpenSCAP</w:t>
+            </w:r>
+          </w:p>
+        </w:tc>
+        <w:tc>
+          <w:tcPr/>
+          <w:p>
+            <w:pPr>
+              <w:pStyle w:val="Compact"/>
+              <w:jc w:val="left"/>
+            </w:pPr>
+            <w:r>
+              <w:t xml:space="preserve">Evaluación de configuración segura en Linux</w:t>
+            </w:r>
+          </w:p>
+        </w:tc>
+        <w:tc>
+          <w:tcPr/>
+          <w:p>
+            <w:pPr>
+              <w:pStyle w:val="Compact"/>
+              <w:jc w:val="left"/>
+            </w:pPr>
+            <w:r>
+              <w:t xml:space="preserve">4, 7</w:t>
+            </w:r>
+          </w:p>
+        </w:tc>
+      </w:tr>
+      <w:tr>
+        <w:tc>
+          <w:tcPr/>
+          <w:p>
+            <w:pPr>
+              <w:pStyle w:val="Compact"/>
+              <w:jc w:val="left"/>
+            </w:pPr>
+            <w:r>
+              <w:t xml:space="preserve">Lynis</w:t>
+            </w:r>
+          </w:p>
+        </w:tc>
+        <w:tc>
+          <w:tcPr/>
+          <w:p>
+            <w:pPr>
+              <w:pStyle w:val="Compact"/>
+              <w:jc w:val="left"/>
+            </w:pPr>
+            <w:r>
+              <w:t xml:space="preserve">Auditoría de seguridad en Linux</w:t>
+            </w:r>
+          </w:p>
+        </w:tc>
+        <w:tc>
+          <w:tcPr/>
+          <w:p>
+            <w:pPr>
+              <w:pStyle w:val="Compact"/>
+              <w:jc w:val="left"/>
+            </w:pPr>
+            <w:r>
+              <w:t xml:space="preserve">4, 7</w:t>
+            </w:r>
+          </w:p>
+        </w:tc>
+      </w:tr>
+      <w:tr>
+        <w:tc>
+          <w:tcPr/>
+          <w:p>
+            <w:pPr>
+              <w:pStyle w:val="Compact"/>
+              <w:jc w:val="left"/>
+            </w:pPr>
+            <w:r>
+              <w:t xml:space="preserve">Nmap</w:t>
+            </w:r>
+          </w:p>
+        </w:tc>
+        <w:tc>
+          <w:tcPr/>
+          <w:p>
+            <w:pPr>
+              <w:pStyle w:val="Compact"/>
+              <w:jc w:val="left"/>
+            </w:pPr>
+            <w:r>
+              <w:t xml:space="preserve">Descubrimiento autorizado de activos y servicios</w:t>
+            </w:r>
+          </w:p>
+        </w:tc>
+        <w:tc>
+          <w:tcPr/>
+          <w:p>
+            <w:pPr>
+              <w:pStyle w:val="Compact"/>
+              <w:jc w:val="left"/>
+            </w:pPr>
+            <w:r>
+              <w:t xml:space="preserve">1, 12</w:t>
+            </w:r>
+          </w:p>
+        </w:tc>
+      </w:tr>
+      <w:tr>
+        <w:tc>
+          <w:tcPr/>
+          <w:p>
+            <w:pPr>
+              <w:pStyle w:val="Compact"/>
+              <w:jc w:val="left"/>
+            </w:pPr>
+            <w:r>
+              <w:t xml:space="preserve">Greenbone Community Edition</w:t>
+            </w:r>
+          </w:p>
+        </w:tc>
+        <w:tc>
+          <w:tcPr/>
+          <w:p>
+            <w:pPr>
+              <w:pStyle w:val="Compact"/>
+              <w:jc w:val="left"/>
+            </w:pPr>
+            <w:r>
+              <w:t xml:space="preserve">Evaluación de vulnerabilidades</w:t>
+            </w:r>
+          </w:p>
+        </w:tc>
+        <w:tc>
+          <w:tcPr/>
+          <w:p>
+            <w:pPr>
+              <w:pStyle w:val="Compact"/>
+              <w:jc w:val="left"/>
+            </w:pPr>
+            <w:r>
+              <w:t xml:space="preserve">7</w:t>
+            </w:r>
+          </w:p>
+        </w:tc>
+      </w:tr>
+      <w:tr>
+        <w:tc>
+          <w:tcPr/>
+          <w:p>
+            <w:pPr>
+              <w:pStyle w:val="Compact"/>
+              <w:jc w:val="left"/>
+            </w:pPr>
+            <w:r>
+              <w:t xml:space="preserve">Trivy</w:t>
+            </w:r>
+          </w:p>
+        </w:tc>
+        <w:tc>
+          <w:tcPr/>
+          <w:p>
+            <w:pPr>
+              <w:pStyle w:val="Compact"/>
+              <w:jc w:val="left"/>
+            </w:pPr>
+            <w:r>
+              <w:t xml:space="preserve">Repositorios, imágenes, dependencias, secretos e infraestructura como código</w:t>
+            </w:r>
+          </w:p>
+        </w:tc>
+        <w:tc>
+          <w:tcPr/>
+          <w:p>
+            <w:pPr>
+              <w:pStyle w:val="Compact"/>
+              <w:jc w:val="left"/>
+            </w:pPr>
+            <w:r>
+              <w:t xml:space="preserve">2, 4, 7, 16</w:t>
+            </w:r>
+          </w:p>
+        </w:tc>
+      </w:tr>
+      <w:tr>
+        <w:tc>
+          <w:tcPr/>
+          <w:p>
+            <w:pPr>
+              <w:pStyle w:val="Compact"/>
+              <w:jc w:val="left"/>
+            </w:pPr>
+            <w:r>
+              <w:t xml:space="preserve">OWASP ZAP</w:t>
+            </w:r>
+          </w:p>
+        </w:tc>
+        <w:tc>
+          <w:tcPr/>
+          <w:p>
+            <w:pPr>
+              <w:pStyle w:val="Compact"/>
+              <w:jc w:val="left"/>
+            </w:pPr>
+            <w:r>
+              <w:t xml:space="preserve">Pruebas autorizadas de seguridad web</w:t>
+            </w:r>
+          </w:p>
+        </w:tc>
+        <w:tc>
+          <w:tcPr/>
+          <w:p>
+            <w:pPr>
+              <w:pStyle w:val="Compact"/>
+              <w:jc w:val="left"/>
+            </w:pPr>
+            <w:r>
+              <w:t xml:space="preserve">16, 18</w:t>
+            </w:r>
+          </w:p>
+        </w:tc>
+      </w:tr>
+      <w:tr>
+        <w:tc>
+          <w:tcPr/>
+          <w:p>
+            <w:pPr>
+              <w:pStyle w:val="Compact"/>
+              <w:jc w:val="left"/>
+            </w:pPr>
+            <w:r>
+              <w:t xml:space="preserve">Suricata</w:t>
+            </w:r>
+          </w:p>
+        </w:tc>
+        <w:tc>
+          <w:tcPr/>
+          <w:p>
+            <w:pPr>
+              <w:pStyle w:val="Compact"/>
+              <w:jc w:val="left"/>
+            </w:pPr>
+            <w:r>
+              <w:t xml:space="preserve">Detección de intrusiones en red y visibilidad del tráfico</w:t>
+            </w:r>
+          </w:p>
+        </w:tc>
+        <w:tc>
+          <w:tcPr/>
+          <w:p>
+            <w:pPr>
+              <w:pStyle w:val="Compact"/>
+              <w:jc w:val="left"/>
+            </w:pPr>
+            <w:r>
+              <w:t xml:space="preserve">8, 13, 17</w:t>
+            </w:r>
+          </w:p>
+        </w:tc>
+      </w:tr>
+      <w:tr>
+        <w:tc>
+          <w:tcPr/>
+          <w:p>
+            <w:pPr>
+              <w:pStyle w:val="Compact"/>
+              <w:jc w:val="left"/>
+            </w:pPr>
+            <w:r>
+              <w:t xml:space="preserve">Keycloak</w:t>
+            </w:r>
+          </w:p>
+        </w:tc>
+        <w:tc>
+          <w:tcPr/>
+          <w:p>
+            <w:pPr>
+              <w:pStyle w:val="Compact"/>
+              <w:jc w:val="left"/>
+            </w:pPr>
+            <w:r>
+              <w:t xml:space="preserve">Identidades, roles, MFA, sesiones y eventos</w:t>
+            </w:r>
+          </w:p>
+        </w:tc>
+        <w:tc>
+          <w:tcPr/>
+          <w:p>
+            <w:pPr>
+              <w:pStyle w:val="Compact"/>
+              <w:jc w:val="left"/>
+            </w:pPr>
+            <w:r>
+              <w:t xml:space="preserve">5, 6, 8</w:t>
+            </w:r>
+          </w:p>
+        </w:tc>
+      </w:tr>
+      <w:tr>
+        <w:tc>
+          <w:tcPr/>
+          <w:p>
+            <w:pPr>
+              <w:pStyle w:val="Compact"/>
+              <w:jc w:val="left"/>
+            </w:pPr>
+            <w:r>
+              <w:t xml:space="preserve">DefectDojo</w:t>
+            </w:r>
+          </w:p>
+        </w:tc>
+        <w:tc>
+          <w:tcPr/>
+          <w:p>
+            <w:pPr>
+              <w:pStyle w:val="Compact"/>
+              <w:jc w:val="left"/>
+            </w:pPr>
+            <w:r>
+              <w:t xml:space="preserve">Ingesta de hallazgos, deduplicación, remediación y repetición de pruebas</w:t>
+            </w:r>
+          </w:p>
+        </w:tc>
+        <w:tc>
+          <w:tcPr/>
+          <w:p>
+            <w:pPr>
+              <w:pStyle w:val="Compact"/>
+              <w:jc w:val="left"/>
+            </w:pPr>
+            <w:r>
+              <w:t xml:space="preserve">7, 16, 18</w:t>
+            </w:r>
+          </w:p>
+        </w:tc>
+      </w:tr>
+      <w:tr>
+        <w:tc>
+          <w:tcPr/>
+          <w:p>
+            <w:pPr>
+              <w:pStyle w:val="Compact"/>
+              <w:jc w:val="left"/>
+            </w:pPr>
+            <w:r>
+              <w:t xml:space="preserve">Velociraptor</w:t>
+            </w:r>
+          </w:p>
+        </w:tc>
+        <w:tc>
+          <w:tcPr/>
+          <w:p>
+            <w:pPr>
+              <w:pStyle w:val="Compact"/>
+              <w:jc w:val="left"/>
+            </w:pPr>
+            <w:r>
+              <w:t xml:space="preserve">Visibilidad de endpoints y respuesta a incidentes</w:t>
+            </w:r>
+          </w:p>
+        </w:tc>
+        <w:tc>
+          <w:tcPr/>
+          <w:p>
+            <w:pPr>
+              <w:pStyle w:val="Compact"/>
+              <w:jc w:val="left"/>
+            </w:pPr>
+            <w:r>
+              <w:t xml:space="preserve">1, 8, 13, 17</w:t>
+            </w:r>
+          </w:p>
+        </w:tc>
+      </w:tr>
+    </w:tbl>
+    <w:p/>
+    <w:tbl>
+      <w:tblPr>
+        <w:tblStyle w:val="Table"/>
+        <w:tblW w:type="pct" w:w="5000"/>
+        <w:tblLook w:firstRow="1" w:lastRow="0" w:firstColumn="0" w:lastColumn="0" w:noHBand="0" w:noVBand="0" w:val="0020"/>
+        <w:jc w:val="start"/>
+      </w:tblPr>
+      <w:tblGrid>
+        <w:gridCol w:w="7920"/>
+      </w:tblGrid>
+      <w:tr>
+        <w:trPr>
+          <w:tblHeader w:val="true"/>
+        </w:trPr>
+        <w:tc>
+          <w:tcPr/>
+          <w:p>
+            <w:pPr>
+              <w:pStyle w:val="Compact"/>
+              <w:jc w:val="left"/>
+            </w:pPr>
+            <w:r>
+              <w:rPr>
+                <w:bCs/>
+                <w:b/>
+              </w:rPr>
+              <w:t xml:space="preserve">Limitación crítica:</w:t>
+            </w:r>
+            <w:r>
+              <w:t xml:space="preserve"> </w:t>
+            </w:r>
+            <w:r>
+              <w:t xml:space="preserve">Una herramienta puede respaldar una o más Salvaguardas, pero no puede seleccionar por sí sola el Grupo de Implementación de una organización, definir su tolerancia al riesgo, garantizar una cobertura completa, sustituir los procedimientos y la revisión humana, autorizar pruebas de penetración ni demostrar por sí sola el cumplimiento de otro marco.</w:t>
+            </w:r>
+          </w:p>
+        </w:tc>
+      </w:tr>
+    </w:tbl>
+    <w:bookmarkEnd w:id="42"/>
+    <w:bookmarkStart w:id="43" w:name="Xbc4a4dbf2d9ff0eb677f14739cf1d43ac88337f"/>
     <w:p>
       <w:pPr>
         <w:pStyle w:val="Heading1"/>
@@ -6533,7 +6793,7 @@
       <w:pPr>
         <w:numPr>
           <w:ilvl w:val="0"/>
-          <w:numId w:val="1013"/>
+          <w:numId w:val="1010"/>
         </w:numPr>
       </w:pPr>
       <w:r>
@@ -6544,7 +6804,7 @@
       <w:pPr>
         <w:numPr>
           <w:ilvl w:val="0"/>
-          <w:numId w:val="1013"/>
+          <w:numId w:val="1010"/>
         </w:numPr>
       </w:pPr>
       <w:r>
@@ -6555,7 +6815,7 @@
       <w:pPr>
         <w:numPr>
           <w:ilvl w:val="0"/>
-          <w:numId w:val="1013"/>
+          <w:numId w:val="1010"/>
         </w:numPr>
       </w:pPr>
       <w:r>
@@ -6566,7 +6826,7 @@
       <w:pPr>
         <w:numPr>
           <w:ilvl w:val="0"/>
-          <w:numId w:val="1013"/>
+          <w:numId w:val="1010"/>
         </w:numPr>
       </w:pPr>
       <w:r>
@@ -6577,7 +6837,7 @@
       <w:pPr>
         <w:numPr>
           <w:ilvl w:val="0"/>
-          <w:numId w:val="1013"/>
+          <w:numId w:val="1010"/>
         </w:numPr>
       </w:pPr>
       <w:r>
@@ -6588,7 +6848,7 @@
       <w:pPr>
         <w:numPr>
           <w:ilvl w:val="0"/>
-          <w:numId w:val="1013"/>
+          <w:numId w:val="1010"/>
         </w:numPr>
       </w:pPr>
       <w:r>
@@ -6599,7 +6859,7 @@
       <w:pPr>
         <w:numPr>
           <w:ilvl w:val="0"/>
-          <w:numId w:val="1013"/>
+          <w:numId w:val="1010"/>
         </w:numPr>
       </w:pPr>
       <w:r>
@@ -6610,7 +6870,7 @@
       <w:pPr>
         <w:numPr>
           <w:ilvl w:val="0"/>
-          <w:numId w:val="1013"/>
+          <w:numId w:val="1010"/>
         </w:numPr>
       </w:pPr>
       <w:r>
@@ -6715,8 +6975,8 @@
         <w:t xml:space="preserve">¿Son compatibles las pruebas, limitaciones, hallazgos y pruebas? Verde / Amarillo / Rojo</w:t>
       </w:r>
     </w:p>
-    <w:bookmarkEnd w:id="67"/>
-    <w:bookmarkStart w:id="69" w:name="junior-analyst-career-guide"/>
+    <w:bookmarkEnd w:id="43"/>
+    <w:bookmarkStart w:id="45" w:name="junior-analyst-career-guide"/>
     <w:p>
       <w:pPr>
         <w:pStyle w:val="Heading1"/>
@@ -6859,7 +7119,7 @@
         <w:t xml:space="preserve">Cybersecurity Program Analyst</w:t>
       </w:r>
     </w:p>
-    <w:bookmarkStart w:id="68" w:name="típico-trabajo-junior"/>
+    <w:bookmarkStart w:id="44" w:name="típico-trabajo-junior"/>
     <w:p>
       <w:pPr>
         <w:pStyle w:val="Heading2"/>
@@ -6872,7 +7132,7 @@
       <w:pPr>
         <w:numPr>
           <w:ilvl w:val="0"/>
-          <w:numId w:val="1014"/>
+          <w:numId w:val="1011"/>
         </w:numPr>
       </w:pPr>
       <w:r>
@@ -6883,7 +7143,7 @@
       <w:pPr>
         <w:numPr>
           <w:ilvl w:val="0"/>
-          <w:numId w:val="1014"/>
+          <w:numId w:val="1011"/>
         </w:numPr>
       </w:pPr>
       <w:r>
@@ -6894,7 +7154,7 @@
       <w:pPr>
         <w:numPr>
           <w:ilvl w:val="0"/>
-          <w:numId w:val="1014"/>
+          <w:numId w:val="1011"/>
         </w:numPr>
       </w:pPr>
       <w:r>
@@ -6905,7 +7165,7 @@
       <w:pPr>
         <w:numPr>
           <w:ilvl w:val="0"/>
-          <w:numId w:val="1014"/>
+          <w:numId w:val="1011"/>
         </w:numPr>
       </w:pPr>
       <w:r>
@@ -6916,7 +7176,7 @@
       <w:pPr>
         <w:numPr>
           <w:ilvl w:val="0"/>
-          <w:numId w:val="1014"/>
+          <w:numId w:val="1011"/>
         </w:numPr>
       </w:pPr>
       <w:r>
@@ -6927,7 +7187,7 @@
       <w:pPr>
         <w:numPr>
           <w:ilvl w:val="0"/>
-          <w:numId w:val="1014"/>
+          <w:numId w:val="1011"/>
         </w:numPr>
       </w:pPr>
       <w:r>
@@ -6938,7 +7198,7 @@
       <w:pPr>
         <w:numPr>
           <w:ilvl w:val="0"/>
-          <w:numId w:val="1014"/>
+          <w:numId w:val="1011"/>
         </w:numPr>
       </w:pPr>
       <w:r>
@@ -7001,9 +7261,9 @@
         <w:t xml:space="preserve">← Ética ← Utilizar datos sintéticos, autorización, límites de alcance y afirmaciones honestas</w:t>
       </w:r>
     </w:p>
-    <w:bookmarkEnd w:id="68"/>
-    <w:bookmarkEnd w:id="69"/>
-    <w:bookmarkStart w:id="79" w:name="laboratorio-ficcional-y-portfolio"/>
+    <w:bookmarkEnd w:id="44"/>
+    <w:bookmarkEnd w:id="45"/>
+    <w:bookmarkStart w:id="55" w:name="laboratorio-ficcional-y-portfolio"/>
     <w:p>
       <w:pPr>
         <w:pStyle w:val="Heading1"/>
@@ -7031,7 +7291,7 @@
       <w:pPr>
         <w:numPr>
           <w:ilvl w:val="0"/>
-          <w:numId w:val="1015"/>
+          <w:numId w:val="1012"/>
         </w:numPr>
         <w:pStyle w:val="Compact"/>
       </w:pPr>
@@ -7049,7 +7309,7 @@
       <w:pPr>
         <w:numPr>
           <w:ilvl w:val="0"/>
-          <w:numId w:val="1016"/>
+          <w:numId w:val="1013"/>
         </w:numPr>
       </w:pPr>
       <w:r>
@@ -7060,7 +7320,7 @@
       <w:pPr>
         <w:numPr>
           <w:ilvl w:val="0"/>
-          <w:numId w:val="1016"/>
+          <w:numId w:val="1013"/>
         </w:numPr>
       </w:pPr>
       <w:r>
@@ -7071,7 +7331,7 @@
       <w:pPr>
         <w:numPr>
           <w:ilvl w:val="0"/>
-          <w:numId w:val="1016"/>
+          <w:numId w:val="1013"/>
         </w:numPr>
       </w:pPr>
       <w:r>
@@ -7082,7 +7342,7 @@
       <w:pPr>
         <w:numPr>
           <w:ilvl w:val="0"/>
-          <w:numId w:val="1016"/>
+          <w:numId w:val="1013"/>
         </w:numPr>
       </w:pPr>
       <w:r>
@@ -7093,7 +7353,7 @@
       <w:pPr>
         <w:numPr>
           <w:ilvl w:val="0"/>
-          <w:numId w:val="1016"/>
+          <w:numId w:val="1013"/>
         </w:numPr>
       </w:pPr>
       <w:r>
@@ -7104,7 +7364,7 @@
       <w:pPr>
         <w:numPr>
           <w:ilvl w:val="0"/>
-          <w:numId w:val="1016"/>
+          <w:numId w:val="1013"/>
         </w:numPr>
       </w:pPr>
       <w:r>
@@ -7115,7 +7375,7 @@
       <w:pPr>
         <w:numPr>
           <w:ilvl w:val="0"/>
-          <w:numId w:val="1016"/>
+          <w:numId w:val="1013"/>
         </w:numPr>
       </w:pPr>
       <w:r>
@@ -7126,7 +7386,7 @@
       <w:pPr>
         <w:numPr>
           <w:ilvl w:val="0"/>
-          <w:numId w:val="1016"/>
+          <w:numId w:val="1013"/>
         </w:numPr>
       </w:pPr>
       <w:r>
@@ -7137,7 +7397,7 @@
       <w:pPr>
         <w:numPr>
           <w:ilvl w:val="0"/>
-          <w:numId w:val="1016"/>
+          <w:numId w:val="1013"/>
         </w:numPr>
       </w:pPr>
       <w:r>
@@ -7148,7 +7408,7 @@
       <w:pPr>
         <w:numPr>
           <w:ilvl w:val="0"/>
-          <w:numId w:val="1016"/>
+          <w:numId w:val="1013"/>
         </w:numPr>
       </w:pPr>
       <w:r>
@@ -7159,7 +7419,7 @@
       <w:pPr>
         <w:numPr>
           <w:ilvl w:val="0"/>
-          <w:numId w:val="1016"/>
+          <w:numId w:val="1013"/>
         </w:numPr>
       </w:pPr>
       <w:r>
@@ -7260,7 +7520,7 @@
       <w:pPr>
         <w:numPr>
           <w:ilvl w:val="0"/>
-          <w:numId w:val="1017"/>
+          <w:numId w:val="1014"/>
         </w:numPr>
         <w:pStyle w:val="Compact"/>
       </w:pPr>
@@ -7445,7 +7705,7 @@
       <w:pPr>
         <w:numPr>
           <w:ilvl w:val="0"/>
-          <w:numId w:val="1018"/>
+          <w:numId w:val="1015"/>
         </w:numPr>
         <w:pStyle w:val="Compact"/>
       </w:pPr>
@@ -7457,7 +7717,7 @@
       <w:pPr>
         <w:numPr>
           <w:ilvl w:val="0"/>
-          <w:numId w:val="1019"/>
+          <w:numId w:val="1016"/>
         </w:numPr>
         <w:pStyle w:val="Compact"/>
       </w:pPr>
@@ -7465,7 +7725,7 @@
         <w:t xml:space="preserve">Respuestas claras, escenarios prácticos y preguntas para el empleador.*</w:t>
       </w:r>
     </w:p>
-    <w:bookmarkStart w:id="70" w:name="cuáles-son-los-controles-cis"/>
+    <w:bookmarkStart w:id="46" w:name="cuáles-son-los-controles-cis"/>
     <w:p>
       <w:pPr>
         <w:pStyle w:val="Heading2"/>
@@ -7482,8 +7742,8 @@
         <w:t xml:space="preserve">Un conjunto priorizado de mejores prácticas defensivas organizadas en 18 Controles y 153 Salvaguardias enfocadas.</w:t>
       </w:r>
     </w:p>
-    <w:bookmarkEnd w:id="70"/>
-    <w:bookmarkStart w:id="71" w:name="qué-es-ig1"/>
+    <w:bookmarkEnd w:id="46"/>
+    <w:bookmarkStart w:id="47" w:name="qué-es-ig1"/>
     <w:p>
       <w:pPr>
         <w:pStyle w:val="Heading2"/>
@@ -7500,8 +7760,8 @@
         <w:t xml:space="preserve">El punto de partida esencial de la higiene cibernética 56-Safeguard que CIS recomienda que cada empresa comience.</w:t>
       </w:r>
     </w:p>
-    <w:bookmarkEnd w:id="71"/>
-    <w:bookmarkStart w:id="72" w:name="importa-ig1-cada-requisito"/>
+    <w:bookmarkEnd w:id="47"/>
+    <w:bookmarkStart w:id="48" w:name="importa-ig1-cada-requisito"/>
     <w:p>
       <w:pPr>
         <w:pStyle w:val="Heading2"/>
@@ -7518,8 +7778,8 @@
         <w:t xml:space="preserve">Es una base de referencia de priorización. El riesgo material, los contratos, las leyes, los clientes o los servicios críticos pueden requerir salvaguardias adicionales.</w:t>
       </w:r>
     </w:p>
-    <w:bookmarkEnd w:id="72"/>
-    <w:bookmarkStart w:id="73" w:name="cómo-mide-una-salvaguardia"/>
+    <w:bookmarkEnd w:id="48"/>
+    <w:bookmarkStart w:id="49" w:name="cómo-mide-una-salvaguardia"/>
     <w:p>
       <w:pPr>
         <w:pStyle w:val="Heading2"/>
@@ -7536,8 +7796,8 @@
         <w:t xml:space="preserve">Utilizar criterios oficiales, dependencias, hipótesis, aportaciones completas, operaciones definidas, medidas, métricas, revisión de procedimientos, excepciones y pruebas.</w:t>
       </w:r>
     </w:p>
-    <w:bookmarkEnd w:id="73"/>
-    <w:bookmarkStart w:id="74" w:name="por-qué-son-importantes-los-inventarios"/>
+    <w:bookmarkEnd w:id="49"/>
+    <w:bookmarkStart w:id="50" w:name="por-qué-son-importantes-los-inventarios"/>
     <w:p>
       <w:pPr>
         <w:pStyle w:val="Heading2"/>
@@ -7554,8 +7814,8 @@
         <w:t xml:space="preserve">Definen a las poblaciones que deben cubrir los controles de configuración, vulnerabilidad, registro, recuperación y respuesta.</w:t>
       </w:r>
     </w:p>
-    <w:bookmarkEnd w:id="74"/>
-    <w:bookmarkStart w:id="75" w:name="X0178e2ad2964cbab3c805028646c475c824a062"/>
+    <w:bookmarkEnd w:id="50"/>
+    <w:bookmarkStart w:id="51" w:name="X0178e2ad2964cbab3c805028646c475c824a062"/>
     <w:p>
       <w:pPr>
         <w:pStyle w:val="Heading2"/>
@@ -7572,8 +7832,8 @@
         <w:t xml:space="preserve">Un escaneo identifica principalmente debilidades conocidas; la prueba de penetración utiliza el análisis humano calificado y la explotación controlada para evaluar el impacto y la resiliencia.</w:t>
       </w:r>
     </w:p>
-    <w:bookmarkEnd w:id="75"/>
-    <w:bookmarkStart w:id="76" w:name="X2a3d8d973bfa0b5ed7501efb90ac72ec1b0ecc0"/>
+    <w:bookmarkEnd w:id="51"/>
+    <w:bookmarkStart w:id="52" w:name="X2a3d8d973bfa0b5ed7501efb90ac72ec1b0ecc0"/>
     <w:p>
       <w:pPr>
         <w:pStyle w:val="Heading2"/>
@@ -7590,8 +7850,8 @@
         <w:t xml:space="preserve">No. Identifica las relaciones, pero la organización debe probar el requisito y la evidencia exacta aplicable.</w:t>
       </w:r>
     </w:p>
-    <w:bookmarkEnd w:id="76"/>
-    <w:bookmarkStart w:id="77" w:name="qué-puede-concluir-un-analista-junior"/>
+    <w:bookmarkEnd w:id="52"/>
+    <w:bookmarkStart w:id="53" w:name="qué-puede-concluir-un-analista-junior"/>
     <w:p>
       <w:pPr>
         <w:pStyle w:val="Heading2"/>
@@ -7608,8 +7868,8 @@
         <w:t xml:space="preserve">Sólo lo que el alcance definido y el soporte de evidencia confiable, con muestreo y limitaciones claramente reveladas.</w:t>
       </w:r>
     </w:p>
-    <w:bookmarkEnd w:id="77"/>
-    <w:bookmarkStart w:id="78" w:name="preguntas-para-hacer-al-empleador"/>
+    <w:bookmarkEnd w:id="53"/>
+    <w:bookmarkStart w:id="54" w:name="preguntas-para-hacer-al-empleador"/>
     <w:p>
       <w:pPr>
         <w:pStyle w:val="Heading2"/>
@@ -7674,9 +7934,9 @@
         <w:t xml:space="preserve">¿Cómo revisará el trabajo de los funcionarios superiores?</w:t>
       </w:r>
     </w:p>
-    <w:bookmarkEnd w:id="78"/>
-    <w:bookmarkEnd w:id="79"/>
-    <w:bookmarkStart w:id="88" w:name="plantillas-glosario-índice-y-referencias"/>
+    <w:bookmarkEnd w:id="54"/>
+    <w:bookmarkEnd w:id="55"/>
+    <w:bookmarkStart w:id="65" w:name="plantillas-glosario-índice-y-referencias"/>
     <w:p>
       <w:pPr>
         <w:pStyle w:val="Heading1"/>
@@ -7689,7 +7949,7 @@
       <w:pPr>
         <w:numPr>
           <w:ilvl w:val="0"/>
-          <w:numId w:val="1020"/>
+          <w:numId w:val="1017"/>
         </w:numPr>
         <w:pStyle w:val="Compact"/>
       </w:pPr>
@@ -7697,7 +7957,7 @@
         <w:t xml:space="preserve">Estructuras de trabajo reutilizables, términos importantes y puntos de partida autorizados.*</w:t>
       </w:r>
     </w:p>
-    <w:bookmarkStart w:id="80" w:name="Xd4c618b42330dd735bc1630c0214b43162c8346"/>
+    <w:bookmarkStart w:id="56" w:name="Xd4c618b42330dd735bc1630c0214b43162c8346"/>
     <w:p>
       <w:pPr>
         <w:pStyle w:val="Heading2"/>
@@ -7834,8 +8094,8 @@
         <w:t xml:space="preserve">La acción, el dueño, la fecha y la prueba de la vida</w:t>
       </w:r>
     </w:p>
-    <w:bookmarkEnd w:id="80"/>
-    <w:bookmarkStart w:id="81" w:name="registro-de-hallazgos-y-nuevas-pruebas"/>
+    <w:bookmarkEnd w:id="56"/>
+    <w:bookmarkStart w:id="57" w:name="registro-de-hallazgos-y-nuevas-pruebas"/>
     <w:p>
       <w:pPr>
         <w:pStyle w:val="Heading2"/>
@@ -7942,8 +8202,8 @@
         <w:t xml:space="preserve">Resultado final de la vida útil</w:t>
       </w:r>
     </w:p>
-    <w:bookmarkEnd w:id="81"/>
-    <w:bookmarkStart w:id="82" w:name="glosario"/>
+    <w:bookmarkEnd w:id="57"/>
+    <w:bookmarkStart w:id="58" w:name="glosario"/>
     <w:p>
       <w:pPr>
         <w:pStyle w:val="Heading2"/>
@@ -8044,8 +8304,8 @@
         <w:t xml:space="preserve">Función de seguridad permanente ← Govern, Identificar, Proteger, Detectar, Responder o Recuperar la cartografía.</w:t>
       </w:r>
     </w:p>
-    <w:bookmarkEnd w:id="82"/>
-    <w:bookmarkStart w:id="83" w:name="índice-de-asunto"/>
+    <w:bookmarkEnd w:id="58"/>
+    <w:bookmarkStart w:id="59" w:name="índice-de-asunto"/>
     <w:p>
       <w:pPr>
         <w:pStyle w:val="Heading2"/>
@@ -8182,8 +8442,8 @@
         <w:t xml:space="preserve">TEN TERRITORIO DE Vulnerabilidad ANTE LAS 12</w:t>
       </w:r>
     </w:p>
-    <w:bookmarkEnd w:id="83"/>
-    <w:bookmarkStart w:id="87" w:name="referencias-oficiales"/>
+    <w:bookmarkEnd w:id="59"/>
+    <w:bookmarkStart w:id="64" w:name="referencias-oficiales"/>
     <w:p>
       <w:pPr>
         <w:pStyle w:val="Heading2"/>
@@ -8204,7 +8464,7 @@
       <w:pPr>
         <w:pStyle w:val="BodyText"/>
       </w:pPr>
-      <w:hyperlink r:id="rId84">
+      <w:hyperlink r:id="rId60">
         <w:r>
           <w:rPr>
             <w:rStyle w:val="Hyperlink"/>
@@ -8225,7 +8485,7 @@
       <w:pPr>
         <w:pStyle w:val="BodyText"/>
       </w:pPr>
-      <w:hyperlink r:id="rId85">
+      <w:hyperlink r:id="rId61">
         <w:r>
           <w:rPr>
             <w:rStyle w:val="Hyperlink"/>
@@ -8238,7 +8498,7 @@
       <w:pPr>
         <w:pStyle w:val="BodyText"/>
       </w:pPr>
-      <w:hyperlink r:id="rId42">
+      <w:hyperlink r:id="rId62">
         <w:r>
           <w:rPr>
             <w:rStyle w:val="Hyperlink"/>
@@ -8251,7 +8511,7 @@
       <w:pPr>
         <w:pStyle w:val="BodyText"/>
       </w:pPr>
-      <w:hyperlink r:id="rId86">
+      <w:hyperlink r:id="rId63">
         <w:r>
           <w:rPr>
             <w:rStyle w:val="Hyperlink"/>
@@ -8294,8 +8554,8 @@
         <w:t xml:space="preserve">Respuesta</w:t>
       </w:r>
     </w:p>
-    <w:bookmarkEnd w:id="87"/>
-    <w:bookmarkEnd w:id="88"/>
+    <w:bookmarkEnd w:id="64"/>
+    <w:bookmarkEnd w:id="65"/>
     <w:sectPr/>
   </w:body>
 </w:document>
@@ -8725,91 +8985,6 @@
     </w:lvl>
     <w:lvl w:ilvl="8">
       <w:start w:val="8"/>
-      <w:numFmt w:val="decimal"/>
-      <w:lvlText w:val="%9."/>
-      <w:lvlJc w:val="left"/>
-      <w:pPr>
-        <w:ind w:left="6480" w:hanging="480"/>
-      </w:pPr>
-    </w:lvl>
-  </w:abstractNum>
-  <w:abstractNum w:abstractNumId="994124">
-    <w:nsid w:val="A994124"/>
-    <w:multiLevelType w:val="multilevel"/>
-    <w:lvl w:ilvl="0">
-      <w:start w:val="24"/>
-      <w:numFmt w:val="decimal"/>
-      <w:lvlText w:val="%1."/>
-      <w:lvlJc w:val="left"/>
-      <w:pPr>
-        <w:ind w:left="720" w:hanging="480"/>
-      </w:pPr>
-    </w:lvl>
-    <w:lvl w:ilvl="1">
-      <w:start w:val="24"/>
-      <w:numFmt w:val="decimal"/>
-      <w:lvlText w:val="%2."/>
-      <w:lvlJc w:val="left"/>
-      <w:pPr>
-        <w:ind w:left="1440" w:hanging="480"/>
-      </w:pPr>
-    </w:lvl>
-    <w:lvl w:ilvl="2">
-      <w:start w:val="24"/>
-      <w:numFmt w:val="decimal"/>
-      <w:lvlText w:val="%3."/>
-      <w:lvlJc w:val="left"/>
-      <w:pPr>
-        <w:ind w:left="2160" w:hanging="480"/>
-      </w:pPr>
-    </w:lvl>
-    <w:lvl w:ilvl="3">
-      <w:start w:val="24"/>
-      <w:numFmt w:val="decimal"/>
-      <w:lvlText w:val="%4."/>
-      <w:lvlJc w:val="left"/>
-      <w:pPr>
-        <w:ind w:left="2880" w:hanging="480"/>
-      </w:pPr>
-    </w:lvl>
-    <w:lvl w:ilvl="4">
-      <w:start w:val="24"/>
-      <w:numFmt w:val="decimal"/>
-      <w:lvlText w:val="%5."/>
-      <w:lvlJc w:val="left"/>
-      <w:pPr>
-        <w:ind w:left="3600" w:hanging="480"/>
-      </w:pPr>
-    </w:lvl>
-    <w:lvl w:ilvl="5">
-      <w:start w:val="24"/>
-      <w:numFmt w:val="decimal"/>
-      <w:lvlText w:val="%6."/>
-      <w:lvlJc w:val="left"/>
-      <w:pPr>
-        <w:ind w:left="4320" w:hanging="480"/>
-      </w:pPr>
-    </w:lvl>
-    <w:lvl w:ilvl="6">
-      <w:start w:val="24"/>
-      <w:numFmt w:val="decimal"/>
-      <w:lvlText w:val="%7."/>
-      <w:lvlJc w:val="left"/>
-      <w:pPr>
-        <w:ind w:left="5040" w:hanging="480"/>
-      </w:pPr>
-    </w:lvl>
-    <w:lvl w:ilvl="7">
-      <w:start w:val="24"/>
-      <w:numFmt w:val="decimal"/>
-      <w:lvlText w:val="%8."/>
-      <w:lvlJc w:val="left"/>
-      <w:pPr>
-        <w:ind w:left="5760" w:hanging="480"/>
-      </w:pPr>
-    </w:lvl>
-    <w:lvl w:ilvl="8">
-      <w:start w:val="24"/>
       <w:numFmt w:val="decimal"/>
       <w:lvlText w:val="%9."/>
       <w:lvlJc w:val="left"/>
@@ -9127,33 +9302,33 @@
     </w:lvlOverride>
   </w:num>
   <w:num w:numId="1010">
-    <w:abstractNumId w:val="994124"/>
+    <w:abstractNumId w:val="99411"/>
     <w:lvlOverride w:ilvl="0">
-      <w:startOverride w:val="24"/>
+      <w:startOverride w:val="1"/>
     </w:lvlOverride>
     <w:lvlOverride w:ilvl="1">
-      <w:startOverride w:val="24"/>
+      <w:startOverride w:val="1"/>
     </w:lvlOverride>
     <w:lvlOverride w:ilvl="2">
-      <w:startOverride w:val="24"/>
+      <w:startOverride w:val="1"/>
     </w:lvlOverride>
     <w:lvlOverride w:ilvl="3">
-      <w:startOverride w:val="24"/>
+      <w:startOverride w:val="1"/>
     </w:lvlOverride>
     <w:lvlOverride w:ilvl="4">
-      <w:startOverride w:val="24"/>
+      <w:startOverride w:val="1"/>
     </w:lvlOverride>
     <w:lvlOverride w:ilvl="5">
-      <w:startOverride w:val="24"/>
+      <w:startOverride w:val="1"/>
     </w:lvlOverride>
     <w:lvlOverride w:ilvl="6">
-      <w:startOverride w:val="24"/>
+      <w:startOverride w:val="1"/>
     </w:lvlOverride>
     <w:lvlOverride w:ilvl="7">
-      <w:startOverride w:val="24"/>
+      <w:startOverride w:val="1"/>
     </w:lvlOverride>
     <w:lvlOverride w:ilvl="8">
-      <w:startOverride w:val="24"/>
+      <w:startOverride w:val="1"/>
     </w:lvlOverride>
   </w:num>
   <w:num w:numId="1011">
@@ -9193,42 +9368,6 @@
     </w:lvlOverride>
   </w:num>
   <w:num w:numId="1014">
-    <w:abstractNumId w:val="991"/>
-  </w:num>
-  <w:num w:numId="1015">
-    <w:abstractNumId w:val="991"/>
-  </w:num>
-  <w:num w:numId="1016">
-    <w:abstractNumId w:val="99411"/>
-    <w:lvlOverride w:ilvl="0">
-      <w:startOverride w:val="1"/>
-    </w:lvlOverride>
-    <w:lvlOverride w:ilvl="1">
-      <w:startOverride w:val="1"/>
-    </w:lvlOverride>
-    <w:lvlOverride w:ilvl="2">
-      <w:startOverride w:val="1"/>
-    </w:lvlOverride>
-    <w:lvlOverride w:ilvl="3">
-      <w:startOverride w:val="1"/>
-    </w:lvlOverride>
-    <w:lvlOverride w:ilvl="4">
-      <w:startOverride w:val="1"/>
-    </w:lvlOverride>
-    <w:lvlOverride w:ilvl="5">
-      <w:startOverride w:val="1"/>
-    </w:lvlOverride>
-    <w:lvlOverride w:ilvl="6">
-      <w:startOverride w:val="1"/>
-    </w:lvlOverride>
-    <w:lvlOverride w:ilvl="7">
-      <w:startOverride w:val="1"/>
-    </w:lvlOverride>
-    <w:lvlOverride w:ilvl="8">
-      <w:startOverride w:val="1"/>
-    </w:lvlOverride>
-  </w:num>
-  <w:num w:numId="1017">
     <w:abstractNumId w:val="994128"/>
     <w:lvlOverride w:ilvl="0">
       <w:startOverride w:val="28"/>
@@ -9258,7 +9397,7 @@
       <w:startOverride w:val="28"/>
     </w:lvlOverride>
   </w:num>
-  <w:num w:numId="1018">
+  <w:num w:numId="1015">
     <w:abstractNumId w:val="994129"/>
     <w:lvlOverride w:ilvl="0">
       <w:startOverride w:val="29"/>
@@ -9288,10 +9427,10 @@
       <w:startOverride w:val="29"/>
     </w:lvlOverride>
   </w:num>
-  <w:num w:numId="1019">
+  <w:num w:numId="1016">
     <w:abstractNumId w:val="991"/>
   </w:num>
-  <w:num w:numId="1020">
+  <w:num w:numId="1017">
     <w:abstractNumId w:val="991"/>
   </w:num>
 </w:numbering>

--- a/01-foundations/CIS_Controls_v8.1/Espanol/CIS_Critical_Security_Controls_v8.1_Practical_Manager_and_Junior_Analyst_Manual_Espanol_v1.0.docx
+++ b/01-foundations/CIS_Controls_v8.1/Espanol/CIS_Critical_Security_Controls_v8.1_Practical_Manager_and_Junior_Analyst_Manual_Espanol_v1.0.docx
@@ -5321,104 +5321,39 @@
         <w:t xml:space="preserve">Utilice la guía oficial CIS Controls v8.1 y Evaluación de Controles Especificación para el lenguaje exacto de Salvaguardia, clase de activos, función de seguridad, Grupo de Implementación, dependencias, insumos, operaciones, medidas, métricas y revisión procesal.</w:t>
       </w:r>
     </w:p>
-    <w:p>
-      <w:pPr>
-        <w:pStyle w:val="BodyText"/>
-      </w:pPr>
-      <w:r>
-        <w:t xml:space="preserve">Control 17 - Gestión de la respuesta por incidentes</w:t>
-      </w:r>
-    </w:p>
-    <w:p>
-      <w:pPr>
-        <w:pStyle w:val="BodyText"/>
+    <w:bookmarkEnd w:id="40"/>
+    <w:bookmarkStart w:id="41" w:name="X81bcab1ee2e08fb2cedbb65af68432a47fa8998"/>
+    <w:p>
+      <w:pPr>
+        <w:pStyle w:val="Heading1"/>
+      </w:pPr>
+      <w:r>
+        <w:t xml:space="preserve">22. Control 17 — Gestión de la respuesta a incidentes</w:t>
+      </w:r>
+    </w:p>
+    <w:p>
+      <w:pPr>
+        <w:pStyle w:val="FirstParagraph"/>
       </w:pPr>
       <w:r>
         <w:rPr>
           <w:iCs/>
           <w:i/>
         </w:rPr>
-        <w:t xml:space="preserve">Las 9 Salvaguardias, significado claro, enfoque de verificación y evidencia de ejemplo</w:t>
-      </w:r>
-      <w:r>
-        <w:t xml:space="preserve">.</w:t>
-      </w:r>
-    </w:p>
-    <w:p>
-      <w:pPr>
-        <w:pStyle w:val="BodyText"/>
-      </w:pPr>
-      <w:r>
-        <w:t xml:space="preserve">■img src=</w:t>
-      </w:r>
-      <w:r>
-        <w:t xml:space="preserve">“</w:t>
-      </w:r>
-      <w:r>
-        <w:t xml:space="preserve">media/image9.png</w:t>
-      </w:r>
-      <w:r>
-        <w:t xml:space="preserve">”</w:t>
-      </w:r>
-      <w:r>
-        <w:t xml:space="preserve"> </w:t>
-      </w:r>
-      <w:r>
-        <w:t xml:space="preserve">estilo=</w:t>
-      </w:r>
-      <w:r>
-        <w:t xml:space="preserve">“</w:t>
-      </w:r>
-      <w:r>
-        <w:t xml:space="preserve">width:6.15in;height:3.12625in</w:t>
-      </w:r>
-      <w:r>
-        <w:t xml:space="preserve">”</w:t>
-      </w:r>
-      <w:r>
-        <w:t xml:space="preserve"> </w:t>
-      </w:r>
-      <w:r>
-        <w:t xml:space="preserve">alt=</w:t>
-      </w:r>
-      <w:r>
-        <w:t xml:space="preserve">“</w:t>
-      </w:r>
-      <w:r>
-        <w:t xml:space="preserve">Los roles preparados, reportando, comunicación, ejercicios y reseñas reducen el impacto del incidente.</w:t>
-      </w:r>
-      <w:r>
-        <w:t xml:space="preserve">”</w:t>
-      </w:r>
-      <w:r>
-        <w:t xml:space="preserve"> </w:t>
-      </w:r>
-      <w:r>
-        <w:t xml:space="preserve">/</w:t>
-      </w:r>
-    </w:p>
-    <w:p>
-      <w:pPr>
-        <w:pStyle w:val="BodyText"/>
-      </w:pPr>
-      <w:r>
-        <w:t xml:space="preserve">Gráfico 9. Preparación para respuesta a incidentes</w:t>
-      </w:r>
-    </w:p>
-    <w:p>
-      <w:pPr>
-        <w:pStyle w:val="BodyText"/>
-      </w:pPr>
-      <w:r>
-        <w:t xml:space="preserve">** Objetivo de control:** Fortalecer la empresa mediante la aplicación y medición de salvaguardias para la gestión de la respuesta a incidentes. |</w:t>
-      </w:r>
-    </w:p>
-    <w:p>
-      <w:pPr>
-        <w:pStyle w:val="BodyText"/>
-      </w:pPr>
-      <w:r>
-        <w:t xml:space="preserve">|… |</w:t>
+        <w:t xml:space="preserve">Las nueve Salvaguardas, su significado en lenguaje claro, el enfoque de verificación y ejemplos de evidencia.</w:t>
+      </w:r>
+    </w:p>
+    <w:p>
+      <w:pPr>
+        <w:pStyle w:val="BodyText"/>
+      </w:pPr>
+    </w:p>
+    <w:p>
+      <w:pPr>
+        <w:pStyle w:val="BodyText"/>
+      </w:pPr>
+      <w:r>
+        <w:t xml:space="preserve">Figura 9. Preparación para la respuesta a incidentes</w:t>
       </w:r>
     </w:p>
     <w:tbl>
@@ -5443,160 +5378,6 @@
               <w:jc w:val="left"/>
             </w:pPr>
             <w:r>
-              <w:t xml:space="preserve">****</w:t>
-            </w:r>
-          </w:p>
-        </w:tc>
-      </w:tr>
-      <w:tr>
-        <w:tc>
-          <w:tcPr/>
-          <w:p>
-            <w:pPr>
-              <w:pStyle w:val="Compact"/>
-              <w:jc w:val="left"/>
-            </w:pPr>
-            <w:r>
-              <w:t xml:space="preserve">17.1</w:t>
-            </w:r>
-          </w:p>
-        </w:tc>
-      </w:tr>
-      <w:tr>
-        <w:tc>
-          <w:tcPr/>
-          <w:p>
-            <w:pPr>
-              <w:pStyle w:val="Compact"/>
-              <w:jc w:val="left"/>
-            </w:pPr>
-            <w:r>
-              <w:t xml:space="preserve">17.2</w:t>
-            </w:r>
-          </w:p>
-        </w:tc>
-      </w:tr>
-      <w:tr>
-        <w:tc>
-          <w:tcPr/>
-          <w:p>
-            <w:pPr>
-              <w:pStyle w:val="Compact"/>
-              <w:jc w:val="left"/>
-            </w:pPr>
-            <w:r>
-              <w:t xml:space="preserve">17.3</w:t>
-            </w:r>
-          </w:p>
-        </w:tc>
-      </w:tr>
-      <w:tr>
-        <w:tc>
-          <w:tcPr/>
-          <w:p>
-            <w:pPr>
-              <w:pStyle w:val="Compact"/>
-              <w:jc w:val="left"/>
-            </w:pPr>
-            <w:r>
-              <w:t xml:space="preserve">TEN 17.4</w:t>
-            </w:r>
-          </w:p>
-        </w:tc>
-      </w:tr>
-      <w:tr>
-        <w:tc>
-          <w:tcPr/>
-          <w:p>
-            <w:pPr>
-              <w:pStyle w:val="Compact"/>
-              <w:jc w:val="left"/>
-            </w:pPr>
-            <w:r>
-              <w:t xml:space="preserve">TEN 17.5</w:t>
-            </w:r>
-          </w:p>
-        </w:tc>
-      </w:tr>
-    </w:tbl>
-    <w:p>
-      <w:pPr>
-        <w:pStyle w:val="BodyText"/>
-      </w:pPr>
-      <w:r>
-        <w:t xml:space="preserve">TEN 17.6 ANTERIENTE Definir los mecanismos de comunicación durante la respuesta de incidentes Poner en marcha un proceso repetible, de propiedad o control técnico para definir mecanismos de comunicación durante la respuesta de incidentes, a continuación, verificar la cobertura y las excepciones. tención Confirme alcance definido, población, propiedad, implementación, frecuencia, cobertura, excepciones, corrección y retest. Silenciosos líderes, contactos, informes, plan, roles, comunicaciones, ejercicios, revisiones y umbrales</w:t>
-      </w:r>
-      <w:r>
-        <w:t xml:space="preserve"> </w:t>
-      </w:r>
-      <w:r>
-        <w:t xml:space="preserve">| 17.7 | Conduct Routine Incident Response Ejercicios Ponga en marcha un proceso repetible, de propiedad o control técnico para realizar ejercicios de respuesta de incidentes de rutina, a continuación, verifique la cobertura y las excepciones. tención Confirme alcance definido, población, propiedad, implementación, frecuencia, cobertura, excepciones, corrección y retest. Silenciosos líderes, contactos, informes, plan, roles, comunicaciones, ejercicios, revisiones y umbrales</w:t>
-      </w:r>
-      <w:r>
-        <w:t xml:space="preserve"> </w:t>
-      </w:r>
-      <w:r>
-        <w:t xml:space="preserve">| 17.8 | Conducir Reseñas posteriores a incidentes Poner en marcha un proceso repetible, de propiedad o control técnico para llevar a cabo revisiones post-incidente, a continuación, verificar cobertura y excepciones. tención Confirme alcance definido, población, propiedad, implementación, frecuencia, cobertura, excepciones, corrección y retest. Silenciosos líderes, contactos, informes, plan, roles, comunicaciones, ejercicios, revisiones y umbrales</w:t>
-      </w:r>
-      <w:r>
-        <w:t xml:space="preserve"> </w:t>
-      </w:r>
-      <w:r>
-        <w:t xml:space="preserve">| 17.9 | Establecer y Mantener Umbral de Incidentes de Seguridad | Poner en marcha un proceso repetible, propiedad o control técnico para establecer y mantener Umbrales de Incidentes de Seguridad, a continuación, verificar cobertura y excepciones. tención Confirme alcance definido, población, propiedad, implementación, frecuencia, cobertura, excepciones, corrección y retest. Silenciosos líderes, contactos, informes, plan, roles, comunicaciones, ejercicios, revisiones y umbrales</w:t>
-      </w:r>
-    </w:p>
-    <w:p>
-      <w:pPr>
-        <w:pStyle w:val="BodyText"/>
-      </w:pPr>
-      <w:r>
-        <w:t xml:space="preserve">Utilice la guía oficial CIS Controls v8.1 y Evaluación de Controles Especificación para el lenguaje exacto de Salvaguardia, clase de activos, función de seguridad, Grupo de Implementación, dependencias, insumos, operaciones, medidas, métricas y revisión procesal.</w:t>
-      </w:r>
-    </w:p>
-    <w:bookmarkEnd w:id="40"/>
-    <w:bookmarkStart w:id="41" w:name="control-18-pruebas-de-penetración"/>
-    <w:p>
-      <w:pPr>
-        <w:pStyle w:val="Heading1"/>
-      </w:pPr>
-      <w:r>
-        <w:t xml:space="preserve">23. Control 18 — Pruebas de penetración</w:t>
-      </w:r>
-    </w:p>
-    <w:p>
-      <w:pPr>
-        <w:pStyle w:val="FirstParagraph"/>
-      </w:pPr>
-      <w:r>
-        <w:rPr>
-          <w:iCs/>
-          <w:i/>
-        </w:rPr>
-        <w:t xml:space="preserve">Las cinco Salvaguardas, su significado en lenguaje claro, el enfoque de verificación y ejemplos de evidencia.</w:t>
-      </w:r>
-    </w:p>
-    <w:tbl>
-      <w:tblPr>
-        <w:tblStyle w:val="Table"/>
-        <w:tblW w:type="pct" w:w="5000"/>
-        <w:tblLook w:firstRow="1" w:lastRow="0" w:firstColumn="0" w:lastColumn="0" w:noHBand="0" w:noVBand="0" w:val="0020"/>
-        <w:jc w:val="start"/>
-      </w:tblPr>
-      <w:tblGrid>
-        <w:gridCol w:w="7920"/>
-      </w:tblGrid>
-      <w:tr>
-        <w:trPr>
-          <w:tblHeader w:val="true"/>
-        </w:trPr>
-        <w:tc>
-          <w:tcPr/>
-          <w:p>
-            <w:pPr>
-              <w:pStyle w:val="Compact"/>
-              <w:jc w:val="left"/>
-            </w:pPr>
-            <w:r>
               <w:rPr>
                 <w:bCs/>
                 <w:b/>
@@ -5607,7 +5388,7 @@
               <w:t xml:space="preserve"> </w:t>
             </w:r>
             <w:r>
-              <w:t xml:space="preserve">Fortalecer la organización mediante la implementación y medición de Salvaguardas para las pruebas de penetración.</w:t>
+              <w:t xml:space="preserve">Fortalecer la organización mediante la implementación y medición de Salvaguardas para la gestión de la respuesta a incidentes.</w:t>
             </w:r>
           </w:p>
         </w:tc>
@@ -5722,6 +5503,733 @@
               <w:jc w:val="left"/>
             </w:pPr>
             <w:r>
+              <w:t xml:space="preserve">17.1</w:t>
+            </w:r>
+          </w:p>
+        </w:tc>
+        <w:tc>
+          <w:tcPr/>
+          <w:p>
+            <w:pPr>
+              <w:pStyle w:val="Compact"/>
+              <w:jc w:val="left"/>
+            </w:pPr>
+            <w:r>
+              <w:t xml:space="preserve">Designar al personal responsable de gestionar los incidentes</w:t>
+            </w:r>
+          </w:p>
+        </w:tc>
+        <w:tc>
+          <w:tcPr/>
+          <w:p>
+            <w:pPr>
+              <w:pStyle w:val="Compact"/>
+              <w:jc w:val="left"/>
+            </w:pPr>
+            <w:r>
+              <w:t xml:space="preserve">Implementar un proceso repetible, con un responsable definido, para designar al personal encargado de gestionar los incidentes; después, verificar su cobertura y sus excepciones.</w:t>
+            </w:r>
+          </w:p>
+        </w:tc>
+        <w:tc>
+          <w:tcPr/>
+          <w:p>
+            <w:pPr>
+              <w:pStyle w:val="Compact"/>
+              <w:jc w:val="left"/>
+            </w:pPr>
+            <w:r>
+              <w:t xml:space="preserve">Confirmar alcance, población, responsabilidad, implementación, frecuencia, cobertura, excepciones, corrección y repetición de pruebas.</w:t>
+            </w:r>
+          </w:p>
+        </w:tc>
+        <w:tc>
+          <w:tcPr/>
+          <w:p>
+            <w:pPr>
+              <w:pStyle w:val="Compact"/>
+              <w:jc w:val="left"/>
+            </w:pPr>
+            <w:r>
+              <w:t xml:space="preserve">responsables de incidentes, contactos, mecanismos de reporte, plan, roles, comunicaciones, ejercicios, revisiones y umbrales</w:t>
+            </w:r>
+          </w:p>
+        </w:tc>
+      </w:tr>
+      <w:tr>
+        <w:tc>
+          <w:tcPr/>
+          <w:p>
+            <w:pPr>
+              <w:pStyle w:val="Compact"/>
+              <w:jc w:val="left"/>
+            </w:pPr>
+            <w:r>
+              <w:t xml:space="preserve">17.2</w:t>
+            </w:r>
+          </w:p>
+        </w:tc>
+        <w:tc>
+          <w:tcPr/>
+          <w:p>
+            <w:pPr>
+              <w:pStyle w:val="Compact"/>
+              <w:jc w:val="left"/>
+            </w:pPr>
+            <w:r>
+              <w:t xml:space="preserve">Mantener información de contacto para reportar incidentes de seguridad</w:t>
+            </w:r>
+          </w:p>
+        </w:tc>
+        <w:tc>
+          <w:tcPr/>
+          <w:p>
+            <w:pPr>
+              <w:pStyle w:val="Compact"/>
+              <w:jc w:val="left"/>
+            </w:pPr>
+            <w:r>
+              <w:t xml:space="preserve">Implementar un proceso repetible, con un responsable definido, para mantener la información de contacto utilizada para reportar incidentes de seguridad; después, verificar su cobertura y sus excepciones.</w:t>
+            </w:r>
+          </w:p>
+        </w:tc>
+        <w:tc>
+          <w:tcPr/>
+          <w:p>
+            <w:pPr>
+              <w:pStyle w:val="Compact"/>
+              <w:jc w:val="left"/>
+            </w:pPr>
+            <w:r>
+              <w:t xml:space="preserve">Confirmar alcance, población, responsabilidad, implementación, frecuencia, cobertura, excepciones, corrección y repetición de pruebas.</w:t>
+            </w:r>
+          </w:p>
+        </w:tc>
+        <w:tc>
+          <w:tcPr/>
+          <w:p>
+            <w:pPr>
+              <w:pStyle w:val="Compact"/>
+              <w:jc w:val="left"/>
+            </w:pPr>
+            <w:r>
+              <w:t xml:space="preserve">responsables de incidentes, contactos, mecanismos de reporte, plan, roles, comunicaciones, ejercicios, revisiones y umbrales</w:t>
+            </w:r>
+          </w:p>
+        </w:tc>
+      </w:tr>
+      <w:tr>
+        <w:tc>
+          <w:tcPr/>
+          <w:p>
+            <w:pPr>
+              <w:pStyle w:val="Compact"/>
+              <w:jc w:val="left"/>
+            </w:pPr>
+            <w:r>
+              <w:t xml:space="preserve">17.3</w:t>
+            </w:r>
+          </w:p>
+        </w:tc>
+        <w:tc>
+          <w:tcPr/>
+          <w:p>
+            <w:pPr>
+              <w:pStyle w:val="Compact"/>
+              <w:jc w:val="left"/>
+            </w:pPr>
+            <w:r>
+              <w:t xml:space="preserve">Mantener un proceso organizacional para reportar incidentes</w:t>
+            </w:r>
+          </w:p>
+        </w:tc>
+        <w:tc>
+          <w:tcPr/>
+          <w:p>
+            <w:pPr>
+              <w:pStyle w:val="Compact"/>
+              <w:jc w:val="left"/>
+            </w:pPr>
+            <w:r>
+              <w:t xml:space="preserve">Implementar un proceso repetible, con un responsable definido, para mantener un proceso organizacional de reporte de incidentes; después, verificar su cobertura y sus excepciones.</w:t>
+            </w:r>
+          </w:p>
+        </w:tc>
+        <w:tc>
+          <w:tcPr/>
+          <w:p>
+            <w:pPr>
+              <w:pStyle w:val="Compact"/>
+              <w:jc w:val="left"/>
+            </w:pPr>
+            <w:r>
+              <w:t xml:space="preserve">Confirmar alcance, población, responsabilidad, implementación, frecuencia, cobertura, excepciones, corrección y repetición de pruebas.</w:t>
+            </w:r>
+          </w:p>
+        </w:tc>
+        <w:tc>
+          <w:tcPr/>
+          <w:p>
+            <w:pPr>
+              <w:pStyle w:val="Compact"/>
+              <w:jc w:val="left"/>
+            </w:pPr>
+            <w:r>
+              <w:t xml:space="preserve">responsables de incidentes, contactos, mecanismos de reporte, plan, roles, comunicaciones, ejercicios, revisiones y umbrales</w:t>
+            </w:r>
+          </w:p>
+        </w:tc>
+      </w:tr>
+      <w:tr>
+        <w:tc>
+          <w:tcPr/>
+          <w:p>
+            <w:pPr>
+              <w:pStyle w:val="Compact"/>
+              <w:jc w:val="left"/>
+            </w:pPr>
+            <w:r>
+              <w:t xml:space="preserve">17.4</w:t>
+            </w:r>
+          </w:p>
+        </w:tc>
+        <w:tc>
+          <w:tcPr/>
+          <w:p>
+            <w:pPr>
+              <w:pStyle w:val="Compact"/>
+              <w:jc w:val="left"/>
+            </w:pPr>
+            <w:r>
+              <w:t xml:space="preserve">Establecer y mantener un proceso de respuesta a incidentes</w:t>
+            </w:r>
+          </w:p>
+        </w:tc>
+        <w:tc>
+          <w:tcPr/>
+          <w:p>
+            <w:pPr>
+              <w:pStyle w:val="Compact"/>
+              <w:jc w:val="left"/>
+            </w:pPr>
+            <w:r>
+              <w:t xml:space="preserve">Implementar un proceso repetible, con un responsable definido, para establecer y mantener un proceso de respuesta a incidentes; después, verificar su cobertura y sus excepciones.</w:t>
+            </w:r>
+          </w:p>
+        </w:tc>
+        <w:tc>
+          <w:tcPr/>
+          <w:p>
+            <w:pPr>
+              <w:pStyle w:val="Compact"/>
+              <w:jc w:val="left"/>
+            </w:pPr>
+            <w:r>
+              <w:t xml:space="preserve">Confirmar alcance, población, responsabilidad, implementación, frecuencia, cobertura, excepciones, corrección y repetición de pruebas.</w:t>
+            </w:r>
+          </w:p>
+        </w:tc>
+        <w:tc>
+          <w:tcPr/>
+          <w:p>
+            <w:pPr>
+              <w:pStyle w:val="Compact"/>
+              <w:jc w:val="left"/>
+            </w:pPr>
+            <w:r>
+              <w:t xml:space="preserve">responsables de incidentes, contactos, mecanismos de reporte, plan, roles, comunicaciones, ejercicios, revisiones y umbrales</w:t>
+            </w:r>
+          </w:p>
+        </w:tc>
+      </w:tr>
+      <w:tr>
+        <w:tc>
+          <w:tcPr/>
+          <w:p>
+            <w:pPr>
+              <w:pStyle w:val="Compact"/>
+              <w:jc w:val="left"/>
+            </w:pPr>
+            <w:r>
+              <w:t xml:space="preserve">17.5</w:t>
+            </w:r>
+          </w:p>
+        </w:tc>
+        <w:tc>
+          <w:tcPr/>
+          <w:p>
+            <w:pPr>
+              <w:pStyle w:val="Compact"/>
+              <w:jc w:val="left"/>
+            </w:pPr>
+            <w:r>
+              <w:t xml:space="preserve">Asignar roles y responsabilidades clave</w:t>
+            </w:r>
+          </w:p>
+        </w:tc>
+        <w:tc>
+          <w:tcPr/>
+          <w:p>
+            <w:pPr>
+              <w:pStyle w:val="Compact"/>
+              <w:jc w:val="left"/>
+            </w:pPr>
+            <w:r>
+              <w:t xml:space="preserve">Implementar un proceso repetible, con un responsable definido, para asignar roles y responsabilidades clave; después, verificar su cobertura y sus excepciones.</w:t>
+            </w:r>
+          </w:p>
+        </w:tc>
+        <w:tc>
+          <w:tcPr/>
+          <w:p>
+            <w:pPr>
+              <w:pStyle w:val="Compact"/>
+              <w:jc w:val="left"/>
+            </w:pPr>
+            <w:r>
+              <w:t xml:space="preserve">Confirmar alcance, población, responsabilidad, implementación, frecuencia, cobertura, excepciones, corrección y repetición de pruebas.</w:t>
+            </w:r>
+          </w:p>
+        </w:tc>
+        <w:tc>
+          <w:tcPr/>
+          <w:p>
+            <w:pPr>
+              <w:pStyle w:val="Compact"/>
+              <w:jc w:val="left"/>
+            </w:pPr>
+            <w:r>
+              <w:t xml:space="preserve">responsables de incidentes, contactos, mecanismos de reporte, plan, roles, comunicaciones, ejercicios, revisiones y umbrales</w:t>
+            </w:r>
+          </w:p>
+        </w:tc>
+      </w:tr>
+      <w:tr>
+        <w:tc>
+          <w:tcPr/>
+          <w:p>
+            <w:pPr>
+              <w:pStyle w:val="Compact"/>
+              <w:jc w:val="left"/>
+            </w:pPr>
+            <w:r>
+              <w:t xml:space="preserve">17.6</w:t>
+            </w:r>
+          </w:p>
+        </w:tc>
+        <w:tc>
+          <w:tcPr/>
+          <w:p>
+            <w:pPr>
+              <w:pStyle w:val="Compact"/>
+              <w:jc w:val="left"/>
+            </w:pPr>
+            <w:r>
+              <w:t xml:space="preserve">Definir mecanismos de comunicación durante la respuesta a incidentes</w:t>
+            </w:r>
+          </w:p>
+        </w:tc>
+        <w:tc>
+          <w:tcPr/>
+          <w:p>
+            <w:pPr>
+              <w:pStyle w:val="Compact"/>
+              <w:jc w:val="left"/>
+            </w:pPr>
+            <w:r>
+              <w:t xml:space="preserve">Implementar un proceso repetible, con un responsable definido, para definir mecanismos de comunicación durante la respuesta a incidentes; después, verificar su cobertura y sus excepciones.</w:t>
+            </w:r>
+          </w:p>
+        </w:tc>
+        <w:tc>
+          <w:tcPr/>
+          <w:p>
+            <w:pPr>
+              <w:pStyle w:val="Compact"/>
+              <w:jc w:val="left"/>
+            </w:pPr>
+            <w:r>
+              <w:t xml:space="preserve">Confirmar alcance, población, responsabilidad, implementación, frecuencia, cobertura, excepciones, corrección y repetición de pruebas.</w:t>
+            </w:r>
+          </w:p>
+        </w:tc>
+        <w:tc>
+          <w:tcPr/>
+          <w:p>
+            <w:pPr>
+              <w:pStyle w:val="Compact"/>
+              <w:jc w:val="left"/>
+            </w:pPr>
+            <w:r>
+              <w:t xml:space="preserve">responsables de incidentes, contactos, mecanismos de reporte, plan, roles, comunicaciones, ejercicios, revisiones y umbrales</w:t>
+            </w:r>
+          </w:p>
+        </w:tc>
+      </w:tr>
+      <w:tr>
+        <w:tc>
+          <w:tcPr/>
+          <w:p>
+            <w:pPr>
+              <w:pStyle w:val="Compact"/>
+              <w:jc w:val="left"/>
+            </w:pPr>
+            <w:r>
+              <w:t xml:space="preserve">17.7</w:t>
+            </w:r>
+          </w:p>
+        </w:tc>
+        <w:tc>
+          <w:tcPr/>
+          <w:p>
+            <w:pPr>
+              <w:pStyle w:val="Compact"/>
+              <w:jc w:val="left"/>
+            </w:pPr>
+            <w:r>
+              <w:t xml:space="preserve">Realizar ejercicios periódicos de respuesta a incidentes</w:t>
+            </w:r>
+          </w:p>
+        </w:tc>
+        <w:tc>
+          <w:tcPr/>
+          <w:p>
+            <w:pPr>
+              <w:pStyle w:val="Compact"/>
+              <w:jc w:val="left"/>
+            </w:pPr>
+            <w:r>
+              <w:t xml:space="preserve">Implementar un proceso repetible, con un responsable definido, para realizar ejercicios periódicos de respuesta a incidentes; después, verificar su cobertura y sus excepciones.</w:t>
+            </w:r>
+          </w:p>
+        </w:tc>
+        <w:tc>
+          <w:tcPr/>
+          <w:p>
+            <w:pPr>
+              <w:pStyle w:val="Compact"/>
+              <w:jc w:val="left"/>
+            </w:pPr>
+            <w:r>
+              <w:t xml:space="preserve">Confirmar alcance, población, responsabilidad, implementación, frecuencia, cobertura, excepciones, corrección y repetición de pruebas.</w:t>
+            </w:r>
+          </w:p>
+        </w:tc>
+        <w:tc>
+          <w:tcPr/>
+          <w:p>
+            <w:pPr>
+              <w:pStyle w:val="Compact"/>
+              <w:jc w:val="left"/>
+            </w:pPr>
+            <w:r>
+              <w:t xml:space="preserve">responsables de incidentes, contactos, mecanismos de reporte, plan, roles, comunicaciones, ejercicios, revisiones y umbrales</w:t>
+            </w:r>
+          </w:p>
+        </w:tc>
+      </w:tr>
+      <w:tr>
+        <w:tc>
+          <w:tcPr/>
+          <w:p>
+            <w:pPr>
+              <w:pStyle w:val="Compact"/>
+              <w:jc w:val="left"/>
+            </w:pPr>
+            <w:r>
+              <w:t xml:space="preserve">17.8</w:t>
+            </w:r>
+          </w:p>
+        </w:tc>
+        <w:tc>
+          <w:tcPr/>
+          <w:p>
+            <w:pPr>
+              <w:pStyle w:val="Compact"/>
+              <w:jc w:val="left"/>
+            </w:pPr>
+            <w:r>
+              <w:t xml:space="preserve">Realizar revisiones posteriores a los incidentes</w:t>
+            </w:r>
+          </w:p>
+        </w:tc>
+        <w:tc>
+          <w:tcPr/>
+          <w:p>
+            <w:pPr>
+              <w:pStyle w:val="Compact"/>
+              <w:jc w:val="left"/>
+            </w:pPr>
+            <w:r>
+              <w:t xml:space="preserve">Implementar un proceso repetible, con un responsable definido, para realizar revisiones posteriores a los incidentes; después, verificar su cobertura y sus excepciones.</w:t>
+            </w:r>
+          </w:p>
+        </w:tc>
+        <w:tc>
+          <w:tcPr/>
+          <w:p>
+            <w:pPr>
+              <w:pStyle w:val="Compact"/>
+              <w:jc w:val="left"/>
+            </w:pPr>
+            <w:r>
+              <w:t xml:space="preserve">Confirmar alcance, población, responsabilidad, implementación, frecuencia, cobertura, excepciones, corrección y repetición de pruebas.</w:t>
+            </w:r>
+          </w:p>
+        </w:tc>
+        <w:tc>
+          <w:tcPr/>
+          <w:p>
+            <w:pPr>
+              <w:pStyle w:val="Compact"/>
+              <w:jc w:val="left"/>
+            </w:pPr>
+            <w:r>
+              <w:t xml:space="preserve">responsables de incidentes, contactos, mecanismos de reporte, plan, roles, comunicaciones, ejercicios, revisiones y umbrales</w:t>
+            </w:r>
+          </w:p>
+        </w:tc>
+      </w:tr>
+      <w:tr>
+        <w:tc>
+          <w:tcPr/>
+          <w:p>
+            <w:pPr>
+              <w:pStyle w:val="Compact"/>
+              <w:jc w:val="left"/>
+            </w:pPr>
+            <w:r>
+              <w:t xml:space="preserve">17.9</w:t>
+            </w:r>
+          </w:p>
+        </w:tc>
+        <w:tc>
+          <w:tcPr/>
+          <w:p>
+            <w:pPr>
+              <w:pStyle w:val="Compact"/>
+              <w:jc w:val="left"/>
+            </w:pPr>
+            <w:r>
+              <w:t xml:space="preserve">Establecer y mantener umbrales para los incidentes de seguridad</w:t>
+            </w:r>
+          </w:p>
+        </w:tc>
+        <w:tc>
+          <w:tcPr/>
+          <w:p>
+            <w:pPr>
+              <w:pStyle w:val="Compact"/>
+              <w:jc w:val="left"/>
+            </w:pPr>
+            <w:r>
+              <w:t xml:space="preserve">Implementar un proceso repetible, con un responsable definido, para establecer y mantener umbrales para los incidentes de seguridad; después, verificar su cobertura y sus excepciones.</w:t>
+            </w:r>
+          </w:p>
+        </w:tc>
+        <w:tc>
+          <w:tcPr/>
+          <w:p>
+            <w:pPr>
+              <w:pStyle w:val="Compact"/>
+              <w:jc w:val="left"/>
+            </w:pPr>
+            <w:r>
+              <w:t xml:space="preserve">Confirmar alcance, población, responsabilidad, implementación, frecuencia, cobertura, excepciones, corrección y repetición de pruebas.</w:t>
+            </w:r>
+          </w:p>
+        </w:tc>
+        <w:tc>
+          <w:tcPr/>
+          <w:p>
+            <w:pPr>
+              <w:pStyle w:val="Compact"/>
+              <w:jc w:val="left"/>
+            </w:pPr>
+            <w:r>
+              <w:t xml:space="preserve">responsables de incidentes, contactos, mecanismos de reporte, plan, roles, comunicaciones, ejercicios, revisiones y umbrales</w:t>
+            </w:r>
+          </w:p>
+        </w:tc>
+      </w:tr>
+    </w:tbl>
+    <w:p>
+      <w:pPr>
+        <w:pStyle w:val="BodyText"/>
+      </w:pPr>
+      <w:r>
+        <w:t xml:space="preserve">Utilice la guía oficial de CIS Controls v8.1 y la Especificación para la Evaluación de Controles para consultar el lenguaje exacto de cada Salvaguarda, la clase de activo, la función de seguridad, el Grupo de Implementación, las dependencias, las entradas, las operaciones, las medidas, las métricas y la revisión de procedimientos.</w:t>
+      </w:r>
+    </w:p>
+    <w:bookmarkEnd w:id="41"/>
+    <w:bookmarkStart w:id="42" w:name="control-18-pruebas-de-penetración"/>
+    <w:p>
+      <w:pPr>
+        <w:pStyle w:val="Heading1"/>
+      </w:pPr>
+      <w:r>
+        <w:t xml:space="preserve">23. Control 18 — Pruebas de penetración</w:t>
+      </w:r>
+    </w:p>
+    <w:p>
+      <w:pPr>
+        <w:pStyle w:val="FirstParagraph"/>
+      </w:pPr>
+      <w:r>
+        <w:rPr>
+          <w:iCs/>
+          <w:i/>
+        </w:rPr>
+        <w:t xml:space="preserve">Las cinco Salvaguardas, su significado en lenguaje claro, el enfoque de verificación y ejemplos de evidencia.</w:t>
+      </w:r>
+    </w:p>
+    <w:tbl>
+      <w:tblPr>
+        <w:tblStyle w:val="Table"/>
+        <w:tblW w:type="pct" w:w="5000"/>
+        <w:tblLook w:firstRow="1" w:lastRow="0" w:firstColumn="0" w:lastColumn="0" w:noHBand="0" w:noVBand="0" w:val="0020"/>
+        <w:jc w:val="start"/>
+      </w:tblPr>
+      <w:tblGrid>
+        <w:gridCol w:w="7920"/>
+      </w:tblGrid>
+      <w:tr>
+        <w:trPr>
+          <w:tblHeader w:val="true"/>
+        </w:trPr>
+        <w:tc>
+          <w:tcPr/>
+          <w:p>
+            <w:pPr>
+              <w:pStyle w:val="Compact"/>
+              <w:jc w:val="left"/>
+            </w:pPr>
+            <w:r>
+              <w:rPr>
+                <w:bCs/>
+                <w:b/>
+              </w:rPr>
+              <w:t xml:space="preserve">Objetivo del control:</w:t>
+            </w:r>
+            <w:r>
+              <w:t xml:space="preserve"> </w:t>
+            </w:r>
+            <w:r>
+              <w:t xml:space="preserve">Fortalecer la organización mediante la implementación y medición de Salvaguardas para las pruebas de penetración.</w:t>
+            </w:r>
+          </w:p>
+        </w:tc>
+      </w:tr>
+    </w:tbl>
+    <w:p/>
+    <w:tbl>
+      <w:tblPr>
+        <w:tblStyle w:val="Table"/>
+        <w:tblW w:type="pct" w:w="5000"/>
+        <w:tblLook w:firstRow="1" w:lastRow="0" w:firstColumn="0" w:lastColumn="0" w:noHBand="0" w:noVBand="0" w:val="0020"/>
+        <w:jc w:val="start"/>
+      </w:tblPr>
+      <w:tblGrid>
+        <w:gridCol w:w="1584"/>
+        <w:gridCol w:w="1584"/>
+        <w:gridCol w:w="1584"/>
+        <w:gridCol w:w="1584"/>
+        <w:gridCol w:w="1584"/>
+      </w:tblGrid>
+      <w:tr>
+        <w:trPr>
+          <w:tblHeader w:val="true"/>
+        </w:trPr>
+        <w:tc>
+          <w:tcPr/>
+          <w:p>
+            <w:pPr>
+              <w:pStyle w:val="Compact"/>
+              <w:jc w:val="left"/>
+            </w:pPr>
+            <w:r>
+              <w:rPr>
+                <w:bCs/>
+                <w:b/>
+              </w:rPr>
+              <w:t xml:space="preserve">ID</w:t>
+            </w:r>
+          </w:p>
+        </w:tc>
+        <w:tc>
+          <w:tcPr/>
+          <w:p>
+            <w:pPr>
+              <w:pStyle w:val="Compact"/>
+              <w:jc w:val="left"/>
+            </w:pPr>
+            <w:r>
+              <w:rPr>
+                <w:bCs/>
+                <w:b/>
+              </w:rPr>
+              <w:t xml:space="preserve">Salvaguarda</w:t>
+            </w:r>
+          </w:p>
+        </w:tc>
+        <w:tc>
+          <w:tcPr/>
+          <w:p>
+            <w:pPr>
+              <w:pStyle w:val="Compact"/>
+              <w:jc w:val="left"/>
+            </w:pPr>
+            <w:r>
+              <w:rPr>
+                <w:bCs/>
+                <w:b/>
+              </w:rPr>
+              <w:t xml:space="preserve">Significado en lenguaje claro</w:t>
+            </w:r>
+          </w:p>
+        </w:tc>
+        <w:tc>
+          <w:tcPr/>
+          <w:p>
+            <w:pPr>
+              <w:pStyle w:val="Compact"/>
+              <w:jc w:val="left"/>
+            </w:pPr>
+            <w:r>
+              <w:rPr>
+                <w:bCs/>
+                <w:b/>
+              </w:rPr>
+              <w:t xml:space="preserve">Enfoque de verificación</w:t>
+            </w:r>
+          </w:p>
+        </w:tc>
+        <w:tc>
+          <w:tcPr/>
+          <w:p>
+            <w:pPr>
+              <w:pStyle w:val="Compact"/>
+              <w:jc w:val="left"/>
+            </w:pPr>
+            <w:r>
+              <w:rPr>
+                <w:bCs/>
+                <w:b/>
+              </w:rPr>
+              <w:t xml:space="preserve">Ejemplos de evidencia</w:t>
+            </w:r>
+          </w:p>
+        </w:tc>
+      </w:tr>
+      <w:tr>
+        <w:tc>
+          <w:tcPr/>
+          <w:p>
+            <w:pPr>
+              <w:pStyle w:val="Compact"/>
+              <w:jc w:val="left"/>
+            </w:pPr>
+            <w:r>
               <w:t xml:space="preserve">18.1</w:t>
             </w:r>
           </w:p>
@@ -6032,8 +6540,8 @@
         <w:t xml:space="preserve">Utilice la guía oficial de CIS Controls v8.1 y la Especificación para la Evaluación de Controles para consultar el lenguaje exacto de cada Salvaguarda, la clase de activo, la función de seguridad, el Grupo de Implementación, las dependencias, las entradas, las operaciones, las medidas, las métricas y la revisión de procedimientos.</w:t>
       </w:r>
     </w:p>
-    <w:bookmarkEnd w:id="41"/>
-    <w:bookmarkStart w:id="42" w:name="herramientas-de-código-abierto"/>
+    <w:bookmarkEnd w:id="42"/>
+    <w:bookmarkStart w:id="43" w:name="herramientas-de-código-abierto"/>
     <w:p>
       <w:pPr>
         <w:pStyle w:val="Heading1"/>
@@ -6767,8 +7275,8 @@
         </w:tc>
       </w:tr>
     </w:tbl>
-    <w:bookmarkEnd w:id="42"/>
-    <w:bookmarkStart w:id="43" w:name="Xbc4a4dbf2d9ff0eb677f14739cf1d43ac88337f"/>
+    <w:bookmarkEnd w:id="43"/>
+    <w:bookmarkStart w:id="44" w:name="Xbc4a4dbf2d9ff0eb677f14739cf1d43ac88337f"/>
     <w:p>
       <w:pPr>
         <w:pStyle w:val="Heading1"/>
@@ -6975,8 +7483,8 @@
         <w:t xml:space="preserve">¿Son compatibles las pruebas, limitaciones, hallazgos y pruebas? Verde / Amarillo / Rojo</w:t>
       </w:r>
     </w:p>
-    <w:bookmarkEnd w:id="43"/>
-    <w:bookmarkStart w:id="45" w:name="junior-analyst-career-guide"/>
+    <w:bookmarkEnd w:id="44"/>
+    <w:bookmarkStart w:id="46" w:name="junior-analyst-career-guide"/>
     <w:p>
       <w:pPr>
         <w:pStyle w:val="Heading1"/>
@@ -7119,7 +7627,7 @@
         <w:t xml:space="preserve">Cybersecurity Program Analyst</w:t>
       </w:r>
     </w:p>
-    <w:bookmarkStart w:id="44" w:name="típico-trabajo-junior"/>
+    <w:bookmarkStart w:id="45" w:name="típico-trabajo-junior"/>
     <w:p>
       <w:pPr>
         <w:pStyle w:val="Heading2"/>
@@ -7261,9 +7769,9 @@
         <w:t xml:space="preserve">← Ética ← Utilizar datos sintéticos, autorización, límites de alcance y afirmaciones honestas</w:t>
       </w:r>
     </w:p>
-    <w:bookmarkEnd w:id="44"/>
     <w:bookmarkEnd w:id="45"/>
-    <w:bookmarkStart w:id="55" w:name="laboratorio-ficcional-y-portfolio"/>
+    <w:bookmarkEnd w:id="46"/>
+    <w:bookmarkStart w:id="56" w:name="laboratorio-ficcional-y-portfolio"/>
     <w:p>
       <w:pPr>
         <w:pStyle w:val="Heading1"/>
@@ -7725,7 +8233,7 @@
         <w:t xml:space="preserve">Respuestas claras, escenarios prácticos y preguntas para el empleador.*</w:t>
       </w:r>
     </w:p>
-    <w:bookmarkStart w:id="46" w:name="cuáles-son-los-controles-cis"/>
+    <w:bookmarkStart w:id="47" w:name="cuáles-son-los-controles-cis"/>
     <w:p>
       <w:pPr>
         <w:pStyle w:val="Heading2"/>
@@ -7742,8 +8250,8 @@
         <w:t xml:space="preserve">Un conjunto priorizado de mejores prácticas defensivas organizadas en 18 Controles y 153 Salvaguardias enfocadas.</w:t>
       </w:r>
     </w:p>
-    <w:bookmarkEnd w:id="46"/>
-    <w:bookmarkStart w:id="47" w:name="qué-es-ig1"/>
+    <w:bookmarkEnd w:id="47"/>
+    <w:bookmarkStart w:id="48" w:name="qué-es-ig1"/>
     <w:p>
       <w:pPr>
         <w:pStyle w:val="Heading2"/>
@@ -7760,8 +8268,8 @@
         <w:t xml:space="preserve">El punto de partida esencial de la higiene cibernética 56-Safeguard que CIS recomienda que cada empresa comience.</w:t>
       </w:r>
     </w:p>
-    <w:bookmarkEnd w:id="47"/>
-    <w:bookmarkStart w:id="48" w:name="importa-ig1-cada-requisito"/>
+    <w:bookmarkEnd w:id="48"/>
+    <w:bookmarkStart w:id="49" w:name="importa-ig1-cada-requisito"/>
     <w:p>
       <w:pPr>
         <w:pStyle w:val="Heading2"/>
@@ -7778,8 +8286,8 @@
         <w:t xml:space="preserve">Es una base de referencia de priorización. El riesgo material, los contratos, las leyes, los clientes o los servicios críticos pueden requerir salvaguardias adicionales.</w:t>
       </w:r>
     </w:p>
-    <w:bookmarkEnd w:id="48"/>
-    <w:bookmarkStart w:id="49" w:name="cómo-mide-una-salvaguardia"/>
+    <w:bookmarkEnd w:id="49"/>
+    <w:bookmarkStart w:id="50" w:name="cómo-mide-una-salvaguardia"/>
     <w:p>
       <w:pPr>
         <w:pStyle w:val="Heading2"/>
@@ -7796,8 +8304,8 @@
         <w:t xml:space="preserve">Utilizar criterios oficiales, dependencias, hipótesis, aportaciones completas, operaciones definidas, medidas, métricas, revisión de procedimientos, excepciones y pruebas.</w:t>
       </w:r>
     </w:p>
-    <w:bookmarkEnd w:id="49"/>
-    <w:bookmarkStart w:id="50" w:name="por-qué-son-importantes-los-inventarios"/>
+    <w:bookmarkEnd w:id="50"/>
+    <w:bookmarkStart w:id="51" w:name="por-qué-son-importantes-los-inventarios"/>
     <w:p>
       <w:pPr>
         <w:pStyle w:val="Heading2"/>
@@ -7814,8 +8322,8 @@
         <w:t xml:space="preserve">Definen a las poblaciones que deben cubrir los controles de configuración, vulnerabilidad, registro, recuperación y respuesta.</w:t>
       </w:r>
     </w:p>
-    <w:bookmarkEnd w:id="50"/>
-    <w:bookmarkStart w:id="51" w:name="X0178e2ad2964cbab3c805028646c475c824a062"/>
+    <w:bookmarkEnd w:id="51"/>
+    <w:bookmarkStart w:id="52" w:name="X0178e2ad2964cbab3c805028646c475c824a062"/>
     <w:p>
       <w:pPr>
         <w:pStyle w:val="Heading2"/>
@@ -7832,8 +8340,8 @@
         <w:t xml:space="preserve">Un escaneo identifica principalmente debilidades conocidas; la prueba de penetración utiliza el análisis humano calificado y la explotación controlada para evaluar el impacto y la resiliencia.</w:t>
       </w:r>
     </w:p>
-    <w:bookmarkEnd w:id="51"/>
-    <w:bookmarkStart w:id="52" w:name="X2a3d8d973bfa0b5ed7501efb90ac72ec1b0ecc0"/>
+    <w:bookmarkEnd w:id="52"/>
+    <w:bookmarkStart w:id="53" w:name="X2a3d8d973bfa0b5ed7501efb90ac72ec1b0ecc0"/>
     <w:p>
       <w:pPr>
         <w:pStyle w:val="Heading2"/>
@@ -7850,8 +8358,8 @@
         <w:t xml:space="preserve">No. Identifica las relaciones, pero la organización debe probar el requisito y la evidencia exacta aplicable.</w:t>
       </w:r>
     </w:p>
-    <w:bookmarkEnd w:id="52"/>
-    <w:bookmarkStart w:id="53" w:name="qué-puede-concluir-un-analista-junior"/>
+    <w:bookmarkEnd w:id="53"/>
+    <w:bookmarkStart w:id="54" w:name="qué-puede-concluir-un-analista-junior"/>
     <w:p>
       <w:pPr>
         <w:pStyle w:val="Heading2"/>
@@ -7868,8 +8376,8 @@
         <w:t xml:space="preserve">Sólo lo que el alcance definido y el soporte de evidencia confiable, con muestreo y limitaciones claramente reveladas.</w:t>
       </w:r>
     </w:p>
-    <w:bookmarkEnd w:id="53"/>
-    <w:bookmarkStart w:id="54" w:name="preguntas-para-hacer-al-empleador"/>
+    <w:bookmarkEnd w:id="54"/>
+    <w:bookmarkStart w:id="55" w:name="preguntas-para-hacer-al-empleador"/>
     <w:p>
       <w:pPr>
         <w:pStyle w:val="Heading2"/>
@@ -7934,9 +8442,9 @@
         <w:t xml:space="preserve">¿Cómo revisará el trabajo de los funcionarios superiores?</w:t>
       </w:r>
     </w:p>
-    <w:bookmarkEnd w:id="54"/>
     <w:bookmarkEnd w:id="55"/>
-    <w:bookmarkStart w:id="65" w:name="plantillas-glosario-índice-y-referencias"/>
+    <w:bookmarkEnd w:id="56"/>
+    <w:bookmarkStart w:id="66" w:name="plantillas-glosario-índice-y-referencias"/>
     <w:p>
       <w:pPr>
         <w:pStyle w:val="Heading1"/>
@@ -7957,7 +8465,7 @@
         <w:t xml:space="preserve">Estructuras de trabajo reutilizables, términos importantes y puntos de partida autorizados.*</w:t>
       </w:r>
     </w:p>
-    <w:bookmarkStart w:id="56" w:name="Xd4c618b42330dd735bc1630c0214b43162c8346"/>
+    <w:bookmarkStart w:id="57" w:name="Xd4c618b42330dd735bc1630c0214b43162c8346"/>
     <w:p>
       <w:pPr>
         <w:pStyle w:val="Heading2"/>
@@ -8094,8 +8602,8 @@
         <w:t xml:space="preserve">La acción, el dueño, la fecha y la prueba de la vida</w:t>
       </w:r>
     </w:p>
-    <w:bookmarkEnd w:id="56"/>
-    <w:bookmarkStart w:id="57" w:name="registro-de-hallazgos-y-nuevas-pruebas"/>
+    <w:bookmarkEnd w:id="57"/>
+    <w:bookmarkStart w:id="58" w:name="registro-de-hallazgos-y-nuevas-pruebas"/>
     <w:p>
       <w:pPr>
         <w:pStyle w:val="Heading2"/>
@@ -8202,8 +8710,8 @@
         <w:t xml:space="preserve">Resultado final de la vida útil</w:t>
       </w:r>
     </w:p>
-    <w:bookmarkEnd w:id="57"/>
-    <w:bookmarkStart w:id="58" w:name="glosario"/>
+    <w:bookmarkEnd w:id="58"/>
+    <w:bookmarkStart w:id="59" w:name="glosario"/>
     <w:p>
       <w:pPr>
         <w:pStyle w:val="Heading2"/>
@@ -8304,8 +8812,8 @@
         <w:t xml:space="preserve">Función de seguridad permanente ← Govern, Identificar, Proteger, Detectar, Responder o Recuperar la cartografía.</w:t>
       </w:r>
     </w:p>
-    <w:bookmarkEnd w:id="58"/>
-    <w:bookmarkStart w:id="59" w:name="índice-de-asunto"/>
+    <w:bookmarkEnd w:id="59"/>
+    <w:bookmarkStart w:id="60" w:name="índice-de-asunto"/>
     <w:p>
       <w:pPr>
         <w:pStyle w:val="Heading2"/>
@@ -8442,8 +8950,8 @@
         <w:t xml:space="preserve">TEN TERRITORIO DE Vulnerabilidad ANTE LAS 12</w:t>
       </w:r>
     </w:p>
-    <w:bookmarkEnd w:id="59"/>
-    <w:bookmarkStart w:id="64" w:name="referencias-oficiales"/>
+    <w:bookmarkEnd w:id="60"/>
+    <w:bookmarkStart w:id="65" w:name="referencias-oficiales"/>
     <w:p>
       <w:pPr>
         <w:pStyle w:val="Heading2"/>
@@ -8464,7 +8972,7 @@
       <w:pPr>
         <w:pStyle w:val="BodyText"/>
       </w:pPr>
-      <w:hyperlink r:id="rId60">
+      <w:hyperlink r:id="rId61">
         <w:r>
           <w:rPr>
             <w:rStyle w:val="Hyperlink"/>
@@ -8480,19 +8988,6 @@
       <w:r>
         <w:t xml:space="preserve">[ ]](https://www.cisecurity.org/controls/implementation-groups)</w:t>
       </w:r>
-    </w:p>
-    <w:p>
-      <w:pPr>
-        <w:pStyle w:val="BodyText"/>
-      </w:pPr>
-      <w:hyperlink r:id="rId61">
-        <w:r>
-          <w:rPr>
-            <w:rStyle w:val="Hyperlink"/>
-          </w:rPr>
-          <w:t xml:space="preserve">Seguido</w:t>
-        </w:r>
-      </w:hyperlink>
     </w:p>
     <w:p>
       <w:pPr>
@@ -8524,6 +9019,19 @@
       <w:pPr>
         <w:pStyle w:val="BodyText"/>
       </w:pPr>
+      <w:hyperlink r:id="rId64">
+        <w:r>
+          <w:rPr>
+            <w:rStyle w:val="Hyperlink"/>
+          </w:rPr>
+          <w:t xml:space="preserve">Seguido</w:t>
+        </w:r>
+      </w:hyperlink>
+    </w:p>
+    <w:p>
+      <w:pPr>
+        <w:pStyle w:val="BodyText"/>
+      </w:pPr>
       <w:r>
         <w:t xml:space="preserve">[ ]u]CIS Controles cartografías y cumplimiento efectuados/u título](https://www.cisecurity.org/cybersecurity-tools/mapping-compliance/mapping-and-compliance-with-the-cis-controls)</w:t>
       </w:r>
@@ -8554,8 +9062,8 @@
         <w:t xml:space="preserve">Respuesta</w:t>
       </w:r>
     </w:p>
-    <w:bookmarkEnd w:id="64"/>
     <w:bookmarkEnd w:id="65"/>
+    <w:bookmarkEnd w:id="66"/>
     <w:sectPr/>
   </w:body>
 </w:document>

--- a/01-foundations/CIS_Controls_v8.1/Espanol/CIS_Critical_Security_Controls_v8.1_Practical_Manager_and_Junior_Analyst_Manual_Espanol_v1.0.docx
+++ b/01-foundations/CIS_Controls_v8.1/Espanol/CIS_Critical_Security_Controls_v8.1_Practical_Manager_and_Junior_Analyst_Manual_Espanol_v1.0.docx
@@ -7294,7 +7294,7 @@
           <w:iCs/>
           <w:i/>
         </w:rPr>
-        <w:t xml:space="preserve">Las preguntas, el tablero, la propiedad y los administradores de decisiones deben controlar.</w:t>
+        <w:t xml:space="preserve">Preguntas, tablero, responsabilidades y decisiones que la dirección debe controlar.</w:t>
       </w:r>
     </w:p>
     <w:p>
@@ -7305,7 +7305,7 @@
         </w:numPr>
       </w:pPr>
       <w:r>
-        <w:t xml:space="preserve">¿El IG elegido sigue siendo apropiado para datos sensibles, servicios críticos, exposición a amenazas, obligaciones, escala y habilidades?</w:t>
+        <w:t xml:space="preserve">¿El Grupo de Implementación seleccionado sigue siendo apropiado para los datos sensibles, los servicios críticos, la exposición a amenazas, las obligaciones, la escala y las capacidades disponibles?</w:t>
       </w:r>
     </w:p>
     <w:p>
@@ -7316,7 +7316,7 @@
         </w:numPr>
       </w:pPr>
       <w:r>
-        <w:t xml:space="preserve">¿Están las poblaciones centrales completas, actuales, de propiedad y reconciliadas con el descubrimiento independiente?</w:t>
+        <w:t xml:space="preserve">¿Las poblaciones fundamentales están completas, actualizadas, tienen un responsable y se concilian con fuentes independientes de descubrimiento?</w:t>
       </w:r>
     </w:p>
     <w:p>
@@ -7327,7 +7327,7 @@
         </w:numPr>
       </w:pPr>
       <w:r>
-        <w:t xml:space="preserve">¿Qué Salvaguardias IG1 tienen cobertura incompleta, revisión atrasada, datos de entrada no fiables o excepciones de repetición?</w:t>
+        <w:t xml:space="preserve">¿Qué Salvaguardas de IG1 presentan cobertura incompleta, revisiones vencidas, datos de entrada poco fiables o excepciones recurrentes?</w:t>
       </w:r>
     </w:p>
     <w:p>
@@ -7338,7 +7338,7 @@
         </w:numPr>
       </w:pPr>
       <w:r>
-        <w:t xml:space="preserve">¿Se han intensificado los accesos administrativos, los sistemas expuestos externamente, los programas informáticos no respaldados, las vulnerabilidades críticas y los fallos de recuperación?</w:t>
+        <w:t xml:space="preserve">¿Se escalan el acceso administrativo, los sistemas expuestos externamente, el software sin soporte, las vulnerabilidades críticas y los fallos de recuperación?</w:t>
       </w:r>
     </w:p>
     <w:p>
@@ -7349,7 +7349,7 @@
         </w:numPr>
       </w:pPr>
       <w:r>
-        <w:t xml:space="preserve">¿Las alertas resultan en investigación y respuesta, o sólo en el volumen de panel?</w:t>
+        <w:t xml:space="preserve">¿Las alertas generan investigación y respuesta, o solo volumen en los tableros?</w:t>
       </w:r>
     </w:p>
     <w:p>
@@ -7360,7 +7360,7 @@
         </w:numPr>
       </w:pPr>
       <w:r>
-        <w:t xml:space="preserve">¿Se entienden las responsabilidades de los proveedores de servicios, las pruebas, las obligaciones de incidentes, los subcontratistas y los planes de salida?</w:t>
+        <w:t xml:space="preserve">¿Se comprenden las responsabilidades de los proveedores de servicios, la evidencia, las obligaciones ante incidentes, los subcontratistas y los planes de salida?</w:t>
       </w:r>
     </w:p>
     <w:p>
@@ -7371,7 +7371,7 @@
         </w:numPr>
       </w:pPr>
       <w:r>
-        <w:t xml:space="preserve">¿Se autorizan pruebas de penetración y ejercicios de forma segura, con un alcance adecuado, realizados independientemente cuando sea necesario y seguidos a través de la prueba?</w:t>
+        <w:t xml:space="preserve">¿Las pruebas de penetración y los ejercicios están autorizados de forma segura, tienen un alcance adecuado, se realizan con independencia cuando corresponde y se siguen hasta la repetición de pruebas?</w:t>
       </w:r>
     </w:p>
     <w:p>
@@ -7388,7 +7388,816 @@
     <w:tbl>
       <w:tblPr>
         <w:tblStyle w:val="Table"/>
-        <w:tblW w:type="auto" w:w="0"/>
+        <w:tblW w:type="pct" w:w="5000"/>
+        <w:tblLook w:firstRow="1" w:lastRow="0" w:firstColumn="0" w:lastColumn="0" w:noHBand="0" w:noVBand="0" w:val="0020"/>
+        <w:jc w:val="start"/>
+      </w:tblPr>
+      <w:tblGrid>
+        <w:gridCol w:w="2640"/>
+        <w:gridCol w:w="2640"/>
+        <w:gridCol w:w="2640"/>
+      </w:tblGrid>
+      <w:tr>
+        <w:trPr>
+          <w:tblHeader w:val="true"/>
+        </w:trPr>
+        <w:tc>
+          <w:tcPr/>
+          <w:p>
+            <w:pPr>
+              <w:pStyle w:val="Compact"/>
+              <w:jc w:val="left"/>
+            </w:pPr>
+            <w:r>
+              <w:rPr>
+                <w:bCs/>
+                <w:b/>
+              </w:rPr>
+              <w:t xml:space="preserve">Área</w:t>
+            </w:r>
+          </w:p>
+        </w:tc>
+        <w:tc>
+          <w:tcPr/>
+          <w:p>
+            <w:pPr>
+              <w:pStyle w:val="Compact"/>
+              <w:jc w:val="left"/>
+            </w:pPr>
+            <w:r>
+              <w:rPr>
+                <w:bCs/>
+                <w:b/>
+              </w:rPr>
+              <w:t xml:space="preserve">Pregunta para la dirección</w:t>
+            </w:r>
+          </w:p>
+        </w:tc>
+        <w:tc>
+          <w:tcPr/>
+          <w:p>
+            <w:pPr>
+              <w:pStyle w:val="Compact"/>
+              <w:jc w:val="left"/>
+            </w:pPr>
+            <w:r>
+              <w:rPr>
+                <w:bCs/>
+                <w:b/>
+              </w:rPr>
+              <w:t xml:space="preserve">Estado</w:t>
+            </w:r>
+          </w:p>
+        </w:tc>
+      </w:tr>
+      <w:tr>
+        <w:tc>
+          <w:tcPr/>
+          <w:p>
+            <w:pPr>
+              <w:pStyle w:val="Compact"/>
+              <w:jc w:val="left"/>
+            </w:pPr>
+            <w:r>
+              <w:t xml:space="preserve">IG y alcance</w:t>
+            </w:r>
+          </w:p>
+        </w:tc>
+        <w:tc>
+          <w:tcPr/>
+          <w:p>
+            <w:pPr>
+              <w:pStyle w:val="Compact"/>
+              <w:jc w:val="left"/>
+            </w:pPr>
+            <w:r>
+              <w:t xml:space="preserve">¿Están documentadas la priorización, las adiciones, las exclusiones y las obligaciones?</w:t>
+            </w:r>
+          </w:p>
+        </w:tc>
+        <w:tc>
+          <w:tcPr/>
+          <w:p>
+            <w:pPr>
+              <w:pStyle w:val="Compact"/>
+              <w:jc w:val="left"/>
+            </w:pPr>
+            <w:r>
+              <w:t xml:space="preserve">Verde / Amarillo / Rojo</w:t>
+            </w:r>
+          </w:p>
+        </w:tc>
+      </w:tr>
+      <w:tr>
+        <w:tc>
+          <w:tcPr/>
+          <w:p>
+            <w:pPr>
+              <w:pStyle w:val="Compact"/>
+              <w:jc w:val="left"/>
+            </w:pPr>
+            <w:r>
+              <w:t xml:space="preserve">Inventarios</w:t>
+            </w:r>
+          </w:p>
+        </w:tc>
+        <w:tc>
+          <w:tcPr/>
+          <w:p>
+            <w:pPr>
+              <w:pStyle w:val="Compact"/>
+              <w:jc w:val="left"/>
+            </w:pPr>
+            <w:r>
+              <w:t xml:space="preserve">¿Están completos los activos, el software, los datos, las cuentas, los proveedores, las aplicaciones y los registros?</w:t>
+            </w:r>
+          </w:p>
+        </w:tc>
+        <w:tc>
+          <w:tcPr/>
+          <w:p>
+            <w:pPr>
+              <w:pStyle w:val="Compact"/>
+              <w:jc w:val="left"/>
+            </w:pPr>
+            <w:r>
+              <w:t xml:space="preserve">Verde / Amarillo / Rojo</w:t>
+            </w:r>
+          </w:p>
+        </w:tc>
+      </w:tr>
+      <w:tr>
+        <w:tc>
+          <w:tcPr/>
+          <w:p>
+            <w:pPr>
+              <w:pStyle w:val="Compact"/>
+              <w:jc w:val="left"/>
+            </w:pPr>
+            <w:r>
+              <w:t xml:space="preserve">Protección</w:t>
+            </w:r>
+          </w:p>
+        </w:tc>
+        <w:tc>
+          <w:tcPr/>
+          <w:p>
+            <w:pPr>
+              <w:pStyle w:val="Compact"/>
+              <w:jc w:val="left"/>
+            </w:pPr>
+            <w:r>
+              <w:t xml:space="preserve">¿Funcionan los controles de configuración, acceso, parches, correo electrónico, malware y datos?</w:t>
+            </w:r>
+          </w:p>
+        </w:tc>
+        <w:tc>
+          <w:tcPr/>
+          <w:p>
+            <w:pPr>
+              <w:pStyle w:val="Compact"/>
+              <w:jc w:val="left"/>
+            </w:pPr>
+            <w:r>
+              <w:t xml:space="preserve">Verde / Amarillo / Rojo</w:t>
+            </w:r>
+          </w:p>
+        </w:tc>
+      </w:tr>
+      <w:tr>
+        <w:tc>
+          <w:tcPr/>
+          <w:p>
+            <w:pPr>
+              <w:pStyle w:val="Compact"/>
+              <w:jc w:val="left"/>
+            </w:pPr>
+            <w:r>
+              <w:t xml:space="preserve">Detección</w:t>
+            </w:r>
+          </w:p>
+        </w:tc>
+        <w:tc>
+          <w:tcPr/>
+          <w:p>
+            <w:pPr>
+              <w:pStyle w:val="Compact"/>
+              <w:jc w:val="left"/>
+            </w:pPr>
+            <w:r>
+              <w:t xml:space="preserve">¿La cobertura de registros y red está completa y se revisan las alertas?</w:t>
+            </w:r>
+          </w:p>
+        </w:tc>
+        <w:tc>
+          <w:tcPr/>
+          <w:p>
+            <w:pPr>
+              <w:pStyle w:val="Compact"/>
+              <w:jc w:val="left"/>
+            </w:pPr>
+            <w:r>
+              <w:t xml:space="preserve">Verde / Amarillo / Rojo</w:t>
+            </w:r>
+          </w:p>
+        </w:tc>
+      </w:tr>
+      <w:tr>
+        <w:tc>
+          <w:tcPr/>
+          <w:p>
+            <w:pPr>
+              <w:pStyle w:val="Compact"/>
+              <w:jc w:val="left"/>
+            </w:pPr>
+            <w:r>
+              <w:t xml:space="preserve">Recuperación</w:t>
+            </w:r>
+          </w:p>
+        </w:tc>
+        <w:tc>
+          <w:tcPr/>
+          <w:p>
+            <w:pPr>
+              <w:pStyle w:val="Compact"/>
+              <w:jc w:val="left"/>
+            </w:pPr>
+            <w:r>
+              <w:t xml:space="preserve">¿Las copias de seguridad protegidas y las restauraciones se prueban frente a las necesidades del negocio?</w:t>
+            </w:r>
+          </w:p>
+        </w:tc>
+        <w:tc>
+          <w:tcPr/>
+          <w:p>
+            <w:pPr>
+              <w:pStyle w:val="Compact"/>
+              <w:jc w:val="left"/>
+            </w:pPr>
+            <w:r>
+              <w:t xml:space="preserve">Verde / Amarillo / Rojo</w:t>
+            </w:r>
+          </w:p>
+        </w:tc>
+      </w:tr>
+      <w:tr>
+        <w:tc>
+          <w:tcPr/>
+          <w:p>
+            <w:pPr>
+              <w:pStyle w:val="Compact"/>
+              <w:jc w:val="left"/>
+            </w:pPr>
+            <w:r>
+              <w:t xml:space="preserve">Respuesta</w:t>
+            </w:r>
+          </w:p>
+        </w:tc>
+        <w:tc>
+          <w:tcPr/>
+          <w:p>
+            <w:pPr>
+              <w:pStyle w:val="Compact"/>
+              <w:jc w:val="left"/>
+            </w:pPr>
+            <w:r>
+              <w:t xml:space="preserve">¿Están actualizados los roles, contactos, umbrales, ejercicios y revisiones?</w:t>
+            </w:r>
+          </w:p>
+        </w:tc>
+        <w:tc>
+          <w:tcPr/>
+          <w:p>
+            <w:pPr>
+              <w:pStyle w:val="Compact"/>
+              <w:jc w:val="left"/>
+            </w:pPr>
+            <w:r>
+              <w:t xml:space="preserve">Verde / Amarillo / Rojo</w:t>
+            </w:r>
+          </w:p>
+        </w:tc>
+      </w:tr>
+      <w:tr>
+        <w:tc>
+          <w:tcPr/>
+          <w:p>
+            <w:pPr>
+              <w:pStyle w:val="Compact"/>
+              <w:jc w:val="left"/>
+            </w:pPr>
+            <w:r>
+              <w:t xml:space="preserve">Medición</w:t>
+            </w:r>
+          </w:p>
+        </w:tc>
+        <w:tc>
+          <w:tcPr/>
+          <w:p>
+            <w:pPr>
+              <w:pStyle w:val="Compact"/>
+              <w:jc w:val="left"/>
+            </w:pPr>
+            <w:r>
+              <w:t xml:space="preserve">¿Los datos de entrada son fiables y se corrigen las poblaciones con excepciones?</w:t>
+            </w:r>
+          </w:p>
+        </w:tc>
+        <w:tc>
+          <w:tcPr/>
+          <w:p>
+            <w:pPr>
+              <w:pStyle w:val="Compact"/>
+              <w:jc w:val="left"/>
+            </w:pPr>
+            <w:r>
+              <w:t xml:space="preserve">Verde / Amarillo / Rojo</w:t>
+            </w:r>
+          </w:p>
+        </w:tc>
+      </w:tr>
+      <w:tr>
+        <w:tc>
+          <w:tcPr/>
+          <w:p>
+            <w:pPr>
+              <w:pStyle w:val="Compact"/>
+              <w:jc w:val="left"/>
+            </w:pPr>
+            <w:r>
+              <w:t xml:space="preserve">Aseguramiento</w:t>
+            </w:r>
+          </w:p>
+        </w:tc>
+        <w:tc>
+          <w:tcPr/>
+          <w:p>
+            <w:pPr>
+              <w:pStyle w:val="Compact"/>
+              <w:jc w:val="left"/>
+            </w:pPr>
+            <w:r>
+              <w:t xml:space="preserve">¿Las pruebas, limitaciones, hallazgos y repeticiones de pruebas son sustentables?</w:t>
+            </w:r>
+          </w:p>
+        </w:tc>
+        <w:tc>
+          <w:tcPr/>
+          <w:p>
+            <w:pPr>
+              <w:pStyle w:val="Compact"/>
+              <w:jc w:val="left"/>
+            </w:pPr>
+            <w:r>
+              <w:t xml:space="preserve">Verde / Amarillo / Rojo</w:t>
+            </w:r>
+          </w:p>
+        </w:tc>
+      </w:tr>
+    </w:tbl>
+    <w:bookmarkEnd w:id="44"/>
+    <w:bookmarkStart w:id="46" w:name="guía-profesional-para-analistas-junior"/>
+    <w:p>
+      <w:pPr>
+        <w:pStyle w:val="Heading1"/>
+      </w:pPr>
+      <w:r>
+        <w:t xml:space="preserve">26. Guía profesional para analistas junior</w:t>
+      </w:r>
+    </w:p>
+    <w:p>
+      <w:pPr>
+        <w:pStyle w:val="FirstParagraph"/>
+      </w:pPr>
+      <w:r>
+        <w:rPr>
+          <w:iCs/>
+          <w:i/>
+        </w:rPr>
+        <w:t xml:space="preserve">Una ruta práctica hacia trabajos de controles, vulnerabilidades, aseguramiento, GRC y operaciones de seguridad.</w:t>
+      </w:r>
+    </w:p>
+    <w:p>
+      <w:pPr>
+        <w:pStyle w:val="BodyText"/>
+      </w:pPr>
+    </w:p>
+    <w:p>
+      <w:pPr>
+        <w:pStyle w:val="BodyText"/>
+      </w:pPr>
+      <w:r>
+        <w:t xml:space="preserve">Figura 10. Ruta para analistas junior de Controles CIS</w:t>
+      </w:r>
+    </w:p>
+    <w:p>
+      <w:pPr>
+        <w:pStyle w:val="BodyText"/>
+      </w:pPr>
+      <w:r>
+        <w:t xml:space="preserve">Analista junior de controles de seguridad</w:t>
+      </w:r>
+    </w:p>
+    <w:p>
+      <w:pPr>
+        <w:pStyle w:val="BodyText"/>
+      </w:pPr>
+      <w:r>
+        <w:t xml:space="preserve">Analista de GRC</w:t>
+      </w:r>
+    </w:p>
+    <w:p>
+      <w:pPr>
+        <w:pStyle w:val="BodyText"/>
+      </w:pPr>
+      <w:r>
+        <w:t xml:space="preserve">Analista de gestión de vulnerabilidades</w:t>
+      </w:r>
+    </w:p>
+    <w:p>
+      <w:pPr>
+        <w:pStyle w:val="BodyText"/>
+      </w:pPr>
+      <w:r>
+        <w:t xml:space="preserve">Analista de aseguramiento de seguridad</w:t>
+      </w:r>
+    </w:p>
+    <w:p>
+      <w:pPr>
+        <w:pStyle w:val="BodyText"/>
+      </w:pPr>
+      <w:r>
+        <w:t xml:space="preserve">Analista de operaciones de seguridad</w:t>
+      </w:r>
+    </w:p>
+    <w:p>
+      <w:pPr>
+        <w:pStyle w:val="BodyText"/>
+      </w:pPr>
+      <w:r>
+        <w:t xml:space="preserve">Analista de cumplimiento de TI</w:t>
+      </w:r>
+    </w:p>
+    <w:p>
+      <w:pPr>
+        <w:pStyle w:val="BodyText"/>
+      </w:pPr>
+      <w:r>
+        <w:t xml:space="preserve">Analista de riesgos de terceros</w:t>
+      </w:r>
+    </w:p>
+    <w:p>
+      <w:pPr>
+        <w:pStyle w:val="BodyText"/>
+      </w:pPr>
+      <w:r>
+        <w:t xml:space="preserve">Analista de programas de ciberseguridad</w:t>
+      </w:r>
+    </w:p>
+    <w:bookmarkStart w:id="45" w:name="trabajo-típico-de-nivel-junior"/>
+    <w:p>
+      <w:pPr>
+        <w:pStyle w:val="Heading2"/>
+      </w:pPr>
+      <w:r>
+        <w:t xml:space="preserve">26.1 Trabajo típico de nivel junior</w:t>
+      </w:r>
+    </w:p>
+    <w:p>
+      <w:pPr>
+        <w:numPr>
+          <w:ilvl w:val="0"/>
+          <w:numId w:val="1011"/>
+        </w:numPr>
+      </w:pPr>
+      <w:r>
+        <w:t xml:space="preserve">Mantener inventarios de activos, software, datos, cuentas, sistemas de red, proveedores, aplicaciones, hallazgos y evidencia.</w:t>
+      </w:r>
+    </w:p>
+    <w:p>
+      <w:pPr>
+        <w:numPr>
+          <w:ilvl w:val="0"/>
+          <w:numId w:val="1011"/>
+        </w:numPr>
+      </w:pPr>
+      <w:r>
+        <w:t xml:space="preserve">Recopilar evidencia sin alterar los registros fuente y validar la integridad de las poblaciones.</w:t>
+      </w:r>
+    </w:p>
+    <w:p>
+      <w:pPr>
+        <w:numPr>
+          <w:ilvl w:val="0"/>
+          <w:numId w:val="1011"/>
+        </w:numPr>
+      </w:pPr>
+      <w:r>
+        <w:t xml:space="preserve">Mapear Salvaguardas con responsables, sistemas, procedimientos, configuraciones, evidencia, métricas, excepciones y acciones.</w:t>
+      </w:r>
+    </w:p>
+    <w:p>
+      <w:pPr>
+        <w:numPr>
+          <w:ilvl w:val="0"/>
+          <w:numId w:val="1011"/>
+        </w:numPr>
+      </w:pPr>
+      <w:r>
+        <w:t xml:space="preserve">Ejecutar herramientas autorizadas de descubrimiento, configuración, vulnerabilidades, registros o seguridad de aplicaciones conforme a procedimientos aprobados.</w:t>
+      </w:r>
+    </w:p>
+    <w:p>
+      <w:pPr>
+        <w:numPr>
+          <w:ilvl w:val="0"/>
+          <w:numId w:val="1011"/>
+        </w:numPr>
+      </w:pPr>
+      <w:r>
+        <w:t xml:space="preserve">Calcular métricas de cobertura y excepciones mediante la estructura oficial de evaluación.</w:t>
+      </w:r>
+    </w:p>
+    <w:p>
+      <w:pPr>
+        <w:numPr>
+          <w:ilvl w:val="0"/>
+          <w:numId w:val="1011"/>
+        </w:numPr>
+      </w:pPr>
+      <w:r>
+        <w:t xml:space="preserve">Dar seguimiento al software sin soporte, activos no autorizados, problemas de acceso, vulnerabilidades, copias de seguridad fallidas, brechas de alertas y hallazgos de proveedores hasta la repetición de pruebas.</w:t>
+      </w:r>
+    </w:p>
+    <w:p>
+      <w:pPr>
+        <w:numPr>
+          <w:ilvl w:val="0"/>
+          <w:numId w:val="1011"/>
+        </w:numPr>
+      </w:pPr>
+      <w:r>
+        <w:t xml:space="preserve">Redactar conclusiones claras sin afirmar autoridad ni certeza más allá de lo que respalda la evidencia.</w:t>
+      </w:r>
+    </w:p>
+    <w:tbl>
+      <w:tblPr>
+        <w:tblStyle w:val="Table"/>
+        <w:tblW w:type="pct" w:w="5000"/>
+        <w:tblLook w:firstRow="1" w:lastRow="0" w:firstColumn="0" w:lastColumn="0" w:noHBand="0" w:noVBand="0" w:val="0020"/>
+        <w:jc w:val="start"/>
+      </w:tblPr>
+      <w:tblGrid>
+        <w:gridCol w:w="3960"/>
+        <w:gridCol w:w="3960"/>
+      </w:tblGrid>
+      <w:tr>
+        <w:trPr>
+          <w:tblHeader w:val="true"/>
+        </w:trPr>
+        <w:tc>
+          <w:tcPr/>
+          <w:p>
+            <w:pPr>
+              <w:pStyle w:val="Compact"/>
+              <w:jc w:val="left"/>
+            </w:pPr>
+            <w:r>
+              <w:rPr>
+                <w:bCs/>
+                <w:b/>
+              </w:rPr>
+              <w:t xml:space="preserve">Competencia</w:t>
+            </w:r>
+          </w:p>
+        </w:tc>
+        <w:tc>
+          <w:tcPr/>
+          <w:p>
+            <w:pPr>
+              <w:pStyle w:val="Compact"/>
+              <w:jc w:val="left"/>
+            </w:pPr>
+            <w:r>
+              <w:rPr>
+                <w:bCs/>
+                <w:b/>
+              </w:rPr>
+              <w:t xml:space="preserve">Evidencia para el portafolio</w:t>
+            </w:r>
+          </w:p>
+        </w:tc>
+      </w:tr>
+      <w:tr>
+        <w:tc>
+          <w:tcPr/>
+          <w:p>
+            <w:pPr>
+              <w:pStyle w:val="Compact"/>
+              <w:jc w:val="left"/>
+            </w:pPr>
+            <w:r>
+              <w:t xml:space="preserve">Marco</w:t>
+            </w:r>
+          </w:p>
+        </w:tc>
+        <w:tc>
+          <w:tcPr/>
+          <w:p>
+            <w:pPr>
+              <w:pStyle w:val="Compact"/>
+              <w:jc w:val="left"/>
+            </w:pPr>
+            <w:r>
+              <w:t xml:space="preserve">Explicar los 18 Controles, los IG, las clases de activos y las funciones</w:t>
+            </w:r>
+          </w:p>
+        </w:tc>
+      </w:tr>
+      <w:tr>
+        <w:tc>
+          <w:tcPr/>
+          <w:p>
+            <w:pPr>
+              <w:pStyle w:val="Compact"/>
+              <w:jc w:val="left"/>
+            </w:pPr>
+            <w:r>
+              <w:t xml:space="preserve">Inventarios</w:t>
+            </w:r>
+          </w:p>
+        </w:tc>
+        <w:tc>
+          <w:tcPr/>
+          <w:p>
+            <w:pPr>
+              <w:pStyle w:val="Compact"/>
+              <w:jc w:val="left"/>
+            </w:pPr>
+            <w:r>
+              <w:t xml:space="preserve">Conciliar dos fuentes independientes y explicar las diferencias</w:t>
+            </w:r>
+          </w:p>
+        </w:tc>
+      </w:tr>
+      <w:tr>
+        <w:tc>
+          <w:tcPr/>
+          <w:p>
+            <w:pPr>
+              <w:pStyle w:val="Compact"/>
+              <w:jc w:val="left"/>
+            </w:pPr>
+            <w:r>
+              <w:t xml:space="preserve">Medición</w:t>
+            </w:r>
+          </w:p>
+        </w:tc>
+        <w:tc>
+          <w:tcPr/>
+          <w:p>
+            <w:pPr>
+              <w:pStyle w:val="Compact"/>
+              <w:jc w:val="left"/>
+            </w:pPr>
+            <w:r>
+              <w:t xml:space="preserve">Mostrar entradas, operaciones, medidas, métrica, lista de excepciones y conclusión</w:t>
+            </w:r>
+          </w:p>
+        </w:tc>
+      </w:tr>
+      <w:tr>
+        <w:tc>
+          <w:tcPr/>
+          <w:p>
+            <w:pPr>
+              <w:pStyle w:val="Compact"/>
+              <w:jc w:val="left"/>
+            </w:pPr>
+            <w:r>
+              <w:t xml:space="preserve">Conocimientos técnicos</w:t>
+            </w:r>
+          </w:p>
+        </w:tc>
+        <w:tc>
+          <w:tcPr/>
+          <w:p>
+            <w:pPr>
+              <w:pStyle w:val="Compact"/>
+              <w:jc w:val="left"/>
+            </w:pPr>
+            <w:r>
+              <w:t xml:space="preserve">Interpretar evidencia de configuración, identidad, escaneo, registros, recuperación y aplicaciones</w:t>
+            </w:r>
+          </w:p>
+        </w:tc>
+      </w:tr>
+      <w:tr>
+        <w:tc>
+          <w:tcPr/>
+          <w:p>
+            <w:pPr>
+              <w:pStyle w:val="Compact"/>
+              <w:jc w:val="left"/>
+            </w:pPr>
+            <w:r>
+              <w:t xml:space="preserve">Remediación</w:t>
+            </w:r>
+          </w:p>
+        </w:tc>
+        <w:tc>
+          <w:tcPr/>
+          <w:p>
+            <w:pPr>
+              <w:pStyle w:val="Compact"/>
+              <w:jc w:val="left"/>
+            </w:pPr>
+            <w:r>
+              <w:t xml:space="preserve">Relacionar el hallazgo con el responsable, la fecha límite, la corrección y la repetición de pruebas verificada</w:t>
+            </w:r>
+          </w:p>
+        </w:tc>
+      </w:tr>
+      <w:tr>
+        <w:tc>
+          <w:tcPr/>
+          <w:p>
+            <w:pPr>
+              <w:pStyle w:val="Compact"/>
+              <w:jc w:val="left"/>
+            </w:pPr>
+            <w:r>
+              <w:t xml:space="preserve">Comunicación</w:t>
+            </w:r>
+          </w:p>
+        </w:tc>
+        <w:tc>
+          <w:tcPr/>
+          <w:p>
+            <w:pPr>
+              <w:pStyle w:val="Compact"/>
+              <w:jc w:val="left"/>
+            </w:pPr>
+            <w:r>
+              <w:t xml:space="preserve">Redactar un resumen de una página para la dirección y un documento de trabajo detallado</w:t>
+            </w:r>
+          </w:p>
+        </w:tc>
+      </w:tr>
+      <w:tr>
+        <w:tc>
+          <w:tcPr/>
+          <w:p>
+            <w:pPr>
+              <w:pStyle w:val="Compact"/>
+              <w:jc w:val="left"/>
+            </w:pPr>
+            <w:r>
+              <w:t xml:space="preserve">Ética</w:t>
+            </w:r>
+          </w:p>
+        </w:tc>
+        <w:tc>
+          <w:tcPr/>
+          <w:p>
+            <w:pPr>
+              <w:pStyle w:val="Compact"/>
+              <w:jc w:val="left"/>
+            </w:pPr>
+            <w:r>
+              <w:t xml:space="preserve">Utilizar datos sintéticos, autorización, límites de alcance y afirmaciones honestas</w:t>
+            </w:r>
+          </w:p>
+        </w:tc>
+      </w:tr>
+    </w:tbl>
+    <w:bookmarkEnd w:id="45"/>
+    <w:bookmarkEnd w:id="46"/>
+    <w:bookmarkStart w:id="47" w:name="laboratorio-y-portafolio-ficticios"/>
+    <w:p>
+      <w:pPr>
+        <w:pStyle w:val="Heading1"/>
+      </w:pPr>
+      <w:r>
+        <w:t xml:space="preserve">27. Laboratorio y portafolio ficticios</w:t>
+      </w:r>
+    </w:p>
+    <w:p>
+      <w:pPr>
+        <w:pStyle w:val="FirstParagraph"/>
+      </w:pPr>
+      <w:r>
+        <w:rPr>
+          <w:iCs/>
+          <w:i/>
+        </w:rPr>
+        <w:t xml:space="preserve">Un entorno seguro de práctica con datos sintéticos y sistemas de laboratorio autorizados.</w:t>
+      </w:r>
+    </w:p>
+    <w:tbl>
+      <w:tblPr>
+        <w:tblStyle w:val="Table"/>
+        <w:tblW w:type="pct" w:w="5000"/>
         <w:tblLook w:firstRow="1" w:lastRow="0" w:firstColumn="0" w:lastColumn="0" w:noHBand="0" w:noVBand="0" w:val="0020"/>
         <w:jc w:val="start"/>
       </w:tblPr>
@@ -7411,35 +8220,13 @@
                 <w:bCs/>
                 <w:b/>
               </w:rPr>
-              <w:t xml:space="preserve">Area</w:t>
-            </w:r>
-          </w:p>
-        </w:tc>
-      </w:tr>
-      <w:tr>
-        <w:tc>
-          <w:tcPr/>
-          <w:p>
-            <w:pPr>
-              <w:pStyle w:val="Compact"/>
-              <w:jc w:val="left"/>
-            </w:pPr>
-            <w:r>
-              <w:t xml:space="preserve">IG y alcance</w:t>
-            </w:r>
-          </w:p>
-        </w:tc>
-      </w:tr>
-      <w:tr>
-        <w:tc>
-          <w:tcPr/>
-          <w:p>
-            <w:pPr>
-              <w:pStyle w:val="Compact"/>
-              <w:jc w:val="left"/>
-            </w:pPr>
-            <w:r>
-              <w:t xml:space="preserve">← Inventories</w:t>
+              <w:t xml:space="preserve">Regla del laboratorio:</w:t>
+            </w:r>
+            <w:r>
+              <w:t xml:space="preserve"> </w:t>
+            </w:r>
+            <w:r>
+              <w:t xml:space="preserve">Utilice organizaciones ficticias, datos sintéticos, sistemas aislados y autorización escrita. Nunca ataque objetivos públicos, use credenciales reales ni publique resultados sensibles de herramientas.</w:t>
             </w:r>
           </w:p>
         </w:tc>
@@ -7447,50 +8234,390 @@
     </w:tbl>
     <w:p>
       <w:pPr>
-        <w:pStyle w:val="BodyText"/>
-      </w:pPr>
-      <w:r>
-        <w:t xml:space="preserve">TEN Protection TEN ¿Operan la configuración, el acceso, el parche, el correo electrónico, el malware y los controles de datos? Verde / Amarillo / Rojo</w:t>
-      </w:r>
-      <w:r>
-        <w:t xml:space="preserve"> </w:t>
-      </w:r>
-      <w:r>
-        <w:t xml:space="preserve">| Detección | ¿Se ha completado la cobertura de registro y red y se han revisado las alertas? Verde / Amarillo / Rojo</w:t>
-      </w:r>
-      <w:r>
-        <w:t xml:space="preserve"> </w:t>
-      </w:r>
-      <w:r>
-        <w:t xml:space="preserve">← Recuperación | ¿Están protegidos copias de seguridad y restauraciones probadas contra las necesidades de negocio? Verde / Amarillo / Rojo</w:t>
-      </w:r>
-      <w:r>
-        <w:t xml:space="preserve"> </w:t>
-      </w:r>
-      <w:r>
-        <w:t xml:space="preserve">| Respuesta | ¿Son los roles, contactos, umbrales, ejercicios y revisiones actuales? Verde / Amarillo / Rojo</w:t>
-      </w:r>
-      <w:r>
-        <w:t xml:space="preserve"> </w:t>
-      </w:r>
-      <w:r>
-        <w:t xml:space="preserve">TENED ¿Se corrigieron las poblaciones confiables y de excepción? Verde / Amarillo / Rojo</w:t>
-      </w:r>
-      <w:r>
-        <w:t xml:space="preserve"> </w:t>
-      </w:r>
-      <w:r>
-        <w:t xml:space="preserve">¿Son compatibles las pruebas, limitaciones, hallazgos y pruebas? Verde / Amarillo / Rojo</w:t>
-      </w:r>
-    </w:p>
-    <w:bookmarkEnd w:id="44"/>
-    <w:bookmarkStart w:id="46" w:name="junior-analyst-career-guide"/>
+        <w:numPr>
+          <w:ilvl w:val="0"/>
+          <w:numId w:val="1012"/>
+        </w:numPr>
+      </w:pPr>
+      <w:r>
+        <w:t xml:space="preserve">Cree una empresa ficticia de 50 personas con portátiles, servidores, servicios en la nube, una aplicación web, personal remoto y cinco proveedores.</w:t>
+      </w:r>
+    </w:p>
+    <w:p>
+      <w:pPr>
+        <w:numPr>
+          <w:ilvl w:val="0"/>
+          <w:numId w:val="1012"/>
+        </w:numPr>
+      </w:pPr>
+      <w:r>
+        <w:t xml:space="preserve">Seleccione IG1 y documente tres adiciones basadas en riesgos provenientes de IG2 o IG3.</w:t>
+      </w:r>
+    </w:p>
+    <w:p>
+      <w:pPr>
+        <w:numPr>
+          <w:ilvl w:val="0"/>
+          <w:numId w:val="1012"/>
+        </w:numPr>
+      </w:pPr>
+      <w:r>
+        <w:t xml:space="preserve">Cree inventarios de activos empresariales, software, datos, cuentas, sistemas de autenticación, red, proveedores, aplicaciones y fuentes de registros.</w:t>
+      </w:r>
+    </w:p>
+    <w:p>
+      <w:pPr>
+        <w:numPr>
+          <w:ilvl w:val="0"/>
+          <w:numId w:val="1012"/>
+        </w:numPr>
+      </w:pPr>
+      <w:r>
+        <w:t xml:space="preserve">Utilice Nmap y osquery en un laboratorio aislado para conciliar los inventarios de activos y software.</w:t>
+      </w:r>
+    </w:p>
+    <w:p>
+      <w:pPr>
+        <w:numPr>
+          <w:ilvl w:val="0"/>
+          <w:numId w:val="1012"/>
+        </w:numPr>
+      </w:pPr>
+      <w:r>
+        <w:t xml:space="preserve">Utilice OpenSCAP o Lynis en un equipo de laboratorio; documente hallazgos de configuración, excepciones, correcciones y reevaluación.</w:t>
+      </w:r>
+    </w:p>
+    <w:p>
+      <w:pPr>
+        <w:numPr>
+          <w:ilvl w:val="0"/>
+          <w:numId w:val="1012"/>
+        </w:numPr>
+      </w:pPr>
+      <w:r>
+        <w:t xml:space="preserve">Utilice Greenbone en objetivos de laboratorio aprobados; valide la cobertura, los hallazgos, la remediación y el nuevo escaneo.</w:t>
+      </w:r>
+    </w:p>
+    <w:p>
+      <w:pPr>
+        <w:numPr>
+          <w:ilvl w:val="0"/>
+          <w:numId w:val="1012"/>
+        </w:numPr>
+      </w:pPr>
+      <w:r>
+        <w:t xml:space="preserve">Utilice Wazuh o Suricata para generar e investigar una alerta de prueba segura.</w:t>
+      </w:r>
+    </w:p>
+    <w:p>
+      <w:pPr>
+        <w:numPr>
+          <w:ilvl w:val="0"/>
+          <w:numId w:val="1012"/>
+        </w:numPr>
+      </w:pPr>
+      <w:r>
+        <w:t xml:space="preserve">Utilice Trivy o ZAP sobre un repositorio o una aplicación de capacitación y registre la corrección y la repetición de pruebas.</w:t>
+      </w:r>
+    </w:p>
+    <w:p>
+      <w:pPr>
+        <w:numPr>
+          <w:ilvl w:val="0"/>
+          <w:numId w:val="1012"/>
+        </w:numPr>
+      </w:pPr>
+      <w:r>
+        <w:t xml:space="preserve">Redacte una prueba de restauración de copias de seguridad y un registro de ejercicio de mesa para incidentes.</w:t>
+      </w:r>
+    </w:p>
+    <w:p>
+      <w:pPr>
+        <w:numPr>
+          <w:ilvl w:val="0"/>
+          <w:numId w:val="1012"/>
+        </w:numPr>
+      </w:pPr>
+      <w:r>
+        <w:t xml:space="preserve">Cree cinco documentos de trabajo basados en la Especificación para la Evaluación de Controles CIS, con entradas, operaciones, medidas, métricas, listas de excepciones y conclusiones.</w:t>
+      </w:r>
+    </w:p>
+    <w:p>
+      <w:pPr>
+        <w:numPr>
+          <w:ilvl w:val="0"/>
+          <w:numId w:val="1012"/>
+        </w:numPr>
+      </w:pPr>
+      <w:r>
+        <w:t xml:space="preserve">Publique únicamente artefactos depurados e indique claramente que el proyecto es ficticio y no constituye una evaluación formal de CIS.</w:t>
+      </w:r>
+    </w:p>
+    <w:tbl>
+      <w:tblPr>
+        <w:tblStyle w:val="Table"/>
+        <w:tblW w:type="pct" w:w="5000"/>
+        <w:tblLook w:firstRow="1" w:lastRow="0" w:firstColumn="0" w:lastColumn="0" w:noHBand="0" w:noVBand="0" w:val="0020"/>
+        <w:jc w:val="start"/>
+      </w:tblPr>
+      <w:tblGrid>
+        <w:gridCol w:w="3960"/>
+        <w:gridCol w:w="3960"/>
+      </w:tblGrid>
+      <w:tr>
+        <w:trPr>
+          <w:tblHeader w:val="true"/>
+        </w:trPr>
+        <w:tc>
+          <w:tcPr/>
+          <w:p>
+            <w:pPr>
+              <w:pStyle w:val="Compact"/>
+              <w:jc w:val="left"/>
+            </w:pPr>
+            <w:r>
+              <w:rPr>
+                <w:bCs/>
+                <w:b/>
+              </w:rPr>
+              <w:t xml:space="preserve">Artefacto</w:t>
+            </w:r>
+          </w:p>
+        </w:tc>
+        <w:tc>
+          <w:tcPr/>
+          <w:p>
+            <w:pPr>
+              <w:pStyle w:val="Compact"/>
+              <w:jc w:val="left"/>
+            </w:pPr>
+            <w:r>
+              <w:rPr>
+                <w:bCs/>
+                <w:b/>
+              </w:rPr>
+              <w:t xml:space="preserve">Qué demuestra</w:t>
+            </w:r>
+          </w:p>
+        </w:tc>
+      </w:tr>
+      <w:tr>
+        <w:tc>
+          <w:tcPr/>
+          <w:p>
+            <w:pPr>
+              <w:pStyle w:val="Compact"/>
+              <w:jc w:val="left"/>
+            </w:pPr>
+            <w:r>
+              <w:t xml:space="preserve">Memorando de selección del IG</w:t>
+            </w:r>
+          </w:p>
+        </w:tc>
+        <w:tc>
+          <w:tcPr/>
+          <w:p>
+            <w:pPr>
+              <w:pStyle w:val="Compact"/>
+              <w:jc w:val="left"/>
+            </w:pPr>
+            <w:r>
+              <w:t xml:space="preserve">Priorización y razonamiento basado en riesgos</w:t>
+            </w:r>
+          </w:p>
+        </w:tc>
+      </w:tr>
+      <w:tr>
+        <w:tc>
+          <w:tcPr/>
+          <w:p>
+            <w:pPr>
+              <w:pStyle w:val="Compact"/>
+              <w:jc w:val="left"/>
+            </w:pPr>
+            <w:r>
+              <w:t xml:space="preserve">Conciliación de inventarios</w:t>
+            </w:r>
+          </w:p>
+        </w:tc>
+        <w:tc>
+          <w:tcPr/>
+          <w:p>
+            <w:pPr>
+              <w:pStyle w:val="Compact"/>
+              <w:jc w:val="left"/>
+            </w:pPr>
+            <w:r>
+              <w:t xml:space="preserve">Integridad de la población y capacidad analítica</w:t>
+            </w:r>
+          </w:p>
+        </w:tc>
+      </w:tr>
+      <w:tr>
+        <w:tc>
+          <w:tcPr/>
+          <w:p>
+            <w:pPr>
+              <w:pStyle w:val="Compact"/>
+              <w:jc w:val="left"/>
+            </w:pPr>
+            <w:r>
+              <w:t xml:space="preserve">Documento de trabajo de una Salvaguarda</w:t>
+            </w:r>
+          </w:p>
+        </w:tc>
+        <w:tc>
+          <w:tcPr/>
+          <w:p>
+            <w:pPr>
+              <w:pStyle w:val="Compact"/>
+              <w:jc w:val="left"/>
+            </w:pPr>
+            <w:r>
+              <w:t xml:space="preserve">Estructura oficial de medición y evidencia</w:t>
+            </w:r>
+          </w:p>
+        </w:tc>
+      </w:tr>
+      <w:tr>
+        <w:tc>
+          <w:tcPr/>
+          <w:p>
+            <w:pPr>
+              <w:pStyle w:val="Compact"/>
+              <w:jc w:val="left"/>
+            </w:pPr>
+            <w:r>
+              <w:t xml:space="preserve">Reevaluación de configuración</w:t>
+            </w:r>
+          </w:p>
+        </w:tc>
+        <w:tc>
+          <w:tcPr/>
+          <w:p>
+            <w:pPr>
+              <w:pStyle w:val="Compact"/>
+              <w:jc w:val="left"/>
+            </w:pPr>
+            <w:r>
+              <w:t xml:space="preserve">Hallazgo técnico, corrección y repetición de pruebas</w:t>
+            </w:r>
+          </w:p>
+        </w:tc>
+      </w:tr>
+      <w:tr>
+        <w:tc>
+          <w:tcPr/>
+          <w:p>
+            <w:pPr>
+              <w:pStyle w:val="Compact"/>
+              <w:jc w:val="left"/>
+            </w:pPr>
+            <w:r>
+              <w:t xml:space="preserve">Informe de vulnerabilidades</w:t>
+            </w:r>
+          </w:p>
+        </w:tc>
+        <w:tc>
+          <w:tcPr/>
+          <w:p>
+            <w:pPr>
+              <w:pStyle w:val="Compact"/>
+              <w:jc w:val="left"/>
+            </w:pPr>
+            <w:r>
+              <w:t xml:space="preserve">Cobertura, priorización, excepción y remediación</w:t>
+            </w:r>
+          </w:p>
+        </w:tc>
+      </w:tr>
+      <w:tr>
+        <w:tc>
+          <w:tcPr/>
+          <w:p>
+            <w:pPr>
+              <w:pStyle w:val="Compact"/>
+              <w:jc w:val="left"/>
+            </w:pPr>
+            <w:r>
+              <w:t xml:space="preserve">Caso de detección</w:t>
+            </w:r>
+          </w:p>
+        </w:tc>
+        <w:tc>
+          <w:tcPr/>
+          <w:p>
+            <w:pPr>
+              <w:pStyle w:val="Compact"/>
+              <w:jc w:val="left"/>
+            </w:pPr>
+            <w:r>
+              <w:t xml:space="preserve">Validación, investigación y respuesta ante alertas</w:t>
+            </w:r>
+          </w:p>
+        </w:tc>
+      </w:tr>
+      <w:tr>
+        <w:tc>
+          <w:tcPr/>
+          <w:p>
+            <w:pPr>
+              <w:pStyle w:val="Compact"/>
+              <w:jc w:val="left"/>
+            </w:pPr>
+            <w:r>
+              <w:t xml:space="preserve">Prueba de restauración</w:t>
+            </w:r>
+          </w:p>
+        </w:tc>
+        <w:tc>
+          <w:tcPr/>
+          <w:p>
+            <w:pPr>
+              <w:pStyle w:val="Compact"/>
+              <w:jc w:val="left"/>
+            </w:pPr>
+            <w:r>
+              <w:t xml:space="preserve">Evidencia de disponibilidad y recuperación</w:t>
+            </w:r>
+          </w:p>
+        </w:tc>
+      </w:tr>
+      <w:tr>
+        <w:tc>
+          <w:tcPr/>
+          <w:p>
+            <w:pPr>
+              <w:pStyle w:val="Compact"/>
+              <w:jc w:val="left"/>
+            </w:pPr>
+            <w:r>
+              <w:t xml:space="preserve">Tablero para la dirección</w:t>
+            </w:r>
+          </w:p>
+        </w:tc>
+        <w:tc>
+          <w:tcPr/>
+          <w:p>
+            <w:pPr>
+              <w:pStyle w:val="Compact"/>
+              <w:jc w:val="left"/>
+            </w:pPr>
+            <w:r>
+              <w:t xml:space="preserve">Comunicación clara de riesgos y acciones</w:t>
+            </w:r>
+          </w:p>
+        </w:tc>
+      </w:tr>
+    </w:tbl>
+    <w:bookmarkEnd w:id="47"/>
+    <w:bookmarkStart w:id="48" w:name="plan-de-aprendizaje-de-treinta-días"/>
     <w:p>
       <w:pPr>
         <w:pStyle w:val="Heading1"/>
       </w:pPr>
       <w:r>
-        <w:t xml:space="preserve">26. Junior Analyst Career Guide</w:t>
+        <w:t xml:space="preserve">28. Plan de aprendizaje de treinta días</w:t>
       </w:r>
     </w:p>
     <w:p>
@@ -7502,564 +8629,20 @@
           <w:iCs/>
           <w:i/>
         </w:rPr>
-        <w:t xml:space="preserve">Una ruta práctica en controles, vulnerabilidad, seguridad, GRC y operaciones de seguridad funcionan.</w:t>
-      </w:r>
-    </w:p>
-    <w:p>
-      <w:pPr>
-        <w:pStyle w:val="BodyText"/>
-      </w:pPr>
-      <w:r>
-        <w:t xml:space="preserve">■img src=</w:t>
-      </w:r>
-      <w:r>
-        <w:t xml:space="preserve">“</w:t>
-      </w:r>
-      <w:r>
-        <w:t xml:space="preserve">media/image10.png</w:t>
-      </w:r>
-      <w:r>
-        <w:t xml:space="preserve">”</w:t>
-      </w:r>
-      <w:r>
-        <w:t xml:space="preserve"> </w:t>
-      </w:r>
-      <w:r>
-        <w:t xml:space="preserve">style=</w:t>
-      </w:r>
-      <w:r>
-        <w:t xml:space="preserve">“</w:t>
-      </w:r>
-      <w:r>
-        <w:t xml:space="preserve">width:6.15in;height:2.99481in</w:t>
-      </w:r>
-      <w:r>
-        <w:t xml:space="preserve">”</w:t>
-      </w:r>
-      <w:r>
-        <w:t xml:space="preserve"> </w:t>
-      </w:r>
-      <w:r>
-        <w:t xml:space="preserve">alt=</w:t>
-      </w:r>
-      <w:r>
-        <w:t xml:space="preserve">“</w:t>
-      </w:r>
-      <w:r>
-        <w:t xml:space="preserve">Aprende el marco, mapa Salvaguardias, mide evidencia, reporte lagunas, y construya un portafolio honesto</w:t>
-      </w:r>
-      <w:r>
-        <w:t xml:space="preserve">”</w:t>
-      </w:r>
-      <w:r>
-        <w:t xml:space="preserve">.</w:t>
-      </w:r>
-    </w:p>
-    <w:p>
-      <w:pPr>
-        <w:pStyle w:val="BodyText"/>
-      </w:pPr>
-      <w:r>
-        <w:t xml:space="preserve">Gráfico 10 Junior CIS Controles vía analista</w:t>
-      </w:r>
-    </w:p>
-    <w:p>
-      <w:pPr>
-        <w:pStyle w:val="BodyText"/>
-      </w:pPr>
-      <w:r>
-        <w:t xml:space="preserve">Controles de Seguridad Junior Analista</w:t>
-      </w:r>
-    </w:p>
-    <w:p>
-      <w:pPr>
-        <w:pStyle w:val="BodyText"/>
-      </w:pPr>
-      <w:r>
-        <w:t xml:space="preserve">GRC Analista</w:t>
-      </w:r>
-    </w:p>
-    <w:p>
-      <w:pPr>
-        <w:pStyle w:val="BodyText"/>
-      </w:pPr>
-      <w:r>
-        <w:t xml:space="preserve">Analista de Gestión de Vulnerabilidad</w:t>
-      </w:r>
-    </w:p>
-    <w:p>
-      <w:pPr>
-        <w:pStyle w:val="BodyText"/>
-      </w:pPr>
-      <w:r>
-        <w:t xml:space="preserve">Análisis de la seguridad</w:t>
-      </w:r>
-    </w:p>
-    <w:p>
-      <w:pPr>
-        <w:pStyle w:val="BodyText"/>
-      </w:pPr>
-      <w:r>
-        <w:t xml:space="preserve">Análisis de las operaciones de seguridad</w:t>
-      </w:r>
-    </w:p>
-    <w:p>
-      <w:pPr>
-        <w:pStyle w:val="BodyText"/>
-      </w:pPr>
-      <w:r>
-        <w:t xml:space="preserve">Analista de Cumplimiento de TI</w:t>
-      </w:r>
-    </w:p>
-    <w:p>
-      <w:pPr>
-        <w:pStyle w:val="BodyText"/>
-      </w:pPr>
-      <w:r>
-        <w:t xml:space="preserve">Third-Party Risk Analyst</w:t>
-      </w:r>
-    </w:p>
-    <w:p>
-      <w:pPr>
-        <w:pStyle w:val="BodyText"/>
-      </w:pPr>
-      <w:r>
-        <w:t xml:space="preserve">Cybersecurity Program Analyst</w:t>
-      </w:r>
-    </w:p>
-    <w:bookmarkStart w:id="45" w:name="típico-trabajo-junior"/>
-    <w:p>
-      <w:pPr>
-        <w:pStyle w:val="Heading2"/>
-      </w:pPr>
-      <w:r>
-        <w:t xml:space="preserve">26.1 Típico trabajo junior</w:t>
-      </w:r>
-    </w:p>
-    <w:p>
-      <w:pPr>
-        <w:numPr>
-          <w:ilvl w:val="0"/>
-          <w:numId w:val="1011"/>
-        </w:numPr>
-      </w:pPr>
-      <w:r>
-        <w:t xml:space="preserve">Mantener inventarios de activos, software, datos, cuentas, sistemas de red, proveedores, aplicaciones, hallazgos y pruebas.</w:t>
-      </w:r>
-    </w:p>
-    <w:p>
-      <w:pPr>
-        <w:numPr>
-          <w:ilvl w:val="0"/>
-          <w:numId w:val="1011"/>
-        </w:numPr>
-      </w:pPr>
-      <w:r>
-        <w:t xml:space="preserve">Reunir pruebas sin cambiar los registros de fuentes y validar la integridad de la población.</w:t>
-      </w:r>
-    </w:p>
-    <w:p>
-      <w:pPr>
-        <w:numPr>
-          <w:ilvl w:val="0"/>
-          <w:numId w:val="1011"/>
-        </w:numPr>
-      </w:pPr>
-      <w:r>
-        <w:t xml:space="preserve">Mapa Salvaguardias a propietarios, sistemas, procedimientos, configuración, evidencia, métricas, excepciones y acciones.</w:t>
-      </w:r>
-    </w:p>
-    <w:p>
-      <w:pPr>
-        <w:numPr>
-          <w:ilvl w:val="0"/>
-          <w:numId w:val="1011"/>
-        </w:numPr>
-      </w:pPr>
-      <w:r>
-        <w:t xml:space="preserve">Ejecute las herramientas autorizadas de descubrimiento, configuración, vulnerabilidad, registro o seguridad de aplicaciones bajo procedimientos aprobados.</w:t>
-      </w:r>
-    </w:p>
-    <w:p>
-      <w:pPr>
-        <w:numPr>
-          <w:ilvl w:val="0"/>
-          <w:numId w:val="1011"/>
-        </w:numPr>
-      </w:pPr>
-      <w:r>
-        <w:t xml:space="preserve">Calcular la cobertura y las métricas de excepción utilizando la estructura de evaluación oficial.</w:t>
-      </w:r>
-    </w:p>
-    <w:p>
-      <w:pPr>
-        <w:numPr>
-          <w:ilvl w:val="0"/>
-          <w:numId w:val="1011"/>
-        </w:numPr>
-      </w:pPr>
-      <w:r>
-        <w:t xml:space="preserve">Seguimiento de software no compatible, activos no autorizados, problemas de acceso, vulnerabilidades, copias de seguridad fallidas, lagunas de alerta y hallazgos de proveedores a través de la prueba.</w:t>
-      </w:r>
-    </w:p>
-    <w:p>
-      <w:pPr>
-        <w:numPr>
-          <w:ilvl w:val="0"/>
-          <w:numId w:val="1011"/>
-        </w:numPr>
-      </w:pPr>
-      <w:r>
-        <w:t xml:space="preserve">Escribir conclusiones claras sin reclamar autoridad o certeza más allá de las pruebas.</w:t>
-      </w:r>
-    </w:p>
-    <w:p>
-      <w:pPr>
-        <w:pStyle w:val="FirstParagraph"/>
-      </w:pPr>
-      <w:r>
-        <w:t xml:space="preserve">Silencioso**</w:t>
-      </w:r>
-      <w:r>
-        <w:t xml:space="preserve"> </w:t>
-      </w:r>
-      <w:r>
-        <w:t xml:space="preserve">|… |</w:t>
-      </w:r>
-      <w:r>
-        <w:t xml:space="preserve"> </w:t>
-      </w:r>
-      <w:r>
-        <w:t xml:space="preserve">| Marco | Explicar los 18 Controles, IGs, clases de activos y funciones |</w:t>
-      </w:r>
-      <w:r>
-        <w:t xml:space="preserve"> </w:t>
-      </w:r>
-      <w:r>
-        <w:t xml:space="preserve">| Inventario | Reconcile dos fuentes independientes y explicar las diferencias</w:t>
-      </w:r>
-      <w:r>
-        <w:t xml:space="preserve"> </w:t>
-      </w:r>
-      <w:r>
-        <w:t xml:space="preserve">TENEDO | Mostrar insumos, operaciones, medidas, métrica, lista de excepciones y conclusión |</w:t>
-      </w:r>
-      <w:r>
-        <w:t xml:space="preserve"> </w:t>
-      </w:r>
-      <w:r>
-        <w:t xml:space="preserve">← Alfabetización técnica | Interpret configuración, identidad, escaneo, registro, recuperación y evidencia de aplicación</w:t>
-      </w:r>
-      <w:r>
-        <w:t xml:space="preserve"> </w:t>
-      </w:r>
-      <w:r>
-        <w:t xml:space="preserve">TEN Remediation | Trace finding to owner, due date, correction, and verified retest |</w:t>
-      </w:r>
-      <w:r>
-        <w:t xml:space="preserve"> </w:t>
-      </w:r>
-      <w:r>
-        <w:t xml:space="preserve">TEN Comunicación ANTERIGEN Escribe un resumen del administrador de una página y un documento de trabajo detallado</w:t>
-      </w:r>
-      <w:r>
-        <w:t xml:space="preserve"> </w:t>
-      </w:r>
-      <w:r>
-        <w:t xml:space="preserve">← Ética ← Utilizar datos sintéticos, autorización, límites de alcance y afirmaciones honestas</w:t>
-      </w:r>
-    </w:p>
-    <w:bookmarkEnd w:id="45"/>
-    <w:bookmarkEnd w:id="46"/>
-    <w:bookmarkStart w:id="56" w:name="laboratorio-ficcional-y-portfolio"/>
-    <w:p>
-      <w:pPr>
-        <w:pStyle w:val="Heading1"/>
-      </w:pPr>
-      <w:r>
-        <w:t xml:space="preserve">27. Laboratorio Ficcional y Portfolio</w:t>
-      </w:r>
-    </w:p>
-    <w:p>
-      <w:pPr>
-        <w:pStyle w:val="FirstParagraph"/>
-      </w:pPr>
-      <w:r>
-        <w:rPr>
-          <w:iCs/>
-          <w:i/>
-        </w:rPr>
-        <w:t xml:space="preserve">Un entorno de prácticas seguras utilizando datos sintéticos y sistemas de laboratorio autorizados</w:t>
-      </w:r>
-      <w:r>
-        <w:t xml:space="preserve">.</w:t>
-      </w:r>
-    </w:p>
-    <w:p>
-      <w:pPr>
-        <w:numPr>
-          <w:ilvl w:val="0"/>
-          <w:numId w:val="1012"/>
-        </w:numPr>
-        <w:pStyle w:val="Compact"/>
-      </w:pPr>
-      <w:r>
-        <w:t xml:space="preserve">La regla del laboratorio* Utilizar organizaciones ficticias, datos sintéticos, sistemas aislados y autorización escrita. Nunca ataque objetivos públicos, utilice credenciales reales o publique la producción de herramientas sensibles.</w:t>
-      </w:r>
-      <w:r>
-        <w:t xml:space="preserve"> </w:t>
-      </w:r>
-      <w:r>
-        <w:t xml:space="preserve">|. |</w:t>
-      </w:r>
-    </w:p>
-    <w:p>
-      <w:pPr>
-        <w:numPr>
-          <w:ilvl w:val="0"/>
-          <w:numId w:val="1013"/>
-        </w:numPr>
-      </w:pPr>
-      <w:r>
-        <w:t xml:space="preserve">Crear una compañía ficticia de 50 personas con laptops, servidores, servicios en la nube, una aplicación web, personal remoto y cinco proveedores.</w:t>
-      </w:r>
-    </w:p>
-    <w:p>
-      <w:pPr>
-        <w:numPr>
-          <w:ilvl w:val="0"/>
-          <w:numId w:val="1013"/>
-        </w:numPr>
-      </w:pPr>
-      <w:r>
-        <w:t xml:space="preserve">Seleccione IG1 y documente tres adiciones basadas en el riesgo de IG2 o IG3.</w:t>
-      </w:r>
-    </w:p>
-    <w:p>
-      <w:pPr>
-        <w:numPr>
-          <w:ilvl w:val="0"/>
-          <w:numId w:val="1013"/>
-        </w:numPr>
-      </w:pPr>
-      <w:r>
-        <w:t xml:space="preserve">Construir inventarios de activos, software, datos, cuenta, sistema de autenticación, red, proveedor, aplicación y fuente de registro.</w:t>
-      </w:r>
-    </w:p>
-    <w:p>
-      <w:pPr>
-        <w:numPr>
-          <w:ilvl w:val="0"/>
-          <w:numId w:val="1013"/>
-        </w:numPr>
-      </w:pPr>
-      <w:r>
-        <w:t xml:space="preserve">Use Nmap y osquery en un laboratorio aislado para conciliar los inventarios de activos y software.</w:t>
-      </w:r>
-    </w:p>
-    <w:p>
-      <w:pPr>
-        <w:numPr>
-          <w:ilvl w:val="0"/>
-          <w:numId w:val="1013"/>
-        </w:numPr>
-      </w:pPr>
-      <w:r>
-        <w:t xml:space="preserve">Utiliza OpenSCAP o Lynis en un host de laboratorio; conclusiones de configuración de documentos, excepciones, correcciones y reevaluación.</w:t>
-      </w:r>
-    </w:p>
-    <w:p>
-      <w:pPr>
-        <w:numPr>
-          <w:ilvl w:val="0"/>
-          <w:numId w:val="1013"/>
-        </w:numPr>
-      </w:pPr>
-      <w:r>
-        <w:t xml:space="preserve">Use Greenbone en los objetivos de laboratorio aprobados; valide la cobertura, los hallazgos, la remediación y la reutilización.</w:t>
-      </w:r>
-    </w:p>
-    <w:p>
-      <w:pPr>
-        <w:numPr>
-          <w:ilvl w:val="0"/>
-          <w:numId w:val="1013"/>
-        </w:numPr>
-      </w:pPr>
-      <w:r>
-        <w:t xml:space="preserve">Use Wazuh o Suricata para generar e investigar una alerta de prueba segura.</w:t>
-      </w:r>
-    </w:p>
-    <w:p>
-      <w:pPr>
-        <w:numPr>
-          <w:ilvl w:val="0"/>
-          <w:numId w:val="1013"/>
-        </w:numPr>
-      </w:pPr>
-      <w:r>
-        <w:t xml:space="preserve">Use Trivy o ZAP en un repositorio de entrenamiento o aplicación y registre y repita.</w:t>
-      </w:r>
-    </w:p>
-    <w:p>
-      <w:pPr>
-        <w:numPr>
-          <w:ilvl w:val="0"/>
-          <w:numId w:val="1013"/>
-        </w:numPr>
-      </w:pPr>
-      <w:r>
-        <w:t xml:space="preserve">Escriba un registro de prueba de copia de seguridad y una tabla de incidentes.</w:t>
-      </w:r>
-    </w:p>
-    <w:p>
-      <w:pPr>
-        <w:numPr>
-          <w:ilvl w:val="0"/>
-          <w:numId w:val="1013"/>
-        </w:numPr>
-      </w:pPr>
-      <w:r>
-        <w:t xml:space="preserve">Crear cinco documentos de trabajo de evaluación de CIS con insumos, operaciones, medidas, métricas, listas de excepciones y conclusiones.</w:t>
-      </w:r>
-    </w:p>
-    <w:p>
-      <w:pPr>
-        <w:numPr>
-          <w:ilvl w:val="0"/>
-          <w:numId w:val="1013"/>
-        </w:numPr>
-      </w:pPr>
-      <w:r>
-        <w:t xml:space="preserve">Publicar sólo artefactos sanitarios y afirmar claramente que el proyecto es ficticio y no una evaluación formal CIS.</w:t>
-      </w:r>
-    </w:p>
-    <w:p>
-      <w:pPr>
-        <w:pStyle w:val="FirstParagraph"/>
-      </w:pPr>
-      <w:r>
-        <w:rPr>
-          <w:bCs/>
-          <w:b/>
-        </w:rPr>
-        <w:t xml:space="preserve">Artifact</w:t>
-      </w:r>
-      <w:r>
-        <w:t xml:space="preserve"> </w:t>
-      </w:r>
-      <w:r>
-        <w:t xml:space="preserve">|</w:t>
-      </w:r>
-      <w:r>
-        <w:t xml:space="preserve"> </w:t>
-      </w:r>
-      <w:r>
-        <w:rPr>
-          <w:bCs/>
-          <w:b/>
-        </w:rPr>
-        <w:t xml:space="preserve">Lo que prueba</w:t>
-      </w:r>
-      <w:r>
-        <w:t xml:space="preserve"> </w:t>
-      </w:r>
-      <w:r>
-        <w:t xml:space="preserve">|</w:t>
-      </w:r>
-    </w:p>
-    <w:p>
-      <w:pPr>
-        <w:pStyle w:val="BodyText"/>
-      </w:pPr>
-      <w:r>
-        <w:t xml:space="preserve">|… |</w:t>
-      </w:r>
-      <w:r>
-        <w:t xml:space="preserve"> </w:t>
-      </w:r>
-      <w:r>
-        <w:t xml:space="preserve">TEN IG selection memo TEN Prioritization and risk reasoning |</w:t>
-      </w:r>
-      <w:r>
-        <w:t xml:space="preserve"> </w:t>
-      </w:r>
-      <w:r>
-        <w:t xml:space="preserve">← Reconciliación de los inventarios</w:t>
-      </w:r>
-      <w:r>
-        <w:t xml:space="preserve"> </w:t>
-      </w:r>
-      <w:r>
-        <w:t xml:space="preserve">Silencioso papel de salvaguardia | Estructura de medición oficial y pruebas</w:t>
-      </w:r>
-      <w:r>
-        <w:t xml:space="preserve"> </w:t>
-      </w:r>
-      <w:r>
-        <w:t xml:space="preserve">Reevaluación de la configuración | Búsqueda técnica, corrección y retestigo</w:t>
-      </w:r>
-      <w:r>
-        <w:t xml:space="preserve"> </w:t>
-      </w:r>
-      <w:r>
-        <w:t xml:space="preserve">TEN Vulnerability report ← Cobertura, priorización, excepción y remediación</w:t>
-      </w:r>
-      <w:r>
-        <w:t xml:space="preserve"> </w:t>
-      </w:r>
-      <w:r>
-        <w:t xml:space="preserve">Silencioso Caso de detección</w:t>
-      </w:r>
-      <w:r>
-        <w:t xml:space="preserve"> </w:t>
-      </w:r>
-      <w:r>
-        <w:t xml:space="preserve">| Restaurar prueba Silencioso Disponibilidad y pruebas de recuperación |</w:t>
-      </w:r>
-      <w:r>
-        <w:t xml:space="preserve"> </w:t>
-      </w:r>
-      <w:r>
-        <w:t xml:space="preserve">tención Administrador dashboard | Clear risk and action communication</w:t>
-      </w:r>
-    </w:p>
-    <w:p>
-      <w:pPr>
-        <w:numPr>
-          <w:ilvl w:val="0"/>
-          <w:numId w:val="1014"/>
-        </w:numPr>
-        <w:pStyle w:val="Compact"/>
-      </w:pPr>
-      <w:r>
-        <w:t xml:space="preserve">Plan de aprendizaje de 30 días</w:t>
-      </w:r>
-    </w:p>
-    <w:p>
-      <w:pPr>
-        <w:pStyle w:val="FirstParagraph"/>
-      </w:pPr>
-      <w:r>
-        <w:rPr>
-          <w:iCs/>
-          <w:i/>
-        </w:rPr>
-        <w:t xml:space="preserve">Un calendario centrado para la capacidad útil de nivel inferior</w:t>
-      </w:r>
-      <w:r>
-        <w:t xml:space="preserve">.</w:t>
+        <w:t xml:space="preserve">Un cronograma concentrado para desarrollar capacidades útiles de nivel junior.</w:t>
       </w:r>
     </w:p>
     <w:tbl>
       <w:tblPr>
         <w:tblStyle w:val="Table"/>
-        <w:tblW w:type="auto" w:w="0"/>
+        <w:tblW w:type="pct" w:w="5000"/>
         <w:tblLook w:firstRow="1" w:lastRow="0" w:firstColumn="0" w:lastColumn="0" w:noHBand="0" w:noVBand="0" w:val="0020"/>
         <w:jc w:val="start"/>
       </w:tblPr>
       <w:tblGrid>
-        <w:gridCol w:w="7920"/>
+        <w:gridCol w:w="2640"/>
+        <w:gridCol w:w="2640"/>
+        <w:gridCol w:w="2640"/>
       </w:tblGrid>
       <w:tr>
         <w:trPr>
@@ -8081,6 +8664,38 @@
             </w:r>
           </w:p>
         </w:tc>
+        <w:tc>
+          <w:tcPr/>
+          <w:p>
+            <w:pPr>
+              <w:pStyle w:val="Compact"/>
+              <w:jc w:val="left"/>
+            </w:pPr>
+            <w:r>
+              <w:rPr>
+                <w:bCs/>
+                <w:b/>
+              </w:rPr>
+              <w:t xml:space="preserve">Enfoque</w:t>
+            </w:r>
+          </w:p>
+        </w:tc>
+        <w:tc>
+          <w:tcPr/>
+          <w:p>
+            <w:pPr>
+              <w:pStyle w:val="Compact"/>
+              <w:jc w:val="left"/>
+            </w:pPr>
+            <w:r>
+              <w:rPr>
+                <w:bCs/>
+                <w:b/>
+              </w:rPr>
+              <w:t xml:space="preserve">Entregable</w:t>
+            </w:r>
+          </w:p>
+        </w:tc>
       </w:tr>
       <w:tr>
         <w:tc>
@@ -8095,59 +8710,179 @@
             </w:r>
           </w:p>
         </w:tc>
-      </w:tr>
-      <w:tr>
-        <w:tc>
-          <w:tcPr/>
-          <w:p>
-            <w:pPr>
-              <w:pStyle w:val="Compact"/>
-              <w:jc w:val="left"/>
-            </w:pPr>
-            <w:r>
-              <w:t xml:space="preserve">tención 5–8 Silencioso Activos, software, datos, cuentas, acceso</w:t>
-            </w:r>
-          </w:p>
-        </w:tc>
-      </w:tr>
-      <w:tr>
-        <w:tc>
-          <w:tcPr/>
-          <w:p>
-            <w:pPr>
-              <w:pStyle w:val="Compact"/>
-              <w:jc w:val="left"/>
-            </w:pPr>
-            <w:r>
-              <w:t xml:space="preserve">TEN 9–12</w:t>
-            </w:r>
-          </w:p>
-        </w:tc>
-      </w:tr>
-      <w:tr>
-        <w:tc>
-          <w:tcPr/>
-          <w:p>
-            <w:pPr>
-              <w:pStyle w:val="Compact"/>
-              <w:jc w:val="left"/>
-            </w:pPr>
-            <w:r>
-              <w:t xml:space="preserve">13–16 Silenciosos Logs, monitoreo, defensa de la red</w:t>
-            </w:r>
-          </w:p>
-        </w:tc>
-      </w:tr>
-      <w:tr>
-        <w:tc>
-          <w:tcPr/>
-          <w:p>
-            <w:pPr>
-              <w:pStyle w:val="Compact"/>
-              <w:jc w:val="left"/>
-            </w:pPr>
-            <w:r>
-              <w:t xml:space="preserve">17–19 Silencioso recuperación y respuesta a incidentes</w:t>
+        <w:tc>
+          <w:tcPr/>
+          <w:p>
+            <w:pPr>
+              <w:pStyle w:val="Compact"/>
+              <w:jc w:val="left"/>
+            </w:pPr>
+            <w:r>
+              <w:t xml:space="preserve">Marco, 18 Controles, 153 Salvaguardas, IG, clases de activos y funciones</w:t>
+            </w:r>
+          </w:p>
+        </w:tc>
+        <w:tc>
+          <w:tcPr/>
+          <w:p>
+            <w:pPr>
+              <w:pStyle w:val="Compact"/>
+              <w:jc w:val="left"/>
+            </w:pPr>
+            <w:r>
+              <w:t xml:space="preserve">Mapa conceptual del marco y memorando del IG</w:t>
+            </w:r>
+          </w:p>
+        </w:tc>
+      </w:tr>
+      <w:tr>
+        <w:tc>
+          <w:tcPr/>
+          <w:p>
+            <w:pPr>
+              <w:pStyle w:val="Compact"/>
+              <w:jc w:val="left"/>
+            </w:pPr>
+            <w:r>
+              <w:t xml:space="preserve">5–8</w:t>
+            </w:r>
+          </w:p>
+        </w:tc>
+        <w:tc>
+          <w:tcPr/>
+          <w:p>
+            <w:pPr>
+              <w:pStyle w:val="Compact"/>
+              <w:jc w:val="left"/>
+            </w:pPr>
+            <w:r>
+              <w:t xml:space="preserve">Activos, software, datos, cuentas y acceso</w:t>
+            </w:r>
+          </w:p>
+        </w:tc>
+        <w:tc>
+          <w:tcPr/>
+          <w:p>
+            <w:pPr>
+              <w:pStyle w:val="Compact"/>
+              <w:jc w:val="left"/>
+            </w:pPr>
+            <w:r>
+              <w:t xml:space="preserve">Cuatro inventarios conciliados</w:t>
+            </w:r>
+          </w:p>
+        </w:tc>
+      </w:tr>
+      <w:tr>
+        <w:tc>
+          <w:tcPr/>
+          <w:p>
+            <w:pPr>
+              <w:pStyle w:val="Compact"/>
+              <w:jc w:val="left"/>
+            </w:pPr>
+            <w:r>
+              <w:t xml:space="preserve">9–12</w:t>
+            </w:r>
+          </w:p>
+        </w:tc>
+        <w:tc>
+          <w:tcPr/>
+          <w:p>
+            <w:pPr>
+              <w:pStyle w:val="Compact"/>
+              <w:jc w:val="left"/>
+            </w:pPr>
+            <w:r>
+              <w:t xml:space="preserve">Configuración, vulnerabilidades, correo electrónico y malware</w:t>
+            </w:r>
+          </w:p>
+        </w:tc>
+        <w:tc>
+          <w:tcPr/>
+          <w:p>
+            <w:pPr>
+              <w:pStyle w:val="Compact"/>
+              <w:jc w:val="left"/>
+            </w:pPr>
+            <w:r>
+              <w:t xml:space="preserve">Documento de trabajo de configuración y vulnerabilidades del laboratorio</w:t>
+            </w:r>
+          </w:p>
+        </w:tc>
+      </w:tr>
+      <w:tr>
+        <w:tc>
+          <w:tcPr/>
+          <w:p>
+            <w:pPr>
+              <w:pStyle w:val="Compact"/>
+              <w:jc w:val="left"/>
+            </w:pPr>
+            <w:r>
+              <w:t xml:space="preserve">13–16</w:t>
+            </w:r>
+          </w:p>
+        </w:tc>
+        <w:tc>
+          <w:tcPr/>
+          <w:p>
+            <w:pPr>
+              <w:pStyle w:val="Compact"/>
+              <w:jc w:val="left"/>
+            </w:pPr>
+            <w:r>
+              <w:t xml:space="preserve">Registros, monitoreo y defensa de red</w:t>
+            </w:r>
+          </w:p>
+        </w:tc>
+        <w:tc>
+          <w:tcPr/>
+          <w:p>
+            <w:pPr>
+              <w:pStyle w:val="Compact"/>
+              <w:jc w:val="left"/>
+            </w:pPr>
+            <w:r>
+              <w:t xml:space="preserve">Mapa de fuentes de registros y caso de alerta segura</w:t>
+            </w:r>
+          </w:p>
+        </w:tc>
+      </w:tr>
+      <w:tr>
+        <w:tc>
+          <w:tcPr/>
+          <w:p>
+            <w:pPr>
+              <w:pStyle w:val="Compact"/>
+              <w:jc w:val="left"/>
+            </w:pPr>
+            <w:r>
+              <w:t xml:space="preserve">17–19</w:t>
+            </w:r>
+          </w:p>
+        </w:tc>
+        <w:tc>
+          <w:tcPr/>
+          <w:p>
+            <w:pPr>
+              <w:pStyle w:val="Compact"/>
+              <w:jc w:val="left"/>
+            </w:pPr>
+            <w:r>
+              <w:t xml:space="preserve">Recuperación y respuesta a incidentes</w:t>
+            </w:r>
+          </w:p>
+        </w:tc>
+        <w:tc>
+          <w:tcPr/>
+          <w:p>
+            <w:pPr>
+              <w:pStyle w:val="Compact"/>
+              <w:jc w:val="left"/>
+            </w:pPr>
+            <w:r>
+              <w:t xml:space="preserve">Prueba de restauración y registro de ejercicio de mesa</w:t>
             </w:r>
           </w:p>
         </w:tc>
@@ -8165,17 +8900,65 @@
             </w:r>
           </w:p>
         </w:tc>
-      </w:tr>
-      <w:tr>
-        <w:tc>
-          <w:tcPr/>
-          <w:p>
-            <w:pPr>
-              <w:pStyle w:val="Compact"/>
-              <w:jc w:val="left"/>
-            </w:pPr>
-            <w:r>
-              <w:t xml:space="preserve">Silencioso 23–25 Evaluación de la vida Especificación</w:t>
+        <w:tc>
+          <w:tcPr/>
+          <w:p>
+            <w:pPr>
+              <w:pStyle w:val="Compact"/>
+              <w:jc w:val="left"/>
+            </w:pPr>
+            <w:r>
+              <w:t xml:space="preserve">Proveedores y seguridad de aplicaciones</w:t>
+            </w:r>
+          </w:p>
+        </w:tc>
+        <w:tc>
+          <w:tcPr/>
+          <w:p>
+            <w:pPr>
+              <w:pStyle w:val="Compact"/>
+              <w:jc w:val="left"/>
+            </w:pPr>
+            <w:r>
+              <w:t xml:space="preserve">Evaluación de proveedor y lista de comprobación de desarrollo seguro</w:t>
+            </w:r>
+          </w:p>
+        </w:tc>
+      </w:tr>
+      <w:tr>
+        <w:tc>
+          <w:tcPr/>
+          <w:p>
+            <w:pPr>
+              <w:pStyle w:val="Compact"/>
+              <w:jc w:val="left"/>
+            </w:pPr>
+            <w:r>
+              <w:t xml:space="preserve">23–25</w:t>
+            </w:r>
+          </w:p>
+        </w:tc>
+        <w:tc>
+          <w:tcPr/>
+          <w:p>
+            <w:pPr>
+              <w:pStyle w:val="Compact"/>
+              <w:jc w:val="left"/>
+            </w:pPr>
+            <w:r>
+              <w:t xml:space="preserve">Especificación para la Evaluación de Controles</w:t>
+            </w:r>
+          </w:p>
+        </w:tc>
+        <w:tc>
+          <w:tcPr/>
+          <w:p>
+            <w:pPr>
+              <w:pStyle w:val="Compact"/>
+              <w:jc w:val="left"/>
+            </w:pPr>
+            <w:r>
+              <w:t xml:space="preserve">Cinco mediciones completas de Salvaguardas</w:t>
             </w:r>
           </w:p>
         </w:tc>
@@ -8193,53 +8976,309 @@
             </w:r>
           </w:p>
         </w:tc>
-      </w:tr>
-      <w:tr>
-        <w:tc>
-          <w:tcPr/>
-          <w:p>
-            <w:pPr>
-              <w:pStyle w:val="Compact"/>
-              <w:jc w:val="left"/>
-            </w:pPr>
-            <w:r>
-              <w:t xml:space="preserve">TEN 29–30</w:t>
+        <w:tc>
+          <w:tcPr/>
+          <w:p>
+            <w:pPr>
+              <w:pStyle w:val="Compact"/>
+              <w:jc w:val="left"/>
+            </w:pPr>
+            <w:r>
+              <w:t xml:space="preserve">Laboratorios autorizados con herramientas y remediación</w:t>
+            </w:r>
+          </w:p>
+        </w:tc>
+        <w:tc>
+          <w:tcPr/>
+          <w:p>
+            <w:pPr>
+              <w:pStyle w:val="Compact"/>
+              <w:jc w:val="left"/>
+            </w:pPr>
+            <w:r>
+              <w:t xml:space="preserve">Dos memorandos de corrección y repetición de pruebas</w:t>
+            </w:r>
+          </w:p>
+        </w:tc>
+      </w:tr>
+      <w:tr>
+        <w:tc>
+          <w:tcPr/>
+          <w:p>
+            <w:pPr>
+              <w:pStyle w:val="Compact"/>
+              <w:jc w:val="left"/>
+            </w:pPr>
+            <w:r>
+              <w:t xml:space="preserve">29–30</w:t>
+            </w:r>
+          </w:p>
+        </w:tc>
+        <w:tc>
+          <w:tcPr/>
+          <w:p>
+            <w:pPr>
+              <w:pStyle w:val="Compact"/>
+              <w:jc w:val="left"/>
+            </w:pPr>
+            <w:r>
+              <w:t xml:space="preserve">Portafolio y entrevistas</w:t>
+            </w:r>
+          </w:p>
+        </w:tc>
+        <w:tc>
+          <w:tcPr/>
+          <w:p>
+            <w:pPr>
+              <w:pStyle w:val="Compact"/>
+              <w:jc w:val="left"/>
+            </w:pPr>
+            <w:r>
+              <w:t xml:space="preserve">Portafolio depurado y cinco historias STAR</w:t>
             </w:r>
           </w:p>
         </w:tc>
       </w:tr>
     </w:tbl>
+    <w:bookmarkEnd w:id="48"/>
+    <w:bookmarkStart w:id="57" w:name="cuáles-son-los-controles-cis"/>
+    <w:p>
+      <w:pPr>
+        <w:pStyle w:val="Heading1"/>
+      </w:pPr>
+      <w:r>
+        <w:t xml:space="preserve">29.1 ¿Cuáles son los Controles CIS?</w:t>
+      </w:r>
+    </w:p>
+    <w:p>
+      <w:pPr>
+        <w:pStyle w:val="FirstParagraph"/>
+      </w:pPr>
+      <w:r>
+        <w:t xml:space="preserve">Un conjunto priorizado de mejores prácticas defensivas organizadas en 18 Controles y 153 Salvaguardias enfocadas.</w:t>
+      </w:r>
+    </w:p>
+    <w:bookmarkStart w:id="49" w:name="qué-es-ig1"/>
+    <w:p>
+      <w:pPr>
+        <w:pStyle w:val="Heading2"/>
+      </w:pPr>
+      <w:r>
+        <w:t xml:space="preserve">29.2 ¿Qué es IG1?</w:t>
+      </w:r>
+    </w:p>
+    <w:p>
+      <w:pPr>
+        <w:pStyle w:val="FirstParagraph"/>
+      </w:pPr>
+      <w:r>
+        <w:t xml:space="preserve">El punto de partida esencial de la higiene cibernética 56-Safeguard que CIS recomienda que cada empresa comience.</w:t>
+      </w:r>
+    </w:p>
+    <w:bookmarkEnd w:id="49"/>
+    <w:bookmarkStart w:id="50" w:name="importa-ig1-cada-requisito"/>
+    <w:p>
+      <w:pPr>
+        <w:pStyle w:val="Heading2"/>
+      </w:pPr>
+      <w:r>
+        <w:t xml:space="preserve">29.3 ¿Importa IG1 cada requisito?</w:t>
+      </w:r>
+    </w:p>
+    <w:p>
+      <w:pPr>
+        <w:pStyle w:val="FirstParagraph"/>
+      </w:pPr>
+      <w:r>
+        <w:t xml:space="preserve">Es una base de referencia de priorización. El riesgo material, los contratos, las leyes, los clientes o los servicios críticos pueden requerir salvaguardias adicionales.</w:t>
+      </w:r>
+    </w:p>
+    <w:bookmarkEnd w:id="50"/>
+    <w:bookmarkStart w:id="51" w:name="cómo-mide-una-salvaguardia"/>
+    <w:p>
+      <w:pPr>
+        <w:pStyle w:val="Heading2"/>
+      </w:pPr>
+      <w:r>
+        <w:t xml:space="preserve">29.4 ¿Cómo mide una Salvaguardia?</w:t>
+      </w:r>
+    </w:p>
+    <w:p>
+      <w:pPr>
+        <w:pStyle w:val="FirstParagraph"/>
+      </w:pPr>
+      <w:r>
+        <w:t xml:space="preserve">Utilizar criterios oficiales, dependencias, hipótesis, aportaciones completas, operaciones definidas, medidas, métricas, revisión de procedimientos, excepciones y pruebas.</w:t>
+      </w:r>
+    </w:p>
+    <w:bookmarkEnd w:id="51"/>
+    <w:bookmarkStart w:id="52" w:name="por-qué-son-importantes-los-inventarios"/>
+    <w:p>
+      <w:pPr>
+        <w:pStyle w:val="Heading2"/>
+      </w:pPr>
+      <w:r>
+        <w:t xml:space="preserve">29.5 ¿Por qué son importantes los inventarios?</w:t>
+      </w:r>
+    </w:p>
+    <w:p>
+      <w:pPr>
+        <w:pStyle w:val="FirstParagraph"/>
+      </w:pPr>
+      <w:r>
+        <w:t xml:space="preserve">Definen a las poblaciones que deben cubrir los controles de configuración, vulnerabilidad, registro, recuperación y respuesta.</w:t>
+      </w:r>
+    </w:p>
+    <w:bookmarkEnd w:id="52"/>
+    <w:bookmarkStart w:id="53" w:name="X0178e2ad2964cbab3c805028646c475c824a062"/>
+    <w:p>
+      <w:pPr>
+        <w:pStyle w:val="Heading2"/>
+      </w:pPr>
+      <w:r>
+        <w:t xml:space="preserve">29.6 Vulnerability scan versus penetración test?</w:t>
+      </w:r>
+    </w:p>
+    <w:p>
+      <w:pPr>
+        <w:pStyle w:val="FirstParagraph"/>
+      </w:pPr>
+      <w:r>
+        <w:t xml:space="preserve">Un escaneo identifica principalmente debilidades conocidas; la prueba de penetración utiliza el análisis humano calificado y la explotación controlada para evaluar el impacto y la resiliencia.</w:t>
+      </w:r>
+    </w:p>
+    <w:bookmarkEnd w:id="53"/>
+    <w:bookmarkStart w:id="54" w:name="X2a3d8d973bfa0b5ed7501efb90ac72ec1b0ecc0"/>
+    <w:p>
+      <w:pPr>
+        <w:pStyle w:val="Heading2"/>
+      </w:pPr>
+      <w:r>
+        <w:t xml:space="preserve">29.7 ¿Una cartografía de marco demuestra el cumplimiento?</w:t>
+      </w:r>
+    </w:p>
+    <w:p>
+      <w:pPr>
+        <w:pStyle w:val="FirstParagraph"/>
+      </w:pPr>
+      <w:r>
+        <w:t xml:space="preserve">No. Identifica las relaciones, pero la organización debe probar el requisito y la evidencia exacta aplicable.</w:t>
+      </w:r>
+    </w:p>
+    <w:bookmarkEnd w:id="54"/>
+    <w:bookmarkStart w:id="55" w:name="qué-puede-concluir-un-analista-junior"/>
+    <w:p>
+      <w:pPr>
+        <w:pStyle w:val="Heading2"/>
+      </w:pPr>
+      <w:r>
+        <w:t xml:space="preserve">29.8 ¿Qué puede concluir un analista junior?</w:t>
+      </w:r>
+    </w:p>
+    <w:p>
+      <w:pPr>
+        <w:pStyle w:val="FirstParagraph"/>
+      </w:pPr>
+      <w:r>
+        <w:t xml:space="preserve">Sólo lo que el alcance definido y el soporte de evidencia confiable, con muestreo y limitaciones claramente reveladas.</w:t>
+      </w:r>
+    </w:p>
+    <w:bookmarkEnd w:id="55"/>
+    <w:bookmarkStart w:id="56" w:name="preguntas-para-hacer-al-empleador"/>
+    <w:p>
+      <w:pPr>
+        <w:pStyle w:val="Heading2"/>
+      </w:pPr>
+      <w:r>
+        <w:t xml:space="preserve">29.9 Preguntas para hacer al empleador</w:t>
+      </w:r>
+    </w:p>
+    <w:p>
+      <w:pPr>
+        <w:pStyle w:val="FirstParagraph"/>
+      </w:pPr>
+      <w:r>
+        <w:t xml:space="preserve">¿Qué grupo de implementación y adiciones están en alcance?</w:t>
+      </w:r>
+    </w:p>
+    <w:p>
+      <w:pPr>
+        <w:pStyle w:val="BodyText"/>
+      </w:pPr>
+      <w:r>
+        <w:t xml:space="preserve">¿Cómo se crean y reconcilian las poblaciones de inventarios?</w:t>
+      </w:r>
+    </w:p>
+    <w:p>
+      <w:pPr>
+        <w:pStyle w:val="BodyText"/>
+      </w:pPr>
+      <w:r>
+        <w:t xml:space="preserve">¿Qué Salvaguardias tienen la cobertura más incompleta?</w:t>
+      </w:r>
+    </w:p>
+    <w:p>
+      <w:pPr>
+        <w:pStyle w:val="BodyText"/>
+      </w:pPr>
+      <w:r>
+        <w:t xml:space="preserve">¿Cómo se revisan los datos de medición y las excepciones?</w:t>
+      </w:r>
+    </w:p>
+    <w:p>
+      <w:pPr>
+        <w:pStyle w:val="BodyText"/>
+      </w:pPr>
+      <w:r>
+        <w:t xml:space="preserve">¿Qué herramientas de código abierto y comerciales son aprobadas?</w:t>
+      </w:r>
+    </w:p>
+    <w:p>
+      <w:pPr>
+        <w:pStyle w:val="BodyText"/>
+      </w:pPr>
+      <w:r>
+        <w:t xml:space="preserve">¿Cómo se priorizan, financian y prueban los resultados?</w:t>
+      </w:r>
+    </w:p>
+    <w:p>
+      <w:pPr>
+        <w:pStyle w:val="BodyText"/>
+      </w:pPr>
+      <w:r>
+        <w:t xml:space="preserve">¿Cómo revisará el trabajo de los funcionarios superiores?</w:t>
+      </w:r>
+    </w:p>
+    <w:bookmarkEnd w:id="56"/>
+    <w:bookmarkEnd w:id="57"/>
+    <w:bookmarkStart w:id="67" w:name="plantillas-glosario-índice-y-referencias"/>
+    <w:p>
+      <w:pPr>
+        <w:pStyle w:val="Heading1"/>
+      </w:pPr>
+      <w:r>
+        <w:t xml:space="preserve">30. Plantillas, Glosario, Índice y Referencias</w:t>
+      </w:r>
+    </w:p>
     <w:p>
       <w:pPr>
         <w:numPr>
           <w:ilvl w:val="0"/>
-          <w:numId w:val="1015"/>
+          <w:numId w:val="1013"/>
         </w:numPr>
         <w:pStyle w:val="Compact"/>
       </w:pPr>
       <w:r>
-        <w:t xml:space="preserve">Preparación de entrevistas</w:t>
-      </w:r>
-    </w:p>
-    <w:p>
-      <w:pPr>
-        <w:numPr>
-          <w:ilvl w:val="0"/>
-          <w:numId w:val="1016"/>
-        </w:numPr>
-        <w:pStyle w:val="Compact"/>
-      </w:pPr>
-      <w:r>
-        <w:t xml:space="preserve">Respuestas claras, escenarios prácticos y preguntas para el empleador.*</w:t>
-      </w:r>
-    </w:p>
-    <w:bookmarkStart w:id="47" w:name="cuáles-son-los-controles-cis"/>
+        <w:t xml:space="preserve">Estructuras de trabajo reutilizables, términos importantes y puntos de partida autorizados.*</w:t>
+      </w:r>
+    </w:p>
+    <w:bookmarkStart w:id="58" w:name="Xd4c618b42330dd735bc1630c0214b43162c8346"/>
     <w:p>
       <w:pPr>
         <w:pStyle w:val="Heading2"/>
       </w:pPr>
       <w:r>
-        <w:t xml:space="preserve">29.1 ¿Cuáles son los Controles CIS?</w:t>
+        <w:t xml:space="preserve">30.1 Documentos de trabajo de medición de salvaguardia</w:t>
       </w:r>
     </w:p>
     <w:p>
@@ -8247,17 +9286,137 @@
         <w:pStyle w:val="FirstParagraph"/>
       </w:pPr>
       <w:r>
-        <w:t xml:space="preserve">Un conjunto priorizado de mejores prácticas defensivas organizadas en 18 Controles y 153 Salvaguardias enfocadas.</w:t>
-      </w:r>
-    </w:p>
-    <w:bookmarkEnd w:id="47"/>
-    <w:bookmarkStart w:id="48" w:name="qué-es-ig1"/>
+        <w:t xml:space="preserve">|** |</w:t>
+      </w:r>
+      <w:r>
+        <w:t xml:space="preserve"> </w:t>
+      </w:r>
+      <w:r>
+        <w:t xml:space="preserve">|. |</w:t>
+      </w:r>
+      <w:r>
+        <w:t xml:space="preserve"> </w:t>
+      </w:r>
+      <w:r>
+        <w:t xml:space="preserve">“</w:t>
+      </w:r>
+      <w:r>
+        <w:t xml:space="preserve">La Salvaguardia de la Vida</w:t>
+      </w:r>
+      <w:r>
+        <w:t xml:space="preserve">”</w:t>
+      </w:r>
+      <w:r>
+        <w:t xml:space="preserve"> </w:t>
+      </w:r>
+      <w:r>
+        <w:t xml:space="preserve">y la IG</w:t>
+      </w:r>
+      <w:r>
+        <w:t xml:space="preserve"> </w:t>
+      </w:r>
+      <w:r>
+        <w:t xml:space="preserve">“</w:t>
+      </w:r>
+      <w:r>
+        <w:t xml:space="preserve">Antes</w:t>
+      </w:r>
+      <w:r>
+        <w:t xml:space="preserve">”</w:t>
+      </w:r>
+      <w:r>
+        <w:t xml:space="preserve"> </w:t>
+      </w:r>
+      <w:r>
+        <w:t xml:space="preserve">“</w:t>
+      </w:r>
+      <w:r>
+        <w:t xml:space="preserve">Escopia y clase de activos</w:t>
+      </w:r>
+      <w:r>
+        <w:t xml:space="preserve">”</w:t>
+      </w:r>
+      <w:r>
+        <w:t xml:space="preserve"> </w:t>
+      </w:r>
+      <w:r>
+        <w:t xml:space="preserve">“</w:t>
+      </w:r>
+      <w:r>
+        <w:t xml:space="preserve">Principal y sistemas de vida</w:t>
+      </w:r>
+      <w:r>
+        <w:t xml:space="preserve">”</w:t>
+      </w:r>
+      <w:r>
+        <w:t xml:space="preserve"> </w:t>
+      </w:r>
+      <w:r>
+        <w:t xml:space="preserve">Las dependencias y las suposiciones de la vida</w:t>
+      </w:r>
+      <w:r>
+        <w:t xml:space="preserve"> </w:t>
+      </w:r>
+      <w:r>
+        <w:t xml:space="preserve">Inputs y validación de la vida</w:t>
+      </w:r>
+      <w:r>
+        <w:t xml:space="preserve"> </w:t>
+      </w:r>
+      <w:r>
+        <w:t xml:space="preserve">“</w:t>
+      </w:r>
+      <w:r>
+        <w:t xml:space="preserve">Operaciones en la vida</w:t>
+      </w:r>
+      <w:r>
+        <w:t xml:space="preserve">”</w:t>
+      </w:r>
+      <w:r>
+        <w:t xml:space="preserve"> </w:t>
+      </w:r>
+      <w:r>
+        <w:t xml:space="preserve">“</w:t>
+      </w:r>
+      <w:r>
+        <w:t xml:space="preserve">Las medidas de la vida</w:t>
+      </w:r>
+      <w:r>
+        <w:t xml:space="preserve">”</w:t>
+      </w:r>
+      <w:r>
+        <w:t xml:space="preserve"> </w:t>
+      </w:r>
+      <w:r>
+        <w:t xml:space="preserve">“</w:t>
+      </w:r>
+      <w:r>
+        <w:t xml:space="preserve">Metric and interpretation |</w:t>
+      </w:r>
+      <w:r>
+        <w:t xml:space="preserve">”</w:t>
+      </w:r>
+      <w:r>
+        <w:t xml:space="preserve"> </w:t>
+      </w:r>
+      <w:r>
+        <w:t xml:space="preserve">Excepciones y limitaciones de la vida</w:t>
+      </w:r>
+      <w:r>
+        <w:t xml:space="preserve"> </w:t>
+      </w:r>
+      <w:r>
+        <w:t xml:space="preserve">La acción, el dueño, la fecha y la prueba de la vida</w:t>
+      </w:r>
+    </w:p>
+    <w:bookmarkEnd w:id="58"/>
+    <w:bookmarkStart w:id="59" w:name="registro-de-hallazgos-y-nuevas-pruebas"/>
     <w:p>
       <w:pPr>
         <w:pStyle w:val="Heading2"/>
       </w:pPr>
       <w:r>
-        <w:t xml:space="preserve">29.2 ¿Qué es IG1?</w:t>
+        <w:t xml:space="preserve">30.2 Registro de hallazgos y nuevas pruebas</w:t>
       </w:r>
     </w:p>
     <w:p>
@@ -8265,17 +9424,107 @@
         <w:pStyle w:val="FirstParagraph"/>
       </w:pPr>
       <w:r>
-        <w:t xml:space="preserve">El punto de partida esencial de la higiene cibernética 56-Safeguard que CIS recomienda que cada empresa comience.</w:t>
-      </w:r>
-    </w:p>
-    <w:bookmarkEnd w:id="48"/>
-    <w:bookmarkStart w:id="49" w:name="importa-ig1-cada-requisito"/>
+        <w:t xml:space="preserve">|** |</w:t>
+      </w:r>
+      <w:r>
+        <w:t xml:space="preserve"> </w:t>
+      </w:r>
+      <w:r>
+        <w:t xml:space="preserve">|… |</w:t>
+      </w:r>
+      <w:r>
+        <w:t xml:space="preserve"> </w:t>
+      </w:r>
+      <w:r>
+        <w:t xml:space="preserve">Los Criterios de la vida siguen adelante.</w:t>
+      </w:r>
+      <w:r>
+        <w:t xml:space="preserve"> </w:t>
+      </w:r>
+      <w:r>
+        <w:t xml:space="preserve">“</w:t>
+      </w:r>
+      <w:r>
+        <w:t xml:space="preserve">Acondicionamiento y evidencia de vida</w:t>
+      </w:r>
+      <w:r>
+        <w:t xml:space="preserve">”</w:t>
+      </w:r>
+      <w:r>
+        <w:t xml:space="preserve"> </w:t>
+      </w:r>
+      <w:r>
+        <w:t xml:space="preserve">La población afectada está en peligro.</w:t>
+      </w:r>
+      <w:r>
+        <w:t xml:space="preserve"> </w:t>
+      </w:r>
+      <w:r>
+        <w:t xml:space="preserve">“</w:t>
+      </w:r>
+      <w:r>
+        <w:t xml:space="preserve">El riesgo y el impacto en la vida</w:t>
+      </w:r>
+      <w:r>
+        <w:t xml:space="preserve">”</w:t>
+      </w:r>
+      <w:r>
+        <w:t xml:space="preserve"> </w:t>
+      </w:r>
+      <w:r>
+        <w:t xml:space="preserve">| Cause TENED                        |</w:t>
+      </w:r>
+      <w:r>
+        <w:t xml:space="preserve"> </w:t>
+      </w:r>
+      <w:r>
+        <w:t xml:space="preserve">“</w:t>
+      </w:r>
+      <w:r>
+        <w:t xml:space="preserve">La protección provisional en la vida</w:t>
+      </w:r>
+      <w:r>
+        <w:t xml:space="preserve">”</w:t>
+      </w:r>
+      <w:r>
+        <w:t xml:space="preserve"> </w:t>
+      </w:r>
+      <w:r>
+        <w:t xml:space="preserve">Corrección y propietario de la vida</w:t>
+      </w:r>
+      <w:r>
+        <w:t xml:space="preserve"> </w:t>
+      </w:r>
+      <w:r>
+        <w:t xml:space="preserve">La fecha de su muerte es la siguiente.</w:t>
+      </w:r>
+      <w:r>
+        <w:t xml:space="preserve"> </w:t>
+      </w:r>
+      <w:r>
+        <w:t xml:space="preserve">“</w:t>
+      </w:r>
+      <w:r>
+        <w:t xml:space="preserve">El procedimiento de la prueba de mentiras</w:t>
+      </w:r>
+      <w:r>
+        <w:t xml:space="preserve">”</w:t>
+      </w:r>
+      <w:r>
+        <w:t xml:space="preserve"> </w:t>
+      </w:r>
+      <w:r>
+        <w:t xml:space="preserve">Resultado final de la vida útil</w:t>
+      </w:r>
+    </w:p>
+    <w:bookmarkEnd w:id="59"/>
+    <w:bookmarkStart w:id="60" w:name="glosario"/>
     <w:p>
       <w:pPr>
         <w:pStyle w:val="Heading2"/>
       </w:pPr>
       <w:r>
-        <w:t xml:space="preserve">29.3 ¿Importa IG1 cada requisito?</w:t>
+        <w:t xml:space="preserve">30.3 Glosario</w:t>
       </w:r>
     </w:p>
     <w:p>
@@ -8283,17 +9532,101 @@
         <w:pStyle w:val="FirstParagraph"/>
       </w:pPr>
       <w:r>
-        <w:t xml:space="preserve">Es una base de referencia de priorización. El riesgo material, los contratos, las leyes, los clientes o los servicios críticos pueden requerir salvaguardias adicionales.</w:t>
-      </w:r>
-    </w:p>
-    <w:bookmarkEnd w:id="49"/>
-    <w:bookmarkStart w:id="50" w:name="cómo-mide-una-salvaguardia"/>
+        <w:t xml:space="preserve">|** |</w:t>
+      </w:r>
+      <w:r>
+        <w:t xml:space="preserve"> </w:t>
+      </w:r>
+      <w:r>
+        <w:t xml:space="preserve">|. |</w:t>
+      </w:r>
+      <w:r>
+        <w:t xml:space="preserve"> </w:t>
+      </w:r>
+      <w:r>
+        <w:t xml:space="preserve">| Clase Asset | Categoría afectada por una Salvaguardia, como dispositivos, software, datos, red, usuarios o documentación. |</w:t>
+      </w:r>
+      <w:r>
+        <w:t xml:space="preserve"> </w:t>
+      </w:r>
+      <w:r>
+        <w:t xml:space="preserve">| CIS Benchmark ← Recomendaciones de configuración segura para una tecnología específica. |</w:t>
+      </w:r>
+      <w:r>
+        <w:t xml:space="preserve"> </w:t>
+      </w:r>
+      <w:r>
+        <w:t xml:space="preserve">tención CIS Control | Una de las 18 amplias áreas defensivas.</w:t>
+      </w:r>
+      <w:r>
+        <w:t xml:space="preserve"> </w:t>
+      </w:r>
+      <w:r>
+        <w:t xml:space="preserve">confidencialidad CIS Salvaguardia | Una acción enfocada y implementable dentro de un Control. ←</w:t>
+      </w:r>
+      <w:r>
+        <w:t xml:space="preserve"> </w:t>
+      </w:r>
+      <w:r>
+        <w:t xml:space="preserve">TENCIÓN TENIDA Compartir de la población aplicable en la que se implementa adecuadamente la Salvaguardia. |</w:t>
+      </w:r>
+      <w:r>
+        <w:t xml:space="preserve"> </w:t>
+      </w:r>
+      <w:r>
+        <w:t xml:space="preserve">| IG1 tención 56 salvaguardas esenciales de la higiene cibernética. |</w:t>
+      </w:r>
+      <w:r>
+        <w:t xml:space="preserve"> </w:t>
+      </w:r>
+      <w:r>
+        <w:t xml:space="preserve">| IG2 | IG1 más 74 Salvaguardias adicionales.</w:t>
+      </w:r>
+      <w:r>
+        <w:t xml:space="preserve"> </w:t>
+      </w:r>
+      <w:r>
+        <w:t xml:space="preserve">TENIDA IG3 TENIDA IG1 e IG2 más 23 Salvaguardias adicionales; todos 153.</w:t>
+      </w:r>
+      <w:r>
+        <w:t xml:space="preserve"> </w:t>
+      </w:r>
+      <w:r>
+        <w:t xml:space="preserve">TENCIÓN | Una cuenta, lista, fecha, configuración o resultado producido por operaciones de evaluación. |</w:t>
+      </w:r>
+      <w:r>
+        <w:t xml:space="preserve"> </w:t>
+      </w:r>
+      <w:r>
+        <w:t xml:space="preserve">| | Cálculo o interpretación construido a partir de medidas.</w:t>
+      </w:r>
+      <w:r>
+        <w:t xml:space="preserve"> </w:t>
+      </w:r>
+      <w:r>
+        <w:t xml:space="preserve">| Población | Completo conjunto de registros, activos, personas, sistemas o eventos aplicables.</w:t>
+      </w:r>
+      <w:r>
+        <w:t xml:space="preserve"> </w:t>
+      </w:r>
+      <w:r>
+        <w:t xml:space="preserve">tención Revisión de procedimiento tención Evaluación manual de si existe un proceso necesario y contiene los elementos necesarios. |</w:t>
+      </w:r>
+      <w:r>
+        <w:t xml:space="preserve"> </w:t>
+      </w:r>
+      <w:r>
+        <w:t xml:space="preserve">Función de seguridad permanente ← Govern, Identificar, Proteger, Detectar, Responder o Recuperar la cartografía.</w:t>
+      </w:r>
+    </w:p>
+    <w:bookmarkEnd w:id="60"/>
+    <w:bookmarkStart w:id="61" w:name="índice-de-asunto"/>
     <w:p>
       <w:pPr>
         <w:pStyle w:val="Heading2"/>
       </w:pPr>
       <w:r>
-        <w:t xml:space="preserve">29.4 ¿Cómo mide una Salvaguardia?</w:t>
+        <w:t xml:space="preserve">30.4 Índice de asunto</w:t>
       </w:r>
     </w:p>
     <w:p>
@@ -8301,17 +9634,137 @@
         <w:pStyle w:val="FirstParagraph"/>
       </w:pPr>
       <w:r>
-        <w:t xml:space="preserve">Utilizar criterios oficiales, dependencias, hipótesis, aportaciones completas, operaciones definidas, medidas, métricas, revisión de procedimientos, excepciones y pruebas.</w:t>
-      </w:r>
-    </w:p>
-    <w:bookmarkEnd w:id="50"/>
-    <w:bookmarkStart w:id="51" w:name="por-qué-son-importantes-los-inventarios"/>
+        <w:t xml:space="preserve">Subjeto**</w:t>
+      </w:r>
+      <w:r>
+        <w:t xml:space="preserve"> </w:t>
+      </w:r>
+      <w:r>
+        <w:t xml:space="preserve">|… |</w:t>
+      </w:r>
+      <w:r>
+        <w:t xml:space="preserve"> </w:t>
+      </w:r>
+      <w:r>
+        <w:t xml:space="preserve">Silenciosos Cuentas</w:t>
+      </w:r>
+      <w:r>
+        <w:t xml:space="preserve"> </w:t>
+      </w:r>
+      <w:r>
+        <w:t xml:space="preserve">| para la seguridad de la aplicación |</w:t>
+      </w:r>
+      <w:r>
+        <w:t xml:space="preserve"> </w:t>
+      </w:r>
+      <w:r>
+        <w:t xml:space="preserve">Silencioso inventario de activos</w:t>
+      </w:r>
+      <w:r>
+        <w:t xml:space="preserve"> </w:t>
+      </w:r>
+      <w:r>
+        <w:t xml:space="preserve">Silenciosos registros de auditoría</w:t>
+      </w:r>
+      <w:r>
+        <w:t xml:space="preserve"> </w:t>
+      </w:r>
+      <w:r>
+        <w:t xml:space="preserve">| Protección de datos |</w:t>
+      </w:r>
+      <w:r>
+        <w:t xml:space="preserve"> </w:t>
+      </w:r>
+      <w:r>
+        <w:t xml:space="preserve">| Evidencia y medición | 4</w:t>
+      </w:r>
+      <w:r>
+        <w:t xml:space="preserve"> </w:t>
+      </w:r>
+      <w:r>
+        <w:t xml:space="preserve">Silenciosos Grupos de Aplicación</w:t>
+      </w:r>
+      <w:r>
+        <w:t xml:space="preserve"> </w:t>
+      </w:r>
+      <w:r>
+        <w:t xml:space="preserve">| Respuesta del incidente |</w:t>
+      </w:r>
+      <w:r>
+        <w:t xml:space="preserve"> </w:t>
+      </w:r>
+      <w:r>
+        <w:t xml:space="preserve">Silencioso analista junior</w:t>
+      </w:r>
+      <w:r>
+        <w:t xml:space="preserve"> </w:t>
+      </w:r>
+      <w:r>
+        <w:t xml:space="preserve">| | |</w:t>
+      </w:r>
+      <w:r>
+        <w:t xml:space="preserve"> </w:t>
+      </w:r>
+      <w:r>
+        <w:t xml:space="preserve">Silencioso Silencioso</w:t>
+      </w:r>
+      <w:r>
+        <w:t xml:space="preserve"> </w:t>
+      </w:r>
+      <w:r>
+        <w:t xml:space="preserve">Silencioso en la Red 17-18</w:t>
+      </w:r>
+      <w:r>
+        <w:t xml:space="preserve"> </w:t>
+      </w:r>
+      <w:r>
+        <w:t xml:space="preserve">| Herramientas de código abierto | 24 |</w:t>
+      </w:r>
+      <w:r>
+        <w:t xml:space="preserve"> </w:t>
+      </w:r>
+      <w:r>
+        <w:t xml:space="preserve">pruebas de Penetración Silencioso</w:t>
+      </w:r>
+      <w:r>
+        <w:t xml:space="preserve"> </w:t>
+      </w:r>
+      <w:r>
+        <w:t xml:space="preserve">Silencioso de recuperación</w:t>
+      </w:r>
+      <w:r>
+        <w:t xml:space="preserve"> </w:t>
+      </w:r>
+      <w:r>
+        <w:t xml:space="preserve">proveedores de servicios | 20 |</w:t>
+      </w:r>
+      <w:r>
+        <w:t xml:space="preserve"> </w:t>
+      </w:r>
+      <w:r>
+        <w:t xml:space="preserve">Silencioso Inventario de software</w:t>
+      </w:r>
+      <w:r>
+        <w:t xml:space="preserve"> </w:t>
+      </w:r>
+      <w:r>
+        <w:t xml:space="preserve">TEN TERRITORIO TERRITORIO TERRITORIO</w:t>
+      </w:r>
+      <w:r>
+        <w:t xml:space="preserve"> </w:t>
+      </w:r>
+      <w:r>
+        <w:t xml:space="preserve">TEN TERRITORIO DE Vulnerabilidad ANTE LAS 12</w:t>
+      </w:r>
+    </w:p>
+    <w:bookmarkEnd w:id="61"/>
+    <w:bookmarkStart w:id="66" w:name="referencias-oficiales"/>
     <w:p>
       <w:pPr>
         <w:pStyle w:val="Heading2"/>
       </w:pPr>
       <w:r>
-        <w:t xml:space="preserve">29.5 ¿Por qué son importantes los inventarios?</w:t>
+        <w:t xml:space="preserve">30.5 Referencias oficiales</w:t>
       </w:r>
     </w:p>
     <w:p>
@@ -8319,652 +9772,6 @@
         <w:pStyle w:val="FirstParagraph"/>
       </w:pPr>
       <w:r>
-        <w:t xml:space="preserve">Definen a las poblaciones que deben cubrir los controles de configuración, vulnerabilidad, registro, recuperación y respuesta.</w:t>
-      </w:r>
-    </w:p>
-    <w:bookmarkEnd w:id="51"/>
-    <w:bookmarkStart w:id="52" w:name="X0178e2ad2964cbab3c805028646c475c824a062"/>
-    <w:p>
-      <w:pPr>
-        <w:pStyle w:val="Heading2"/>
-      </w:pPr>
-      <w:r>
-        <w:t xml:space="preserve">29.6 Vulnerability scan versus penetración test?</w:t>
-      </w:r>
-    </w:p>
-    <w:p>
-      <w:pPr>
-        <w:pStyle w:val="FirstParagraph"/>
-      </w:pPr>
-      <w:r>
-        <w:t xml:space="preserve">Un escaneo identifica principalmente debilidades conocidas; la prueba de penetración utiliza el análisis humano calificado y la explotación controlada para evaluar el impacto y la resiliencia.</w:t>
-      </w:r>
-    </w:p>
-    <w:bookmarkEnd w:id="52"/>
-    <w:bookmarkStart w:id="53" w:name="X2a3d8d973bfa0b5ed7501efb90ac72ec1b0ecc0"/>
-    <w:p>
-      <w:pPr>
-        <w:pStyle w:val="Heading2"/>
-      </w:pPr>
-      <w:r>
-        <w:t xml:space="preserve">29.7 ¿Una cartografía de marco demuestra el cumplimiento?</w:t>
-      </w:r>
-    </w:p>
-    <w:p>
-      <w:pPr>
-        <w:pStyle w:val="FirstParagraph"/>
-      </w:pPr>
-      <w:r>
-        <w:t xml:space="preserve">No. Identifica las relaciones, pero la organización debe probar el requisito y la evidencia exacta aplicable.</w:t>
-      </w:r>
-    </w:p>
-    <w:bookmarkEnd w:id="53"/>
-    <w:bookmarkStart w:id="54" w:name="qué-puede-concluir-un-analista-junior"/>
-    <w:p>
-      <w:pPr>
-        <w:pStyle w:val="Heading2"/>
-      </w:pPr>
-      <w:r>
-        <w:t xml:space="preserve">29.8 ¿Qué puede concluir un analista junior?</w:t>
-      </w:r>
-    </w:p>
-    <w:p>
-      <w:pPr>
-        <w:pStyle w:val="FirstParagraph"/>
-      </w:pPr>
-      <w:r>
-        <w:t xml:space="preserve">Sólo lo que el alcance definido y el soporte de evidencia confiable, con muestreo y limitaciones claramente reveladas.</w:t>
-      </w:r>
-    </w:p>
-    <w:bookmarkEnd w:id="54"/>
-    <w:bookmarkStart w:id="55" w:name="preguntas-para-hacer-al-empleador"/>
-    <w:p>
-      <w:pPr>
-        <w:pStyle w:val="Heading2"/>
-      </w:pPr>
-      <w:r>
-        <w:t xml:space="preserve">29.9 Preguntas para hacer al empleador</w:t>
-      </w:r>
-    </w:p>
-    <w:p>
-      <w:pPr>
-        <w:pStyle w:val="FirstParagraph"/>
-      </w:pPr>
-      <w:r>
-        <w:t xml:space="preserve">¿Qué grupo de implementación y adiciones están en alcance?</w:t>
-      </w:r>
-    </w:p>
-    <w:p>
-      <w:pPr>
-        <w:pStyle w:val="BodyText"/>
-      </w:pPr>
-      <w:r>
-        <w:t xml:space="preserve">¿Cómo se crean y reconcilian las poblaciones de inventarios?</w:t>
-      </w:r>
-    </w:p>
-    <w:p>
-      <w:pPr>
-        <w:pStyle w:val="BodyText"/>
-      </w:pPr>
-      <w:r>
-        <w:t xml:space="preserve">¿Qué Salvaguardias tienen la cobertura más incompleta?</w:t>
-      </w:r>
-    </w:p>
-    <w:p>
-      <w:pPr>
-        <w:pStyle w:val="BodyText"/>
-      </w:pPr>
-      <w:r>
-        <w:t xml:space="preserve">¿Cómo se revisan los datos de medición y las excepciones?</w:t>
-      </w:r>
-    </w:p>
-    <w:p>
-      <w:pPr>
-        <w:pStyle w:val="BodyText"/>
-      </w:pPr>
-      <w:r>
-        <w:t xml:space="preserve">¿Qué herramientas de código abierto y comerciales son aprobadas?</w:t>
-      </w:r>
-    </w:p>
-    <w:p>
-      <w:pPr>
-        <w:pStyle w:val="BodyText"/>
-      </w:pPr>
-      <w:r>
-        <w:t xml:space="preserve">¿Cómo se priorizan, financian y prueban los resultados?</w:t>
-      </w:r>
-    </w:p>
-    <w:p>
-      <w:pPr>
-        <w:pStyle w:val="BodyText"/>
-      </w:pPr>
-      <w:r>
-        <w:t xml:space="preserve">¿Cómo revisará el trabajo de los funcionarios superiores?</w:t>
-      </w:r>
-    </w:p>
-    <w:bookmarkEnd w:id="55"/>
-    <w:bookmarkEnd w:id="56"/>
-    <w:bookmarkStart w:id="66" w:name="plantillas-glosario-índice-y-referencias"/>
-    <w:p>
-      <w:pPr>
-        <w:pStyle w:val="Heading1"/>
-      </w:pPr>
-      <w:r>
-        <w:t xml:space="preserve">30. Plantillas, Glosario, Índice y Referencias</w:t>
-      </w:r>
-    </w:p>
-    <w:p>
-      <w:pPr>
-        <w:numPr>
-          <w:ilvl w:val="0"/>
-          <w:numId w:val="1017"/>
-        </w:numPr>
-        <w:pStyle w:val="Compact"/>
-      </w:pPr>
-      <w:r>
-        <w:t xml:space="preserve">Estructuras de trabajo reutilizables, términos importantes y puntos de partida autorizados.*</w:t>
-      </w:r>
-    </w:p>
-    <w:bookmarkStart w:id="57" w:name="Xd4c618b42330dd735bc1630c0214b43162c8346"/>
-    <w:p>
-      <w:pPr>
-        <w:pStyle w:val="Heading2"/>
-      </w:pPr>
-      <w:r>
-        <w:t xml:space="preserve">30.1 Documentos de trabajo de medición de salvaguardia</w:t>
-      </w:r>
-    </w:p>
-    <w:p>
-      <w:pPr>
-        <w:pStyle w:val="FirstParagraph"/>
-      </w:pPr>
-      <w:r>
-        <w:t xml:space="preserve">|** |</w:t>
-      </w:r>
-      <w:r>
-        <w:t xml:space="preserve"> </w:t>
-      </w:r>
-      <w:r>
-        <w:t xml:space="preserve">|. |</w:t>
-      </w:r>
-      <w:r>
-        <w:t xml:space="preserve"> </w:t>
-      </w:r>
-      <w:r>
-        <w:t xml:space="preserve">“</w:t>
-      </w:r>
-      <w:r>
-        <w:t xml:space="preserve">La Salvaguardia de la Vida</w:t>
-      </w:r>
-      <w:r>
-        <w:t xml:space="preserve">”</w:t>
-      </w:r>
-      <w:r>
-        <w:t xml:space="preserve"> </w:t>
-      </w:r>
-      <w:r>
-        <w:t xml:space="preserve">y la IG</w:t>
-      </w:r>
-      <w:r>
-        <w:t xml:space="preserve"> </w:t>
-      </w:r>
-      <w:r>
-        <w:t xml:space="preserve">“</w:t>
-      </w:r>
-      <w:r>
-        <w:t xml:space="preserve">Antes</w:t>
-      </w:r>
-      <w:r>
-        <w:t xml:space="preserve">”</w:t>
-      </w:r>
-      <w:r>
-        <w:t xml:space="preserve"> </w:t>
-      </w:r>
-      <w:r>
-        <w:t xml:space="preserve">“</w:t>
-      </w:r>
-      <w:r>
-        <w:t xml:space="preserve">Escopia y clase de activos</w:t>
-      </w:r>
-      <w:r>
-        <w:t xml:space="preserve">”</w:t>
-      </w:r>
-      <w:r>
-        <w:t xml:space="preserve"> </w:t>
-      </w:r>
-      <w:r>
-        <w:t xml:space="preserve">“</w:t>
-      </w:r>
-      <w:r>
-        <w:t xml:space="preserve">Principal y sistemas de vida</w:t>
-      </w:r>
-      <w:r>
-        <w:t xml:space="preserve">”</w:t>
-      </w:r>
-      <w:r>
-        <w:t xml:space="preserve"> </w:t>
-      </w:r>
-      <w:r>
-        <w:t xml:space="preserve">Las dependencias y las suposiciones de la vida</w:t>
-      </w:r>
-      <w:r>
-        <w:t xml:space="preserve"> </w:t>
-      </w:r>
-      <w:r>
-        <w:t xml:space="preserve">Inputs y validación de la vida</w:t>
-      </w:r>
-      <w:r>
-        <w:t xml:space="preserve"> </w:t>
-      </w:r>
-      <w:r>
-        <w:t xml:space="preserve">“</w:t>
-      </w:r>
-      <w:r>
-        <w:t xml:space="preserve">Operaciones en la vida</w:t>
-      </w:r>
-      <w:r>
-        <w:t xml:space="preserve">”</w:t>
-      </w:r>
-      <w:r>
-        <w:t xml:space="preserve"> </w:t>
-      </w:r>
-      <w:r>
-        <w:t xml:space="preserve">“</w:t>
-      </w:r>
-      <w:r>
-        <w:t xml:space="preserve">Las medidas de la vida</w:t>
-      </w:r>
-      <w:r>
-        <w:t xml:space="preserve">”</w:t>
-      </w:r>
-      <w:r>
-        <w:t xml:space="preserve"> </w:t>
-      </w:r>
-      <w:r>
-        <w:t xml:space="preserve">“</w:t>
-      </w:r>
-      <w:r>
-        <w:t xml:space="preserve">Metric and interpretation |</w:t>
-      </w:r>
-      <w:r>
-        <w:t xml:space="preserve">”</w:t>
-      </w:r>
-      <w:r>
-        <w:t xml:space="preserve"> </w:t>
-      </w:r>
-      <w:r>
-        <w:t xml:space="preserve">Excepciones y limitaciones de la vida</w:t>
-      </w:r>
-      <w:r>
-        <w:t xml:space="preserve"> </w:t>
-      </w:r>
-      <w:r>
-        <w:t xml:space="preserve">La acción, el dueño, la fecha y la prueba de la vida</w:t>
-      </w:r>
-    </w:p>
-    <w:bookmarkEnd w:id="57"/>
-    <w:bookmarkStart w:id="58" w:name="registro-de-hallazgos-y-nuevas-pruebas"/>
-    <w:p>
-      <w:pPr>
-        <w:pStyle w:val="Heading2"/>
-      </w:pPr>
-      <w:r>
-        <w:t xml:space="preserve">30.2 Registro de hallazgos y nuevas pruebas</w:t>
-      </w:r>
-    </w:p>
-    <w:p>
-      <w:pPr>
-        <w:pStyle w:val="FirstParagraph"/>
-      </w:pPr>
-      <w:r>
-        <w:t xml:space="preserve">|** |</w:t>
-      </w:r>
-      <w:r>
-        <w:t xml:space="preserve"> </w:t>
-      </w:r>
-      <w:r>
-        <w:t xml:space="preserve">|… |</w:t>
-      </w:r>
-      <w:r>
-        <w:t xml:space="preserve"> </w:t>
-      </w:r>
-      <w:r>
-        <w:t xml:space="preserve">Los Criterios de la vida siguen adelante.</w:t>
-      </w:r>
-      <w:r>
-        <w:t xml:space="preserve"> </w:t>
-      </w:r>
-      <w:r>
-        <w:t xml:space="preserve">“</w:t>
-      </w:r>
-      <w:r>
-        <w:t xml:space="preserve">Acondicionamiento y evidencia de vida</w:t>
-      </w:r>
-      <w:r>
-        <w:t xml:space="preserve">”</w:t>
-      </w:r>
-      <w:r>
-        <w:t xml:space="preserve"> </w:t>
-      </w:r>
-      <w:r>
-        <w:t xml:space="preserve">La población afectada está en peligro.</w:t>
-      </w:r>
-      <w:r>
-        <w:t xml:space="preserve"> </w:t>
-      </w:r>
-      <w:r>
-        <w:t xml:space="preserve">“</w:t>
-      </w:r>
-      <w:r>
-        <w:t xml:space="preserve">El riesgo y el impacto en la vida</w:t>
-      </w:r>
-      <w:r>
-        <w:t xml:space="preserve">”</w:t>
-      </w:r>
-      <w:r>
-        <w:t xml:space="preserve"> </w:t>
-      </w:r>
-      <w:r>
-        <w:t xml:space="preserve">| Cause TENED                        |</w:t>
-      </w:r>
-      <w:r>
-        <w:t xml:space="preserve"> </w:t>
-      </w:r>
-      <w:r>
-        <w:t xml:space="preserve">“</w:t>
-      </w:r>
-      <w:r>
-        <w:t xml:space="preserve">La protección provisional en la vida</w:t>
-      </w:r>
-      <w:r>
-        <w:t xml:space="preserve">”</w:t>
-      </w:r>
-      <w:r>
-        <w:t xml:space="preserve"> </w:t>
-      </w:r>
-      <w:r>
-        <w:t xml:space="preserve">Corrección y propietario de la vida</w:t>
-      </w:r>
-      <w:r>
-        <w:t xml:space="preserve"> </w:t>
-      </w:r>
-      <w:r>
-        <w:t xml:space="preserve">La fecha de su muerte es la siguiente.</w:t>
-      </w:r>
-      <w:r>
-        <w:t xml:space="preserve"> </w:t>
-      </w:r>
-      <w:r>
-        <w:t xml:space="preserve">“</w:t>
-      </w:r>
-      <w:r>
-        <w:t xml:space="preserve">El procedimiento de la prueba de mentiras</w:t>
-      </w:r>
-      <w:r>
-        <w:t xml:space="preserve">”</w:t>
-      </w:r>
-      <w:r>
-        <w:t xml:space="preserve"> </w:t>
-      </w:r>
-      <w:r>
-        <w:t xml:space="preserve">Resultado final de la vida útil</w:t>
-      </w:r>
-    </w:p>
-    <w:bookmarkEnd w:id="58"/>
-    <w:bookmarkStart w:id="59" w:name="glosario"/>
-    <w:p>
-      <w:pPr>
-        <w:pStyle w:val="Heading2"/>
-      </w:pPr>
-      <w:r>
-        <w:t xml:space="preserve">30.3 Glosario</w:t>
-      </w:r>
-    </w:p>
-    <w:p>
-      <w:pPr>
-        <w:pStyle w:val="FirstParagraph"/>
-      </w:pPr>
-      <w:r>
-        <w:t xml:space="preserve">|** |</w:t>
-      </w:r>
-      <w:r>
-        <w:t xml:space="preserve"> </w:t>
-      </w:r>
-      <w:r>
-        <w:t xml:space="preserve">|. |</w:t>
-      </w:r>
-      <w:r>
-        <w:t xml:space="preserve"> </w:t>
-      </w:r>
-      <w:r>
-        <w:t xml:space="preserve">| Clase Asset | Categoría afectada por una Salvaguardia, como dispositivos, software, datos, red, usuarios o documentación. |</w:t>
-      </w:r>
-      <w:r>
-        <w:t xml:space="preserve"> </w:t>
-      </w:r>
-      <w:r>
-        <w:t xml:space="preserve">| CIS Benchmark ← Recomendaciones de configuración segura para una tecnología específica. |</w:t>
-      </w:r>
-      <w:r>
-        <w:t xml:space="preserve"> </w:t>
-      </w:r>
-      <w:r>
-        <w:t xml:space="preserve">tención CIS Control | Una de las 18 amplias áreas defensivas.</w:t>
-      </w:r>
-      <w:r>
-        <w:t xml:space="preserve"> </w:t>
-      </w:r>
-      <w:r>
-        <w:t xml:space="preserve">confidencialidad CIS Salvaguardia | Una acción enfocada y implementable dentro de un Control. ←</w:t>
-      </w:r>
-      <w:r>
-        <w:t xml:space="preserve"> </w:t>
-      </w:r>
-      <w:r>
-        <w:t xml:space="preserve">TENCIÓN TENIDA Compartir de la población aplicable en la que se implementa adecuadamente la Salvaguardia. |</w:t>
-      </w:r>
-      <w:r>
-        <w:t xml:space="preserve"> </w:t>
-      </w:r>
-      <w:r>
-        <w:t xml:space="preserve">| IG1 tención 56 salvaguardas esenciales de la higiene cibernética. |</w:t>
-      </w:r>
-      <w:r>
-        <w:t xml:space="preserve"> </w:t>
-      </w:r>
-      <w:r>
-        <w:t xml:space="preserve">| IG2 | IG1 más 74 Salvaguardias adicionales.</w:t>
-      </w:r>
-      <w:r>
-        <w:t xml:space="preserve"> </w:t>
-      </w:r>
-      <w:r>
-        <w:t xml:space="preserve">TENIDA IG3 TENIDA IG1 e IG2 más 23 Salvaguardias adicionales; todos 153.</w:t>
-      </w:r>
-      <w:r>
-        <w:t xml:space="preserve"> </w:t>
-      </w:r>
-      <w:r>
-        <w:t xml:space="preserve">TENCIÓN | Una cuenta, lista, fecha, configuración o resultado producido por operaciones de evaluación. |</w:t>
-      </w:r>
-      <w:r>
-        <w:t xml:space="preserve"> </w:t>
-      </w:r>
-      <w:r>
-        <w:t xml:space="preserve">| | Cálculo o interpretación construido a partir de medidas.</w:t>
-      </w:r>
-      <w:r>
-        <w:t xml:space="preserve"> </w:t>
-      </w:r>
-      <w:r>
-        <w:t xml:space="preserve">| Población | Completo conjunto de registros, activos, personas, sistemas o eventos aplicables.</w:t>
-      </w:r>
-      <w:r>
-        <w:t xml:space="preserve"> </w:t>
-      </w:r>
-      <w:r>
-        <w:t xml:space="preserve">tención Revisión de procedimiento tención Evaluación manual de si existe un proceso necesario y contiene los elementos necesarios. |</w:t>
-      </w:r>
-      <w:r>
-        <w:t xml:space="preserve"> </w:t>
-      </w:r>
-      <w:r>
-        <w:t xml:space="preserve">Función de seguridad permanente ← Govern, Identificar, Proteger, Detectar, Responder o Recuperar la cartografía.</w:t>
-      </w:r>
-    </w:p>
-    <w:bookmarkEnd w:id="59"/>
-    <w:bookmarkStart w:id="60" w:name="índice-de-asunto"/>
-    <w:p>
-      <w:pPr>
-        <w:pStyle w:val="Heading2"/>
-      </w:pPr>
-      <w:r>
-        <w:t xml:space="preserve">30.4 Índice de asunto</w:t>
-      </w:r>
-    </w:p>
-    <w:p>
-      <w:pPr>
-        <w:pStyle w:val="FirstParagraph"/>
-      </w:pPr>
-      <w:r>
-        <w:t xml:space="preserve">Subjeto**</w:t>
-      </w:r>
-      <w:r>
-        <w:t xml:space="preserve"> </w:t>
-      </w:r>
-      <w:r>
-        <w:t xml:space="preserve">|… |</w:t>
-      </w:r>
-      <w:r>
-        <w:t xml:space="preserve"> </w:t>
-      </w:r>
-      <w:r>
-        <w:t xml:space="preserve">Silenciosos Cuentas</w:t>
-      </w:r>
-      <w:r>
-        <w:t xml:space="preserve"> </w:t>
-      </w:r>
-      <w:r>
-        <w:t xml:space="preserve">| para la seguridad de la aplicación |</w:t>
-      </w:r>
-      <w:r>
-        <w:t xml:space="preserve"> </w:t>
-      </w:r>
-      <w:r>
-        <w:t xml:space="preserve">Silencioso inventario de activos</w:t>
-      </w:r>
-      <w:r>
-        <w:t xml:space="preserve"> </w:t>
-      </w:r>
-      <w:r>
-        <w:t xml:space="preserve">Silenciosos registros de auditoría</w:t>
-      </w:r>
-      <w:r>
-        <w:t xml:space="preserve"> </w:t>
-      </w:r>
-      <w:r>
-        <w:t xml:space="preserve">| Protección de datos |</w:t>
-      </w:r>
-      <w:r>
-        <w:t xml:space="preserve"> </w:t>
-      </w:r>
-      <w:r>
-        <w:t xml:space="preserve">| Evidencia y medición | 4</w:t>
-      </w:r>
-      <w:r>
-        <w:t xml:space="preserve"> </w:t>
-      </w:r>
-      <w:r>
-        <w:t xml:space="preserve">Silenciosos Grupos de Aplicación</w:t>
-      </w:r>
-      <w:r>
-        <w:t xml:space="preserve"> </w:t>
-      </w:r>
-      <w:r>
-        <w:t xml:space="preserve">| Respuesta del incidente |</w:t>
-      </w:r>
-      <w:r>
-        <w:t xml:space="preserve"> </w:t>
-      </w:r>
-      <w:r>
-        <w:t xml:space="preserve">Silencioso analista junior</w:t>
-      </w:r>
-      <w:r>
-        <w:t xml:space="preserve"> </w:t>
-      </w:r>
-      <w:r>
-        <w:t xml:space="preserve">| | |</w:t>
-      </w:r>
-      <w:r>
-        <w:t xml:space="preserve"> </w:t>
-      </w:r>
-      <w:r>
-        <w:t xml:space="preserve">Silencioso Silencioso</w:t>
-      </w:r>
-      <w:r>
-        <w:t xml:space="preserve"> </w:t>
-      </w:r>
-      <w:r>
-        <w:t xml:space="preserve">Silencioso en la Red 17-18</w:t>
-      </w:r>
-      <w:r>
-        <w:t xml:space="preserve"> </w:t>
-      </w:r>
-      <w:r>
-        <w:t xml:space="preserve">| Herramientas de código abierto | 24 |</w:t>
-      </w:r>
-      <w:r>
-        <w:t xml:space="preserve"> </w:t>
-      </w:r>
-      <w:r>
-        <w:t xml:space="preserve">pruebas de Penetración Silencioso</w:t>
-      </w:r>
-      <w:r>
-        <w:t xml:space="preserve"> </w:t>
-      </w:r>
-      <w:r>
-        <w:t xml:space="preserve">Silencioso de recuperación</w:t>
-      </w:r>
-      <w:r>
-        <w:t xml:space="preserve"> </w:t>
-      </w:r>
-      <w:r>
-        <w:t xml:space="preserve">proveedores de servicios | 20 |</w:t>
-      </w:r>
-      <w:r>
-        <w:t xml:space="preserve"> </w:t>
-      </w:r>
-      <w:r>
-        <w:t xml:space="preserve">Silencioso Inventario de software</w:t>
-      </w:r>
-      <w:r>
-        <w:t xml:space="preserve"> </w:t>
-      </w:r>
-      <w:r>
-        <w:t xml:space="preserve">TEN TERRITORIO TERRITORIO TERRITORIO</w:t>
-      </w:r>
-      <w:r>
-        <w:t xml:space="preserve"> </w:t>
-      </w:r>
-      <w:r>
-        <w:t xml:space="preserve">TEN TERRITORIO DE Vulnerabilidad ANTE LAS 12</w:t>
-      </w:r>
-    </w:p>
-    <w:bookmarkEnd w:id="60"/>
-    <w:bookmarkStart w:id="65" w:name="referencias-oficiales"/>
-    <w:p>
-      <w:pPr>
-        <w:pStyle w:val="Heading2"/>
-      </w:pPr>
-      <w:r>
-        <w:t xml:space="preserve">30.5 Referencias oficiales</w:t>
-      </w:r>
-    </w:p>
-    <w:p>
-      <w:pPr>
-        <w:pStyle w:val="FirstParagraph"/>
-      </w:pPr>
-      <w:r>
         <w:t xml:space="preserve">[ ]](https://www.cisecurity.org/controls/v8-1 Controles v8.1</w:t>
       </w:r>
     </w:p>
@@ -8972,7 +9779,7 @@
       <w:pPr>
         <w:pStyle w:val="BodyText"/>
       </w:pPr>
-      <w:hyperlink r:id="rId61">
+      <w:hyperlink r:id="rId62">
         <w:r>
           <w:rPr>
             <w:rStyle w:val="Hyperlink"/>
@@ -8988,19 +9795,6 @@
       <w:r>
         <w:t xml:space="preserve">[ ]](https://www.cisecurity.org/controls/implementation-groups)</w:t>
       </w:r>
-    </w:p>
-    <w:p>
-      <w:pPr>
-        <w:pStyle w:val="BodyText"/>
-      </w:pPr>
-      <w:hyperlink r:id="rId62">
-        <w:r>
-          <w:rPr>
-            <w:rStyle w:val="Hyperlink"/>
-          </w:rPr>
-          <w:t xml:space="preserve">Seguido</w:t>
-        </w:r>
-      </w:hyperlink>
     </w:p>
     <w:p>
       <w:pPr>
@@ -9032,6 +9826,19 @@
       <w:pPr>
         <w:pStyle w:val="BodyText"/>
       </w:pPr>
+      <w:hyperlink r:id="rId65">
+        <w:r>
+          <w:rPr>
+            <w:rStyle w:val="Hyperlink"/>
+          </w:rPr>
+          <w:t xml:space="preserve">Seguido</w:t>
+        </w:r>
+      </w:hyperlink>
+    </w:p>
+    <w:p>
+      <w:pPr>
+        <w:pStyle w:val="BodyText"/>
+      </w:pPr>
       <w:r>
         <w:t xml:space="preserve">[ ]u]CIS Controles cartografías y cumplimiento efectuados/u título](https://www.cisecurity.org/cybersecurity-tools/mapping-compliance/mapping-and-compliance-with-the-cis-controls)</w:t>
       </w:r>
@@ -9062,8 +9869,8 @@
         <w:t xml:space="preserve">Respuesta</w:t>
       </w:r>
     </w:p>
-    <w:bookmarkEnd w:id="65"/>
     <w:bookmarkEnd w:id="66"/>
+    <w:bookmarkEnd w:id="67"/>
     <w:sectPr/>
   </w:body>
 </w:document>
@@ -9493,176 +10300,6 @@
     </w:lvl>
     <w:lvl w:ilvl="8">
       <w:start w:val="8"/>
-      <w:numFmt w:val="decimal"/>
-      <w:lvlText w:val="%9."/>
-      <w:lvlJc w:val="left"/>
-      <w:pPr>
-        <w:ind w:left="6480" w:hanging="480"/>
-      </w:pPr>
-    </w:lvl>
-  </w:abstractNum>
-  <w:abstractNum w:abstractNumId="994128">
-    <w:nsid w:val="A994128"/>
-    <w:multiLevelType w:val="multilevel"/>
-    <w:lvl w:ilvl="0">
-      <w:start w:val="28"/>
-      <w:numFmt w:val="decimal"/>
-      <w:lvlText w:val="%1."/>
-      <w:lvlJc w:val="left"/>
-      <w:pPr>
-        <w:ind w:left="720" w:hanging="480"/>
-      </w:pPr>
-    </w:lvl>
-    <w:lvl w:ilvl="1">
-      <w:start w:val="28"/>
-      <w:numFmt w:val="decimal"/>
-      <w:lvlText w:val="%2."/>
-      <w:lvlJc w:val="left"/>
-      <w:pPr>
-        <w:ind w:left="1440" w:hanging="480"/>
-      </w:pPr>
-    </w:lvl>
-    <w:lvl w:ilvl="2">
-      <w:start w:val="28"/>
-      <w:numFmt w:val="decimal"/>
-      <w:lvlText w:val="%3."/>
-      <w:lvlJc w:val="left"/>
-      <w:pPr>
-        <w:ind w:left="2160" w:hanging="480"/>
-      </w:pPr>
-    </w:lvl>
-    <w:lvl w:ilvl="3">
-      <w:start w:val="28"/>
-      <w:numFmt w:val="decimal"/>
-      <w:lvlText w:val="%4."/>
-      <w:lvlJc w:val="left"/>
-      <w:pPr>
-        <w:ind w:left="2880" w:hanging="480"/>
-      </w:pPr>
-    </w:lvl>
-    <w:lvl w:ilvl="4">
-      <w:start w:val="28"/>
-      <w:numFmt w:val="decimal"/>
-      <w:lvlText w:val="%5."/>
-      <w:lvlJc w:val="left"/>
-      <w:pPr>
-        <w:ind w:left="3600" w:hanging="480"/>
-      </w:pPr>
-    </w:lvl>
-    <w:lvl w:ilvl="5">
-      <w:start w:val="28"/>
-      <w:numFmt w:val="decimal"/>
-      <w:lvlText w:val="%6."/>
-      <w:lvlJc w:val="left"/>
-      <w:pPr>
-        <w:ind w:left="4320" w:hanging="480"/>
-      </w:pPr>
-    </w:lvl>
-    <w:lvl w:ilvl="6">
-      <w:start w:val="28"/>
-      <w:numFmt w:val="decimal"/>
-      <w:lvlText w:val="%7."/>
-      <w:lvlJc w:val="left"/>
-      <w:pPr>
-        <w:ind w:left="5040" w:hanging="480"/>
-      </w:pPr>
-    </w:lvl>
-    <w:lvl w:ilvl="7">
-      <w:start w:val="28"/>
-      <w:numFmt w:val="decimal"/>
-      <w:lvlText w:val="%8."/>
-      <w:lvlJc w:val="left"/>
-      <w:pPr>
-        <w:ind w:left="5760" w:hanging="480"/>
-      </w:pPr>
-    </w:lvl>
-    <w:lvl w:ilvl="8">
-      <w:start w:val="28"/>
-      <w:numFmt w:val="decimal"/>
-      <w:lvlText w:val="%9."/>
-      <w:lvlJc w:val="left"/>
-      <w:pPr>
-        <w:ind w:left="6480" w:hanging="480"/>
-      </w:pPr>
-    </w:lvl>
-  </w:abstractNum>
-  <w:abstractNum w:abstractNumId="994129">
-    <w:nsid w:val="A994129"/>
-    <w:multiLevelType w:val="multilevel"/>
-    <w:lvl w:ilvl="0">
-      <w:start w:val="29"/>
-      <w:numFmt w:val="decimal"/>
-      <w:lvlText w:val="%1."/>
-      <w:lvlJc w:val="left"/>
-      <w:pPr>
-        <w:ind w:left="720" w:hanging="480"/>
-      </w:pPr>
-    </w:lvl>
-    <w:lvl w:ilvl="1">
-      <w:start w:val="29"/>
-      <w:numFmt w:val="decimal"/>
-      <w:lvlText w:val="%2."/>
-      <w:lvlJc w:val="left"/>
-      <w:pPr>
-        <w:ind w:left="1440" w:hanging="480"/>
-      </w:pPr>
-    </w:lvl>
-    <w:lvl w:ilvl="2">
-      <w:start w:val="29"/>
-      <w:numFmt w:val="decimal"/>
-      <w:lvlText w:val="%3."/>
-      <w:lvlJc w:val="left"/>
-      <w:pPr>
-        <w:ind w:left="2160" w:hanging="480"/>
-      </w:pPr>
-    </w:lvl>
-    <w:lvl w:ilvl="3">
-      <w:start w:val="29"/>
-      <w:numFmt w:val="decimal"/>
-      <w:lvlText w:val="%4."/>
-      <w:lvlJc w:val="left"/>
-      <w:pPr>
-        <w:ind w:left="2880" w:hanging="480"/>
-      </w:pPr>
-    </w:lvl>
-    <w:lvl w:ilvl="4">
-      <w:start w:val="29"/>
-      <w:numFmt w:val="decimal"/>
-      <w:lvlText w:val="%5."/>
-      <w:lvlJc w:val="left"/>
-      <w:pPr>
-        <w:ind w:left="3600" w:hanging="480"/>
-      </w:pPr>
-    </w:lvl>
-    <w:lvl w:ilvl="5">
-      <w:start w:val="29"/>
-      <w:numFmt w:val="decimal"/>
-      <w:lvlText w:val="%6."/>
-      <w:lvlJc w:val="left"/>
-      <w:pPr>
-        <w:ind w:left="4320" w:hanging="480"/>
-      </w:pPr>
-    </w:lvl>
-    <w:lvl w:ilvl="6">
-      <w:start w:val="29"/>
-      <w:numFmt w:val="decimal"/>
-      <w:lvlText w:val="%7."/>
-      <w:lvlJc w:val="left"/>
-      <w:pPr>
-        <w:ind w:left="5040" w:hanging="480"/>
-      </w:pPr>
-    </w:lvl>
-    <w:lvl w:ilvl="7">
-      <w:start w:val="29"/>
-      <w:numFmt w:val="decimal"/>
-      <w:lvlText w:val="%8."/>
-      <w:lvlJc w:val="left"/>
-      <w:pPr>
-        <w:ind w:left="5760" w:hanging="480"/>
-      </w:pPr>
-    </w:lvl>
-    <w:lvl w:ilvl="8">
-      <w:start w:val="29"/>
       <w:numFmt w:val="decimal"/>
       <w:lvlText w:val="%9."/>
       <w:lvlJc w:val="left"/>
@@ -9843,9 +10480,6 @@
     <w:abstractNumId w:val="991"/>
   </w:num>
   <w:num w:numId="1012">
-    <w:abstractNumId w:val="991"/>
-  </w:num>
-  <w:num w:numId="1013">
     <w:abstractNumId w:val="99411"/>
     <w:lvlOverride w:ilvl="0">
       <w:startOverride w:val="1"/>
@@ -9875,70 +10509,7 @@
       <w:startOverride w:val="1"/>
     </w:lvlOverride>
   </w:num>
-  <w:num w:numId="1014">
-    <w:abstractNumId w:val="994128"/>
-    <w:lvlOverride w:ilvl="0">
-      <w:startOverride w:val="28"/>
-    </w:lvlOverride>
-    <w:lvlOverride w:ilvl="1">
-      <w:startOverride w:val="28"/>
-    </w:lvlOverride>
-    <w:lvlOverride w:ilvl="2">
-      <w:startOverride w:val="28"/>
-    </w:lvlOverride>
-    <w:lvlOverride w:ilvl="3">
-      <w:startOverride w:val="28"/>
-    </w:lvlOverride>
-    <w:lvlOverride w:ilvl="4">
-      <w:startOverride w:val="28"/>
-    </w:lvlOverride>
-    <w:lvlOverride w:ilvl="5">
-      <w:startOverride w:val="28"/>
-    </w:lvlOverride>
-    <w:lvlOverride w:ilvl="6">
-      <w:startOverride w:val="28"/>
-    </w:lvlOverride>
-    <w:lvlOverride w:ilvl="7">
-      <w:startOverride w:val="28"/>
-    </w:lvlOverride>
-    <w:lvlOverride w:ilvl="8">
-      <w:startOverride w:val="28"/>
-    </w:lvlOverride>
-  </w:num>
-  <w:num w:numId="1015">
-    <w:abstractNumId w:val="994129"/>
-    <w:lvlOverride w:ilvl="0">
-      <w:startOverride w:val="29"/>
-    </w:lvlOverride>
-    <w:lvlOverride w:ilvl="1">
-      <w:startOverride w:val="29"/>
-    </w:lvlOverride>
-    <w:lvlOverride w:ilvl="2">
-      <w:startOverride w:val="29"/>
-    </w:lvlOverride>
-    <w:lvlOverride w:ilvl="3">
-      <w:startOverride w:val="29"/>
-    </w:lvlOverride>
-    <w:lvlOverride w:ilvl="4">
-      <w:startOverride w:val="29"/>
-    </w:lvlOverride>
-    <w:lvlOverride w:ilvl="5">
-      <w:startOverride w:val="29"/>
-    </w:lvlOverride>
-    <w:lvlOverride w:ilvl="6">
-      <w:startOverride w:val="29"/>
-    </w:lvlOverride>
-    <w:lvlOverride w:ilvl="7">
-      <w:startOverride w:val="29"/>
-    </w:lvlOverride>
-    <w:lvlOverride w:ilvl="8">
-      <w:startOverride w:val="29"/>
-    </w:lvlOverride>
-  </w:num>
-  <w:num w:numId="1016">
-    <w:abstractNumId w:val="991"/>
-  </w:num>
-  <w:num w:numId="1017">
+  <w:num w:numId="1013">
     <w:abstractNumId w:val="991"/>
   </w:num>
 </w:numbering>

--- a/01-foundations/CIS_Controls_v8.1/Espanol/CIS_Critical_Security_Controls_v8.1_Practical_Manager_and_Junior_Analyst_Manual_Espanol_v1.0.docx
+++ b/01-foundations/CIS_Controls_v8.1/Espanol/CIS_Critical_Security_Controls_v8.1_Practical_Manager_and_Junior_Analyst_Manual_Espanol_v1.0.docx
@@ -1175,282 +1175,133 @@
         </w:r>
       </w:hyperlink>
     </w:p>
+    <w:bookmarkEnd w:id="23"/>
+    <w:bookmarkStart w:id="24" w:name="fundamentos-de-cis-controls-v8.1"/>
+    <w:p>
+      <w:pPr>
+        <w:pStyle w:val="Heading1"/>
+      </w:pPr>
+      <w:r>
+        <w:t xml:space="preserve">1. Fundamentos de CIS Controls v8.1</w:t>
+      </w:r>
+    </w:p>
+    <w:p>
+      <w:pPr>
+        <w:pStyle w:val="FirstParagraph"/>
+      </w:pPr>
+      <w:r>
+        <w:rPr>
+          <w:iCs/>
+          <w:i/>
+        </w:rPr>
+        <w:t xml:space="preserve">La versión vigente, su estructura, propósito y limitaciones.</w:t>
+      </w:r>
+    </w:p>
+    <w:tbl>
+      <w:tblPr>
+        <w:tblStyle w:val="FigureTable"/>
+        <w:tblW w:type="auto" w:w="0"/>
+        <w:tblLook w:firstRow="0" w:lastRow="0" w:firstColumn="0" w:lastColumn="0"/>
+        <w:jc w:val="center"/>
+      </w:tblPr>
+      <w:tblGrid>
+        <w:gridCol w:w="7920"/>
+      </w:tblGrid>
+      <w:tr>
+        <w:tc>
+          <w:tcPr/>
+          <w:p>
+            <w:pPr>
+              <w:pStyle w:val="Compact"/>
+              <w:jc w:val="center"/>
+            </w:pPr>
+            <w:r>
+              <w:t xml:space="preserve">Los Controles organizan 153 Salvaguardas en un programa defensivo práctico.</w:t>
+            </w:r>
+          </w:p>
+        </w:tc>
+      </w:tr>
+    </w:tbl>
+    <w:p>
+      <w:pPr>
+        <w:pStyle w:val="ImageCaption"/>
+      </w:pPr>
+      <w:r>
+        <w:t xml:space="preserve">Los Controles organizan 153 Salvaguardas en un programa defensivo práctico.</w:t>
+      </w:r>
+    </w:p>
+    <w:p>
+      <w:pPr>
+        <w:pStyle w:val="BodyText"/>
+      </w:pPr>
+      <w:r>
+        <w:t xml:space="preserve">Figura 1. Los 18 Controles Críticos de Seguridad de CIS</w:t>
+      </w:r>
+    </w:p>
     <w:p>
       <w:pPr>
         <w:numPr>
           <w:ilvl w:val="0"/>
           <w:numId w:val="1002"/>
         </w:numPr>
-        <w:pStyle w:val="Compact"/>
-      </w:pPr>
-      <w:r>
-        <w:t xml:space="preserve">Controles CIS v8.1 Fundaciones</w:t>
-      </w:r>
-    </w:p>
-    <w:p>
-      <w:pPr>
-        <w:pStyle w:val="FirstParagraph"/>
-      </w:pPr>
-      <w:r>
-        <w:rPr>
-          <w:iCs/>
-          <w:i/>
-        </w:rPr>
-        <w:t xml:space="preserve">La versión actual, estructura, propósito y limitaciones.</w:t>
-      </w:r>
-    </w:p>
-    <w:p>
-      <w:pPr>
-        <w:pStyle w:val="BodyText"/>
-      </w:pPr>
-      <w:r>
-        <w:t xml:space="preserve">“</w:t>
-      </w:r>
-      <w:r>
-        <w:t xml:space="preserve">El control organiza 153 Salvaguardias en un programa defensivo práctico</w:t>
-      </w:r>
-      <w:r>
-        <w:t xml:space="preserve">”</w:t>
-      </w:r>
-      <w:r>
-        <w:t xml:space="preserve"> </w:t>
-      </w:r>
-      <w:r>
-        <w:t xml:space="preserve">(Nota: 3.94164in” alt=</w:t>
-      </w:r>
-      <w:r>
-        <w:t xml:space="preserve">“</w:t>
-      </w:r>
-      <w:r>
-        <w:t xml:space="preserve">Los controles organizan 153 Salvaguardias en un programa defensivo práctico.</w:t>
-      </w:r>
-      <w:r>
-        <w:t xml:space="preserve">”</w:t>
-      </w:r>
-      <w:r>
-        <w:t xml:space="preserve"> </w:t>
-      </w:r>
-      <w:r>
-        <w:t xml:space="preserve">/</w:t>
-      </w:r>
-    </w:p>
-    <w:p>
-      <w:pPr>
-        <w:pStyle w:val="BodyText"/>
-      </w:pPr>
-      <w:r>
-        <w:t xml:space="preserve">Figura 1. Los 18 controles de seguridad críticos CIS</w:t>
+      </w:pPr>
+      <w:r>
+        <w:t xml:space="preserve">CIS Controls v8.1 se publicó en junio de 2024 y continúa siendo la edición vigente en julio de 2026.</w:t>
       </w:r>
     </w:p>
     <w:p>
       <w:pPr>
         <w:numPr>
           <w:ilvl w:val="0"/>
-          <w:numId w:val="1003"/>
+          <w:numId w:val="1002"/>
         </w:numPr>
       </w:pPr>
       <w:r>
-        <w:t xml:space="preserve">CIS Controls v8.1 fue publicado en junio de 2024 y sigue siendo la edición actual a partir de julio de 2026.</w:t>
+        <w:t xml:space="preserve">Los Controles son buenas prácticas priorizadas diseñadas para defender sistemas y redes frente a ataques frecuentes.</w:t>
       </w:r>
     </w:p>
     <w:p>
       <w:pPr>
         <w:numPr>
           <w:ilvl w:val="0"/>
-          <w:numId w:val="1003"/>
+          <w:numId w:val="1002"/>
         </w:numPr>
       </w:pPr>
       <w:r>
-        <w:t xml:space="preserve">Los Controles se priorizan las mejores prácticas diseñadas para defender sistemas y redes contra ataques frecuentes.</w:t>
+        <w:t xml:space="preserve">El marco contiene 18 Controles y 153 Salvaguardas.</w:t>
       </w:r>
     </w:p>
     <w:p>
       <w:pPr>
         <w:numPr>
           <w:ilvl w:val="0"/>
-          <w:numId w:val="1003"/>
+          <w:numId w:val="1002"/>
         </w:numPr>
       </w:pPr>
       <w:r>
-        <w:t xml:space="preserve">El marco contiene 18 Controles y 153 Salvaguardias.</w:t>
+        <w:t xml:space="preserve">Las Salvaguardas se relacionan con clases de activos, funciones de seguridad y Grupos de Implementación.</w:t>
       </w:r>
     </w:p>
     <w:p>
       <w:pPr>
         <w:numPr>
           <w:ilvl w:val="0"/>
-          <w:numId w:val="1003"/>
+          <w:numId w:val="1002"/>
         </w:numPr>
       </w:pPr>
       <w:r>
-        <w:t xml:space="preserve">Las salvaguardias se refieren a las clases de activos, las funciones de seguridad y los grupos de aplicación.</w:t>
+        <w:t xml:space="preserve">La versión 8.1 alinea su correspondencia con NIST CSF 2.0 e incorpora la función Gobernar.</w:t>
       </w:r>
     </w:p>
     <w:p>
       <w:pPr>
         <w:numPr>
           <w:ilvl w:val="0"/>
-          <w:numId w:val="1003"/>
+          <w:numId w:val="1002"/>
         </w:numPr>
       </w:pPr>
       <w:r>
-        <w:t xml:space="preserve">La versión 8.1 alinea su cartografía NIST CSF a CSF 2.0 e incluye cartografías Govern.</w:t>
-      </w:r>
-    </w:p>
-    <w:p>
-      <w:pPr>
-        <w:numPr>
-          <w:ilvl w:val="0"/>
-          <w:numId w:val="1003"/>
-        </w:numPr>
-      </w:pPr>
-      <w:r>
-        <w:t xml:space="preserve">Existen mapas oficiales para múltiples marcos, pero la aplicación debe verificarse por separado para cada requisito aplicable.</w:t>
-      </w:r>
-    </w:p>
-    <w:p>
-      <w:pPr>
-        <w:pStyle w:val="FirstParagraph"/>
-      </w:pPr>
-      <w:r>
-        <w:rPr>
-          <w:bCs/>
-          <w:b/>
-        </w:rPr>
-        <w:t xml:space="preserve">Layer</w:t>
-      </w:r>
-      <w:r>
-        <w:t xml:space="preserve"> </w:t>
-      </w:r>
-      <w:r>
-        <w:t xml:space="preserve">|</w:t>
-      </w:r>
-    </w:p>
-    <w:p>
-      <w:pPr>
-        <w:pStyle w:val="BodyText"/>
-      </w:pPr>
-      <w:r>
-        <w:t xml:space="preserve">|… |</w:t>
-      </w:r>
-      <w:r>
-        <w:t xml:space="preserve"> </w:t>
-      </w:r>
-      <w:r>
-        <w:t xml:space="preserve">| Control | Resultado defensivo amplio, como inventario de activos o respuesta a incidentes</w:t>
-      </w:r>
-      <w:r>
-        <w:t xml:space="preserve"> </w:t>
-      </w:r>
-      <w:r>
-        <w:t xml:space="preserve">← Salvaguardia | Acción focalizada que puede ser asignada, implementada y medida</w:t>
-      </w:r>
-      <w:r>
-        <w:t xml:space="preserve"> </w:t>
-      </w:r>
-      <w:r>
-        <w:t xml:space="preserve">| Clase de activos | Tipo de tema afectado, tales como dispositivos, software, datos, red, usuarios o documentación</w:t>
-      </w:r>
-      <w:r>
-        <w:t xml:space="preserve"> </w:t>
-      </w:r>
-      <w:r>
-        <w:t xml:space="preserve">Función de seguridad permanente ← Govern, Identificar, Proteger, Detectar, Responder o Recuperar la cartografía</w:t>
-      </w:r>
-      <w:r>
-        <w:t xml:space="preserve"> </w:t>
-      </w:r>
-      <w:r>
-        <w:t xml:space="preserve">| Grupo de Aplicación | Priorización recomendada basada en el perfil de riesgo y los recursos</w:t>
-      </w:r>
-      <w:r>
-        <w:t xml:space="preserve"> </w:t>
-      </w:r>
-      <w:r>
-        <w:t xml:space="preserve">Medida de evaluación de la vida útil Entradas, operaciones, medidas, métricas y revisión de procedimientos utilizados para evaluar una salvaguardia sometida</w:t>
-      </w:r>
-    </w:p>
-    <w:bookmarkEnd w:id="23"/>
-    <w:bookmarkStart w:id="24" w:name="grupos-de-aplicación-y-prioridades"/>
-    <w:p>
-      <w:pPr>
-        <w:pStyle w:val="Heading1"/>
-      </w:pPr>
-      <w:r>
-        <w:t xml:space="preserve">2. Grupos de aplicación y prioridades</w:t>
-      </w:r>
-    </w:p>
-    <w:p>
-      <w:pPr>
-        <w:pStyle w:val="FirstParagraph"/>
-      </w:pPr>
-      <w:r>
-        <w:rPr>
-          <w:iCs/>
-          <w:i/>
-        </w:rPr>
-        <w:t xml:space="preserve">Cómo IG1, IG2, y las organizaciones de ayuda IG3 eligen un punto de partida realista.</w:t>
-      </w:r>
-    </w:p>
-    <w:p>
-      <w:pPr>
-        <w:pStyle w:val="BodyText"/>
-      </w:pPr>
-      <w:r>
-        <w:t xml:space="preserve">■img src=</w:t>
-      </w:r>
-      <w:r>
-        <w:t xml:space="preserve">“</w:t>
-      </w:r>
-      <w:r>
-        <w:t xml:space="preserve">media/image2.png</w:t>
-      </w:r>
-      <w:r>
-        <w:t xml:space="preserve">”</w:t>
-      </w:r>
-      <w:r>
-        <w:t xml:space="preserve"> </w:t>
-      </w:r>
-      <w:r>
-        <w:t xml:space="preserve">estilo=</w:t>
-      </w:r>
-      <w:r>
-        <w:t xml:space="preserve">“</w:t>
-      </w:r>
-      <w:r>
-        <w:t xml:space="preserve">Ancho:6.15in; Altura:3.39605in</w:t>
-      </w:r>
-      <w:r>
-        <w:t xml:space="preserve">”</w:t>
-      </w:r>
-      <w:r>
-        <w:t xml:space="preserve"> </w:t>
-      </w:r>
-      <w:r>
-        <w:t xml:space="preserve">alt=</w:t>
-      </w:r>
-      <w:r>
-        <w:t xml:space="preserve">“</w:t>
-      </w:r>
-      <w:r>
-        <w:t xml:space="preserve">Cada grupo se construye sobre el grupo anterior; IG3 contiene todas las Salvaguardias.</w:t>
-      </w:r>
-      <w:r>
-        <w:t xml:space="preserve">”</w:t>
-      </w:r>
-      <w:r>
-        <w:t xml:space="preserve"> </w:t>
-      </w:r>
-      <w:r>
-        <w:t xml:space="preserve">/</w:t>
-      </w:r>
-    </w:p>
-    <w:p>
-      <w:pPr>
-        <w:pStyle w:val="BodyText"/>
-      </w:pPr>
-      <w:r>
-        <w:t xml:space="preserve">Gráfico 2 Progresión del Grupo de Aplicación</w:t>
+        <w:t xml:space="preserve">Existen correspondencias oficiales con diversos marcos, pero la implementación debe verificarse por separado para cada requisito aplicable.</w:t>
       </w:r>
     </w:p>
     <w:tbl>
@@ -1461,7 +1312,8 @@
         <w:jc w:val="start"/>
       </w:tblPr>
       <w:tblGrid>
-        <w:gridCol w:w="7920"/>
+        <w:gridCol w:w="3960"/>
+        <w:gridCol w:w="3960"/>
       </w:tblGrid>
       <w:tr>
         <w:trPr>
@@ -1479,13 +1331,325 @@
                 <w:bCs/>
                 <w:b/>
               </w:rPr>
-              <w:t xml:space="preserve">La situación física</w:t>
-            </w:r>
-            <w:r>
-              <w:t xml:space="preserve"> </w:t>
-            </w:r>
-            <w:r>
-              <w:t xml:space="preserve">Silencioso**</w:t>
+              <w:t xml:space="preserve">Capa</w:t>
+            </w:r>
+          </w:p>
+        </w:tc>
+        <w:tc>
+          <w:tcPr/>
+          <w:p>
+            <w:pPr>
+              <w:pStyle w:val="Compact"/>
+              <w:jc w:val="left"/>
+            </w:pPr>
+            <w:r>
+              <w:rPr>
+                <w:bCs/>
+                <w:b/>
+              </w:rPr>
+              <w:t xml:space="preserve">Propósito</w:t>
+            </w:r>
+          </w:p>
+        </w:tc>
+      </w:tr>
+      <w:tr>
+        <w:tc>
+          <w:tcPr/>
+          <w:p>
+            <w:pPr>
+              <w:pStyle w:val="Compact"/>
+              <w:jc w:val="left"/>
+            </w:pPr>
+            <w:r>
+              <w:t xml:space="preserve">Control</w:t>
+            </w:r>
+          </w:p>
+        </w:tc>
+        <w:tc>
+          <w:tcPr/>
+          <w:p>
+            <w:pPr>
+              <w:pStyle w:val="Compact"/>
+              <w:jc w:val="left"/>
+            </w:pPr>
+            <w:r>
+              <w:t xml:space="preserve">Resultado defensivo amplio, como el inventario de activos o la respuesta a incidentes</w:t>
+            </w:r>
+          </w:p>
+        </w:tc>
+      </w:tr>
+      <w:tr>
+        <w:tc>
+          <w:tcPr/>
+          <w:p>
+            <w:pPr>
+              <w:pStyle w:val="Compact"/>
+              <w:jc w:val="left"/>
+            </w:pPr>
+            <w:r>
+              <w:t xml:space="preserve">Salvaguarda</w:t>
+            </w:r>
+          </w:p>
+        </w:tc>
+        <w:tc>
+          <w:tcPr/>
+          <w:p>
+            <w:pPr>
+              <w:pStyle w:val="Compact"/>
+              <w:jc w:val="left"/>
+            </w:pPr>
+            <w:r>
+              <w:t xml:space="preserve">Acción específica que puede asignarse, implementarse y medirse</w:t>
+            </w:r>
+          </w:p>
+        </w:tc>
+      </w:tr>
+      <w:tr>
+        <w:tc>
+          <w:tcPr/>
+          <w:p>
+            <w:pPr>
+              <w:pStyle w:val="Compact"/>
+              <w:jc w:val="left"/>
+            </w:pPr>
+            <w:r>
+              <w:t xml:space="preserve">Clase de activo</w:t>
+            </w:r>
+          </w:p>
+        </w:tc>
+        <w:tc>
+          <w:tcPr/>
+          <w:p>
+            <w:pPr>
+              <w:pStyle w:val="Compact"/>
+              <w:jc w:val="left"/>
+            </w:pPr>
+            <w:r>
+              <w:t xml:space="preserve">Tipo de elemento afectado, como dispositivos, software, datos, red, usuarios o documentación</w:t>
+            </w:r>
+          </w:p>
+        </w:tc>
+      </w:tr>
+      <w:tr>
+        <w:tc>
+          <w:tcPr/>
+          <w:p>
+            <w:pPr>
+              <w:pStyle w:val="Compact"/>
+              <w:jc w:val="left"/>
+            </w:pPr>
+            <w:r>
+              <w:t xml:space="preserve">Función de seguridad</w:t>
+            </w:r>
+          </w:p>
+        </w:tc>
+        <w:tc>
+          <w:tcPr/>
+          <w:p>
+            <w:pPr>
+              <w:pStyle w:val="Compact"/>
+              <w:jc w:val="left"/>
+            </w:pPr>
+            <w:r>
+              <w:t xml:space="preserve">Correspondencia con Gobernar, Identificar, Proteger, Detectar, Responder o Recuperar</w:t>
+            </w:r>
+          </w:p>
+        </w:tc>
+      </w:tr>
+      <w:tr>
+        <w:tc>
+          <w:tcPr/>
+          <w:p>
+            <w:pPr>
+              <w:pStyle w:val="Compact"/>
+              <w:jc w:val="left"/>
+            </w:pPr>
+            <w:r>
+              <w:t xml:space="preserve">Grupo de Implementación</w:t>
+            </w:r>
+          </w:p>
+        </w:tc>
+        <w:tc>
+          <w:tcPr/>
+          <w:p>
+            <w:pPr>
+              <w:pStyle w:val="Compact"/>
+              <w:jc w:val="left"/>
+            </w:pPr>
+            <w:r>
+              <w:t xml:space="preserve">Priorización recomendada según el perfil de riesgo y los recursos</w:t>
+            </w:r>
+          </w:p>
+        </w:tc>
+      </w:tr>
+      <w:tr>
+        <w:tc>
+          <w:tcPr/>
+          <w:p>
+            <w:pPr>
+              <w:pStyle w:val="Compact"/>
+              <w:jc w:val="left"/>
+            </w:pPr>
+            <w:r>
+              <w:t xml:space="preserve">Medida de evaluación</w:t>
+            </w:r>
+          </w:p>
+        </w:tc>
+        <w:tc>
+          <w:tcPr/>
+          <w:p>
+            <w:pPr>
+              <w:pStyle w:val="Compact"/>
+              <w:jc w:val="left"/>
+            </w:pPr>
+            <w:r>
+              <w:t xml:space="preserve">Entradas, operaciones, medidas, métricas y revisión de procedimientos utilizadas para evaluar una Salvaguarda</w:t>
+            </w:r>
+          </w:p>
+        </w:tc>
+      </w:tr>
+    </w:tbl>
+    <w:bookmarkEnd w:id="24"/>
+    <w:bookmarkStart w:id="25" w:name="grupos-de-implementación-y-priorización"/>
+    <w:p>
+      <w:pPr>
+        <w:pStyle w:val="Heading1"/>
+      </w:pPr>
+      <w:r>
+        <w:t xml:space="preserve">2. Grupos de Implementación y priorización</w:t>
+      </w:r>
+    </w:p>
+    <w:p>
+      <w:pPr>
+        <w:pStyle w:val="FirstParagraph"/>
+      </w:pPr>
+      <w:r>
+        <w:rPr>
+          <w:iCs/>
+          <w:i/>
+        </w:rPr>
+        <w:t xml:space="preserve">Cómo IG1, IG2 e IG3 ayudan a las organizaciones a elegir un punto de partida realista.</w:t>
+      </w:r>
+    </w:p>
+    <w:tbl>
+      <w:tblPr>
+        <w:tblStyle w:val="FigureTable"/>
+        <w:tblW w:type="auto" w:w="0"/>
+        <w:tblLook w:firstRow="0" w:lastRow="0" w:firstColumn="0" w:lastColumn="0"/>
+        <w:jc w:val="center"/>
+      </w:tblPr>
+      <w:tblGrid>
+        <w:gridCol w:w="7920"/>
+      </w:tblGrid>
+      <w:tr>
+        <w:tc>
+          <w:tcPr/>
+          <w:p>
+            <w:pPr>
+              <w:pStyle w:val="Compact"/>
+              <w:jc w:val="center"/>
+            </w:pPr>
+            <w:r>
+              <w:t xml:space="preserve">Cada Grupo de Implementación se apoya en el anterior; IG3 contiene todas las Salvaguardas.</w:t>
+            </w:r>
+          </w:p>
+        </w:tc>
+      </w:tr>
+    </w:tbl>
+    <w:p>
+      <w:pPr>
+        <w:pStyle w:val="ImageCaption"/>
+      </w:pPr>
+      <w:r>
+        <w:t xml:space="preserve">Cada Grupo de Implementación se apoya en el anterior; IG3 contiene todas las Salvaguardas.</w:t>
+      </w:r>
+    </w:p>
+    <w:p>
+      <w:pPr>
+        <w:pStyle w:val="BodyText"/>
+      </w:pPr>
+      <w:r>
+        <w:t xml:space="preserve">Figura 2. Progresión de los Grupos de Implementación</w:t>
+      </w:r>
+    </w:p>
+    <w:tbl>
+      <w:tblPr>
+        <w:tblStyle w:val="Table"/>
+        <w:tblW w:type="pct" w:w="5000"/>
+        <w:tblLook w:firstRow="1" w:lastRow="0" w:firstColumn="0" w:lastColumn="0" w:noHBand="0" w:noVBand="0" w:val="0020"/>
+        <w:jc w:val="start"/>
+      </w:tblPr>
+      <w:tblGrid>
+        <w:gridCol w:w="1827"/>
+        <w:gridCol w:w="2436"/>
+        <w:gridCol w:w="1827"/>
+        <w:gridCol w:w="1827"/>
+      </w:tblGrid>
+      <w:tr>
+        <w:trPr>
+          <w:tblHeader w:val="true"/>
+        </w:trPr>
+        <w:tc>
+          <w:tcPr/>
+          <w:p>
+            <w:pPr>
+              <w:pStyle w:val="Compact"/>
+              <w:jc w:val="left"/>
+            </w:pPr>
+            <w:r>
+              <w:rPr>
+                <w:bCs/>
+                <w:b/>
+              </w:rPr>
+              <w:t xml:space="preserve">Grupo</w:t>
+            </w:r>
+          </w:p>
+        </w:tc>
+        <w:tc>
+          <w:tcPr/>
+          <w:p>
+            <w:pPr>
+              <w:pStyle w:val="Compact"/>
+              <w:jc w:val="right"/>
+            </w:pPr>
+            <w:r>
+              <w:rPr>
+                <w:bCs/>
+                <w:b/>
+              </w:rPr>
+              <w:t xml:space="preserve">Salvaguardas</w:t>
+            </w:r>
+          </w:p>
+        </w:tc>
+        <w:tc>
+          <w:tcPr/>
+          <w:p>
+            <w:pPr>
+              <w:pStyle w:val="Compact"/>
+              <w:jc w:val="left"/>
+            </w:pPr>
+            <w:r>
+              <w:rPr>
+                <w:bCs/>
+                <w:b/>
+              </w:rPr>
+              <w:t xml:space="preserve">Situación habitual</w:t>
+            </w:r>
+          </w:p>
+        </w:tc>
+        <w:tc>
+          <w:tcPr/>
+          <w:p>
+            <w:pPr>
+              <w:pStyle w:val="Compact"/>
+              <w:jc w:val="left"/>
+            </w:pPr>
+            <w:r>
+              <w:rPr>
+                <w:bCs/>
+                <w:b/>
+              </w:rPr>
+              <w:t xml:space="preserve">Objetivo</w:t>
             </w:r>
           </w:p>
         </w:tc>
@@ -1503,6 +1667,42 @@
             </w:r>
           </w:p>
         </w:tc>
+        <w:tc>
+          <w:tcPr/>
+          <w:p>
+            <w:pPr>
+              <w:pStyle w:val="Compact"/>
+              <w:jc w:val="right"/>
+            </w:pPr>
+            <w:r>
+              <w:t xml:space="preserve">56</w:t>
+            </w:r>
+          </w:p>
+        </w:tc>
+        <w:tc>
+          <w:tcPr/>
+          <w:p>
+            <w:pPr>
+              <w:pStyle w:val="Compact"/>
+              <w:jc w:val="left"/>
+            </w:pPr>
+            <w:r>
+              <w:t xml:space="preserve">Recursos y experiencia de seguridad limitados, menor sensibilidad y alta necesidad de continuidad básica</w:t>
+            </w:r>
+          </w:p>
+        </w:tc>
+        <w:tc>
+          <w:tcPr/>
+          <w:p>
+            <w:pPr>
+              <w:pStyle w:val="Compact"/>
+              <w:jc w:val="left"/>
+            </w:pPr>
+            <w:r>
+              <w:t xml:space="preserve">Higiene cibernética esencial frente a ataques comunes</w:t>
+            </w:r>
+          </w:p>
+        </w:tc>
       </w:tr>
       <w:tr>
         <w:tc>
@@ -1517,6 +1717,42 @@
             </w:r>
           </w:p>
         </w:tc>
+        <w:tc>
+          <w:tcPr/>
+          <w:p>
+            <w:pPr>
+              <w:pStyle w:val="Compact"/>
+              <w:jc w:val="right"/>
+            </w:pPr>
+            <w:r>
+              <w:t xml:space="preserve">IG1 + 74</w:t>
+            </w:r>
+          </w:p>
+        </w:tc>
+        <w:tc>
+          <w:tcPr/>
+          <w:p>
+            <w:pPr>
+              <w:pStyle w:val="Compact"/>
+              <w:jc w:val="left"/>
+            </w:pPr>
+            <w:r>
+              <w:t xml:space="preserve">Varias áreas, mayor complejidad, información sensible y mayor dependencia operativa</w:t>
+            </w:r>
+          </w:p>
+        </w:tc>
+        <w:tc>
+          <w:tcPr/>
+          <w:p>
+            <w:pPr>
+              <w:pStyle w:val="Compact"/>
+              <w:jc w:val="left"/>
+            </w:pPr>
+            <w:r>
+              <w:t xml:space="preserve">Gestionar el aumento del riesgo y de la complejidad operativa</w:t>
+            </w:r>
+          </w:p>
+        </w:tc>
       </w:tr>
       <w:tr>
         <w:tc>
@@ -1531,8 +1767,121 @@
             </w:r>
           </w:p>
         </w:tc>
+        <w:tc>
+          <w:tcPr/>
+          <w:p>
+            <w:pPr>
+              <w:pStyle w:val="Compact"/>
+              <w:jc w:val="right"/>
+            </w:pPr>
+            <w:r>
+              <w:t xml:space="preserve">IG1 + IG2 + 23 = 153</w:t>
+            </w:r>
+          </w:p>
+        </w:tc>
+        <w:tc>
+          <w:tcPr/>
+          <w:p>
+            <w:pPr>
+              <w:pStyle w:val="Compact"/>
+              <w:jc w:val="left"/>
+            </w:pPr>
+            <w:r>
+              <w:t xml:space="preserve">Especialistas en seguridad, datos sensibles o regulados, servicios críticos y amenazas sofisticadas</w:t>
+            </w:r>
+          </w:p>
+        </w:tc>
+        <w:tc>
+          <w:tcPr/>
+          <w:p>
+            <w:pPr>
+              <w:pStyle w:val="Compact"/>
+              <w:jc w:val="left"/>
+            </w:pPr>
+            <w:r>
+              <w:t xml:space="preserve">Reducir el impacto de ataques dirigidos y avanzados</w:t>
+            </w:r>
+          </w:p>
+        </w:tc>
       </w:tr>
     </w:tbl>
+    <w:p>
+      <w:pPr>
+        <w:numPr>
+          <w:ilvl w:val="0"/>
+          <w:numId w:val="1003"/>
+        </w:numPr>
+      </w:pPr>
+      <w:r>
+        <w:t xml:space="preserve">Según la orientación de CIS, toda organización debe comenzar con IG1.</w:t>
+      </w:r>
+    </w:p>
+    <w:p>
+      <w:pPr>
+        <w:numPr>
+          <w:ilvl w:val="0"/>
+          <w:numId w:val="1003"/>
+        </w:numPr>
+      </w:pPr>
+      <w:r>
+        <w:t xml:space="preserve">Seleccione un Grupo de Implementación considerando la sensibilidad de los datos, los servicios críticos, la exposición a amenazas, las obligaciones legales y contractuales, la tolerancia empresarial, la tecnología, el personal y la experiencia.</w:t>
+      </w:r>
+    </w:p>
+    <w:p>
+      <w:pPr>
+        <w:numPr>
+          <w:ilvl w:val="0"/>
+          <w:numId w:val="1003"/>
+        </w:numPr>
+      </w:pPr>
+      <w:r>
+        <w:t xml:space="preserve">Un Grupo de Implementación es una ayuda de priorización, no una autorización para ignorar un riesgo material o un requisito obligatorio.</w:t>
+      </w:r>
+    </w:p>
+    <w:p>
+      <w:pPr>
+        <w:numPr>
+          <w:ilvl w:val="0"/>
+          <w:numId w:val="1003"/>
+        </w:numPr>
+      </w:pPr>
+      <w:r>
+        <w:t xml:space="preserve">Documente las adiciones adaptadas, la secuencia, las excepciones, la aceptación del riesgo, los responsables y las fechas.</w:t>
+      </w:r>
+    </w:p>
+    <w:p>
+      <w:pPr>
+        <w:numPr>
+          <w:ilvl w:val="0"/>
+          <w:numId w:val="1003"/>
+        </w:numPr>
+      </w:pPr>
+      <w:r>
+        <w:t xml:space="preserve">Utilice CIS Controls Navigator para filtrar las Salvaguardas de v8.1 y revisar las correspondencias oficiales.</w:t>
+      </w:r>
+    </w:p>
+    <w:bookmarkEnd w:id="25"/>
+    <w:bookmarkStart w:id="26" w:name="gobernanza-alcance-y-responsabilidades"/>
+    <w:p>
+      <w:pPr>
+        <w:pStyle w:val="Heading1"/>
+      </w:pPr>
+      <w:r>
+        <w:t xml:space="preserve">3. Gobernanza, alcance y responsabilidades</w:t>
+      </w:r>
+    </w:p>
+    <w:p>
+      <w:pPr>
+        <w:pStyle w:val="FirstParagraph"/>
+      </w:pPr>
+      <w:r>
+        <w:rPr>
+          <w:iCs/>
+          <w:i/>
+        </w:rPr>
+        <w:t xml:space="preserve">La base de gestión necesaria para que las Salvaguardas funcionen de manera consistente.</w:t>
+      </w:r>
+    </w:p>
     <w:p>
       <w:pPr>
         <w:numPr>
@@ -1541,7 +1890,7 @@
         </w:numPr>
       </w:pPr>
       <w:r>
-        <w:t xml:space="preserve">Cada empresa debe comenzar con IG1 según la orientación CIS.</w:t>
+        <w:t xml:space="preserve">Defina los objetivos empresariales, los servicios críticos, los datos sensibles, las obligaciones legales y contractuales, el perfil de amenazas, la tolerancia al riesgo y el Grupo de Implementación elegido.</w:t>
       </w:r>
     </w:p>
     <w:p>
@@ -1552,7 +1901,7 @@
         </w:numPr>
       </w:pPr>
       <w:r>
-        <w:t xml:space="preserve">Seleccione un IG considerando la sensibilidad de los datos, los servicios críticos, la exposición a amenazas, las obligaciones jurídicas y contractuales, la tolerancia empresarial, la tecnología, la dotación de personal y los conocimientos especializados.</w:t>
+        <w:t xml:space="preserve">Cree inventarios completos de activos empresariales, software, datos, cuentas, sistemas de autenticación, infraestructura de red, registros, proveedores, aplicaciones y recursos de recuperación.</w:t>
       </w:r>
     </w:p>
     <w:p>
@@ -1563,7 +1912,7 @@
         </w:numPr>
       </w:pPr>
       <w:r>
-        <w:t xml:space="preserve">Un IG es una ayuda de priorización, no permiso para ignorar un riesgo material o requisito obligatorio.</w:t>
+        <w:t xml:space="preserve">Asigne una persona responsable de rendir cuentas por cada Salvaguarda y responsables operativos para cada plataforma o proceso afectado.</w:t>
       </w:r>
     </w:p>
     <w:p>
@@ -1574,7 +1923,7 @@
         </w:numPr>
       </w:pPr>
       <w:r>
-        <w:t xml:space="preserve">Adiciones, secuencias, excepciones, aceptación de riesgos, propietarios y fechas.</w:t>
+        <w:t xml:space="preserve">Defina alcance, aplicabilidad, dependencias, responsabilidades de proveedores, excepciones permitidas, autoridad de aprobación y factores que activan una revisión.</w:t>
       </w:r>
     </w:p>
     <w:p>
@@ -1585,19 +1934,296 @@
         </w:numPr>
       </w:pPr>
       <w:r>
-        <w:t xml:space="preserve">Utilice el navegador oficial de control CIS para filtrar v8.1 Salvaguardias y mapas de revisión.</w:t>
+        <w:t xml:space="preserve">Planifique financiación, personal, competencias, tecnología, tiempo y gestión del cambio.</w:t>
       </w:r>
     </w:p>
     <w:p>
       <w:pPr>
         <w:numPr>
           <w:ilvl w:val="0"/>
-          <w:numId w:val="1005"/>
+          <w:numId w:val="1004"/>
         </w:numPr>
-        <w:pStyle w:val="Compact"/>
-      </w:pPr>
-      <w:r>
-        <w:t xml:space="preserve">Gobernanza, alcance y propiedad</w:t>
+      </w:pPr>
+      <w:r>
+        <w:t xml:space="preserve">Defina métricas e informes antes de la implementación para que la cobertura y los fallos sean visibles.</w:t>
+      </w:r>
+    </w:p>
+    <w:p>
+      <w:pPr>
+        <w:numPr>
+          <w:ilvl w:val="0"/>
+          <w:numId w:val="1004"/>
+        </w:numPr>
+      </w:pPr>
+      <w:r>
+        <w:t xml:space="preserve">Mantenga un ciclo de gobernanza: priorizar, implementar, medir, corregir, repetir pruebas y mejorar.</w:t>
+      </w:r>
+    </w:p>
+    <w:tbl>
+      <w:tblPr>
+        <w:tblStyle w:val="Table"/>
+        <w:tblW w:type="pct" w:w="5000"/>
+        <w:tblLook w:firstRow="1" w:lastRow="0" w:firstColumn="0" w:lastColumn="0" w:noHBand="0" w:noVBand="0" w:val="0020"/>
+        <w:jc w:val="start"/>
+      </w:tblPr>
+      <w:tblGrid>
+        <w:gridCol w:w="3960"/>
+        <w:gridCol w:w="3960"/>
+      </w:tblGrid>
+      <w:tr>
+        <w:trPr>
+          <w:tblHeader w:val="true"/>
+        </w:trPr>
+        <w:tc>
+          <w:tcPr/>
+          <w:p>
+            <w:pPr>
+              <w:pStyle w:val="Compact"/>
+              <w:jc w:val="left"/>
+            </w:pPr>
+            <w:r>
+              <w:rPr>
+                <w:bCs/>
+                <w:b/>
+              </w:rPr>
+              <w:t xml:space="preserve">Rol</w:t>
+            </w:r>
+          </w:p>
+        </w:tc>
+        <w:tc>
+          <w:tcPr/>
+          <w:p>
+            <w:pPr>
+              <w:pStyle w:val="Compact"/>
+              <w:jc w:val="left"/>
+            </w:pPr>
+            <w:r>
+              <w:rPr>
+                <w:bCs/>
+                <w:b/>
+              </w:rPr>
+              <w:t xml:space="preserve">Decisión o responsabilidad</w:t>
+            </w:r>
+          </w:p>
+        </w:tc>
+      </w:tr>
+      <w:tr>
+        <w:tc>
+          <w:tcPr/>
+          <w:p>
+            <w:pPr>
+              <w:pStyle w:val="Compact"/>
+              <w:jc w:val="left"/>
+            </w:pPr>
+            <w:r>
+              <w:t xml:space="preserve">Patrocinador ejecutivo</w:t>
+            </w:r>
+          </w:p>
+        </w:tc>
+        <w:tc>
+          <w:tcPr/>
+          <w:p>
+            <w:pPr>
+              <w:pStyle w:val="Compact"/>
+              <w:jc w:val="left"/>
+            </w:pPr>
+            <w:r>
+              <w:t xml:space="preserve">Dirección, tolerancia al riesgo, financiación, escalamiento y rendición de cuentas</w:t>
+            </w:r>
+          </w:p>
+        </w:tc>
+      </w:tr>
+      <w:tr>
+        <w:tc>
+          <w:tcPr/>
+          <w:p>
+            <w:pPr>
+              <w:pStyle w:val="Compact"/>
+              <w:jc w:val="left"/>
+            </w:pPr>
+            <w:r>
+              <w:t xml:space="preserve">Responsable del control</w:t>
+            </w:r>
+          </w:p>
+        </w:tc>
+        <w:tc>
+          <w:tcPr/>
+          <w:p>
+            <w:pPr>
+              <w:pStyle w:val="Compact"/>
+              <w:jc w:val="left"/>
+            </w:pPr>
+            <w:r>
+              <w:t xml:space="preserve">Diseño de la Salvaguarda, alcance, procedimiento, medición, excepciones y mejora</w:t>
+            </w:r>
+          </w:p>
+        </w:tc>
+      </w:tr>
+      <w:tr>
+        <w:tc>
+          <w:tcPr/>
+          <w:p>
+            <w:pPr>
+              <w:pStyle w:val="Compact"/>
+              <w:jc w:val="left"/>
+            </w:pPr>
+            <w:r>
+              <w:t xml:space="preserve">Responsable del activo o servicio</w:t>
+            </w:r>
+          </w:p>
+        </w:tc>
+        <w:tc>
+          <w:tcPr/>
+          <w:p>
+            <w:pPr>
+              <w:pStyle w:val="Compact"/>
+              <w:jc w:val="left"/>
+            </w:pPr>
+            <w:r>
+              <w:t xml:space="preserve">Inventario exacto, uso aprobado, configuración, impacto empresarial y remediación</w:t>
+            </w:r>
+          </w:p>
+        </w:tc>
+      </w:tr>
+      <w:tr>
+        <w:tc>
+          <w:tcPr/>
+          <w:p>
+            <w:pPr>
+              <w:pStyle w:val="Compact"/>
+              <w:jc w:val="left"/>
+            </w:pPr>
+            <w:r>
+              <w:t xml:space="preserve">Operaciones de seguridad</w:t>
+            </w:r>
+          </w:p>
+        </w:tc>
+        <w:tc>
+          <w:tcPr/>
+          <w:p>
+            <w:pPr>
+              <w:pStyle w:val="Compact"/>
+              <w:jc w:val="left"/>
+            </w:pPr>
+            <w:r>
+              <w:t xml:space="preserve">Monitoreo, alertas, investigación, respuesta y evidencia</w:t>
+            </w:r>
+          </w:p>
+        </w:tc>
+      </w:tr>
+      <w:tr>
+        <w:tc>
+          <w:tcPr/>
+          <w:p>
+            <w:pPr>
+              <w:pStyle w:val="Compact"/>
+              <w:jc w:val="left"/>
+            </w:pPr>
+            <w:r>
+              <w:t xml:space="preserve">TI / Ingeniería</w:t>
+            </w:r>
+          </w:p>
+        </w:tc>
+        <w:tc>
+          <w:tcPr/>
+          <w:p>
+            <w:pPr>
+              <w:pStyle w:val="Compact"/>
+              <w:jc w:val="left"/>
+            </w:pPr>
+            <w:r>
+              <w:t xml:space="preserve">Implementación, control de cambios, aplicación de parches, configuración y recuperación</w:t>
+            </w:r>
+          </w:p>
+        </w:tc>
+      </w:tr>
+      <w:tr>
+        <w:tc>
+          <w:tcPr/>
+          <w:p>
+            <w:pPr>
+              <w:pStyle w:val="Compact"/>
+              <w:jc w:val="left"/>
+            </w:pPr>
+            <w:r>
+              <w:t xml:space="preserve">GRC / Analista</w:t>
+            </w:r>
+          </w:p>
+        </w:tc>
+        <w:tc>
+          <w:tcPr/>
+          <w:p>
+            <w:pPr>
+              <w:pStyle w:val="Compact"/>
+              <w:jc w:val="left"/>
+            </w:pPr>
+            <w:r>
+              <w:t xml:space="preserve">Correspondencias, evidencia, medición, hallazgos, seguimiento de acciones e informes</w:t>
+            </w:r>
+          </w:p>
+        </w:tc>
+      </w:tr>
+      <w:tr>
+        <w:tc>
+          <w:tcPr/>
+          <w:p>
+            <w:pPr>
+              <w:pStyle w:val="Compact"/>
+              <w:jc w:val="left"/>
+            </w:pPr>
+            <w:r>
+              <w:t xml:space="preserve">Auditoría interna / evaluador</w:t>
+            </w:r>
+          </w:p>
+        </w:tc>
+        <w:tc>
+          <w:tcPr/>
+          <w:p>
+            <w:pPr>
+              <w:pStyle w:val="Compact"/>
+              <w:jc w:val="left"/>
+            </w:pPr>
+            <w:r>
+              <w:t xml:space="preserve">Criterios objetivos, pruebas, limitaciones y conclusiones</w:t>
+            </w:r>
+          </w:p>
+        </w:tc>
+      </w:tr>
+      <w:tr>
+        <w:tc>
+          <w:tcPr/>
+          <w:p>
+            <w:pPr>
+              <w:pStyle w:val="Compact"/>
+              <w:jc w:val="left"/>
+            </w:pPr>
+            <w:r>
+              <w:t xml:space="preserve">Proveedor de servicios</w:t>
+            </w:r>
+          </w:p>
+        </w:tc>
+        <w:tc>
+          <w:tcPr/>
+          <w:p>
+            <w:pPr>
+              <w:pStyle w:val="Compact"/>
+              <w:jc w:val="left"/>
+            </w:pPr>
+            <w:r>
+              <w:t xml:space="preserve">Controles contratados, evidencia, incidentes, cambios y apoyo para la salida</w:t>
+            </w:r>
+          </w:p>
+        </w:tc>
+      </w:tr>
+    </w:tbl>
+    <w:bookmarkEnd w:id="26"/>
+    <w:bookmarkStart w:id="30" w:name="X969040e64682a9e2ef1455f79db293094636c49"/>
+    <w:p>
+      <w:pPr>
+        <w:pStyle w:val="Heading1"/>
+      </w:pPr>
+      <w:r>
+        <w:t xml:space="preserve">4. Medición con la Especificación para la Evaluación de Controles de CIS</w:t>
       </w:r>
     </w:p>
     <w:p>
@@ -1609,196 +2235,7 @@
           <w:iCs/>
           <w:i/>
         </w:rPr>
-        <w:t xml:space="preserve">La base de gestión necesaria para que las Salvaguardias funcionen de forma sistemática</w:t>
-      </w:r>
-      <w:r>
-        <w:t xml:space="preserve">.</w:t>
-      </w:r>
-    </w:p>
-    <w:p>
-      <w:pPr>
-        <w:numPr>
-          <w:ilvl w:val="0"/>
-          <w:numId w:val="1006"/>
-        </w:numPr>
-      </w:pPr>
-      <w:r>
-        <w:t xml:space="preserve">Definir los objetivos institucionales, los servicios críticos, los datos confidenciales, las obligaciones jurídicas y contractuales, el perfil de amenazas, la tolerancia al riesgo y el Grupo de Aplicación elegido.</w:t>
-      </w:r>
-    </w:p>
-    <w:p>
-      <w:pPr>
-        <w:numPr>
-          <w:ilvl w:val="0"/>
-          <w:numId w:val="1006"/>
-        </w:numPr>
-      </w:pPr>
-      <w:r>
-        <w:t xml:space="preserve">Crear inventarios completos para activos empresariales, software, datos, cuentas, sistemas de autenticación, infraestructura de red, registros, proveedores, aplicaciones y recursos de recuperación.</w:t>
-      </w:r>
-    </w:p>
-    <w:p>
-      <w:pPr>
-        <w:numPr>
-          <w:ilvl w:val="0"/>
-          <w:numId w:val="1006"/>
-        </w:numPr>
-      </w:pPr>
-      <w:r>
-        <w:t xml:space="preserve">Assign one accountable owner for each Safeguard and operational owners for each affected platform or process.</w:t>
-      </w:r>
-    </w:p>
-    <w:p>
-      <w:pPr>
-        <w:numPr>
-          <w:ilvl w:val="0"/>
-          <w:numId w:val="1006"/>
-        </w:numPr>
-      </w:pPr>
-      <w:r>
-        <w:t xml:space="preserve">Definir el alcance, la aplicabilidad, las dependencias, las responsabilidades del proveedor de servicios, las excepciones permitidas, la autoridad de aprobación y los desencadenantes de revisión.</w:t>
-      </w:r>
-    </w:p>
-    <w:p>
-      <w:pPr>
-        <w:numPr>
-          <w:ilvl w:val="0"/>
-          <w:numId w:val="1006"/>
-        </w:numPr>
-      </w:pPr>
-      <w:r>
-        <w:t xml:space="preserve">Planificar financiación, personas, habilidades, tecnología, tiempo y gestión del cambio.</w:t>
-      </w:r>
-    </w:p>
-    <w:p>
-      <w:pPr>
-        <w:numPr>
-          <w:ilvl w:val="0"/>
-          <w:numId w:val="1006"/>
-        </w:numPr>
-      </w:pPr>
-      <w:r>
-        <w:t xml:space="preserve">Definir las métricas y la presentación de informes antes de la aplicación para que la cobertura y el fracaso sean visibles.</w:t>
-      </w:r>
-    </w:p>
-    <w:p>
-      <w:pPr>
-        <w:numPr>
-          <w:ilvl w:val="0"/>
-          <w:numId w:val="1006"/>
-        </w:numPr>
-      </w:pPr>
-      <w:r>
-        <w:t xml:space="preserve">Operar un ciclo de gobernanza: priorizar, implementar, medir, corregir, retestar y mejorar.</w:t>
-      </w:r>
-    </w:p>
-    <w:p>
-      <w:pPr>
-        <w:pStyle w:val="FirstParagraph"/>
-      </w:pPr>
-      <w:r>
-        <w:rPr>
-          <w:bCs/>
-          <w:b/>
-        </w:rPr>
-        <w:t xml:space="preserve">Rol</w:t>
-      </w:r>
-      <w:r>
-        <w:t xml:space="preserve"> </w:t>
-      </w:r>
-      <w:r>
-        <w:t xml:space="preserve">|</w:t>
-      </w:r>
-      <w:r>
-        <w:t xml:space="preserve"> </w:t>
-      </w:r>
-      <w:r>
-        <w:rPr>
-          <w:bCs/>
-          <w:b/>
-        </w:rPr>
-        <w:t xml:space="preserve">Decisión o responsabilidad</w:t>
-      </w:r>
-    </w:p>
-    <w:p>
-      <w:pPr>
-        <w:pStyle w:val="BodyText"/>
-      </w:pPr>
-      <w:r>
-        <w:t xml:space="preserve">|… |</w:t>
-      </w:r>
-      <w:r>
-        <w:t xml:space="preserve"> </w:t>
-      </w:r>
-      <w:r>
-        <w:t xml:space="preserve">← Patrocinador ejecutivo Silencioso Dirección, tolerancia al riesgo, financiación, escalada y rendición de cuentas</w:t>
-      </w:r>
-      <w:r>
-        <w:t xml:space="preserve"> </w:t>
-      </w:r>
-      <w:r>
-        <w:t xml:space="preserve">Silencioso Propietario de control | Diseño de salvaguardias, alcance, procedimiento, medición, excepciones y mejora</w:t>
-      </w:r>
-      <w:r>
-        <w:t xml:space="preserve"> </w:t>
-      </w:r>
-      <w:r>
-        <w:t xml:space="preserve">| Asset o propietario de servicio | Inventario exacto, uso aprobado, configuración, impacto de negocios y remediación</w:t>
-      </w:r>
-      <w:r>
-        <w:t xml:space="preserve"> </w:t>
-      </w:r>
-      <w:r>
-        <w:t xml:space="preserve">TENAS Operaciones de seguridad | Monitoreo, alerta, investigación, respuesta y evidencia</w:t>
-      </w:r>
-      <w:r>
-        <w:t xml:space="preserve"> </w:t>
-      </w:r>
-      <w:r>
-        <w:t xml:space="preserve">TEN IT / Engineering | Implementación, control de cambio, parche, configuración y recuperación</w:t>
-      </w:r>
-      <w:r>
-        <w:t xml:space="preserve"> </w:t>
-      </w:r>
-      <w:r>
-        <w:t xml:space="preserve">TEN GRC / Analyst ANTE Mapping, evidencia, medición, hallazgos, seguimiento de la acción y reportaje |</w:t>
-      </w:r>
-      <w:r>
-        <w:t xml:space="preserve"> </w:t>
-      </w:r>
-      <w:r>
-        <w:t xml:space="preserve">tención Auditoría interna / evaluador</w:t>
-      </w:r>
-      <w:r>
-        <w:t xml:space="preserve"> </w:t>
-      </w:r>
-      <w:r>
-        <w:t xml:space="preserve">tención Servicio prestado | Controles, pruebas, incidentes, cambios y soporte de salida</w:t>
-      </w:r>
-    </w:p>
-    <w:bookmarkEnd w:id="24"/>
-    <w:bookmarkStart w:id="28" w:name="X6a3aeb613869a9a4041395cfc3b30b698b888c4"/>
-    <w:p>
-      <w:pPr>
-        <w:pStyle w:val="Heading1"/>
-      </w:pPr>
-      <w:r>
-        <w:t xml:space="preserve">4. Medición con la especificación de evaluación CIS</w:t>
-      </w:r>
-    </w:p>
-    <w:p>
-      <w:pPr>
-        <w:pStyle w:val="FirstParagraph"/>
-      </w:pPr>
-      <w:r>
-        <w:rPr>
-          <w:iCs/>
-          <w:i/>
-        </w:rPr>
-        <w:t xml:space="preserve">Un método repetible para decidir si se aplican salvaguardias</w:t>
-      </w:r>
-      <w:r>
-        <w:t xml:space="preserve">.</w:t>
+        <w:t xml:space="preserve">Un método repetible para determinar si las Salvaguardas están implementadas.</w:t>
       </w:r>
     </w:p>
     <w:p>
@@ -1810,18 +2247,18 @@
           <wp:inline>
             <wp:extent cx="5334000" cy="2497753"/>
             <wp:effectExtent b="0" l="0" r="0" t="0"/>
-            <wp:docPr descr="La especificación oficial pasa de los datos definidos a las operaciones, medidas, métricas y revisión de procedimiento." title="" id="26" name="Picture"/>
+            <wp:docPr descr="La especificación oficial avanza desde entradas de datos definidas hasta operaciones, medidas, métricas y revisión de procedimientos." title="" id="28" name="Picture"/>
             <a:graphic>
               <a:graphicData uri="http://schemas.openxmlformats.org/drawingml/2006/picture">
                 <pic:pic>
                   <pic:nvPicPr>
-                    <pic:cNvPr descr="media/image3.png" id="27" name="Picture"/>
+                    <pic:cNvPr descr="media/image3.png" id="29" name="Picture"/>
                     <pic:cNvPicPr>
                       <a:picLocks noChangeArrowheads="1" noChangeAspect="1"/>
                     </pic:cNvPicPr>
                   </pic:nvPicPr>
                   <pic:blipFill>
-                    <a:blip r:embed="rId25"/>
+                    <a:blip r:embed="rId27"/>
                     <a:stretch>
                       <a:fillRect/>
                     </a:stretch>
@@ -1853,175 +2290,370 @@
         <w:pStyle w:val="ImageCaption"/>
       </w:pPr>
       <w:r>
-        <w:t xml:space="preserve">La especificación oficial pasa de los datos definidos a las operaciones, medidas, métricas y revisión de procedimiento.</w:t>
-      </w:r>
-    </w:p>
-    <w:p>
-      <w:pPr>
-        <w:pStyle w:val="BodyText"/>
-      </w:pPr>
-      <w:r>
-        <w:t xml:space="preserve">Gráfico 3 CIS Estructura de medición de salvaguardias</w:t>
-      </w:r>
-    </w:p>
-    <w:p>
-      <w:pPr>
-        <w:pStyle w:val="BodyText"/>
-      </w:pPr>
-      <w:r>
-        <w:t xml:space="preserve">|** Element** Silencioso** |</w:t>
-      </w:r>
-      <w:r>
-        <w:t xml:space="preserve"> </w:t>
-      </w:r>
-      <w:r>
-        <w:t xml:space="preserve">|… |</w:t>
-      </w:r>
-      <w:r>
-        <w:t xml:space="preserve"> </w:t>
-      </w:r>
-      <w:r>
-        <w:t xml:space="preserve">metadatos de salvaguardia permanente ¿Cuál es la salvaguardia exacta, clase de activos, función de seguridad y IG?</w:t>
-      </w:r>
-      <w:r>
-        <w:t xml:space="preserve"> </w:t>
-      </w:r>
-      <w:r>
-        <w:t xml:space="preserve">TENIENTES DE LAS CUOTAS ¿Qué otras Salvaguardias o poblaciones deben existir primero?</w:t>
-      </w:r>
-      <w:r>
-        <w:t xml:space="preserve"> </w:t>
-      </w:r>
-      <w:r>
-        <w:t xml:space="preserve">¦ Asunciones | ¿Qué condición aceptada afecta la medición?</w:t>
-      </w:r>
-      <w:r>
-        <w:t xml:space="preserve"> </w:t>
-      </w:r>
-      <w:r>
-        <w:t xml:space="preserve">| ¿Qué datos completos y fiables se requieren? |</w:t>
-      </w:r>
-      <w:r>
-        <w:t xml:space="preserve"> </w:t>
-      </w:r>
-      <w:r>
-        <w:t xml:space="preserve">¿Qué análisis se debe realizar en las entradas? |</w:t>
-      </w:r>
-      <w:r>
-        <w:t xml:space="preserve"> </w:t>
-      </w:r>
-      <w:r>
-        <w:t xml:space="preserve">| ¿Qué cuentas, listas, fechas, configuraciones o resultados resultan? |</w:t>
-      </w:r>
-      <w:r>
-        <w:t xml:space="preserve"> </w:t>
-      </w:r>
-      <w:r>
-        <w:t xml:space="preserve">TENCIÓN FORMULADA ¿Cómo se calculan e interpretan las medidas?</w:t>
-      </w:r>
-      <w:r>
-        <w:t xml:space="preserve"> </w:t>
-      </w:r>
-      <w:r>
-        <w:t xml:space="preserve">¿Existe un proceso documentado e incluye elementos necesarios? |</w:t>
-      </w:r>
-    </w:p>
+        <w:t xml:space="preserve">La especificación oficial avanza desde entradas de datos definidas hasta operaciones, medidas, métricas y revisión de procedimientos.</w:t>
+      </w:r>
+    </w:p>
+    <w:p>
+      <w:pPr>
+        <w:pStyle w:val="BodyText"/>
+      </w:pPr>
+      <w:r>
+        <w:t xml:space="preserve">Figura 3. Estructura de medición de las Salvaguardas de CIS</w:t>
+      </w:r>
+    </w:p>
+    <w:tbl>
+      <w:tblPr>
+        <w:tblStyle w:val="Table"/>
+        <w:tblW w:type="pct" w:w="5000"/>
+        <w:tblLook w:firstRow="1" w:lastRow="0" w:firstColumn="0" w:lastColumn="0" w:noHBand="0" w:noVBand="0" w:val="0020"/>
+        <w:jc w:val="start"/>
+      </w:tblPr>
+      <w:tblGrid>
+        <w:gridCol w:w="3960"/>
+        <w:gridCol w:w="3960"/>
+      </w:tblGrid>
+      <w:tr>
+        <w:trPr>
+          <w:tblHeader w:val="true"/>
+        </w:trPr>
+        <w:tc>
+          <w:tcPr/>
+          <w:p>
+            <w:pPr>
+              <w:pStyle w:val="Compact"/>
+              <w:jc w:val="left"/>
+            </w:pPr>
+            <w:r>
+              <w:rPr>
+                <w:bCs/>
+                <w:b/>
+              </w:rPr>
+              <w:t xml:space="preserve">Elemento</w:t>
+            </w:r>
+          </w:p>
+        </w:tc>
+        <w:tc>
+          <w:tcPr/>
+          <w:p>
+            <w:pPr>
+              <w:pStyle w:val="Compact"/>
+              <w:jc w:val="left"/>
+            </w:pPr>
+            <w:r>
+              <w:rPr>
+                <w:bCs/>
+                <w:b/>
+              </w:rPr>
+              <w:t xml:space="preserve">Pregunta</w:t>
+            </w:r>
+          </w:p>
+        </w:tc>
+      </w:tr>
+      <w:tr>
+        <w:tc>
+          <w:tcPr/>
+          <w:p>
+            <w:pPr>
+              <w:pStyle w:val="Compact"/>
+              <w:jc w:val="left"/>
+            </w:pPr>
+            <w:r>
+              <w:t xml:space="preserve">Metadatos de la Salvaguarda</w:t>
+            </w:r>
+          </w:p>
+        </w:tc>
+        <w:tc>
+          <w:tcPr/>
+          <w:p>
+            <w:pPr>
+              <w:pStyle w:val="Compact"/>
+              <w:jc w:val="left"/>
+            </w:pPr>
+            <w:r>
+              <w:t xml:space="preserve">¿Cuál es la Salvaguarda exacta, la clase de activo, la función de seguridad y el Grupo de Implementación?</w:t>
+            </w:r>
+          </w:p>
+        </w:tc>
+      </w:tr>
+      <w:tr>
+        <w:tc>
+          <w:tcPr/>
+          <w:p>
+            <w:pPr>
+              <w:pStyle w:val="Compact"/>
+              <w:jc w:val="left"/>
+            </w:pPr>
+            <w:r>
+              <w:t xml:space="preserve">Dependencias</w:t>
+            </w:r>
+          </w:p>
+        </w:tc>
+        <w:tc>
+          <w:tcPr/>
+          <w:p>
+            <w:pPr>
+              <w:pStyle w:val="Compact"/>
+              <w:jc w:val="left"/>
+            </w:pPr>
+            <w:r>
+              <w:t xml:space="preserve">¿Qué otras Salvaguardas o poblaciones deben existir primero?</w:t>
+            </w:r>
+          </w:p>
+        </w:tc>
+      </w:tr>
+      <w:tr>
+        <w:tc>
+          <w:tcPr/>
+          <w:p>
+            <w:pPr>
+              <w:pStyle w:val="Compact"/>
+              <w:jc w:val="left"/>
+            </w:pPr>
+            <w:r>
+              <w:t xml:space="preserve">Supuestos</w:t>
+            </w:r>
+          </w:p>
+        </w:tc>
+        <w:tc>
+          <w:tcPr/>
+          <w:p>
+            <w:pPr>
+              <w:pStyle w:val="Compact"/>
+              <w:jc w:val="left"/>
+            </w:pPr>
+            <w:r>
+              <w:t xml:space="preserve">¿Qué condición aceptada afecta la medición?</w:t>
+            </w:r>
+          </w:p>
+        </w:tc>
+      </w:tr>
+      <w:tr>
+        <w:tc>
+          <w:tcPr/>
+          <w:p>
+            <w:pPr>
+              <w:pStyle w:val="Compact"/>
+              <w:jc w:val="left"/>
+            </w:pPr>
+            <w:r>
+              <w:t xml:space="preserve">Entradas</w:t>
+            </w:r>
+          </w:p>
+        </w:tc>
+        <w:tc>
+          <w:tcPr/>
+          <w:p>
+            <w:pPr>
+              <w:pStyle w:val="Compact"/>
+              <w:jc w:val="left"/>
+            </w:pPr>
+            <w:r>
+              <w:t xml:space="preserve">¿Qué datos completos y fiables se requieren?</w:t>
+            </w:r>
+          </w:p>
+        </w:tc>
+      </w:tr>
+      <w:tr>
+        <w:tc>
+          <w:tcPr/>
+          <w:p>
+            <w:pPr>
+              <w:pStyle w:val="Compact"/>
+              <w:jc w:val="left"/>
+            </w:pPr>
+            <w:r>
+              <w:t xml:space="preserve">Operaciones</w:t>
+            </w:r>
+          </w:p>
+        </w:tc>
+        <w:tc>
+          <w:tcPr/>
+          <w:p>
+            <w:pPr>
+              <w:pStyle w:val="Compact"/>
+              <w:jc w:val="left"/>
+            </w:pPr>
+            <w:r>
+              <w:t xml:space="preserve">¿Qué análisis debe realizarse sobre las entradas?</w:t>
+            </w:r>
+          </w:p>
+        </w:tc>
+      </w:tr>
+      <w:tr>
+        <w:tc>
+          <w:tcPr/>
+          <w:p>
+            <w:pPr>
+              <w:pStyle w:val="Compact"/>
+              <w:jc w:val="left"/>
+            </w:pPr>
+            <w:r>
+              <w:t xml:space="preserve">Medidas</w:t>
+            </w:r>
+          </w:p>
+        </w:tc>
+        <w:tc>
+          <w:tcPr/>
+          <w:p>
+            <w:pPr>
+              <w:pStyle w:val="Compact"/>
+              <w:jc w:val="left"/>
+            </w:pPr>
+            <w:r>
+              <w:t xml:space="preserve">¿Qué conteos, listas, fechas, configuraciones o resultados se obtienen?</w:t>
+            </w:r>
+          </w:p>
+        </w:tc>
+      </w:tr>
+      <w:tr>
+        <w:tc>
+          <w:tcPr/>
+          <w:p>
+            <w:pPr>
+              <w:pStyle w:val="Compact"/>
+              <w:jc w:val="left"/>
+            </w:pPr>
+            <w:r>
+              <w:t xml:space="preserve">Métricas</w:t>
+            </w:r>
+          </w:p>
+        </w:tc>
+        <w:tc>
+          <w:tcPr/>
+          <w:p>
+            <w:pPr>
+              <w:pStyle w:val="Compact"/>
+              <w:jc w:val="left"/>
+            </w:pPr>
+            <w:r>
+              <w:t xml:space="preserve">¿Cómo se calculan e interpretan las medidas?</w:t>
+            </w:r>
+          </w:p>
+        </w:tc>
+      </w:tr>
+      <w:tr>
+        <w:tc>
+          <w:tcPr/>
+          <w:p>
+            <w:pPr>
+              <w:pStyle w:val="Compact"/>
+              <w:jc w:val="left"/>
+            </w:pPr>
+            <w:r>
+              <w:t xml:space="preserve">Revisión del procedimiento</w:t>
+            </w:r>
+          </w:p>
+        </w:tc>
+        <w:tc>
+          <w:tcPr/>
+          <w:p>
+            <w:pPr>
+              <w:pStyle w:val="Compact"/>
+              <w:jc w:val="left"/>
+            </w:pPr>
+            <w:r>
+              <w:t xml:space="preserve">¿Existe un proceso documentado y contiene los elementos requeridos?</w:t>
+            </w:r>
+          </w:p>
+        </w:tc>
+      </w:tr>
+    </w:tbl>
     <w:p>
       <w:pPr>
         <w:numPr>
           <w:ilvl w:val="0"/>
-          <w:numId w:val="1007"/>
+          <w:numId w:val="1005"/>
         </w:numPr>
       </w:pPr>
       <w:r>
-        <w:t xml:space="preserve">Definir la salvaguardia exacta y la población abarcada.</w:t>
+        <w:t xml:space="preserve">Defina la Salvaguarda exacta y la población incluida en el alcance.</w:t>
       </w:r>
     </w:p>
     <w:p>
       <w:pPr>
         <w:numPr>
           <w:ilvl w:val="0"/>
-          <w:numId w:val="1007"/>
+          <w:numId w:val="1005"/>
         </w:numPr>
       </w:pPr>
       <w:r>
-        <w:t xml:space="preserve">Obtenga los insumos necesarios y valide la integridad, precisión, tiempo, propiedad y fiabilidad de la fuente.</w:t>
+        <w:t xml:space="preserve">Obtenga las entradas requeridas y valide su integridad, exactitud, oportunidad, responsabilidad y fiabilidad de la fuente.</w:t>
       </w:r>
     </w:p>
     <w:p>
       <w:pPr>
         <w:numPr>
           <w:ilvl w:val="0"/>
-          <w:numId w:val="1007"/>
+          <w:numId w:val="1005"/>
         </w:numPr>
       </w:pPr>
       <w:r>
-        <w:t xml:space="preserve">Siga las operaciones oficiales de medición o documente un método fiable equivalente.</w:t>
+        <w:t xml:space="preserve">Siga las operaciones oficiales de medición o documente un método equivalente y fiable.</w:t>
       </w:r>
     </w:p>
     <w:p>
       <w:pPr>
         <w:numPr>
           <w:ilvl w:val="0"/>
-          <w:numId w:val="1007"/>
+          <w:numId w:val="1005"/>
         </w:numPr>
       </w:pPr>
       <w:r>
-        <w:t xml:space="preserve">Retener cálculos de medida y la población de excepción subyacente, no sólo un porcentaje.</w:t>
+        <w:t xml:space="preserve">Conserve los cálculos de las medidas y la población subyacente de excepciones, no solo un porcentaje.</w:t>
       </w:r>
     </w:p>
     <w:p>
       <w:pPr>
         <w:numPr>
           <w:ilvl w:val="0"/>
-          <w:numId w:val="1007"/>
+          <w:numId w:val="1005"/>
         </w:numPr>
       </w:pPr>
       <w:r>
-        <w:t xml:space="preserve">Evaluar si se implementa la Salvaguardia y qué tan bien funciona.</w:t>
+        <w:t xml:space="preserve">Evalúe si la Salvaguarda está implementada y qué tan bien funciona.</w:t>
       </w:r>
     </w:p>
     <w:p>
       <w:pPr>
         <w:numPr>
           <w:ilvl w:val="0"/>
-          <w:numId w:val="1007"/>
+          <w:numId w:val="1005"/>
         </w:numPr>
       </w:pPr>
       <w:r>
-        <w:t xml:space="preserve">Asignar una corrección para la cobertura perdida, mala configuración, revisión atrasada, excepciones o datos poco fiables.</w:t>
+        <w:t xml:space="preserve">Asigne una acción correctiva para la cobertura faltante, la configuración incorrecta, la revisión vencida, las excepciones o los datos poco fiables.</w:t>
       </w:r>
     </w:p>
     <w:p>
       <w:pPr>
         <w:numPr>
           <w:ilvl w:val="0"/>
-          <w:numId w:val="1007"/>
+          <w:numId w:val="1005"/>
         </w:numPr>
       </w:pPr>
       <w:r>
-        <w:t xml:space="preserve">Retesta utilizando los mismos criterios y la población refrescante.</w:t>
+        <w:t xml:space="preserve">Repita las pruebas con los mismos criterios y una población actualizada.</w:t>
       </w:r>
     </w:p>
     <w:p>
       <w:pPr>
         <w:numPr>
           <w:ilvl w:val="0"/>
-          <w:numId w:val="1007"/>
+          <w:numId w:val="1005"/>
         </w:numPr>
       </w:pPr>
       <w:r>
-        <w:t xml:space="preserve">Report scope, result, exception, limitation, owner, action, and date.</w:t>
-      </w:r>
-    </w:p>
-    <w:bookmarkEnd w:id="28"/>
-    <w:bookmarkStart w:id="29" w:name="aplicación-de-la-hoja-de-ruta"/>
+        <w:t xml:space="preserve">Informe alcance, resultado, excepción, limitación, responsable, acción y fecha.</w:t>
+      </w:r>
+    </w:p>
+    <w:bookmarkEnd w:id="30"/>
+    <w:bookmarkStart w:id="31" w:name="hoja-de-ruta-de-implementación"/>
     <w:p>
       <w:pPr>
         <w:pStyle w:val="Heading1"/>
       </w:pPr>
       <w:r>
-        <w:t xml:space="preserve">5. Aplicación de la hoja de ruta</w:t>
+        <w:t xml:space="preserve">5. Hoja de ruta de implementación</w:t>
       </w:r>
     </w:p>
     <w:p>
@@ -2033,235 +2665,106 @@
           <w:iCs/>
           <w:i/>
         </w:rPr>
-        <w:t xml:space="preserve">Una secuencia práctica de los inventarios a la resiliencia probada</w:t>
-      </w:r>
-      <w:r>
-        <w:t xml:space="preserve">.</w:t>
+        <w:t xml:space="preserve">Una secuencia práctica desde los inventarios hasta una resiliencia comprobada.</w:t>
       </w:r>
     </w:p>
     <w:p>
       <w:pPr>
         <w:numPr>
           <w:ilvl w:val="0"/>
-          <w:numId w:val="1008"/>
+          <w:numId w:val="1006"/>
         </w:numPr>
       </w:pPr>
       <w:r>
-        <w:t xml:space="preserve">Elija y documente el Grupo de Aplicación inicial y cualquier adición necesaria.</w:t>
+        <w:t xml:space="preserve">Elija y documente el Grupo de Implementación inicial y cualquier adición requerida.</w:t>
       </w:r>
     </w:p>
     <w:p>
       <w:pPr>
         <w:numPr>
           <w:ilvl w:val="0"/>
-          <w:numId w:val="1008"/>
+          <w:numId w:val="1006"/>
         </w:numPr>
       </w:pPr>
       <w:r>
-        <w:t xml:space="preserve">Construir y reconciliar las poblaciones principales: activos, software, datos, cuentas, sistemas de autenticación, red, proveedores, aplicaciones y registros.</w:t>
+        <w:t xml:space="preserve">Construya y concilie las poblaciones principales: activos, software, datos, cuentas, sistemas de autenticación, red, proveedores, aplicaciones y registros.</w:t>
       </w:r>
     </w:p>
     <w:p>
       <w:pPr>
         <w:numPr>
           <w:ilvl w:val="0"/>
-          <w:numId w:val="1008"/>
+          <w:numId w:val="1006"/>
         </w:numPr>
       </w:pPr>
       <w:r>
-        <w:t xml:space="preserve">Aplicar las salvaguardias IG1 con los propietarios, procedimientos, métricas de cobertura, excepciones y pruebas.</w:t>
+        <w:t xml:space="preserve">Implemente las Salvaguardas de IG1 con responsables, procedimientos, métricas de cobertura, excepciones y evidencia.</w:t>
       </w:r>
     </w:p>
     <w:p>
       <w:pPr>
         <w:numPr>
           <w:ilvl w:val="0"/>
-          <w:numId w:val="1008"/>
+          <w:numId w:val="1006"/>
         </w:numPr>
       </w:pPr>
       <w:r>
-        <w:t xml:space="preserve">Identidades seguras, configuraciones, vulnerabilidades, correo electrónico, navegadores, defensas de malware, respaldos y monitoreo esencial.</w:t>
+        <w:t xml:space="preserve">Proteja identidades, configuraciones, vulnerabilidades, correo electrónico, navegadores, defensas contra malware, copias de seguridad y monitoreo esencial.</w:t>
       </w:r>
     </w:p>
     <w:p>
       <w:pPr>
         <w:numPr>
           <w:ilvl w:val="0"/>
-          <w:numId w:val="1008"/>
+          <w:numId w:val="1006"/>
         </w:numPr>
       </w:pPr>
       <w:r>
-        <w:t xml:space="preserve">Respuesta y recuperación de incidentes de ejercicio antes de una emergencia real.</w:t>
+        <w:t xml:space="preserve">Ejercite la respuesta a incidentes y la recuperación antes de una emergencia real.</w:t>
       </w:r>
     </w:p>
     <w:p>
       <w:pPr>
         <w:numPr>
           <w:ilvl w:val="0"/>
-          <w:numId w:val="1008"/>
+          <w:numId w:val="1006"/>
         </w:numPr>
       </w:pPr>
       <w:r>
-        <w:t xml:space="preserve">Medir todas las salvaguardias aplicables utilizando insumos fiables y operaciones repetibles.</w:t>
+        <w:t xml:space="preserve">Mida cada Salvaguarda aplicable mediante entradas fiables y operaciones repetibles.</w:t>
       </w:r>
     </w:p>
     <w:p>
       <w:pPr>
         <w:numPr>
           <w:ilvl w:val="0"/>
-          <w:numId w:val="1008"/>
+          <w:numId w:val="1006"/>
         </w:numPr>
       </w:pPr>
       <w:r>
-        <w:t xml:space="preserve">Cobertura incompleta y fallos repetidos; verificar las correcciones mediante el replanteamiento.</w:t>
+        <w:t xml:space="preserve">Corrija la cobertura incompleta y los fallos repetidos; verifique las correcciones mediante nuevas pruebas.</w:t>
       </w:r>
     </w:p>
     <w:p>
       <w:pPr>
         <w:numPr>
           <w:ilvl w:val="0"/>
-          <w:numId w:val="1008"/>
+          <w:numId w:val="1006"/>
         </w:numPr>
       </w:pPr>
       <w:r>
-        <w:t xml:space="preserve">Ampliar hacia IG2 o IG3 sobre la base de riesgos, obligaciones, madurez y exposición a amenazas.</w:t>
+        <w:t xml:space="preserve">Avance hacia IG2 o IG3 según el riesgo, las obligaciones, la madurez y la exposición a amenazas.</w:t>
       </w:r>
     </w:p>
     <w:p>
       <w:pPr>
         <w:numPr>
           <w:ilvl w:val="0"/>
-          <w:numId w:val="1008"/>
+          <w:numId w:val="1006"/>
         </w:numPr>
       </w:pPr>
       <w:r>
-        <w:t xml:space="preserve">Utilizar mapas oficiales para coordinar otros marcos sin tratar las asignaciones como cumplimiento automático.</w:t>
-      </w:r>
-    </w:p>
-    <w:p>
-      <w:pPr>
-        <w:pStyle w:val="FirstParagraph"/>
-      </w:pPr>
-      <w:r>
-        <w:t xml:space="preserve">tención</w:t>
-      </w:r>
-      <w:r>
-        <w:t xml:space="preserve"> </w:t>
-      </w:r>
-      <w:r>
-        <w:rPr>
-          <w:bCs/>
-          <w:b/>
-        </w:rPr>
-        <w:t xml:space="preserve">Principio de aplicación:</w:t>
-      </w:r>
-      <w:r>
-        <w:t xml:space="preserve"> </w:t>
-      </w:r>
-      <w:r>
-        <w:t xml:space="preserve">Un grupo más pequeño de Salvaguardias que es totalmente abarcado, operado, medido y mejorado es más defensible que una larga lista marcada completa sin pruebas fiables. |</w:t>
-      </w:r>
-      <w:r>
-        <w:t xml:space="preserve"> </w:t>
-      </w:r>
-      <w:r>
-        <w:t xml:space="preserve">|. |</w:t>
-      </w:r>
-    </w:p>
-    <w:bookmarkEnd w:id="29"/>
-    <w:bookmarkStart w:id="30" w:name="X81f4d9d1cf949789b733a767fd2187f45480d1b"/>
-    <w:p>
-      <w:pPr>
-        <w:pStyle w:val="Heading1"/>
-      </w:pPr>
-      <w:r>
-        <w:t xml:space="preserve">6. Control 1 - Inventario y Control de Activos Empresarios</w:t>
-      </w:r>
-    </w:p>
-    <w:p>
-      <w:pPr>
-        <w:pStyle w:val="FirstParagraph"/>
-      </w:pPr>
-      <w:r>
-        <w:rPr>
-          <w:iCs/>
-          <w:i/>
-        </w:rPr>
-        <w:t xml:space="preserve">Las 5 Salvaguardias, significado claro, enfoque de verificación y evidencia de ejemplo</w:t>
-      </w:r>
-      <w:r>
-        <w:t xml:space="preserve">.</w:t>
-      </w:r>
-    </w:p>
-    <w:p>
-      <w:pPr>
-        <w:pStyle w:val="BodyText"/>
-      </w:pPr>
-      <w:r>
-        <w:t xml:space="preserve">■img src=</w:t>
-      </w:r>
-      <w:r>
-        <w:t xml:space="preserve">“</w:t>
-      </w:r>
-      <w:r>
-        <w:t xml:space="preserve">media/image4.png</w:t>
-      </w:r>
-      <w:r>
-        <w:t xml:space="preserve">”</w:t>
-      </w:r>
-      <w:r>
-        <w:t xml:space="preserve"> </w:t>
-      </w:r>
-      <w:r>
-        <w:t xml:space="preserve">style=</w:t>
-      </w:r>
-      <w:r>
-        <w:t xml:space="preserve">“</w:t>
-      </w:r>
-      <w:r>
-        <w:t xml:space="preserve">width:6.15in;height:3.38991in</w:t>
-      </w:r>
-      <w:r>
-        <w:t xml:space="preserve">”</w:t>
-      </w:r>
-      <w:r>
-        <w:t xml:space="preserve"> </w:t>
-      </w:r>
-      <w:r>
-        <w:t xml:space="preserve">alt=</w:t>
-      </w:r>
-      <w:r>
-        <w:t xml:space="preserve">“</w:t>
-      </w:r>
-      <w:r>
-        <w:t xml:space="preserve">Descubrimiento, reconciliación, respuesta y revisión mantienen a las poblaciones fundacionales actuales.</w:t>
-      </w:r>
-      <w:r>
-        <w:t xml:space="preserve">”</w:t>
-      </w:r>
-    </w:p>
-    <w:p>
-      <w:pPr>
-        <w:pStyle w:val="BodyText"/>
-      </w:pPr>
-      <w:r>
-        <w:t xml:space="preserve">Figure 4. Asset and software inventory cycle</w:t>
-      </w:r>
-    </w:p>
-    <w:p>
-      <w:pPr>
-        <w:pStyle w:val="BodyText"/>
-      </w:pPr>
-      <w:r>
-        <w:t xml:space="preserve">** Objetivo de control:** Fortalecer la empresa mediante la aplicación y medición de las salvaguardias para el inventario y el control de los activos institucionales. |</w:t>
-      </w:r>
-    </w:p>
-    <w:p>
-      <w:pPr>
-        <w:pStyle w:val="BodyText"/>
-      </w:pPr>
-      <w:r>
-        <w:t xml:space="preserve">|… |</w:t>
+        <w:t xml:space="preserve">Utilice las correspondencias oficiales para coordinar otros marcos sin tratarlas como cumplimiento automático.</w:t>
       </w:r>
     </w:p>
     <w:tbl>
@@ -2286,98 +2789,30 @@
               <w:jc w:val="left"/>
             </w:pPr>
             <w:r>
-              <w:t xml:space="preserve">****</w:t>
-            </w:r>
-          </w:p>
-        </w:tc>
-      </w:tr>
-      <w:tr>
-        <w:tc>
-          <w:tcPr/>
-          <w:p>
-            <w:pPr>
-              <w:pStyle w:val="Compact"/>
-              <w:jc w:val="left"/>
-            </w:pPr>
-            <w:r>
-              <w:t xml:space="preserve">1.1</w:t>
-            </w:r>
-          </w:p>
-        </w:tc>
-      </w:tr>
-      <w:tr>
-        <w:tc>
-          <w:tcPr/>
-          <w:p>
-            <w:pPr>
-              <w:pStyle w:val="Compact"/>
-              <w:jc w:val="left"/>
-            </w:pPr>
-            <w:r>
-              <w:t xml:space="preserve">1.2</w:t>
-            </w:r>
-          </w:p>
-        </w:tc>
-      </w:tr>
-      <w:tr>
-        <w:tc>
-          <w:tcPr/>
-          <w:p>
-            <w:pPr>
-              <w:pStyle w:val="Compact"/>
-              <w:jc w:val="left"/>
-            </w:pPr>
-            <w:r>
-              <w:t xml:space="preserve">1.3</w:t>
-            </w:r>
-          </w:p>
-        </w:tc>
-      </w:tr>
-      <w:tr>
-        <w:tc>
-          <w:tcPr/>
-          <w:p>
-            <w:pPr>
-              <w:pStyle w:val="Compact"/>
-              <w:jc w:val="left"/>
-            </w:pPr>
-            <w:r>
-              <w:t xml:space="preserve">1.4</w:t>
-            </w:r>
-          </w:p>
-        </w:tc>
-      </w:tr>
-      <w:tr>
-        <w:tc>
-          <w:tcPr/>
-          <w:p>
-            <w:pPr>
-              <w:pStyle w:val="Compact"/>
-              <w:jc w:val="left"/>
-            </w:pPr>
-            <w:r>
-              <w:t xml:space="preserve">Ø 1.5 Ø Utilizar una herramienta de descubrimiento de activos pasivos Ponga en marcha un proceso repetible, de propiedad o control técnico para utilizar una herramienta Passive Asset Discovery Tool, a continuación, verifique cobertura y excepciones. tención Confirme alcance definido, población, propiedad, implementación, frecuencia, cobertura, excepciones, corrección y retest. inventario de activos, propietarios, estado de aprobación, descubrimiento activo/pasivo, registros DHCP/IPAM, entradas de activos no autorizados</w:t>
+              <w:rPr>
+                <w:bCs/>
+                <w:b/>
+              </w:rPr>
+              <w:t xml:space="preserve">Principio de implementación:</w:t>
+            </w:r>
+            <w:r>
+              <w:t xml:space="preserve"> </w:t>
+            </w:r>
+            <w:r>
+              <w:t xml:space="preserve">Un grupo más pequeño de Salvaguardas totalmente definido, operado, medido y mejorado es más defendible que una lista extensa marcada como completa sin evidencia fiable.</w:t>
             </w:r>
           </w:p>
         </w:tc>
       </w:tr>
     </w:tbl>
-    <w:p>
-      <w:pPr>
-        <w:pStyle w:val="BodyText"/>
-      </w:pPr>
-      <w:r>
-        <w:t xml:space="preserve">Utilice la guía oficial CIS Controls v8.1 y Evaluación de Controles Especificación para el lenguaje exacto de Salvaguardia, clase de activos, función de seguridad, Grupo de Implementación, dependencias, insumos, operaciones, medidas, métricas y revisión procesal.</w:t>
-      </w:r>
-    </w:p>
-    <w:bookmarkEnd w:id="30"/>
-    <w:bookmarkStart w:id="31" w:name="X7af2b88095d7b03a53fca2829b4a7a66e9259a3"/>
+    <w:bookmarkEnd w:id="31"/>
+    <w:bookmarkStart w:id="32" w:name="X81f4d9d1cf949789b733a767fd2187f45480d1b"/>
     <w:p>
       <w:pPr>
         <w:pStyle w:val="Heading1"/>
       </w:pPr>
       <w:r>
-        <w:t xml:space="preserve">7. Control 2 - Inventario y control de activos de software</w:t>
+        <w:t xml:space="preserve">6. Control 1 - Inventario y Control de Activos Empresarios</w:t>
       </w:r>
     </w:p>
     <w:p>
@@ -2389,7 +2824,7 @@
           <w:iCs/>
           <w:i/>
         </w:rPr>
-        <w:t xml:space="preserve">Las 7 Salvaguardias, significado claro, enfoque de verificación y evidencia de ejemplo</w:t>
+        <w:t xml:space="preserve">Las 5 Salvaguardias, significado claro, enfoque de verificación y evidencia de ejemplo</w:t>
       </w:r>
       <w:r>
         <w:t xml:space="preserve">.</w:t>
@@ -2400,7 +2835,62 @@
         <w:pStyle w:val="BodyText"/>
       </w:pPr>
       <w:r>
-        <w:t xml:space="preserve">** Objetivo de control:** Fortalecer la empresa mediante la aplicación y medición de las salvaguardias para el inventario y el control de los activos informáticos. |</w:t>
+        <w:t xml:space="preserve">■img src=</w:t>
+      </w:r>
+      <w:r>
+        <w:t xml:space="preserve">“</w:t>
+      </w:r>
+      <w:r>
+        <w:t xml:space="preserve">media/image4.png</w:t>
+      </w:r>
+      <w:r>
+        <w:t xml:space="preserve">”</w:t>
+      </w:r>
+      <w:r>
+        <w:t xml:space="preserve"> </w:t>
+      </w:r>
+      <w:r>
+        <w:t xml:space="preserve">style=</w:t>
+      </w:r>
+      <w:r>
+        <w:t xml:space="preserve">“</w:t>
+      </w:r>
+      <w:r>
+        <w:t xml:space="preserve">width:6.15in;height:3.38991in</w:t>
+      </w:r>
+      <w:r>
+        <w:t xml:space="preserve">”</w:t>
+      </w:r>
+      <w:r>
+        <w:t xml:space="preserve"> </w:t>
+      </w:r>
+      <w:r>
+        <w:t xml:space="preserve">alt=</w:t>
+      </w:r>
+      <w:r>
+        <w:t xml:space="preserve">“</w:t>
+      </w:r>
+      <w:r>
+        <w:t xml:space="preserve">Descubrimiento, reconciliación, respuesta y revisión mantienen a las poblaciones fundacionales actuales.</w:t>
+      </w:r>
+      <w:r>
+        <w:t xml:space="preserve">”</w:t>
+      </w:r>
+    </w:p>
+    <w:p>
+      <w:pPr>
+        <w:pStyle w:val="BodyText"/>
+      </w:pPr>
+      <w:r>
+        <w:t xml:space="preserve">Figure 4. Asset and software inventory cycle</w:t>
+      </w:r>
+    </w:p>
+    <w:p>
+      <w:pPr>
+        <w:pStyle w:val="BodyText"/>
+      </w:pPr>
+      <w:r>
+        <w:t xml:space="preserve">** Objetivo de control:** Fortalecer la empresa mediante la aplicación y medición de las salvaguardias para el inventario y el control de los activos institucionales. |</w:t>
       </w:r>
     </w:p>
     <w:p>
@@ -2447,91 +2937,63 @@
               <w:jc w:val="left"/>
             </w:pPr>
             <w:r>
-              <w:t xml:space="preserve">TEN 2.1</w:t>
-            </w:r>
-          </w:p>
-        </w:tc>
-      </w:tr>
-      <w:tr>
-        <w:tc>
-          <w:tcPr/>
-          <w:p>
-            <w:pPr>
-              <w:pStyle w:val="Compact"/>
-              <w:jc w:val="left"/>
-            </w:pPr>
-            <w:r>
-              <w:t xml:space="preserve">2.2</w:t>
-            </w:r>
-          </w:p>
-        </w:tc>
-      </w:tr>
-      <w:tr>
-        <w:tc>
-          <w:tcPr/>
-          <w:p>
-            <w:pPr>
-              <w:pStyle w:val="Compact"/>
-              <w:jc w:val="left"/>
-            </w:pPr>
-            <w:r>
-              <w:t xml:space="preserve">2.3</w:t>
-            </w:r>
-          </w:p>
-        </w:tc>
-      </w:tr>
-      <w:tr>
-        <w:tc>
-          <w:tcPr/>
-          <w:p>
-            <w:pPr>
-              <w:pStyle w:val="Compact"/>
-              <w:jc w:val="left"/>
-            </w:pPr>
-            <w:r>
-              <w:t xml:space="preserve">2.4</w:t>
-            </w:r>
-          </w:p>
-        </w:tc>
-      </w:tr>
-      <w:tr>
-        <w:tc>
-          <w:tcPr/>
-          <w:p>
-            <w:pPr>
-              <w:pStyle w:val="Compact"/>
-              <w:jc w:val="left"/>
-            </w:pPr>
-            <w:r>
-              <w:t xml:space="preserve">2.5 Silencioso Software autorizado Ponga en marcha un proceso repetible, de propiedad o control técnico para permitir el Software Autorizado, a continuación, verifique cobertura y excepciones. tención Confirme alcance definido, población, propiedad, implementación, frecuencia, cobertura, excepciones, corrección y retest. inventario de software, estado de apoyo, lista aprobada, resultados de descubrimientos, excepciones, políticas de habilitación y eventos</w:t>
-            </w:r>
-          </w:p>
-        </w:tc>
-      </w:tr>
-      <w:tr>
-        <w:tc>
-          <w:tcPr/>
-          <w:p>
-            <w:pPr>
-              <w:pStyle w:val="Compact"/>
-              <w:jc w:val="left"/>
-            </w:pPr>
-            <w:r>
-              <w:t xml:space="preserve">2.6</w:t>
-            </w:r>
-          </w:p>
-        </w:tc>
-      </w:tr>
-      <w:tr>
-        <w:tc>
-          <w:tcPr/>
-          <w:p>
-            <w:pPr>
-              <w:pStyle w:val="Compact"/>
-              <w:jc w:val="left"/>
-            </w:pPr>
-            <w:r>
-              <w:t xml:space="preserve">2.7</w:t>
+              <w:t xml:space="preserve">1.1</w:t>
+            </w:r>
+          </w:p>
+        </w:tc>
+      </w:tr>
+      <w:tr>
+        <w:tc>
+          <w:tcPr/>
+          <w:p>
+            <w:pPr>
+              <w:pStyle w:val="Compact"/>
+              <w:jc w:val="left"/>
+            </w:pPr>
+            <w:r>
+              <w:t xml:space="preserve">1.2</w:t>
+            </w:r>
+          </w:p>
+        </w:tc>
+      </w:tr>
+      <w:tr>
+        <w:tc>
+          <w:tcPr/>
+          <w:p>
+            <w:pPr>
+              <w:pStyle w:val="Compact"/>
+              <w:jc w:val="left"/>
+            </w:pPr>
+            <w:r>
+              <w:t xml:space="preserve">1.3</w:t>
+            </w:r>
+          </w:p>
+        </w:tc>
+      </w:tr>
+      <w:tr>
+        <w:tc>
+          <w:tcPr/>
+          <w:p>
+            <w:pPr>
+              <w:pStyle w:val="Compact"/>
+              <w:jc w:val="left"/>
+            </w:pPr>
+            <w:r>
+              <w:t xml:space="preserve">1.4</w:t>
+            </w:r>
+          </w:p>
+        </w:tc>
+      </w:tr>
+      <w:tr>
+        <w:tc>
+          <w:tcPr/>
+          <w:p>
+            <w:pPr>
+              <w:pStyle w:val="Compact"/>
+              <w:jc w:val="left"/>
+            </w:pPr>
+            <w:r>
+              <w:t xml:space="preserve">Ø 1.5 Ø Utilizar una herramienta de descubrimiento de activos pasivos Ponga en marcha un proceso repetible, de propiedad o control técnico para utilizar una herramienta Passive Asset Discovery Tool, a continuación, verifique cobertura y excepciones. tención Confirme alcance definido, población, propiedad, implementación, frecuencia, cobertura, excepciones, corrección y retest. inventario de activos, propietarios, estado de aprobación, descubrimiento activo/pasivo, registros DHCP/IPAM, entradas de activos no autorizados</w:t>
             </w:r>
           </w:p>
         </w:tc>
@@ -2545,16 +3007,14 @@
         <w:t xml:space="preserve">Utilice la guía oficial CIS Controls v8.1 y Evaluación de Controles Especificación para el lenguaje exacto de Salvaguardia, clase de activos, función de seguridad, Grupo de Implementación, dependencias, insumos, operaciones, medidas, métricas y revisión procesal.</w:t>
       </w:r>
     </w:p>
-    <w:p>
-      <w:pPr>
-        <w:numPr>
-          <w:ilvl w:val="0"/>
-          <w:numId w:val="1009"/>
-        </w:numPr>
-        <w:pStyle w:val="Compact"/>
-      </w:pPr>
-      <w:r>
-        <w:t xml:space="preserve">Control 3 - Protección de datos</w:t>
+    <w:bookmarkEnd w:id="32"/>
+    <w:bookmarkStart w:id="33" w:name="X7af2b88095d7b03a53fca2829b4a7a66e9259a3"/>
+    <w:p>
+      <w:pPr>
+        <w:pStyle w:val="Heading1"/>
+      </w:pPr>
+      <w:r>
+        <w:t xml:space="preserve">7. Control 2 - Inventario y control de activos de software</w:t>
       </w:r>
     </w:p>
     <w:p>
@@ -2566,7 +3026,7 @@
           <w:iCs/>
           <w:i/>
         </w:rPr>
-        <w:t xml:space="preserve">Todas las 14 Salvaguardias, significado claro, enfoque de verificación y evidencia de ejemplo</w:t>
+        <w:t xml:space="preserve">Las 7 Salvaguardias, significado claro, enfoque de verificación y evidencia de ejemplo</w:t>
       </w:r>
       <w:r>
         <w:t xml:space="preserve">.</w:t>
@@ -2577,62 +3037,7 @@
         <w:pStyle w:val="BodyText"/>
       </w:pPr>
       <w:r>
-        <w:t xml:space="preserve">יimg src=</w:t>
-      </w:r>
-      <w:r>
-        <w:t xml:space="preserve">“</w:t>
-      </w:r>
-      <w:r>
-        <w:t xml:space="preserve">media/image5.png</w:t>
-      </w:r>
-      <w:r>
-        <w:t xml:space="preserve">”</w:t>
-      </w:r>
-      <w:r>
-        <w:t xml:space="preserve"> </w:t>
-      </w:r>
-      <w:r>
-        <w:t xml:space="preserve">style=</w:t>
-      </w:r>
-      <w:r>
-        <w:t xml:space="preserve">“</w:t>
-      </w:r>
-      <w:r>
-        <w:t xml:space="preserve">width:6.15in;height:3.39605in</w:t>
-      </w:r>
-      <w:r>
-        <w:t xml:space="preserve">”</w:t>
-      </w:r>
-      <w:r>
-        <w:t xml:space="preserve"> </w:t>
-      </w:r>
-      <w:r>
-        <w:t xml:space="preserve">alt=</w:t>
-      </w:r>
-      <w:r>
-        <w:t xml:space="preserve">“</w:t>
-      </w:r>
-      <w:r>
-        <w:t xml:space="preserve">Descubrir, clasificar, proteger, retener y disponer de datos de acuerdo a la sensibilidad y la necesidad.</w:t>
-      </w:r>
-      <w:r>
-        <w:t xml:space="preserve">”</w:t>
-      </w:r>
-    </w:p>
-    <w:p>
-      <w:pPr>
-        <w:pStyle w:val="BodyText"/>
-      </w:pPr>
-      <w:r>
-        <w:t xml:space="preserve">Gráfico 5 Ciclo de vida de protección de datos</w:t>
-      </w:r>
-    </w:p>
-    <w:p>
-      <w:pPr>
-        <w:pStyle w:val="BodyText"/>
-      </w:pPr>
-      <w:r>
-        <w:t xml:space="preserve">** Objetivo de control:** Fortalecer la empresa mediante la aplicación y medición de salvaguardias para la protección de datos. |</w:t>
+        <w:t xml:space="preserve">** Objetivo de control:** Fortalecer la empresa mediante la aplicación y medición de las salvaguardias para el inventario y el control de los activos informáticos. |</w:t>
       </w:r>
     </w:p>
     <w:p>
@@ -2679,35 +3084,91 @@
               <w:jc w:val="left"/>
             </w:pPr>
             <w:r>
-              <w:t xml:space="preserve">TEN 3.1</w:t>
-            </w:r>
-          </w:p>
-        </w:tc>
-      </w:tr>
-      <w:tr>
-        <w:tc>
-          <w:tcPr/>
-          <w:p>
-            <w:pPr>
-              <w:pStyle w:val="Compact"/>
-              <w:jc w:val="left"/>
-            </w:pPr>
-            <w:r>
-              <w:t xml:space="preserve">TEN 3.2</w:t>
-            </w:r>
-          </w:p>
-        </w:tc>
-      </w:tr>
-      <w:tr>
-        <w:tc>
-          <w:tcPr/>
-          <w:p>
-            <w:pPr>
-              <w:pStyle w:val="Compact"/>
-              <w:jc w:val="left"/>
-            </w:pPr>
-            <w:r>
-              <w:t xml:space="preserve">3.3</w:t>
+              <w:t xml:space="preserve">TEN 2.1</w:t>
+            </w:r>
+          </w:p>
+        </w:tc>
+      </w:tr>
+      <w:tr>
+        <w:tc>
+          <w:tcPr/>
+          <w:p>
+            <w:pPr>
+              <w:pStyle w:val="Compact"/>
+              <w:jc w:val="left"/>
+            </w:pPr>
+            <w:r>
+              <w:t xml:space="preserve">2.2</w:t>
+            </w:r>
+          </w:p>
+        </w:tc>
+      </w:tr>
+      <w:tr>
+        <w:tc>
+          <w:tcPr/>
+          <w:p>
+            <w:pPr>
+              <w:pStyle w:val="Compact"/>
+              <w:jc w:val="left"/>
+            </w:pPr>
+            <w:r>
+              <w:t xml:space="preserve">2.3</w:t>
+            </w:r>
+          </w:p>
+        </w:tc>
+      </w:tr>
+      <w:tr>
+        <w:tc>
+          <w:tcPr/>
+          <w:p>
+            <w:pPr>
+              <w:pStyle w:val="Compact"/>
+              <w:jc w:val="left"/>
+            </w:pPr>
+            <w:r>
+              <w:t xml:space="preserve">2.4</w:t>
+            </w:r>
+          </w:p>
+        </w:tc>
+      </w:tr>
+      <w:tr>
+        <w:tc>
+          <w:tcPr/>
+          <w:p>
+            <w:pPr>
+              <w:pStyle w:val="Compact"/>
+              <w:jc w:val="left"/>
+            </w:pPr>
+            <w:r>
+              <w:t xml:space="preserve">2.5 Silencioso Software autorizado Ponga en marcha un proceso repetible, de propiedad o control técnico para permitir el Software Autorizado, a continuación, verifique cobertura y excepciones. tención Confirme alcance definido, población, propiedad, implementación, frecuencia, cobertura, excepciones, corrección y retest. inventario de software, estado de apoyo, lista aprobada, resultados de descubrimientos, excepciones, políticas de habilitación y eventos</w:t>
+            </w:r>
+          </w:p>
+        </w:tc>
+      </w:tr>
+      <w:tr>
+        <w:tc>
+          <w:tcPr/>
+          <w:p>
+            <w:pPr>
+              <w:pStyle w:val="Compact"/>
+              <w:jc w:val="left"/>
+            </w:pPr>
+            <w:r>
+              <w:t xml:space="preserve">2.6</w:t>
+            </w:r>
+          </w:p>
+        </w:tc>
+      </w:tr>
+      <w:tr>
+        <w:tc>
+          <w:tcPr/>
+          <w:p>
+            <w:pPr>
+              <w:pStyle w:val="Compact"/>
+              <w:jc w:val="left"/>
+            </w:pPr>
+            <w:r>
+              <w:t xml:space="preserve">2.7</w:t>
             </w:r>
           </w:p>
         </w:tc>
@@ -2718,85 +3179,19 @@
         <w:pStyle w:val="BodyText"/>
       </w:pPr>
       <w:r>
-        <w:t xml:space="preserve">TEN 3.4 TENCIÓN DE LOS RECURSOS DE EJECUCIÓN DE LOS Datos TENIENTES Ponga en marcha un proceso repetible, de propiedad o control técnico para hacer cumplir la Retención de Datos, a continuación, verifique cobertura y excepciones. tención Confirme alcance definido, población, propiedad, implementación, frecuencia, cobertura, excepciones, corrección y retest. inventario de datos, clasificación, flujos, LCA, retención, eliminación, encriptación, DLP y registros de acceso</w:t>
-      </w:r>
-      <w:r>
-        <w:t xml:space="preserve"> </w:t>
-      </w:r>
-      <w:r>
-        <w:t xml:space="preserve">TENCIÓN 3.5 TENIENDO EL DISPONIBLE DE LOS Datos Ponga en marcha un proceso repetible, de propiedad o control técnico para disponer de datos de forma segura, a continuación, verifique la cobertura y las excepciones. tención Confirme alcance definido, población, propiedad, implementación, frecuencia, cobertura, excepciones, corrección y retest. inventario de datos, clasificación, flujos, LCA, retención, eliminación, encriptación, DLP y registros de acceso</w:t>
-      </w:r>
-      <w:r>
-        <w:t xml:space="preserve"> </w:t>
-      </w:r>
-      <w:r>
-        <w:t xml:space="preserve">tención 3.6 ← Encrypt Data on End-User Devices tención Ponga en marcha un proceso repetible, de propiedad o control técnico para cifrar datos sobre dispositivos de usuario final, a continuación, verifique cobertura y excepciones. tención Confirme alcance definido, población, propiedad, implementación, frecuencia, cobertura, excepciones, corrección y retest. inventario de datos, clasificación, flujos, LCA, retención, eliminación, encriptación, DLP y registros de acceso</w:t>
-      </w:r>
-      <w:r>
-        <w:t xml:space="preserve"> </w:t>
-      </w:r>
-      <w:r>
-        <w:t xml:space="preserve">| 3.7 | Establecer y mantener un plan de clasificación de datos | Poner en marcha un proceso de repetición, propiedad o control técnico para establecer y mantener un plan de clasificación de datos, a continuación, verificar cobertura y excepciones. tención Confirme alcance definido, población, propiedad, implementación, frecuencia, cobertura, excepciones, corrección y retest. inventario de datos, clasificación, flujos, LCA, retención, eliminación, encriptación, DLP y registros de acceso</w:t>
-      </w:r>
-      <w:r>
-        <w:t xml:space="preserve"> </w:t>
-      </w:r>
-      <w:r>
-        <w:t xml:space="preserve">| 3.8 | Document Data Flows | Ponga en marcha un proceso repetible, de propiedad o control técnico para documentar los flujos de datos, a continuación, verifique la cobertura y las excepciones. tención Confirme alcance definido, población, propiedad, implementación, frecuencia, cobertura, excepciones, corrección y retest. inventario de datos, clasificación, flujos, LCA, retención, eliminación, encriptación, DLP y registros de acceso</w:t>
-      </w:r>
-      <w:r>
-        <w:t xml:space="preserve"> </w:t>
-      </w:r>
-      <w:r>
-        <w:t xml:space="preserve">TEN 3.9 | Datos de cifrado en medios extraíbles ANTEPonga un proceso repetible, de propiedad o control técnico en su lugar para cifrar datos en medios extraíbles, luego verificar cobertura y excepciones. tención Confirme alcance definido, población, propiedad, implementación, frecuencia, cobertura, excepciones, corrección y retest. inventario de datos, clasificación, flujos, LCA, retención, eliminación, encriptación, DLP y registros de acceso</w:t>
-      </w:r>
-      <w:r>
-        <w:t xml:space="preserve"> </w:t>
-      </w:r>
-      <w:r>
-        <w:t xml:space="preserve">| 3.10 | Encrypt Sensitive Data in Transit ← Ponga en marcha un proceso repetible, de propiedad o control técnico para cifrar datos sensibles en tránsito, a continuación, verifique cobertura y excepciones. tención Confirme alcance definido, población, propiedad, implementación, frecuencia, cobertura, excepciones, corrección y retest. inventario de datos, clasificación, flujos, LCA, retención, eliminación, encriptación, DLP y registros de acceso</w:t>
-      </w:r>
-      <w:r>
-        <w:t xml:space="preserve"> </w:t>
-      </w:r>
-      <w:r>
-        <w:t xml:space="preserve">| 3.11 | Encrypt Sensitive Data At Rest Ponga en marcha un proceso repetible, de propiedad o control técnico para cifrar datos sensibles en reposo, a continuación, verifique la cobertura y las excepciones. tención Confirme alcance definido, población, propiedad, implementación, frecuencia, cobertura, excepciones, corrección y retest. inventario de datos, clasificación, flujos, LCA, retención, eliminación, encriptación, DLP y registros de acceso</w:t>
-      </w:r>
-      <w:r>
-        <w:t xml:space="preserve"> </w:t>
-      </w:r>
-      <w:r>
-        <w:t xml:space="preserve">| 3.12 | Segment Data Processing and Storage Based on Sensitivity TEN Poner en marcha un proceso repetible, de propiedad o control técnico para segmentar el procesamiento de datos y almacenamiento basado en la sensibilidad, a continuación, verificar cobertura y excepciones. tención Confirme alcance definido, población, propiedad, implementación, frecuencia, cobertura, excepciones, corrección y retest. inventario de datos, clasificación, flujos, LCA, retención, eliminación, encriptación, DLP y registros de acceso</w:t>
-      </w:r>
-      <w:r>
-        <w:t xml:space="preserve"> </w:t>
-      </w:r>
-      <w:r>
-        <w:t xml:space="preserve">| 3.13 | Implementar una solución de prevención de la pérdida de datos Ponga en marcha un proceso repetible, de propiedad o control técnico para desplegar una solución de prevención de la pérdida de datos, a continuación, verifique la cobertura y las excepciones. tención Confirme alcance definido, población, propiedad, implementación, frecuencia, cobertura, excepciones, corrección y retest. inventario de datos, clasificación, flujos, LCA, retención, eliminación, encriptación, DLP y registros de acceso</w:t>
-      </w:r>
-      <w:r>
-        <w:t xml:space="preserve"> </w:t>
-      </w:r>
-      <w:r>
-        <w:t xml:space="preserve">| 3.14 | Log Sensitive Data Access Ponga en marcha un proceso repetible, de propiedad o control técnico para registrar el acceso de datos sensibles, a continuación, verifique la cobertura y las excepciones. tención Confirme alcance definido, población, propiedad, implementación, frecuencia, cobertura, excepciones, corrección y retest. inventario de datos, clasificación, flujos, LCA, retención, eliminación, encriptación, DLP y registros de acceso</w:t>
-      </w:r>
-    </w:p>
-    <w:p>
-      <w:pPr>
-        <w:pStyle w:val="BodyText"/>
-      </w:pPr>
-      <w:r>
         <w:t xml:space="preserve">Utilice la guía oficial CIS Controls v8.1 y Evaluación de Controles Especificación para el lenguaje exacto de Salvaguardia, clase de activos, función de seguridad, Grupo de Implementación, dependencias, insumos, operaciones, medidas, métricas y revisión procesal.</w:t>
       </w:r>
     </w:p>
-    <w:bookmarkEnd w:id="31"/>
-    <w:bookmarkStart w:id="32" w:name="X5ba1fcc9db7e50e6d8dc42ad38dcd74c5fbb621"/>
-    <w:p>
-      <w:pPr>
-        <w:pStyle w:val="Heading1"/>
-      </w:pPr>
-      <w:r>
-        <w:t xml:space="preserve">9. Control 4 — Configuración segura de activos y software empresarial</w:t>
+    <w:p>
+      <w:pPr>
+        <w:numPr>
+          <w:ilvl w:val="0"/>
+          <w:numId w:val="1007"/>
+        </w:numPr>
+        <w:pStyle w:val="Compact"/>
+      </w:pPr>
+      <w:r>
+        <w:t xml:space="preserve">Control 3 - Protección de datos</w:t>
       </w:r>
     </w:p>
     <w:p>
@@ -2808,7 +3203,7 @@
           <w:iCs/>
           <w:i/>
         </w:rPr>
-        <w:t xml:space="preserve">Las 12 Salvaguardias, significado claro, enfoque de verificación y evidencia de ejemplo</w:t>
+        <w:t xml:space="preserve">Todas las 14 Salvaguardias, significado claro, enfoque de verificación y evidencia de ejemplo</w:t>
       </w:r>
       <w:r>
         <w:t xml:space="preserve">.</w:t>
@@ -2819,7 +3214,62 @@
         <w:pStyle w:val="BodyText"/>
       </w:pPr>
       <w:r>
-        <w:t xml:space="preserve">** Objetivo de control:** Fortalecer la empresa mediante la aplicación y medición de las salvaguardias para la configuración segura de los activos y programas institucionales. |</w:t>
+        <w:t xml:space="preserve">יimg src=</w:t>
+      </w:r>
+      <w:r>
+        <w:t xml:space="preserve">“</w:t>
+      </w:r>
+      <w:r>
+        <w:t xml:space="preserve">media/image5.png</w:t>
+      </w:r>
+      <w:r>
+        <w:t xml:space="preserve">”</w:t>
+      </w:r>
+      <w:r>
+        <w:t xml:space="preserve"> </w:t>
+      </w:r>
+      <w:r>
+        <w:t xml:space="preserve">style=</w:t>
+      </w:r>
+      <w:r>
+        <w:t xml:space="preserve">“</w:t>
+      </w:r>
+      <w:r>
+        <w:t xml:space="preserve">width:6.15in;height:3.39605in</w:t>
+      </w:r>
+      <w:r>
+        <w:t xml:space="preserve">”</w:t>
+      </w:r>
+      <w:r>
+        <w:t xml:space="preserve"> </w:t>
+      </w:r>
+      <w:r>
+        <w:t xml:space="preserve">alt=</w:t>
+      </w:r>
+      <w:r>
+        <w:t xml:space="preserve">“</w:t>
+      </w:r>
+      <w:r>
+        <w:t xml:space="preserve">Descubrir, clasificar, proteger, retener y disponer de datos de acuerdo a la sensibilidad y la necesidad.</w:t>
+      </w:r>
+      <w:r>
+        <w:t xml:space="preserve">”</w:t>
+      </w:r>
+    </w:p>
+    <w:p>
+      <w:pPr>
+        <w:pStyle w:val="BodyText"/>
+      </w:pPr>
+      <w:r>
+        <w:t xml:space="preserve">Gráfico 5 Ciclo de vida de protección de datos</w:t>
+      </w:r>
+    </w:p>
+    <w:p>
+      <w:pPr>
+        <w:pStyle w:val="BodyText"/>
+      </w:pPr>
+      <w:r>
+        <w:t xml:space="preserve">** Objetivo de control:** Fortalecer la empresa mediante la aplicación y medición de salvaguardias para la protección de datos. |</w:t>
       </w:r>
     </w:p>
     <w:p>
@@ -2857,79 +3307,115 @@
           </w:p>
         </w:tc>
       </w:tr>
+      <w:tr>
+        <w:tc>
+          <w:tcPr/>
+          <w:p>
+            <w:pPr>
+              <w:pStyle w:val="Compact"/>
+              <w:jc w:val="left"/>
+            </w:pPr>
+            <w:r>
+              <w:t xml:space="preserve">TEN 3.1</w:t>
+            </w:r>
+          </w:p>
+        </w:tc>
+      </w:tr>
+      <w:tr>
+        <w:tc>
+          <w:tcPr/>
+          <w:p>
+            <w:pPr>
+              <w:pStyle w:val="Compact"/>
+              <w:jc w:val="left"/>
+            </w:pPr>
+            <w:r>
+              <w:t xml:space="preserve">TEN 3.2</w:t>
+            </w:r>
+          </w:p>
+        </w:tc>
+      </w:tr>
+      <w:tr>
+        <w:tc>
+          <w:tcPr/>
+          <w:p>
+            <w:pPr>
+              <w:pStyle w:val="Compact"/>
+              <w:jc w:val="left"/>
+            </w:pPr>
+            <w:r>
+              <w:t xml:space="preserve">3.3</w:t>
+            </w:r>
+          </w:p>
+        </w:tc>
+      </w:tr>
     </w:tbl>
     <w:p>
       <w:pPr>
         <w:pStyle w:val="BodyText"/>
       </w:pPr>
       <w:r>
-        <w:t xml:space="preserve">Ø 4.1 tención Establecer y mantener un proceso de configuración segura ← Poner en marcha un proceso repetible, de propiedad o control técnico para establecer y mantener un proceso de configuración segura, a continuación, verificar cobertura y excepciones. tención Confirme alcance definido, población, propiedad, implementación, frecuencia, cobertura, excepciones, corrección y retest. estándares de configuración, resultados de referencia, cortafuegos, cerraduras de sesión, protocolos de administración, predeterminados, servicios y configuración móvil</w:t>
+        <w:t xml:space="preserve">TEN 3.4 TENCIÓN DE LOS RECURSOS DE EJECUCIÓN DE LOS Datos TENIENTES Ponga en marcha un proceso repetible, de propiedad o control técnico para hacer cumplir la Retención de Datos, a continuación, verifique cobertura y excepciones. tención Confirme alcance definido, población, propiedad, implementación, frecuencia, cobertura, excepciones, corrección y retest. inventario de datos, clasificación, flujos, LCA, retención, eliminación, encriptación, DLP y registros de acceso</w:t>
       </w:r>
       <w:r>
         <w:t xml:space="preserve"> </w:t>
       </w:r>
       <w:r>
-        <w:t xml:space="preserve">Ø 4.2 tención Establecer y mantener un proceso de configuración segura para infraestructura de red ← Poner en marcha un proceso repetible, de propiedad o control técnico para establecer y mantener un proceso de configuración segura para infraestructura de red, a continuación, verificar cobertura y excepciones. tención Confirme alcance definido, población, propiedad, implementación, frecuencia, cobertura, excepciones, corrección y retest. estándares de configuración, resultados de referencia, cortafuegos, cerraduras de sesión, protocolos de administración, predeterminados, servicios y configuración móvil</w:t>
+        <w:t xml:space="preserve">TENCIÓN 3.5 TENIENDO EL DISPONIBLE DE LOS Datos Ponga en marcha un proceso repetible, de propiedad o control técnico para disponer de datos de forma segura, a continuación, verifique la cobertura y las excepciones. tención Confirme alcance definido, población, propiedad, implementación, frecuencia, cobertura, excepciones, corrección y retest. inventario de datos, clasificación, flujos, LCA, retención, eliminación, encriptación, DLP y registros de acceso</w:t>
       </w:r>
       <w:r>
         <w:t xml:space="preserve"> </w:t>
       </w:r>
       <w:r>
-        <w:t xml:space="preserve">| 4.3 | Configure Automatic Session Locking on Enterprise Assets ← Ponga en marcha un proceso repetible, de propiedad o control técnico para configurar el bloqueo automático de sesión en activos empresariales, a continuación, verifique cobertura y excepciones. tención Confirme alcance definido, población, propiedad, implementación, frecuencia, cobertura, excepciones, corrección y retest. estándares de configuración, resultados de referencia, cortafuegos, cerraduras de sesión, protocolos de administración, predeterminados, servicios y configuración móvil</w:t>
+        <w:t xml:space="preserve">tención 3.6 ← Encrypt Data on End-User Devices tención Ponga en marcha un proceso repetible, de propiedad o control técnico para cifrar datos sobre dispositivos de usuario final, a continuación, verifique cobertura y excepciones. tención Confirme alcance definido, población, propiedad, implementación, frecuencia, cobertura, excepciones, corrección y retest. inventario de datos, clasificación, flujos, LCA, retención, eliminación, encriptación, DLP y registros de acceso</w:t>
       </w:r>
       <w:r>
         <w:t xml:space="preserve"> </w:t>
       </w:r>
       <w:r>
-        <w:t xml:space="preserve">| 4.4 ← Implementar y administrar un cortafuegos en servidores ← Poner en marcha un proceso repetible, de propiedad o control técnico para implementar y administrar un cortafuegos en servidores, luego verificar cobertura y excepciones. tención Confirme alcance definido, población, propiedad, implementación, frecuencia, cobertura, excepciones, corrección y retest. estándares de configuración, resultados de referencia, cortafuegos, cerraduras de sesión, protocolos de administración, predeterminados, servicios y configuración móvil |</w:t>
+        <w:t xml:space="preserve">| 3.7 | Establecer y mantener un plan de clasificación de datos | Poner en marcha un proceso de repetición, propiedad o control técnico para establecer y mantener un plan de clasificación de datos, a continuación, verificar cobertura y excepciones. tención Confirme alcance definido, población, propiedad, implementación, frecuencia, cobertura, excepciones, corrección y retest. inventario de datos, clasificación, flujos, LCA, retención, eliminación, encriptación, DLP y registros de acceso</w:t>
       </w:r>
       <w:r>
         <w:t xml:space="preserve"> </w:t>
       </w:r>
       <w:r>
-        <w:t xml:space="preserve">| 4.5 ← Implementar y administrar un cortafuegos en dispositivos de usuario final ← Poner en marcha un proceso repetible, de propiedad o control técnico para implementar y administrar un cortafuegos en dispositivos de usuario final, luego verificar cobertura y excepciones. tención Confirme alcance definido, población, propiedad, implementación, frecuencia, cobertura, excepciones, corrección y retest. estándares de configuración, resultados de referencia, cortafuegos, cerraduras de sesión, protocolos de administración, predeterminados, servicios y configuración móvil |</w:t>
+        <w:t xml:space="preserve">| 3.8 | Document Data Flows | Ponga en marcha un proceso repetible, de propiedad o control técnico para documentar los flujos de datos, a continuación, verifique la cobertura y las excepciones. tención Confirme alcance definido, población, propiedad, implementación, frecuencia, cobertura, excepciones, corrección y retest. inventario de datos, clasificación, flujos, LCA, retención, eliminación, encriptación, DLP y registros de acceso</w:t>
       </w:r>
       <w:r>
         <w:t xml:space="preserve"> </w:t>
       </w:r>
       <w:r>
-        <w:t xml:space="preserve">| 4.6 | Gestionar de forma segura los activos y el software de la empresa ← Poner en marcha un proceso repetible, propiedad o control técnico para gestionar de forma segura los activos y software de la empresa, a continuación, verificar la cobertura y las excepciones. tención Confirme alcance definido, población, propiedad, implementación, frecuencia, cobertura, excepciones, corrección y retest. estándares de configuración, resultados de referencia, cortafuegos, cerraduras de sesión, protocolos de administración, predeterminados, servicios y configuración móvil</w:t>
+        <w:t xml:space="preserve">TEN 3.9 | Datos de cifrado en medios extraíbles ANTEPonga un proceso repetible, de propiedad o control técnico en su lugar para cifrar datos en medios extraíbles, luego verificar cobertura y excepciones. tención Confirme alcance definido, población, propiedad, implementación, frecuencia, cobertura, excepciones, corrección y retest. inventario de datos, clasificación, flujos, LCA, retención, eliminación, encriptación, DLP y registros de acceso</w:t>
       </w:r>
       <w:r>
         <w:t xml:space="preserve"> </w:t>
       </w:r>
       <w:r>
-        <w:t xml:space="preserve">| 4.7 | Manage Default Accounts on Enterprise Assets and Software tención Ponga en marcha un proceso repetible, de propiedad o control técnico para gestionar Cuentas Predeterminadas en Activos y Software Empresarial, a continuación, verifique cobertura y excepciones. tención Confirme alcance definido, población, propiedad, implementación, frecuencia, cobertura, excepciones, corrección y retest. estándares de configuración, resultados de referencia, cortafuegos, cerraduras de sesión, protocolos de administración, predeterminados, servicios y configuración móvil</w:t>
+        <w:t xml:space="preserve">| 3.10 | Encrypt Sensitive Data in Transit ← Ponga en marcha un proceso repetible, de propiedad o control técnico para cifrar datos sensibles en tránsito, a continuación, verifique cobertura y excepciones. tención Confirme alcance definido, población, propiedad, implementación, frecuencia, cobertura, excepciones, corrección y retest. inventario de datos, clasificación, flujos, LCA, retención, eliminación, encriptación, DLP y registros de acceso</w:t>
       </w:r>
       <w:r>
         <w:t xml:space="preserve"> </w:t>
       </w:r>
       <w:r>
-        <w:t xml:space="preserve">| 4.8 | Desinstalar o desactivar servicios innecesarios en activos y software de la empresa | Ponga un proceso repetible, propiedad o control técnico en su lugar para desinstalar o desactivar servicios innecesarios en activos y software de la empresa, a continuación, verifique la cobertura y excepciones. tención Confirme alcance definido, población, propiedad, implementación, frecuencia, cobertura, excepciones, corrección y retest. estándares de configuración, resultados de referencia, cortafuegos, cerraduras de sesión, protocolos de administración, predeterminados, servicios y configuración móvil</w:t>
+        <w:t xml:space="preserve">| 3.11 | Encrypt Sensitive Data At Rest Ponga en marcha un proceso repetible, de propiedad o control técnico para cifrar datos sensibles en reposo, a continuación, verifique la cobertura y las excepciones. tención Confirme alcance definido, población, propiedad, implementación, frecuencia, cobertura, excepciones, corrección y retest. inventario de datos, clasificación, flujos, LCA, retención, eliminación, encriptación, DLP y registros de acceso</w:t>
       </w:r>
       <w:r>
         <w:t xml:space="preserve"> </w:t>
       </w:r>
       <w:r>
-        <w:t xml:space="preserve">| 4.9 | Configure Trusted DNS Servers on Enterprise Assets tención Ponga en marcha un proceso repetible, de propiedad o control técnico para configurar Trusted DNS Servers on Enterprise Assets, a continuación, verifique cobertura y excepciones. tención Confirme alcance definido, población, propiedad, implementación, frecuencia, cobertura, excepciones, corrección y retest. estándares de configuración, resultados de referencia, cortafuegos, cerraduras de sesión, protocolos de administración, predeterminados, servicios y configuración móvil</w:t>
+        <w:t xml:space="preserve">| 3.12 | Segment Data Processing and Storage Based on Sensitivity TEN Poner en marcha un proceso repetible, de propiedad o control técnico para segmentar el procesamiento de datos y almacenamiento basado en la sensibilidad, a continuación, verificar cobertura y excepciones. tención Confirme alcance definido, población, propiedad, implementación, frecuencia, cobertura, excepciones, corrección y retest. inventario de datos, clasificación, flujos, LCA, retención, eliminación, encriptación, DLP y registros de acceso</w:t>
       </w:r>
       <w:r>
         <w:t xml:space="preserve"> </w:t>
       </w:r>
       <w:r>
-        <w:t xml:space="preserve">| 4.10 Ø Enforce Automatic Device Lockout on Portable End-User Devices Ponga en marcha un proceso repetible, de propiedad o control técnico para hacer cumplir el bloqueo automático de dispositivos en dispositivos portátiles de usuario final, a continuación, verifique la cobertura y excepciones. tención Confirme alcance definido, población, propiedad, implementación, frecuencia, cobertura, excepciones, corrección y retest. estándares de configuración, resultados de referencia, cortafuegos, cerraduras de sesión, protocolos de administración, predeterminados, servicios y configuración móvil |</w:t>
+        <w:t xml:space="preserve">| 3.13 | Implementar una solución de prevención de la pérdida de datos Ponga en marcha un proceso repetible, de propiedad o control técnico para desplegar una solución de prevención de la pérdida de datos, a continuación, verifique la cobertura y las excepciones. tención Confirme alcance definido, población, propiedad, implementación, frecuencia, cobertura, excepciones, corrección y retest. inventario de datos, clasificación, flujos, LCA, retención, eliminación, encriptación, DLP y registros de acceso</w:t>
       </w:r>
       <w:r>
         <w:t xml:space="preserve"> </w:t>
       </w:r>
       <w:r>
-        <w:t xml:space="preserve">| 4.11 | Enforce Remote Wipe Capability on Portable End-User Devices Ponga en marcha un proceso repetible, de propiedad o control técnico para hacer cumplir la Capacidad de Wipe remota en dispositivos portátiles de usuario final, a continuación, verifique la cobertura y las excepciones. tención Confirme alcance definido, población, propiedad, implementación, frecuencia, cobertura, excepciones, corrección y retest. estándares de configuración, resultados de referencia, cortafuegos, cerraduras de sesión, protocolos de administración, predeterminados, servicios y configuración móvil</w:t>
-      </w:r>
-      <w:r>
-        <w:t xml:space="preserve"> </w:t>
-      </w:r>
-      <w:r>
-        <w:t xml:space="preserve">| 4.12 ← Espacios de trabajo para empresas separadas en dispositivos móviles de usuario final TENIENDO un proceso repetible, de propiedad o control técnico en el lugar para separar espacios de trabajo empresariales en dispositivos móviles de usuario final, luego verificar cobertura y excepciones. tención Confirme alcance definido, población, propiedad, implementación, frecuencia, cobertura, excepciones, corrección y retest. estándares de configuración, resultados de referencia, cortafuegos, cerraduras de sesión, protocolos de administración, predeterminados, servicios y configuración móvil |</w:t>
+        <w:t xml:space="preserve">| 3.14 | Log Sensitive Data Access Ponga en marcha un proceso repetible, de propiedad o control técnico para registrar el acceso de datos sensibles, a continuación, verifique la cobertura y las excepciones. tención Confirme alcance definido, población, propiedad, implementación, frecuencia, cobertura, excepciones, corrección y retest. inventario de datos, clasificación, flujos, LCA, retención, eliminación, encriptación, DLP y registros de acceso</w:t>
       </w:r>
     </w:p>
     <w:p>
@@ -2940,24 +3426,26 @@
         <w:t xml:space="preserve">Utilice la guía oficial CIS Controls v8.1 y Evaluación de Controles Especificación para el lenguaje exacto de Salvaguardia, clase de activos, función de seguridad, Grupo de Implementación, dependencias, insumos, operaciones, medidas, métricas y revisión procesal.</w:t>
       </w:r>
     </w:p>
-    <w:p>
-      <w:pPr>
-        <w:pStyle w:val="BodyText"/>
-      </w:pPr>
-      <w:r>
-        <w:t xml:space="preserve">Control 5 - Gestión de Cuentas</w:t>
-      </w:r>
-    </w:p>
-    <w:p>
-      <w:pPr>
-        <w:pStyle w:val="BodyText"/>
+    <w:bookmarkEnd w:id="33"/>
+    <w:bookmarkStart w:id="34" w:name="X5ba1fcc9db7e50e6d8dc42ad38dcd74c5fbb621"/>
+    <w:p>
+      <w:pPr>
+        <w:pStyle w:val="Heading1"/>
+      </w:pPr>
+      <w:r>
+        <w:t xml:space="preserve">9. Control 4 — Configuración segura de activos y software empresarial</w:t>
+      </w:r>
+    </w:p>
+    <w:p>
+      <w:pPr>
+        <w:pStyle w:val="FirstParagraph"/>
       </w:pPr>
       <w:r>
         <w:rPr>
           <w:iCs/>
           <w:i/>
         </w:rPr>
-        <w:t xml:space="preserve">Todas las 6 Salvaguardias, significado claro, enfoque de verificación y evidencia de ejemplo</w:t>
+        <w:t xml:space="preserve">Las 12 Salvaguardias, significado claro, enfoque de verificación y evidencia de ejemplo</w:t>
       </w:r>
       <w:r>
         <w:t xml:space="preserve">.</w:t>
@@ -2968,15 +3456,15 @@
         <w:pStyle w:val="BodyText"/>
       </w:pPr>
       <w:r>
-        <w:t xml:space="preserve">** Objetivo de control:** Fortalecer la empresa mediante la aplicación y medición de las salvaguardias para la gestión de las cuentas. |</w:t>
-      </w:r>
-    </w:p>
-    <w:p>
-      <w:pPr>
-        <w:pStyle w:val="BodyText"/>
-      </w:pPr>
-      <w:r>
-        <w:t xml:space="preserve">|. |</w:t>
+        <w:t xml:space="preserve">** Objetivo de control:** Fortalecer la empresa mediante la aplicación y medición de las salvaguardias para la configuración segura de los activos y programas institucionales. |</w:t>
+      </w:r>
+    </w:p>
+    <w:p>
+      <w:pPr>
+        <w:pStyle w:val="BodyText"/>
+      </w:pPr>
+      <w:r>
+        <w:t xml:space="preserve">|… |</w:t>
       </w:r>
     </w:p>
     <w:tbl>
@@ -3006,67 +3494,79 @@
           </w:p>
         </w:tc>
       </w:tr>
-      <w:tr>
-        <w:tc>
-          <w:tcPr/>
-          <w:p>
-            <w:pPr>
-              <w:pStyle w:val="Compact"/>
-              <w:jc w:val="left"/>
-            </w:pPr>
-            <w:r>
-              <w:t xml:space="preserve">5.1</w:t>
-            </w:r>
-          </w:p>
-        </w:tc>
-      </w:tr>
-      <w:tr>
-        <w:tc>
-          <w:tcPr/>
-          <w:p>
-            <w:pPr>
-              <w:pStyle w:val="Compact"/>
-              <w:jc w:val="left"/>
-            </w:pPr>
-            <w:r>
-              <w:t xml:space="preserve">TEN 5.2</w:t>
-            </w:r>
-          </w:p>
-        </w:tc>
-      </w:tr>
-      <w:tr>
-        <w:tc>
-          <w:tcPr/>
-          <w:p>
-            <w:pPr>
-              <w:pStyle w:val="Compact"/>
-              <w:jc w:val="left"/>
-            </w:pPr>
-            <w:r>
-              <w:t xml:space="preserve">5.3</w:t>
-            </w:r>
-          </w:p>
-        </w:tc>
-      </w:tr>
     </w:tbl>
     <w:p>
       <w:pPr>
         <w:pStyle w:val="BodyText"/>
       </w:pPr>
       <w:r>
-        <w:t xml:space="preserve">tención 5.4 Silencioso Administrador de Restricciones Privilegios a Cuentas Administradoras Dedicadas Poner en marcha un proceso repetible, de propiedad o control técnico para restringir los privilegios del Administrador a las Cuentas de Administrador Dedicado, a continuación, verificar la cobertura y las excepciones. tención Confirme alcance definido, población, propiedad, implementación, frecuencia, cobertura, excepciones, corrección y retest. poblaciones, propietarios, fechas, política de contraseñas, acciones de cuenta inactiva, inventarios de administración y de cuenta de servicios</w:t>
+        <w:t xml:space="preserve">Ø 4.1 tención Establecer y mantener un proceso de configuración segura ← Poner en marcha un proceso repetible, de propiedad o control técnico para establecer y mantener un proceso de configuración segura, a continuación, verificar cobertura y excepciones. tención Confirme alcance definido, población, propiedad, implementación, frecuencia, cobertura, excepciones, corrección y retest. estándares de configuración, resultados de referencia, cortafuegos, cerraduras de sesión, protocolos de administración, predeterminados, servicios y configuración móvil</w:t>
       </w:r>
       <w:r>
         <w:t xml:space="preserve"> </w:t>
       </w:r>
       <w:r>
-        <w:t xml:space="preserve">TEN 5.5 | Establecer y mantener un inventario de cuentas de servicio | Poner en marcha un proceso repetible, propiedad o control técnico para establecer y mantener un inventario de cuentas de servicio, a continuación, verificar cobertura y excepciones. tención Confirme alcance definido, población, propiedad, implementación, frecuencia, cobertura, excepciones, corrección y retest. poblaciones, propietarios, fechas, política de contraseñas, acciones de cuenta inactiva, inventarios de administración y de cuenta de servicios</w:t>
+        <w:t xml:space="preserve">Ø 4.2 tención Establecer y mantener un proceso de configuración segura para infraestructura de red ← Poner en marcha un proceso repetible, de propiedad o control técnico para establecer y mantener un proceso de configuración segura para infraestructura de red, a continuación, verificar cobertura y excepciones. tención Confirme alcance definido, población, propiedad, implementación, frecuencia, cobertura, excepciones, corrección y retest. estándares de configuración, resultados de referencia, cortafuegos, cerraduras de sesión, protocolos de administración, predeterminados, servicios y configuración móvil</w:t>
       </w:r>
       <w:r>
         <w:t xml:space="preserve"> </w:t>
       </w:r>
       <w:r>
-        <w:t xml:space="preserve">| 5.6 | Centralizar Gestión de Cuentas Poner en marcha un proceso repetible, de propiedad o control técnico para centralizar la gestión de cuentas, a continuación, verificar cobertura y excepciones. tención Confirme alcance definido, población, propiedad, implementación, frecuencia, cobertura, excepciones, corrección y retest. poblaciones, propietarios, fechas, política de contraseñas, acciones de cuenta inactiva, inventarios de administración y de cuenta de servicios</w:t>
+        <w:t xml:space="preserve">| 4.3 | Configure Automatic Session Locking on Enterprise Assets ← Ponga en marcha un proceso repetible, de propiedad o control técnico para configurar el bloqueo automático de sesión en activos empresariales, a continuación, verifique cobertura y excepciones. tención Confirme alcance definido, población, propiedad, implementación, frecuencia, cobertura, excepciones, corrección y retest. estándares de configuración, resultados de referencia, cortafuegos, cerraduras de sesión, protocolos de administración, predeterminados, servicios y configuración móvil</w:t>
+      </w:r>
+      <w:r>
+        <w:t xml:space="preserve"> </w:t>
+      </w:r>
+      <w:r>
+        <w:t xml:space="preserve">| 4.4 ← Implementar y administrar un cortafuegos en servidores ← Poner en marcha un proceso repetible, de propiedad o control técnico para implementar y administrar un cortafuegos en servidores, luego verificar cobertura y excepciones. tención Confirme alcance definido, población, propiedad, implementación, frecuencia, cobertura, excepciones, corrección y retest. estándares de configuración, resultados de referencia, cortafuegos, cerraduras de sesión, protocolos de administración, predeterminados, servicios y configuración móvil |</w:t>
+      </w:r>
+      <w:r>
+        <w:t xml:space="preserve"> </w:t>
+      </w:r>
+      <w:r>
+        <w:t xml:space="preserve">| 4.5 ← Implementar y administrar un cortafuegos en dispositivos de usuario final ← Poner en marcha un proceso repetible, de propiedad o control técnico para implementar y administrar un cortafuegos en dispositivos de usuario final, luego verificar cobertura y excepciones. tención Confirme alcance definido, población, propiedad, implementación, frecuencia, cobertura, excepciones, corrección y retest. estándares de configuración, resultados de referencia, cortafuegos, cerraduras de sesión, protocolos de administración, predeterminados, servicios y configuración móvil |</w:t>
+      </w:r>
+      <w:r>
+        <w:t xml:space="preserve"> </w:t>
+      </w:r>
+      <w:r>
+        <w:t xml:space="preserve">| 4.6 | Gestionar de forma segura los activos y el software de la empresa ← Poner en marcha un proceso repetible, propiedad o control técnico para gestionar de forma segura los activos y software de la empresa, a continuación, verificar la cobertura y las excepciones. tención Confirme alcance definido, población, propiedad, implementación, frecuencia, cobertura, excepciones, corrección y retest. estándares de configuración, resultados de referencia, cortafuegos, cerraduras de sesión, protocolos de administración, predeterminados, servicios y configuración móvil</w:t>
+      </w:r>
+      <w:r>
+        <w:t xml:space="preserve"> </w:t>
+      </w:r>
+      <w:r>
+        <w:t xml:space="preserve">| 4.7 | Manage Default Accounts on Enterprise Assets and Software tención Ponga en marcha un proceso repetible, de propiedad o control técnico para gestionar Cuentas Predeterminadas en Activos y Software Empresarial, a continuación, verifique cobertura y excepciones. tención Confirme alcance definido, población, propiedad, implementación, frecuencia, cobertura, excepciones, corrección y retest. estándares de configuración, resultados de referencia, cortafuegos, cerraduras de sesión, protocolos de administración, predeterminados, servicios y configuración móvil</w:t>
+      </w:r>
+      <w:r>
+        <w:t xml:space="preserve"> </w:t>
+      </w:r>
+      <w:r>
+        <w:t xml:space="preserve">| 4.8 | Desinstalar o desactivar servicios innecesarios en activos y software de la empresa | Ponga un proceso repetible, propiedad o control técnico en su lugar para desinstalar o desactivar servicios innecesarios en activos y software de la empresa, a continuación, verifique la cobertura y excepciones. tención Confirme alcance definido, población, propiedad, implementación, frecuencia, cobertura, excepciones, corrección y retest. estándares de configuración, resultados de referencia, cortafuegos, cerraduras de sesión, protocolos de administración, predeterminados, servicios y configuración móvil</w:t>
+      </w:r>
+      <w:r>
+        <w:t xml:space="preserve"> </w:t>
+      </w:r>
+      <w:r>
+        <w:t xml:space="preserve">| 4.9 | Configure Trusted DNS Servers on Enterprise Assets tención Ponga en marcha un proceso repetible, de propiedad o control técnico para configurar Trusted DNS Servers on Enterprise Assets, a continuación, verifique cobertura y excepciones. tención Confirme alcance definido, población, propiedad, implementación, frecuencia, cobertura, excepciones, corrección y retest. estándares de configuración, resultados de referencia, cortafuegos, cerraduras de sesión, protocolos de administración, predeterminados, servicios y configuración móvil</w:t>
+      </w:r>
+      <w:r>
+        <w:t xml:space="preserve"> </w:t>
+      </w:r>
+      <w:r>
+        <w:t xml:space="preserve">| 4.10 Ø Enforce Automatic Device Lockout on Portable End-User Devices Ponga en marcha un proceso repetible, de propiedad o control técnico para hacer cumplir el bloqueo automático de dispositivos en dispositivos portátiles de usuario final, a continuación, verifique la cobertura y excepciones. tención Confirme alcance definido, población, propiedad, implementación, frecuencia, cobertura, excepciones, corrección y retest. estándares de configuración, resultados de referencia, cortafuegos, cerraduras de sesión, protocolos de administración, predeterminados, servicios y configuración móvil |</w:t>
+      </w:r>
+      <w:r>
+        <w:t xml:space="preserve"> </w:t>
+      </w:r>
+      <w:r>
+        <w:t xml:space="preserve">| 4.11 | Enforce Remote Wipe Capability on Portable End-User Devices Ponga en marcha un proceso repetible, de propiedad o control técnico para hacer cumplir la Capacidad de Wipe remota en dispositivos portátiles de usuario final, a continuación, verifique la cobertura y las excepciones. tención Confirme alcance definido, población, propiedad, implementación, frecuencia, cobertura, excepciones, corrección y retest. estándares de configuración, resultados de referencia, cortafuegos, cerraduras de sesión, protocolos de administración, predeterminados, servicios y configuración móvil</w:t>
+      </w:r>
+      <w:r>
+        <w:t xml:space="preserve"> </w:t>
+      </w:r>
+      <w:r>
+        <w:t xml:space="preserve">| 4.12 ← Espacios de trabajo para empresas separadas en dispositivos móviles de usuario final TENIENDO un proceso repetible, de propiedad o control técnico en el lugar para separar espacios de trabajo empresariales en dispositivos móviles de usuario final, luego verificar cobertura y excepciones. tención Confirme alcance definido, población, propiedad, implementación, frecuencia, cobertura, excepciones, corrección y retest. estándares de configuración, resultados de referencia, cortafuegos, cerraduras de sesión, protocolos de administración, predeterminados, servicios y configuración móvil |</w:t>
       </w:r>
     </w:p>
     <w:p>
@@ -3077,26 +3577,24 @@
         <w:t xml:space="preserve">Utilice la guía oficial CIS Controls v8.1 y Evaluación de Controles Especificación para el lenguaje exacto de Salvaguardia, clase de activos, función de seguridad, Grupo de Implementación, dependencias, insumos, operaciones, medidas, métricas y revisión procesal.</w:t>
       </w:r>
     </w:p>
-    <w:bookmarkEnd w:id="32"/>
-    <w:bookmarkStart w:id="33" w:name="control-6-access-control-management"/>
-    <w:p>
-      <w:pPr>
-        <w:pStyle w:val="Heading1"/>
-      </w:pPr>
-      <w:r>
-        <w:t xml:space="preserve">11. Control 6 — Access Control Management</w:t>
-      </w:r>
-    </w:p>
-    <w:p>
-      <w:pPr>
-        <w:pStyle w:val="FirstParagraph"/>
+    <w:p>
+      <w:pPr>
+        <w:pStyle w:val="BodyText"/>
+      </w:pPr>
+      <w:r>
+        <w:t xml:space="preserve">Control 5 - Gestión de Cuentas</w:t>
+      </w:r>
+    </w:p>
+    <w:p>
+      <w:pPr>
+        <w:pStyle w:val="BodyText"/>
       </w:pPr>
       <w:r>
         <w:rPr>
           <w:iCs/>
           <w:i/>
         </w:rPr>
-        <w:t xml:space="preserve">Las 8 Salvaguardias, significado claro, enfoque de verificación y evidencia de ejemplo</w:t>
+        <w:t xml:space="preserve">Todas las 6 Salvaguardias, significado claro, enfoque de verificación y evidencia de ejemplo</w:t>
       </w:r>
       <w:r>
         <w:t xml:space="preserve">.</w:t>
@@ -3107,73 +3605,15 @@
         <w:pStyle w:val="BodyText"/>
       </w:pPr>
       <w:r>
-        <w:t xml:space="preserve">יimg src=</w:t>
-      </w:r>
-      <w:r>
-        <w:t xml:space="preserve">“</w:t>
-      </w:r>
-      <w:r>
-        <w:t xml:space="preserve">media/image6.png</w:t>
-      </w:r>
-      <w:r>
-        <w:t xml:space="preserve">”</w:t>
-      </w:r>
-      <w:r>
-        <w:t xml:space="preserve"> </w:t>
-      </w:r>
-      <w:r>
-        <w:t xml:space="preserve">style=</w:t>
-      </w:r>
-      <w:r>
-        <w:t xml:space="preserve">“</w:t>
-      </w:r>
-      <w:r>
-        <w:t xml:space="preserve">width:6.15in;height:3.03192in</w:t>
-      </w:r>
-      <w:r>
-        <w:t xml:space="preserve">”</w:t>
-      </w:r>
-      <w:r>
-        <w:t xml:space="preserve"> </w:t>
-      </w:r>
-      <w:r>
-        <w:t xml:space="preserve">alt=</w:t>
-      </w:r>
-      <w:r>
-        <w:t xml:space="preserve">“</w:t>
-      </w:r>
-      <w:r>
-        <w:t xml:space="preserve">Las cuentas y privilegios requieren la creación aprobada, la autenticación fuerte, la revisión y la revocación oportuna</w:t>
-      </w:r>
-      <w:r>
-        <w:t xml:space="preserve">”</w:t>
-      </w:r>
-      <w:r>
-        <w:t xml:space="preserve">.</w:t>
-      </w:r>
-    </w:p>
-    <w:p>
-      <w:pPr>
-        <w:pStyle w:val="BodyText"/>
-      </w:pPr>
-      <w:r>
-        <w:t xml:space="preserve">Gráfico 6 Identidad y acceso ciclo de vida</w:t>
-      </w:r>
-    </w:p>
-    <w:p>
-      <w:pPr>
-        <w:pStyle w:val="BodyText"/>
-      </w:pPr>
-      <w:r>
-        <w:t xml:space="preserve">** Objetivo de control:** Fortalecer la empresa mediante la aplicación y medición de las salvaguardias para la gestión del control del acceso. |</w:t>
-      </w:r>
-    </w:p>
-    <w:p>
-      <w:pPr>
-        <w:pStyle w:val="BodyText"/>
-      </w:pPr>
-      <w:r>
-        <w:t xml:space="preserve">|… |</w:t>
+        <w:t xml:space="preserve">** Objetivo de control:** Fortalecer la empresa mediante la aplicación y medición de las salvaguardias para la gestión de las cuentas. |</w:t>
+      </w:r>
+    </w:p>
+    <w:p>
+      <w:pPr>
+        <w:pStyle w:val="BodyText"/>
+      </w:pPr>
+      <w:r>
+        <w:t xml:space="preserve">|. |</w:t>
       </w:r>
     </w:p>
     <w:tbl>
@@ -3212,49 +3652,35 @@
               <w:jc w:val="left"/>
             </w:pPr>
             <w:r>
-              <w:t xml:space="preserve">TEN 6.1 TEN Establezca un proceso de concesión de acceso</w:t>
-            </w:r>
-          </w:p>
-        </w:tc>
-      </w:tr>
-      <w:tr>
-        <w:tc>
-          <w:tcPr/>
-          <w:p>
-            <w:pPr>
-              <w:pStyle w:val="Compact"/>
-              <w:jc w:val="left"/>
-            </w:pPr>
-            <w:r>
-              <w:t xml:space="preserve">6.2</w:t>
-            </w:r>
-          </w:p>
-        </w:tc>
-      </w:tr>
-      <w:tr>
-        <w:tc>
-          <w:tcPr/>
-          <w:p>
-            <w:pPr>
-              <w:pStyle w:val="Compact"/>
-              <w:jc w:val="left"/>
-            </w:pPr>
-            <w:r>
-              <w:t xml:space="preserve">TEN 6.3</w:t>
-            </w:r>
-          </w:p>
-        </w:tc>
-      </w:tr>
-      <w:tr>
-        <w:tc>
-          <w:tcPr/>
-          <w:p>
-            <w:pPr>
-              <w:pStyle w:val="Compact"/>
-              <w:jc w:val="left"/>
-            </w:pPr>
-            <w:r>
-              <w:t xml:space="preserve">6.4</w:t>
+              <w:t xml:space="preserve">5.1</w:t>
+            </w:r>
+          </w:p>
+        </w:tc>
+      </w:tr>
+      <w:tr>
+        <w:tc>
+          <w:tcPr/>
+          <w:p>
+            <w:pPr>
+              <w:pStyle w:val="Compact"/>
+              <w:jc w:val="left"/>
+            </w:pPr>
+            <w:r>
+              <w:t xml:space="preserve">TEN 5.2</w:t>
+            </w:r>
+          </w:p>
+        </w:tc>
+      </w:tr>
+      <w:tr>
+        <w:tc>
+          <w:tcPr/>
+          <w:p>
+            <w:pPr>
+              <w:pStyle w:val="Compact"/>
+              <w:jc w:val="left"/>
+            </w:pPr>
+            <w:r>
+              <w:t xml:space="preserve">5.3</w:t>
             </w:r>
           </w:p>
         </w:tc>
@@ -3265,25 +3691,19 @@
         <w:pStyle w:val="BodyText"/>
       </w:pPr>
       <w:r>
-        <w:t xml:space="preserve">tención 6.5 Silencioso Consultar MFA para el acceso administrativo Poner en marcha un proceso repetible, de propiedad o control técnico para exigir el MFA de Acceso Administrativo, a continuación, verificar cobertura y excepciones. tención Confirme alcance definido, población, propiedad, implementación, frecuencia, cobertura, excepciones, corrección y retest. Entradas de subvención/revocación, cobertura del MFA, inventario del sistema de autenticación, funciones, derechos y exámenes de acceso</w:t>
+        <w:t xml:space="preserve">tención 5.4 Silencioso Administrador de Restricciones Privilegios a Cuentas Administradoras Dedicadas Poner en marcha un proceso repetible, de propiedad o control técnico para restringir los privilegios del Administrador a las Cuentas de Administrador Dedicado, a continuación, verificar la cobertura y las excepciones. tención Confirme alcance definido, población, propiedad, implementación, frecuencia, cobertura, excepciones, corrección y retest. poblaciones, propietarios, fechas, política de contraseñas, acciones de cuenta inactiva, inventarios de administración y de cuenta de servicios</w:t>
       </w:r>
       <w:r>
         <w:t xml:space="preserve"> </w:t>
       </w:r>
       <w:r>
-        <w:t xml:space="preserve">| 6.6 | Establecer y mantener un inventario de sistemas de autenticación y autorización | Poner en marcha un proceso repetible, propiedad o control técnico para establecer y mantener un inventario de sistemas de autenticación y autorización, a continuación, verificar cobertura y excepciones. tención Confirme alcance definido, población, propiedad, implementación, frecuencia, cobertura, excepciones, corrección y retest. Entradas de subvención/revocación, cobertura del MFA, inventario del sistema de autenticación, funciones, derechos y exámenes de acceso</w:t>
+        <w:t xml:space="preserve">TEN 5.5 | Establecer y mantener un inventario de cuentas de servicio | Poner en marcha un proceso repetible, propiedad o control técnico para establecer y mantener un inventario de cuentas de servicio, a continuación, verificar cobertura y excepciones. tención Confirme alcance definido, población, propiedad, implementación, frecuencia, cobertura, excepciones, corrección y retest. poblaciones, propietarios, fechas, política de contraseñas, acciones de cuenta inactiva, inventarios de administración y de cuenta de servicios</w:t>
       </w:r>
       <w:r>
         <w:t xml:space="preserve"> </w:t>
       </w:r>
       <w:r>
-        <w:t xml:space="preserve">| 6.7 | Centralizar control de acceso Ponga en marcha un proceso repetible, de propiedad o control técnico para centralizar el control de acceso, a continuación, verifique cobertura y excepciones. tención Confirme alcance definido, población, propiedad, implementación, frecuencia, cobertura, excepciones, corrección y retest. Entradas de subvención/revocación, cobertura del MFA, inventario del sistema de autenticación, funciones, derechos y exámenes de acceso</w:t>
-      </w:r>
-      <w:r>
-        <w:t xml:space="preserve"> </w:t>
-      </w:r>
-      <w:r>
-        <w:t xml:space="preserve">| 6.8 | Definir y mantener el control de acceso basado en roles Ponga en marcha un proceso repetible, de propiedad o control técnico para definir y mantener el control de acceso basado en roles, a continuación, verifique la cobertura y las excepciones. tención Confirme alcance definido, población, propiedad, implementación, frecuencia, cobertura, excepciones, corrección y retest. Entradas de subvención/revocación, cobertura del MFA, inventario del sistema de autenticación, funciones, derechos y exámenes de acceso</w:t>
+        <w:t xml:space="preserve">| 5.6 | Centralizar Gestión de Cuentas Poner en marcha un proceso repetible, de propiedad o control técnico para centralizar la gestión de cuentas, a continuación, verificar cobertura y excepciones. tención Confirme alcance definido, población, propiedad, implementación, frecuencia, cobertura, excepciones, corrección y retest. poblaciones, propietarios, fechas, política de contraseñas, acciones de cuenta inactiva, inventarios de administración y de cuenta de servicios</w:t>
       </w:r>
     </w:p>
     <w:p>
@@ -3294,24 +3714,26 @@
         <w:t xml:space="preserve">Utilice la guía oficial CIS Controls v8.1 y Evaluación de Controles Especificación para el lenguaje exacto de Salvaguardia, clase de activos, función de seguridad, Grupo de Implementación, dependencias, insumos, operaciones, medidas, métricas y revisión procesal.</w:t>
       </w:r>
     </w:p>
-    <w:p>
-      <w:pPr>
-        <w:pStyle w:val="BodyText"/>
-      </w:pPr>
-      <w:r>
-        <w:t xml:space="preserve">Control 7 - Gestión continua de la vulnerabilidad</w:t>
-      </w:r>
-    </w:p>
-    <w:p>
-      <w:pPr>
-        <w:pStyle w:val="BodyText"/>
+    <w:bookmarkEnd w:id="34"/>
+    <w:bookmarkStart w:id="35" w:name="control-6-access-control-management"/>
+    <w:p>
+      <w:pPr>
+        <w:pStyle w:val="Heading1"/>
+      </w:pPr>
+      <w:r>
+        <w:t xml:space="preserve">11. Control 6 — Access Control Management</w:t>
+      </w:r>
+    </w:p>
+    <w:p>
+      <w:pPr>
+        <w:pStyle w:val="FirstParagraph"/>
       </w:pPr>
       <w:r>
         <w:rPr>
           <w:iCs/>
           <w:i/>
         </w:rPr>
-        <w:t xml:space="preserve">Las 7 Salvaguardias, significado claro, enfoque de verificación y evidencia de ejemplo</w:t>
+        <w:t xml:space="preserve">Las 8 Salvaguardias, significado claro, enfoque de verificación y evidencia de ejemplo</w:t>
       </w:r>
       <w:r>
         <w:t xml:space="preserve">.</w:t>
@@ -3322,13 +3744,13 @@
         <w:pStyle w:val="BodyText"/>
       </w:pPr>
       <w:r>
-        <w:t xml:space="preserve">■img src=</w:t>
+        <w:t xml:space="preserve">יimg src=</w:t>
       </w:r>
       <w:r>
         <w:t xml:space="preserve">“</w:t>
       </w:r>
       <w:r>
-        <w:t xml:space="preserve">media/image7.png</w:t>
+        <w:t xml:space="preserve">media/image6.png</w:t>
       </w:r>
       <w:r>
         <w:t xml:space="preserve">”</w:t>
@@ -3337,13 +3759,13 @@
         <w:t xml:space="preserve"> </w:t>
       </w:r>
       <w:r>
-        <w:t xml:space="preserve">estilo=</w:t>
+        <w:t xml:space="preserve">style=</w:t>
       </w:r>
       <w:r>
         <w:t xml:space="preserve">“</w:t>
       </w:r>
       <w:r>
-        <w:t xml:space="preserve">width:6.15in;height:3.14547in</w:t>
+        <w:t xml:space="preserve">width:6.15in;height:3.03192in</w:t>
       </w:r>
       <w:r>
         <w:t xml:space="preserve">”</w:t>
@@ -3358,32 +3780,29 @@
         <w:t xml:space="preserve">“</w:t>
       </w:r>
       <w:r>
-        <w:t xml:space="preserve">Cobertura completa y materia de remediación verificada más que producir informes de escaneo.</w:t>
+        <w:t xml:space="preserve">Las cuentas y privilegios requieren la creación aprobada, la autenticación fuerte, la revisión y la revocación oportuna</w:t>
       </w:r>
       <w:r>
         <w:t xml:space="preserve">”</w:t>
       </w:r>
       <w:r>
-        <w:t xml:space="preserve"> </w:t>
-      </w:r>
-      <w:r>
-        <w:t xml:space="preserve">/</w:t>
-      </w:r>
-    </w:p>
-    <w:p>
-      <w:pPr>
-        <w:pStyle w:val="BodyText"/>
-      </w:pPr>
-      <w:r>
-        <w:t xml:space="preserve">Gráfico 7 Gestión continua de la vulnerabilidad</w:t>
-      </w:r>
-    </w:p>
-    <w:p>
-      <w:pPr>
-        <w:pStyle w:val="BodyText"/>
-      </w:pPr>
-      <w:r>
-        <w:t xml:space="preserve">** Objetivo de control:** Fortalecer la empresa mediante la aplicación y medición de las salvaguardias para la gestión continua de la vulnerabilidad. |</w:t>
+        <w:t xml:space="preserve">.</w:t>
+      </w:r>
+    </w:p>
+    <w:p>
+      <w:pPr>
+        <w:pStyle w:val="BodyText"/>
+      </w:pPr>
+      <w:r>
+        <w:t xml:space="preserve">Gráfico 6 Identidad y acceso ciclo de vida</w:t>
+      </w:r>
+    </w:p>
+    <w:p>
+      <w:pPr>
+        <w:pStyle w:val="BodyText"/>
+      </w:pPr>
+      <w:r>
+        <w:t xml:space="preserve">** Objetivo de control:** Fortalecer la empresa mediante la aplicación y medición de las salvaguardias para la gestión del control del acceso. |</w:t>
       </w:r>
     </w:p>
     <w:p>
@@ -3430,63 +3849,49 @@
               <w:jc w:val="left"/>
             </w:pPr>
             <w:r>
-              <w:t xml:space="preserve">7.1</w:t>
-            </w:r>
-          </w:p>
-        </w:tc>
-      </w:tr>
-      <w:tr>
-        <w:tc>
-          <w:tcPr/>
-          <w:p>
-            <w:pPr>
-              <w:pStyle w:val="Compact"/>
-              <w:jc w:val="left"/>
-            </w:pPr>
-            <w:r>
-              <w:t xml:space="preserve">TEN 7.2</w:t>
-            </w:r>
-          </w:p>
-        </w:tc>
-      </w:tr>
-      <w:tr>
-        <w:tc>
-          <w:tcPr/>
-          <w:p>
-            <w:pPr>
-              <w:pStyle w:val="Compact"/>
-              <w:jc w:val="left"/>
-            </w:pPr>
-            <w:r>
-              <w:t xml:space="preserve">7.3</w:t>
-            </w:r>
-          </w:p>
-        </w:tc>
-      </w:tr>
-      <w:tr>
-        <w:tc>
-          <w:tcPr/>
-          <w:p>
-            <w:pPr>
-              <w:pStyle w:val="Compact"/>
-              <w:jc w:val="left"/>
-            </w:pPr>
-            <w:r>
-              <w:t xml:space="preserve">7.4  Perform Automated Application Patch Management Ponga en marcha un proceso repetible, de propiedad o control técnico para realizar Automated Application Patch Management, a continuación, verifique cobertura y excepciones. tención Confirme alcance definido, población, propiedad, implementación, frecuencia, cobertura, excepciones, corrección y retest. procesos, alimentaciones, cobertura de activos, escaneos autenticados, resultados de parches, excepciones, boletos de remediación y rescans</w:t>
-            </w:r>
-          </w:p>
-        </w:tc>
-      </w:tr>
-      <w:tr>
-        <w:tc>
-          <w:tcPr/>
-          <w:p>
-            <w:pPr>
-              <w:pStyle w:val="Compact"/>
-              <w:jc w:val="left"/>
-            </w:pPr>
-            <w:r>
-              <w:t xml:space="preserve">7.5</w:t>
+              <w:t xml:space="preserve">TEN 6.1 TEN Establezca un proceso de concesión de acceso</w:t>
+            </w:r>
+          </w:p>
+        </w:tc>
+      </w:tr>
+      <w:tr>
+        <w:tc>
+          <w:tcPr/>
+          <w:p>
+            <w:pPr>
+              <w:pStyle w:val="Compact"/>
+              <w:jc w:val="left"/>
+            </w:pPr>
+            <w:r>
+              <w:t xml:space="preserve">6.2</w:t>
+            </w:r>
+          </w:p>
+        </w:tc>
+      </w:tr>
+      <w:tr>
+        <w:tc>
+          <w:tcPr/>
+          <w:p>
+            <w:pPr>
+              <w:pStyle w:val="Compact"/>
+              <w:jc w:val="left"/>
+            </w:pPr>
+            <w:r>
+              <w:t xml:space="preserve">TEN 6.3</w:t>
+            </w:r>
+          </w:p>
+        </w:tc>
+      </w:tr>
+      <w:tr>
+        <w:tc>
+          <w:tcPr/>
+          <w:p>
+            <w:pPr>
+              <w:pStyle w:val="Compact"/>
+              <w:jc w:val="left"/>
+            </w:pPr>
+            <w:r>
+              <w:t xml:space="preserve">6.4</w:t>
             </w:r>
           </w:p>
         </w:tc>
@@ -3497,13 +3902,25 @@
         <w:pStyle w:val="BodyText"/>
       </w:pPr>
       <w:r>
-        <w:t xml:space="preserve">TEN 7.6 ANTE Perform Automated Vulnerability Scans of Externally-Exposed Enterprise Assets TEN Ponga en marcha un proceso repetible, de propiedad o control técnico para realizar escáneres de vulnerabilidad automatizados de activos de empresas externamente expuestas, a continuación, verifique cobertura y excepciones. tención Confirme alcance definido, población, propiedad, implementación, frecuencia, cobertura, excepciones, corrección y retest. procesos, alimentaciones, cobertura de activos, escaneos autenticados, resultados de parches, excepciones, boletos de remediación y rescans</w:t>
+        <w:t xml:space="preserve">tención 6.5 Silencioso Consultar MFA para el acceso administrativo Poner en marcha un proceso repetible, de propiedad o control técnico para exigir el MFA de Acceso Administrativo, a continuación, verificar cobertura y excepciones. tención Confirme alcance definido, población, propiedad, implementación, frecuencia, cobertura, excepciones, corrección y retest. Entradas de subvención/revocación, cobertura del MFA, inventario del sistema de autenticación, funciones, derechos y exámenes de acceso</w:t>
       </w:r>
       <w:r>
         <w:t xml:space="preserve"> </w:t>
       </w:r>
       <w:r>
-        <w:t xml:space="preserve">| 7.7 | Remediate Detected Vulnerabilities ← Poner en marcha un proceso repetible, de propiedad o control técnico para remediar Vulnerabilidades Detectadas, luego verificar cobertura y excepciones. tención Confirme alcance definido, población, propiedad, implementación, frecuencia, cobertura, excepciones, corrección y retest. procesos, alimentaciones, cobertura de activos, escaneos autenticados, resultados de parches, excepciones, boletos de remediación y rescans</w:t>
+        <w:t xml:space="preserve">| 6.6 | Establecer y mantener un inventario de sistemas de autenticación y autorización | Poner en marcha un proceso repetible, propiedad o control técnico para establecer y mantener un inventario de sistemas de autenticación y autorización, a continuación, verificar cobertura y excepciones. tención Confirme alcance definido, población, propiedad, implementación, frecuencia, cobertura, excepciones, corrección y retest. Entradas de subvención/revocación, cobertura del MFA, inventario del sistema de autenticación, funciones, derechos y exámenes de acceso</w:t>
+      </w:r>
+      <w:r>
+        <w:t xml:space="preserve"> </w:t>
+      </w:r>
+      <w:r>
+        <w:t xml:space="preserve">| 6.7 | Centralizar control de acceso Ponga en marcha un proceso repetible, de propiedad o control técnico para centralizar el control de acceso, a continuación, verifique cobertura y excepciones. tención Confirme alcance definido, población, propiedad, implementación, frecuencia, cobertura, excepciones, corrección y retest. Entradas de subvención/revocación, cobertura del MFA, inventario del sistema de autenticación, funciones, derechos y exámenes de acceso</w:t>
+      </w:r>
+      <w:r>
+        <w:t xml:space="preserve"> </w:t>
+      </w:r>
+      <w:r>
+        <w:t xml:space="preserve">| 6.8 | Definir y mantener el control de acceso basado en roles Ponga en marcha un proceso repetible, de propiedad o control técnico para definir y mantener el control de acceso basado en roles, a continuación, verifique la cobertura y las excepciones. tención Confirme alcance definido, población, propiedad, implementación, frecuencia, cobertura, excepciones, corrección y retest. Entradas de subvención/revocación, cobertura del MFA, inventario del sistema de autenticación, funciones, derechos y exámenes de acceso</w:t>
       </w:r>
     </w:p>
     <w:p>
@@ -3514,26 +3931,24 @@
         <w:t xml:space="preserve">Utilice la guía oficial CIS Controls v8.1 y Evaluación de Controles Especificación para el lenguaje exacto de Salvaguardia, clase de activos, función de seguridad, Grupo de Implementación, dependencias, insumos, operaciones, medidas, métricas y revisión procesal.</w:t>
       </w:r>
     </w:p>
-    <w:bookmarkEnd w:id="33"/>
-    <w:bookmarkStart w:id="34" w:name="control-8-audit-log-management"/>
-    <w:p>
-      <w:pPr>
-        <w:pStyle w:val="Heading1"/>
-      </w:pPr>
-      <w:r>
-        <w:t xml:space="preserve">13. Control 8 — Audit Log Management</w:t>
-      </w:r>
-    </w:p>
-    <w:p>
-      <w:pPr>
-        <w:pStyle w:val="FirstParagraph"/>
+    <w:p>
+      <w:pPr>
+        <w:pStyle w:val="BodyText"/>
+      </w:pPr>
+      <w:r>
+        <w:t xml:space="preserve">Control 7 - Gestión continua de la vulnerabilidad</w:t>
+      </w:r>
+    </w:p>
+    <w:p>
+      <w:pPr>
+        <w:pStyle w:val="BodyText"/>
       </w:pPr>
       <w:r>
         <w:rPr>
           <w:iCs/>
           <w:i/>
         </w:rPr>
-        <w:t xml:space="preserve">Las 12 Salvaguardias, significado claro, enfoque de verificación y evidencia de ejemplo</w:t>
+        <w:t xml:space="preserve">Las 7 Salvaguardias, significado claro, enfoque de verificación y evidencia de ejemplo</w:t>
       </w:r>
       <w:r>
         <w:t xml:space="preserve">.</w:t>
@@ -3544,7 +3959,68 @@
         <w:pStyle w:val="BodyText"/>
       </w:pPr>
       <w:r>
-        <w:t xml:space="preserve">** Objetivo de control:** Fortalecer la empresa mediante la aplicación y medición de salvaguardias para la gestión de registros de auditoría. |</w:t>
+        <w:t xml:space="preserve">■img src=</w:t>
+      </w:r>
+      <w:r>
+        <w:t xml:space="preserve">“</w:t>
+      </w:r>
+      <w:r>
+        <w:t xml:space="preserve">media/image7.png</w:t>
+      </w:r>
+      <w:r>
+        <w:t xml:space="preserve">”</w:t>
+      </w:r>
+      <w:r>
+        <w:t xml:space="preserve"> </w:t>
+      </w:r>
+      <w:r>
+        <w:t xml:space="preserve">estilo=</w:t>
+      </w:r>
+      <w:r>
+        <w:t xml:space="preserve">“</w:t>
+      </w:r>
+      <w:r>
+        <w:t xml:space="preserve">width:6.15in;height:3.14547in</w:t>
+      </w:r>
+      <w:r>
+        <w:t xml:space="preserve">”</w:t>
+      </w:r>
+      <w:r>
+        <w:t xml:space="preserve"> </w:t>
+      </w:r>
+      <w:r>
+        <w:t xml:space="preserve">alt=</w:t>
+      </w:r>
+      <w:r>
+        <w:t xml:space="preserve">“</w:t>
+      </w:r>
+      <w:r>
+        <w:t xml:space="preserve">Cobertura completa y materia de remediación verificada más que producir informes de escaneo.</w:t>
+      </w:r>
+      <w:r>
+        <w:t xml:space="preserve">”</w:t>
+      </w:r>
+      <w:r>
+        <w:t xml:space="preserve"> </w:t>
+      </w:r>
+      <w:r>
+        <w:t xml:space="preserve">/</w:t>
+      </w:r>
+    </w:p>
+    <w:p>
+      <w:pPr>
+        <w:pStyle w:val="BodyText"/>
+      </w:pPr>
+      <w:r>
+        <w:t xml:space="preserve">Gráfico 7 Gestión continua de la vulnerabilidad</w:t>
+      </w:r>
+    </w:p>
+    <w:p>
+      <w:pPr>
+        <w:pStyle w:val="BodyText"/>
+      </w:pPr>
+      <w:r>
+        <w:t xml:space="preserve">** Objetivo de control:** Fortalecer la empresa mediante la aplicación y medición de las salvaguardias para la gestión continua de la vulnerabilidad. |</w:t>
       </w:r>
     </w:p>
     <w:p>
@@ -3591,161 +4067,63 @@
               <w:jc w:val="left"/>
             </w:pPr>
             <w:r>
-              <w:t xml:space="preserve">tención 8.1</w:t>
-            </w:r>
-          </w:p>
-        </w:tc>
-      </w:tr>
-      <w:tr>
-        <w:tc>
-          <w:tcPr/>
-          <w:p>
-            <w:pPr>
-              <w:pStyle w:val="Compact"/>
-              <w:jc w:val="left"/>
-            </w:pPr>
-            <w:r>
-              <w:t xml:space="preserve">8.2</w:t>
-            </w:r>
-          </w:p>
-        </w:tc>
-      </w:tr>
-      <w:tr>
-        <w:tc>
-          <w:tcPr/>
-          <w:p>
-            <w:pPr>
-              <w:pStyle w:val="Compact"/>
-              <w:jc w:val="left"/>
-            </w:pPr>
-            <w:r>
-              <w:t xml:space="preserve">8.3</w:t>
-            </w:r>
-          </w:p>
-        </w:tc>
-      </w:tr>
-      <w:tr>
-        <w:tc>
-          <w:tcPr/>
-          <w:p>
-            <w:pPr>
-              <w:pStyle w:val="Compact"/>
-              <w:jc w:val="left"/>
-            </w:pPr>
-            <w:r>
-              <w:t xml:space="preserve">8.4 ← Normalizar la sincronización del tiempo ← Poner en marcha un proceso repetible, de propiedad o control técnico para estandarizar la sincronización del tiempo, a continuación, verificar cobertura y excepciones. tención Confirme alcance definido, población, propiedad, implementación, frecuencia, cobertura, excepciones, corrección y retest. requisitos de registro, inventario de fuentes, almacenamiento, configuración del tiempo, registros detallados, plataforma central, revisiones y retención</w:t>
-            </w:r>
-          </w:p>
-        </w:tc>
-      </w:tr>
-      <w:tr>
-        <w:tc>
-          <w:tcPr/>
-          <w:p>
-            <w:pPr>
-              <w:pStyle w:val="Compact"/>
-              <w:jc w:val="left"/>
-            </w:pPr>
-            <w:r>
-              <w:t xml:space="preserve">8.5</w:t>
-            </w:r>
-          </w:p>
-        </w:tc>
-      </w:tr>
-      <w:tr>
-        <w:tc>
-          <w:tcPr/>
-          <w:p>
-            <w:pPr>
-              <w:pStyle w:val="Compact"/>
-              <w:jc w:val="left"/>
-            </w:pPr>
-            <w:r>
-              <w:t xml:space="preserve">8.6</w:t>
-            </w:r>
-          </w:p>
-        </w:tc>
-      </w:tr>
-      <w:tr>
-        <w:tc>
-          <w:tcPr/>
-          <w:p>
-            <w:pPr>
-              <w:pStyle w:val="Compact"/>
-              <w:jc w:val="left"/>
-            </w:pPr>
-            <w:r>
-              <w:t xml:space="preserve">8.7</w:t>
-            </w:r>
-          </w:p>
-        </w:tc>
-      </w:tr>
-      <w:tr>
-        <w:tc>
-          <w:tcPr/>
-          <w:p>
-            <w:pPr>
-              <w:pStyle w:val="Compact"/>
-              <w:jc w:val="left"/>
-            </w:pPr>
-            <w:r>
-              <w:t xml:space="preserve">8.8</w:t>
-            </w:r>
-          </w:p>
-        </w:tc>
-      </w:tr>
-      <w:tr>
-        <w:tc>
-          <w:tcPr/>
-          <w:p>
-            <w:pPr>
-              <w:pStyle w:val="Compact"/>
-              <w:jc w:val="left"/>
-            </w:pPr>
-            <w:r>
-              <w:t xml:space="preserve">8.9</w:t>
-            </w:r>
-          </w:p>
-        </w:tc>
-      </w:tr>
-      <w:tr>
-        <w:tc>
-          <w:tcPr/>
-          <w:p>
-            <w:pPr>
-              <w:pStyle w:val="Compact"/>
-              <w:jc w:val="left"/>
-            </w:pPr>
-            <w:r>
-              <w:t xml:space="preserve">8.10</w:t>
-            </w:r>
-          </w:p>
-        </w:tc>
-      </w:tr>
-      <w:tr>
-        <w:tc>
-          <w:tcPr/>
-          <w:p>
-            <w:pPr>
-              <w:pStyle w:val="Compact"/>
-              <w:jc w:val="left"/>
-            </w:pPr>
-            <w:r>
-              <w:t xml:space="preserve">8.11</w:t>
-            </w:r>
-          </w:p>
-        </w:tc>
-      </w:tr>
-      <w:tr>
-        <w:tc>
-          <w:tcPr/>
-          <w:p>
-            <w:pPr>
-              <w:pStyle w:val="Compact"/>
-              <w:jc w:val="left"/>
-            </w:pPr>
-            <w:r>
-              <w:t xml:space="preserve">8.12</w:t>
+              <w:t xml:space="preserve">7.1</w:t>
+            </w:r>
+          </w:p>
+        </w:tc>
+      </w:tr>
+      <w:tr>
+        <w:tc>
+          <w:tcPr/>
+          <w:p>
+            <w:pPr>
+              <w:pStyle w:val="Compact"/>
+              <w:jc w:val="left"/>
+            </w:pPr>
+            <w:r>
+              <w:t xml:space="preserve">TEN 7.2</w:t>
+            </w:r>
+          </w:p>
+        </w:tc>
+      </w:tr>
+      <w:tr>
+        <w:tc>
+          <w:tcPr/>
+          <w:p>
+            <w:pPr>
+              <w:pStyle w:val="Compact"/>
+              <w:jc w:val="left"/>
+            </w:pPr>
+            <w:r>
+              <w:t xml:space="preserve">7.3</w:t>
+            </w:r>
+          </w:p>
+        </w:tc>
+      </w:tr>
+      <w:tr>
+        <w:tc>
+          <w:tcPr/>
+          <w:p>
+            <w:pPr>
+              <w:pStyle w:val="Compact"/>
+              <w:jc w:val="left"/>
+            </w:pPr>
+            <w:r>
+              <w:t xml:space="preserve">7.4  Perform Automated Application Patch Management Ponga en marcha un proceso repetible, de propiedad o control técnico para realizar Automated Application Patch Management, a continuación, verifique cobertura y excepciones. tención Confirme alcance definido, población, propiedad, implementación, frecuencia, cobertura, excepciones, corrección y retest. procesos, alimentaciones, cobertura de activos, escaneos autenticados, resultados de parches, excepciones, boletos de remediación y rescans</w:t>
+            </w:r>
+          </w:p>
+        </w:tc>
+      </w:tr>
+      <w:tr>
+        <w:tc>
+          <w:tcPr/>
+          <w:p>
+            <w:pPr>
+              <w:pStyle w:val="Compact"/>
+              <w:jc w:val="left"/>
+            </w:pPr>
+            <w:r>
+              <w:t xml:space="preserve">7.5</w:t>
             </w:r>
           </w:p>
         </w:tc>
@@ -3756,17 +4134,31 @@
         <w:pStyle w:val="BodyText"/>
       </w:pPr>
       <w:r>
+        <w:t xml:space="preserve">TEN 7.6 ANTE Perform Automated Vulnerability Scans of Externally-Exposed Enterprise Assets TEN Ponga en marcha un proceso repetible, de propiedad o control técnico para realizar escáneres de vulnerabilidad automatizados de activos de empresas externamente expuestas, a continuación, verifique cobertura y excepciones. tención Confirme alcance definido, población, propiedad, implementación, frecuencia, cobertura, excepciones, corrección y retest. procesos, alimentaciones, cobertura de activos, escaneos autenticados, resultados de parches, excepciones, boletos de remediación y rescans</w:t>
+      </w:r>
+      <w:r>
+        <w:t xml:space="preserve"> </w:t>
+      </w:r>
+      <w:r>
+        <w:t xml:space="preserve">| 7.7 | Remediate Detected Vulnerabilities ← Poner en marcha un proceso repetible, de propiedad o control técnico para remediar Vulnerabilidades Detectadas, luego verificar cobertura y excepciones. tención Confirme alcance definido, población, propiedad, implementación, frecuencia, cobertura, excepciones, corrección y retest. procesos, alimentaciones, cobertura de activos, escaneos autenticados, resultados de parches, excepciones, boletos de remediación y rescans</w:t>
+      </w:r>
+    </w:p>
+    <w:p>
+      <w:pPr>
+        <w:pStyle w:val="BodyText"/>
+      </w:pPr>
+      <w:r>
         <w:t xml:space="preserve">Utilice la guía oficial CIS Controls v8.1 y Evaluación de Controles Especificación para el lenguaje exacto de Salvaguardia, clase de activos, función de seguridad, Grupo de Implementación, dependencias, insumos, operaciones, medidas, métricas y revisión procesal.</w:t>
       </w:r>
     </w:p>
-    <w:bookmarkEnd w:id="34"/>
-    <w:bookmarkStart w:id="35" w:name="X61a6fa901b4cb4af355893d1db14e759896d15a"/>
+    <w:bookmarkEnd w:id="35"/>
+    <w:bookmarkStart w:id="36" w:name="control-8-audit-log-management"/>
     <w:p>
       <w:pPr>
         <w:pStyle w:val="Heading1"/>
       </w:pPr>
       <w:r>
-        <w:t xml:space="preserve">14. Control 9 - Protección de correo electrónico y navegador web</w:t>
+        <w:t xml:space="preserve">13. Control 8 — Audit Log Management</w:t>
       </w:r>
     </w:p>
     <w:p>
@@ -3778,7 +4170,7 @@
           <w:iCs/>
           <w:i/>
         </w:rPr>
-        <w:t xml:space="preserve">Las 7 Salvaguardias, significado claro, enfoque de verificación y evidencia de ejemplo</w:t>
+        <w:t xml:space="preserve">Las 12 Salvaguardias, significado claro, enfoque de verificación y evidencia de ejemplo</w:t>
       </w:r>
       <w:r>
         <w:t xml:space="preserve">.</w:t>
@@ -3789,15 +4181,15 @@
         <w:pStyle w:val="BodyText"/>
       </w:pPr>
       <w:r>
-        <w:t xml:space="preserve">** Objetivo de control:** Fortalecer la empresa mediante la implementación y medición de salvaguardias para las protecciones de correo electrónico y navegador web. |</w:t>
-      </w:r>
-    </w:p>
-    <w:p>
-      <w:pPr>
-        <w:pStyle w:val="BodyText"/>
-      </w:pPr>
-      <w:r>
-        <w:t xml:space="preserve">Respuesta</w:t>
+        <w:t xml:space="preserve">** Objetivo de control:** Fortalecer la empresa mediante la aplicación y medición de salvaguardias para la gestión de registros de auditoría. |</w:t>
+      </w:r>
+    </w:p>
+    <w:p>
+      <w:pPr>
+        <w:pStyle w:val="BodyText"/>
+      </w:pPr>
+      <w:r>
+        <w:t xml:space="preserve">|… |</w:t>
       </w:r>
     </w:p>
     <w:tbl>
@@ -3836,91 +4228,161 @@
               <w:jc w:val="left"/>
             </w:pPr>
             <w:r>
-              <w:t xml:space="preserve">TEN 9.1 TENCIÓN Asegurar el uso de sólo navegadores completos y clientes de correo electrónico</w:t>
-            </w:r>
-          </w:p>
-        </w:tc>
-      </w:tr>
-      <w:tr>
-        <w:tc>
-          <w:tcPr/>
-          <w:p>
-            <w:pPr>
-              <w:pStyle w:val="Compact"/>
-              <w:jc w:val="left"/>
-            </w:pPr>
-            <w:r>
-              <w:t xml:space="preserve">TEN 9.2</w:t>
-            </w:r>
-          </w:p>
-        </w:tc>
-      </w:tr>
-      <w:tr>
-        <w:tc>
-          <w:tcPr/>
-          <w:p>
-            <w:pPr>
-              <w:pStyle w:val="Compact"/>
-              <w:jc w:val="left"/>
-            </w:pPr>
-            <w:r>
-              <w:t xml:space="preserve">9.3</w:t>
-            </w:r>
-          </w:p>
-        </w:tc>
-      </w:tr>
-      <w:tr>
-        <w:tc>
-          <w:tcPr/>
-          <w:p>
-            <w:pPr>
-              <w:pStyle w:val="Compact"/>
-              <w:jc w:val="left"/>
-            </w:pPr>
-            <w:r>
-              <w:t xml:space="preserve">9.4</w:t>
-            </w:r>
-          </w:p>
-        </w:tc>
-      </w:tr>
-      <w:tr>
-        <w:tc>
-          <w:tcPr/>
-          <w:p>
-            <w:pPr>
-              <w:pStyle w:val="Compact"/>
-              <w:jc w:val="left"/>
-            </w:pPr>
-            <w:r>
-              <w:t xml:space="preserve">TEN 9.5</w:t>
-            </w:r>
-          </w:p>
-        </w:tc>
-      </w:tr>
-      <w:tr>
-        <w:tc>
-          <w:tcPr/>
-          <w:p>
-            <w:pPr>
-              <w:pStyle w:val="Compact"/>
-              <w:jc w:val="left"/>
-            </w:pPr>
-            <w:r>
-              <w:t xml:space="preserve">TEN 9.6</w:t>
-            </w:r>
-          </w:p>
-        </w:tc>
-      </w:tr>
-      <w:tr>
-        <w:tc>
-          <w:tcPr/>
-          <w:p>
-            <w:pPr>
-              <w:pStyle w:val="Compact"/>
-              <w:jc w:val="left"/>
-            </w:pPr>
-            <w:r>
-              <w:t xml:space="preserve">9.7</w:t>
+              <w:t xml:space="preserve">tención 8.1</w:t>
+            </w:r>
+          </w:p>
+        </w:tc>
+      </w:tr>
+      <w:tr>
+        <w:tc>
+          <w:tcPr/>
+          <w:p>
+            <w:pPr>
+              <w:pStyle w:val="Compact"/>
+              <w:jc w:val="left"/>
+            </w:pPr>
+            <w:r>
+              <w:t xml:space="preserve">8.2</w:t>
+            </w:r>
+          </w:p>
+        </w:tc>
+      </w:tr>
+      <w:tr>
+        <w:tc>
+          <w:tcPr/>
+          <w:p>
+            <w:pPr>
+              <w:pStyle w:val="Compact"/>
+              <w:jc w:val="left"/>
+            </w:pPr>
+            <w:r>
+              <w:t xml:space="preserve">8.3</w:t>
+            </w:r>
+          </w:p>
+        </w:tc>
+      </w:tr>
+      <w:tr>
+        <w:tc>
+          <w:tcPr/>
+          <w:p>
+            <w:pPr>
+              <w:pStyle w:val="Compact"/>
+              <w:jc w:val="left"/>
+            </w:pPr>
+            <w:r>
+              <w:t xml:space="preserve">8.4 ← Normalizar la sincronización del tiempo ← Poner en marcha un proceso repetible, de propiedad o control técnico para estandarizar la sincronización del tiempo, a continuación, verificar cobertura y excepciones. tención Confirme alcance definido, población, propiedad, implementación, frecuencia, cobertura, excepciones, corrección y retest. requisitos de registro, inventario de fuentes, almacenamiento, configuración del tiempo, registros detallados, plataforma central, revisiones y retención</w:t>
+            </w:r>
+          </w:p>
+        </w:tc>
+      </w:tr>
+      <w:tr>
+        <w:tc>
+          <w:tcPr/>
+          <w:p>
+            <w:pPr>
+              <w:pStyle w:val="Compact"/>
+              <w:jc w:val="left"/>
+            </w:pPr>
+            <w:r>
+              <w:t xml:space="preserve">8.5</w:t>
+            </w:r>
+          </w:p>
+        </w:tc>
+      </w:tr>
+      <w:tr>
+        <w:tc>
+          <w:tcPr/>
+          <w:p>
+            <w:pPr>
+              <w:pStyle w:val="Compact"/>
+              <w:jc w:val="left"/>
+            </w:pPr>
+            <w:r>
+              <w:t xml:space="preserve">8.6</w:t>
+            </w:r>
+          </w:p>
+        </w:tc>
+      </w:tr>
+      <w:tr>
+        <w:tc>
+          <w:tcPr/>
+          <w:p>
+            <w:pPr>
+              <w:pStyle w:val="Compact"/>
+              <w:jc w:val="left"/>
+            </w:pPr>
+            <w:r>
+              <w:t xml:space="preserve">8.7</w:t>
+            </w:r>
+          </w:p>
+        </w:tc>
+      </w:tr>
+      <w:tr>
+        <w:tc>
+          <w:tcPr/>
+          <w:p>
+            <w:pPr>
+              <w:pStyle w:val="Compact"/>
+              <w:jc w:val="left"/>
+            </w:pPr>
+            <w:r>
+              <w:t xml:space="preserve">8.8</w:t>
+            </w:r>
+          </w:p>
+        </w:tc>
+      </w:tr>
+      <w:tr>
+        <w:tc>
+          <w:tcPr/>
+          <w:p>
+            <w:pPr>
+              <w:pStyle w:val="Compact"/>
+              <w:jc w:val="left"/>
+            </w:pPr>
+            <w:r>
+              <w:t xml:space="preserve">8.9</w:t>
+            </w:r>
+          </w:p>
+        </w:tc>
+      </w:tr>
+      <w:tr>
+        <w:tc>
+          <w:tcPr/>
+          <w:p>
+            <w:pPr>
+              <w:pStyle w:val="Compact"/>
+              <w:jc w:val="left"/>
+            </w:pPr>
+            <w:r>
+              <w:t xml:space="preserve">8.10</w:t>
+            </w:r>
+          </w:p>
+        </w:tc>
+      </w:tr>
+      <w:tr>
+        <w:tc>
+          <w:tcPr/>
+          <w:p>
+            <w:pPr>
+              <w:pStyle w:val="Compact"/>
+              <w:jc w:val="left"/>
+            </w:pPr>
+            <w:r>
+              <w:t xml:space="preserve">8.11</w:t>
+            </w:r>
+          </w:p>
+        </w:tc>
+      </w:tr>
+      <w:tr>
+        <w:tc>
+          <w:tcPr/>
+          <w:p>
+            <w:pPr>
+              <w:pStyle w:val="Compact"/>
+              <w:jc w:val="left"/>
+            </w:pPr>
+            <w:r>
+              <w:t xml:space="preserve">8.12</w:t>
             </w:r>
           </w:p>
         </w:tc>
@@ -3934,14 +4396,14 @@
         <w:t xml:space="preserve">Utilice la guía oficial CIS Controls v8.1 y Evaluación de Controles Especificación para el lenguaje exacto de Salvaguardia, clase de activos, función de seguridad, Grupo de Implementación, dependencias, insumos, operaciones, medidas, métricas y revisión procesal.</w:t>
       </w:r>
     </w:p>
-    <w:bookmarkEnd w:id="35"/>
-    <w:bookmarkStart w:id="36" w:name="control-10-malware-defenses"/>
+    <w:bookmarkEnd w:id="36"/>
+    <w:bookmarkStart w:id="37" w:name="X61a6fa901b4cb4af355893d1db14e759896d15a"/>
     <w:p>
       <w:pPr>
         <w:pStyle w:val="Heading1"/>
       </w:pPr>
       <w:r>
-        <w:t xml:space="preserve">15. Control 10 — Malware Defenses</w:t>
+        <w:t xml:space="preserve">14. Control 9 - Protección de correo electrónico y navegador web</w:t>
       </w:r>
     </w:p>
     <w:p>
@@ -3964,15 +4426,15 @@
         <w:pStyle w:val="BodyText"/>
       </w:pPr>
       <w:r>
-        <w:t xml:space="preserve">** Objetivo de control:** Fortalecer la empresa mediante la implementación y medición de salvaguardias para defensas de malware. |</w:t>
-      </w:r>
-    </w:p>
-    <w:p>
-      <w:pPr>
-        <w:pStyle w:val="BodyText"/>
-      </w:pPr>
-      <w:r>
-        <w:t xml:space="preserve">|… |</w:t>
+        <w:t xml:space="preserve">** Objetivo de control:** Fortalecer la empresa mediante la implementación y medición de salvaguardias para las protecciones de correo electrónico y navegador web. |</w:t>
+      </w:r>
+    </w:p>
+    <w:p>
+      <w:pPr>
+        <w:pStyle w:val="BodyText"/>
+      </w:pPr>
+      <w:r>
+        <w:t xml:space="preserve">Respuesta</w:t>
       </w:r>
     </w:p>
     <w:tbl>
@@ -4011,91 +4473,91 @@
               <w:jc w:val="left"/>
             </w:pPr>
             <w:r>
-              <w:t xml:space="preserve">10.1</w:t>
-            </w:r>
-          </w:p>
-        </w:tc>
-      </w:tr>
-      <w:tr>
-        <w:tc>
-          <w:tcPr/>
-          <w:p>
-            <w:pPr>
-              <w:pStyle w:val="Compact"/>
-              <w:jc w:val="left"/>
-            </w:pPr>
-            <w:r>
-              <w:t xml:space="preserve">10.2</w:t>
-            </w:r>
-          </w:p>
-        </w:tc>
-      </w:tr>
-      <w:tr>
-        <w:tc>
-          <w:tcPr/>
-          <w:p>
-            <w:pPr>
-              <w:pStyle w:val="Compact"/>
-              <w:jc w:val="left"/>
-            </w:pPr>
-            <w:r>
-              <w:t xml:space="preserve">TEN 10.3</w:t>
-            </w:r>
-          </w:p>
-        </w:tc>
-      </w:tr>
-      <w:tr>
-        <w:tc>
-          <w:tcPr/>
-          <w:p>
-            <w:pPr>
-              <w:pStyle w:val="Compact"/>
-              <w:jc w:val="left"/>
-            </w:pPr>
-            <w:r>
-              <w:t xml:space="preserve">10.4</w:t>
-            </w:r>
-          </w:p>
-        </w:tc>
-      </w:tr>
-      <w:tr>
-        <w:tc>
-          <w:tcPr/>
-          <w:p>
-            <w:pPr>
-              <w:pStyle w:val="Compact"/>
-              <w:jc w:val="left"/>
-            </w:pPr>
-            <w:r>
-              <w:t xml:space="preserve">10.5</w:t>
-            </w:r>
-          </w:p>
-        </w:tc>
-      </w:tr>
-      <w:tr>
-        <w:tc>
-          <w:tcPr/>
-          <w:p>
-            <w:pPr>
-              <w:pStyle w:val="Compact"/>
-              <w:jc w:val="left"/>
-            </w:pPr>
-            <w:r>
-              <w:t xml:space="preserve">10.6</w:t>
-            </w:r>
-          </w:p>
-        </w:tc>
-      </w:tr>
-      <w:tr>
-        <w:tc>
-          <w:tcPr/>
-          <w:p>
-            <w:pPr>
-              <w:pStyle w:val="Compact"/>
-              <w:jc w:val="left"/>
-            </w:pPr>
-            <w:r>
-              <w:t xml:space="preserve">10.7</w:t>
+              <w:t xml:space="preserve">TEN 9.1 TENCIÓN Asegurar el uso de sólo navegadores completos y clientes de correo electrónico</w:t>
+            </w:r>
+          </w:p>
+        </w:tc>
+      </w:tr>
+      <w:tr>
+        <w:tc>
+          <w:tcPr/>
+          <w:p>
+            <w:pPr>
+              <w:pStyle w:val="Compact"/>
+              <w:jc w:val="left"/>
+            </w:pPr>
+            <w:r>
+              <w:t xml:space="preserve">TEN 9.2</w:t>
+            </w:r>
+          </w:p>
+        </w:tc>
+      </w:tr>
+      <w:tr>
+        <w:tc>
+          <w:tcPr/>
+          <w:p>
+            <w:pPr>
+              <w:pStyle w:val="Compact"/>
+              <w:jc w:val="left"/>
+            </w:pPr>
+            <w:r>
+              <w:t xml:space="preserve">9.3</w:t>
+            </w:r>
+          </w:p>
+        </w:tc>
+      </w:tr>
+      <w:tr>
+        <w:tc>
+          <w:tcPr/>
+          <w:p>
+            <w:pPr>
+              <w:pStyle w:val="Compact"/>
+              <w:jc w:val="left"/>
+            </w:pPr>
+            <w:r>
+              <w:t xml:space="preserve">9.4</w:t>
+            </w:r>
+          </w:p>
+        </w:tc>
+      </w:tr>
+      <w:tr>
+        <w:tc>
+          <w:tcPr/>
+          <w:p>
+            <w:pPr>
+              <w:pStyle w:val="Compact"/>
+              <w:jc w:val="left"/>
+            </w:pPr>
+            <w:r>
+              <w:t xml:space="preserve">TEN 9.5</w:t>
+            </w:r>
+          </w:p>
+        </w:tc>
+      </w:tr>
+      <w:tr>
+        <w:tc>
+          <w:tcPr/>
+          <w:p>
+            <w:pPr>
+              <w:pStyle w:val="Compact"/>
+              <w:jc w:val="left"/>
+            </w:pPr>
+            <w:r>
+              <w:t xml:space="preserve">TEN 9.6</w:t>
+            </w:r>
+          </w:p>
+        </w:tc>
+      </w:tr>
+      <w:tr>
+        <w:tc>
+          <w:tcPr/>
+          <w:p>
+            <w:pPr>
+              <w:pStyle w:val="Compact"/>
+              <w:jc w:val="left"/>
+            </w:pPr>
+            <w:r>
+              <w:t xml:space="preserve">9.7</w:t>
             </w:r>
           </w:p>
         </w:tc>
@@ -4109,14 +4571,14 @@
         <w:t xml:space="preserve">Utilice la guía oficial CIS Controls v8.1 y Evaluación de Controles Especificación para el lenguaje exacto de Salvaguardia, clase de activos, función de seguridad, Grupo de Implementación, dependencias, insumos, operaciones, medidas, métricas y revisión procesal.</w:t>
       </w:r>
     </w:p>
-    <w:bookmarkEnd w:id="36"/>
-    <w:bookmarkStart w:id="37" w:name="control-11-data-recovery"/>
+    <w:bookmarkEnd w:id="37"/>
+    <w:bookmarkStart w:id="38" w:name="control-10-malware-defenses"/>
     <w:p>
       <w:pPr>
         <w:pStyle w:val="Heading1"/>
       </w:pPr>
       <w:r>
-        <w:t xml:space="preserve">16. Control 11 — Data Recovery</w:t>
+        <w:t xml:space="preserve">15. Control 10 — Malware Defenses</w:t>
       </w:r>
     </w:p>
     <w:p>
@@ -4128,7 +4590,7 @@
           <w:iCs/>
           <w:i/>
         </w:rPr>
-        <w:t xml:space="preserve">Las 5 Salvaguardias, significado claro, enfoque de verificación y evidencia de ejemplo</w:t>
+        <w:t xml:space="preserve">Las 7 Salvaguardias, significado claro, enfoque de verificación y evidencia de ejemplo</w:t>
       </w:r>
       <w:r>
         <w:t xml:space="preserve">.</w:t>
@@ -4139,7 +4601,7 @@
         <w:pStyle w:val="BodyText"/>
       </w:pPr>
       <w:r>
-        <w:t xml:space="preserve">** Objetivo de control:** Fortalecer la empresa mediante la aplicación y medición de salvaguardias para la recuperación de datos. |</w:t>
+        <w:t xml:space="preserve">** Objetivo de control:** Fortalecer la empresa mediante la implementación y medición de salvaguardias para defensas de malware. |</w:t>
       </w:r>
     </w:p>
     <w:p>
@@ -4186,63 +4648,91 @@
               <w:jc w:val="left"/>
             </w:pPr>
             <w:r>
-              <w:t xml:space="preserve">TEN 11.1</w:t>
-            </w:r>
-          </w:p>
-        </w:tc>
-      </w:tr>
-      <w:tr>
-        <w:tc>
-          <w:tcPr/>
-          <w:p>
-            <w:pPr>
-              <w:pStyle w:val="Compact"/>
-              <w:jc w:val="left"/>
-            </w:pPr>
-            <w:r>
-              <w:t xml:space="preserve">11.2</w:t>
-            </w:r>
-          </w:p>
-        </w:tc>
-      </w:tr>
-      <w:tr>
-        <w:tc>
-          <w:tcPr/>
-          <w:p>
-            <w:pPr>
-              <w:pStyle w:val="Compact"/>
-              <w:jc w:val="left"/>
-            </w:pPr>
-            <w:r>
-              <w:t xml:space="preserve">11.3</w:t>
-            </w:r>
-          </w:p>
-        </w:tc>
-      </w:tr>
-      <w:tr>
-        <w:tc>
-          <w:tcPr/>
-          <w:p>
-            <w:pPr>
-              <w:pStyle w:val="Compact"/>
-              <w:jc w:val="left"/>
-            </w:pPr>
-            <w:r>
-              <w:t xml:space="preserve">TEN 11.4</w:t>
-            </w:r>
-          </w:p>
-        </w:tc>
-      </w:tr>
-      <w:tr>
-        <w:tc>
-          <w:tcPr/>
-          <w:p>
-            <w:pPr>
-              <w:pStyle w:val="Compact"/>
-              <w:jc w:val="left"/>
-            </w:pPr>
-            <w:r>
-              <w:t xml:space="preserve">TEN 11.5</w:t>
+              <w:t xml:space="preserve">10.1</w:t>
+            </w:r>
+          </w:p>
+        </w:tc>
+      </w:tr>
+      <w:tr>
+        <w:tc>
+          <w:tcPr/>
+          <w:p>
+            <w:pPr>
+              <w:pStyle w:val="Compact"/>
+              <w:jc w:val="left"/>
+            </w:pPr>
+            <w:r>
+              <w:t xml:space="preserve">10.2</w:t>
+            </w:r>
+          </w:p>
+        </w:tc>
+      </w:tr>
+      <w:tr>
+        <w:tc>
+          <w:tcPr/>
+          <w:p>
+            <w:pPr>
+              <w:pStyle w:val="Compact"/>
+              <w:jc w:val="left"/>
+            </w:pPr>
+            <w:r>
+              <w:t xml:space="preserve">TEN 10.3</w:t>
+            </w:r>
+          </w:p>
+        </w:tc>
+      </w:tr>
+      <w:tr>
+        <w:tc>
+          <w:tcPr/>
+          <w:p>
+            <w:pPr>
+              <w:pStyle w:val="Compact"/>
+              <w:jc w:val="left"/>
+            </w:pPr>
+            <w:r>
+              <w:t xml:space="preserve">10.4</w:t>
+            </w:r>
+          </w:p>
+        </w:tc>
+      </w:tr>
+      <w:tr>
+        <w:tc>
+          <w:tcPr/>
+          <w:p>
+            <w:pPr>
+              <w:pStyle w:val="Compact"/>
+              <w:jc w:val="left"/>
+            </w:pPr>
+            <w:r>
+              <w:t xml:space="preserve">10.5</w:t>
+            </w:r>
+          </w:p>
+        </w:tc>
+      </w:tr>
+      <w:tr>
+        <w:tc>
+          <w:tcPr/>
+          <w:p>
+            <w:pPr>
+              <w:pStyle w:val="Compact"/>
+              <w:jc w:val="left"/>
+            </w:pPr>
+            <w:r>
+              <w:t xml:space="preserve">10.6</w:t>
+            </w:r>
+          </w:p>
+        </w:tc>
+      </w:tr>
+      <w:tr>
+        <w:tc>
+          <w:tcPr/>
+          <w:p>
+            <w:pPr>
+              <w:pStyle w:val="Compact"/>
+              <w:jc w:val="left"/>
+            </w:pPr>
+            <w:r>
+              <w:t xml:space="preserve">10.7</w:t>
             </w:r>
           </w:p>
         </w:tc>
@@ -4256,24 +4746,26 @@
         <w:t xml:space="preserve">Utilice la guía oficial CIS Controls v8.1 y Evaluación de Controles Especificación para el lenguaje exacto de Salvaguardia, clase de activos, función de seguridad, Grupo de Implementación, dependencias, insumos, operaciones, medidas, métricas y revisión procesal.</w:t>
       </w:r>
     </w:p>
-    <w:p>
-      <w:pPr>
-        <w:pStyle w:val="BodyText"/>
-      </w:pPr>
-      <w:r>
-        <w:t xml:space="preserve">Control 12 - Gestión de la infraestructura de red</w:t>
-      </w:r>
-    </w:p>
-    <w:p>
-      <w:pPr>
-        <w:pStyle w:val="BodyText"/>
+    <w:bookmarkEnd w:id="38"/>
+    <w:bookmarkStart w:id="39" w:name="control-11-data-recovery"/>
+    <w:p>
+      <w:pPr>
+        <w:pStyle w:val="Heading1"/>
+      </w:pPr>
+      <w:r>
+        <w:t xml:space="preserve">16. Control 11 — Data Recovery</w:t>
+      </w:r>
+    </w:p>
+    <w:p>
+      <w:pPr>
+        <w:pStyle w:val="FirstParagraph"/>
       </w:pPr>
       <w:r>
         <w:rPr>
           <w:iCs/>
           <w:i/>
         </w:rPr>
-        <w:t xml:space="preserve">Las 8 Salvaguardias, significado claro, enfoque de verificación y evidencia de ejemplo</w:t>
+        <w:t xml:space="preserve">Las 5 Salvaguardias, significado claro, enfoque de verificación y evidencia de ejemplo</w:t>
       </w:r>
       <w:r>
         <w:t xml:space="preserve">.</w:t>
@@ -4284,194 +4776,7 @@
         <w:pStyle w:val="BodyText"/>
       </w:pPr>
       <w:r>
-        <w:t xml:space="preserve">** Objetivo de control:** Fortalecer la empresa mediante la aplicación y medición de las salvaguardias para la gestión de la infraestructura de red. |</w:t>
-      </w:r>
-    </w:p>
-    <w:p>
-      <w:pPr>
-        <w:pStyle w:val="BodyText"/>
-      </w:pPr>
-      <w:r>
-        <w:t xml:space="preserve">Respuesta</w:t>
-      </w:r>
-    </w:p>
-    <w:p>
-      <w:pPr>
-        <w:pStyle w:val="BodyText"/>
-      </w:pPr>
-      <w:r>
-        <w:t xml:space="preserve">**** | ** Salvaguardia** |</w:t>
-      </w:r>
-      <w:r>
-        <w:t xml:space="preserve"> </w:t>
-      </w:r>
-      <w:r>
-        <w:rPr>
-          <w:bCs/>
-          <w:b/>
-        </w:rPr>
-        <w:t xml:space="preserve">Significado claro</w:t>
-      </w:r>
-      <w:r>
-        <w:t xml:space="preserve"> </w:t>
-      </w:r>
-      <w:r>
-        <w:t xml:space="preserve">| ** Enfoque de la verificación**</w:t>
-      </w:r>
-    </w:p>
-    <w:p>
-      <w:pPr>
-        <w:pStyle w:val="BodyText"/>
-      </w:pPr>
-      <w:r>
-        <w:t xml:space="preserve">|———————————————————————————————————————————————————————————————————————————————————————————————————————————————————————————————————————————————————————————————————————————————————————————————————————————————————————————————————————————- Enviado |</w:t>
-      </w:r>
-      <w:r>
-        <w:t xml:space="preserve"> </w:t>
-      </w:r>
-      <w:r>
-        <w:t xml:space="preserve">| 12.1 | Garantizar que la infraestructura de red esté actualizada Ponga en marcha un proceso repetible, de propiedad o control técnico para asegurar que la infraestructura de red esté actualizada, a continuación, verifique la cobertura y las excepciones. tención Confirme alcance definido, población, propiedad, implementación, frecuencia, cobertura, excepciones, corrección y retest. inventario de red, versiones, arquitectura, diagramas, vías de administración, AAA, protocolos seguros, VPN y estaciones de trabajo de administración</w:t>
-      </w:r>
-      <w:r>
-        <w:t xml:space="preserve"> </w:t>
-      </w:r>
-      <w:r>
-        <w:t xml:space="preserve">| 12.2 | Establecer y mantener una arquitectura de red segura ← Poner en marcha un proceso repetible, propiedad o control técnico para establecer y mantener una arquitectura de red segura, a continuación, verificar cobertura y excepciones. tención Confirme alcance definido, población, propiedad, implementación, frecuencia, cobertura, excepciones, corrección y retest. inventario de red, versiones, arquitectura, diagramas, vías de administración, AAA, protocolos seguros, VPN y estaciones de trabajo de administración</w:t>
-      </w:r>
-      <w:r>
-        <w:t xml:space="preserve"> </w:t>
-      </w:r>
-      <w:r>
-        <w:t xml:space="preserve">| 12.3 ← Gestión segura de la infraestructura de red Ponga en marcha un proceso repetible, de propiedad o control técnico para gestionar de forma segura la infraestructura de red, a continuación, verifique la cobertura y las excepciones. tención Confirme alcance definido, población, propiedad, implementación, frecuencia, cobertura, excepciones, corrección y retest. inventario de red, versiones, arquitectura, diagramas, vías de administración, AAA, protocolos seguros, VPN y estaciones de trabajo de administración |</w:t>
-      </w:r>
-      <w:r>
-        <w:t xml:space="preserve"> </w:t>
-      </w:r>
-      <w:r>
-        <w:t xml:space="preserve">TEN 12.4 | Establecer y mantener los diagramas de arquitectura | Poner en marcha un proceso repetible, propiedad o control técnico para establecer y mantener los diagramas de arquitectura, a continuación, verificar cobertura y excepciones. tención Confirme alcance definido, población, propiedad, implementación, frecuencia, cobertura, excepciones, corrección y retest. inventario de red, versiones, arquitectura, diagramas, vías de administración, AAA, protocolos seguros, VPN y estaciones de trabajo de administración</w:t>
-      </w:r>
-      <w:r>
-        <w:t xml:space="preserve"> </w:t>
-      </w:r>
-      <w:r>
-        <w:t xml:space="preserve">| 12.5 | Centralizar Autenticación, Autorización y Auditoría de la Red | Poner en marcha un proceso repetible, de propiedad o control técnico para centralizar la autenticación, Autorización y Auditoría de la Red, a continuación, verificar cobertura y excepciones. tención Confirme alcance definido, población, propiedad, implementación, frecuencia, cobertura, excepciones, corrección y retest. inventario de red, versiones, arquitectura, diagramas, vías de administración, AAA, protocolos seguros, VPN y estaciones de trabajo de administración</w:t>
-      </w:r>
-      <w:r>
-        <w:t xml:space="preserve"> </w:t>
-      </w:r>
-      <w:r>
-        <w:t xml:space="preserve">TEN 12.6 | Utilizar protocolos de gestión y comunicación de redes seguras Ponga en marcha un proceso repetible, de propiedad o control técnico para utilizar protocolos de gestión y comunicación de redes seguras, a continuación, verifique la cobertura y las excepciones. tención Confirme alcance definido, población, propiedad, implementación, frecuencia, cobertura, excepciones, corrección y retest. inventario de red, versiones, arquitectura, diagramas, vías de administración, AAA, protocolos seguros, VPN y estaciones de trabajo de administración</w:t>
-      </w:r>
-      <w:r>
-        <w:t xml:space="preserve"> </w:t>
-      </w:r>
-      <w:r>
-        <w:t xml:space="preserve">| 12.7 | Garantizar dispositivos remotos Utilice una VPN y Enterprise AAA | Ponga en marcha un proceso repetible, de propiedad o control técnico para asegurar dispositivos remotos Use una VPN y Enterprise AAA, a continuación, verifique cobertura y excepciones. tención Confirme alcance definido, población, propiedad, implementación, frecuencia, cobertura, excepciones, corrección y retest. inventario de red, versiones, arquitectura, diagramas, vías de administración, AAA, protocolos seguros, VPN y estaciones de trabajo de administración</w:t>
-      </w:r>
-      <w:r>
-        <w:t xml:space="preserve"> </w:t>
-      </w:r>
-      <w:r>
-        <w:t xml:space="preserve">| 12.8 | Mantener los recursos de computación dedicados para el trabajo administrativo Poner en marcha un proceso repetible, de propiedad o control técnico para mantener los Recursos de Computación Dedicada para el Trabajo Administrativo, a continuación, verificar cobertura y excepciones. tención Confirme alcance definido, población, propiedad, implementación, frecuencia, cobertura, excepciones, corrección y retest. inventario de red, versiones, arquitectura, diagramas, vías de administración, AAA, protocolos seguros, VPN y estaciones de trabajo de administración</w:t>
-      </w:r>
-    </w:p>
-    <w:p>
-      <w:pPr>
-        <w:pStyle w:val="BodyText"/>
-      </w:pPr>
-      <w:r>
-        <w:t xml:space="preserve">Utilice la guía oficial CIS Controls v8.1 y Evaluación de Controles Especificación para el lenguaje exacto de Salvaguardia, clase de activos, función de seguridad, Grupo de Implementación, dependencias, insumos, operaciones, medidas, métricas y revisión procesal.</w:t>
-      </w:r>
-    </w:p>
-    <w:bookmarkEnd w:id="37"/>
-    <w:bookmarkStart w:id="38" w:name="X70229194786b2abc2dfe755a6454a63b37ad7a9"/>
-    <w:p>
-      <w:pPr>
-        <w:pStyle w:val="Heading1"/>
-      </w:pPr>
-      <w:r>
-        <w:t xml:space="preserve">18. Control 13 — Network Monitoring and Defense</w:t>
-      </w:r>
-    </w:p>
-    <w:p>
-      <w:pPr>
-        <w:pStyle w:val="FirstParagraph"/>
-      </w:pPr>
-      <w:r>
-        <w:rPr>
-          <w:iCs/>
-          <w:i/>
-        </w:rPr>
-        <w:t xml:space="preserve">Todas las 11 Salvaguardias, significado claro, enfoque de verificación y evidencia de ejemplo</w:t>
-      </w:r>
-      <w:r>
-        <w:t xml:space="preserve">.</w:t>
-      </w:r>
-    </w:p>
-    <w:p>
-      <w:pPr>
-        <w:pStyle w:val="BodyText"/>
-      </w:pPr>
-      <w:r>
-        <w:t xml:space="preserve">■img src=</w:t>
-      </w:r>
-      <w:r>
-        <w:t xml:space="preserve">“</w:t>
-      </w:r>
-      <w:r>
-        <w:t xml:space="preserve">media/image8.png</w:t>
-      </w:r>
-      <w:r>
-        <w:t xml:space="preserve">”</w:t>
-      </w:r>
-      <w:r>
-        <w:t xml:space="preserve"> </w:t>
-      </w:r>
-      <w:r>
-        <w:t xml:space="preserve">estilo=</w:t>
-      </w:r>
-      <w:r>
-        <w:t xml:space="preserve">“</w:t>
-      </w:r>
-      <w:r>
-        <w:t xml:space="preserve">width:6.15in;height:3.20094in</w:t>
-      </w:r>
-      <w:r>
-        <w:t xml:space="preserve">”</w:t>
-      </w:r>
-      <w:r>
-        <w:t xml:space="preserve"> </w:t>
-      </w:r>
-      <w:r>
-        <w:t xml:space="preserve">alt=</w:t>
-      </w:r>
-      <w:r>
-        <w:t xml:space="preserve">“</w:t>
-      </w:r>
-      <w:r>
-        <w:t xml:space="preserve">Contexto centralizado, detección sintonizada, investigación humana y respuesta crean defensa útil</w:t>
-      </w:r>
-      <w:r>
-        <w:t xml:space="preserve">”</w:t>
-      </w:r>
-      <w:r>
-        <w:t xml:space="preserve">.</w:t>
-      </w:r>
-    </w:p>
-    <w:p>
-      <w:pPr>
-        <w:pStyle w:val="BodyText"/>
-      </w:pPr>
-      <w:r>
-        <w:t xml:space="preserve">Figure 8. Monitoring-to-response workflow</w:t>
-      </w:r>
-    </w:p>
-    <w:p>
-      <w:pPr>
-        <w:pStyle w:val="BodyText"/>
-      </w:pPr>
-      <w:r>
-        <w:t xml:space="preserve">** Objetivo de control:** Fortalecer la empresa mediante la implementación y medición de salvaguardias para el monitoreo y defensa de redes. |</w:t>
+        <w:t xml:space="preserve">** Objetivo de control:** Fortalecer la empresa mediante la aplicación y medición de salvaguardias para la recuperación de datos. |</w:t>
       </w:r>
     </w:p>
     <w:p>
@@ -4518,147 +4823,63 @@
               <w:jc w:val="left"/>
             </w:pPr>
             <w:r>
-              <w:t xml:space="preserve">13.1</w:t>
-            </w:r>
-          </w:p>
-        </w:tc>
-      </w:tr>
-      <w:tr>
-        <w:tc>
-          <w:tcPr/>
-          <w:p>
-            <w:pPr>
-              <w:pStyle w:val="Compact"/>
-              <w:jc w:val="left"/>
-            </w:pPr>
-            <w:r>
-              <w:t xml:space="preserve">13.2</w:t>
-            </w:r>
-          </w:p>
-        </w:tc>
-      </w:tr>
-      <w:tr>
-        <w:tc>
-          <w:tcPr/>
-          <w:p>
-            <w:pPr>
-              <w:pStyle w:val="Compact"/>
-              <w:jc w:val="left"/>
-            </w:pPr>
-            <w:r>
-              <w:t xml:space="preserve">13.3</w:t>
-            </w:r>
-          </w:p>
-        </w:tc>
-      </w:tr>
-      <w:tr>
-        <w:tc>
-          <w:tcPr/>
-          <w:p>
-            <w:pPr>
-              <w:pStyle w:val="Compact"/>
-              <w:jc w:val="left"/>
-            </w:pPr>
-            <w:r>
-              <w:t xml:space="preserve">13.4</w:t>
-            </w:r>
-          </w:p>
-        </w:tc>
-      </w:tr>
-      <w:tr>
-        <w:tc>
-          <w:tcPr/>
-          <w:p>
-            <w:pPr>
-              <w:pStyle w:val="Compact"/>
-              <w:jc w:val="left"/>
-            </w:pPr>
-            <w:r>
-              <w:t xml:space="preserve">13.5</w:t>
-            </w:r>
-          </w:p>
-        </w:tc>
-      </w:tr>
-      <w:tr>
-        <w:tc>
-          <w:tcPr/>
-          <w:p>
-            <w:pPr>
-              <w:pStyle w:val="Compact"/>
-              <w:jc w:val="left"/>
-            </w:pPr>
-            <w:r>
-              <w:t xml:space="preserve">13.6  Collect Network Traffic Flow Logs Ponga en marcha un proceso repetible, de propiedad o control técnico para recoger los Logs de flujo de tráfico de red, a continuación, verifique cobertura y excepciones. tención Confirme alcance definido, población, propiedad, implementación, frecuencia, cobertura, excepciones, corrección y retest. cobertura SIEM, detección de host/network, segmentación, mandos remotos, registros de flujo, sistemas de prevención y alerta de afinación</w:t>
-            </w:r>
-          </w:p>
-        </w:tc>
-      </w:tr>
-      <w:tr>
-        <w:tc>
-          <w:tcPr/>
-          <w:p>
-            <w:pPr>
-              <w:pStyle w:val="Compact"/>
-              <w:jc w:val="left"/>
-            </w:pPr>
-            <w:r>
-              <w:t xml:space="preserve">13.7</w:t>
-            </w:r>
-          </w:p>
-        </w:tc>
-      </w:tr>
-      <w:tr>
-        <w:tc>
-          <w:tcPr/>
-          <w:p>
-            <w:pPr>
-              <w:pStyle w:val="Compact"/>
-              <w:jc w:val="left"/>
-            </w:pPr>
-            <w:r>
-              <w:t xml:space="preserve">13.8</w:t>
-            </w:r>
-          </w:p>
-        </w:tc>
-      </w:tr>
-      <w:tr>
-        <w:tc>
-          <w:tcPr/>
-          <w:p>
-            <w:pPr>
-              <w:pStyle w:val="Compact"/>
-              <w:jc w:val="left"/>
-            </w:pPr>
-            <w:r>
-              <w:t xml:space="preserve">13.9 Ponga en marcha un proceso repetible, de propiedad o control técnico para desplegar Port-Level Access Control, a continuación, verifique cobertura y excepciones. tención Confirme alcance definido, población, propiedad, implementación, frecuencia, cobertura, excepciones, corrección y retest. cobertura SIEM, detección de host/network, segmentación, mandos remotos, registros de flujo, sistemas de prevención y alerta de afinación</w:t>
-            </w:r>
-          </w:p>
-        </w:tc>
-      </w:tr>
-      <w:tr>
-        <w:tc>
-          <w:tcPr/>
-          <w:p>
-            <w:pPr>
-              <w:pStyle w:val="Compact"/>
-              <w:jc w:val="left"/>
-            </w:pPr>
-            <w:r>
-              <w:t xml:space="preserve">13.10</w:t>
-            </w:r>
-          </w:p>
-        </w:tc>
-      </w:tr>
-      <w:tr>
-        <w:tc>
-          <w:tcPr/>
-          <w:p>
-            <w:pPr>
-              <w:pStyle w:val="Compact"/>
-              <w:jc w:val="left"/>
-            </w:pPr>
-            <w:r>
-              <w:t xml:space="preserve">13.11</w:t>
+              <w:t xml:space="preserve">TEN 11.1</w:t>
+            </w:r>
+          </w:p>
+        </w:tc>
+      </w:tr>
+      <w:tr>
+        <w:tc>
+          <w:tcPr/>
+          <w:p>
+            <w:pPr>
+              <w:pStyle w:val="Compact"/>
+              <w:jc w:val="left"/>
+            </w:pPr>
+            <w:r>
+              <w:t xml:space="preserve">11.2</w:t>
+            </w:r>
+          </w:p>
+        </w:tc>
+      </w:tr>
+      <w:tr>
+        <w:tc>
+          <w:tcPr/>
+          <w:p>
+            <w:pPr>
+              <w:pStyle w:val="Compact"/>
+              <w:jc w:val="left"/>
+            </w:pPr>
+            <w:r>
+              <w:t xml:space="preserve">11.3</w:t>
+            </w:r>
+          </w:p>
+        </w:tc>
+      </w:tr>
+      <w:tr>
+        <w:tc>
+          <w:tcPr/>
+          <w:p>
+            <w:pPr>
+              <w:pStyle w:val="Compact"/>
+              <w:jc w:val="left"/>
+            </w:pPr>
+            <w:r>
+              <w:t xml:space="preserve">TEN 11.4</w:t>
+            </w:r>
+          </w:p>
+        </w:tc>
+      </w:tr>
+      <w:tr>
+        <w:tc>
+          <w:tcPr/>
+          <w:p>
+            <w:pPr>
+              <w:pStyle w:val="Compact"/>
+              <w:jc w:val="left"/>
+            </w:pPr>
+            <w:r>
+              <w:t xml:space="preserve">TEN 11.5</w:t>
             </w:r>
           </w:p>
         </w:tc>
@@ -4672,26 +4893,24 @@
         <w:t xml:space="preserve">Utilice la guía oficial CIS Controls v8.1 y Evaluación de Controles Especificación para el lenguaje exacto de Salvaguardia, clase de activos, función de seguridad, Grupo de Implementación, dependencias, insumos, operaciones, medidas, métricas y revisión procesal.</w:t>
       </w:r>
     </w:p>
-    <w:bookmarkEnd w:id="38"/>
-    <w:bookmarkStart w:id="39" w:name="X42b99efe6a3de02b879e5b97e2145eff592e532"/>
-    <w:p>
-      <w:pPr>
-        <w:pStyle w:val="Heading1"/>
-      </w:pPr>
-      <w:r>
-        <w:t xml:space="preserve">19. Control 14 - Capacitación en conciencia de seguridad y habilidades</w:t>
-      </w:r>
-    </w:p>
-    <w:p>
-      <w:pPr>
-        <w:pStyle w:val="FirstParagraph"/>
+    <w:p>
+      <w:pPr>
+        <w:pStyle w:val="BodyText"/>
+      </w:pPr>
+      <w:r>
+        <w:t xml:space="preserve">Control 12 - Gestión de la infraestructura de red</w:t>
+      </w:r>
+    </w:p>
+    <w:p>
+      <w:pPr>
+        <w:pStyle w:val="BodyText"/>
       </w:pPr>
       <w:r>
         <w:rPr>
           <w:iCs/>
           <w:i/>
         </w:rPr>
-        <w:t xml:space="preserve">Las 9 Salvaguardias, significado claro, enfoque de verificación y evidencia de ejemplo</w:t>
+        <w:t xml:space="preserve">Las 8 Salvaguardias, significado claro, enfoque de verificación y evidencia de ejemplo</w:t>
       </w:r>
       <w:r>
         <w:t xml:space="preserve">.</w:t>
@@ -4702,7 +4921,194 @@
         <w:pStyle w:val="BodyText"/>
       </w:pPr>
       <w:r>
-        <w:t xml:space="preserve">** Objetivo de control:** Fortalecer la empresa mediante la aplicación y medición de las salvaguardias para la sensibilización en materia de seguridad y la capacitación en aptitudes. |</w:t>
+        <w:t xml:space="preserve">** Objetivo de control:** Fortalecer la empresa mediante la aplicación y medición de las salvaguardias para la gestión de la infraestructura de red. |</w:t>
+      </w:r>
+    </w:p>
+    <w:p>
+      <w:pPr>
+        <w:pStyle w:val="BodyText"/>
+      </w:pPr>
+      <w:r>
+        <w:t xml:space="preserve">Respuesta</w:t>
+      </w:r>
+    </w:p>
+    <w:p>
+      <w:pPr>
+        <w:pStyle w:val="BodyText"/>
+      </w:pPr>
+      <w:r>
+        <w:t xml:space="preserve">**** | ** Salvaguardia** |</w:t>
+      </w:r>
+      <w:r>
+        <w:t xml:space="preserve"> </w:t>
+      </w:r>
+      <w:r>
+        <w:rPr>
+          <w:bCs/>
+          <w:b/>
+        </w:rPr>
+        <w:t xml:space="preserve">Significado claro</w:t>
+      </w:r>
+      <w:r>
+        <w:t xml:space="preserve"> </w:t>
+      </w:r>
+      <w:r>
+        <w:t xml:space="preserve">| ** Enfoque de la verificación**</w:t>
+      </w:r>
+    </w:p>
+    <w:p>
+      <w:pPr>
+        <w:pStyle w:val="BodyText"/>
+      </w:pPr>
+      <w:r>
+        <w:t xml:space="preserve">|———————————————————————————————————————————————————————————————————————————————————————————————————————————————————————————————————————————————————————————————————————————————————————————————————————————————————————————————————————————- Enviado |</w:t>
+      </w:r>
+      <w:r>
+        <w:t xml:space="preserve"> </w:t>
+      </w:r>
+      <w:r>
+        <w:t xml:space="preserve">| 12.1 | Garantizar que la infraestructura de red esté actualizada Ponga en marcha un proceso repetible, de propiedad o control técnico para asegurar que la infraestructura de red esté actualizada, a continuación, verifique la cobertura y las excepciones. tención Confirme alcance definido, población, propiedad, implementación, frecuencia, cobertura, excepciones, corrección y retest. inventario de red, versiones, arquitectura, diagramas, vías de administración, AAA, protocolos seguros, VPN y estaciones de trabajo de administración</w:t>
+      </w:r>
+      <w:r>
+        <w:t xml:space="preserve"> </w:t>
+      </w:r>
+      <w:r>
+        <w:t xml:space="preserve">| 12.2 | Establecer y mantener una arquitectura de red segura ← Poner en marcha un proceso repetible, propiedad o control técnico para establecer y mantener una arquitectura de red segura, a continuación, verificar cobertura y excepciones. tención Confirme alcance definido, población, propiedad, implementación, frecuencia, cobertura, excepciones, corrección y retest. inventario de red, versiones, arquitectura, diagramas, vías de administración, AAA, protocolos seguros, VPN y estaciones de trabajo de administración</w:t>
+      </w:r>
+      <w:r>
+        <w:t xml:space="preserve"> </w:t>
+      </w:r>
+      <w:r>
+        <w:t xml:space="preserve">| 12.3 ← Gestión segura de la infraestructura de red Ponga en marcha un proceso repetible, de propiedad o control técnico para gestionar de forma segura la infraestructura de red, a continuación, verifique la cobertura y las excepciones. tención Confirme alcance definido, población, propiedad, implementación, frecuencia, cobertura, excepciones, corrección y retest. inventario de red, versiones, arquitectura, diagramas, vías de administración, AAA, protocolos seguros, VPN y estaciones de trabajo de administración |</w:t>
+      </w:r>
+      <w:r>
+        <w:t xml:space="preserve"> </w:t>
+      </w:r>
+      <w:r>
+        <w:t xml:space="preserve">TEN 12.4 | Establecer y mantener los diagramas de arquitectura | Poner en marcha un proceso repetible, propiedad o control técnico para establecer y mantener los diagramas de arquitectura, a continuación, verificar cobertura y excepciones. tención Confirme alcance definido, población, propiedad, implementación, frecuencia, cobertura, excepciones, corrección y retest. inventario de red, versiones, arquitectura, diagramas, vías de administración, AAA, protocolos seguros, VPN y estaciones de trabajo de administración</w:t>
+      </w:r>
+      <w:r>
+        <w:t xml:space="preserve"> </w:t>
+      </w:r>
+      <w:r>
+        <w:t xml:space="preserve">| 12.5 | Centralizar Autenticación, Autorización y Auditoría de la Red | Poner en marcha un proceso repetible, de propiedad o control técnico para centralizar la autenticación, Autorización y Auditoría de la Red, a continuación, verificar cobertura y excepciones. tención Confirme alcance definido, población, propiedad, implementación, frecuencia, cobertura, excepciones, corrección y retest. inventario de red, versiones, arquitectura, diagramas, vías de administración, AAA, protocolos seguros, VPN y estaciones de trabajo de administración</w:t>
+      </w:r>
+      <w:r>
+        <w:t xml:space="preserve"> </w:t>
+      </w:r>
+      <w:r>
+        <w:t xml:space="preserve">TEN 12.6 | Utilizar protocolos de gestión y comunicación de redes seguras Ponga en marcha un proceso repetible, de propiedad o control técnico para utilizar protocolos de gestión y comunicación de redes seguras, a continuación, verifique la cobertura y las excepciones. tención Confirme alcance definido, población, propiedad, implementación, frecuencia, cobertura, excepciones, corrección y retest. inventario de red, versiones, arquitectura, diagramas, vías de administración, AAA, protocolos seguros, VPN y estaciones de trabajo de administración</w:t>
+      </w:r>
+      <w:r>
+        <w:t xml:space="preserve"> </w:t>
+      </w:r>
+      <w:r>
+        <w:t xml:space="preserve">| 12.7 | Garantizar dispositivos remotos Utilice una VPN y Enterprise AAA | Ponga en marcha un proceso repetible, de propiedad o control técnico para asegurar dispositivos remotos Use una VPN y Enterprise AAA, a continuación, verifique cobertura y excepciones. tención Confirme alcance definido, población, propiedad, implementación, frecuencia, cobertura, excepciones, corrección y retest. inventario de red, versiones, arquitectura, diagramas, vías de administración, AAA, protocolos seguros, VPN y estaciones de trabajo de administración</w:t>
+      </w:r>
+      <w:r>
+        <w:t xml:space="preserve"> </w:t>
+      </w:r>
+      <w:r>
+        <w:t xml:space="preserve">| 12.8 | Mantener los recursos de computación dedicados para el trabajo administrativo Poner en marcha un proceso repetible, de propiedad o control técnico para mantener los Recursos de Computación Dedicada para el Trabajo Administrativo, a continuación, verificar cobertura y excepciones. tención Confirme alcance definido, población, propiedad, implementación, frecuencia, cobertura, excepciones, corrección y retest. inventario de red, versiones, arquitectura, diagramas, vías de administración, AAA, protocolos seguros, VPN y estaciones de trabajo de administración</w:t>
+      </w:r>
+    </w:p>
+    <w:p>
+      <w:pPr>
+        <w:pStyle w:val="BodyText"/>
+      </w:pPr>
+      <w:r>
+        <w:t xml:space="preserve">Utilice la guía oficial CIS Controls v8.1 y Evaluación de Controles Especificación para el lenguaje exacto de Salvaguardia, clase de activos, función de seguridad, Grupo de Implementación, dependencias, insumos, operaciones, medidas, métricas y revisión procesal.</w:t>
+      </w:r>
+    </w:p>
+    <w:bookmarkEnd w:id="39"/>
+    <w:bookmarkStart w:id="40" w:name="X70229194786b2abc2dfe755a6454a63b37ad7a9"/>
+    <w:p>
+      <w:pPr>
+        <w:pStyle w:val="Heading1"/>
+      </w:pPr>
+      <w:r>
+        <w:t xml:space="preserve">18. Control 13 — Network Monitoring and Defense</w:t>
+      </w:r>
+    </w:p>
+    <w:p>
+      <w:pPr>
+        <w:pStyle w:val="FirstParagraph"/>
+      </w:pPr>
+      <w:r>
+        <w:rPr>
+          <w:iCs/>
+          <w:i/>
+        </w:rPr>
+        <w:t xml:space="preserve">Todas las 11 Salvaguardias, significado claro, enfoque de verificación y evidencia de ejemplo</w:t>
+      </w:r>
+      <w:r>
+        <w:t xml:space="preserve">.</w:t>
+      </w:r>
+    </w:p>
+    <w:p>
+      <w:pPr>
+        <w:pStyle w:val="BodyText"/>
+      </w:pPr>
+      <w:r>
+        <w:t xml:space="preserve">■img src=</w:t>
+      </w:r>
+      <w:r>
+        <w:t xml:space="preserve">“</w:t>
+      </w:r>
+      <w:r>
+        <w:t xml:space="preserve">media/image8.png</w:t>
+      </w:r>
+      <w:r>
+        <w:t xml:space="preserve">”</w:t>
+      </w:r>
+      <w:r>
+        <w:t xml:space="preserve"> </w:t>
+      </w:r>
+      <w:r>
+        <w:t xml:space="preserve">estilo=</w:t>
+      </w:r>
+      <w:r>
+        <w:t xml:space="preserve">“</w:t>
+      </w:r>
+      <w:r>
+        <w:t xml:space="preserve">width:6.15in;height:3.20094in</w:t>
+      </w:r>
+      <w:r>
+        <w:t xml:space="preserve">”</w:t>
+      </w:r>
+      <w:r>
+        <w:t xml:space="preserve"> </w:t>
+      </w:r>
+      <w:r>
+        <w:t xml:space="preserve">alt=</w:t>
+      </w:r>
+      <w:r>
+        <w:t xml:space="preserve">“</w:t>
+      </w:r>
+      <w:r>
+        <w:t xml:space="preserve">Contexto centralizado, detección sintonizada, investigación humana y respuesta crean defensa útil</w:t>
+      </w:r>
+      <w:r>
+        <w:t xml:space="preserve">”</w:t>
+      </w:r>
+      <w:r>
+        <w:t xml:space="preserve">.</w:t>
+      </w:r>
+    </w:p>
+    <w:p>
+      <w:pPr>
+        <w:pStyle w:val="BodyText"/>
+      </w:pPr>
+      <w:r>
+        <w:t xml:space="preserve">Figure 8. Monitoring-to-response workflow</w:t>
+      </w:r>
+    </w:p>
+    <w:p>
+      <w:pPr>
+        <w:pStyle w:val="BodyText"/>
+      </w:pPr>
+      <w:r>
+        <w:t xml:space="preserve">** Objetivo de control:** Fortalecer la empresa mediante la implementación y medición de salvaguardias para el monitoreo y defensa de redes. |</w:t>
       </w:r>
     </w:p>
     <w:p>
@@ -4749,119 +5155,147 @@
               <w:jc w:val="left"/>
             </w:pPr>
             <w:r>
-              <w:t xml:space="preserve">TEN 14.1</w:t>
-            </w:r>
-          </w:p>
-        </w:tc>
-      </w:tr>
-      <w:tr>
-        <w:tc>
-          <w:tcPr/>
-          <w:p>
-            <w:pPr>
-              <w:pStyle w:val="Compact"/>
-              <w:jc w:val="left"/>
-            </w:pPr>
-            <w:r>
-              <w:t xml:space="preserve">14.2</w:t>
-            </w:r>
-          </w:p>
-        </w:tc>
-      </w:tr>
-      <w:tr>
-        <w:tc>
-          <w:tcPr/>
-          <w:p>
-            <w:pPr>
-              <w:pStyle w:val="Compact"/>
-              <w:jc w:val="left"/>
-            </w:pPr>
-            <w:r>
-              <w:t xml:space="preserve">TEN 14.3</w:t>
-            </w:r>
-          </w:p>
-        </w:tc>
-      </w:tr>
-      <w:tr>
-        <w:tc>
-          <w:tcPr/>
-          <w:p>
-            <w:pPr>
-              <w:pStyle w:val="Compact"/>
-              <w:jc w:val="left"/>
-            </w:pPr>
-            <w:r>
-              <w:t xml:space="preserve">14.4</w:t>
-            </w:r>
-          </w:p>
-        </w:tc>
-      </w:tr>
-      <w:tr>
-        <w:tc>
-          <w:tcPr/>
-          <w:p>
-            <w:pPr>
-              <w:pStyle w:val="Compact"/>
-              <w:jc w:val="left"/>
-            </w:pPr>
-            <w:r>
-              <w:t xml:space="preserve">14.5</w:t>
-            </w:r>
-          </w:p>
-        </w:tc>
-      </w:tr>
-      <w:tr>
-        <w:tc>
-          <w:tcPr/>
-          <w:p>
-            <w:pPr>
-              <w:pStyle w:val="Compact"/>
-              <w:jc w:val="left"/>
-            </w:pPr>
-            <w:r>
-              <w:t xml:space="preserve">14.6</w:t>
-            </w:r>
-          </w:p>
-        </w:tc>
-      </w:tr>
-      <w:tr>
-        <w:tc>
-          <w:tcPr/>
-          <w:p>
-            <w:pPr>
-              <w:pStyle w:val="Compact"/>
-              <w:jc w:val="left"/>
-            </w:pPr>
-            <w:r>
-              <w:t xml:space="preserve">14.7</w:t>
-            </w:r>
-          </w:p>
-        </w:tc>
-      </w:tr>
-      <w:tr>
-        <w:tc>
-          <w:tcPr/>
-          <w:p>
-            <w:pPr>
-              <w:pStyle w:val="Compact"/>
-              <w:jc w:val="left"/>
-            </w:pPr>
-            <w:r>
-              <w:t xml:space="preserve">TEN 14.8</w:t>
-            </w:r>
-          </w:p>
-        </w:tc>
-      </w:tr>
-      <w:tr>
-        <w:tc>
-          <w:tcPr/>
-          <w:p>
-            <w:pPr>
-              <w:pStyle w:val="Compact"/>
-              <w:jc w:val="left"/>
-            </w:pPr>
-            <w:r>
-              <w:t xml:space="preserve">TEN 14.9</w:t>
+              <w:t xml:space="preserve">13.1</w:t>
+            </w:r>
+          </w:p>
+        </w:tc>
+      </w:tr>
+      <w:tr>
+        <w:tc>
+          <w:tcPr/>
+          <w:p>
+            <w:pPr>
+              <w:pStyle w:val="Compact"/>
+              <w:jc w:val="left"/>
+            </w:pPr>
+            <w:r>
+              <w:t xml:space="preserve">13.2</w:t>
+            </w:r>
+          </w:p>
+        </w:tc>
+      </w:tr>
+      <w:tr>
+        <w:tc>
+          <w:tcPr/>
+          <w:p>
+            <w:pPr>
+              <w:pStyle w:val="Compact"/>
+              <w:jc w:val="left"/>
+            </w:pPr>
+            <w:r>
+              <w:t xml:space="preserve">13.3</w:t>
+            </w:r>
+          </w:p>
+        </w:tc>
+      </w:tr>
+      <w:tr>
+        <w:tc>
+          <w:tcPr/>
+          <w:p>
+            <w:pPr>
+              <w:pStyle w:val="Compact"/>
+              <w:jc w:val="left"/>
+            </w:pPr>
+            <w:r>
+              <w:t xml:space="preserve">13.4</w:t>
+            </w:r>
+          </w:p>
+        </w:tc>
+      </w:tr>
+      <w:tr>
+        <w:tc>
+          <w:tcPr/>
+          <w:p>
+            <w:pPr>
+              <w:pStyle w:val="Compact"/>
+              <w:jc w:val="left"/>
+            </w:pPr>
+            <w:r>
+              <w:t xml:space="preserve">13.5</w:t>
+            </w:r>
+          </w:p>
+        </w:tc>
+      </w:tr>
+      <w:tr>
+        <w:tc>
+          <w:tcPr/>
+          <w:p>
+            <w:pPr>
+              <w:pStyle w:val="Compact"/>
+              <w:jc w:val="left"/>
+            </w:pPr>
+            <w:r>
+              <w:t xml:space="preserve">13.6  Collect Network Traffic Flow Logs Ponga en marcha un proceso repetible, de propiedad o control técnico para recoger los Logs de flujo de tráfico de red, a continuación, verifique cobertura y excepciones. tención Confirme alcance definido, población, propiedad, implementación, frecuencia, cobertura, excepciones, corrección y retest. cobertura SIEM, detección de host/network, segmentación, mandos remotos, registros de flujo, sistemas de prevención y alerta de afinación</w:t>
+            </w:r>
+          </w:p>
+        </w:tc>
+      </w:tr>
+      <w:tr>
+        <w:tc>
+          <w:tcPr/>
+          <w:p>
+            <w:pPr>
+              <w:pStyle w:val="Compact"/>
+              <w:jc w:val="left"/>
+            </w:pPr>
+            <w:r>
+              <w:t xml:space="preserve">13.7</w:t>
+            </w:r>
+          </w:p>
+        </w:tc>
+      </w:tr>
+      <w:tr>
+        <w:tc>
+          <w:tcPr/>
+          <w:p>
+            <w:pPr>
+              <w:pStyle w:val="Compact"/>
+              <w:jc w:val="left"/>
+            </w:pPr>
+            <w:r>
+              <w:t xml:space="preserve">13.8</w:t>
+            </w:r>
+          </w:p>
+        </w:tc>
+      </w:tr>
+      <w:tr>
+        <w:tc>
+          <w:tcPr/>
+          <w:p>
+            <w:pPr>
+              <w:pStyle w:val="Compact"/>
+              <w:jc w:val="left"/>
+            </w:pPr>
+            <w:r>
+              <w:t xml:space="preserve">13.9 Ponga en marcha un proceso repetible, de propiedad o control técnico para desplegar Port-Level Access Control, a continuación, verifique cobertura y excepciones. tención Confirme alcance definido, población, propiedad, implementación, frecuencia, cobertura, excepciones, corrección y retest. cobertura SIEM, detección de host/network, segmentación, mandos remotos, registros de flujo, sistemas de prevención y alerta de afinación</w:t>
+            </w:r>
+          </w:p>
+        </w:tc>
+      </w:tr>
+      <w:tr>
+        <w:tc>
+          <w:tcPr/>
+          <w:p>
+            <w:pPr>
+              <w:pStyle w:val="Compact"/>
+              <w:jc w:val="left"/>
+            </w:pPr>
+            <w:r>
+              <w:t xml:space="preserve">13.10</w:t>
+            </w:r>
+          </w:p>
+        </w:tc>
+      </w:tr>
+      <w:tr>
+        <w:tc>
+          <w:tcPr/>
+          <w:p>
+            <w:pPr>
+              <w:pStyle w:val="Compact"/>
+              <w:jc w:val="left"/>
+            </w:pPr>
+            <w:r>
+              <w:t xml:space="preserve">13.11</w:t>
             </w:r>
           </w:p>
         </w:tc>
@@ -4875,14 +5309,14 @@
         <w:t xml:space="preserve">Utilice la guía oficial CIS Controls v8.1 y Evaluación de Controles Especificación para el lenguaje exacto de Salvaguardia, clase de activos, función de seguridad, Grupo de Implementación, dependencias, insumos, operaciones, medidas, métricas y revisión procesal.</w:t>
       </w:r>
     </w:p>
-    <w:bookmarkEnd w:id="39"/>
-    <w:bookmarkStart w:id="40" w:name="control-15-service-provider-management"/>
+    <w:bookmarkEnd w:id="40"/>
+    <w:bookmarkStart w:id="41" w:name="X42b99efe6a3de02b879e5b97e2145eff592e532"/>
     <w:p>
       <w:pPr>
         <w:pStyle w:val="Heading1"/>
       </w:pPr>
       <w:r>
-        <w:t xml:space="preserve">20. Control 15 — Service Provider Management</w:t>
+        <w:t xml:space="preserve">19. Control 14 - Capacitación en conciencia de seguridad y habilidades</w:t>
       </w:r>
     </w:p>
     <w:p>
@@ -4894,7 +5328,7 @@
           <w:iCs/>
           <w:i/>
         </w:rPr>
-        <w:t xml:space="preserve">Las 7 Salvaguardias, significado claro, enfoque de verificación y evidencia de ejemplo</w:t>
+        <w:t xml:space="preserve">Las 9 Salvaguardias, significado claro, enfoque de verificación y evidencia de ejemplo</w:t>
       </w:r>
       <w:r>
         <w:t xml:space="preserve">.</w:t>
@@ -4905,7 +5339,7 @@
         <w:pStyle w:val="BodyText"/>
       </w:pPr>
       <w:r>
-        <w:t xml:space="preserve">** Objetivo de control:** Fortalecer la empresa mediante la aplicación y medición de las salvaguardias para la gestión de proveedores de servicios. |</w:t>
+        <w:t xml:space="preserve">** Objetivo de control:** Fortalecer la empresa mediante la aplicación y medición de las salvaguardias para la sensibilización en materia de seguridad y la capacitación en aptitudes. |</w:t>
       </w:r>
     </w:p>
     <w:p>
@@ -4952,91 +5386,119 @@
               <w:jc w:val="left"/>
             </w:pPr>
             <w:r>
-              <w:t xml:space="preserve">TEN 15.1</w:t>
-            </w:r>
-          </w:p>
-        </w:tc>
-      </w:tr>
-      <w:tr>
-        <w:tc>
-          <w:tcPr/>
-          <w:p>
-            <w:pPr>
-              <w:pStyle w:val="Compact"/>
-              <w:jc w:val="left"/>
-            </w:pPr>
-            <w:r>
-              <w:t xml:space="preserve">15.2</w:t>
-            </w:r>
-          </w:p>
-        </w:tc>
-      </w:tr>
-      <w:tr>
-        <w:tc>
-          <w:tcPr/>
-          <w:p>
-            <w:pPr>
-              <w:pStyle w:val="Compact"/>
-              <w:jc w:val="left"/>
-            </w:pPr>
-            <w:r>
-              <w:t xml:space="preserve">15.3 Ponga en marcha un proceso repetible, de propiedad o control técnico para clasificar a los proveedores de servicios, a continuación, verifique la cobertura y las excepciones. tención Confirme alcance definido, población, propiedad, implementación, frecuencia, cobertura, excepciones, corrección y retest. inventario, clasificaciones, políticas, contratos, evaluaciones, vigilancia, incidentes y pruebas de descomposición</w:t>
-            </w:r>
-          </w:p>
-        </w:tc>
-      </w:tr>
-      <w:tr>
-        <w:tc>
-          <w:tcPr/>
-          <w:p>
-            <w:pPr>
-              <w:pStyle w:val="Compact"/>
-              <w:jc w:val="left"/>
-            </w:pPr>
-            <w:r>
-              <w:t xml:space="preserve">15.4</w:t>
-            </w:r>
-          </w:p>
-        </w:tc>
-      </w:tr>
-      <w:tr>
-        <w:tc>
-          <w:tcPr/>
-          <w:p>
-            <w:pPr>
-              <w:pStyle w:val="Compact"/>
-              <w:jc w:val="left"/>
-            </w:pPr>
-            <w:r>
-              <w:t xml:space="preserve">15.5 Silenciosos Proveedores de Servicios</w:t>
-            </w:r>
-          </w:p>
-        </w:tc>
-      </w:tr>
-      <w:tr>
-        <w:tc>
-          <w:tcPr/>
-          <w:p>
-            <w:pPr>
-              <w:pStyle w:val="Compact"/>
-              <w:jc w:val="left"/>
-            </w:pPr>
-            <w:r>
-              <w:t xml:space="preserve">15.6 Poner en marcha un proceso repetible, de propiedad o control técnico para supervisar a los proveedores de servicios, verificar la cobertura y las excepciones. tención Confirme alcance definido, población, propiedad, implementación, frecuencia, cobertura, excepciones, corrección y retest. inventario, clasificaciones, políticas, contratos, evaluaciones, vigilancia, incidentes y pruebas de descomposición</w:t>
-            </w:r>
-          </w:p>
-        </w:tc>
-      </w:tr>
-      <w:tr>
-        <w:tc>
-          <w:tcPr/>
-          <w:p>
-            <w:pPr>
-              <w:pStyle w:val="Compact"/>
-              <w:jc w:val="left"/>
-            </w:pPr>
-            <w:r>
-              <w:t xml:space="preserve">15.7</w:t>
+              <w:t xml:space="preserve">TEN 14.1</w:t>
+            </w:r>
+          </w:p>
+        </w:tc>
+      </w:tr>
+      <w:tr>
+        <w:tc>
+          <w:tcPr/>
+          <w:p>
+            <w:pPr>
+              <w:pStyle w:val="Compact"/>
+              <w:jc w:val="left"/>
+            </w:pPr>
+            <w:r>
+              <w:t xml:space="preserve">14.2</w:t>
+            </w:r>
+          </w:p>
+        </w:tc>
+      </w:tr>
+      <w:tr>
+        <w:tc>
+          <w:tcPr/>
+          <w:p>
+            <w:pPr>
+              <w:pStyle w:val="Compact"/>
+              <w:jc w:val="left"/>
+            </w:pPr>
+            <w:r>
+              <w:t xml:space="preserve">TEN 14.3</w:t>
+            </w:r>
+          </w:p>
+        </w:tc>
+      </w:tr>
+      <w:tr>
+        <w:tc>
+          <w:tcPr/>
+          <w:p>
+            <w:pPr>
+              <w:pStyle w:val="Compact"/>
+              <w:jc w:val="left"/>
+            </w:pPr>
+            <w:r>
+              <w:t xml:space="preserve">14.4</w:t>
+            </w:r>
+          </w:p>
+        </w:tc>
+      </w:tr>
+      <w:tr>
+        <w:tc>
+          <w:tcPr/>
+          <w:p>
+            <w:pPr>
+              <w:pStyle w:val="Compact"/>
+              <w:jc w:val="left"/>
+            </w:pPr>
+            <w:r>
+              <w:t xml:space="preserve">14.5</w:t>
+            </w:r>
+          </w:p>
+        </w:tc>
+      </w:tr>
+      <w:tr>
+        <w:tc>
+          <w:tcPr/>
+          <w:p>
+            <w:pPr>
+              <w:pStyle w:val="Compact"/>
+              <w:jc w:val="left"/>
+            </w:pPr>
+            <w:r>
+              <w:t xml:space="preserve">14.6</w:t>
+            </w:r>
+          </w:p>
+        </w:tc>
+      </w:tr>
+      <w:tr>
+        <w:tc>
+          <w:tcPr/>
+          <w:p>
+            <w:pPr>
+              <w:pStyle w:val="Compact"/>
+              <w:jc w:val="left"/>
+            </w:pPr>
+            <w:r>
+              <w:t xml:space="preserve">14.7</w:t>
+            </w:r>
+          </w:p>
+        </w:tc>
+      </w:tr>
+      <w:tr>
+        <w:tc>
+          <w:tcPr/>
+          <w:p>
+            <w:pPr>
+              <w:pStyle w:val="Compact"/>
+              <w:jc w:val="left"/>
+            </w:pPr>
+            <w:r>
+              <w:t xml:space="preserve">TEN 14.8</w:t>
+            </w:r>
+          </w:p>
+        </w:tc>
+      </w:tr>
+      <w:tr>
+        <w:tc>
+          <w:tcPr/>
+          <w:p>
+            <w:pPr>
+              <w:pStyle w:val="Compact"/>
+              <w:jc w:val="left"/>
+            </w:pPr>
+            <w:r>
+              <w:t xml:space="preserve">TEN 14.9</w:t>
             </w:r>
           </w:p>
         </w:tc>
@@ -5050,24 +5512,26 @@
         <w:t xml:space="preserve">Utilice la guía oficial CIS Controls v8.1 y Evaluación de Controles Especificación para el lenguaje exacto de Salvaguardia, clase de activos, función de seguridad, Grupo de Implementación, dependencias, insumos, operaciones, medidas, métricas y revisión procesal.</w:t>
       </w:r>
     </w:p>
-    <w:p>
-      <w:pPr>
-        <w:pStyle w:val="BodyText"/>
-      </w:pPr>
-      <w:r>
-        <w:t xml:space="preserve">Control 16 - Seguridad del Software de Aplicación</w:t>
-      </w:r>
-    </w:p>
-    <w:p>
-      <w:pPr>
-        <w:pStyle w:val="BodyText"/>
+    <w:bookmarkEnd w:id="41"/>
+    <w:bookmarkStart w:id="42" w:name="control-15-service-provider-management"/>
+    <w:p>
+      <w:pPr>
+        <w:pStyle w:val="Heading1"/>
+      </w:pPr>
+      <w:r>
+        <w:t xml:space="preserve">20. Control 15 — Service Provider Management</w:t>
+      </w:r>
+    </w:p>
+    <w:p>
+      <w:pPr>
+        <w:pStyle w:val="FirstParagraph"/>
       </w:pPr>
       <w:r>
         <w:rPr>
           <w:iCs/>
           <w:i/>
         </w:rPr>
-        <w:t xml:space="preserve">Todas las 14 Salvaguardias, significado claro, enfoque de verificación y evidencia de ejemplo</w:t>
+        <w:t xml:space="preserve">Las 7 Salvaguardias, significado claro, enfoque de verificación y evidencia de ejemplo</w:t>
       </w:r>
       <w:r>
         <w:t xml:space="preserve">.</w:t>
@@ -5078,7 +5542,7 @@
         <w:pStyle w:val="BodyText"/>
       </w:pPr>
       <w:r>
-        <w:t xml:space="preserve">** Objetivo de control:** Fortalecer la empresa mediante la aplicación y medición de las salvaguardias para la seguridad de los programas de aplicación. |</w:t>
+        <w:t xml:space="preserve">** Objetivo de control:** Fortalecer la empresa mediante la aplicación y medición de las salvaguardias para la gestión de proveedores de servicios. |</w:t>
       </w:r>
     </w:p>
     <w:p>
@@ -5125,6 +5589,179 @@
               <w:jc w:val="left"/>
             </w:pPr>
             <w:r>
+              <w:t xml:space="preserve">TEN 15.1</w:t>
+            </w:r>
+          </w:p>
+        </w:tc>
+      </w:tr>
+      <w:tr>
+        <w:tc>
+          <w:tcPr/>
+          <w:p>
+            <w:pPr>
+              <w:pStyle w:val="Compact"/>
+              <w:jc w:val="left"/>
+            </w:pPr>
+            <w:r>
+              <w:t xml:space="preserve">15.2</w:t>
+            </w:r>
+          </w:p>
+        </w:tc>
+      </w:tr>
+      <w:tr>
+        <w:tc>
+          <w:tcPr/>
+          <w:p>
+            <w:pPr>
+              <w:pStyle w:val="Compact"/>
+              <w:jc w:val="left"/>
+            </w:pPr>
+            <w:r>
+              <w:t xml:space="preserve">15.3 Ponga en marcha un proceso repetible, de propiedad o control técnico para clasificar a los proveedores de servicios, a continuación, verifique la cobertura y las excepciones. tención Confirme alcance definido, población, propiedad, implementación, frecuencia, cobertura, excepciones, corrección y retest. inventario, clasificaciones, políticas, contratos, evaluaciones, vigilancia, incidentes y pruebas de descomposición</w:t>
+            </w:r>
+          </w:p>
+        </w:tc>
+      </w:tr>
+      <w:tr>
+        <w:tc>
+          <w:tcPr/>
+          <w:p>
+            <w:pPr>
+              <w:pStyle w:val="Compact"/>
+              <w:jc w:val="left"/>
+            </w:pPr>
+            <w:r>
+              <w:t xml:space="preserve">15.4</w:t>
+            </w:r>
+          </w:p>
+        </w:tc>
+      </w:tr>
+      <w:tr>
+        <w:tc>
+          <w:tcPr/>
+          <w:p>
+            <w:pPr>
+              <w:pStyle w:val="Compact"/>
+              <w:jc w:val="left"/>
+            </w:pPr>
+            <w:r>
+              <w:t xml:space="preserve">15.5 Silenciosos Proveedores de Servicios</w:t>
+            </w:r>
+          </w:p>
+        </w:tc>
+      </w:tr>
+      <w:tr>
+        <w:tc>
+          <w:tcPr/>
+          <w:p>
+            <w:pPr>
+              <w:pStyle w:val="Compact"/>
+              <w:jc w:val="left"/>
+            </w:pPr>
+            <w:r>
+              <w:t xml:space="preserve">15.6 Poner en marcha un proceso repetible, de propiedad o control técnico para supervisar a los proveedores de servicios, verificar la cobertura y las excepciones. tención Confirme alcance definido, población, propiedad, implementación, frecuencia, cobertura, excepciones, corrección y retest. inventario, clasificaciones, políticas, contratos, evaluaciones, vigilancia, incidentes y pruebas de descomposición</w:t>
+            </w:r>
+          </w:p>
+        </w:tc>
+      </w:tr>
+      <w:tr>
+        <w:tc>
+          <w:tcPr/>
+          <w:p>
+            <w:pPr>
+              <w:pStyle w:val="Compact"/>
+              <w:jc w:val="left"/>
+            </w:pPr>
+            <w:r>
+              <w:t xml:space="preserve">15.7</w:t>
+            </w:r>
+          </w:p>
+        </w:tc>
+      </w:tr>
+    </w:tbl>
+    <w:p>
+      <w:pPr>
+        <w:pStyle w:val="BodyText"/>
+      </w:pPr>
+      <w:r>
+        <w:t xml:space="preserve">Utilice la guía oficial CIS Controls v8.1 y Evaluación de Controles Especificación para el lenguaje exacto de Salvaguardia, clase de activos, función de seguridad, Grupo de Implementación, dependencias, insumos, operaciones, medidas, métricas y revisión procesal.</w:t>
+      </w:r>
+    </w:p>
+    <w:p>
+      <w:pPr>
+        <w:pStyle w:val="BodyText"/>
+      </w:pPr>
+      <w:r>
+        <w:t xml:space="preserve">Control 16 - Seguridad del Software de Aplicación</w:t>
+      </w:r>
+    </w:p>
+    <w:p>
+      <w:pPr>
+        <w:pStyle w:val="BodyText"/>
+      </w:pPr>
+      <w:r>
+        <w:rPr>
+          <w:iCs/>
+          <w:i/>
+        </w:rPr>
+        <w:t xml:space="preserve">Todas las 14 Salvaguardias, significado claro, enfoque de verificación y evidencia de ejemplo</w:t>
+      </w:r>
+      <w:r>
+        <w:t xml:space="preserve">.</w:t>
+      </w:r>
+    </w:p>
+    <w:p>
+      <w:pPr>
+        <w:pStyle w:val="BodyText"/>
+      </w:pPr>
+      <w:r>
+        <w:t xml:space="preserve">** Objetivo de control:** Fortalecer la empresa mediante la aplicación y medición de las salvaguardias para la seguridad de los programas de aplicación. |</w:t>
+      </w:r>
+    </w:p>
+    <w:p>
+      <w:pPr>
+        <w:pStyle w:val="BodyText"/>
+      </w:pPr>
+      <w:r>
+        <w:t xml:space="preserve">|… |</w:t>
+      </w:r>
+    </w:p>
+    <w:tbl>
+      <w:tblPr>
+        <w:tblStyle w:val="Table"/>
+        <w:tblW w:type="pct" w:w="5000"/>
+        <w:tblLook w:firstRow="1" w:lastRow="0" w:firstColumn="0" w:lastColumn="0" w:noHBand="0" w:noVBand="0" w:val="0020"/>
+        <w:jc w:val="start"/>
+      </w:tblPr>
+      <w:tblGrid>
+        <w:gridCol w:w="7920"/>
+      </w:tblGrid>
+      <w:tr>
+        <w:trPr>
+          <w:tblHeader w:val="true"/>
+        </w:trPr>
+        <w:tc>
+          <w:tcPr/>
+          <w:p>
+            <w:pPr>
+              <w:pStyle w:val="Compact"/>
+              <w:jc w:val="left"/>
+            </w:pPr>
+            <w:r>
+              <w:t xml:space="preserve">****</w:t>
+            </w:r>
+          </w:p>
+        </w:tc>
+      </w:tr>
+      <w:tr>
+        <w:tc>
+          <w:tcPr/>
+          <w:p>
+            <w:pPr>
+              <w:pStyle w:val="Compact"/>
+              <w:jc w:val="left"/>
+            </w:pPr>
+            <w:r>
               <w:t xml:space="preserve">16.1</w:t>
             </w:r>
           </w:p>
@@ -5321,8 +5958,8 @@
         <w:t xml:space="preserve">Utilice la guía oficial CIS Controls v8.1 y Evaluación de Controles Especificación para el lenguaje exacto de Salvaguardia, clase de activos, función de seguridad, Grupo de Implementación, dependencias, insumos, operaciones, medidas, métricas y revisión procesal.</w:t>
       </w:r>
     </w:p>
-    <w:bookmarkEnd w:id="40"/>
-    <w:bookmarkStart w:id="41" w:name="X81bcab1ee2e08fb2cedbb65af68432a47fa8998"/>
+    <w:bookmarkEnd w:id="42"/>
+    <w:bookmarkStart w:id="43" w:name="X81bcab1ee2e08fb2cedbb65af68432a47fa8998"/>
     <w:p>
       <w:pPr>
         <w:pStyle w:val="Heading1"/>
@@ -5343,10 +5980,38 @@
         <w:t xml:space="preserve">Las nueve Salvaguardas, su significado en lenguaje claro, el enfoque de verificación y ejemplos de evidencia.</w:t>
       </w:r>
     </w:p>
-    <w:p>
-      <w:pPr>
-        <w:pStyle w:val="BodyText"/>
-      </w:pPr>
+    <w:tbl>
+      <w:tblPr>
+        <w:tblStyle w:val="FigureTable"/>
+        <w:tblW w:type="auto" w:w="0"/>
+        <w:tblLook w:firstRow="0" w:lastRow="0" w:firstColumn="0" w:lastColumn="0"/>
+        <w:jc w:val="center"/>
+      </w:tblPr>
+      <w:tblGrid>
+        <w:gridCol w:w="7920"/>
+      </w:tblGrid>
+      <w:tr>
+        <w:tc>
+          <w:tcPr/>
+          <w:p>
+            <w:pPr>
+              <w:pStyle w:val="Compact"/>
+              <w:jc w:val="center"/>
+            </w:pPr>
+            <w:r>
+              <w:t xml:space="preserve">Los roles preparados, los mecanismos de reporte, la comunicación, los ejercicios y las revisiones reducen el impacto de los incidentes.</w:t>
+            </w:r>
+          </w:p>
+        </w:tc>
+      </w:tr>
+    </w:tbl>
+    <w:p>
+      <w:pPr>
+        <w:pStyle w:val="ImageCaption"/>
+      </w:pPr>
+      <w:r>
+        <w:t xml:space="preserve">Los roles preparados, los mecanismos de reporte, la comunicación, los ejercicios y las revisiones reducen el impacto de los incidentes.</w:t>
+      </w:r>
     </w:p>
     <w:p>
       <w:pPr>
@@ -6061,8 +6726,8 @@
         <w:t xml:space="preserve">Utilice la guía oficial de CIS Controls v8.1 y la Especificación para la Evaluación de Controles para consultar el lenguaje exacto de cada Salvaguarda, la clase de activo, la función de seguridad, el Grupo de Implementación, las dependencias, las entradas, las operaciones, las medidas, las métricas y la revisión de procedimientos.</w:t>
       </w:r>
     </w:p>
-    <w:bookmarkEnd w:id="41"/>
-    <w:bookmarkStart w:id="42" w:name="control-18-pruebas-de-penetración"/>
+    <w:bookmarkEnd w:id="43"/>
+    <w:bookmarkStart w:id="44" w:name="control-18-pruebas-de-penetración"/>
     <w:p>
       <w:pPr>
         <w:pStyle w:val="Heading1"/>
@@ -6540,8 +7205,8 @@
         <w:t xml:space="preserve">Utilice la guía oficial de CIS Controls v8.1 y la Especificación para la Evaluación de Controles para consultar el lenguaje exacto de cada Salvaguarda, la clase de activo, la función de seguridad, el Grupo de Implementación, las dependencias, las entradas, las operaciones, las medidas, las métricas y la revisión de procedimientos.</w:t>
       </w:r>
     </w:p>
-    <w:bookmarkEnd w:id="42"/>
-    <w:bookmarkStart w:id="43" w:name="herramientas-de-código-abierto"/>
+    <w:bookmarkEnd w:id="44"/>
+    <w:bookmarkStart w:id="45" w:name="herramientas-de-código-abierto"/>
     <w:p>
       <w:pPr>
         <w:pStyle w:val="Heading1"/>
@@ -7275,8 +7940,8 @@
         </w:tc>
       </w:tr>
     </w:tbl>
-    <w:bookmarkEnd w:id="43"/>
-    <w:bookmarkStart w:id="44" w:name="Xbc4a4dbf2d9ff0eb677f14739cf1d43ac88337f"/>
+    <w:bookmarkEnd w:id="45"/>
+    <w:bookmarkStart w:id="46" w:name="Xbc4a4dbf2d9ff0eb677f14739cf1d43ac88337f"/>
     <w:p>
       <w:pPr>
         <w:pStyle w:val="Heading1"/>
@@ -7301,7 +7966,7 @@
       <w:pPr>
         <w:numPr>
           <w:ilvl w:val="0"/>
-          <w:numId w:val="1010"/>
+          <w:numId w:val="1008"/>
         </w:numPr>
       </w:pPr>
       <w:r>
@@ -7312,7 +7977,7 @@
       <w:pPr>
         <w:numPr>
           <w:ilvl w:val="0"/>
-          <w:numId w:val="1010"/>
+          <w:numId w:val="1008"/>
         </w:numPr>
       </w:pPr>
       <w:r>
@@ -7323,7 +7988,7 @@
       <w:pPr>
         <w:numPr>
           <w:ilvl w:val="0"/>
-          <w:numId w:val="1010"/>
+          <w:numId w:val="1008"/>
         </w:numPr>
       </w:pPr>
       <w:r>
@@ -7334,7 +7999,7 @@
       <w:pPr>
         <w:numPr>
           <w:ilvl w:val="0"/>
-          <w:numId w:val="1010"/>
+          <w:numId w:val="1008"/>
         </w:numPr>
       </w:pPr>
       <w:r>
@@ -7345,7 +8010,7 @@
       <w:pPr>
         <w:numPr>
           <w:ilvl w:val="0"/>
-          <w:numId w:val="1010"/>
+          <w:numId w:val="1008"/>
         </w:numPr>
       </w:pPr>
       <w:r>
@@ -7356,7 +8021,7 @@
       <w:pPr>
         <w:numPr>
           <w:ilvl w:val="0"/>
-          <w:numId w:val="1010"/>
+          <w:numId w:val="1008"/>
         </w:numPr>
       </w:pPr>
       <w:r>
@@ -7367,7 +8032,7 @@
       <w:pPr>
         <w:numPr>
           <w:ilvl w:val="0"/>
-          <w:numId w:val="1010"/>
+          <w:numId w:val="1008"/>
         </w:numPr>
       </w:pPr>
       <w:r>
@@ -7378,7 +8043,7 @@
       <w:pPr>
         <w:numPr>
           <w:ilvl w:val="0"/>
-          <w:numId w:val="1010"/>
+          <w:numId w:val="1008"/>
         </w:numPr>
       </w:pPr>
       <w:r>
@@ -7755,8 +8420,8 @@
         </w:tc>
       </w:tr>
     </w:tbl>
-    <w:bookmarkEnd w:id="44"/>
-    <w:bookmarkStart w:id="46" w:name="guía-profesional-para-analistas-junior"/>
+    <w:bookmarkEnd w:id="46"/>
+    <w:bookmarkStart w:id="48" w:name="guía-profesional-para-analistas-junior"/>
     <w:p>
       <w:pPr>
         <w:pStyle w:val="Heading1"/>
@@ -7777,10 +8442,38 @@
         <w:t xml:space="preserve">Una ruta práctica hacia trabajos de controles, vulnerabilidades, aseguramiento, GRC y operaciones de seguridad.</w:t>
       </w:r>
     </w:p>
-    <w:p>
-      <w:pPr>
-        <w:pStyle w:val="BodyText"/>
-      </w:pPr>
+    <w:tbl>
+      <w:tblPr>
+        <w:tblStyle w:val="FigureTable"/>
+        <w:tblW w:type="auto" w:w="0"/>
+        <w:tblLook w:firstRow="0" w:lastRow="0" w:firstColumn="0" w:lastColumn="0"/>
+        <w:jc w:val="center"/>
+      </w:tblPr>
+      <w:tblGrid>
+        <w:gridCol w:w="7920"/>
+      </w:tblGrid>
+      <w:tr>
+        <w:tc>
+          <w:tcPr/>
+          <w:p>
+            <w:pPr>
+              <w:pStyle w:val="Compact"/>
+              <w:jc w:val="center"/>
+            </w:pPr>
+            <w:r>
+              <w:t xml:space="preserve">Aprenda el marco, relacione las Salvaguardas, mida la evidencia, informe las brechas y construya un portafolio honesto.</w:t>
+            </w:r>
+          </w:p>
+        </w:tc>
+      </w:tr>
+    </w:tbl>
+    <w:p>
+      <w:pPr>
+        <w:pStyle w:val="ImageCaption"/>
+      </w:pPr>
+      <w:r>
+        <w:t xml:space="preserve">Aprenda el marco, relacione las Salvaguardas, mida la evidencia, informe las brechas y construya un portafolio honesto.</w:t>
+      </w:r>
     </w:p>
     <w:p>
       <w:pPr>
@@ -7854,7 +8547,7 @@
         <w:t xml:space="preserve">Analista de programas de ciberseguridad</w:t>
       </w:r>
     </w:p>
-    <w:bookmarkStart w:id="45" w:name="trabajo-típico-de-nivel-junior"/>
+    <w:bookmarkStart w:id="47" w:name="trabajo-típico-de-nivel-junior"/>
     <w:p>
       <w:pPr>
         <w:pStyle w:val="Heading2"/>
@@ -7867,7 +8560,7 @@
       <w:pPr>
         <w:numPr>
           <w:ilvl w:val="0"/>
-          <w:numId w:val="1011"/>
+          <w:numId w:val="1009"/>
         </w:numPr>
       </w:pPr>
       <w:r>
@@ -7878,7 +8571,7 @@
       <w:pPr>
         <w:numPr>
           <w:ilvl w:val="0"/>
-          <w:numId w:val="1011"/>
+          <w:numId w:val="1009"/>
         </w:numPr>
       </w:pPr>
       <w:r>
@@ -7889,7 +8582,7 @@
       <w:pPr>
         <w:numPr>
           <w:ilvl w:val="0"/>
-          <w:numId w:val="1011"/>
+          <w:numId w:val="1009"/>
         </w:numPr>
       </w:pPr>
       <w:r>
@@ -7900,7 +8593,7 @@
       <w:pPr>
         <w:numPr>
           <w:ilvl w:val="0"/>
-          <w:numId w:val="1011"/>
+          <w:numId w:val="1009"/>
         </w:numPr>
       </w:pPr>
       <w:r>
@@ -7911,7 +8604,7 @@
       <w:pPr>
         <w:numPr>
           <w:ilvl w:val="0"/>
-          <w:numId w:val="1011"/>
+          <w:numId w:val="1009"/>
         </w:numPr>
       </w:pPr>
       <w:r>
@@ -7922,7 +8615,7 @@
       <w:pPr>
         <w:numPr>
           <w:ilvl w:val="0"/>
-          <w:numId w:val="1011"/>
+          <w:numId w:val="1009"/>
         </w:numPr>
       </w:pPr>
       <w:r>
@@ -7933,7 +8626,7 @@
       <w:pPr>
         <w:numPr>
           <w:ilvl w:val="0"/>
-          <w:numId w:val="1011"/>
+          <w:numId w:val="1009"/>
         </w:numPr>
       </w:pPr>
       <w:r>
@@ -8171,9 +8864,9 @@
         </w:tc>
       </w:tr>
     </w:tbl>
-    <w:bookmarkEnd w:id="45"/>
-    <w:bookmarkEnd w:id="46"/>
-    <w:bookmarkStart w:id="47" w:name="laboratorio-y-portafolio-ficticios"/>
+    <w:bookmarkEnd w:id="47"/>
+    <w:bookmarkEnd w:id="48"/>
+    <w:bookmarkStart w:id="49" w:name="laboratorio-y-portafolio-ficticios"/>
     <w:p>
       <w:pPr>
         <w:pStyle w:val="Heading1"/>
@@ -8236,7 +8929,7 @@
       <w:pPr>
         <w:numPr>
           <w:ilvl w:val="0"/>
-          <w:numId w:val="1012"/>
+          <w:numId w:val="1010"/>
         </w:numPr>
       </w:pPr>
       <w:r>
@@ -8247,7 +8940,7 @@
       <w:pPr>
         <w:numPr>
           <w:ilvl w:val="0"/>
-          <w:numId w:val="1012"/>
+          <w:numId w:val="1010"/>
         </w:numPr>
       </w:pPr>
       <w:r>
@@ -8258,7 +8951,7 @@
       <w:pPr>
         <w:numPr>
           <w:ilvl w:val="0"/>
-          <w:numId w:val="1012"/>
+          <w:numId w:val="1010"/>
         </w:numPr>
       </w:pPr>
       <w:r>
@@ -8269,7 +8962,7 @@
       <w:pPr>
         <w:numPr>
           <w:ilvl w:val="0"/>
-          <w:numId w:val="1012"/>
+          <w:numId w:val="1010"/>
         </w:numPr>
       </w:pPr>
       <w:r>
@@ -8280,7 +8973,7 @@
       <w:pPr>
         <w:numPr>
           <w:ilvl w:val="0"/>
-          <w:numId w:val="1012"/>
+          <w:numId w:val="1010"/>
         </w:numPr>
       </w:pPr>
       <w:r>
@@ -8291,7 +8984,7 @@
       <w:pPr>
         <w:numPr>
           <w:ilvl w:val="0"/>
-          <w:numId w:val="1012"/>
+          <w:numId w:val="1010"/>
         </w:numPr>
       </w:pPr>
       <w:r>
@@ -8302,7 +8995,7 @@
       <w:pPr>
         <w:numPr>
           <w:ilvl w:val="0"/>
-          <w:numId w:val="1012"/>
+          <w:numId w:val="1010"/>
         </w:numPr>
       </w:pPr>
       <w:r>
@@ -8313,7 +9006,7 @@
       <w:pPr>
         <w:numPr>
           <w:ilvl w:val="0"/>
-          <w:numId w:val="1012"/>
+          <w:numId w:val="1010"/>
         </w:numPr>
       </w:pPr>
       <w:r>
@@ -8324,7 +9017,7 @@
       <w:pPr>
         <w:numPr>
           <w:ilvl w:val="0"/>
-          <w:numId w:val="1012"/>
+          <w:numId w:val="1010"/>
         </w:numPr>
       </w:pPr>
       <w:r>
@@ -8335,7 +9028,7 @@
       <w:pPr>
         <w:numPr>
           <w:ilvl w:val="0"/>
-          <w:numId w:val="1012"/>
+          <w:numId w:val="1010"/>
         </w:numPr>
       </w:pPr>
       <w:r>
@@ -8346,7 +9039,7 @@
       <w:pPr>
         <w:numPr>
           <w:ilvl w:val="0"/>
-          <w:numId w:val="1012"/>
+          <w:numId w:val="1010"/>
         </w:numPr>
       </w:pPr>
       <w:r>
@@ -8610,8 +9303,8 @@
         </w:tc>
       </w:tr>
     </w:tbl>
-    <w:bookmarkEnd w:id="47"/>
-    <w:bookmarkStart w:id="48" w:name="plan-de-aprendizaje-de-treinta-días"/>
+    <w:bookmarkEnd w:id="49"/>
+    <w:bookmarkStart w:id="50" w:name="plan-de-aprendizaje-de-treinta-días"/>
     <w:p>
       <w:pPr>
         <w:pStyle w:val="Heading1"/>
@@ -9040,8 +9733,8 @@
         </w:tc>
       </w:tr>
     </w:tbl>
-    <w:bookmarkEnd w:id="48"/>
-    <w:bookmarkStart w:id="57" w:name="cuáles-son-los-controles-cis"/>
+    <w:bookmarkEnd w:id="50"/>
+    <w:bookmarkStart w:id="59" w:name="cuáles-son-los-controles-cis"/>
     <w:p>
       <w:pPr>
         <w:pStyle w:val="Heading1"/>
@@ -9058,7 +9751,7 @@
         <w:t xml:space="preserve">Un conjunto priorizado de mejores prácticas defensivas organizadas en 18 Controles y 153 Salvaguardias enfocadas.</w:t>
       </w:r>
     </w:p>
-    <w:bookmarkStart w:id="49" w:name="qué-es-ig1"/>
+    <w:bookmarkStart w:id="51" w:name="qué-es-ig1"/>
     <w:p>
       <w:pPr>
         <w:pStyle w:val="Heading2"/>
@@ -9075,8 +9768,8 @@
         <w:t xml:space="preserve">El punto de partida esencial de la higiene cibernética 56-Safeguard que CIS recomienda que cada empresa comience.</w:t>
       </w:r>
     </w:p>
-    <w:bookmarkEnd w:id="49"/>
-    <w:bookmarkStart w:id="50" w:name="importa-ig1-cada-requisito"/>
+    <w:bookmarkEnd w:id="51"/>
+    <w:bookmarkStart w:id="52" w:name="importa-ig1-cada-requisito"/>
     <w:p>
       <w:pPr>
         <w:pStyle w:val="Heading2"/>
@@ -9093,8 +9786,8 @@
         <w:t xml:space="preserve">Es una base de referencia de priorización. El riesgo material, los contratos, las leyes, los clientes o los servicios críticos pueden requerir salvaguardias adicionales.</w:t>
       </w:r>
     </w:p>
-    <w:bookmarkEnd w:id="50"/>
-    <w:bookmarkStart w:id="51" w:name="cómo-mide-una-salvaguardia"/>
+    <w:bookmarkEnd w:id="52"/>
+    <w:bookmarkStart w:id="53" w:name="cómo-mide-una-salvaguardia"/>
     <w:p>
       <w:pPr>
         <w:pStyle w:val="Heading2"/>
@@ -9111,8 +9804,8 @@
         <w:t xml:space="preserve">Utilizar criterios oficiales, dependencias, hipótesis, aportaciones completas, operaciones definidas, medidas, métricas, revisión de procedimientos, excepciones y pruebas.</w:t>
       </w:r>
     </w:p>
-    <w:bookmarkEnd w:id="51"/>
-    <w:bookmarkStart w:id="52" w:name="por-qué-son-importantes-los-inventarios"/>
+    <w:bookmarkEnd w:id="53"/>
+    <w:bookmarkStart w:id="54" w:name="por-qué-son-importantes-los-inventarios"/>
     <w:p>
       <w:pPr>
         <w:pStyle w:val="Heading2"/>
@@ -9129,8 +9822,8 @@
         <w:t xml:space="preserve">Definen a las poblaciones que deben cubrir los controles de configuración, vulnerabilidad, registro, recuperación y respuesta.</w:t>
       </w:r>
     </w:p>
-    <w:bookmarkEnd w:id="52"/>
-    <w:bookmarkStart w:id="53" w:name="X0178e2ad2964cbab3c805028646c475c824a062"/>
+    <w:bookmarkEnd w:id="54"/>
+    <w:bookmarkStart w:id="55" w:name="X0178e2ad2964cbab3c805028646c475c824a062"/>
     <w:p>
       <w:pPr>
         <w:pStyle w:val="Heading2"/>
@@ -9147,8 +9840,8 @@
         <w:t xml:space="preserve">Un escaneo identifica principalmente debilidades conocidas; la prueba de penetración utiliza el análisis humano calificado y la explotación controlada para evaluar el impacto y la resiliencia.</w:t>
       </w:r>
     </w:p>
-    <w:bookmarkEnd w:id="53"/>
-    <w:bookmarkStart w:id="54" w:name="X2a3d8d973bfa0b5ed7501efb90ac72ec1b0ecc0"/>
+    <w:bookmarkEnd w:id="55"/>
+    <w:bookmarkStart w:id="56" w:name="X2a3d8d973bfa0b5ed7501efb90ac72ec1b0ecc0"/>
     <w:p>
       <w:pPr>
         <w:pStyle w:val="Heading2"/>
@@ -9165,8 +9858,8 @@
         <w:t xml:space="preserve">No. Identifica las relaciones, pero la organización debe probar el requisito y la evidencia exacta aplicable.</w:t>
       </w:r>
     </w:p>
-    <w:bookmarkEnd w:id="54"/>
-    <w:bookmarkStart w:id="55" w:name="qué-puede-concluir-un-analista-junior"/>
+    <w:bookmarkEnd w:id="56"/>
+    <w:bookmarkStart w:id="57" w:name="qué-puede-concluir-un-analista-junior"/>
     <w:p>
       <w:pPr>
         <w:pStyle w:val="Heading2"/>
@@ -9183,8 +9876,8 @@
         <w:t xml:space="preserve">Sólo lo que el alcance definido y el soporte de evidencia confiable, con muestreo y limitaciones claramente reveladas.</w:t>
       </w:r>
     </w:p>
-    <w:bookmarkEnd w:id="55"/>
-    <w:bookmarkStart w:id="56" w:name="preguntas-para-hacer-al-empleador"/>
+    <w:bookmarkEnd w:id="57"/>
+    <w:bookmarkStart w:id="58" w:name="preguntas-para-hacer-al-empleador"/>
     <w:p>
       <w:pPr>
         <w:pStyle w:val="Heading2"/>
@@ -9249,9 +9942,9 @@
         <w:t xml:space="preserve">¿Cómo revisará el trabajo de los funcionarios superiores?</w:t>
       </w:r>
     </w:p>
-    <w:bookmarkEnd w:id="56"/>
-    <w:bookmarkEnd w:id="57"/>
-    <w:bookmarkStart w:id="67" w:name="plantillas-glosario-índice-y-referencias"/>
+    <w:bookmarkEnd w:id="58"/>
+    <w:bookmarkEnd w:id="59"/>
+    <w:bookmarkStart w:id="69" w:name="plantillas-glosario-índice-y-referencias"/>
     <w:p>
       <w:pPr>
         <w:pStyle w:val="Heading1"/>
@@ -9264,7 +9957,7 @@
       <w:pPr>
         <w:numPr>
           <w:ilvl w:val="0"/>
-          <w:numId w:val="1013"/>
+          <w:numId w:val="1011"/>
         </w:numPr>
         <w:pStyle w:val="Compact"/>
       </w:pPr>
@@ -9272,7 +9965,7 @@
         <w:t xml:space="preserve">Estructuras de trabajo reutilizables, términos importantes y puntos de partida autorizados.*</w:t>
       </w:r>
     </w:p>
-    <w:bookmarkStart w:id="58" w:name="Xd4c618b42330dd735bc1630c0214b43162c8346"/>
+    <w:bookmarkStart w:id="60" w:name="Xd4c618b42330dd735bc1630c0214b43162c8346"/>
     <w:p>
       <w:pPr>
         <w:pStyle w:val="Heading2"/>
@@ -9409,8 +10102,8 @@
         <w:t xml:space="preserve">La acción, el dueño, la fecha y la prueba de la vida</w:t>
       </w:r>
     </w:p>
-    <w:bookmarkEnd w:id="58"/>
-    <w:bookmarkStart w:id="59" w:name="registro-de-hallazgos-y-nuevas-pruebas"/>
+    <w:bookmarkEnd w:id="60"/>
+    <w:bookmarkStart w:id="61" w:name="registro-de-hallazgos-y-nuevas-pruebas"/>
     <w:p>
       <w:pPr>
         <w:pStyle w:val="Heading2"/>
@@ -9517,8 +10210,8 @@
         <w:t xml:space="preserve">Resultado final de la vida útil</w:t>
       </w:r>
     </w:p>
-    <w:bookmarkEnd w:id="59"/>
-    <w:bookmarkStart w:id="60" w:name="glosario"/>
+    <w:bookmarkEnd w:id="61"/>
+    <w:bookmarkStart w:id="62" w:name="glosario"/>
     <w:p>
       <w:pPr>
         <w:pStyle w:val="Heading2"/>
@@ -9619,8 +10312,8 @@
         <w:t xml:space="preserve">Función de seguridad permanente ← Govern, Identificar, Proteger, Detectar, Responder o Recuperar la cartografía.</w:t>
       </w:r>
     </w:p>
-    <w:bookmarkEnd w:id="60"/>
-    <w:bookmarkStart w:id="61" w:name="índice-de-asunto"/>
+    <w:bookmarkEnd w:id="62"/>
+    <w:bookmarkStart w:id="63" w:name="índice-de-asunto"/>
     <w:p>
       <w:pPr>
         <w:pStyle w:val="Heading2"/>
@@ -9757,8 +10450,8 @@
         <w:t xml:space="preserve">TEN TERRITORIO DE Vulnerabilidad ANTE LAS 12</w:t>
       </w:r>
     </w:p>
-    <w:bookmarkEnd w:id="61"/>
-    <w:bookmarkStart w:id="66" w:name="referencias-oficiales"/>
+    <w:bookmarkEnd w:id="63"/>
+    <w:bookmarkStart w:id="68" w:name="referencias-oficiales"/>
     <w:p>
       <w:pPr>
         <w:pStyle w:val="Heading2"/>
@@ -9779,7 +10472,7 @@
       <w:pPr>
         <w:pStyle w:val="BodyText"/>
       </w:pPr>
-      <w:hyperlink r:id="rId62">
+      <w:hyperlink r:id="rId64">
         <w:r>
           <w:rPr>
             <w:rStyle w:val="Hyperlink"/>
@@ -9795,32 +10488,6 @@
       <w:r>
         <w:t xml:space="preserve">[ ]](https://www.cisecurity.org/controls/implementation-groups)</w:t>
       </w:r>
-    </w:p>
-    <w:p>
-      <w:pPr>
-        <w:pStyle w:val="BodyText"/>
-      </w:pPr>
-      <w:hyperlink r:id="rId63">
-        <w:r>
-          <w:rPr>
-            <w:rStyle w:val="Hyperlink"/>
-          </w:rPr>
-          <w:t xml:space="preserve">Seguido</w:t>
-        </w:r>
-      </w:hyperlink>
-    </w:p>
-    <w:p>
-      <w:pPr>
-        <w:pStyle w:val="BodyText"/>
-      </w:pPr>
-      <w:hyperlink r:id="rId64">
-        <w:r>
-          <w:rPr>
-            <w:rStyle w:val="Hyperlink"/>
-          </w:rPr>
-          <w:t xml:space="preserve">Seguido</w:t>
-        </w:r>
-      </w:hyperlink>
     </w:p>
     <w:p>
       <w:pPr>
@@ -9839,6 +10506,32 @@
       <w:pPr>
         <w:pStyle w:val="BodyText"/>
       </w:pPr>
+      <w:hyperlink r:id="rId66">
+        <w:r>
+          <w:rPr>
+            <w:rStyle w:val="Hyperlink"/>
+          </w:rPr>
+          <w:t xml:space="preserve">Seguido</w:t>
+        </w:r>
+      </w:hyperlink>
+    </w:p>
+    <w:p>
+      <w:pPr>
+        <w:pStyle w:val="BodyText"/>
+      </w:pPr>
+      <w:hyperlink r:id="rId67">
+        <w:r>
+          <w:rPr>
+            <w:rStyle w:val="Hyperlink"/>
+          </w:rPr>
+          <w:t xml:space="preserve">Seguido</w:t>
+        </w:r>
+      </w:hyperlink>
+    </w:p>
+    <w:p>
+      <w:pPr>
+        <w:pStyle w:val="BodyText"/>
+      </w:pPr>
       <w:r>
         <w:t xml:space="preserve">[ ]u]CIS Controles cartografías y cumplimiento efectuados/u título](https://www.cisecurity.org/cybersecurity-tools/mapping-compliance/mapping-and-compliance-with-the-cis-controls)</w:t>
       </w:r>
@@ -9869,8 +10562,8 @@
         <w:t xml:space="preserve">Respuesta</w:t>
       </w:r>
     </w:p>
-    <w:bookmarkEnd w:id="66"/>
-    <w:bookmarkEnd w:id="67"/>
+    <w:bookmarkEnd w:id="68"/>
+    <w:bookmarkEnd w:id="69"/>
     <w:sectPr/>
   </w:body>
 </w:document>
@@ -10138,91 +10831,6 @@
       </w:pPr>
     </w:lvl>
   </w:abstractNum>
-  <w:abstractNum w:abstractNumId="99413">
-    <w:nsid w:val="A99413"/>
-    <w:multiLevelType w:val="multilevel"/>
-    <w:lvl w:ilvl="0">
-      <w:start w:val="3"/>
-      <w:numFmt w:val="decimal"/>
-      <w:lvlText w:val="%1."/>
-      <w:lvlJc w:val="left"/>
-      <w:pPr>
-        <w:ind w:left="720" w:hanging="480"/>
-      </w:pPr>
-    </w:lvl>
-    <w:lvl w:ilvl="1">
-      <w:start w:val="3"/>
-      <w:numFmt w:val="decimal"/>
-      <w:lvlText w:val="%2."/>
-      <w:lvlJc w:val="left"/>
-      <w:pPr>
-        <w:ind w:left="1440" w:hanging="480"/>
-      </w:pPr>
-    </w:lvl>
-    <w:lvl w:ilvl="2">
-      <w:start w:val="3"/>
-      <w:numFmt w:val="decimal"/>
-      <w:lvlText w:val="%3."/>
-      <w:lvlJc w:val="left"/>
-      <w:pPr>
-        <w:ind w:left="2160" w:hanging="480"/>
-      </w:pPr>
-    </w:lvl>
-    <w:lvl w:ilvl="3">
-      <w:start w:val="3"/>
-      <w:numFmt w:val="decimal"/>
-      <w:lvlText w:val="%4."/>
-      <w:lvlJc w:val="left"/>
-      <w:pPr>
-        <w:ind w:left="2880" w:hanging="480"/>
-      </w:pPr>
-    </w:lvl>
-    <w:lvl w:ilvl="4">
-      <w:start w:val="3"/>
-      <w:numFmt w:val="decimal"/>
-      <w:lvlText w:val="%5."/>
-      <w:lvlJc w:val="left"/>
-      <w:pPr>
-        <w:ind w:left="3600" w:hanging="480"/>
-      </w:pPr>
-    </w:lvl>
-    <w:lvl w:ilvl="5">
-      <w:start w:val="3"/>
-      <w:numFmt w:val="decimal"/>
-      <w:lvlText w:val="%6."/>
-      <w:lvlJc w:val="left"/>
-      <w:pPr>
-        <w:ind w:left="4320" w:hanging="480"/>
-      </w:pPr>
-    </w:lvl>
-    <w:lvl w:ilvl="6">
-      <w:start w:val="3"/>
-      <w:numFmt w:val="decimal"/>
-      <w:lvlText w:val="%7."/>
-      <w:lvlJc w:val="left"/>
-      <w:pPr>
-        <w:ind w:left="5040" w:hanging="480"/>
-      </w:pPr>
-    </w:lvl>
-    <w:lvl w:ilvl="7">
-      <w:start w:val="3"/>
-      <w:numFmt w:val="decimal"/>
-      <w:lvlText w:val="%8."/>
-      <w:lvlJc w:val="left"/>
-      <w:pPr>
-        <w:ind w:left="5760" w:hanging="480"/>
-      </w:pPr>
-    </w:lvl>
-    <w:lvl w:ilvl="8">
-      <w:start w:val="3"/>
-      <w:numFmt w:val="decimal"/>
-      <w:lvlText w:val="%9."/>
-      <w:lvlJc w:val="left"/>
-      <w:pPr>
-        <w:ind w:left="6480" w:hanging="480"/>
-      </w:pPr>
-    </w:lvl>
-  </w:abstractNum>
   <w:abstractNum w:abstractNumId="99418">
     <w:nsid w:val="A99418"/>
     <w:multiLevelType w:val="multilevel"/>
@@ -10315,6 +10923,18 @@
     <w:abstractNumId w:val="991"/>
   </w:num>
   <w:num w:numId="1002">
+    <w:abstractNumId w:val="991"/>
+  </w:num>
+  <w:num w:numId="1003">
+    <w:abstractNumId w:val="991"/>
+  </w:num>
+  <w:num w:numId="1004">
+    <w:abstractNumId w:val="991"/>
+  </w:num>
+  <w:num w:numId="1005">
+    <w:abstractNumId w:val="991"/>
+  </w:num>
+  <w:num w:numId="1006">
     <w:abstractNumId w:val="99411"/>
     <w:lvlOverride w:ilvl="0">
       <w:startOverride w:val="1"/>
@@ -10344,47 +10964,35 @@
       <w:startOverride w:val="1"/>
     </w:lvlOverride>
   </w:num>
-  <w:num w:numId="1003">
-    <w:abstractNumId w:val="991"/>
-  </w:num>
-  <w:num w:numId="1004">
-    <w:abstractNumId w:val="991"/>
-  </w:num>
-  <w:num w:numId="1005">
-    <w:abstractNumId w:val="99413"/>
+  <w:num w:numId="1007">
+    <w:abstractNumId w:val="99418"/>
     <w:lvlOverride w:ilvl="0">
-      <w:startOverride w:val="3"/>
+      <w:startOverride w:val="8"/>
     </w:lvlOverride>
     <w:lvlOverride w:ilvl="1">
-      <w:startOverride w:val="3"/>
+      <w:startOverride w:val="8"/>
     </w:lvlOverride>
     <w:lvlOverride w:ilvl="2">
-      <w:startOverride w:val="3"/>
+      <w:startOverride w:val="8"/>
     </w:lvlOverride>
     <w:lvlOverride w:ilvl="3">
-      <w:startOverride w:val="3"/>
+      <w:startOverride w:val="8"/>
     </w:lvlOverride>
     <w:lvlOverride w:ilvl="4">
-      <w:startOverride w:val="3"/>
+      <w:startOverride w:val="8"/>
     </w:lvlOverride>
     <w:lvlOverride w:ilvl="5">
-      <w:startOverride w:val="3"/>
+      <w:startOverride w:val="8"/>
     </w:lvlOverride>
     <w:lvlOverride w:ilvl="6">
-      <w:startOverride w:val="3"/>
+      <w:startOverride w:val="8"/>
     </w:lvlOverride>
     <w:lvlOverride w:ilvl="7">
-      <w:startOverride w:val="3"/>
+      <w:startOverride w:val="8"/>
     </w:lvlOverride>
     <w:lvlOverride w:ilvl="8">
-      <w:startOverride w:val="3"/>
+      <w:startOverride w:val="8"/>
     </w:lvlOverride>
-  </w:num>
-  <w:num w:numId="1006">
-    <w:abstractNumId w:val="991"/>
-  </w:num>
-  <w:num w:numId="1007">
-    <w:abstractNumId w:val="991"/>
   </w:num>
   <w:num w:numId="1008">
     <w:abstractNumId w:val="99411"/>
@@ -10417,34 +11025,7 @@
     </w:lvlOverride>
   </w:num>
   <w:num w:numId="1009">
-    <w:abstractNumId w:val="99418"/>
-    <w:lvlOverride w:ilvl="0">
-      <w:startOverride w:val="8"/>
-    </w:lvlOverride>
-    <w:lvlOverride w:ilvl="1">
-      <w:startOverride w:val="8"/>
-    </w:lvlOverride>
-    <w:lvlOverride w:ilvl="2">
-      <w:startOverride w:val="8"/>
-    </w:lvlOverride>
-    <w:lvlOverride w:ilvl="3">
-      <w:startOverride w:val="8"/>
-    </w:lvlOverride>
-    <w:lvlOverride w:ilvl="4">
-      <w:startOverride w:val="8"/>
-    </w:lvlOverride>
-    <w:lvlOverride w:ilvl="5">
-      <w:startOverride w:val="8"/>
-    </w:lvlOverride>
-    <w:lvlOverride w:ilvl="6">
-      <w:startOverride w:val="8"/>
-    </w:lvlOverride>
-    <w:lvlOverride w:ilvl="7">
-      <w:startOverride w:val="8"/>
-    </w:lvlOverride>
-    <w:lvlOverride w:ilvl="8">
-      <w:startOverride w:val="8"/>
-    </w:lvlOverride>
+    <w:abstractNumId w:val="991"/>
   </w:num>
   <w:num w:numId="1010">
     <w:abstractNumId w:val="99411"/>
@@ -10477,39 +11058,6 @@
     </w:lvlOverride>
   </w:num>
   <w:num w:numId="1011">
-    <w:abstractNumId w:val="991"/>
-  </w:num>
-  <w:num w:numId="1012">
-    <w:abstractNumId w:val="99411"/>
-    <w:lvlOverride w:ilvl="0">
-      <w:startOverride w:val="1"/>
-    </w:lvlOverride>
-    <w:lvlOverride w:ilvl="1">
-      <w:startOverride w:val="1"/>
-    </w:lvlOverride>
-    <w:lvlOverride w:ilvl="2">
-      <w:startOverride w:val="1"/>
-    </w:lvlOverride>
-    <w:lvlOverride w:ilvl="3">
-      <w:startOverride w:val="1"/>
-    </w:lvlOverride>
-    <w:lvlOverride w:ilvl="4">
-      <w:startOverride w:val="1"/>
-    </w:lvlOverride>
-    <w:lvlOverride w:ilvl="5">
-      <w:startOverride w:val="1"/>
-    </w:lvlOverride>
-    <w:lvlOverride w:ilvl="6">
-      <w:startOverride w:val="1"/>
-    </w:lvlOverride>
-    <w:lvlOverride w:ilvl="7">
-      <w:startOverride w:val="1"/>
-    </w:lvlOverride>
-    <w:lvlOverride w:ilvl="8">
-      <w:startOverride w:val="1"/>
-    </w:lvlOverride>
-  </w:num>
-  <w:num w:numId="1013">
     <w:abstractNumId w:val="991"/>
   </w:num>
 </w:numbering>

--- a/01-foundations/CIS_Controls_v8.1/Espanol/CIS_Critical_Security_Controls_v8.1_Practical_Manager_and_Junior_Analyst_Manual_Espanol_v1.0.docx
+++ b/01-foundations/CIS_Controls_v8.1/Espanol/CIS_Critical_Security_Controls_v8.1_Practical_Manager_and_Junior_Analyst_Manual_Espanol_v1.0.docx
@@ -6405,13 +6405,13 @@
       </w:r>
     </w:p>
     <w:bookmarkEnd w:id="36"/>
-    <w:bookmarkStart w:id="37" w:name="control-6-access-control-management"/>
+    <w:bookmarkStart w:id="37" w:name="control-6-gestión-del-control-de-acceso"/>
     <w:p>
       <w:pPr>
         <w:pStyle w:val="Heading1"/>
       </w:pPr>
       <w:r>
-        <w:t xml:space="preserve">11. Control 6 — Access Control Management</w:t>
+        <w:t xml:space="preserve">11. Control 6 — Gestión del control de acceso</w:t>
       </w:r>
     </w:p>
     <w:p>
@@ -6423,84 +6423,20 @@
           <w:iCs/>
           <w:i/>
         </w:rPr>
-        <w:t xml:space="preserve">Las 8 Salvaguardias, significado claro, enfoque de verificación y evidencia de ejemplo</w:t>
-      </w:r>
-      <w:r>
-        <w:t xml:space="preserve">.</w:t>
-      </w:r>
-    </w:p>
-    <w:p>
-      <w:pPr>
-        <w:pStyle w:val="BodyText"/>
-      </w:pPr>
-      <w:r>
-        <w:t xml:space="preserve">יimg src=</w:t>
-      </w:r>
-      <w:r>
-        <w:t xml:space="preserve">“</w:t>
-      </w:r>
-      <w:r>
-        <w:t xml:space="preserve">media/image6.png</w:t>
-      </w:r>
-      <w:r>
-        <w:t xml:space="preserve">”</w:t>
-      </w:r>
-      <w:r>
-        <w:t xml:space="preserve"> </w:t>
-      </w:r>
-      <w:r>
-        <w:t xml:space="preserve">style=</w:t>
-      </w:r>
-      <w:r>
-        <w:t xml:space="preserve">“</w:t>
-      </w:r>
-      <w:r>
-        <w:t xml:space="preserve">width:6.15in;height:3.03192in</w:t>
-      </w:r>
-      <w:r>
-        <w:t xml:space="preserve">”</w:t>
-      </w:r>
-      <w:r>
-        <w:t xml:space="preserve"> </w:t>
-      </w:r>
-      <w:r>
-        <w:t xml:space="preserve">alt=</w:t>
-      </w:r>
-      <w:r>
-        <w:t xml:space="preserve">“</w:t>
-      </w:r>
-      <w:r>
-        <w:t xml:space="preserve">Las cuentas y privilegios requieren la creación aprobada, la autenticación fuerte, la revisión y la revocación oportuna</w:t>
-      </w:r>
-      <w:r>
-        <w:t xml:space="preserve">”</w:t>
-      </w:r>
-      <w:r>
-        <w:t xml:space="preserve">.</w:t>
-      </w:r>
-    </w:p>
-    <w:p>
-      <w:pPr>
-        <w:pStyle w:val="BodyText"/>
-      </w:pPr>
-      <w:r>
-        <w:t xml:space="preserve">Gráfico 6 Identidad y acceso ciclo de vida</w:t>
-      </w:r>
-    </w:p>
-    <w:p>
-      <w:pPr>
-        <w:pStyle w:val="BodyText"/>
-      </w:pPr>
-      <w:r>
-        <w:t xml:space="preserve">** Objetivo de control:** Fortalecer la empresa mediante la aplicación y medición de las salvaguardias para la gestión del control del acceso. |</w:t>
-      </w:r>
-    </w:p>
-    <w:p>
-      <w:pPr>
-        <w:pStyle w:val="BodyText"/>
-      </w:pPr>
-      <w:r>
-        <w:t xml:space="preserve">|… |</w:t>
+        <w:t xml:space="preserve">Las 8 Salvaguardas, su significado claro, el enfoque de verificación y ejemplos de evidencia.</w:t>
+      </w:r>
+    </w:p>
+    <w:p>
+      <w:pPr>
+        <w:pStyle w:val="BodyText"/>
+      </w:pPr>
+    </w:p>
+    <w:p>
+      <w:pPr>
+        <w:pStyle w:val="BodyText"/>
+      </w:pPr>
+      <w:r>
+        <w:t xml:space="preserve">Figura 6. Ciclo de vida de identidad y acceso</w:t>
       </w:r>
     </w:p>
     <w:tbl>
@@ -6525,2225 +6461,17 @@
               <w:jc w:val="left"/>
             </w:pPr>
             <w:r>
-              <w:t xml:space="preserve">****</w:t>
-            </w:r>
-          </w:p>
-        </w:tc>
-      </w:tr>
-      <w:tr>
-        <w:tc>
-          <w:tcPr/>
-          <w:p>
-            <w:pPr>
-              <w:pStyle w:val="Compact"/>
-              <w:jc w:val="left"/>
-            </w:pPr>
-            <w:r>
-              <w:t xml:space="preserve">TEN 6.1 TEN Establezca un proceso de concesión de acceso</w:t>
-            </w:r>
-          </w:p>
-        </w:tc>
-      </w:tr>
-      <w:tr>
-        <w:tc>
-          <w:tcPr/>
-          <w:p>
-            <w:pPr>
-              <w:pStyle w:val="Compact"/>
-              <w:jc w:val="left"/>
-            </w:pPr>
-            <w:r>
-              <w:t xml:space="preserve">6.2</w:t>
-            </w:r>
-          </w:p>
-        </w:tc>
-      </w:tr>
-      <w:tr>
-        <w:tc>
-          <w:tcPr/>
-          <w:p>
-            <w:pPr>
-              <w:pStyle w:val="Compact"/>
-              <w:jc w:val="left"/>
-            </w:pPr>
-            <w:r>
-              <w:t xml:space="preserve">TEN 6.3</w:t>
-            </w:r>
-          </w:p>
-        </w:tc>
-      </w:tr>
-      <w:tr>
-        <w:tc>
-          <w:tcPr/>
-          <w:p>
-            <w:pPr>
-              <w:pStyle w:val="Compact"/>
-              <w:jc w:val="left"/>
-            </w:pPr>
-            <w:r>
-              <w:t xml:space="preserve">6.4</w:t>
-            </w:r>
-          </w:p>
-        </w:tc>
-      </w:tr>
-    </w:tbl>
-    <w:p>
-      <w:pPr>
-        <w:pStyle w:val="BodyText"/>
-      </w:pPr>
-      <w:r>
-        <w:t xml:space="preserve">tención 6.5 Silencioso Consultar MFA para el acceso administrativo Poner en marcha un proceso repetible, de propiedad o control técnico para exigir el MFA de Acceso Administrativo, a continuación, verificar cobertura y excepciones. tención Confirme alcance definido, población, propiedad, implementación, frecuencia, cobertura, excepciones, corrección y retest. Entradas de subvención/revocación, cobertura del MFA, inventario del sistema de autenticación, funciones, derechos y exámenes de acceso</w:t>
-      </w:r>
-      <w:r>
-        <w:t xml:space="preserve"> </w:t>
-      </w:r>
-      <w:r>
-        <w:t xml:space="preserve">| 6.6 | Establecer y mantener un inventario de sistemas de autenticación y autorización | Poner en marcha un proceso repetible, propiedad o control técnico para establecer y mantener un inventario de sistemas de autenticación y autorización, a continuación, verificar cobertura y excepciones. tención Confirme alcance definido, población, propiedad, implementación, frecuencia, cobertura, excepciones, corrección y retest. Entradas de subvención/revocación, cobertura del MFA, inventario del sistema de autenticación, funciones, derechos y exámenes de acceso</w:t>
-      </w:r>
-      <w:r>
-        <w:t xml:space="preserve"> </w:t>
-      </w:r>
-      <w:r>
-        <w:t xml:space="preserve">| 6.7 | Centralizar control de acceso Ponga en marcha un proceso repetible, de propiedad o control técnico para centralizar el control de acceso, a continuación, verifique cobertura y excepciones. tención Confirme alcance definido, población, propiedad, implementación, frecuencia, cobertura, excepciones, corrección y retest. Entradas de subvención/revocación, cobertura del MFA, inventario del sistema de autenticación, funciones, derechos y exámenes de acceso</w:t>
-      </w:r>
-      <w:r>
-        <w:t xml:space="preserve"> </w:t>
-      </w:r>
-      <w:r>
-        <w:t xml:space="preserve">| 6.8 | Definir y mantener el control de acceso basado en roles Ponga en marcha un proceso repetible, de propiedad o control técnico para definir y mantener el control de acceso basado en roles, a continuación, verifique la cobertura y las excepciones. tención Confirme alcance definido, población, propiedad, implementación, frecuencia, cobertura, excepciones, corrección y retest. Entradas de subvención/revocación, cobertura del MFA, inventario del sistema de autenticación, funciones, derechos y exámenes de acceso</w:t>
-      </w:r>
-    </w:p>
-    <w:p>
-      <w:pPr>
-        <w:pStyle w:val="BodyText"/>
-      </w:pPr>
-      <w:r>
-        <w:t xml:space="preserve">Utilice la guía oficial CIS Controls v8.1 y Evaluación de Controles Especificación para el lenguaje exacto de Salvaguardia, clase de activos, función de seguridad, Grupo de Implementación, dependencias, insumos, operaciones, medidas, métricas y revisión procesal.</w:t>
-      </w:r>
-    </w:p>
-    <w:p>
-      <w:pPr>
-        <w:pStyle w:val="BodyText"/>
-      </w:pPr>
-      <w:r>
-        <w:t xml:space="preserve">Control 7 - Gestión continua de la vulnerabilidad</w:t>
-      </w:r>
-    </w:p>
-    <w:p>
-      <w:pPr>
-        <w:pStyle w:val="BodyText"/>
-      </w:pPr>
-      <w:r>
-        <w:rPr>
-          <w:iCs/>
-          <w:i/>
-        </w:rPr>
-        <w:t xml:space="preserve">Las 7 Salvaguardias, significado claro, enfoque de verificación y evidencia de ejemplo</w:t>
-      </w:r>
-      <w:r>
-        <w:t xml:space="preserve">.</w:t>
-      </w:r>
-    </w:p>
-    <w:p>
-      <w:pPr>
-        <w:pStyle w:val="BodyText"/>
-      </w:pPr>
-      <w:r>
-        <w:t xml:space="preserve">■img src=</w:t>
-      </w:r>
-      <w:r>
-        <w:t xml:space="preserve">“</w:t>
-      </w:r>
-      <w:r>
-        <w:t xml:space="preserve">media/image7.png</w:t>
-      </w:r>
-      <w:r>
-        <w:t xml:space="preserve">”</w:t>
-      </w:r>
-      <w:r>
-        <w:t xml:space="preserve"> </w:t>
-      </w:r>
-      <w:r>
-        <w:t xml:space="preserve">estilo=</w:t>
-      </w:r>
-      <w:r>
-        <w:t xml:space="preserve">“</w:t>
-      </w:r>
-      <w:r>
-        <w:t xml:space="preserve">width:6.15in;height:3.14547in</w:t>
-      </w:r>
-      <w:r>
-        <w:t xml:space="preserve">”</w:t>
-      </w:r>
-      <w:r>
-        <w:t xml:space="preserve"> </w:t>
-      </w:r>
-      <w:r>
-        <w:t xml:space="preserve">alt=</w:t>
-      </w:r>
-      <w:r>
-        <w:t xml:space="preserve">“</w:t>
-      </w:r>
-      <w:r>
-        <w:t xml:space="preserve">Cobertura completa y materia de remediación verificada más que producir informes de escaneo.</w:t>
-      </w:r>
-      <w:r>
-        <w:t xml:space="preserve">”</w:t>
-      </w:r>
-      <w:r>
-        <w:t xml:space="preserve"> </w:t>
-      </w:r>
-      <w:r>
-        <w:t xml:space="preserve">/</w:t>
-      </w:r>
-    </w:p>
-    <w:p>
-      <w:pPr>
-        <w:pStyle w:val="BodyText"/>
-      </w:pPr>
-      <w:r>
-        <w:t xml:space="preserve">Gráfico 7 Gestión continua de la vulnerabilidad</w:t>
-      </w:r>
-    </w:p>
-    <w:p>
-      <w:pPr>
-        <w:pStyle w:val="BodyText"/>
-      </w:pPr>
-      <w:r>
-        <w:t xml:space="preserve">** Objetivo de control:** Fortalecer la empresa mediante la aplicación y medición de las salvaguardias para la gestión continua de la vulnerabilidad. |</w:t>
-      </w:r>
-    </w:p>
-    <w:p>
-      <w:pPr>
-        <w:pStyle w:val="BodyText"/>
-      </w:pPr>
-      <w:r>
-        <w:t xml:space="preserve">|… |</w:t>
-      </w:r>
-    </w:p>
-    <w:tbl>
-      <w:tblPr>
-        <w:tblStyle w:val="Table"/>
-        <w:tblW w:type="pct" w:w="5000"/>
-        <w:tblLook w:firstRow="1" w:lastRow="0" w:firstColumn="0" w:lastColumn="0" w:noHBand="0" w:noVBand="0" w:val="0020"/>
-        <w:jc w:val="start"/>
-      </w:tblPr>
-      <w:tblGrid>
-        <w:gridCol w:w="7920"/>
-      </w:tblGrid>
-      <w:tr>
-        <w:trPr>
-          <w:tblHeader w:val="true"/>
-        </w:trPr>
-        <w:tc>
-          <w:tcPr/>
-          <w:p>
-            <w:pPr>
-              <w:pStyle w:val="Compact"/>
-              <w:jc w:val="left"/>
-            </w:pPr>
-            <w:r>
-              <w:t xml:space="preserve">****</w:t>
-            </w:r>
-          </w:p>
-        </w:tc>
-      </w:tr>
-      <w:tr>
-        <w:tc>
-          <w:tcPr/>
-          <w:p>
-            <w:pPr>
-              <w:pStyle w:val="Compact"/>
-              <w:jc w:val="left"/>
-            </w:pPr>
-            <w:r>
-              <w:t xml:space="preserve">7.1</w:t>
-            </w:r>
-          </w:p>
-        </w:tc>
-      </w:tr>
-      <w:tr>
-        <w:tc>
-          <w:tcPr/>
-          <w:p>
-            <w:pPr>
-              <w:pStyle w:val="Compact"/>
-              <w:jc w:val="left"/>
-            </w:pPr>
-            <w:r>
-              <w:t xml:space="preserve">TEN 7.2</w:t>
-            </w:r>
-          </w:p>
-        </w:tc>
-      </w:tr>
-      <w:tr>
-        <w:tc>
-          <w:tcPr/>
-          <w:p>
-            <w:pPr>
-              <w:pStyle w:val="Compact"/>
-              <w:jc w:val="left"/>
-            </w:pPr>
-            <w:r>
-              <w:t xml:space="preserve">7.3</w:t>
-            </w:r>
-          </w:p>
-        </w:tc>
-      </w:tr>
-      <w:tr>
-        <w:tc>
-          <w:tcPr/>
-          <w:p>
-            <w:pPr>
-              <w:pStyle w:val="Compact"/>
-              <w:jc w:val="left"/>
-            </w:pPr>
-            <w:r>
-              <w:t xml:space="preserve">7.4  Perform Automated Application Patch Management Ponga en marcha un proceso repetible, de propiedad o control técnico para realizar Automated Application Patch Management, a continuación, verifique cobertura y excepciones. tención Confirme alcance definido, población, propiedad, implementación, frecuencia, cobertura, excepciones, corrección y retest. procesos, alimentaciones, cobertura de activos, escaneos autenticados, resultados de parches, excepciones, boletos de remediación y rescans</w:t>
-            </w:r>
-          </w:p>
-        </w:tc>
-      </w:tr>
-      <w:tr>
-        <w:tc>
-          <w:tcPr/>
-          <w:p>
-            <w:pPr>
-              <w:pStyle w:val="Compact"/>
-              <w:jc w:val="left"/>
-            </w:pPr>
-            <w:r>
-              <w:t xml:space="preserve">7.5</w:t>
-            </w:r>
-          </w:p>
-        </w:tc>
-      </w:tr>
-    </w:tbl>
-    <w:p>
-      <w:pPr>
-        <w:pStyle w:val="BodyText"/>
-      </w:pPr>
-      <w:r>
-        <w:t xml:space="preserve">TEN 7.6 ANTE Perform Automated Vulnerability Scans of Externally-Exposed Enterprise Assets TEN Ponga en marcha un proceso repetible, de propiedad o control técnico para realizar escáneres de vulnerabilidad automatizados de activos de empresas externamente expuestas, a continuación, verifique cobertura y excepciones. tención Confirme alcance definido, población, propiedad, implementación, frecuencia, cobertura, excepciones, corrección y retest. procesos, alimentaciones, cobertura de activos, escaneos autenticados, resultados de parches, excepciones, boletos de remediación y rescans</w:t>
-      </w:r>
-      <w:r>
-        <w:t xml:space="preserve"> </w:t>
-      </w:r>
-      <w:r>
-        <w:t xml:space="preserve">| 7.7 | Remediate Detected Vulnerabilities ← Poner en marcha un proceso repetible, de propiedad o control técnico para remediar Vulnerabilidades Detectadas, luego verificar cobertura y excepciones. tención Confirme alcance definido, población, propiedad, implementación, frecuencia, cobertura, excepciones, corrección y retest. procesos, alimentaciones, cobertura de activos, escaneos autenticados, resultados de parches, excepciones, boletos de remediación y rescans</w:t>
-      </w:r>
-    </w:p>
-    <w:p>
-      <w:pPr>
-        <w:pStyle w:val="BodyText"/>
-      </w:pPr>
-      <w:r>
-        <w:t xml:space="preserve">Utilice la guía oficial CIS Controls v8.1 y Evaluación de Controles Especificación para el lenguaje exacto de Salvaguardia, clase de activos, función de seguridad, Grupo de Implementación, dependencias, insumos, operaciones, medidas, métricas y revisión procesal.</w:t>
-      </w:r>
-    </w:p>
-    <w:bookmarkEnd w:id="37"/>
-    <w:bookmarkStart w:id="38" w:name="control-8-audit-log-management"/>
-    <w:p>
-      <w:pPr>
-        <w:pStyle w:val="Heading1"/>
-      </w:pPr>
-      <w:r>
-        <w:t xml:space="preserve">13. Control 8 — Audit Log Management</w:t>
-      </w:r>
-    </w:p>
-    <w:p>
-      <w:pPr>
-        <w:pStyle w:val="FirstParagraph"/>
-      </w:pPr>
-      <w:r>
-        <w:rPr>
-          <w:iCs/>
-          <w:i/>
-        </w:rPr>
-        <w:t xml:space="preserve">Las 12 Salvaguardias, significado claro, enfoque de verificación y evidencia de ejemplo</w:t>
-      </w:r>
-      <w:r>
-        <w:t xml:space="preserve">.</w:t>
-      </w:r>
-    </w:p>
-    <w:p>
-      <w:pPr>
-        <w:pStyle w:val="BodyText"/>
-      </w:pPr>
-      <w:r>
-        <w:t xml:space="preserve">** Objetivo de control:** Fortalecer la empresa mediante la aplicación y medición de salvaguardias para la gestión de registros de auditoría. |</w:t>
-      </w:r>
-    </w:p>
-    <w:p>
-      <w:pPr>
-        <w:pStyle w:val="BodyText"/>
-      </w:pPr>
-      <w:r>
-        <w:t xml:space="preserve">|… |</w:t>
-      </w:r>
-    </w:p>
-    <w:tbl>
-      <w:tblPr>
-        <w:tblStyle w:val="Table"/>
-        <w:tblW w:type="pct" w:w="5000"/>
-        <w:tblLook w:firstRow="1" w:lastRow="0" w:firstColumn="0" w:lastColumn="0" w:noHBand="0" w:noVBand="0" w:val="0020"/>
-        <w:jc w:val="start"/>
-      </w:tblPr>
-      <w:tblGrid>
-        <w:gridCol w:w="7920"/>
-      </w:tblGrid>
-      <w:tr>
-        <w:trPr>
-          <w:tblHeader w:val="true"/>
-        </w:trPr>
-        <w:tc>
-          <w:tcPr/>
-          <w:p>
-            <w:pPr>
-              <w:pStyle w:val="Compact"/>
-              <w:jc w:val="left"/>
-            </w:pPr>
-            <w:r>
-              <w:t xml:space="preserve">****</w:t>
-            </w:r>
-          </w:p>
-        </w:tc>
-      </w:tr>
-      <w:tr>
-        <w:tc>
-          <w:tcPr/>
-          <w:p>
-            <w:pPr>
-              <w:pStyle w:val="Compact"/>
-              <w:jc w:val="left"/>
-            </w:pPr>
-            <w:r>
-              <w:t xml:space="preserve">tención 8.1</w:t>
-            </w:r>
-          </w:p>
-        </w:tc>
-      </w:tr>
-      <w:tr>
-        <w:tc>
-          <w:tcPr/>
-          <w:p>
-            <w:pPr>
-              <w:pStyle w:val="Compact"/>
-              <w:jc w:val="left"/>
-            </w:pPr>
-            <w:r>
-              <w:t xml:space="preserve">8.2</w:t>
-            </w:r>
-          </w:p>
-        </w:tc>
-      </w:tr>
-      <w:tr>
-        <w:tc>
-          <w:tcPr/>
-          <w:p>
-            <w:pPr>
-              <w:pStyle w:val="Compact"/>
-              <w:jc w:val="left"/>
-            </w:pPr>
-            <w:r>
-              <w:t xml:space="preserve">8.3</w:t>
-            </w:r>
-          </w:p>
-        </w:tc>
-      </w:tr>
-      <w:tr>
-        <w:tc>
-          <w:tcPr/>
-          <w:p>
-            <w:pPr>
-              <w:pStyle w:val="Compact"/>
-              <w:jc w:val="left"/>
-            </w:pPr>
-            <w:r>
-              <w:t xml:space="preserve">8.4 ← Normalizar la sincronización del tiempo ← Poner en marcha un proceso repetible, de propiedad o control técnico para estandarizar la sincronización del tiempo, a continuación, verificar cobertura y excepciones. tención Confirme alcance definido, población, propiedad, implementación, frecuencia, cobertura, excepciones, corrección y retest. requisitos de registro, inventario de fuentes, almacenamiento, configuración del tiempo, registros detallados, plataforma central, revisiones y retención</w:t>
-            </w:r>
-          </w:p>
-        </w:tc>
-      </w:tr>
-      <w:tr>
-        <w:tc>
-          <w:tcPr/>
-          <w:p>
-            <w:pPr>
-              <w:pStyle w:val="Compact"/>
-              <w:jc w:val="left"/>
-            </w:pPr>
-            <w:r>
-              <w:t xml:space="preserve">8.5</w:t>
-            </w:r>
-          </w:p>
-        </w:tc>
-      </w:tr>
-      <w:tr>
-        <w:tc>
-          <w:tcPr/>
-          <w:p>
-            <w:pPr>
-              <w:pStyle w:val="Compact"/>
-              <w:jc w:val="left"/>
-            </w:pPr>
-            <w:r>
-              <w:t xml:space="preserve">8.6</w:t>
-            </w:r>
-          </w:p>
-        </w:tc>
-      </w:tr>
-      <w:tr>
-        <w:tc>
-          <w:tcPr/>
-          <w:p>
-            <w:pPr>
-              <w:pStyle w:val="Compact"/>
-              <w:jc w:val="left"/>
-            </w:pPr>
-            <w:r>
-              <w:t xml:space="preserve">8.7</w:t>
-            </w:r>
-          </w:p>
-        </w:tc>
-      </w:tr>
-      <w:tr>
-        <w:tc>
-          <w:tcPr/>
-          <w:p>
-            <w:pPr>
-              <w:pStyle w:val="Compact"/>
-              <w:jc w:val="left"/>
-            </w:pPr>
-            <w:r>
-              <w:t xml:space="preserve">8.8</w:t>
-            </w:r>
-          </w:p>
-        </w:tc>
-      </w:tr>
-      <w:tr>
-        <w:tc>
-          <w:tcPr/>
-          <w:p>
-            <w:pPr>
-              <w:pStyle w:val="Compact"/>
-              <w:jc w:val="left"/>
-            </w:pPr>
-            <w:r>
-              <w:t xml:space="preserve">8.9</w:t>
-            </w:r>
-          </w:p>
-        </w:tc>
-      </w:tr>
-      <w:tr>
-        <w:tc>
-          <w:tcPr/>
-          <w:p>
-            <w:pPr>
-              <w:pStyle w:val="Compact"/>
-              <w:jc w:val="left"/>
-            </w:pPr>
-            <w:r>
-              <w:t xml:space="preserve">8.10</w:t>
-            </w:r>
-          </w:p>
-        </w:tc>
-      </w:tr>
-      <w:tr>
-        <w:tc>
-          <w:tcPr/>
-          <w:p>
-            <w:pPr>
-              <w:pStyle w:val="Compact"/>
-              <w:jc w:val="left"/>
-            </w:pPr>
-            <w:r>
-              <w:t xml:space="preserve">8.11</w:t>
-            </w:r>
-          </w:p>
-        </w:tc>
-      </w:tr>
-      <w:tr>
-        <w:tc>
-          <w:tcPr/>
-          <w:p>
-            <w:pPr>
-              <w:pStyle w:val="Compact"/>
-              <w:jc w:val="left"/>
-            </w:pPr>
-            <w:r>
-              <w:t xml:space="preserve">8.12</w:t>
-            </w:r>
-          </w:p>
-        </w:tc>
-      </w:tr>
-    </w:tbl>
-    <w:p>
-      <w:pPr>
-        <w:pStyle w:val="BodyText"/>
-      </w:pPr>
-      <w:r>
-        <w:t xml:space="preserve">Utilice la guía oficial CIS Controls v8.1 y Evaluación de Controles Especificación para el lenguaje exacto de Salvaguardia, clase de activos, función de seguridad, Grupo de Implementación, dependencias, insumos, operaciones, medidas, métricas y revisión procesal.</w:t>
-      </w:r>
-    </w:p>
-    <w:bookmarkEnd w:id="38"/>
-    <w:bookmarkStart w:id="39" w:name="X61a6fa901b4cb4af355893d1db14e759896d15a"/>
-    <w:p>
-      <w:pPr>
-        <w:pStyle w:val="Heading1"/>
-      </w:pPr>
-      <w:r>
-        <w:t xml:space="preserve">14. Control 9 - Protección de correo electrónico y navegador web</w:t>
-      </w:r>
-    </w:p>
-    <w:p>
-      <w:pPr>
-        <w:pStyle w:val="FirstParagraph"/>
-      </w:pPr>
-      <w:r>
-        <w:rPr>
-          <w:iCs/>
-          <w:i/>
-        </w:rPr>
-        <w:t xml:space="preserve">Las 7 Salvaguardias, significado claro, enfoque de verificación y evidencia de ejemplo</w:t>
-      </w:r>
-      <w:r>
-        <w:t xml:space="preserve">.</w:t>
-      </w:r>
-    </w:p>
-    <w:p>
-      <w:pPr>
-        <w:pStyle w:val="BodyText"/>
-      </w:pPr>
-      <w:r>
-        <w:t xml:space="preserve">** Objetivo de control:** Fortalecer la empresa mediante la implementación y medición de salvaguardias para las protecciones de correo electrónico y navegador web. |</w:t>
-      </w:r>
-    </w:p>
-    <w:p>
-      <w:pPr>
-        <w:pStyle w:val="BodyText"/>
-      </w:pPr>
-      <w:r>
-        <w:t xml:space="preserve">Respuesta</w:t>
-      </w:r>
-    </w:p>
-    <w:tbl>
-      <w:tblPr>
-        <w:tblStyle w:val="Table"/>
-        <w:tblW w:type="pct" w:w="5000"/>
-        <w:tblLook w:firstRow="1" w:lastRow="0" w:firstColumn="0" w:lastColumn="0" w:noHBand="0" w:noVBand="0" w:val="0020"/>
-        <w:jc w:val="start"/>
-      </w:tblPr>
-      <w:tblGrid>
-        <w:gridCol w:w="7920"/>
-      </w:tblGrid>
-      <w:tr>
-        <w:trPr>
-          <w:tblHeader w:val="true"/>
-        </w:trPr>
-        <w:tc>
-          <w:tcPr/>
-          <w:p>
-            <w:pPr>
-              <w:pStyle w:val="Compact"/>
-              <w:jc w:val="left"/>
-            </w:pPr>
-            <w:r>
-              <w:t xml:space="preserve">****</w:t>
-            </w:r>
-          </w:p>
-        </w:tc>
-      </w:tr>
-      <w:tr>
-        <w:tc>
-          <w:tcPr/>
-          <w:p>
-            <w:pPr>
-              <w:pStyle w:val="Compact"/>
-              <w:jc w:val="left"/>
-            </w:pPr>
-            <w:r>
-              <w:t xml:space="preserve">TEN 9.1 TENCIÓN Asegurar el uso de sólo navegadores completos y clientes de correo electrónico</w:t>
-            </w:r>
-          </w:p>
-        </w:tc>
-      </w:tr>
-      <w:tr>
-        <w:tc>
-          <w:tcPr/>
-          <w:p>
-            <w:pPr>
-              <w:pStyle w:val="Compact"/>
-              <w:jc w:val="left"/>
-            </w:pPr>
-            <w:r>
-              <w:t xml:space="preserve">TEN 9.2</w:t>
-            </w:r>
-          </w:p>
-        </w:tc>
-      </w:tr>
-      <w:tr>
-        <w:tc>
-          <w:tcPr/>
-          <w:p>
-            <w:pPr>
-              <w:pStyle w:val="Compact"/>
-              <w:jc w:val="left"/>
-            </w:pPr>
-            <w:r>
-              <w:t xml:space="preserve">9.3</w:t>
-            </w:r>
-          </w:p>
-        </w:tc>
-      </w:tr>
-      <w:tr>
-        <w:tc>
-          <w:tcPr/>
-          <w:p>
-            <w:pPr>
-              <w:pStyle w:val="Compact"/>
-              <w:jc w:val="left"/>
-            </w:pPr>
-            <w:r>
-              <w:t xml:space="preserve">9.4</w:t>
-            </w:r>
-          </w:p>
-        </w:tc>
-      </w:tr>
-      <w:tr>
-        <w:tc>
-          <w:tcPr/>
-          <w:p>
-            <w:pPr>
-              <w:pStyle w:val="Compact"/>
-              <w:jc w:val="left"/>
-            </w:pPr>
-            <w:r>
-              <w:t xml:space="preserve">TEN 9.5</w:t>
-            </w:r>
-          </w:p>
-        </w:tc>
-      </w:tr>
-      <w:tr>
-        <w:tc>
-          <w:tcPr/>
-          <w:p>
-            <w:pPr>
-              <w:pStyle w:val="Compact"/>
-              <w:jc w:val="left"/>
-            </w:pPr>
-            <w:r>
-              <w:t xml:space="preserve">TEN 9.6</w:t>
-            </w:r>
-          </w:p>
-        </w:tc>
-      </w:tr>
-      <w:tr>
-        <w:tc>
-          <w:tcPr/>
-          <w:p>
-            <w:pPr>
-              <w:pStyle w:val="Compact"/>
-              <w:jc w:val="left"/>
-            </w:pPr>
-            <w:r>
-              <w:t xml:space="preserve">9.7</w:t>
-            </w:r>
-          </w:p>
-        </w:tc>
-      </w:tr>
-    </w:tbl>
-    <w:p>
-      <w:pPr>
-        <w:pStyle w:val="BodyText"/>
-      </w:pPr>
-      <w:r>
-        <w:t xml:space="preserve">Utilice la guía oficial CIS Controls v8.1 y Evaluación de Controles Especificación para el lenguaje exacto de Salvaguardia, clase de activos, función de seguridad, Grupo de Implementación, dependencias, insumos, operaciones, medidas, métricas y revisión procesal.</w:t>
-      </w:r>
-    </w:p>
-    <w:bookmarkEnd w:id="39"/>
-    <w:bookmarkStart w:id="40" w:name="control-10-malware-defenses"/>
-    <w:p>
-      <w:pPr>
-        <w:pStyle w:val="Heading1"/>
-      </w:pPr>
-      <w:r>
-        <w:t xml:space="preserve">15. Control 10 — Malware Defenses</w:t>
-      </w:r>
-    </w:p>
-    <w:p>
-      <w:pPr>
-        <w:pStyle w:val="FirstParagraph"/>
-      </w:pPr>
-      <w:r>
-        <w:rPr>
-          <w:iCs/>
-          <w:i/>
-        </w:rPr>
-        <w:t xml:space="preserve">Las 7 Salvaguardias, significado claro, enfoque de verificación y evidencia de ejemplo</w:t>
-      </w:r>
-      <w:r>
-        <w:t xml:space="preserve">.</w:t>
-      </w:r>
-    </w:p>
-    <w:p>
-      <w:pPr>
-        <w:pStyle w:val="BodyText"/>
-      </w:pPr>
-      <w:r>
-        <w:t xml:space="preserve">** Objetivo de control:** Fortalecer la empresa mediante la implementación y medición de salvaguardias para defensas de malware. |</w:t>
-      </w:r>
-    </w:p>
-    <w:p>
-      <w:pPr>
-        <w:pStyle w:val="BodyText"/>
-      </w:pPr>
-      <w:r>
-        <w:t xml:space="preserve">|… |</w:t>
-      </w:r>
-    </w:p>
-    <w:tbl>
-      <w:tblPr>
-        <w:tblStyle w:val="Table"/>
-        <w:tblW w:type="pct" w:w="5000"/>
-        <w:tblLook w:firstRow="1" w:lastRow="0" w:firstColumn="0" w:lastColumn="0" w:noHBand="0" w:noVBand="0" w:val="0020"/>
-        <w:jc w:val="start"/>
-      </w:tblPr>
-      <w:tblGrid>
-        <w:gridCol w:w="7920"/>
-      </w:tblGrid>
-      <w:tr>
-        <w:trPr>
-          <w:tblHeader w:val="true"/>
-        </w:trPr>
-        <w:tc>
-          <w:tcPr/>
-          <w:p>
-            <w:pPr>
-              <w:pStyle w:val="Compact"/>
-              <w:jc w:val="left"/>
-            </w:pPr>
-            <w:r>
-              <w:t xml:space="preserve">****</w:t>
-            </w:r>
-          </w:p>
-        </w:tc>
-      </w:tr>
-      <w:tr>
-        <w:tc>
-          <w:tcPr/>
-          <w:p>
-            <w:pPr>
-              <w:pStyle w:val="Compact"/>
-              <w:jc w:val="left"/>
-            </w:pPr>
-            <w:r>
-              <w:t xml:space="preserve">10.1</w:t>
-            </w:r>
-          </w:p>
-        </w:tc>
-      </w:tr>
-      <w:tr>
-        <w:tc>
-          <w:tcPr/>
-          <w:p>
-            <w:pPr>
-              <w:pStyle w:val="Compact"/>
-              <w:jc w:val="left"/>
-            </w:pPr>
-            <w:r>
-              <w:t xml:space="preserve">10.2</w:t>
-            </w:r>
-          </w:p>
-        </w:tc>
-      </w:tr>
-      <w:tr>
-        <w:tc>
-          <w:tcPr/>
-          <w:p>
-            <w:pPr>
-              <w:pStyle w:val="Compact"/>
-              <w:jc w:val="left"/>
-            </w:pPr>
-            <w:r>
-              <w:t xml:space="preserve">TEN 10.3</w:t>
-            </w:r>
-          </w:p>
-        </w:tc>
-      </w:tr>
-      <w:tr>
-        <w:tc>
-          <w:tcPr/>
-          <w:p>
-            <w:pPr>
-              <w:pStyle w:val="Compact"/>
-              <w:jc w:val="left"/>
-            </w:pPr>
-            <w:r>
-              <w:t xml:space="preserve">10.4</w:t>
-            </w:r>
-          </w:p>
-        </w:tc>
-      </w:tr>
-      <w:tr>
-        <w:tc>
-          <w:tcPr/>
-          <w:p>
-            <w:pPr>
-              <w:pStyle w:val="Compact"/>
-              <w:jc w:val="left"/>
-            </w:pPr>
-            <w:r>
-              <w:t xml:space="preserve">10.5</w:t>
-            </w:r>
-          </w:p>
-        </w:tc>
-      </w:tr>
-      <w:tr>
-        <w:tc>
-          <w:tcPr/>
-          <w:p>
-            <w:pPr>
-              <w:pStyle w:val="Compact"/>
-              <w:jc w:val="left"/>
-            </w:pPr>
-            <w:r>
-              <w:t xml:space="preserve">10.6</w:t>
-            </w:r>
-          </w:p>
-        </w:tc>
-      </w:tr>
-      <w:tr>
-        <w:tc>
-          <w:tcPr/>
-          <w:p>
-            <w:pPr>
-              <w:pStyle w:val="Compact"/>
-              <w:jc w:val="left"/>
-            </w:pPr>
-            <w:r>
-              <w:t xml:space="preserve">10.7</w:t>
-            </w:r>
-          </w:p>
-        </w:tc>
-      </w:tr>
-    </w:tbl>
-    <w:p>
-      <w:pPr>
-        <w:pStyle w:val="BodyText"/>
-      </w:pPr>
-      <w:r>
-        <w:t xml:space="preserve">Utilice la guía oficial CIS Controls v8.1 y Evaluación de Controles Especificación para el lenguaje exacto de Salvaguardia, clase de activos, función de seguridad, Grupo de Implementación, dependencias, insumos, operaciones, medidas, métricas y revisión procesal.</w:t>
-      </w:r>
-    </w:p>
-    <w:bookmarkEnd w:id="40"/>
-    <w:bookmarkStart w:id="41" w:name="control-11-data-recovery"/>
-    <w:p>
-      <w:pPr>
-        <w:pStyle w:val="Heading1"/>
-      </w:pPr>
-      <w:r>
-        <w:t xml:space="preserve">16. Control 11 — Data Recovery</w:t>
-      </w:r>
-    </w:p>
-    <w:p>
-      <w:pPr>
-        <w:pStyle w:val="FirstParagraph"/>
-      </w:pPr>
-      <w:r>
-        <w:rPr>
-          <w:iCs/>
-          <w:i/>
-        </w:rPr>
-        <w:t xml:space="preserve">Las 5 Salvaguardias, significado claro, enfoque de verificación y evidencia de ejemplo</w:t>
-      </w:r>
-      <w:r>
-        <w:t xml:space="preserve">.</w:t>
-      </w:r>
-    </w:p>
-    <w:p>
-      <w:pPr>
-        <w:pStyle w:val="BodyText"/>
-      </w:pPr>
-      <w:r>
-        <w:t xml:space="preserve">** Objetivo de control:** Fortalecer la empresa mediante la aplicación y medición de salvaguardias para la recuperación de datos. |</w:t>
-      </w:r>
-    </w:p>
-    <w:p>
-      <w:pPr>
-        <w:pStyle w:val="BodyText"/>
-      </w:pPr>
-      <w:r>
-        <w:t xml:space="preserve">|… |</w:t>
-      </w:r>
-    </w:p>
-    <w:tbl>
-      <w:tblPr>
-        <w:tblStyle w:val="Table"/>
-        <w:tblW w:type="pct" w:w="5000"/>
-        <w:tblLook w:firstRow="1" w:lastRow="0" w:firstColumn="0" w:lastColumn="0" w:noHBand="0" w:noVBand="0" w:val="0020"/>
-        <w:jc w:val="start"/>
-      </w:tblPr>
-      <w:tblGrid>
-        <w:gridCol w:w="7920"/>
-      </w:tblGrid>
-      <w:tr>
-        <w:trPr>
-          <w:tblHeader w:val="true"/>
-        </w:trPr>
-        <w:tc>
-          <w:tcPr/>
-          <w:p>
-            <w:pPr>
-              <w:pStyle w:val="Compact"/>
-              <w:jc w:val="left"/>
-            </w:pPr>
-            <w:r>
-              <w:t xml:space="preserve">****</w:t>
-            </w:r>
-          </w:p>
-        </w:tc>
-      </w:tr>
-      <w:tr>
-        <w:tc>
-          <w:tcPr/>
-          <w:p>
-            <w:pPr>
-              <w:pStyle w:val="Compact"/>
-              <w:jc w:val="left"/>
-            </w:pPr>
-            <w:r>
-              <w:t xml:space="preserve">TEN 11.1</w:t>
-            </w:r>
-          </w:p>
-        </w:tc>
-      </w:tr>
-      <w:tr>
-        <w:tc>
-          <w:tcPr/>
-          <w:p>
-            <w:pPr>
-              <w:pStyle w:val="Compact"/>
-              <w:jc w:val="left"/>
-            </w:pPr>
-            <w:r>
-              <w:t xml:space="preserve">11.2</w:t>
-            </w:r>
-          </w:p>
-        </w:tc>
-      </w:tr>
-      <w:tr>
-        <w:tc>
-          <w:tcPr/>
-          <w:p>
-            <w:pPr>
-              <w:pStyle w:val="Compact"/>
-              <w:jc w:val="left"/>
-            </w:pPr>
-            <w:r>
-              <w:t xml:space="preserve">11.3</w:t>
-            </w:r>
-          </w:p>
-        </w:tc>
-      </w:tr>
-      <w:tr>
-        <w:tc>
-          <w:tcPr/>
-          <w:p>
-            <w:pPr>
-              <w:pStyle w:val="Compact"/>
-              <w:jc w:val="left"/>
-            </w:pPr>
-            <w:r>
-              <w:t xml:space="preserve">TEN 11.4</w:t>
-            </w:r>
-          </w:p>
-        </w:tc>
-      </w:tr>
-      <w:tr>
-        <w:tc>
-          <w:tcPr/>
-          <w:p>
-            <w:pPr>
-              <w:pStyle w:val="Compact"/>
-              <w:jc w:val="left"/>
-            </w:pPr>
-            <w:r>
-              <w:t xml:space="preserve">TEN 11.5</w:t>
-            </w:r>
-          </w:p>
-        </w:tc>
-      </w:tr>
-    </w:tbl>
-    <w:p>
-      <w:pPr>
-        <w:pStyle w:val="BodyText"/>
-      </w:pPr>
-      <w:r>
-        <w:t xml:space="preserve">Utilice la guía oficial CIS Controls v8.1 y Evaluación de Controles Especificación para el lenguaje exacto de Salvaguardia, clase de activos, función de seguridad, Grupo de Implementación, dependencias, insumos, operaciones, medidas, métricas y revisión procesal.</w:t>
-      </w:r>
-    </w:p>
-    <w:p>
-      <w:pPr>
-        <w:pStyle w:val="BodyText"/>
-      </w:pPr>
-      <w:r>
-        <w:t xml:space="preserve">Control 12 - Gestión de la infraestructura de red</w:t>
-      </w:r>
-    </w:p>
-    <w:p>
-      <w:pPr>
-        <w:pStyle w:val="BodyText"/>
-      </w:pPr>
-      <w:r>
-        <w:rPr>
-          <w:iCs/>
-          <w:i/>
-        </w:rPr>
-        <w:t xml:space="preserve">Las 8 Salvaguardias, significado claro, enfoque de verificación y evidencia de ejemplo</w:t>
-      </w:r>
-      <w:r>
-        <w:t xml:space="preserve">.</w:t>
-      </w:r>
-    </w:p>
-    <w:p>
-      <w:pPr>
-        <w:pStyle w:val="BodyText"/>
-      </w:pPr>
-      <w:r>
-        <w:t xml:space="preserve">** Objetivo de control:** Fortalecer la empresa mediante la aplicación y medición de las salvaguardias para la gestión de la infraestructura de red. |</w:t>
-      </w:r>
-    </w:p>
-    <w:p>
-      <w:pPr>
-        <w:pStyle w:val="BodyText"/>
-      </w:pPr>
-      <w:r>
-        <w:t xml:space="preserve">Respuesta</w:t>
-      </w:r>
-    </w:p>
-    <w:p>
-      <w:pPr>
-        <w:pStyle w:val="BodyText"/>
-      </w:pPr>
-      <w:r>
-        <w:t xml:space="preserve">**** | ** Salvaguardia** |</w:t>
-      </w:r>
-      <w:r>
-        <w:t xml:space="preserve"> </w:t>
-      </w:r>
-      <w:r>
-        <w:rPr>
-          <w:bCs/>
-          <w:b/>
-        </w:rPr>
-        <w:t xml:space="preserve">Significado claro</w:t>
-      </w:r>
-      <w:r>
-        <w:t xml:space="preserve"> </w:t>
-      </w:r>
-      <w:r>
-        <w:t xml:space="preserve">| ** Enfoque de la verificación**</w:t>
-      </w:r>
-    </w:p>
-    <w:p>
-      <w:pPr>
-        <w:pStyle w:val="BodyText"/>
-      </w:pPr>
-      <w:r>
-        <w:t xml:space="preserve">|———————————————————————————————————————————————————————————————————————————————————————————————————————————————————————————————————————————————————————————————————————————————————————————————————————————————————————————————————————————- Enviado |</w:t>
-      </w:r>
-      <w:r>
-        <w:t xml:space="preserve"> </w:t>
-      </w:r>
-      <w:r>
-        <w:t xml:space="preserve">| 12.1 | Garantizar que la infraestructura de red esté actualizada Ponga en marcha un proceso repetible, de propiedad o control técnico para asegurar que la infraestructura de red esté actualizada, a continuación, verifique la cobertura y las excepciones. tención Confirme alcance definido, población, propiedad, implementación, frecuencia, cobertura, excepciones, corrección y retest. inventario de red, versiones, arquitectura, diagramas, vías de administración, AAA, protocolos seguros, VPN y estaciones de trabajo de administración</w:t>
-      </w:r>
-      <w:r>
-        <w:t xml:space="preserve"> </w:t>
-      </w:r>
-      <w:r>
-        <w:t xml:space="preserve">| 12.2 | Establecer y mantener una arquitectura de red segura ← Poner en marcha un proceso repetible, propiedad o control técnico para establecer y mantener una arquitectura de red segura, a continuación, verificar cobertura y excepciones. tención Confirme alcance definido, población, propiedad, implementación, frecuencia, cobertura, excepciones, corrección y retest. inventario de red, versiones, arquitectura, diagramas, vías de administración, AAA, protocolos seguros, VPN y estaciones de trabajo de administración</w:t>
-      </w:r>
-      <w:r>
-        <w:t xml:space="preserve"> </w:t>
-      </w:r>
-      <w:r>
-        <w:t xml:space="preserve">| 12.3 ← Gestión segura de la infraestructura de red Ponga en marcha un proceso repetible, de propiedad o control técnico para gestionar de forma segura la infraestructura de red, a continuación, verifique la cobertura y las excepciones. tención Confirme alcance definido, población, propiedad, implementación, frecuencia, cobertura, excepciones, corrección y retest. inventario de red, versiones, arquitectura, diagramas, vías de administración, AAA, protocolos seguros, VPN y estaciones de trabajo de administración |</w:t>
-      </w:r>
-      <w:r>
-        <w:t xml:space="preserve"> </w:t>
-      </w:r>
-      <w:r>
-        <w:t xml:space="preserve">TEN 12.4 | Establecer y mantener los diagramas de arquitectura | Poner en marcha un proceso repetible, propiedad o control técnico para establecer y mantener los diagramas de arquitectura, a continuación, verificar cobertura y excepciones. tención Confirme alcance definido, población, propiedad, implementación, frecuencia, cobertura, excepciones, corrección y retest. inventario de red, versiones, arquitectura, diagramas, vías de administración, AAA, protocolos seguros, VPN y estaciones de trabajo de administración</w:t>
-      </w:r>
-      <w:r>
-        <w:t xml:space="preserve"> </w:t>
-      </w:r>
-      <w:r>
-        <w:t xml:space="preserve">| 12.5 | Centralizar Autenticación, Autorización y Auditoría de la Red | Poner en marcha un proceso repetible, de propiedad o control técnico para centralizar la autenticación, Autorización y Auditoría de la Red, a continuación, verificar cobertura y excepciones. tención Confirme alcance definido, población, propiedad, implementación, frecuencia, cobertura, excepciones, corrección y retest. inventario de red, versiones, arquitectura, diagramas, vías de administración, AAA, protocolos seguros, VPN y estaciones de trabajo de administración</w:t>
-      </w:r>
-      <w:r>
-        <w:t xml:space="preserve"> </w:t>
-      </w:r>
-      <w:r>
-        <w:t xml:space="preserve">TEN 12.6 | Utilizar protocolos de gestión y comunicación de redes seguras Ponga en marcha un proceso repetible, de propiedad o control técnico para utilizar protocolos de gestión y comunicación de redes seguras, a continuación, verifique la cobertura y las excepciones. tención Confirme alcance definido, población, propiedad, implementación, frecuencia, cobertura, excepciones, corrección y retest. inventario de red, versiones, arquitectura, diagramas, vías de administración, AAA, protocolos seguros, VPN y estaciones de trabajo de administración</w:t>
-      </w:r>
-      <w:r>
-        <w:t xml:space="preserve"> </w:t>
-      </w:r>
-      <w:r>
-        <w:t xml:space="preserve">| 12.7 | Garantizar dispositivos remotos Utilice una VPN y Enterprise AAA | Ponga en marcha un proceso repetible, de propiedad o control técnico para asegurar dispositivos remotos Use una VPN y Enterprise AAA, a continuación, verifique cobertura y excepciones. tención Confirme alcance definido, población, propiedad, implementación, frecuencia, cobertura, excepciones, corrección y retest. inventario de red, versiones, arquitectura, diagramas, vías de administración, AAA, protocolos seguros, VPN y estaciones de trabajo de administración</w:t>
-      </w:r>
-      <w:r>
-        <w:t xml:space="preserve"> </w:t>
-      </w:r>
-      <w:r>
-        <w:t xml:space="preserve">| 12.8 | Mantener los recursos de computación dedicados para el trabajo administrativo Poner en marcha un proceso repetible, de propiedad o control técnico para mantener los Recursos de Computación Dedicada para el Trabajo Administrativo, a continuación, verificar cobertura y excepciones. tención Confirme alcance definido, población, propiedad, implementación, frecuencia, cobertura, excepciones, corrección y retest. inventario de red, versiones, arquitectura, diagramas, vías de administración, AAA, protocolos seguros, VPN y estaciones de trabajo de administración</w:t>
-      </w:r>
-    </w:p>
-    <w:p>
-      <w:pPr>
-        <w:pStyle w:val="BodyText"/>
-      </w:pPr>
-      <w:r>
-        <w:t xml:space="preserve">Utilice la guía oficial CIS Controls v8.1 y Evaluación de Controles Especificación para el lenguaje exacto de Salvaguardia, clase de activos, función de seguridad, Grupo de Implementación, dependencias, insumos, operaciones, medidas, métricas y revisión procesal.</w:t>
-      </w:r>
-    </w:p>
-    <w:bookmarkEnd w:id="41"/>
-    <w:bookmarkStart w:id="42" w:name="X70229194786b2abc2dfe755a6454a63b37ad7a9"/>
-    <w:p>
-      <w:pPr>
-        <w:pStyle w:val="Heading1"/>
-      </w:pPr>
-      <w:r>
-        <w:t xml:space="preserve">18. Control 13 — Network Monitoring and Defense</w:t>
-      </w:r>
-    </w:p>
-    <w:p>
-      <w:pPr>
-        <w:pStyle w:val="FirstParagraph"/>
-      </w:pPr>
-      <w:r>
-        <w:rPr>
-          <w:iCs/>
-          <w:i/>
-        </w:rPr>
-        <w:t xml:space="preserve">Todas las 11 Salvaguardias, significado claro, enfoque de verificación y evidencia de ejemplo</w:t>
-      </w:r>
-      <w:r>
-        <w:t xml:space="preserve">.</w:t>
-      </w:r>
-    </w:p>
-    <w:p>
-      <w:pPr>
-        <w:pStyle w:val="BodyText"/>
-      </w:pPr>
-      <w:r>
-        <w:t xml:space="preserve">■img src=</w:t>
-      </w:r>
-      <w:r>
-        <w:t xml:space="preserve">“</w:t>
-      </w:r>
-      <w:r>
-        <w:t xml:space="preserve">media/image8.png</w:t>
-      </w:r>
-      <w:r>
-        <w:t xml:space="preserve">”</w:t>
-      </w:r>
-      <w:r>
-        <w:t xml:space="preserve"> </w:t>
-      </w:r>
-      <w:r>
-        <w:t xml:space="preserve">estilo=</w:t>
-      </w:r>
-      <w:r>
-        <w:t xml:space="preserve">“</w:t>
-      </w:r>
-      <w:r>
-        <w:t xml:space="preserve">width:6.15in;height:3.20094in</w:t>
-      </w:r>
-      <w:r>
-        <w:t xml:space="preserve">”</w:t>
-      </w:r>
-      <w:r>
-        <w:t xml:space="preserve"> </w:t>
-      </w:r>
-      <w:r>
-        <w:t xml:space="preserve">alt=</w:t>
-      </w:r>
-      <w:r>
-        <w:t xml:space="preserve">“</w:t>
-      </w:r>
-      <w:r>
-        <w:t xml:space="preserve">Contexto centralizado, detección sintonizada, investigación humana y respuesta crean defensa útil</w:t>
-      </w:r>
-      <w:r>
-        <w:t xml:space="preserve">”</w:t>
-      </w:r>
-      <w:r>
-        <w:t xml:space="preserve">.</w:t>
-      </w:r>
-    </w:p>
-    <w:p>
-      <w:pPr>
-        <w:pStyle w:val="BodyText"/>
-      </w:pPr>
-      <w:r>
-        <w:t xml:space="preserve">Figure 8. Monitoring-to-response workflow</w:t>
-      </w:r>
-    </w:p>
-    <w:p>
-      <w:pPr>
-        <w:pStyle w:val="BodyText"/>
-      </w:pPr>
-      <w:r>
-        <w:t xml:space="preserve">** Objetivo de control:** Fortalecer la empresa mediante la implementación y medición de salvaguardias para el monitoreo y defensa de redes. |</w:t>
-      </w:r>
-    </w:p>
-    <w:p>
-      <w:pPr>
-        <w:pStyle w:val="BodyText"/>
-      </w:pPr>
-      <w:r>
-        <w:t xml:space="preserve">|… |</w:t>
-      </w:r>
-    </w:p>
-    <w:tbl>
-      <w:tblPr>
-        <w:tblStyle w:val="Table"/>
-        <w:tblW w:type="pct" w:w="5000"/>
-        <w:tblLook w:firstRow="1" w:lastRow="0" w:firstColumn="0" w:lastColumn="0" w:noHBand="0" w:noVBand="0" w:val="0020"/>
-        <w:jc w:val="start"/>
-      </w:tblPr>
-      <w:tblGrid>
-        <w:gridCol w:w="7920"/>
-      </w:tblGrid>
-      <w:tr>
-        <w:trPr>
-          <w:tblHeader w:val="true"/>
-        </w:trPr>
-        <w:tc>
-          <w:tcPr/>
-          <w:p>
-            <w:pPr>
-              <w:pStyle w:val="Compact"/>
-              <w:jc w:val="left"/>
-            </w:pPr>
-            <w:r>
-              <w:t xml:space="preserve">****</w:t>
-            </w:r>
-          </w:p>
-        </w:tc>
-      </w:tr>
-      <w:tr>
-        <w:tc>
-          <w:tcPr/>
-          <w:p>
-            <w:pPr>
-              <w:pStyle w:val="Compact"/>
-              <w:jc w:val="left"/>
-            </w:pPr>
-            <w:r>
-              <w:t xml:space="preserve">13.1</w:t>
-            </w:r>
-          </w:p>
-        </w:tc>
-      </w:tr>
-      <w:tr>
-        <w:tc>
-          <w:tcPr/>
-          <w:p>
-            <w:pPr>
-              <w:pStyle w:val="Compact"/>
-              <w:jc w:val="left"/>
-            </w:pPr>
-            <w:r>
-              <w:t xml:space="preserve">13.2</w:t>
-            </w:r>
-          </w:p>
-        </w:tc>
-      </w:tr>
-      <w:tr>
-        <w:tc>
-          <w:tcPr/>
-          <w:p>
-            <w:pPr>
-              <w:pStyle w:val="Compact"/>
-              <w:jc w:val="left"/>
-            </w:pPr>
-            <w:r>
-              <w:t xml:space="preserve">13.3</w:t>
-            </w:r>
-          </w:p>
-        </w:tc>
-      </w:tr>
-      <w:tr>
-        <w:tc>
-          <w:tcPr/>
-          <w:p>
-            <w:pPr>
-              <w:pStyle w:val="Compact"/>
-              <w:jc w:val="left"/>
-            </w:pPr>
-            <w:r>
-              <w:t xml:space="preserve">13.4</w:t>
-            </w:r>
-          </w:p>
-        </w:tc>
-      </w:tr>
-      <w:tr>
-        <w:tc>
-          <w:tcPr/>
-          <w:p>
-            <w:pPr>
-              <w:pStyle w:val="Compact"/>
-              <w:jc w:val="left"/>
-            </w:pPr>
-            <w:r>
-              <w:t xml:space="preserve">13.5</w:t>
-            </w:r>
-          </w:p>
-        </w:tc>
-      </w:tr>
-      <w:tr>
-        <w:tc>
-          <w:tcPr/>
-          <w:p>
-            <w:pPr>
-              <w:pStyle w:val="Compact"/>
-              <w:jc w:val="left"/>
-            </w:pPr>
-            <w:r>
-              <w:t xml:space="preserve">13.6  Collect Network Traffic Flow Logs Ponga en marcha un proceso repetible, de propiedad o control técnico para recoger los Logs de flujo de tráfico de red, a continuación, verifique cobertura y excepciones. tención Confirme alcance definido, población, propiedad, implementación, frecuencia, cobertura, excepciones, corrección y retest. cobertura SIEM, detección de host/network, segmentación, mandos remotos, registros de flujo, sistemas de prevención y alerta de afinación</w:t>
-            </w:r>
-          </w:p>
-        </w:tc>
-      </w:tr>
-      <w:tr>
-        <w:tc>
-          <w:tcPr/>
-          <w:p>
-            <w:pPr>
-              <w:pStyle w:val="Compact"/>
-              <w:jc w:val="left"/>
-            </w:pPr>
-            <w:r>
-              <w:t xml:space="preserve">13.7</w:t>
-            </w:r>
-          </w:p>
-        </w:tc>
-      </w:tr>
-      <w:tr>
-        <w:tc>
-          <w:tcPr/>
-          <w:p>
-            <w:pPr>
-              <w:pStyle w:val="Compact"/>
-              <w:jc w:val="left"/>
-            </w:pPr>
-            <w:r>
-              <w:t xml:space="preserve">13.8</w:t>
-            </w:r>
-          </w:p>
-        </w:tc>
-      </w:tr>
-      <w:tr>
-        <w:tc>
-          <w:tcPr/>
-          <w:p>
-            <w:pPr>
-              <w:pStyle w:val="Compact"/>
-              <w:jc w:val="left"/>
-            </w:pPr>
-            <w:r>
-              <w:t xml:space="preserve">13.9 Ponga en marcha un proceso repetible, de propiedad o control técnico para desplegar Port-Level Access Control, a continuación, verifique cobertura y excepciones. tención Confirme alcance definido, población, propiedad, implementación, frecuencia, cobertura, excepciones, corrección y retest. cobertura SIEM, detección de host/network, segmentación, mandos remotos, registros de flujo, sistemas de prevención y alerta de afinación</w:t>
-            </w:r>
-          </w:p>
-        </w:tc>
-      </w:tr>
-      <w:tr>
-        <w:tc>
-          <w:tcPr/>
-          <w:p>
-            <w:pPr>
-              <w:pStyle w:val="Compact"/>
-              <w:jc w:val="left"/>
-            </w:pPr>
-            <w:r>
-              <w:t xml:space="preserve">13.10</w:t>
-            </w:r>
-          </w:p>
-        </w:tc>
-      </w:tr>
-      <w:tr>
-        <w:tc>
-          <w:tcPr/>
-          <w:p>
-            <w:pPr>
-              <w:pStyle w:val="Compact"/>
-              <w:jc w:val="left"/>
-            </w:pPr>
-            <w:r>
-              <w:t xml:space="preserve">13.11</w:t>
-            </w:r>
-          </w:p>
-        </w:tc>
-      </w:tr>
-    </w:tbl>
-    <w:p>
-      <w:pPr>
-        <w:pStyle w:val="BodyText"/>
-      </w:pPr>
-      <w:r>
-        <w:t xml:space="preserve">Utilice la guía oficial CIS Controls v8.1 y Evaluación de Controles Especificación para el lenguaje exacto de Salvaguardia, clase de activos, función de seguridad, Grupo de Implementación, dependencias, insumos, operaciones, medidas, métricas y revisión procesal.</w:t>
-      </w:r>
-    </w:p>
-    <w:bookmarkEnd w:id="42"/>
-    <w:bookmarkStart w:id="43" w:name="X42b99efe6a3de02b879e5b97e2145eff592e532"/>
-    <w:p>
-      <w:pPr>
-        <w:pStyle w:val="Heading1"/>
-      </w:pPr>
-      <w:r>
-        <w:t xml:space="preserve">19. Control 14 - Capacitación en conciencia de seguridad y habilidades</w:t>
-      </w:r>
-    </w:p>
-    <w:p>
-      <w:pPr>
-        <w:pStyle w:val="FirstParagraph"/>
-      </w:pPr>
-      <w:r>
-        <w:rPr>
-          <w:iCs/>
-          <w:i/>
-        </w:rPr>
-        <w:t xml:space="preserve">Las 9 Salvaguardias, significado claro, enfoque de verificación y evidencia de ejemplo</w:t>
-      </w:r>
-      <w:r>
-        <w:t xml:space="preserve">.</w:t>
-      </w:r>
-    </w:p>
-    <w:p>
-      <w:pPr>
-        <w:pStyle w:val="BodyText"/>
-      </w:pPr>
-      <w:r>
-        <w:t xml:space="preserve">** Objetivo de control:** Fortalecer la empresa mediante la aplicación y medición de las salvaguardias para la sensibilización en materia de seguridad y la capacitación en aptitudes. |</w:t>
-      </w:r>
-    </w:p>
-    <w:p>
-      <w:pPr>
-        <w:pStyle w:val="BodyText"/>
-      </w:pPr>
-      <w:r>
-        <w:t xml:space="preserve">|… |</w:t>
-      </w:r>
-    </w:p>
-    <w:tbl>
-      <w:tblPr>
-        <w:tblStyle w:val="Table"/>
-        <w:tblW w:type="pct" w:w="5000"/>
-        <w:tblLook w:firstRow="1" w:lastRow="0" w:firstColumn="0" w:lastColumn="0" w:noHBand="0" w:noVBand="0" w:val="0020"/>
-        <w:jc w:val="start"/>
-      </w:tblPr>
-      <w:tblGrid>
-        <w:gridCol w:w="7920"/>
-      </w:tblGrid>
-      <w:tr>
-        <w:trPr>
-          <w:tblHeader w:val="true"/>
-        </w:trPr>
-        <w:tc>
-          <w:tcPr/>
-          <w:p>
-            <w:pPr>
-              <w:pStyle w:val="Compact"/>
-              <w:jc w:val="left"/>
-            </w:pPr>
-            <w:r>
-              <w:t xml:space="preserve">****</w:t>
-            </w:r>
-          </w:p>
-        </w:tc>
-      </w:tr>
-      <w:tr>
-        <w:tc>
-          <w:tcPr/>
-          <w:p>
-            <w:pPr>
-              <w:pStyle w:val="Compact"/>
-              <w:jc w:val="left"/>
-            </w:pPr>
-            <w:r>
-              <w:t xml:space="preserve">TEN 14.1</w:t>
-            </w:r>
-          </w:p>
-        </w:tc>
-      </w:tr>
-      <w:tr>
-        <w:tc>
-          <w:tcPr/>
-          <w:p>
-            <w:pPr>
-              <w:pStyle w:val="Compact"/>
-              <w:jc w:val="left"/>
-            </w:pPr>
-            <w:r>
-              <w:t xml:space="preserve">14.2</w:t>
-            </w:r>
-          </w:p>
-        </w:tc>
-      </w:tr>
-      <w:tr>
-        <w:tc>
-          <w:tcPr/>
-          <w:p>
-            <w:pPr>
-              <w:pStyle w:val="Compact"/>
-              <w:jc w:val="left"/>
-            </w:pPr>
-            <w:r>
-              <w:t xml:space="preserve">TEN 14.3</w:t>
-            </w:r>
-          </w:p>
-        </w:tc>
-      </w:tr>
-      <w:tr>
-        <w:tc>
-          <w:tcPr/>
-          <w:p>
-            <w:pPr>
-              <w:pStyle w:val="Compact"/>
-              <w:jc w:val="left"/>
-            </w:pPr>
-            <w:r>
-              <w:t xml:space="preserve">14.4</w:t>
-            </w:r>
-          </w:p>
-        </w:tc>
-      </w:tr>
-      <w:tr>
-        <w:tc>
-          <w:tcPr/>
-          <w:p>
-            <w:pPr>
-              <w:pStyle w:val="Compact"/>
-              <w:jc w:val="left"/>
-            </w:pPr>
-            <w:r>
-              <w:t xml:space="preserve">14.5</w:t>
-            </w:r>
-          </w:p>
-        </w:tc>
-      </w:tr>
-      <w:tr>
-        <w:tc>
-          <w:tcPr/>
-          <w:p>
-            <w:pPr>
-              <w:pStyle w:val="Compact"/>
-              <w:jc w:val="left"/>
-            </w:pPr>
-            <w:r>
-              <w:t xml:space="preserve">14.6</w:t>
-            </w:r>
-          </w:p>
-        </w:tc>
-      </w:tr>
-      <w:tr>
-        <w:tc>
-          <w:tcPr/>
-          <w:p>
-            <w:pPr>
-              <w:pStyle w:val="Compact"/>
-              <w:jc w:val="left"/>
-            </w:pPr>
-            <w:r>
-              <w:t xml:space="preserve">14.7</w:t>
-            </w:r>
-          </w:p>
-        </w:tc>
-      </w:tr>
-      <w:tr>
-        <w:tc>
-          <w:tcPr/>
-          <w:p>
-            <w:pPr>
-              <w:pStyle w:val="Compact"/>
-              <w:jc w:val="left"/>
-            </w:pPr>
-            <w:r>
-              <w:t xml:space="preserve">TEN 14.8</w:t>
-            </w:r>
-          </w:p>
-        </w:tc>
-      </w:tr>
-      <w:tr>
-        <w:tc>
-          <w:tcPr/>
-          <w:p>
-            <w:pPr>
-              <w:pStyle w:val="Compact"/>
-              <w:jc w:val="left"/>
-            </w:pPr>
-            <w:r>
-              <w:t xml:space="preserve">TEN 14.9</w:t>
-            </w:r>
-          </w:p>
-        </w:tc>
-      </w:tr>
-    </w:tbl>
-    <w:p>
-      <w:pPr>
-        <w:pStyle w:val="BodyText"/>
-      </w:pPr>
-      <w:r>
-        <w:t xml:space="preserve">Utilice la guía oficial CIS Controls v8.1 y Evaluación de Controles Especificación para el lenguaje exacto de Salvaguardia, clase de activos, función de seguridad, Grupo de Implementación, dependencias, insumos, operaciones, medidas, métricas y revisión procesal.</w:t>
-      </w:r>
-    </w:p>
-    <w:bookmarkEnd w:id="43"/>
-    <w:bookmarkStart w:id="44" w:name="control-15-service-provider-management"/>
-    <w:p>
-      <w:pPr>
-        <w:pStyle w:val="Heading1"/>
-      </w:pPr>
-      <w:r>
-        <w:t xml:space="preserve">20. Control 15 — Service Provider Management</w:t>
-      </w:r>
-    </w:p>
-    <w:p>
-      <w:pPr>
-        <w:pStyle w:val="FirstParagraph"/>
-      </w:pPr>
-      <w:r>
-        <w:rPr>
-          <w:iCs/>
-          <w:i/>
-        </w:rPr>
-        <w:t xml:space="preserve">Las 7 Salvaguardias, significado claro, enfoque de verificación y evidencia de ejemplo</w:t>
-      </w:r>
-      <w:r>
-        <w:t xml:space="preserve">.</w:t>
-      </w:r>
-    </w:p>
-    <w:p>
-      <w:pPr>
-        <w:pStyle w:val="BodyText"/>
-      </w:pPr>
-      <w:r>
-        <w:t xml:space="preserve">** Objetivo de control:** Fortalecer la empresa mediante la aplicación y medición de las salvaguardias para la gestión de proveedores de servicios. |</w:t>
-      </w:r>
-    </w:p>
-    <w:p>
-      <w:pPr>
-        <w:pStyle w:val="BodyText"/>
-      </w:pPr>
-      <w:r>
-        <w:t xml:space="preserve">|… |</w:t>
-      </w:r>
-    </w:p>
-    <w:tbl>
-      <w:tblPr>
-        <w:tblStyle w:val="Table"/>
-        <w:tblW w:type="pct" w:w="5000"/>
-        <w:tblLook w:firstRow="1" w:lastRow="0" w:firstColumn="0" w:lastColumn="0" w:noHBand="0" w:noVBand="0" w:val="0020"/>
-        <w:jc w:val="start"/>
-      </w:tblPr>
-      <w:tblGrid>
-        <w:gridCol w:w="7920"/>
-      </w:tblGrid>
-      <w:tr>
-        <w:trPr>
-          <w:tblHeader w:val="true"/>
-        </w:trPr>
-        <w:tc>
-          <w:tcPr/>
-          <w:p>
-            <w:pPr>
-              <w:pStyle w:val="Compact"/>
-              <w:jc w:val="left"/>
-            </w:pPr>
-            <w:r>
-              <w:t xml:space="preserve">****</w:t>
-            </w:r>
-          </w:p>
-        </w:tc>
-      </w:tr>
-      <w:tr>
-        <w:tc>
-          <w:tcPr/>
-          <w:p>
-            <w:pPr>
-              <w:pStyle w:val="Compact"/>
-              <w:jc w:val="left"/>
-            </w:pPr>
-            <w:r>
-              <w:t xml:space="preserve">TEN 15.1</w:t>
-            </w:r>
-          </w:p>
-        </w:tc>
-      </w:tr>
-      <w:tr>
-        <w:tc>
-          <w:tcPr/>
-          <w:p>
-            <w:pPr>
-              <w:pStyle w:val="Compact"/>
-              <w:jc w:val="left"/>
-            </w:pPr>
-            <w:r>
-              <w:t xml:space="preserve">15.2</w:t>
-            </w:r>
-          </w:p>
-        </w:tc>
-      </w:tr>
-      <w:tr>
-        <w:tc>
-          <w:tcPr/>
-          <w:p>
-            <w:pPr>
-              <w:pStyle w:val="Compact"/>
-              <w:jc w:val="left"/>
-            </w:pPr>
-            <w:r>
-              <w:t xml:space="preserve">15.3 Ponga en marcha un proceso repetible, de propiedad o control técnico para clasificar a los proveedores de servicios, a continuación, verifique la cobertura y las excepciones. tención Confirme alcance definido, población, propiedad, implementación, frecuencia, cobertura, excepciones, corrección y retest. inventario, clasificaciones, políticas, contratos, evaluaciones, vigilancia, incidentes y pruebas de descomposición</w:t>
-            </w:r>
-          </w:p>
-        </w:tc>
-      </w:tr>
-      <w:tr>
-        <w:tc>
-          <w:tcPr/>
-          <w:p>
-            <w:pPr>
-              <w:pStyle w:val="Compact"/>
-              <w:jc w:val="left"/>
-            </w:pPr>
-            <w:r>
-              <w:t xml:space="preserve">15.4</w:t>
-            </w:r>
-          </w:p>
-        </w:tc>
-      </w:tr>
-      <w:tr>
-        <w:tc>
-          <w:tcPr/>
-          <w:p>
-            <w:pPr>
-              <w:pStyle w:val="Compact"/>
-              <w:jc w:val="left"/>
-            </w:pPr>
-            <w:r>
-              <w:t xml:space="preserve">15.5 Silenciosos Proveedores de Servicios</w:t>
-            </w:r>
-          </w:p>
-        </w:tc>
-      </w:tr>
-      <w:tr>
-        <w:tc>
-          <w:tcPr/>
-          <w:p>
-            <w:pPr>
-              <w:pStyle w:val="Compact"/>
-              <w:jc w:val="left"/>
-            </w:pPr>
-            <w:r>
-              <w:t xml:space="preserve">15.6 Poner en marcha un proceso repetible, de propiedad o control técnico para supervisar a los proveedores de servicios, verificar la cobertura y las excepciones. tención Confirme alcance definido, población, propiedad, implementación, frecuencia, cobertura, excepciones, corrección y retest. inventario, clasificaciones, políticas, contratos, evaluaciones, vigilancia, incidentes y pruebas de descomposición</w:t>
-            </w:r>
-          </w:p>
-        </w:tc>
-      </w:tr>
-      <w:tr>
-        <w:tc>
-          <w:tcPr/>
-          <w:p>
-            <w:pPr>
-              <w:pStyle w:val="Compact"/>
-              <w:jc w:val="left"/>
-            </w:pPr>
-            <w:r>
-              <w:t xml:space="preserve">15.7</w:t>
-            </w:r>
-          </w:p>
-        </w:tc>
-      </w:tr>
-    </w:tbl>
-    <w:p>
-      <w:pPr>
-        <w:pStyle w:val="BodyText"/>
-      </w:pPr>
-      <w:r>
-        <w:t xml:space="preserve">Utilice la guía oficial CIS Controls v8.1 y Evaluación de Controles Especificación para el lenguaje exacto de Salvaguardia, clase de activos, función de seguridad, Grupo de Implementación, dependencias, insumos, operaciones, medidas, métricas y revisión procesal.</w:t>
-      </w:r>
-    </w:p>
-    <w:p>
-      <w:pPr>
-        <w:pStyle w:val="BodyText"/>
-      </w:pPr>
-      <w:r>
-        <w:t xml:space="preserve">Control 16 - Seguridad del Software de Aplicación</w:t>
-      </w:r>
-    </w:p>
-    <w:p>
-      <w:pPr>
-        <w:pStyle w:val="BodyText"/>
-      </w:pPr>
-      <w:r>
-        <w:rPr>
-          <w:iCs/>
-          <w:i/>
-        </w:rPr>
-        <w:t xml:space="preserve">Todas las 14 Salvaguardias, significado claro, enfoque de verificación y evidencia de ejemplo</w:t>
-      </w:r>
-      <w:r>
-        <w:t xml:space="preserve">.</w:t>
-      </w:r>
-    </w:p>
-    <w:p>
-      <w:pPr>
-        <w:pStyle w:val="BodyText"/>
-      </w:pPr>
-      <w:r>
-        <w:t xml:space="preserve">** Objetivo de control:** Fortalecer la empresa mediante la aplicación y medición de las salvaguardias para la seguridad de los programas de aplicación. |</w:t>
-      </w:r>
-    </w:p>
-    <w:p>
-      <w:pPr>
-        <w:pStyle w:val="BodyText"/>
-      </w:pPr>
-      <w:r>
-        <w:t xml:space="preserve">|… |</w:t>
-      </w:r>
-    </w:p>
-    <w:tbl>
-      <w:tblPr>
-        <w:tblStyle w:val="Table"/>
-        <w:tblW w:type="pct" w:w="5000"/>
-        <w:tblLook w:firstRow="1" w:lastRow="0" w:firstColumn="0" w:lastColumn="0" w:noHBand="0" w:noVBand="0" w:val="0020"/>
-        <w:jc w:val="start"/>
-      </w:tblPr>
-      <w:tblGrid>
-        <w:gridCol w:w="7920"/>
-      </w:tblGrid>
-      <w:tr>
-        <w:trPr>
-          <w:tblHeader w:val="true"/>
-        </w:trPr>
-        <w:tc>
-          <w:tcPr/>
-          <w:p>
-            <w:pPr>
-              <w:pStyle w:val="Compact"/>
-              <w:jc w:val="left"/>
-            </w:pPr>
-            <w:r>
-              <w:t xml:space="preserve">****</w:t>
-            </w:r>
-          </w:p>
-        </w:tc>
-      </w:tr>
-      <w:tr>
-        <w:tc>
-          <w:tcPr/>
-          <w:p>
-            <w:pPr>
-              <w:pStyle w:val="Compact"/>
-              <w:jc w:val="left"/>
-            </w:pPr>
-            <w:r>
-              <w:t xml:space="preserve">16.1</w:t>
-            </w:r>
-          </w:p>
-        </w:tc>
-      </w:tr>
-      <w:tr>
-        <w:tc>
-          <w:tcPr/>
-          <w:p>
-            <w:pPr>
-              <w:pStyle w:val="Compact"/>
-              <w:jc w:val="left"/>
-            </w:pPr>
-            <w:r>
-              <w:t xml:space="preserve">16.2</w:t>
-            </w:r>
-          </w:p>
-        </w:tc>
-      </w:tr>
-      <w:tr>
-        <w:tc>
-          <w:tcPr/>
-          <w:p>
-            <w:pPr>
-              <w:pStyle w:val="Compact"/>
-              <w:jc w:val="left"/>
-            </w:pPr>
-            <w:r>
-              <w:t xml:space="preserve">16.3</w:t>
-            </w:r>
-          </w:p>
-        </w:tc>
-      </w:tr>
-      <w:tr>
-        <w:tc>
-          <w:tcPr/>
-          <w:p>
-            <w:pPr>
-              <w:pStyle w:val="Compact"/>
-              <w:jc w:val="left"/>
-            </w:pPr>
-            <w:r>
-              <w:t xml:space="preserve">16.4</w:t>
-            </w:r>
-          </w:p>
-        </w:tc>
-      </w:tr>
-      <w:tr>
-        <w:tc>
-          <w:tcPr/>
-          <w:p>
-            <w:pPr>
-              <w:pStyle w:val="Compact"/>
-              <w:jc w:val="left"/>
-            </w:pPr>
-            <w:r>
-              <w:t xml:space="preserve">16.5 ← Utilizar componentes de software de terceros actualizados y confiados Ponga en marcha un proceso repetible, de propiedad o control técnico para utilizar componentes de software de terceros actualizados y confiados, a continuación, verifique la cobertura y las excepciones. tención Confirme alcance definido, población, propiedad, implementación, frecuencia, cobertura, excepciones, corrección y retest. TEN seguro SDLC, proceso de divulgación, causa raíz, inventario de componentes, severidad, endurecimiento, entrenamiento, pruebas y modelos de amenaza</w:t>
-            </w:r>
-          </w:p>
-        </w:tc>
-      </w:tr>
-      <w:tr>
-        <w:tc>
-          <w:tcPr/>
-          <w:p>
-            <w:pPr>
-              <w:pStyle w:val="Compact"/>
-              <w:jc w:val="left"/>
-            </w:pPr>
-            <w:r>
-              <w:t xml:space="preserve">16.6</w:t>
-            </w:r>
-          </w:p>
-        </w:tc>
-      </w:tr>
-      <w:tr>
-        <w:tc>
-          <w:tcPr/>
-          <w:p>
-            <w:pPr>
-              <w:pStyle w:val="Compact"/>
-              <w:jc w:val="left"/>
-            </w:pPr>
-            <w:r>
-              <w:t xml:space="preserve">TEN 16.7</w:t>
-            </w:r>
-          </w:p>
-        </w:tc>
-      </w:tr>
-      <w:tr>
-        <w:tc>
-          <w:tcPr/>
-          <w:p>
-            <w:pPr>
-              <w:pStyle w:val="Compact"/>
-              <w:jc w:val="left"/>
-            </w:pPr>
-            <w:r>
-              <w:t xml:space="preserve">16.8</w:t>
-            </w:r>
-          </w:p>
-        </w:tc>
-      </w:tr>
-      <w:tr>
-        <w:tc>
-          <w:tcPr/>
-          <w:p>
-            <w:pPr>
-              <w:pStyle w:val="Compact"/>
-              <w:jc w:val="left"/>
-            </w:pPr>
-            <w:r>
-              <w:t xml:space="preserve">16.9</w:t>
-            </w:r>
-          </w:p>
-        </w:tc>
-      </w:tr>
-      <w:tr>
-        <w:tc>
-          <w:tcPr/>
-          <w:p>
-            <w:pPr>
-              <w:pStyle w:val="Compact"/>
-              <w:jc w:val="left"/>
-            </w:pPr>
-            <w:r>
-              <w:t xml:space="preserve">16.10</w:t>
-            </w:r>
-          </w:p>
-        </w:tc>
-      </w:tr>
-      <w:tr>
-        <w:tc>
-          <w:tcPr/>
-          <w:p>
-            <w:pPr>
-              <w:pStyle w:val="Compact"/>
-              <w:jc w:val="left"/>
-            </w:pPr>
-            <w:r>
-              <w:t xml:space="preserve">TEN 16.11</w:t>
-            </w:r>
-          </w:p>
-        </w:tc>
-      </w:tr>
-      <w:tr>
-        <w:tc>
-          <w:tcPr/>
-          <w:p>
-            <w:pPr>
-              <w:pStyle w:val="Compact"/>
-              <w:jc w:val="left"/>
-            </w:pPr>
-            <w:r>
-              <w:t xml:space="preserve">16.12</w:t>
-            </w:r>
-          </w:p>
-        </w:tc>
-      </w:tr>
-      <w:tr>
-        <w:tc>
-          <w:tcPr/>
-          <w:p>
-            <w:pPr>
-              <w:pStyle w:val="Compact"/>
-              <w:jc w:val="left"/>
-            </w:pPr>
-            <w:r>
-              <w:t xml:space="preserve">16.13</w:t>
-            </w:r>
-          </w:p>
-        </w:tc>
-      </w:tr>
-      <w:tr>
-        <w:tc>
-          <w:tcPr/>
-          <w:p>
-            <w:pPr>
-              <w:pStyle w:val="Compact"/>
-              <w:jc w:val="left"/>
-            </w:pPr>
-            <w:r>
-              <w:t xml:space="preserve">16.14</w:t>
-            </w:r>
-          </w:p>
-        </w:tc>
-      </w:tr>
-    </w:tbl>
-    <w:p>
-      <w:pPr>
-        <w:pStyle w:val="BodyText"/>
-      </w:pPr>
-      <w:r>
-        <w:t xml:space="preserve">Utilice la guía oficial CIS Controls v8.1 y Evaluación de Controles Especificación para el lenguaje exacto de Salvaguardia, clase de activos, función de seguridad, Grupo de Implementación, dependencias, insumos, operaciones, medidas, métricas y revisión procesal.</w:t>
-      </w:r>
-    </w:p>
-    <w:bookmarkEnd w:id="44"/>
-    <w:bookmarkStart w:id="45" w:name="X81bcab1ee2e08fb2cedbb65af68432a47fa8998"/>
-    <w:p>
-      <w:pPr>
-        <w:pStyle w:val="Heading1"/>
-      </w:pPr>
-      <w:r>
-        <w:t xml:space="preserve">22. Control 17 — Gestión de la respuesta a incidentes</w:t>
-      </w:r>
-    </w:p>
-    <w:p>
-      <w:pPr>
-        <w:pStyle w:val="FirstParagraph"/>
-      </w:pPr>
-      <w:r>
-        <w:rPr>
-          <w:iCs/>
-          <w:i/>
-        </w:rPr>
-        <w:t xml:space="preserve">Las nueve Salvaguardas, su significado en lenguaje claro, el enfoque de verificación y ejemplos de evidencia.</w:t>
-      </w:r>
-    </w:p>
-    <w:tbl>
-      <w:tblPr>
-        <w:tblStyle w:val="FigureTable"/>
-        <w:tblW w:type="auto" w:w="0"/>
-        <w:tblLook w:firstRow="0" w:lastRow="0" w:firstColumn="0" w:lastColumn="0"/>
-        <w:jc w:val="center"/>
-      </w:tblPr>
-      <w:tblGrid>
-        <w:gridCol w:w="7920"/>
-      </w:tblGrid>
-      <w:tr>
-        <w:tc>
-          <w:tcPr/>
-          <w:p>
-            <w:pPr>
-              <w:pStyle w:val="Compact"/>
-              <w:jc w:val="center"/>
-            </w:pPr>
-            <w:r>
-              <w:t xml:space="preserve">Los roles preparados, los mecanismos de reporte, la comunicación, los ejercicios y las revisiones reducen el impacto de los incidentes.</w:t>
-            </w:r>
-          </w:p>
-        </w:tc>
-      </w:tr>
-    </w:tbl>
-    <w:p>
-      <w:pPr>
-        <w:pStyle w:val="ImageCaption"/>
-      </w:pPr>
-      <w:r>
-        <w:t xml:space="preserve">Los roles preparados, los mecanismos de reporte, la comunicación, los ejercicios y las revisiones reducen el impacto de los incidentes.</w:t>
-      </w:r>
-    </w:p>
-    <w:p>
-      <w:pPr>
-        <w:pStyle w:val="BodyText"/>
-      </w:pPr>
-      <w:r>
-        <w:t xml:space="preserve">Figura 9. Preparación para la respuesta a incidentes</w:t>
-      </w:r>
-    </w:p>
-    <w:tbl>
-      <w:tblPr>
-        <w:tblStyle w:val="Table"/>
-        <w:tblW w:type="pct" w:w="5000"/>
-        <w:tblLook w:firstRow="1" w:lastRow="0" w:firstColumn="0" w:lastColumn="0" w:noHBand="0" w:noVBand="0" w:val="0020"/>
-        <w:jc w:val="start"/>
-      </w:tblPr>
-      <w:tblGrid>
-        <w:gridCol w:w="7920"/>
-      </w:tblGrid>
-      <w:tr>
-        <w:trPr>
-          <w:tblHeader w:val="true"/>
-        </w:trPr>
-        <w:tc>
-          <w:tcPr/>
-          <w:p>
-            <w:pPr>
-              <w:pStyle w:val="Compact"/>
-              <w:jc w:val="left"/>
-            </w:pPr>
-            <w:r>
               <w:rPr>
                 <w:bCs/>
                 <w:b/>
               </w:rPr>
-              <w:t xml:space="preserve">Objetivo del control:</w:t>
+              <w:t xml:space="preserve">Propósito del control:</w:t>
             </w:r>
             <w:r>
               <w:t xml:space="preserve"> </w:t>
             </w:r>
             <w:r>
-              <w:t xml:space="preserve">Fortalecer la organización mediante la implementación y medición de Salvaguardas para la gestión de la respuesta a incidentes.</w:t>
+              <w:t xml:space="preserve">Fortalecer la empresa mediante la implementación y medición de Salvaguardas para la gestión del control de acceso.</w:t>
             </w:r>
           </w:p>
         </w:tc>
@@ -8812,7 +6540,7 @@
                 <w:bCs/>
                 <w:b/>
               </w:rPr>
-              <w:t xml:space="preserve">Significado en lenguaje claro</w:t>
+              <w:t xml:space="preserve">Significado claro</w:t>
             </w:r>
           </w:p>
         </w:tc>
@@ -8858,551 +6586,489 @@
               <w:jc w:val="left"/>
             </w:pPr>
             <w:r>
-              <w:t xml:space="preserve">17.1</w:t>
-            </w:r>
-          </w:p>
-        </w:tc>
-        <w:tc>
-          <w:tcPr/>
-          <w:p>
-            <w:pPr>
-              <w:pStyle w:val="Compact"/>
-              <w:jc w:val="left"/>
-            </w:pPr>
-            <w:r>
-              <w:t xml:space="preserve">Designar al personal responsable de gestionar los incidentes</w:t>
-            </w:r>
-          </w:p>
-        </w:tc>
-        <w:tc>
-          <w:tcPr/>
-          <w:p>
-            <w:pPr>
-              <w:pStyle w:val="Compact"/>
-              <w:jc w:val="left"/>
-            </w:pPr>
-            <w:r>
-              <w:t xml:space="preserve">Implementar un proceso repetible, con un responsable definido, para designar al personal encargado de gestionar los incidentes; después, verificar su cobertura y sus excepciones.</w:t>
-            </w:r>
-          </w:p>
-        </w:tc>
-        <w:tc>
-          <w:tcPr/>
-          <w:p>
-            <w:pPr>
-              <w:pStyle w:val="Compact"/>
-              <w:jc w:val="left"/>
-            </w:pPr>
-            <w:r>
-              <w:t xml:space="preserve">Confirmar alcance, población, responsabilidad, implementación, frecuencia, cobertura, excepciones, corrección y repetición de pruebas.</w:t>
-            </w:r>
-          </w:p>
-        </w:tc>
-        <w:tc>
-          <w:tcPr/>
-          <w:p>
-            <w:pPr>
-              <w:pStyle w:val="Compact"/>
-              <w:jc w:val="left"/>
-            </w:pPr>
-            <w:r>
-              <w:t xml:space="preserve">responsables de incidentes, contactos, mecanismos de reporte, plan, roles, comunicaciones, ejercicios, revisiones y umbrales</w:t>
-            </w:r>
-          </w:p>
-        </w:tc>
-      </w:tr>
-      <w:tr>
-        <w:tc>
-          <w:tcPr/>
-          <w:p>
-            <w:pPr>
-              <w:pStyle w:val="Compact"/>
-              <w:jc w:val="left"/>
-            </w:pPr>
-            <w:r>
-              <w:t xml:space="preserve">17.2</w:t>
-            </w:r>
-          </w:p>
-        </w:tc>
-        <w:tc>
-          <w:tcPr/>
-          <w:p>
-            <w:pPr>
-              <w:pStyle w:val="Compact"/>
-              <w:jc w:val="left"/>
-            </w:pPr>
-            <w:r>
-              <w:t xml:space="preserve">Mantener información de contacto para reportar incidentes de seguridad</w:t>
-            </w:r>
-          </w:p>
-        </w:tc>
-        <w:tc>
-          <w:tcPr/>
-          <w:p>
-            <w:pPr>
-              <w:pStyle w:val="Compact"/>
-              <w:jc w:val="left"/>
-            </w:pPr>
-            <w:r>
-              <w:t xml:space="preserve">Implementar un proceso repetible, con un responsable definido, para mantener la información de contacto utilizada para reportar incidentes de seguridad; después, verificar su cobertura y sus excepciones.</w:t>
-            </w:r>
-          </w:p>
-        </w:tc>
-        <w:tc>
-          <w:tcPr/>
-          <w:p>
-            <w:pPr>
-              <w:pStyle w:val="Compact"/>
-              <w:jc w:val="left"/>
-            </w:pPr>
-            <w:r>
-              <w:t xml:space="preserve">Confirmar alcance, población, responsabilidad, implementación, frecuencia, cobertura, excepciones, corrección y repetición de pruebas.</w:t>
-            </w:r>
-          </w:p>
-        </w:tc>
-        <w:tc>
-          <w:tcPr/>
-          <w:p>
-            <w:pPr>
-              <w:pStyle w:val="Compact"/>
-              <w:jc w:val="left"/>
-            </w:pPr>
-            <w:r>
-              <w:t xml:space="preserve">responsables de incidentes, contactos, mecanismos de reporte, plan, roles, comunicaciones, ejercicios, revisiones y umbrales</w:t>
-            </w:r>
-          </w:p>
-        </w:tc>
-      </w:tr>
-      <w:tr>
-        <w:tc>
-          <w:tcPr/>
-          <w:p>
-            <w:pPr>
-              <w:pStyle w:val="Compact"/>
-              <w:jc w:val="left"/>
-            </w:pPr>
-            <w:r>
-              <w:t xml:space="preserve">17.3</w:t>
-            </w:r>
-          </w:p>
-        </w:tc>
-        <w:tc>
-          <w:tcPr/>
-          <w:p>
-            <w:pPr>
-              <w:pStyle w:val="Compact"/>
-              <w:jc w:val="left"/>
-            </w:pPr>
-            <w:r>
-              <w:t xml:space="preserve">Mantener un proceso organizacional para reportar incidentes</w:t>
-            </w:r>
-          </w:p>
-        </w:tc>
-        <w:tc>
-          <w:tcPr/>
-          <w:p>
-            <w:pPr>
-              <w:pStyle w:val="Compact"/>
-              <w:jc w:val="left"/>
-            </w:pPr>
-            <w:r>
-              <w:t xml:space="preserve">Implementar un proceso repetible, con un responsable definido, para mantener un proceso organizacional de reporte de incidentes; después, verificar su cobertura y sus excepciones.</w:t>
-            </w:r>
-          </w:p>
-        </w:tc>
-        <w:tc>
-          <w:tcPr/>
-          <w:p>
-            <w:pPr>
-              <w:pStyle w:val="Compact"/>
-              <w:jc w:val="left"/>
-            </w:pPr>
-            <w:r>
-              <w:t xml:space="preserve">Confirmar alcance, población, responsabilidad, implementación, frecuencia, cobertura, excepciones, corrección y repetición de pruebas.</w:t>
-            </w:r>
-          </w:p>
-        </w:tc>
-        <w:tc>
-          <w:tcPr/>
-          <w:p>
-            <w:pPr>
-              <w:pStyle w:val="Compact"/>
-              <w:jc w:val="left"/>
-            </w:pPr>
-            <w:r>
-              <w:t xml:space="preserve">responsables de incidentes, contactos, mecanismos de reporte, plan, roles, comunicaciones, ejercicios, revisiones y umbrales</w:t>
-            </w:r>
-          </w:p>
-        </w:tc>
-      </w:tr>
-      <w:tr>
-        <w:tc>
-          <w:tcPr/>
-          <w:p>
-            <w:pPr>
-              <w:pStyle w:val="Compact"/>
-              <w:jc w:val="left"/>
-            </w:pPr>
-            <w:r>
-              <w:t xml:space="preserve">17.4</w:t>
-            </w:r>
-          </w:p>
-        </w:tc>
-        <w:tc>
-          <w:tcPr/>
-          <w:p>
-            <w:pPr>
-              <w:pStyle w:val="Compact"/>
-              <w:jc w:val="left"/>
-            </w:pPr>
-            <w:r>
-              <w:t xml:space="preserve">Establecer y mantener un proceso de respuesta a incidentes</w:t>
-            </w:r>
-          </w:p>
-        </w:tc>
-        <w:tc>
-          <w:tcPr/>
-          <w:p>
-            <w:pPr>
-              <w:pStyle w:val="Compact"/>
-              <w:jc w:val="left"/>
-            </w:pPr>
-            <w:r>
-              <w:t xml:space="preserve">Implementar un proceso repetible, con un responsable definido, para establecer y mantener un proceso de respuesta a incidentes; después, verificar su cobertura y sus excepciones.</w:t>
-            </w:r>
-          </w:p>
-        </w:tc>
-        <w:tc>
-          <w:tcPr/>
-          <w:p>
-            <w:pPr>
-              <w:pStyle w:val="Compact"/>
-              <w:jc w:val="left"/>
-            </w:pPr>
-            <w:r>
-              <w:t xml:space="preserve">Confirmar alcance, población, responsabilidad, implementación, frecuencia, cobertura, excepciones, corrección y repetición de pruebas.</w:t>
-            </w:r>
-          </w:p>
-        </w:tc>
-        <w:tc>
-          <w:tcPr/>
-          <w:p>
-            <w:pPr>
-              <w:pStyle w:val="Compact"/>
-              <w:jc w:val="left"/>
-            </w:pPr>
-            <w:r>
-              <w:t xml:space="preserve">responsables de incidentes, contactos, mecanismos de reporte, plan, roles, comunicaciones, ejercicios, revisiones y umbrales</w:t>
-            </w:r>
-          </w:p>
-        </w:tc>
-      </w:tr>
-      <w:tr>
-        <w:tc>
-          <w:tcPr/>
-          <w:p>
-            <w:pPr>
-              <w:pStyle w:val="Compact"/>
-              <w:jc w:val="left"/>
-            </w:pPr>
-            <w:r>
-              <w:t xml:space="preserve">17.5</w:t>
-            </w:r>
-          </w:p>
-        </w:tc>
-        <w:tc>
-          <w:tcPr/>
-          <w:p>
-            <w:pPr>
-              <w:pStyle w:val="Compact"/>
-              <w:jc w:val="left"/>
-            </w:pPr>
-            <w:r>
-              <w:t xml:space="preserve">Asignar roles y responsabilidades clave</w:t>
-            </w:r>
-          </w:p>
-        </w:tc>
-        <w:tc>
-          <w:tcPr/>
-          <w:p>
-            <w:pPr>
-              <w:pStyle w:val="Compact"/>
-              <w:jc w:val="left"/>
-            </w:pPr>
-            <w:r>
-              <w:t xml:space="preserve">Implementar un proceso repetible, con un responsable definido, para asignar roles y responsabilidades clave; después, verificar su cobertura y sus excepciones.</w:t>
-            </w:r>
-          </w:p>
-        </w:tc>
-        <w:tc>
-          <w:tcPr/>
-          <w:p>
-            <w:pPr>
-              <w:pStyle w:val="Compact"/>
-              <w:jc w:val="left"/>
-            </w:pPr>
-            <w:r>
-              <w:t xml:space="preserve">Confirmar alcance, población, responsabilidad, implementación, frecuencia, cobertura, excepciones, corrección y repetición de pruebas.</w:t>
-            </w:r>
-          </w:p>
-        </w:tc>
-        <w:tc>
-          <w:tcPr/>
-          <w:p>
-            <w:pPr>
-              <w:pStyle w:val="Compact"/>
-              <w:jc w:val="left"/>
-            </w:pPr>
-            <w:r>
-              <w:t xml:space="preserve">responsables de incidentes, contactos, mecanismos de reporte, plan, roles, comunicaciones, ejercicios, revisiones y umbrales</w:t>
-            </w:r>
-          </w:p>
-        </w:tc>
-      </w:tr>
-      <w:tr>
-        <w:tc>
-          <w:tcPr/>
-          <w:p>
-            <w:pPr>
-              <w:pStyle w:val="Compact"/>
-              <w:jc w:val="left"/>
-            </w:pPr>
-            <w:r>
-              <w:t xml:space="preserve">17.6</w:t>
-            </w:r>
-          </w:p>
-        </w:tc>
-        <w:tc>
-          <w:tcPr/>
-          <w:p>
-            <w:pPr>
-              <w:pStyle w:val="Compact"/>
-              <w:jc w:val="left"/>
-            </w:pPr>
-            <w:r>
-              <w:t xml:space="preserve">Definir mecanismos de comunicación durante la respuesta a incidentes</w:t>
-            </w:r>
-          </w:p>
-        </w:tc>
-        <w:tc>
-          <w:tcPr/>
-          <w:p>
-            <w:pPr>
-              <w:pStyle w:val="Compact"/>
-              <w:jc w:val="left"/>
-            </w:pPr>
-            <w:r>
-              <w:t xml:space="preserve">Implementar un proceso repetible, con un responsable definido, para definir mecanismos de comunicación durante la respuesta a incidentes; después, verificar su cobertura y sus excepciones.</w:t>
-            </w:r>
-          </w:p>
-        </w:tc>
-        <w:tc>
-          <w:tcPr/>
-          <w:p>
-            <w:pPr>
-              <w:pStyle w:val="Compact"/>
-              <w:jc w:val="left"/>
-            </w:pPr>
-            <w:r>
-              <w:t xml:space="preserve">Confirmar alcance, población, responsabilidad, implementación, frecuencia, cobertura, excepciones, corrección y repetición de pruebas.</w:t>
-            </w:r>
-          </w:p>
-        </w:tc>
-        <w:tc>
-          <w:tcPr/>
-          <w:p>
-            <w:pPr>
-              <w:pStyle w:val="Compact"/>
-              <w:jc w:val="left"/>
-            </w:pPr>
-            <w:r>
-              <w:t xml:space="preserve">responsables de incidentes, contactos, mecanismos de reporte, plan, roles, comunicaciones, ejercicios, revisiones y umbrales</w:t>
-            </w:r>
-          </w:p>
-        </w:tc>
-      </w:tr>
-      <w:tr>
-        <w:tc>
-          <w:tcPr/>
-          <w:p>
-            <w:pPr>
-              <w:pStyle w:val="Compact"/>
-              <w:jc w:val="left"/>
-            </w:pPr>
-            <w:r>
-              <w:t xml:space="preserve">17.7</w:t>
-            </w:r>
-          </w:p>
-        </w:tc>
-        <w:tc>
-          <w:tcPr/>
-          <w:p>
-            <w:pPr>
-              <w:pStyle w:val="Compact"/>
-              <w:jc w:val="left"/>
-            </w:pPr>
-            <w:r>
-              <w:t xml:space="preserve">Realizar ejercicios periódicos de respuesta a incidentes</w:t>
-            </w:r>
-          </w:p>
-        </w:tc>
-        <w:tc>
-          <w:tcPr/>
-          <w:p>
-            <w:pPr>
-              <w:pStyle w:val="Compact"/>
-              <w:jc w:val="left"/>
-            </w:pPr>
-            <w:r>
-              <w:t xml:space="preserve">Implementar un proceso repetible, con un responsable definido, para realizar ejercicios periódicos de respuesta a incidentes; después, verificar su cobertura y sus excepciones.</w:t>
-            </w:r>
-          </w:p>
-        </w:tc>
-        <w:tc>
-          <w:tcPr/>
-          <w:p>
-            <w:pPr>
-              <w:pStyle w:val="Compact"/>
-              <w:jc w:val="left"/>
-            </w:pPr>
-            <w:r>
-              <w:t xml:space="preserve">Confirmar alcance, población, responsabilidad, implementación, frecuencia, cobertura, excepciones, corrección y repetición de pruebas.</w:t>
-            </w:r>
-          </w:p>
-        </w:tc>
-        <w:tc>
-          <w:tcPr/>
-          <w:p>
-            <w:pPr>
-              <w:pStyle w:val="Compact"/>
-              <w:jc w:val="left"/>
-            </w:pPr>
-            <w:r>
-              <w:t xml:space="preserve">responsables de incidentes, contactos, mecanismos de reporte, plan, roles, comunicaciones, ejercicios, revisiones y umbrales</w:t>
-            </w:r>
-          </w:p>
-        </w:tc>
-      </w:tr>
-      <w:tr>
-        <w:tc>
-          <w:tcPr/>
-          <w:p>
-            <w:pPr>
-              <w:pStyle w:val="Compact"/>
-              <w:jc w:val="left"/>
-            </w:pPr>
-            <w:r>
-              <w:t xml:space="preserve">17.8</w:t>
-            </w:r>
-          </w:p>
-        </w:tc>
-        <w:tc>
-          <w:tcPr/>
-          <w:p>
-            <w:pPr>
-              <w:pStyle w:val="Compact"/>
-              <w:jc w:val="left"/>
-            </w:pPr>
-            <w:r>
-              <w:t xml:space="preserve">Realizar revisiones posteriores a los incidentes</w:t>
-            </w:r>
-          </w:p>
-        </w:tc>
-        <w:tc>
-          <w:tcPr/>
-          <w:p>
-            <w:pPr>
-              <w:pStyle w:val="Compact"/>
-              <w:jc w:val="left"/>
-            </w:pPr>
-            <w:r>
-              <w:t xml:space="preserve">Implementar un proceso repetible, con un responsable definido, para realizar revisiones posteriores a los incidentes; después, verificar su cobertura y sus excepciones.</w:t>
-            </w:r>
-          </w:p>
-        </w:tc>
-        <w:tc>
-          <w:tcPr/>
-          <w:p>
-            <w:pPr>
-              <w:pStyle w:val="Compact"/>
-              <w:jc w:val="left"/>
-            </w:pPr>
-            <w:r>
-              <w:t xml:space="preserve">Confirmar alcance, población, responsabilidad, implementación, frecuencia, cobertura, excepciones, corrección y repetición de pruebas.</w:t>
-            </w:r>
-          </w:p>
-        </w:tc>
-        <w:tc>
-          <w:tcPr/>
-          <w:p>
-            <w:pPr>
-              <w:pStyle w:val="Compact"/>
-              <w:jc w:val="left"/>
-            </w:pPr>
-            <w:r>
-              <w:t xml:space="preserve">responsables de incidentes, contactos, mecanismos de reporte, plan, roles, comunicaciones, ejercicios, revisiones y umbrales</w:t>
-            </w:r>
-          </w:p>
-        </w:tc>
-      </w:tr>
-      <w:tr>
-        <w:tc>
-          <w:tcPr/>
-          <w:p>
-            <w:pPr>
-              <w:pStyle w:val="Compact"/>
-              <w:jc w:val="left"/>
-            </w:pPr>
-            <w:r>
-              <w:t xml:space="preserve">17.9</w:t>
-            </w:r>
-          </w:p>
-        </w:tc>
-        <w:tc>
-          <w:tcPr/>
-          <w:p>
-            <w:pPr>
-              <w:pStyle w:val="Compact"/>
-              <w:jc w:val="left"/>
-            </w:pPr>
-            <w:r>
-              <w:t xml:space="preserve">Establecer y mantener umbrales para los incidentes de seguridad</w:t>
-            </w:r>
-          </w:p>
-        </w:tc>
-        <w:tc>
-          <w:tcPr/>
-          <w:p>
-            <w:pPr>
-              <w:pStyle w:val="Compact"/>
-              <w:jc w:val="left"/>
-            </w:pPr>
-            <w:r>
-              <w:t xml:space="preserve">Implementar un proceso repetible, con un responsable definido, para establecer y mantener umbrales para los incidentes de seguridad; después, verificar su cobertura y sus excepciones.</w:t>
-            </w:r>
-          </w:p>
-        </w:tc>
-        <w:tc>
-          <w:tcPr/>
-          <w:p>
-            <w:pPr>
-              <w:pStyle w:val="Compact"/>
-              <w:jc w:val="left"/>
-            </w:pPr>
-            <w:r>
-              <w:t xml:space="preserve">Confirmar alcance, población, responsabilidad, implementación, frecuencia, cobertura, excepciones, corrección y repetición de pruebas.</w:t>
-            </w:r>
-          </w:p>
-        </w:tc>
-        <w:tc>
-          <w:tcPr/>
-          <w:p>
-            <w:pPr>
-              <w:pStyle w:val="Compact"/>
-              <w:jc w:val="left"/>
-            </w:pPr>
-            <w:r>
-              <w:t xml:space="preserve">responsables de incidentes, contactos, mecanismos de reporte, plan, roles, comunicaciones, ejercicios, revisiones y umbrales</w:t>
+              <w:t xml:space="preserve">6.1</w:t>
+            </w:r>
+          </w:p>
+        </w:tc>
+        <w:tc>
+          <w:tcPr/>
+          <w:p>
+            <w:pPr>
+              <w:pStyle w:val="Compact"/>
+              <w:jc w:val="left"/>
+            </w:pPr>
+            <w:r>
+              <w:t xml:space="preserve">Establecer un proceso de concesión de acceso</w:t>
+            </w:r>
+          </w:p>
+        </w:tc>
+        <w:tc>
+          <w:tcPr/>
+          <w:p>
+            <w:pPr>
+              <w:pStyle w:val="Compact"/>
+              <w:jc w:val="left"/>
+            </w:pPr>
+            <w:r>
+              <w:t xml:space="preserve">Definir un proceso aprobado, trazable y basado en necesidad para otorgar acceso.</w:t>
+            </w:r>
+          </w:p>
+        </w:tc>
+        <w:tc>
+          <w:tcPr/>
+          <w:p>
+            <w:pPr>
+              <w:pStyle w:val="Compact"/>
+              <w:jc w:val="left"/>
+            </w:pPr>
+            <w:r>
+              <w:t xml:space="preserve">Confirmar solicitud, aprobación, implementación, plazo y excepciones.</w:t>
+            </w:r>
+          </w:p>
+        </w:tc>
+        <w:tc>
+          <w:tcPr/>
+          <w:p>
+            <w:pPr>
+              <w:pStyle w:val="Compact"/>
+              <w:jc w:val="left"/>
+            </w:pPr>
+            <w:r>
+              <w:t xml:space="preserve">Solicitudes, aprobaciones, tickets, registros y revisiones.</w:t>
+            </w:r>
+          </w:p>
+        </w:tc>
+      </w:tr>
+      <w:tr>
+        <w:tc>
+          <w:tcPr/>
+          <w:p>
+            <w:pPr>
+              <w:pStyle w:val="Compact"/>
+              <w:jc w:val="left"/>
+            </w:pPr>
+            <w:r>
+              <w:t xml:space="preserve">6.2</w:t>
+            </w:r>
+          </w:p>
+        </w:tc>
+        <w:tc>
+          <w:tcPr/>
+          <w:p>
+            <w:pPr>
+              <w:pStyle w:val="Compact"/>
+              <w:jc w:val="left"/>
+            </w:pPr>
+            <w:r>
+              <w:t xml:space="preserve">Establecer un proceso de revocación de acceso</w:t>
+            </w:r>
+          </w:p>
+        </w:tc>
+        <w:tc>
+          <w:tcPr/>
+          <w:p>
+            <w:pPr>
+              <w:pStyle w:val="Compact"/>
+              <w:jc w:val="left"/>
+            </w:pPr>
+            <w:r>
+              <w:t xml:space="preserve">Retirar acceso oportunamente cuando cambien las funciones o termine la relación.</w:t>
+            </w:r>
+          </w:p>
+        </w:tc>
+        <w:tc>
+          <w:tcPr/>
+          <w:p>
+            <w:pPr>
+              <w:pStyle w:val="Compact"/>
+              <w:jc w:val="left"/>
+            </w:pPr>
+            <w:r>
+              <w:t xml:space="preserve">Verificar disparadores, tiempos, cobertura y seguimiento.</w:t>
+            </w:r>
+          </w:p>
+        </w:tc>
+        <w:tc>
+          <w:tcPr/>
+          <w:p>
+            <w:pPr>
+              <w:pStyle w:val="Compact"/>
+              <w:jc w:val="left"/>
+            </w:pPr>
+            <w:r>
+              <w:t xml:space="preserve">Tickets de baja, registros de directorio, listas de terminación y pruebas.</w:t>
+            </w:r>
+          </w:p>
+        </w:tc>
+      </w:tr>
+      <w:tr>
+        <w:tc>
+          <w:tcPr/>
+          <w:p>
+            <w:pPr>
+              <w:pStyle w:val="Compact"/>
+              <w:jc w:val="left"/>
+            </w:pPr>
+            <w:r>
+              <w:t xml:space="preserve">6.3</w:t>
+            </w:r>
+          </w:p>
+        </w:tc>
+        <w:tc>
+          <w:tcPr/>
+          <w:p>
+            <w:pPr>
+              <w:pStyle w:val="Compact"/>
+              <w:jc w:val="left"/>
+            </w:pPr>
+            <w:r>
+              <w:t xml:space="preserve">Exigir MFA para aplicaciones expuestas externamente</w:t>
+            </w:r>
+          </w:p>
+        </w:tc>
+        <w:tc>
+          <w:tcPr/>
+          <w:p>
+            <w:pPr>
+              <w:pStyle w:val="Compact"/>
+              <w:jc w:val="left"/>
+            </w:pPr>
+            <w:r>
+              <w:t xml:space="preserve">Proteger aplicaciones accesibles desde Internet mediante autenticación multifactor.</w:t>
+            </w:r>
+          </w:p>
+        </w:tc>
+        <w:tc>
+          <w:tcPr/>
+          <w:p>
+            <w:pPr>
+              <w:pStyle w:val="Compact"/>
+              <w:jc w:val="left"/>
+            </w:pPr>
+            <w:r>
+              <w:t xml:space="preserve">Confirmar cobertura, métodos, excepciones y pruebas.</w:t>
+            </w:r>
+          </w:p>
+        </w:tc>
+        <w:tc>
+          <w:tcPr/>
+          <w:p>
+            <w:pPr>
+              <w:pStyle w:val="Compact"/>
+              <w:jc w:val="left"/>
+            </w:pPr>
+            <w:r>
+              <w:t xml:space="preserve">Configuración de identidad, reportes de cobertura y excepciones.</w:t>
+            </w:r>
+          </w:p>
+        </w:tc>
+      </w:tr>
+      <w:tr>
+        <w:tc>
+          <w:tcPr/>
+          <w:p>
+            <w:pPr>
+              <w:pStyle w:val="Compact"/>
+              <w:jc w:val="left"/>
+            </w:pPr>
+            <w:r>
+              <w:t xml:space="preserve">6.4</w:t>
+            </w:r>
+          </w:p>
+        </w:tc>
+        <w:tc>
+          <w:tcPr/>
+          <w:p>
+            <w:pPr>
+              <w:pStyle w:val="Compact"/>
+              <w:jc w:val="left"/>
+            </w:pPr>
+            <w:r>
+              <w:t xml:space="preserve">Exigir MFA para acceso remoto a la red</w:t>
+            </w:r>
+          </w:p>
+        </w:tc>
+        <w:tc>
+          <w:tcPr/>
+          <w:p>
+            <w:pPr>
+              <w:pStyle w:val="Compact"/>
+              <w:jc w:val="left"/>
+            </w:pPr>
+            <w:r>
+              <w:t xml:space="preserve">Aplicar MFA a conexiones remotas hacia recursos empresariales.</w:t>
+            </w:r>
+          </w:p>
+        </w:tc>
+        <w:tc>
+          <w:tcPr/>
+          <w:p>
+            <w:pPr>
+              <w:pStyle w:val="Compact"/>
+              <w:jc w:val="left"/>
+            </w:pPr>
+            <w:r>
+              <w:t xml:space="preserve">Revisar VPN, ZTNA, cobertura, excepciones y registros.</w:t>
+            </w:r>
+          </w:p>
+        </w:tc>
+        <w:tc>
+          <w:tcPr/>
+          <w:p>
+            <w:pPr>
+              <w:pStyle w:val="Compact"/>
+              <w:jc w:val="left"/>
+            </w:pPr>
+            <w:r>
+              <w:t xml:space="preserve">Configuración, registros de autenticación y reportes.</w:t>
+            </w:r>
+          </w:p>
+        </w:tc>
+      </w:tr>
+      <w:tr>
+        <w:tc>
+          <w:tcPr/>
+          <w:p>
+            <w:pPr>
+              <w:pStyle w:val="Compact"/>
+              <w:jc w:val="left"/>
+            </w:pPr>
+            <w:r>
+              <w:t xml:space="preserve">6.5</w:t>
+            </w:r>
+          </w:p>
+        </w:tc>
+        <w:tc>
+          <w:tcPr/>
+          <w:p>
+            <w:pPr>
+              <w:pStyle w:val="Compact"/>
+              <w:jc w:val="left"/>
+            </w:pPr>
+            <w:r>
+              <w:t xml:space="preserve">Exigir MFA para acceso administrativo</w:t>
+            </w:r>
+          </w:p>
+        </w:tc>
+        <w:tc>
+          <w:tcPr/>
+          <w:p>
+            <w:pPr>
+              <w:pStyle w:val="Compact"/>
+              <w:jc w:val="left"/>
+            </w:pPr>
+            <w:r>
+              <w:t xml:space="preserve">Aplicar MFA a toda actividad con privilegios administrativos.</w:t>
+            </w:r>
+          </w:p>
+        </w:tc>
+        <w:tc>
+          <w:tcPr/>
+          <w:p>
+            <w:pPr>
+              <w:pStyle w:val="Compact"/>
+              <w:jc w:val="left"/>
+            </w:pPr>
+            <w:r>
+              <w:t xml:space="preserve">Confirmar población, sistemas, métodos y excepciones.</w:t>
+            </w:r>
+          </w:p>
+        </w:tc>
+        <w:tc>
+          <w:tcPr/>
+          <w:p>
+            <w:pPr>
+              <w:pStyle w:val="Compact"/>
+              <w:jc w:val="left"/>
+            </w:pPr>
+            <w:r>
+              <w:t xml:space="preserve">Inventario de administradores, políticas y registros.</w:t>
+            </w:r>
+          </w:p>
+        </w:tc>
+      </w:tr>
+      <w:tr>
+        <w:tc>
+          <w:tcPr/>
+          <w:p>
+            <w:pPr>
+              <w:pStyle w:val="Compact"/>
+              <w:jc w:val="left"/>
+            </w:pPr>
+            <w:r>
+              <w:t xml:space="preserve">6.6</w:t>
+            </w:r>
+          </w:p>
+        </w:tc>
+        <w:tc>
+          <w:tcPr/>
+          <w:p>
+            <w:pPr>
+              <w:pStyle w:val="Compact"/>
+              <w:jc w:val="left"/>
+            </w:pPr>
+            <w:r>
+              <w:t xml:space="preserve">Establecer y mantener un inventario de sistemas de autenticación y autorización</w:t>
+            </w:r>
+          </w:p>
+        </w:tc>
+        <w:tc>
+          <w:tcPr/>
+          <w:p>
+            <w:pPr>
+              <w:pStyle w:val="Compact"/>
+              <w:jc w:val="left"/>
+            </w:pPr>
+            <w:r>
+              <w:t xml:space="preserve">Mantener una lista completa de sistemas que gestionan identidades, autenticación y autorización.</w:t>
+            </w:r>
+          </w:p>
+        </w:tc>
+        <w:tc>
+          <w:tcPr/>
+          <w:p>
+            <w:pPr>
+              <w:pStyle w:val="Compact"/>
+              <w:jc w:val="left"/>
+            </w:pPr>
+            <w:r>
+              <w:t xml:space="preserve">Verificar propietario, alcance, actualidad y conciliación.</w:t>
+            </w:r>
+          </w:p>
+        </w:tc>
+        <w:tc>
+          <w:tcPr/>
+          <w:p>
+            <w:pPr>
+              <w:pStyle w:val="Compact"/>
+              <w:jc w:val="left"/>
+            </w:pPr>
+            <w:r>
+              <w:t xml:space="preserve">Inventario, diagramas, responsables y revisiones.</w:t>
+            </w:r>
+          </w:p>
+        </w:tc>
+      </w:tr>
+      <w:tr>
+        <w:tc>
+          <w:tcPr/>
+          <w:p>
+            <w:pPr>
+              <w:pStyle w:val="Compact"/>
+              <w:jc w:val="left"/>
+            </w:pPr>
+            <w:r>
+              <w:t xml:space="preserve">6.7</w:t>
+            </w:r>
+          </w:p>
+        </w:tc>
+        <w:tc>
+          <w:tcPr/>
+          <w:p>
+            <w:pPr>
+              <w:pStyle w:val="Compact"/>
+              <w:jc w:val="left"/>
+            </w:pPr>
+            <w:r>
+              <w:t xml:space="preserve">Centralizar el control de acceso</w:t>
+            </w:r>
+          </w:p>
+        </w:tc>
+        <w:tc>
+          <w:tcPr/>
+          <w:p>
+            <w:pPr>
+              <w:pStyle w:val="Compact"/>
+              <w:jc w:val="left"/>
+            </w:pPr>
+            <w:r>
+              <w:t xml:space="preserve">Gestionar identidades y autorizaciones mediante plataformas centralizadas cuando sea viable.</w:t>
+            </w:r>
+          </w:p>
+        </w:tc>
+        <w:tc>
+          <w:tcPr/>
+          <w:p>
+            <w:pPr>
+              <w:pStyle w:val="Compact"/>
+              <w:jc w:val="left"/>
+            </w:pPr>
+            <w:r>
+              <w:t xml:space="preserve">Confirmar integración, cobertura y cuentas locales excepcionales.</w:t>
+            </w:r>
+          </w:p>
+        </w:tc>
+        <w:tc>
+          <w:tcPr/>
+          <w:p>
+            <w:pPr>
+              <w:pStyle w:val="Compact"/>
+              <w:jc w:val="left"/>
+            </w:pPr>
+            <w:r>
+              <w:t xml:space="preserve">Directorios, IAM, SSO, integraciones y excepciones.</w:t>
+            </w:r>
+          </w:p>
+        </w:tc>
+      </w:tr>
+      <w:tr>
+        <w:tc>
+          <w:tcPr/>
+          <w:p>
+            <w:pPr>
+              <w:pStyle w:val="Compact"/>
+              <w:jc w:val="left"/>
+            </w:pPr>
+            <w:r>
+              <w:t xml:space="preserve">6.8</w:t>
+            </w:r>
+          </w:p>
+        </w:tc>
+        <w:tc>
+          <w:tcPr/>
+          <w:p>
+            <w:pPr>
+              <w:pStyle w:val="Compact"/>
+              <w:jc w:val="left"/>
+            </w:pPr>
+            <w:r>
+              <w:t xml:space="preserve">Definir y mantener control de acceso basado en roles</w:t>
+            </w:r>
+          </w:p>
+        </w:tc>
+        <w:tc>
+          <w:tcPr/>
+          <w:p>
+            <w:pPr>
+              <w:pStyle w:val="Compact"/>
+              <w:jc w:val="left"/>
+            </w:pPr>
+            <w:r>
+              <w:t xml:space="preserve">Asignar permisos mediante roles aprobados y revisados periódicamente.</w:t>
+            </w:r>
+          </w:p>
+        </w:tc>
+        <w:tc>
+          <w:tcPr/>
+          <w:p>
+            <w:pPr>
+              <w:pStyle w:val="Compact"/>
+              <w:jc w:val="left"/>
+            </w:pPr>
+            <w:r>
+              <w:t xml:space="preserve">Revisar diseño, propietarios, asignaciones, recertificación y separación de funciones.</w:t>
+            </w:r>
+          </w:p>
+        </w:tc>
+        <w:tc>
+          <w:tcPr/>
+          <w:p>
+            <w:pPr>
+              <w:pStyle w:val="Compact"/>
+              <w:jc w:val="left"/>
+            </w:pPr>
+            <w:r>
+              <w:t xml:space="preserve">Catálogo de roles, matrices, aprobaciones y revisiones.</w:t>
             </w:r>
           </w:p>
         </w:tc>
@@ -9413,17 +7079,17 @@
         <w:pStyle w:val="BodyText"/>
       </w:pPr>
       <w:r>
-        <w:t xml:space="preserve">Utilice la guía oficial de CIS Controls v8.1 y la Especificación para la Evaluación de Controles para consultar el lenguaje exacto de cada Salvaguarda, la clase de activo, la función de seguridad, el Grupo de Implementación, las dependencias, las entradas, las operaciones, las medidas, las métricas y la revisión de procedimientos.</w:t>
-      </w:r>
-    </w:p>
-    <w:bookmarkEnd w:id="45"/>
-    <w:bookmarkStart w:id="46" w:name="control-18-pruebas-de-penetración"/>
+        <w:t xml:space="preserve">Utilice la guía oficial de CIS Controls v8.1 y la Especificación de Evaluación de Controles para el lenguaje exacto y los criterios de evaluación.</w:t>
+      </w:r>
+    </w:p>
+    <w:bookmarkEnd w:id="37"/>
+    <w:bookmarkStart w:id="38" w:name="Xbb65cd3c0852d2cacd0d350cee6556ebc7f386f"/>
     <w:p>
       <w:pPr>
         <w:pStyle w:val="Heading1"/>
       </w:pPr>
       <w:r>
-        <w:t xml:space="preserve">23. Control 18 — Pruebas de penetración</w:t>
+        <w:t xml:space="preserve">12. Control 7 — Gestión continua de vulnerabilidades</w:t>
       </w:r>
     </w:p>
     <w:p>
@@ -9435,7 +7101,20 @@
           <w:iCs/>
           <w:i/>
         </w:rPr>
-        <w:t xml:space="preserve">Las cinco Salvaguardas, su significado en lenguaje claro, el enfoque de verificación y ejemplos de evidencia.</w:t>
+        <w:t xml:space="preserve">Las 7 Salvaguardas, su significado claro, el enfoque de verificación y ejemplos de evidencia.</w:t>
+      </w:r>
+    </w:p>
+    <w:p>
+      <w:pPr>
+        <w:pStyle w:val="BodyText"/>
+      </w:pPr>
+    </w:p>
+    <w:p>
+      <w:pPr>
+        <w:pStyle w:val="BodyText"/>
+      </w:pPr>
+      <w:r>
+        <w:t xml:space="preserve">Figura 7. Gestión continua de vulnerabilidades</w:t>
       </w:r>
     </w:p>
     <w:tbl>
@@ -9464,13 +7143,13 @@
                 <w:bCs/>
                 <w:b/>
               </w:rPr>
-              <w:t xml:space="preserve">Objetivo del control:</w:t>
+              <w:t xml:space="preserve">Propósito del control:</w:t>
             </w:r>
             <w:r>
               <w:t xml:space="preserve"> </w:t>
             </w:r>
             <w:r>
-              <w:t xml:space="preserve">Fortalecer la organización mediante la implementación y medición de Salvaguardas para las pruebas de penetración.</w:t>
+              <w:t xml:space="preserve">Fortalecer la empresa mediante la implementación y medición de Salvaguardas para la gestión continua de vulnerabilidades.</w:t>
             </w:r>
           </w:p>
         </w:tc>
@@ -9539,7 +7218,7 @@
                 <w:bCs/>
                 <w:b/>
               </w:rPr>
-              <w:t xml:space="preserve">Significado en lenguaje claro</w:t>
+              <w:t xml:space="preserve">Significado claro</w:t>
             </w:r>
           </w:p>
         </w:tc>
@@ -9585,6 +7264,3184 @@
               <w:jc w:val="left"/>
             </w:pPr>
             <w:r>
+              <w:t xml:space="preserve">7.1</w:t>
+            </w:r>
+          </w:p>
+        </w:tc>
+        <w:tc>
+          <w:tcPr/>
+          <w:p>
+            <w:pPr>
+              <w:pStyle w:val="Compact"/>
+              <w:jc w:val="left"/>
+            </w:pPr>
+            <w:r>
+              <w:t xml:space="preserve">Establecer y mantener un proceso de gestión de vulnerabilidades</w:t>
+            </w:r>
+          </w:p>
+        </w:tc>
+        <w:tc>
+          <w:tcPr/>
+          <w:p>
+            <w:pPr>
+              <w:pStyle w:val="Compact"/>
+              <w:jc w:val="left"/>
+            </w:pPr>
+            <w:r>
+              <w:t xml:space="preserve">Definir alcance, responsabilidades, frecuencia, priorización y seguimiento de vulnerabilidades.</w:t>
+            </w:r>
+          </w:p>
+        </w:tc>
+        <w:tc>
+          <w:tcPr/>
+          <w:p>
+            <w:pPr>
+              <w:pStyle w:val="Compact"/>
+              <w:jc w:val="left"/>
+            </w:pPr>
+            <w:r>
+              <w:t xml:space="preserve">Confirmar aprobación, cobertura, métricas, excepciones y revisión.</w:t>
+            </w:r>
+          </w:p>
+        </w:tc>
+        <w:tc>
+          <w:tcPr/>
+          <w:p>
+            <w:pPr>
+              <w:pStyle w:val="Compact"/>
+              <w:jc w:val="left"/>
+            </w:pPr>
+            <w:r>
+              <w:t xml:space="preserve">Política, procedimientos, responsables, métricas y registros.</w:t>
+            </w:r>
+          </w:p>
+        </w:tc>
+      </w:tr>
+      <w:tr>
+        <w:tc>
+          <w:tcPr/>
+          <w:p>
+            <w:pPr>
+              <w:pStyle w:val="Compact"/>
+              <w:jc w:val="left"/>
+            </w:pPr>
+            <w:r>
+              <w:t xml:space="preserve">7.2</w:t>
+            </w:r>
+          </w:p>
+        </w:tc>
+        <w:tc>
+          <w:tcPr/>
+          <w:p>
+            <w:pPr>
+              <w:pStyle w:val="Compact"/>
+              <w:jc w:val="left"/>
+            </w:pPr>
+            <w:r>
+              <w:t xml:space="preserve">Establecer y mantener un proceso de remediación</w:t>
+            </w:r>
+          </w:p>
+        </w:tc>
+        <w:tc>
+          <w:tcPr/>
+          <w:p>
+            <w:pPr>
+              <w:pStyle w:val="Compact"/>
+              <w:jc w:val="left"/>
+            </w:pPr>
+            <w:r>
+              <w:t xml:space="preserve">Corregir vulnerabilidades según riesgo y verificar el cierre.</w:t>
+            </w:r>
+          </w:p>
+        </w:tc>
+        <w:tc>
+          <w:tcPr/>
+          <w:p>
+            <w:pPr>
+              <w:pStyle w:val="Compact"/>
+              <w:jc w:val="left"/>
+            </w:pPr>
+            <w:r>
+              <w:t xml:space="preserve">Revisar plazos, prioridades, excepciones, nuevas pruebas y escalamiento.</w:t>
+            </w:r>
+          </w:p>
+        </w:tc>
+        <w:tc>
+          <w:tcPr/>
+          <w:p>
+            <w:pPr>
+              <w:pStyle w:val="Compact"/>
+              <w:jc w:val="left"/>
+            </w:pPr>
+            <w:r>
+              <w:t xml:space="preserve">Tickets, planes, excepciones, resultados de nuevas pruebas y métricas.</w:t>
+            </w:r>
+          </w:p>
+        </w:tc>
+      </w:tr>
+      <w:tr>
+        <w:tc>
+          <w:tcPr/>
+          <w:p>
+            <w:pPr>
+              <w:pStyle w:val="Compact"/>
+              <w:jc w:val="left"/>
+            </w:pPr>
+            <w:r>
+              <w:t xml:space="preserve">7.3</w:t>
+            </w:r>
+          </w:p>
+        </w:tc>
+        <w:tc>
+          <w:tcPr/>
+          <w:p>
+            <w:pPr>
+              <w:pStyle w:val="Compact"/>
+              <w:jc w:val="left"/>
+            </w:pPr>
+            <w:r>
+              <w:t xml:space="preserve">Realizar gestión automatizada de parches del sistema operativo</w:t>
+            </w:r>
+          </w:p>
+        </w:tc>
+        <w:tc>
+          <w:tcPr/>
+          <w:p>
+            <w:pPr>
+              <w:pStyle w:val="Compact"/>
+              <w:jc w:val="left"/>
+            </w:pPr>
+            <w:r>
+              <w:t xml:space="preserve">Identificar, probar y desplegar parches del sistema operativo mediante un proceso administrado.</w:t>
+            </w:r>
+          </w:p>
+        </w:tc>
+        <w:tc>
+          <w:tcPr/>
+          <w:p>
+            <w:pPr>
+              <w:pStyle w:val="Compact"/>
+              <w:jc w:val="left"/>
+            </w:pPr>
+            <w:r>
+              <w:t xml:space="preserve">Confirmar cobertura, frecuencia, fallos, excepciones y cumplimiento.</w:t>
+            </w:r>
+          </w:p>
+        </w:tc>
+        <w:tc>
+          <w:tcPr/>
+          <w:p>
+            <w:pPr>
+              <w:pStyle w:val="Compact"/>
+              <w:jc w:val="left"/>
+            </w:pPr>
+            <w:r>
+              <w:t xml:space="preserve">Consolas, inventarios, reportes de despliegue y tickets.</w:t>
+            </w:r>
+          </w:p>
+        </w:tc>
+      </w:tr>
+      <w:tr>
+        <w:tc>
+          <w:tcPr/>
+          <w:p>
+            <w:pPr>
+              <w:pStyle w:val="Compact"/>
+              <w:jc w:val="left"/>
+            </w:pPr>
+            <w:r>
+              <w:t xml:space="preserve">7.4</w:t>
+            </w:r>
+          </w:p>
+        </w:tc>
+        <w:tc>
+          <w:tcPr/>
+          <w:p>
+            <w:pPr>
+              <w:pStyle w:val="Compact"/>
+              <w:jc w:val="left"/>
+            </w:pPr>
+            <w:r>
+              <w:t xml:space="preserve">Realizar gestión automatizada de parches de aplicaciones</w:t>
+            </w:r>
+          </w:p>
+        </w:tc>
+        <w:tc>
+          <w:tcPr/>
+          <w:p>
+            <w:pPr>
+              <w:pStyle w:val="Compact"/>
+              <w:jc w:val="left"/>
+            </w:pPr>
+            <w:r>
+              <w:t xml:space="preserve">Identificar, probar y desplegar actualizaciones de aplicaciones.</w:t>
+            </w:r>
+          </w:p>
+        </w:tc>
+        <w:tc>
+          <w:tcPr/>
+          <w:p>
+            <w:pPr>
+              <w:pStyle w:val="Compact"/>
+              <w:jc w:val="left"/>
+            </w:pPr>
+            <w:r>
+              <w:t xml:space="preserve">Verificar cobertura, versiones, fallos y excepciones.</w:t>
+            </w:r>
+          </w:p>
+        </w:tc>
+        <w:tc>
+          <w:tcPr/>
+          <w:p>
+            <w:pPr>
+              <w:pStyle w:val="Compact"/>
+              <w:jc w:val="left"/>
+            </w:pPr>
+            <w:r>
+              <w:t xml:space="preserve">Inventarios, consolas, resultados y planes correctivos.</w:t>
+            </w:r>
+          </w:p>
+        </w:tc>
+      </w:tr>
+      <w:tr>
+        <w:tc>
+          <w:tcPr/>
+          <w:p>
+            <w:pPr>
+              <w:pStyle w:val="Compact"/>
+              <w:jc w:val="left"/>
+            </w:pPr>
+            <w:r>
+              <w:t xml:space="preserve">7.5</w:t>
+            </w:r>
+          </w:p>
+        </w:tc>
+        <w:tc>
+          <w:tcPr/>
+          <w:p>
+            <w:pPr>
+              <w:pStyle w:val="Compact"/>
+              <w:jc w:val="left"/>
+            </w:pPr>
+            <w:r>
+              <w:t xml:space="preserve">Realizar escaneos automatizados de vulnerabilidades de activos empresariales internos</w:t>
+            </w:r>
+          </w:p>
+        </w:tc>
+        <w:tc>
+          <w:tcPr/>
+          <w:p>
+            <w:pPr>
+              <w:pStyle w:val="Compact"/>
+              <w:jc w:val="left"/>
+            </w:pPr>
+            <w:r>
+              <w:t xml:space="preserve">Escanear activos internos con cobertura y credenciales adecuadas.</w:t>
+            </w:r>
+          </w:p>
+        </w:tc>
+        <w:tc>
+          <w:tcPr/>
+          <w:p>
+            <w:pPr>
+              <w:pStyle w:val="Compact"/>
+              <w:jc w:val="left"/>
+            </w:pPr>
+            <w:r>
+              <w:t xml:space="preserve">Confirmar alcance, autenticación, frecuencia, exclusiones y resultados.</w:t>
+            </w:r>
+          </w:p>
+        </w:tc>
+        <w:tc>
+          <w:tcPr/>
+          <w:p>
+            <w:pPr>
+              <w:pStyle w:val="Compact"/>
+              <w:jc w:val="left"/>
+            </w:pPr>
+            <w:r>
+              <w:t xml:space="preserve">Configuración de escáner, resultados, cobertura y excepciones.</w:t>
+            </w:r>
+          </w:p>
+        </w:tc>
+      </w:tr>
+      <w:tr>
+        <w:tc>
+          <w:tcPr/>
+          <w:p>
+            <w:pPr>
+              <w:pStyle w:val="Compact"/>
+              <w:jc w:val="left"/>
+            </w:pPr>
+            <w:r>
+              <w:t xml:space="preserve">7.6</w:t>
+            </w:r>
+          </w:p>
+        </w:tc>
+        <w:tc>
+          <w:tcPr/>
+          <w:p>
+            <w:pPr>
+              <w:pStyle w:val="Compact"/>
+              <w:jc w:val="left"/>
+            </w:pPr>
+            <w:r>
+              <w:t xml:space="preserve">Realizar escaneos automatizados de vulnerabilidades de activos empresariales expuestos externamente</w:t>
+            </w:r>
+          </w:p>
+        </w:tc>
+        <w:tc>
+          <w:tcPr/>
+          <w:p>
+            <w:pPr>
+              <w:pStyle w:val="Compact"/>
+              <w:jc w:val="left"/>
+            </w:pPr>
+            <w:r>
+              <w:t xml:space="preserve">Evaluar de forma periódica los activos accesibles desde Internet.</w:t>
+            </w:r>
+          </w:p>
+        </w:tc>
+        <w:tc>
+          <w:tcPr/>
+          <w:p>
+            <w:pPr>
+              <w:pStyle w:val="Compact"/>
+              <w:jc w:val="left"/>
+            </w:pPr>
+            <w:r>
+              <w:t xml:space="preserve">Verificar inventario, alcance, frecuencia, hallazgos y seguimiento.</w:t>
+            </w:r>
+          </w:p>
+        </w:tc>
+        <w:tc>
+          <w:tcPr/>
+          <w:p>
+            <w:pPr>
+              <w:pStyle w:val="Compact"/>
+              <w:jc w:val="left"/>
+            </w:pPr>
+            <w:r>
+              <w:t xml:space="preserve">Inventario externo, resultados, tickets y nuevas pruebas.</w:t>
+            </w:r>
+          </w:p>
+        </w:tc>
+      </w:tr>
+      <w:tr>
+        <w:tc>
+          <w:tcPr/>
+          <w:p>
+            <w:pPr>
+              <w:pStyle w:val="Compact"/>
+              <w:jc w:val="left"/>
+            </w:pPr>
+            <w:r>
+              <w:t xml:space="preserve">7.7</w:t>
+            </w:r>
+          </w:p>
+        </w:tc>
+        <w:tc>
+          <w:tcPr/>
+          <w:p>
+            <w:pPr>
+              <w:pStyle w:val="Compact"/>
+              <w:jc w:val="left"/>
+            </w:pPr>
+            <w:r>
+              <w:t xml:space="preserve">Corregir las vulnerabilidades detectadas</w:t>
+            </w:r>
+          </w:p>
+        </w:tc>
+        <w:tc>
+          <w:tcPr/>
+          <w:p>
+            <w:pPr>
+              <w:pStyle w:val="Compact"/>
+              <w:jc w:val="left"/>
+            </w:pPr>
+            <w:r>
+              <w:t xml:space="preserve">Priorizar, corregir y volver a probar vulnerabilidades identificadas.</w:t>
+            </w:r>
+          </w:p>
+        </w:tc>
+        <w:tc>
+          <w:tcPr/>
+          <w:p>
+            <w:pPr>
+              <w:pStyle w:val="Compact"/>
+              <w:jc w:val="left"/>
+            </w:pPr>
+            <w:r>
+              <w:t xml:space="preserve">Confirmar riesgo, plazo, propietario, evidencia de cierre y excepciones.</w:t>
+            </w:r>
+          </w:p>
+        </w:tc>
+        <w:tc>
+          <w:tcPr/>
+          <w:p>
+            <w:pPr>
+              <w:pStyle w:val="Compact"/>
+              <w:jc w:val="left"/>
+            </w:pPr>
+            <w:r>
+              <w:t xml:space="preserve">Tickets, cambios, resultados de nueva prueba y aprobaciones.</w:t>
+            </w:r>
+          </w:p>
+        </w:tc>
+      </w:tr>
+    </w:tbl>
+    <w:p>
+      <w:pPr>
+        <w:pStyle w:val="BodyText"/>
+      </w:pPr>
+      <w:r>
+        <w:t xml:space="preserve">Utilice la guía oficial de CIS Controls v8.1 y la Especificación de Evaluación de Controles para el lenguaje exacto y los criterios de evaluación.</w:t>
+      </w:r>
+    </w:p>
+    <w:bookmarkEnd w:id="38"/>
+    <w:bookmarkStart w:id="39" w:name="control-8-audit-log-management"/>
+    <w:p>
+      <w:pPr>
+        <w:pStyle w:val="Heading1"/>
+      </w:pPr>
+      <w:r>
+        <w:t xml:space="preserve">13. Control 8 — Audit Log Management</w:t>
+      </w:r>
+    </w:p>
+    <w:p>
+      <w:pPr>
+        <w:pStyle w:val="FirstParagraph"/>
+      </w:pPr>
+      <w:r>
+        <w:rPr>
+          <w:iCs/>
+          <w:i/>
+        </w:rPr>
+        <w:t xml:space="preserve">Las 12 Salvaguardias, significado claro, enfoque de verificación y evidencia de ejemplo</w:t>
+      </w:r>
+      <w:r>
+        <w:t xml:space="preserve">.</w:t>
+      </w:r>
+    </w:p>
+    <w:p>
+      <w:pPr>
+        <w:pStyle w:val="BodyText"/>
+      </w:pPr>
+      <w:r>
+        <w:t xml:space="preserve">** Objetivo de control:** Fortalecer la empresa mediante la aplicación y medición de salvaguardias para la gestión de registros de auditoría. |</w:t>
+      </w:r>
+    </w:p>
+    <w:p>
+      <w:pPr>
+        <w:pStyle w:val="BodyText"/>
+      </w:pPr>
+      <w:r>
+        <w:t xml:space="preserve">|… |</w:t>
+      </w:r>
+    </w:p>
+    <w:tbl>
+      <w:tblPr>
+        <w:tblStyle w:val="Table"/>
+        <w:tblW w:type="pct" w:w="5000"/>
+        <w:tblLook w:firstRow="1" w:lastRow="0" w:firstColumn="0" w:lastColumn="0" w:noHBand="0" w:noVBand="0" w:val="0020"/>
+        <w:jc w:val="start"/>
+      </w:tblPr>
+      <w:tblGrid>
+        <w:gridCol w:w="7920"/>
+      </w:tblGrid>
+      <w:tr>
+        <w:trPr>
+          <w:tblHeader w:val="true"/>
+        </w:trPr>
+        <w:tc>
+          <w:tcPr/>
+          <w:p>
+            <w:pPr>
+              <w:pStyle w:val="Compact"/>
+              <w:jc w:val="left"/>
+            </w:pPr>
+            <w:r>
+              <w:t xml:space="preserve">****</w:t>
+            </w:r>
+          </w:p>
+        </w:tc>
+      </w:tr>
+      <w:tr>
+        <w:tc>
+          <w:tcPr/>
+          <w:p>
+            <w:pPr>
+              <w:pStyle w:val="Compact"/>
+              <w:jc w:val="left"/>
+            </w:pPr>
+            <w:r>
+              <w:t xml:space="preserve">tención 8.1</w:t>
+            </w:r>
+          </w:p>
+        </w:tc>
+      </w:tr>
+      <w:tr>
+        <w:tc>
+          <w:tcPr/>
+          <w:p>
+            <w:pPr>
+              <w:pStyle w:val="Compact"/>
+              <w:jc w:val="left"/>
+            </w:pPr>
+            <w:r>
+              <w:t xml:space="preserve">8.2</w:t>
+            </w:r>
+          </w:p>
+        </w:tc>
+      </w:tr>
+      <w:tr>
+        <w:tc>
+          <w:tcPr/>
+          <w:p>
+            <w:pPr>
+              <w:pStyle w:val="Compact"/>
+              <w:jc w:val="left"/>
+            </w:pPr>
+            <w:r>
+              <w:t xml:space="preserve">8.3</w:t>
+            </w:r>
+          </w:p>
+        </w:tc>
+      </w:tr>
+      <w:tr>
+        <w:tc>
+          <w:tcPr/>
+          <w:p>
+            <w:pPr>
+              <w:pStyle w:val="Compact"/>
+              <w:jc w:val="left"/>
+            </w:pPr>
+            <w:r>
+              <w:t xml:space="preserve">8.4 ← Normalizar la sincronización del tiempo ← Poner en marcha un proceso repetible, de propiedad o control técnico para estandarizar la sincronización del tiempo, a continuación, verificar cobertura y excepciones. tención Confirme alcance definido, población, propiedad, implementación, frecuencia, cobertura, excepciones, corrección y retest. requisitos de registro, inventario de fuentes, almacenamiento, configuración del tiempo, registros detallados, plataforma central, revisiones y retención</w:t>
+            </w:r>
+          </w:p>
+        </w:tc>
+      </w:tr>
+      <w:tr>
+        <w:tc>
+          <w:tcPr/>
+          <w:p>
+            <w:pPr>
+              <w:pStyle w:val="Compact"/>
+              <w:jc w:val="left"/>
+            </w:pPr>
+            <w:r>
+              <w:t xml:space="preserve">8.5</w:t>
+            </w:r>
+          </w:p>
+        </w:tc>
+      </w:tr>
+      <w:tr>
+        <w:tc>
+          <w:tcPr/>
+          <w:p>
+            <w:pPr>
+              <w:pStyle w:val="Compact"/>
+              <w:jc w:val="left"/>
+            </w:pPr>
+            <w:r>
+              <w:t xml:space="preserve">8.6</w:t>
+            </w:r>
+          </w:p>
+        </w:tc>
+      </w:tr>
+      <w:tr>
+        <w:tc>
+          <w:tcPr/>
+          <w:p>
+            <w:pPr>
+              <w:pStyle w:val="Compact"/>
+              <w:jc w:val="left"/>
+            </w:pPr>
+            <w:r>
+              <w:t xml:space="preserve">8.7</w:t>
+            </w:r>
+          </w:p>
+        </w:tc>
+      </w:tr>
+      <w:tr>
+        <w:tc>
+          <w:tcPr/>
+          <w:p>
+            <w:pPr>
+              <w:pStyle w:val="Compact"/>
+              <w:jc w:val="left"/>
+            </w:pPr>
+            <w:r>
+              <w:t xml:space="preserve">8.8</w:t>
+            </w:r>
+          </w:p>
+        </w:tc>
+      </w:tr>
+      <w:tr>
+        <w:tc>
+          <w:tcPr/>
+          <w:p>
+            <w:pPr>
+              <w:pStyle w:val="Compact"/>
+              <w:jc w:val="left"/>
+            </w:pPr>
+            <w:r>
+              <w:t xml:space="preserve">8.9</w:t>
+            </w:r>
+          </w:p>
+        </w:tc>
+      </w:tr>
+      <w:tr>
+        <w:tc>
+          <w:tcPr/>
+          <w:p>
+            <w:pPr>
+              <w:pStyle w:val="Compact"/>
+              <w:jc w:val="left"/>
+            </w:pPr>
+            <w:r>
+              <w:t xml:space="preserve">8.10</w:t>
+            </w:r>
+          </w:p>
+        </w:tc>
+      </w:tr>
+      <w:tr>
+        <w:tc>
+          <w:tcPr/>
+          <w:p>
+            <w:pPr>
+              <w:pStyle w:val="Compact"/>
+              <w:jc w:val="left"/>
+            </w:pPr>
+            <w:r>
+              <w:t xml:space="preserve">8.11</w:t>
+            </w:r>
+          </w:p>
+        </w:tc>
+      </w:tr>
+      <w:tr>
+        <w:tc>
+          <w:tcPr/>
+          <w:p>
+            <w:pPr>
+              <w:pStyle w:val="Compact"/>
+              <w:jc w:val="left"/>
+            </w:pPr>
+            <w:r>
+              <w:t xml:space="preserve">8.12</w:t>
+            </w:r>
+          </w:p>
+        </w:tc>
+      </w:tr>
+    </w:tbl>
+    <w:p>
+      <w:pPr>
+        <w:pStyle w:val="BodyText"/>
+      </w:pPr>
+      <w:r>
+        <w:t xml:space="preserve">Utilice la guía oficial CIS Controls v8.1 y Evaluación de Controles Especificación para el lenguaje exacto de Salvaguardia, clase de activos, función de seguridad, Grupo de Implementación, dependencias, insumos, operaciones, medidas, métricas y revisión procesal.</w:t>
+      </w:r>
+    </w:p>
+    <w:bookmarkEnd w:id="39"/>
+    <w:bookmarkStart w:id="40" w:name="X61a6fa901b4cb4af355893d1db14e759896d15a"/>
+    <w:p>
+      <w:pPr>
+        <w:pStyle w:val="Heading1"/>
+      </w:pPr>
+      <w:r>
+        <w:t xml:space="preserve">14. Control 9 - Protección de correo electrónico y navegador web</w:t>
+      </w:r>
+    </w:p>
+    <w:p>
+      <w:pPr>
+        <w:pStyle w:val="FirstParagraph"/>
+      </w:pPr>
+      <w:r>
+        <w:rPr>
+          <w:iCs/>
+          <w:i/>
+        </w:rPr>
+        <w:t xml:space="preserve">Las 7 Salvaguardias, significado claro, enfoque de verificación y evidencia de ejemplo</w:t>
+      </w:r>
+      <w:r>
+        <w:t xml:space="preserve">.</w:t>
+      </w:r>
+    </w:p>
+    <w:p>
+      <w:pPr>
+        <w:pStyle w:val="BodyText"/>
+      </w:pPr>
+      <w:r>
+        <w:t xml:space="preserve">** Objetivo de control:** Fortalecer la empresa mediante la implementación y medición de salvaguardias para las protecciones de correo electrónico y navegador web. |</w:t>
+      </w:r>
+    </w:p>
+    <w:p>
+      <w:pPr>
+        <w:pStyle w:val="BodyText"/>
+      </w:pPr>
+      <w:r>
+        <w:t xml:space="preserve">Respuesta</w:t>
+      </w:r>
+    </w:p>
+    <w:tbl>
+      <w:tblPr>
+        <w:tblStyle w:val="Table"/>
+        <w:tblW w:type="pct" w:w="5000"/>
+        <w:tblLook w:firstRow="1" w:lastRow="0" w:firstColumn="0" w:lastColumn="0" w:noHBand="0" w:noVBand="0" w:val="0020"/>
+        <w:jc w:val="start"/>
+      </w:tblPr>
+      <w:tblGrid>
+        <w:gridCol w:w="7920"/>
+      </w:tblGrid>
+      <w:tr>
+        <w:trPr>
+          <w:tblHeader w:val="true"/>
+        </w:trPr>
+        <w:tc>
+          <w:tcPr/>
+          <w:p>
+            <w:pPr>
+              <w:pStyle w:val="Compact"/>
+              <w:jc w:val="left"/>
+            </w:pPr>
+            <w:r>
+              <w:t xml:space="preserve">****</w:t>
+            </w:r>
+          </w:p>
+        </w:tc>
+      </w:tr>
+      <w:tr>
+        <w:tc>
+          <w:tcPr/>
+          <w:p>
+            <w:pPr>
+              <w:pStyle w:val="Compact"/>
+              <w:jc w:val="left"/>
+            </w:pPr>
+            <w:r>
+              <w:t xml:space="preserve">TEN 9.1 TENCIÓN Asegurar el uso de sólo navegadores completos y clientes de correo electrónico</w:t>
+            </w:r>
+          </w:p>
+        </w:tc>
+      </w:tr>
+      <w:tr>
+        <w:tc>
+          <w:tcPr/>
+          <w:p>
+            <w:pPr>
+              <w:pStyle w:val="Compact"/>
+              <w:jc w:val="left"/>
+            </w:pPr>
+            <w:r>
+              <w:t xml:space="preserve">TEN 9.2</w:t>
+            </w:r>
+          </w:p>
+        </w:tc>
+      </w:tr>
+      <w:tr>
+        <w:tc>
+          <w:tcPr/>
+          <w:p>
+            <w:pPr>
+              <w:pStyle w:val="Compact"/>
+              <w:jc w:val="left"/>
+            </w:pPr>
+            <w:r>
+              <w:t xml:space="preserve">9.3</w:t>
+            </w:r>
+          </w:p>
+        </w:tc>
+      </w:tr>
+      <w:tr>
+        <w:tc>
+          <w:tcPr/>
+          <w:p>
+            <w:pPr>
+              <w:pStyle w:val="Compact"/>
+              <w:jc w:val="left"/>
+            </w:pPr>
+            <w:r>
+              <w:t xml:space="preserve">9.4</w:t>
+            </w:r>
+          </w:p>
+        </w:tc>
+      </w:tr>
+      <w:tr>
+        <w:tc>
+          <w:tcPr/>
+          <w:p>
+            <w:pPr>
+              <w:pStyle w:val="Compact"/>
+              <w:jc w:val="left"/>
+            </w:pPr>
+            <w:r>
+              <w:t xml:space="preserve">TEN 9.5</w:t>
+            </w:r>
+          </w:p>
+        </w:tc>
+      </w:tr>
+      <w:tr>
+        <w:tc>
+          <w:tcPr/>
+          <w:p>
+            <w:pPr>
+              <w:pStyle w:val="Compact"/>
+              <w:jc w:val="left"/>
+            </w:pPr>
+            <w:r>
+              <w:t xml:space="preserve">TEN 9.6</w:t>
+            </w:r>
+          </w:p>
+        </w:tc>
+      </w:tr>
+      <w:tr>
+        <w:tc>
+          <w:tcPr/>
+          <w:p>
+            <w:pPr>
+              <w:pStyle w:val="Compact"/>
+              <w:jc w:val="left"/>
+            </w:pPr>
+            <w:r>
+              <w:t xml:space="preserve">9.7</w:t>
+            </w:r>
+          </w:p>
+        </w:tc>
+      </w:tr>
+    </w:tbl>
+    <w:p>
+      <w:pPr>
+        <w:pStyle w:val="BodyText"/>
+      </w:pPr>
+      <w:r>
+        <w:t xml:space="preserve">Utilice la guía oficial CIS Controls v8.1 y Evaluación de Controles Especificación para el lenguaje exacto de Salvaguardia, clase de activos, función de seguridad, Grupo de Implementación, dependencias, insumos, operaciones, medidas, métricas y revisión procesal.</w:t>
+      </w:r>
+    </w:p>
+    <w:bookmarkEnd w:id="40"/>
+    <w:bookmarkStart w:id="41" w:name="control-10-malware-defenses"/>
+    <w:p>
+      <w:pPr>
+        <w:pStyle w:val="Heading1"/>
+      </w:pPr>
+      <w:r>
+        <w:t xml:space="preserve">15. Control 10 — Malware Defenses</w:t>
+      </w:r>
+    </w:p>
+    <w:p>
+      <w:pPr>
+        <w:pStyle w:val="FirstParagraph"/>
+      </w:pPr>
+      <w:r>
+        <w:rPr>
+          <w:iCs/>
+          <w:i/>
+        </w:rPr>
+        <w:t xml:space="preserve">Las 7 Salvaguardias, significado claro, enfoque de verificación y evidencia de ejemplo</w:t>
+      </w:r>
+      <w:r>
+        <w:t xml:space="preserve">.</w:t>
+      </w:r>
+    </w:p>
+    <w:p>
+      <w:pPr>
+        <w:pStyle w:val="BodyText"/>
+      </w:pPr>
+      <w:r>
+        <w:t xml:space="preserve">** Objetivo de control:** Fortalecer la empresa mediante la implementación y medición de salvaguardias para defensas de malware. |</w:t>
+      </w:r>
+    </w:p>
+    <w:p>
+      <w:pPr>
+        <w:pStyle w:val="BodyText"/>
+      </w:pPr>
+      <w:r>
+        <w:t xml:space="preserve">|… |</w:t>
+      </w:r>
+    </w:p>
+    <w:tbl>
+      <w:tblPr>
+        <w:tblStyle w:val="Table"/>
+        <w:tblW w:type="pct" w:w="5000"/>
+        <w:tblLook w:firstRow="1" w:lastRow="0" w:firstColumn="0" w:lastColumn="0" w:noHBand="0" w:noVBand="0" w:val="0020"/>
+        <w:jc w:val="start"/>
+      </w:tblPr>
+      <w:tblGrid>
+        <w:gridCol w:w="7920"/>
+      </w:tblGrid>
+      <w:tr>
+        <w:trPr>
+          <w:tblHeader w:val="true"/>
+        </w:trPr>
+        <w:tc>
+          <w:tcPr/>
+          <w:p>
+            <w:pPr>
+              <w:pStyle w:val="Compact"/>
+              <w:jc w:val="left"/>
+            </w:pPr>
+            <w:r>
+              <w:t xml:space="preserve">****</w:t>
+            </w:r>
+          </w:p>
+        </w:tc>
+      </w:tr>
+      <w:tr>
+        <w:tc>
+          <w:tcPr/>
+          <w:p>
+            <w:pPr>
+              <w:pStyle w:val="Compact"/>
+              <w:jc w:val="left"/>
+            </w:pPr>
+            <w:r>
+              <w:t xml:space="preserve">10.1</w:t>
+            </w:r>
+          </w:p>
+        </w:tc>
+      </w:tr>
+      <w:tr>
+        <w:tc>
+          <w:tcPr/>
+          <w:p>
+            <w:pPr>
+              <w:pStyle w:val="Compact"/>
+              <w:jc w:val="left"/>
+            </w:pPr>
+            <w:r>
+              <w:t xml:space="preserve">10.2</w:t>
+            </w:r>
+          </w:p>
+        </w:tc>
+      </w:tr>
+      <w:tr>
+        <w:tc>
+          <w:tcPr/>
+          <w:p>
+            <w:pPr>
+              <w:pStyle w:val="Compact"/>
+              <w:jc w:val="left"/>
+            </w:pPr>
+            <w:r>
+              <w:t xml:space="preserve">TEN 10.3</w:t>
+            </w:r>
+          </w:p>
+        </w:tc>
+      </w:tr>
+      <w:tr>
+        <w:tc>
+          <w:tcPr/>
+          <w:p>
+            <w:pPr>
+              <w:pStyle w:val="Compact"/>
+              <w:jc w:val="left"/>
+            </w:pPr>
+            <w:r>
+              <w:t xml:space="preserve">10.4</w:t>
+            </w:r>
+          </w:p>
+        </w:tc>
+      </w:tr>
+      <w:tr>
+        <w:tc>
+          <w:tcPr/>
+          <w:p>
+            <w:pPr>
+              <w:pStyle w:val="Compact"/>
+              <w:jc w:val="left"/>
+            </w:pPr>
+            <w:r>
+              <w:t xml:space="preserve">10.5</w:t>
+            </w:r>
+          </w:p>
+        </w:tc>
+      </w:tr>
+      <w:tr>
+        <w:tc>
+          <w:tcPr/>
+          <w:p>
+            <w:pPr>
+              <w:pStyle w:val="Compact"/>
+              <w:jc w:val="left"/>
+            </w:pPr>
+            <w:r>
+              <w:t xml:space="preserve">10.6</w:t>
+            </w:r>
+          </w:p>
+        </w:tc>
+      </w:tr>
+      <w:tr>
+        <w:tc>
+          <w:tcPr/>
+          <w:p>
+            <w:pPr>
+              <w:pStyle w:val="Compact"/>
+              <w:jc w:val="left"/>
+            </w:pPr>
+            <w:r>
+              <w:t xml:space="preserve">10.7</w:t>
+            </w:r>
+          </w:p>
+        </w:tc>
+      </w:tr>
+    </w:tbl>
+    <w:p>
+      <w:pPr>
+        <w:pStyle w:val="BodyText"/>
+      </w:pPr>
+      <w:r>
+        <w:t xml:space="preserve">Utilice la guía oficial CIS Controls v8.1 y Evaluación de Controles Especificación para el lenguaje exacto de Salvaguardia, clase de activos, función de seguridad, Grupo de Implementación, dependencias, insumos, operaciones, medidas, métricas y revisión procesal.</w:t>
+      </w:r>
+    </w:p>
+    <w:bookmarkEnd w:id="41"/>
+    <w:bookmarkStart w:id="42" w:name="control-11-data-recovery"/>
+    <w:p>
+      <w:pPr>
+        <w:pStyle w:val="Heading1"/>
+      </w:pPr>
+      <w:r>
+        <w:t xml:space="preserve">16. Control 11 — Data Recovery</w:t>
+      </w:r>
+    </w:p>
+    <w:p>
+      <w:pPr>
+        <w:pStyle w:val="FirstParagraph"/>
+      </w:pPr>
+      <w:r>
+        <w:rPr>
+          <w:iCs/>
+          <w:i/>
+        </w:rPr>
+        <w:t xml:space="preserve">Las 5 Salvaguardias, significado claro, enfoque de verificación y evidencia de ejemplo</w:t>
+      </w:r>
+      <w:r>
+        <w:t xml:space="preserve">.</w:t>
+      </w:r>
+    </w:p>
+    <w:p>
+      <w:pPr>
+        <w:pStyle w:val="BodyText"/>
+      </w:pPr>
+      <w:r>
+        <w:t xml:space="preserve">** Objetivo de control:** Fortalecer la empresa mediante la aplicación y medición de salvaguardias para la recuperación de datos. |</w:t>
+      </w:r>
+    </w:p>
+    <w:p>
+      <w:pPr>
+        <w:pStyle w:val="BodyText"/>
+      </w:pPr>
+      <w:r>
+        <w:t xml:space="preserve">|… |</w:t>
+      </w:r>
+    </w:p>
+    <w:tbl>
+      <w:tblPr>
+        <w:tblStyle w:val="Table"/>
+        <w:tblW w:type="pct" w:w="5000"/>
+        <w:tblLook w:firstRow="1" w:lastRow="0" w:firstColumn="0" w:lastColumn="0" w:noHBand="0" w:noVBand="0" w:val="0020"/>
+        <w:jc w:val="start"/>
+      </w:tblPr>
+      <w:tblGrid>
+        <w:gridCol w:w="7920"/>
+      </w:tblGrid>
+      <w:tr>
+        <w:trPr>
+          <w:tblHeader w:val="true"/>
+        </w:trPr>
+        <w:tc>
+          <w:tcPr/>
+          <w:p>
+            <w:pPr>
+              <w:pStyle w:val="Compact"/>
+              <w:jc w:val="left"/>
+            </w:pPr>
+            <w:r>
+              <w:t xml:space="preserve">****</w:t>
+            </w:r>
+          </w:p>
+        </w:tc>
+      </w:tr>
+      <w:tr>
+        <w:tc>
+          <w:tcPr/>
+          <w:p>
+            <w:pPr>
+              <w:pStyle w:val="Compact"/>
+              <w:jc w:val="left"/>
+            </w:pPr>
+            <w:r>
+              <w:t xml:space="preserve">TEN 11.1</w:t>
+            </w:r>
+          </w:p>
+        </w:tc>
+      </w:tr>
+      <w:tr>
+        <w:tc>
+          <w:tcPr/>
+          <w:p>
+            <w:pPr>
+              <w:pStyle w:val="Compact"/>
+              <w:jc w:val="left"/>
+            </w:pPr>
+            <w:r>
+              <w:t xml:space="preserve">11.2</w:t>
+            </w:r>
+          </w:p>
+        </w:tc>
+      </w:tr>
+      <w:tr>
+        <w:tc>
+          <w:tcPr/>
+          <w:p>
+            <w:pPr>
+              <w:pStyle w:val="Compact"/>
+              <w:jc w:val="left"/>
+            </w:pPr>
+            <w:r>
+              <w:t xml:space="preserve">11.3</w:t>
+            </w:r>
+          </w:p>
+        </w:tc>
+      </w:tr>
+      <w:tr>
+        <w:tc>
+          <w:tcPr/>
+          <w:p>
+            <w:pPr>
+              <w:pStyle w:val="Compact"/>
+              <w:jc w:val="left"/>
+            </w:pPr>
+            <w:r>
+              <w:t xml:space="preserve">TEN 11.4</w:t>
+            </w:r>
+          </w:p>
+        </w:tc>
+      </w:tr>
+      <w:tr>
+        <w:tc>
+          <w:tcPr/>
+          <w:p>
+            <w:pPr>
+              <w:pStyle w:val="Compact"/>
+              <w:jc w:val="left"/>
+            </w:pPr>
+            <w:r>
+              <w:t xml:space="preserve">TEN 11.5</w:t>
+            </w:r>
+          </w:p>
+        </w:tc>
+      </w:tr>
+    </w:tbl>
+    <w:p>
+      <w:pPr>
+        <w:pStyle w:val="BodyText"/>
+      </w:pPr>
+      <w:r>
+        <w:t xml:space="preserve">Utilice la guía oficial CIS Controls v8.1 y Evaluación de Controles Especificación para el lenguaje exacto de Salvaguardia, clase de activos, función de seguridad, Grupo de Implementación, dependencias, insumos, operaciones, medidas, métricas y revisión procesal.</w:t>
+      </w:r>
+    </w:p>
+    <w:p>
+      <w:pPr>
+        <w:pStyle w:val="BodyText"/>
+      </w:pPr>
+      <w:r>
+        <w:t xml:space="preserve">Control 12 - Gestión de la infraestructura de red</w:t>
+      </w:r>
+    </w:p>
+    <w:p>
+      <w:pPr>
+        <w:pStyle w:val="BodyText"/>
+      </w:pPr>
+      <w:r>
+        <w:rPr>
+          <w:iCs/>
+          <w:i/>
+        </w:rPr>
+        <w:t xml:space="preserve">Las 8 Salvaguardias, significado claro, enfoque de verificación y evidencia de ejemplo</w:t>
+      </w:r>
+      <w:r>
+        <w:t xml:space="preserve">.</w:t>
+      </w:r>
+    </w:p>
+    <w:p>
+      <w:pPr>
+        <w:pStyle w:val="BodyText"/>
+      </w:pPr>
+      <w:r>
+        <w:t xml:space="preserve">** Objetivo de control:** Fortalecer la empresa mediante la aplicación y medición de las salvaguardias para la gestión de la infraestructura de red. |</w:t>
+      </w:r>
+    </w:p>
+    <w:p>
+      <w:pPr>
+        <w:pStyle w:val="BodyText"/>
+      </w:pPr>
+      <w:r>
+        <w:t xml:space="preserve">Respuesta</w:t>
+      </w:r>
+    </w:p>
+    <w:p>
+      <w:pPr>
+        <w:pStyle w:val="BodyText"/>
+      </w:pPr>
+      <w:r>
+        <w:t xml:space="preserve">**** | ** Salvaguardia** |</w:t>
+      </w:r>
+      <w:r>
+        <w:t xml:space="preserve"> </w:t>
+      </w:r>
+      <w:r>
+        <w:rPr>
+          <w:bCs/>
+          <w:b/>
+        </w:rPr>
+        <w:t xml:space="preserve">Significado claro</w:t>
+      </w:r>
+      <w:r>
+        <w:t xml:space="preserve"> </w:t>
+      </w:r>
+      <w:r>
+        <w:t xml:space="preserve">| ** Enfoque de la verificación**</w:t>
+      </w:r>
+    </w:p>
+    <w:p>
+      <w:pPr>
+        <w:pStyle w:val="BodyText"/>
+      </w:pPr>
+      <w:r>
+        <w:t xml:space="preserve">|———————————————————————————————————————————————————————————————————————————————————————————————————————————————————————————————————————————————————————————————————————————————————————————————————————————————————————————————————————————- Enviado |</w:t>
+      </w:r>
+      <w:r>
+        <w:t xml:space="preserve"> </w:t>
+      </w:r>
+      <w:r>
+        <w:t xml:space="preserve">| 12.1 | Garantizar que la infraestructura de red esté actualizada Ponga en marcha un proceso repetible, de propiedad o control técnico para asegurar que la infraestructura de red esté actualizada, a continuación, verifique la cobertura y las excepciones. tención Confirme alcance definido, población, propiedad, implementación, frecuencia, cobertura, excepciones, corrección y retest. inventario de red, versiones, arquitectura, diagramas, vías de administración, AAA, protocolos seguros, VPN y estaciones de trabajo de administración</w:t>
+      </w:r>
+      <w:r>
+        <w:t xml:space="preserve"> </w:t>
+      </w:r>
+      <w:r>
+        <w:t xml:space="preserve">| 12.2 | Establecer y mantener una arquitectura de red segura ← Poner en marcha un proceso repetible, propiedad o control técnico para establecer y mantener una arquitectura de red segura, a continuación, verificar cobertura y excepciones. tención Confirme alcance definido, población, propiedad, implementación, frecuencia, cobertura, excepciones, corrección y retest. inventario de red, versiones, arquitectura, diagramas, vías de administración, AAA, protocolos seguros, VPN y estaciones de trabajo de administración</w:t>
+      </w:r>
+      <w:r>
+        <w:t xml:space="preserve"> </w:t>
+      </w:r>
+      <w:r>
+        <w:t xml:space="preserve">| 12.3 ← Gestión segura de la infraestructura de red Ponga en marcha un proceso repetible, de propiedad o control técnico para gestionar de forma segura la infraestructura de red, a continuación, verifique la cobertura y las excepciones. tención Confirme alcance definido, población, propiedad, implementación, frecuencia, cobertura, excepciones, corrección y retest. inventario de red, versiones, arquitectura, diagramas, vías de administración, AAA, protocolos seguros, VPN y estaciones de trabajo de administración |</w:t>
+      </w:r>
+      <w:r>
+        <w:t xml:space="preserve"> </w:t>
+      </w:r>
+      <w:r>
+        <w:t xml:space="preserve">TEN 12.4 | Establecer y mantener los diagramas de arquitectura | Poner en marcha un proceso repetible, propiedad o control técnico para establecer y mantener los diagramas de arquitectura, a continuación, verificar cobertura y excepciones. tención Confirme alcance definido, población, propiedad, implementación, frecuencia, cobertura, excepciones, corrección y retest. inventario de red, versiones, arquitectura, diagramas, vías de administración, AAA, protocolos seguros, VPN y estaciones de trabajo de administración</w:t>
+      </w:r>
+      <w:r>
+        <w:t xml:space="preserve"> </w:t>
+      </w:r>
+      <w:r>
+        <w:t xml:space="preserve">| 12.5 | Centralizar Autenticación, Autorización y Auditoría de la Red | Poner en marcha un proceso repetible, de propiedad o control técnico para centralizar la autenticación, Autorización y Auditoría de la Red, a continuación, verificar cobertura y excepciones. tención Confirme alcance definido, población, propiedad, implementación, frecuencia, cobertura, excepciones, corrección y retest. inventario de red, versiones, arquitectura, diagramas, vías de administración, AAA, protocolos seguros, VPN y estaciones de trabajo de administración</w:t>
+      </w:r>
+      <w:r>
+        <w:t xml:space="preserve"> </w:t>
+      </w:r>
+      <w:r>
+        <w:t xml:space="preserve">TEN 12.6 | Utilizar protocolos de gestión y comunicación de redes seguras Ponga en marcha un proceso repetible, de propiedad o control técnico para utilizar protocolos de gestión y comunicación de redes seguras, a continuación, verifique la cobertura y las excepciones. tención Confirme alcance definido, población, propiedad, implementación, frecuencia, cobertura, excepciones, corrección y retest. inventario de red, versiones, arquitectura, diagramas, vías de administración, AAA, protocolos seguros, VPN y estaciones de trabajo de administración</w:t>
+      </w:r>
+      <w:r>
+        <w:t xml:space="preserve"> </w:t>
+      </w:r>
+      <w:r>
+        <w:t xml:space="preserve">| 12.7 | Garantizar dispositivos remotos Utilice una VPN y Enterprise AAA | Ponga en marcha un proceso repetible, de propiedad o control técnico para asegurar dispositivos remotos Use una VPN y Enterprise AAA, a continuación, verifique cobertura y excepciones. tención Confirme alcance definido, población, propiedad, implementación, frecuencia, cobertura, excepciones, corrección y retest. inventario de red, versiones, arquitectura, diagramas, vías de administración, AAA, protocolos seguros, VPN y estaciones de trabajo de administración</w:t>
+      </w:r>
+      <w:r>
+        <w:t xml:space="preserve"> </w:t>
+      </w:r>
+      <w:r>
+        <w:t xml:space="preserve">| 12.8 | Mantener los recursos de computación dedicados para el trabajo administrativo Poner en marcha un proceso repetible, de propiedad o control técnico para mantener los Recursos de Computación Dedicada para el Trabajo Administrativo, a continuación, verificar cobertura y excepciones. tención Confirme alcance definido, población, propiedad, implementación, frecuencia, cobertura, excepciones, corrección y retest. inventario de red, versiones, arquitectura, diagramas, vías de administración, AAA, protocolos seguros, VPN y estaciones de trabajo de administración</w:t>
+      </w:r>
+    </w:p>
+    <w:p>
+      <w:pPr>
+        <w:pStyle w:val="BodyText"/>
+      </w:pPr>
+      <w:r>
+        <w:t xml:space="preserve">Utilice la guía oficial CIS Controls v8.1 y Evaluación de Controles Especificación para el lenguaje exacto de Salvaguardia, clase de activos, función de seguridad, Grupo de Implementación, dependencias, insumos, operaciones, medidas, métricas y revisión procesal.</w:t>
+      </w:r>
+    </w:p>
+    <w:bookmarkEnd w:id="42"/>
+    <w:bookmarkStart w:id="43" w:name="X70229194786b2abc2dfe755a6454a63b37ad7a9"/>
+    <w:p>
+      <w:pPr>
+        <w:pStyle w:val="Heading1"/>
+      </w:pPr>
+      <w:r>
+        <w:t xml:space="preserve">18. Control 13 — Network Monitoring and Defense</w:t>
+      </w:r>
+    </w:p>
+    <w:p>
+      <w:pPr>
+        <w:pStyle w:val="FirstParagraph"/>
+      </w:pPr>
+      <w:r>
+        <w:rPr>
+          <w:iCs/>
+          <w:i/>
+        </w:rPr>
+        <w:t xml:space="preserve">Todas las 11 Salvaguardias, significado claro, enfoque de verificación y evidencia de ejemplo</w:t>
+      </w:r>
+      <w:r>
+        <w:t xml:space="preserve">.</w:t>
+      </w:r>
+    </w:p>
+    <w:p>
+      <w:pPr>
+        <w:pStyle w:val="BodyText"/>
+      </w:pPr>
+      <w:r>
+        <w:t xml:space="preserve">■img src=</w:t>
+      </w:r>
+      <w:r>
+        <w:t xml:space="preserve">“</w:t>
+      </w:r>
+      <w:r>
+        <w:t xml:space="preserve">media/image8.png</w:t>
+      </w:r>
+      <w:r>
+        <w:t xml:space="preserve">”</w:t>
+      </w:r>
+      <w:r>
+        <w:t xml:space="preserve"> </w:t>
+      </w:r>
+      <w:r>
+        <w:t xml:space="preserve">estilo=</w:t>
+      </w:r>
+      <w:r>
+        <w:t xml:space="preserve">“</w:t>
+      </w:r>
+      <w:r>
+        <w:t xml:space="preserve">width:6.15in;height:3.20094in</w:t>
+      </w:r>
+      <w:r>
+        <w:t xml:space="preserve">”</w:t>
+      </w:r>
+      <w:r>
+        <w:t xml:space="preserve"> </w:t>
+      </w:r>
+      <w:r>
+        <w:t xml:space="preserve">alt=</w:t>
+      </w:r>
+      <w:r>
+        <w:t xml:space="preserve">“</w:t>
+      </w:r>
+      <w:r>
+        <w:t xml:space="preserve">Contexto centralizado, detección sintonizada, investigación humana y respuesta crean defensa útil</w:t>
+      </w:r>
+      <w:r>
+        <w:t xml:space="preserve">”</w:t>
+      </w:r>
+      <w:r>
+        <w:t xml:space="preserve">.</w:t>
+      </w:r>
+    </w:p>
+    <w:p>
+      <w:pPr>
+        <w:pStyle w:val="BodyText"/>
+      </w:pPr>
+      <w:r>
+        <w:t xml:space="preserve">Figure 8. Monitoring-to-response workflow</w:t>
+      </w:r>
+    </w:p>
+    <w:p>
+      <w:pPr>
+        <w:pStyle w:val="BodyText"/>
+      </w:pPr>
+      <w:r>
+        <w:t xml:space="preserve">** Objetivo de control:** Fortalecer la empresa mediante la implementación y medición de salvaguardias para el monitoreo y defensa de redes. |</w:t>
+      </w:r>
+    </w:p>
+    <w:p>
+      <w:pPr>
+        <w:pStyle w:val="BodyText"/>
+      </w:pPr>
+      <w:r>
+        <w:t xml:space="preserve">|… |</w:t>
+      </w:r>
+    </w:p>
+    <w:tbl>
+      <w:tblPr>
+        <w:tblStyle w:val="Table"/>
+        <w:tblW w:type="pct" w:w="5000"/>
+        <w:tblLook w:firstRow="1" w:lastRow="0" w:firstColumn="0" w:lastColumn="0" w:noHBand="0" w:noVBand="0" w:val="0020"/>
+        <w:jc w:val="start"/>
+      </w:tblPr>
+      <w:tblGrid>
+        <w:gridCol w:w="7920"/>
+      </w:tblGrid>
+      <w:tr>
+        <w:trPr>
+          <w:tblHeader w:val="true"/>
+        </w:trPr>
+        <w:tc>
+          <w:tcPr/>
+          <w:p>
+            <w:pPr>
+              <w:pStyle w:val="Compact"/>
+              <w:jc w:val="left"/>
+            </w:pPr>
+            <w:r>
+              <w:t xml:space="preserve">****</w:t>
+            </w:r>
+          </w:p>
+        </w:tc>
+      </w:tr>
+      <w:tr>
+        <w:tc>
+          <w:tcPr/>
+          <w:p>
+            <w:pPr>
+              <w:pStyle w:val="Compact"/>
+              <w:jc w:val="left"/>
+            </w:pPr>
+            <w:r>
+              <w:t xml:space="preserve">13.1</w:t>
+            </w:r>
+          </w:p>
+        </w:tc>
+      </w:tr>
+      <w:tr>
+        <w:tc>
+          <w:tcPr/>
+          <w:p>
+            <w:pPr>
+              <w:pStyle w:val="Compact"/>
+              <w:jc w:val="left"/>
+            </w:pPr>
+            <w:r>
+              <w:t xml:space="preserve">13.2</w:t>
+            </w:r>
+          </w:p>
+        </w:tc>
+      </w:tr>
+      <w:tr>
+        <w:tc>
+          <w:tcPr/>
+          <w:p>
+            <w:pPr>
+              <w:pStyle w:val="Compact"/>
+              <w:jc w:val="left"/>
+            </w:pPr>
+            <w:r>
+              <w:t xml:space="preserve">13.3</w:t>
+            </w:r>
+          </w:p>
+        </w:tc>
+      </w:tr>
+      <w:tr>
+        <w:tc>
+          <w:tcPr/>
+          <w:p>
+            <w:pPr>
+              <w:pStyle w:val="Compact"/>
+              <w:jc w:val="left"/>
+            </w:pPr>
+            <w:r>
+              <w:t xml:space="preserve">13.4</w:t>
+            </w:r>
+          </w:p>
+        </w:tc>
+      </w:tr>
+      <w:tr>
+        <w:tc>
+          <w:tcPr/>
+          <w:p>
+            <w:pPr>
+              <w:pStyle w:val="Compact"/>
+              <w:jc w:val="left"/>
+            </w:pPr>
+            <w:r>
+              <w:t xml:space="preserve">13.5</w:t>
+            </w:r>
+          </w:p>
+        </w:tc>
+      </w:tr>
+      <w:tr>
+        <w:tc>
+          <w:tcPr/>
+          <w:p>
+            <w:pPr>
+              <w:pStyle w:val="Compact"/>
+              <w:jc w:val="left"/>
+            </w:pPr>
+            <w:r>
+              <w:t xml:space="preserve">13.6  Collect Network Traffic Flow Logs Ponga en marcha un proceso repetible, de propiedad o control técnico para recoger los Logs de flujo de tráfico de red, a continuación, verifique cobertura y excepciones. tención Confirme alcance definido, población, propiedad, implementación, frecuencia, cobertura, excepciones, corrección y retest. cobertura SIEM, detección de host/network, segmentación, mandos remotos, registros de flujo, sistemas de prevención y alerta de afinación</w:t>
+            </w:r>
+          </w:p>
+        </w:tc>
+      </w:tr>
+      <w:tr>
+        <w:tc>
+          <w:tcPr/>
+          <w:p>
+            <w:pPr>
+              <w:pStyle w:val="Compact"/>
+              <w:jc w:val="left"/>
+            </w:pPr>
+            <w:r>
+              <w:t xml:space="preserve">13.7</w:t>
+            </w:r>
+          </w:p>
+        </w:tc>
+      </w:tr>
+      <w:tr>
+        <w:tc>
+          <w:tcPr/>
+          <w:p>
+            <w:pPr>
+              <w:pStyle w:val="Compact"/>
+              <w:jc w:val="left"/>
+            </w:pPr>
+            <w:r>
+              <w:t xml:space="preserve">13.8</w:t>
+            </w:r>
+          </w:p>
+        </w:tc>
+      </w:tr>
+      <w:tr>
+        <w:tc>
+          <w:tcPr/>
+          <w:p>
+            <w:pPr>
+              <w:pStyle w:val="Compact"/>
+              <w:jc w:val="left"/>
+            </w:pPr>
+            <w:r>
+              <w:t xml:space="preserve">13.9 Ponga en marcha un proceso repetible, de propiedad o control técnico para desplegar Port-Level Access Control, a continuación, verifique cobertura y excepciones. tención Confirme alcance definido, población, propiedad, implementación, frecuencia, cobertura, excepciones, corrección y retest. cobertura SIEM, detección de host/network, segmentación, mandos remotos, registros de flujo, sistemas de prevención y alerta de afinación</w:t>
+            </w:r>
+          </w:p>
+        </w:tc>
+      </w:tr>
+      <w:tr>
+        <w:tc>
+          <w:tcPr/>
+          <w:p>
+            <w:pPr>
+              <w:pStyle w:val="Compact"/>
+              <w:jc w:val="left"/>
+            </w:pPr>
+            <w:r>
+              <w:t xml:space="preserve">13.10</w:t>
+            </w:r>
+          </w:p>
+        </w:tc>
+      </w:tr>
+      <w:tr>
+        <w:tc>
+          <w:tcPr/>
+          <w:p>
+            <w:pPr>
+              <w:pStyle w:val="Compact"/>
+              <w:jc w:val="left"/>
+            </w:pPr>
+            <w:r>
+              <w:t xml:space="preserve">13.11</w:t>
+            </w:r>
+          </w:p>
+        </w:tc>
+      </w:tr>
+    </w:tbl>
+    <w:p>
+      <w:pPr>
+        <w:pStyle w:val="BodyText"/>
+      </w:pPr>
+      <w:r>
+        <w:t xml:space="preserve">Utilice la guía oficial CIS Controls v8.1 y Evaluación de Controles Especificación para el lenguaje exacto de Salvaguardia, clase de activos, función de seguridad, Grupo de Implementación, dependencias, insumos, operaciones, medidas, métricas y revisión procesal.</w:t>
+      </w:r>
+    </w:p>
+    <w:bookmarkEnd w:id="43"/>
+    <w:bookmarkStart w:id="44" w:name="X42b99efe6a3de02b879e5b97e2145eff592e532"/>
+    <w:p>
+      <w:pPr>
+        <w:pStyle w:val="Heading1"/>
+      </w:pPr>
+      <w:r>
+        <w:t xml:space="preserve">19. Control 14 - Capacitación en conciencia de seguridad y habilidades</w:t>
+      </w:r>
+    </w:p>
+    <w:p>
+      <w:pPr>
+        <w:pStyle w:val="FirstParagraph"/>
+      </w:pPr>
+      <w:r>
+        <w:rPr>
+          <w:iCs/>
+          <w:i/>
+        </w:rPr>
+        <w:t xml:space="preserve">Las 9 Salvaguardias, significado claro, enfoque de verificación y evidencia de ejemplo</w:t>
+      </w:r>
+      <w:r>
+        <w:t xml:space="preserve">.</w:t>
+      </w:r>
+    </w:p>
+    <w:p>
+      <w:pPr>
+        <w:pStyle w:val="BodyText"/>
+      </w:pPr>
+      <w:r>
+        <w:t xml:space="preserve">** Objetivo de control:** Fortalecer la empresa mediante la aplicación y medición de las salvaguardias para la sensibilización en materia de seguridad y la capacitación en aptitudes. |</w:t>
+      </w:r>
+    </w:p>
+    <w:p>
+      <w:pPr>
+        <w:pStyle w:val="BodyText"/>
+      </w:pPr>
+      <w:r>
+        <w:t xml:space="preserve">|… |</w:t>
+      </w:r>
+    </w:p>
+    <w:tbl>
+      <w:tblPr>
+        <w:tblStyle w:val="Table"/>
+        <w:tblW w:type="pct" w:w="5000"/>
+        <w:tblLook w:firstRow="1" w:lastRow="0" w:firstColumn="0" w:lastColumn="0" w:noHBand="0" w:noVBand="0" w:val="0020"/>
+        <w:jc w:val="start"/>
+      </w:tblPr>
+      <w:tblGrid>
+        <w:gridCol w:w="7920"/>
+      </w:tblGrid>
+      <w:tr>
+        <w:trPr>
+          <w:tblHeader w:val="true"/>
+        </w:trPr>
+        <w:tc>
+          <w:tcPr/>
+          <w:p>
+            <w:pPr>
+              <w:pStyle w:val="Compact"/>
+              <w:jc w:val="left"/>
+            </w:pPr>
+            <w:r>
+              <w:t xml:space="preserve">****</w:t>
+            </w:r>
+          </w:p>
+        </w:tc>
+      </w:tr>
+      <w:tr>
+        <w:tc>
+          <w:tcPr/>
+          <w:p>
+            <w:pPr>
+              <w:pStyle w:val="Compact"/>
+              <w:jc w:val="left"/>
+            </w:pPr>
+            <w:r>
+              <w:t xml:space="preserve">TEN 14.1</w:t>
+            </w:r>
+          </w:p>
+        </w:tc>
+      </w:tr>
+      <w:tr>
+        <w:tc>
+          <w:tcPr/>
+          <w:p>
+            <w:pPr>
+              <w:pStyle w:val="Compact"/>
+              <w:jc w:val="left"/>
+            </w:pPr>
+            <w:r>
+              <w:t xml:space="preserve">14.2</w:t>
+            </w:r>
+          </w:p>
+        </w:tc>
+      </w:tr>
+      <w:tr>
+        <w:tc>
+          <w:tcPr/>
+          <w:p>
+            <w:pPr>
+              <w:pStyle w:val="Compact"/>
+              <w:jc w:val="left"/>
+            </w:pPr>
+            <w:r>
+              <w:t xml:space="preserve">TEN 14.3</w:t>
+            </w:r>
+          </w:p>
+        </w:tc>
+      </w:tr>
+      <w:tr>
+        <w:tc>
+          <w:tcPr/>
+          <w:p>
+            <w:pPr>
+              <w:pStyle w:val="Compact"/>
+              <w:jc w:val="left"/>
+            </w:pPr>
+            <w:r>
+              <w:t xml:space="preserve">14.4</w:t>
+            </w:r>
+          </w:p>
+        </w:tc>
+      </w:tr>
+      <w:tr>
+        <w:tc>
+          <w:tcPr/>
+          <w:p>
+            <w:pPr>
+              <w:pStyle w:val="Compact"/>
+              <w:jc w:val="left"/>
+            </w:pPr>
+            <w:r>
+              <w:t xml:space="preserve">14.5</w:t>
+            </w:r>
+          </w:p>
+        </w:tc>
+      </w:tr>
+      <w:tr>
+        <w:tc>
+          <w:tcPr/>
+          <w:p>
+            <w:pPr>
+              <w:pStyle w:val="Compact"/>
+              <w:jc w:val="left"/>
+            </w:pPr>
+            <w:r>
+              <w:t xml:space="preserve">14.6</w:t>
+            </w:r>
+          </w:p>
+        </w:tc>
+      </w:tr>
+      <w:tr>
+        <w:tc>
+          <w:tcPr/>
+          <w:p>
+            <w:pPr>
+              <w:pStyle w:val="Compact"/>
+              <w:jc w:val="left"/>
+            </w:pPr>
+            <w:r>
+              <w:t xml:space="preserve">14.7</w:t>
+            </w:r>
+          </w:p>
+        </w:tc>
+      </w:tr>
+      <w:tr>
+        <w:tc>
+          <w:tcPr/>
+          <w:p>
+            <w:pPr>
+              <w:pStyle w:val="Compact"/>
+              <w:jc w:val="left"/>
+            </w:pPr>
+            <w:r>
+              <w:t xml:space="preserve">TEN 14.8</w:t>
+            </w:r>
+          </w:p>
+        </w:tc>
+      </w:tr>
+      <w:tr>
+        <w:tc>
+          <w:tcPr/>
+          <w:p>
+            <w:pPr>
+              <w:pStyle w:val="Compact"/>
+              <w:jc w:val="left"/>
+            </w:pPr>
+            <w:r>
+              <w:t xml:space="preserve">TEN 14.9</w:t>
+            </w:r>
+          </w:p>
+        </w:tc>
+      </w:tr>
+    </w:tbl>
+    <w:p>
+      <w:pPr>
+        <w:pStyle w:val="BodyText"/>
+      </w:pPr>
+      <w:r>
+        <w:t xml:space="preserve">Utilice la guía oficial CIS Controls v8.1 y Evaluación de Controles Especificación para el lenguaje exacto de Salvaguardia, clase de activos, función de seguridad, Grupo de Implementación, dependencias, insumos, operaciones, medidas, métricas y revisión procesal.</w:t>
+      </w:r>
+    </w:p>
+    <w:bookmarkEnd w:id="44"/>
+    <w:bookmarkStart w:id="45" w:name="control-15-service-provider-management"/>
+    <w:p>
+      <w:pPr>
+        <w:pStyle w:val="Heading1"/>
+      </w:pPr>
+      <w:r>
+        <w:t xml:space="preserve">20. Control 15 — Service Provider Management</w:t>
+      </w:r>
+    </w:p>
+    <w:p>
+      <w:pPr>
+        <w:pStyle w:val="FirstParagraph"/>
+      </w:pPr>
+      <w:r>
+        <w:rPr>
+          <w:iCs/>
+          <w:i/>
+        </w:rPr>
+        <w:t xml:space="preserve">Las 7 Salvaguardias, significado claro, enfoque de verificación y evidencia de ejemplo</w:t>
+      </w:r>
+      <w:r>
+        <w:t xml:space="preserve">.</w:t>
+      </w:r>
+    </w:p>
+    <w:p>
+      <w:pPr>
+        <w:pStyle w:val="BodyText"/>
+      </w:pPr>
+      <w:r>
+        <w:t xml:space="preserve">** Objetivo de control:** Fortalecer la empresa mediante la aplicación y medición de las salvaguardias para la gestión de proveedores de servicios. |</w:t>
+      </w:r>
+    </w:p>
+    <w:p>
+      <w:pPr>
+        <w:pStyle w:val="BodyText"/>
+      </w:pPr>
+      <w:r>
+        <w:t xml:space="preserve">|… |</w:t>
+      </w:r>
+    </w:p>
+    <w:tbl>
+      <w:tblPr>
+        <w:tblStyle w:val="Table"/>
+        <w:tblW w:type="pct" w:w="5000"/>
+        <w:tblLook w:firstRow="1" w:lastRow="0" w:firstColumn="0" w:lastColumn="0" w:noHBand="0" w:noVBand="0" w:val="0020"/>
+        <w:jc w:val="start"/>
+      </w:tblPr>
+      <w:tblGrid>
+        <w:gridCol w:w="7920"/>
+      </w:tblGrid>
+      <w:tr>
+        <w:trPr>
+          <w:tblHeader w:val="true"/>
+        </w:trPr>
+        <w:tc>
+          <w:tcPr/>
+          <w:p>
+            <w:pPr>
+              <w:pStyle w:val="Compact"/>
+              <w:jc w:val="left"/>
+            </w:pPr>
+            <w:r>
+              <w:t xml:space="preserve">****</w:t>
+            </w:r>
+          </w:p>
+        </w:tc>
+      </w:tr>
+      <w:tr>
+        <w:tc>
+          <w:tcPr/>
+          <w:p>
+            <w:pPr>
+              <w:pStyle w:val="Compact"/>
+              <w:jc w:val="left"/>
+            </w:pPr>
+            <w:r>
+              <w:t xml:space="preserve">TEN 15.1</w:t>
+            </w:r>
+          </w:p>
+        </w:tc>
+      </w:tr>
+      <w:tr>
+        <w:tc>
+          <w:tcPr/>
+          <w:p>
+            <w:pPr>
+              <w:pStyle w:val="Compact"/>
+              <w:jc w:val="left"/>
+            </w:pPr>
+            <w:r>
+              <w:t xml:space="preserve">15.2</w:t>
+            </w:r>
+          </w:p>
+        </w:tc>
+      </w:tr>
+      <w:tr>
+        <w:tc>
+          <w:tcPr/>
+          <w:p>
+            <w:pPr>
+              <w:pStyle w:val="Compact"/>
+              <w:jc w:val="left"/>
+            </w:pPr>
+            <w:r>
+              <w:t xml:space="preserve">15.3 Ponga en marcha un proceso repetible, de propiedad o control técnico para clasificar a los proveedores de servicios, a continuación, verifique la cobertura y las excepciones. tención Confirme alcance definido, población, propiedad, implementación, frecuencia, cobertura, excepciones, corrección y retest. inventario, clasificaciones, políticas, contratos, evaluaciones, vigilancia, incidentes y pruebas de descomposición</w:t>
+            </w:r>
+          </w:p>
+        </w:tc>
+      </w:tr>
+      <w:tr>
+        <w:tc>
+          <w:tcPr/>
+          <w:p>
+            <w:pPr>
+              <w:pStyle w:val="Compact"/>
+              <w:jc w:val="left"/>
+            </w:pPr>
+            <w:r>
+              <w:t xml:space="preserve">15.4</w:t>
+            </w:r>
+          </w:p>
+        </w:tc>
+      </w:tr>
+      <w:tr>
+        <w:tc>
+          <w:tcPr/>
+          <w:p>
+            <w:pPr>
+              <w:pStyle w:val="Compact"/>
+              <w:jc w:val="left"/>
+            </w:pPr>
+            <w:r>
+              <w:t xml:space="preserve">15.5 Silenciosos Proveedores de Servicios</w:t>
+            </w:r>
+          </w:p>
+        </w:tc>
+      </w:tr>
+      <w:tr>
+        <w:tc>
+          <w:tcPr/>
+          <w:p>
+            <w:pPr>
+              <w:pStyle w:val="Compact"/>
+              <w:jc w:val="left"/>
+            </w:pPr>
+            <w:r>
+              <w:t xml:space="preserve">15.6 Poner en marcha un proceso repetible, de propiedad o control técnico para supervisar a los proveedores de servicios, verificar la cobertura y las excepciones. tención Confirme alcance definido, población, propiedad, implementación, frecuencia, cobertura, excepciones, corrección y retest. inventario, clasificaciones, políticas, contratos, evaluaciones, vigilancia, incidentes y pruebas de descomposición</w:t>
+            </w:r>
+          </w:p>
+        </w:tc>
+      </w:tr>
+      <w:tr>
+        <w:tc>
+          <w:tcPr/>
+          <w:p>
+            <w:pPr>
+              <w:pStyle w:val="Compact"/>
+              <w:jc w:val="left"/>
+            </w:pPr>
+            <w:r>
+              <w:t xml:space="preserve">15.7</w:t>
+            </w:r>
+          </w:p>
+        </w:tc>
+      </w:tr>
+    </w:tbl>
+    <w:p>
+      <w:pPr>
+        <w:pStyle w:val="BodyText"/>
+      </w:pPr>
+      <w:r>
+        <w:t xml:space="preserve">Utilice la guía oficial CIS Controls v8.1 y Evaluación de Controles Especificación para el lenguaje exacto de Salvaguardia, clase de activos, función de seguridad, Grupo de Implementación, dependencias, insumos, operaciones, medidas, métricas y revisión procesal.</w:t>
+      </w:r>
+    </w:p>
+    <w:p>
+      <w:pPr>
+        <w:pStyle w:val="BodyText"/>
+      </w:pPr>
+      <w:r>
+        <w:t xml:space="preserve">Control 16 - Seguridad del Software de Aplicación</w:t>
+      </w:r>
+    </w:p>
+    <w:p>
+      <w:pPr>
+        <w:pStyle w:val="BodyText"/>
+      </w:pPr>
+      <w:r>
+        <w:rPr>
+          <w:iCs/>
+          <w:i/>
+        </w:rPr>
+        <w:t xml:space="preserve">Todas las 14 Salvaguardias, significado claro, enfoque de verificación y evidencia de ejemplo</w:t>
+      </w:r>
+      <w:r>
+        <w:t xml:space="preserve">.</w:t>
+      </w:r>
+    </w:p>
+    <w:p>
+      <w:pPr>
+        <w:pStyle w:val="BodyText"/>
+      </w:pPr>
+      <w:r>
+        <w:t xml:space="preserve">** Objetivo de control:** Fortalecer la empresa mediante la aplicación y medición de las salvaguardias para la seguridad de los programas de aplicación. |</w:t>
+      </w:r>
+    </w:p>
+    <w:p>
+      <w:pPr>
+        <w:pStyle w:val="BodyText"/>
+      </w:pPr>
+      <w:r>
+        <w:t xml:space="preserve">|… |</w:t>
+      </w:r>
+    </w:p>
+    <w:tbl>
+      <w:tblPr>
+        <w:tblStyle w:val="Table"/>
+        <w:tblW w:type="pct" w:w="5000"/>
+        <w:tblLook w:firstRow="1" w:lastRow="0" w:firstColumn="0" w:lastColumn="0" w:noHBand="0" w:noVBand="0" w:val="0020"/>
+        <w:jc w:val="start"/>
+      </w:tblPr>
+      <w:tblGrid>
+        <w:gridCol w:w="7920"/>
+      </w:tblGrid>
+      <w:tr>
+        <w:trPr>
+          <w:tblHeader w:val="true"/>
+        </w:trPr>
+        <w:tc>
+          <w:tcPr/>
+          <w:p>
+            <w:pPr>
+              <w:pStyle w:val="Compact"/>
+              <w:jc w:val="left"/>
+            </w:pPr>
+            <w:r>
+              <w:t xml:space="preserve">****</w:t>
+            </w:r>
+          </w:p>
+        </w:tc>
+      </w:tr>
+      <w:tr>
+        <w:tc>
+          <w:tcPr/>
+          <w:p>
+            <w:pPr>
+              <w:pStyle w:val="Compact"/>
+              <w:jc w:val="left"/>
+            </w:pPr>
+            <w:r>
+              <w:t xml:space="preserve">16.1</w:t>
+            </w:r>
+          </w:p>
+        </w:tc>
+      </w:tr>
+      <w:tr>
+        <w:tc>
+          <w:tcPr/>
+          <w:p>
+            <w:pPr>
+              <w:pStyle w:val="Compact"/>
+              <w:jc w:val="left"/>
+            </w:pPr>
+            <w:r>
+              <w:t xml:space="preserve">16.2</w:t>
+            </w:r>
+          </w:p>
+        </w:tc>
+      </w:tr>
+      <w:tr>
+        <w:tc>
+          <w:tcPr/>
+          <w:p>
+            <w:pPr>
+              <w:pStyle w:val="Compact"/>
+              <w:jc w:val="left"/>
+            </w:pPr>
+            <w:r>
+              <w:t xml:space="preserve">16.3</w:t>
+            </w:r>
+          </w:p>
+        </w:tc>
+      </w:tr>
+      <w:tr>
+        <w:tc>
+          <w:tcPr/>
+          <w:p>
+            <w:pPr>
+              <w:pStyle w:val="Compact"/>
+              <w:jc w:val="left"/>
+            </w:pPr>
+            <w:r>
+              <w:t xml:space="preserve">16.4</w:t>
+            </w:r>
+          </w:p>
+        </w:tc>
+      </w:tr>
+      <w:tr>
+        <w:tc>
+          <w:tcPr/>
+          <w:p>
+            <w:pPr>
+              <w:pStyle w:val="Compact"/>
+              <w:jc w:val="left"/>
+            </w:pPr>
+            <w:r>
+              <w:t xml:space="preserve">16.5 ← Utilizar componentes de software de terceros actualizados y confiados Ponga en marcha un proceso repetible, de propiedad o control técnico para utilizar componentes de software de terceros actualizados y confiados, a continuación, verifique la cobertura y las excepciones. tención Confirme alcance definido, población, propiedad, implementación, frecuencia, cobertura, excepciones, corrección y retest. TEN seguro SDLC, proceso de divulgación, causa raíz, inventario de componentes, severidad, endurecimiento, entrenamiento, pruebas y modelos de amenaza</w:t>
+            </w:r>
+          </w:p>
+        </w:tc>
+      </w:tr>
+      <w:tr>
+        <w:tc>
+          <w:tcPr/>
+          <w:p>
+            <w:pPr>
+              <w:pStyle w:val="Compact"/>
+              <w:jc w:val="left"/>
+            </w:pPr>
+            <w:r>
+              <w:t xml:space="preserve">16.6</w:t>
+            </w:r>
+          </w:p>
+        </w:tc>
+      </w:tr>
+      <w:tr>
+        <w:tc>
+          <w:tcPr/>
+          <w:p>
+            <w:pPr>
+              <w:pStyle w:val="Compact"/>
+              <w:jc w:val="left"/>
+            </w:pPr>
+            <w:r>
+              <w:t xml:space="preserve">TEN 16.7</w:t>
+            </w:r>
+          </w:p>
+        </w:tc>
+      </w:tr>
+      <w:tr>
+        <w:tc>
+          <w:tcPr/>
+          <w:p>
+            <w:pPr>
+              <w:pStyle w:val="Compact"/>
+              <w:jc w:val="left"/>
+            </w:pPr>
+            <w:r>
+              <w:t xml:space="preserve">16.8</w:t>
+            </w:r>
+          </w:p>
+        </w:tc>
+      </w:tr>
+      <w:tr>
+        <w:tc>
+          <w:tcPr/>
+          <w:p>
+            <w:pPr>
+              <w:pStyle w:val="Compact"/>
+              <w:jc w:val="left"/>
+            </w:pPr>
+            <w:r>
+              <w:t xml:space="preserve">16.9</w:t>
+            </w:r>
+          </w:p>
+        </w:tc>
+      </w:tr>
+      <w:tr>
+        <w:tc>
+          <w:tcPr/>
+          <w:p>
+            <w:pPr>
+              <w:pStyle w:val="Compact"/>
+              <w:jc w:val="left"/>
+            </w:pPr>
+            <w:r>
+              <w:t xml:space="preserve">16.10</w:t>
+            </w:r>
+          </w:p>
+        </w:tc>
+      </w:tr>
+      <w:tr>
+        <w:tc>
+          <w:tcPr/>
+          <w:p>
+            <w:pPr>
+              <w:pStyle w:val="Compact"/>
+              <w:jc w:val="left"/>
+            </w:pPr>
+            <w:r>
+              <w:t xml:space="preserve">TEN 16.11</w:t>
+            </w:r>
+          </w:p>
+        </w:tc>
+      </w:tr>
+      <w:tr>
+        <w:tc>
+          <w:tcPr/>
+          <w:p>
+            <w:pPr>
+              <w:pStyle w:val="Compact"/>
+              <w:jc w:val="left"/>
+            </w:pPr>
+            <w:r>
+              <w:t xml:space="preserve">16.12</w:t>
+            </w:r>
+          </w:p>
+        </w:tc>
+      </w:tr>
+      <w:tr>
+        <w:tc>
+          <w:tcPr/>
+          <w:p>
+            <w:pPr>
+              <w:pStyle w:val="Compact"/>
+              <w:jc w:val="left"/>
+            </w:pPr>
+            <w:r>
+              <w:t xml:space="preserve">16.13</w:t>
+            </w:r>
+          </w:p>
+        </w:tc>
+      </w:tr>
+      <w:tr>
+        <w:tc>
+          <w:tcPr/>
+          <w:p>
+            <w:pPr>
+              <w:pStyle w:val="Compact"/>
+              <w:jc w:val="left"/>
+            </w:pPr>
+            <w:r>
+              <w:t xml:space="preserve">16.14</w:t>
+            </w:r>
+          </w:p>
+        </w:tc>
+      </w:tr>
+    </w:tbl>
+    <w:p>
+      <w:pPr>
+        <w:pStyle w:val="BodyText"/>
+      </w:pPr>
+      <w:r>
+        <w:t xml:space="preserve">Utilice la guía oficial CIS Controls v8.1 y Evaluación de Controles Especificación para el lenguaje exacto de Salvaguardia, clase de activos, función de seguridad, Grupo de Implementación, dependencias, insumos, operaciones, medidas, métricas y revisión procesal.</w:t>
+      </w:r>
+    </w:p>
+    <w:bookmarkEnd w:id="45"/>
+    <w:bookmarkStart w:id="46" w:name="X81bcab1ee2e08fb2cedbb65af68432a47fa8998"/>
+    <w:p>
+      <w:pPr>
+        <w:pStyle w:val="Heading1"/>
+      </w:pPr>
+      <w:r>
+        <w:t xml:space="preserve">22. Control 17 — Gestión de la respuesta a incidentes</w:t>
+      </w:r>
+    </w:p>
+    <w:p>
+      <w:pPr>
+        <w:pStyle w:val="FirstParagraph"/>
+      </w:pPr>
+      <w:r>
+        <w:rPr>
+          <w:iCs/>
+          <w:i/>
+        </w:rPr>
+        <w:t xml:space="preserve">Las nueve Salvaguardas, su significado en lenguaje claro, el enfoque de verificación y ejemplos de evidencia.</w:t>
+      </w:r>
+    </w:p>
+    <w:tbl>
+      <w:tblPr>
+        <w:tblStyle w:val="FigureTable"/>
+        <w:tblW w:type="auto" w:w="0"/>
+        <w:tblLook w:firstRow="0" w:lastRow="0" w:firstColumn="0" w:lastColumn="0"/>
+        <w:jc w:val="center"/>
+      </w:tblPr>
+      <w:tblGrid>
+        <w:gridCol w:w="7920"/>
+      </w:tblGrid>
+      <w:tr>
+        <w:tc>
+          <w:tcPr/>
+          <w:p>
+            <w:pPr>
+              <w:pStyle w:val="Compact"/>
+              <w:jc w:val="center"/>
+            </w:pPr>
+            <w:r>
+              <w:t xml:space="preserve">Los roles preparados, los mecanismos de reporte, la comunicación, los ejercicios y las revisiones reducen el impacto de los incidentes.</w:t>
+            </w:r>
+          </w:p>
+        </w:tc>
+      </w:tr>
+    </w:tbl>
+    <w:p>
+      <w:pPr>
+        <w:pStyle w:val="ImageCaption"/>
+      </w:pPr>
+      <w:r>
+        <w:t xml:space="preserve">Los roles preparados, los mecanismos de reporte, la comunicación, los ejercicios y las revisiones reducen el impacto de los incidentes.</w:t>
+      </w:r>
+    </w:p>
+    <w:p>
+      <w:pPr>
+        <w:pStyle w:val="BodyText"/>
+      </w:pPr>
+      <w:r>
+        <w:t xml:space="preserve">Figura 9. Preparación para la respuesta a incidentes</w:t>
+      </w:r>
+    </w:p>
+    <w:tbl>
+      <w:tblPr>
+        <w:tblStyle w:val="Table"/>
+        <w:tblW w:type="pct" w:w="5000"/>
+        <w:tblLook w:firstRow="1" w:lastRow="0" w:firstColumn="0" w:lastColumn="0" w:noHBand="0" w:noVBand="0" w:val="0020"/>
+        <w:jc w:val="start"/>
+      </w:tblPr>
+      <w:tblGrid>
+        <w:gridCol w:w="7920"/>
+      </w:tblGrid>
+      <w:tr>
+        <w:trPr>
+          <w:tblHeader w:val="true"/>
+        </w:trPr>
+        <w:tc>
+          <w:tcPr/>
+          <w:p>
+            <w:pPr>
+              <w:pStyle w:val="Compact"/>
+              <w:jc w:val="left"/>
+            </w:pPr>
+            <w:r>
+              <w:rPr>
+                <w:bCs/>
+                <w:b/>
+              </w:rPr>
+              <w:t xml:space="preserve">Objetivo del control:</w:t>
+            </w:r>
+            <w:r>
+              <w:t xml:space="preserve"> </w:t>
+            </w:r>
+            <w:r>
+              <w:t xml:space="preserve">Fortalecer la organización mediante la implementación y medición de Salvaguardas para la gestión de la respuesta a incidentes.</w:t>
+            </w:r>
+          </w:p>
+        </w:tc>
+      </w:tr>
+    </w:tbl>
+    <w:p/>
+    <w:tbl>
+      <w:tblPr>
+        <w:tblStyle w:val="Table"/>
+        <w:tblW w:type="pct" w:w="5000"/>
+        <w:tblLook w:firstRow="1" w:lastRow="0" w:firstColumn="0" w:lastColumn="0" w:noHBand="0" w:noVBand="0" w:val="0020"/>
+        <w:jc w:val="start"/>
+      </w:tblPr>
+      <w:tblGrid>
+        <w:gridCol w:w="1584"/>
+        <w:gridCol w:w="1584"/>
+        <w:gridCol w:w="1584"/>
+        <w:gridCol w:w="1584"/>
+        <w:gridCol w:w="1584"/>
+      </w:tblGrid>
+      <w:tr>
+        <w:trPr>
+          <w:tblHeader w:val="true"/>
+        </w:trPr>
+        <w:tc>
+          <w:tcPr/>
+          <w:p>
+            <w:pPr>
+              <w:pStyle w:val="Compact"/>
+              <w:jc w:val="left"/>
+            </w:pPr>
+            <w:r>
+              <w:rPr>
+                <w:bCs/>
+                <w:b/>
+              </w:rPr>
+              <w:t xml:space="preserve">ID</w:t>
+            </w:r>
+          </w:p>
+        </w:tc>
+        <w:tc>
+          <w:tcPr/>
+          <w:p>
+            <w:pPr>
+              <w:pStyle w:val="Compact"/>
+              <w:jc w:val="left"/>
+            </w:pPr>
+            <w:r>
+              <w:rPr>
+                <w:bCs/>
+                <w:b/>
+              </w:rPr>
+              <w:t xml:space="preserve">Salvaguarda</w:t>
+            </w:r>
+          </w:p>
+        </w:tc>
+        <w:tc>
+          <w:tcPr/>
+          <w:p>
+            <w:pPr>
+              <w:pStyle w:val="Compact"/>
+              <w:jc w:val="left"/>
+            </w:pPr>
+            <w:r>
+              <w:rPr>
+                <w:bCs/>
+                <w:b/>
+              </w:rPr>
+              <w:t xml:space="preserve">Significado en lenguaje claro</w:t>
+            </w:r>
+          </w:p>
+        </w:tc>
+        <w:tc>
+          <w:tcPr/>
+          <w:p>
+            <w:pPr>
+              <w:pStyle w:val="Compact"/>
+              <w:jc w:val="left"/>
+            </w:pPr>
+            <w:r>
+              <w:rPr>
+                <w:bCs/>
+                <w:b/>
+              </w:rPr>
+              <w:t xml:space="preserve">Enfoque de verificación</w:t>
+            </w:r>
+          </w:p>
+        </w:tc>
+        <w:tc>
+          <w:tcPr/>
+          <w:p>
+            <w:pPr>
+              <w:pStyle w:val="Compact"/>
+              <w:jc w:val="left"/>
+            </w:pPr>
+            <w:r>
+              <w:rPr>
+                <w:bCs/>
+                <w:b/>
+              </w:rPr>
+              <w:t xml:space="preserve">Ejemplos de evidencia</w:t>
+            </w:r>
+          </w:p>
+        </w:tc>
+      </w:tr>
+      <w:tr>
+        <w:tc>
+          <w:tcPr/>
+          <w:p>
+            <w:pPr>
+              <w:pStyle w:val="Compact"/>
+              <w:jc w:val="left"/>
+            </w:pPr>
+            <w:r>
+              <w:t xml:space="preserve">17.1</w:t>
+            </w:r>
+          </w:p>
+        </w:tc>
+        <w:tc>
+          <w:tcPr/>
+          <w:p>
+            <w:pPr>
+              <w:pStyle w:val="Compact"/>
+              <w:jc w:val="left"/>
+            </w:pPr>
+            <w:r>
+              <w:t xml:space="preserve">Designar al personal responsable de gestionar los incidentes</w:t>
+            </w:r>
+          </w:p>
+        </w:tc>
+        <w:tc>
+          <w:tcPr/>
+          <w:p>
+            <w:pPr>
+              <w:pStyle w:val="Compact"/>
+              <w:jc w:val="left"/>
+            </w:pPr>
+            <w:r>
+              <w:t xml:space="preserve">Implementar un proceso repetible, con un responsable definido, para designar al personal encargado de gestionar los incidentes; después, verificar su cobertura y sus excepciones.</w:t>
+            </w:r>
+          </w:p>
+        </w:tc>
+        <w:tc>
+          <w:tcPr/>
+          <w:p>
+            <w:pPr>
+              <w:pStyle w:val="Compact"/>
+              <w:jc w:val="left"/>
+            </w:pPr>
+            <w:r>
+              <w:t xml:space="preserve">Confirmar alcance, población, responsabilidad, implementación, frecuencia, cobertura, excepciones, corrección y repetición de pruebas.</w:t>
+            </w:r>
+          </w:p>
+        </w:tc>
+        <w:tc>
+          <w:tcPr/>
+          <w:p>
+            <w:pPr>
+              <w:pStyle w:val="Compact"/>
+              <w:jc w:val="left"/>
+            </w:pPr>
+            <w:r>
+              <w:t xml:space="preserve">responsables de incidentes, contactos, mecanismos de reporte, plan, roles, comunicaciones, ejercicios, revisiones y umbrales</w:t>
+            </w:r>
+          </w:p>
+        </w:tc>
+      </w:tr>
+      <w:tr>
+        <w:tc>
+          <w:tcPr/>
+          <w:p>
+            <w:pPr>
+              <w:pStyle w:val="Compact"/>
+              <w:jc w:val="left"/>
+            </w:pPr>
+            <w:r>
+              <w:t xml:space="preserve">17.2</w:t>
+            </w:r>
+          </w:p>
+        </w:tc>
+        <w:tc>
+          <w:tcPr/>
+          <w:p>
+            <w:pPr>
+              <w:pStyle w:val="Compact"/>
+              <w:jc w:val="left"/>
+            </w:pPr>
+            <w:r>
+              <w:t xml:space="preserve">Mantener información de contacto para reportar incidentes de seguridad</w:t>
+            </w:r>
+          </w:p>
+        </w:tc>
+        <w:tc>
+          <w:tcPr/>
+          <w:p>
+            <w:pPr>
+              <w:pStyle w:val="Compact"/>
+              <w:jc w:val="left"/>
+            </w:pPr>
+            <w:r>
+              <w:t xml:space="preserve">Implementar un proceso repetible, con un responsable definido, para mantener la información de contacto utilizada para reportar incidentes de seguridad; después, verificar su cobertura y sus excepciones.</w:t>
+            </w:r>
+          </w:p>
+        </w:tc>
+        <w:tc>
+          <w:tcPr/>
+          <w:p>
+            <w:pPr>
+              <w:pStyle w:val="Compact"/>
+              <w:jc w:val="left"/>
+            </w:pPr>
+            <w:r>
+              <w:t xml:space="preserve">Confirmar alcance, población, responsabilidad, implementación, frecuencia, cobertura, excepciones, corrección y repetición de pruebas.</w:t>
+            </w:r>
+          </w:p>
+        </w:tc>
+        <w:tc>
+          <w:tcPr/>
+          <w:p>
+            <w:pPr>
+              <w:pStyle w:val="Compact"/>
+              <w:jc w:val="left"/>
+            </w:pPr>
+            <w:r>
+              <w:t xml:space="preserve">responsables de incidentes, contactos, mecanismos de reporte, plan, roles, comunicaciones, ejercicios, revisiones y umbrales</w:t>
+            </w:r>
+          </w:p>
+        </w:tc>
+      </w:tr>
+      <w:tr>
+        <w:tc>
+          <w:tcPr/>
+          <w:p>
+            <w:pPr>
+              <w:pStyle w:val="Compact"/>
+              <w:jc w:val="left"/>
+            </w:pPr>
+            <w:r>
+              <w:t xml:space="preserve">17.3</w:t>
+            </w:r>
+          </w:p>
+        </w:tc>
+        <w:tc>
+          <w:tcPr/>
+          <w:p>
+            <w:pPr>
+              <w:pStyle w:val="Compact"/>
+              <w:jc w:val="left"/>
+            </w:pPr>
+            <w:r>
+              <w:t xml:space="preserve">Mantener un proceso organizacional para reportar incidentes</w:t>
+            </w:r>
+          </w:p>
+        </w:tc>
+        <w:tc>
+          <w:tcPr/>
+          <w:p>
+            <w:pPr>
+              <w:pStyle w:val="Compact"/>
+              <w:jc w:val="left"/>
+            </w:pPr>
+            <w:r>
+              <w:t xml:space="preserve">Implementar un proceso repetible, con un responsable definido, para mantener un proceso organizacional de reporte de incidentes; después, verificar su cobertura y sus excepciones.</w:t>
+            </w:r>
+          </w:p>
+        </w:tc>
+        <w:tc>
+          <w:tcPr/>
+          <w:p>
+            <w:pPr>
+              <w:pStyle w:val="Compact"/>
+              <w:jc w:val="left"/>
+            </w:pPr>
+            <w:r>
+              <w:t xml:space="preserve">Confirmar alcance, población, responsabilidad, implementación, frecuencia, cobertura, excepciones, corrección y repetición de pruebas.</w:t>
+            </w:r>
+          </w:p>
+        </w:tc>
+        <w:tc>
+          <w:tcPr/>
+          <w:p>
+            <w:pPr>
+              <w:pStyle w:val="Compact"/>
+              <w:jc w:val="left"/>
+            </w:pPr>
+            <w:r>
+              <w:t xml:space="preserve">responsables de incidentes, contactos, mecanismos de reporte, plan, roles, comunicaciones, ejercicios, revisiones y umbrales</w:t>
+            </w:r>
+          </w:p>
+        </w:tc>
+      </w:tr>
+      <w:tr>
+        <w:tc>
+          <w:tcPr/>
+          <w:p>
+            <w:pPr>
+              <w:pStyle w:val="Compact"/>
+              <w:jc w:val="left"/>
+            </w:pPr>
+            <w:r>
+              <w:t xml:space="preserve">17.4</w:t>
+            </w:r>
+          </w:p>
+        </w:tc>
+        <w:tc>
+          <w:tcPr/>
+          <w:p>
+            <w:pPr>
+              <w:pStyle w:val="Compact"/>
+              <w:jc w:val="left"/>
+            </w:pPr>
+            <w:r>
+              <w:t xml:space="preserve">Establecer y mantener un proceso de respuesta a incidentes</w:t>
+            </w:r>
+          </w:p>
+        </w:tc>
+        <w:tc>
+          <w:tcPr/>
+          <w:p>
+            <w:pPr>
+              <w:pStyle w:val="Compact"/>
+              <w:jc w:val="left"/>
+            </w:pPr>
+            <w:r>
+              <w:t xml:space="preserve">Implementar un proceso repetible, con un responsable definido, para establecer y mantener un proceso de respuesta a incidentes; después, verificar su cobertura y sus excepciones.</w:t>
+            </w:r>
+          </w:p>
+        </w:tc>
+        <w:tc>
+          <w:tcPr/>
+          <w:p>
+            <w:pPr>
+              <w:pStyle w:val="Compact"/>
+              <w:jc w:val="left"/>
+            </w:pPr>
+            <w:r>
+              <w:t xml:space="preserve">Confirmar alcance, población, responsabilidad, implementación, frecuencia, cobertura, excepciones, corrección y repetición de pruebas.</w:t>
+            </w:r>
+          </w:p>
+        </w:tc>
+        <w:tc>
+          <w:tcPr/>
+          <w:p>
+            <w:pPr>
+              <w:pStyle w:val="Compact"/>
+              <w:jc w:val="left"/>
+            </w:pPr>
+            <w:r>
+              <w:t xml:space="preserve">responsables de incidentes, contactos, mecanismos de reporte, plan, roles, comunicaciones, ejercicios, revisiones y umbrales</w:t>
+            </w:r>
+          </w:p>
+        </w:tc>
+      </w:tr>
+      <w:tr>
+        <w:tc>
+          <w:tcPr/>
+          <w:p>
+            <w:pPr>
+              <w:pStyle w:val="Compact"/>
+              <w:jc w:val="left"/>
+            </w:pPr>
+            <w:r>
+              <w:t xml:space="preserve">17.5</w:t>
+            </w:r>
+          </w:p>
+        </w:tc>
+        <w:tc>
+          <w:tcPr/>
+          <w:p>
+            <w:pPr>
+              <w:pStyle w:val="Compact"/>
+              <w:jc w:val="left"/>
+            </w:pPr>
+            <w:r>
+              <w:t xml:space="preserve">Asignar roles y responsabilidades clave</w:t>
+            </w:r>
+          </w:p>
+        </w:tc>
+        <w:tc>
+          <w:tcPr/>
+          <w:p>
+            <w:pPr>
+              <w:pStyle w:val="Compact"/>
+              <w:jc w:val="left"/>
+            </w:pPr>
+            <w:r>
+              <w:t xml:space="preserve">Implementar un proceso repetible, con un responsable definido, para asignar roles y responsabilidades clave; después, verificar su cobertura y sus excepciones.</w:t>
+            </w:r>
+          </w:p>
+        </w:tc>
+        <w:tc>
+          <w:tcPr/>
+          <w:p>
+            <w:pPr>
+              <w:pStyle w:val="Compact"/>
+              <w:jc w:val="left"/>
+            </w:pPr>
+            <w:r>
+              <w:t xml:space="preserve">Confirmar alcance, población, responsabilidad, implementación, frecuencia, cobertura, excepciones, corrección y repetición de pruebas.</w:t>
+            </w:r>
+          </w:p>
+        </w:tc>
+        <w:tc>
+          <w:tcPr/>
+          <w:p>
+            <w:pPr>
+              <w:pStyle w:val="Compact"/>
+              <w:jc w:val="left"/>
+            </w:pPr>
+            <w:r>
+              <w:t xml:space="preserve">responsables de incidentes, contactos, mecanismos de reporte, plan, roles, comunicaciones, ejercicios, revisiones y umbrales</w:t>
+            </w:r>
+          </w:p>
+        </w:tc>
+      </w:tr>
+      <w:tr>
+        <w:tc>
+          <w:tcPr/>
+          <w:p>
+            <w:pPr>
+              <w:pStyle w:val="Compact"/>
+              <w:jc w:val="left"/>
+            </w:pPr>
+            <w:r>
+              <w:t xml:space="preserve">17.6</w:t>
+            </w:r>
+          </w:p>
+        </w:tc>
+        <w:tc>
+          <w:tcPr/>
+          <w:p>
+            <w:pPr>
+              <w:pStyle w:val="Compact"/>
+              <w:jc w:val="left"/>
+            </w:pPr>
+            <w:r>
+              <w:t xml:space="preserve">Definir mecanismos de comunicación durante la respuesta a incidentes</w:t>
+            </w:r>
+          </w:p>
+        </w:tc>
+        <w:tc>
+          <w:tcPr/>
+          <w:p>
+            <w:pPr>
+              <w:pStyle w:val="Compact"/>
+              <w:jc w:val="left"/>
+            </w:pPr>
+            <w:r>
+              <w:t xml:space="preserve">Implementar un proceso repetible, con un responsable definido, para definir mecanismos de comunicación durante la respuesta a incidentes; después, verificar su cobertura y sus excepciones.</w:t>
+            </w:r>
+          </w:p>
+        </w:tc>
+        <w:tc>
+          <w:tcPr/>
+          <w:p>
+            <w:pPr>
+              <w:pStyle w:val="Compact"/>
+              <w:jc w:val="left"/>
+            </w:pPr>
+            <w:r>
+              <w:t xml:space="preserve">Confirmar alcance, población, responsabilidad, implementación, frecuencia, cobertura, excepciones, corrección y repetición de pruebas.</w:t>
+            </w:r>
+          </w:p>
+        </w:tc>
+        <w:tc>
+          <w:tcPr/>
+          <w:p>
+            <w:pPr>
+              <w:pStyle w:val="Compact"/>
+              <w:jc w:val="left"/>
+            </w:pPr>
+            <w:r>
+              <w:t xml:space="preserve">responsables de incidentes, contactos, mecanismos de reporte, plan, roles, comunicaciones, ejercicios, revisiones y umbrales</w:t>
+            </w:r>
+          </w:p>
+        </w:tc>
+      </w:tr>
+      <w:tr>
+        <w:tc>
+          <w:tcPr/>
+          <w:p>
+            <w:pPr>
+              <w:pStyle w:val="Compact"/>
+              <w:jc w:val="left"/>
+            </w:pPr>
+            <w:r>
+              <w:t xml:space="preserve">17.7</w:t>
+            </w:r>
+          </w:p>
+        </w:tc>
+        <w:tc>
+          <w:tcPr/>
+          <w:p>
+            <w:pPr>
+              <w:pStyle w:val="Compact"/>
+              <w:jc w:val="left"/>
+            </w:pPr>
+            <w:r>
+              <w:t xml:space="preserve">Realizar ejercicios periódicos de respuesta a incidentes</w:t>
+            </w:r>
+          </w:p>
+        </w:tc>
+        <w:tc>
+          <w:tcPr/>
+          <w:p>
+            <w:pPr>
+              <w:pStyle w:val="Compact"/>
+              <w:jc w:val="left"/>
+            </w:pPr>
+            <w:r>
+              <w:t xml:space="preserve">Implementar un proceso repetible, con un responsable definido, para realizar ejercicios periódicos de respuesta a incidentes; después, verificar su cobertura y sus excepciones.</w:t>
+            </w:r>
+          </w:p>
+        </w:tc>
+        <w:tc>
+          <w:tcPr/>
+          <w:p>
+            <w:pPr>
+              <w:pStyle w:val="Compact"/>
+              <w:jc w:val="left"/>
+            </w:pPr>
+            <w:r>
+              <w:t xml:space="preserve">Confirmar alcance, población, responsabilidad, implementación, frecuencia, cobertura, excepciones, corrección y repetición de pruebas.</w:t>
+            </w:r>
+          </w:p>
+        </w:tc>
+        <w:tc>
+          <w:tcPr/>
+          <w:p>
+            <w:pPr>
+              <w:pStyle w:val="Compact"/>
+              <w:jc w:val="left"/>
+            </w:pPr>
+            <w:r>
+              <w:t xml:space="preserve">responsables de incidentes, contactos, mecanismos de reporte, plan, roles, comunicaciones, ejercicios, revisiones y umbrales</w:t>
+            </w:r>
+          </w:p>
+        </w:tc>
+      </w:tr>
+      <w:tr>
+        <w:tc>
+          <w:tcPr/>
+          <w:p>
+            <w:pPr>
+              <w:pStyle w:val="Compact"/>
+              <w:jc w:val="left"/>
+            </w:pPr>
+            <w:r>
+              <w:t xml:space="preserve">17.8</w:t>
+            </w:r>
+          </w:p>
+        </w:tc>
+        <w:tc>
+          <w:tcPr/>
+          <w:p>
+            <w:pPr>
+              <w:pStyle w:val="Compact"/>
+              <w:jc w:val="left"/>
+            </w:pPr>
+            <w:r>
+              <w:t xml:space="preserve">Realizar revisiones posteriores a los incidentes</w:t>
+            </w:r>
+          </w:p>
+        </w:tc>
+        <w:tc>
+          <w:tcPr/>
+          <w:p>
+            <w:pPr>
+              <w:pStyle w:val="Compact"/>
+              <w:jc w:val="left"/>
+            </w:pPr>
+            <w:r>
+              <w:t xml:space="preserve">Implementar un proceso repetible, con un responsable definido, para realizar revisiones posteriores a los incidentes; después, verificar su cobertura y sus excepciones.</w:t>
+            </w:r>
+          </w:p>
+        </w:tc>
+        <w:tc>
+          <w:tcPr/>
+          <w:p>
+            <w:pPr>
+              <w:pStyle w:val="Compact"/>
+              <w:jc w:val="left"/>
+            </w:pPr>
+            <w:r>
+              <w:t xml:space="preserve">Confirmar alcance, población, responsabilidad, implementación, frecuencia, cobertura, excepciones, corrección y repetición de pruebas.</w:t>
+            </w:r>
+          </w:p>
+        </w:tc>
+        <w:tc>
+          <w:tcPr/>
+          <w:p>
+            <w:pPr>
+              <w:pStyle w:val="Compact"/>
+              <w:jc w:val="left"/>
+            </w:pPr>
+            <w:r>
+              <w:t xml:space="preserve">responsables de incidentes, contactos, mecanismos de reporte, plan, roles, comunicaciones, ejercicios, revisiones y umbrales</w:t>
+            </w:r>
+          </w:p>
+        </w:tc>
+      </w:tr>
+      <w:tr>
+        <w:tc>
+          <w:tcPr/>
+          <w:p>
+            <w:pPr>
+              <w:pStyle w:val="Compact"/>
+              <w:jc w:val="left"/>
+            </w:pPr>
+            <w:r>
+              <w:t xml:space="preserve">17.9</w:t>
+            </w:r>
+          </w:p>
+        </w:tc>
+        <w:tc>
+          <w:tcPr/>
+          <w:p>
+            <w:pPr>
+              <w:pStyle w:val="Compact"/>
+              <w:jc w:val="left"/>
+            </w:pPr>
+            <w:r>
+              <w:t xml:space="preserve">Establecer y mantener umbrales para los incidentes de seguridad</w:t>
+            </w:r>
+          </w:p>
+        </w:tc>
+        <w:tc>
+          <w:tcPr/>
+          <w:p>
+            <w:pPr>
+              <w:pStyle w:val="Compact"/>
+              <w:jc w:val="left"/>
+            </w:pPr>
+            <w:r>
+              <w:t xml:space="preserve">Implementar un proceso repetible, con un responsable definido, para establecer y mantener umbrales para los incidentes de seguridad; después, verificar su cobertura y sus excepciones.</w:t>
+            </w:r>
+          </w:p>
+        </w:tc>
+        <w:tc>
+          <w:tcPr/>
+          <w:p>
+            <w:pPr>
+              <w:pStyle w:val="Compact"/>
+              <w:jc w:val="left"/>
+            </w:pPr>
+            <w:r>
+              <w:t xml:space="preserve">Confirmar alcance, población, responsabilidad, implementación, frecuencia, cobertura, excepciones, corrección y repetición de pruebas.</w:t>
+            </w:r>
+          </w:p>
+        </w:tc>
+        <w:tc>
+          <w:tcPr/>
+          <w:p>
+            <w:pPr>
+              <w:pStyle w:val="Compact"/>
+              <w:jc w:val="left"/>
+            </w:pPr>
+            <w:r>
+              <w:t xml:space="preserve">responsables de incidentes, contactos, mecanismos de reporte, plan, roles, comunicaciones, ejercicios, revisiones y umbrales</w:t>
+            </w:r>
+          </w:p>
+        </w:tc>
+      </w:tr>
+    </w:tbl>
+    <w:p>
+      <w:pPr>
+        <w:pStyle w:val="BodyText"/>
+      </w:pPr>
+      <w:r>
+        <w:t xml:space="preserve">Utilice la guía oficial de CIS Controls v8.1 y la Especificación para la Evaluación de Controles para consultar el lenguaje exacto de cada Salvaguarda, la clase de activo, la función de seguridad, el Grupo de Implementación, las dependencias, las entradas, las operaciones, las medidas, las métricas y la revisión de procedimientos.</w:t>
+      </w:r>
+    </w:p>
+    <w:bookmarkEnd w:id="46"/>
+    <w:bookmarkStart w:id="47" w:name="control-18-pruebas-de-penetración"/>
+    <w:p>
+      <w:pPr>
+        <w:pStyle w:val="Heading1"/>
+      </w:pPr>
+      <w:r>
+        <w:t xml:space="preserve">23. Control 18 — Pruebas de penetración</w:t>
+      </w:r>
+    </w:p>
+    <w:p>
+      <w:pPr>
+        <w:pStyle w:val="FirstParagraph"/>
+      </w:pPr>
+      <w:r>
+        <w:rPr>
+          <w:iCs/>
+          <w:i/>
+        </w:rPr>
+        <w:t xml:space="preserve">Las cinco Salvaguardas, su significado en lenguaje claro, el enfoque de verificación y ejemplos de evidencia.</w:t>
+      </w:r>
+    </w:p>
+    <w:tbl>
+      <w:tblPr>
+        <w:tblStyle w:val="Table"/>
+        <w:tblW w:type="pct" w:w="5000"/>
+        <w:tblLook w:firstRow="1" w:lastRow="0" w:firstColumn="0" w:lastColumn="0" w:noHBand="0" w:noVBand="0" w:val="0020"/>
+        <w:jc w:val="start"/>
+      </w:tblPr>
+      <w:tblGrid>
+        <w:gridCol w:w="7920"/>
+      </w:tblGrid>
+      <w:tr>
+        <w:trPr>
+          <w:tblHeader w:val="true"/>
+        </w:trPr>
+        <w:tc>
+          <w:tcPr/>
+          <w:p>
+            <w:pPr>
+              <w:pStyle w:val="Compact"/>
+              <w:jc w:val="left"/>
+            </w:pPr>
+            <w:r>
+              <w:rPr>
+                <w:bCs/>
+                <w:b/>
+              </w:rPr>
+              <w:t xml:space="preserve">Objetivo del control:</w:t>
+            </w:r>
+            <w:r>
+              <w:t xml:space="preserve"> </w:t>
+            </w:r>
+            <w:r>
+              <w:t xml:space="preserve">Fortalecer la organización mediante la implementación y medición de Salvaguardas para las pruebas de penetración.</w:t>
+            </w:r>
+          </w:p>
+        </w:tc>
+      </w:tr>
+    </w:tbl>
+    <w:p/>
+    <w:tbl>
+      <w:tblPr>
+        <w:tblStyle w:val="Table"/>
+        <w:tblW w:type="pct" w:w="5000"/>
+        <w:tblLook w:firstRow="1" w:lastRow="0" w:firstColumn="0" w:lastColumn="0" w:noHBand="0" w:noVBand="0" w:val="0020"/>
+        <w:jc w:val="start"/>
+      </w:tblPr>
+      <w:tblGrid>
+        <w:gridCol w:w="1584"/>
+        <w:gridCol w:w="1584"/>
+        <w:gridCol w:w="1584"/>
+        <w:gridCol w:w="1584"/>
+        <w:gridCol w:w="1584"/>
+      </w:tblGrid>
+      <w:tr>
+        <w:trPr>
+          <w:tblHeader w:val="true"/>
+        </w:trPr>
+        <w:tc>
+          <w:tcPr/>
+          <w:p>
+            <w:pPr>
+              <w:pStyle w:val="Compact"/>
+              <w:jc w:val="left"/>
+            </w:pPr>
+            <w:r>
+              <w:rPr>
+                <w:bCs/>
+                <w:b/>
+              </w:rPr>
+              <w:t xml:space="preserve">ID</w:t>
+            </w:r>
+          </w:p>
+        </w:tc>
+        <w:tc>
+          <w:tcPr/>
+          <w:p>
+            <w:pPr>
+              <w:pStyle w:val="Compact"/>
+              <w:jc w:val="left"/>
+            </w:pPr>
+            <w:r>
+              <w:rPr>
+                <w:bCs/>
+                <w:b/>
+              </w:rPr>
+              <w:t xml:space="preserve">Salvaguarda</w:t>
+            </w:r>
+          </w:p>
+        </w:tc>
+        <w:tc>
+          <w:tcPr/>
+          <w:p>
+            <w:pPr>
+              <w:pStyle w:val="Compact"/>
+              <w:jc w:val="left"/>
+            </w:pPr>
+            <w:r>
+              <w:rPr>
+                <w:bCs/>
+                <w:b/>
+              </w:rPr>
+              <w:t xml:space="preserve">Significado en lenguaje claro</w:t>
+            </w:r>
+          </w:p>
+        </w:tc>
+        <w:tc>
+          <w:tcPr/>
+          <w:p>
+            <w:pPr>
+              <w:pStyle w:val="Compact"/>
+              <w:jc w:val="left"/>
+            </w:pPr>
+            <w:r>
+              <w:rPr>
+                <w:bCs/>
+                <w:b/>
+              </w:rPr>
+              <w:t xml:space="preserve">Enfoque de verificación</w:t>
+            </w:r>
+          </w:p>
+        </w:tc>
+        <w:tc>
+          <w:tcPr/>
+          <w:p>
+            <w:pPr>
+              <w:pStyle w:val="Compact"/>
+              <w:jc w:val="left"/>
+            </w:pPr>
+            <w:r>
+              <w:rPr>
+                <w:bCs/>
+                <w:b/>
+              </w:rPr>
+              <w:t xml:space="preserve">Ejemplos de evidencia</w:t>
+            </w:r>
+          </w:p>
+        </w:tc>
+      </w:tr>
+      <w:tr>
+        <w:tc>
+          <w:tcPr/>
+          <w:p>
+            <w:pPr>
+              <w:pStyle w:val="Compact"/>
+              <w:jc w:val="left"/>
+            </w:pPr>
+            <w:r>
               <w:t xml:space="preserve">18.1</w:t>
             </w:r>
           </w:p>
@@ -9895,8 +10752,8 @@
         <w:t xml:space="preserve">Utilice la guía oficial de CIS Controls v8.1 y la Especificación para la Evaluación de Controles para consultar el lenguaje exacto de cada Salvaguarda, la clase de activo, la función de seguridad, el Grupo de Implementación, las dependencias, las entradas, las operaciones, las medidas, las métricas y la revisión de procedimientos.</w:t>
       </w:r>
     </w:p>
-    <w:bookmarkEnd w:id="46"/>
-    <w:bookmarkStart w:id="47" w:name="herramientas-de-código-abierto"/>
+    <w:bookmarkEnd w:id="47"/>
+    <w:bookmarkStart w:id="48" w:name="herramientas-de-código-abierto"/>
     <w:p>
       <w:pPr>
         <w:pStyle w:val="Heading1"/>
@@ -10630,8 +11487,8 @@
         </w:tc>
       </w:tr>
     </w:tbl>
-    <w:bookmarkEnd w:id="47"/>
-    <w:bookmarkStart w:id="48" w:name="Xbc4a4dbf2d9ff0eb677f14739cf1d43ac88337f"/>
+    <w:bookmarkEnd w:id="48"/>
+    <w:bookmarkStart w:id="49" w:name="Xbc4a4dbf2d9ff0eb677f14739cf1d43ac88337f"/>
     <w:p>
       <w:pPr>
         <w:pStyle w:val="Heading1"/>
@@ -11110,8 +11967,8 @@
         </w:tc>
       </w:tr>
     </w:tbl>
-    <w:bookmarkEnd w:id="48"/>
-    <w:bookmarkStart w:id="50" w:name="guía-profesional-para-analistas-junior"/>
+    <w:bookmarkEnd w:id="49"/>
+    <w:bookmarkStart w:id="51" w:name="guía-profesional-para-analistas-junior"/>
     <w:p>
       <w:pPr>
         <w:pStyle w:val="Heading1"/>
@@ -11237,7 +12094,7 @@
         <w:t xml:space="preserve">Analista de programas de ciberseguridad</w:t>
       </w:r>
     </w:p>
-    <w:bookmarkStart w:id="49" w:name="trabajo-típico-de-nivel-junior"/>
+    <w:bookmarkStart w:id="50" w:name="trabajo-típico-de-nivel-junior"/>
     <w:p>
       <w:pPr>
         <w:pStyle w:val="Heading2"/>
@@ -11554,9 +12411,9 @@
         </w:tc>
       </w:tr>
     </w:tbl>
-    <w:bookmarkEnd w:id="49"/>
     <w:bookmarkEnd w:id="50"/>
-    <w:bookmarkStart w:id="51" w:name="laboratorio-y-portafolio-ficticios"/>
+    <w:bookmarkEnd w:id="51"/>
+    <w:bookmarkStart w:id="52" w:name="laboratorio-y-portafolio-ficticios"/>
     <w:p>
       <w:pPr>
         <w:pStyle w:val="Heading1"/>
@@ -11993,8 +12850,8 @@
         </w:tc>
       </w:tr>
     </w:tbl>
-    <w:bookmarkEnd w:id="51"/>
-    <w:bookmarkStart w:id="52" w:name="plan-de-aprendizaje-de-treinta-días"/>
+    <w:bookmarkEnd w:id="52"/>
+    <w:bookmarkStart w:id="53" w:name="plan-de-aprendizaje-de-treinta-días"/>
     <w:p>
       <w:pPr>
         <w:pStyle w:val="Heading1"/>
@@ -12423,8 +13280,8 @@
         </w:tc>
       </w:tr>
     </w:tbl>
-    <w:bookmarkEnd w:id="52"/>
-    <w:bookmarkStart w:id="61" w:name="cuáles-son-los-controles-cis"/>
+    <w:bookmarkEnd w:id="53"/>
+    <w:bookmarkStart w:id="62" w:name="cuáles-son-los-controles-cis"/>
     <w:p>
       <w:pPr>
         <w:pStyle w:val="Heading1"/>
@@ -12441,7 +13298,7 @@
         <w:t xml:space="preserve">Un conjunto priorizado de mejores prácticas defensivas organizadas en 18 Controles y 153 Salvaguardias enfocadas.</w:t>
       </w:r>
     </w:p>
-    <w:bookmarkStart w:id="53" w:name="qué-es-ig1"/>
+    <w:bookmarkStart w:id="54" w:name="qué-es-ig1"/>
     <w:p>
       <w:pPr>
         <w:pStyle w:val="Heading2"/>
@@ -12458,8 +13315,8 @@
         <w:t xml:space="preserve">El punto de partida esencial de la higiene cibernética 56-Safeguard que CIS recomienda que cada empresa comience.</w:t>
       </w:r>
     </w:p>
-    <w:bookmarkEnd w:id="53"/>
-    <w:bookmarkStart w:id="54" w:name="importa-ig1-cada-requisito"/>
+    <w:bookmarkEnd w:id="54"/>
+    <w:bookmarkStart w:id="55" w:name="importa-ig1-cada-requisito"/>
     <w:p>
       <w:pPr>
         <w:pStyle w:val="Heading2"/>
@@ -12476,8 +13333,8 @@
         <w:t xml:space="preserve">Es una base de referencia de priorización. El riesgo material, los contratos, las leyes, los clientes o los servicios críticos pueden requerir salvaguardias adicionales.</w:t>
       </w:r>
     </w:p>
-    <w:bookmarkEnd w:id="54"/>
-    <w:bookmarkStart w:id="55" w:name="cómo-mide-una-salvaguardia"/>
+    <w:bookmarkEnd w:id="55"/>
+    <w:bookmarkStart w:id="56" w:name="cómo-mide-una-salvaguardia"/>
     <w:p>
       <w:pPr>
         <w:pStyle w:val="Heading2"/>
@@ -12494,8 +13351,8 @@
         <w:t xml:space="preserve">Utilizar criterios oficiales, dependencias, hipótesis, aportaciones completas, operaciones definidas, medidas, métricas, revisión de procedimientos, excepciones y pruebas.</w:t>
       </w:r>
     </w:p>
-    <w:bookmarkEnd w:id="55"/>
-    <w:bookmarkStart w:id="56" w:name="por-qué-son-importantes-los-inventarios"/>
+    <w:bookmarkEnd w:id="56"/>
+    <w:bookmarkStart w:id="57" w:name="por-qué-son-importantes-los-inventarios"/>
     <w:p>
       <w:pPr>
         <w:pStyle w:val="Heading2"/>
@@ -12512,8 +13369,8 @@
         <w:t xml:space="preserve">Definen a las poblaciones que deben cubrir los controles de configuración, vulnerabilidad, registro, recuperación y respuesta.</w:t>
       </w:r>
     </w:p>
-    <w:bookmarkEnd w:id="56"/>
-    <w:bookmarkStart w:id="57" w:name="X0178e2ad2964cbab3c805028646c475c824a062"/>
+    <w:bookmarkEnd w:id="57"/>
+    <w:bookmarkStart w:id="58" w:name="X0178e2ad2964cbab3c805028646c475c824a062"/>
     <w:p>
       <w:pPr>
         <w:pStyle w:val="Heading2"/>
@@ -12530,8 +13387,8 @@
         <w:t xml:space="preserve">Un escaneo identifica principalmente debilidades conocidas; la prueba de penetración utiliza el análisis humano calificado y la explotación controlada para evaluar el impacto y la resiliencia.</w:t>
       </w:r>
     </w:p>
-    <w:bookmarkEnd w:id="57"/>
-    <w:bookmarkStart w:id="58" w:name="X2a3d8d973bfa0b5ed7501efb90ac72ec1b0ecc0"/>
+    <w:bookmarkEnd w:id="58"/>
+    <w:bookmarkStart w:id="59" w:name="X2a3d8d973bfa0b5ed7501efb90ac72ec1b0ecc0"/>
     <w:p>
       <w:pPr>
         <w:pStyle w:val="Heading2"/>
@@ -12548,8 +13405,8 @@
         <w:t xml:space="preserve">No. Identifica las relaciones, pero la organización debe probar el requisito y la evidencia exacta aplicable.</w:t>
       </w:r>
     </w:p>
-    <w:bookmarkEnd w:id="58"/>
-    <w:bookmarkStart w:id="59" w:name="qué-puede-concluir-un-analista-junior"/>
+    <w:bookmarkEnd w:id="59"/>
+    <w:bookmarkStart w:id="60" w:name="qué-puede-concluir-un-analista-junior"/>
     <w:p>
       <w:pPr>
         <w:pStyle w:val="Heading2"/>
@@ -12566,8 +13423,8 @@
         <w:t xml:space="preserve">Sólo lo que el alcance definido y el soporte de evidencia confiable, con muestreo y limitaciones claramente reveladas.</w:t>
       </w:r>
     </w:p>
-    <w:bookmarkEnd w:id="59"/>
-    <w:bookmarkStart w:id="60" w:name="preguntas-para-hacer-al-empleador"/>
+    <w:bookmarkEnd w:id="60"/>
+    <w:bookmarkStart w:id="61" w:name="preguntas-para-hacer-al-empleador"/>
     <w:p>
       <w:pPr>
         <w:pStyle w:val="Heading2"/>
@@ -12632,9 +13489,9 @@
         <w:t xml:space="preserve">¿Cómo revisará el trabajo de los funcionarios superiores?</w:t>
       </w:r>
     </w:p>
-    <w:bookmarkEnd w:id="60"/>
     <w:bookmarkEnd w:id="61"/>
-    <w:bookmarkStart w:id="71" w:name="plantillas-glosario-índice-y-referencias"/>
+    <w:bookmarkEnd w:id="62"/>
+    <w:bookmarkStart w:id="72" w:name="plantillas-glosario-índice-y-referencias"/>
     <w:p>
       <w:pPr>
         <w:pStyle w:val="Heading1"/>
@@ -12655,7 +13512,7 @@
         <w:t xml:space="preserve">Estructuras de trabajo reutilizables, términos importantes y puntos de partida autorizados.*</w:t>
       </w:r>
     </w:p>
-    <w:bookmarkStart w:id="62" w:name="Xd4c618b42330dd735bc1630c0214b43162c8346"/>
+    <w:bookmarkStart w:id="63" w:name="Xd4c618b42330dd735bc1630c0214b43162c8346"/>
     <w:p>
       <w:pPr>
         <w:pStyle w:val="Heading2"/>
@@ -12792,8 +13649,8 @@
         <w:t xml:space="preserve">La acción, el dueño, la fecha y la prueba de la vida</w:t>
       </w:r>
     </w:p>
-    <w:bookmarkEnd w:id="62"/>
-    <w:bookmarkStart w:id="63" w:name="registro-de-hallazgos-y-nuevas-pruebas"/>
+    <w:bookmarkEnd w:id="63"/>
+    <w:bookmarkStart w:id="64" w:name="registro-de-hallazgos-y-nuevas-pruebas"/>
     <w:p>
       <w:pPr>
         <w:pStyle w:val="Heading2"/>
@@ -12900,8 +13757,8 @@
         <w:t xml:space="preserve">Resultado final de la vida útil</w:t>
       </w:r>
     </w:p>
-    <w:bookmarkEnd w:id="63"/>
-    <w:bookmarkStart w:id="64" w:name="glosario"/>
+    <w:bookmarkEnd w:id="64"/>
+    <w:bookmarkStart w:id="65" w:name="glosario"/>
     <w:p>
       <w:pPr>
         <w:pStyle w:val="Heading2"/>
@@ -13002,8 +13859,8 @@
         <w:t xml:space="preserve">Función de seguridad permanente ← Govern, Identificar, Proteger, Detectar, Responder o Recuperar la cartografía.</w:t>
       </w:r>
     </w:p>
-    <w:bookmarkEnd w:id="64"/>
-    <w:bookmarkStart w:id="65" w:name="índice-de-asunto"/>
+    <w:bookmarkEnd w:id="65"/>
+    <w:bookmarkStart w:id="66" w:name="índice-de-asunto"/>
     <w:p>
       <w:pPr>
         <w:pStyle w:val="Heading2"/>
@@ -13140,8 +13997,8 @@
         <w:t xml:space="preserve">TEN TERRITORIO DE Vulnerabilidad ANTE LAS 12</w:t>
       </w:r>
     </w:p>
-    <w:bookmarkEnd w:id="65"/>
-    <w:bookmarkStart w:id="70" w:name="referencias-oficiales"/>
+    <w:bookmarkEnd w:id="66"/>
+    <w:bookmarkStart w:id="71" w:name="referencias-oficiales"/>
     <w:p>
       <w:pPr>
         <w:pStyle w:val="Heading2"/>
@@ -13162,7 +14019,7 @@
       <w:pPr>
         <w:pStyle w:val="BodyText"/>
       </w:pPr>
-      <w:hyperlink r:id="rId66">
+      <w:hyperlink r:id="rId67">
         <w:r>
           <w:rPr>
             <w:rStyle w:val="Hyperlink"/>
@@ -13178,19 +14035,6 @@
       <w:r>
         <w:t xml:space="preserve">[ ]](https://www.cisecurity.org/controls/implementation-groups)</w:t>
       </w:r>
-    </w:p>
-    <w:p>
-      <w:pPr>
-        <w:pStyle w:val="BodyText"/>
-      </w:pPr>
-      <w:hyperlink r:id="rId67">
-        <w:r>
-          <w:rPr>
-            <w:rStyle w:val="Hyperlink"/>
-          </w:rPr>
-          <w:t xml:space="preserve">Seguido</w:t>
-        </w:r>
-      </w:hyperlink>
     </w:p>
     <w:p>
       <w:pPr>
@@ -13222,6 +14066,19 @@
       <w:pPr>
         <w:pStyle w:val="BodyText"/>
       </w:pPr>
+      <w:hyperlink r:id="rId70">
+        <w:r>
+          <w:rPr>
+            <w:rStyle w:val="Hyperlink"/>
+          </w:rPr>
+          <w:t xml:space="preserve">Seguido</w:t>
+        </w:r>
+      </w:hyperlink>
+    </w:p>
+    <w:p>
+      <w:pPr>
+        <w:pStyle w:val="BodyText"/>
+      </w:pPr>
       <w:r>
         <w:t xml:space="preserve">[ ]u]CIS Controles cartografías y cumplimiento efectuados/u título](https://www.cisecurity.org/cybersecurity-tools/mapping-compliance/mapping-and-compliance-with-the-cis-controls)</w:t>
       </w:r>
@@ -13252,8 +14109,8 @@
         <w:t xml:space="preserve">Respuesta</w:t>
       </w:r>
     </w:p>
-    <w:bookmarkEnd w:id="70"/>
     <w:bookmarkEnd w:id="71"/>
+    <w:bookmarkEnd w:id="72"/>
     <w:sectPr/>
   </w:body>
 </w:document>

--- a/01-foundations/CIS_Controls_v8.1/Espanol/CIS_Critical_Security_Controls_v8.1_Practical_Manager_and_Junior_Analyst_Manual_Espanol_v1.0.docx
+++ b/01-foundations/CIS_Controls_v8.1/Espanol/CIS_Critical_Security_Controls_v8.1_Practical_Manager_and_Junior_Analyst_Manual_Espanol_v1.0.docx
@@ -7699,13 +7699,13 @@
       </w:r>
     </w:p>
     <w:bookmarkEnd w:id="38"/>
-    <w:bookmarkStart w:id="39" w:name="control-8-audit-log-management"/>
+    <w:bookmarkStart w:id="39" w:name="Xc9ae7a6a9f2f867deb1d535d2659da3bc080871"/>
     <w:p>
       <w:pPr>
         <w:pStyle w:val="Heading1"/>
       </w:pPr>
       <w:r>
-        <w:t xml:space="preserve">13. Control 8 — Audit Log Management</w:t>
+        <w:t xml:space="preserve">13. Control 8 — Gestión de registros de auditoría</w:t>
       </w:r>
     </w:p>
     <w:p>
@@ -7717,26 +7717,7 @@
           <w:iCs/>
           <w:i/>
         </w:rPr>
-        <w:t xml:space="preserve">Las 12 Salvaguardias, significado claro, enfoque de verificación y evidencia de ejemplo</w:t>
-      </w:r>
-      <w:r>
-        <w:t xml:space="preserve">.</w:t>
-      </w:r>
-    </w:p>
-    <w:p>
-      <w:pPr>
-        <w:pStyle w:val="BodyText"/>
-      </w:pPr>
-      <w:r>
-        <w:t xml:space="preserve">** Objetivo de control:** Fortalecer la empresa mediante la aplicación y medición de salvaguardias para la gestión de registros de auditoría. |</w:t>
-      </w:r>
-    </w:p>
-    <w:p>
-      <w:pPr>
-        <w:pStyle w:val="BodyText"/>
-      </w:pPr>
-      <w:r>
-        <w:t xml:space="preserve">|… |</w:t>
+        <w:t xml:space="preserve">Las 12 Salvaguardas, su significado claro, el enfoque de verificación y ejemplos de evidencia.</w:t>
       </w:r>
     </w:p>
     <w:tbl>
@@ -7761,21 +7742,180 @@
               <w:jc w:val="left"/>
             </w:pPr>
             <w:r>
-              <w:t xml:space="preserve">****</w:t>
-            </w:r>
-          </w:p>
-        </w:tc>
-      </w:tr>
-      <w:tr>
-        <w:tc>
-          <w:tcPr/>
-          <w:p>
-            <w:pPr>
-              <w:pStyle w:val="Compact"/>
-              <w:jc w:val="left"/>
-            </w:pPr>
-            <w:r>
-              <w:t xml:space="preserve">tención 8.1</w:t>
+              <w:rPr>
+                <w:bCs/>
+                <w:b/>
+              </w:rPr>
+              <w:t xml:space="preserve">Propósito del control:</w:t>
+            </w:r>
+            <w:r>
+              <w:t xml:space="preserve"> </w:t>
+            </w:r>
+            <w:r>
+              <w:t xml:space="preserve">Fortalecer la empresa mediante la implementación y medición de Salvaguardas para la gestión de registros de auditoría.</w:t>
+            </w:r>
+          </w:p>
+        </w:tc>
+      </w:tr>
+    </w:tbl>
+    <w:p/>
+    <w:tbl>
+      <w:tblPr>
+        <w:tblStyle w:val="Table"/>
+        <w:tblW w:type="pct" w:w="5000"/>
+        <w:tblLook w:firstRow="1" w:lastRow="0" w:firstColumn="0" w:lastColumn="0" w:noHBand="0" w:noVBand="0" w:val="0020"/>
+        <w:jc w:val="start"/>
+      </w:tblPr>
+      <w:tblGrid>
+        <w:gridCol w:w="1584"/>
+        <w:gridCol w:w="1584"/>
+        <w:gridCol w:w="1584"/>
+        <w:gridCol w:w="1584"/>
+        <w:gridCol w:w="1584"/>
+      </w:tblGrid>
+      <w:tr>
+        <w:trPr>
+          <w:tblHeader w:val="true"/>
+        </w:trPr>
+        <w:tc>
+          <w:tcPr/>
+          <w:p>
+            <w:pPr>
+              <w:pStyle w:val="Compact"/>
+              <w:jc w:val="left"/>
+            </w:pPr>
+            <w:r>
+              <w:rPr>
+                <w:bCs/>
+                <w:b/>
+              </w:rPr>
+              <w:t xml:space="preserve">ID</w:t>
+            </w:r>
+          </w:p>
+        </w:tc>
+        <w:tc>
+          <w:tcPr/>
+          <w:p>
+            <w:pPr>
+              <w:pStyle w:val="Compact"/>
+              <w:jc w:val="left"/>
+            </w:pPr>
+            <w:r>
+              <w:rPr>
+                <w:bCs/>
+                <w:b/>
+              </w:rPr>
+              <w:t xml:space="preserve">Salvaguarda</w:t>
+            </w:r>
+          </w:p>
+        </w:tc>
+        <w:tc>
+          <w:tcPr/>
+          <w:p>
+            <w:pPr>
+              <w:pStyle w:val="Compact"/>
+              <w:jc w:val="left"/>
+            </w:pPr>
+            <w:r>
+              <w:rPr>
+                <w:bCs/>
+                <w:b/>
+              </w:rPr>
+              <w:t xml:space="preserve">Significado claro</w:t>
+            </w:r>
+          </w:p>
+        </w:tc>
+        <w:tc>
+          <w:tcPr/>
+          <w:p>
+            <w:pPr>
+              <w:pStyle w:val="Compact"/>
+              <w:jc w:val="left"/>
+            </w:pPr>
+            <w:r>
+              <w:rPr>
+                <w:bCs/>
+                <w:b/>
+              </w:rPr>
+              <w:t xml:space="preserve">Enfoque de verificación</w:t>
+            </w:r>
+          </w:p>
+        </w:tc>
+        <w:tc>
+          <w:tcPr/>
+          <w:p>
+            <w:pPr>
+              <w:pStyle w:val="Compact"/>
+              <w:jc w:val="left"/>
+            </w:pPr>
+            <w:r>
+              <w:rPr>
+                <w:bCs/>
+                <w:b/>
+              </w:rPr>
+              <w:t xml:space="preserve">Ejemplos de evidencia</w:t>
+            </w:r>
+          </w:p>
+        </w:tc>
+      </w:tr>
+      <w:tr>
+        <w:tc>
+          <w:tcPr/>
+          <w:p>
+            <w:pPr>
+              <w:pStyle w:val="Compact"/>
+              <w:jc w:val="left"/>
+            </w:pPr>
+            <w:r>
+              <w:t xml:space="preserve">8.1</w:t>
+            </w:r>
+          </w:p>
+        </w:tc>
+        <w:tc>
+          <w:tcPr/>
+          <w:p>
+            <w:pPr>
+              <w:pStyle w:val="Compact"/>
+              <w:jc w:val="left"/>
+            </w:pPr>
+            <w:r>
+              <w:t xml:space="preserve">Establecer y mantener un proceso de gestión de registros de auditoría</w:t>
+            </w:r>
+          </w:p>
+        </w:tc>
+        <w:tc>
+          <w:tcPr/>
+          <w:p>
+            <w:pPr>
+              <w:pStyle w:val="Compact"/>
+              <w:jc w:val="left"/>
+            </w:pPr>
+            <w:r>
+              <w:t xml:space="preserve">Definir alcance, responsables, fuentes, almacenamiento, revisión y conservación de registros.</w:t>
+            </w:r>
+          </w:p>
+        </w:tc>
+        <w:tc>
+          <w:tcPr/>
+          <w:p>
+            <w:pPr>
+              <w:pStyle w:val="Compact"/>
+              <w:jc w:val="left"/>
+            </w:pPr>
+            <w:r>
+              <w:t xml:space="preserve">Confirmar aprobación, cobertura, frecuencia, excepciones y mejora.</w:t>
+            </w:r>
+          </w:p>
+        </w:tc>
+        <w:tc>
+          <w:tcPr/>
+          <w:p>
+            <w:pPr>
+              <w:pStyle w:val="Compact"/>
+              <w:jc w:val="left"/>
+            </w:pPr>
+            <w:r>
+              <w:t xml:space="preserve">Política, procedimientos, responsables, inventario de fuentes y métricas.</w:t>
             </w:r>
           </w:p>
         </w:tc>
@@ -7793,6 +7933,54 @@
             </w:r>
           </w:p>
         </w:tc>
+        <w:tc>
+          <w:tcPr/>
+          <w:p>
+            <w:pPr>
+              <w:pStyle w:val="Compact"/>
+              <w:jc w:val="left"/>
+            </w:pPr>
+            <w:r>
+              <w:t xml:space="preserve">Recopilar registros de auditoría</w:t>
+            </w:r>
+          </w:p>
+        </w:tc>
+        <w:tc>
+          <w:tcPr/>
+          <w:p>
+            <w:pPr>
+              <w:pStyle w:val="Compact"/>
+              <w:jc w:val="left"/>
+            </w:pPr>
+            <w:r>
+              <w:t xml:space="preserve">Recopilar los registros necesarios de activos, aplicaciones, servicios e infraestructura.</w:t>
+            </w:r>
+          </w:p>
+        </w:tc>
+        <w:tc>
+          <w:tcPr/>
+          <w:p>
+            <w:pPr>
+              <w:pStyle w:val="Compact"/>
+              <w:jc w:val="left"/>
+            </w:pPr>
+            <w:r>
+              <w:t xml:space="preserve">Verificar fuentes, cobertura, integridad, frecuencia y fallos de ingestión.</w:t>
+            </w:r>
+          </w:p>
+        </w:tc>
+        <w:tc>
+          <w:tcPr/>
+          <w:p>
+            <w:pPr>
+              <w:pStyle w:val="Compact"/>
+              <w:jc w:val="left"/>
+            </w:pPr>
+            <w:r>
+              <w:t xml:space="preserve">Configuración, inventario de fuentes, registros recibidos y alertas de fallos.</w:t>
+            </w:r>
+          </w:p>
+        </w:tc>
       </w:tr>
       <w:tr>
         <w:tc>
@@ -7807,17 +7995,113 @@
             </w:r>
           </w:p>
         </w:tc>
-      </w:tr>
-      <w:tr>
-        <w:tc>
-          <w:tcPr/>
-          <w:p>
-            <w:pPr>
-              <w:pStyle w:val="Compact"/>
-              <w:jc w:val="left"/>
-            </w:pPr>
-            <w:r>
-              <w:t xml:space="preserve">8.4 ← Normalizar la sincronización del tiempo ← Poner en marcha un proceso repetible, de propiedad o control técnico para estandarizar la sincronización del tiempo, a continuación, verificar cobertura y excepciones. tención Confirme alcance definido, población, propiedad, implementación, frecuencia, cobertura, excepciones, corrección y retest. requisitos de registro, inventario de fuentes, almacenamiento, configuración del tiempo, registros detallados, plataforma central, revisiones y retención</w:t>
+        <w:tc>
+          <w:tcPr/>
+          <w:p>
+            <w:pPr>
+              <w:pStyle w:val="Compact"/>
+              <w:jc w:val="left"/>
+            </w:pPr>
+            <w:r>
+              <w:t xml:space="preserve">Garantizar almacenamiento adecuado de registros de auditoría</w:t>
+            </w:r>
+          </w:p>
+        </w:tc>
+        <w:tc>
+          <w:tcPr/>
+          <w:p>
+            <w:pPr>
+              <w:pStyle w:val="Compact"/>
+              <w:jc w:val="left"/>
+            </w:pPr>
+            <w:r>
+              <w:t xml:space="preserve">Dimensionar y proteger el almacenamiento para cumplir los períodos de conservación.</w:t>
+            </w:r>
+          </w:p>
+        </w:tc>
+        <w:tc>
+          <w:tcPr/>
+          <w:p>
+            <w:pPr>
+              <w:pStyle w:val="Compact"/>
+              <w:jc w:val="left"/>
+            </w:pPr>
+            <w:r>
+              <w:t xml:space="preserve">Revisar capacidad, crecimiento, disponibilidad, protección y alertas.</w:t>
+            </w:r>
+          </w:p>
+        </w:tc>
+        <w:tc>
+          <w:tcPr/>
+          <w:p>
+            <w:pPr>
+              <w:pStyle w:val="Compact"/>
+              <w:jc w:val="left"/>
+            </w:pPr>
+            <w:r>
+              <w:t xml:space="preserve">Métricas de capacidad, configuración, alertas y planes de ampliación.</w:t>
+            </w:r>
+          </w:p>
+        </w:tc>
+      </w:tr>
+      <w:tr>
+        <w:tc>
+          <w:tcPr/>
+          <w:p>
+            <w:pPr>
+              <w:pStyle w:val="Compact"/>
+              <w:jc w:val="left"/>
+            </w:pPr>
+            <w:r>
+              <w:t xml:space="preserve">8.4</w:t>
+            </w:r>
+          </w:p>
+        </w:tc>
+        <w:tc>
+          <w:tcPr/>
+          <w:p>
+            <w:pPr>
+              <w:pStyle w:val="Compact"/>
+              <w:jc w:val="left"/>
+            </w:pPr>
+            <w:r>
+              <w:t xml:space="preserve">Estandarizar la sincronización horaria</w:t>
+            </w:r>
+          </w:p>
+        </w:tc>
+        <w:tc>
+          <w:tcPr/>
+          <w:p>
+            <w:pPr>
+              <w:pStyle w:val="Compact"/>
+              <w:jc w:val="left"/>
+            </w:pPr>
+            <w:r>
+              <w:t xml:space="preserve">Utilizar fuentes horarias autorizadas y consistentes en los sistemas.</w:t>
+            </w:r>
+          </w:p>
+        </w:tc>
+        <w:tc>
+          <w:tcPr/>
+          <w:p>
+            <w:pPr>
+              <w:pStyle w:val="Compact"/>
+              <w:jc w:val="left"/>
+            </w:pPr>
+            <w:r>
+              <w:t xml:space="preserve">Confirmar servidores, configuración, cobertura, desviaciones y excepciones.</w:t>
+            </w:r>
+          </w:p>
+        </w:tc>
+        <w:tc>
+          <w:tcPr/>
+          <w:p>
+            <w:pPr>
+              <w:pStyle w:val="Compact"/>
+              <w:jc w:val="left"/>
+            </w:pPr>
+            <w:r>
+              <w:t xml:space="preserve">Configuración NTP, inventario, alertas y resultados de consulta.</w:t>
             </w:r>
           </w:p>
         </w:tc>
@@ -7835,6 +8119,54 @@
             </w:r>
           </w:p>
         </w:tc>
+        <w:tc>
+          <w:tcPr/>
+          <w:p>
+            <w:pPr>
+              <w:pStyle w:val="Compact"/>
+              <w:jc w:val="left"/>
+            </w:pPr>
+            <w:r>
+              <w:t xml:space="preserve">Recopilar registros de auditoría detallados</w:t>
+            </w:r>
+          </w:p>
+        </w:tc>
+        <w:tc>
+          <w:tcPr/>
+          <w:p>
+            <w:pPr>
+              <w:pStyle w:val="Compact"/>
+              <w:jc w:val="left"/>
+            </w:pPr>
+            <w:r>
+              <w:t xml:space="preserve">Registrar eventos con suficiente detalle para investigación y trazabilidad.</w:t>
+            </w:r>
+          </w:p>
+        </w:tc>
+        <w:tc>
+          <w:tcPr/>
+          <w:p>
+            <w:pPr>
+              <w:pStyle w:val="Compact"/>
+              <w:jc w:val="left"/>
+            </w:pPr>
+            <w:r>
+              <w:t xml:space="preserve">Verificar campos, identidades, marcas de tiempo, acciones y resultados.</w:t>
+            </w:r>
+          </w:p>
+        </w:tc>
+        <w:tc>
+          <w:tcPr/>
+          <w:p>
+            <w:pPr>
+              <w:pStyle w:val="Compact"/>
+              <w:jc w:val="left"/>
+            </w:pPr>
+            <w:r>
+              <w:t xml:space="preserve">Muestras de registros, esquema, configuración y resultados de prueba.</w:t>
+            </w:r>
+          </w:p>
+        </w:tc>
       </w:tr>
       <w:tr>
         <w:tc>
@@ -7849,6 +8181,54 @@
             </w:r>
           </w:p>
         </w:tc>
+        <w:tc>
+          <w:tcPr/>
+          <w:p>
+            <w:pPr>
+              <w:pStyle w:val="Compact"/>
+              <w:jc w:val="left"/>
+            </w:pPr>
+            <w:r>
+              <w:t xml:space="preserve">Recopilar registros de consultas DNS</w:t>
+            </w:r>
+          </w:p>
+        </w:tc>
+        <w:tc>
+          <w:tcPr/>
+          <w:p>
+            <w:pPr>
+              <w:pStyle w:val="Compact"/>
+              <w:jc w:val="left"/>
+            </w:pPr>
+            <w:r>
+              <w:t xml:space="preserve">Registrar consultas DNS relevantes para detección e investigación.</w:t>
+            </w:r>
+          </w:p>
+        </w:tc>
+        <w:tc>
+          <w:tcPr/>
+          <w:p>
+            <w:pPr>
+              <w:pStyle w:val="Compact"/>
+              <w:jc w:val="left"/>
+            </w:pPr>
+            <w:r>
+              <w:t xml:space="preserve">Confirmar fuentes, cobertura, detalle, conservación y revisión.</w:t>
+            </w:r>
+          </w:p>
+        </w:tc>
+        <w:tc>
+          <w:tcPr/>
+          <w:p>
+            <w:pPr>
+              <w:pStyle w:val="Compact"/>
+              <w:jc w:val="left"/>
+            </w:pPr>
+            <w:r>
+              <w:t xml:space="preserve">Registros DNS, configuración, SIEM y alertas.</w:t>
+            </w:r>
+          </w:p>
+        </w:tc>
       </w:tr>
       <w:tr>
         <w:tc>
@@ -7863,6 +8243,54 @@
             </w:r>
           </w:p>
         </w:tc>
+        <w:tc>
+          <w:tcPr/>
+          <w:p>
+            <w:pPr>
+              <w:pStyle w:val="Compact"/>
+              <w:jc w:val="left"/>
+            </w:pPr>
+            <w:r>
+              <w:t xml:space="preserve">Recopilar registros de solicitudes URL</w:t>
+            </w:r>
+          </w:p>
+        </w:tc>
+        <w:tc>
+          <w:tcPr/>
+          <w:p>
+            <w:pPr>
+              <w:pStyle w:val="Compact"/>
+              <w:jc w:val="left"/>
+            </w:pPr>
+            <w:r>
+              <w:t xml:space="preserve">Registrar solicitudes web relevantes conforme al riesgo y la privacidad.</w:t>
+            </w:r>
+          </w:p>
+        </w:tc>
+        <w:tc>
+          <w:tcPr/>
+          <w:p>
+            <w:pPr>
+              <w:pStyle w:val="Compact"/>
+              <w:jc w:val="left"/>
+            </w:pPr>
+            <w:r>
+              <w:t xml:space="preserve">Verificar cobertura, detalle, conservación, acceso y uso analítico.</w:t>
+            </w:r>
+          </w:p>
+        </w:tc>
+        <w:tc>
+          <w:tcPr/>
+          <w:p>
+            <w:pPr>
+              <w:pStyle w:val="Compact"/>
+              <w:jc w:val="left"/>
+            </w:pPr>
+            <w:r>
+              <w:t xml:space="preserve">Registros proxy/SWG, configuración, SIEM y casos de uso.</w:t>
+            </w:r>
+          </w:p>
+        </w:tc>
       </w:tr>
       <w:tr>
         <w:tc>
@@ -7877,6 +8305,54 @@
             </w:r>
           </w:p>
         </w:tc>
+        <w:tc>
+          <w:tcPr/>
+          <w:p>
+            <w:pPr>
+              <w:pStyle w:val="Compact"/>
+              <w:jc w:val="left"/>
+            </w:pPr>
+            <w:r>
+              <w:t xml:space="preserve">Recopilar registros de línea de comandos</w:t>
+            </w:r>
+          </w:p>
+        </w:tc>
+        <w:tc>
+          <w:tcPr/>
+          <w:p>
+            <w:pPr>
+              <w:pStyle w:val="Compact"/>
+              <w:jc w:val="left"/>
+            </w:pPr>
+            <w:r>
+              <w:t xml:space="preserve">Registrar la ejecución de comandos donde el riesgo lo justifique.</w:t>
+            </w:r>
+          </w:p>
+        </w:tc>
+        <w:tc>
+          <w:tcPr/>
+          <w:p>
+            <w:pPr>
+              <w:pStyle w:val="Compact"/>
+              <w:jc w:val="left"/>
+            </w:pPr>
+            <w:r>
+              <w:t xml:space="preserve">Confirmar sistemas cubiertos, detalle, protección y revisión.</w:t>
+            </w:r>
+          </w:p>
+        </w:tc>
+        <w:tc>
+          <w:tcPr/>
+          <w:p>
+            <w:pPr>
+              <w:pStyle w:val="Compact"/>
+              <w:jc w:val="left"/>
+            </w:pPr>
+            <w:r>
+              <w:t xml:space="preserve">Registros EDR, auditoría del sistema, SIEM y alertas.</w:t>
+            </w:r>
+          </w:p>
+        </w:tc>
       </w:tr>
       <w:tr>
         <w:tc>
@@ -7891,6 +8367,54 @@
             </w:r>
           </w:p>
         </w:tc>
+        <w:tc>
+          <w:tcPr/>
+          <w:p>
+            <w:pPr>
+              <w:pStyle w:val="Compact"/>
+              <w:jc w:val="left"/>
+            </w:pPr>
+            <w:r>
+              <w:t xml:space="preserve">Centralizar los registros de auditoría</w:t>
+            </w:r>
+          </w:p>
+        </w:tc>
+        <w:tc>
+          <w:tcPr/>
+          <w:p>
+            <w:pPr>
+              <w:pStyle w:val="Compact"/>
+              <w:jc w:val="left"/>
+            </w:pPr>
+            <w:r>
+              <w:t xml:space="preserve">Consolidar registros en una plataforma administrada para análisis y protección.</w:t>
+            </w:r>
+          </w:p>
+        </w:tc>
+        <w:tc>
+          <w:tcPr/>
+          <w:p>
+            <w:pPr>
+              <w:pStyle w:val="Compact"/>
+              <w:jc w:val="left"/>
+            </w:pPr>
+            <w:r>
+              <w:t xml:space="preserve">Verificar fuentes, ingestión, normalización, disponibilidad y excepciones.</w:t>
+            </w:r>
+          </w:p>
+        </w:tc>
+        <w:tc>
+          <w:tcPr/>
+          <w:p>
+            <w:pPr>
+              <w:pStyle w:val="Compact"/>
+              <w:jc w:val="left"/>
+            </w:pPr>
+            <w:r>
+              <w:t xml:space="preserve">Arquitectura, conectores, paneles, alertas y reportes de cobertura.</w:t>
+            </w:r>
+          </w:p>
+        </w:tc>
       </w:tr>
       <w:tr>
         <w:tc>
@@ -7905,6 +8429,54 @@
             </w:r>
           </w:p>
         </w:tc>
+        <w:tc>
+          <w:tcPr/>
+          <w:p>
+            <w:pPr>
+              <w:pStyle w:val="Compact"/>
+              <w:jc w:val="left"/>
+            </w:pPr>
+            <w:r>
+              <w:t xml:space="preserve">Conservar los registros de auditoría</w:t>
+            </w:r>
+          </w:p>
+        </w:tc>
+        <w:tc>
+          <w:tcPr/>
+          <w:p>
+            <w:pPr>
+              <w:pStyle w:val="Compact"/>
+              <w:jc w:val="left"/>
+            </w:pPr>
+            <w:r>
+              <w:t xml:space="preserve">Mantener registros durante períodos definidos por riesgo, operación y obligaciones.</w:t>
+            </w:r>
+          </w:p>
+        </w:tc>
+        <w:tc>
+          <w:tcPr/>
+          <w:p>
+            <w:pPr>
+              <w:pStyle w:val="Compact"/>
+              <w:jc w:val="left"/>
+            </w:pPr>
+            <w:r>
+              <w:t xml:space="preserve">Comparar requisitos, configuración y evidencia de eliminación.</w:t>
+            </w:r>
+          </w:p>
+        </w:tc>
+        <w:tc>
+          <w:tcPr/>
+          <w:p>
+            <w:pPr>
+              <w:pStyle w:val="Compact"/>
+              <w:jc w:val="left"/>
+            </w:pPr>
+            <w:r>
+              <w:t xml:space="preserve">Calendario de conservación, configuración y reportes.</w:t>
+            </w:r>
+          </w:p>
+        </w:tc>
       </w:tr>
       <w:tr>
         <w:tc>
@@ -7919,6 +8491,54 @@
             </w:r>
           </w:p>
         </w:tc>
+        <w:tc>
+          <w:tcPr/>
+          <w:p>
+            <w:pPr>
+              <w:pStyle w:val="Compact"/>
+              <w:jc w:val="left"/>
+            </w:pPr>
+            <w:r>
+              <w:t xml:space="preserve">Realizar revisiones de registros de auditoría</w:t>
+            </w:r>
+          </w:p>
+        </w:tc>
+        <w:tc>
+          <w:tcPr/>
+          <w:p>
+            <w:pPr>
+              <w:pStyle w:val="Compact"/>
+              <w:jc w:val="left"/>
+            </w:pPr>
+            <w:r>
+              <w:t xml:space="preserve">Revisar registros y alertas con frecuencia definida y seguimiento documentado.</w:t>
+            </w:r>
+          </w:p>
+        </w:tc>
+        <w:tc>
+          <w:tcPr/>
+          <w:p>
+            <w:pPr>
+              <w:pStyle w:val="Compact"/>
+              <w:jc w:val="left"/>
+            </w:pPr>
+            <w:r>
+              <w:t xml:space="preserve">Confirmar responsables, frecuencia, criterios, hallazgos y cierre.</w:t>
+            </w:r>
+          </w:p>
+        </w:tc>
+        <w:tc>
+          <w:tcPr/>
+          <w:p>
+            <w:pPr>
+              <w:pStyle w:val="Compact"/>
+              <w:jc w:val="left"/>
+            </w:pPr>
+            <w:r>
+              <w:t xml:space="preserve">Procedimientos, tickets, reportes de revisión y métricas.</w:t>
+            </w:r>
+          </w:p>
+        </w:tc>
       </w:tr>
       <w:tr>
         <w:tc>
@@ -7933,6 +8553,54 @@
             </w:r>
           </w:p>
         </w:tc>
+        <w:tc>
+          <w:tcPr/>
+          <w:p>
+            <w:pPr>
+              <w:pStyle w:val="Compact"/>
+              <w:jc w:val="left"/>
+            </w:pPr>
+            <w:r>
+              <w:t xml:space="preserve">Recopilar registros de proveedores de servicios</w:t>
+            </w:r>
+          </w:p>
+        </w:tc>
+        <w:tc>
+          <w:tcPr/>
+          <w:p>
+            <w:pPr>
+              <w:pStyle w:val="Compact"/>
+              <w:jc w:val="left"/>
+            </w:pPr>
+            <w:r>
+              <w:t xml:space="preserve">Obtener registros relevantes de servicios externos y plataformas administradas.</w:t>
+            </w:r>
+          </w:p>
+        </w:tc>
+        <w:tc>
+          <w:tcPr/>
+          <w:p>
+            <w:pPr>
+              <w:pStyle w:val="Compact"/>
+              <w:jc w:val="left"/>
+            </w:pPr>
+            <w:r>
+              <w:t xml:space="preserve">Verificar contratos, acceso, cobertura, formato, conservación y fallos.</w:t>
+            </w:r>
+          </w:p>
+        </w:tc>
+        <w:tc>
+          <w:tcPr/>
+          <w:p>
+            <w:pPr>
+              <w:pStyle w:val="Compact"/>
+              <w:jc w:val="left"/>
+            </w:pPr>
+            <w:r>
+              <w:t xml:space="preserve">Contratos, configuraciones, registros recibidos y tickets.</w:t>
+            </w:r>
+          </w:p>
+        </w:tc>
       </w:tr>
     </w:tbl>
     <w:p>
@@ -7940,17 +8608,17 @@
         <w:pStyle w:val="BodyText"/>
       </w:pPr>
       <w:r>
-        <w:t xml:space="preserve">Utilice la guía oficial CIS Controls v8.1 y Evaluación de Controles Especificación para el lenguaje exacto de Salvaguardia, clase de activos, función de seguridad, Grupo de Implementación, dependencias, insumos, operaciones, medidas, métricas y revisión procesal.</w:t>
+        <w:t xml:space="preserve">Utilice la guía oficial de CIS Controls v8.1 y la Especificación de Evaluación de Controles para el lenguaje exacto y los criterios de evaluación.</w:t>
       </w:r>
     </w:p>
     <w:bookmarkEnd w:id="39"/>
-    <w:bookmarkStart w:id="40" w:name="X61a6fa901b4cb4af355893d1db14e759896d15a"/>
+    <w:bookmarkStart w:id="40" w:name="X24aed13b821462b02538357a9cec02f47fbc094"/>
     <w:p>
       <w:pPr>
         <w:pStyle w:val="Heading1"/>
       </w:pPr>
       <w:r>
-        <w:t xml:space="preserve">14. Control 9 - Protección de correo electrónico y navegador web</w:t>
+        <w:t xml:space="preserve">14. Control 9 — Protecciones de correo electrónico y navegador web</w:t>
       </w:r>
     </w:p>
     <w:p>
@@ -7962,26 +8630,7 @@
           <w:iCs/>
           <w:i/>
         </w:rPr>
-        <w:t xml:space="preserve">Las 7 Salvaguardias, significado claro, enfoque de verificación y evidencia de ejemplo</w:t>
-      </w:r>
-      <w:r>
-        <w:t xml:space="preserve">.</w:t>
-      </w:r>
-    </w:p>
-    <w:p>
-      <w:pPr>
-        <w:pStyle w:val="BodyText"/>
-      </w:pPr>
-      <w:r>
-        <w:t xml:space="preserve">** Objetivo de control:** Fortalecer la empresa mediante la implementación y medición de salvaguardias para las protecciones de correo electrónico y navegador web. |</w:t>
-      </w:r>
-    </w:p>
-    <w:p>
-      <w:pPr>
-        <w:pStyle w:val="BodyText"/>
-      </w:pPr>
-      <w:r>
-        <w:t xml:space="preserve">Respuesta</w:t>
+        <w:t xml:space="preserve">Las 7 Salvaguardas, su significado claro, el enfoque de verificación y ejemplos de evidencia.</w:t>
       </w:r>
     </w:p>
     <w:tbl>
@@ -8006,35 +8655,242 @@
               <w:jc w:val="left"/>
             </w:pPr>
             <w:r>
-              <w:t xml:space="preserve">****</w:t>
-            </w:r>
-          </w:p>
-        </w:tc>
-      </w:tr>
-      <w:tr>
-        <w:tc>
-          <w:tcPr/>
-          <w:p>
-            <w:pPr>
-              <w:pStyle w:val="Compact"/>
-              <w:jc w:val="left"/>
-            </w:pPr>
-            <w:r>
-              <w:t xml:space="preserve">TEN 9.1 TENCIÓN Asegurar el uso de sólo navegadores completos y clientes de correo electrónico</w:t>
-            </w:r>
-          </w:p>
-        </w:tc>
-      </w:tr>
-      <w:tr>
-        <w:tc>
-          <w:tcPr/>
-          <w:p>
-            <w:pPr>
-              <w:pStyle w:val="Compact"/>
-              <w:jc w:val="left"/>
-            </w:pPr>
-            <w:r>
-              <w:t xml:space="preserve">TEN 9.2</w:t>
+              <w:rPr>
+                <w:bCs/>
+                <w:b/>
+              </w:rPr>
+              <w:t xml:space="preserve">Propósito del control:</w:t>
+            </w:r>
+            <w:r>
+              <w:t xml:space="preserve"> </w:t>
+            </w:r>
+            <w:r>
+              <w:t xml:space="preserve">Fortalecer la empresa mediante la implementación y medición de Salvaguardas para las protecciones de correo electrónico y navegador web.</w:t>
+            </w:r>
+          </w:p>
+        </w:tc>
+      </w:tr>
+    </w:tbl>
+    <w:p/>
+    <w:tbl>
+      <w:tblPr>
+        <w:tblStyle w:val="Table"/>
+        <w:tblW w:type="pct" w:w="5000"/>
+        <w:tblLook w:firstRow="1" w:lastRow="0" w:firstColumn="0" w:lastColumn="0" w:noHBand="0" w:noVBand="0" w:val="0020"/>
+        <w:jc w:val="start"/>
+      </w:tblPr>
+      <w:tblGrid>
+        <w:gridCol w:w="1584"/>
+        <w:gridCol w:w="1584"/>
+        <w:gridCol w:w="1584"/>
+        <w:gridCol w:w="1584"/>
+        <w:gridCol w:w="1584"/>
+      </w:tblGrid>
+      <w:tr>
+        <w:trPr>
+          <w:tblHeader w:val="true"/>
+        </w:trPr>
+        <w:tc>
+          <w:tcPr/>
+          <w:p>
+            <w:pPr>
+              <w:pStyle w:val="Compact"/>
+              <w:jc w:val="left"/>
+            </w:pPr>
+            <w:r>
+              <w:rPr>
+                <w:bCs/>
+                <w:b/>
+              </w:rPr>
+              <w:t xml:space="preserve">ID</w:t>
+            </w:r>
+          </w:p>
+        </w:tc>
+        <w:tc>
+          <w:tcPr/>
+          <w:p>
+            <w:pPr>
+              <w:pStyle w:val="Compact"/>
+              <w:jc w:val="left"/>
+            </w:pPr>
+            <w:r>
+              <w:rPr>
+                <w:bCs/>
+                <w:b/>
+              </w:rPr>
+              <w:t xml:space="preserve">Salvaguarda</w:t>
+            </w:r>
+          </w:p>
+        </w:tc>
+        <w:tc>
+          <w:tcPr/>
+          <w:p>
+            <w:pPr>
+              <w:pStyle w:val="Compact"/>
+              <w:jc w:val="left"/>
+            </w:pPr>
+            <w:r>
+              <w:rPr>
+                <w:bCs/>
+                <w:b/>
+              </w:rPr>
+              <w:t xml:space="preserve">Significado claro</w:t>
+            </w:r>
+          </w:p>
+        </w:tc>
+        <w:tc>
+          <w:tcPr/>
+          <w:p>
+            <w:pPr>
+              <w:pStyle w:val="Compact"/>
+              <w:jc w:val="left"/>
+            </w:pPr>
+            <w:r>
+              <w:rPr>
+                <w:bCs/>
+                <w:b/>
+              </w:rPr>
+              <w:t xml:space="preserve">Enfoque de verificación</w:t>
+            </w:r>
+          </w:p>
+        </w:tc>
+        <w:tc>
+          <w:tcPr/>
+          <w:p>
+            <w:pPr>
+              <w:pStyle w:val="Compact"/>
+              <w:jc w:val="left"/>
+            </w:pPr>
+            <w:r>
+              <w:rPr>
+                <w:bCs/>
+                <w:b/>
+              </w:rPr>
+              <w:t xml:space="preserve">Ejemplos de evidencia</w:t>
+            </w:r>
+          </w:p>
+        </w:tc>
+      </w:tr>
+      <w:tr>
+        <w:tc>
+          <w:tcPr/>
+          <w:p>
+            <w:pPr>
+              <w:pStyle w:val="Compact"/>
+              <w:jc w:val="left"/>
+            </w:pPr>
+            <w:r>
+              <w:t xml:space="preserve">9.1</w:t>
+            </w:r>
+          </w:p>
+        </w:tc>
+        <w:tc>
+          <w:tcPr/>
+          <w:p>
+            <w:pPr>
+              <w:pStyle w:val="Compact"/>
+              <w:jc w:val="left"/>
+            </w:pPr>
+            <w:r>
+              <w:t xml:space="preserve">Asegurar el uso de navegadores y clientes de correo con soporte vigente</w:t>
+            </w:r>
+          </w:p>
+        </w:tc>
+        <w:tc>
+          <w:tcPr/>
+          <w:p>
+            <w:pPr>
+              <w:pStyle w:val="Compact"/>
+              <w:jc w:val="left"/>
+            </w:pPr>
+            <w:r>
+              <w:t xml:space="preserve">Permitir únicamente productos y versiones que reciben soporte de seguridad.</w:t>
+            </w:r>
+          </w:p>
+        </w:tc>
+        <w:tc>
+          <w:tcPr/>
+          <w:p>
+            <w:pPr>
+              <w:pStyle w:val="Compact"/>
+              <w:jc w:val="left"/>
+            </w:pPr>
+            <w:r>
+              <w:t xml:space="preserve">Revisar inventario, versiones, fechas de soporte, excepciones y corrección.</w:t>
+            </w:r>
+          </w:p>
+        </w:tc>
+        <w:tc>
+          <w:tcPr/>
+          <w:p>
+            <w:pPr>
+              <w:pStyle w:val="Compact"/>
+              <w:jc w:val="left"/>
+            </w:pPr>
+            <w:r>
+              <w:t xml:space="preserve">Inventario, versiones, boletines de proveedor y tickets.</w:t>
+            </w:r>
+          </w:p>
+        </w:tc>
+      </w:tr>
+      <w:tr>
+        <w:tc>
+          <w:tcPr/>
+          <w:p>
+            <w:pPr>
+              <w:pStyle w:val="Compact"/>
+              <w:jc w:val="left"/>
+            </w:pPr>
+            <w:r>
+              <w:t xml:space="preserve">9.2</w:t>
+            </w:r>
+          </w:p>
+        </w:tc>
+        <w:tc>
+          <w:tcPr/>
+          <w:p>
+            <w:pPr>
+              <w:pStyle w:val="Compact"/>
+              <w:jc w:val="left"/>
+            </w:pPr>
+            <w:r>
+              <w:t xml:space="preserve">Utilizar servicios de filtrado DNS</w:t>
+            </w:r>
+          </w:p>
+        </w:tc>
+        <w:tc>
+          <w:tcPr/>
+          <w:p>
+            <w:pPr>
+              <w:pStyle w:val="Compact"/>
+              <w:jc w:val="left"/>
+            </w:pPr>
+            <w:r>
+              <w:t xml:space="preserve">Bloquear dominios maliciosos o no permitidos mediante resolutores y políticas administradas.</w:t>
+            </w:r>
+          </w:p>
+        </w:tc>
+        <w:tc>
+          <w:tcPr/>
+          <w:p>
+            <w:pPr>
+              <w:pStyle w:val="Compact"/>
+              <w:jc w:val="left"/>
+            </w:pPr>
+            <w:r>
+              <w:t xml:space="preserve">Confirmar cobertura, reglas, registros, excepciones y pruebas.</w:t>
+            </w:r>
+          </w:p>
+        </w:tc>
+        <w:tc>
+          <w:tcPr/>
+          <w:p>
+            <w:pPr>
+              <w:pStyle w:val="Compact"/>
+              <w:jc w:val="left"/>
+            </w:pPr>
+            <w:r>
+              <w:t xml:space="preserve">Configuración DNS, políticas, eventos y resultados de prueba.</w:t>
             </w:r>
           </w:p>
         </w:tc>
@@ -8052,6 +8908,54 @@
             </w:r>
           </w:p>
         </w:tc>
+        <w:tc>
+          <w:tcPr/>
+          <w:p>
+            <w:pPr>
+              <w:pStyle w:val="Compact"/>
+              <w:jc w:val="left"/>
+            </w:pPr>
+            <w:r>
+              <w:t xml:space="preserve">Mantener y aplicar filtros URL basados en red</w:t>
+            </w:r>
+          </w:p>
+        </w:tc>
+        <w:tc>
+          <w:tcPr/>
+          <w:p>
+            <w:pPr>
+              <w:pStyle w:val="Compact"/>
+              <w:jc w:val="left"/>
+            </w:pPr>
+            <w:r>
+              <w:t xml:space="preserve">Controlar el acceso web conforme al riesgo y la política.</w:t>
+            </w:r>
+          </w:p>
+        </w:tc>
+        <w:tc>
+          <w:tcPr/>
+          <w:p>
+            <w:pPr>
+              <w:pStyle w:val="Compact"/>
+              <w:jc w:val="left"/>
+            </w:pPr>
+            <w:r>
+              <w:t xml:space="preserve">Verificar cobertura, categorías, reglas, excepciones y eventos.</w:t>
+            </w:r>
+          </w:p>
+        </w:tc>
+        <w:tc>
+          <w:tcPr/>
+          <w:p>
+            <w:pPr>
+              <w:pStyle w:val="Compact"/>
+              <w:jc w:val="left"/>
+            </w:pPr>
+            <w:r>
+              <w:t xml:space="preserve">Configuración SWG/proxy, políticas, registros y tickets.</w:t>
+            </w:r>
+          </w:p>
+        </w:tc>
       </w:tr>
       <w:tr>
         <w:tc>
@@ -8066,31 +8970,175 @@
             </w:r>
           </w:p>
         </w:tc>
-      </w:tr>
-      <w:tr>
-        <w:tc>
-          <w:tcPr/>
-          <w:p>
-            <w:pPr>
-              <w:pStyle w:val="Compact"/>
-              <w:jc w:val="left"/>
-            </w:pPr>
-            <w:r>
-              <w:t xml:space="preserve">TEN 9.5</w:t>
-            </w:r>
-          </w:p>
-        </w:tc>
-      </w:tr>
-      <w:tr>
-        <w:tc>
-          <w:tcPr/>
-          <w:p>
-            <w:pPr>
-              <w:pStyle w:val="Compact"/>
-              <w:jc w:val="left"/>
-            </w:pPr>
-            <w:r>
-              <w:t xml:space="preserve">TEN 9.6</w:t>
+        <w:tc>
+          <w:tcPr/>
+          <w:p>
+            <w:pPr>
+              <w:pStyle w:val="Compact"/>
+              <w:jc w:val="left"/>
+            </w:pPr>
+            <w:r>
+              <w:t xml:space="preserve">Restringir extensiones innecesarias o no autorizadas de navegador y correo</w:t>
+            </w:r>
+          </w:p>
+        </w:tc>
+        <w:tc>
+          <w:tcPr/>
+          <w:p>
+            <w:pPr>
+              <w:pStyle w:val="Compact"/>
+              <w:jc w:val="left"/>
+            </w:pPr>
+            <w:r>
+              <w:t xml:space="preserve">Permitir solo extensiones aprobadas y administradas.</w:t>
+            </w:r>
+          </w:p>
+        </w:tc>
+        <w:tc>
+          <w:tcPr/>
+          <w:p>
+            <w:pPr>
+              <w:pStyle w:val="Compact"/>
+              <w:jc w:val="left"/>
+            </w:pPr>
+            <w:r>
+              <w:t xml:space="preserve">Confirmar listas, despliegue, cobertura, excepciones y bloqueos.</w:t>
+            </w:r>
+          </w:p>
+        </w:tc>
+        <w:tc>
+          <w:tcPr/>
+          <w:p>
+            <w:pPr>
+              <w:pStyle w:val="Compact"/>
+              <w:jc w:val="left"/>
+            </w:pPr>
+            <w:r>
+              <w:t xml:space="preserve">Políticas, inventarios, eventos y aprobaciones.</w:t>
+            </w:r>
+          </w:p>
+        </w:tc>
+      </w:tr>
+      <w:tr>
+        <w:tc>
+          <w:tcPr/>
+          <w:p>
+            <w:pPr>
+              <w:pStyle w:val="Compact"/>
+              <w:jc w:val="left"/>
+            </w:pPr>
+            <w:r>
+              <w:t xml:space="preserve">9.5</w:t>
+            </w:r>
+          </w:p>
+        </w:tc>
+        <w:tc>
+          <w:tcPr/>
+          <w:p>
+            <w:pPr>
+              <w:pStyle w:val="Compact"/>
+              <w:jc w:val="left"/>
+            </w:pPr>
+            <w:r>
+              <w:t xml:space="preserve">Implementar DMARC</w:t>
+            </w:r>
+          </w:p>
+        </w:tc>
+        <w:tc>
+          <w:tcPr/>
+          <w:p>
+            <w:pPr>
+              <w:pStyle w:val="Compact"/>
+              <w:jc w:val="left"/>
+            </w:pPr>
+            <w:r>
+              <w:t xml:space="preserve">Configurar SPF, DKIM y DMARC para reducir la suplantación de dominios.</w:t>
+            </w:r>
+          </w:p>
+        </w:tc>
+        <w:tc>
+          <w:tcPr/>
+          <w:p>
+            <w:pPr>
+              <w:pStyle w:val="Compact"/>
+              <w:jc w:val="left"/>
+            </w:pPr>
+            <w:r>
+              <w:t xml:space="preserve">Revisar registros DNS, alineación, política, reportes y evolución.</w:t>
+            </w:r>
+          </w:p>
+        </w:tc>
+        <w:tc>
+          <w:tcPr/>
+          <w:p>
+            <w:pPr>
+              <w:pStyle w:val="Compact"/>
+              <w:jc w:val="left"/>
+            </w:pPr>
+            <w:r>
+              <w:t xml:space="preserve">Registros DNS, reportes DMARC, tickets y métricas.</w:t>
+            </w:r>
+          </w:p>
+        </w:tc>
+      </w:tr>
+      <w:tr>
+        <w:tc>
+          <w:tcPr/>
+          <w:p>
+            <w:pPr>
+              <w:pStyle w:val="Compact"/>
+              <w:jc w:val="left"/>
+            </w:pPr>
+            <w:r>
+              <w:t xml:space="preserve">9.6</w:t>
+            </w:r>
+          </w:p>
+        </w:tc>
+        <w:tc>
+          <w:tcPr/>
+          <w:p>
+            <w:pPr>
+              <w:pStyle w:val="Compact"/>
+              <w:jc w:val="left"/>
+            </w:pPr>
+            <w:r>
+              <w:t xml:space="preserve">Bloquear tipos de archivo innecesarios</w:t>
+            </w:r>
+          </w:p>
+        </w:tc>
+        <w:tc>
+          <w:tcPr/>
+          <w:p>
+            <w:pPr>
+              <w:pStyle w:val="Compact"/>
+              <w:jc w:val="left"/>
+            </w:pPr>
+            <w:r>
+              <w:t xml:space="preserve">Impedir archivos adjuntos o descargas de alto riesgo no requeridos.</w:t>
+            </w:r>
+          </w:p>
+        </w:tc>
+        <w:tc>
+          <w:tcPr/>
+          <w:p>
+            <w:pPr>
+              <w:pStyle w:val="Compact"/>
+              <w:jc w:val="left"/>
+            </w:pPr>
+            <w:r>
+              <w:t xml:space="preserve">Confirmar política, cobertura, excepciones, eventos y pruebas.</w:t>
+            </w:r>
+          </w:p>
+        </w:tc>
+        <w:tc>
+          <w:tcPr/>
+          <w:p>
+            <w:pPr>
+              <w:pStyle w:val="Compact"/>
+              <w:jc w:val="left"/>
+            </w:pPr>
+            <w:r>
+              <w:t xml:space="preserve">Reglas, registros de bloqueo, excepciones y resultados de prueba.</w:t>
             </w:r>
           </w:p>
         </w:tc>
@@ -8108,6 +9156,54 @@
             </w:r>
           </w:p>
         </w:tc>
+        <w:tc>
+          <w:tcPr/>
+          <w:p>
+            <w:pPr>
+              <w:pStyle w:val="Compact"/>
+              <w:jc w:val="left"/>
+            </w:pPr>
+            <w:r>
+              <w:t xml:space="preserve">Implementar y mantener protección antimalware del servidor de correo</w:t>
+            </w:r>
+          </w:p>
+        </w:tc>
+        <w:tc>
+          <w:tcPr/>
+          <w:p>
+            <w:pPr>
+              <w:pStyle w:val="Compact"/>
+              <w:jc w:val="left"/>
+            </w:pPr>
+            <w:r>
+              <w:t xml:space="preserve">Analizar mensajes y archivos mediante controles administrados y actualizados.</w:t>
+            </w:r>
+          </w:p>
+        </w:tc>
+        <w:tc>
+          <w:tcPr/>
+          <w:p>
+            <w:pPr>
+              <w:pStyle w:val="Compact"/>
+              <w:jc w:val="left"/>
+            </w:pPr>
+            <w:r>
+              <w:t xml:space="preserve">Verificar cobertura, configuración, actualizaciones, alertas y respuesta.</w:t>
+            </w:r>
+          </w:p>
+        </w:tc>
+        <w:tc>
+          <w:tcPr/>
+          <w:p>
+            <w:pPr>
+              <w:pStyle w:val="Compact"/>
+              <w:jc w:val="left"/>
+            </w:pPr>
+            <w:r>
+              <w:t xml:space="preserve">Consola, políticas, eventos, tickets y métricas.</w:t>
+            </w:r>
+          </w:p>
+        </w:tc>
       </w:tr>
     </w:tbl>
     <w:p>
@@ -8115,17 +9211,17 @@
         <w:pStyle w:val="BodyText"/>
       </w:pPr>
       <w:r>
-        <w:t xml:space="preserve">Utilice la guía oficial CIS Controls v8.1 y Evaluación de Controles Especificación para el lenguaje exacto de Salvaguardia, clase de activos, función de seguridad, Grupo de Implementación, dependencias, insumos, operaciones, medidas, métricas y revisión procesal.</w:t>
+        <w:t xml:space="preserve">Utilice la guía oficial de CIS Controls v8.1 y la Especificación de Evaluación de Controles para el lenguaje exacto y los criterios de evaluación.</w:t>
       </w:r>
     </w:p>
     <w:bookmarkEnd w:id="40"/>
-    <w:bookmarkStart w:id="41" w:name="control-10-malware-defenses"/>
+    <w:bookmarkStart w:id="41" w:name="control-10-defensas-contra-malware"/>
     <w:p>
       <w:pPr>
         <w:pStyle w:val="Heading1"/>
       </w:pPr>
       <w:r>
-        <w:t xml:space="preserve">15. Control 10 — Malware Defenses</w:t>
+        <w:t xml:space="preserve">15. Control 10 — Defensas contra malware</w:t>
       </w:r>
     </w:p>
     <w:p>
@@ -8137,26 +9233,7 @@
           <w:iCs/>
           <w:i/>
         </w:rPr>
-        <w:t xml:space="preserve">Las 7 Salvaguardias, significado claro, enfoque de verificación y evidencia de ejemplo</w:t>
-      </w:r>
-      <w:r>
-        <w:t xml:space="preserve">.</w:t>
-      </w:r>
-    </w:p>
-    <w:p>
-      <w:pPr>
-        <w:pStyle w:val="BodyText"/>
-      </w:pPr>
-      <w:r>
-        <w:t xml:space="preserve">** Objetivo de control:** Fortalecer la empresa mediante la implementación y medición de salvaguardias para defensas de malware. |</w:t>
-      </w:r>
-    </w:p>
-    <w:p>
-      <w:pPr>
-        <w:pStyle w:val="BodyText"/>
-      </w:pPr>
-      <w:r>
-        <w:t xml:space="preserve">|… |</w:t>
+        <w:t xml:space="preserve">Las 7 Salvaguardas, su significado claro, el enfoque de verificación y ejemplos de evidencia.</w:t>
       </w:r>
     </w:p>
     <w:tbl>
@@ -8181,7 +9258,118 @@
               <w:jc w:val="left"/>
             </w:pPr>
             <w:r>
-              <w:t xml:space="preserve">****</w:t>
+              <w:rPr>
+                <w:bCs/>
+                <w:b/>
+              </w:rPr>
+              <w:t xml:space="preserve">Propósito del control:</w:t>
+            </w:r>
+            <w:r>
+              <w:t xml:space="preserve"> </w:t>
+            </w:r>
+            <w:r>
+              <w:t xml:space="preserve">Fortalecer la empresa mediante la implementación y medición de Salvaguardas para las defensas contra malware.</w:t>
+            </w:r>
+          </w:p>
+        </w:tc>
+      </w:tr>
+    </w:tbl>
+    <w:p/>
+    <w:tbl>
+      <w:tblPr>
+        <w:tblStyle w:val="Table"/>
+        <w:tblW w:type="pct" w:w="5000"/>
+        <w:tblLook w:firstRow="1" w:lastRow="0" w:firstColumn="0" w:lastColumn="0" w:noHBand="0" w:noVBand="0" w:val="0020"/>
+        <w:jc w:val="start"/>
+      </w:tblPr>
+      <w:tblGrid>
+        <w:gridCol w:w="1584"/>
+        <w:gridCol w:w="1584"/>
+        <w:gridCol w:w="1584"/>
+        <w:gridCol w:w="1584"/>
+        <w:gridCol w:w="1584"/>
+      </w:tblGrid>
+      <w:tr>
+        <w:trPr>
+          <w:tblHeader w:val="true"/>
+        </w:trPr>
+        <w:tc>
+          <w:tcPr/>
+          <w:p>
+            <w:pPr>
+              <w:pStyle w:val="Compact"/>
+              <w:jc w:val="left"/>
+            </w:pPr>
+            <w:r>
+              <w:rPr>
+                <w:bCs/>
+                <w:b/>
+              </w:rPr>
+              <w:t xml:space="preserve">ID</w:t>
+            </w:r>
+          </w:p>
+        </w:tc>
+        <w:tc>
+          <w:tcPr/>
+          <w:p>
+            <w:pPr>
+              <w:pStyle w:val="Compact"/>
+              <w:jc w:val="left"/>
+            </w:pPr>
+            <w:r>
+              <w:rPr>
+                <w:bCs/>
+                <w:b/>
+              </w:rPr>
+              <w:t xml:space="preserve">Salvaguarda</w:t>
+            </w:r>
+          </w:p>
+        </w:tc>
+        <w:tc>
+          <w:tcPr/>
+          <w:p>
+            <w:pPr>
+              <w:pStyle w:val="Compact"/>
+              <w:jc w:val="left"/>
+            </w:pPr>
+            <w:r>
+              <w:rPr>
+                <w:bCs/>
+                <w:b/>
+              </w:rPr>
+              <w:t xml:space="preserve">Significado claro</w:t>
+            </w:r>
+          </w:p>
+        </w:tc>
+        <w:tc>
+          <w:tcPr/>
+          <w:p>
+            <w:pPr>
+              <w:pStyle w:val="Compact"/>
+              <w:jc w:val="left"/>
+            </w:pPr>
+            <w:r>
+              <w:rPr>
+                <w:bCs/>
+                <w:b/>
+              </w:rPr>
+              <w:t xml:space="preserve">Enfoque de verificación</w:t>
+            </w:r>
+          </w:p>
+        </w:tc>
+        <w:tc>
+          <w:tcPr/>
+          <w:p>
+            <w:pPr>
+              <w:pStyle w:val="Compact"/>
+              <w:jc w:val="left"/>
+            </w:pPr>
+            <w:r>
+              <w:rPr>
+                <w:bCs/>
+                <w:b/>
+              </w:rPr>
+              <w:t xml:space="preserve">Ejemplos de evidencia</w:t>
             </w:r>
           </w:p>
         </w:tc>
@@ -8199,6 +9387,54 @@
             </w:r>
           </w:p>
         </w:tc>
+        <w:tc>
+          <w:tcPr/>
+          <w:p>
+            <w:pPr>
+              <w:pStyle w:val="Compact"/>
+              <w:jc w:val="left"/>
+            </w:pPr>
+            <w:r>
+              <w:t xml:space="preserve">Implementar y mantener software antimalware</w:t>
+            </w:r>
+          </w:p>
+        </w:tc>
+        <w:tc>
+          <w:tcPr/>
+          <w:p>
+            <w:pPr>
+              <w:pStyle w:val="Compact"/>
+              <w:jc w:val="left"/>
+            </w:pPr>
+            <w:r>
+              <w:t xml:space="preserve">Proteger los activos aplicables mediante soluciones antimalware administradas.</w:t>
+            </w:r>
+          </w:p>
+        </w:tc>
+        <w:tc>
+          <w:tcPr/>
+          <w:p>
+            <w:pPr>
+              <w:pStyle w:val="Compact"/>
+              <w:jc w:val="left"/>
+            </w:pPr>
+            <w:r>
+              <w:t xml:space="preserve">Confirmar cobertura, estado, configuración, excepciones y respuesta.</w:t>
+            </w:r>
+          </w:p>
+        </w:tc>
+        <w:tc>
+          <w:tcPr/>
+          <w:p>
+            <w:pPr>
+              <w:pStyle w:val="Compact"/>
+              <w:jc w:val="left"/>
+            </w:pPr>
+            <w:r>
+              <w:t xml:space="preserve">Consola, inventario, políticas, alertas y tickets.</w:t>
+            </w:r>
+          </w:p>
+        </w:tc>
       </w:tr>
       <w:tr>
         <w:tc>
@@ -8213,17 +9449,113 @@
             </w:r>
           </w:p>
         </w:tc>
-      </w:tr>
-      <w:tr>
-        <w:tc>
-          <w:tcPr/>
-          <w:p>
-            <w:pPr>
-              <w:pStyle w:val="Compact"/>
-              <w:jc w:val="left"/>
-            </w:pPr>
-            <w:r>
-              <w:t xml:space="preserve">TEN 10.3</w:t>
+        <w:tc>
+          <w:tcPr/>
+          <w:p>
+            <w:pPr>
+              <w:pStyle w:val="Compact"/>
+              <w:jc w:val="left"/>
+            </w:pPr>
+            <w:r>
+              <w:t xml:space="preserve">Configurar actualizaciones automáticas de firmas antimalware</w:t>
+            </w:r>
+          </w:p>
+        </w:tc>
+        <w:tc>
+          <w:tcPr/>
+          <w:p>
+            <w:pPr>
+              <w:pStyle w:val="Compact"/>
+              <w:jc w:val="left"/>
+            </w:pPr>
+            <w:r>
+              <w:t xml:space="preserve">Mantener firmas, motores y componentes actualizados automáticamente.</w:t>
+            </w:r>
+          </w:p>
+        </w:tc>
+        <w:tc>
+          <w:tcPr/>
+          <w:p>
+            <w:pPr>
+              <w:pStyle w:val="Compact"/>
+              <w:jc w:val="left"/>
+            </w:pPr>
+            <w:r>
+              <w:t xml:space="preserve">Verificar frecuencia, éxito, fallos, cobertura y excepciones.</w:t>
+            </w:r>
+          </w:p>
+        </w:tc>
+        <w:tc>
+          <w:tcPr/>
+          <w:p>
+            <w:pPr>
+              <w:pStyle w:val="Compact"/>
+              <w:jc w:val="left"/>
+            </w:pPr>
+            <w:r>
+              <w:t xml:space="preserve">Reportes de actualización, configuración, alertas y tickets.</w:t>
+            </w:r>
+          </w:p>
+        </w:tc>
+      </w:tr>
+      <w:tr>
+        <w:tc>
+          <w:tcPr/>
+          <w:p>
+            <w:pPr>
+              <w:pStyle w:val="Compact"/>
+              <w:jc w:val="left"/>
+            </w:pPr>
+            <w:r>
+              <w:t xml:space="preserve">10.3</w:t>
+            </w:r>
+          </w:p>
+        </w:tc>
+        <w:tc>
+          <w:tcPr/>
+          <w:p>
+            <w:pPr>
+              <w:pStyle w:val="Compact"/>
+              <w:jc w:val="left"/>
+            </w:pPr>
+            <w:r>
+              <w:t xml:space="preserve">Deshabilitar Autorun y Autoplay para medios extraíbles</w:t>
+            </w:r>
+          </w:p>
+        </w:tc>
+        <w:tc>
+          <w:tcPr/>
+          <w:p>
+            <w:pPr>
+              <w:pStyle w:val="Compact"/>
+              <w:jc w:val="left"/>
+            </w:pPr>
+            <w:r>
+              <w:t xml:space="preserve">Impedir la ejecución automática de contenido desde medios removibles.</w:t>
+            </w:r>
+          </w:p>
+        </w:tc>
+        <w:tc>
+          <w:tcPr/>
+          <w:p>
+            <w:pPr>
+              <w:pStyle w:val="Compact"/>
+              <w:jc w:val="left"/>
+            </w:pPr>
+            <w:r>
+              <w:t xml:space="preserve">Confirmar política, configuración, cobertura y excepciones.</w:t>
+            </w:r>
+          </w:p>
+        </w:tc>
+        <w:tc>
+          <w:tcPr/>
+          <w:p>
+            <w:pPr>
+              <w:pStyle w:val="Compact"/>
+              <w:jc w:val="left"/>
+            </w:pPr>
+            <w:r>
+              <w:t xml:space="preserve">GPO/MDM, resultados de consulta y reportes.</w:t>
             </w:r>
           </w:p>
         </w:tc>
@@ -8241,6 +9573,54 @@
             </w:r>
           </w:p>
         </w:tc>
+        <w:tc>
+          <w:tcPr/>
+          <w:p>
+            <w:pPr>
+              <w:pStyle w:val="Compact"/>
+              <w:jc w:val="left"/>
+            </w:pPr>
+            <w:r>
+              <w:t xml:space="preserve">Configurar análisis antimalware automático de medios extraíbles</w:t>
+            </w:r>
+          </w:p>
+        </w:tc>
+        <w:tc>
+          <w:tcPr/>
+          <w:p>
+            <w:pPr>
+              <w:pStyle w:val="Compact"/>
+              <w:jc w:val="left"/>
+            </w:pPr>
+            <w:r>
+              <w:t xml:space="preserve">Analizar medios removibles al conectarse o antes de su uso.</w:t>
+            </w:r>
+          </w:p>
+        </w:tc>
+        <w:tc>
+          <w:tcPr/>
+          <w:p>
+            <w:pPr>
+              <w:pStyle w:val="Compact"/>
+              <w:jc w:val="left"/>
+            </w:pPr>
+            <w:r>
+              <w:t xml:space="preserve">Verificar configuración, cobertura, eventos y tratamiento de fallos.</w:t>
+            </w:r>
+          </w:p>
+        </w:tc>
+        <w:tc>
+          <w:tcPr/>
+          <w:p>
+            <w:pPr>
+              <w:pStyle w:val="Compact"/>
+              <w:jc w:val="left"/>
+            </w:pPr>
+            <w:r>
+              <w:t xml:space="preserve">Consola, políticas, registros y tickets.</w:t>
+            </w:r>
+          </w:p>
+        </w:tc>
       </w:tr>
       <w:tr>
         <w:tc>
@@ -8255,6 +9635,54 @@
             </w:r>
           </w:p>
         </w:tc>
+        <w:tc>
+          <w:tcPr/>
+          <w:p>
+            <w:pPr>
+              <w:pStyle w:val="Compact"/>
+              <w:jc w:val="left"/>
+            </w:pPr>
+            <w:r>
+              <w:t xml:space="preserve">Habilitar funciones contra explotación</w:t>
+            </w:r>
+          </w:p>
+        </w:tc>
+        <w:tc>
+          <w:tcPr/>
+          <w:p>
+            <w:pPr>
+              <w:pStyle w:val="Compact"/>
+              <w:jc w:val="left"/>
+            </w:pPr>
+            <w:r>
+              <w:t xml:space="preserve">Activar controles que dificulten la explotación de vulnerabilidades.</w:t>
+            </w:r>
+          </w:p>
+        </w:tc>
+        <w:tc>
+          <w:tcPr/>
+          <w:p>
+            <w:pPr>
+              <w:pStyle w:val="Compact"/>
+              <w:jc w:val="left"/>
+            </w:pPr>
+            <w:r>
+              <w:t xml:space="preserve">Confirmar configuración, cobertura, compatibilidad, excepciones y alertas.</w:t>
+            </w:r>
+          </w:p>
+        </w:tc>
+        <w:tc>
+          <w:tcPr/>
+          <w:p>
+            <w:pPr>
+              <w:pStyle w:val="Compact"/>
+              <w:jc w:val="left"/>
+            </w:pPr>
+            <w:r>
+              <w:t xml:space="preserve">Políticas, consola, inventario y resultados de prueba.</w:t>
+            </w:r>
+          </w:p>
+        </w:tc>
       </w:tr>
       <w:tr>
         <w:tc>
@@ -8269,6 +9697,54 @@
             </w:r>
           </w:p>
         </w:tc>
+        <w:tc>
+          <w:tcPr/>
+          <w:p>
+            <w:pPr>
+              <w:pStyle w:val="Compact"/>
+              <w:jc w:val="left"/>
+            </w:pPr>
+            <w:r>
+              <w:t xml:space="preserve">Administrar centralmente el software antimalware</w:t>
+            </w:r>
+          </w:p>
+        </w:tc>
+        <w:tc>
+          <w:tcPr/>
+          <w:p>
+            <w:pPr>
+              <w:pStyle w:val="Compact"/>
+              <w:jc w:val="left"/>
+            </w:pPr>
+            <w:r>
+              <w:t xml:space="preserve">Utilizar una plataforma central para configuración, supervisión y respuesta.</w:t>
+            </w:r>
+          </w:p>
+        </w:tc>
+        <w:tc>
+          <w:tcPr/>
+          <w:p>
+            <w:pPr>
+              <w:pStyle w:val="Compact"/>
+              <w:jc w:val="left"/>
+            </w:pPr>
+            <w:r>
+              <w:t xml:space="preserve">Verificar cobertura, comunicación, permisos, alertas y métricas.</w:t>
+            </w:r>
+          </w:p>
+        </w:tc>
+        <w:tc>
+          <w:tcPr/>
+          <w:p>
+            <w:pPr>
+              <w:pStyle w:val="Compact"/>
+              <w:jc w:val="left"/>
+            </w:pPr>
+            <w:r>
+              <w:t xml:space="preserve">Consola, roles, paneles, reportes y tickets.</w:t>
+            </w:r>
+          </w:p>
+        </w:tc>
       </w:tr>
       <w:tr>
         <w:tc>
@@ -8283,6 +9759,54 @@
             </w:r>
           </w:p>
         </w:tc>
+        <w:tc>
+          <w:tcPr/>
+          <w:p>
+            <w:pPr>
+              <w:pStyle w:val="Compact"/>
+              <w:jc w:val="left"/>
+            </w:pPr>
+            <w:r>
+              <w:t xml:space="preserve">Utilizar software antimalware basado en comportamiento</w:t>
+            </w:r>
+          </w:p>
+        </w:tc>
+        <w:tc>
+          <w:tcPr/>
+          <w:p>
+            <w:pPr>
+              <w:pStyle w:val="Compact"/>
+              <w:jc w:val="left"/>
+            </w:pPr>
+            <w:r>
+              <w:t xml:space="preserve">Detectar actividad maliciosa mediante análisis de comportamiento, no solo firmas.</w:t>
+            </w:r>
+          </w:p>
+        </w:tc>
+        <w:tc>
+          <w:tcPr/>
+          <w:p>
+            <w:pPr>
+              <w:pStyle w:val="Compact"/>
+              <w:jc w:val="left"/>
+            </w:pPr>
+            <w:r>
+              <w:t xml:space="preserve">Confirmar cobertura, reglas, alertas, ajustes y respuesta.</w:t>
+            </w:r>
+          </w:p>
+        </w:tc>
+        <w:tc>
+          <w:tcPr/>
+          <w:p>
+            <w:pPr>
+              <w:pStyle w:val="Compact"/>
+              <w:jc w:val="left"/>
+            </w:pPr>
+            <w:r>
+              <w:t xml:space="preserve">Configuración EDR, eventos, casos, tickets y métricas.</w:t>
+            </w:r>
+          </w:p>
+        </w:tc>
       </w:tr>
     </w:tbl>
     <w:p>
@@ -8290,7 +9814,7 @@
         <w:pStyle w:val="BodyText"/>
       </w:pPr>
       <w:r>
-        <w:t xml:space="preserve">Utilice la guía oficial CIS Controls v8.1 y Evaluación de Controles Especificación para el lenguaje exacto de Salvaguardia, clase de activos, función de seguridad, Grupo de Implementación, dependencias, insumos, operaciones, medidas, métricas y revisión procesal.</w:t>
+        <w:t xml:space="preserve">Utilice la guía oficial de CIS Controls v8.1 y la Especificación de Evaluación de Controles para el lenguaje exacto y los criterios de evaluación.</w:t>
       </w:r>
     </w:p>
     <w:bookmarkEnd w:id="41"/>

--- a/01-foundations/CIS_Controls_v8.1/Espanol/CIS_Critical_Security_Controls_v8.1_Practical_Manager_and_Junior_Analyst_Manual_Espanol_v1.0.docx
+++ b/01-foundations/CIS_Controls_v8.1/Espanol/CIS_Critical_Security_Controls_v8.1_Practical_Manager_and_Junior_Analyst_Manual_Espanol_v1.0.docx
@@ -9818,13 +9818,13 @@
       </w:r>
     </w:p>
     <w:bookmarkEnd w:id="41"/>
-    <w:bookmarkStart w:id="42" w:name="control-11-data-recovery"/>
+    <w:bookmarkStart w:id="42" w:name="control-11-recuperación-de-datos"/>
     <w:p>
       <w:pPr>
         <w:pStyle w:val="Heading1"/>
       </w:pPr>
       <w:r>
-        <w:t xml:space="preserve">16. Control 11 — Data Recovery</w:t>
+        <w:t xml:space="preserve">16. Control 11 — Recuperación de datos</w:t>
       </w:r>
     </w:p>
     <w:p>
@@ -9836,26 +9836,7 @@
           <w:iCs/>
           <w:i/>
         </w:rPr>
-        <w:t xml:space="preserve">Las 5 Salvaguardias, significado claro, enfoque de verificación y evidencia de ejemplo</w:t>
-      </w:r>
-      <w:r>
-        <w:t xml:space="preserve">.</w:t>
-      </w:r>
-    </w:p>
-    <w:p>
-      <w:pPr>
-        <w:pStyle w:val="BodyText"/>
-      </w:pPr>
-      <w:r>
-        <w:t xml:space="preserve">** Objetivo de control:** Fortalecer la empresa mediante la aplicación y medición de salvaguardias para la recuperación de datos. |</w:t>
-      </w:r>
-    </w:p>
-    <w:p>
-      <w:pPr>
-        <w:pStyle w:val="BodyText"/>
-      </w:pPr>
-      <w:r>
-        <w:t xml:space="preserve">|… |</w:t>
+        <w:t xml:space="preserve">Las 5 Salvaguardas, su significado claro, el enfoque de verificación y ejemplos de evidencia.</w:t>
       </w:r>
     </w:p>
     <w:tbl>
@@ -9880,1251 +9861,17 @@
               <w:jc w:val="left"/>
             </w:pPr>
             <w:r>
-              <w:t xml:space="preserve">****</w:t>
-            </w:r>
-          </w:p>
-        </w:tc>
-      </w:tr>
-      <w:tr>
-        <w:tc>
-          <w:tcPr/>
-          <w:p>
-            <w:pPr>
-              <w:pStyle w:val="Compact"/>
-              <w:jc w:val="left"/>
-            </w:pPr>
-            <w:r>
-              <w:t xml:space="preserve">TEN 11.1</w:t>
-            </w:r>
-          </w:p>
-        </w:tc>
-      </w:tr>
-      <w:tr>
-        <w:tc>
-          <w:tcPr/>
-          <w:p>
-            <w:pPr>
-              <w:pStyle w:val="Compact"/>
-              <w:jc w:val="left"/>
-            </w:pPr>
-            <w:r>
-              <w:t xml:space="preserve">11.2</w:t>
-            </w:r>
-          </w:p>
-        </w:tc>
-      </w:tr>
-      <w:tr>
-        <w:tc>
-          <w:tcPr/>
-          <w:p>
-            <w:pPr>
-              <w:pStyle w:val="Compact"/>
-              <w:jc w:val="left"/>
-            </w:pPr>
-            <w:r>
-              <w:t xml:space="preserve">11.3</w:t>
-            </w:r>
-          </w:p>
-        </w:tc>
-      </w:tr>
-      <w:tr>
-        <w:tc>
-          <w:tcPr/>
-          <w:p>
-            <w:pPr>
-              <w:pStyle w:val="Compact"/>
-              <w:jc w:val="left"/>
-            </w:pPr>
-            <w:r>
-              <w:t xml:space="preserve">TEN 11.4</w:t>
-            </w:r>
-          </w:p>
-        </w:tc>
-      </w:tr>
-      <w:tr>
-        <w:tc>
-          <w:tcPr/>
-          <w:p>
-            <w:pPr>
-              <w:pStyle w:val="Compact"/>
-              <w:jc w:val="left"/>
-            </w:pPr>
-            <w:r>
-              <w:t xml:space="preserve">TEN 11.5</w:t>
-            </w:r>
-          </w:p>
-        </w:tc>
-      </w:tr>
-    </w:tbl>
-    <w:p>
-      <w:pPr>
-        <w:pStyle w:val="BodyText"/>
-      </w:pPr>
-      <w:r>
-        <w:t xml:space="preserve">Utilice la guía oficial CIS Controls v8.1 y Evaluación de Controles Especificación para el lenguaje exacto de Salvaguardia, clase de activos, función de seguridad, Grupo de Implementación, dependencias, insumos, operaciones, medidas, métricas y revisión procesal.</w:t>
-      </w:r>
-    </w:p>
-    <w:p>
-      <w:pPr>
-        <w:pStyle w:val="BodyText"/>
-      </w:pPr>
-      <w:r>
-        <w:t xml:space="preserve">Control 12 - Gestión de la infraestructura de red</w:t>
-      </w:r>
-    </w:p>
-    <w:p>
-      <w:pPr>
-        <w:pStyle w:val="BodyText"/>
-      </w:pPr>
-      <w:r>
-        <w:rPr>
-          <w:iCs/>
-          <w:i/>
-        </w:rPr>
-        <w:t xml:space="preserve">Las 8 Salvaguardias, significado claro, enfoque de verificación y evidencia de ejemplo</w:t>
-      </w:r>
-      <w:r>
-        <w:t xml:space="preserve">.</w:t>
-      </w:r>
-    </w:p>
-    <w:p>
-      <w:pPr>
-        <w:pStyle w:val="BodyText"/>
-      </w:pPr>
-      <w:r>
-        <w:t xml:space="preserve">** Objetivo de control:** Fortalecer la empresa mediante la aplicación y medición de las salvaguardias para la gestión de la infraestructura de red. |</w:t>
-      </w:r>
-    </w:p>
-    <w:p>
-      <w:pPr>
-        <w:pStyle w:val="BodyText"/>
-      </w:pPr>
-      <w:r>
-        <w:t xml:space="preserve">Respuesta</w:t>
-      </w:r>
-    </w:p>
-    <w:p>
-      <w:pPr>
-        <w:pStyle w:val="BodyText"/>
-      </w:pPr>
-      <w:r>
-        <w:t xml:space="preserve">**** | ** Salvaguardia** |</w:t>
-      </w:r>
-      <w:r>
-        <w:t xml:space="preserve"> </w:t>
-      </w:r>
-      <w:r>
-        <w:rPr>
-          <w:bCs/>
-          <w:b/>
-        </w:rPr>
-        <w:t xml:space="preserve">Significado claro</w:t>
-      </w:r>
-      <w:r>
-        <w:t xml:space="preserve"> </w:t>
-      </w:r>
-      <w:r>
-        <w:t xml:space="preserve">| ** Enfoque de la verificación**</w:t>
-      </w:r>
-    </w:p>
-    <w:p>
-      <w:pPr>
-        <w:pStyle w:val="BodyText"/>
-      </w:pPr>
-      <w:r>
-        <w:t xml:space="preserve">|———————————————————————————————————————————————————————————————————————————————————————————————————————————————————————————————————————————————————————————————————————————————————————————————————————————————————————————————————————————- Enviado |</w:t>
-      </w:r>
-      <w:r>
-        <w:t xml:space="preserve"> </w:t>
-      </w:r>
-      <w:r>
-        <w:t xml:space="preserve">| 12.1 | Garantizar que la infraestructura de red esté actualizada Ponga en marcha un proceso repetible, de propiedad o control técnico para asegurar que la infraestructura de red esté actualizada, a continuación, verifique la cobertura y las excepciones. tención Confirme alcance definido, población, propiedad, implementación, frecuencia, cobertura, excepciones, corrección y retest. inventario de red, versiones, arquitectura, diagramas, vías de administración, AAA, protocolos seguros, VPN y estaciones de trabajo de administración</w:t>
-      </w:r>
-      <w:r>
-        <w:t xml:space="preserve"> </w:t>
-      </w:r>
-      <w:r>
-        <w:t xml:space="preserve">| 12.2 | Establecer y mantener una arquitectura de red segura ← Poner en marcha un proceso repetible, propiedad o control técnico para establecer y mantener una arquitectura de red segura, a continuación, verificar cobertura y excepciones. tención Confirme alcance definido, población, propiedad, implementación, frecuencia, cobertura, excepciones, corrección y retest. inventario de red, versiones, arquitectura, diagramas, vías de administración, AAA, protocolos seguros, VPN y estaciones de trabajo de administración</w:t>
-      </w:r>
-      <w:r>
-        <w:t xml:space="preserve"> </w:t>
-      </w:r>
-      <w:r>
-        <w:t xml:space="preserve">| 12.3 ← Gestión segura de la infraestructura de red Ponga en marcha un proceso repetible, de propiedad o control técnico para gestionar de forma segura la infraestructura de red, a continuación, verifique la cobertura y las excepciones. tención Confirme alcance definido, población, propiedad, implementación, frecuencia, cobertura, excepciones, corrección y retest. inventario de red, versiones, arquitectura, diagramas, vías de administración, AAA, protocolos seguros, VPN y estaciones de trabajo de administración |</w:t>
-      </w:r>
-      <w:r>
-        <w:t xml:space="preserve"> </w:t>
-      </w:r>
-      <w:r>
-        <w:t xml:space="preserve">TEN 12.4 | Establecer y mantener los diagramas de arquitectura | Poner en marcha un proceso repetible, propiedad o control técnico para establecer y mantener los diagramas de arquitectura, a continuación, verificar cobertura y excepciones. tención Confirme alcance definido, población, propiedad, implementación, frecuencia, cobertura, excepciones, corrección y retest. inventario de red, versiones, arquitectura, diagramas, vías de administración, AAA, protocolos seguros, VPN y estaciones de trabajo de administración</w:t>
-      </w:r>
-      <w:r>
-        <w:t xml:space="preserve"> </w:t>
-      </w:r>
-      <w:r>
-        <w:t xml:space="preserve">| 12.5 | Centralizar Autenticación, Autorización y Auditoría de la Red | Poner en marcha un proceso repetible, de propiedad o control técnico para centralizar la autenticación, Autorización y Auditoría de la Red, a continuación, verificar cobertura y excepciones. tención Confirme alcance definido, población, propiedad, implementación, frecuencia, cobertura, excepciones, corrección y retest. inventario de red, versiones, arquitectura, diagramas, vías de administración, AAA, protocolos seguros, VPN y estaciones de trabajo de administración</w:t>
-      </w:r>
-      <w:r>
-        <w:t xml:space="preserve"> </w:t>
-      </w:r>
-      <w:r>
-        <w:t xml:space="preserve">TEN 12.6 | Utilizar protocolos de gestión y comunicación de redes seguras Ponga en marcha un proceso repetible, de propiedad o control técnico para utilizar protocolos de gestión y comunicación de redes seguras, a continuación, verifique la cobertura y las excepciones. tención Confirme alcance definido, población, propiedad, implementación, frecuencia, cobertura, excepciones, corrección y retest. inventario de red, versiones, arquitectura, diagramas, vías de administración, AAA, protocolos seguros, VPN y estaciones de trabajo de administración</w:t>
-      </w:r>
-      <w:r>
-        <w:t xml:space="preserve"> </w:t>
-      </w:r>
-      <w:r>
-        <w:t xml:space="preserve">| 12.7 | Garantizar dispositivos remotos Utilice una VPN y Enterprise AAA | Ponga en marcha un proceso repetible, de propiedad o control técnico para asegurar dispositivos remotos Use una VPN y Enterprise AAA, a continuación, verifique cobertura y excepciones. tención Confirme alcance definido, población, propiedad, implementación, frecuencia, cobertura, excepciones, corrección y retest. inventario de red, versiones, arquitectura, diagramas, vías de administración, AAA, protocolos seguros, VPN y estaciones de trabajo de administración</w:t>
-      </w:r>
-      <w:r>
-        <w:t xml:space="preserve"> </w:t>
-      </w:r>
-      <w:r>
-        <w:t xml:space="preserve">| 12.8 | Mantener los recursos de computación dedicados para el trabajo administrativo Poner en marcha un proceso repetible, de propiedad o control técnico para mantener los Recursos de Computación Dedicada para el Trabajo Administrativo, a continuación, verificar cobertura y excepciones. tención Confirme alcance definido, población, propiedad, implementación, frecuencia, cobertura, excepciones, corrección y retest. inventario de red, versiones, arquitectura, diagramas, vías de administración, AAA, protocolos seguros, VPN y estaciones de trabajo de administración</w:t>
-      </w:r>
-    </w:p>
-    <w:p>
-      <w:pPr>
-        <w:pStyle w:val="BodyText"/>
-      </w:pPr>
-      <w:r>
-        <w:t xml:space="preserve">Utilice la guía oficial CIS Controls v8.1 y Evaluación de Controles Especificación para el lenguaje exacto de Salvaguardia, clase de activos, función de seguridad, Grupo de Implementación, dependencias, insumos, operaciones, medidas, métricas y revisión procesal.</w:t>
-      </w:r>
-    </w:p>
-    <w:bookmarkEnd w:id="42"/>
-    <w:bookmarkStart w:id="43" w:name="X70229194786b2abc2dfe755a6454a63b37ad7a9"/>
-    <w:p>
-      <w:pPr>
-        <w:pStyle w:val="Heading1"/>
-      </w:pPr>
-      <w:r>
-        <w:t xml:space="preserve">18. Control 13 — Network Monitoring and Defense</w:t>
-      </w:r>
-    </w:p>
-    <w:p>
-      <w:pPr>
-        <w:pStyle w:val="FirstParagraph"/>
-      </w:pPr>
-      <w:r>
-        <w:rPr>
-          <w:iCs/>
-          <w:i/>
-        </w:rPr>
-        <w:t xml:space="preserve">Todas las 11 Salvaguardias, significado claro, enfoque de verificación y evidencia de ejemplo</w:t>
-      </w:r>
-      <w:r>
-        <w:t xml:space="preserve">.</w:t>
-      </w:r>
-    </w:p>
-    <w:p>
-      <w:pPr>
-        <w:pStyle w:val="BodyText"/>
-      </w:pPr>
-      <w:r>
-        <w:t xml:space="preserve">■img src=</w:t>
-      </w:r>
-      <w:r>
-        <w:t xml:space="preserve">“</w:t>
-      </w:r>
-      <w:r>
-        <w:t xml:space="preserve">media/image8.png</w:t>
-      </w:r>
-      <w:r>
-        <w:t xml:space="preserve">”</w:t>
-      </w:r>
-      <w:r>
-        <w:t xml:space="preserve"> </w:t>
-      </w:r>
-      <w:r>
-        <w:t xml:space="preserve">estilo=</w:t>
-      </w:r>
-      <w:r>
-        <w:t xml:space="preserve">“</w:t>
-      </w:r>
-      <w:r>
-        <w:t xml:space="preserve">width:6.15in;height:3.20094in</w:t>
-      </w:r>
-      <w:r>
-        <w:t xml:space="preserve">”</w:t>
-      </w:r>
-      <w:r>
-        <w:t xml:space="preserve"> </w:t>
-      </w:r>
-      <w:r>
-        <w:t xml:space="preserve">alt=</w:t>
-      </w:r>
-      <w:r>
-        <w:t xml:space="preserve">“</w:t>
-      </w:r>
-      <w:r>
-        <w:t xml:space="preserve">Contexto centralizado, detección sintonizada, investigación humana y respuesta crean defensa útil</w:t>
-      </w:r>
-      <w:r>
-        <w:t xml:space="preserve">”</w:t>
-      </w:r>
-      <w:r>
-        <w:t xml:space="preserve">.</w:t>
-      </w:r>
-    </w:p>
-    <w:p>
-      <w:pPr>
-        <w:pStyle w:val="BodyText"/>
-      </w:pPr>
-      <w:r>
-        <w:t xml:space="preserve">Figure 8. Monitoring-to-response workflow</w:t>
-      </w:r>
-    </w:p>
-    <w:p>
-      <w:pPr>
-        <w:pStyle w:val="BodyText"/>
-      </w:pPr>
-      <w:r>
-        <w:t xml:space="preserve">** Objetivo de control:** Fortalecer la empresa mediante la implementación y medición de salvaguardias para el monitoreo y defensa de redes. |</w:t>
-      </w:r>
-    </w:p>
-    <w:p>
-      <w:pPr>
-        <w:pStyle w:val="BodyText"/>
-      </w:pPr>
-      <w:r>
-        <w:t xml:space="preserve">|… |</w:t>
-      </w:r>
-    </w:p>
-    <w:tbl>
-      <w:tblPr>
-        <w:tblStyle w:val="Table"/>
-        <w:tblW w:type="pct" w:w="5000"/>
-        <w:tblLook w:firstRow="1" w:lastRow="0" w:firstColumn="0" w:lastColumn="0" w:noHBand="0" w:noVBand="0" w:val="0020"/>
-        <w:jc w:val="start"/>
-      </w:tblPr>
-      <w:tblGrid>
-        <w:gridCol w:w="7920"/>
-      </w:tblGrid>
-      <w:tr>
-        <w:trPr>
-          <w:tblHeader w:val="true"/>
-        </w:trPr>
-        <w:tc>
-          <w:tcPr/>
-          <w:p>
-            <w:pPr>
-              <w:pStyle w:val="Compact"/>
-              <w:jc w:val="left"/>
-            </w:pPr>
-            <w:r>
-              <w:t xml:space="preserve">****</w:t>
-            </w:r>
-          </w:p>
-        </w:tc>
-      </w:tr>
-      <w:tr>
-        <w:tc>
-          <w:tcPr/>
-          <w:p>
-            <w:pPr>
-              <w:pStyle w:val="Compact"/>
-              <w:jc w:val="left"/>
-            </w:pPr>
-            <w:r>
-              <w:t xml:space="preserve">13.1</w:t>
-            </w:r>
-          </w:p>
-        </w:tc>
-      </w:tr>
-      <w:tr>
-        <w:tc>
-          <w:tcPr/>
-          <w:p>
-            <w:pPr>
-              <w:pStyle w:val="Compact"/>
-              <w:jc w:val="left"/>
-            </w:pPr>
-            <w:r>
-              <w:t xml:space="preserve">13.2</w:t>
-            </w:r>
-          </w:p>
-        </w:tc>
-      </w:tr>
-      <w:tr>
-        <w:tc>
-          <w:tcPr/>
-          <w:p>
-            <w:pPr>
-              <w:pStyle w:val="Compact"/>
-              <w:jc w:val="left"/>
-            </w:pPr>
-            <w:r>
-              <w:t xml:space="preserve">13.3</w:t>
-            </w:r>
-          </w:p>
-        </w:tc>
-      </w:tr>
-      <w:tr>
-        <w:tc>
-          <w:tcPr/>
-          <w:p>
-            <w:pPr>
-              <w:pStyle w:val="Compact"/>
-              <w:jc w:val="left"/>
-            </w:pPr>
-            <w:r>
-              <w:t xml:space="preserve">13.4</w:t>
-            </w:r>
-          </w:p>
-        </w:tc>
-      </w:tr>
-      <w:tr>
-        <w:tc>
-          <w:tcPr/>
-          <w:p>
-            <w:pPr>
-              <w:pStyle w:val="Compact"/>
-              <w:jc w:val="left"/>
-            </w:pPr>
-            <w:r>
-              <w:t xml:space="preserve">13.5</w:t>
-            </w:r>
-          </w:p>
-        </w:tc>
-      </w:tr>
-      <w:tr>
-        <w:tc>
-          <w:tcPr/>
-          <w:p>
-            <w:pPr>
-              <w:pStyle w:val="Compact"/>
-              <w:jc w:val="left"/>
-            </w:pPr>
-            <w:r>
-              <w:t xml:space="preserve">13.6  Collect Network Traffic Flow Logs Ponga en marcha un proceso repetible, de propiedad o control técnico para recoger los Logs de flujo de tráfico de red, a continuación, verifique cobertura y excepciones. tención Confirme alcance definido, población, propiedad, implementación, frecuencia, cobertura, excepciones, corrección y retest. cobertura SIEM, detección de host/network, segmentación, mandos remotos, registros de flujo, sistemas de prevención y alerta de afinación</w:t>
-            </w:r>
-          </w:p>
-        </w:tc>
-      </w:tr>
-      <w:tr>
-        <w:tc>
-          <w:tcPr/>
-          <w:p>
-            <w:pPr>
-              <w:pStyle w:val="Compact"/>
-              <w:jc w:val="left"/>
-            </w:pPr>
-            <w:r>
-              <w:t xml:space="preserve">13.7</w:t>
-            </w:r>
-          </w:p>
-        </w:tc>
-      </w:tr>
-      <w:tr>
-        <w:tc>
-          <w:tcPr/>
-          <w:p>
-            <w:pPr>
-              <w:pStyle w:val="Compact"/>
-              <w:jc w:val="left"/>
-            </w:pPr>
-            <w:r>
-              <w:t xml:space="preserve">13.8</w:t>
-            </w:r>
-          </w:p>
-        </w:tc>
-      </w:tr>
-      <w:tr>
-        <w:tc>
-          <w:tcPr/>
-          <w:p>
-            <w:pPr>
-              <w:pStyle w:val="Compact"/>
-              <w:jc w:val="left"/>
-            </w:pPr>
-            <w:r>
-              <w:t xml:space="preserve">13.9 Ponga en marcha un proceso repetible, de propiedad o control técnico para desplegar Port-Level Access Control, a continuación, verifique cobertura y excepciones. tención Confirme alcance definido, población, propiedad, implementación, frecuencia, cobertura, excepciones, corrección y retest. cobertura SIEM, detección de host/network, segmentación, mandos remotos, registros de flujo, sistemas de prevención y alerta de afinación</w:t>
-            </w:r>
-          </w:p>
-        </w:tc>
-      </w:tr>
-      <w:tr>
-        <w:tc>
-          <w:tcPr/>
-          <w:p>
-            <w:pPr>
-              <w:pStyle w:val="Compact"/>
-              <w:jc w:val="left"/>
-            </w:pPr>
-            <w:r>
-              <w:t xml:space="preserve">13.10</w:t>
-            </w:r>
-          </w:p>
-        </w:tc>
-      </w:tr>
-      <w:tr>
-        <w:tc>
-          <w:tcPr/>
-          <w:p>
-            <w:pPr>
-              <w:pStyle w:val="Compact"/>
-              <w:jc w:val="left"/>
-            </w:pPr>
-            <w:r>
-              <w:t xml:space="preserve">13.11</w:t>
-            </w:r>
-          </w:p>
-        </w:tc>
-      </w:tr>
-    </w:tbl>
-    <w:p>
-      <w:pPr>
-        <w:pStyle w:val="BodyText"/>
-      </w:pPr>
-      <w:r>
-        <w:t xml:space="preserve">Utilice la guía oficial CIS Controls v8.1 y Evaluación de Controles Especificación para el lenguaje exacto de Salvaguardia, clase de activos, función de seguridad, Grupo de Implementación, dependencias, insumos, operaciones, medidas, métricas y revisión procesal.</w:t>
-      </w:r>
-    </w:p>
-    <w:bookmarkEnd w:id="43"/>
-    <w:bookmarkStart w:id="44" w:name="X42b99efe6a3de02b879e5b97e2145eff592e532"/>
-    <w:p>
-      <w:pPr>
-        <w:pStyle w:val="Heading1"/>
-      </w:pPr>
-      <w:r>
-        <w:t xml:space="preserve">19. Control 14 - Capacitación en conciencia de seguridad y habilidades</w:t>
-      </w:r>
-    </w:p>
-    <w:p>
-      <w:pPr>
-        <w:pStyle w:val="FirstParagraph"/>
-      </w:pPr>
-      <w:r>
-        <w:rPr>
-          <w:iCs/>
-          <w:i/>
-        </w:rPr>
-        <w:t xml:space="preserve">Las 9 Salvaguardias, significado claro, enfoque de verificación y evidencia de ejemplo</w:t>
-      </w:r>
-      <w:r>
-        <w:t xml:space="preserve">.</w:t>
-      </w:r>
-    </w:p>
-    <w:p>
-      <w:pPr>
-        <w:pStyle w:val="BodyText"/>
-      </w:pPr>
-      <w:r>
-        <w:t xml:space="preserve">** Objetivo de control:** Fortalecer la empresa mediante la aplicación y medición de las salvaguardias para la sensibilización en materia de seguridad y la capacitación en aptitudes. |</w:t>
-      </w:r>
-    </w:p>
-    <w:p>
-      <w:pPr>
-        <w:pStyle w:val="BodyText"/>
-      </w:pPr>
-      <w:r>
-        <w:t xml:space="preserve">|… |</w:t>
-      </w:r>
-    </w:p>
-    <w:tbl>
-      <w:tblPr>
-        <w:tblStyle w:val="Table"/>
-        <w:tblW w:type="pct" w:w="5000"/>
-        <w:tblLook w:firstRow="1" w:lastRow="0" w:firstColumn="0" w:lastColumn="0" w:noHBand="0" w:noVBand="0" w:val="0020"/>
-        <w:jc w:val="start"/>
-      </w:tblPr>
-      <w:tblGrid>
-        <w:gridCol w:w="7920"/>
-      </w:tblGrid>
-      <w:tr>
-        <w:trPr>
-          <w:tblHeader w:val="true"/>
-        </w:trPr>
-        <w:tc>
-          <w:tcPr/>
-          <w:p>
-            <w:pPr>
-              <w:pStyle w:val="Compact"/>
-              <w:jc w:val="left"/>
-            </w:pPr>
-            <w:r>
-              <w:t xml:space="preserve">****</w:t>
-            </w:r>
-          </w:p>
-        </w:tc>
-      </w:tr>
-      <w:tr>
-        <w:tc>
-          <w:tcPr/>
-          <w:p>
-            <w:pPr>
-              <w:pStyle w:val="Compact"/>
-              <w:jc w:val="left"/>
-            </w:pPr>
-            <w:r>
-              <w:t xml:space="preserve">TEN 14.1</w:t>
-            </w:r>
-          </w:p>
-        </w:tc>
-      </w:tr>
-      <w:tr>
-        <w:tc>
-          <w:tcPr/>
-          <w:p>
-            <w:pPr>
-              <w:pStyle w:val="Compact"/>
-              <w:jc w:val="left"/>
-            </w:pPr>
-            <w:r>
-              <w:t xml:space="preserve">14.2</w:t>
-            </w:r>
-          </w:p>
-        </w:tc>
-      </w:tr>
-      <w:tr>
-        <w:tc>
-          <w:tcPr/>
-          <w:p>
-            <w:pPr>
-              <w:pStyle w:val="Compact"/>
-              <w:jc w:val="left"/>
-            </w:pPr>
-            <w:r>
-              <w:t xml:space="preserve">TEN 14.3</w:t>
-            </w:r>
-          </w:p>
-        </w:tc>
-      </w:tr>
-      <w:tr>
-        <w:tc>
-          <w:tcPr/>
-          <w:p>
-            <w:pPr>
-              <w:pStyle w:val="Compact"/>
-              <w:jc w:val="left"/>
-            </w:pPr>
-            <w:r>
-              <w:t xml:space="preserve">14.4</w:t>
-            </w:r>
-          </w:p>
-        </w:tc>
-      </w:tr>
-      <w:tr>
-        <w:tc>
-          <w:tcPr/>
-          <w:p>
-            <w:pPr>
-              <w:pStyle w:val="Compact"/>
-              <w:jc w:val="left"/>
-            </w:pPr>
-            <w:r>
-              <w:t xml:space="preserve">14.5</w:t>
-            </w:r>
-          </w:p>
-        </w:tc>
-      </w:tr>
-      <w:tr>
-        <w:tc>
-          <w:tcPr/>
-          <w:p>
-            <w:pPr>
-              <w:pStyle w:val="Compact"/>
-              <w:jc w:val="left"/>
-            </w:pPr>
-            <w:r>
-              <w:t xml:space="preserve">14.6</w:t>
-            </w:r>
-          </w:p>
-        </w:tc>
-      </w:tr>
-      <w:tr>
-        <w:tc>
-          <w:tcPr/>
-          <w:p>
-            <w:pPr>
-              <w:pStyle w:val="Compact"/>
-              <w:jc w:val="left"/>
-            </w:pPr>
-            <w:r>
-              <w:t xml:space="preserve">14.7</w:t>
-            </w:r>
-          </w:p>
-        </w:tc>
-      </w:tr>
-      <w:tr>
-        <w:tc>
-          <w:tcPr/>
-          <w:p>
-            <w:pPr>
-              <w:pStyle w:val="Compact"/>
-              <w:jc w:val="left"/>
-            </w:pPr>
-            <w:r>
-              <w:t xml:space="preserve">TEN 14.8</w:t>
-            </w:r>
-          </w:p>
-        </w:tc>
-      </w:tr>
-      <w:tr>
-        <w:tc>
-          <w:tcPr/>
-          <w:p>
-            <w:pPr>
-              <w:pStyle w:val="Compact"/>
-              <w:jc w:val="left"/>
-            </w:pPr>
-            <w:r>
-              <w:t xml:space="preserve">TEN 14.9</w:t>
-            </w:r>
-          </w:p>
-        </w:tc>
-      </w:tr>
-    </w:tbl>
-    <w:p>
-      <w:pPr>
-        <w:pStyle w:val="BodyText"/>
-      </w:pPr>
-      <w:r>
-        <w:t xml:space="preserve">Utilice la guía oficial CIS Controls v8.1 y Evaluación de Controles Especificación para el lenguaje exacto de Salvaguardia, clase de activos, función de seguridad, Grupo de Implementación, dependencias, insumos, operaciones, medidas, métricas y revisión procesal.</w:t>
-      </w:r>
-    </w:p>
-    <w:bookmarkEnd w:id="44"/>
-    <w:bookmarkStart w:id="45" w:name="control-15-service-provider-management"/>
-    <w:p>
-      <w:pPr>
-        <w:pStyle w:val="Heading1"/>
-      </w:pPr>
-      <w:r>
-        <w:t xml:space="preserve">20. Control 15 — Service Provider Management</w:t>
-      </w:r>
-    </w:p>
-    <w:p>
-      <w:pPr>
-        <w:pStyle w:val="FirstParagraph"/>
-      </w:pPr>
-      <w:r>
-        <w:rPr>
-          <w:iCs/>
-          <w:i/>
-        </w:rPr>
-        <w:t xml:space="preserve">Las 7 Salvaguardias, significado claro, enfoque de verificación y evidencia de ejemplo</w:t>
-      </w:r>
-      <w:r>
-        <w:t xml:space="preserve">.</w:t>
-      </w:r>
-    </w:p>
-    <w:p>
-      <w:pPr>
-        <w:pStyle w:val="BodyText"/>
-      </w:pPr>
-      <w:r>
-        <w:t xml:space="preserve">** Objetivo de control:** Fortalecer la empresa mediante la aplicación y medición de las salvaguardias para la gestión de proveedores de servicios. |</w:t>
-      </w:r>
-    </w:p>
-    <w:p>
-      <w:pPr>
-        <w:pStyle w:val="BodyText"/>
-      </w:pPr>
-      <w:r>
-        <w:t xml:space="preserve">|… |</w:t>
-      </w:r>
-    </w:p>
-    <w:tbl>
-      <w:tblPr>
-        <w:tblStyle w:val="Table"/>
-        <w:tblW w:type="pct" w:w="5000"/>
-        <w:tblLook w:firstRow="1" w:lastRow="0" w:firstColumn="0" w:lastColumn="0" w:noHBand="0" w:noVBand="0" w:val="0020"/>
-        <w:jc w:val="start"/>
-      </w:tblPr>
-      <w:tblGrid>
-        <w:gridCol w:w="7920"/>
-      </w:tblGrid>
-      <w:tr>
-        <w:trPr>
-          <w:tblHeader w:val="true"/>
-        </w:trPr>
-        <w:tc>
-          <w:tcPr/>
-          <w:p>
-            <w:pPr>
-              <w:pStyle w:val="Compact"/>
-              <w:jc w:val="left"/>
-            </w:pPr>
-            <w:r>
-              <w:t xml:space="preserve">****</w:t>
-            </w:r>
-          </w:p>
-        </w:tc>
-      </w:tr>
-      <w:tr>
-        <w:tc>
-          <w:tcPr/>
-          <w:p>
-            <w:pPr>
-              <w:pStyle w:val="Compact"/>
-              <w:jc w:val="left"/>
-            </w:pPr>
-            <w:r>
-              <w:t xml:space="preserve">TEN 15.1</w:t>
-            </w:r>
-          </w:p>
-        </w:tc>
-      </w:tr>
-      <w:tr>
-        <w:tc>
-          <w:tcPr/>
-          <w:p>
-            <w:pPr>
-              <w:pStyle w:val="Compact"/>
-              <w:jc w:val="left"/>
-            </w:pPr>
-            <w:r>
-              <w:t xml:space="preserve">15.2</w:t>
-            </w:r>
-          </w:p>
-        </w:tc>
-      </w:tr>
-      <w:tr>
-        <w:tc>
-          <w:tcPr/>
-          <w:p>
-            <w:pPr>
-              <w:pStyle w:val="Compact"/>
-              <w:jc w:val="left"/>
-            </w:pPr>
-            <w:r>
-              <w:t xml:space="preserve">15.3 Ponga en marcha un proceso repetible, de propiedad o control técnico para clasificar a los proveedores de servicios, a continuación, verifique la cobertura y las excepciones. tención Confirme alcance definido, población, propiedad, implementación, frecuencia, cobertura, excepciones, corrección y retest. inventario, clasificaciones, políticas, contratos, evaluaciones, vigilancia, incidentes y pruebas de descomposición</w:t>
-            </w:r>
-          </w:p>
-        </w:tc>
-      </w:tr>
-      <w:tr>
-        <w:tc>
-          <w:tcPr/>
-          <w:p>
-            <w:pPr>
-              <w:pStyle w:val="Compact"/>
-              <w:jc w:val="left"/>
-            </w:pPr>
-            <w:r>
-              <w:t xml:space="preserve">15.4</w:t>
-            </w:r>
-          </w:p>
-        </w:tc>
-      </w:tr>
-      <w:tr>
-        <w:tc>
-          <w:tcPr/>
-          <w:p>
-            <w:pPr>
-              <w:pStyle w:val="Compact"/>
-              <w:jc w:val="left"/>
-            </w:pPr>
-            <w:r>
-              <w:t xml:space="preserve">15.5 Silenciosos Proveedores de Servicios</w:t>
-            </w:r>
-          </w:p>
-        </w:tc>
-      </w:tr>
-      <w:tr>
-        <w:tc>
-          <w:tcPr/>
-          <w:p>
-            <w:pPr>
-              <w:pStyle w:val="Compact"/>
-              <w:jc w:val="left"/>
-            </w:pPr>
-            <w:r>
-              <w:t xml:space="preserve">15.6 Poner en marcha un proceso repetible, de propiedad o control técnico para supervisar a los proveedores de servicios, verificar la cobertura y las excepciones. tención Confirme alcance definido, población, propiedad, implementación, frecuencia, cobertura, excepciones, corrección y retest. inventario, clasificaciones, políticas, contratos, evaluaciones, vigilancia, incidentes y pruebas de descomposición</w:t>
-            </w:r>
-          </w:p>
-        </w:tc>
-      </w:tr>
-      <w:tr>
-        <w:tc>
-          <w:tcPr/>
-          <w:p>
-            <w:pPr>
-              <w:pStyle w:val="Compact"/>
-              <w:jc w:val="left"/>
-            </w:pPr>
-            <w:r>
-              <w:t xml:space="preserve">15.7</w:t>
-            </w:r>
-          </w:p>
-        </w:tc>
-      </w:tr>
-    </w:tbl>
-    <w:p>
-      <w:pPr>
-        <w:pStyle w:val="BodyText"/>
-      </w:pPr>
-      <w:r>
-        <w:t xml:space="preserve">Utilice la guía oficial CIS Controls v8.1 y Evaluación de Controles Especificación para el lenguaje exacto de Salvaguardia, clase de activos, función de seguridad, Grupo de Implementación, dependencias, insumos, operaciones, medidas, métricas y revisión procesal.</w:t>
-      </w:r>
-    </w:p>
-    <w:p>
-      <w:pPr>
-        <w:pStyle w:val="BodyText"/>
-      </w:pPr>
-      <w:r>
-        <w:t xml:space="preserve">Control 16 - Seguridad del Software de Aplicación</w:t>
-      </w:r>
-    </w:p>
-    <w:p>
-      <w:pPr>
-        <w:pStyle w:val="BodyText"/>
-      </w:pPr>
-      <w:r>
-        <w:rPr>
-          <w:iCs/>
-          <w:i/>
-        </w:rPr>
-        <w:t xml:space="preserve">Todas las 14 Salvaguardias, significado claro, enfoque de verificación y evidencia de ejemplo</w:t>
-      </w:r>
-      <w:r>
-        <w:t xml:space="preserve">.</w:t>
-      </w:r>
-    </w:p>
-    <w:p>
-      <w:pPr>
-        <w:pStyle w:val="BodyText"/>
-      </w:pPr>
-      <w:r>
-        <w:t xml:space="preserve">** Objetivo de control:** Fortalecer la empresa mediante la aplicación y medición de las salvaguardias para la seguridad de los programas de aplicación. |</w:t>
-      </w:r>
-    </w:p>
-    <w:p>
-      <w:pPr>
-        <w:pStyle w:val="BodyText"/>
-      </w:pPr>
-      <w:r>
-        <w:t xml:space="preserve">|… |</w:t>
-      </w:r>
-    </w:p>
-    <w:tbl>
-      <w:tblPr>
-        <w:tblStyle w:val="Table"/>
-        <w:tblW w:type="pct" w:w="5000"/>
-        <w:tblLook w:firstRow="1" w:lastRow="0" w:firstColumn="0" w:lastColumn="0" w:noHBand="0" w:noVBand="0" w:val="0020"/>
-        <w:jc w:val="start"/>
-      </w:tblPr>
-      <w:tblGrid>
-        <w:gridCol w:w="7920"/>
-      </w:tblGrid>
-      <w:tr>
-        <w:trPr>
-          <w:tblHeader w:val="true"/>
-        </w:trPr>
-        <w:tc>
-          <w:tcPr/>
-          <w:p>
-            <w:pPr>
-              <w:pStyle w:val="Compact"/>
-              <w:jc w:val="left"/>
-            </w:pPr>
-            <w:r>
-              <w:t xml:space="preserve">****</w:t>
-            </w:r>
-          </w:p>
-        </w:tc>
-      </w:tr>
-      <w:tr>
-        <w:tc>
-          <w:tcPr/>
-          <w:p>
-            <w:pPr>
-              <w:pStyle w:val="Compact"/>
-              <w:jc w:val="left"/>
-            </w:pPr>
-            <w:r>
-              <w:t xml:space="preserve">16.1</w:t>
-            </w:r>
-          </w:p>
-        </w:tc>
-      </w:tr>
-      <w:tr>
-        <w:tc>
-          <w:tcPr/>
-          <w:p>
-            <w:pPr>
-              <w:pStyle w:val="Compact"/>
-              <w:jc w:val="left"/>
-            </w:pPr>
-            <w:r>
-              <w:t xml:space="preserve">16.2</w:t>
-            </w:r>
-          </w:p>
-        </w:tc>
-      </w:tr>
-      <w:tr>
-        <w:tc>
-          <w:tcPr/>
-          <w:p>
-            <w:pPr>
-              <w:pStyle w:val="Compact"/>
-              <w:jc w:val="left"/>
-            </w:pPr>
-            <w:r>
-              <w:t xml:space="preserve">16.3</w:t>
-            </w:r>
-          </w:p>
-        </w:tc>
-      </w:tr>
-      <w:tr>
-        <w:tc>
-          <w:tcPr/>
-          <w:p>
-            <w:pPr>
-              <w:pStyle w:val="Compact"/>
-              <w:jc w:val="left"/>
-            </w:pPr>
-            <w:r>
-              <w:t xml:space="preserve">16.4</w:t>
-            </w:r>
-          </w:p>
-        </w:tc>
-      </w:tr>
-      <w:tr>
-        <w:tc>
-          <w:tcPr/>
-          <w:p>
-            <w:pPr>
-              <w:pStyle w:val="Compact"/>
-              <w:jc w:val="left"/>
-            </w:pPr>
-            <w:r>
-              <w:t xml:space="preserve">16.5 ← Utilizar componentes de software de terceros actualizados y confiados Ponga en marcha un proceso repetible, de propiedad o control técnico para utilizar componentes de software de terceros actualizados y confiados, a continuación, verifique la cobertura y las excepciones. tención Confirme alcance definido, población, propiedad, implementación, frecuencia, cobertura, excepciones, corrección y retest. TEN seguro SDLC, proceso de divulgación, causa raíz, inventario de componentes, severidad, endurecimiento, entrenamiento, pruebas y modelos de amenaza</w:t>
-            </w:r>
-          </w:p>
-        </w:tc>
-      </w:tr>
-      <w:tr>
-        <w:tc>
-          <w:tcPr/>
-          <w:p>
-            <w:pPr>
-              <w:pStyle w:val="Compact"/>
-              <w:jc w:val="left"/>
-            </w:pPr>
-            <w:r>
-              <w:t xml:space="preserve">16.6</w:t>
-            </w:r>
-          </w:p>
-        </w:tc>
-      </w:tr>
-      <w:tr>
-        <w:tc>
-          <w:tcPr/>
-          <w:p>
-            <w:pPr>
-              <w:pStyle w:val="Compact"/>
-              <w:jc w:val="left"/>
-            </w:pPr>
-            <w:r>
-              <w:t xml:space="preserve">TEN 16.7</w:t>
-            </w:r>
-          </w:p>
-        </w:tc>
-      </w:tr>
-      <w:tr>
-        <w:tc>
-          <w:tcPr/>
-          <w:p>
-            <w:pPr>
-              <w:pStyle w:val="Compact"/>
-              <w:jc w:val="left"/>
-            </w:pPr>
-            <w:r>
-              <w:t xml:space="preserve">16.8</w:t>
-            </w:r>
-          </w:p>
-        </w:tc>
-      </w:tr>
-      <w:tr>
-        <w:tc>
-          <w:tcPr/>
-          <w:p>
-            <w:pPr>
-              <w:pStyle w:val="Compact"/>
-              <w:jc w:val="left"/>
-            </w:pPr>
-            <w:r>
-              <w:t xml:space="preserve">16.9</w:t>
-            </w:r>
-          </w:p>
-        </w:tc>
-      </w:tr>
-      <w:tr>
-        <w:tc>
-          <w:tcPr/>
-          <w:p>
-            <w:pPr>
-              <w:pStyle w:val="Compact"/>
-              <w:jc w:val="left"/>
-            </w:pPr>
-            <w:r>
-              <w:t xml:space="preserve">16.10</w:t>
-            </w:r>
-          </w:p>
-        </w:tc>
-      </w:tr>
-      <w:tr>
-        <w:tc>
-          <w:tcPr/>
-          <w:p>
-            <w:pPr>
-              <w:pStyle w:val="Compact"/>
-              <w:jc w:val="left"/>
-            </w:pPr>
-            <w:r>
-              <w:t xml:space="preserve">TEN 16.11</w:t>
-            </w:r>
-          </w:p>
-        </w:tc>
-      </w:tr>
-      <w:tr>
-        <w:tc>
-          <w:tcPr/>
-          <w:p>
-            <w:pPr>
-              <w:pStyle w:val="Compact"/>
-              <w:jc w:val="left"/>
-            </w:pPr>
-            <w:r>
-              <w:t xml:space="preserve">16.12</w:t>
-            </w:r>
-          </w:p>
-        </w:tc>
-      </w:tr>
-      <w:tr>
-        <w:tc>
-          <w:tcPr/>
-          <w:p>
-            <w:pPr>
-              <w:pStyle w:val="Compact"/>
-              <w:jc w:val="left"/>
-            </w:pPr>
-            <w:r>
-              <w:t xml:space="preserve">16.13</w:t>
-            </w:r>
-          </w:p>
-        </w:tc>
-      </w:tr>
-      <w:tr>
-        <w:tc>
-          <w:tcPr/>
-          <w:p>
-            <w:pPr>
-              <w:pStyle w:val="Compact"/>
-              <w:jc w:val="left"/>
-            </w:pPr>
-            <w:r>
-              <w:t xml:space="preserve">16.14</w:t>
-            </w:r>
-          </w:p>
-        </w:tc>
-      </w:tr>
-    </w:tbl>
-    <w:p>
-      <w:pPr>
-        <w:pStyle w:val="BodyText"/>
-      </w:pPr>
-      <w:r>
-        <w:t xml:space="preserve">Utilice la guía oficial CIS Controls v8.1 y Evaluación de Controles Especificación para el lenguaje exacto de Salvaguardia, clase de activos, función de seguridad, Grupo de Implementación, dependencias, insumos, operaciones, medidas, métricas y revisión procesal.</w:t>
-      </w:r>
-    </w:p>
-    <w:bookmarkEnd w:id="45"/>
-    <w:bookmarkStart w:id="46" w:name="X81bcab1ee2e08fb2cedbb65af68432a47fa8998"/>
-    <w:p>
-      <w:pPr>
-        <w:pStyle w:val="Heading1"/>
-      </w:pPr>
-      <w:r>
-        <w:t xml:space="preserve">22. Control 17 — Gestión de la respuesta a incidentes</w:t>
-      </w:r>
-    </w:p>
-    <w:p>
-      <w:pPr>
-        <w:pStyle w:val="FirstParagraph"/>
-      </w:pPr>
-      <w:r>
-        <w:rPr>
-          <w:iCs/>
-          <w:i/>
-        </w:rPr>
-        <w:t xml:space="preserve">Las nueve Salvaguardas, su significado en lenguaje claro, el enfoque de verificación y ejemplos de evidencia.</w:t>
-      </w:r>
-    </w:p>
-    <w:tbl>
-      <w:tblPr>
-        <w:tblStyle w:val="FigureTable"/>
-        <w:tblW w:type="auto" w:w="0"/>
-        <w:tblLook w:firstRow="0" w:lastRow="0" w:firstColumn="0" w:lastColumn="0"/>
-        <w:jc w:val="center"/>
-      </w:tblPr>
-      <w:tblGrid>
-        <w:gridCol w:w="7920"/>
-      </w:tblGrid>
-      <w:tr>
-        <w:tc>
-          <w:tcPr/>
-          <w:p>
-            <w:pPr>
-              <w:pStyle w:val="Compact"/>
-              <w:jc w:val="center"/>
-            </w:pPr>
-            <w:r>
-              <w:t xml:space="preserve">Los roles preparados, los mecanismos de reporte, la comunicación, los ejercicios y las revisiones reducen el impacto de los incidentes.</w:t>
-            </w:r>
-          </w:p>
-        </w:tc>
-      </w:tr>
-    </w:tbl>
-    <w:p>
-      <w:pPr>
-        <w:pStyle w:val="ImageCaption"/>
-      </w:pPr>
-      <w:r>
-        <w:t xml:space="preserve">Los roles preparados, los mecanismos de reporte, la comunicación, los ejercicios y las revisiones reducen el impacto de los incidentes.</w:t>
-      </w:r>
-    </w:p>
-    <w:p>
-      <w:pPr>
-        <w:pStyle w:val="BodyText"/>
-      </w:pPr>
-      <w:r>
-        <w:t xml:space="preserve">Figura 9. Preparación para la respuesta a incidentes</w:t>
-      </w:r>
-    </w:p>
-    <w:tbl>
-      <w:tblPr>
-        <w:tblStyle w:val="Table"/>
-        <w:tblW w:type="pct" w:w="5000"/>
-        <w:tblLook w:firstRow="1" w:lastRow="0" w:firstColumn="0" w:lastColumn="0" w:noHBand="0" w:noVBand="0" w:val="0020"/>
-        <w:jc w:val="start"/>
-      </w:tblPr>
-      <w:tblGrid>
-        <w:gridCol w:w="7920"/>
-      </w:tblGrid>
-      <w:tr>
-        <w:trPr>
-          <w:tblHeader w:val="true"/>
-        </w:trPr>
-        <w:tc>
-          <w:tcPr/>
-          <w:p>
-            <w:pPr>
-              <w:pStyle w:val="Compact"/>
-              <w:jc w:val="left"/>
-            </w:pPr>
-            <w:r>
               <w:rPr>
                 <w:bCs/>
                 <w:b/>
               </w:rPr>
-              <w:t xml:space="preserve">Objetivo del control:</w:t>
+              <w:t xml:space="preserve">Propósito del control:</w:t>
             </w:r>
             <w:r>
               <w:t xml:space="preserve"> </w:t>
             </w:r>
             <w:r>
-              <w:t xml:space="preserve">Fortalecer la organización mediante la implementación y medición de Salvaguardas para la gestión de la respuesta a incidentes.</w:t>
+              <w:t xml:space="preserve">Fortalecer la empresa mediante la implementación y medición de Salvaguardas para la recuperación de datos.</w:t>
             </w:r>
           </w:p>
         </w:tc>
@@ -11193,7 +9940,7 @@
                 <w:bCs/>
                 <w:b/>
               </w:rPr>
-              <w:t xml:space="preserve">Significado en lenguaje claro</w:t>
+              <w:t xml:space="preserve">Significado claro</w:t>
             </w:r>
           </w:p>
         </w:tc>
@@ -11239,551 +9986,303 @@
               <w:jc w:val="left"/>
             </w:pPr>
             <w:r>
-              <w:t xml:space="preserve">17.1</w:t>
-            </w:r>
-          </w:p>
-        </w:tc>
-        <w:tc>
-          <w:tcPr/>
-          <w:p>
-            <w:pPr>
-              <w:pStyle w:val="Compact"/>
-              <w:jc w:val="left"/>
-            </w:pPr>
-            <w:r>
-              <w:t xml:space="preserve">Designar al personal responsable de gestionar los incidentes</w:t>
-            </w:r>
-          </w:p>
-        </w:tc>
-        <w:tc>
-          <w:tcPr/>
-          <w:p>
-            <w:pPr>
-              <w:pStyle w:val="Compact"/>
-              <w:jc w:val="left"/>
-            </w:pPr>
-            <w:r>
-              <w:t xml:space="preserve">Implementar un proceso repetible, con un responsable definido, para designar al personal encargado de gestionar los incidentes; después, verificar su cobertura y sus excepciones.</w:t>
-            </w:r>
-          </w:p>
-        </w:tc>
-        <w:tc>
-          <w:tcPr/>
-          <w:p>
-            <w:pPr>
-              <w:pStyle w:val="Compact"/>
-              <w:jc w:val="left"/>
-            </w:pPr>
-            <w:r>
-              <w:t xml:space="preserve">Confirmar alcance, población, responsabilidad, implementación, frecuencia, cobertura, excepciones, corrección y repetición de pruebas.</w:t>
-            </w:r>
-          </w:p>
-        </w:tc>
-        <w:tc>
-          <w:tcPr/>
-          <w:p>
-            <w:pPr>
-              <w:pStyle w:val="Compact"/>
-              <w:jc w:val="left"/>
-            </w:pPr>
-            <w:r>
-              <w:t xml:space="preserve">responsables de incidentes, contactos, mecanismos de reporte, plan, roles, comunicaciones, ejercicios, revisiones y umbrales</w:t>
-            </w:r>
-          </w:p>
-        </w:tc>
-      </w:tr>
-      <w:tr>
-        <w:tc>
-          <w:tcPr/>
-          <w:p>
-            <w:pPr>
-              <w:pStyle w:val="Compact"/>
-              <w:jc w:val="left"/>
-            </w:pPr>
-            <w:r>
-              <w:t xml:space="preserve">17.2</w:t>
-            </w:r>
-          </w:p>
-        </w:tc>
-        <w:tc>
-          <w:tcPr/>
-          <w:p>
-            <w:pPr>
-              <w:pStyle w:val="Compact"/>
-              <w:jc w:val="left"/>
-            </w:pPr>
-            <w:r>
-              <w:t xml:space="preserve">Mantener información de contacto para reportar incidentes de seguridad</w:t>
-            </w:r>
-          </w:p>
-        </w:tc>
-        <w:tc>
-          <w:tcPr/>
-          <w:p>
-            <w:pPr>
-              <w:pStyle w:val="Compact"/>
-              <w:jc w:val="left"/>
-            </w:pPr>
-            <w:r>
-              <w:t xml:space="preserve">Implementar un proceso repetible, con un responsable definido, para mantener la información de contacto utilizada para reportar incidentes de seguridad; después, verificar su cobertura y sus excepciones.</w:t>
-            </w:r>
-          </w:p>
-        </w:tc>
-        <w:tc>
-          <w:tcPr/>
-          <w:p>
-            <w:pPr>
-              <w:pStyle w:val="Compact"/>
-              <w:jc w:val="left"/>
-            </w:pPr>
-            <w:r>
-              <w:t xml:space="preserve">Confirmar alcance, población, responsabilidad, implementación, frecuencia, cobertura, excepciones, corrección y repetición de pruebas.</w:t>
-            </w:r>
-          </w:p>
-        </w:tc>
-        <w:tc>
-          <w:tcPr/>
-          <w:p>
-            <w:pPr>
-              <w:pStyle w:val="Compact"/>
-              <w:jc w:val="left"/>
-            </w:pPr>
-            <w:r>
-              <w:t xml:space="preserve">responsables de incidentes, contactos, mecanismos de reporte, plan, roles, comunicaciones, ejercicios, revisiones y umbrales</w:t>
-            </w:r>
-          </w:p>
-        </w:tc>
-      </w:tr>
-      <w:tr>
-        <w:tc>
-          <w:tcPr/>
-          <w:p>
-            <w:pPr>
-              <w:pStyle w:val="Compact"/>
-              <w:jc w:val="left"/>
-            </w:pPr>
-            <w:r>
-              <w:t xml:space="preserve">17.3</w:t>
-            </w:r>
-          </w:p>
-        </w:tc>
-        <w:tc>
-          <w:tcPr/>
-          <w:p>
-            <w:pPr>
-              <w:pStyle w:val="Compact"/>
-              <w:jc w:val="left"/>
-            </w:pPr>
-            <w:r>
-              <w:t xml:space="preserve">Mantener un proceso organizacional para reportar incidentes</w:t>
-            </w:r>
-          </w:p>
-        </w:tc>
-        <w:tc>
-          <w:tcPr/>
-          <w:p>
-            <w:pPr>
-              <w:pStyle w:val="Compact"/>
-              <w:jc w:val="left"/>
-            </w:pPr>
-            <w:r>
-              <w:t xml:space="preserve">Implementar un proceso repetible, con un responsable definido, para mantener un proceso organizacional de reporte de incidentes; después, verificar su cobertura y sus excepciones.</w:t>
-            </w:r>
-          </w:p>
-        </w:tc>
-        <w:tc>
-          <w:tcPr/>
-          <w:p>
-            <w:pPr>
-              <w:pStyle w:val="Compact"/>
-              <w:jc w:val="left"/>
-            </w:pPr>
-            <w:r>
-              <w:t xml:space="preserve">Confirmar alcance, población, responsabilidad, implementación, frecuencia, cobertura, excepciones, corrección y repetición de pruebas.</w:t>
-            </w:r>
-          </w:p>
-        </w:tc>
-        <w:tc>
-          <w:tcPr/>
-          <w:p>
-            <w:pPr>
-              <w:pStyle w:val="Compact"/>
-              <w:jc w:val="left"/>
-            </w:pPr>
-            <w:r>
-              <w:t xml:space="preserve">responsables de incidentes, contactos, mecanismos de reporte, plan, roles, comunicaciones, ejercicios, revisiones y umbrales</w:t>
-            </w:r>
-          </w:p>
-        </w:tc>
-      </w:tr>
-      <w:tr>
-        <w:tc>
-          <w:tcPr/>
-          <w:p>
-            <w:pPr>
-              <w:pStyle w:val="Compact"/>
-              <w:jc w:val="left"/>
-            </w:pPr>
-            <w:r>
-              <w:t xml:space="preserve">17.4</w:t>
-            </w:r>
-          </w:p>
-        </w:tc>
-        <w:tc>
-          <w:tcPr/>
-          <w:p>
-            <w:pPr>
-              <w:pStyle w:val="Compact"/>
-              <w:jc w:val="left"/>
-            </w:pPr>
-            <w:r>
-              <w:t xml:space="preserve">Establecer y mantener un proceso de respuesta a incidentes</w:t>
-            </w:r>
-          </w:p>
-        </w:tc>
-        <w:tc>
-          <w:tcPr/>
-          <w:p>
-            <w:pPr>
-              <w:pStyle w:val="Compact"/>
-              <w:jc w:val="left"/>
-            </w:pPr>
-            <w:r>
-              <w:t xml:space="preserve">Implementar un proceso repetible, con un responsable definido, para establecer y mantener un proceso de respuesta a incidentes; después, verificar su cobertura y sus excepciones.</w:t>
-            </w:r>
-          </w:p>
-        </w:tc>
-        <w:tc>
-          <w:tcPr/>
-          <w:p>
-            <w:pPr>
-              <w:pStyle w:val="Compact"/>
-              <w:jc w:val="left"/>
-            </w:pPr>
-            <w:r>
-              <w:t xml:space="preserve">Confirmar alcance, población, responsabilidad, implementación, frecuencia, cobertura, excepciones, corrección y repetición de pruebas.</w:t>
-            </w:r>
-          </w:p>
-        </w:tc>
-        <w:tc>
-          <w:tcPr/>
-          <w:p>
-            <w:pPr>
-              <w:pStyle w:val="Compact"/>
-              <w:jc w:val="left"/>
-            </w:pPr>
-            <w:r>
-              <w:t xml:space="preserve">responsables de incidentes, contactos, mecanismos de reporte, plan, roles, comunicaciones, ejercicios, revisiones y umbrales</w:t>
-            </w:r>
-          </w:p>
-        </w:tc>
-      </w:tr>
-      <w:tr>
-        <w:tc>
-          <w:tcPr/>
-          <w:p>
-            <w:pPr>
-              <w:pStyle w:val="Compact"/>
-              <w:jc w:val="left"/>
-            </w:pPr>
-            <w:r>
-              <w:t xml:space="preserve">17.5</w:t>
-            </w:r>
-          </w:p>
-        </w:tc>
-        <w:tc>
-          <w:tcPr/>
-          <w:p>
-            <w:pPr>
-              <w:pStyle w:val="Compact"/>
-              <w:jc w:val="left"/>
-            </w:pPr>
-            <w:r>
-              <w:t xml:space="preserve">Asignar roles y responsabilidades clave</w:t>
-            </w:r>
-          </w:p>
-        </w:tc>
-        <w:tc>
-          <w:tcPr/>
-          <w:p>
-            <w:pPr>
-              <w:pStyle w:val="Compact"/>
-              <w:jc w:val="left"/>
-            </w:pPr>
-            <w:r>
-              <w:t xml:space="preserve">Implementar un proceso repetible, con un responsable definido, para asignar roles y responsabilidades clave; después, verificar su cobertura y sus excepciones.</w:t>
-            </w:r>
-          </w:p>
-        </w:tc>
-        <w:tc>
-          <w:tcPr/>
-          <w:p>
-            <w:pPr>
-              <w:pStyle w:val="Compact"/>
-              <w:jc w:val="left"/>
-            </w:pPr>
-            <w:r>
-              <w:t xml:space="preserve">Confirmar alcance, población, responsabilidad, implementación, frecuencia, cobertura, excepciones, corrección y repetición de pruebas.</w:t>
-            </w:r>
-          </w:p>
-        </w:tc>
-        <w:tc>
-          <w:tcPr/>
-          <w:p>
-            <w:pPr>
-              <w:pStyle w:val="Compact"/>
-              <w:jc w:val="left"/>
-            </w:pPr>
-            <w:r>
-              <w:t xml:space="preserve">responsables de incidentes, contactos, mecanismos de reporte, plan, roles, comunicaciones, ejercicios, revisiones y umbrales</w:t>
-            </w:r>
-          </w:p>
-        </w:tc>
-      </w:tr>
-      <w:tr>
-        <w:tc>
-          <w:tcPr/>
-          <w:p>
-            <w:pPr>
-              <w:pStyle w:val="Compact"/>
-              <w:jc w:val="left"/>
-            </w:pPr>
-            <w:r>
-              <w:t xml:space="preserve">17.6</w:t>
-            </w:r>
-          </w:p>
-        </w:tc>
-        <w:tc>
-          <w:tcPr/>
-          <w:p>
-            <w:pPr>
-              <w:pStyle w:val="Compact"/>
-              <w:jc w:val="left"/>
-            </w:pPr>
-            <w:r>
-              <w:t xml:space="preserve">Definir mecanismos de comunicación durante la respuesta a incidentes</w:t>
-            </w:r>
-          </w:p>
-        </w:tc>
-        <w:tc>
-          <w:tcPr/>
-          <w:p>
-            <w:pPr>
-              <w:pStyle w:val="Compact"/>
-              <w:jc w:val="left"/>
-            </w:pPr>
-            <w:r>
-              <w:t xml:space="preserve">Implementar un proceso repetible, con un responsable definido, para definir mecanismos de comunicación durante la respuesta a incidentes; después, verificar su cobertura y sus excepciones.</w:t>
-            </w:r>
-          </w:p>
-        </w:tc>
-        <w:tc>
-          <w:tcPr/>
-          <w:p>
-            <w:pPr>
-              <w:pStyle w:val="Compact"/>
-              <w:jc w:val="left"/>
-            </w:pPr>
-            <w:r>
-              <w:t xml:space="preserve">Confirmar alcance, población, responsabilidad, implementación, frecuencia, cobertura, excepciones, corrección y repetición de pruebas.</w:t>
-            </w:r>
-          </w:p>
-        </w:tc>
-        <w:tc>
-          <w:tcPr/>
-          <w:p>
-            <w:pPr>
-              <w:pStyle w:val="Compact"/>
-              <w:jc w:val="left"/>
-            </w:pPr>
-            <w:r>
-              <w:t xml:space="preserve">responsables de incidentes, contactos, mecanismos de reporte, plan, roles, comunicaciones, ejercicios, revisiones y umbrales</w:t>
-            </w:r>
-          </w:p>
-        </w:tc>
-      </w:tr>
-      <w:tr>
-        <w:tc>
-          <w:tcPr/>
-          <w:p>
-            <w:pPr>
-              <w:pStyle w:val="Compact"/>
-              <w:jc w:val="left"/>
-            </w:pPr>
-            <w:r>
-              <w:t xml:space="preserve">17.7</w:t>
-            </w:r>
-          </w:p>
-        </w:tc>
-        <w:tc>
-          <w:tcPr/>
-          <w:p>
-            <w:pPr>
-              <w:pStyle w:val="Compact"/>
-              <w:jc w:val="left"/>
-            </w:pPr>
-            <w:r>
-              <w:t xml:space="preserve">Realizar ejercicios periódicos de respuesta a incidentes</w:t>
-            </w:r>
-          </w:p>
-        </w:tc>
-        <w:tc>
-          <w:tcPr/>
-          <w:p>
-            <w:pPr>
-              <w:pStyle w:val="Compact"/>
-              <w:jc w:val="left"/>
-            </w:pPr>
-            <w:r>
-              <w:t xml:space="preserve">Implementar un proceso repetible, con un responsable definido, para realizar ejercicios periódicos de respuesta a incidentes; después, verificar su cobertura y sus excepciones.</w:t>
-            </w:r>
-          </w:p>
-        </w:tc>
-        <w:tc>
-          <w:tcPr/>
-          <w:p>
-            <w:pPr>
-              <w:pStyle w:val="Compact"/>
-              <w:jc w:val="left"/>
-            </w:pPr>
-            <w:r>
-              <w:t xml:space="preserve">Confirmar alcance, población, responsabilidad, implementación, frecuencia, cobertura, excepciones, corrección y repetición de pruebas.</w:t>
-            </w:r>
-          </w:p>
-        </w:tc>
-        <w:tc>
-          <w:tcPr/>
-          <w:p>
-            <w:pPr>
-              <w:pStyle w:val="Compact"/>
-              <w:jc w:val="left"/>
-            </w:pPr>
-            <w:r>
-              <w:t xml:space="preserve">responsables de incidentes, contactos, mecanismos de reporte, plan, roles, comunicaciones, ejercicios, revisiones y umbrales</w:t>
-            </w:r>
-          </w:p>
-        </w:tc>
-      </w:tr>
-      <w:tr>
-        <w:tc>
-          <w:tcPr/>
-          <w:p>
-            <w:pPr>
-              <w:pStyle w:val="Compact"/>
-              <w:jc w:val="left"/>
-            </w:pPr>
-            <w:r>
-              <w:t xml:space="preserve">17.8</w:t>
-            </w:r>
-          </w:p>
-        </w:tc>
-        <w:tc>
-          <w:tcPr/>
-          <w:p>
-            <w:pPr>
-              <w:pStyle w:val="Compact"/>
-              <w:jc w:val="left"/>
-            </w:pPr>
-            <w:r>
-              <w:t xml:space="preserve">Realizar revisiones posteriores a los incidentes</w:t>
-            </w:r>
-          </w:p>
-        </w:tc>
-        <w:tc>
-          <w:tcPr/>
-          <w:p>
-            <w:pPr>
-              <w:pStyle w:val="Compact"/>
-              <w:jc w:val="left"/>
-            </w:pPr>
-            <w:r>
-              <w:t xml:space="preserve">Implementar un proceso repetible, con un responsable definido, para realizar revisiones posteriores a los incidentes; después, verificar su cobertura y sus excepciones.</w:t>
-            </w:r>
-          </w:p>
-        </w:tc>
-        <w:tc>
-          <w:tcPr/>
-          <w:p>
-            <w:pPr>
-              <w:pStyle w:val="Compact"/>
-              <w:jc w:val="left"/>
-            </w:pPr>
-            <w:r>
-              <w:t xml:space="preserve">Confirmar alcance, población, responsabilidad, implementación, frecuencia, cobertura, excepciones, corrección y repetición de pruebas.</w:t>
-            </w:r>
-          </w:p>
-        </w:tc>
-        <w:tc>
-          <w:tcPr/>
-          <w:p>
-            <w:pPr>
-              <w:pStyle w:val="Compact"/>
-              <w:jc w:val="left"/>
-            </w:pPr>
-            <w:r>
-              <w:t xml:space="preserve">responsables de incidentes, contactos, mecanismos de reporte, plan, roles, comunicaciones, ejercicios, revisiones y umbrales</w:t>
-            </w:r>
-          </w:p>
-        </w:tc>
-      </w:tr>
-      <w:tr>
-        <w:tc>
-          <w:tcPr/>
-          <w:p>
-            <w:pPr>
-              <w:pStyle w:val="Compact"/>
-              <w:jc w:val="left"/>
-            </w:pPr>
-            <w:r>
-              <w:t xml:space="preserve">17.9</w:t>
-            </w:r>
-          </w:p>
-        </w:tc>
-        <w:tc>
-          <w:tcPr/>
-          <w:p>
-            <w:pPr>
-              <w:pStyle w:val="Compact"/>
-              <w:jc w:val="left"/>
-            </w:pPr>
-            <w:r>
-              <w:t xml:space="preserve">Establecer y mantener umbrales para los incidentes de seguridad</w:t>
-            </w:r>
-          </w:p>
-        </w:tc>
-        <w:tc>
-          <w:tcPr/>
-          <w:p>
-            <w:pPr>
-              <w:pStyle w:val="Compact"/>
-              <w:jc w:val="left"/>
-            </w:pPr>
-            <w:r>
-              <w:t xml:space="preserve">Implementar un proceso repetible, con un responsable definido, para establecer y mantener umbrales para los incidentes de seguridad; después, verificar su cobertura y sus excepciones.</w:t>
-            </w:r>
-          </w:p>
-        </w:tc>
-        <w:tc>
-          <w:tcPr/>
-          <w:p>
-            <w:pPr>
-              <w:pStyle w:val="Compact"/>
-              <w:jc w:val="left"/>
-            </w:pPr>
-            <w:r>
-              <w:t xml:space="preserve">Confirmar alcance, población, responsabilidad, implementación, frecuencia, cobertura, excepciones, corrección y repetición de pruebas.</w:t>
-            </w:r>
-          </w:p>
-        </w:tc>
-        <w:tc>
-          <w:tcPr/>
-          <w:p>
-            <w:pPr>
-              <w:pStyle w:val="Compact"/>
-              <w:jc w:val="left"/>
-            </w:pPr>
-            <w:r>
-              <w:t xml:space="preserve">responsables de incidentes, contactos, mecanismos de reporte, plan, roles, comunicaciones, ejercicios, revisiones y umbrales</w:t>
+              <w:t xml:space="preserve">11.1</w:t>
+            </w:r>
+          </w:p>
+        </w:tc>
+        <w:tc>
+          <w:tcPr/>
+          <w:p>
+            <w:pPr>
+              <w:pStyle w:val="Compact"/>
+              <w:jc w:val="left"/>
+            </w:pPr>
+            <w:r>
+              <w:t xml:space="preserve">Establecer y mantener un proceso de recuperación de datos</w:t>
+            </w:r>
+          </w:p>
+        </w:tc>
+        <w:tc>
+          <w:tcPr/>
+          <w:p>
+            <w:pPr>
+              <w:pStyle w:val="Compact"/>
+              <w:jc w:val="left"/>
+            </w:pPr>
+            <w:r>
+              <w:t xml:space="preserve">Definir alcance, responsabilidades, prioridades, objetivos de recuperación y procedimientos de restauración.</w:t>
+            </w:r>
+          </w:p>
+        </w:tc>
+        <w:tc>
+          <w:tcPr/>
+          <w:p>
+            <w:pPr>
+              <w:pStyle w:val="Compact"/>
+              <w:jc w:val="left"/>
+            </w:pPr>
+            <w:r>
+              <w:t xml:space="preserve">Confirmar aprobación, cobertura, revisión, pruebas y tratamiento de excepciones.</w:t>
+            </w:r>
+          </w:p>
+        </w:tc>
+        <w:tc>
+          <w:tcPr/>
+          <w:p>
+            <w:pPr>
+              <w:pStyle w:val="Compact"/>
+              <w:jc w:val="left"/>
+            </w:pPr>
+            <w:r>
+              <w:t xml:space="preserve">Plan de recuperación, procedimientos, responsables, inventario de sistemas y registros de revisión.</w:t>
+            </w:r>
+          </w:p>
+        </w:tc>
+      </w:tr>
+      <w:tr>
+        <w:tc>
+          <w:tcPr/>
+          <w:p>
+            <w:pPr>
+              <w:pStyle w:val="Compact"/>
+              <w:jc w:val="left"/>
+            </w:pPr>
+            <w:r>
+              <w:t xml:space="preserve">11.2</w:t>
+            </w:r>
+          </w:p>
+        </w:tc>
+        <w:tc>
+          <w:tcPr/>
+          <w:p>
+            <w:pPr>
+              <w:pStyle w:val="Compact"/>
+              <w:jc w:val="left"/>
+            </w:pPr>
+            <w:r>
+              <w:t xml:space="preserve">Realizar copias de seguridad automatizadas</w:t>
+            </w:r>
+          </w:p>
+        </w:tc>
+        <w:tc>
+          <w:tcPr/>
+          <w:p>
+            <w:pPr>
+              <w:pStyle w:val="Compact"/>
+              <w:jc w:val="left"/>
+            </w:pPr>
+            <w:r>
+              <w:t xml:space="preserve">Ejecutar respaldos automatizados de los datos y sistemas incluidos en el alcance.</w:t>
+            </w:r>
+          </w:p>
+        </w:tc>
+        <w:tc>
+          <w:tcPr/>
+          <w:p>
+            <w:pPr>
+              <w:pStyle w:val="Compact"/>
+              <w:jc w:val="left"/>
+            </w:pPr>
+            <w:r>
+              <w:t xml:space="preserve">Verificar programación, éxito, cobertura, alertas y seguimiento de fallos.</w:t>
+            </w:r>
+          </w:p>
+        </w:tc>
+        <w:tc>
+          <w:tcPr/>
+          <w:p>
+            <w:pPr>
+              <w:pStyle w:val="Compact"/>
+              <w:jc w:val="left"/>
+            </w:pPr>
+            <w:r>
+              <w:t xml:space="preserve">Consola de respaldos, reportes de ejecución, alertas y tickets.</w:t>
+            </w:r>
+          </w:p>
+        </w:tc>
+      </w:tr>
+      <w:tr>
+        <w:tc>
+          <w:tcPr/>
+          <w:p>
+            <w:pPr>
+              <w:pStyle w:val="Compact"/>
+              <w:jc w:val="left"/>
+            </w:pPr>
+            <w:r>
+              <w:t xml:space="preserve">11.3</w:t>
+            </w:r>
+          </w:p>
+        </w:tc>
+        <w:tc>
+          <w:tcPr/>
+          <w:p>
+            <w:pPr>
+              <w:pStyle w:val="Compact"/>
+              <w:jc w:val="left"/>
+            </w:pPr>
+            <w:r>
+              <w:t xml:space="preserve">Proteger los datos de recuperación</w:t>
+            </w:r>
+          </w:p>
+        </w:tc>
+        <w:tc>
+          <w:tcPr/>
+          <w:p>
+            <w:pPr>
+              <w:pStyle w:val="Compact"/>
+              <w:jc w:val="left"/>
+            </w:pPr>
+            <w:r>
+              <w:t xml:space="preserve">Proteger respaldos contra acceso no autorizado, modificación, eliminación y cifrado malicioso.</w:t>
+            </w:r>
+          </w:p>
+        </w:tc>
+        <w:tc>
+          <w:tcPr/>
+          <w:p>
+            <w:pPr>
+              <w:pStyle w:val="Compact"/>
+              <w:jc w:val="left"/>
+            </w:pPr>
+            <w:r>
+              <w:t xml:space="preserve">Revisar cifrado, acceso, inmutabilidad, segregación y monitoreo.</w:t>
+            </w:r>
+          </w:p>
+        </w:tc>
+        <w:tc>
+          <w:tcPr/>
+          <w:p>
+            <w:pPr>
+              <w:pStyle w:val="Compact"/>
+              <w:jc w:val="left"/>
+            </w:pPr>
+            <w:r>
+              <w:t xml:space="preserve">Configuración, controles de acceso, registros, almacenamiento inmutable y alertas.</w:t>
+            </w:r>
+          </w:p>
+        </w:tc>
+      </w:tr>
+      <w:tr>
+        <w:tc>
+          <w:tcPr/>
+          <w:p>
+            <w:pPr>
+              <w:pStyle w:val="Compact"/>
+              <w:jc w:val="left"/>
+            </w:pPr>
+            <w:r>
+              <w:t xml:space="preserve">11.4</w:t>
+            </w:r>
+          </w:p>
+        </w:tc>
+        <w:tc>
+          <w:tcPr/>
+          <w:p>
+            <w:pPr>
+              <w:pStyle w:val="Compact"/>
+              <w:jc w:val="left"/>
+            </w:pPr>
+            <w:r>
+              <w:t xml:space="preserve">Establecer y mantener una instancia aislada de los datos de recuperación</w:t>
+            </w:r>
+          </w:p>
+        </w:tc>
+        <w:tc>
+          <w:tcPr/>
+          <w:p>
+            <w:pPr>
+              <w:pStyle w:val="Compact"/>
+              <w:jc w:val="left"/>
+            </w:pPr>
+            <w:r>
+              <w:t xml:space="preserve">Mantener al menos una copia separada lógica o físicamente del entorno de producción.</w:t>
+            </w:r>
+          </w:p>
+        </w:tc>
+        <w:tc>
+          <w:tcPr/>
+          <w:p>
+            <w:pPr>
+              <w:pStyle w:val="Compact"/>
+              <w:jc w:val="left"/>
+            </w:pPr>
+            <w:r>
+              <w:t xml:space="preserve">Confirmar aislamiento, actualización, acceso restringido y resistencia a fallos del entorno principal.</w:t>
+            </w:r>
+          </w:p>
+        </w:tc>
+        <w:tc>
+          <w:tcPr/>
+          <w:p>
+            <w:pPr>
+              <w:pStyle w:val="Compact"/>
+              <w:jc w:val="left"/>
+            </w:pPr>
+            <w:r>
+              <w:t xml:space="preserve">Arquitectura, configuración, inventario de copias y pruebas de aislamiento.</w:t>
+            </w:r>
+          </w:p>
+        </w:tc>
+      </w:tr>
+      <w:tr>
+        <w:tc>
+          <w:tcPr/>
+          <w:p>
+            <w:pPr>
+              <w:pStyle w:val="Compact"/>
+              <w:jc w:val="left"/>
+            </w:pPr>
+            <w:r>
+              <w:t xml:space="preserve">11.5</w:t>
+            </w:r>
+          </w:p>
+        </w:tc>
+        <w:tc>
+          <w:tcPr/>
+          <w:p>
+            <w:pPr>
+              <w:pStyle w:val="Compact"/>
+              <w:jc w:val="left"/>
+            </w:pPr>
+            <w:r>
+              <w:t xml:space="preserve">Probar la recuperación de datos</w:t>
+            </w:r>
+          </w:p>
+        </w:tc>
+        <w:tc>
+          <w:tcPr/>
+          <w:p>
+            <w:pPr>
+              <w:pStyle w:val="Compact"/>
+              <w:jc w:val="left"/>
+            </w:pPr>
+            <w:r>
+              <w:t xml:space="preserve">Restaurar datos y sistemas de manera periódica para confirmar que los respaldos son utilizables.</w:t>
+            </w:r>
+          </w:p>
+        </w:tc>
+        <w:tc>
+          <w:tcPr/>
+          <w:p>
+            <w:pPr>
+              <w:pStyle w:val="Compact"/>
+              <w:jc w:val="left"/>
+            </w:pPr>
+            <w:r>
+              <w:t xml:space="preserve">Verificar alcance, frecuencia, resultados, deficiencias, correcciones y nuevas pruebas.</w:t>
+            </w:r>
+          </w:p>
+        </w:tc>
+        <w:tc>
+          <w:tcPr/>
+          <w:p>
+            <w:pPr>
+              <w:pStyle w:val="Compact"/>
+              <w:jc w:val="left"/>
+            </w:pPr>
+            <w:r>
+              <w:t xml:space="preserve">Planes de prueba, resultados de restauración, tickets, métricas y aprobaciones.</w:t>
             </w:r>
           </w:p>
         </w:tc>
@@ -11794,17 +10293,17 @@
         <w:pStyle w:val="BodyText"/>
       </w:pPr>
       <w:r>
-        <w:t xml:space="preserve">Utilice la guía oficial de CIS Controls v8.1 y la Especificación para la Evaluación de Controles para consultar el lenguaje exacto de cada Salvaguarda, la clase de activo, la función de seguridad, el Grupo de Implementación, las dependencias, las entradas, las operaciones, las medidas, las métricas y la revisión de procedimientos.</w:t>
-      </w:r>
-    </w:p>
-    <w:bookmarkEnd w:id="46"/>
-    <w:bookmarkStart w:id="47" w:name="control-18-pruebas-de-penetración"/>
+        <w:t xml:space="preserve">Utilice la guía oficial de CIS Controls v8.1 y la Especificación de Evaluación de Controles para el lenguaje exacto y los criterios de evaluación.</w:t>
+      </w:r>
+    </w:p>
+    <w:bookmarkEnd w:id="42"/>
+    <w:bookmarkStart w:id="43" w:name="X304ee8a8ca1b15d2591f68ec8c679233dc80285"/>
     <w:p>
       <w:pPr>
         <w:pStyle w:val="Heading1"/>
       </w:pPr>
       <w:r>
-        <w:t xml:space="preserve">23. Control 18 — Pruebas de penetración</w:t>
+        <w:t xml:space="preserve">17. Control 12 — Gestión de la infraestructura de red</w:t>
       </w:r>
     </w:p>
     <w:p>
@@ -11816,7 +10315,7 @@
           <w:iCs/>
           <w:i/>
         </w:rPr>
-        <w:t xml:space="preserve">Las cinco Salvaguardas, su significado en lenguaje claro, el enfoque de verificación y ejemplos de evidencia.</w:t>
+        <w:t xml:space="preserve">Las 8 Salvaguardas, su significado claro, el enfoque de verificación y ejemplos de evidencia.</w:t>
       </w:r>
     </w:p>
     <w:tbl>
@@ -11845,13 +10344,13 @@
                 <w:bCs/>
                 <w:b/>
               </w:rPr>
-              <w:t xml:space="preserve">Objetivo del control:</w:t>
+              <w:t xml:space="preserve">Propósito del control:</w:t>
             </w:r>
             <w:r>
               <w:t xml:space="preserve"> </w:t>
             </w:r>
             <w:r>
-              <w:t xml:space="preserve">Fortalecer la organización mediante la implementación y medición de Salvaguardas para las pruebas de penetración.</w:t>
+              <w:t xml:space="preserve">Fortalecer la empresa mediante la implementación y medición de Salvaguardas para la gestión de la infraestructura de red.</w:t>
             </w:r>
           </w:p>
         </w:tc>
@@ -11920,7 +10419,7 @@
                 <w:bCs/>
                 <w:b/>
               </w:rPr>
-              <w:t xml:space="preserve">Significado en lenguaje claro</w:t>
+              <w:t xml:space="preserve">Significado claro</w:t>
             </w:r>
           </w:p>
         </w:tc>
@@ -11966,6 +10465,2377 @@
               <w:jc w:val="left"/>
             </w:pPr>
             <w:r>
+              <w:t xml:space="preserve">12.1</w:t>
+            </w:r>
+          </w:p>
+        </w:tc>
+        <w:tc>
+          <w:tcPr/>
+          <w:p>
+            <w:pPr>
+              <w:pStyle w:val="Compact"/>
+              <w:jc w:val="left"/>
+            </w:pPr>
+            <w:r>
+              <w:t xml:space="preserve">Asegurar que la infraestructura de red esté actualizada</w:t>
+            </w:r>
+          </w:p>
+        </w:tc>
+        <w:tc>
+          <w:tcPr/>
+          <w:p>
+            <w:pPr>
+              <w:pStyle w:val="Compact"/>
+              <w:jc w:val="left"/>
+            </w:pPr>
+            <w:r>
+              <w:t xml:space="preserve">Mantener dispositivos, software y firmware de red en versiones compatibles y corregidas.</w:t>
+            </w:r>
+          </w:p>
+        </w:tc>
+        <w:tc>
+          <w:tcPr/>
+          <w:p>
+            <w:pPr>
+              <w:pStyle w:val="Compact"/>
+              <w:jc w:val="left"/>
+            </w:pPr>
+            <w:r>
+              <w:t xml:space="preserve">Confirmar inventario, versiones, soporte, vulnerabilidades, excepciones y remediación.</w:t>
+            </w:r>
+          </w:p>
+        </w:tc>
+        <w:tc>
+          <w:tcPr/>
+          <w:p>
+            <w:pPr>
+              <w:pStyle w:val="Compact"/>
+              <w:jc w:val="left"/>
+            </w:pPr>
+            <w:r>
+              <w:t xml:space="preserve">Inventario, versiones, boletines, planes de actualización y tickets.</w:t>
+            </w:r>
+          </w:p>
+        </w:tc>
+      </w:tr>
+      <w:tr>
+        <w:tc>
+          <w:tcPr/>
+          <w:p>
+            <w:pPr>
+              <w:pStyle w:val="Compact"/>
+              <w:jc w:val="left"/>
+            </w:pPr>
+            <w:r>
+              <w:t xml:space="preserve">12.2</w:t>
+            </w:r>
+          </w:p>
+        </w:tc>
+        <w:tc>
+          <w:tcPr/>
+          <w:p>
+            <w:pPr>
+              <w:pStyle w:val="Compact"/>
+              <w:jc w:val="left"/>
+            </w:pPr>
+            <w:r>
+              <w:t xml:space="preserve">Establecer y mantener una arquitectura de red segura</w:t>
+            </w:r>
+          </w:p>
+        </w:tc>
+        <w:tc>
+          <w:tcPr/>
+          <w:p>
+            <w:pPr>
+              <w:pStyle w:val="Compact"/>
+              <w:jc w:val="left"/>
+            </w:pPr>
+            <w:r>
+              <w:t xml:space="preserve">Diseñar y mantener una arquitectura alineada con riesgo, segmentación, resiliencia y mínimo privilegio.</w:t>
+            </w:r>
+          </w:p>
+        </w:tc>
+        <w:tc>
+          <w:tcPr/>
+          <w:p>
+            <w:pPr>
+              <w:pStyle w:val="Compact"/>
+              <w:jc w:val="left"/>
+            </w:pPr>
+            <w:r>
+              <w:t xml:space="preserve">Revisar aprobación, diagramas, zonas, flujos, dependencias y cambios.</w:t>
+            </w:r>
+          </w:p>
+        </w:tc>
+        <w:tc>
+          <w:tcPr/>
+          <w:p>
+            <w:pPr>
+              <w:pStyle w:val="Compact"/>
+              <w:jc w:val="left"/>
+            </w:pPr>
+            <w:r>
+              <w:t xml:space="preserve">Arquitectura, diagramas, reglas, revisiones y registros de cambios.</w:t>
+            </w:r>
+          </w:p>
+        </w:tc>
+      </w:tr>
+      <w:tr>
+        <w:tc>
+          <w:tcPr/>
+          <w:p>
+            <w:pPr>
+              <w:pStyle w:val="Compact"/>
+              <w:jc w:val="left"/>
+            </w:pPr>
+            <w:r>
+              <w:t xml:space="preserve">12.3</w:t>
+            </w:r>
+          </w:p>
+        </w:tc>
+        <w:tc>
+          <w:tcPr/>
+          <w:p>
+            <w:pPr>
+              <w:pStyle w:val="Compact"/>
+              <w:jc w:val="left"/>
+            </w:pPr>
+            <w:r>
+              <w:t xml:space="preserve">Administrar de forma segura la infraestructura de red</w:t>
+            </w:r>
+          </w:p>
+        </w:tc>
+        <w:tc>
+          <w:tcPr/>
+          <w:p>
+            <w:pPr>
+              <w:pStyle w:val="Compact"/>
+              <w:jc w:val="left"/>
+            </w:pPr>
+            <w:r>
+              <w:t xml:space="preserve">Utilizar canales, protocolos, autenticación y estaciones administrativas protegidas.</w:t>
+            </w:r>
+          </w:p>
+        </w:tc>
+        <w:tc>
+          <w:tcPr/>
+          <w:p>
+            <w:pPr>
+              <w:pStyle w:val="Compact"/>
+              <w:jc w:val="left"/>
+            </w:pPr>
+            <w:r>
+              <w:t xml:space="preserve">Verificar métodos de administración, MFA, cifrado, registros y restricciones.</w:t>
+            </w:r>
+          </w:p>
+        </w:tc>
+        <w:tc>
+          <w:tcPr/>
+          <w:p>
+            <w:pPr>
+              <w:pStyle w:val="Compact"/>
+              <w:jc w:val="left"/>
+            </w:pPr>
+            <w:r>
+              <w:t xml:space="preserve">Configuración, listas de administradores, registros y resultados de pruebas.</w:t>
+            </w:r>
+          </w:p>
+        </w:tc>
+      </w:tr>
+      <w:tr>
+        <w:tc>
+          <w:tcPr/>
+          <w:p>
+            <w:pPr>
+              <w:pStyle w:val="Compact"/>
+              <w:jc w:val="left"/>
+            </w:pPr>
+            <w:r>
+              <w:t xml:space="preserve">12.4</w:t>
+            </w:r>
+          </w:p>
+        </w:tc>
+        <w:tc>
+          <w:tcPr/>
+          <w:p>
+            <w:pPr>
+              <w:pStyle w:val="Compact"/>
+              <w:jc w:val="left"/>
+            </w:pPr>
+            <w:r>
+              <w:t xml:space="preserve">Establecer y mantener diagramas de arquitectura</w:t>
+            </w:r>
+          </w:p>
+        </w:tc>
+        <w:tc>
+          <w:tcPr/>
+          <w:p>
+            <w:pPr>
+              <w:pStyle w:val="Compact"/>
+              <w:jc w:val="left"/>
+            </w:pPr>
+            <w:r>
+              <w:t xml:space="preserve">Documentar componentes, conexiones, zonas de confianza, servicios y flujos relevantes.</w:t>
+            </w:r>
+          </w:p>
+        </w:tc>
+        <w:tc>
+          <w:tcPr/>
+          <w:p>
+            <w:pPr>
+              <w:pStyle w:val="Compact"/>
+              <w:jc w:val="left"/>
+            </w:pPr>
+            <w:r>
+              <w:t xml:space="preserve">Confirmar integridad, actualidad, responsables, aprobación y control de cambios.</w:t>
+            </w:r>
+          </w:p>
+        </w:tc>
+        <w:tc>
+          <w:tcPr/>
+          <w:p>
+            <w:pPr>
+              <w:pStyle w:val="Compact"/>
+              <w:jc w:val="left"/>
+            </w:pPr>
+            <w:r>
+              <w:t xml:space="preserve">Diagramas, repositorio, historial de cambios y revisiones.</w:t>
+            </w:r>
+          </w:p>
+        </w:tc>
+      </w:tr>
+      <w:tr>
+        <w:tc>
+          <w:tcPr/>
+          <w:p>
+            <w:pPr>
+              <w:pStyle w:val="Compact"/>
+              <w:jc w:val="left"/>
+            </w:pPr>
+            <w:r>
+              <w:t xml:space="preserve">12.5</w:t>
+            </w:r>
+          </w:p>
+        </w:tc>
+        <w:tc>
+          <w:tcPr/>
+          <w:p>
+            <w:pPr>
+              <w:pStyle w:val="Compact"/>
+              <w:jc w:val="left"/>
+            </w:pPr>
+            <w:r>
+              <w:t xml:space="preserve">Centralizar la autenticación, autorización y auditoría de red</w:t>
+            </w:r>
+          </w:p>
+        </w:tc>
+        <w:tc>
+          <w:tcPr/>
+          <w:p>
+            <w:pPr>
+              <w:pStyle w:val="Compact"/>
+              <w:jc w:val="left"/>
+            </w:pPr>
+            <w:r>
+              <w:t xml:space="preserve">Utilizar servicios centralizados para controlar y registrar el acceso administrativo.</w:t>
+            </w:r>
+          </w:p>
+        </w:tc>
+        <w:tc>
+          <w:tcPr/>
+          <w:p>
+            <w:pPr>
+              <w:pStyle w:val="Compact"/>
+              <w:jc w:val="left"/>
+            </w:pPr>
+            <w:r>
+              <w:t xml:space="preserve">Confirmar cobertura, integración, disponibilidad, roles y registros.</w:t>
+            </w:r>
+          </w:p>
+        </w:tc>
+        <w:tc>
+          <w:tcPr/>
+          <w:p>
+            <w:pPr>
+              <w:pStyle w:val="Compact"/>
+              <w:jc w:val="left"/>
+            </w:pPr>
+            <w:r>
+              <w:t xml:space="preserve">Configuración AAA, inventario de dispositivos, roles, registros y alertas.</w:t>
+            </w:r>
+          </w:p>
+        </w:tc>
+      </w:tr>
+      <w:tr>
+        <w:tc>
+          <w:tcPr/>
+          <w:p>
+            <w:pPr>
+              <w:pStyle w:val="Compact"/>
+              <w:jc w:val="left"/>
+            </w:pPr>
+            <w:r>
+              <w:t xml:space="preserve">12.6</w:t>
+            </w:r>
+          </w:p>
+        </w:tc>
+        <w:tc>
+          <w:tcPr/>
+          <w:p>
+            <w:pPr>
+              <w:pStyle w:val="Compact"/>
+              <w:jc w:val="left"/>
+            </w:pPr>
+            <w:r>
+              <w:t xml:space="preserve">Utilizar protocolos seguros de administración y comunicación de red</w:t>
+            </w:r>
+          </w:p>
+        </w:tc>
+        <w:tc>
+          <w:tcPr/>
+          <w:p>
+            <w:pPr>
+              <w:pStyle w:val="Compact"/>
+              <w:jc w:val="left"/>
+            </w:pPr>
+            <w:r>
+              <w:t xml:space="preserve">Deshabilitar protocolos inseguros y exigir alternativas cifradas y autenticadas.</w:t>
+            </w:r>
+          </w:p>
+        </w:tc>
+        <w:tc>
+          <w:tcPr/>
+          <w:p>
+            <w:pPr>
+              <w:pStyle w:val="Compact"/>
+              <w:jc w:val="left"/>
+            </w:pPr>
+            <w:r>
+              <w:t xml:space="preserve">Revisar configuración, cobertura, excepciones y resultados de escaneo.</w:t>
+            </w:r>
+          </w:p>
+        </w:tc>
+        <w:tc>
+          <w:tcPr/>
+          <w:p>
+            <w:pPr>
+              <w:pStyle w:val="Compact"/>
+              <w:jc w:val="left"/>
+            </w:pPr>
+            <w:r>
+              <w:t xml:space="preserve">Líneas base, configuraciones, escaneos y excepciones aprobadas.</w:t>
+            </w:r>
+          </w:p>
+        </w:tc>
+      </w:tr>
+      <w:tr>
+        <w:tc>
+          <w:tcPr/>
+          <w:p>
+            <w:pPr>
+              <w:pStyle w:val="Compact"/>
+              <w:jc w:val="left"/>
+            </w:pPr>
+            <w:r>
+              <w:t xml:space="preserve">12.7</w:t>
+            </w:r>
+          </w:p>
+        </w:tc>
+        <w:tc>
+          <w:tcPr/>
+          <w:p>
+            <w:pPr>
+              <w:pStyle w:val="Compact"/>
+              <w:jc w:val="left"/>
+            </w:pPr>
+            <w:r>
+              <w:t xml:space="preserve">Asegurar que los dispositivos remotos utilicen VPN y AAA empresarial</w:t>
+            </w:r>
+          </w:p>
+        </w:tc>
+        <w:tc>
+          <w:tcPr/>
+          <w:p>
+            <w:pPr>
+              <w:pStyle w:val="Compact"/>
+              <w:jc w:val="left"/>
+            </w:pPr>
+            <w:r>
+              <w:t xml:space="preserve">Proteger el acceso remoto mediante túneles administrados y autenticación centralizada.</w:t>
+            </w:r>
+          </w:p>
+        </w:tc>
+        <w:tc>
+          <w:tcPr/>
+          <w:p>
+            <w:pPr>
+              <w:pStyle w:val="Compact"/>
+              <w:jc w:val="left"/>
+            </w:pPr>
+            <w:r>
+              <w:t xml:space="preserve">Verificar cobertura, MFA, configuración, registros y excepciones.</w:t>
+            </w:r>
+          </w:p>
+        </w:tc>
+        <w:tc>
+          <w:tcPr/>
+          <w:p>
+            <w:pPr>
+              <w:pStyle w:val="Compact"/>
+              <w:jc w:val="left"/>
+            </w:pPr>
+            <w:r>
+              <w:t xml:space="preserve">Configuración VPN, AAA, inventario, registros y reportes de cumplimiento.</w:t>
+            </w:r>
+          </w:p>
+        </w:tc>
+      </w:tr>
+      <w:tr>
+        <w:tc>
+          <w:tcPr/>
+          <w:p>
+            <w:pPr>
+              <w:pStyle w:val="Compact"/>
+              <w:jc w:val="left"/>
+            </w:pPr>
+            <w:r>
+              <w:t xml:space="preserve">12.8</w:t>
+            </w:r>
+          </w:p>
+        </w:tc>
+        <w:tc>
+          <w:tcPr/>
+          <w:p>
+            <w:pPr>
+              <w:pStyle w:val="Compact"/>
+              <w:jc w:val="left"/>
+            </w:pPr>
+            <w:r>
+              <w:t xml:space="preserve">Mantener recursos informáticos dedicados para tareas administrativas</w:t>
+            </w:r>
+          </w:p>
+        </w:tc>
+        <w:tc>
+          <w:tcPr/>
+          <w:p>
+            <w:pPr>
+              <w:pStyle w:val="Compact"/>
+              <w:jc w:val="left"/>
+            </w:pPr>
+            <w:r>
+              <w:t xml:space="preserve">Separar las actividades privilegiadas del uso cotidiano mediante estaciones o entornos dedicados.</w:t>
+            </w:r>
+          </w:p>
+        </w:tc>
+        <w:tc>
+          <w:tcPr/>
+          <w:p>
+            <w:pPr>
+              <w:pStyle w:val="Compact"/>
+              <w:jc w:val="left"/>
+            </w:pPr>
+            <w:r>
+              <w:t xml:space="preserve">Confirmar población, configuración, restricciones, monitoreo y excepciones.</w:t>
+            </w:r>
+          </w:p>
+        </w:tc>
+        <w:tc>
+          <w:tcPr/>
+          <w:p>
+            <w:pPr>
+              <w:pStyle w:val="Compact"/>
+              <w:jc w:val="left"/>
+            </w:pPr>
+            <w:r>
+              <w:t xml:space="preserve">Inventario, líneas base, políticas, registros y resultados de revisión.</w:t>
+            </w:r>
+          </w:p>
+        </w:tc>
+      </w:tr>
+    </w:tbl>
+    <w:p>
+      <w:pPr>
+        <w:pStyle w:val="BodyText"/>
+      </w:pPr>
+      <w:r>
+        <w:t xml:space="preserve">Utilice la guía oficial de CIS Controls v8.1 y la Especificación de Evaluación de Controles para el lenguaje exacto y los criterios de evaluación.</w:t>
+      </w:r>
+    </w:p>
+    <w:bookmarkEnd w:id="43"/>
+    <w:bookmarkStart w:id="44" w:name="X70229194786b2abc2dfe755a6454a63b37ad7a9"/>
+    <w:p>
+      <w:pPr>
+        <w:pStyle w:val="Heading1"/>
+      </w:pPr>
+      <w:r>
+        <w:t xml:space="preserve">18. Control 13 — Network Monitoring and Defense</w:t>
+      </w:r>
+    </w:p>
+    <w:p>
+      <w:pPr>
+        <w:pStyle w:val="FirstParagraph"/>
+      </w:pPr>
+      <w:r>
+        <w:rPr>
+          <w:iCs/>
+          <w:i/>
+        </w:rPr>
+        <w:t xml:space="preserve">Todas las 11 Salvaguardias, significado claro, enfoque de verificación y evidencia de ejemplo</w:t>
+      </w:r>
+      <w:r>
+        <w:t xml:space="preserve">.</w:t>
+      </w:r>
+    </w:p>
+    <w:p>
+      <w:pPr>
+        <w:pStyle w:val="BodyText"/>
+      </w:pPr>
+      <w:r>
+        <w:t xml:space="preserve">■img src=</w:t>
+      </w:r>
+      <w:r>
+        <w:t xml:space="preserve">“</w:t>
+      </w:r>
+      <w:r>
+        <w:t xml:space="preserve">media/image8.png</w:t>
+      </w:r>
+      <w:r>
+        <w:t xml:space="preserve">”</w:t>
+      </w:r>
+      <w:r>
+        <w:t xml:space="preserve"> </w:t>
+      </w:r>
+      <w:r>
+        <w:t xml:space="preserve">estilo=</w:t>
+      </w:r>
+      <w:r>
+        <w:t xml:space="preserve">“</w:t>
+      </w:r>
+      <w:r>
+        <w:t xml:space="preserve">width:6.15in;height:3.20094in</w:t>
+      </w:r>
+      <w:r>
+        <w:t xml:space="preserve">”</w:t>
+      </w:r>
+      <w:r>
+        <w:t xml:space="preserve"> </w:t>
+      </w:r>
+      <w:r>
+        <w:t xml:space="preserve">alt=</w:t>
+      </w:r>
+      <w:r>
+        <w:t xml:space="preserve">“</w:t>
+      </w:r>
+      <w:r>
+        <w:t xml:space="preserve">Contexto centralizado, detección sintonizada, investigación humana y respuesta crean defensa útil</w:t>
+      </w:r>
+      <w:r>
+        <w:t xml:space="preserve">”</w:t>
+      </w:r>
+      <w:r>
+        <w:t xml:space="preserve">.</w:t>
+      </w:r>
+    </w:p>
+    <w:p>
+      <w:pPr>
+        <w:pStyle w:val="BodyText"/>
+      </w:pPr>
+      <w:r>
+        <w:t xml:space="preserve">Figure 8. Monitoring-to-response workflow</w:t>
+      </w:r>
+    </w:p>
+    <w:p>
+      <w:pPr>
+        <w:pStyle w:val="BodyText"/>
+      </w:pPr>
+      <w:r>
+        <w:t xml:space="preserve">** Objetivo de control:** Fortalecer la empresa mediante la implementación y medición de salvaguardias para el monitoreo y defensa de redes. |</w:t>
+      </w:r>
+    </w:p>
+    <w:p>
+      <w:pPr>
+        <w:pStyle w:val="BodyText"/>
+      </w:pPr>
+      <w:r>
+        <w:t xml:space="preserve">|… |</w:t>
+      </w:r>
+    </w:p>
+    <w:tbl>
+      <w:tblPr>
+        <w:tblStyle w:val="Table"/>
+        <w:tblW w:type="pct" w:w="5000"/>
+        <w:tblLook w:firstRow="1" w:lastRow="0" w:firstColumn="0" w:lastColumn="0" w:noHBand="0" w:noVBand="0" w:val="0020"/>
+        <w:jc w:val="start"/>
+      </w:tblPr>
+      <w:tblGrid>
+        <w:gridCol w:w="7920"/>
+      </w:tblGrid>
+      <w:tr>
+        <w:trPr>
+          <w:tblHeader w:val="true"/>
+        </w:trPr>
+        <w:tc>
+          <w:tcPr/>
+          <w:p>
+            <w:pPr>
+              <w:pStyle w:val="Compact"/>
+              <w:jc w:val="left"/>
+            </w:pPr>
+            <w:r>
+              <w:t xml:space="preserve">****</w:t>
+            </w:r>
+          </w:p>
+        </w:tc>
+      </w:tr>
+      <w:tr>
+        <w:tc>
+          <w:tcPr/>
+          <w:p>
+            <w:pPr>
+              <w:pStyle w:val="Compact"/>
+              <w:jc w:val="left"/>
+            </w:pPr>
+            <w:r>
+              <w:t xml:space="preserve">13.1</w:t>
+            </w:r>
+          </w:p>
+        </w:tc>
+      </w:tr>
+      <w:tr>
+        <w:tc>
+          <w:tcPr/>
+          <w:p>
+            <w:pPr>
+              <w:pStyle w:val="Compact"/>
+              <w:jc w:val="left"/>
+            </w:pPr>
+            <w:r>
+              <w:t xml:space="preserve">13.2</w:t>
+            </w:r>
+          </w:p>
+        </w:tc>
+      </w:tr>
+      <w:tr>
+        <w:tc>
+          <w:tcPr/>
+          <w:p>
+            <w:pPr>
+              <w:pStyle w:val="Compact"/>
+              <w:jc w:val="left"/>
+            </w:pPr>
+            <w:r>
+              <w:t xml:space="preserve">13.3</w:t>
+            </w:r>
+          </w:p>
+        </w:tc>
+      </w:tr>
+      <w:tr>
+        <w:tc>
+          <w:tcPr/>
+          <w:p>
+            <w:pPr>
+              <w:pStyle w:val="Compact"/>
+              <w:jc w:val="left"/>
+            </w:pPr>
+            <w:r>
+              <w:t xml:space="preserve">13.4</w:t>
+            </w:r>
+          </w:p>
+        </w:tc>
+      </w:tr>
+      <w:tr>
+        <w:tc>
+          <w:tcPr/>
+          <w:p>
+            <w:pPr>
+              <w:pStyle w:val="Compact"/>
+              <w:jc w:val="left"/>
+            </w:pPr>
+            <w:r>
+              <w:t xml:space="preserve">13.5</w:t>
+            </w:r>
+          </w:p>
+        </w:tc>
+      </w:tr>
+      <w:tr>
+        <w:tc>
+          <w:tcPr/>
+          <w:p>
+            <w:pPr>
+              <w:pStyle w:val="Compact"/>
+              <w:jc w:val="left"/>
+            </w:pPr>
+            <w:r>
+              <w:t xml:space="preserve">13.6  Collect Network Traffic Flow Logs Ponga en marcha un proceso repetible, de propiedad o control técnico para recoger los Logs de flujo de tráfico de red, a continuación, verifique cobertura y excepciones. tención Confirme alcance definido, población, propiedad, implementación, frecuencia, cobertura, excepciones, corrección y retest. cobertura SIEM, detección de host/network, segmentación, mandos remotos, registros de flujo, sistemas de prevención y alerta de afinación</w:t>
+            </w:r>
+          </w:p>
+        </w:tc>
+      </w:tr>
+      <w:tr>
+        <w:tc>
+          <w:tcPr/>
+          <w:p>
+            <w:pPr>
+              <w:pStyle w:val="Compact"/>
+              <w:jc w:val="left"/>
+            </w:pPr>
+            <w:r>
+              <w:t xml:space="preserve">13.7</w:t>
+            </w:r>
+          </w:p>
+        </w:tc>
+      </w:tr>
+      <w:tr>
+        <w:tc>
+          <w:tcPr/>
+          <w:p>
+            <w:pPr>
+              <w:pStyle w:val="Compact"/>
+              <w:jc w:val="left"/>
+            </w:pPr>
+            <w:r>
+              <w:t xml:space="preserve">13.8</w:t>
+            </w:r>
+          </w:p>
+        </w:tc>
+      </w:tr>
+      <w:tr>
+        <w:tc>
+          <w:tcPr/>
+          <w:p>
+            <w:pPr>
+              <w:pStyle w:val="Compact"/>
+              <w:jc w:val="left"/>
+            </w:pPr>
+            <w:r>
+              <w:t xml:space="preserve">13.9 Ponga en marcha un proceso repetible, de propiedad o control técnico para desplegar Port-Level Access Control, a continuación, verifique cobertura y excepciones. tención Confirme alcance definido, población, propiedad, implementación, frecuencia, cobertura, excepciones, corrección y retest. cobertura SIEM, detección de host/network, segmentación, mandos remotos, registros de flujo, sistemas de prevención y alerta de afinación</w:t>
+            </w:r>
+          </w:p>
+        </w:tc>
+      </w:tr>
+      <w:tr>
+        <w:tc>
+          <w:tcPr/>
+          <w:p>
+            <w:pPr>
+              <w:pStyle w:val="Compact"/>
+              <w:jc w:val="left"/>
+            </w:pPr>
+            <w:r>
+              <w:t xml:space="preserve">13.10</w:t>
+            </w:r>
+          </w:p>
+        </w:tc>
+      </w:tr>
+      <w:tr>
+        <w:tc>
+          <w:tcPr/>
+          <w:p>
+            <w:pPr>
+              <w:pStyle w:val="Compact"/>
+              <w:jc w:val="left"/>
+            </w:pPr>
+            <w:r>
+              <w:t xml:space="preserve">13.11</w:t>
+            </w:r>
+          </w:p>
+        </w:tc>
+      </w:tr>
+    </w:tbl>
+    <w:p>
+      <w:pPr>
+        <w:pStyle w:val="BodyText"/>
+      </w:pPr>
+      <w:r>
+        <w:t xml:space="preserve">Utilice la guía oficial CIS Controls v8.1 y Evaluación de Controles Especificación para el lenguaje exacto de Salvaguardia, clase de activos, función de seguridad, Grupo de Implementación, dependencias, insumos, operaciones, medidas, métricas y revisión procesal.</w:t>
+      </w:r>
+    </w:p>
+    <w:bookmarkEnd w:id="44"/>
+    <w:bookmarkStart w:id="45" w:name="X42b99efe6a3de02b879e5b97e2145eff592e532"/>
+    <w:p>
+      <w:pPr>
+        <w:pStyle w:val="Heading1"/>
+      </w:pPr>
+      <w:r>
+        <w:t xml:space="preserve">19. Control 14 - Capacitación en conciencia de seguridad y habilidades</w:t>
+      </w:r>
+    </w:p>
+    <w:p>
+      <w:pPr>
+        <w:pStyle w:val="FirstParagraph"/>
+      </w:pPr>
+      <w:r>
+        <w:rPr>
+          <w:iCs/>
+          <w:i/>
+        </w:rPr>
+        <w:t xml:space="preserve">Las 9 Salvaguardias, significado claro, enfoque de verificación y evidencia de ejemplo</w:t>
+      </w:r>
+      <w:r>
+        <w:t xml:space="preserve">.</w:t>
+      </w:r>
+    </w:p>
+    <w:p>
+      <w:pPr>
+        <w:pStyle w:val="BodyText"/>
+      </w:pPr>
+      <w:r>
+        <w:t xml:space="preserve">** Objetivo de control:** Fortalecer la empresa mediante la aplicación y medición de las salvaguardias para la sensibilización en materia de seguridad y la capacitación en aptitudes. |</w:t>
+      </w:r>
+    </w:p>
+    <w:p>
+      <w:pPr>
+        <w:pStyle w:val="BodyText"/>
+      </w:pPr>
+      <w:r>
+        <w:t xml:space="preserve">|… |</w:t>
+      </w:r>
+    </w:p>
+    <w:tbl>
+      <w:tblPr>
+        <w:tblStyle w:val="Table"/>
+        <w:tblW w:type="pct" w:w="5000"/>
+        <w:tblLook w:firstRow="1" w:lastRow="0" w:firstColumn="0" w:lastColumn="0" w:noHBand="0" w:noVBand="0" w:val="0020"/>
+        <w:jc w:val="start"/>
+      </w:tblPr>
+      <w:tblGrid>
+        <w:gridCol w:w="7920"/>
+      </w:tblGrid>
+      <w:tr>
+        <w:trPr>
+          <w:tblHeader w:val="true"/>
+        </w:trPr>
+        <w:tc>
+          <w:tcPr/>
+          <w:p>
+            <w:pPr>
+              <w:pStyle w:val="Compact"/>
+              <w:jc w:val="left"/>
+            </w:pPr>
+            <w:r>
+              <w:t xml:space="preserve">****</w:t>
+            </w:r>
+          </w:p>
+        </w:tc>
+      </w:tr>
+      <w:tr>
+        <w:tc>
+          <w:tcPr/>
+          <w:p>
+            <w:pPr>
+              <w:pStyle w:val="Compact"/>
+              <w:jc w:val="left"/>
+            </w:pPr>
+            <w:r>
+              <w:t xml:space="preserve">TEN 14.1</w:t>
+            </w:r>
+          </w:p>
+        </w:tc>
+      </w:tr>
+      <w:tr>
+        <w:tc>
+          <w:tcPr/>
+          <w:p>
+            <w:pPr>
+              <w:pStyle w:val="Compact"/>
+              <w:jc w:val="left"/>
+            </w:pPr>
+            <w:r>
+              <w:t xml:space="preserve">14.2</w:t>
+            </w:r>
+          </w:p>
+        </w:tc>
+      </w:tr>
+      <w:tr>
+        <w:tc>
+          <w:tcPr/>
+          <w:p>
+            <w:pPr>
+              <w:pStyle w:val="Compact"/>
+              <w:jc w:val="left"/>
+            </w:pPr>
+            <w:r>
+              <w:t xml:space="preserve">TEN 14.3</w:t>
+            </w:r>
+          </w:p>
+        </w:tc>
+      </w:tr>
+      <w:tr>
+        <w:tc>
+          <w:tcPr/>
+          <w:p>
+            <w:pPr>
+              <w:pStyle w:val="Compact"/>
+              <w:jc w:val="left"/>
+            </w:pPr>
+            <w:r>
+              <w:t xml:space="preserve">14.4</w:t>
+            </w:r>
+          </w:p>
+        </w:tc>
+      </w:tr>
+      <w:tr>
+        <w:tc>
+          <w:tcPr/>
+          <w:p>
+            <w:pPr>
+              <w:pStyle w:val="Compact"/>
+              <w:jc w:val="left"/>
+            </w:pPr>
+            <w:r>
+              <w:t xml:space="preserve">14.5</w:t>
+            </w:r>
+          </w:p>
+        </w:tc>
+      </w:tr>
+      <w:tr>
+        <w:tc>
+          <w:tcPr/>
+          <w:p>
+            <w:pPr>
+              <w:pStyle w:val="Compact"/>
+              <w:jc w:val="left"/>
+            </w:pPr>
+            <w:r>
+              <w:t xml:space="preserve">14.6</w:t>
+            </w:r>
+          </w:p>
+        </w:tc>
+      </w:tr>
+      <w:tr>
+        <w:tc>
+          <w:tcPr/>
+          <w:p>
+            <w:pPr>
+              <w:pStyle w:val="Compact"/>
+              <w:jc w:val="left"/>
+            </w:pPr>
+            <w:r>
+              <w:t xml:space="preserve">14.7</w:t>
+            </w:r>
+          </w:p>
+        </w:tc>
+      </w:tr>
+      <w:tr>
+        <w:tc>
+          <w:tcPr/>
+          <w:p>
+            <w:pPr>
+              <w:pStyle w:val="Compact"/>
+              <w:jc w:val="left"/>
+            </w:pPr>
+            <w:r>
+              <w:t xml:space="preserve">TEN 14.8</w:t>
+            </w:r>
+          </w:p>
+        </w:tc>
+      </w:tr>
+      <w:tr>
+        <w:tc>
+          <w:tcPr/>
+          <w:p>
+            <w:pPr>
+              <w:pStyle w:val="Compact"/>
+              <w:jc w:val="left"/>
+            </w:pPr>
+            <w:r>
+              <w:t xml:space="preserve">TEN 14.9</w:t>
+            </w:r>
+          </w:p>
+        </w:tc>
+      </w:tr>
+    </w:tbl>
+    <w:p>
+      <w:pPr>
+        <w:pStyle w:val="BodyText"/>
+      </w:pPr>
+      <w:r>
+        <w:t xml:space="preserve">Utilice la guía oficial CIS Controls v8.1 y Evaluación de Controles Especificación para el lenguaje exacto de Salvaguardia, clase de activos, función de seguridad, Grupo de Implementación, dependencias, insumos, operaciones, medidas, métricas y revisión procesal.</w:t>
+      </w:r>
+    </w:p>
+    <w:bookmarkEnd w:id="45"/>
+    <w:bookmarkStart w:id="46" w:name="control-15-service-provider-management"/>
+    <w:p>
+      <w:pPr>
+        <w:pStyle w:val="Heading1"/>
+      </w:pPr>
+      <w:r>
+        <w:t xml:space="preserve">20. Control 15 — Service Provider Management</w:t>
+      </w:r>
+    </w:p>
+    <w:p>
+      <w:pPr>
+        <w:pStyle w:val="FirstParagraph"/>
+      </w:pPr>
+      <w:r>
+        <w:rPr>
+          <w:iCs/>
+          <w:i/>
+        </w:rPr>
+        <w:t xml:space="preserve">Las 7 Salvaguardias, significado claro, enfoque de verificación y evidencia de ejemplo</w:t>
+      </w:r>
+      <w:r>
+        <w:t xml:space="preserve">.</w:t>
+      </w:r>
+    </w:p>
+    <w:p>
+      <w:pPr>
+        <w:pStyle w:val="BodyText"/>
+      </w:pPr>
+      <w:r>
+        <w:t xml:space="preserve">** Objetivo de control:** Fortalecer la empresa mediante la aplicación y medición de las salvaguardias para la gestión de proveedores de servicios. |</w:t>
+      </w:r>
+    </w:p>
+    <w:p>
+      <w:pPr>
+        <w:pStyle w:val="BodyText"/>
+      </w:pPr>
+      <w:r>
+        <w:t xml:space="preserve">|… |</w:t>
+      </w:r>
+    </w:p>
+    <w:tbl>
+      <w:tblPr>
+        <w:tblStyle w:val="Table"/>
+        <w:tblW w:type="pct" w:w="5000"/>
+        <w:tblLook w:firstRow="1" w:lastRow="0" w:firstColumn="0" w:lastColumn="0" w:noHBand="0" w:noVBand="0" w:val="0020"/>
+        <w:jc w:val="start"/>
+      </w:tblPr>
+      <w:tblGrid>
+        <w:gridCol w:w="7920"/>
+      </w:tblGrid>
+      <w:tr>
+        <w:trPr>
+          <w:tblHeader w:val="true"/>
+        </w:trPr>
+        <w:tc>
+          <w:tcPr/>
+          <w:p>
+            <w:pPr>
+              <w:pStyle w:val="Compact"/>
+              <w:jc w:val="left"/>
+            </w:pPr>
+            <w:r>
+              <w:t xml:space="preserve">****</w:t>
+            </w:r>
+          </w:p>
+        </w:tc>
+      </w:tr>
+      <w:tr>
+        <w:tc>
+          <w:tcPr/>
+          <w:p>
+            <w:pPr>
+              <w:pStyle w:val="Compact"/>
+              <w:jc w:val="left"/>
+            </w:pPr>
+            <w:r>
+              <w:t xml:space="preserve">TEN 15.1</w:t>
+            </w:r>
+          </w:p>
+        </w:tc>
+      </w:tr>
+      <w:tr>
+        <w:tc>
+          <w:tcPr/>
+          <w:p>
+            <w:pPr>
+              <w:pStyle w:val="Compact"/>
+              <w:jc w:val="left"/>
+            </w:pPr>
+            <w:r>
+              <w:t xml:space="preserve">15.2</w:t>
+            </w:r>
+          </w:p>
+        </w:tc>
+      </w:tr>
+      <w:tr>
+        <w:tc>
+          <w:tcPr/>
+          <w:p>
+            <w:pPr>
+              <w:pStyle w:val="Compact"/>
+              <w:jc w:val="left"/>
+            </w:pPr>
+            <w:r>
+              <w:t xml:space="preserve">15.3 Ponga en marcha un proceso repetible, de propiedad o control técnico para clasificar a los proveedores de servicios, a continuación, verifique la cobertura y las excepciones. tención Confirme alcance definido, población, propiedad, implementación, frecuencia, cobertura, excepciones, corrección y retest. inventario, clasificaciones, políticas, contratos, evaluaciones, vigilancia, incidentes y pruebas de descomposición</w:t>
+            </w:r>
+          </w:p>
+        </w:tc>
+      </w:tr>
+      <w:tr>
+        <w:tc>
+          <w:tcPr/>
+          <w:p>
+            <w:pPr>
+              <w:pStyle w:val="Compact"/>
+              <w:jc w:val="left"/>
+            </w:pPr>
+            <w:r>
+              <w:t xml:space="preserve">15.4</w:t>
+            </w:r>
+          </w:p>
+        </w:tc>
+      </w:tr>
+      <w:tr>
+        <w:tc>
+          <w:tcPr/>
+          <w:p>
+            <w:pPr>
+              <w:pStyle w:val="Compact"/>
+              <w:jc w:val="left"/>
+            </w:pPr>
+            <w:r>
+              <w:t xml:space="preserve">15.5 Silenciosos Proveedores de Servicios</w:t>
+            </w:r>
+          </w:p>
+        </w:tc>
+      </w:tr>
+      <w:tr>
+        <w:tc>
+          <w:tcPr/>
+          <w:p>
+            <w:pPr>
+              <w:pStyle w:val="Compact"/>
+              <w:jc w:val="left"/>
+            </w:pPr>
+            <w:r>
+              <w:t xml:space="preserve">15.6 Poner en marcha un proceso repetible, de propiedad o control técnico para supervisar a los proveedores de servicios, verificar la cobertura y las excepciones. tención Confirme alcance definido, población, propiedad, implementación, frecuencia, cobertura, excepciones, corrección y retest. inventario, clasificaciones, políticas, contratos, evaluaciones, vigilancia, incidentes y pruebas de descomposición</w:t>
+            </w:r>
+          </w:p>
+        </w:tc>
+      </w:tr>
+      <w:tr>
+        <w:tc>
+          <w:tcPr/>
+          <w:p>
+            <w:pPr>
+              <w:pStyle w:val="Compact"/>
+              <w:jc w:val="left"/>
+            </w:pPr>
+            <w:r>
+              <w:t xml:space="preserve">15.7</w:t>
+            </w:r>
+          </w:p>
+        </w:tc>
+      </w:tr>
+    </w:tbl>
+    <w:p>
+      <w:pPr>
+        <w:pStyle w:val="BodyText"/>
+      </w:pPr>
+      <w:r>
+        <w:t xml:space="preserve">Utilice la guía oficial CIS Controls v8.1 y Evaluación de Controles Especificación para el lenguaje exacto de Salvaguardia, clase de activos, función de seguridad, Grupo de Implementación, dependencias, insumos, operaciones, medidas, métricas y revisión procesal.</w:t>
+      </w:r>
+    </w:p>
+    <w:p>
+      <w:pPr>
+        <w:pStyle w:val="BodyText"/>
+      </w:pPr>
+      <w:r>
+        <w:t xml:space="preserve">Control 16 - Seguridad del Software de Aplicación</w:t>
+      </w:r>
+    </w:p>
+    <w:p>
+      <w:pPr>
+        <w:pStyle w:val="BodyText"/>
+      </w:pPr>
+      <w:r>
+        <w:rPr>
+          <w:iCs/>
+          <w:i/>
+        </w:rPr>
+        <w:t xml:space="preserve">Todas las 14 Salvaguardias, significado claro, enfoque de verificación y evidencia de ejemplo</w:t>
+      </w:r>
+      <w:r>
+        <w:t xml:space="preserve">.</w:t>
+      </w:r>
+    </w:p>
+    <w:p>
+      <w:pPr>
+        <w:pStyle w:val="BodyText"/>
+      </w:pPr>
+      <w:r>
+        <w:t xml:space="preserve">** Objetivo de control:** Fortalecer la empresa mediante la aplicación y medición de las salvaguardias para la seguridad de los programas de aplicación. |</w:t>
+      </w:r>
+    </w:p>
+    <w:p>
+      <w:pPr>
+        <w:pStyle w:val="BodyText"/>
+      </w:pPr>
+      <w:r>
+        <w:t xml:space="preserve">|… |</w:t>
+      </w:r>
+    </w:p>
+    <w:tbl>
+      <w:tblPr>
+        <w:tblStyle w:val="Table"/>
+        <w:tblW w:type="pct" w:w="5000"/>
+        <w:tblLook w:firstRow="1" w:lastRow="0" w:firstColumn="0" w:lastColumn="0" w:noHBand="0" w:noVBand="0" w:val="0020"/>
+        <w:jc w:val="start"/>
+      </w:tblPr>
+      <w:tblGrid>
+        <w:gridCol w:w="7920"/>
+      </w:tblGrid>
+      <w:tr>
+        <w:trPr>
+          <w:tblHeader w:val="true"/>
+        </w:trPr>
+        <w:tc>
+          <w:tcPr/>
+          <w:p>
+            <w:pPr>
+              <w:pStyle w:val="Compact"/>
+              <w:jc w:val="left"/>
+            </w:pPr>
+            <w:r>
+              <w:t xml:space="preserve">****</w:t>
+            </w:r>
+          </w:p>
+        </w:tc>
+      </w:tr>
+      <w:tr>
+        <w:tc>
+          <w:tcPr/>
+          <w:p>
+            <w:pPr>
+              <w:pStyle w:val="Compact"/>
+              <w:jc w:val="left"/>
+            </w:pPr>
+            <w:r>
+              <w:t xml:space="preserve">16.1</w:t>
+            </w:r>
+          </w:p>
+        </w:tc>
+      </w:tr>
+      <w:tr>
+        <w:tc>
+          <w:tcPr/>
+          <w:p>
+            <w:pPr>
+              <w:pStyle w:val="Compact"/>
+              <w:jc w:val="left"/>
+            </w:pPr>
+            <w:r>
+              <w:t xml:space="preserve">16.2</w:t>
+            </w:r>
+          </w:p>
+        </w:tc>
+      </w:tr>
+      <w:tr>
+        <w:tc>
+          <w:tcPr/>
+          <w:p>
+            <w:pPr>
+              <w:pStyle w:val="Compact"/>
+              <w:jc w:val="left"/>
+            </w:pPr>
+            <w:r>
+              <w:t xml:space="preserve">16.3</w:t>
+            </w:r>
+          </w:p>
+        </w:tc>
+      </w:tr>
+      <w:tr>
+        <w:tc>
+          <w:tcPr/>
+          <w:p>
+            <w:pPr>
+              <w:pStyle w:val="Compact"/>
+              <w:jc w:val="left"/>
+            </w:pPr>
+            <w:r>
+              <w:t xml:space="preserve">16.4</w:t>
+            </w:r>
+          </w:p>
+        </w:tc>
+      </w:tr>
+      <w:tr>
+        <w:tc>
+          <w:tcPr/>
+          <w:p>
+            <w:pPr>
+              <w:pStyle w:val="Compact"/>
+              <w:jc w:val="left"/>
+            </w:pPr>
+            <w:r>
+              <w:t xml:space="preserve">16.5 ← Utilizar componentes de software de terceros actualizados y confiados Ponga en marcha un proceso repetible, de propiedad o control técnico para utilizar componentes de software de terceros actualizados y confiados, a continuación, verifique la cobertura y las excepciones. tención Confirme alcance definido, población, propiedad, implementación, frecuencia, cobertura, excepciones, corrección y retest. TEN seguro SDLC, proceso de divulgación, causa raíz, inventario de componentes, severidad, endurecimiento, entrenamiento, pruebas y modelos de amenaza</w:t>
+            </w:r>
+          </w:p>
+        </w:tc>
+      </w:tr>
+      <w:tr>
+        <w:tc>
+          <w:tcPr/>
+          <w:p>
+            <w:pPr>
+              <w:pStyle w:val="Compact"/>
+              <w:jc w:val="left"/>
+            </w:pPr>
+            <w:r>
+              <w:t xml:space="preserve">16.6</w:t>
+            </w:r>
+          </w:p>
+        </w:tc>
+      </w:tr>
+      <w:tr>
+        <w:tc>
+          <w:tcPr/>
+          <w:p>
+            <w:pPr>
+              <w:pStyle w:val="Compact"/>
+              <w:jc w:val="left"/>
+            </w:pPr>
+            <w:r>
+              <w:t xml:space="preserve">TEN 16.7</w:t>
+            </w:r>
+          </w:p>
+        </w:tc>
+      </w:tr>
+      <w:tr>
+        <w:tc>
+          <w:tcPr/>
+          <w:p>
+            <w:pPr>
+              <w:pStyle w:val="Compact"/>
+              <w:jc w:val="left"/>
+            </w:pPr>
+            <w:r>
+              <w:t xml:space="preserve">16.8</w:t>
+            </w:r>
+          </w:p>
+        </w:tc>
+      </w:tr>
+      <w:tr>
+        <w:tc>
+          <w:tcPr/>
+          <w:p>
+            <w:pPr>
+              <w:pStyle w:val="Compact"/>
+              <w:jc w:val="left"/>
+            </w:pPr>
+            <w:r>
+              <w:t xml:space="preserve">16.9</w:t>
+            </w:r>
+          </w:p>
+        </w:tc>
+      </w:tr>
+      <w:tr>
+        <w:tc>
+          <w:tcPr/>
+          <w:p>
+            <w:pPr>
+              <w:pStyle w:val="Compact"/>
+              <w:jc w:val="left"/>
+            </w:pPr>
+            <w:r>
+              <w:t xml:space="preserve">16.10</w:t>
+            </w:r>
+          </w:p>
+        </w:tc>
+      </w:tr>
+      <w:tr>
+        <w:tc>
+          <w:tcPr/>
+          <w:p>
+            <w:pPr>
+              <w:pStyle w:val="Compact"/>
+              <w:jc w:val="left"/>
+            </w:pPr>
+            <w:r>
+              <w:t xml:space="preserve">TEN 16.11</w:t>
+            </w:r>
+          </w:p>
+        </w:tc>
+      </w:tr>
+      <w:tr>
+        <w:tc>
+          <w:tcPr/>
+          <w:p>
+            <w:pPr>
+              <w:pStyle w:val="Compact"/>
+              <w:jc w:val="left"/>
+            </w:pPr>
+            <w:r>
+              <w:t xml:space="preserve">16.12</w:t>
+            </w:r>
+          </w:p>
+        </w:tc>
+      </w:tr>
+      <w:tr>
+        <w:tc>
+          <w:tcPr/>
+          <w:p>
+            <w:pPr>
+              <w:pStyle w:val="Compact"/>
+              <w:jc w:val="left"/>
+            </w:pPr>
+            <w:r>
+              <w:t xml:space="preserve">16.13</w:t>
+            </w:r>
+          </w:p>
+        </w:tc>
+      </w:tr>
+      <w:tr>
+        <w:tc>
+          <w:tcPr/>
+          <w:p>
+            <w:pPr>
+              <w:pStyle w:val="Compact"/>
+              <w:jc w:val="left"/>
+            </w:pPr>
+            <w:r>
+              <w:t xml:space="preserve">16.14</w:t>
+            </w:r>
+          </w:p>
+        </w:tc>
+      </w:tr>
+    </w:tbl>
+    <w:p>
+      <w:pPr>
+        <w:pStyle w:val="BodyText"/>
+      </w:pPr>
+      <w:r>
+        <w:t xml:space="preserve">Utilice la guía oficial CIS Controls v8.1 y Evaluación de Controles Especificación para el lenguaje exacto de Salvaguardia, clase de activos, función de seguridad, Grupo de Implementación, dependencias, insumos, operaciones, medidas, métricas y revisión procesal.</w:t>
+      </w:r>
+    </w:p>
+    <w:bookmarkEnd w:id="46"/>
+    <w:bookmarkStart w:id="47" w:name="X81bcab1ee2e08fb2cedbb65af68432a47fa8998"/>
+    <w:p>
+      <w:pPr>
+        <w:pStyle w:val="Heading1"/>
+      </w:pPr>
+      <w:r>
+        <w:t xml:space="preserve">22. Control 17 — Gestión de la respuesta a incidentes</w:t>
+      </w:r>
+    </w:p>
+    <w:p>
+      <w:pPr>
+        <w:pStyle w:val="FirstParagraph"/>
+      </w:pPr>
+      <w:r>
+        <w:rPr>
+          <w:iCs/>
+          <w:i/>
+        </w:rPr>
+        <w:t xml:space="preserve">Las nueve Salvaguardas, su significado en lenguaje claro, el enfoque de verificación y ejemplos de evidencia.</w:t>
+      </w:r>
+    </w:p>
+    <w:tbl>
+      <w:tblPr>
+        <w:tblStyle w:val="FigureTable"/>
+        <w:tblW w:type="auto" w:w="0"/>
+        <w:tblLook w:firstRow="0" w:lastRow="0" w:firstColumn="0" w:lastColumn="0"/>
+        <w:jc w:val="center"/>
+      </w:tblPr>
+      <w:tblGrid>
+        <w:gridCol w:w="7920"/>
+      </w:tblGrid>
+      <w:tr>
+        <w:tc>
+          <w:tcPr/>
+          <w:p>
+            <w:pPr>
+              <w:pStyle w:val="Compact"/>
+              <w:jc w:val="center"/>
+            </w:pPr>
+            <w:r>
+              <w:t xml:space="preserve">Los roles preparados, los mecanismos de reporte, la comunicación, los ejercicios y las revisiones reducen el impacto de los incidentes.</w:t>
+            </w:r>
+          </w:p>
+        </w:tc>
+      </w:tr>
+    </w:tbl>
+    <w:p>
+      <w:pPr>
+        <w:pStyle w:val="ImageCaption"/>
+      </w:pPr>
+      <w:r>
+        <w:t xml:space="preserve">Los roles preparados, los mecanismos de reporte, la comunicación, los ejercicios y las revisiones reducen el impacto de los incidentes.</w:t>
+      </w:r>
+    </w:p>
+    <w:p>
+      <w:pPr>
+        <w:pStyle w:val="BodyText"/>
+      </w:pPr>
+      <w:r>
+        <w:t xml:space="preserve">Figura 9. Preparación para la respuesta a incidentes</w:t>
+      </w:r>
+    </w:p>
+    <w:tbl>
+      <w:tblPr>
+        <w:tblStyle w:val="Table"/>
+        <w:tblW w:type="pct" w:w="5000"/>
+        <w:tblLook w:firstRow="1" w:lastRow="0" w:firstColumn="0" w:lastColumn="0" w:noHBand="0" w:noVBand="0" w:val="0020"/>
+        <w:jc w:val="start"/>
+      </w:tblPr>
+      <w:tblGrid>
+        <w:gridCol w:w="7920"/>
+      </w:tblGrid>
+      <w:tr>
+        <w:trPr>
+          <w:tblHeader w:val="true"/>
+        </w:trPr>
+        <w:tc>
+          <w:tcPr/>
+          <w:p>
+            <w:pPr>
+              <w:pStyle w:val="Compact"/>
+              <w:jc w:val="left"/>
+            </w:pPr>
+            <w:r>
+              <w:rPr>
+                <w:bCs/>
+                <w:b/>
+              </w:rPr>
+              <w:t xml:space="preserve">Objetivo del control:</w:t>
+            </w:r>
+            <w:r>
+              <w:t xml:space="preserve"> </w:t>
+            </w:r>
+            <w:r>
+              <w:t xml:space="preserve">Fortalecer la organización mediante la implementación y medición de Salvaguardas para la gestión de la respuesta a incidentes.</w:t>
+            </w:r>
+          </w:p>
+        </w:tc>
+      </w:tr>
+    </w:tbl>
+    <w:p/>
+    <w:tbl>
+      <w:tblPr>
+        <w:tblStyle w:val="Table"/>
+        <w:tblW w:type="pct" w:w="5000"/>
+        <w:tblLook w:firstRow="1" w:lastRow="0" w:firstColumn="0" w:lastColumn="0" w:noHBand="0" w:noVBand="0" w:val="0020"/>
+        <w:jc w:val="start"/>
+      </w:tblPr>
+      <w:tblGrid>
+        <w:gridCol w:w="1584"/>
+        <w:gridCol w:w="1584"/>
+        <w:gridCol w:w="1584"/>
+        <w:gridCol w:w="1584"/>
+        <w:gridCol w:w="1584"/>
+      </w:tblGrid>
+      <w:tr>
+        <w:trPr>
+          <w:tblHeader w:val="true"/>
+        </w:trPr>
+        <w:tc>
+          <w:tcPr/>
+          <w:p>
+            <w:pPr>
+              <w:pStyle w:val="Compact"/>
+              <w:jc w:val="left"/>
+            </w:pPr>
+            <w:r>
+              <w:rPr>
+                <w:bCs/>
+                <w:b/>
+              </w:rPr>
+              <w:t xml:space="preserve">ID</w:t>
+            </w:r>
+          </w:p>
+        </w:tc>
+        <w:tc>
+          <w:tcPr/>
+          <w:p>
+            <w:pPr>
+              <w:pStyle w:val="Compact"/>
+              <w:jc w:val="left"/>
+            </w:pPr>
+            <w:r>
+              <w:rPr>
+                <w:bCs/>
+                <w:b/>
+              </w:rPr>
+              <w:t xml:space="preserve">Salvaguarda</w:t>
+            </w:r>
+          </w:p>
+        </w:tc>
+        <w:tc>
+          <w:tcPr/>
+          <w:p>
+            <w:pPr>
+              <w:pStyle w:val="Compact"/>
+              <w:jc w:val="left"/>
+            </w:pPr>
+            <w:r>
+              <w:rPr>
+                <w:bCs/>
+                <w:b/>
+              </w:rPr>
+              <w:t xml:space="preserve">Significado en lenguaje claro</w:t>
+            </w:r>
+          </w:p>
+        </w:tc>
+        <w:tc>
+          <w:tcPr/>
+          <w:p>
+            <w:pPr>
+              <w:pStyle w:val="Compact"/>
+              <w:jc w:val="left"/>
+            </w:pPr>
+            <w:r>
+              <w:rPr>
+                <w:bCs/>
+                <w:b/>
+              </w:rPr>
+              <w:t xml:space="preserve">Enfoque de verificación</w:t>
+            </w:r>
+          </w:p>
+        </w:tc>
+        <w:tc>
+          <w:tcPr/>
+          <w:p>
+            <w:pPr>
+              <w:pStyle w:val="Compact"/>
+              <w:jc w:val="left"/>
+            </w:pPr>
+            <w:r>
+              <w:rPr>
+                <w:bCs/>
+                <w:b/>
+              </w:rPr>
+              <w:t xml:space="preserve">Ejemplos de evidencia</w:t>
+            </w:r>
+          </w:p>
+        </w:tc>
+      </w:tr>
+      <w:tr>
+        <w:tc>
+          <w:tcPr/>
+          <w:p>
+            <w:pPr>
+              <w:pStyle w:val="Compact"/>
+              <w:jc w:val="left"/>
+            </w:pPr>
+            <w:r>
+              <w:t xml:space="preserve">17.1</w:t>
+            </w:r>
+          </w:p>
+        </w:tc>
+        <w:tc>
+          <w:tcPr/>
+          <w:p>
+            <w:pPr>
+              <w:pStyle w:val="Compact"/>
+              <w:jc w:val="left"/>
+            </w:pPr>
+            <w:r>
+              <w:t xml:space="preserve">Designar al personal responsable de gestionar los incidentes</w:t>
+            </w:r>
+          </w:p>
+        </w:tc>
+        <w:tc>
+          <w:tcPr/>
+          <w:p>
+            <w:pPr>
+              <w:pStyle w:val="Compact"/>
+              <w:jc w:val="left"/>
+            </w:pPr>
+            <w:r>
+              <w:t xml:space="preserve">Implementar un proceso repetible, con un responsable definido, para designar al personal encargado de gestionar los incidentes; después, verificar su cobertura y sus excepciones.</w:t>
+            </w:r>
+          </w:p>
+        </w:tc>
+        <w:tc>
+          <w:tcPr/>
+          <w:p>
+            <w:pPr>
+              <w:pStyle w:val="Compact"/>
+              <w:jc w:val="left"/>
+            </w:pPr>
+            <w:r>
+              <w:t xml:space="preserve">Confirmar alcance, población, responsabilidad, implementación, frecuencia, cobertura, excepciones, corrección y repetición de pruebas.</w:t>
+            </w:r>
+          </w:p>
+        </w:tc>
+        <w:tc>
+          <w:tcPr/>
+          <w:p>
+            <w:pPr>
+              <w:pStyle w:val="Compact"/>
+              <w:jc w:val="left"/>
+            </w:pPr>
+            <w:r>
+              <w:t xml:space="preserve">responsables de incidentes, contactos, mecanismos de reporte, plan, roles, comunicaciones, ejercicios, revisiones y umbrales</w:t>
+            </w:r>
+          </w:p>
+        </w:tc>
+      </w:tr>
+      <w:tr>
+        <w:tc>
+          <w:tcPr/>
+          <w:p>
+            <w:pPr>
+              <w:pStyle w:val="Compact"/>
+              <w:jc w:val="left"/>
+            </w:pPr>
+            <w:r>
+              <w:t xml:space="preserve">17.2</w:t>
+            </w:r>
+          </w:p>
+        </w:tc>
+        <w:tc>
+          <w:tcPr/>
+          <w:p>
+            <w:pPr>
+              <w:pStyle w:val="Compact"/>
+              <w:jc w:val="left"/>
+            </w:pPr>
+            <w:r>
+              <w:t xml:space="preserve">Mantener información de contacto para reportar incidentes de seguridad</w:t>
+            </w:r>
+          </w:p>
+        </w:tc>
+        <w:tc>
+          <w:tcPr/>
+          <w:p>
+            <w:pPr>
+              <w:pStyle w:val="Compact"/>
+              <w:jc w:val="left"/>
+            </w:pPr>
+            <w:r>
+              <w:t xml:space="preserve">Implementar un proceso repetible, con un responsable definido, para mantener la información de contacto utilizada para reportar incidentes de seguridad; después, verificar su cobertura y sus excepciones.</w:t>
+            </w:r>
+          </w:p>
+        </w:tc>
+        <w:tc>
+          <w:tcPr/>
+          <w:p>
+            <w:pPr>
+              <w:pStyle w:val="Compact"/>
+              <w:jc w:val="left"/>
+            </w:pPr>
+            <w:r>
+              <w:t xml:space="preserve">Confirmar alcance, población, responsabilidad, implementación, frecuencia, cobertura, excepciones, corrección y repetición de pruebas.</w:t>
+            </w:r>
+          </w:p>
+        </w:tc>
+        <w:tc>
+          <w:tcPr/>
+          <w:p>
+            <w:pPr>
+              <w:pStyle w:val="Compact"/>
+              <w:jc w:val="left"/>
+            </w:pPr>
+            <w:r>
+              <w:t xml:space="preserve">responsables de incidentes, contactos, mecanismos de reporte, plan, roles, comunicaciones, ejercicios, revisiones y umbrales</w:t>
+            </w:r>
+          </w:p>
+        </w:tc>
+      </w:tr>
+      <w:tr>
+        <w:tc>
+          <w:tcPr/>
+          <w:p>
+            <w:pPr>
+              <w:pStyle w:val="Compact"/>
+              <w:jc w:val="left"/>
+            </w:pPr>
+            <w:r>
+              <w:t xml:space="preserve">17.3</w:t>
+            </w:r>
+          </w:p>
+        </w:tc>
+        <w:tc>
+          <w:tcPr/>
+          <w:p>
+            <w:pPr>
+              <w:pStyle w:val="Compact"/>
+              <w:jc w:val="left"/>
+            </w:pPr>
+            <w:r>
+              <w:t xml:space="preserve">Mantener un proceso organizacional para reportar incidentes</w:t>
+            </w:r>
+          </w:p>
+        </w:tc>
+        <w:tc>
+          <w:tcPr/>
+          <w:p>
+            <w:pPr>
+              <w:pStyle w:val="Compact"/>
+              <w:jc w:val="left"/>
+            </w:pPr>
+            <w:r>
+              <w:t xml:space="preserve">Implementar un proceso repetible, con un responsable definido, para mantener un proceso organizacional de reporte de incidentes; después, verificar su cobertura y sus excepciones.</w:t>
+            </w:r>
+          </w:p>
+        </w:tc>
+        <w:tc>
+          <w:tcPr/>
+          <w:p>
+            <w:pPr>
+              <w:pStyle w:val="Compact"/>
+              <w:jc w:val="left"/>
+            </w:pPr>
+            <w:r>
+              <w:t xml:space="preserve">Confirmar alcance, población, responsabilidad, implementación, frecuencia, cobertura, excepciones, corrección y repetición de pruebas.</w:t>
+            </w:r>
+          </w:p>
+        </w:tc>
+        <w:tc>
+          <w:tcPr/>
+          <w:p>
+            <w:pPr>
+              <w:pStyle w:val="Compact"/>
+              <w:jc w:val="left"/>
+            </w:pPr>
+            <w:r>
+              <w:t xml:space="preserve">responsables de incidentes, contactos, mecanismos de reporte, plan, roles, comunicaciones, ejercicios, revisiones y umbrales</w:t>
+            </w:r>
+          </w:p>
+        </w:tc>
+      </w:tr>
+      <w:tr>
+        <w:tc>
+          <w:tcPr/>
+          <w:p>
+            <w:pPr>
+              <w:pStyle w:val="Compact"/>
+              <w:jc w:val="left"/>
+            </w:pPr>
+            <w:r>
+              <w:t xml:space="preserve">17.4</w:t>
+            </w:r>
+          </w:p>
+        </w:tc>
+        <w:tc>
+          <w:tcPr/>
+          <w:p>
+            <w:pPr>
+              <w:pStyle w:val="Compact"/>
+              <w:jc w:val="left"/>
+            </w:pPr>
+            <w:r>
+              <w:t xml:space="preserve">Establecer y mantener un proceso de respuesta a incidentes</w:t>
+            </w:r>
+          </w:p>
+        </w:tc>
+        <w:tc>
+          <w:tcPr/>
+          <w:p>
+            <w:pPr>
+              <w:pStyle w:val="Compact"/>
+              <w:jc w:val="left"/>
+            </w:pPr>
+            <w:r>
+              <w:t xml:space="preserve">Implementar un proceso repetible, con un responsable definido, para establecer y mantener un proceso de respuesta a incidentes; después, verificar su cobertura y sus excepciones.</w:t>
+            </w:r>
+          </w:p>
+        </w:tc>
+        <w:tc>
+          <w:tcPr/>
+          <w:p>
+            <w:pPr>
+              <w:pStyle w:val="Compact"/>
+              <w:jc w:val="left"/>
+            </w:pPr>
+            <w:r>
+              <w:t xml:space="preserve">Confirmar alcance, población, responsabilidad, implementación, frecuencia, cobertura, excepciones, corrección y repetición de pruebas.</w:t>
+            </w:r>
+          </w:p>
+        </w:tc>
+        <w:tc>
+          <w:tcPr/>
+          <w:p>
+            <w:pPr>
+              <w:pStyle w:val="Compact"/>
+              <w:jc w:val="left"/>
+            </w:pPr>
+            <w:r>
+              <w:t xml:space="preserve">responsables de incidentes, contactos, mecanismos de reporte, plan, roles, comunicaciones, ejercicios, revisiones y umbrales</w:t>
+            </w:r>
+          </w:p>
+        </w:tc>
+      </w:tr>
+      <w:tr>
+        <w:tc>
+          <w:tcPr/>
+          <w:p>
+            <w:pPr>
+              <w:pStyle w:val="Compact"/>
+              <w:jc w:val="left"/>
+            </w:pPr>
+            <w:r>
+              <w:t xml:space="preserve">17.5</w:t>
+            </w:r>
+          </w:p>
+        </w:tc>
+        <w:tc>
+          <w:tcPr/>
+          <w:p>
+            <w:pPr>
+              <w:pStyle w:val="Compact"/>
+              <w:jc w:val="left"/>
+            </w:pPr>
+            <w:r>
+              <w:t xml:space="preserve">Asignar roles y responsabilidades clave</w:t>
+            </w:r>
+          </w:p>
+        </w:tc>
+        <w:tc>
+          <w:tcPr/>
+          <w:p>
+            <w:pPr>
+              <w:pStyle w:val="Compact"/>
+              <w:jc w:val="left"/>
+            </w:pPr>
+            <w:r>
+              <w:t xml:space="preserve">Implementar un proceso repetible, con un responsable definido, para asignar roles y responsabilidades clave; después, verificar su cobertura y sus excepciones.</w:t>
+            </w:r>
+          </w:p>
+        </w:tc>
+        <w:tc>
+          <w:tcPr/>
+          <w:p>
+            <w:pPr>
+              <w:pStyle w:val="Compact"/>
+              <w:jc w:val="left"/>
+            </w:pPr>
+            <w:r>
+              <w:t xml:space="preserve">Confirmar alcance, población, responsabilidad, implementación, frecuencia, cobertura, excepciones, corrección y repetición de pruebas.</w:t>
+            </w:r>
+          </w:p>
+        </w:tc>
+        <w:tc>
+          <w:tcPr/>
+          <w:p>
+            <w:pPr>
+              <w:pStyle w:val="Compact"/>
+              <w:jc w:val="left"/>
+            </w:pPr>
+            <w:r>
+              <w:t xml:space="preserve">responsables de incidentes, contactos, mecanismos de reporte, plan, roles, comunicaciones, ejercicios, revisiones y umbrales</w:t>
+            </w:r>
+          </w:p>
+        </w:tc>
+      </w:tr>
+      <w:tr>
+        <w:tc>
+          <w:tcPr/>
+          <w:p>
+            <w:pPr>
+              <w:pStyle w:val="Compact"/>
+              <w:jc w:val="left"/>
+            </w:pPr>
+            <w:r>
+              <w:t xml:space="preserve">17.6</w:t>
+            </w:r>
+          </w:p>
+        </w:tc>
+        <w:tc>
+          <w:tcPr/>
+          <w:p>
+            <w:pPr>
+              <w:pStyle w:val="Compact"/>
+              <w:jc w:val="left"/>
+            </w:pPr>
+            <w:r>
+              <w:t xml:space="preserve">Definir mecanismos de comunicación durante la respuesta a incidentes</w:t>
+            </w:r>
+          </w:p>
+        </w:tc>
+        <w:tc>
+          <w:tcPr/>
+          <w:p>
+            <w:pPr>
+              <w:pStyle w:val="Compact"/>
+              <w:jc w:val="left"/>
+            </w:pPr>
+            <w:r>
+              <w:t xml:space="preserve">Implementar un proceso repetible, con un responsable definido, para definir mecanismos de comunicación durante la respuesta a incidentes; después, verificar su cobertura y sus excepciones.</w:t>
+            </w:r>
+          </w:p>
+        </w:tc>
+        <w:tc>
+          <w:tcPr/>
+          <w:p>
+            <w:pPr>
+              <w:pStyle w:val="Compact"/>
+              <w:jc w:val="left"/>
+            </w:pPr>
+            <w:r>
+              <w:t xml:space="preserve">Confirmar alcance, población, responsabilidad, implementación, frecuencia, cobertura, excepciones, corrección y repetición de pruebas.</w:t>
+            </w:r>
+          </w:p>
+        </w:tc>
+        <w:tc>
+          <w:tcPr/>
+          <w:p>
+            <w:pPr>
+              <w:pStyle w:val="Compact"/>
+              <w:jc w:val="left"/>
+            </w:pPr>
+            <w:r>
+              <w:t xml:space="preserve">responsables de incidentes, contactos, mecanismos de reporte, plan, roles, comunicaciones, ejercicios, revisiones y umbrales</w:t>
+            </w:r>
+          </w:p>
+        </w:tc>
+      </w:tr>
+      <w:tr>
+        <w:tc>
+          <w:tcPr/>
+          <w:p>
+            <w:pPr>
+              <w:pStyle w:val="Compact"/>
+              <w:jc w:val="left"/>
+            </w:pPr>
+            <w:r>
+              <w:t xml:space="preserve">17.7</w:t>
+            </w:r>
+          </w:p>
+        </w:tc>
+        <w:tc>
+          <w:tcPr/>
+          <w:p>
+            <w:pPr>
+              <w:pStyle w:val="Compact"/>
+              <w:jc w:val="left"/>
+            </w:pPr>
+            <w:r>
+              <w:t xml:space="preserve">Realizar ejercicios periódicos de respuesta a incidentes</w:t>
+            </w:r>
+          </w:p>
+        </w:tc>
+        <w:tc>
+          <w:tcPr/>
+          <w:p>
+            <w:pPr>
+              <w:pStyle w:val="Compact"/>
+              <w:jc w:val="left"/>
+            </w:pPr>
+            <w:r>
+              <w:t xml:space="preserve">Implementar un proceso repetible, con un responsable definido, para realizar ejercicios periódicos de respuesta a incidentes; después, verificar su cobertura y sus excepciones.</w:t>
+            </w:r>
+          </w:p>
+        </w:tc>
+        <w:tc>
+          <w:tcPr/>
+          <w:p>
+            <w:pPr>
+              <w:pStyle w:val="Compact"/>
+              <w:jc w:val="left"/>
+            </w:pPr>
+            <w:r>
+              <w:t xml:space="preserve">Confirmar alcance, población, responsabilidad, implementación, frecuencia, cobertura, excepciones, corrección y repetición de pruebas.</w:t>
+            </w:r>
+          </w:p>
+        </w:tc>
+        <w:tc>
+          <w:tcPr/>
+          <w:p>
+            <w:pPr>
+              <w:pStyle w:val="Compact"/>
+              <w:jc w:val="left"/>
+            </w:pPr>
+            <w:r>
+              <w:t xml:space="preserve">responsables de incidentes, contactos, mecanismos de reporte, plan, roles, comunicaciones, ejercicios, revisiones y umbrales</w:t>
+            </w:r>
+          </w:p>
+        </w:tc>
+      </w:tr>
+      <w:tr>
+        <w:tc>
+          <w:tcPr/>
+          <w:p>
+            <w:pPr>
+              <w:pStyle w:val="Compact"/>
+              <w:jc w:val="left"/>
+            </w:pPr>
+            <w:r>
+              <w:t xml:space="preserve">17.8</w:t>
+            </w:r>
+          </w:p>
+        </w:tc>
+        <w:tc>
+          <w:tcPr/>
+          <w:p>
+            <w:pPr>
+              <w:pStyle w:val="Compact"/>
+              <w:jc w:val="left"/>
+            </w:pPr>
+            <w:r>
+              <w:t xml:space="preserve">Realizar revisiones posteriores a los incidentes</w:t>
+            </w:r>
+          </w:p>
+        </w:tc>
+        <w:tc>
+          <w:tcPr/>
+          <w:p>
+            <w:pPr>
+              <w:pStyle w:val="Compact"/>
+              <w:jc w:val="left"/>
+            </w:pPr>
+            <w:r>
+              <w:t xml:space="preserve">Implementar un proceso repetible, con un responsable definido, para realizar revisiones posteriores a los incidentes; después, verificar su cobertura y sus excepciones.</w:t>
+            </w:r>
+          </w:p>
+        </w:tc>
+        <w:tc>
+          <w:tcPr/>
+          <w:p>
+            <w:pPr>
+              <w:pStyle w:val="Compact"/>
+              <w:jc w:val="left"/>
+            </w:pPr>
+            <w:r>
+              <w:t xml:space="preserve">Confirmar alcance, población, responsabilidad, implementación, frecuencia, cobertura, excepciones, corrección y repetición de pruebas.</w:t>
+            </w:r>
+          </w:p>
+        </w:tc>
+        <w:tc>
+          <w:tcPr/>
+          <w:p>
+            <w:pPr>
+              <w:pStyle w:val="Compact"/>
+              <w:jc w:val="left"/>
+            </w:pPr>
+            <w:r>
+              <w:t xml:space="preserve">responsables de incidentes, contactos, mecanismos de reporte, plan, roles, comunicaciones, ejercicios, revisiones y umbrales</w:t>
+            </w:r>
+          </w:p>
+        </w:tc>
+      </w:tr>
+      <w:tr>
+        <w:tc>
+          <w:tcPr/>
+          <w:p>
+            <w:pPr>
+              <w:pStyle w:val="Compact"/>
+              <w:jc w:val="left"/>
+            </w:pPr>
+            <w:r>
+              <w:t xml:space="preserve">17.9</w:t>
+            </w:r>
+          </w:p>
+        </w:tc>
+        <w:tc>
+          <w:tcPr/>
+          <w:p>
+            <w:pPr>
+              <w:pStyle w:val="Compact"/>
+              <w:jc w:val="left"/>
+            </w:pPr>
+            <w:r>
+              <w:t xml:space="preserve">Establecer y mantener umbrales para los incidentes de seguridad</w:t>
+            </w:r>
+          </w:p>
+        </w:tc>
+        <w:tc>
+          <w:tcPr/>
+          <w:p>
+            <w:pPr>
+              <w:pStyle w:val="Compact"/>
+              <w:jc w:val="left"/>
+            </w:pPr>
+            <w:r>
+              <w:t xml:space="preserve">Implementar un proceso repetible, con un responsable definido, para establecer y mantener umbrales para los incidentes de seguridad; después, verificar su cobertura y sus excepciones.</w:t>
+            </w:r>
+          </w:p>
+        </w:tc>
+        <w:tc>
+          <w:tcPr/>
+          <w:p>
+            <w:pPr>
+              <w:pStyle w:val="Compact"/>
+              <w:jc w:val="left"/>
+            </w:pPr>
+            <w:r>
+              <w:t xml:space="preserve">Confirmar alcance, población, responsabilidad, implementación, frecuencia, cobertura, excepciones, corrección y repetición de pruebas.</w:t>
+            </w:r>
+          </w:p>
+        </w:tc>
+        <w:tc>
+          <w:tcPr/>
+          <w:p>
+            <w:pPr>
+              <w:pStyle w:val="Compact"/>
+              <w:jc w:val="left"/>
+            </w:pPr>
+            <w:r>
+              <w:t xml:space="preserve">responsables de incidentes, contactos, mecanismos de reporte, plan, roles, comunicaciones, ejercicios, revisiones y umbrales</w:t>
+            </w:r>
+          </w:p>
+        </w:tc>
+      </w:tr>
+    </w:tbl>
+    <w:p>
+      <w:pPr>
+        <w:pStyle w:val="BodyText"/>
+      </w:pPr>
+      <w:r>
+        <w:t xml:space="preserve">Utilice la guía oficial de CIS Controls v8.1 y la Especificación para la Evaluación de Controles para consultar el lenguaje exacto de cada Salvaguarda, la clase de activo, la función de seguridad, el Grupo de Implementación, las dependencias, las entradas, las operaciones, las medidas, las métricas y la revisión de procedimientos.</w:t>
+      </w:r>
+    </w:p>
+    <w:bookmarkEnd w:id="47"/>
+    <w:bookmarkStart w:id="48" w:name="control-18-pruebas-de-penetración"/>
+    <w:p>
+      <w:pPr>
+        <w:pStyle w:val="Heading1"/>
+      </w:pPr>
+      <w:r>
+        <w:t xml:space="preserve">23. Control 18 — Pruebas de penetración</w:t>
+      </w:r>
+    </w:p>
+    <w:p>
+      <w:pPr>
+        <w:pStyle w:val="FirstParagraph"/>
+      </w:pPr>
+      <w:r>
+        <w:rPr>
+          <w:iCs/>
+          <w:i/>
+        </w:rPr>
+        <w:t xml:space="preserve">Las cinco Salvaguardas, su significado en lenguaje claro, el enfoque de verificación y ejemplos de evidencia.</w:t>
+      </w:r>
+    </w:p>
+    <w:tbl>
+      <w:tblPr>
+        <w:tblStyle w:val="Table"/>
+        <w:tblW w:type="pct" w:w="5000"/>
+        <w:tblLook w:firstRow="1" w:lastRow="0" w:firstColumn="0" w:lastColumn="0" w:noHBand="0" w:noVBand="0" w:val="0020"/>
+        <w:jc w:val="start"/>
+      </w:tblPr>
+      <w:tblGrid>
+        <w:gridCol w:w="7920"/>
+      </w:tblGrid>
+      <w:tr>
+        <w:trPr>
+          <w:tblHeader w:val="true"/>
+        </w:trPr>
+        <w:tc>
+          <w:tcPr/>
+          <w:p>
+            <w:pPr>
+              <w:pStyle w:val="Compact"/>
+              <w:jc w:val="left"/>
+            </w:pPr>
+            <w:r>
+              <w:rPr>
+                <w:bCs/>
+                <w:b/>
+              </w:rPr>
+              <w:t xml:space="preserve">Objetivo del control:</w:t>
+            </w:r>
+            <w:r>
+              <w:t xml:space="preserve"> </w:t>
+            </w:r>
+            <w:r>
+              <w:t xml:space="preserve">Fortalecer la organización mediante la implementación y medición de Salvaguardas para las pruebas de penetración.</w:t>
+            </w:r>
+          </w:p>
+        </w:tc>
+      </w:tr>
+    </w:tbl>
+    <w:p/>
+    <w:tbl>
+      <w:tblPr>
+        <w:tblStyle w:val="Table"/>
+        <w:tblW w:type="pct" w:w="5000"/>
+        <w:tblLook w:firstRow="1" w:lastRow="0" w:firstColumn="0" w:lastColumn="0" w:noHBand="0" w:noVBand="0" w:val="0020"/>
+        <w:jc w:val="start"/>
+      </w:tblPr>
+      <w:tblGrid>
+        <w:gridCol w:w="1584"/>
+        <w:gridCol w:w="1584"/>
+        <w:gridCol w:w="1584"/>
+        <w:gridCol w:w="1584"/>
+        <w:gridCol w:w="1584"/>
+      </w:tblGrid>
+      <w:tr>
+        <w:trPr>
+          <w:tblHeader w:val="true"/>
+        </w:trPr>
+        <w:tc>
+          <w:tcPr/>
+          <w:p>
+            <w:pPr>
+              <w:pStyle w:val="Compact"/>
+              <w:jc w:val="left"/>
+            </w:pPr>
+            <w:r>
+              <w:rPr>
+                <w:bCs/>
+                <w:b/>
+              </w:rPr>
+              <w:t xml:space="preserve">ID</w:t>
+            </w:r>
+          </w:p>
+        </w:tc>
+        <w:tc>
+          <w:tcPr/>
+          <w:p>
+            <w:pPr>
+              <w:pStyle w:val="Compact"/>
+              <w:jc w:val="left"/>
+            </w:pPr>
+            <w:r>
+              <w:rPr>
+                <w:bCs/>
+                <w:b/>
+              </w:rPr>
+              <w:t xml:space="preserve">Salvaguarda</w:t>
+            </w:r>
+          </w:p>
+        </w:tc>
+        <w:tc>
+          <w:tcPr/>
+          <w:p>
+            <w:pPr>
+              <w:pStyle w:val="Compact"/>
+              <w:jc w:val="left"/>
+            </w:pPr>
+            <w:r>
+              <w:rPr>
+                <w:bCs/>
+                <w:b/>
+              </w:rPr>
+              <w:t xml:space="preserve">Significado en lenguaje claro</w:t>
+            </w:r>
+          </w:p>
+        </w:tc>
+        <w:tc>
+          <w:tcPr/>
+          <w:p>
+            <w:pPr>
+              <w:pStyle w:val="Compact"/>
+              <w:jc w:val="left"/>
+            </w:pPr>
+            <w:r>
+              <w:rPr>
+                <w:bCs/>
+                <w:b/>
+              </w:rPr>
+              <w:t xml:space="preserve">Enfoque de verificación</w:t>
+            </w:r>
+          </w:p>
+        </w:tc>
+        <w:tc>
+          <w:tcPr/>
+          <w:p>
+            <w:pPr>
+              <w:pStyle w:val="Compact"/>
+              <w:jc w:val="left"/>
+            </w:pPr>
+            <w:r>
+              <w:rPr>
+                <w:bCs/>
+                <w:b/>
+              </w:rPr>
+              <w:t xml:space="preserve">Ejemplos de evidencia</w:t>
+            </w:r>
+          </w:p>
+        </w:tc>
+      </w:tr>
+      <w:tr>
+        <w:tc>
+          <w:tcPr/>
+          <w:p>
+            <w:pPr>
+              <w:pStyle w:val="Compact"/>
+              <w:jc w:val="left"/>
+            </w:pPr>
+            <w:r>
               <w:t xml:space="preserve">18.1</w:t>
             </w:r>
           </w:p>
@@ -12276,8 +13146,8 @@
         <w:t xml:space="preserve">Utilice la guía oficial de CIS Controls v8.1 y la Especificación para la Evaluación de Controles para consultar el lenguaje exacto de cada Salvaguarda, la clase de activo, la función de seguridad, el Grupo de Implementación, las dependencias, las entradas, las operaciones, las medidas, las métricas y la revisión de procedimientos.</w:t>
       </w:r>
     </w:p>
-    <w:bookmarkEnd w:id="47"/>
-    <w:bookmarkStart w:id="48" w:name="herramientas-de-código-abierto"/>
+    <w:bookmarkEnd w:id="48"/>
+    <w:bookmarkStart w:id="49" w:name="herramientas-de-código-abierto"/>
     <w:p>
       <w:pPr>
         <w:pStyle w:val="Heading1"/>
@@ -13011,8 +13881,8 @@
         </w:tc>
       </w:tr>
     </w:tbl>
-    <w:bookmarkEnd w:id="48"/>
-    <w:bookmarkStart w:id="49" w:name="Xbc4a4dbf2d9ff0eb677f14739cf1d43ac88337f"/>
+    <w:bookmarkEnd w:id="49"/>
+    <w:bookmarkStart w:id="50" w:name="Xbc4a4dbf2d9ff0eb677f14739cf1d43ac88337f"/>
     <w:p>
       <w:pPr>
         <w:pStyle w:val="Heading1"/>
@@ -13491,8 +14361,8 @@
         </w:tc>
       </w:tr>
     </w:tbl>
-    <w:bookmarkEnd w:id="49"/>
-    <w:bookmarkStart w:id="51" w:name="guía-profesional-para-analistas-junior"/>
+    <w:bookmarkEnd w:id="50"/>
+    <w:bookmarkStart w:id="52" w:name="guía-profesional-para-analistas-junior"/>
     <w:p>
       <w:pPr>
         <w:pStyle w:val="Heading1"/>
@@ -13618,7 +14488,7 @@
         <w:t xml:space="preserve">Analista de programas de ciberseguridad</w:t>
       </w:r>
     </w:p>
-    <w:bookmarkStart w:id="50" w:name="trabajo-típico-de-nivel-junior"/>
+    <w:bookmarkStart w:id="51" w:name="trabajo-típico-de-nivel-junior"/>
     <w:p>
       <w:pPr>
         <w:pStyle w:val="Heading2"/>
@@ -13935,9 +14805,9 @@
         </w:tc>
       </w:tr>
     </w:tbl>
-    <w:bookmarkEnd w:id="50"/>
     <w:bookmarkEnd w:id="51"/>
-    <w:bookmarkStart w:id="52" w:name="laboratorio-y-portafolio-ficticios"/>
+    <w:bookmarkEnd w:id="52"/>
+    <w:bookmarkStart w:id="53" w:name="laboratorio-y-portafolio-ficticios"/>
     <w:p>
       <w:pPr>
         <w:pStyle w:val="Heading1"/>
@@ -14374,8 +15244,8 @@
         </w:tc>
       </w:tr>
     </w:tbl>
-    <w:bookmarkEnd w:id="52"/>
-    <w:bookmarkStart w:id="53" w:name="plan-de-aprendizaje-de-treinta-días"/>
+    <w:bookmarkEnd w:id="53"/>
+    <w:bookmarkStart w:id="54" w:name="plan-de-aprendizaje-de-treinta-días"/>
     <w:p>
       <w:pPr>
         <w:pStyle w:val="Heading1"/>
@@ -14804,8 +15674,8 @@
         </w:tc>
       </w:tr>
     </w:tbl>
-    <w:bookmarkEnd w:id="53"/>
-    <w:bookmarkStart w:id="62" w:name="cuáles-son-los-controles-cis"/>
+    <w:bookmarkEnd w:id="54"/>
+    <w:bookmarkStart w:id="63" w:name="cuáles-son-los-controles-cis"/>
     <w:p>
       <w:pPr>
         <w:pStyle w:val="Heading1"/>
@@ -14822,7 +15692,7 @@
         <w:t xml:space="preserve">Un conjunto priorizado de mejores prácticas defensivas organizadas en 18 Controles y 153 Salvaguardias enfocadas.</w:t>
       </w:r>
     </w:p>
-    <w:bookmarkStart w:id="54" w:name="qué-es-ig1"/>
+    <w:bookmarkStart w:id="55" w:name="qué-es-ig1"/>
     <w:p>
       <w:pPr>
         <w:pStyle w:val="Heading2"/>
@@ -14839,8 +15709,8 @@
         <w:t xml:space="preserve">El punto de partida esencial de la higiene cibernética 56-Safeguard que CIS recomienda que cada empresa comience.</w:t>
       </w:r>
     </w:p>
-    <w:bookmarkEnd w:id="54"/>
-    <w:bookmarkStart w:id="55" w:name="importa-ig1-cada-requisito"/>
+    <w:bookmarkEnd w:id="55"/>
+    <w:bookmarkStart w:id="56" w:name="importa-ig1-cada-requisito"/>
     <w:p>
       <w:pPr>
         <w:pStyle w:val="Heading2"/>
@@ -14857,8 +15727,8 @@
         <w:t xml:space="preserve">Es una base de referencia de priorización. El riesgo material, los contratos, las leyes, los clientes o los servicios críticos pueden requerir salvaguardias adicionales.</w:t>
       </w:r>
     </w:p>
-    <w:bookmarkEnd w:id="55"/>
-    <w:bookmarkStart w:id="56" w:name="cómo-mide-una-salvaguardia"/>
+    <w:bookmarkEnd w:id="56"/>
+    <w:bookmarkStart w:id="57" w:name="cómo-mide-una-salvaguardia"/>
     <w:p>
       <w:pPr>
         <w:pStyle w:val="Heading2"/>
@@ -14875,8 +15745,8 @@
         <w:t xml:space="preserve">Utilizar criterios oficiales, dependencias, hipótesis, aportaciones completas, operaciones definidas, medidas, métricas, revisión de procedimientos, excepciones y pruebas.</w:t>
       </w:r>
     </w:p>
-    <w:bookmarkEnd w:id="56"/>
-    <w:bookmarkStart w:id="57" w:name="por-qué-son-importantes-los-inventarios"/>
+    <w:bookmarkEnd w:id="57"/>
+    <w:bookmarkStart w:id="58" w:name="por-qué-son-importantes-los-inventarios"/>
     <w:p>
       <w:pPr>
         <w:pStyle w:val="Heading2"/>
@@ -14893,8 +15763,8 @@
         <w:t xml:space="preserve">Definen a las poblaciones que deben cubrir los controles de configuración, vulnerabilidad, registro, recuperación y respuesta.</w:t>
       </w:r>
     </w:p>
-    <w:bookmarkEnd w:id="57"/>
-    <w:bookmarkStart w:id="58" w:name="X0178e2ad2964cbab3c805028646c475c824a062"/>
+    <w:bookmarkEnd w:id="58"/>
+    <w:bookmarkStart w:id="59" w:name="X0178e2ad2964cbab3c805028646c475c824a062"/>
     <w:p>
       <w:pPr>
         <w:pStyle w:val="Heading2"/>
@@ -14911,8 +15781,8 @@
         <w:t xml:space="preserve">Un escaneo identifica principalmente debilidades conocidas; la prueba de penetración utiliza el análisis humano calificado y la explotación controlada para evaluar el impacto y la resiliencia.</w:t>
       </w:r>
     </w:p>
-    <w:bookmarkEnd w:id="58"/>
-    <w:bookmarkStart w:id="59" w:name="X2a3d8d973bfa0b5ed7501efb90ac72ec1b0ecc0"/>
+    <w:bookmarkEnd w:id="59"/>
+    <w:bookmarkStart w:id="60" w:name="X2a3d8d973bfa0b5ed7501efb90ac72ec1b0ecc0"/>
     <w:p>
       <w:pPr>
         <w:pStyle w:val="Heading2"/>
@@ -14929,8 +15799,8 @@
         <w:t xml:space="preserve">No. Identifica las relaciones, pero la organización debe probar el requisito y la evidencia exacta aplicable.</w:t>
       </w:r>
     </w:p>
-    <w:bookmarkEnd w:id="59"/>
-    <w:bookmarkStart w:id="60" w:name="qué-puede-concluir-un-analista-junior"/>
+    <w:bookmarkEnd w:id="60"/>
+    <w:bookmarkStart w:id="61" w:name="qué-puede-concluir-un-analista-junior"/>
     <w:p>
       <w:pPr>
         <w:pStyle w:val="Heading2"/>
@@ -14947,8 +15817,8 @@
         <w:t xml:space="preserve">Sólo lo que el alcance definido y el soporte de evidencia confiable, con muestreo y limitaciones claramente reveladas.</w:t>
       </w:r>
     </w:p>
-    <w:bookmarkEnd w:id="60"/>
-    <w:bookmarkStart w:id="61" w:name="preguntas-para-hacer-al-empleador"/>
+    <w:bookmarkEnd w:id="61"/>
+    <w:bookmarkStart w:id="62" w:name="preguntas-para-hacer-al-empleador"/>
     <w:p>
       <w:pPr>
         <w:pStyle w:val="Heading2"/>
@@ -15013,9 +15883,9 @@
         <w:t xml:space="preserve">¿Cómo revisará el trabajo de los funcionarios superiores?</w:t>
       </w:r>
     </w:p>
-    <w:bookmarkEnd w:id="61"/>
     <w:bookmarkEnd w:id="62"/>
-    <w:bookmarkStart w:id="72" w:name="plantillas-glosario-índice-y-referencias"/>
+    <w:bookmarkEnd w:id="63"/>
+    <w:bookmarkStart w:id="73" w:name="plantillas-glosario-índice-y-referencias"/>
     <w:p>
       <w:pPr>
         <w:pStyle w:val="Heading1"/>
@@ -15036,7 +15906,7 @@
         <w:t xml:space="preserve">Estructuras de trabajo reutilizables, términos importantes y puntos de partida autorizados.*</w:t>
       </w:r>
     </w:p>
-    <w:bookmarkStart w:id="63" w:name="Xd4c618b42330dd735bc1630c0214b43162c8346"/>
+    <w:bookmarkStart w:id="64" w:name="Xd4c618b42330dd735bc1630c0214b43162c8346"/>
     <w:p>
       <w:pPr>
         <w:pStyle w:val="Heading2"/>
@@ -15173,8 +16043,8 @@
         <w:t xml:space="preserve">La acción, el dueño, la fecha y la prueba de la vida</w:t>
       </w:r>
     </w:p>
-    <w:bookmarkEnd w:id="63"/>
-    <w:bookmarkStart w:id="64" w:name="registro-de-hallazgos-y-nuevas-pruebas"/>
+    <w:bookmarkEnd w:id="64"/>
+    <w:bookmarkStart w:id="65" w:name="registro-de-hallazgos-y-nuevas-pruebas"/>
     <w:p>
       <w:pPr>
         <w:pStyle w:val="Heading2"/>
@@ -15281,8 +16151,8 @@
         <w:t xml:space="preserve">Resultado final de la vida útil</w:t>
       </w:r>
     </w:p>
-    <w:bookmarkEnd w:id="64"/>
-    <w:bookmarkStart w:id="65" w:name="glosario"/>
+    <w:bookmarkEnd w:id="65"/>
+    <w:bookmarkStart w:id="66" w:name="glosario"/>
     <w:p>
       <w:pPr>
         <w:pStyle w:val="Heading2"/>
@@ -15383,8 +16253,8 @@
         <w:t xml:space="preserve">Función de seguridad permanente ← Govern, Identificar, Proteger, Detectar, Responder o Recuperar la cartografía.</w:t>
       </w:r>
     </w:p>
-    <w:bookmarkEnd w:id="65"/>
-    <w:bookmarkStart w:id="66" w:name="índice-de-asunto"/>
+    <w:bookmarkEnd w:id="66"/>
+    <w:bookmarkStart w:id="67" w:name="índice-de-asunto"/>
     <w:p>
       <w:pPr>
         <w:pStyle w:val="Heading2"/>
@@ -15521,8 +16391,8 @@
         <w:t xml:space="preserve">TEN TERRITORIO DE Vulnerabilidad ANTE LAS 12</w:t>
       </w:r>
     </w:p>
-    <w:bookmarkEnd w:id="66"/>
-    <w:bookmarkStart w:id="71" w:name="referencias-oficiales"/>
+    <w:bookmarkEnd w:id="67"/>
+    <w:bookmarkStart w:id="72" w:name="referencias-oficiales"/>
     <w:p>
       <w:pPr>
         <w:pStyle w:val="Heading2"/>
@@ -15543,7 +16413,7 @@
       <w:pPr>
         <w:pStyle w:val="BodyText"/>
       </w:pPr>
-      <w:hyperlink r:id="rId67">
+      <w:hyperlink r:id="rId68">
         <w:r>
           <w:rPr>
             <w:rStyle w:val="Hyperlink"/>
@@ -15559,19 +16429,6 @@
       <w:r>
         <w:t xml:space="preserve">[ ]](https://www.cisecurity.org/controls/implementation-groups)</w:t>
       </w:r>
-    </w:p>
-    <w:p>
-      <w:pPr>
-        <w:pStyle w:val="BodyText"/>
-      </w:pPr>
-      <w:hyperlink r:id="rId68">
-        <w:r>
-          <w:rPr>
-            <w:rStyle w:val="Hyperlink"/>
-          </w:rPr>
-          <w:t xml:space="preserve">Seguido</w:t>
-        </w:r>
-      </w:hyperlink>
     </w:p>
     <w:p>
       <w:pPr>
@@ -15603,6 +16460,19 @@
       <w:pPr>
         <w:pStyle w:val="BodyText"/>
       </w:pPr>
+      <w:hyperlink r:id="rId71">
+        <w:r>
+          <w:rPr>
+            <w:rStyle w:val="Hyperlink"/>
+          </w:rPr>
+          <w:t xml:space="preserve">Seguido</w:t>
+        </w:r>
+      </w:hyperlink>
+    </w:p>
+    <w:p>
+      <w:pPr>
+        <w:pStyle w:val="BodyText"/>
+      </w:pPr>
       <w:r>
         <w:t xml:space="preserve">[ ]u]CIS Controles cartografías y cumplimiento efectuados/u título](https://www.cisecurity.org/cybersecurity-tools/mapping-compliance/mapping-and-compliance-with-the-cis-controls)</w:t>
       </w:r>
@@ -15633,8 +16503,8 @@
         <w:t xml:space="preserve">Respuesta</w:t>
       </w:r>
     </w:p>
-    <w:bookmarkEnd w:id="71"/>
     <w:bookmarkEnd w:id="72"/>
+    <w:bookmarkEnd w:id="73"/>
     <w:sectPr/>
   </w:body>
 </w:document>

--- a/01-foundations/CIS_Controls_v8.1/Espanol/CIS_Critical_Security_Controls_v8.1_Practical_Manager_and_Junior_Analyst_Manual_Espanol_v1.0.docx
+++ b/01-foundations/CIS_Controls_v8.1/Espanol/CIS_Critical_Security_Controls_v8.1_Practical_Manager_and_Junior_Analyst_Manual_Espanol_v1.0.docx
@@ -10962,13 +10962,13 @@
       </w:r>
     </w:p>
     <w:bookmarkEnd w:id="43"/>
-    <w:bookmarkStart w:id="44" w:name="X70229194786b2abc2dfe755a6454a63b37ad7a9"/>
+    <w:bookmarkStart w:id="44" w:name="control-13-monitoreo-y-defensa-de-la-red"/>
     <w:p>
       <w:pPr>
         <w:pStyle w:val="Heading1"/>
       </w:pPr>
       <w:r>
-        <w:t xml:space="preserve">18. Control 13 — Network Monitoring and Defense</w:t>
+        <w:t xml:space="preserve">18. Control 13 — Monitoreo y defensa de la red</w:t>
       </w:r>
     </w:p>
     <w:p>
@@ -10980,84 +10980,20 @@
           <w:iCs/>
           <w:i/>
         </w:rPr>
-        <w:t xml:space="preserve">Todas las 11 Salvaguardias, significado claro, enfoque de verificación y evidencia de ejemplo</w:t>
-      </w:r>
-      <w:r>
-        <w:t xml:space="preserve">.</w:t>
+        <w:t xml:space="preserve">Las 11 Salvaguardas, su significado claro, el enfoque de verificación y ejemplos de evidencia.</w:t>
       </w:r>
     </w:p>
     <w:p>
       <w:pPr>
         <w:pStyle w:val="BodyText"/>
       </w:pPr>
-      <w:r>
-        <w:t xml:space="preserve">■img src=</w:t>
-      </w:r>
-      <w:r>
-        <w:t xml:space="preserve">“</w:t>
-      </w:r>
-      <w:r>
-        <w:t xml:space="preserve">media/image8.png</w:t>
-      </w:r>
-      <w:r>
-        <w:t xml:space="preserve">”</w:t>
-      </w:r>
-      <w:r>
-        <w:t xml:space="preserve"> </w:t>
-      </w:r>
-      <w:r>
-        <w:t xml:space="preserve">estilo=</w:t>
-      </w:r>
-      <w:r>
-        <w:t xml:space="preserve">“</w:t>
-      </w:r>
-      <w:r>
-        <w:t xml:space="preserve">width:6.15in;height:3.20094in</w:t>
-      </w:r>
-      <w:r>
-        <w:t xml:space="preserve">”</w:t>
-      </w:r>
-      <w:r>
-        <w:t xml:space="preserve"> </w:t>
-      </w:r>
-      <w:r>
-        <w:t xml:space="preserve">alt=</w:t>
-      </w:r>
-      <w:r>
-        <w:t xml:space="preserve">“</w:t>
-      </w:r>
-      <w:r>
-        <w:t xml:space="preserve">Contexto centralizado, detección sintonizada, investigación humana y respuesta crean defensa útil</w:t>
-      </w:r>
-      <w:r>
-        <w:t xml:space="preserve">”</w:t>
-      </w:r>
-      <w:r>
-        <w:t xml:space="preserve">.</w:t>
-      </w:r>
     </w:p>
     <w:p>
       <w:pPr>
         <w:pStyle w:val="BodyText"/>
       </w:pPr>
       <w:r>
-        <w:t xml:space="preserve">Figure 8. Monitoring-to-response workflow</w:t>
-      </w:r>
-    </w:p>
-    <w:p>
-      <w:pPr>
-        <w:pStyle w:val="BodyText"/>
-      </w:pPr>
-      <w:r>
-        <w:t xml:space="preserve">** Objetivo de control:** Fortalecer la empresa mediante la implementación y medición de salvaguardias para el monitoreo y defensa de redes. |</w:t>
-      </w:r>
-    </w:p>
-    <w:p>
-      <w:pPr>
-        <w:pStyle w:val="BodyText"/>
-      </w:pPr>
-      <w:r>
-        <w:t xml:space="preserve">|… |</w:t>
+        <w:t xml:space="preserve">Figura 8. Monitoreo y defensa de la red</w:t>
       </w:r>
     </w:p>
     <w:tbl>
@@ -11082,919 +11018,17 @@
               <w:jc w:val="left"/>
             </w:pPr>
             <w:r>
-              <w:t xml:space="preserve">****</w:t>
-            </w:r>
-          </w:p>
-        </w:tc>
-      </w:tr>
-      <w:tr>
-        <w:tc>
-          <w:tcPr/>
-          <w:p>
-            <w:pPr>
-              <w:pStyle w:val="Compact"/>
-              <w:jc w:val="left"/>
-            </w:pPr>
-            <w:r>
-              <w:t xml:space="preserve">13.1</w:t>
-            </w:r>
-          </w:p>
-        </w:tc>
-      </w:tr>
-      <w:tr>
-        <w:tc>
-          <w:tcPr/>
-          <w:p>
-            <w:pPr>
-              <w:pStyle w:val="Compact"/>
-              <w:jc w:val="left"/>
-            </w:pPr>
-            <w:r>
-              <w:t xml:space="preserve">13.2</w:t>
-            </w:r>
-          </w:p>
-        </w:tc>
-      </w:tr>
-      <w:tr>
-        <w:tc>
-          <w:tcPr/>
-          <w:p>
-            <w:pPr>
-              <w:pStyle w:val="Compact"/>
-              <w:jc w:val="left"/>
-            </w:pPr>
-            <w:r>
-              <w:t xml:space="preserve">13.3</w:t>
-            </w:r>
-          </w:p>
-        </w:tc>
-      </w:tr>
-      <w:tr>
-        <w:tc>
-          <w:tcPr/>
-          <w:p>
-            <w:pPr>
-              <w:pStyle w:val="Compact"/>
-              <w:jc w:val="left"/>
-            </w:pPr>
-            <w:r>
-              <w:t xml:space="preserve">13.4</w:t>
-            </w:r>
-          </w:p>
-        </w:tc>
-      </w:tr>
-      <w:tr>
-        <w:tc>
-          <w:tcPr/>
-          <w:p>
-            <w:pPr>
-              <w:pStyle w:val="Compact"/>
-              <w:jc w:val="left"/>
-            </w:pPr>
-            <w:r>
-              <w:t xml:space="preserve">13.5</w:t>
-            </w:r>
-          </w:p>
-        </w:tc>
-      </w:tr>
-      <w:tr>
-        <w:tc>
-          <w:tcPr/>
-          <w:p>
-            <w:pPr>
-              <w:pStyle w:val="Compact"/>
-              <w:jc w:val="left"/>
-            </w:pPr>
-            <w:r>
-              <w:t xml:space="preserve">13.6  Collect Network Traffic Flow Logs Ponga en marcha un proceso repetible, de propiedad o control técnico para recoger los Logs de flujo de tráfico de red, a continuación, verifique cobertura y excepciones. tención Confirme alcance definido, población, propiedad, implementación, frecuencia, cobertura, excepciones, corrección y retest. cobertura SIEM, detección de host/network, segmentación, mandos remotos, registros de flujo, sistemas de prevención y alerta de afinación</w:t>
-            </w:r>
-          </w:p>
-        </w:tc>
-      </w:tr>
-      <w:tr>
-        <w:tc>
-          <w:tcPr/>
-          <w:p>
-            <w:pPr>
-              <w:pStyle w:val="Compact"/>
-              <w:jc w:val="left"/>
-            </w:pPr>
-            <w:r>
-              <w:t xml:space="preserve">13.7</w:t>
-            </w:r>
-          </w:p>
-        </w:tc>
-      </w:tr>
-      <w:tr>
-        <w:tc>
-          <w:tcPr/>
-          <w:p>
-            <w:pPr>
-              <w:pStyle w:val="Compact"/>
-              <w:jc w:val="left"/>
-            </w:pPr>
-            <w:r>
-              <w:t xml:space="preserve">13.8</w:t>
-            </w:r>
-          </w:p>
-        </w:tc>
-      </w:tr>
-      <w:tr>
-        <w:tc>
-          <w:tcPr/>
-          <w:p>
-            <w:pPr>
-              <w:pStyle w:val="Compact"/>
-              <w:jc w:val="left"/>
-            </w:pPr>
-            <w:r>
-              <w:t xml:space="preserve">13.9 Ponga en marcha un proceso repetible, de propiedad o control técnico para desplegar Port-Level Access Control, a continuación, verifique cobertura y excepciones. tención Confirme alcance definido, población, propiedad, implementación, frecuencia, cobertura, excepciones, corrección y retest. cobertura SIEM, detección de host/network, segmentación, mandos remotos, registros de flujo, sistemas de prevención y alerta de afinación</w:t>
-            </w:r>
-          </w:p>
-        </w:tc>
-      </w:tr>
-      <w:tr>
-        <w:tc>
-          <w:tcPr/>
-          <w:p>
-            <w:pPr>
-              <w:pStyle w:val="Compact"/>
-              <w:jc w:val="left"/>
-            </w:pPr>
-            <w:r>
-              <w:t xml:space="preserve">13.10</w:t>
-            </w:r>
-          </w:p>
-        </w:tc>
-      </w:tr>
-      <w:tr>
-        <w:tc>
-          <w:tcPr/>
-          <w:p>
-            <w:pPr>
-              <w:pStyle w:val="Compact"/>
-              <w:jc w:val="left"/>
-            </w:pPr>
-            <w:r>
-              <w:t xml:space="preserve">13.11</w:t>
-            </w:r>
-          </w:p>
-        </w:tc>
-      </w:tr>
-    </w:tbl>
-    <w:p>
-      <w:pPr>
-        <w:pStyle w:val="BodyText"/>
-      </w:pPr>
-      <w:r>
-        <w:t xml:space="preserve">Utilice la guía oficial CIS Controls v8.1 y Evaluación de Controles Especificación para el lenguaje exacto de Salvaguardia, clase de activos, función de seguridad, Grupo de Implementación, dependencias, insumos, operaciones, medidas, métricas y revisión procesal.</w:t>
-      </w:r>
-    </w:p>
-    <w:bookmarkEnd w:id="44"/>
-    <w:bookmarkStart w:id="45" w:name="X42b99efe6a3de02b879e5b97e2145eff592e532"/>
-    <w:p>
-      <w:pPr>
-        <w:pStyle w:val="Heading1"/>
-      </w:pPr>
-      <w:r>
-        <w:t xml:space="preserve">19. Control 14 - Capacitación en conciencia de seguridad y habilidades</w:t>
-      </w:r>
-    </w:p>
-    <w:p>
-      <w:pPr>
-        <w:pStyle w:val="FirstParagraph"/>
-      </w:pPr>
-      <w:r>
-        <w:rPr>
-          <w:iCs/>
-          <w:i/>
-        </w:rPr>
-        <w:t xml:space="preserve">Las 9 Salvaguardias, significado claro, enfoque de verificación y evidencia de ejemplo</w:t>
-      </w:r>
-      <w:r>
-        <w:t xml:space="preserve">.</w:t>
-      </w:r>
-    </w:p>
-    <w:p>
-      <w:pPr>
-        <w:pStyle w:val="BodyText"/>
-      </w:pPr>
-      <w:r>
-        <w:t xml:space="preserve">** Objetivo de control:** Fortalecer la empresa mediante la aplicación y medición de las salvaguardias para la sensibilización en materia de seguridad y la capacitación en aptitudes. |</w:t>
-      </w:r>
-    </w:p>
-    <w:p>
-      <w:pPr>
-        <w:pStyle w:val="BodyText"/>
-      </w:pPr>
-      <w:r>
-        <w:t xml:space="preserve">|… |</w:t>
-      </w:r>
-    </w:p>
-    <w:tbl>
-      <w:tblPr>
-        <w:tblStyle w:val="Table"/>
-        <w:tblW w:type="pct" w:w="5000"/>
-        <w:tblLook w:firstRow="1" w:lastRow="0" w:firstColumn="0" w:lastColumn="0" w:noHBand="0" w:noVBand="0" w:val="0020"/>
-        <w:jc w:val="start"/>
-      </w:tblPr>
-      <w:tblGrid>
-        <w:gridCol w:w="7920"/>
-      </w:tblGrid>
-      <w:tr>
-        <w:trPr>
-          <w:tblHeader w:val="true"/>
-        </w:trPr>
-        <w:tc>
-          <w:tcPr/>
-          <w:p>
-            <w:pPr>
-              <w:pStyle w:val="Compact"/>
-              <w:jc w:val="left"/>
-            </w:pPr>
-            <w:r>
-              <w:t xml:space="preserve">****</w:t>
-            </w:r>
-          </w:p>
-        </w:tc>
-      </w:tr>
-      <w:tr>
-        <w:tc>
-          <w:tcPr/>
-          <w:p>
-            <w:pPr>
-              <w:pStyle w:val="Compact"/>
-              <w:jc w:val="left"/>
-            </w:pPr>
-            <w:r>
-              <w:t xml:space="preserve">TEN 14.1</w:t>
-            </w:r>
-          </w:p>
-        </w:tc>
-      </w:tr>
-      <w:tr>
-        <w:tc>
-          <w:tcPr/>
-          <w:p>
-            <w:pPr>
-              <w:pStyle w:val="Compact"/>
-              <w:jc w:val="left"/>
-            </w:pPr>
-            <w:r>
-              <w:t xml:space="preserve">14.2</w:t>
-            </w:r>
-          </w:p>
-        </w:tc>
-      </w:tr>
-      <w:tr>
-        <w:tc>
-          <w:tcPr/>
-          <w:p>
-            <w:pPr>
-              <w:pStyle w:val="Compact"/>
-              <w:jc w:val="left"/>
-            </w:pPr>
-            <w:r>
-              <w:t xml:space="preserve">TEN 14.3</w:t>
-            </w:r>
-          </w:p>
-        </w:tc>
-      </w:tr>
-      <w:tr>
-        <w:tc>
-          <w:tcPr/>
-          <w:p>
-            <w:pPr>
-              <w:pStyle w:val="Compact"/>
-              <w:jc w:val="left"/>
-            </w:pPr>
-            <w:r>
-              <w:t xml:space="preserve">14.4</w:t>
-            </w:r>
-          </w:p>
-        </w:tc>
-      </w:tr>
-      <w:tr>
-        <w:tc>
-          <w:tcPr/>
-          <w:p>
-            <w:pPr>
-              <w:pStyle w:val="Compact"/>
-              <w:jc w:val="left"/>
-            </w:pPr>
-            <w:r>
-              <w:t xml:space="preserve">14.5</w:t>
-            </w:r>
-          </w:p>
-        </w:tc>
-      </w:tr>
-      <w:tr>
-        <w:tc>
-          <w:tcPr/>
-          <w:p>
-            <w:pPr>
-              <w:pStyle w:val="Compact"/>
-              <w:jc w:val="left"/>
-            </w:pPr>
-            <w:r>
-              <w:t xml:space="preserve">14.6</w:t>
-            </w:r>
-          </w:p>
-        </w:tc>
-      </w:tr>
-      <w:tr>
-        <w:tc>
-          <w:tcPr/>
-          <w:p>
-            <w:pPr>
-              <w:pStyle w:val="Compact"/>
-              <w:jc w:val="left"/>
-            </w:pPr>
-            <w:r>
-              <w:t xml:space="preserve">14.7</w:t>
-            </w:r>
-          </w:p>
-        </w:tc>
-      </w:tr>
-      <w:tr>
-        <w:tc>
-          <w:tcPr/>
-          <w:p>
-            <w:pPr>
-              <w:pStyle w:val="Compact"/>
-              <w:jc w:val="left"/>
-            </w:pPr>
-            <w:r>
-              <w:t xml:space="preserve">TEN 14.8</w:t>
-            </w:r>
-          </w:p>
-        </w:tc>
-      </w:tr>
-      <w:tr>
-        <w:tc>
-          <w:tcPr/>
-          <w:p>
-            <w:pPr>
-              <w:pStyle w:val="Compact"/>
-              <w:jc w:val="left"/>
-            </w:pPr>
-            <w:r>
-              <w:t xml:space="preserve">TEN 14.9</w:t>
-            </w:r>
-          </w:p>
-        </w:tc>
-      </w:tr>
-    </w:tbl>
-    <w:p>
-      <w:pPr>
-        <w:pStyle w:val="BodyText"/>
-      </w:pPr>
-      <w:r>
-        <w:t xml:space="preserve">Utilice la guía oficial CIS Controls v8.1 y Evaluación de Controles Especificación para el lenguaje exacto de Salvaguardia, clase de activos, función de seguridad, Grupo de Implementación, dependencias, insumos, operaciones, medidas, métricas y revisión procesal.</w:t>
-      </w:r>
-    </w:p>
-    <w:bookmarkEnd w:id="45"/>
-    <w:bookmarkStart w:id="46" w:name="control-15-service-provider-management"/>
-    <w:p>
-      <w:pPr>
-        <w:pStyle w:val="Heading1"/>
-      </w:pPr>
-      <w:r>
-        <w:t xml:space="preserve">20. Control 15 — Service Provider Management</w:t>
-      </w:r>
-    </w:p>
-    <w:p>
-      <w:pPr>
-        <w:pStyle w:val="FirstParagraph"/>
-      </w:pPr>
-      <w:r>
-        <w:rPr>
-          <w:iCs/>
-          <w:i/>
-        </w:rPr>
-        <w:t xml:space="preserve">Las 7 Salvaguardias, significado claro, enfoque de verificación y evidencia de ejemplo</w:t>
-      </w:r>
-      <w:r>
-        <w:t xml:space="preserve">.</w:t>
-      </w:r>
-    </w:p>
-    <w:p>
-      <w:pPr>
-        <w:pStyle w:val="BodyText"/>
-      </w:pPr>
-      <w:r>
-        <w:t xml:space="preserve">** Objetivo de control:** Fortalecer la empresa mediante la aplicación y medición de las salvaguardias para la gestión de proveedores de servicios. |</w:t>
-      </w:r>
-    </w:p>
-    <w:p>
-      <w:pPr>
-        <w:pStyle w:val="BodyText"/>
-      </w:pPr>
-      <w:r>
-        <w:t xml:space="preserve">|… |</w:t>
-      </w:r>
-    </w:p>
-    <w:tbl>
-      <w:tblPr>
-        <w:tblStyle w:val="Table"/>
-        <w:tblW w:type="pct" w:w="5000"/>
-        <w:tblLook w:firstRow="1" w:lastRow="0" w:firstColumn="0" w:lastColumn="0" w:noHBand="0" w:noVBand="0" w:val="0020"/>
-        <w:jc w:val="start"/>
-      </w:tblPr>
-      <w:tblGrid>
-        <w:gridCol w:w="7920"/>
-      </w:tblGrid>
-      <w:tr>
-        <w:trPr>
-          <w:tblHeader w:val="true"/>
-        </w:trPr>
-        <w:tc>
-          <w:tcPr/>
-          <w:p>
-            <w:pPr>
-              <w:pStyle w:val="Compact"/>
-              <w:jc w:val="left"/>
-            </w:pPr>
-            <w:r>
-              <w:t xml:space="preserve">****</w:t>
-            </w:r>
-          </w:p>
-        </w:tc>
-      </w:tr>
-      <w:tr>
-        <w:tc>
-          <w:tcPr/>
-          <w:p>
-            <w:pPr>
-              <w:pStyle w:val="Compact"/>
-              <w:jc w:val="left"/>
-            </w:pPr>
-            <w:r>
-              <w:t xml:space="preserve">TEN 15.1</w:t>
-            </w:r>
-          </w:p>
-        </w:tc>
-      </w:tr>
-      <w:tr>
-        <w:tc>
-          <w:tcPr/>
-          <w:p>
-            <w:pPr>
-              <w:pStyle w:val="Compact"/>
-              <w:jc w:val="left"/>
-            </w:pPr>
-            <w:r>
-              <w:t xml:space="preserve">15.2</w:t>
-            </w:r>
-          </w:p>
-        </w:tc>
-      </w:tr>
-      <w:tr>
-        <w:tc>
-          <w:tcPr/>
-          <w:p>
-            <w:pPr>
-              <w:pStyle w:val="Compact"/>
-              <w:jc w:val="left"/>
-            </w:pPr>
-            <w:r>
-              <w:t xml:space="preserve">15.3 Ponga en marcha un proceso repetible, de propiedad o control técnico para clasificar a los proveedores de servicios, a continuación, verifique la cobertura y las excepciones. tención Confirme alcance definido, población, propiedad, implementación, frecuencia, cobertura, excepciones, corrección y retest. inventario, clasificaciones, políticas, contratos, evaluaciones, vigilancia, incidentes y pruebas de descomposición</w:t>
-            </w:r>
-          </w:p>
-        </w:tc>
-      </w:tr>
-      <w:tr>
-        <w:tc>
-          <w:tcPr/>
-          <w:p>
-            <w:pPr>
-              <w:pStyle w:val="Compact"/>
-              <w:jc w:val="left"/>
-            </w:pPr>
-            <w:r>
-              <w:t xml:space="preserve">15.4</w:t>
-            </w:r>
-          </w:p>
-        </w:tc>
-      </w:tr>
-      <w:tr>
-        <w:tc>
-          <w:tcPr/>
-          <w:p>
-            <w:pPr>
-              <w:pStyle w:val="Compact"/>
-              <w:jc w:val="left"/>
-            </w:pPr>
-            <w:r>
-              <w:t xml:space="preserve">15.5 Silenciosos Proveedores de Servicios</w:t>
-            </w:r>
-          </w:p>
-        </w:tc>
-      </w:tr>
-      <w:tr>
-        <w:tc>
-          <w:tcPr/>
-          <w:p>
-            <w:pPr>
-              <w:pStyle w:val="Compact"/>
-              <w:jc w:val="left"/>
-            </w:pPr>
-            <w:r>
-              <w:t xml:space="preserve">15.6 Poner en marcha un proceso repetible, de propiedad o control técnico para supervisar a los proveedores de servicios, verificar la cobertura y las excepciones. tención Confirme alcance definido, población, propiedad, implementación, frecuencia, cobertura, excepciones, corrección y retest. inventario, clasificaciones, políticas, contratos, evaluaciones, vigilancia, incidentes y pruebas de descomposición</w:t>
-            </w:r>
-          </w:p>
-        </w:tc>
-      </w:tr>
-      <w:tr>
-        <w:tc>
-          <w:tcPr/>
-          <w:p>
-            <w:pPr>
-              <w:pStyle w:val="Compact"/>
-              <w:jc w:val="left"/>
-            </w:pPr>
-            <w:r>
-              <w:t xml:space="preserve">15.7</w:t>
-            </w:r>
-          </w:p>
-        </w:tc>
-      </w:tr>
-    </w:tbl>
-    <w:p>
-      <w:pPr>
-        <w:pStyle w:val="BodyText"/>
-      </w:pPr>
-      <w:r>
-        <w:t xml:space="preserve">Utilice la guía oficial CIS Controls v8.1 y Evaluación de Controles Especificación para el lenguaje exacto de Salvaguardia, clase de activos, función de seguridad, Grupo de Implementación, dependencias, insumos, operaciones, medidas, métricas y revisión procesal.</w:t>
-      </w:r>
-    </w:p>
-    <w:p>
-      <w:pPr>
-        <w:pStyle w:val="BodyText"/>
-      </w:pPr>
-      <w:r>
-        <w:t xml:space="preserve">Control 16 - Seguridad del Software de Aplicación</w:t>
-      </w:r>
-    </w:p>
-    <w:p>
-      <w:pPr>
-        <w:pStyle w:val="BodyText"/>
-      </w:pPr>
-      <w:r>
-        <w:rPr>
-          <w:iCs/>
-          <w:i/>
-        </w:rPr>
-        <w:t xml:space="preserve">Todas las 14 Salvaguardias, significado claro, enfoque de verificación y evidencia de ejemplo</w:t>
-      </w:r>
-      <w:r>
-        <w:t xml:space="preserve">.</w:t>
-      </w:r>
-    </w:p>
-    <w:p>
-      <w:pPr>
-        <w:pStyle w:val="BodyText"/>
-      </w:pPr>
-      <w:r>
-        <w:t xml:space="preserve">** Objetivo de control:** Fortalecer la empresa mediante la aplicación y medición de las salvaguardias para la seguridad de los programas de aplicación. |</w:t>
-      </w:r>
-    </w:p>
-    <w:p>
-      <w:pPr>
-        <w:pStyle w:val="BodyText"/>
-      </w:pPr>
-      <w:r>
-        <w:t xml:space="preserve">|… |</w:t>
-      </w:r>
-    </w:p>
-    <w:tbl>
-      <w:tblPr>
-        <w:tblStyle w:val="Table"/>
-        <w:tblW w:type="pct" w:w="5000"/>
-        <w:tblLook w:firstRow="1" w:lastRow="0" w:firstColumn="0" w:lastColumn="0" w:noHBand="0" w:noVBand="0" w:val="0020"/>
-        <w:jc w:val="start"/>
-      </w:tblPr>
-      <w:tblGrid>
-        <w:gridCol w:w="7920"/>
-      </w:tblGrid>
-      <w:tr>
-        <w:trPr>
-          <w:tblHeader w:val="true"/>
-        </w:trPr>
-        <w:tc>
-          <w:tcPr/>
-          <w:p>
-            <w:pPr>
-              <w:pStyle w:val="Compact"/>
-              <w:jc w:val="left"/>
-            </w:pPr>
-            <w:r>
-              <w:t xml:space="preserve">****</w:t>
-            </w:r>
-          </w:p>
-        </w:tc>
-      </w:tr>
-      <w:tr>
-        <w:tc>
-          <w:tcPr/>
-          <w:p>
-            <w:pPr>
-              <w:pStyle w:val="Compact"/>
-              <w:jc w:val="left"/>
-            </w:pPr>
-            <w:r>
-              <w:t xml:space="preserve">16.1</w:t>
-            </w:r>
-          </w:p>
-        </w:tc>
-      </w:tr>
-      <w:tr>
-        <w:tc>
-          <w:tcPr/>
-          <w:p>
-            <w:pPr>
-              <w:pStyle w:val="Compact"/>
-              <w:jc w:val="left"/>
-            </w:pPr>
-            <w:r>
-              <w:t xml:space="preserve">16.2</w:t>
-            </w:r>
-          </w:p>
-        </w:tc>
-      </w:tr>
-      <w:tr>
-        <w:tc>
-          <w:tcPr/>
-          <w:p>
-            <w:pPr>
-              <w:pStyle w:val="Compact"/>
-              <w:jc w:val="left"/>
-            </w:pPr>
-            <w:r>
-              <w:t xml:space="preserve">16.3</w:t>
-            </w:r>
-          </w:p>
-        </w:tc>
-      </w:tr>
-      <w:tr>
-        <w:tc>
-          <w:tcPr/>
-          <w:p>
-            <w:pPr>
-              <w:pStyle w:val="Compact"/>
-              <w:jc w:val="left"/>
-            </w:pPr>
-            <w:r>
-              <w:t xml:space="preserve">16.4</w:t>
-            </w:r>
-          </w:p>
-        </w:tc>
-      </w:tr>
-      <w:tr>
-        <w:tc>
-          <w:tcPr/>
-          <w:p>
-            <w:pPr>
-              <w:pStyle w:val="Compact"/>
-              <w:jc w:val="left"/>
-            </w:pPr>
-            <w:r>
-              <w:t xml:space="preserve">16.5 ← Utilizar componentes de software de terceros actualizados y confiados Ponga en marcha un proceso repetible, de propiedad o control técnico para utilizar componentes de software de terceros actualizados y confiados, a continuación, verifique la cobertura y las excepciones. tención Confirme alcance definido, población, propiedad, implementación, frecuencia, cobertura, excepciones, corrección y retest. TEN seguro SDLC, proceso de divulgación, causa raíz, inventario de componentes, severidad, endurecimiento, entrenamiento, pruebas y modelos de amenaza</w:t>
-            </w:r>
-          </w:p>
-        </w:tc>
-      </w:tr>
-      <w:tr>
-        <w:tc>
-          <w:tcPr/>
-          <w:p>
-            <w:pPr>
-              <w:pStyle w:val="Compact"/>
-              <w:jc w:val="left"/>
-            </w:pPr>
-            <w:r>
-              <w:t xml:space="preserve">16.6</w:t>
-            </w:r>
-          </w:p>
-        </w:tc>
-      </w:tr>
-      <w:tr>
-        <w:tc>
-          <w:tcPr/>
-          <w:p>
-            <w:pPr>
-              <w:pStyle w:val="Compact"/>
-              <w:jc w:val="left"/>
-            </w:pPr>
-            <w:r>
-              <w:t xml:space="preserve">TEN 16.7</w:t>
-            </w:r>
-          </w:p>
-        </w:tc>
-      </w:tr>
-      <w:tr>
-        <w:tc>
-          <w:tcPr/>
-          <w:p>
-            <w:pPr>
-              <w:pStyle w:val="Compact"/>
-              <w:jc w:val="left"/>
-            </w:pPr>
-            <w:r>
-              <w:t xml:space="preserve">16.8</w:t>
-            </w:r>
-          </w:p>
-        </w:tc>
-      </w:tr>
-      <w:tr>
-        <w:tc>
-          <w:tcPr/>
-          <w:p>
-            <w:pPr>
-              <w:pStyle w:val="Compact"/>
-              <w:jc w:val="left"/>
-            </w:pPr>
-            <w:r>
-              <w:t xml:space="preserve">16.9</w:t>
-            </w:r>
-          </w:p>
-        </w:tc>
-      </w:tr>
-      <w:tr>
-        <w:tc>
-          <w:tcPr/>
-          <w:p>
-            <w:pPr>
-              <w:pStyle w:val="Compact"/>
-              <w:jc w:val="left"/>
-            </w:pPr>
-            <w:r>
-              <w:t xml:space="preserve">16.10</w:t>
-            </w:r>
-          </w:p>
-        </w:tc>
-      </w:tr>
-      <w:tr>
-        <w:tc>
-          <w:tcPr/>
-          <w:p>
-            <w:pPr>
-              <w:pStyle w:val="Compact"/>
-              <w:jc w:val="left"/>
-            </w:pPr>
-            <w:r>
-              <w:t xml:space="preserve">TEN 16.11</w:t>
-            </w:r>
-          </w:p>
-        </w:tc>
-      </w:tr>
-      <w:tr>
-        <w:tc>
-          <w:tcPr/>
-          <w:p>
-            <w:pPr>
-              <w:pStyle w:val="Compact"/>
-              <w:jc w:val="left"/>
-            </w:pPr>
-            <w:r>
-              <w:t xml:space="preserve">16.12</w:t>
-            </w:r>
-          </w:p>
-        </w:tc>
-      </w:tr>
-      <w:tr>
-        <w:tc>
-          <w:tcPr/>
-          <w:p>
-            <w:pPr>
-              <w:pStyle w:val="Compact"/>
-              <w:jc w:val="left"/>
-            </w:pPr>
-            <w:r>
-              <w:t xml:space="preserve">16.13</w:t>
-            </w:r>
-          </w:p>
-        </w:tc>
-      </w:tr>
-      <w:tr>
-        <w:tc>
-          <w:tcPr/>
-          <w:p>
-            <w:pPr>
-              <w:pStyle w:val="Compact"/>
-              <w:jc w:val="left"/>
-            </w:pPr>
-            <w:r>
-              <w:t xml:space="preserve">16.14</w:t>
-            </w:r>
-          </w:p>
-        </w:tc>
-      </w:tr>
-    </w:tbl>
-    <w:p>
-      <w:pPr>
-        <w:pStyle w:val="BodyText"/>
-      </w:pPr>
-      <w:r>
-        <w:t xml:space="preserve">Utilice la guía oficial CIS Controls v8.1 y Evaluación de Controles Especificación para el lenguaje exacto de Salvaguardia, clase de activos, función de seguridad, Grupo de Implementación, dependencias, insumos, operaciones, medidas, métricas y revisión procesal.</w:t>
-      </w:r>
-    </w:p>
-    <w:bookmarkEnd w:id="46"/>
-    <w:bookmarkStart w:id="47" w:name="X81bcab1ee2e08fb2cedbb65af68432a47fa8998"/>
-    <w:p>
-      <w:pPr>
-        <w:pStyle w:val="Heading1"/>
-      </w:pPr>
-      <w:r>
-        <w:t xml:space="preserve">22. Control 17 — Gestión de la respuesta a incidentes</w:t>
-      </w:r>
-    </w:p>
-    <w:p>
-      <w:pPr>
-        <w:pStyle w:val="FirstParagraph"/>
-      </w:pPr>
-      <w:r>
-        <w:rPr>
-          <w:iCs/>
-          <w:i/>
-        </w:rPr>
-        <w:t xml:space="preserve">Las nueve Salvaguardas, su significado en lenguaje claro, el enfoque de verificación y ejemplos de evidencia.</w:t>
-      </w:r>
-    </w:p>
-    <w:tbl>
-      <w:tblPr>
-        <w:tblStyle w:val="FigureTable"/>
-        <w:tblW w:type="auto" w:w="0"/>
-        <w:tblLook w:firstRow="0" w:lastRow="0" w:firstColumn="0" w:lastColumn="0"/>
-        <w:jc w:val="center"/>
-      </w:tblPr>
-      <w:tblGrid>
-        <w:gridCol w:w="7920"/>
-      </w:tblGrid>
-      <w:tr>
-        <w:tc>
-          <w:tcPr/>
-          <w:p>
-            <w:pPr>
-              <w:pStyle w:val="Compact"/>
-              <w:jc w:val="center"/>
-            </w:pPr>
-            <w:r>
-              <w:t xml:space="preserve">Los roles preparados, los mecanismos de reporte, la comunicación, los ejercicios y las revisiones reducen el impacto de los incidentes.</w:t>
-            </w:r>
-          </w:p>
-        </w:tc>
-      </w:tr>
-    </w:tbl>
-    <w:p>
-      <w:pPr>
-        <w:pStyle w:val="ImageCaption"/>
-      </w:pPr>
-      <w:r>
-        <w:t xml:space="preserve">Los roles preparados, los mecanismos de reporte, la comunicación, los ejercicios y las revisiones reducen el impacto de los incidentes.</w:t>
-      </w:r>
-    </w:p>
-    <w:p>
-      <w:pPr>
-        <w:pStyle w:val="BodyText"/>
-      </w:pPr>
-      <w:r>
-        <w:t xml:space="preserve">Figura 9. Preparación para la respuesta a incidentes</w:t>
-      </w:r>
-    </w:p>
-    <w:tbl>
-      <w:tblPr>
-        <w:tblStyle w:val="Table"/>
-        <w:tblW w:type="pct" w:w="5000"/>
-        <w:tblLook w:firstRow="1" w:lastRow="0" w:firstColumn="0" w:lastColumn="0" w:noHBand="0" w:noVBand="0" w:val="0020"/>
-        <w:jc w:val="start"/>
-      </w:tblPr>
-      <w:tblGrid>
-        <w:gridCol w:w="7920"/>
-      </w:tblGrid>
-      <w:tr>
-        <w:trPr>
-          <w:tblHeader w:val="true"/>
-        </w:trPr>
-        <w:tc>
-          <w:tcPr/>
-          <w:p>
-            <w:pPr>
-              <w:pStyle w:val="Compact"/>
-              <w:jc w:val="left"/>
-            </w:pPr>
-            <w:r>
               <w:rPr>
                 <w:bCs/>
                 <w:b/>
               </w:rPr>
-              <w:t xml:space="preserve">Objetivo del control:</w:t>
+              <w:t xml:space="preserve">Propósito del control:</w:t>
             </w:r>
             <w:r>
               <w:t xml:space="preserve"> </w:t>
             </w:r>
             <w:r>
-              <w:t xml:space="preserve">Fortalecer la organización mediante la implementación y medición de Salvaguardas para la gestión de la respuesta a incidentes.</w:t>
+              <w:t xml:space="preserve">Fortalecer la empresa mediante la implementación y medición de Salvaguardas para el monitoreo y la defensa de la red.</w:t>
             </w:r>
           </w:p>
         </w:tc>
@@ -12063,7 +11097,7 @@
                 <w:bCs/>
                 <w:b/>
               </w:rPr>
-              <w:t xml:space="preserve">Significado en lenguaje claro</w:t>
+              <w:t xml:space="preserve">Significado claro</w:t>
             </w:r>
           </w:p>
         </w:tc>
@@ -12109,551 +11143,675 @@
               <w:jc w:val="left"/>
             </w:pPr>
             <w:r>
-              <w:t xml:space="preserve">17.1</w:t>
-            </w:r>
-          </w:p>
-        </w:tc>
-        <w:tc>
-          <w:tcPr/>
-          <w:p>
-            <w:pPr>
-              <w:pStyle w:val="Compact"/>
-              <w:jc w:val="left"/>
-            </w:pPr>
-            <w:r>
-              <w:t xml:space="preserve">Designar al personal responsable de gestionar los incidentes</w:t>
-            </w:r>
-          </w:p>
-        </w:tc>
-        <w:tc>
-          <w:tcPr/>
-          <w:p>
-            <w:pPr>
-              <w:pStyle w:val="Compact"/>
-              <w:jc w:val="left"/>
-            </w:pPr>
-            <w:r>
-              <w:t xml:space="preserve">Implementar un proceso repetible, con un responsable definido, para designar al personal encargado de gestionar los incidentes; después, verificar su cobertura y sus excepciones.</w:t>
-            </w:r>
-          </w:p>
-        </w:tc>
-        <w:tc>
-          <w:tcPr/>
-          <w:p>
-            <w:pPr>
-              <w:pStyle w:val="Compact"/>
-              <w:jc w:val="left"/>
-            </w:pPr>
-            <w:r>
-              <w:t xml:space="preserve">Confirmar alcance, población, responsabilidad, implementación, frecuencia, cobertura, excepciones, corrección y repetición de pruebas.</w:t>
-            </w:r>
-          </w:p>
-        </w:tc>
-        <w:tc>
-          <w:tcPr/>
-          <w:p>
-            <w:pPr>
-              <w:pStyle w:val="Compact"/>
-              <w:jc w:val="left"/>
-            </w:pPr>
-            <w:r>
-              <w:t xml:space="preserve">responsables de incidentes, contactos, mecanismos de reporte, plan, roles, comunicaciones, ejercicios, revisiones y umbrales</w:t>
-            </w:r>
-          </w:p>
-        </w:tc>
-      </w:tr>
-      <w:tr>
-        <w:tc>
-          <w:tcPr/>
-          <w:p>
-            <w:pPr>
-              <w:pStyle w:val="Compact"/>
-              <w:jc w:val="left"/>
-            </w:pPr>
-            <w:r>
-              <w:t xml:space="preserve">17.2</w:t>
-            </w:r>
-          </w:p>
-        </w:tc>
-        <w:tc>
-          <w:tcPr/>
-          <w:p>
-            <w:pPr>
-              <w:pStyle w:val="Compact"/>
-              <w:jc w:val="left"/>
-            </w:pPr>
-            <w:r>
-              <w:t xml:space="preserve">Mantener información de contacto para reportar incidentes de seguridad</w:t>
-            </w:r>
-          </w:p>
-        </w:tc>
-        <w:tc>
-          <w:tcPr/>
-          <w:p>
-            <w:pPr>
-              <w:pStyle w:val="Compact"/>
-              <w:jc w:val="left"/>
-            </w:pPr>
-            <w:r>
-              <w:t xml:space="preserve">Implementar un proceso repetible, con un responsable definido, para mantener la información de contacto utilizada para reportar incidentes de seguridad; después, verificar su cobertura y sus excepciones.</w:t>
-            </w:r>
-          </w:p>
-        </w:tc>
-        <w:tc>
-          <w:tcPr/>
-          <w:p>
-            <w:pPr>
-              <w:pStyle w:val="Compact"/>
-              <w:jc w:val="left"/>
-            </w:pPr>
-            <w:r>
-              <w:t xml:space="preserve">Confirmar alcance, población, responsabilidad, implementación, frecuencia, cobertura, excepciones, corrección y repetición de pruebas.</w:t>
-            </w:r>
-          </w:p>
-        </w:tc>
-        <w:tc>
-          <w:tcPr/>
-          <w:p>
-            <w:pPr>
-              <w:pStyle w:val="Compact"/>
-              <w:jc w:val="left"/>
-            </w:pPr>
-            <w:r>
-              <w:t xml:space="preserve">responsables de incidentes, contactos, mecanismos de reporte, plan, roles, comunicaciones, ejercicios, revisiones y umbrales</w:t>
-            </w:r>
-          </w:p>
-        </w:tc>
-      </w:tr>
-      <w:tr>
-        <w:tc>
-          <w:tcPr/>
-          <w:p>
-            <w:pPr>
-              <w:pStyle w:val="Compact"/>
-              <w:jc w:val="left"/>
-            </w:pPr>
-            <w:r>
-              <w:t xml:space="preserve">17.3</w:t>
-            </w:r>
-          </w:p>
-        </w:tc>
-        <w:tc>
-          <w:tcPr/>
-          <w:p>
-            <w:pPr>
-              <w:pStyle w:val="Compact"/>
-              <w:jc w:val="left"/>
-            </w:pPr>
-            <w:r>
-              <w:t xml:space="preserve">Mantener un proceso organizacional para reportar incidentes</w:t>
-            </w:r>
-          </w:p>
-        </w:tc>
-        <w:tc>
-          <w:tcPr/>
-          <w:p>
-            <w:pPr>
-              <w:pStyle w:val="Compact"/>
-              <w:jc w:val="left"/>
-            </w:pPr>
-            <w:r>
-              <w:t xml:space="preserve">Implementar un proceso repetible, con un responsable definido, para mantener un proceso organizacional de reporte de incidentes; después, verificar su cobertura y sus excepciones.</w:t>
-            </w:r>
-          </w:p>
-        </w:tc>
-        <w:tc>
-          <w:tcPr/>
-          <w:p>
-            <w:pPr>
-              <w:pStyle w:val="Compact"/>
-              <w:jc w:val="left"/>
-            </w:pPr>
-            <w:r>
-              <w:t xml:space="preserve">Confirmar alcance, población, responsabilidad, implementación, frecuencia, cobertura, excepciones, corrección y repetición de pruebas.</w:t>
-            </w:r>
-          </w:p>
-        </w:tc>
-        <w:tc>
-          <w:tcPr/>
-          <w:p>
-            <w:pPr>
-              <w:pStyle w:val="Compact"/>
-              <w:jc w:val="left"/>
-            </w:pPr>
-            <w:r>
-              <w:t xml:space="preserve">responsables de incidentes, contactos, mecanismos de reporte, plan, roles, comunicaciones, ejercicios, revisiones y umbrales</w:t>
-            </w:r>
-          </w:p>
-        </w:tc>
-      </w:tr>
-      <w:tr>
-        <w:tc>
-          <w:tcPr/>
-          <w:p>
-            <w:pPr>
-              <w:pStyle w:val="Compact"/>
-              <w:jc w:val="left"/>
-            </w:pPr>
-            <w:r>
-              <w:t xml:space="preserve">17.4</w:t>
-            </w:r>
-          </w:p>
-        </w:tc>
-        <w:tc>
-          <w:tcPr/>
-          <w:p>
-            <w:pPr>
-              <w:pStyle w:val="Compact"/>
-              <w:jc w:val="left"/>
-            </w:pPr>
-            <w:r>
-              <w:t xml:space="preserve">Establecer y mantener un proceso de respuesta a incidentes</w:t>
-            </w:r>
-          </w:p>
-        </w:tc>
-        <w:tc>
-          <w:tcPr/>
-          <w:p>
-            <w:pPr>
-              <w:pStyle w:val="Compact"/>
-              <w:jc w:val="left"/>
-            </w:pPr>
-            <w:r>
-              <w:t xml:space="preserve">Implementar un proceso repetible, con un responsable definido, para establecer y mantener un proceso de respuesta a incidentes; después, verificar su cobertura y sus excepciones.</w:t>
-            </w:r>
-          </w:p>
-        </w:tc>
-        <w:tc>
-          <w:tcPr/>
-          <w:p>
-            <w:pPr>
-              <w:pStyle w:val="Compact"/>
-              <w:jc w:val="left"/>
-            </w:pPr>
-            <w:r>
-              <w:t xml:space="preserve">Confirmar alcance, población, responsabilidad, implementación, frecuencia, cobertura, excepciones, corrección y repetición de pruebas.</w:t>
-            </w:r>
-          </w:p>
-        </w:tc>
-        <w:tc>
-          <w:tcPr/>
-          <w:p>
-            <w:pPr>
-              <w:pStyle w:val="Compact"/>
-              <w:jc w:val="left"/>
-            </w:pPr>
-            <w:r>
-              <w:t xml:space="preserve">responsables de incidentes, contactos, mecanismos de reporte, plan, roles, comunicaciones, ejercicios, revisiones y umbrales</w:t>
-            </w:r>
-          </w:p>
-        </w:tc>
-      </w:tr>
-      <w:tr>
-        <w:tc>
-          <w:tcPr/>
-          <w:p>
-            <w:pPr>
-              <w:pStyle w:val="Compact"/>
-              <w:jc w:val="left"/>
-            </w:pPr>
-            <w:r>
-              <w:t xml:space="preserve">17.5</w:t>
-            </w:r>
-          </w:p>
-        </w:tc>
-        <w:tc>
-          <w:tcPr/>
-          <w:p>
-            <w:pPr>
-              <w:pStyle w:val="Compact"/>
-              <w:jc w:val="left"/>
-            </w:pPr>
-            <w:r>
-              <w:t xml:space="preserve">Asignar roles y responsabilidades clave</w:t>
-            </w:r>
-          </w:p>
-        </w:tc>
-        <w:tc>
-          <w:tcPr/>
-          <w:p>
-            <w:pPr>
-              <w:pStyle w:val="Compact"/>
-              <w:jc w:val="left"/>
-            </w:pPr>
-            <w:r>
-              <w:t xml:space="preserve">Implementar un proceso repetible, con un responsable definido, para asignar roles y responsabilidades clave; después, verificar su cobertura y sus excepciones.</w:t>
-            </w:r>
-          </w:p>
-        </w:tc>
-        <w:tc>
-          <w:tcPr/>
-          <w:p>
-            <w:pPr>
-              <w:pStyle w:val="Compact"/>
-              <w:jc w:val="left"/>
-            </w:pPr>
-            <w:r>
-              <w:t xml:space="preserve">Confirmar alcance, población, responsabilidad, implementación, frecuencia, cobertura, excepciones, corrección y repetición de pruebas.</w:t>
-            </w:r>
-          </w:p>
-        </w:tc>
-        <w:tc>
-          <w:tcPr/>
-          <w:p>
-            <w:pPr>
-              <w:pStyle w:val="Compact"/>
-              <w:jc w:val="left"/>
-            </w:pPr>
-            <w:r>
-              <w:t xml:space="preserve">responsables de incidentes, contactos, mecanismos de reporte, plan, roles, comunicaciones, ejercicios, revisiones y umbrales</w:t>
-            </w:r>
-          </w:p>
-        </w:tc>
-      </w:tr>
-      <w:tr>
-        <w:tc>
-          <w:tcPr/>
-          <w:p>
-            <w:pPr>
-              <w:pStyle w:val="Compact"/>
-              <w:jc w:val="left"/>
-            </w:pPr>
-            <w:r>
-              <w:t xml:space="preserve">17.6</w:t>
-            </w:r>
-          </w:p>
-        </w:tc>
-        <w:tc>
-          <w:tcPr/>
-          <w:p>
-            <w:pPr>
-              <w:pStyle w:val="Compact"/>
-              <w:jc w:val="left"/>
-            </w:pPr>
-            <w:r>
-              <w:t xml:space="preserve">Definir mecanismos de comunicación durante la respuesta a incidentes</w:t>
-            </w:r>
-          </w:p>
-        </w:tc>
-        <w:tc>
-          <w:tcPr/>
-          <w:p>
-            <w:pPr>
-              <w:pStyle w:val="Compact"/>
-              <w:jc w:val="left"/>
-            </w:pPr>
-            <w:r>
-              <w:t xml:space="preserve">Implementar un proceso repetible, con un responsable definido, para definir mecanismos de comunicación durante la respuesta a incidentes; después, verificar su cobertura y sus excepciones.</w:t>
-            </w:r>
-          </w:p>
-        </w:tc>
-        <w:tc>
-          <w:tcPr/>
-          <w:p>
-            <w:pPr>
-              <w:pStyle w:val="Compact"/>
-              <w:jc w:val="left"/>
-            </w:pPr>
-            <w:r>
-              <w:t xml:space="preserve">Confirmar alcance, población, responsabilidad, implementación, frecuencia, cobertura, excepciones, corrección y repetición de pruebas.</w:t>
-            </w:r>
-          </w:p>
-        </w:tc>
-        <w:tc>
-          <w:tcPr/>
-          <w:p>
-            <w:pPr>
-              <w:pStyle w:val="Compact"/>
-              <w:jc w:val="left"/>
-            </w:pPr>
-            <w:r>
-              <w:t xml:space="preserve">responsables de incidentes, contactos, mecanismos de reporte, plan, roles, comunicaciones, ejercicios, revisiones y umbrales</w:t>
-            </w:r>
-          </w:p>
-        </w:tc>
-      </w:tr>
-      <w:tr>
-        <w:tc>
-          <w:tcPr/>
-          <w:p>
-            <w:pPr>
-              <w:pStyle w:val="Compact"/>
-              <w:jc w:val="left"/>
-            </w:pPr>
-            <w:r>
-              <w:t xml:space="preserve">17.7</w:t>
-            </w:r>
-          </w:p>
-        </w:tc>
-        <w:tc>
-          <w:tcPr/>
-          <w:p>
-            <w:pPr>
-              <w:pStyle w:val="Compact"/>
-              <w:jc w:val="left"/>
-            </w:pPr>
-            <w:r>
-              <w:t xml:space="preserve">Realizar ejercicios periódicos de respuesta a incidentes</w:t>
-            </w:r>
-          </w:p>
-        </w:tc>
-        <w:tc>
-          <w:tcPr/>
-          <w:p>
-            <w:pPr>
-              <w:pStyle w:val="Compact"/>
-              <w:jc w:val="left"/>
-            </w:pPr>
-            <w:r>
-              <w:t xml:space="preserve">Implementar un proceso repetible, con un responsable definido, para realizar ejercicios periódicos de respuesta a incidentes; después, verificar su cobertura y sus excepciones.</w:t>
-            </w:r>
-          </w:p>
-        </w:tc>
-        <w:tc>
-          <w:tcPr/>
-          <w:p>
-            <w:pPr>
-              <w:pStyle w:val="Compact"/>
-              <w:jc w:val="left"/>
-            </w:pPr>
-            <w:r>
-              <w:t xml:space="preserve">Confirmar alcance, población, responsabilidad, implementación, frecuencia, cobertura, excepciones, corrección y repetición de pruebas.</w:t>
-            </w:r>
-          </w:p>
-        </w:tc>
-        <w:tc>
-          <w:tcPr/>
-          <w:p>
-            <w:pPr>
-              <w:pStyle w:val="Compact"/>
-              <w:jc w:val="left"/>
-            </w:pPr>
-            <w:r>
-              <w:t xml:space="preserve">responsables de incidentes, contactos, mecanismos de reporte, plan, roles, comunicaciones, ejercicios, revisiones y umbrales</w:t>
-            </w:r>
-          </w:p>
-        </w:tc>
-      </w:tr>
-      <w:tr>
-        <w:tc>
-          <w:tcPr/>
-          <w:p>
-            <w:pPr>
-              <w:pStyle w:val="Compact"/>
-              <w:jc w:val="left"/>
-            </w:pPr>
-            <w:r>
-              <w:t xml:space="preserve">17.8</w:t>
-            </w:r>
-          </w:p>
-        </w:tc>
-        <w:tc>
-          <w:tcPr/>
-          <w:p>
-            <w:pPr>
-              <w:pStyle w:val="Compact"/>
-              <w:jc w:val="left"/>
-            </w:pPr>
-            <w:r>
-              <w:t xml:space="preserve">Realizar revisiones posteriores a los incidentes</w:t>
-            </w:r>
-          </w:p>
-        </w:tc>
-        <w:tc>
-          <w:tcPr/>
-          <w:p>
-            <w:pPr>
-              <w:pStyle w:val="Compact"/>
-              <w:jc w:val="left"/>
-            </w:pPr>
-            <w:r>
-              <w:t xml:space="preserve">Implementar un proceso repetible, con un responsable definido, para realizar revisiones posteriores a los incidentes; después, verificar su cobertura y sus excepciones.</w:t>
-            </w:r>
-          </w:p>
-        </w:tc>
-        <w:tc>
-          <w:tcPr/>
-          <w:p>
-            <w:pPr>
-              <w:pStyle w:val="Compact"/>
-              <w:jc w:val="left"/>
-            </w:pPr>
-            <w:r>
-              <w:t xml:space="preserve">Confirmar alcance, población, responsabilidad, implementación, frecuencia, cobertura, excepciones, corrección y repetición de pruebas.</w:t>
-            </w:r>
-          </w:p>
-        </w:tc>
-        <w:tc>
-          <w:tcPr/>
-          <w:p>
-            <w:pPr>
-              <w:pStyle w:val="Compact"/>
-              <w:jc w:val="left"/>
-            </w:pPr>
-            <w:r>
-              <w:t xml:space="preserve">responsables de incidentes, contactos, mecanismos de reporte, plan, roles, comunicaciones, ejercicios, revisiones y umbrales</w:t>
-            </w:r>
-          </w:p>
-        </w:tc>
-      </w:tr>
-      <w:tr>
-        <w:tc>
-          <w:tcPr/>
-          <w:p>
-            <w:pPr>
-              <w:pStyle w:val="Compact"/>
-              <w:jc w:val="left"/>
-            </w:pPr>
-            <w:r>
-              <w:t xml:space="preserve">17.9</w:t>
-            </w:r>
-          </w:p>
-        </w:tc>
-        <w:tc>
-          <w:tcPr/>
-          <w:p>
-            <w:pPr>
-              <w:pStyle w:val="Compact"/>
-              <w:jc w:val="left"/>
-            </w:pPr>
-            <w:r>
-              <w:t xml:space="preserve">Establecer y mantener umbrales para los incidentes de seguridad</w:t>
-            </w:r>
-          </w:p>
-        </w:tc>
-        <w:tc>
-          <w:tcPr/>
-          <w:p>
-            <w:pPr>
-              <w:pStyle w:val="Compact"/>
-              <w:jc w:val="left"/>
-            </w:pPr>
-            <w:r>
-              <w:t xml:space="preserve">Implementar un proceso repetible, con un responsable definido, para establecer y mantener umbrales para los incidentes de seguridad; después, verificar su cobertura y sus excepciones.</w:t>
-            </w:r>
-          </w:p>
-        </w:tc>
-        <w:tc>
-          <w:tcPr/>
-          <w:p>
-            <w:pPr>
-              <w:pStyle w:val="Compact"/>
-              <w:jc w:val="left"/>
-            </w:pPr>
-            <w:r>
-              <w:t xml:space="preserve">Confirmar alcance, población, responsabilidad, implementación, frecuencia, cobertura, excepciones, corrección y repetición de pruebas.</w:t>
-            </w:r>
-          </w:p>
-        </w:tc>
-        <w:tc>
-          <w:tcPr/>
-          <w:p>
-            <w:pPr>
-              <w:pStyle w:val="Compact"/>
-              <w:jc w:val="left"/>
-            </w:pPr>
-            <w:r>
-              <w:t xml:space="preserve">responsables de incidentes, contactos, mecanismos de reporte, plan, roles, comunicaciones, ejercicios, revisiones y umbrales</w:t>
+              <w:t xml:space="preserve">13.1</w:t>
+            </w:r>
+          </w:p>
+        </w:tc>
+        <w:tc>
+          <w:tcPr/>
+          <w:p>
+            <w:pPr>
+              <w:pStyle w:val="Compact"/>
+              <w:jc w:val="left"/>
+            </w:pPr>
+            <w:r>
+              <w:t xml:space="preserve">Centralizar las alertas de eventos de seguridad</w:t>
+            </w:r>
+          </w:p>
+        </w:tc>
+        <w:tc>
+          <w:tcPr/>
+          <w:p>
+            <w:pPr>
+              <w:pStyle w:val="Compact"/>
+              <w:jc w:val="left"/>
+            </w:pPr>
+            <w:r>
+              <w:t xml:space="preserve">Consolidar alertas relevantes en una capacidad central para su análisis y respuesta.</w:t>
+            </w:r>
+          </w:p>
+        </w:tc>
+        <w:tc>
+          <w:tcPr/>
+          <w:p>
+            <w:pPr>
+              <w:pStyle w:val="Compact"/>
+              <w:jc w:val="left"/>
+            </w:pPr>
+            <w:r>
+              <w:t xml:space="preserve">Confirmar fuentes, cobertura, responsables, priorización, retención y seguimiento.</w:t>
+            </w:r>
+          </w:p>
+        </w:tc>
+        <w:tc>
+          <w:tcPr/>
+          <w:p>
+            <w:pPr>
+              <w:pStyle w:val="Compact"/>
+              <w:jc w:val="left"/>
+            </w:pPr>
+            <w:r>
+              <w:t xml:space="preserve">Inventario de fuentes, configuración SIEM, alertas, tickets y métricas.</w:t>
+            </w:r>
+          </w:p>
+        </w:tc>
+      </w:tr>
+      <w:tr>
+        <w:tc>
+          <w:tcPr/>
+          <w:p>
+            <w:pPr>
+              <w:pStyle w:val="Compact"/>
+              <w:jc w:val="left"/>
+            </w:pPr>
+            <w:r>
+              <w:t xml:space="preserve">13.2</w:t>
+            </w:r>
+          </w:p>
+        </w:tc>
+        <w:tc>
+          <w:tcPr/>
+          <w:p>
+            <w:pPr>
+              <w:pStyle w:val="Compact"/>
+              <w:jc w:val="left"/>
+            </w:pPr>
+            <w:r>
+              <w:t xml:space="preserve">Implementar una solución de detección de intrusiones basada en host</w:t>
+            </w:r>
+          </w:p>
+        </w:tc>
+        <w:tc>
+          <w:tcPr/>
+          <w:p>
+            <w:pPr>
+              <w:pStyle w:val="Compact"/>
+              <w:jc w:val="left"/>
+            </w:pPr>
+            <w:r>
+              <w:t xml:space="preserve">Detectar actividad sospechosa en activos empresariales mediante sensores administrados.</w:t>
+            </w:r>
+          </w:p>
+        </w:tc>
+        <w:tc>
+          <w:tcPr/>
+          <w:p>
+            <w:pPr>
+              <w:pStyle w:val="Compact"/>
+              <w:jc w:val="left"/>
+            </w:pPr>
+            <w:r>
+              <w:t xml:space="preserve">Verificar cobertura, estado, reglas, excepciones y respuesta.</w:t>
+            </w:r>
+          </w:p>
+        </w:tc>
+        <w:tc>
+          <w:tcPr/>
+          <w:p>
+            <w:pPr>
+              <w:pStyle w:val="Compact"/>
+              <w:jc w:val="left"/>
+            </w:pPr>
+            <w:r>
+              <w:t xml:space="preserve">Consola HIDS/EDR, inventario, políticas, alertas y tickets.</w:t>
+            </w:r>
+          </w:p>
+        </w:tc>
+      </w:tr>
+      <w:tr>
+        <w:tc>
+          <w:tcPr/>
+          <w:p>
+            <w:pPr>
+              <w:pStyle w:val="Compact"/>
+              <w:jc w:val="left"/>
+            </w:pPr>
+            <w:r>
+              <w:t xml:space="preserve">13.3</w:t>
+            </w:r>
+          </w:p>
+        </w:tc>
+        <w:tc>
+          <w:tcPr/>
+          <w:p>
+            <w:pPr>
+              <w:pStyle w:val="Compact"/>
+              <w:jc w:val="left"/>
+            </w:pPr>
+            <w:r>
+              <w:t xml:space="preserve">Implementar una solución de detección de intrusiones de red</w:t>
+            </w:r>
+          </w:p>
+        </w:tc>
+        <w:tc>
+          <w:tcPr/>
+          <w:p>
+            <w:pPr>
+              <w:pStyle w:val="Compact"/>
+              <w:jc w:val="left"/>
+            </w:pPr>
+            <w:r>
+              <w:t xml:space="preserve">Supervisar tráfico de red para identificar actividad maliciosa o anómala.</w:t>
+            </w:r>
+          </w:p>
+        </w:tc>
+        <w:tc>
+          <w:tcPr/>
+          <w:p>
+            <w:pPr>
+              <w:pStyle w:val="Compact"/>
+              <w:jc w:val="left"/>
+            </w:pPr>
+            <w:r>
+              <w:t xml:space="preserve">Revisar ubicación de sensores, cobertura, reglas, alertas y excepciones.</w:t>
+            </w:r>
+          </w:p>
+        </w:tc>
+        <w:tc>
+          <w:tcPr/>
+          <w:p>
+            <w:pPr>
+              <w:pStyle w:val="Compact"/>
+              <w:jc w:val="left"/>
+            </w:pPr>
+            <w:r>
+              <w:t xml:space="preserve">Diagramas, configuración NIDS, registros, alertas y casos.</w:t>
+            </w:r>
+          </w:p>
+        </w:tc>
+      </w:tr>
+      <w:tr>
+        <w:tc>
+          <w:tcPr/>
+          <w:p>
+            <w:pPr>
+              <w:pStyle w:val="Compact"/>
+              <w:jc w:val="left"/>
+            </w:pPr>
+            <w:r>
+              <w:t xml:space="preserve">13.4</w:t>
+            </w:r>
+          </w:p>
+        </w:tc>
+        <w:tc>
+          <w:tcPr/>
+          <w:p>
+            <w:pPr>
+              <w:pStyle w:val="Compact"/>
+              <w:jc w:val="left"/>
+            </w:pPr>
+            <w:r>
+              <w:t xml:space="preserve">Realizar filtrado de tráfico entre segmentos de red</w:t>
+            </w:r>
+          </w:p>
+        </w:tc>
+        <w:tc>
+          <w:tcPr/>
+          <w:p>
+            <w:pPr>
+              <w:pStyle w:val="Compact"/>
+              <w:jc w:val="left"/>
+            </w:pPr>
+            <w:r>
+              <w:t xml:space="preserve">Restringir comunicaciones entre segmentos conforme al riesgo y la necesidad empresarial.</w:t>
+            </w:r>
+          </w:p>
+        </w:tc>
+        <w:tc>
+          <w:tcPr/>
+          <w:p>
+            <w:pPr>
+              <w:pStyle w:val="Compact"/>
+              <w:jc w:val="left"/>
+            </w:pPr>
+            <w:r>
+              <w:t xml:space="preserve">Confirmar arquitectura, reglas, cambios, pruebas y excepciones.</w:t>
+            </w:r>
+          </w:p>
+        </w:tc>
+        <w:tc>
+          <w:tcPr/>
+          <w:p>
+            <w:pPr>
+              <w:pStyle w:val="Compact"/>
+              <w:jc w:val="left"/>
+            </w:pPr>
+            <w:r>
+              <w:t xml:space="preserve">Diagramas, reglas, resultados de pruebas y tickets de cambio.</w:t>
+            </w:r>
+          </w:p>
+        </w:tc>
+      </w:tr>
+      <w:tr>
+        <w:tc>
+          <w:tcPr/>
+          <w:p>
+            <w:pPr>
+              <w:pStyle w:val="Compact"/>
+              <w:jc w:val="left"/>
+            </w:pPr>
+            <w:r>
+              <w:t xml:space="preserve">13.5</w:t>
+            </w:r>
+          </w:p>
+        </w:tc>
+        <w:tc>
+          <w:tcPr/>
+          <w:p>
+            <w:pPr>
+              <w:pStyle w:val="Compact"/>
+              <w:jc w:val="left"/>
+            </w:pPr>
+            <w:r>
+              <w:t xml:space="preserve">Administrar el control de acceso para activos remotos</w:t>
+            </w:r>
+          </w:p>
+        </w:tc>
+        <w:tc>
+          <w:tcPr/>
+          <w:p>
+            <w:pPr>
+              <w:pStyle w:val="Compact"/>
+              <w:jc w:val="left"/>
+            </w:pPr>
+            <w:r>
+              <w:t xml:space="preserve">Aplicar controles de acceso, autenticación y monitoreo a conexiones remotas.</w:t>
+            </w:r>
+          </w:p>
+        </w:tc>
+        <w:tc>
+          <w:tcPr/>
+          <w:p>
+            <w:pPr>
+              <w:pStyle w:val="Compact"/>
+              <w:jc w:val="left"/>
+            </w:pPr>
+            <w:r>
+              <w:t xml:space="preserve">Verificar población, métodos, MFA, registros y excepciones.</w:t>
+            </w:r>
+          </w:p>
+        </w:tc>
+        <w:tc>
+          <w:tcPr/>
+          <w:p>
+            <w:pPr>
+              <w:pStyle w:val="Compact"/>
+              <w:jc w:val="left"/>
+            </w:pPr>
+            <w:r>
+              <w:t xml:space="preserve">Configuración VPN/ZTNA, inventario, registros y revisiones.</w:t>
+            </w:r>
+          </w:p>
+        </w:tc>
+      </w:tr>
+      <w:tr>
+        <w:tc>
+          <w:tcPr/>
+          <w:p>
+            <w:pPr>
+              <w:pStyle w:val="Compact"/>
+              <w:jc w:val="left"/>
+            </w:pPr>
+            <w:r>
+              <w:t xml:space="preserve">13.6</w:t>
+            </w:r>
+          </w:p>
+        </w:tc>
+        <w:tc>
+          <w:tcPr/>
+          <w:p>
+            <w:pPr>
+              <w:pStyle w:val="Compact"/>
+              <w:jc w:val="left"/>
+            </w:pPr>
+            <w:r>
+              <w:t xml:space="preserve">Recopilar registros de flujo de tráfico de red</w:t>
+            </w:r>
+          </w:p>
+        </w:tc>
+        <w:tc>
+          <w:tcPr/>
+          <w:p>
+            <w:pPr>
+              <w:pStyle w:val="Compact"/>
+              <w:jc w:val="left"/>
+            </w:pPr>
+            <w:r>
+              <w:t xml:space="preserve">Conservar telemetría de flujo suficiente para investigación y análisis.</w:t>
+            </w:r>
+          </w:p>
+        </w:tc>
+        <w:tc>
+          <w:tcPr/>
+          <w:p>
+            <w:pPr>
+              <w:pStyle w:val="Compact"/>
+              <w:jc w:val="left"/>
+            </w:pPr>
+            <w:r>
+              <w:t xml:space="preserve">Confirmar fuentes, campos, cobertura, sincronización, retención y acceso.</w:t>
+            </w:r>
+          </w:p>
+        </w:tc>
+        <w:tc>
+          <w:tcPr/>
+          <w:p>
+            <w:pPr>
+              <w:pStyle w:val="Compact"/>
+              <w:jc w:val="left"/>
+            </w:pPr>
+            <w:r>
+              <w:t xml:space="preserve">NetFlow/IPFIX, inventario de fuentes, almacenamiento y consultas.</w:t>
+            </w:r>
+          </w:p>
+        </w:tc>
+      </w:tr>
+      <w:tr>
+        <w:tc>
+          <w:tcPr/>
+          <w:p>
+            <w:pPr>
+              <w:pStyle w:val="Compact"/>
+              <w:jc w:val="left"/>
+            </w:pPr>
+            <w:r>
+              <w:t xml:space="preserve">13.7</w:t>
+            </w:r>
+          </w:p>
+        </w:tc>
+        <w:tc>
+          <w:tcPr/>
+          <w:p>
+            <w:pPr>
+              <w:pStyle w:val="Compact"/>
+              <w:jc w:val="left"/>
+            </w:pPr>
+            <w:r>
+              <w:t xml:space="preserve">Implementar una solución de prevención de intrusiones basada en host</w:t>
+            </w:r>
+          </w:p>
+        </w:tc>
+        <w:tc>
+          <w:tcPr/>
+          <w:p>
+            <w:pPr>
+              <w:pStyle w:val="Compact"/>
+              <w:jc w:val="left"/>
+            </w:pPr>
+            <w:r>
+              <w:t xml:space="preserve">Bloquear o contener actividad maliciosa en activos empresariales.</w:t>
+            </w:r>
+          </w:p>
+        </w:tc>
+        <w:tc>
+          <w:tcPr/>
+          <w:p>
+            <w:pPr>
+              <w:pStyle w:val="Compact"/>
+              <w:jc w:val="left"/>
+            </w:pPr>
+            <w:r>
+              <w:t xml:space="preserve">Verificar modo de prevención, cobertura, reglas, excepciones y eventos.</w:t>
+            </w:r>
+          </w:p>
+        </w:tc>
+        <w:tc>
+          <w:tcPr/>
+          <w:p>
+            <w:pPr>
+              <w:pStyle w:val="Compact"/>
+              <w:jc w:val="left"/>
+            </w:pPr>
+            <w:r>
+              <w:t xml:space="preserve">Configuración HIPS/EDR, eventos de bloqueo, tickets y excepciones.</w:t>
+            </w:r>
+          </w:p>
+        </w:tc>
+      </w:tr>
+      <w:tr>
+        <w:tc>
+          <w:tcPr/>
+          <w:p>
+            <w:pPr>
+              <w:pStyle w:val="Compact"/>
+              <w:jc w:val="left"/>
+            </w:pPr>
+            <w:r>
+              <w:t xml:space="preserve">13.8</w:t>
+            </w:r>
+          </w:p>
+        </w:tc>
+        <w:tc>
+          <w:tcPr/>
+          <w:p>
+            <w:pPr>
+              <w:pStyle w:val="Compact"/>
+              <w:jc w:val="left"/>
+            </w:pPr>
+            <w:r>
+              <w:t xml:space="preserve">Implementar una solución de prevención de intrusiones de red</w:t>
+            </w:r>
+          </w:p>
+        </w:tc>
+        <w:tc>
+          <w:tcPr/>
+          <w:p>
+            <w:pPr>
+              <w:pStyle w:val="Compact"/>
+              <w:jc w:val="left"/>
+            </w:pPr>
+            <w:r>
+              <w:t xml:space="preserve">Detectar y bloquear tráfico malicioso en puntos de control de red.</w:t>
+            </w:r>
+          </w:p>
+        </w:tc>
+        <w:tc>
+          <w:tcPr/>
+          <w:p>
+            <w:pPr>
+              <w:pStyle w:val="Compact"/>
+              <w:jc w:val="left"/>
+            </w:pPr>
+            <w:r>
+              <w:t xml:space="preserve">Confirmar ubicación, cobertura, políticas, pruebas y respuesta.</w:t>
+            </w:r>
+          </w:p>
+        </w:tc>
+        <w:tc>
+          <w:tcPr/>
+          <w:p>
+            <w:pPr>
+              <w:pStyle w:val="Compact"/>
+              <w:jc w:val="left"/>
+            </w:pPr>
+            <w:r>
+              <w:t xml:space="preserve">Configuración NIPS, reglas, alertas, bloqueos y métricas.</w:t>
+            </w:r>
+          </w:p>
+        </w:tc>
+      </w:tr>
+      <w:tr>
+        <w:tc>
+          <w:tcPr/>
+          <w:p>
+            <w:pPr>
+              <w:pStyle w:val="Compact"/>
+              <w:jc w:val="left"/>
+            </w:pPr>
+            <w:r>
+              <w:t xml:space="preserve">13.9</w:t>
+            </w:r>
+          </w:p>
+        </w:tc>
+        <w:tc>
+          <w:tcPr/>
+          <w:p>
+            <w:pPr>
+              <w:pStyle w:val="Compact"/>
+              <w:jc w:val="left"/>
+            </w:pPr>
+            <w:r>
+              <w:t xml:space="preserve">Implementar control de acceso a nivel de puerto</w:t>
+            </w:r>
+          </w:p>
+        </w:tc>
+        <w:tc>
+          <w:tcPr/>
+          <w:p>
+            <w:pPr>
+              <w:pStyle w:val="Compact"/>
+              <w:jc w:val="left"/>
+            </w:pPr>
+            <w:r>
+              <w:t xml:space="preserve">Restringir el acceso a la red mediante autenticación o políticas de puerto.</w:t>
+            </w:r>
+          </w:p>
+        </w:tc>
+        <w:tc>
+          <w:tcPr/>
+          <w:p>
+            <w:pPr>
+              <w:pStyle w:val="Compact"/>
+              <w:jc w:val="left"/>
+            </w:pPr>
+            <w:r>
+              <w:t xml:space="preserve">Verificar alcance, configuración, excepciones y eventos de denegación.</w:t>
+            </w:r>
+          </w:p>
+        </w:tc>
+        <w:tc>
+          <w:tcPr/>
+          <w:p>
+            <w:pPr>
+              <w:pStyle w:val="Compact"/>
+              <w:jc w:val="left"/>
+            </w:pPr>
+            <w:r>
+              <w:t xml:space="preserve">Configuración 802.1X/NAC, inventario, registros y tickets.</w:t>
+            </w:r>
+          </w:p>
+        </w:tc>
+      </w:tr>
+      <w:tr>
+        <w:tc>
+          <w:tcPr/>
+          <w:p>
+            <w:pPr>
+              <w:pStyle w:val="Compact"/>
+              <w:jc w:val="left"/>
+            </w:pPr>
+            <w:r>
+              <w:t xml:space="preserve">13.10</w:t>
+            </w:r>
+          </w:p>
+        </w:tc>
+        <w:tc>
+          <w:tcPr/>
+          <w:p>
+            <w:pPr>
+              <w:pStyle w:val="Compact"/>
+              <w:jc w:val="left"/>
+            </w:pPr>
+            <w:r>
+              <w:t xml:space="preserve">Realizar filtrado de capa de aplicación</w:t>
+            </w:r>
+          </w:p>
+        </w:tc>
+        <w:tc>
+          <w:tcPr/>
+          <w:p>
+            <w:pPr>
+              <w:pStyle w:val="Compact"/>
+              <w:jc w:val="left"/>
+            </w:pPr>
+            <w:r>
+              <w:t xml:space="preserve">Inspeccionar y controlar tráfico según aplicaciones, protocolos y riesgo.</w:t>
+            </w:r>
+          </w:p>
+        </w:tc>
+        <w:tc>
+          <w:tcPr/>
+          <w:p>
+            <w:pPr>
+              <w:pStyle w:val="Compact"/>
+              <w:jc w:val="left"/>
+            </w:pPr>
+            <w:r>
+              <w:t xml:space="preserve">Revisar políticas, cobertura, excepciones, eventos y pruebas.</w:t>
+            </w:r>
+          </w:p>
+        </w:tc>
+        <w:tc>
+          <w:tcPr/>
+          <w:p>
+            <w:pPr>
+              <w:pStyle w:val="Compact"/>
+              <w:jc w:val="left"/>
+            </w:pPr>
+            <w:r>
+              <w:t xml:space="preserve">Reglas de firewall/proxy, registros, alertas y aprobaciones.</w:t>
+            </w:r>
+          </w:p>
+        </w:tc>
+      </w:tr>
+      <w:tr>
+        <w:tc>
+          <w:tcPr/>
+          <w:p>
+            <w:pPr>
+              <w:pStyle w:val="Compact"/>
+              <w:jc w:val="left"/>
+            </w:pPr>
+            <w:r>
+              <w:t xml:space="preserve">13.11</w:t>
+            </w:r>
+          </w:p>
+        </w:tc>
+        <w:tc>
+          <w:tcPr/>
+          <w:p>
+            <w:pPr>
+              <w:pStyle w:val="Compact"/>
+              <w:jc w:val="left"/>
+            </w:pPr>
+            <w:r>
+              <w:t xml:space="preserve">Ajustar los umbrales de alerta de eventos de seguridad</w:t>
+            </w:r>
+          </w:p>
+        </w:tc>
+        <w:tc>
+          <w:tcPr/>
+          <w:p>
+            <w:pPr>
+              <w:pStyle w:val="Compact"/>
+              <w:jc w:val="left"/>
+            </w:pPr>
+            <w:r>
+              <w:t xml:space="preserve">Revisar y ajustar reglas para reducir ruido sin perder detecciones relevantes.</w:t>
+            </w:r>
+          </w:p>
+        </w:tc>
+        <w:tc>
+          <w:tcPr/>
+          <w:p>
+            <w:pPr>
+              <w:pStyle w:val="Compact"/>
+              <w:jc w:val="left"/>
+            </w:pPr>
+            <w:r>
+              <w:t xml:space="preserve">Confirmar frecuencia, responsables, métricas, cambios y validación.</w:t>
+            </w:r>
+          </w:p>
+        </w:tc>
+        <w:tc>
+          <w:tcPr/>
+          <w:p>
+            <w:pPr>
+              <w:pStyle w:val="Compact"/>
+              <w:jc w:val="left"/>
+            </w:pPr>
+            <w:r>
+              <w:t xml:space="preserve">Historial de ajustes, casos de uso, métricas y aprobaciones.</w:t>
             </w:r>
           </w:p>
         </w:tc>
@@ -12664,17 +11822,17 @@
         <w:pStyle w:val="BodyText"/>
       </w:pPr>
       <w:r>
-        <w:t xml:space="preserve">Utilice la guía oficial de CIS Controls v8.1 y la Especificación para la Evaluación de Controles para consultar el lenguaje exacto de cada Salvaguarda, la clase de activo, la función de seguridad, el Grupo de Implementación, las dependencias, las entradas, las operaciones, las medidas, las métricas y la revisión de procedimientos.</w:t>
-      </w:r>
-    </w:p>
-    <w:bookmarkEnd w:id="47"/>
-    <w:bookmarkStart w:id="48" w:name="control-18-pruebas-de-penetración"/>
+        <w:t xml:space="preserve">Utilice la guía oficial de CIS Controls v8.1 y la Especificación de Evaluación de Controles para el lenguaje exacto y los criterios de evaluación.</w:t>
+      </w:r>
+    </w:p>
+    <w:bookmarkEnd w:id="44"/>
+    <w:bookmarkStart w:id="45" w:name="X4ecc7d63aa0bffe3698d39ecd98ad6666a16b9d"/>
     <w:p>
       <w:pPr>
         <w:pStyle w:val="Heading1"/>
       </w:pPr>
       <w:r>
-        <w:t xml:space="preserve">23. Control 18 — Pruebas de penetración</w:t>
+        <w:t xml:space="preserve">19. Control 14 — Concienciación y capacitación en habilidades de seguridad</w:t>
       </w:r>
     </w:p>
     <w:p>
@@ -12686,7 +11844,7 @@
           <w:iCs/>
           <w:i/>
         </w:rPr>
-        <w:t xml:space="preserve">Las cinco Salvaguardas, su significado en lenguaje claro, el enfoque de verificación y ejemplos de evidencia.</w:t>
+        <w:t xml:space="preserve">Las 9 Salvaguardas, su significado claro, el enfoque de verificación y ejemplos de evidencia.</w:t>
       </w:r>
     </w:p>
     <w:tbl>
@@ -12715,13 +11873,13 @@
                 <w:bCs/>
                 <w:b/>
               </w:rPr>
-              <w:t xml:space="preserve">Objetivo del control:</w:t>
+              <w:t xml:space="preserve">Propósito del control:</w:t>
             </w:r>
             <w:r>
               <w:t xml:space="preserve"> </w:t>
             </w:r>
             <w:r>
-              <w:t xml:space="preserve">Fortalecer la organización mediante la implementación y medición de Salvaguardas para las pruebas de penetración.</w:t>
+              <w:t xml:space="preserve">Fortalecer la empresa mediante la implementación y medición de Salvaguardas para la concienciación y capacitación en habilidades de seguridad.</w:t>
             </w:r>
           </w:p>
         </w:tc>
@@ -12790,7 +11948,7 @@
                 <w:bCs/>
                 <w:b/>
               </w:rPr>
-              <w:t xml:space="preserve">Significado en lenguaje claro</w:t>
+              <w:t xml:space="preserve">Significado claro</w:t>
             </w:r>
           </w:p>
         </w:tc>
@@ -12836,6 +11994,3141 @@
               <w:jc w:val="left"/>
             </w:pPr>
             <w:r>
+              <w:t xml:space="preserve">14.1</w:t>
+            </w:r>
+          </w:p>
+        </w:tc>
+        <w:tc>
+          <w:tcPr/>
+          <w:p>
+            <w:pPr>
+              <w:pStyle w:val="Compact"/>
+              <w:jc w:val="left"/>
+            </w:pPr>
+            <w:r>
+              <w:t xml:space="preserve">Establecer y mantener un programa de concienciación sobre seguridad</w:t>
+            </w:r>
+          </w:p>
+        </w:tc>
+        <w:tc>
+          <w:tcPr/>
+          <w:p>
+            <w:pPr>
+              <w:pStyle w:val="Compact"/>
+              <w:jc w:val="left"/>
+            </w:pPr>
+            <w:r>
+              <w:t xml:space="preserve">Mantener un programa aprobado, periódico y basado en riesgos para toda la fuerza laboral.</w:t>
+            </w:r>
+          </w:p>
+        </w:tc>
+        <w:tc>
+          <w:tcPr/>
+          <w:p>
+            <w:pPr>
+              <w:pStyle w:val="Compact"/>
+              <w:jc w:val="left"/>
+            </w:pPr>
+            <w:r>
+              <w:t xml:space="preserve">Confirmar alcance, responsables, frecuencia, finalización, excepciones y mejora.</w:t>
+            </w:r>
+          </w:p>
+        </w:tc>
+        <w:tc>
+          <w:tcPr/>
+          <w:p>
+            <w:pPr>
+              <w:pStyle w:val="Compact"/>
+              <w:jc w:val="left"/>
+            </w:pPr>
+            <w:r>
+              <w:t xml:space="preserve">Plan, contenidos, calendario, registros de finalización y métricas.</w:t>
+            </w:r>
+          </w:p>
+        </w:tc>
+      </w:tr>
+      <w:tr>
+        <w:tc>
+          <w:tcPr/>
+          <w:p>
+            <w:pPr>
+              <w:pStyle w:val="Compact"/>
+              <w:jc w:val="left"/>
+            </w:pPr>
+            <w:r>
+              <w:t xml:space="preserve">14.2</w:t>
+            </w:r>
+          </w:p>
+        </w:tc>
+        <w:tc>
+          <w:tcPr/>
+          <w:p>
+            <w:pPr>
+              <w:pStyle w:val="Compact"/>
+              <w:jc w:val="left"/>
+            </w:pPr>
+            <w:r>
+              <w:t xml:space="preserve">Capacitar para reconocer ataques de ingeniería social</w:t>
+            </w:r>
+          </w:p>
+        </w:tc>
+        <w:tc>
+          <w:tcPr/>
+          <w:p>
+            <w:pPr>
+              <w:pStyle w:val="Compact"/>
+              <w:jc w:val="left"/>
+            </w:pPr>
+            <w:r>
+              <w:t xml:space="preserve">Enseñar a identificar y reportar phishing, suplantación y otras tácticas sociales.</w:t>
+            </w:r>
+          </w:p>
+        </w:tc>
+        <w:tc>
+          <w:tcPr/>
+          <w:p>
+            <w:pPr>
+              <w:pStyle w:val="Compact"/>
+              <w:jc w:val="left"/>
+            </w:pPr>
+            <w:r>
+              <w:t xml:space="preserve">Verificar contenidos, población, simulaciones, resultados y seguimiento.</w:t>
+            </w:r>
+          </w:p>
+        </w:tc>
+        <w:tc>
+          <w:tcPr/>
+          <w:p>
+            <w:pPr>
+              <w:pStyle w:val="Compact"/>
+              <w:jc w:val="left"/>
+            </w:pPr>
+            <w:r>
+              <w:t xml:space="preserve">Materiales, campañas, resultados, reportes y acciones correctivas.</w:t>
+            </w:r>
+          </w:p>
+        </w:tc>
+      </w:tr>
+      <w:tr>
+        <w:tc>
+          <w:tcPr/>
+          <w:p>
+            <w:pPr>
+              <w:pStyle w:val="Compact"/>
+              <w:jc w:val="left"/>
+            </w:pPr>
+            <w:r>
+              <w:t xml:space="preserve">14.3</w:t>
+            </w:r>
+          </w:p>
+        </w:tc>
+        <w:tc>
+          <w:tcPr/>
+          <w:p>
+            <w:pPr>
+              <w:pStyle w:val="Compact"/>
+              <w:jc w:val="left"/>
+            </w:pPr>
+            <w:r>
+              <w:t xml:space="preserve">Capacitar sobre mejores prácticas de autenticación</w:t>
+            </w:r>
+          </w:p>
+        </w:tc>
+        <w:tc>
+          <w:tcPr/>
+          <w:p>
+            <w:pPr>
+              <w:pStyle w:val="Compact"/>
+              <w:jc w:val="left"/>
+            </w:pPr>
+            <w:r>
+              <w:t xml:space="preserve">Explicar contraseñas, MFA, protección de credenciales y reporte de anomalías.</w:t>
+            </w:r>
+          </w:p>
+        </w:tc>
+        <w:tc>
+          <w:tcPr/>
+          <w:p>
+            <w:pPr>
+              <w:pStyle w:val="Compact"/>
+              <w:jc w:val="left"/>
+            </w:pPr>
+            <w:r>
+              <w:t xml:space="preserve">Confirmar cobertura, comprensión, frecuencia y excepciones.</w:t>
+            </w:r>
+          </w:p>
+        </w:tc>
+        <w:tc>
+          <w:tcPr/>
+          <w:p>
+            <w:pPr>
+              <w:pStyle w:val="Compact"/>
+              <w:jc w:val="left"/>
+            </w:pPr>
+            <w:r>
+              <w:t xml:space="preserve">Contenido, evaluaciones, registros y métricas.</w:t>
+            </w:r>
+          </w:p>
+        </w:tc>
+      </w:tr>
+      <w:tr>
+        <w:tc>
+          <w:tcPr/>
+          <w:p>
+            <w:pPr>
+              <w:pStyle w:val="Compact"/>
+              <w:jc w:val="left"/>
+            </w:pPr>
+            <w:r>
+              <w:t xml:space="preserve">14.4</w:t>
+            </w:r>
+          </w:p>
+        </w:tc>
+        <w:tc>
+          <w:tcPr/>
+          <w:p>
+            <w:pPr>
+              <w:pStyle w:val="Compact"/>
+              <w:jc w:val="left"/>
+            </w:pPr>
+            <w:r>
+              <w:t xml:space="preserve">Capacitar sobre mejores prácticas de manejo de datos</w:t>
+            </w:r>
+          </w:p>
+        </w:tc>
+        <w:tc>
+          <w:tcPr/>
+          <w:p>
+            <w:pPr>
+              <w:pStyle w:val="Compact"/>
+              <w:jc w:val="left"/>
+            </w:pPr>
+            <w:r>
+              <w:t xml:space="preserve">Enseñar clasificación, almacenamiento, transferencia, retención y eliminación segura.</w:t>
+            </w:r>
+          </w:p>
+        </w:tc>
+        <w:tc>
+          <w:tcPr/>
+          <w:p>
+            <w:pPr>
+              <w:pStyle w:val="Compact"/>
+              <w:jc w:val="left"/>
+            </w:pPr>
+            <w:r>
+              <w:t xml:space="preserve">Revisar alineación con políticas, población, evaluación y seguimiento.</w:t>
+            </w:r>
+          </w:p>
+        </w:tc>
+        <w:tc>
+          <w:tcPr/>
+          <w:p>
+            <w:pPr>
+              <w:pStyle w:val="Compact"/>
+              <w:jc w:val="left"/>
+            </w:pPr>
+            <w:r>
+              <w:t xml:space="preserve">Materiales, políticas, evaluaciones y registros.</w:t>
+            </w:r>
+          </w:p>
+        </w:tc>
+      </w:tr>
+      <w:tr>
+        <w:tc>
+          <w:tcPr/>
+          <w:p>
+            <w:pPr>
+              <w:pStyle w:val="Compact"/>
+              <w:jc w:val="left"/>
+            </w:pPr>
+            <w:r>
+              <w:t xml:space="preserve">14.5</w:t>
+            </w:r>
+          </w:p>
+        </w:tc>
+        <w:tc>
+          <w:tcPr/>
+          <w:p>
+            <w:pPr>
+              <w:pStyle w:val="Compact"/>
+              <w:jc w:val="left"/>
+            </w:pPr>
+            <w:r>
+              <w:t xml:space="preserve">Capacitar sobre causas de exposición involuntaria de datos</w:t>
+            </w:r>
+          </w:p>
+        </w:tc>
+        <w:tc>
+          <w:tcPr/>
+          <w:p>
+            <w:pPr>
+              <w:pStyle w:val="Compact"/>
+              <w:jc w:val="left"/>
+            </w:pPr>
+            <w:r>
+              <w:t xml:space="preserve">Explicar errores comunes y controles preventivos para reducir divulgaciones accidentales.</w:t>
+            </w:r>
+          </w:p>
+        </w:tc>
+        <w:tc>
+          <w:tcPr/>
+          <w:p>
+            <w:pPr>
+              <w:pStyle w:val="Compact"/>
+              <w:jc w:val="left"/>
+            </w:pPr>
+            <w:r>
+              <w:t xml:space="preserve">Verificar escenarios, población, evaluación y lecciones aprendidas.</w:t>
+            </w:r>
+          </w:p>
+        </w:tc>
+        <w:tc>
+          <w:tcPr/>
+          <w:p>
+            <w:pPr>
+              <w:pStyle w:val="Compact"/>
+              <w:jc w:val="left"/>
+            </w:pPr>
+            <w:r>
+              <w:t xml:space="preserve">Casos, contenidos, resultados y acciones de mejora.</w:t>
+            </w:r>
+          </w:p>
+        </w:tc>
+      </w:tr>
+      <w:tr>
+        <w:tc>
+          <w:tcPr/>
+          <w:p>
+            <w:pPr>
+              <w:pStyle w:val="Compact"/>
+              <w:jc w:val="left"/>
+            </w:pPr>
+            <w:r>
+              <w:t xml:space="preserve">14.6</w:t>
+            </w:r>
+          </w:p>
+        </w:tc>
+        <w:tc>
+          <w:tcPr/>
+          <w:p>
+            <w:pPr>
+              <w:pStyle w:val="Compact"/>
+              <w:jc w:val="left"/>
+            </w:pPr>
+            <w:r>
+              <w:t xml:space="preserve">Capacitar para reconocer y reportar incidentes de seguridad</w:t>
+            </w:r>
+          </w:p>
+        </w:tc>
+        <w:tc>
+          <w:tcPr/>
+          <w:p>
+            <w:pPr>
+              <w:pStyle w:val="Compact"/>
+              <w:jc w:val="left"/>
+            </w:pPr>
+            <w:r>
+              <w:t xml:space="preserve">Enseñar indicadores, canales de reporte y acciones iniciales.</w:t>
+            </w:r>
+          </w:p>
+        </w:tc>
+        <w:tc>
+          <w:tcPr/>
+          <w:p>
+            <w:pPr>
+              <w:pStyle w:val="Compact"/>
+              <w:jc w:val="left"/>
+            </w:pPr>
+            <w:r>
+              <w:t xml:space="preserve">Confirmar claridad, disponibilidad, pruebas y tiempos de reporte.</w:t>
+            </w:r>
+          </w:p>
+        </w:tc>
+        <w:tc>
+          <w:tcPr/>
+          <w:p>
+            <w:pPr>
+              <w:pStyle w:val="Compact"/>
+              <w:jc w:val="left"/>
+            </w:pPr>
+            <w:r>
+              <w:t xml:space="preserve">Procedimientos, ejercicios, registros y métricas.</w:t>
+            </w:r>
+          </w:p>
+        </w:tc>
+      </w:tr>
+      <w:tr>
+        <w:tc>
+          <w:tcPr/>
+          <w:p>
+            <w:pPr>
+              <w:pStyle w:val="Compact"/>
+              <w:jc w:val="left"/>
+            </w:pPr>
+            <w:r>
+              <w:t xml:space="preserve">14.7</w:t>
+            </w:r>
+          </w:p>
+        </w:tc>
+        <w:tc>
+          <w:tcPr/>
+          <w:p>
+            <w:pPr>
+              <w:pStyle w:val="Compact"/>
+              <w:jc w:val="left"/>
+            </w:pPr>
+            <w:r>
+              <w:t xml:space="preserve">Capacitar para identificar y reportar actualizaciones de seguridad faltantes</w:t>
+            </w:r>
+          </w:p>
+        </w:tc>
+        <w:tc>
+          <w:tcPr/>
+          <w:p>
+            <w:pPr>
+              <w:pStyle w:val="Compact"/>
+              <w:jc w:val="left"/>
+            </w:pPr>
+            <w:r>
+              <w:t xml:space="preserve">Enseñar a reconocer activos o aplicaciones desactualizados y reportarlos.</w:t>
+            </w:r>
+          </w:p>
+        </w:tc>
+        <w:tc>
+          <w:tcPr/>
+          <w:p>
+            <w:pPr>
+              <w:pStyle w:val="Compact"/>
+              <w:jc w:val="left"/>
+            </w:pPr>
+            <w:r>
+              <w:t xml:space="preserve">Verificar contenidos, canales, población y seguimiento.</w:t>
+            </w:r>
+          </w:p>
+        </w:tc>
+        <w:tc>
+          <w:tcPr/>
+          <w:p>
+            <w:pPr>
+              <w:pStyle w:val="Compact"/>
+              <w:jc w:val="left"/>
+            </w:pPr>
+            <w:r>
+              <w:t xml:space="preserve">Materiales, reportes, tickets y métricas.</w:t>
+            </w:r>
+          </w:p>
+        </w:tc>
+      </w:tr>
+      <w:tr>
+        <w:tc>
+          <w:tcPr/>
+          <w:p>
+            <w:pPr>
+              <w:pStyle w:val="Compact"/>
+              <w:jc w:val="left"/>
+            </w:pPr>
+            <w:r>
+              <w:t xml:space="preserve">14.8</w:t>
+            </w:r>
+          </w:p>
+        </w:tc>
+        <w:tc>
+          <w:tcPr/>
+          <w:p>
+            <w:pPr>
+              <w:pStyle w:val="Compact"/>
+              <w:jc w:val="left"/>
+            </w:pPr>
+            <w:r>
+              <w:t xml:space="preserve">Capacitar sobre los riesgos de redes inseguras</w:t>
+            </w:r>
+          </w:p>
+        </w:tc>
+        <w:tc>
+          <w:tcPr/>
+          <w:p>
+            <w:pPr>
+              <w:pStyle w:val="Compact"/>
+              <w:jc w:val="left"/>
+            </w:pPr>
+            <w:r>
+              <w:t xml:space="preserve">Explicar riesgos de redes públicas, acceso remoto y medidas de protección.</w:t>
+            </w:r>
+          </w:p>
+        </w:tc>
+        <w:tc>
+          <w:tcPr/>
+          <w:p>
+            <w:pPr>
+              <w:pStyle w:val="Compact"/>
+              <w:jc w:val="left"/>
+            </w:pPr>
+            <w:r>
+              <w:t xml:space="preserve">Confirmar cobertura, escenarios, evaluación y excepciones.</w:t>
+            </w:r>
+          </w:p>
+        </w:tc>
+        <w:tc>
+          <w:tcPr/>
+          <w:p>
+            <w:pPr>
+              <w:pStyle w:val="Compact"/>
+              <w:jc w:val="left"/>
+            </w:pPr>
+            <w:r>
+              <w:t xml:space="preserve">Contenidos, evaluaciones y registros.</w:t>
+            </w:r>
+          </w:p>
+        </w:tc>
+      </w:tr>
+      <w:tr>
+        <w:tc>
+          <w:tcPr/>
+          <w:p>
+            <w:pPr>
+              <w:pStyle w:val="Compact"/>
+              <w:jc w:val="left"/>
+            </w:pPr>
+            <w:r>
+              <w:t xml:space="preserve">14.9</w:t>
+            </w:r>
+          </w:p>
+        </w:tc>
+        <w:tc>
+          <w:tcPr/>
+          <w:p>
+            <w:pPr>
+              <w:pStyle w:val="Compact"/>
+              <w:jc w:val="left"/>
+            </w:pPr>
+            <w:r>
+              <w:t xml:space="preserve">Realizar capacitación específica por función</w:t>
+            </w:r>
+          </w:p>
+        </w:tc>
+        <w:tc>
+          <w:tcPr/>
+          <w:p>
+            <w:pPr>
+              <w:pStyle w:val="Compact"/>
+              <w:jc w:val="left"/>
+            </w:pPr>
+            <w:r>
+              <w:t xml:space="preserve">Proporcionar formación adicional según responsabilidades y exposición al riesgo.</w:t>
+            </w:r>
+          </w:p>
+        </w:tc>
+        <w:tc>
+          <w:tcPr/>
+          <w:p>
+            <w:pPr>
+              <w:pStyle w:val="Compact"/>
+              <w:jc w:val="left"/>
+            </w:pPr>
+            <w:r>
+              <w:t xml:space="preserve">Verificar perfiles, requisitos, frecuencia, finalización y eficacia.</w:t>
+            </w:r>
+          </w:p>
+        </w:tc>
+        <w:tc>
+          <w:tcPr/>
+          <w:p>
+            <w:pPr>
+              <w:pStyle w:val="Compact"/>
+              <w:jc w:val="left"/>
+            </w:pPr>
+            <w:r>
+              <w:t xml:space="preserve">Matriz de funciones, rutas formativas, registros y evaluaciones.</w:t>
+            </w:r>
+          </w:p>
+        </w:tc>
+      </w:tr>
+    </w:tbl>
+    <w:p>
+      <w:pPr>
+        <w:pStyle w:val="BodyText"/>
+      </w:pPr>
+      <w:r>
+        <w:t xml:space="preserve">Utilice la guía oficial de CIS Controls v8.1 y la Especificación de Evaluación de Controles para el lenguaje exacto y los criterios de evaluación.</w:t>
+      </w:r>
+    </w:p>
+    <w:bookmarkEnd w:id="45"/>
+    <w:bookmarkStart w:id="46" w:name="Xa048e4e27fdd744a5076bc25010520fdecc0c30"/>
+    <w:p>
+      <w:pPr>
+        <w:pStyle w:val="Heading1"/>
+      </w:pPr>
+      <w:r>
+        <w:t xml:space="preserve">20. Control 15 — Gestión de proveedores de servicios</w:t>
+      </w:r>
+    </w:p>
+    <w:p>
+      <w:pPr>
+        <w:pStyle w:val="FirstParagraph"/>
+      </w:pPr>
+      <w:r>
+        <w:rPr>
+          <w:iCs/>
+          <w:i/>
+        </w:rPr>
+        <w:t xml:space="preserve">Las 7 Salvaguardas, su significado claro, el enfoque de verificación y ejemplos de evidencia.</w:t>
+      </w:r>
+    </w:p>
+    <w:tbl>
+      <w:tblPr>
+        <w:tblStyle w:val="Table"/>
+        <w:tblW w:type="pct" w:w="5000"/>
+        <w:tblLook w:firstRow="1" w:lastRow="0" w:firstColumn="0" w:lastColumn="0" w:noHBand="0" w:noVBand="0" w:val="0020"/>
+        <w:jc w:val="start"/>
+      </w:tblPr>
+      <w:tblGrid>
+        <w:gridCol w:w="7920"/>
+      </w:tblGrid>
+      <w:tr>
+        <w:trPr>
+          <w:tblHeader w:val="true"/>
+        </w:trPr>
+        <w:tc>
+          <w:tcPr/>
+          <w:p>
+            <w:pPr>
+              <w:pStyle w:val="Compact"/>
+              <w:jc w:val="left"/>
+            </w:pPr>
+            <w:r>
+              <w:rPr>
+                <w:bCs/>
+                <w:b/>
+              </w:rPr>
+              <w:t xml:space="preserve">Propósito del control:</w:t>
+            </w:r>
+            <w:r>
+              <w:t xml:space="preserve"> </w:t>
+            </w:r>
+            <w:r>
+              <w:t xml:space="preserve">Fortalecer la empresa mediante la implementación y medición de Salvaguardas para la gestión de proveedores de servicios.</w:t>
+            </w:r>
+          </w:p>
+        </w:tc>
+      </w:tr>
+    </w:tbl>
+    <w:p/>
+    <w:tbl>
+      <w:tblPr>
+        <w:tblStyle w:val="Table"/>
+        <w:tblW w:type="pct" w:w="5000"/>
+        <w:tblLook w:firstRow="1" w:lastRow="0" w:firstColumn="0" w:lastColumn="0" w:noHBand="0" w:noVBand="0" w:val="0020"/>
+        <w:jc w:val="start"/>
+      </w:tblPr>
+      <w:tblGrid>
+        <w:gridCol w:w="1584"/>
+        <w:gridCol w:w="1584"/>
+        <w:gridCol w:w="1584"/>
+        <w:gridCol w:w="1584"/>
+        <w:gridCol w:w="1584"/>
+      </w:tblGrid>
+      <w:tr>
+        <w:trPr>
+          <w:tblHeader w:val="true"/>
+        </w:trPr>
+        <w:tc>
+          <w:tcPr/>
+          <w:p>
+            <w:pPr>
+              <w:pStyle w:val="Compact"/>
+              <w:jc w:val="left"/>
+            </w:pPr>
+            <w:r>
+              <w:rPr>
+                <w:bCs/>
+                <w:b/>
+              </w:rPr>
+              <w:t xml:space="preserve">ID</w:t>
+            </w:r>
+          </w:p>
+        </w:tc>
+        <w:tc>
+          <w:tcPr/>
+          <w:p>
+            <w:pPr>
+              <w:pStyle w:val="Compact"/>
+              <w:jc w:val="left"/>
+            </w:pPr>
+            <w:r>
+              <w:rPr>
+                <w:bCs/>
+                <w:b/>
+              </w:rPr>
+              <w:t xml:space="preserve">Salvaguarda</w:t>
+            </w:r>
+          </w:p>
+        </w:tc>
+        <w:tc>
+          <w:tcPr/>
+          <w:p>
+            <w:pPr>
+              <w:pStyle w:val="Compact"/>
+              <w:jc w:val="left"/>
+            </w:pPr>
+            <w:r>
+              <w:rPr>
+                <w:bCs/>
+                <w:b/>
+              </w:rPr>
+              <w:t xml:space="preserve">Significado claro</w:t>
+            </w:r>
+          </w:p>
+        </w:tc>
+        <w:tc>
+          <w:tcPr/>
+          <w:p>
+            <w:pPr>
+              <w:pStyle w:val="Compact"/>
+              <w:jc w:val="left"/>
+            </w:pPr>
+            <w:r>
+              <w:rPr>
+                <w:bCs/>
+                <w:b/>
+              </w:rPr>
+              <w:t xml:space="preserve">Enfoque de verificación</w:t>
+            </w:r>
+          </w:p>
+        </w:tc>
+        <w:tc>
+          <w:tcPr/>
+          <w:p>
+            <w:pPr>
+              <w:pStyle w:val="Compact"/>
+              <w:jc w:val="left"/>
+            </w:pPr>
+            <w:r>
+              <w:rPr>
+                <w:bCs/>
+                <w:b/>
+              </w:rPr>
+              <w:t xml:space="preserve">Ejemplos de evidencia</w:t>
+            </w:r>
+          </w:p>
+        </w:tc>
+      </w:tr>
+      <w:tr>
+        <w:tc>
+          <w:tcPr/>
+          <w:p>
+            <w:pPr>
+              <w:pStyle w:val="Compact"/>
+              <w:jc w:val="left"/>
+            </w:pPr>
+            <w:r>
+              <w:t xml:space="preserve">15.1</w:t>
+            </w:r>
+          </w:p>
+        </w:tc>
+        <w:tc>
+          <w:tcPr/>
+          <w:p>
+            <w:pPr>
+              <w:pStyle w:val="Compact"/>
+              <w:jc w:val="left"/>
+            </w:pPr>
+            <w:r>
+              <w:t xml:space="preserve">Establecer y mantener un inventario de proveedores de servicios</w:t>
+            </w:r>
+          </w:p>
+        </w:tc>
+        <w:tc>
+          <w:tcPr/>
+          <w:p>
+            <w:pPr>
+              <w:pStyle w:val="Compact"/>
+              <w:jc w:val="left"/>
+            </w:pPr>
+            <w:r>
+              <w:t xml:space="preserve">Mantener una población completa de proveedores, propietarios, servicios, datos y criticidad.</w:t>
+            </w:r>
+          </w:p>
+        </w:tc>
+        <w:tc>
+          <w:tcPr/>
+          <w:p>
+            <w:pPr>
+              <w:pStyle w:val="Compact"/>
+              <w:jc w:val="left"/>
+            </w:pPr>
+            <w:r>
+              <w:t xml:space="preserve">Confirmar cobertura, actualidad, responsables y conciliación.</w:t>
+            </w:r>
+          </w:p>
+        </w:tc>
+        <w:tc>
+          <w:tcPr/>
+          <w:p>
+            <w:pPr>
+              <w:pStyle w:val="Compact"/>
+              <w:jc w:val="left"/>
+            </w:pPr>
+            <w:r>
+              <w:t xml:space="preserve">Inventario, contratos, propietarios, clasificaciones y revisiones.</w:t>
+            </w:r>
+          </w:p>
+        </w:tc>
+      </w:tr>
+      <w:tr>
+        <w:tc>
+          <w:tcPr/>
+          <w:p>
+            <w:pPr>
+              <w:pStyle w:val="Compact"/>
+              <w:jc w:val="left"/>
+            </w:pPr>
+            <w:r>
+              <w:t xml:space="preserve">15.2</w:t>
+            </w:r>
+          </w:p>
+        </w:tc>
+        <w:tc>
+          <w:tcPr/>
+          <w:p>
+            <w:pPr>
+              <w:pStyle w:val="Compact"/>
+              <w:jc w:val="left"/>
+            </w:pPr>
+            <w:r>
+              <w:t xml:space="preserve">Establecer y mantener una política de gestión de proveedores de servicios</w:t>
+            </w:r>
+          </w:p>
+        </w:tc>
+        <w:tc>
+          <w:tcPr/>
+          <w:p>
+            <w:pPr>
+              <w:pStyle w:val="Compact"/>
+              <w:jc w:val="left"/>
+            </w:pPr>
+            <w:r>
+              <w:t xml:space="preserve">Definir requisitos de selección, evaluación, contratación, monitoreo y terminación.</w:t>
+            </w:r>
+          </w:p>
+        </w:tc>
+        <w:tc>
+          <w:tcPr/>
+          <w:p>
+            <w:pPr>
+              <w:pStyle w:val="Compact"/>
+              <w:jc w:val="left"/>
+            </w:pPr>
+            <w:r>
+              <w:t xml:space="preserve">Verificar aprobación, alcance, responsabilidades, revisión y aplicación.</w:t>
+            </w:r>
+          </w:p>
+        </w:tc>
+        <w:tc>
+          <w:tcPr/>
+          <w:p>
+            <w:pPr>
+              <w:pStyle w:val="Compact"/>
+              <w:jc w:val="left"/>
+            </w:pPr>
+            <w:r>
+              <w:t xml:space="preserve">Política, procedimientos, RACI y registros de revisión.</w:t>
+            </w:r>
+          </w:p>
+        </w:tc>
+      </w:tr>
+      <w:tr>
+        <w:tc>
+          <w:tcPr/>
+          <w:p>
+            <w:pPr>
+              <w:pStyle w:val="Compact"/>
+              <w:jc w:val="left"/>
+            </w:pPr>
+            <w:r>
+              <w:t xml:space="preserve">15.3</w:t>
+            </w:r>
+          </w:p>
+        </w:tc>
+        <w:tc>
+          <w:tcPr/>
+          <w:p>
+            <w:pPr>
+              <w:pStyle w:val="Compact"/>
+              <w:jc w:val="left"/>
+            </w:pPr>
+            <w:r>
+              <w:t xml:space="preserve">Clasificar a los proveedores de servicios</w:t>
+            </w:r>
+          </w:p>
+        </w:tc>
+        <w:tc>
+          <w:tcPr/>
+          <w:p>
+            <w:pPr>
+              <w:pStyle w:val="Compact"/>
+              <w:jc w:val="left"/>
+            </w:pPr>
+            <w:r>
+              <w:t xml:space="preserve">Asignar niveles de riesgo y criticidad mediante criterios documentados.</w:t>
+            </w:r>
+          </w:p>
+        </w:tc>
+        <w:tc>
+          <w:tcPr/>
+          <w:p>
+            <w:pPr>
+              <w:pStyle w:val="Compact"/>
+              <w:jc w:val="left"/>
+            </w:pPr>
+            <w:r>
+              <w:t xml:space="preserve">Confirmar metodología, datos de entrada, aprobación y actualización.</w:t>
+            </w:r>
+          </w:p>
+        </w:tc>
+        <w:tc>
+          <w:tcPr/>
+          <w:p>
+            <w:pPr>
+              <w:pStyle w:val="Compact"/>
+              <w:jc w:val="left"/>
+            </w:pPr>
+            <w:r>
+              <w:t xml:space="preserve">Metodología, evaluaciones, clasificaciones y aprobaciones.</w:t>
+            </w:r>
+          </w:p>
+        </w:tc>
+      </w:tr>
+      <w:tr>
+        <w:tc>
+          <w:tcPr/>
+          <w:p>
+            <w:pPr>
+              <w:pStyle w:val="Compact"/>
+              <w:jc w:val="left"/>
+            </w:pPr>
+            <w:r>
+              <w:t xml:space="preserve">15.4</w:t>
+            </w:r>
+          </w:p>
+        </w:tc>
+        <w:tc>
+          <w:tcPr/>
+          <w:p>
+            <w:pPr>
+              <w:pStyle w:val="Compact"/>
+              <w:jc w:val="left"/>
+            </w:pPr>
+            <w:r>
+              <w:t xml:space="preserve">Asegurar que los contratos incluyan requisitos de seguridad</w:t>
+            </w:r>
+          </w:p>
+        </w:tc>
+        <w:tc>
+          <w:tcPr/>
+          <w:p>
+            <w:pPr>
+              <w:pStyle w:val="Compact"/>
+              <w:jc w:val="left"/>
+            </w:pPr>
+            <w:r>
+              <w:t xml:space="preserve">Incorporar obligaciones proporcionales al riesgo, incluidos incidentes, auditoría y terminación.</w:t>
+            </w:r>
+          </w:p>
+        </w:tc>
+        <w:tc>
+          <w:tcPr/>
+          <w:p>
+            <w:pPr>
+              <w:pStyle w:val="Compact"/>
+              <w:jc w:val="left"/>
+            </w:pPr>
+            <w:r>
+              <w:t xml:space="preserve">Revisar cláusulas, excepciones, aprobaciones y cobertura contractual.</w:t>
+            </w:r>
+          </w:p>
+        </w:tc>
+        <w:tc>
+          <w:tcPr/>
+          <w:p>
+            <w:pPr>
+              <w:pStyle w:val="Compact"/>
+              <w:jc w:val="left"/>
+            </w:pPr>
+            <w:r>
+              <w:t xml:space="preserve">Plantillas, contratos, anexos, excepciones y revisiones legales.</w:t>
+            </w:r>
+          </w:p>
+        </w:tc>
+      </w:tr>
+      <w:tr>
+        <w:tc>
+          <w:tcPr/>
+          <w:p>
+            <w:pPr>
+              <w:pStyle w:val="Compact"/>
+              <w:jc w:val="left"/>
+            </w:pPr>
+            <w:r>
+              <w:t xml:space="preserve">15.5</w:t>
+            </w:r>
+          </w:p>
+        </w:tc>
+        <w:tc>
+          <w:tcPr/>
+          <w:p>
+            <w:pPr>
+              <w:pStyle w:val="Compact"/>
+              <w:jc w:val="left"/>
+            </w:pPr>
+            <w:r>
+              <w:t xml:space="preserve">Evaluar a los proveedores de servicios</w:t>
+            </w:r>
+          </w:p>
+        </w:tc>
+        <w:tc>
+          <w:tcPr/>
+          <w:p>
+            <w:pPr>
+              <w:pStyle w:val="Compact"/>
+              <w:jc w:val="left"/>
+            </w:pPr>
+            <w:r>
+              <w:t xml:space="preserve">Evaluar controles y riesgos antes y durante la relación.</w:t>
+            </w:r>
+          </w:p>
+        </w:tc>
+        <w:tc>
+          <w:tcPr/>
+          <w:p>
+            <w:pPr>
+              <w:pStyle w:val="Compact"/>
+              <w:jc w:val="left"/>
+            </w:pPr>
+            <w:r>
+              <w:t xml:space="preserve">Confirmar alcance, evidencia, hallazgos, planes y aceptación de riesgo.</w:t>
+            </w:r>
+          </w:p>
+        </w:tc>
+        <w:tc>
+          <w:tcPr/>
+          <w:p>
+            <w:pPr>
+              <w:pStyle w:val="Compact"/>
+              <w:jc w:val="left"/>
+            </w:pPr>
+            <w:r>
+              <w:t xml:space="preserve">Cuestionarios, informes, certificaciones, hallazgos y planes.</w:t>
+            </w:r>
+          </w:p>
+        </w:tc>
+      </w:tr>
+      <w:tr>
+        <w:tc>
+          <w:tcPr/>
+          <w:p>
+            <w:pPr>
+              <w:pStyle w:val="Compact"/>
+              <w:jc w:val="left"/>
+            </w:pPr>
+            <w:r>
+              <w:t xml:space="preserve">15.6</w:t>
+            </w:r>
+          </w:p>
+        </w:tc>
+        <w:tc>
+          <w:tcPr/>
+          <w:p>
+            <w:pPr>
+              <w:pStyle w:val="Compact"/>
+              <w:jc w:val="left"/>
+            </w:pPr>
+            <w:r>
+              <w:t xml:space="preserve">Monitorear a los proveedores de servicios</w:t>
+            </w:r>
+          </w:p>
+        </w:tc>
+        <w:tc>
+          <w:tcPr/>
+          <w:p>
+            <w:pPr>
+              <w:pStyle w:val="Compact"/>
+              <w:jc w:val="left"/>
+            </w:pPr>
+            <w:r>
+              <w:t xml:space="preserve">Supervisar cambios, desempeño, incidentes y exposición durante la relación.</w:t>
+            </w:r>
+          </w:p>
+        </w:tc>
+        <w:tc>
+          <w:tcPr/>
+          <w:p>
+            <w:pPr>
+              <w:pStyle w:val="Compact"/>
+              <w:jc w:val="left"/>
+            </w:pPr>
+            <w:r>
+              <w:t xml:space="preserve">Verificar frecuencia, fuentes, umbrales, escalamiento y seguimiento.</w:t>
+            </w:r>
+          </w:p>
+        </w:tc>
+        <w:tc>
+          <w:tcPr/>
+          <w:p>
+            <w:pPr>
+              <w:pStyle w:val="Compact"/>
+              <w:jc w:val="left"/>
+            </w:pPr>
+            <w:r>
+              <w:t xml:space="preserve">Paneles, alertas, revisiones, tickets y métricas.</w:t>
+            </w:r>
+          </w:p>
+        </w:tc>
+      </w:tr>
+      <w:tr>
+        <w:tc>
+          <w:tcPr/>
+          <w:p>
+            <w:pPr>
+              <w:pStyle w:val="Compact"/>
+              <w:jc w:val="left"/>
+            </w:pPr>
+            <w:r>
+              <w:t xml:space="preserve">15.7</w:t>
+            </w:r>
+          </w:p>
+        </w:tc>
+        <w:tc>
+          <w:tcPr/>
+          <w:p>
+            <w:pPr>
+              <w:pStyle w:val="Compact"/>
+              <w:jc w:val="left"/>
+            </w:pPr>
+            <w:r>
+              <w:t xml:space="preserve">Retirar proveedores de servicios de forma segura</w:t>
+            </w:r>
+          </w:p>
+        </w:tc>
+        <w:tc>
+          <w:tcPr/>
+          <w:p>
+            <w:pPr>
+              <w:pStyle w:val="Compact"/>
+              <w:jc w:val="left"/>
+            </w:pPr>
+            <w:r>
+              <w:t xml:space="preserve">Revocar accesos, recuperar activos, transferir o eliminar datos y cerrar obligaciones.</w:t>
+            </w:r>
+          </w:p>
+        </w:tc>
+        <w:tc>
+          <w:tcPr/>
+          <w:p>
+            <w:pPr>
+              <w:pStyle w:val="Compact"/>
+              <w:jc w:val="left"/>
+            </w:pPr>
+            <w:r>
+              <w:t xml:space="preserve">Confirmar lista de cierre, responsables, evidencia y excepciones.</w:t>
+            </w:r>
+          </w:p>
+        </w:tc>
+        <w:tc>
+          <w:tcPr/>
+          <w:p>
+            <w:pPr>
+              <w:pStyle w:val="Compact"/>
+              <w:jc w:val="left"/>
+            </w:pPr>
+            <w:r>
+              <w:t xml:space="preserve">Tickets, revocaciones, certificados, actas y aprobaciones.</w:t>
+            </w:r>
+          </w:p>
+        </w:tc>
+      </w:tr>
+    </w:tbl>
+    <w:p>
+      <w:pPr>
+        <w:pStyle w:val="BodyText"/>
+      </w:pPr>
+      <w:r>
+        <w:t xml:space="preserve">Utilice la guía oficial de CIS Controls v8.1 y la Especificación de Evaluación de Controles para el lenguaje exacto y los criterios de evaluación.</w:t>
+      </w:r>
+    </w:p>
+    <w:bookmarkEnd w:id="46"/>
+    <w:bookmarkStart w:id="47" w:name="X5e0698034c3a8368f1d805de3798727b85c54b8"/>
+    <w:p>
+      <w:pPr>
+        <w:pStyle w:val="Heading1"/>
+      </w:pPr>
+      <w:r>
+        <w:t xml:space="preserve">21. Control 16 — Seguridad del software de aplicaciones</w:t>
+      </w:r>
+    </w:p>
+    <w:p>
+      <w:pPr>
+        <w:pStyle w:val="FirstParagraph"/>
+      </w:pPr>
+      <w:r>
+        <w:rPr>
+          <w:iCs/>
+          <w:i/>
+        </w:rPr>
+        <w:t xml:space="preserve">Las 14 Salvaguardas, su significado claro, el enfoque de verificación y ejemplos de evidencia.</w:t>
+      </w:r>
+    </w:p>
+    <w:tbl>
+      <w:tblPr>
+        <w:tblStyle w:val="Table"/>
+        <w:tblW w:type="pct" w:w="5000"/>
+        <w:tblLook w:firstRow="1" w:lastRow="0" w:firstColumn="0" w:lastColumn="0" w:noHBand="0" w:noVBand="0" w:val="0020"/>
+        <w:jc w:val="start"/>
+      </w:tblPr>
+      <w:tblGrid>
+        <w:gridCol w:w="7920"/>
+      </w:tblGrid>
+      <w:tr>
+        <w:trPr>
+          <w:tblHeader w:val="true"/>
+        </w:trPr>
+        <w:tc>
+          <w:tcPr/>
+          <w:p>
+            <w:pPr>
+              <w:pStyle w:val="Compact"/>
+              <w:jc w:val="left"/>
+            </w:pPr>
+            <w:r>
+              <w:rPr>
+                <w:bCs/>
+                <w:b/>
+              </w:rPr>
+              <w:t xml:space="preserve">Propósito del control:</w:t>
+            </w:r>
+            <w:r>
+              <w:t xml:space="preserve"> </w:t>
+            </w:r>
+            <w:r>
+              <w:t xml:space="preserve">Fortalecer la empresa mediante la implementación y medición de Salvaguardas para la seguridad del software de aplicaciones.</w:t>
+            </w:r>
+          </w:p>
+        </w:tc>
+      </w:tr>
+    </w:tbl>
+    <w:p/>
+    <w:tbl>
+      <w:tblPr>
+        <w:tblStyle w:val="Table"/>
+        <w:tblW w:type="pct" w:w="5000"/>
+        <w:tblLook w:firstRow="1" w:lastRow="0" w:firstColumn="0" w:lastColumn="0" w:noHBand="0" w:noVBand="0" w:val="0020"/>
+        <w:jc w:val="start"/>
+      </w:tblPr>
+      <w:tblGrid>
+        <w:gridCol w:w="1584"/>
+        <w:gridCol w:w="1584"/>
+        <w:gridCol w:w="1584"/>
+        <w:gridCol w:w="1584"/>
+        <w:gridCol w:w="1584"/>
+      </w:tblGrid>
+      <w:tr>
+        <w:trPr>
+          <w:tblHeader w:val="true"/>
+        </w:trPr>
+        <w:tc>
+          <w:tcPr/>
+          <w:p>
+            <w:pPr>
+              <w:pStyle w:val="Compact"/>
+              <w:jc w:val="left"/>
+            </w:pPr>
+            <w:r>
+              <w:rPr>
+                <w:bCs/>
+                <w:b/>
+              </w:rPr>
+              <w:t xml:space="preserve">ID</w:t>
+            </w:r>
+          </w:p>
+        </w:tc>
+        <w:tc>
+          <w:tcPr/>
+          <w:p>
+            <w:pPr>
+              <w:pStyle w:val="Compact"/>
+              <w:jc w:val="left"/>
+            </w:pPr>
+            <w:r>
+              <w:rPr>
+                <w:bCs/>
+                <w:b/>
+              </w:rPr>
+              <w:t xml:space="preserve">Salvaguarda</w:t>
+            </w:r>
+          </w:p>
+        </w:tc>
+        <w:tc>
+          <w:tcPr/>
+          <w:p>
+            <w:pPr>
+              <w:pStyle w:val="Compact"/>
+              <w:jc w:val="left"/>
+            </w:pPr>
+            <w:r>
+              <w:rPr>
+                <w:bCs/>
+                <w:b/>
+              </w:rPr>
+              <w:t xml:space="preserve">Significado claro</w:t>
+            </w:r>
+          </w:p>
+        </w:tc>
+        <w:tc>
+          <w:tcPr/>
+          <w:p>
+            <w:pPr>
+              <w:pStyle w:val="Compact"/>
+              <w:jc w:val="left"/>
+            </w:pPr>
+            <w:r>
+              <w:rPr>
+                <w:bCs/>
+                <w:b/>
+              </w:rPr>
+              <w:t xml:space="preserve">Enfoque de verificación</w:t>
+            </w:r>
+          </w:p>
+        </w:tc>
+        <w:tc>
+          <w:tcPr/>
+          <w:p>
+            <w:pPr>
+              <w:pStyle w:val="Compact"/>
+              <w:jc w:val="left"/>
+            </w:pPr>
+            <w:r>
+              <w:rPr>
+                <w:bCs/>
+                <w:b/>
+              </w:rPr>
+              <w:t xml:space="preserve">Ejemplos de evidencia</w:t>
+            </w:r>
+          </w:p>
+        </w:tc>
+      </w:tr>
+      <w:tr>
+        <w:tc>
+          <w:tcPr/>
+          <w:p>
+            <w:pPr>
+              <w:pStyle w:val="Compact"/>
+              <w:jc w:val="left"/>
+            </w:pPr>
+            <w:r>
+              <w:t xml:space="preserve">16.1</w:t>
+            </w:r>
+          </w:p>
+        </w:tc>
+        <w:tc>
+          <w:tcPr/>
+          <w:p>
+            <w:pPr>
+              <w:pStyle w:val="Compact"/>
+              <w:jc w:val="left"/>
+            </w:pPr>
+            <w:r>
+              <w:t xml:space="preserve">Establecer y mantener un proceso seguro de desarrollo de aplicaciones</w:t>
+            </w:r>
+          </w:p>
+        </w:tc>
+        <w:tc>
+          <w:tcPr/>
+          <w:p>
+            <w:pPr>
+              <w:pStyle w:val="Compact"/>
+              <w:jc w:val="left"/>
+            </w:pPr>
+            <w:r>
+              <w:t xml:space="preserve">Integrar requisitos, responsabilidades, revisiones y controles de seguridad en el ciclo de vida.</w:t>
+            </w:r>
+          </w:p>
+        </w:tc>
+        <w:tc>
+          <w:tcPr/>
+          <w:p>
+            <w:pPr>
+              <w:pStyle w:val="Compact"/>
+              <w:jc w:val="left"/>
+            </w:pPr>
+            <w:r>
+              <w:t xml:space="preserve">Confirmar aprobación, cobertura, funciones, puertas de control y excepciones.</w:t>
+            </w:r>
+          </w:p>
+        </w:tc>
+        <w:tc>
+          <w:tcPr/>
+          <w:p>
+            <w:pPr>
+              <w:pStyle w:val="Compact"/>
+              <w:jc w:val="left"/>
+            </w:pPr>
+            <w:r>
+              <w:t xml:space="preserve">SDLC, estándares, RACI, listas de control y registros.</w:t>
+            </w:r>
+          </w:p>
+        </w:tc>
+      </w:tr>
+      <w:tr>
+        <w:tc>
+          <w:tcPr/>
+          <w:p>
+            <w:pPr>
+              <w:pStyle w:val="Compact"/>
+              <w:jc w:val="left"/>
+            </w:pPr>
+            <w:r>
+              <w:t xml:space="preserve">16.2</w:t>
+            </w:r>
+          </w:p>
+        </w:tc>
+        <w:tc>
+          <w:tcPr/>
+          <w:p>
+            <w:pPr>
+              <w:pStyle w:val="Compact"/>
+              <w:jc w:val="left"/>
+            </w:pPr>
+            <w:r>
+              <w:t xml:space="preserve">Establecer y mantener un proceso para aceptar y abordar vulnerabilidades de software</w:t>
+            </w:r>
+          </w:p>
+        </w:tc>
+        <w:tc>
+          <w:tcPr/>
+          <w:p>
+            <w:pPr>
+              <w:pStyle w:val="Compact"/>
+              <w:jc w:val="left"/>
+            </w:pPr>
+            <w:r>
+              <w:t xml:space="preserve">Recibir, priorizar, corregir y comunicar vulnerabilidades reportadas.</w:t>
+            </w:r>
+          </w:p>
+        </w:tc>
+        <w:tc>
+          <w:tcPr/>
+          <w:p>
+            <w:pPr>
+              <w:pStyle w:val="Compact"/>
+              <w:jc w:val="left"/>
+            </w:pPr>
+            <w:r>
+              <w:t xml:space="preserve">Verificar canales, SLA, propietarios, seguimiento y divulgación.</w:t>
+            </w:r>
+          </w:p>
+        </w:tc>
+        <w:tc>
+          <w:tcPr/>
+          <w:p>
+            <w:pPr>
+              <w:pStyle w:val="Compact"/>
+              <w:jc w:val="left"/>
+            </w:pPr>
+            <w:r>
+              <w:t xml:space="preserve">Política, buzón o portal, tickets, métricas y comunicaciones.</w:t>
+            </w:r>
+          </w:p>
+        </w:tc>
+      </w:tr>
+      <w:tr>
+        <w:tc>
+          <w:tcPr/>
+          <w:p>
+            <w:pPr>
+              <w:pStyle w:val="Compact"/>
+              <w:jc w:val="left"/>
+            </w:pPr>
+            <w:r>
+              <w:t xml:space="preserve">16.3</w:t>
+            </w:r>
+          </w:p>
+        </w:tc>
+        <w:tc>
+          <w:tcPr/>
+          <w:p>
+            <w:pPr>
+              <w:pStyle w:val="Compact"/>
+              <w:jc w:val="left"/>
+            </w:pPr>
+            <w:r>
+              <w:t xml:space="preserve">Realizar análisis de causa raíz de vulnerabilidades de seguridad</w:t>
+            </w:r>
+          </w:p>
+        </w:tc>
+        <w:tc>
+          <w:tcPr/>
+          <w:p>
+            <w:pPr>
+              <w:pStyle w:val="Compact"/>
+              <w:jc w:val="left"/>
+            </w:pPr>
+            <w:r>
+              <w:t xml:space="preserve">Identificar causas sistémicas y prevenir recurrencias.</w:t>
+            </w:r>
+          </w:p>
+        </w:tc>
+        <w:tc>
+          <w:tcPr/>
+          <w:p>
+            <w:pPr>
+              <w:pStyle w:val="Compact"/>
+              <w:jc w:val="left"/>
+            </w:pPr>
+            <w:r>
+              <w:t xml:space="preserve">Confirmar criterios, profundidad, acciones, propietarios y cierre.</w:t>
+            </w:r>
+          </w:p>
+        </w:tc>
+        <w:tc>
+          <w:tcPr/>
+          <w:p>
+            <w:pPr>
+              <w:pStyle w:val="Compact"/>
+              <w:jc w:val="left"/>
+            </w:pPr>
+            <w:r>
+              <w:t xml:space="preserve">Informes RCA, acciones correctivas, tickets y nuevas pruebas.</w:t>
+            </w:r>
+          </w:p>
+        </w:tc>
+      </w:tr>
+      <w:tr>
+        <w:tc>
+          <w:tcPr/>
+          <w:p>
+            <w:pPr>
+              <w:pStyle w:val="Compact"/>
+              <w:jc w:val="left"/>
+            </w:pPr>
+            <w:r>
+              <w:t xml:space="preserve">16.4</w:t>
+            </w:r>
+          </w:p>
+        </w:tc>
+        <w:tc>
+          <w:tcPr/>
+          <w:p>
+            <w:pPr>
+              <w:pStyle w:val="Compact"/>
+              <w:jc w:val="left"/>
+            </w:pPr>
+            <w:r>
+              <w:t xml:space="preserve">Establecer y administrar un inventario de componentes de software de terceros</w:t>
+            </w:r>
+          </w:p>
+        </w:tc>
+        <w:tc>
+          <w:tcPr/>
+          <w:p>
+            <w:pPr>
+              <w:pStyle w:val="Compact"/>
+              <w:jc w:val="left"/>
+            </w:pPr>
+            <w:r>
+              <w:t xml:space="preserve">Mantener componentes, versiones, dependencias, licencias y estado de soporte.</w:t>
+            </w:r>
+          </w:p>
+        </w:tc>
+        <w:tc>
+          <w:tcPr/>
+          <w:p>
+            <w:pPr>
+              <w:pStyle w:val="Compact"/>
+              <w:jc w:val="left"/>
+            </w:pPr>
+            <w:r>
+              <w:t xml:space="preserve">Verificar cobertura, actualización, propietarios y conciliación.</w:t>
+            </w:r>
+          </w:p>
+        </w:tc>
+        <w:tc>
+          <w:tcPr/>
+          <w:p>
+            <w:pPr>
+              <w:pStyle w:val="Compact"/>
+              <w:jc w:val="left"/>
+            </w:pPr>
+            <w:r>
+              <w:t xml:space="preserve">SBOM, inventarios, escaneos y registros de revisión.</w:t>
+            </w:r>
+          </w:p>
+        </w:tc>
+      </w:tr>
+      <w:tr>
+        <w:tc>
+          <w:tcPr/>
+          <w:p>
+            <w:pPr>
+              <w:pStyle w:val="Compact"/>
+              <w:jc w:val="left"/>
+            </w:pPr>
+            <w:r>
+              <w:t xml:space="preserve">16.5</w:t>
+            </w:r>
+          </w:p>
+        </w:tc>
+        <w:tc>
+          <w:tcPr/>
+          <w:p>
+            <w:pPr>
+              <w:pStyle w:val="Compact"/>
+              <w:jc w:val="left"/>
+            </w:pPr>
+            <w:r>
+              <w:t xml:space="preserve">Utilizar componentes de software de terceros actualizados y confiables</w:t>
+            </w:r>
+          </w:p>
+        </w:tc>
+        <w:tc>
+          <w:tcPr/>
+          <w:p>
+            <w:pPr>
+              <w:pStyle w:val="Compact"/>
+              <w:jc w:val="left"/>
+            </w:pPr>
+            <w:r>
+              <w:t xml:space="preserve">Seleccionar y mantener componentes compatibles, aprobados y con riesgo aceptable.</w:t>
+            </w:r>
+          </w:p>
+        </w:tc>
+        <w:tc>
+          <w:tcPr/>
+          <w:p>
+            <w:pPr>
+              <w:pStyle w:val="Compact"/>
+              <w:jc w:val="left"/>
+            </w:pPr>
+            <w:r>
+              <w:t xml:space="preserve">Confirmar criterios, versiones, fuentes, excepciones y actualización.</w:t>
+            </w:r>
+          </w:p>
+        </w:tc>
+        <w:tc>
+          <w:tcPr/>
+          <w:p>
+            <w:pPr>
+              <w:pStyle w:val="Compact"/>
+              <w:jc w:val="left"/>
+            </w:pPr>
+            <w:r>
+              <w:t xml:space="preserve">Repositorios, listas aprobadas, escaneos y excepciones.</w:t>
+            </w:r>
+          </w:p>
+        </w:tc>
+      </w:tr>
+      <w:tr>
+        <w:tc>
+          <w:tcPr/>
+          <w:p>
+            <w:pPr>
+              <w:pStyle w:val="Compact"/>
+              <w:jc w:val="left"/>
+            </w:pPr>
+            <w:r>
+              <w:t xml:space="preserve">16.6</w:t>
+            </w:r>
+          </w:p>
+        </w:tc>
+        <w:tc>
+          <w:tcPr/>
+          <w:p>
+            <w:pPr>
+              <w:pStyle w:val="Compact"/>
+              <w:jc w:val="left"/>
+            </w:pPr>
+            <w:r>
+              <w:t xml:space="preserve">Establecer y mantener un sistema de clasificación de gravedad y un proceso de tratamiento</w:t>
+            </w:r>
+          </w:p>
+        </w:tc>
+        <w:tc>
+          <w:tcPr/>
+          <w:p>
+            <w:pPr>
+              <w:pStyle w:val="Compact"/>
+              <w:jc w:val="left"/>
+            </w:pPr>
+            <w:r>
+              <w:t xml:space="preserve">Clasificar vulnerabilidades y definir plazos y acciones según riesgo.</w:t>
+            </w:r>
+          </w:p>
+        </w:tc>
+        <w:tc>
+          <w:tcPr/>
+          <w:p>
+            <w:pPr>
+              <w:pStyle w:val="Compact"/>
+              <w:jc w:val="left"/>
+            </w:pPr>
+            <w:r>
+              <w:t xml:space="preserve">Revisar metodología, SLA, excepciones, métricas y escalamiento.</w:t>
+            </w:r>
+          </w:p>
+        </w:tc>
+        <w:tc>
+          <w:tcPr/>
+          <w:p>
+            <w:pPr>
+              <w:pStyle w:val="Compact"/>
+              <w:jc w:val="left"/>
+            </w:pPr>
+            <w:r>
+              <w:t xml:space="preserve">Matriz, tickets, métricas y aprobaciones.</w:t>
+            </w:r>
+          </w:p>
+        </w:tc>
+      </w:tr>
+      <w:tr>
+        <w:tc>
+          <w:tcPr/>
+          <w:p>
+            <w:pPr>
+              <w:pStyle w:val="Compact"/>
+              <w:jc w:val="left"/>
+            </w:pPr>
+            <w:r>
+              <w:t xml:space="preserve">16.7</w:t>
+            </w:r>
+          </w:p>
+        </w:tc>
+        <w:tc>
+          <w:tcPr/>
+          <w:p>
+            <w:pPr>
+              <w:pStyle w:val="Compact"/>
+              <w:jc w:val="left"/>
+            </w:pPr>
+            <w:r>
+              <w:t xml:space="preserve">Utilizar plantillas de configuración segura para infraestructura de aplicaciones</w:t>
+            </w:r>
+          </w:p>
+        </w:tc>
+        <w:tc>
+          <w:tcPr/>
+          <w:p>
+            <w:pPr>
+              <w:pStyle w:val="Compact"/>
+              <w:jc w:val="left"/>
+            </w:pPr>
+            <w:r>
+              <w:t xml:space="preserve">Aplicar configuraciones aprobadas y repetibles a plataformas de aplicación.</w:t>
+            </w:r>
+          </w:p>
+        </w:tc>
+        <w:tc>
+          <w:tcPr/>
+          <w:p>
+            <w:pPr>
+              <w:pStyle w:val="Compact"/>
+              <w:jc w:val="left"/>
+            </w:pPr>
+            <w:r>
+              <w:t xml:space="preserve">Verificar plantillas, cobertura, desviaciones, cambios y pruebas.</w:t>
+            </w:r>
+          </w:p>
+        </w:tc>
+        <w:tc>
+          <w:tcPr/>
+          <w:p>
+            <w:pPr>
+              <w:pStyle w:val="Compact"/>
+              <w:jc w:val="left"/>
+            </w:pPr>
+            <w:r>
+              <w:t xml:space="preserve">IaC, imágenes, líneas base, resultados y tickets.</w:t>
+            </w:r>
+          </w:p>
+        </w:tc>
+      </w:tr>
+      <w:tr>
+        <w:tc>
+          <w:tcPr/>
+          <w:p>
+            <w:pPr>
+              <w:pStyle w:val="Compact"/>
+              <w:jc w:val="left"/>
+            </w:pPr>
+            <w:r>
+              <w:t xml:space="preserve">16.8</w:t>
+            </w:r>
+          </w:p>
+        </w:tc>
+        <w:tc>
+          <w:tcPr/>
+          <w:p>
+            <w:pPr>
+              <w:pStyle w:val="Compact"/>
+              <w:jc w:val="left"/>
+            </w:pPr>
+            <w:r>
+              <w:t xml:space="preserve">Separar sistemas de producción y no producción</w:t>
+            </w:r>
+          </w:p>
+        </w:tc>
+        <w:tc>
+          <w:tcPr/>
+          <w:p>
+            <w:pPr>
+              <w:pStyle w:val="Compact"/>
+              <w:jc w:val="left"/>
+            </w:pPr>
+            <w:r>
+              <w:t xml:space="preserve">Aislar entornos, datos, credenciales y accesos para reducir exposición.</w:t>
+            </w:r>
+          </w:p>
+        </w:tc>
+        <w:tc>
+          <w:tcPr/>
+          <w:p>
+            <w:pPr>
+              <w:pStyle w:val="Compact"/>
+              <w:jc w:val="left"/>
+            </w:pPr>
+            <w:r>
+              <w:t xml:space="preserve">Confirmar arquitectura, controles, excepciones y pruebas.</w:t>
+            </w:r>
+          </w:p>
+        </w:tc>
+        <w:tc>
+          <w:tcPr/>
+          <w:p>
+            <w:pPr>
+              <w:pStyle w:val="Compact"/>
+              <w:jc w:val="left"/>
+            </w:pPr>
+            <w:r>
+              <w:t xml:space="preserve">Diagramas, reglas, cuentas, resultados y aprobaciones.</w:t>
+            </w:r>
+          </w:p>
+        </w:tc>
+      </w:tr>
+      <w:tr>
+        <w:tc>
+          <w:tcPr/>
+          <w:p>
+            <w:pPr>
+              <w:pStyle w:val="Compact"/>
+              <w:jc w:val="left"/>
+            </w:pPr>
+            <w:r>
+              <w:t xml:space="preserve">16.9</w:t>
+            </w:r>
+          </w:p>
+        </w:tc>
+        <w:tc>
+          <w:tcPr/>
+          <w:p>
+            <w:pPr>
+              <w:pStyle w:val="Compact"/>
+              <w:jc w:val="left"/>
+            </w:pPr>
+            <w:r>
+              <w:t xml:space="preserve">Capacitar a desarrolladores en conceptos de desarrollo seguro</w:t>
+            </w:r>
+          </w:p>
+        </w:tc>
+        <w:tc>
+          <w:tcPr/>
+          <w:p>
+            <w:pPr>
+              <w:pStyle w:val="Compact"/>
+              <w:jc w:val="left"/>
+            </w:pPr>
+            <w:r>
+              <w:t xml:space="preserve">Proporcionar formación pertinente a tecnologías y riesgos utilizados.</w:t>
+            </w:r>
+          </w:p>
+        </w:tc>
+        <w:tc>
+          <w:tcPr/>
+          <w:p>
+            <w:pPr>
+              <w:pStyle w:val="Compact"/>
+              <w:jc w:val="left"/>
+            </w:pPr>
+            <w:r>
+              <w:t xml:space="preserve">Verificar población, contenidos, frecuencia, finalización y eficacia.</w:t>
+            </w:r>
+          </w:p>
+        </w:tc>
+        <w:tc>
+          <w:tcPr/>
+          <w:p>
+            <w:pPr>
+              <w:pStyle w:val="Compact"/>
+              <w:jc w:val="left"/>
+            </w:pPr>
+            <w:r>
+              <w:t xml:space="preserve">Rutas formativas, registros, evaluaciones y métricas.</w:t>
+            </w:r>
+          </w:p>
+        </w:tc>
+      </w:tr>
+      <w:tr>
+        <w:tc>
+          <w:tcPr/>
+          <w:p>
+            <w:pPr>
+              <w:pStyle w:val="Compact"/>
+              <w:jc w:val="left"/>
+            </w:pPr>
+            <w:r>
+              <w:t xml:space="preserve">16.10</w:t>
+            </w:r>
+          </w:p>
+        </w:tc>
+        <w:tc>
+          <w:tcPr/>
+          <w:p>
+            <w:pPr>
+              <w:pStyle w:val="Compact"/>
+              <w:jc w:val="left"/>
+            </w:pPr>
+            <w:r>
+              <w:t xml:space="preserve">Aplicar principios de diseño seguro en arquitecturas de aplicaciones</w:t>
+            </w:r>
+          </w:p>
+        </w:tc>
+        <w:tc>
+          <w:tcPr/>
+          <w:p>
+            <w:pPr>
+              <w:pStyle w:val="Compact"/>
+              <w:jc w:val="left"/>
+            </w:pPr>
+            <w:r>
+              <w:t xml:space="preserve">Incorporar mínimo privilegio, defensa en profundidad, validación y manejo seguro de fallos.</w:t>
+            </w:r>
+          </w:p>
+        </w:tc>
+        <w:tc>
+          <w:tcPr/>
+          <w:p>
+            <w:pPr>
+              <w:pStyle w:val="Compact"/>
+              <w:jc w:val="left"/>
+            </w:pPr>
+            <w:r>
+              <w:t xml:space="preserve">Revisar decisiones, modelos de amenaza, excepciones y aprobaciones.</w:t>
+            </w:r>
+          </w:p>
+        </w:tc>
+        <w:tc>
+          <w:tcPr/>
+          <w:p>
+            <w:pPr>
+              <w:pStyle w:val="Compact"/>
+              <w:jc w:val="left"/>
+            </w:pPr>
+            <w:r>
+              <w:t xml:space="preserve">Diseños, ADR, modelos de amenaza y revisiones.</w:t>
+            </w:r>
+          </w:p>
+        </w:tc>
+      </w:tr>
+      <w:tr>
+        <w:tc>
+          <w:tcPr/>
+          <w:p>
+            <w:pPr>
+              <w:pStyle w:val="Compact"/>
+              <w:jc w:val="left"/>
+            </w:pPr>
+            <w:r>
+              <w:t xml:space="preserve">16.11</w:t>
+            </w:r>
+          </w:p>
+        </w:tc>
+        <w:tc>
+          <w:tcPr/>
+          <w:p>
+            <w:pPr>
+              <w:pStyle w:val="Compact"/>
+              <w:jc w:val="left"/>
+            </w:pPr>
+            <w:r>
+              <w:t xml:space="preserve">Utilizar módulos o servicios examinados para componentes de seguridad</w:t>
+            </w:r>
+          </w:p>
+        </w:tc>
+        <w:tc>
+          <w:tcPr/>
+          <w:p>
+            <w:pPr>
+              <w:pStyle w:val="Compact"/>
+              <w:jc w:val="left"/>
+            </w:pPr>
+            <w:r>
+              <w:t xml:space="preserve">Preferir componentes aprobados para identidad, cifrado, registro y otras funciones críticas.</w:t>
+            </w:r>
+          </w:p>
+        </w:tc>
+        <w:tc>
+          <w:tcPr/>
+          <w:p>
+            <w:pPr>
+              <w:pStyle w:val="Compact"/>
+              <w:jc w:val="left"/>
+            </w:pPr>
+            <w:r>
+              <w:t xml:space="preserve">Confirmar catálogo, uso, excepciones y revisión.</w:t>
+            </w:r>
+          </w:p>
+        </w:tc>
+        <w:tc>
+          <w:tcPr/>
+          <w:p>
+            <w:pPr>
+              <w:pStyle w:val="Compact"/>
+              <w:jc w:val="left"/>
+            </w:pPr>
+            <w:r>
+              <w:t xml:space="preserve">Bibliotecas aprobadas, servicios, dependencias y pruebas.</w:t>
+            </w:r>
+          </w:p>
+        </w:tc>
+      </w:tr>
+      <w:tr>
+        <w:tc>
+          <w:tcPr/>
+          <w:p>
+            <w:pPr>
+              <w:pStyle w:val="Compact"/>
+              <w:jc w:val="left"/>
+            </w:pPr>
+            <w:r>
+              <w:t xml:space="preserve">16.12</w:t>
+            </w:r>
+          </w:p>
+        </w:tc>
+        <w:tc>
+          <w:tcPr/>
+          <w:p>
+            <w:pPr>
+              <w:pStyle w:val="Compact"/>
+              <w:jc w:val="left"/>
+            </w:pPr>
+            <w:r>
+              <w:t xml:space="preserve">Implementar comprobaciones de seguridad a nivel de código</w:t>
+            </w:r>
+          </w:p>
+        </w:tc>
+        <w:tc>
+          <w:tcPr/>
+          <w:p>
+            <w:pPr>
+              <w:pStyle w:val="Compact"/>
+              <w:jc w:val="left"/>
+            </w:pPr>
+            <w:r>
+              <w:t xml:space="preserve">Integrar análisis estático, revisión y controles equivalentes en el flujo de desarrollo.</w:t>
+            </w:r>
+          </w:p>
+        </w:tc>
+        <w:tc>
+          <w:tcPr/>
+          <w:p>
+            <w:pPr>
+              <w:pStyle w:val="Compact"/>
+              <w:jc w:val="left"/>
+            </w:pPr>
+            <w:r>
+              <w:t xml:space="preserve">Verificar cobertura, reglas, puertas, hallazgos y excepciones.</w:t>
+            </w:r>
+          </w:p>
+        </w:tc>
+        <w:tc>
+          <w:tcPr/>
+          <w:p>
+            <w:pPr>
+              <w:pStyle w:val="Compact"/>
+              <w:jc w:val="left"/>
+            </w:pPr>
+            <w:r>
+              <w:t xml:space="preserve">SAST, revisiones, resultados de CI/CD y tickets.</w:t>
+            </w:r>
+          </w:p>
+        </w:tc>
+      </w:tr>
+      <w:tr>
+        <w:tc>
+          <w:tcPr/>
+          <w:p>
+            <w:pPr>
+              <w:pStyle w:val="Compact"/>
+              <w:jc w:val="left"/>
+            </w:pPr>
+            <w:r>
+              <w:t xml:space="preserve">16.13</w:t>
+            </w:r>
+          </w:p>
+        </w:tc>
+        <w:tc>
+          <w:tcPr/>
+          <w:p>
+            <w:pPr>
+              <w:pStyle w:val="Compact"/>
+              <w:jc w:val="left"/>
+            </w:pPr>
+            <w:r>
+              <w:t xml:space="preserve">Realizar pruebas de penetración de aplicaciones</w:t>
+            </w:r>
+          </w:p>
+        </w:tc>
+        <w:tc>
+          <w:tcPr/>
+          <w:p>
+            <w:pPr>
+              <w:pStyle w:val="Compact"/>
+              <w:jc w:val="left"/>
+            </w:pPr>
+            <w:r>
+              <w:t xml:space="preserve">Evaluar aplicaciones según riesgo antes y durante su operación.</w:t>
+            </w:r>
+          </w:p>
+        </w:tc>
+        <w:tc>
+          <w:tcPr/>
+          <w:p>
+            <w:pPr>
+              <w:pStyle w:val="Compact"/>
+              <w:jc w:val="left"/>
+            </w:pPr>
+            <w:r>
+              <w:t xml:space="preserve">Confirmar alcance, metodología, independencia, hallazgos y nuevas pruebas.</w:t>
+            </w:r>
+          </w:p>
+        </w:tc>
+        <w:tc>
+          <w:tcPr/>
+          <w:p>
+            <w:pPr>
+              <w:pStyle w:val="Compact"/>
+              <w:jc w:val="left"/>
+            </w:pPr>
+            <w:r>
+              <w:t xml:space="preserve">Planes, informes, tickets, excepciones y resultados de cierre.</w:t>
+            </w:r>
+          </w:p>
+        </w:tc>
+      </w:tr>
+      <w:tr>
+        <w:tc>
+          <w:tcPr/>
+          <w:p>
+            <w:pPr>
+              <w:pStyle w:val="Compact"/>
+              <w:jc w:val="left"/>
+            </w:pPr>
+            <w:r>
+              <w:t xml:space="preserve">16.14</w:t>
+            </w:r>
+          </w:p>
+        </w:tc>
+        <w:tc>
+          <w:tcPr/>
+          <w:p>
+            <w:pPr>
+              <w:pStyle w:val="Compact"/>
+              <w:jc w:val="left"/>
+            </w:pPr>
+            <w:r>
+              <w:t xml:space="preserve">Realizar modelado de amenazas de aplicaciones</w:t>
+            </w:r>
+          </w:p>
+        </w:tc>
+        <w:tc>
+          <w:tcPr/>
+          <w:p>
+            <w:pPr>
+              <w:pStyle w:val="Compact"/>
+              <w:jc w:val="left"/>
+            </w:pPr>
+            <w:r>
+              <w:t xml:space="preserve">Identificar activos, límites de confianza, amenazas y mitigaciones durante el diseño.</w:t>
+            </w:r>
+          </w:p>
+        </w:tc>
+        <w:tc>
+          <w:tcPr/>
+          <w:p>
+            <w:pPr>
+              <w:pStyle w:val="Compact"/>
+              <w:jc w:val="left"/>
+            </w:pPr>
+            <w:r>
+              <w:t xml:space="preserve">Verificar alcance, participantes, actualización y seguimiento.</w:t>
+            </w:r>
+          </w:p>
+        </w:tc>
+        <w:tc>
+          <w:tcPr/>
+          <w:p>
+            <w:pPr>
+              <w:pStyle w:val="Compact"/>
+              <w:jc w:val="left"/>
+            </w:pPr>
+            <w:r>
+              <w:t xml:space="preserve">Modelos, diagramas, registros de riesgos y acciones.</w:t>
+            </w:r>
+          </w:p>
+        </w:tc>
+      </w:tr>
+    </w:tbl>
+    <w:p>
+      <w:pPr>
+        <w:pStyle w:val="BodyText"/>
+      </w:pPr>
+      <w:r>
+        <w:t xml:space="preserve">Utilice la guía oficial de CIS Controls v8.1 y la Especificación de Evaluación de Controles para el lenguaje exacto y los criterios de evaluación.</w:t>
+      </w:r>
+    </w:p>
+    <w:bookmarkEnd w:id="47"/>
+    <w:bookmarkStart w:id="48" w:name="X81bcab1ee2e08fb2cedbb65af68432a47fa8998"/>
+    <w:p>
+      <w:pPr>
+        <w:pStyle w:val="Heading1"/>
+      </w:pPr>
+      <w:r>
+        <w:t xml:space="preserve">22. Control 17 — Gestión de la respuesta a incidentes</w:t>
+      </w:r>
+    </w:p>
+    <w:p>
+      <w:pPr>
+        <w:pStyle w:val="FirstParagraph"/>
+      </w:pPr>
+      <w:r>
+        <w:rPr>
+          <w:iCs/>
+          <w:i/>
+        </w:rPr>
+        <w:t xml:space="preserve">Las nueve Salvaguardas, su significado en lenguaje claro, el enfoque de verificación y ejemplos de evidencia.</w:t>
+      </w:r>
+    </w:p>
+    <w:tbl>
+      <w:tblPr>
+        <w:tblStyle w:val="FigureTable"/>
+        <w:tblW w:type="auto" w:w="0"/>
+        <w:tblLook w:firstRow="0" w:lastRow="0" w:firstColumn="0" w:lastColumn="0"/>
+        <w:jc w:val="center"/>
+      </w:tblPr>
+      <w:tblGrid>
+        <w:gridCol w:w="7920"/>
+      </w:tblGrid>
+      <w:tr>
+        <w:tc>
+          <w:tcPr/>
+          <w:p>
+            <w:pPr>
+              <w:pStyle w:val="Compact"/>
+              <w:jc w:val="center"/>
+            </w:pPr>
+            <w:r>
+              <w:t xml:space="preserve">Los roles preparados, los mecanismos de reporte, la comunicación, los ejercicios y las revisiones reducen el impacto de los incidentes.</w:t>
+            </w:r>
+          </w:p>
+        </w:tc>
+      </w:tr>
+    </w:tbl>
+    <w:p>
+      <w:pPr>
+        <w:pStyle w:val="ImageCaption"/>
+      </w:pPr>
+      <w:r>
+        <w:t xml:space="preserve">Los roles preparados, los mecanismos de reporte, la comunicación, los ejercicios y las revisiones reducen el impacto de los incidentes.</w:t>
+      </w:r>
+    </w:p>
+    <w:p>
+      <w:pPr>
+        <w:pStyle w:val="BodyText"/>
+      </w:pPr>
+      <w:r>
+        <w:t xml:space="preserve">Figura 9. Preparación para la respuesta a incidentes</w:t>
+      </w:r>
+    </w:p>
+    <w:tbl>
+      <w:tblPr>
+        <w:tblStyle w:val="Table"/>
+        <w:tblW w:type="pct" w:w="5000"/>
+        <w:tblLook w:firstRow="1" w:lastRow="0" w:firstColumn="0" w:lastColumn="0" w:noHBand="0" w:noVBand="0" w:val="0020"/>
+        <w:jc w:val="start"/>
+      </w:tblPr>
+      <w:tblGrid>
+        <w:gridCol w:w="7920"/>
+      </w:tblGrid>
+      <w:tr>
+        <w:trPr>
+          <w:tblHeader w:val="true"/>
+        </w:trPr>
+        <w:tc>
+          <w:tcPr/>
+          <w:p>
+            <w:pPr>
+              <w:pStyle w:val="Compact"/>
+              <w:jc w:val="left"/>
+            </w:pPr>
+            <w:r>
+              <w:rPr>
+                <w:bCs/>
+                <w:b/>
+              </w:rPr>
+              <w:t xml:space="preserve">Objetivo del control:</w:t>
+            </w:r>
+            <w:r>
+              <w:t xml:space="preserve"> </w:t>
+            </w:r>
+            <w:r>
+              <w:t xml:space="preserve">Fortalecer la organización mediante la implementación y medición de Salvaguardas para la gestión de la respuesta a incidentes.</w:t>
+            </w:r>
+          </w:p>
+        </w:tc>
+      </w:tr>
+    </w:tbl>
+    <w:p/>
+    <w:tbl>
+      <w:tblPr>
+        <w:tblStyle w:val="Table"/>
+        <w:tblW w:type="pct" w:w="5000"/>
+        <w:tblLook w:firstRow="1" w:lastRow="0" w:firstColumn="0" w:lastColumn="0" w:noHBand="0" w:noVBand="0" w:val="0020"/>
+        <w:jc w:val="start"/>
+      </w:tblPr>
+      <w:tblGrid>
+        <w:gridCol w:w="1584"/>
+        <w:gridCol w:w="1584"/>
+        <w:gridCol w:w="1584"/>
+        <w:gridCol w:w="1584"/>
+        <w:gridCol w:w="1584"/>
+      </w:tblGrid>
+      <w:tr>
+        <w:trPr>
+          <w:tblHeader w:val="true"/>
+        </w:trPr>
+        <w:tc>
+          <w:tcPr/>
+          <w:p>
+            <w:pPr>
+              <w:pStyle w:val="Compact"/>
+              <w:jc w:val="left"/>
+            </w:pPr>
+            <w:r>
+              <w:rPr>
+                <w:bCs/>
+                <w:b/>
+              </w:rPr>
+              <w:t xml:space="preserve">ID</w:t>
+            </w:r>
+          </w:p>
+        </w:tc>
+        <w:tc>
+          <w:tcPr/>
+          <w:p>
+            <w:pPr>
+              <w:pStyle w:val="Compact"/>
+              <w:jc w:val="left"/>
+            </w:pPr>
+            <w:r>
+              <w:rPr>
+                <w:bCs/>
+                <w:b/>
+              </w:rPr>
+              <w:t xml:space="preserve">Salvaguarda</w:t>
+            </w:r>
+          </w:p>
+        </w:tc>
+        <w:tc>
+          <w:tcPr/>
+          <w:p>
+            <w:pPr>
+              <w:pStyle w:val="Compact"/>
+              <w:jc w:val="left"/>
+            </w:pPr>
+            <w:r>
+              <w:rPr>
+                <w:bCs/>
+                <w:b/>
+              </w:rPr>
+              <w:t xml:space="preserve">Significado en lenguaje claro</w:t>
+            </w:r>
+          </w:p>
+        </w:tc>
+        <w:tc>
+          <w:tcPr/>
+          <w:p>
+            <w:pPr>
+              <w:pStyle w:val="Compact"/>
+              <w:jc w:val="left"/>
+            </w:pPr>
+            <w:r>
+              <w:rPr>
+                <w:bCs/>
+                <w:b/>
+              </w:rPr>
+              <w:t xml:space="preserve">Enfoque de verificación</w:t>
+            </w:r>
+          </w:p>
+        </w:tc>
+        <w:tc>
+          <w:tcPr/>
+          <w:p>
+            <w:pPr>
+              <w:pStyle w:val="Compact"/>
+              <w:jc w:val="left"/>
+            </w:pPr>
+            <w:r>
+              <w:rPr>
+                <w:bCs/>
+                <w:b/>
+              </w:rPr>
+              <w:t xml:space="preserve">Ejemplos de evidencia</w:t>
+            </w:r>
+          </w:p>
+        </w:tc>
+      </w:tr>
+      <w:tr>
+        <w:tc>
+          <w:tcPr/>
+          <w:p>
+            <w:pPr>
+              <w:pStyle w:val="Compact"/>
+              <w:jc w:val="left"/>
+            </w:pPr>
+            <w:r>
+              <w:t xml:space="preserve">17.1</w:t>
+            </w:r>
+          </w:p>
+        </w:tc>
+        <w:tc>
+          <w:tcPr/>
+          <w:p>
+            <w:pPr>
+              <w:pStyle w:val="Compact"/>
+              <w:jc w:val="left"/>
+            </w:pPr>
+            <w:r>
+              <w:t xml:space="preserve">Designar al personal responsable de gestionar los incidentes</w:t>
+            </w:r>
+          </w:p>
+        </w:tc>
+        <w:tc>
+          <w:tcPr/>
+          <w:p>
+            <w:pPr>
+              <w:pStyle w:val="Compact"/>
+              <w:jc w:val="left"/>
+            </w:pPr>
+            <w:r>
+              <w:t xml:space="preserve">Implementar un proceso repetible, con un responsable definido, para designar al personal encargado de gestionar los incidentes; después, verificar su cobertura y sus excepciones.</w:t>
+            </w:r>
+          </w:p>
+        </w:tc>
+        <w:tc>
+          <w:tcPr/>
+          <w:p>
+            <w:pPr>
+              <w:pStyle w:val="Compact"/>
+              <w:jc w:val="left"/>
+            </w:pPr>
+            <w:r>
+              <w:t xml:space="preserve">Confirmar alcance, población, responsabilidad, implementación, frecuencia, cobertura, excepciones, corrección y repetición de pruebas.</w:t>
+            </w:r>
+          </w:p>
+        </w:tc>
+        <w:tc>
+          <w:tcPr/>
+          <w:p>
+            <w:pPr>
+              <w:pStyle w:val="Compact"/>
+              <w:jc w:val="left"/>
+            </w:pPr>
+            <w:r>
+              <w:t xml:space="preserve">responsables de incidentes, contactos, mecanismos de reporte, plan, roles, comunicaciones, ejercicios, revisiones y umbrales</w:t>
+            </w:r>
+          </w:p>
+        </w:tc>
+      </w:tr>
+      <w:tr>
+        <w:tc>
+          <w:tcPr/>
+          <w:p>
+            <w:pPr>
+              <w:pStyle w:val="Compact"/>
+              <w:jc w:val="left"/>
+            </w:pPr>
+            <w:r>
+              <w:t xml:space="preserve">17.2</w:t>
+            </w:r>
+          </w:p>
+        </w:tc>
+        <w:tc>
+          <w:tcPr/>
+          <w:p>
+            <w:pPr>
+              <w:pStyle w:val="Compact"/>
+              <w:jc w:val="left"/>
+            </w:pPr>
+            <w:r>
+              <w:t xml:space="preserve">Mantener información de contacto para reportar incidentes de seguridad</w:t>
+            </w:r>
+          </w:p>
+        </w:tc>
+        <w:tc>
+          <w:tcPr/>
+          <w:p>
+            <w:pPr>
+              <w:pStyle w:val="Compact"/>
+              <w:jc w:val="left"/>
+            </w:pPr>
+            <w:r>
+              <w:t xml:space="preserve">Implementar un proceso repetible, con un responsable definido, para mantener la información de contacto utilizada para reportar incidentes de seguridad; después, verificar su cobertura y sus excepciones.</w:t>
+            </w:r>
+          </w:p>
+        </w:tc>
+        <w:tc>
+          <w:tcPr/>
+          <w:p>
+            <w:pPr>
+              <w:pStyle w:val="Compact"/>
+              <w:jc w:val="left"/>
+            </w:pPr>
+            <w:r>
+              <w:t xml:space="preserve">Confirmar alcance, población, responsabilidad, implementación, frecuencia, cobertura, excepciones, corrección y repetición de pruebas.</w:t>
+            </w:r>
+          </w:p>
+        </w:tc>
+        <w:tc>
+          <w:tcPr/>
+          <w:p>
+            <w:pPr>
+              <w:pStyle w:val="Compact"/>
+              <w:jc w:val="left"/>
+            </w:pPr>
+            <w:r>
+              <w:t xml:space="preserve">responsables de incidentes, contactos, mecanismos de reporte, plan, roles, comunicaciones, ejercicios, revisiones y umbrales</w:t>
+            </w:r>
+          </w:p>
+        </w:tc>
+      </w:tr>
+      <w:tr>
+        <w:tc>
+          <w:tcPr/>
+          <w:p>
+            <w:pPr>
+              <w:pStyle w:val="Compact"/>
+              <w:jc w:val="left"/>
+            </w:pPr>
+            <w:r>
+              <w:t xml:space="preserve">17.3</w:t>
+            </w:r>
+          </w:p>
+        </w:tc>
+        <w:tc>
+          <w:tcPr/>
+          <w:p>
+            <w:pPr>
+              <w:pStyle w:val="Compact"/>
+              <w:jc w:val="left"/>
+            </w:pPr>
+            <w:r>
+              <w:t xml:space="preserve">Mantener un proceso organizacional para reportar incidentes</w:t>
+            </w:r>
+          </w:p>
+        </w:tc>
+        <w:tc>
+          <w:tcPr/>
+          <w:p>
+            <w:pPr>
+              <w:pStyle w:val="Compact"/>
+              <w:jc w:val="left"/>
+            </w:pPr>
+            <w:r>
+              <w:t xml:space="preserve">Implementar un proceso repetible, con un responsable definido, para mantener un proceso organizacional de reporte de incidentes; después, verificar su cobertura y sus excepciones.</w:t>
+            </w:r>
+          </w:p>
+        </w:tc>
+        <w:tc>
+          <w:tcPr/>
+          <w:p>
+            <w:pPr>
+              <w:pStyle w:val="Compact"/>
+              <w:jc w:val="left"/>
+            </w:pPr>
+            <w:r>
+              <w:t xml:space="preserve">Confirmar alcance, población, responsabilidad, implementación, frecuencia, cobertura, excepciones, corrección y repetición de pruebas.</w:t>
+            </w:r>
+          </w:p>
+        </w:tc>
+        <w:tc>
+          <w:tcPr/>
+          <w:p>
+            <w:pPr>
+              <w:pStyle w:val="Compact"/>
+              <w:jc w:val="left"/>
+            </w:pPr>
+            <w:r>
+              <w:t xml:space="preserve">responsables de incidentes, contactos, mecanismos de reporte, plan, roles, comunicaciones, ejercicios, revisiones y umbrales</w:t>
+            </w:r>
+          </w:p>
+        </w:tc>
+      </w:tr>
+      <w:tr>
+        <w:tc>
+          <w:tcPr/>
+          <w:p>
+            <w:pPr>
+              <w:pStyle w:val="Compact"/>
+              <w:jc w:val="left"/>
+            </w:pPr>
+            <w:r>
+              <w:t xml:space="preserve">17.4</w:t>
+            </w:r>
+          </w:p>
+        </w:tc>
+        <w:tc>
+          <w:tcPr/>
+          <w:p>
+            <w:pPr>
+              <w:pStyle w:val="Compact"/>
+              <w:jc w:val="left"/>
+            </w:pPr>
+            <w:r>
+              <w:t xml:space="preserve">Establecer y mantener un proceso de respuesta a incidentes</w:t>
+            </w:r>
+          </w:p>
+        </w:tc>
+        <w:tc>
+          <w:tcPr/>
+          <w:p>
+            <w:pPr>
+              <w:pStyle w:val="Compact"/>
+              <w:jc w:val="left"/>
+            </w:pPr>
+            <w:r>
+              <w:t xml:space="preserve">Implementar un proceso repetible, con un responsable definido, para establecer y mantener un proceso de respuesta a incidentes; después, verificar su cobertura y sus excepciones.</w:t>
+            </w:r>
+          </w:p>
+        </w:tc>
+        <w:tc>
+          <w:tcPr/>
+          <w:p>
+            <w:pPr>
+              <w:pStyle w:val="Compact"/>
+              <w:jc w:val="left"/>
+            </w:pPr>
+            <w:r>
+              <w:t xml:space="preserve">Confirmar alcance, población, responsabilidad, implementación, frecuencia, cobertura, excepciones, corrección y repetición de pruebas.</w:t>
+            </w:r>
+          </w:p>
+        </w:tc>
+        <w:tc>
+          <w:tcPr/>
+          <w:p>
+            <w:pPr>
+              <w:pStyle w:val="Compact"/>
+              <w:jc w:val="left"/>
+            </w:pPr>
+            <w:r>
+              <w:t xml:space="preserve">responsables de incidentes, contactos, mecanismos de reporte, plan, roles, comunicaciones, ejercicios, revisiones y umbrales</w:t>
+            </w:r>
+          </w:p>
+        </w:tc>
+      </w:tr>
+      <w:tr>
+        <w:tc>
+          <w:tcPr/>
+          <w:p>
+            <w:pPr>
+              <w:pStyle w:val="Compact"/>
+              <w:jc w:val="left"/>
+            </w:pPr>
+            <w:r>
+              <w:t xml:space="preserve">17.5</w:t>
+            </w:r>
+          </w:p>
+        </w:tc>
+        <w:tc>
+          <w:tcPr/>
+          <w:p>
+            <w:pPr>
+              <w:pStyle w:val="Compact"/>
+              <w:jc w:val="left"/>
+            </w:pPr>
+            <w:r>
+              <w:t xml:space="preserve">Asignar roles y responsabilidades clave</w:t>
+            </w:r>
+          </w:p>
+        </w:tc>
+        <w:tc>
+          <w:tcPr/>
+          <w:p>
+            <w:pPr>
+              <w:pStyle w:val="Compact"/>
+              <w:jc w:val="left"/>
+            </w:pPr>
+            <w:r>
+              <w:t xml:space="preserve">Implementar un proceso repetible, con un responsable definido, para asignar roles y responsabilidades clave; después, verificar su cobertura y sus excepciones.</w:t>
+            </w:r>
+          </w:p>
+        </w:tc>
+        <w:tc>
+          <w:tcPr/>
+          <w:p>
+            <w:pPr>
+              <w:pStyle w:val="Compact"/>
+              <w:jc w:val="left"/>
+            </w:pPr>
+            <w:r>
+              <w:t xml:space="preserve">Confirmar alcance, población, responsabilidad, implementación, frecuencia, cobertura, excepciones, corrección y repetición de pruebas.</w:t>
+            </w:r>
+          </w:p>
+        </w:tc>
+        <w:tc>
+          <w:tcPr/>
+          <w:p>
+            <w:pPr>
+              <w:pStyle w:val="Compact"/>
+              <w:jc w:val="left"/>
+            </w:pPr>
+            <w:r>
+              <w:t xml:space="preserve">responsables de incidentes, contactos, mecanismos de reporte, plan, roles, comunicaciones, ejercicios, revisiones y umbrales</w:t>
+            </w:r>
+          </w:p>
+        </w:tc>
+      </w:tr>
+      <w:tr>
+        <w:tc>
+          <w:tcPr/>
+          <w:p>
+            <w:pPr>
+              <w:pStyle w:val="Compact"/>
+              <w:jc w:val="left"/>
+            </w:pPr>
+            <w:r>
+              <w:t xml:space="preserve">17.6</w:t>
+            </w:r>
+          </w:p>
+        </w:tc>
+        <w:tc>
+          <w:tcPr/>
+          <w:p>
+            <w:pPr>
+              <w:pStyle w:val="Compact"/>
+              <w:jc w:val="left"/>
+            </w:pPr>
+            <w:r>
+              <w:t xml:space="preserve">Definir mecanismos de comunicación durante la respuesta a incidentes</w:t>
+            </w:r>
+          </w:p>
+        </w:tc>
+        <w:tc>
+          <w:tcPr/>
+          <w:p>
+            <w:pPr>
+              <w:pStyle w:val="Compact"/>
+              <w:jc w:val="left"/>
+            </w:pPr>
+            <w:r>
+              <w:t xml:space="preserve">Implementar un proceso repetible, con un responsable definido, para definir mecanismos de comunicación durante la respuesta a incidentes; después, verificar su cobertura y sus excepciones.</w:t>
+            </w:r>
+          </w:p>
+        </w:tc>
+        <w:tc>
+          <w:tcPr/>
+          <w:p>
+            <w:pPr>
+              <w:pStyle w:val="Compact"/>
+              <w:jc w:val="left"/>
+            </w:pPr>
+            <w:r>
+              <w:t xml:space="preserve">Confirmar alcance, población, responsabilidad, implementación, frecuencia, cobertura, excepciones, corrección y repetición de pruebas.</w:t>
+            </w:r>
+          </w:p>
+        </w:tc>
+        <w:tc>
+          <w:tcPr/>
+          <w:p>
+            <w:pPr>
+              <w:pStyle w:val="Compact"/>
+              <w:jc w:val="left"/>
+            </w:pPr>
+            <w:r>
+              <w:t xml:space="preserve">responsables de incidentes, contactos, mecanismos de reporte, plan, roles, comunicaciones, ejercicios, revisiones y umbrales</w:t>
+            </w:r>
+          </w:p>
+        </w:tc>
+      </w:tr>
+      <w:tr>
+        <w:tc>
+          <w:tcPr/>
+          <w:p>
+            <w:pPr>
+              <w:pStyle w:val="Compact"/>
+              <w:jc w:val="left"/>
+            </w:pPr>
+            <w:r>
+              <w:t xml:space="preserve">17.7</w:t>
+            </w:r>
+          </w:p>
+        </w:tc>
+        <w:tc>
+          <w:tcPr/>
+          <w:p>
+            <w:pPr>
+              <w:pStyle w:val="Compact"/>
+              <w:jc w:val="left"/>
+            </w:pPr>
+            <w:r>
+              <w:t xml:space="preserve">Realizar ejercicios periódicos de respuesta a incidentes</w:t>
+            </w:r>
+          </w:p>
+        </w:tc>
+        <w:tc>
+          <w:tcPr/>
+          <w:p>
+            <w:pPr>
+              <w:pStyle w:val="Compact"/>
+              <w:jc w:val="left"/>
+            </w:pPr>
+            <w:r>
+              <w:t xml:space="preserve">Implementar un proceso repetible, con un responsable definido, para realizar ejercicios periódicos de respuesta a incidentes; después, verificar su cobertura y sus excepciones.</w:t>
+            </w:r>
+          </w:p>
+        </w:tc>
+        <w:tc>
+          <w:tcPr/>
+          <w:p>
+            <w:pPr>
+              <w:pStyle w:val="Compact"/>
+              <w:jc w:val="left"/>
+            </w:pPr>
+            <w:r>
+              <w:t xml:space="preserve">Confirmar alcance, población, responsabilidad, implementación, frecuencia, cobertura, excepciones, corrección y repetición de pruebas.</w:t>
+            </w:r>
+          </w:p>
+        </w:tc>
+        <w:tc>
+          <w:tcPr/>
+          <w:p>
+            <w:pPr>
+              <w:pStyle w:val="Compact"/>
+              <w:jc w:val="left"/>
+            </w:pPr>
+            <w:r>
+              <w:t xml:space="preserve">responsables de incidentes, contactos, mecanismos de reporte, plan, roles, comunicaciones, ejercicios, revisiones y umbrales</w:t>
+            </w:r>
+          </w:p>
+        </w:tc>
+      </w:tr>
+      <w:tr>
+        <w:tc>
+          <w:tcPr/>
+          <w:p>
+            <w:pPr>
+              <w:pStyle w:val="Compact"/>
+              <w:jc w:val="left"/>
+            </w:pPr>
+            <w:r>
+              <w:t xml:space="preserve">17.8</w:t>
+            </w:r>
+          </w:p>
+        </w:tc>
+        <w:tc>
+          <w:tcPr/>
+          <w:p>
+            <w:pPr>
+              <w:pStyle w:val="Compact"/>
+              <w:jc w:val="left"/>
+            </w:pPr>
+            <w:r>
+              <w:t xml:space="preserve">Realizar revisiones posteriores a los incidentes</w:t>
+            </w:r>
+          </w:p>
+        </w:tc>
+        <w:tc>
+          <w:tcPr/>
+          <w:p>
+            <w:pPr>
+              <w:pStyle w:val="Compact"/>
+              <w:jc w:val="left"/>
+            </w:pPr>
+            <w:r>
+              <w:t xml:space="preserve">Implementar un proceso repetible, con un responsable definido, para realizar revisiones posteriores a los incidentes; después, verificar su cobertura y sus excepciones.</w:t>
+            </w:r>
+          </w:p>
+        </w:tc>
+        <w:tc>
+          <w:tcPr/>
+          <w:p>
+            <w:pPr>
+              <w:pStyle w:val="Compact"/>
+              <w:jc w:val="left"/>
+            </w:pPr>
+            <w:r>
+              <w:t xml:space="preserve">Confirmar alcance, población, responsabilidad, implementación, frecuencia, cobertura, excepciones, corrección y repetición de pruebas.</w:t>
+            </w:r>
+          </w:p>
+        </w:tc>
+        <w:tc>
+          <w:tcPr/>
+          <w:p>
+            <w:pPr>
+              <w:pStyle w:val="Compact"/>
+              <w:jc w:val="left"/>
+            </w:pPr>
+            <w:r>
+              <w:t xml:space="preserve">responsables de incidentes, contactos, mecanismos de reporte, plan, roles, comunicaciones, ejercicios, revisiones y umbrales</w:t>
+            </w:r>
+          </w:p>
+        </w:tc>
+      </w:tr>
+      <w:tr>
+        <w:tc>
+          <w:tcPr/>
+          <w:p>
+            <w:pPr>
+              <w:pStyle w:val="Compact"/>
+              <w:jc w:val="left"/>
+            </w:pPr>
+            <w:r>
+              <w:t xml:space="preserve">17.9</w:t>
+            </w:r>
+          </w:p>
+        </w:tc>
+        <w:tc>
+          <w:tcPr/>
+          <w:p>
+            <w:pPr>
+              <w:pStyle w:val="Compact"/>
+              <w:jc w:val="left"/>
+            </w:pPr>
+            <w:r>
+              <w:t xml:space="preserve">Establecer y mantener umbrales para los incidentes de seguridad</w:t>
+            </w:r>
+          </w:p>
+        </w:tc>
+        <w:tc>
+          <w:tcPr/>
+          <w:p>
+            <w:pPr>
+              <w:pStyle w:val="Compact"/>
+              <w:jc w:val="left"/>
+            </w:pPr>
+            <w:r>
+              <w:t xml:space="preserve">Implementar un proceso repetible, con un responsable definido, para establecer y mantener umbrales para los incidentes de seguridad; después, verificar su cobertura y sus excepciones.</w:t>
+            </w:r>
+          </w:p>
+        </w:tc>
+        <w:tc>
+          <w:tcPr/>
+          <w:p>
+            <w:pPr>
+              <w:pStyle w:val="Compact"/>
+              <w:jc w:val="left"/>
+            </w:pPr>
+            <w:r>
+              <w:t xml:space="preserve">Confirmar alcance, población, responsabilidad, implementación, frecuencia, cobertura, excepciones, corrección y repetición de pruebas.</w:t>
+            </w:r>
+          </w:p>
+        </w:tc>
+        <w:tc>
+          <w:tcPr/>
+          <w:p>
+            <w:pPr>
+              <w:pStyle w:val="Compact"/>
+              <w:jc w:val="left"/>
+            </w:pPr>
+            <w:r>
+              <w:t xml:space="preserve">responsables de incidentes, contactos, mecanismos de reporte, plan, roles, comunicaciones, ejercicios, revisiones y umbrales</w:t>
+            </w:r>
+          </w:p>
+        </w:tc>
+      </w:tr>
+    </w:tbl>
+    <w:p>
+      <w:pPr>
+        <w:pStyle w:val="BodyText"/>
+      </w:pPr>
+      <w:r>
+        <w:t xml:space="preserve">Utilice la guía oficial de CIS Controls v8.1 y la Especificación para la Evaluación de Controles para consultar el lenguaje exacto de cada Salvaguarda, la clase de activo, la función de seguridad, el Grupo de Implementación, las dependencias, las entradas, las operaciones, las medidas, las métricas y la revisión de procedimientos.</w:t>
+      </w:r>
+    </w:p>
+    <w:bookmarkEnd w:id="48"/>
+    <w:bookmarkStart w:id="49" w:name="control-18-pruebas-de-penetración"/>
+    <w:p>
+      <w:pPr>
+        <w:pStyle w:val="Heading1"/>
+      </w:pPr>
+      <w:r>
+        <w:t xml:space="preserve">23. Control 18 — Pruebas de penetración</w:t>
+      </w:r>
+    </w:p>
+    <w:p>
+      <w:pPr>
+        <w:pStyle w:val="FirstParagraph"/>
+      </w:pPr>
+      <w:r>
+        <w:rPr>
+          <w:iCs/>
+          <w:i/>
+        </w:rPr>
+        <w:t xml:space="preserve">Las cinco Salvaguardas, su significado en lenguaje claro, el enfoque de verificación y ejemplos de evidencia.</w:t>
+      </w:r>
+    </w:p>
+    <w:tbl>
+      <w:tblPr>
+        <w:tblStyle w:val="Table"/>
+        <w:tblW w:type="pct" w:w="5000"/>
+        <w:tblLook w:firstRow="1" w:lastRow="0" w:firstColumn="0" w:lastColumn="0" w:noHBand="0" w:noVBand="0" w:val="0020"/>
+        <w:jc w:val="start"/>
+      </w:tblPr>
+      <w:tblGrid>
+        <w:gridCol w:w="7920"/>
+      </w:tblGrid>
+      <w:tr>
+        <w:trPr>
+          <w:tblHeader w:val="true"/>
+        </w:trPr>
+        <w:tc>
+          <w:tcPr/>
+          <w:p>
+            <w:pPr>
+              <w:pStyle w:val="Compact"/>
+              <w:jc w:val="left"/>
+            </w:pPr>
+            <w:r>
+              <w:rPr>
+                <w:bCs/>
+                <w:b/>
+              </w:rPr>
+              <w:t xml:space="preserve">Objetivo del control:</w:t>
+            </w:r>
+            <w:r>
+              <w:t xml:space="preserve"> </w:t>
+            </w:r>
+            <w:r>
+              <w:t xml:space="preserve">Fortalecer la organización mediante la implementación y medición de Salvaguardas para las pruebas de penetración.</w:t>
+            </w:r>
+          </w:p>
+        </w:tc>
+      </w:tr>
+    </w:tbl>
+    <w:p/>
+    <w:tbl>
+      <w:tblPr>
+        <w:tblStyle w:val="Table"/>
+        <w:tblW w:type="pct" w:w="5000"/>
+        <w:tblLook w:firstRow="1" w:lastRow="0" w:firstColumn="0" w:lastColumn="0" w:noHBand="0" w:noVBand="0" w:val="0020"/>
+        <w:jc w:val="start"/>
+      </w:tblPr>
+      <w:tblGrid>
+        <w:gridCol w:w="1584"/>
+        <w:gridCol w:w="1584"/>
+        <w:gridCol w:w="1584"/>
+        <w:gridCol w:w="1584"/>
+        <w:gridCol w:w="1584"/>
+      </w:tblGrid>
+      <w:tr>
+        <w:trPr>
+          <w:tblHeader w:val="true"/>
+        </w:trPr>
+        <w:tc>
+          <w:tcPr/>
+          <w:p>
+            <w:pPr>
+              <w:pStyle w:val="Compact"/>
+              <w:jc w:val="left"/>
+            </w:pPr>
+            <w:r>
+              <w:rPr>
+                <w:bCs/>
+                <w:b/>
+              </w:rPr>
+              <w:t xml:space="preserve">ID</w:t>
+            </w:r>
+          </w:p>
+        </w:tc>
+        <w:tc>
+          <w:tcPr/>
+          <w:p>
+            <w:pPr>
+              <w:pStyle w:val="Compact"/>
+              <w:jc w:val="left"/>
+            </w:pPr>
+            <w:r>
+              <w:rPr>
+                <w:bCs/>
+                <w:b/>
+              </w:rPr>
+              <w:t xml:space="preserve">Salvaguarda</w:t>
+            </w:r>
+          </w:p>
+        </w:tc>
+        <w:tc>
+          <w:tcPr/>
+          <w:p>
+            <w:pPr>
+              <w:pStyle w:val="Compact"/>
+              <w:jc w:val="left"/>
+            </w:pPr>
+            <w:r>
+              <w:rPr>
+                <w:bCs/>
+                <w:b/>
+              </w:rPr>
+              <w:t xml:space="preserve">Significado en lenguaje claro</w:t>
+            </w:r>
+          </w:p>
+        </w:tc>
+        <w:tc>
+          <w:tcPr/>
+          <w:p>
+            <w:pPr>
+              <w:pStyle w:val="Compact"/>
+              <w:jc w:val="left"/>
+            </w:pPr>
+            <w:r>
+              <w:rPr>
+                <w:bCs/>
+                <w:b/>
+              </w:rPr>
+              <w:t xml:space="preserve">Enfoque de verificación</w:t>
+            </w:r>
+          </w:p>
+        </w:tc>
+        <w:tc>
+          <w:tcPr/>
+          <w:p>
+            <w:pPr>
+              <w:pStyle w:val="Compact"/>
+              <w:jc w:val="left"/>
+            </w:pPr>
+            <w:r>
+              <w:rPr>
+                <w:bCs/>
+                <w:b/>
+              </w:rPr>
+              <w:t xml:space="preserve">Ejemplos de evidencia</w:t>
+            </w:r>
+          </w:p>
+        </w:tc>
+      </w:tr>
+      <w:tr>
+        <w:tc>
+          <w:tcPr/>
+          <w:p>
+            <w:pPr>
+              <w:pStyle w:val="Compact"/>
+              <w:jc w:val="left"/>
+            </w:pPr>
+            <w:r>
               <w:t xml:space="preserve">18.1</w:t>
             </w:r>
           </w:p>
@@ -13146,8 +15439,8 @@
         <w:t xml:space="preserve">Utilice la guía oficial de CIS Controls v8.1 y la Especificación para la Evaluación de Controles para consultar el lenguaje exacto de cada Salvaguarda, la clase de activo, la función de seguridad, el Grupo de Implementación, las dependencias, las entradas, las operaciones, las medidas, las métricas y la revisión de procedimientos.</w:t>
       </w:r>
     </w:p>
-    <w:bookmarkEnd w:id="48"/>
-    <w:bookmarkStart w:id="49" w:name="herramientas-de-código-abierto"/>
+    <w:bookmarkEnd w:id="49"/>
+    <w:bookmarkStart w:id="50" w:name="herramientas-de-código-abierto"/>
     <w:p>
       <w:pPr>
         <w:pStyle w:val="Heading1"/>
@@ -13881,8 +16174,8 @@
         </w:tc>
       </w:tr>
     </w:tbl>
-    <w:bookmarkEnd w:id="49"/>
-    <w:bookmarkStart w:id="50" w:name="Xbc4a4dbf2d9ff0eb677f14739cf1d43ac88337f"/>
+    <w:bookmarkEnd w:id="50"/>
+    <w:bookmarkStart w:id="51" w:name="Xbc4a4dbf2d9ff0eb677f14739cf1d43ac88337f"/>
     <w:p>
       <w:pPr>
         <w:pStyle w:val="Heading1"/>
@@ -14361,8 +16654,8 @@
         </w:tc>
       </w:tr>
     </w:tbl>
-    <w:bookmarkEnd w:id="50"/>
-    <w:bookmarkStart w:id="52" w:name="guía-profesional-para-analistas-junior"/>
+    <w:bookmarkEnd w:id="51"/>
+    <w:bookmarkStart w:id="53" w:name="guía-profesional-para-analistas-junior"/>
     <w:p>
       <w:pPr>
         <w:pStyle w:val="Heading1"/>
@@ -14488,7 +16781,7 @@
         <w:t xml:space="preserve">Analista de programas de ciberseguridad</w:t>
       </w:r>
     </w:p>
-    <w:bookmarkStart w:id="51" w:name="trabajo-típico-de-nivel-junior"/>
+    <w:bookmarkStart w:id="52" w:name="trabajo-típico-de-nivel-junior"/>
     <w:p>
       <w:pPr>
         <w:pStyle w:val="Heading2"/>
@@ -14805,9 +17098,9 @@
         </w:tc>
       </w:tr>
     </w:tbl>
-    <w:bookmarkEnd w:id="51"/>
     <w:bookmarkEnd w:id="52"/>
-    <w:bookmarkStart w:id="53" w:name="laboratorio-y-portafolio-ficticios"/>
+    <w:bookmarkEnd w:id="53"/>
+    <w:bookmarkStart w:id="54" w:name="laboratorio-y-portafolio-ficticios"/>
     <w:p>
       <w:pPr>
         <w:pStyle w:val="Heading1"/>
@@ -15244,8 +17537,8 @@
         </w:tc>
       </w:tr>
     </w:tbl>
-    <w:bookmarkEnd w:id="53"/>
-    <w:bookmarkStart w:id="54" w:name="plan-de-aprendizaje-de-treinta-días"/>
+    <w:bookmarkEnd w:id="54"/>
+    <w:bookmarkStart w:id="55" w:name="plan-de-aprendizaje-de-treinta-días"/>
     <w:p>
       <w:pPr>
         <w:pStyle w:val="Heading1"/>
@@ -15674,8 +17967,8 @@
         </w:tc>
       </w:tr>
     </w:tbl>
-    <w:bookmarkEnd w:id="54"/>
-    <w:bookmarkStart w:id="63" w:name="cuáles-son-los-controles-cis"/>
+    <w:bookmarkEnd w:id="55"/>
+    <w:bookmarkStart w:id="64" w:name="cuáles-son-los-controles-cis"/>
     <w:p>
       <w:pPr>
         <w:pStyle w:val="Heading1"/>
@@ -15692,7 +17985,7 @@
         <w:t xml:space="preserve">Un conjunto priorizado de mejores prácticas defensivas organizadas en 18 Controles y 153 Salvaguardias enfocadas.</w:t>
       </w:r>
     </w:p>
-    <w:bookmarkStart w:id="55" w:name="qué-es-ig1"/>
+    <w:bookmarkStart w:id="56" w:name="qué-es-ig1"/>
     <w:p>
       <w:pPr>
         <w:pStyle w:val="Heading2"/>
@@ -15709,8 +18002,8 @@
         <w:t xml:space="preserve">El punto de partida esencial de la higiene cibernética 56-Safeguard que CIS recomienda que cada empresa comience.</w:t>
       </w:r>
     </w:p>
-    <w:bookmarkEnd w:id="55"/>
-    <w:bookmarkStart w:id="56" w:name="importa-ig1-cada-requisito"/>
+    <w:bookmarkEnd w:id="56"/>
+    <w:bookmarkStart w:id="57" w:name="importa-ig1-cada-requisito"/>
     <w:p>
       <w:pPr>
         <w:pStyle w:val="Heading2"/>
@@ -15727,8 +18020,8 @@
         <w:t xml:space="preserve">Es una base de referencia de priorización. El riesgo material, los contratos, las leyes, los clientes o los servicios críticos pueden requerir salvaguardias adicionales.</w:t>
       </w:r>
     </w:p>
-    <w:bookmarkEnd w:id="56"/>
-    <w:bookmarkStart w:id="57" w:name="cómo-mide-una-salvaguardia"/>
+    <w:bookmarkEnd w:id="57"/>
+    <w:bookmarkStart w:id="58" w:name="cómo-mide-una-salvaguardia"/>
     <w:p>
       <w:pPr>
         <w:pStyle w:val="Heading2"/>
@@ -15745,8 +18038,8 @@
         <w:t xml:space="preserve">Utilizar criterios oficiales, dependencias, hipótesis, aportaciones completas, operaciones definidas, medidas, métricas, revisión de procedimientos, excepciones y pruebas.</w:t>
       </w:r>
     </w:p>
-    <w:bookmarkEnd w:id="57"/>
-    <w:bookmarkStart w:id="58" w:name="por-qué-son-importantes-los-inventarios"/>
+    <w:bookmarkEnd w:id="58"/>
+    <w:bookmarkStart w:id="59" w:name="por-qué-son-importantes-los-inventarios"/>
     <w:p>
       <w:pPr>
         <w:pStyle w:val="Heading2"/>
@@ -15763,8 +18056,8 @@
         <w:t xml:space="preserve">Definen a las poblaciones que deben cubrir los controles de configuración, vulnerabilidad, registro, recuperación y respuesta.</w:t>
       </w:r>
     </w:p>
-    <w:bookmarkEnd w:id="58"/>
-    <w:bookmarkStart w:id="59" w:name="X0178e2ad2964cbab3c805028646c475c824a062"/>
+    <w:bookmarkEnd w:id="59"/>
+    <w:bookmarkStart w:id="60" w:name="X0178e2ad2964cbab3c805028646c475c824a062"/>
     <w:p>
       <w:pPr>
         <w:pStyle w:val="Heading2"/>
@@ -15781,8 +18074,8 @@
         <w:t xml:space="preserve">Un escaneo identifica principalmente debilidades conocidas; la prueba de penetración utiliza el análisis humano calificado y la explotación controlada para evaluar el impacto y la resiliencia.</w:t>
       </w:r>
     </w:p>
-    <w:bookmarkEnd w:id="59"/>
-    <w:bookmarkStart w:id="60" w:name="X2a3d8d973bfa0b5ed7501efb90ac72ec1b0ecc0"/>
+    <w:bookmarkEnd w:id="60"/>
+    <w:bookmarkStart w:id="61" w:name="X2a3d8d973bfa0b5ed7501efb90ac72ec1b0ecc0"/>
     <w:p>
       <w:pPr>
         <w:pStyle w:val="Heading2"/>
@@ -15799,8 +18092,8 @@
         <w:t xml:space="preserve">No. Identifica las relaciones, pero la organización debe probar el requisito y la evidencia exacta aplicable.</w:t>
       </w:r>
     </w:p>
-    <w:bookmarkEnd w:id="60"/>
-    <w:bookmarkStart w:id="61" w:name="qué-puede-concluir-un-analista-junior"/>
+    <w:bookmarkEnd w:id="61"/>
+    <w:bookmarkStart w:id="62" w:name="qué-puede-concluir-un-analista-junior"/>
     <w:p>
       <w:pPr>
         <w:pStyle w:val="Heading2"/>
@@ -15817,8 +18110,8 @@
         <w:t xml:space="preserve">Sólo lo que el alcance definido y el soporte de evidencia confiable, con muestreo y limitaciones claramente reveladas.</w:t>
       </w:r>
     </w:p>
-    <w:bookmarkEnd w:id="61"/>
-    <w:bookmarkStart w:id="62" w:name="preguntas-para-hacer-al-empleador"/>
+    <w:bookmarkEnd w:id="62"/>
+    <w:bookmarkStart w:id="63" w:name="preguntas-para-hacer-al-empleador"/>
     <w:p>
       <w:pPr>
         <w:pStyle w:val="Heading2"/>
@@ -15883,9 +18176,9 @@
         <w:t xml:space="preserve">¿Cómo revisará el trabajo de los funcionarios superiores?</w:t>
       </w:r>
     </w:p>
-    <w:bookmarkEnd w:id="62"/>
     <w:bookmarkEnd w:id="63"/>
-    <w:bookmarkStart w:id="73" w:name="plantillas-glosario-índice-y-referencias"/>
+    <w:bookmarkEnd w:id="64"/>
+    <w:bookmarkStart w:id="74" w:name="plantillas-glosario-índice-y-referencias"/>
     <w:p>
       <w:pPr>
         <w:pStyle w:val="Heading1"/>
@@ -15906,7 +18199,7 @@
         <w:t xml:space="preserve">Estructuras de trabajo reutilizables, términos importantes y puntos de partida autorizados.*</w:t>
       </w:r>
     </w:p>
-    <w:bookmarkStart w:id="64" w:name="Xd4c618b42330dd735bc1630c0214b43162c8346"/>
+    <w:bookmarkStart w:id="65" w:name="Xd4c618b42330dd735bc1630c0214b43162c8346"/>
     <w:p>
       <w:pPr>
         <w:pStyle w:val="Heading2"/>
@@ -16043,8 +18336,8 @@
         <w:t xml:space="preserve">La acción, el dueño, la fecha y la prueba de la vida</w:t>
       </w:r>
     </w:p>
-    <w:bookmarkEnd w:id="64"/>
-    <w:bookmarkStart w:id="65" w:name="registro-de-hallazgos-y-nuevas-pruebas"/>
+    <w:bookmarkEnd w:id="65"/>
+    <w:bookmarkStart w:id="66" w:name="registro-de-hallazgos-y-nuevas-pruebas"/>
     <w:p>
       <w:pPr>
         <w:pStyle w:val="Heading2"/>
@@ -16151,8 +18444,8 @@
         <w:t xml:space="preserve">Resultado final de la vida útil</w:t>
       </w:r>
     </w:p>
-    <w:bookmarkEnd w:id="65"/>
-    <w:bookmarkStart w:id="66" w:name="glosario"/>
+    <w:bookmarkEnd w:id="66"/>
+    <w:bookmarkStart w:id="67" w:name="glosario"/>
     <w:p>
       <w:pPr>
         <w:pStyle w:val="Heading2"/>
@@ -16253,8 +18546,8 @@
         <w:t xml:space="preserve">Función de seguridad permanente ← Govern, Identificar, Proteger, Detectar, Responder o Recuperar la cartografía.</w:t>
       </w:r>
     </w:p>
-    <w:bookmarkEnd w:id="66"/>
-    <w:bookmarkStart w:id="67" w:name="índice-de-asunto"/>
+    <w:bookmarkEnd w:id="67"/>
+    <w:bookmarkStart w:id="68" w:name="índice-de-asunto"/>
     <w:p>
       <w:pPr>
         <w:pStyle w:val="Heading2"/>
@@ -16391,8 +18684,8 @@
         <w:t xml:space="preserve">TEN TERRITORIO DE Vulnerabilidad ANTE LAS 12</w:t>
       </w:r>
     </w:p>
-    <w:bookmarkEnd w:id="67"/>
-    <w:bookmarkStart w:id="72" w:name="referencias-oficiales"/>
+    <w:bookmarkEnd w:id="68"/>
+    <w:bookmarkStart w:id="73" w:name="referencias-oficiales"/>
     <w:p>
       <w:pPr>
         <w:pStyle w:val="Heading2"/>
@@ -16413,7 +18706,7 @@
       <w:pPr>
         <w:pStyle w:val="BodyText"/>
       </w:pPr>
-      <w:hyperlink r:id="rId68">
+      <w:hyperlink r:id="rId69">
         <w:r>
           <w:rPr>
             <w:rStyle w:val="Hyperlink"/>
@@ -16429,19 +18722,6 @@
       <w:r>
         <w:t xml:space="preserve">[ ]](https://www.cisecurity.org/controls/implementation-groups)</w:t>
       </w:r>
-    </w:p>
-    <w:p>
-      <w:pPr>
-        <w:pStyle w:val="BodyText"/>
-      </w:pPr>
-      <w:hyperlink r:id="rId69">
-        <w:r>
-          <w:rPr>
-            <w:rStyle w:val="Hyperlink"/>
-          </w:rPr>
-          <w:t xml:space="preserve">Seguido</w:t>
-        </w:r>
-      </w:hyperlink>
     </w:p>
     <w:p>
       <w:pPr>
@@ -16473,6 +18753,19 @@
       <w:pPr>
         <w:pStyle w:val="BodyText"/>
       </w:pPr>
+      <w:hyperlink r:id="rId72">
+        <w:r>
+          <w:rPr>
+            <w:rStyle w:val="Hyperlink"/>
+          </w:rPr>
+          <w:t xml:space="preserve">Seguido</w:t>
+        </w:r>
+      </w:hyperlink>
+    </w:p>
+    <w:p>
+      <w:pPr>
+        <w:pStyle w:val="BodyText"/>
+      </w:pPr>
       <w:r>
         <w:t xml:space="preserve">[ ]u]CIS Controles cartografías y cumplimiento efectuados/u título](https://www.cisecurity.org/cybersecurity-tools/mapping-compliance/mapping-and-compliance-with-the-cis-controls)</w:t>
       </w:r>
@@ -16503,8 +18796,8 @@
         <w:t xml:space="preserve">Respuesta</w:t>
       </w:r>
     </w:p>
-    <w:bookmarkEnd w:id="72"/>
     <w:bookmarkEnd w:id="73"/>
+    <w:bookmarkEnd w:id="74"/>
     <w:sectPr/>
   </w:body>
 </w:document>

--- a/01-foundations/CIS_Controls_v8.1/Espanol/CIS_Critical_Security_Controls_v8.1_Practical_Manager_and_Junior_Analyst_Manual_Espanol_v1.0.docx
+++ b/01-foundations/CIS_Controls_v8.1/Espanol/CIS_Critical_Security_Controls_v8.1_Practical_Manager_and_Junior_Analyst_Manual_Espanol_v1.0.docx
@@ -110,32 +110,44 @@
         <w:t xml:space="preserve">Primera edición • Julio 2026</w:t>
       </w:r>
     </w:p>
-    <w:p>
-      <w:pPr>
-        <w:pStyle w:val="BodyText"/>
-      </w:pPr>
-      <w:r>
-        <w:rPr>
-          <w:bCs/>
-          <w:b/>
-        </w:rPr>
-        <w:t xml:space="preserve">Inside:</w:t>
-      </w:r>
-      <w:r>
-        <w:t xml:space="preserve"> </w:t>
-      </w:r>
-      <w:r>
-        <w:t xml:space="preserve">18 Controles • 153 Salvaguardias • IG1, IG2, IG3 • medición • evidencia • herramientas • manual de gestión • laboratorios • preparación de la carrera |</w:t>
-      </w:r>
-    </w:p>
-    <w:p>
-      <w:pPr>
-        <w:pStyle w:val="BodyText"/>
-      </w:pPr>
-      <w:r>
-        <w:t xml:space="preserve">|… |</w:t>
-      </w:r>
-    </w:p>
+    <w:tbl>
+      <w:tblPr>
+        <w:tblStyle w:val="Table"/>
+        <w:tblW w:type="pct" w:w="5000"/>
+        <w:tblLook w:firstRow="1" w:lastRow="0" w:firstColumn="0" w:lastColumn="0" w:noHBand="0" w:noVBand="0" w:val="0020"/>
+        <w:jc w:val="start"/>
+      </w:tblPr>
+      <w:tblGrid>
+        <w:gridCol w:w="7920"/>
+      </w:tblGrid>
+      <w:tr>
+        <w:trPr>
+          <w:tblHeader w:val="true"/>
+        </w:trPr>
+        <w:tc>
+          <w:tcPr/>
+          <w:p>
+            <w:pPr>
+              <w:pStyle w:val="Compact"/>
+              <w:jc w:val="left"/>
+            </w:pPr>
+            <w:r>
+              <w:rPr>
+                <w:bCs/>
+                <w:b/>
+              </w:rPr>
+              <w:t xml:space="preserve">Inside:</w:t>
+            </w:r>
+            <w:r>
+              <w:t xml:space="preserve"> </w:t>
+            </w:r>
+            <w:r>
+              <w:t xml:space="preserve">18 Controles • 153 Salvaguardias • IG1, IG2, IG3 • medición • evidencia • herramientas • manual de gestión • laboratorios • preparación de la carrera</w:t>
+            </w:r>
+          </w:p>
+        </w:tc>
+      </w:tr>
+    </w:tbl>
     <w:bookmarkStart w:id="21" w:name="publication-and-use-notice"/>
     <w:p>
       <w:pPr>
@@ -18184,7 +18196,1506 @@
         <w:pStyle w:val="Heading1"/>
       </w:pPr>
       <w:r>
-        <w:t xml:space="preserve">30. Plantillas, Glosario, Índice y Referencias</w:t>
+        <w:t xml:space="preserve">30. Plantillas, glosario, índice y referencias</w:t>
+      </w:r>
+    </w:p>
+    <w:p>
+      <w:pPr>
+        <w:pStyle w:val="FirstParagraph"/>
+      </w:pPr>
+      <w:r>
+        <w:rPr>
+          <w:iCs/>
+          <w:i/>
+        </w:rPr>
+        <w:t xml:space="preserve">Estructuras de trabajo reutilizables, términos importantes y puntos de partida autorizados.</w:t>
+      </w:r>
+    </w:p>
+    <w:bookmarkStart w:id="65" w:name="hoja-de-trabajo-para-medir-salvaguardas"/>
+    <w:p>
+      <w:pPr>
+        <w:pStyle w:val="Heading2"/>
+      </w:pPr>
+      <w:r>
+        <w:t xml:space="preserve">30.1 Hoja de trabajo para medir Salvaguardas</w:t>
+      </w:r>
+    </w:p>
+    <w:tbl>
+      <w:tblPr>
+        <w:tblStyle w:val="Table"/>
+        <w:tblW w:type="pct" w:w="5000"/>
+        <w:tblLook w:firstRow="1" w:lastRow="0" w:firstColumn="0" w:lastColumn="0" w:noHBand="0" w:noVBand="0" w:val="0020"/>
+        <w:jc w:val="start"/>
+      </w:tblPr>
+      <w:tblGrid>
+        <w:gridCol w:w="3960"/>
+        <w:gridCol w:w="3960"/>
+      </w:tblGrid>
+      <w:tr>
+        <w:trPr>
+          <w:tblHeader w:val="true"/>
+        </w:trPr>
+        <w:tc>
+          <w:tcPr/>
+          <w:p>
+            <w:pPr>
+              <w:pStyle w:val="Compact"/>
+              <w:jc w:val="left"/>
+            </w:pPr>
+            <w:r>
+              <w:t xml:space="preserve">Campo</w:t>
+            </w:r>
+          </w:p>
+        </w:tc>
+        <w:tc>
+          <w:tcPr/>
+          <w:p>
+            <w:pPr>
+              <w:pStyle w:val="Compact"/>
+              <w:jc w:val="left"/>
+            </w:pPr>
+            <w:r>
+              <w:t xml:space="preserve">Contenido esperado</w:t>
+            </w:r>
+          </w:p>
+        </w:tc>
+      </w:tr>
+      <w:tr>
+        <w:tc>
+          <w:tcPr/>
+          <w:p>
+            <w:pPr>
+              <w:pStyle w:val="Compact"/>
+              <w:jc w:val="left"/>
+            </w:pPr>
+            <w:r>
+              <w:t xml:space="preserve">Salvaguarda e IG</w:t>
+            </w:r>
+          </w:p>
+        </w:tc>
+        <w:tc>
+          <w:tcPr/>
+          <w:p>
+            <w:pPr>
+              <w:pStyle w:val="Compact"/>
+              <w:jc w:val="left"/>
+            </w:pPr>
+            <w:r>
+              <w:t xml:space="preserve">Identificador, nombre y Grupo de Implementación aplicable.</w:t>
+            </w:r>
+          </w:p>
+        </w:tc>
+      </w:tr>
+      <w:tr>
+        <w:tc>
+          <w:tcPr/>
+          <w:p>
+            <w:pPr>
+              <w:pStyle w:val="Compact"/>
+              <w:jc w:val="left"/>
+            </w:pPr>
+            <w:r>
+              <w:t xml:space="preserve">Alcance y clase de activo</w:t>
+            </w:r>
+          </w:p>
+        </w:tc>
+        <w:tc>
+          <w:tcPr/>
+          <w:p>
+            <w:pPr>
+              <w:pStyle w:val="Compact"/>
+              <w:jc w:val="left"/>
+            </w:pPr>
+            <w:r>
+              <w:t xml:space="preserve">Población, sistemas, datos, usuarios o procesos incluidos.</w:t>
+            </w:r>
+          </w:p>
+        </w:tc>
+      </w:tr>
+      <w:tr>
+        <w:tc>
+          <w:tcPr/>
+          <w:p>
+            <w:pPr>
+              <w:pStyle w:val="Compact"/>
+              <w:jc w:val="left"/>
+            </w:pPr>
+            <w:r>
+              <w:t xml:space="preserve">Propietario y sistemas de registro</w:t>
+            </w:r>
+          </w:p>
+        </w:tc>
+        <w:tc>
+          <w:tcPr/>
+          <w:p>
+            <w:pPr>
+              <w:pStyle w:val="Compact"/>
+              <w:jc w:val="left"/>
+            </w:pPr>
+            <w:r>
+              <w:t xml:space="preserve">Responsable, custodios y fuentes autoritativas.</w:t>
+            </w:r>
+          </w:p>
+        </w:tc>
+      </w:tr>
+      <w:tr>
+        <w:tc>
+          <w:tcPr/>
+          <w:p>
+            <w:pPr>
+              <w:pStyle w:val="Compact"/>
+              <w:jc w:val="left"/>
+            </w:pPr>
+            <w:r>
+              <w:t xml:space="preserve">Dependencias y supuestos</w:t>
+            </w:r>
+          </w:p>
+        </w:tc>
+        <w:tc>
+          <w:tcPr/>
+          <w:p>
+            <w:pPr>
+              <w:pStyle w:val="Compact"/>
+              <w:jc w:val="left"/>
+            </w:pPr>
+            <w:r>
+              <w:t xml:space="preserve">Condiciones necesarias, exclusiones y limitaciones.</w:t>
+            </w:r>
+          </w:p>
+        </w:tc>
+      </w:tr>
+      <w:tr>
+        <w:tc>
+          <w:tcPr/>
+          <w:p>
+            <w:pPr>
+              <w:pStyle w:val="Compact"/>
+              <w:jc w:val="left"/>
+            </w:pPr>
+            <w:r>
+              <w:t xml:space="preserve">Entradas y validación</w:t>
+            </w:r>
+          </w:p>
+        </w:tc>
+        <w:tc>
+          <w:tcPr/>
+          <w:p>
+            <w:pPr>
+              <w:pStyle w:val="Compact"/>
+              <w:jc w:val="left"/>
+            </w:pPr>
+            <w:r>
+              <w:t xml:space="preserve">Datos utilizados y controles sobre su integridad.</w:t>
+            </w:r>
+          </w:p>
+        </w:tc>
+      </w:tr>
+      <w:tr>
+        <w:tc>
+          <w:tcPr/>
+          <w:p>
+            <w:pPr>
+              <w:pStyle w:val="Compact"/>
+              <w:jc w:val="left"/>
+            </w:pPr>
+            <w:r>
+              <w:t xml:space="preserve">Operaciones</w:t>
+            </w:r>
+          </w:p>
+        </w:tc>
+        <w:tc>
+          <w:tcPr/>
+          <w:p>
+            <w:pPr>
+              <w:pStyle w:val="Compact"/>
+              <w:jc w:val="left"/>
+            </w:pPr>
+            <w:r>
+              <w:t xml:space="preserve">Pasos ejecutados para implementar o evaluar la Salvaguarda.</w:t>
+            </w:r>
+          </w:p>
+        </w:tc>
+      </w:tr>
+      <w:tr>
+        <w:tc>
+          <w:tcPr/>
+          <w:p>
+            <w:pPr>
+              <w:pStyle w:val="Compact"/>
+              <w:jc w:val="left"/>
+            </w:pPr>
+            <w:r>
+              <w:t xml:space="preserve">Medidas</w:t>
+            </w:r>
+          </w:p>
+        </w:tc>
+        <w:tc>
+          <w:tcPr/>
+          <w:p>
+            <w:pPr>
+              <w:pStyle w:val="Compact"/>
+              <w:jc w:val="left"/>
+            </w:pPr>
+            <w:r>
+              <w:t xml:space="preserve">Conteos, fechas, configuraciones y resultados observados.</w:t>
+            </w:r>
+          </w:p>
+        </w:tc>
+      </w:tr>
+      <w:tr>
+        <w:tc>
+          <w:tcPr/>
+          <w:p>
+            <w:pPr>
+              <w:pStyle w:val="Compact"/>
+              <w:jc w:val="left"/>
+            </w:pPr>
+            <w:r>
+              <w:t xml:space="preserve">Métrica e interpretación</w:t>
+            </w:r>
+          </w:p>
+        </w:tc>
+        <w:tc>
+          <w:tcPr/>
+          <w:p>
+            <w:pPr>
+              <w:pStyle w:val="Compact"/>
+              <w:jc w:val="left"/>
+            </w:pPr>
+            <w:r>
+              <w:t xml:space="preserve">Cálculo, umbral, tendencia y significado del resultado.</w:t>
+            </w:r>
+          </w:p>
+        </w:tc>
+      </w:tr>
+      <w:tr>
+        <w:tc>
+          <w:tcPr/>
+          <w:p>
+            <w:pPr>
+              <w:pStyle w:val="Compact"/>
+              <w:jc w:val="left"/>
+            </w:pPr>
+            <w:r>
+              <w:t xml:space="preserve">Excepciones</w:t>
+            </w:r>
+          </w:p>
+        </w:tc>
+        <w:tc>
+          <w:tcPr/>
+          <w:p>
+            <w:pPr>
+              <w:pStyle w:val="Compact"/>
+              <w:jc w:val="left"/>
+            </w:pPr>
+            <w:r>
+              <w:t xml:space="preserve">Riesgo aceptado, aprobación, vigencia y compensaciones.</w:t>
+            </w:r>
+          </w:p>
+        </w:tc>
+      </w:tr>
+      <w:tr>
+        <w:tc>
+          <w:tcPr/>
+          <w:p>
+            <w:pPr>
+              <w:pStyle w:val="Compact"/>
+              <w:jc w:val="left"/>
+            </w:pPr>
+            <w:r>
+              <w:t xml:space="preserve">Acción correctiva</w:t>
+            </w:r>
+          </w:p>
+        </w:tc>
+        <w:tc>
+          <w:tcPr/>
+          <w:p>
+            <w:pPr>
+              <w:pStyle w:val="Compact"/>
+              <w:jc w:val="left"/>
+            </w:pPr>
+            <w:r>
+              <w:t xml:space="preserve">Acción, propietario, fecha objetivo y evidencia de nueva prueba.</w:t>
+            </w:r>
+          </w:p>
+        </w:tc>
+      </w:tr>
+    </w:tbl>
+    <w:bookmarkEnd w:id="65"/>
+    <w:bookmarkStart w:id="66" w:name="registro-de-hallazgos-y-nuevas-pruebas"/>
+    <w:p>
+      <w:pPr>
+        <w:pStyle w:val="Heading2"/>
+      </w:pPr>
+      <w:r>
+        <w:t xml:space="preserve">30.2 Registro de hallazgos y nuevas pruebas</w:t>
+      </w:r>
+    </w:p>
+    <w:tbl>
+      <w:tblPr>
+        <w:tblStyle w:val="Table"/>
+        <w:tblW w:type="pct" w:w="5000"/>
+        <w:tblLook w:firstRow="1" w:lastRow="0" w:firstColumn="0" w:lastColumn="0" w:noHBand="0" w:noVBand="0" w:val="0020"/>
+        <w:jc w:val="start"/>
+      </w:tblPr>
+      <w:tblGrid>
+        <w:gridCol w:w="3960"/>
+        <w:gridCol w:w="3960"/>
+      </w:tblGrid>
+      <w:tr>
+        <w:trPr>
+          <w:tblHeader w:val="true"/>
+        </w:trPr>
+        <w:tc>
+          <w:tcPr/>
+          <w:p>
+            <w:pPr>
+              <w:pStyle w:val="Compact"/>
+              <w:jc w:val="left"/>
+            </w:pPr>
+            <w:r>
+              <w:t xml:space="preserve">Campo</w:t>
+            </w:r>
+          </w:p>
+        </w:tc>
+        <w:tc>
+          <w:tcPr/>
+          <w:p>
+            <w:pPr>
+              <w:pStyle w:val="Compact"/>
+              <w:jc w:val="left"/>
+            </w:pPr>
+            <w:r>
+              <w:t xml:space="preserve">Contenido esperado</w:t>
+            </w:r>
+          </w:p>
+        </w:tc>
+      </w:tr>
+      <w:tr>
+        <w:tc>
+          <w:tcPr/>
+          <w:p>
+            <w:pPr>
+              <w:pStyle w:val="Compact"/>
+              <w:jc w:val="left"/>
+            </w:pPr>
+            <w:r>
+              <w:t xml:space="preserve">Criterio</w:t>
+            </w:r>
+          </w:p>
+        </w:tc>
+        <w:tc>
+          <w:tcPr/>
+          <w:p>
+            <w:pPr>
+              <w:pStyle w:val="Compact"/>
+              <w:jc w:val="left"/>
+            </w:pPr>
+            <w:r>
+              <w:t xml:space="preserve">Requisito o condición evaluada.</w:t>
+            </w:r>
+          </w:p>
+        </w:tc>
+      </w:tr>
+      <w:tr>
+        <w:tc>
+          <w:tcPr/>
+          <w:p>
+            <w:pPr>
+              <w:pStyle w:val="Compact"/>
+              <w:jc w:val="left"/>
+            </w:pPr>
+            <w:r>
+              <w:t xml:space="preserve">Condición y evidencia</w:t>
+            </w:r>
+          </w:p>
+        </w:tc>
+        <w:tc>
+          <w:tcPr/>
+          <w:p>
+            <w:pPr>
+              <w:pStyle w:val="Compact"/>
+              <w:jc w:val="left"/>
+            </w:pPr>
+            <w:r>
+              <w:t xml:space="preserve">Estado observado y evidencia trazable.</w:t>
+            </w:r>
+          </w:p>
+        </w:tc>
+      </w:tr>
+      <w:tr>
+        <w:tc>
+          <w:tcPr/>
+          <w:p>
+            <w:pPr>
+              <w:pStyle w:val="Compact"/>
+              <w:jc w:val="left"/>
+            </w:pPr>
+            <w:r>
+              <w:t xml:space="preserve">Población afectada</w:t>
+            </w:r>
+          </w:p>
+        </w:tc>
+        <w:tc>
+          <w:tcPr/>
+          <w:p>
+            <w:pPr>
+              <w:pStyle w:val="Compact"/>
+              <w:jc w:val="left"/>
+            </w:pPr>
+            <w:r>
+              <w:t xml:space="preserve">Registros, activos, personas, sistemas o eventos aplicables.</w:t>
+            </w:r>
+          </w:p>
+        </w:tc>
+      </w:tr>
+      <w:tr>
+        <w:tc>
+          <w:tcPr/>
+          <w:p>
+            <w:pPr>
+              <w:pStyle w:val="Compact"/>
+              <w:jc w:val="left"/>
+            </w:pPr>
+            <w:r>
+              <w:t xml:space="preserve">Riesgo e impacto</w:t>
+            </w:r>
+          </w:p>
+        </w:tc>
+        <w:tc>
+          <w:tcPr/>
+          <w:p>
+            <w:pPr>
+              <w:pStyle w:val="Compact"/>
+              <w:jc w:val="left"/>
+            </w:pPr>
+            <w:r>
+              <w:t xml:space="preserve">Consecuencia, probabilidad y prioridad.</w:t>
+            </w:r>
+          </w:p>
+        </w:tc>
+      </w:tr>
+      <w:tr>
+        <w:tc>
+          <w:tcPr/>
+          <w:p>
+            <w:pPr>
+              <w:pStyle w:val="Compact"/>
+              <w:jc w:val="left"/>
+            </w:pPr>
+            <w:r>
+              <w:t xml:space="preserve">Causa</w:t>
+            </w:r>
+          </w:p>
+        </w:tc>
+        <w:tc>
+          <w:tcPr/>
+          <w:p>
+            <w:pPr>
+              <w:pStyle w:val="Compact"/>
+              <w:jc w:val="left"/>
+            </w:pPr>
+            <w:r>
+              <w:t xml:space="preserve">Causa raíz o factor contribuyente.</w:t>
+            </w:r>
+          </w:p>
+        </w:tc>
+      </w:tr>
+      <w:tr>
+        <w:tc>
+          <w:tcPr/>
+          <w:p>
+            <w:pPr>
+              <w:pStyle w:val="Compact"/>
+              <w:jc w:val="left"/>
+            </w:pPr>
+            <w:r>
+              <w:t xml:space="preserve">Protección provisional</w:t>
+            </w:r>
+          </w:p>
+        </w:tc>
+        <w:tc>
+          <w:tcPr/>
+          <w:p>
+            <w:pPr>
+              <w:pStyle w:val="Compact"/>
+              <w:jc w:val="left"/>
+            </w:pPr>
+            <w:r>
+              <w:t xml:space="preserve">Medida temporal para reducir el riesgo.</w:t>
+            </w:r>
+          </w:p>
+        </w:tc>
+      </w:tr>
+      <w:tr>
+        <w:tc>
+          <w:tcPr/>
+          <w:p>
+            <w:pPr>
+              <w:pStyle w:val="Compact"/>
+              <w:jc w:val="left"/>
+            </w:pPr>
+            <w:r>
+              <w:t xml:space="preserve">Corrección y propietario</w:t>
+            </w:r>
+          </w:p>
+        </w:tc>
+        <w:tc>
+          <w:tcPr/>
+          <w:p>
+            <w:pPr>
+              <w:pStyle w:val="Compact"/>
+              <w:jc w:val="left"/>
+            </w:pPr>
+            <w:r>
+              <w:t xml:space="preserve">Acción definitiva y responsable.</w:t>
+            </w:r>
+          </w:p>
+        </w:tc>
+      </w:tr>
+      <w:tr>
+        <w:tc>
+          <w:tcPr/>
+          <w:p>
+            <w:pPr>
+              <w:pStyle w:val="Compact"/>
+              <w:jc w:val="left"/>
+            </w:pPr>
+            <w:r>
+              <w:t xml:space="preserve">Fecha objetivo</w:t>
+            </w:r>
+          </w:p>
+        </w:tc>
+        <w:tc>
+          <w:tcPr/>
+          <w:p>
+            <w:pPr>
+              <w:pStyle w:val="Compact"/>
+              <w:jc w:val="left"/>
+            </w:pPr>
+            <w:r>
+              <w:t xml:space="preserve">Fecha comprometida para completar la corrección.</w:t>
+            </w:r>
+          </w:p>
+        </w:tc>
+      </w:tr>
+      <w:tr>
+        <w:tc>
+          <w:tcPr/>
+          <w:p>
+            <w:pPr>
+              <w:pStyle w:val="Compact"/>
+              <w:jc w:val="left"/>
+            </w:pPr>
+            <w:r>
+              <w:t xml:space="preserve">Procedimiento de nueva prueba</w:t>
+            </w:r>
+          </w:p>
+        </w:tc>
+        <w:tc>
+          <w:tcPr/>
+          <w:p>
+            <w:pPr>
+              <w:pStyle w:val="Compact"/>
+              <w:jc w:val="left"/>
+            </w:pPr>
+            <w:r>
+              <w:t xml:space="preserve">Método, alcance y evidencia requerida.</w:t>
+            </w:r>
+          </w:p>
+        </w:tc>
+      </w:tr>
+      <w:tr>
+        <w:tc>
+          <w:tcPr/>
+          <w:p>
+            <w:pPr>
+              <w:pStyle w:val="Compact"/>
+              <w:jc w:val="left"/>
+            </w:pPr>
+            <w:r>
+              <w:t xml:space="preserve">Resultado final</w:t>
+            </w:r>
+          </w:p>
+        </w:tc>
+        <w:tc>
+          <w:tcPr/>
+          <w:p>
+            <w:pPr>
+              <w:pStyle w:val="Compact"/>
+              <w:jc w:val="left"/>
+            </w:pPr>
+            <w:r>
+              <w:t xml:space="preserve">Cerrado, parcialmente corregido, aceptado o pendiente.</w:t>
+            </w:r>
+          </w:p>
+        </w:tc>
+      </w:tr>
+    </w:tbl>
+    <w:bookmarkEnd w:id="66"/>
+    <w:bookmarkStart w:id="67" w:name="glosario"/>
+    <w:p>
+      <w:pPr>
+        <w:pStyle w:val="Heading2"/>
+      </w:pPr>
+      <w:r>
+        <w:t xml:space="preserve">30.3 Glosario</w:t>
+      </w:r>
+    </w:p>
+    <w:tbl>
+      <w:tblPr>
+        <w:tblStyle w:val="Table"/>
+        <w:tblW w:type="pct" w:w="5000"/>
+        <w:tblLook w:firstRow="1" w:lastRow="0" w:firstColumn="0" w:lastColumn="0" w:noHBand="0" w:noVBand="0" w:val="0020"/>
+        <w:jc w:val="start"/>
+      </w:tblPr>
+      <w:tblGrid>
+        <w:gridCol w:w="3960"/>
+        <w:gridCol w:w="3960"/>
+      </w:tblGrid>
+      <w:tr>
+        <w:trPr>
+          <w:tblHeader w:val="true"/>
+        </w:trPr>
+        <w:tc>
+          <w:tcPr/>
+          <w:p>
+            <w:pPr>
+              <w:pStyle w:val="Compact"/>
+              <w:jc w:val="left"/>
+            </w:pPr>
+            <w:r>
+              <w:t xml:space="preserve">Término</w:t>
+            </w:r>
+          </w:p>
+        </w:tc>
+        <w:tc>
+          <w:tcPr/>
+          <w:p>
+            <w:pPr>
+              <w:pStyle w:val="Compact"/>
+              <w:jc w:val="left"/>
+            </w:pPr>
+            <w:r>
+              <w:t xml:space="preserve">Definición</w:t>
+            </w:r>
+          </w:p>
+        </w:tc>
+      </w:tr>
+      <w:tr>
+        <w:tc>
+          <w:tcPr/>
+          <w:p>
+            <w:pPr>
+              <w:pStyle w:val="Compact"/>
+              <w:jc w:val="left"/>
+            </w:pPr>
+            <w:r>
+              <w:t xml:space="preserve">Clase de activo</w:t>
+            </w:r>
+          </w:p>
+        </w:tc>
+        <w:tc>
+          <w:tcPr/>
+          <w:p>
+            <w:pPr>
+              <w:pStyle w:val="Compact"/>
+              <w:jc w:val="left"/>
+            </w:pPr>
+            <w:r>
+              <w:t xml:space="preserve">Categoría afectada por una Salvaguarda, como dispositivos, software, datos, redes, usuarios o documentación.</w:t>
+            </w:r>
+          </w:p>
+        </w:tc>
+      </w:tr>
+      <w:tr>
+        <w:tc>
+          <w:tcPr/>
+          <w:p>
+            <w:pPr>
+              <w:pStyle w:val="Compact"/>
+              <w:jc w:val="left"/>
+            </w:pPr>
+            <w:r>
+              <w:t xml:space="preserve">CIS Benchmark</w:t>
+            </w:r>
+          </w:p>
+        </w:tc>
+        <w:tc>
+          <w:tcPr/>
+          <w:p>
+            <w:pPr>
+              <w:pStyle w:val="Compact"/>
+              <w:jc w:val="left"/>
+            </w:pPr>
+            <w:r>
+              <w:t xml:space="preserve">Recomendaciones de configuración segura para una tecnología específica.</w:t>
+            </w:r>
+          </w:p>
+        </w:tc>
+      </w:tr>
+      <w:tr>
+        <w:tc>
+          <w:tcPr/>
+          <w:p>
+            <w:pPr>
+              <w:pStyle w:val="Compact"/>
+              <w:jc w:val="left"/>
+            </w:pPr>
+            <w:r>
+              <w:t xml:space="preserve">CIS Control</w:t>
+            </w:r>
+          </w:p>
+        </w:tc>
+        <w:tc>
+          <w:tcPr/>
+          <w:p>
+            <w:pPr>
+              <w:pStyle w:val="Compact"/>
+              <w:jc w:val="left"/>
+            </w:pPr>
+            <w:r>
+              <w:t xml:space="preserve">Una de las 18 áreas defensivas de alto nivel de CIS Controls v8.1.</w:t>
+            </w:r>
+          </w:p>
+        </w:tc>
+      </w:tr>
+      <w:tr>
+        <w:tc>
+          <w:tcPr/>
+          <w:p>
+            <w:pPr>
+              <w:pStyle w:val="Compact"/>
+              <w:jc w:val="left"/>
+            </w:pPr>
+            <w:r>
+              <w:t xml:space="preserve">CIS Salvaguarda</w:t>
+            </w:r>
+          </w:p>
+        </w:tc>
+        <w:tc>
+          <w:tcPr/>
+          <w:p>
+            <w:pPr>
+              <w:pStyle w:val="Compact"/>
+              <w:jc w:val="left"/>
+            </w:pPr>
+            <w:r>
+              <w:t xml:space="preserve">Acción enfocada e implementable incluida dentro de un CIS Control.</w:t>
+            </w:r>
+          </w:p>
+        </w:tc>
+      </w:tr>
+      <w:tr>
+        <w:tc>
+          <w:tcPr/>
+          <w:p>
+            <w:pPr>
+              <w:pStyle w:val="Compact"/>
+              <w:jc w:val="left"/>
+            </w:pPr>
+            <w:r>
+              <w:t xml:space="preserve">Cobertura</w:t>
+            </w:r>
+          </w:p>
+        </w:tc>
+        <w:tc>
+          <w:tcPr/>
+          <w:p>
+            <w:pPr>
+              <w:pStyle w:val="Compact"/>
+              <w:jc w:val="left"/>
+            </w:pPr>
+            <w:r>
+              <w:t xml:space="preserve">Proporción de la población aplicable en la que una Salvaguarda está implementada correctamente.</w:t>
+            </w:r>
+          </w:p>
+        </w:tc>
+      </w:tr>
+      <w:tr>
+        <w:tc>
+          <w:tcPr/>
+          <w:p>
+            <w:pPr>
+              <w:pStyle w:val="Compact"/>
+              <w:jc w:val="left"/>
+            </w:pPr>
+            <w:r>
+              <w:t xml:space="preserve">IG1</w:t>
+            </w:r>
+          </w:p>
+        </w:tc>
+        <w:tc>
+          <w:tcPr/>
+          <w:p>
+            <w:pPr>
+              <w:pStyle w:val="Compact"/>
+              <w:jc w:val="left"/>
+            </w:pPr>
+            <w:r>
+              <w:t xml:space="preserve">Grupo de Implementación 1: 56 Salvaguardas esenciales de higiene cibernética.</w:t>
+            </w:r>
+          </w:p>
+        </w:tc>
+      </w:tr>
+      <w:tr>
+        <w:tc>
+          <w:tcPr/>
+          <w:p>
+            <w:pPr>
+              <w:pStyle w:val="Compact"/>
+              <w:jc w:val="left"/>
+            </w:pPr>
+            <w:r>
+              <w:t xml:space="preserve">IG2</w:t>
+            </w:r>
+          </w:p>
+        </w:tc>
+        <w:tc>
+          <w:tcPr/>
+          <w:p>
+            <w:pPr>
+              <w:pStyle w:val="Compact"/>
+              <w:jc w:val="left"/>
+            </w:pPr>
+            <w:r>
+              <w:t xml:space="preserve">Grupo de Implementación 2: IG1 más 74 Salvaguardas adicionales.</w:t>
+            </w:r>
+          </w:p>
+        </w:tc>
+      </w:tr>
+      <w:tr>
+        <w:tc>
+          <w:tcPr/>
+          <w:p>
+            <w:pPr>
+              <w:pStyle w:val="Compact"/>
+              <w:jc w:val="left"/>
+            </w:pPr>
+            <w:r>
+              <w:t xml:space="preserve">IG3</w:t>
+            </w:r>
+          </w:p>
+        </w:tc>
+        <w:tc>
+          <w:tcPr/>
+          <w:p>
+            <w:pPr>
+              <w:pStyle w:val="Compact"/>
+              <w:jc w:val="left"/>
+            </w:pPr>
+            <w:r>
+              <w:t xml:space="preserve">Grupo de Implementación 3: IG1 e IG2 más 23 Salvaguardas adicionales; 153 en total.</w:t>
+            </w:r>
+          </w:p>
+        </w:tc>
+      </w:tr>
+      <w:tr>
+        <w:tc>
+          <w:tcPr/>
+          <w:p>
+            <w:pPr>
+              <w:pStyle w:val="Compact"/>
+              <w:jc w:val="left"/>
+            </w:pPr>
+            <w:r>
+              <w:t xml:space="preserve">Medida</w:t>
+            </w:r>
+          </w:p>
+        </w:tc>
+        <w:tc>
+          <w:tcPr/>
+          <w:p>
+            <w:pPr>
+              <w:pStyle w:val="Compact"/>
+              <w:jc w:val="left"/>
+            </w:pPr>
+            <w:r>
+              <w:t xml:space="preserve">Conteo, lista, fecha, configuración o resultado producido por las operaciones de evaluación.</w:t>
+            </w:r>
+          </w:p>
+        </w:tc>
+      </w:tr>
+      <w:tr>
+        <w:tc>
+          <w:tcPr/>
+          <w:p>
+            <w:pPr>
+              <w:pStyle w:val="Compact"/>
+              <w:jc w:val="left"/>
+            </w:pPr>
+            <w:r>
+              <w:t xml:space="preserve">Métrica</w:t>
+            </w:r>
+          </w:p>
+        </w:tc>
+        <w:tc>
+          <w:tcPr/>
+          <w:p>
+            <w:pPr>
+              <w:pStyle w:val="Compact"/>
+              <w:jc w:val="left"/>
+            </w:pPr>
+            <w:r>
+              <w:t xml:space="preserve">Cálculo o interpretación construido a partir de medidas.</w:t>
+            </w:r>
+          </w:p>
+        </w:tc>
+      </w:tr>
+      <w:tr>
+        <w:tc>
+          <w:tcPr/>
+          <w:p>
+            <w:pPr>
+              <w:pStyle w:val="Compact"/>
+              <w:jc w:val="left"/>
+            </w:pPr>
+            <w:r>
+              <w:t xml:space="preserve">Población</w:t>
+            </w:r>
+          </w:p>
+        </w:tc>
+        <w:tc>
+          <w:tcPr/>
+          <w:p>
+            <w:pPr>
+              <w:pStyle w:val="Compact"/>
+              <w:jc w:val="left"/>
+            </w:pPr>
+            <w:r>
+              <w:t xml:space="preserve">Conjunto completo de registros, activos, personas, sistemas o eventos aplicables.</w:t>
+            </w:r>
+          </w:p>
+        </w:tc>
+      </w:tr>
+      <w:tr>
+        <w:tc>
+          <w:tcPr/>
+          <w:p>
+            <w:pPr>
+              <w:pStyle w:val="Compact"/>
+              <w:jc w:val="left"/>
+            </w:pPr>
+            <w:r>
+              <w:t xml:space="preserve">Revisión de procedimiento</w:t>
+            </w:r>
+          </w:p>
+        </w:tc>
+        <w:tc>
+          <w:tcPr/>
+          <w:p>
+            <w:pPr>
+              <w:pStyle w:val="Compact"/>
+              <w:jc w:val="left"/>
+            </w:pPr>
+            <w:r>
+              <w:t xml:space="preserve">Evaluación manual de si existe un proceso requerido y contiene los elementos necesarios.</w:t>
+            </w:r>
+          </w:p>
+        </w:tc>
+      </w:tr>
+      <w:tr>
+        <w:tc>
+          <w:tcPr/>
+          <w:p>
+            <w:pPr>
+              <w:pStyle w:val="Compact"/>
+              <w:jc w:val="left"/>
+            </w:pPr>
+            <w:r>
+              <w:t xml:space="preserve">Función de seguridad</w:t>
+            </w:r>
+          </w:p>
+        </w:tc>
+        <w:tc>
+          <w:tcPr/>
+          <w:p>
+            <w:pPr>
+              <w:pStyle w:val="Compact"/>
+              <w:jc w:val="left"/>
+            </w:pPr>
+            <w:r>
+              <w:t xml:space="preserve">Categoría de resultado: Gobernar, Identificar, Proteger, Detectar, Responder o Recuperar.</w:t>
+            </w:r>
+          </w:p>
+        </w:tc>
+      </w:tr>
+    </w:tbl>
+    <w:bookmarkEnd w:id="67"/>
+    <w:bookmarkStart w:id="68" w:name="índice-temático"/>
+    <w:p>
+      <w:pPr>
+        <w:pStyle w:val="Heading2"/>
+      </w:pPr>
+      <w:r>
+        <w:t xml:space="preserve">30.4 Índice temático</w:t>
+      </w:r>
+    </w:p>
+    <w:tbl>
+      <w:tblPr>
+        <w:tblStyle w:val="Table"/>
+        <w:tblW w:type="auto" w:w="0"/>
+        <w:tblLook w:firstRow="1" w:lastRow="0" w:firstColumn="0" w:lastColumn="0" w:noHBand="0" w:noVBand="0" w:val="0020"/>
+        <w:jc w:val="start"/>
+      </w:tblPr>
+      <w:tblGrid>
+        <w:gridCol w:w="3960"/>
+        <w:gridCol w:w="3960"/>
+      </w:tblGrid>
+      <w:tr>
+        <w:trPr>
+          <w:tblHeader w:val="true"/>
+        </w:trPr>
+        <w:tc>
+          <w:tcPr/>
+          <w:p>
+            <w:pPr>
+              <w:pStyle w:val="Compact"/>
+              <w:jc w:val="left"/>
+            </w:pPr>
+            <w:r>
+              <w:t xml:space="preserve">Tema</w:t>
+            </w:r>
+          </w:p>
+        </w:tc>
+        <w:tc>
+          <w:tcPr/>
+          <w:p>
+            <w:pPr>
+              <w:pStyle w:val="Compact"/>
+              <w:jc w:val="right"/>
+            </w:pPr>
+            <w:r>
+              <w:t xml:space="preserve">Sección</w:t>
+            </w:r>
+          </w:p>
+        </w:tc>
+      </w:tr>
+      <w:tr>
+        <w:tc>
+          <w:tcPr/>
+          <w:p>
+            <w:pPr>
+              <w:pStyle w:val="Compact"/>
+              <w:jc w:val="left"/>
+            </w:pPr>
+            <w:r>
+              <w:t xml:space="preserve">Cuentas</w:t>
+            </w:r>
+          </w:p>
+        </w:tc>
+        <w:tc>
+          <w:tcPr/>
+          <w:p>
+            <w:pPr>
+              <w:pStyle w:val="Compact"/>
+              <w:jc w:val="right"/>
+            </w:pPr>
+            <w:r>
+              <w:t xml:space="preserve">10</w:t>
+            </w:r>
+          </w:p>
+        </w:tc>
+      </w:tr>
+      <w:tr>
+        <w:tc>
+          <w:tcPr/>
+          <w:p>
+            <w:pPr>
+              <w:pStyle w:val="Compact"/>
+              <w:jc w:val="left"/>
+            </w:pPr>
+            <w:r>
+              <w:t xml:space="preserve">Seguridad de aplicaciones</w:t>
+            </w:r>
+          </w:p>
+        </w:tc>
+        <w:tc>
+          <w:tcPr/>
+          <w:p>
+            <w:pPr>
+              <w:pStyle w:val="Compact"/>
+              <w:jc w:val="right"/>
+            </w:pPr>
+            <w:r>
+              <w:t xml:space="preserve">21</w:t>
+            </w:r>
+          </w:p>
+        </w:tc>
+      </w:tr>
+      <w:tr>
+        <w:tc>
+          <w:tcPr/>
+          <w:p>
+            <w:pPr>
+              <w:pStyle w:val="Compact"/>
+              <w:jc w:val="left"/>
+            </w:pPr>
+            <w:r>
+              <w:t xml:space="preserve">Inventario de activos empresariales</w:t>
+            </w:r>
+          </w:p>
+        </w:tc>
+        <w:tc>
+          <w:tcPr/>
+          <w:p>
+            <w:pPr>
+              <w:pStyle w:val="Compact"/>
+              <w:jc w:val="right"/>
+            </w:pPr>
+            <w:r>
+              <w:t xml:space="preserve">6</w:t>
+            </w:r>
+          </w:p>
+        </w:tc>
+      </w:tr>
+      <w:tr>
+        <w:tc>
+          <w:tcPr/>
+          <w:p>
+            <w:pPr>
+              <w:pStyle w:val="Compact"/>
+              <w:jc w:val="left"/>
+            </w:pPr>
+            <w:r>
+              <w:t xml:space="preserve">Registros de auditoría</w:t>
+            </w:r>
+          </w:p>
+        </w:tc>
+        <w:tc>
+          <w:tcPr/>
+          <w:p>
+            <w:pPr>
+              <w:pStyle w:val="Compact"/>
+              <w:jc w:val="right"/>
+            </w:pPr>
+            <w:r>
+              <w:t xml:space="preserve">13</w:t>
+            </w:r>
+          </w:p>
+        </w:tc>
+      </w:tr>
+      <w:tr>
+        <w:tc>
+          <w:tcPr/>
+          <w:p>
+            <w:pPr>
+              <w:pStyle w:val="Compact"/>
+              <w:jc w:val="left"/>
+            </w:pPr>
+            <w:r>
+              <w:t xml:space="preserve">Protección de datos</w:t>
+            </w:r>
+          </w:p>
+        </w:tc>
+        <w:tc>
+          <w:tcPr/>
+          <w:p>
+            <w:pPr>
+              <w:pStyle w:val="Compact"/>
+              <w:jc w:val="right"/>
+            </w:pPr>
+            <w:r>
+              <w:t xml:space="preserve">8</w:t>
+            </w:r>
+          </w:p>
+        </w:tc>
+      </w:tr>
+      <w:tr>
+        <w:tc>
+          <w:tcPr/>
+          <w:p>
+            <w:pPr>
+              <w:pStyle w:val="Compact"/>
+              <w:jc w:val="left"/>
+            </w:pPr>
+            <w:r>
+              <w:t xml:space="preserve">Evidencia y medición</w:t>
+            </w:r>
+          </w:p>
+        </w:tc>
+        <w:tc>
+          <w:tcPr/>
+          <w:p>
+            <w:pPr>
+              <w:pStyle w:val="Compact"/>
+              <w:jc w:val="right"/>
+            </w:pPr>
+            <w:r>
+              <w:t xml:space="preserve">4</w:t>
+            </w:r>
+          </w:p>
+        </w:tc>
+      </w:tr>
+      <w:tr>
+        <w:tc>
+          <w:tcPr/>
+          <w:p>
+            <w:pPr>
+              <w:pStyle w:val="Compact"/>
+              <w:jc w:val="left"/>
+            </w:pPr>
+            <w:r>
+              <w:t xml:space="preserve">Grupos de Implementación</w:t>
+            </w:r>
+          </w:p>
+        </w:tc>
+        <w:tc>
+          <w:tcPr/>
+          <w:p>
+            <w:pPr>
+              <w:pStyle w:val="Compact"/>
+              <w:jc w:val="right"/>
+            </w:pPr>
+            <w:r>
+              <w:t xml:space="preserve">3</w:t>
+            </w:r>
+          </w:p>
+        </w:tc>
+      </w:tr>
+      <w:tr>
+        <w:tc>
+          <w:tcPr/>
+          <w:p>
+            <w:pPr>
+              <w:pStyle w:val="Compact"/>
+              <w:jc w:val="left"/>
+            </w:pPr>
+            <w:r>
+              <w:t xml:space="preserve">Respuesta a incidentes</w:t>
+            </w:r>
+          </w:p>
+        </w:tc>
+        <w:tc>
+          <w:tcPr/>
+          <w:p>
+            <w:pPr>
+              <w:pStyle w:val="Compact"/>
+              <w:jc w:val="right"/>
+            </w:pPr>
+            <w:r>
+              <w:t xml:space="preserve">22</w:t>
+            </w:r>
+          </w:p>
+        </w:tc>
+      </w:tr>
+      <w:tr>
+        <w:tc>
+          <w:tcPr/>
+          <w:p>
+            <w:pPr>
+              <w:pStyle w:val="Compact"/>
+              <w:jc w:val="left"/>
+            </w:pPr>
+            <w:r>
+              <w:t xml:space="preserve">Analista junior</w:t>
+            </w:r>
+          </w:p>
+        </w:tc>
+        <w:tc>
+          <w:tcPr/>
+          <w:p>
+            <w:pPr>
+              <w:pStyle w:val="Compact"/>
+              <w:jc w:val="right"/>
+            </w:pPr>
+            <w:r>
+              <w:t xml:space="preserve">5</w:t>
+            </w:r>
+          </w:p>
+        </w:tc>
+      </w:tr>
+      <w:tr>
+        <w:tc>
+          <w:tcPr/>
+          <w:p>
+            <w:pPr>
+              <w:pStyle w:val="Compact"/>
+              <w:jc w:val="left"/>
+            </w:pPr>
+            <w:r>
+              <w:t xml:space="preserve">Monitoreo y defensa de redes</w:t>
+            </w:r>
+          </w:p>
+        </w:tc>
+        <w:tc>
+          <w:tcPr/>
+          <w:p>
+            <w:pPr>
+              <w:pStyle w:val="Compact"/>
+              <w:jc w:val="right"/>
+            </w:pPr>
+            <w:r>
+              <w:t xml:space="preserve">18</w:t>
+            </w:r>
+          </w:p>
+        </w:tc>
+      </w:tr>
+      <w:tr>
+        <w:tc>
+          <w:tcPr/>
+          <w:p>
+            <w:pPr>
+              <w:pStyle w:val="Compact"/>
+              <w:jc w:val="left"/>
+            </w:pPr>
+            <w:r>
+              <w:t xml:space="preserve">Herramientas de código abierto</w:t>
+            </w:r>
+          </w:p>
+        </w:tc>
+        <w:tc>
+          <w:tcPr/>
+          <w:p>
+            <w:pPr>
+              <w:pStyle w:val="Compact"/>
+              <w:jc w:val="right"/>
+            </w:pPr>
+            <w:r>
+              <w:t xml:space="preserve">24</w:t>
+            </w:r>
+          </w:p>
+        </w:tc>
+      </w:tr>
+      <w:tr>
+        <w:tc>
+          <w:tcPr/>
+          <w:p>
+            <w:pPr>
+              <w:pStyle w:val="Compact"/>
+              <w:jc w:val="left"/>
+            </w:pPr>
+            <w:r>
+              <w:t xml:space="preserve">Pruebas de penetración</w:t>
+            </w:r>
+          </w:p>
+        </w:tc>
+        <w:tc>
+          <w:tcPr/>
+          <w:p>
+            <w:pPr>
+              <w:pStyle w:val="Compact"/>
+              <w:jc w:val="right"/>
+            </w:pPr>
+            <w:r>
+              <w:t xml:space="preserve">23</w:t>
+            </w:r>
+          </w:p>
+        </w:tc>
+      </w:tr>
+      <w:tr>
+        <w:tc>
+          <w:tcPr/>
+          <w:p>
+            <w:pPr>
+              <w:pStyle w:val="Compact"/>
+              <w:jc w:val="left"/>
+            </w:pPr>
+            <w:r>
+              <w:t xml:space="preserve">Recuperación de datos</w:t>
+            </w:r>
+          </w:p>
+        </w:tc>
+        <w:tc>
+          <w:tcPr/>
+          <w:p>
+            <w:pPr>
+              <w:pStyle w:val="Compact"/>
+              <w:jc w:val="right"/>
+            </w:pPr>
+            <w:r>
+              <w:t xml:space="preserve">16</w:t>
+            </w:r>
+          </w:p>
+        </w:tc>
+      </w:tr>
+      <w:tr>
+        <w:tc>
+          <w:tcPr/>
+          <w:p>
+            <w:pPr>
+              <w:pStyle w:val="Compact"/>
+              <w:jc w:val="left"/>
+            </w:pPr>
+            <w:r>
+              <w:t xml:space="preserve">Proveedores de servicios</w:t>
+            </w:r>
+          </w:p>
+        </w:tc>
+        <w:tc>
+          <w:tcPr/>
+          <w:p>
+            <w:pPr>
+              <w:pStyle w:val="Compact"/>
+              <w:jc w:val="right"/>
+            </w:pPr>
+            <w:r>
+              <w:t xml:space="preserve">20</w:t>
+            </w:r>
+          </w:p>
+        </w:tc>
+      </w:tr>
+      <w:tr>
+        <w:tc>
+          <w:tcPr/>
+          <w:p>
+            <w:pPr>
+              <w:pStyle w:val="Compact"/>
+              <w:jc w:val="left"/>
+            </w:pPr>
+            <w:r>
+              <w:t xml:space="preserve">Inventario de software</w:t>
+            </w:r>
+          </w:p>
+        </w:tc>
+        <w:tc>
+          <w:tcPr/>
+          <w:p>
+            <w:pPr>
+              <w:pStyle w:val="Compact"/>
+              <w:jc w:val="right"/>
+            </w:pPr>
+            <w:r>
+              <w:t xml:space="preserve">7</w:t>
+            </w:r>
+          </w:p>
+        </w:tc>
+      </w:tr>
+      <w:tr>
+        <w:tc>
+          <w:tcPr/>
+          <w:p>
+            <w:pPr>
+              <w:pStyle w:val="Compact"/>
+              <w:jc w:val="left"/>
+            </w:pPr>
+            <w:r>
+              <w:t xml:space="preserve">Gestión de vulnerabilidades</w:t>
+            </w:r>
+          </w:p>
+        </w:tc>
+        <w:tc>
+          <w:tcPr/>
+          <w:p>
+            <w:pPr>
+              <w:pStyle w:val="Compact"/>
+              <w:jc w:val="right"/>
+            </w:pPr>
+            <w:r>
+              <w:t xml:space="preserve">12</w:t>
+            </w:r>
+          </w:p>
+        </w:tc>
+      </w:tr>
+    </w:tbl>
+    <w:bookmarkEnd w:id="68"/>
+    <w:bookmarkStart w:id="73" w:name="referencias-oficiales"/>
+    <w:p>
+      <w:pPr>
+        <w:pStyle w:val="Heading2"/>
+      </w:pPr>
+      <w:r>
+        <w:t xml:space="preserve">30.5 Referencias oficiales</w:t>
       </w:r>
     </w:p>
     <w:p>
@@ -18195,606 +19706,65 @@
         </w:numPr>
         <w:pStyle w:val="Compact"/>
       </w:pPr>
-      <w:r>
-        <w:t xml:space="preserve">Estructuras de trabajo reutilizables, términos importantes y puntos de partida autorizados.*</w:t>
-      </w:r>
-    </w:p>
-    <w:bookmarkStart w:id="65" w:name="Xd4c618b42330dd735bc1630c0214b43162c8346"/>
-    <w:p>
-      <w:pPr>
-        <w:pStyle w:val="Heading2"/>
-      </w:pPr>
-      <w:r>
-        <w:t xml:space="preserve">30.1 Documentos de trabajo de medición de salvaguardia</w:t>
-      </w:r>
-    </w:p>
-    <w:p>
-      <w:pPr>
-        <w:pStyle w:val="FirstParagraph"/>
-      </w:pPr>
-      <w:r>
-        <w:t xml:space="preserve">|** |</w:t>
-      </w:r>
-      <w:r>
-        <w:t xml:space="preserve"> </w:t>
-      </w:r>
-      <w:r>
-        <w:t xml:space="preserve">|. |</w:t>
-      </w:r>
-      <w:r>
-        <w:t xml:space="preserve"> </w:t>
-      </w:r>
-      <w:r>
-        <w:t xml:space="preserve">“</w:t>
-      </w:r>
-      <w:r>
-        <w:t xml:space="preserve">La Salvaguardia de la Vida</w:t>
-      </w:r>
-      <w:r>
-        <w:t xml:space="preserve">”</w:t>
-      </w:r>
-      <w:r>
-        <w:t xml:space="preserve"> </w:t>
-      </w:r>
-      <w:r>
-        <w:t xml:space="preserve">y la IG</w:t>
-      </w:r>
-      <w:r>
-        <w:t xml:space="preserve"> </w:t>
-      </w:r>
-      <w:r>
-        <w:t xml:space="preserve">“</w:t>
-      </w:r>
-      <w:r>
-        <w:t xml:space="preserve">Antes</w:t>
-      </w:r>
-      <w:r>
-        <w:t xml:space="preserve">”</w:t>
-      </w:r>
-      <w:r>
-        <w:t xml:space="preserve"> </w:t>
-      </w:r>
-      <w:r>
-        <w:t xml:space="preserve">“</w:t>
-      </w:r>
-      <w:r>
-        <w:t xml:space="preserve">Escopia y clase de activos</w:t>
-      </w:r>
-      <w:r>
-        <w:t xml:space="preserve">”</w:t>
-      </w:r>
-      <w:r>
-        <w:t xml:space="preserve"> </w:t>
-      </w:r>
-      <w:r>
-        <w:t xml:space="preserve">“</w:t>
-      </w:r>
-      <w:r>
-        <w:t xml:space="preserve">Principal y sistemas de vida</w:t>
-      </w:r>
-      <w:r>
-        <w:t xml:space="preserve">”</w:t>
-      </w:r>
-      <w:r>
-        <w:t xml:space="preserve"> </w:t>
-      </w:r>
-      <w:r>
-        <w:t xml:space="preserve">Las dependencias y las suposiciones de la vida</w:t>
-      </w:r>
-      <w:r>
-        <w:t xml:space="preserve"> </w:t>
-      </w:r>
-      <w:r>
-        <w:t xml:space="preserve">Inputs y validación de la vida</w:t>
-      </w:r>
-      <w:r>
-        <w:t xml:space="preserve"> </w:t>
-      </w:r>
-      <w:r>
-        <w:t xml:space="preserve">“</w:t>
-      </w:r>
-      <w:r>
-        <w:t xml:space="preserve">Operaciones en la vida</w:t>
-      </w:r>
-      <w:r>
-        <w:t xml:space="preserve">”</w:t>
-      </w:r>
-      <w:r>
-        <w:t xml:space="preserve"> </w:t>
-      </w:r>
-      <w:r>
-        <w:t xml:space="preserve">“</w:t>
-      </w:r>
-      <w:r>
-        <w:t xml:space="preserve">Las medidas de la vida</w:t>
-      </w:r>
-      <w:r>
-        <w:t xml:space="preserve">”</w:t>
-      </w:r>
-      <w:r>
-        <w:t xml:space="preserve"> </w:t>
-      </w:r>
-      <w:r>
-        <w:t xml:space="preserve">“</w:t>
-      </w:r>
-      <w:r>
-        <w:t xml:space="preserve">Metric and interpretation |</w:t>
-      </w:r>
-      <w:r>
-        <w:t xml:space="preserve">”</w:t>
-      </w:r>
-      <w:r>
-        <w:t xml:space="preserve"> </w:t>
-      </w:r>
-      <w:r>
-        <w:t xml:space="preserve">Excepciones y limitaciones de la vida</w:t>
-      </w:r>
-      <w:r>
-        <w:t xml:space="preserve"> </w:t>
-      </w:r>
-      <w:r>
-        <w:t xml:space="preserve">La acción, el dueño, la fecha y la prueba de la vida</w:t>
-      </w:r>
-    </w:p>
-    <w:bookmarkEnd w:id="65"/>
-    <w:bookmarkStart w:id="66" w:name="registro-de-hallazgos-y-nuevas-pruebas"/>
-    <w:p>
-      <w:pPr>
-        <w:pStyle w:val="Heading2"/>
-      </w:pPr>
-      <w:r>
-        <w:t xml:space="preserve">30.2 Registro de hallazgos y nuevas pruebas</w:t>
-      </w:r>
-    </w:p>
-    <w:p>
-      <w:pPr>
-        <w:pStyle w:val="FirstParagraph"/>
-      </w:pPr>
-      <w:r>
-        <w:t xml:space="preserve">|** |</w:t>
-      </w:r>
-      <w:r>
-        <w:t xml:space="preserve"> </w:t>
-      </w:r>
-      <w:r>
-        <w:t xml:space="preserve">|… |</w:t>
-      </w:r>
-      <w:r>
-        <w:t xml:space="preserve"> </w:t>
-      </w:r>
-      <w:r>
-        <w:t xml:space="preserve">Los Criterios de la vida siguen adelante.</w:t>
-      </w:r>
-      <w:r>
-        <w:t xml:space="preserve"> </w:t>
-      </w:r>
-      <w:r>
-        <w:t xml:space="preserve">“</w:t>
-      </w:r>
-      <w:r>
-        <w:t xml:space="preserve">Acondicionamiento y evidencia de vida</w:t>
-      </w:r>
-      <w:r>
-        <w:t xml:space="preserve">”</w:t>
-      </w:r>
-      <w:r>
-        <w:t xml:space="preserve"> </w:t>
-      </w:r>
-      <w:r>
-        <w:t xml:space="preserve">La población afectada está en peligro.</w:t>
-      </w:r>
-      <w:r>
-        <w:t xml:space="preserve"> </w:t>
-      </w:r>
-      <w:r>
-        <w:t xml:space="preserve">“</w:t>
-      </w:r>
-      <w:r>
-        <w:t xml:space="preserve">El riesgo y el impacto en la vida</w:t>
-      </w:r>
-      <w:r>
-        <w:t xml:space="preserve">”</w:t>
-      </w:r>
-      <w:r>
-        <w:t xml:space="preserve"> </w:t>
-      </w:r>
-      <w:r>
-        <w:t xml:space="preserve">| Cause TENED                        |</w:t>
-      </w:r>
-      <w:r>
-        <w:t xml:space="preserve"> </w:t>
-      </w:r>
-      <w:r>
-        <w:t xml:space="preserve">“</w:t>
-      </w:r>
-      <w:r>
-        <w:t xml:space="preserve">La protección provisional en la vida</w:t>
-      </w:r>
-      <w:r>
-        <w:t xml:space="preserve">”</w:t>
-      </w:r>
-      <w:r>
-        <w:t xml:space="preserve"> </w:t>
-      </w:r>
-      <w:r>
-        <w:t xml:space="preserve">Corrección y propietario de la vida</w:t>
-      </w:r>
-      <w:r>
-        <w:t xml:space="preserve"> </w:t>
-      </w:r>
-      <w:r>
-        <w:t xml:space="preserve">La fecha de su muerte es la siguiente.</w:t>
-      </w:r>
-      <w:r>
-        <w:t xml:space="preserve"> </w:t>
-      </w:r>
-      <w:r>
-        <w:t xml:space="preserve">“</w:t>
-      </w:r>
-      <w:r>
-        <w:t xml:space="preserve">El procedimiento de la prueba de mentiras</w:t>
-      </w:r>
-      <w:r>
-        <w:t xml:space="preserve">”</w:t>
-      </w:r>
-      <w:r>
-        <w:t xml:space="preserve"> </w:t>
-      </w:r>
-      <w:r>
-        <w:t xml:space="preserve">Resultado final de la vida útil</w:t>
-      </w:r>
-    </w:p>
-    <w:bookmarkEnd w:id="66"/>
-    <w:bookmarkStart w:id="67" w:name="glosario"/>
-    <w:p>
-      <w:pPr>
-        <w:pStyle w:val="Heading2"/>
-      </w:pPr>
-      <w:r>
-        <w:t xml:space="preserve">30.3 Glosario</w:t>
-      </w:r>
-    </w:p>
-    <w:p>
-      <w:pPr>
-        <w:pStyle w:val="FirstParagraph"/>
-      </w:pPr>
-      <w:r>
-        <w:t xml:space="preserve">|** |</w:t>
-      </w:r>
-      <w:r>
-        <w:t xml:space="preserve"> </w:t>
-      </w:r>
-      <w:r>
-        <w:t xml:space="preserve">|. |</w:t>
-      </w:r>
-      <w:r>
-        <w:t xml:space="preserve"> </w:t>
-      </w:r>
-      <w:r>
-        <w:t xml:space="preserve">| Clase Asset | Categoría afectada por una Salvaguardia, como dispositivos, software, datos, red, usuarios o documentación. |</w:t>
-      </w:r>
-      <w:r>
-        <w:t xml:space="preserve"> </w:t>
-      </w:r>
-      <w:r>
-        <w:t xml:space="preserve">| CIS Benchmark ← Recomendaciones de configuración segura para una tecnología específica. |</w:t>
-      </w:r>
-      <w:r>
-        <w:t xml:space="preserve"> </w:t>
-      </w:r>
-      <w:r>
-        <w:t xml:space="preserve">tención CIS Control | Una de las 18 amplias áreas defensivas.</w:t>
-      </w:r>
-      <w:r>
-        <w:t xml:space="preserve"> </w:t>
-      </w:r>
-      <w:r>
-        <w:t xml:space="preserve">confidencialidad CIS Salvaguardia | Una acción enfocada y implementable dentro de un Control. ←</w:t>
-      </w:r>
-      <w:r>
-        <w:t xml:space="preserve"> </w:t>
-      </w:r>
-      <w:r>
-        <w:t xml:space="preserve">TENCIÓN TENIDA Compartir de la población aplicable en la que se implementa adecuadamente la Salvaguardia. |</w:t>
-      </w:r>
-      <w:r>
-        <w:t xml:space="preserve"> </w:t>
-      </w:r>
-      <w:r>
-        <w:t xml:space="preserve">| IG1 tención 56 salvaguardas esenciales de la higiene cibernética. |</w:t>
-      </w:r>
-      <w:r>
-        <w:t xml:space="preserve"> </w:t>
-      </w:r>
-      <w:r>
-        <w:t xml:space="preserve">| IG2 | IG1 más 74 Salvaguardias adicionales.</w:t>
-      </w:r>
-      <w:r>
-        <w:t xml:space="preserve"> </w:t>
-      </w:r>
-      <w:r>
-        <w:t xml:space="preserve">TENIDA IG3 TENIDA IG1 e IG2 más 23 Salvaguardias adicionales; todos 153.</w:t>
-      </w:r>
-      <w:r>
-        <w:t xml:space="preserve"> </w:t>
-      </w:r>
-      <w:r>
-        <w:t xml:space="preserve">TENCIÓN | Una cuenta, lista, fecha, configuración o resultado producido por operaciones de evaluación. |</w:t>
-      </w:r>
-      <w:r>
-        <w:t xml:space="preserve"> </w:t>
-      </w:r>
-      <w:r>
-        <w:t xml:space="preserve">| | Cálculo o interpretación construido a partir de medidas.</w:t>
-      </w:r>
-      <w:r>
-        <w:t xml:space="preserve"> </w:t>
-      </w:r>
-      <w:r>
-        <w:t xml:space="preserve">| Población | Completo conjunto de registros, activos, personas, sistemas o eventos aplicables.</w:t>
-      </w:r>
-      <w:r>
-        <w:t xml:space="preserve"> </w:t>
-      </w:r>
-      <w:r>
-        <w:t xml:space="preserve">tención Revisión de procedimiento tención Evaluación manual de si existe un proceso necesario y contiene los elementos necesarios. |</w:t>
-      </w:r>
-      <w:r>
-        <w:t xml:space="preserve"> </w:t>
-      </w:r>
-      <w:r>
-        <w:t xml:space="preserve">Función de seguridad permanente ← Govern, Identificar, Proteger, Detectar, Responder o Recuperar la cartografía.</w:t>
-      </w:r>
-    </w:p>
-    <w:bookmarkEnd w:id="67"/>
-    <w:bookmarkStart w:id="68" w:name="índice-de-asunto"/>
-    <w:p>
-      <w:pPr>
-        <w:pStyle w:val="Heading2"/>
-      </w:pPr>
-      <w:r>
-        <w:t xml:space="preserve">30.4 Índice de asunto</w:t>
-      </w:r>
-    </w:p>
-    <w:p>
-      <w:pPr>
-        <w:pStyle w:val="FirstParagraph"/>
-      </w:pPr>
-      <w:r>
-        <w:t xml:space="preserve">Subjeto**</w:t>
-      </w:r>
-      <w:r>
-        <w:t xml:space="preserve"> </w:t>
-      </w:r>
-      <w:r>
-        <w:t xml:space="preserve">|… |</w:t>
-      </w:r>
-      <w:r>
-        <w:t xml:space="preserve"> </w:t>
-      </w:r>
-      <w:r>
-        <w:t xml:space="preserve">Silenciosos Cuentas</w:t>
-      </w:r>
-      <w:r>
-        <w:t xml:space="preserve"> </w:t>
-      </w:r>
-      <w:r>
-        <w:t xml:space="preserve">| para la seguridad de la aplicación |</w:t>
-      </w:r>
-      <w:r>
-        <w:t xml:space="preserve"> </w:t>
-      </w:r>
-      <w:r>
-        <w:t xml:space="preserve">Silencioso inventario de activos</w:t>
-      </w:r>
-      <w:r>
-        <w:t xml:space="preserve"> </w:t>
-      </w:r>
-      <w:r>
-        <w:t xml:space="preserve">Silenciosos registros de auditoría</w:t>
-      </w:r>
-      <w:r>
-        <w:t xml:space="preserve"> </w:t>
-      </w:r>
-      <w:r>
-        <w:t xml:space="preserve">| Protección de datos |</w:t>
-      </w:r>
-      <w:r>
-        <w:t xml:space="preserve"> </w:t>
-      </w:r>
-      <w:r>
-        <w:t xml:space="preserve">| Evidencia y medición | 4</w:t>
-      </w:r>
-      <w:r>
-        <w:t xml:space="preserve"> </w:t>
-      </w:r>
-      <w:r>
-        <w:t xml:space="preserve">Silenciosos Grupos de Aplicación</w:t>
-      </w:r>
-      <w:r>
-        <w:t xml:space="preserve"> </w:t>
-      </w:r>
-      <w:r>
-        <w:t xml:space="preserve">| Respuesta del incidente |</w:t>
-      </w:r>
-      <w:r>
-        <w:t xml:space="preserve"> </w:t>
-      </w:r>
-      <w:r>
-        <w:t xml:space="preserve">Silencioso analista junior</w:t>
-      </w:r>
-      <w:r>
-        <w:t xml:space="preserve"> </w:t>
-      </w:r>
-      <w:r>
-        <w:t xml:space="preserve">| | |</w:t>
-      </w:r>
-      <w:r>
-        <w:t xml:space="preserve"> </w:t>
-      </w:r>
-      <w:r>
-        <w:t xml:space="preserve">Silencioso Silencioso</w:t>
-      </w:r>
-      <w:r>
-        <w:t xml:space="preserve"> </w:t>
-      </w:r>
-      <w:r>
-        <w:t xml:space="preserve">Silencioso en la Red 17-18</w:t>
-      </w:r>
-      <w:r>
-        <w:t xml:space="preserve"> </w:t>
-      </w:r>
-      <w:r>
-        <w:t xml:space="preserve">| Herramientas de código abierto | 24 |</w:t>
-      </w:r>
-      <w:r>
-        <w:t xml:space="preserve"> </w:t>
-      </w:r>
-      <w:r>
-        <w:t xml:space="preserve">pruebas de Penetración Silencioso</w:t>
-      </w:r>
-      <w:r>
-        <w:t xml:space="preserve"> </w:t>
-      </w:r>
-      <w:r>
-        <w:t xml:space="preserve">Silencioso de recuperación</w:t>
-      </w:r>
-      <w:r>
-        <w:t xml:space="preserve"> </w:t>
-      </w:r>
-      <w:r>
-        <w:t xml:space="preserve">proveedores de servicios | 20 |</w:t>
-      </w:r>
-      <w:r>
-        <w:t xml:space="preserve"> </w:t>
-      </w:r>
-      <w:r>
-        <w:t xml:space="preserve">Silencioso Inventario de software</w:t>
-      </w:r>
-      <w:r>
-        <w:t xml:space="preserve"> </w:t>
-      </w:r>
-      <w:r>
-        <w:t xml:space="preserve">TEN TERRITORIO TERRITORIO TERRITORIO</w:t>
-      </w:r>
-      <w:r>
-        <w:t xml:space="preserve"> </w:t>
-      </w:r>
-      <w:r>
-        <w:t xml:space="preserve">TEN TERRITORIO DE Vulnerabilidad ANTE LAS 12</w:t>
-      </w:r>
-    </w:p>
-    <w:bookmarkEnd w:id="68"/>
-    <w:bookmarkStart w:id="73" w:name="referencias-oficiales"/>
-    <w:p>
-      <w:pPr>
-        <w:pStyle w:val="Heading2"/>
-      </w:pPr>
-      <w:r>
-        <w:t xml:space="preserve">30.5 Referencias oficiales</w:t>
-      </w:r>
-    </w:p>
-    <w:p>
-      <w:pPr>
-        <w:pStyle w:val="FirstParagraph"/>
-      </w:pPr>
-      <w:r>
-        <w:t xml:space="preserve">[ ]](https://www.cisecurity.org/controls/v8-1 Controles v8.1</w:t>
-      </w:r>
-    </w:p>
-    <w:p>
-      <w:pPr>
-        <w:pStyle w:val="BodyText"/>
-      </w:pPr>
       <w:hyperlink r:id="rId69">
         <w:r>
           <w:rPr>
             <w:rStyle w:val="Hyperlink"/>
           </w:rPr>
-          <w:t xml:space="preserve">Nota de Controles CIS</w:t>
+          <w:t xml:space="preserve">CIS Controls v8.1</w:t>
         </w:r>
       </w:hyperlink>
     </w:p>
     <w:p>
       <w:pPr>
-        <w:pStyle w:val="BodyText"/>
-      </w:pPr>
-      <w:r>
-        <w:t xml:space="preserve">[ ]](https://www.cisecurity.org/controls/implementation-groups)</w:t>
-      </w:r>
-    </w:p>
-    <w:p>
-      <w:pPr>
-        <w:pStyle w:val="BodyText"/>
+        <w:numPr>
+          <w:ilvl w:val="0"/>
+          <w:numId w:val="1010"/>
+        </w:numPr>
+        <w:pStyle w:val="Compact"/>
       </w:pPr>
       <w:hyperlink r:id="rId70">
         <w:r>
           <w:rPr>
             <w:rStyle w:val="Hyperlink"/>
           </w:rPr>
-          <w:t xml:space="preserve">Seguido</w:t>
+          <w:t xml:space="preserve">Lista de CIS Controls</w:t>
         </w:r>
       </w:hyperlink>
     </w:p>
     <w:p>
       <w:pPr>
-        <w:pStyle w:val="BodyText"/>
+        <w:numPr>
+          <w:ilvl w:val="0"/>
+          <w:numId w:val="1010"/>
+        </w:numPr>
+        <w:pStyle w:val="Compact"/>
       </w:pPr>
       <w:hyperlink r:id="rId71">
         <w:r>
           <w:rPr>
             <w:rStyle w:val="Hyperlink"/>
           </w:rPr>
-          <w:t xml:space="preserve">Seguido</w:t>
+          <w:t xml:space="preserve">Grupos de Implementación</w:t>
         </w:r>
       </w:hyperlink>
     </w:p>
     <w:p>
       <w:pPr>
-        <w:pStyle w:val="BodyText"/>
+        <w:numPr>
+          <w:ilvl w:val="0"/>
+          <w:numId w:val="1010"/>
+        </w:numPr>
+        <w:pStyle w:val="Compact"/>
       </w:pPr>
       <w:hyperlink r:id="rId72">
         <w:r>
           <w:rPr>
             <w:rStyle w:val="Hyperlink"/>
           </w:rPr>
-          <w:t xml:space="preserve">Seguido</w:t>
+          <w:t xml:space="preserve">Especificación de Evaluación de CIS Controls</w:t>
         </w:r>
       </w:hyperlink>
-    </w:p>
-    <w:p>
-      <w:pPr>
-        <w:pStyle w:val="BodyText"/>
-      </w:pPr>
-      <w:r>
-        <w:t xml:space="preserve">[ ]u]CIS Controles cartografías y cumplimiento efectuados/u título](https://www.cisecurity.org/cybersecurity-tools/mapping-compliance/mapping-and-compliance-with-the-cis-controls)</w:t>
-      </w:r>
-    </w:p>
-    <w:p>
-      <w:pPr>
-        <w:pStyle w:val="BodyText"/>
-      </w:pPr>
-      <w:r>
-        <w:rPr>
-          <w:bCs/>
-          <w:b/>
-        </w:rPr>
-        <w:t xml:space="preserve">Recuerdo final:</w:t>
-      </w:r>
-      <w:r>
-        <w:t xml:space="preserve"> </w:t>
-      </w:r>
-      <w:r>
-        <w:t xml:space="preserve">Cambio de marcos, mapas, herramientas, productos, amenazas, leyes, contratos y riesgos organizativos. Confirme los recursos oficiales actuales y las obligaciones aplicables antes de una aplicación o evaluación reales. |</w:t>
-      </w:r>
-    </w:p>
-    <w:p>
-      <w:pPr>
-        <w:pStyle w:val="BodyText"/>
-      </w:pPr>
-      <w:r>
-        <w:t xml:space="preserve">Respuesta</w:t>
-      </w:r>
     </w:p>
     <w:bookmarkEnd w:id="73"/>
     <w:bookmarkEnd w:id="74"/>

--- a/01-foundations/CIS_Controls_v8.1/Espanol/CIS_Critical_Security_Controls_v8.1_Practical_Manager_and_Junior_Analyst_Manual_Espanol_v1.0.docx
+++ b/01-foundations/CIS_Controls_v8.1/Espanol/CIS_Critical_Security_Controls_v8.1_Practical_Manager_and_Junior_Analyst_Manual_Espanol_v1.0.docx
@@ -2,32 +2,6 @@
 <file path=word/document.xml><?xml version="1.0" encoding="utf-8"?>
 <w:document xmlns:w="http://schemas.openxmlformats.org/wordprocessingml/2006/main" xmlns:m="http://schemas.openxmlformats.org/officeDocument/2006/math" xmlns:r="http://schemas.openxmlformats.org/officeDocument/2006/relationships" xmlns:o="urn:schemas-microsoft-com:office:office" xmlns:v="urn:schemas-microsoft-com:vml" xmlns:w10="urn:schemas-microsoft-com:office:word" xmlns:a="http://schemas.openxmlformats.org/drawingml/2006/main" xmlns:pic="http://schemas.openxmlformats.org/drawingml/2006/picture" xmlns:wp="http://schemas.openxmlformats.org/drawingml/2006/wordprocessingDrawing">
   <w:body>
-    <w:sdt>
-      <w:sdtPr>
-        <w:docPartObj>
-          <w:docPartGallery w:val="Table of Contents"/>
-          <w:docPartUnique/>
-        </w:docPartObj>
-      </w:sdtPr>
-      <w:sdtContent>
-        <w:p>
-          <w:pPr>
-            <w:pStyle w:val="TOCHeading"/>
-          </w:pPr>
-          <w:r>
-            <w:t xml:space="preserve">Table of Contents</w:t>
-          </w:r>
-        </w:p>
-        <w:p>
-          <w:r>
-            <w:fldChar w:fldCharType="begin" w:dirty="true"/>
-            <w:instrText xml:space="preserve">TOC \o "1-3" \h \z \u</w:instrText>
-            <w:fldChar w:fldCharType="separate"/>
-            <w:fldChar w:fldCharType="end"/>
-          </w:r>
-        </w:p>
-      </w:sdtContent>
-    </w:sdt>
     <w:p>
       <w:pPr>
         <w:pStyle w:val="BlockText"/>
@@ -43,7 +17,7 @@
         <w:t xml:space="preserve"> </w:t>
       </w:r>
       <w:r>
-        <w:t xml:space="preserve">Borrador de traducción asistida por máquina. Requiere revisión humana de terminología, significado, enlaces, formato y vigencia técnica antes de marcarse como edición final.</w:t>
+        <w:t xml:space="preserve">Edición de revisión controlada. Requiere validación humana de terminología, significado, enlaces, formato, accesibilidad y vigencia técnica antes de la publicación final.</w:t>
       </w:r>
     </w:p>
     <w:p>
@@ -55,7 +29,7 @@
           <w:bCs/>
           <w:b/>
         </w:rPr>
-        <w:t xml:space="preserve">CYBERSECURITY, PRIVACY &amp; COMPLIANCE SERIES</w:t>
+        <w:t xml:space="preserve">SERIE PRÁCTICA DE CIBERSEGURIDAD, PRIVACIDAD Y CUMPLIMIENTO</w:t>
       </w:r>
     </w:p>
     <w:p>
@@ -67,7 +41,7 @@
           <w:bCs/>
           <w:b/>
         </w:rPr>
-        <w:t xml:space="preserve">CIS Controles de Seguridad Crítica v8.1</w:t>
+        <w:t xml:space="preserve">CIS Critical Security Controls v8.1</w:t>
       </w:r>
     </w:p>
     <w:p>
@@ -75,7 +49,11 @@
         <w:pStyle w:val="BodyText"/>
       </w:pPr>
       <w:r>
-        <w:t xml:space="preserve">** Aplicación práctica, medición, evidencia y herramientas de código abierto**</w:t>
+        <w:rPr>
+          <w:bCs/>
+          <w:b/>
+        </w:rPr>
+        <w:t xml:space="preserve">Implementación práctica, medición, evidencia y herramientas de código abierto</w:t>
       </w:r>
     </w:p>
     <w:p>
@@ -87,7 +65,7 @@
           <w:iCs/>
           <w:i/>
         </w:rPr>
-        <w:t xml:space="preserve">Un manual de trabajo para administradores, analistas juniores, estudiantes, cambiadores de carrera, asesores y equipos de seguridad</w:t>
+        <w:t xml:space="preserve">Manual de trabajo para gestores, analistas júnior, estudiantes, profesionales en transición de carrera, evaluadores y equipos de seguridad</w:t>
       </w:r>
     </w:p>
     <w:p>
@@ -107,7 +85,7 @@
         <w:pStyle w:val="BodyText"/>
       </w:pPr>
       <w:r>
-        <w:t xml:space="preserve">Primera edición • Julio 2026</w:t>
+        <w:t xml:space="preserve">Primera edición • Julio de 2026</w:t>
       </w:r>
     </w:p>
     <w:tbl>
@@ -136,25 +114,25 @@
                 <w:bCs/>
                 <w:b/>
               </w:rPr>
-              <w:t xml:space="preserve">Inside:</w:t>
+              <w:t xml:space="preserve">Contenido:</w:t>
             </w:r>
             <w:r>
               <w:t xml:space="preserve"> </w:t>
             </w:r>
             <w:r>
-              <w:t xml:space="preserve">18 Controles • 153 Salvaguardias • IG1, IG2, IG3 • medición • evidencia • herramientas • manual de gestión • laboratorios • preparación de la carrera</w:t>
+              <w:t xml:space="preserve">18 Controles • 153 Salvaguardas • IG1, IG2 e IG3 • medición • evidencia • herramientas • guía para gestores • laboratorios • preparación profesional</w:t>
             </w:r>
           </w:p>
         </w:tc>
       </w:tr>
     </w:tbl>
-    <w:bookmarkStart w:id="21" w:name="publication-and-use-notice"/>
+    <w:bookmarkStart w:id="21" w:name="aviso-de-publicación-y-uso"/>
     <w:p>
       <w:pPr>
         <w:pStyle w:val="Heading1"/>
       </w:pPr>
       <w:r>
-        <w:t xml:space="preserve">Publication and Use Notice</w:t>
+        <w:t xml:space="preserve">Aviso de publicación y uso</w:t>
       </w:r>
     </w:p>
     <w:p>
@@ -170,7 +148,7 @@
         <w:pStyle w:val="BodyText"/>
       </w:pPr>
       <w:r>
-        <w:t xml:space="preserve">Edición: Primera edición, Julio 2026</w:t>
+        <w:t xml:space="preserve">Edición: Primera edición, julio de 2026</w:t>
       </w:r>
     </w:p>
     <w:p>
@@ -178,7 +156,7 @@
         <w:pStyle w:val="BodyText"/>
       </w:pPr>
       <w:r>
-        <w:t xml:space="preserve">Este manual educativo independiente no es un Centro para la publicación, certificación, acreditación, informe de auditoría, opinión legal o garantía de seguridad o cumplimiento. Controles CIS y CIS Los parámetros son marcas comerciales del Centro de Seguridad de Internet. Utilice los recursos oficiales CIS para el contenido exacto y la orientación actual.</w:t>
+        <w:t xml:space="preserve">Este manual educativo independiente no es una publicación, certificación, acreditación, informe de auditoría, opinión jurídica ni garantía de seguridad o cumplimiento emitida por el Center for Internet Security. CIS Controls y CIS Benchmarks son marcas del Center for Internet Security. Consulte los recursos oficiales de CIS para obtener el contenido exacto y la orientación vigente.</w:t>
       </w:r>
     </w:p>
     <w:p>
@@ -186,7 +164,7 @@
         <w:pStyle w:val="BodyText"/>
       </w:pPr>
       <w:r>
-        <w:t xml:space="preserve">Los controles CIS son las mejores prácticas de ciberseguridad. No reemplazan las leyes, reglamentos, contratos, requisitos sectoriales, evaluación de riesgos o responsabilidad de gestión aplicables. Un mapeo muestra relaciones; no prueba automáticamente el cumplimiento de otro marco.</w:t>
+        <w:t xml:space="preserve">Los CIS Controls representan buenas prácticas de ciberseguridad. No sustituyen las leyes, los reglamentos, los contratos, los requisitos sectoriales, las evaluaciones de riesgo ni las responsabilidades de gestión aplicables. Una correspondencia entre marcos muestra relaciones; no demuestra automáticamente el cumplimiento de otro marco.</w:t>
       </w:r>
     </w:p>
     <w:bookmarkStart w:id="20" w:name="uso-ético-y-autorizado"/>
@@ -203,7 +181,7 @@
         <w:pStyle w:val="FirstParagraph"/>
       </w:pPr>
       <w:r>
-        <w:t xml:space="preserve">Utilice herramientas técnicas únicamente en activos, redes, aplicaciones, cuentas de nube, repositorios y datos que posee o está específicamente autorizado por escrito para evaluar. Use información sintética y sistemas aislados en laboratorios.</w:t>
+        <w:t xml:space="preserve">Utilice herramientas técnicas únicamente en activos, redes, aplicaciones, cuentas de nube, repositorios y datos que posea o para los que haya recibido autorización específica por escrito. En los laboratorios, utilice información sintética y sistemas aislados.</w:t>
       </w:r>
     </w:p>
     <w:bookmarkEnd w:id="20"/>
@@ -226,7 +204,7 @@
           <w:iCs/>
           <w:i/>
         </w:rPr>
-        <w:t xml:space="preserve">Una introducción práctica para priorizar la defensa cibernética y la medición basada en evidencia.</w:t>
+        <w:t xml:space="preserve">Introducción práctica a la defensa cibernética priorizada y a la medición basada en evidencia.</w:t>
       </w:r>
     </w:p>
     <w:p>
@@ -234,7 +212,7 @@
         <w:pStyle w:val="BodyText"/>
       </w:pPr>
       <w:r>
-        <w:t xml:space="preserve">Los Controles CIS convierten las necesidades defensivas comunes en salvaguardias focalizadas. Su fuerza es la priorización práctica: saber lo que posee, controlar software y datos, asegurar configuraciones e identidades, gestionar vulnerabilidades y registros, prepararse para perturbaciones y ataques, y probar si las defensas funcionan.</w:t>
+        <w:t xml:space="preserve">Los CIS Controls convierten necesidades defensivas comunes en Salvaguardas específicas. Su principal fortaleza es la priorización práctica: conocer los activos, controlar el software y los datos, proteger configuraciones e identidades, gestionar vulnerabilidades y registros, prepararse para interrupciones y ataques, y comprobar si las defensas funcionan.</w:t>
       </w:r>
     </w:p>
     <w:p>
@@ -242,7 +220,7 @@
         <w:pStyle w:val="BodyText"/>
       </w:pPr>
       <w:r>
-        <w:t xml:space="preserve">La versión 8.1 es la edición actual. Se trata de una actualización iterativa al v8 que realineed mappings to NIST CSF 2.0, definiciones ampliadas de plazo reserva, clases de activos revisados y cartografías de Salvaguardia, problemas menores corregidos, aclarar algunas Salvaguardias, e incorporar la función de seguridad de Govern en las cartografías. Los 18 Controles y 153 Salvaguardias siguen siendo la estructura central.</w:t>
+        <w:t xml:space="preserve">La versión 8.1 es una actualización iterativa de la versión 8. Realineó las correspondencias con NIST CSF 2.0, amplió definiciones de términos reservados, revisó clases de activos y correspondencias de Salvaguardas, corrigió cuestiones menores, aclaró determinadas Salvaguardas e incorporó la función Gobernar a las correspondencias. Los 18 Controles y las 153 Salvaguardas continúan siendo la estructura central.</w:t>
       </w:r>
     </w:p>
     <w:p>
@@ -250,12 +228,14 @@
         <w:pStyle w:val="BodyText"/>
       </w:pPr>
       <w:r>
-        <w:t xml:space="preserve">Una instalación de herramientas no es la implementación. La aplicación efectiva requiere un alcance definido, poblaciones completas, configuración segura, pruebas operativas, propietarios capacitados, manejo de excepciones, medición, corrección y retesting. Los administradores deciden prioridades y recursos; los analistas hacen que esas decisiones sean fiables mediante inventarios y pruebas precisos.</w:t>
-      </w:r>
-    </w:p>
-    <w:p>
-      <w:pPr>
-        <w:pStyle w:val="BodyText"/>
+        <w:t xml:space="preserve">La instalación de una herramienta no equivale a la implementación de un control. Una implementación efectiva exige un alcance definido, poblaciones completas, configuración segura, evidencia operativa, responsables capacitados, tratamiento de excepciones, medición, corrección y repetición de pruebas. Los gestores definen prioridades y recursos; los analistas hacen que esas decisiones sean confiables mediante inventarios y evidencia precisos.</w:t>
+      </w:r>
+    </w:p>
+    <w:bookmarkEnd w:id="22"/>
+    <w:bookmarkStart w:id="23" w:name="cómo-utilizar-este-manual"/>
+    <w:p>
+      <w:pPr>
+        <w:pStyle w:val="Heading1"/>
       </w:pPr>
       <w:r>
         <w:t xml:space="preserve">Cómo utilizar este manual</w:t>
@@ -267,9 +247,10 @@
           <w:ilvl w:val="0"/>
           <w:numId w:val="1001"/>
         </w:numPr>
-      </w:pPr>
-      <w:r>
-        <w:t xml:space="preserve">Los administradores deben comenzar con los Capítulos 1-5 y 24–25.</w:t>
+        <w:pStyle w:val="Compact"/>
+      </w:pPr>
+      <w:r>
+        <w:t xml:space="preserve">Los gestores deben comenzar con los capítulos 1–5 y 24–25.</w:t>
       </w:r>
     </w:p>
     <w:p>
@@ -278,9 +259,10 @@
           <w:ilvl w:val="0"/>
           <w:numId w:val="1001"/>
         </w:numPr>
-      </w:pPr>
-      <w:r>
-        <w:t xml:space="preserve">Los analistas juniores deben estudiar los 18 capítulos de Control, método de medición, herramientas, laboratorio y capítulo de entrevista.</w:t>
+        <w:pStyle w:val="Compact"/>
+      </w:pPr>
+      <w:r>
+        <w:t xml:space="preserve">Los analistas júnior deben estudiar los 18 capítulos de Controles, el método de medición, las herramientas, el laboratorio y el capítulo de entrevistas.</w:t>
       </w:r>
     </w:p>
     <w:p>
@@ -289,9 +271,10 @@
           <w:ilvl w:val="0"/>
           <w:numId w:val="1001"/>
         </w:numPr>
-      </w:pPr>
-      <w:r>
-        <w:t xml:space="preserve">Los equipos técnicos deben conectar cada Salvaguardia a activos, datos, propietarios, procedimientos, configuración, monitoreo, manejo de excepciones y pruebas.</w:t>
+        <w:pStyle w:val="Compact"/>
+      </w:pPr>
+      <w:r>
+        <w:t xml:space="preserve">Los equipos técnicos deben relacionar cada Salvaguarda con activos, datos, responsables, procedimientos, configuraciones, monitoreo, excepciones y evidencia.</w:t>
       </w:r>
     </w:p>
     <w:p>
@@ -300,27 +283,52 @@
           <w:ilvl w:val="0"/>
           <w:numId w:val="1001"/>
         </w:numPr>
-      </w:pPr>
-      <w:r>
-        <w:t xml:space="preserve">Los evaluadores deben utilizar la Evaluación oficial de Controles CIS Especificación de insumos, operaciones, medidas, métricas, suposiciones y exámenes de procedimiento.</w:t>
-      </w:r>
-    </w:p>
-    <w:p>
-      <w:pPr>
-        <w:pStyle w:val="FirstParagraph"/>
-      </w:pPr>
-      <w:r>
-        <w:t xml:space="preserve">Contenido de la palabra:** Este documento contiene un campo de mesa de contenido de Word nativo. La guía del capítulo contendrá números de página verificados para esta edición. Después de editar, haga clic con el botón derecho en el contenido y elija el campo de actualización, luego actualice la tabla completa.</w:t>
-      </w:r>
-      <w:r>
-        <w:t xml:space="preserve"> </w:t>
-      </w:r>
-      <w:r>
-        <w:t xml:space="preserve">|. |</w:t>
-      </w:r>
-    </w:p>
-    <w:bookmarkEnd w:id="22"/>
-    <w:bookmarkStart w:id="23" w:name="tabla-de-contenidos"/>
+        <w:pStyle w:val="Compact"/>
+      </w:pPr>
+      <w:r>
+        <w:t xml:space="preserve">Los evaluadores deben utilizar la especificación oficial de evaluación de CIS Controls para confirmar entradas, operaciones, medidas, métricas, supuestos y revisiones de procedimientos.</w:t>
+      </w:r>
+    </w:p>
+    <w:tbl>
+      <w:tblPr>
+        <w:tblStyle w:val="Table"/>
+        <w:tblW w:type="pct" w:w="5000"/>
+        <w:tblLook w:firstRow="1" w:lastRow="0" w:firstColumn="0" w:lastColumn="0" w:noHBand="0" w:noVBand="0" w:val="0020"/>
+        <w:jc w:val="start"/>
+      </w:tblPr>
+      <w:tblGrid>
+        <w:gridCol w:w="7920"/>
+      </w:tblGrid>
+      <w:tr>
+        <w:trPr>
+          <w:tblHeader w:val="true"/>
+        </w:trPr>
+        <w:tc>
+          <w:tcPr/>
+          <w:p>
+            <w:pPr>
+              <w:pStyle w:val="Compact"/>
+              <w:jc w:val="left"/>
+            </w:pPr>
+            <w:r>
+              <w:rPr>
+                <w:bCs/>
+                <w:b/>
+              </w:rPr>
+              <w:t xml:space="preserve">Tabla de contenido en Word:</w:t>
+            </w:r>
+            <w:r>
+              <w:t xml:space="preserve"> </w:t>
+            </w:r>
+            <w:r>
+              <w:t xml:space="preserve">El archivo DOCX puede contener un campo nativo de tabla de contenido. Después de cualquier edición, actualice el campo y seleccione la opción para actualizar toda la tabla.</w:t>
+            </w:r>
+          </w:p>
+        </w:tc>
+      </w:tr>
+    </w:tbl>
+    <w:bookmarkEnd w:id="23"/>
+    <w:bookmarkStart w:id="24" w:name="tabla-de-contenidos"/>
     <w:p>
       <w:pPr>
         <w:pStyle w:val="Heading1"/>
@@ -331,864 +339,189 @@
     </w:p>
     <w:p>
       <w:pPr>
-        <w:pStyle w:val="FirstParagraph"/>
-      </w:pPr>
-      <w:hyperlink w:anchor="publication-and-use-notice">
-        <w:r>
-          <w:rPr>
-            <w:rStyle w:val="Hyperlink"/>
-          </w:rPr>
-          <w:t xml:space="preserve">Notificación de publicación y uso [2](#publication-and-use-notice)</w:t>
-        </w:r>
-      </w:hyperlink>
-    </w:p>
-    <w:p>
-      <w:pPr>
-        <w:pStyle w:val="BodyText"/>
-      </w:pPr>
-      <w:hyperlink w:anchor="ethical-and-authorized-use">
-        <w:r>
-          <w:rPr>
-            <w:rStyle w:val="Hyperlink"/>
-          </w:rPr>
-          <w:t xml:space="preserve">Uso electrónico y autorizado [2] (#ethical-and-authorized-use)</w:t>
-        </w:r>
-      </w:hyperlink>
-    </w:p>
-    <w:p>
-      <w:pPr>
-        <w:pStyle w:val="BodyText"/>
-      </w:pPr>
-      <w:hyperlink w:anchor="preface">
-        <w:r>
-          <w:rPr>
-            <w:rStyle w:val="Hyperlink"/>
-          </w:rPr>
-          <w:t xml:space="preserve">Prefacio [3] (#preface)</w:t>
-        </w:r>
-      </w:hyperlink>
-    </w:p>
-    <w:p>
-      <w:pPr>
-        <w:pStyle w:val="BodyText"/>
-      </w:pPr>
-      <w:hyperlink w:anchor="how-to-use-this-manual">
-        <w:r>
-          <w:rPr>
-            <w:rStyle w:val="Hyperlink"/>
-          </w:rPr>
-          <w:t xml:space="preserve">Cómo utilizar este manual [4](#how-to-use-this-manual)</w:t>
-        </w:r>
-      </w:hyperlink>
-    </w:p>
-    <w:p>
-      <w:pPr>
-        <w:pStyle w:val="BodyText"/>
-      </w:pPr>
-      <w:hyperlink w:anchor="table-of-contents">
-        <w:r>
-          <w:rPr>
-            <w:rStyle w:val="Hyperlink"/>
-          </w:rPr>
-          <w:t xml:space="preserve">Tabla de contenidos [4](#table-of-contents)</w:t>
-        </w:r>
-      </w:hyperlink>
-    </w:p>
-    <w:p>
-      <w:pPr>
-        <w:pStyle w:val="BodyText"/>
-      </w:pPr>
-      <w:hyperlink w:anchor="cis-controls-v8.1-foundations">
-        <w:r>
-          <w:rPr>
-            <w:rStyle w:val="Hyperlink"/>
-          </w:rPr>
-          <w:t xml:space="preserve">1. CIS Controls v8.1 Foundations [7](#cis-controls-v8.1-foundations)</w:t>
-        </w:r>
-      </w:hyperlink>
-    </w:p>
-    <w:p>
-      <w:pPr>
-        <w:pStyle w:val="BodyText"/>
-      </w:pPr>
-      <w:hyperlink w:anchor="implementation-groups-and-prioritization">
-        <w:r>
-          <w:rPr>
-            <w:rStyle w:val="Hyperlink"/>
-          </w:rPr>
-          <w:t xml:space="preserve">2. Grupos de aplicación y prioridades [8](#implementation-groups-and-prioritization)</w:t>
-        </w:r>
-      </w:hyperlink>
-    </w:p>
-    <w:p>
-      <w:pPr>
-        <w:pStyle w:val="BodyText"/>
-      </w:pPr>
-      <w:hyperlink w:anchor="governance-scope-and-ownership">
-        <w:r>
-          <w:rPr>
-            <w:rStyle w:val="Hyperlink"/>
-          </w:rPr>
-          <w:t xml:space="preserve">3. Gobernanza, alcance y propiedad [9](#governance-scope-and-ownership)</w:t>
-        </w:r>
-      </w:hyperlink>
-    </w:p>
-    <w:p>
-      <w:pPr>
-        <w:pStyle w:val="BodyText"/>
-      </w:pPr>
-      <w:hyperlink w:anchor="Xbf3924bf8cf932d25fff63d7863e0f18b56dc49">
-        <w:r>
-          <w:rPr>
-            <w:rStyle w:val="Hyperlink"/>
-          </w:rPr>
-          <w:t xml:space="preserve">4. Medición con la Evaluación de CIS Especificación [10](#measurement-with-the-cis-assessment-specification)</w:t>
-        </w:r>
-      </w:hyperlink>
-    </w:p>
-    <w:p>
-      <w:pPr>
-        <w:pStyle w:val="BodyText"/>
-      </w:pPr>
-      <w:hyperlink w:anchor="implementation-roadmap">
-        <w:r>
-          <w:rPr>
-            <w:rStyle w:val="Hyperlink"/>
-          </w:rPr>
-          <w:t xml:space="preserve">5. Implementation Roadmap [11](#implementation-roadmap)</w:t>
-        </w:r>
-      </w:hyperlink>
-    </w:p>
-    <w:p>
-      <w:pPr>
-        <w:pStyle w:val="BodyText"/>
-      </w:pPr>
-      <w:hyperlink w:anchor="Xcb905b754d5b3fc518484cc33ef0e68fd88528b">
-        <w:r>
-          <w:rPr>
-            <w:rStyle w:val="Hyperlink"/>
-          </w:rPr>
-          <w:t xml:space="preserve">6. Control 1 - Inventario y Control de Activos Empresarios [12](#control-1-inventory-and-control-of-enterprise-assets)</w:t>
-        </w:r>
-      </w:hyperlink>
-    </w:p>
-    <w:p>
-      <w:pPr>
-        <w:pStyle w:val="BodyText"/>
-      </w:pPr>
-      <w:hyperlink w:anchor="X37956519be140f8819326ca191a7b0b5dac97d7">
-        <w:r>
-          <w:rPr>
-            <w:rStyle w:val="Hyperlink"/>
-          </w:rPr>
-          <w:t xml:space="preserve">7. Control 2 — Inventario y control de activos de software [13](#control-2-inventory-and-control-of-software-assets)</w:t>
-        </w:r>
-      </w:hyperlink>
-    </w:p>
-    <w:p>
-      <w:pPr>
-        <w:pStyle w:val="BodyText"/>
-      </w:pPr>
-      <w:hyperlink w:anchor="control-3-data-protection">
-        <w:r>
-          <w:rPr>
-            <w:rStyle w:val="Hyperlink"/>
-          </w:rPr>
-          <w:t xml:space="preserve">8. Control 3 — Data Protection [14](#control-3-data-protection)</w:t>
-        </w:r>
-      </w:hyperlink>
-    </w:p>
-    <w:p>
-      <w:pPr>
-        <w:pStyle w:val="BodyText"/>
-      </w:pPr>
-      <w:hyperlink w:anchor="X1f8ac71b523efde6c301607dbc3b8be7dc7da65">
-        <w:r>
-          <w:rPr>
-            <w:rStyle w:val="Hyperlink"/>
-          </w:rPr>
-          <w:t xml:space="preserve">9. Control 4 — Configuración segura de activos y software de la empresa [16](#control-4-secure-configuration-of-enterprise-assets-and-software)</w:t>
-        </w:r>
-      </w:hyperlink>
-    </w:p>
-    <w:p>
-      <w:pPr>
-        <w:pStyle w:val="BodyText"/>
-      </w:pPr>
-      <w:hyperlink w:anchor="control-5-account-management">
-        <w:r>
-          <w:rPr>
-            <w:rStyle w:val="Hyperlink"/>
-          </w:rPr>
-          <w:t xml:space="preserve">10. Control 5 — Account Management [18](#control-5-account-management)</w:t>
-        </w:r>
-      </w:hyperlink>
-    </w:p>
-    <w:p>
-      <w:pPr>
-        <w:pStyle w:val="BodyText"/>
-      </w:pPr>
-      <w:hyperlink w:anchor="control-6-access-control-management">
-        <w:r>
-          <w:rPr>
-            <w:rStyle w:val="Hyperlink"/>
-          </w:rPr>
-          <w:t xml:space="preserve">11. Control 6 — Access Control Management [19](#control-6-access-control-management)</w:t>
-        </w:r>
-      </w:hyperlink>
-    </w:p>
-    <w:p>
-      <w:pPr>
-        <w:pStyle w:val="BodyText"/>
-      </w:pPr>
-      <w:hyperlink w:anchor="X6aa7aa662c4cef37250530fa9e87c30ae468952">
-        <w:r>
-          <w:rPr>
-            <w:rStyle w:val="Hyperlink"/>
-          </w:rPr>
-          <w:t xml:space="preserve">12. Control 7 - Gestión continua de la vulnerabilidad [21](#control-7-continuous-vulnerability-management)</w:t>
-        </w:r>
-      </w:hyperlink>
-    </w:p>
-    <w:p>
-      <w:pPr>
-        <w:pStyle w:val="BodyText"/>
-      </w:pPr>
-      <w:hyperlink w:anchor="control-8-audit-log-management">
-        <w:r>
-          <w:rPr>
-            <w:rStyle w:val="Hyperlink"/>
-          </w:rPr>
-          <w:t xml:space="preserve">13. Control 8 — Audit Log Management [23](#control-8-audit-log-management)</w:t>
-        </w:r>
-      </w:hyperlink>
-    </w:p>
-    <w:p>
-      <w:pPr>
-        <w:pStyle w:val="BodyText"/>
-      </w:pPr>
-      <w:hyperlink w:anchor="X791d7a48cfae6ee35ec03e49d25cc37606e6fcb">
-        <w:r>
-          <w:rPr>
-            <w:rStyle w:val="Hyperlink"/>
-          </w:rPr>
-          <w:t xml:space="preserve">14. Control 9 — Email and Web Browser Protections [24](#control-9-email-and-web-browser-protections)</w:t>
-        </w:r>
-      </w:hyperlink>
-    </w:p>
-    <w:p>
-      <w:pPr>
-        <w:pStyle w:val="BodyText"/>
-      </w:pPr>
-      <w:hyperlink w:anchor="control-10-malware-defenses">
-        <w:r>
-          <w:rPr>
-            <w:rStyle w:val="Hyperlink"/>
-          </w:rPr>
-          <w:t xml:space="preserve">15. Control 10 — Malware Defenses [25](#control-10-malware-defenses)</w:t>
-        </w:r>
-      </w:hyperlink>
-    </w:p>
-    <w:p>
-      <w:pPr>
-        <w:pStyle w:val="BodyText"/>
-      </w:pPr>
-      <w:hyperlink w:anchor="control-11-data-recovery">
-        <w:r>
-          <w:rPr>
-            <w:rStyle w:val="Hyperlink"/>
-          </w:rPr>
-          <w:t xml:space="preserve">16. Control 11 — Data Recovery [26](#control-11-data-recovery)</w:t>
-        </w:r>
-      </w:hyperlink>
-    </w:p>
-    <w:p>
-      <w:pPr>
-        <w:pStyle w:val="BodyText"/>
-      </w:pPr>
-      <w:hyperlink w:anchor="X891e0655540f271c3a6629f29eea3dad08d94f6">
-        <w:r>
-          <w:rPr>
-            <w:rStyle w:val="Hyperlink"/>
-          </w:rPr>
-          <w:t xml:space="preserve">17. Control 12 — Network Infrastructure Management [27](#control-12-network-infrastructure-management)</w:t>
-        </w:r>
-      </w:hyperlink>
-    </w:p>
-    <w:p>
-      <w:pPr>
-        <w:pStyle w:val="BodyText"/>
-      </w:pPr>
-      <w:hyperlink w:anchor="X70229194786b2abc2dfe755a6454a63b37ad7a9">
-        <w:r>
-          <w:rPr>
-            <w:rStyle w:val="Hyperlink"/>
-          </w:rPr>
-          <w:t xml:space="preserve">18. Control 13 — Network Monitoring and Defense [28](#control-13-network-monitoring-and-defense)</w:t>
-        </w:r>
-      </w:hyperlink>
-    </w:p>
-    <w:p>
-      <w:pPr>
-        <w:pStyle w:val="BodyText"/>
-      </w:pPr>
-      <w:hyperlink w:anchor="Xb079703dfd4ce592406be53f1ae423c569da4c7">
-        <w:r>
-          <w:rPr>
-            <w:rStyle w:val="Hyperlink"/>
-          </w:rPr>
-          <w:t xml:space="preserve">19. Control 14 — Security Awareness and Skills Training [30](#control-14-security-awareness-and-skills-training)</w:t>
-        </w:r>
-      </w:hyperlink>
-    </w:p>
-    <w:p>
-      <w:pPr>
-        <w:pStyle w:val="BodyText"/>
-      </w:pPr>
-      <w:hyperlink w:anchor="control-15-service-provider-management">
-        <w:r>
-          <w:rPr>
-            <w:rStyle w:val="Hyperlink"/>
-          </w:rPr>
-          <w:t xml:space="preserve">20. Control 15 — Service Provider Management [31](#control-15-service-provider-management)</w:t>
-        </w:r>
-      </w:hyperlink>
-    </w:p>
-    <w:p>
-      <w:pPr>
-        <w:pStyle w:val="BodyText"/>
-      </w:pPr>
-      <w:hyperlink w:anchor="control-16-application-software-security">
-        <w:r>
-          <w:rPr>
-            <w:rStyle w:val="Hyperlink"/>
-          </w:rPr>
-          <w:t xml:space="preserve">21. Control 16 — Application Software Security [32](#control-16-application-software-security)</w:t>
-        </w:r>
-      </w:hyperlink>
-    </w:p>
-    <w:p>
-      <w:pPr>
-        <w:pStyle w:val="BodyText"/>
-      </w:pPr>
-      <w:hyperlink w:anchor="control-17-incident-response-management">
-        <w:r>
-          <w:rPr>
-            <w:rStyle w:val="Hyperlink"/>
-          </w:rPr>
-          <w:t xml:space="preserve">22. Control 17 — Gestión de la respuesta de incidentes [34] (#control-17-incident-response-management)</w:t>
-        </w:r>
-      </w:hyperlink>
-    </w:p>
-    <w:p>
-      <w:pPr>
-        <w:pStyle w:val="BodyText"/>
-      </w:pPr>
-      <w:hyperlink w:anchor="control-18-penetration-testing">
-        <w:r>
-          <w:rPr>
-            <w:rStyle w:val="Hyperlink"/>
-          </w:rPr>
-          <w:t xml:space="preserve">23. Control 18 — Penetration Testing [36](#control-18-penetration-testing)</w:t>
-        </w:r>
-      </w:hyperlink>
-    </w:p>
-    <w:p>
-      <w:pPr>
-        <w:pStyle w:val="BodyText"/>
-      </w:pPr>
-      <w:hyperlink w:anchor="open-source-tools">
-        <w:r>
-          <w:rPr>
-            <w:rStyle w:val="Hyperlink"/>
-          </w:rPr>
-          <w:t xml:space="preserve">24. Open-Source Tools [37](#open-source-tools)</w:t>
-        </w:r>
-      </w:hyperlink>
-    </w:p>
-    <w:p>
-      <w:pPr>
-        <w:pStyle w:val="BodyText"/>
-      </w:pPr>
-      <w:hyperlink w:anchor="cis-controls-navigator">
-        <w:r>
-          <w:rPr>
-            <w:rStyle w:val="Hyperlink"/>
-          </w:rPr>
-          <w:t xml:space="preserve">24.1 CIS Controls Navigator [37](#cis-controls-navigator)</w:t>
-        </w:r>
-      </w:hyperlink>
-    </w:p>
-    <w:p>
-      <w:pPr>
-        <w:pStyle w:val="BodyText"/>
-      </w:pPr>
-      <w:hyperlink w:anchor="cis-controls-assessment-specification">
-        <w:r>
-          <w:rPr>
-            <w:rStyle w:val="Hyperlink"/>
-          </w:rPr>
-          <w:t xml:space="preserve">24.2 CIS Controls Assessment Specification [37](#cis-controls-assessment-specification)</w:t>
-        </w:r>
-      </w:hyperlink>
-    </w:p>
-    <w:p>
-      <w:pPr>
-        <w:pStyle w:val="BodyText"/>
-      </w:pPr>
-      <w:hyperlink w:anchor="cis-cat-lite">
-        <w:r>
-          <w:rPr>
-            <w:rStyle w:val="Hyperlink"/>
-          </w:rPr>
-          <w:t xml:space="preserve">24.3 CIS-CAT Lite [37](#cis-cat-lite)</w:t>
-        </w:r>
-      </w:hyperlink>
-    </w:p>
-    <w:p>
-      <w:pPr>
-        <w:pStyle w:val="BodyText"/>
-      </w:pPr>
-      <w:hyperlink w:anchor="ciso-assistant">
-        <w:r>
-          <w:rPr>
-            <w:rStyle w:val="Hyperlink"/>
-          </w:rPr>
-          <w:t xml:space="preserve">24.4 CISO Assistant [38](#ciso-assistant)</w:t>
-        </w:r>
-      </w:hyperlink>
-    </w:p>
-    <w:p>
-      <w:pPr>
-        <w:pStyle w:val="BodyText"/>
-      </w:pPr>
-      <w:hyperlink w:anchor="wazuh">
-        <w:r>
-          <w:rPr>
-            <w:rStyle w:val="Hyperlink"/>
-          </w:rPr>
-          <w:t xml:space="preserve">24.5 Wazuh [38](#wazuh)</w:t>
-        </w:r>
-      </w:hyperlink>
-    </w:p>
-    <w:p>
-      <w:pPr>
-        <w:pStyle w:val="BodyText"/>
-      </w:pPr>
-      <w:hyperlink w:anchor="osquery">
-        <w:r>
-          <w:rPr>
-            <w:rStyle w:val="Hyperlink"/>
-          </w:rPr>
-          <w:t xml:space="preserve">24.6 osquery [38](#osquery)</w:t>
-        </w:r>
-      </w:hyperlink>
-    </w:p>
-    <w:p>
-      <w:pPr>
-        <w:pStyle w:val="BodyText"/>
-      </w:pPr>
-      <w:hyperlink w:anchor="openscap">
-        <w:r>
-          <w:rPr>
-            <w:rStyle w:val="Hyperlink"/>
-          </w:rPr>
-          <w:t xml:space="preserve">24.7 OpenSCAP [38](#openscap)</w:t>
-        </w:r>
-      </w:hyperlink>
-    </w:p>
-    <w:p>
-      <w:pPr>
-        <w:pStyle w:val="BodyText"/>
-      </w:pPr>
-      <w:hyperlink w:anchor="lynis">
-        <w:r>
-          <w:rPr>
-            <w:rStyle w:val="Hyperlink"/>
-          </w:rPr>
-          <w:t xml:space="preserve">24.8 Lynis [38](#lynis)</w:t>
-        </w:r>
-      </w:hyperlink>
-    </w:p>
-    <w:p>
-      <w:pPr>
-        <w:pStyle w:val="BodyText"/>
-      </w:pPr>
-      <w:hyperlink w:anchor="nmap">
-        <w:r>
-          <w:rPr>
-            <w:rStyle w:val="Hyperlink"/>
-          </w:rPr>
-          <w:t xml:space="preserve">24.9 Nmap [39](#nmap)</w:t>
-        </w:r>
-      </w:hyperlink>
-    </w:p>
-    <w:p>
-      <w:pPr>
-        <w:pStyle w:val="BodyText"/>
-      </w:pPr>
-      <w:hyperlink w:anchor="greenbone-community-edition">
-        <w:r>
-          <w:rPr>
-            <w:rStyle w:val="Hyperlink"/>
-          </w:rPr>
-          <w:t xml:space="preserve">24.10 Greenbone Community Edition [39](#greenbone-community-edition)</w:t>
-        </w:r>
-      </w:hyperlink>
-    </w:p>
-    <w:p>
-      <w:pPr>
-        <w:pStyle w:val="BodyText"/>
-      </w:pPr>
-      <w:hyperlink w:anchor="trivy">
-        <w:r>
-          <w:rPr>
-            <w:rStyle w:val="Hyperlink"/>
-          </w:rPr>
-          <w:t xml:space="preserve">24.11 Trivy [39](#trivy)</w:t>
-        </w:r>
-      </w:hyperlink>
-    </w:p>
-    <w:p>
-      <w:pPr>
-        <w:pStyle w:val="BodyText"/>
-      </w:pPr>
-      <w:hyperlink w:anchor="owasp-zap">
-        <w:r>
-          <w:rPr>
-            <w:rStyle w:val="Hyperlink"/>
-          </w:rPr>
-          <w:t xml:space="preserve">24.12 OWASP ZAP [39](#owasp-zap)</w:t>
-        </w:r>
-      </w:hyperlink>
-    </w:p>
-    <w:p>
-      <w:pPr>
-        <w:pStyle w:val="BodyText"/>
-      </w:pPr>
-      <w:hyperlink w:anchor="suricata">
-        <w:r>
-          <w:rPr>
-            <w:rStyle w:val="Hyperlink"/>
-          </w:rPr>
-          <w:t xml:space="preserve">24.13 Suricata [39](#suricata)</w:t>
-        </w:r>
-      </w:hyperlink>
-    </w:p>
-    <w:p>
-      <w:pPr>
-        <w:pStyle w:val="BodyText"/>
-      </w:pPr>
-      <w:hyperlink w:anchor="keycloak">
-        <w:r>
-          <w:rPr>
-            <w:rStyle w:val="Hyperlink"/>
-          </w:rPr>
-          <w:t xml:space="preserve">24.14 Keycloak [39](#keycloak)</w:t>
-        </w:r>
-      </w:hyperlink>
-    </w:p>
-    <w:p>
-      <w:pPr>
-        <w:pStyle w:val="BodyText"/>
-      </w:pPr>
-      <w:hyperlink w:anchor="defectdojo">
-        <w:r>
-          <w:rPr>
-            <w:rStyle w:val="Hyperlink"/>
-          </w:rPr>
-          <w:t xml:space="preserve">24.15 DefectDojo [40](#defectdojo)</w:t>
-        </w:r>
-      </w:hyperlink>
-    </w:p>
-    <w:p>
-      <w:pPr>
-        <w:pStyle w:val="BodyText"/>
-      </w:pPr>
-      <w:hyperlink w:anchor="velociraptor">
-        <w:r>
-          <w:rPr>
-            <w:rStyle w:val="Hyperlink"/>
-          </w:rPr>
-          <w:t xml:space="preserve">24.16 Velociraptor [40](#velociraptor)</w:t>
-        </w:r>
-      </w:hyperlink>
-    </w:p>
-    <w:p>
-      <w:pPr>
-        <w:pStyle w:val="BodyText"/>
-      </w:pPr>
-      <w:hyperlink w:anchor="managers-cis-controls-playbook">
-        <w:r>
-          <w:rPr>
-            <w:rStyle w:val="Hyperlink"/>
-          </w:rPr>
-          <w:t xml:space="preserve">25. Manual de los Controles CIS para gerentes [41](#managers-cis-controls-playbook)</w:t>
-        </w:r>
-      </w:hyperlink>
-    </w:p>
-    <w:p>
-      <w:pPr>
-        <w:pStyle w:val="BodyText"/>
-      </w:pPr>
-      <w:hyperlink w:anchor="junior-analyst-career-guide">
-        <w:r>
-          <w:rPr>
-            <w:rStyle w:val="Hyperlink"/>
-          </w:rPr>
-          <w:t xml:space="preserve">26. Guía de la carrera de analista junior [42](#junior-analyst-career-guide)</w:t>
-        </w:r>
-      </w:hyperlink>
-    </w:p>
-    <w:p>
-      <w:pPr>
-        <w:pStyle w:val="BodyText"/>
-      </w:pPr>
-      <w:hyperlink w:anchor="typical-junior-work">
-        <w:r>
-          <w:rPr>
-            <w:rStyle w:val="Hyperlink"/>
-          </w:rPr>
-          <w:t xml:space="preserve">26.1 Trabajo junior típico [42](#typical-junior-work)</w:t>
-        </w:r>
-      </w:hyperlink>
-    </w:p>
-    <w:p>
-      <w:pPr>
-        <w:pStyle w:val="BodyText"/>
-      </w:pPr>
-      <w:hyperlink w:anchor="fictional-laboratory-and-portfolio">
-        <w:r>
-          <w:rPr>
-            <w:rStyle w:val="Hyperlink"/>
-          </w:rPr>
-          <w:t xml:space="preserve">27. Laboratorio de Ficción y Cartera [44](#fictional-laboratory-and-portfolio)</w:t>
-        </w:r>
-      </w:hyperlink>
-    </w:p>
-    <w:p>
-      <w:pPr>
-        <w:pStyle w:val="BodyText"/>
-      </w:pPr>
-      <w:hyperlink w:anchor="thirty-day-learning-plan">
-        <w:r>
-          <w:rPr>
-            <w:rStyle w:val="Hyperlink"/>
-          </w:rPr>
-          <w:t xml:space="preserve">28. Plan de aprendizaje de 30 días [45] (#thirty-day-learning-plan)</w:t>
-        </w:r>
-      </w:hyperlink>
-    </w:p>
-    <w:p>
-      <w:pPr>
-        <w:pStyle w:val="BodyText"/>
-      </w:pPr>
-      <w:hyperlink w:anchor="interview-preparation">
-        <w:r>
-          <w:rPr>
-            <w:rStyle w:val="Hyperlink"/>
-          </w:rPr>
-          <w:t xml:space="preserve">29. Preparación de entrevistas [46](#interview-preparation)</w:t>
-        </w:r>
-      </w:hyperlink>
-    </w:p>
-    <w:p>
-      <w:pPr>
-        <w:pStyle w:val="BodyText"/>
-      </w:pPr>
-      <w:hyperlink w:anchor="what-are-the-cis-controls">
-        <w:r>
-          <w:rPr>
-            <w:rStyle w:val="Hyperlink"/>
-          </w:rPr>
-          <w:t xml:space="preserve">29.1 ¿Cuáles son los controles CIS? [46](#what-are-the-cis-controls)</w:t>
-        </w:r>
-      </w:hyperlink>
-    </w:p>
-    <w:p>
-      <w:pPr>
-        <w:pStyle w:val="BodyText"/>
-      </w:pPr>
-      <w:hyperlink w:anchor="what-is-ig1">
-        <w:r>
-          <w:rPr>
-            <w:rStyle w:val="Hyperlink"/>
-          </w:rPr>
-          <w:t xml:space="preserve">29.2 ¿Qué es IG1? [46](#what-is-ig1)</w:t>
-        </w:r>
-      </w:hyperlink>
-    </w:p>
-    <w:p>
-      <w:pPr>
-        <w:pStyle w:val="BodyText"/>
-      </w:pPr>
-      <w:hyperlink w:anchor="does-ig1-fit-every-requirement">
-        <w:r>
-          <w:rPr>
-            <w:rStyle w:val="Hyperlink"/>
-          </w:rPr>
-          <w:t xml:space="preserve">29.3 ¿Se ajusta IG1 a cada requisito? [46](#does-ig1-fit-every-requirement)</w:t>
-        </w:r>
-      </w:hyperlink>
-    </w:p>
-    <w:p>
-      <w:pPr>
-        <w:pStyle w:val="BodyText"/>
-      </w:pPr>
-      <w:hyperlink w:anchor="how-do-you-measure-a-safeguard">
-        <w:r>
-          <w:rPr>
-            <w:rStyle w:val="Hyperlink"/>
-          </w:rPr>
-          <w:t xml:space="preserve">29.4 ¿Cómo mide una Salvaguardia? [46](#how-do-you-measure-a-safeguard)</w:t>
-        </w:r>
-      </w:hyperlink>
-    </w:p>
-    <w:p>
-      <w:pPr>
-        <w:pStyle w:val="BodyText"/>
-      </w:pPr>
-      <w:hyperlink w:anchor="why-are-inventories-important">
-        <w:r>
-          <w:rPr>
-            <w:rStyle w:val="Hyperlink"/>
-          </w:rPr>
-          <w:t xml:space="preserve">29.5 ¿Por qué son importantes los inventarios? [46](#why-are-inventories-important)</w:t>
-        </w:r>
-      </w:hyperlink>
-    </w:p>
-    <w:p>
-      <w:pPr>
-        <w:pStyle w:val="BodyText"/>
-      </w:pPr>
-      <w:hyperlink w:anchor="Xe496931795d3c2c579a2f694457ec81aab2623f">
-        <w:r>
-          <w:rPr>
-            <w:rStyle w:val="Hyperlink"/>
-          </w:rPr>
-          <w:t xml:space="preserve">29.6 Vulnerability scan versus penetración test? [46](#vulnerability-scan-versus-penetration-test)</w:t>
-        </w:r>
-      </w:hyperlink>
-    </w:p>
-    <w:p>
-      <w:pPr>
-        <w:pStyle w:val="BodyText"/>
-      </w:pPr>
-      <w:hyperlink w:anchor="X1c47685cc75c258d8e077fdbf935fe97d64cfe1">
-        <w:r>
-          <w:rPr>
-            <w:rStyle w:val="Hyperlink"/>
-          </w:rPr>
-          <w:t xml:space="preserve">29.7 ¿Una asignación marco demuestra el cumplimiento? [46](#does-a-framework-mapping-prove-compliance)</w:t>
-        </w:r>
-      </w:hyperlink>
-    </w:p>
-    <w:p>
-      <w:pPr>
-        <w:pStyle w:val="BodyText"/>
-      </w:pPr>
-      <w:hyperlink w:anchor="what-can-a-junior-analyst-conclude">
-        <w:r>
-          <w:rPr>
-            <w:rStyle w:val="Hyperlink"/>
-          </w:rPr>
-          <w:t xml:space="preserve">29.8 ¿Qué puede concluir un analista junior? [46](#what-can-a-junior-analyst-conclude)</w:t>
-        </w:r>
-      </w:hyperlink>
-    </w:p>
-    <w:p>
-      <w:pPr>
-        <w:pStyle w:val="BodyText"/>
-      </w:pPr>
-      <w:hyperlink w:anchor="questions-to-ask-the-employer">
-        <w:r>
-          <w:rPr>
-            <w:rStyle w:val="Hyperlink"/>
-          </w:rPr>
-          <w:t xml:space="preserve">29.9 Preguntas para hacer al empleador [46](#questions-to-ask-the-employer)</w:t>
-        </w:r>
-      </w:hyperlink>
-    </w:p>
-    <w:p>
-      <w:pPr>
-        <w:pStyle w:val="BodyText"/>
-      </w:pPr>
-      <w:hyperlink w:anchor="templates-glossary-index-and-references">
-        <w:r>
-          <w:rPr>
-            <w:rStyle w:val="Hyperlink"/>
-          </w:rPr>
-          <w:t xml:space="preserve">30. Plantillas, Glosario, Índice y Referencias [48](#templates-glossary-index-and-references)</w:t>
-        </w:r>
-      </w:hyperlink>
-    </w:p>
-    <w:p>
-      <w:pPr>
-        <w:pStyle w:val="BodyText"/>
-      </w:pPr>
-      <w:hyperlink w:anchor="safeguard-measurement-workpaper">
-        <w:r>
-          <w:rPr>
-            <w:rStyle w:val="Hyperlink"/>
-          </w:rPr>
-          <w:t xml:space="preserve">30.1 Documentos de trabajo de medición de seguridad [48](#safeguard-measurement-workpaper)</w:t>
-        </w:r>
-      </w:hyperlink>
-    </w:p>
-    <w:p>
-      <w:pPr>
-        <w:pStyle w:val="BodyText"/>
-      </w:pPr>
-      <w:hyperlink w:anchor="finding-and-retest-record">
-        <w:r>
-          <w:rPr>
-            <w:rStyle w:val="Hyperlink"/>
-          </w:rPr>
-          <w:t xml:space="preserve">30.2 Registro de hallazgos y nuevas pruebas [48](#finding-and-retest-record)</w:t>
-        </w:r>
-      </w:hyperlink>
-    </w:p>
-    <w:p>
-      <w:pPr>
-        <w:pStyle w:val="BodyText"/>
-      </w:pPr>
-      <w:hyperlink w:anchor="glossary">
-        <w:r>
-          <w:rPr>
-            <w:rStyle w:val="Hyperlink"/>
-          </w:rPr>
-          <w:t xml:space="preserve">30.3 Glosario [48](#glossary)</w:t>
-        </w:r>
-      </w:hyperlink>
-    </w:p>
-    <w:p>
-      <w:pPr>
-        <w:pStyle w:val="BodyText"/>
-      </w:pPr>
-      <w:hyperlink w:anchor="subject-index">
-        <w:r>
-          <w:rPr>
-            <w:rStyle w:val="Hyperlink"/>
-          </w:rPr>
-          <w:t xml:space="preserve">30.4 Índice de asunto [49](#subject-index)</w:t>
-        </w:r>
-      </w:hyperlink>
-    </w:p>
-    <w:p>
-      <w:pPr>
-        <w:pStyle w:val="BodyText"/>
-      </w:pPr>
-      <w:hyperlink w:anchor="official-references">
-        <w:r>
-          <w:rPr>
-            <w:rStyle w:val="Hyperlink"/>
-          </w:rPr>
-          <w:t xml:space="preserve">30.5 Referencias oficiales [49](#official-references)</w:t>
-        </w:r>
-      </w:hyperlink>
-    </w:p>
-    <w:bookmarkEnd w:id="23"/>
-    <w:bookmarkStart w:id="24" w:name="fundamentos-de-cis-controls-v8.1"/>
+        <w:numPr>
+          <w:ilvl w:val="0"/>
+          <w:numId w:val="1002"/>
+        </w:numPr>
+        <w:pStyle w:val="Compact"/>
+      </w:pPr>
+      <w:r>
+        <w:t xml:space="preserve">Fundamentos de CIS Controls v8.1</w:t>
+      </w:r>
+      <w:r>
+        <w:br/>
+      </w:r>
+    </w:p>
+    <w:p>
+      <w:pPr>
+        <w:numPr>
+          <w:ilvl w:val="0"/>
+          <w:numId w:val="1002"/>
+        </w:numPr>
+        <w:pStyle w:val="Compact"/>
+      </w:pPr>
+      <w:r>
+        <w:t xml:space="preserve">Grupos de Implementación y priorización</w:t>
+      </w:r>
+      <w:r>
+        <w:br/>
+      </w:r>
+    </w:p>
+    <w:p>
+      <w:pPr>
+        <w:numPr>
+          <w:ilvl w:val="0"/>
+          <w:numId w:val="1002"/>
+        </w:numPr>
+        <w:pStyle w:val="Compact"/>
+      </w:pPr>
+      <w:r>
+        <w:t xml:space="preserve">Gobernanza, alcance y responsabilidades</w:t>
+      </w:r>
+      <w:r>
+        <w:br/>
+      </w:r>
+    </w:p>
+    <w:p>
+      <w:pPr>
+        <w:numPr>
+          <w:ilvl w:val="0"/>
+          <w:numId w:val="1002"/>
+        </w:numPr>
+        <w:pStyle w:val="Compact"/>
+      </w:pPr>
+      <w:r>
+        <w:t xml:space="preserve">Medición con la Especificación para la Evaluación de Controles de CIS</w:t>
+      </w:r>
+      <w:r>
+        <w:br/>
+      </w:r>
+    </w:p>
+    <w:p>
+      <w:pPr>
+        <w:numPr>
+          <w:ilvl w:val="0"/>
+          <w:numId w:val="1002"/>
+        </w:numPr>
+        <w:pStyle w:val="Compact"/>
+      </w:pPr>
+      <w:r>
+        <w:t xml:space="preserve">Hoja de ruta de implementación</w:t>
+      </w:r>
+      <w:r>
+        <w:br/>
+      </w:r>
+      <w:r>
+        <w:t xml:space="preserve">6–23. Los 18 CIS Controls</w:t>
+      </w:r>
+      <w:r>
+        <w:br/>
+      </w:r>
+    </w:p>
+    <w:p>
+      <w:pPr>
+        <w:numPr>
+          <w:ilvl w:val="0"/>
+          <w:numId w:val="1002"/>
+        </w:numPr>
+        <w:pStyle w:val="Compact"/>
+      </w:pPr>
+      <w:r>
+        <w:t xml:space="preserve">Herramientas de código abierto</w:t>
+      </w:r>
+      <w:r>
+        <w:br/>
+      </w:r>
+    </w:p>
+    <w:p>
+      <w:pPr>
+        <w:numPr>
+          <w:ilvl w:val="0"/>
+          <w:numId w:val="1002"/>
+        </w:numPr>
+        <w:pStyle w:val="Compact"/>
+      </w:pPr>
+      <w:r>
+        <w:t xml:space="preserve">Guía de CIS Controls para gestores</w:t>
+      </w:r>
+      <w:r>
+        <w:br/>
+      </w:r>
+    </w:p>
+    <w:p>
+      <w:pPr>
+        <w:numPr>
+          <w:ilvl w:val="0"/>
+          <w:numId w:val="1002"/>
+        </w:numPr>
+        <w:pStyle w:val="Compact"/>
+      </w:pPr>
+      <w:r>
+        <w:t xml:space="preserve">Guía profesional para analistas júnior</w:t>
+      </w:r>
+      <w:r>
+        <w:br/>
+      </w:r>
+    </w:p>
+    <w:p>
+      <w:pPr>
+        <w:numPr>
+          <w:ilvl w:val="0"/>
+          <w:numId w:val="1002"/>
+        </w:numPr>
+        <w:pStyle w:val="Compact"/>
+      </w:pPr>
+      <w:r>
+        <w:t xml:space="preserve">Laboratorio ficticio y portafolio</w:t>
+      </w:r>
+      <w:r>
+        <w:br/>
+      </w:r>
+    </w:p>
+    <w:p>
+      <w:pPr>
+        <w:numPr>
+          <w:ilvl w:val="0"/>
+          <w:numId w:val="1002"/>
+        </w:numPr>
+        <w:pStyle w:val="Compact"/>
+      </w:pPr>
+      <w:r>
+        <w:t xml:space="preserve">Plan de aprendizaje de treinta días</w:t>
+      </w:r>
+      <w:r>
+        <w:br/>
+      </w:r>
+    </w:p>
+    <w:p>
+      <w:pPr>
+        <w:numPr>
+          <w:ilvl w:val="0"/>
+          <w:numId w:val="1002"/>
+        </w:numPr>
+        <w:pStyle w:val="Compact"/>
+      </w:pPr>
+      <w:r>
+        <w:t xml:space="preserve">Preparación para entrevistas</w:t>
+      </w:r>
+      <w:r>
+        <w:br/>
+      </w:r>
+    </w:p>
+    <w:p>
+      <w:pPr>
+        <w:numPr>
+          <w:ilvl w:val="0"/>
+          <w:numId w:val="1002"/>
+        </w:numPr>
+        <w:pStyle w:val="Compact"/>
+      </w:pPr>
+      <w:r>
+        <w:t xml:space="preserve">Plantillas, glosario, índice y referencias</w:t>
+      </w:r>
+    </w:p>
+    <w:bookmarkEnd w:id="24"/>
+    <w:bookmarkStart w:id="25" w:name="fundamentos-de-cis-controls-v8.1"/>
     <w:p>
       <w:pPr>
         <w:pStyle w:val="Heading1"/>
@@ -1254,7 +587,7 @@
       <w:pPr>
         <w:numPr>
           <w:ilvl w:val="0"/>
-          <w:numId w:val="1002"/>
+          <w:numId w:val="1003"/>
         </w:numPr>
       </w:pPr>
       <w:r>
@@ -1265,7 +598,7 @@
       <w:pPr>
         <w:numPr>
           <w:ilvl w:val="0"/>
-          <w:numId w:val="1002"/>
+          <w:numId w:val="1003"/>
         </w:numPr>
       </w:pPr>
       <w:r>
@@ -1276,7 +609,7 @@
       <w:pPr>
         <w:numPr>
           <w:ilvl w:val="0"/>
-          <w:numId w:val="1002"/>
+          <w:numId w:val="1003"/>
         </w:numPr>
       </w:pPr>
       <w:r>
@@ -1287,7 +620,7 @@
       <w:pPr>
         <w:numPr>
           <w:ilvl w:val="0"/>
-          <w:numId w:val="1002"/>
+          <w:numId w:val="1003"/>
         </w:numPr>
       </w:pPr>
       <w:r>
@@ -1298,7 +631,7 @@
       <w:pPr>
         <w:numPr>
           <w:ilvl w:val="0"/>
-          <w:numId w:val="1002"/>
+          <w:numId w:val="1003"/>
         </w:numPr>
       </w:pPr>
       <w:r>
@@ -1309,7 +642,7 @@
       <w:pPr>
         <w:numPr>
           <w:ilvl w:val="0"/>
-          <w:numId w:val="1002"/>
+          <w:numId w:val="1003"/>
         </w:numPr>
       </w:pPr>
       <w:r>
@@ -1521,8 +854,8 @@
         </w:tc>
       </w:tr>
     </w:tbl>
-    <w:bookmarkEnd w:id="24"/>
-    <w:bookmarkStart w:id="25" w:name="grupos-de-implementación-y-priorización"/>
+    <w:bookmarkEnd w:id="25"/>
+    <w:bookmarkStart w:id="26" w:name="grupos-de-implementación-y-priorización"/>
     <w:p>
       <w:pPr>
         <w:pStyle w:val="Heading1"/>
@@ -1821,7 +1154,7 @@
       <w:pPr>
         <w:numPr>
           <w:ilvl w:val="0"/>
-          <w:numId w:val="1003"/>
+          <w:numId w:val="1004"/>
         </w:numPr>
       </w:pPr>
       <w:r>
@@ -1832,7 +1165,7 @@
       <w:pPr>
         <w:numPr>
           <w:ilvl w:val="0"/>
-          <w:numId w:val="1003"/>
+          <w:numId w:val="1004"/>
         </w:numPr>
       </w:pPr>
       <w:r>
@@ -1843,7 +1176,7 @@
       <w:pPr>
         <w:numPr>
           <w:ilvl w:val="0"/>
-          <w:numId w:val="1003"/>
+          <w:numId w:val="1004"/>
         </w:numPr>
       </w:pPr>
       <w:r>
@@ -1854,7 +1187,7 @@
       <w:pPr>
         <w:numPr>
           <w:ilvl w:val="0"/>
-          <w:numId w:val="1003"/>
+          <w:numId w:val="1004"/>
         </w:numPr>
       </w:pPr>
       <w:r>
@@ -1865,15 +1198,15 @@
       <w:pPr>
         <w:numPr>
           <w:ilvl w:val="0"/>
-          <w:numId w:val="1003"/>
+          <w:numId w:val="1004"/>
         </w:numPr>
       </w:pPr>
       <w:r>
         <w:t xml:space="preserve">Utilice CIS Controls Navigator para filtrar las Salvaguardas de v8.1 y revisar las correspondencias oficiales.</w:t>
       </w:r>
     </w:p>
-    <w:bookmarkEnd w:id="25"/>
-    <w:bookmarkStart w:id="26" w:name="gobernanza-alcance-y-responsabilidades"/>
+    <w:bookmarkEnd w:id="26"/>
+    <w:bookmarkStart w:id="27" w:name="gobernanza-alcance-y-responsabilidades"/>
     <w:p>
       <w:pPr>
         <w:pStyle w:val="Heading1"/>
@@ -1898,7 +1231,7 @@
       <w:pPr>
         <w:numPr>
           <w:ilvl w:val="0"/>
-          <w:numId w:val="1004"/>
+          <w:numId w:val="1005"/>
         </w:numPr>
       </w:pPr>
       <w:r>
@@ -1909,7 +1242,7 @@
       <w:pPr>
         <w:numPr>
           <w:ilvl w:val="0"/>
-          <w:numId w:val="1004"/>
+          <w:numId w:val="1005"/>
         </w:numPr>
       </w:pPr>
       <w:r>
@@ -1920,7 +1253,7 @@
       <w:pPr>
         <w:numPr>
           <w:ilvl w:val="0"/>
-          <w:numId w:val="1004"/>
+          <w:numId w:val="1005"/>
         </w:numPr>
       </w:pPr>
       <w:r>
@@ -1931,7 +1264,7 @@
       <w:pPr>
         <w:numPr>
           <w:ilvl w:val="0"/>
-          <w:numId w:val="1004"/>
+          <w:numId w:val="1005"/>
         </w:numPr>
       </w:pPr>
       <w:r>
@@ -1942,7 +1275,7 @@
       <w:pPr>
         <w:numPr>
           <w:ilvl w:val="0"/>
-          <w:numId w:val="1004"/>
+          <w:numId w:val="1005"/>
         </w:numPr>
       </w:pPr>
       <w:r>
@@ -1953,7 +1286,7 @@
       <w:pPr>
         <w:numPr>
           <w:ilvl w:val="0"/>
-          <w:numId w:val="1004"/>
+          <w:numId w:val="1005"/>
         </w:numPr>
       </w:pPr>
       <w:r>
@@ -1964,7 +1297,7 @@
       <w:pPr>
         <w:numPr>
           <w:ilvl w:val="0"/>
-          <w:numId w:val="1004"/>
+          <w:numId w:val="1005"/>
         </w:numPr>
       </w:pPr>
       <w:r>
@@ -2228,8 +1561,8 @@
         </w:tc>
       </w:tr>
     </w:tbl>
-    <w:bookmarkEnd w:id="26"/>
-    <w:bookmarkStart w:id="30" w:name="X969040e64682a9e2ef1455f79db293094636c49"/>
+    <w:bookmarkEnd w:id="27"/>
+    <w:bookmarkStart w:id="31" w:name="X969040e64682a9e2ef1455f79db293094636c49"/>
     <w:p>
       <w:pPr>
         <w:pStyle w:val="Heading1"/>
@@ -2259,18 +1592,18 @@
           <wp:inline>
             <wp:extent cx="5334000" cy="2497753"/>
             <wp:effectExtent b="0" l="0" r="0" t="0"/>
-            <wp:docPr descr="La especificación oficial avanza desde entradas de datos definidas hasta operaciones, medidas, métricas y revisión de procedimientos." title="" id="28" name="Picture"/>
+            <wp:docPr descr="La especificación oficial avanza desde entradas de datos definidas hasta operaciones, medidas, métricas y revisión de procedimientos." title="" id="29" name="Picture"/>
             <a:graphic>
               <a:graphicData uri="http://schemas.openxmlformats.org/drawingml/2006/picture">
                 <pic:pic>
                   <pic:nvPicPr>
-                    <pic:cNvPr descr="media/image3.png" id="29" name="Picture"/>
+                    <pic:cNvPr descr="media/image3.png" id="30" name="Picture"/>
                     <pic:cNvPicPr>
                       <a:picLocks noChangeArrowheads="1" noChangeAspect="1"/>
                     </pic:cNvPicPr>
                   </pic:nvPicPr>
                   <pic:blipFill>
-                    <a:blip r:embed="rId27"/>
+                    <a:blip r:embed="rId28"/>
                     <a:stretch>
                       <a:fillRect/>
                     </a:stretch>
@@ -2574,7 +1907,7 @@
       <w:pPr>
         <w:numPr>
           <w:ilvl w:val="0"/>
-          <w:numId w:val="1005"/>
+          <w:numId w:val="1006"/>
         </w:numPr>
       </w:pPr>
       <w:r>
@@ -2585,7 +1918,7 @@
       <w:pPr>
         <w:numPr>
           <w:ilvl w:val="0"/>
-          <w:numId w:val="1005"/>
+          <w:numId w:val="1006"/>
         </w:numPr>
       </w:pPr>
       <w:r>
@@ -2596,7 +1929,7 @@
       <w:pPr>
         <w:numPr>
           <w:ilvl w:val="0"/>
-          <w:numId w:val="1005"/>
+          <w:numId w:val="1006"/>
         </w:numPr>
       </w:pPr>
       <w:r>
@@ -2607,7 +1940,7 @@
       <w:pPr>
         <w:numPr>
           <w:ilvl w:val="0"/>
-          <w:numId w:val="1005"/>
+          <w:numId w:val="1006"/>
         </w:numPr>
       </w:pPr>
       <w:r>
@@ -2618,7 +1951,7 @@
       <w:pPr>
         <w:numPr>
           <w:ilvl w:val="0"/>
-          <w:numId w:val="1005"/>
+          <w:numId w:val="1006"/>
         </w:numPr>
       </w:pPr>
       <w:r>
@@ -2629,7 +1962,7 @@
       <w:pPr>
         <w:numPr>
           <w:ilvl w:val="0"/>
-          <w:numId w:val="1005"/>
+          <w:numId w:val="1006"/>
         </w:numPr>
       </w:pPr>
       <w:r>
@@ -2640,7 +1973,7 @@
       <w:pPr>
         <w:numPr>
           <w:ilvl w:val="0"/>
-          <w:numId w:val="1005"/>
+          <w:numId w:val="1006"/>
         </w:numPr>
       </w:pPr>
       <w:r>
@@ -2651,15 +1984,15 @@
       <w:pPr>
         <w:numPr>
           <w:ilvl w:val="0"/>
-          <w:numId w:val="1005"/>
+          <w:numId w:val="1006"/>
         </w:numPr>
       </w:pPr>
       <w:r>
         <w:t xml:space="preserve">Informe alcance, resultado, excepción, limitación, responsable, acción y fecha.</w:t>
       </w:r>
     </w:p>
-    <w:bookmarkEnd w:id="30"/>
-    <w:bookmarkStart w:id="31" w:name="hoja-de-ruta-de-implementación"/>
+    <w:bookmarkEnd w:id="31"/>
+    <w:bookmarkStart w:id="32" w:name="hoja-de-ruta-de-implementación"/>
     <w:p>
       <w:pPr>
         <w:pStyle w:val="Heading1"/>
@@ -2684,7 +2017,7 @@
       <w:pPr>
         <w:numPr>
           <w:ilvl w:val="0"/>
-          <w:numId w:val="1006"/>
+          <w:numId w:val="1007"/>
         </w:numPr>
       </w:pPr>
       <w:r>
@@ -2695,7 +2028,7 @@
       <w:pPr>
         <w:numPr>
           <w:ilvl w:val="0"/>
-          <w:numId w:val="1006"/>
+          <w:numId w:val="1007"/>
         </w:numPr>
       </w:pPr>
       <w:r>
@@ -2706,7 +2039,7 @@
       <w:pPr>
         <w:numPr>
           <w:ilvl w:val="0"/>
-          <w:numId w:val="1006"/>
+          <w:numId w:val="1007"/>
         </w:numPr>
       </w:pPr>
       <w:r>
@@ -2717,7 +2050,7 @@
       <w:pPr>
         <w:numPr>
           <w:ilvl w:val="0"/>
-          <w:numId w:val="1006"/>
+          <w:numId w:val="1007"/>
         </w:numPr>
       </w:pPr>
       <w:r>
@@ -2728,7 +2061,7 @@
       <w:pPr>
         <w:numPr>
           <w:ilvl w:val="0"/>
-          <w:numId w:val="1006"/>
+          <w:numId w:val="1007"/>
         </w:numPr>
       </w:pPr>
       <w:r>
@@ -2739,7 +2072,7 @@
       <w:pPr>
         <w:numPr>
           <w:ilvl w:val="0"/>
-          <w:numId w:val="1006"/>
+          <w:numId w:val="1007"/>
         </w:numPr>
       </w:pPr>
       <w:r>
@@ -2750,7 +2083,7 @@
       <w:pPr>
         <w:numPr>
           <w:ilvl w:val="0"/>
-          <w:numId w:val="1006"/>
+          <w:numId w:val="1007"/>
         </w:numPr>
       </w:pPr>
       <w:r>
@@ -2761,7 +2094,7 @@
       <w:pPr>
         <w:numPr>
           <w:ilvl w:val="0"/>
-          <w:numId w:val="1006"/>
+          <w:numId w:val="1007"/>
         </w:numPr>
       </w:pPr>
       <w:r>
@@ -2772,7 +2105,7 @@
       <w:pPr>
         <w:numPr>
           <w:ilvl w:val="0"/>
-          <w:numId w:val="1006"/>
+          <w:numId w:val="1007"/>
         </w:numPr>
       </w:pPr>
       <w:r>
@@ -2817,8 +2150,8 @@
         </w:tc>
       </w:tr>
     </w:tbl>
-    <w:bookmarkEnd w:id="31"/>
-    <w:bookmarkStart w:id="32" w:name="Xbf3cbb637452d72ada0a90fc9fdf7319b4fed2d"/>
+    <w:bookmarkEnd w:id="32"/>
+    <w:bookmarkStart w:id="33" w:name="Xbf3cbb637452d72ada0a90fc9fdf7319b4fed2d"/>
     <w:p>
       <w:pPr>
         <w:pStyle w:val="Heading1"/>
@@ -3309,8 +2642,8 @@
         <w:t xml:space="preserve">Utilice la guía oficial de CIS Controls v8.1 y la Especificación de Evaluación de Controles para el lenguaje exacto, la clase de activo, la función de seguridad, el Grupo de Implementación, las dependencias, las entradas, las operaciones, las medidas, las métricas y la revisión de procedimientos.</w:t>
       </w:r>
     </w:p>
-    <w:bookmarkEnd w:id="32"/>
-    <w:bookmarkStart w:id="33" w:name="X058960a3178ea76fae4459f17d14d0110f22986"/>
+    <w:bookmarkEnd w:id="33"/>
+    <w:bookmarkStart w:id="34" w:name="X058960a3178ea76fae4459f17d14d0110f22986"/>
     <w:p>
       <w:pPr>
         <w:pStyle w:val="Heading1"/>
@@ -3912,8 +3245,8 @@
         <w:t xml:space="preserve">Utilice la guía oficial de CIS Controls v8.1 y la Especificación de Evaluación de Controles para el lenguaje exacto y los criterios de evaluación.</w:t>
       </w:r>
     </w:p>
-    <w:bookmarkEnd w:id="33"/>
-    <w:bookmarkStart w:id="34" w:name="control-3-protección-de-datos"/>
+    <w:bookmarkEnd w:id="34"/>
+    <w:bookmarkStart w:id="35" w:name="control-3-protección-de-datos"/>
     <w:p>
       <w:pPr>
         <w:pStyle w:val="Heading1"/>
@@ -4962,8 +4295,8 @@
         <w:t xml:space="preserve">Utilice la guía oficial de CIS Controls v8.1 y la Especificación de Evaluación de Controles para el lenguaje exacto y los criterios de evaluación.</w:t>
       </w:r>
     </w:p>
-    <w:bookmarkEnd w:id="34"/>
-    <w:bookmarkStart w:id="35" w:name="X5726a1fd72a9b03cfceb02e6154da5a71b09751"/>
+    <w:bookmarkEnd w:id="35"/>
+    <w:bookmarkStart w:id="36" w:name="X5726a1fd72a9b03cfceb02e6154da5a71b09751"/>
     <w:p>
       <w:pPr>
         <w:pStyle w:val="Heading1"/>
@@ -5875,8 +5208,8 @@
         <w:t xml:space="preserve">Utilice la guía oficial de CIS Controls v8.1 y la Especificación de Evaluación de Controles para el lenguaje exacto y los criterios de evaluación.</w:t>
       </w:r>
     </w:p>
-    <w:bookmarkEnd w:id="35"/>
-    <w:bookmarkStart w:id="36" w:name="control-5-gestión-de-cuentas"/>
+    <w:bookmarkEnd w:id="36"/>
+    <w:bookmarkStart w:id="37" w:name="control-5-gestión-de-cuentas"/>
     <w:p>
       <w:pPr>
         <w:pStyle w:val="Heading1"/>
@@ -6416,8 +5749,8 @@
         <w:t xml:space="preserve">Utilice la guía oficial de CIS Controls v8.1 y la Especificación de Evaluación de Controles para el lenguaje exacto y los criterios de evaluación.</w:t>
       </w:r>
     </w:p>
-    <w:bookmarkEnd w:id="36"/>
-    <w:bookmarkStart w:id="37" w:name="control-6-gestión-del-control-de-acceso"/>
+    <w:bookmarkEnd w:id="37"/>
+    <w:bookmarkStart w:id="38" w:name="control-6-gestión-del-control-de-acceso"/>
     <w:p>
       <w:pPr>
         <w:pStyle w:val="Heading1"/>
@@ -7094,8 +6427,8 @@
         <w:t xml:space="preserve">Utilice la guía oficial de CIS Controls v8.1 y la Especificación de Evaluación de Controles para el lenguaje exacto y los criterios de evaluación.</w:t>
       </w:r>
     </w:p>
-    <w:bookmarkEnd w:id="37"/>
-    <w:bookmarkStart w:id="38" w:name="Xbb65cd3c0852d2cacd0d350cee6556ebc7f386f"/>
+    <w:bookmarkEnd w:id="38"/>
+    <w:bookmarkStart w:id="39" w:name="Xbb65cd3c0852d2cacd0d350cee6556ebc7f386f"/>
     <w:p>
       <w:pPr>
         <w:pStyle w:val="Heading1"/>
@@ -7710,8 +7043,8 @@
         <w:t xml:space="preserve">Utilice la guía oficial de CIS Controls v8.1 y la Especificación de Evaluación de Controles para el lenguaje exacto y los criterios de evaluación.</w:t>
       </w:r>
     </w:p>
-    <w:bookmarkEnd w:id="38"/>
-    <w:bookmarkStart w:id="39" w:name="Xc9ae7a6a9f2f867deb1d535d2659da3bc080871"/>
+    <w:bookmarkEnd w:id="39"/>
+    <w:bookmarkStart w:id="40" w:name="Xc9ae7a6a9f2f867deb1d535d2659da3bc080871"/>
     <w:p>
       <w:pPr>
         <w:pStyle w:val="Heading1"/>
@@ -8623,8 +7956,8 @@
         <w:t xml:space="preserve">Utilice la guía oficial de CIS Controls v8.1 y la Especificación de Evaluación de Controles para el lenguaje exacto y los criterios de evaluación.</w:t>
       </w:r>
     </w:p>
-    <w:bookmarkEnd w:id="39"/>
-    <w:bookmarkStart w:id="40" w:name="X24aed13b821462b02538357a9cec02f47fbc094"/>
+    <w:bookmarkEnd w:id="40"/>
+    <w:bookmarkStart w:id="41" w:name="X24aed13b821462b02538357a9cec02f47fbc094"/>
     <w:p>
       <w:pPr>
         <w:pStyle w:val="Heading1"/>
@@ -9226,8 +8559,8 @@
         <w:t xml:space="preserve">Utilice la guía oficial de CIS Controls v8.1 y la Especificación de Evaluación de Controles para el lenguaje exacto y los criterios de evaluación.</w:t>
       </w:r>
     </w:p>
-    <w:bookmarkEnd w:id="40"/>
-    <w:bookmarkStart w:id="41" w:name="control-10-defensas-contra-malware"/>
+    <w:bookmarkEnd w:id="41"/>
+    <w:bookmarkStart w:id="42" w:name="control-10-defensas-contra-malware"/>
     <w:p>
       <w:pPr>
         <w:pStyle w:val="Heading1"/>
@@ -9829,8 +9162,8 @@
         <w:t xml:space="preserve">Utilice la guía oficial de CIS Controls v8.1 y la Especificación de Evaluación de Controles para el lenguaje exacto y los criterios de evaluación.</w:t>
       </w:r>
     </w:p>
-    <w:bookmarkEnd w:id="41"/>
-    <w:bookmarkStart w:id="42" w:name="control-11-recuperación-de-datos"/>
+    <w:bookmarkEnd w:id="42"/>
+    <w:bookmarkStart w:id="43" w:name="control-11-recuperación-de-datos"/>
     <w:p>
       <w:pPr>
         <w:pStyle w:val="Heading1"/>
@@ -10308,8 +9641,8 @@
         <w:t xml:space="preserve">Utilice la guía oficial de CIS Controls v8.1 y la Especificación de Evaluación de Controles para el lenguaje exacto y los criterios de evaluación.</w:t>
       </w:r>
     </w:p>
-    <w:bookmarkEnd w:id="42"/>
-    <w:bookmarkStart w:id="43" w:name="X304ee8a8ca1b15d2591f68ec8c679233dc80285"/>
+    <w:bookmarkEnd w:id="43"/>
+    <w:bookmarkStart w:id="44" w:name="X304ee8a8ca1b15d2591f68ec8c679233dc80285"/>
     <w:p>
       <w:pPr>
         <w:pStyle w:val="Heading1"/>
@@ -10973,8 +10306,8 @@
         <w:t xml:space="preserve">Utilice la guía oficial de CIS Controls v8.1 y la Especificación de Evaluación de Controles para el lenguaje exacto y los criterios de evaluación.</w:t>
       </w:r>
     </w:p>
-    <w:bookmarkEnd w:id="43"/>
-    <w:bookmarkStart w:id="44" w:name="control-13-monitoreo-y-defensa-de-la-red"/>
+    <w:bookmarkEnd w:id="44"/>
+    <w:bookmarkStart w:id="45" w:name="control-13-monitoreo-y-defensa-de-la-red"/>
     <w:p>
       <w:pPr>
         <w:pStyle w:val="Heading1"/>
@@ -11837,8 +11170,8 @@
         <w:t xml:space="preserve">Utilice la guía oficial de CIS Controls v8.1 y la Especificación de Evaluación de Controles para el lenguaje exacto y los criterios de evaluación.</w:t>
       </w:r>
     </w:p>
-    <w:bookmarkEnd w:id="44"/>
-    <w:bookmarkStart w:id="45" w:name="X4ecc7d63aa0bffe3698d39ecd98ad6666a16b9d"/>
+    <w:bookmarkEnd w:id="45"/>
+    <w:bookmarkStart w:id="46" w:name="X4ecc7d63aa0bffe3698d39ecd98ad6666a16b9d"/>
     <w:p>
       <w:pPr>
         <w:pStyle w:val="Heading1"/>
@@ -12564,8 +11897,8 @@
         <w:t xml:space="preserve">Utilice la guía oficial de CIS Controls v8.1 y la Especificación de Evaluación de Controles para el lenguaje exacto y los criterios de evaluación.</w:t>
       </w:r>
     </w:p>
-    <w:bookmarkEnd w:id="45"/>
-    <w:bookmarkStart w:id="46" w:name="Xa048e4e27fdd744a5076bc25010520fdecc0c30"/>
+    <w:bookmarkEnd w:id="46"/>
+    <w:bookmarkStart w:id="47" w:name="Xa048e4e27fdd744a5076bc25010520fdecc0c30"/>
     <w:p>
       <w:pPr>
         <w:pStyle w:val="Heading1"/>
@@ -13167,8 +12500,8 @@
         <w:t xml:space="preserve">Utilice la guía oficial de CIS Controls v8.1 y la Especificación de Evaluación de Controles para el lenguaje exacto y los criterios de evaluación.</w:t>
       </w:r>
     </w:p>
-    <w:bookmarkEnd w:id="46"/>
-    <w:bookmarkStart w:id="47" w:name="X5e0698034c3a8368f1d805de3798727b85c54b8"/>
+    <w:bookmarkEnd w:id="47"/>
+    <w:bookmarkStart w:id="48" w:name="X5e0698034c3a8368f1d805de3798727b85c54b8"/>
     <w:p>
       <w:pPr>
         <w:pStyle w:val="Heading1"/>
@@ -14204,8 +13537,8 @@
         <w:t xml:space="preserve">Utilice la guía oficial de CIS Controls v8.1 y la Especificación de Evaluación de Controles para el lenguaje exacto y los criterios de evaluación.</w:t>
       </w:r>
     </w:p>
-    <w:bookmarkEnd w:id="47"/>
-    <w:bookmarkStart w:id="48" w:name="X81bcab1ee2e08fb2cedbb65af68432a47fa8998"/>
+    <w:bookmarkEnd w:id="48"/>
+    <w:bookmarkStart w:id="49" w:name="X81bcab1ee2e08fb2cedbb65af68432a47fa8998"/>
     <w:p>
       <w:pPr>
         <w:pStyle w:val="Heading1"/>
@@ -14972,8 +14305,8 @@
         <w:t xml:space="preserve">Utilice la guía oficial de CIS Controls v8.1 y la Especificación para la Evaluación de Controles para consultar el lenguaje exacto de cada Salvaguarda, la clase de activo, la función de seguridad, el Grupo de Implementación, las dependencias, las entradas, las operaciones, las medidas, las métricas y la revisión de procedimientos.</w:t>
       </w:r>
     </w:p>
-    <w:bookmarkEnd w:id="48"/>
-    <w:bookmarkStart w:id="49" w:name="control-18-pruebas-de-penetración"/>
+    <w:bookmarkEnd w:id="49"/>
+    <w:bookmarkStart w:id="50" w:name="control-18-pruebas-de-penetración"/>
     <w:p>
       <w:pPr>
         <w:pStyle w:val="Heading1"/>
@@ -15451,8 +14784,8 @@
         <w:t xml:space="preserve">Utilice la guía oficial de CIS Controls v8.1 y la Especificación para la Evaluación de Controles para consultar el lenguaje exacto de cada Salvaguarda, la clase de activo, la función de seguridad, el Grupo de Implementación, las dependencias, las entradas, las operaciones, las medidas, las métricas y la revisión de procedimientos.</w:t>
       </w:r>
     </w:p>
-    <w:bookmarkEnd w:id="49"/>
-    <w:bookmarkStart w:id="50" w:name="herramientas-de-código-abierto"/>
+    <w:bookmarkEnd w:id="50"/>
+    <w:bookmarkStart w:id="51" w:name="herramientas-de-código-abierto"/>
     <w:p>
       <w:pPr>
         <w:pStyle w:val="Heading1"/>
@@ -16186,8 +15519,8 @@
         </w:tc>
       </w:tr>
     </w:tbl>
-    <w:bookmarkEnd w:id="50"/>
-    <w:bookmarkStart w:id="51" w:name="Xbc4a4dbf2d9ff0eb677f14739cf1d43ac88337f"/>
+    <w:bookmarkEnd w:id="51"/>
+    <w:bookmarkStart w:id="52" w:name="Xbc4a4dbf2d9ff0eb677f14739cf1d43ac88337f"/>
     <w:p>
       <w:pPr>
         <w:pStyle w:val="Heading1"/>
@@ -16212,7 +15545,7 @@
       <w:pPr>
         <w:numPr>
           <w:ilvl w:val="0"/>
-          <w:numId w:val="1007"/>
+          <w:numId w:val="1008"/>
         </w:numPr>
       </w:pPr>
       <w:r>
@@ -16223,7 +15556,7 @@
       <w:pPr>
         <w:numPr>
           <w:ilvl w:val="0"/>
-          <w:numId w:val="1007"/>
+          <w:numId w:val="1008"/>
         </w:numPr>
       </w:pPr>
       <w:r>
@@ -16234,7 +15567,7 @@
       <w:pPr>
         <w:numPr>
           <w:ilvl w:val="0"/>
-          <w:numId w:val="1007"/>
+          <w:numId w:val="1008"/>
         </w:numPr>
       </w:pPr>
       <w:r>
@@ -16245,7 +15578,7 @@
       <w:pPr>
         <w:numPr>
           <w:ilvl w:val="0"/>
-          <w:numId w:val="1007"/>
+          <w:numId w:val="1008"/>
         </w:numPr>
       </w:pPr>
       <w:r>
@@ -16256,7 +15589,7 @@
       <w:pPr>
         <w:numPr>
           <w:ilvl w:val="0"/>
-          <w:numId w:val="1007"/>
+          <w:numId w:val="1008"/>
         </w:numPr>
       </w:pPr>
       <w:r>
@@ -16267,7 +15600,7 @@
       <w:pPr>
         <w:numPr>
           <w:ilvl w:val="0"/>
-          <w:numId w:val="1007"/>
+          <w:numId w:val="1008"/>
         </w:numPr>
       </w:pPr>
       <w:r>
@@ -16278,7 +15611,7 @@
       <w:pPr>
         <w:numPr>
           <w:ilvl w:val="0"/>
-          <w:numId w:val="1007"/>
+          <w:numId w:val="1008"/>
         </w:numPr>
       </w:pPr>
       <w:r>
@@ -16289,7 +15622,7 @@
       <w:pPr>
         <w:numPr>
           <w:ilvl w:val="0"/>
-          <w:numId w:val="1007"/>
+          <w:numId w:val="1008"/>
         </w:numPr>
       </w:pPr>
       <w:r>
@@ -16666,8 +15999,8 @@
         </w:tc>
       </w:tr>
     </w:tbl>
-    <w:bookmarkEnd w:id="51"/>
-    <w:bookmarkStart w:id="53" w:name="guía-profesional-para-analistas-junior"/>
+    <w:bookmarkEnd w:id="52"/>
+    <w:bookmarkStart w:id="54" w:name="guía-profesional-para-analistas-junior"/>
     <w:p>
       <w:pPr>
         <w:pStyle w:val="Heading1"/>
@@ -16793,7 +16126,7 @@
         <w:t xml:space="preserve">Analista de programas de ciberseguridad</w:t>
       </w:r>
     </w:p>
-    <w:bookmarkStart w:id="52" w:name="trabajo-típico-de-nivel-junior"/>
+    <w:bookmarkStart w:id="53" w:name="trabajo-típico-de-nivel-junior"/>
     <w:p>
       <w:pPr>
         <w:pStyle w:val="Heading2"/>
@@ -16806,7 +16139,7 @@
       <w:pPr>
         <w:numPr>
           <w:ilvl w:val="0"/>
-          <w:numId w:val="1008"/>
+          <w:numId w:val="1009"/>
         </w:numPr>
       </w:pPr>
       <w:r>
@@ -16817,7 +16150,7 @@
       <w:pPr>
         <w:numPr>
           <w:ilvl w:val="0"/>
-          <w:numId w:val="1008"/>
+          <w:numId w:val="1009"/>
         </w:numPr>
       </w:pPr>
       <w:r>
@@ -16828,7 +16161,7 @@
       <w:pPr>
         <w:numPr>
           <w:ilvl w:val="0"/>
-          <w:numId w:val="1008"/>
+          <w:numId w:val="1009"/>
         </w:numPr>
       </w:pPr>
       <w:r>
@@ -16839,7 +16172,7 @@
       <w:pPr>
         <w:numPr>
           <w:ilvl w:val="0"/>
-          <w:numId w:val="1008"/>
+          <w:numId w:val="1009"/>
         </w:numPr>
       </w:pPr>
       <w:r>
@@ -16850,7 +16183,7 @@
       <w:pPr>
         <w:numPr>
           <w:ilvl w:val="0"/>
-          <w:numId w:val="1008"/>
+          <w:numId w:val="1009"/>
         </w:numPr>
       </w:pPr>
       <w:r>
@@ -16861,7 +16194,7 @@
       <w:pPr>
         <w:numPr>
           <w:ilvl w:val="0"/>
-          <w:numId w:val="1008"/>
+          <w:numId w:val="1009"/>
         </w:numPr>
       </w:pPr>
       <w:r>
@@ -16872,7 +16205,7 @@
       <w:pPr>
         <w:numPr>
           <w:ilvl w:val="0"/>
-          <w:numId w:val="1008"/>
+          <w:numId w:val="1009"/>
         </w:numPr>
       </w:pPr>
       <w:r>
@@ -17110,9 +16443,9 @@
         </w:tc>
       </w:tr>
     </w:tbl>
-    <w:bookmarkEnd w:id="52"/>
     <w:bookmarkEnd w:id="53"/>
-    <w:bookmarkStart w:id="54" w:name="laboratorio-y-portafolio-ficticios"/>
+    <w:bookmarkEnd w:id="54"/>
+    <w:bookmarkStart w:id="55" w:name="laboratorio-y-portafolio-ficticios"/>
     <w:p>
       <w:pPr>
         <w:pStyle w:val="Heading1"/>
@@ -17175,7 +16508,7 @@
       <w:pPr>
         <w:numPr>
           <w:ilvl w:val="0"/>
-          <w:numId w:val="1009"/>
+          <w:numId w:val="1010"/>
         </w:numPr>
       </w:pPr>
       <w:r>
@@ -17186,7 +16519,7 @@
       <w:pPr>
         <w:numPr>
           <w:ilvl w:val="0"/>
-          <w:numId w:val="1009"/>
+          <w:numId w:val="1010"/>
         </w:numPr>
       </w:pPr>
       <w:r>
@@ -17197,7 +16530,7 @@
       <w:pPr>
         <w:numPr>
           <w:ilvl w:val="0"/>
-          <w:numId w:val="1009"/>
+          <w:numId w:val="1010"/>
         </w:numPr>
       </w:pPr>
       <w:r>
@@ -17208,7 +16541,7 @@
       <w:pPr>
         <w:numPr>
           <w:ilvl w:val="0"/>
-          <w:numId w:val="1009"/>
+          <w:numId w:val="1010"/>
         </w:numPr>
       </w:pPr>
       <w:r>
@@ -17219,7 +16552,7 @@
       <w:pPr>
         <w:numPr>
           <w:ilvl w:val="0"/>
-          <w:numId w:val="1009"/>
+          <w:numId w:val="1010"/>
         </w:numPr>
       </w:pPr>
       <w:r>
@@ -17230,7 +16563,7 @@
       <w:pPr>
         <w:numPr>
           <w:ilvl w:val="0"/>
-          <w:numId w:val="1009"/>
+          <w:numId w:val="1010"/>
         </w:numPr>
       </w:pPr>
       <w:r>
@@ -17241,7 +16574,7 @@
       <w:pPr>
         <w:numPr>
           <w:ilvl w:val="0"/>
-          <w:numId w:val="1009"/>
+          <w:numId w:val="1010"/>
         </w:numPr>
       </w:pPr>
       <w:r>
@@ -17252,7 +16585,7 @@
       <w:pPr>
         <w:numPr>
           <w:ilvl w:val="0"/>
-          <w:numId w:val="1009"/>
+          <w:numId w:val="1010"/>
         </w:numPr>
       </w:pPr>
       <w:r>
@@ -17263,7 +16596,7 @@
       <w:pPr>
         <w:numPr>
           <w:ilvl w:val="0"/>
-          <w:numId w:val="1009"/>
+          <w:numId w:val="1010"/>
         </w:numPr>
       </w:pPr>
       <w:r>
@@ -17274,7 +16607,7 @@
       <w:pPr>
         <w:numPr>
           <w:ilvl w:val="0"/>
-          <w:numId w:val="1009"/>
+          <w:numId w:val="1010"/>
         </w:numPr>
       </w:pPr>
       <w:r>
@@ -17285,7 +16618,7 @@
       <w:pPr>
         <w:numPr>
           <w:ilvl w:val="0"/>
-          <w:numId w:val="1009"/>
+          <w:numId w:val="1010"/>
         </w:numPr>
       </w:pPr>
       <w:r>
@@ -17549,8 +16882,8 @@
         </w:tc>
       </w:tr>
     </w:tbl>
-    <w:bookmarkEnd w:id="54"/>
-    <w:bookmarkStart w:id="55" w:name="plan-de-aprendizaje-de-treinta-días"/>
+    <w:bookmarkEnd w:id="55"/>
+    <w:bookmarkStart w:id="56" w:name="plan-de-aprendizaje-de-treinta-días"/>
     <w:p>
       <w:pPr>
         <w:pStyle w:val="Heading1"/>
@@ -17979,8 +17312,8 @@
         </w:tc>
       </w:tr>
     </w:tbl>
-    <w:bookmarkEnd w:id="55"/>
-    <w:bookmarkStart w:id="64" w:name="cuáles-son-los-controles-cis"/>
+    <w:bookmarkEnd w:id="56"/>
+    <w:bookmarkStart w:id="65" w:name="cuáles-son-los-controles-cis"/>
     <w:p>
       <w:pPr>
         <w:pStyle w:val="Heading1"/>
@@ -17997,7 +17330,7 @@
         <w:t xml:space="preserve">Un conjunto priorizado de mejores prácticas defensivas organizadas en 18 Controles y 153 Salvaguardias enfocadas.</w:t>
       </w:r>
     </w:p>
-    <w:bookmarkStart w:id="56" w:name="qué-es-ig1"/>
+    <w:bookmarkStart w:id="57" w:name="qué-es-ig1"/>
     <w:p>
       <w:pPr>
         <w:pStyle w:val="Heading2"/>
@@ -18014,8 +17347,8 @@
         <w:t xml:space="preserve">El punto de partida esencial de la higiene cibernética 56-Safeguard que CIS recomienda que cada empresa comience.</w:t>
       </w:r>
     </w:p>
-    <w:bookmarkEnd w:id="56"/>
-    <w:bookmarkStart w:id="57" w:name="importa-ig1-cada-requisito"/>
+    <w:bookmarkEnd w:id="57"/>
+    <w:bookmarkStart w:id="58" w:name="importa-ig1-cada-requisito"/>
     <w:p>
       <w:pPr>
         <w:pStyle w:val="Heading2"/>
@@ -18032,8 +17365,8 @@
         <w:t xml:space="preserve">Es una base de referencia de priorización. El riesgo material, los contratos, las leyes, los clientes o los servicios críticos pueden requerir salvaguardias adicionales.</w:t>
       </w:r>
     </w:p>
-    <w:bookmarkEnd w:id="57"/>
-    <w:bookmarkStart w:id="58" w:name="cómo-mide-una-salvaguardia"/>
+    <w:bookmarkEnd w:id="58"/>
+    <w:bookmarkStart w:id="59" w:name="cómo-mide-una-salvaguardia"/>
     <w:p>
       <w:pPr>
         <w:pStyle w:val="Heading2"/>
@@ -18050,8 +17383,8 @@
         <w:t xml:space="preserve">Utilizar criterios oficiales, dependencias, hipótesis, aportaciones completas, operaciones definidas, medidas, métricas, revisión de procedimientos, excepciones y pruebas.</w:t>
       </w:r>
     </w:p>
-    <w:bookmarkEnd w:id="58"/>
-    <w:bookmarkStart w:id="59" w:name="por-qué-son-importantes-los-inventarios"/>
+    <w:bookmarkEnd w:id="59"/>
+    <w:bookmarkStart w:id="60" w:name="por-qué-son-importantes-los-inventarios"/>
     <w:p>
       <w:pPr>
         <w:pStyle w:val="Heading2"/>
@@ -18068,8 +17401,8 @@
         <w:t xml:space="preserve">Definen a las poblaciones que deben cubrir los controles de configuración, vulnerabilidad, registro, recuperación y respuesta.</w:t>
       </w:r>
     </w:p>
-    <w:bookmarkEnd w:id="59"/>
-    <w:bookmarkStart w:id="60" w:name="X0178e2ad2964cbab3c805028646c475c824a062"/>
+    <w:bookmarkEnd w:id="60"/>
+    <w:bookmarkStart w:id="61" w:name="X0178e2ad2964cbab3c805028646c475c824a062"/>
     <w:p>
       <w:pPr>
         <w:pStyle w:val="Heading2"/>
@@ -18086,8 +17419,8 @@
         <w:t xml:space="preserve">Un escaneo identifica principalmente debilidades conocidas; la prueba de penetración utiliza el análisis humano calificado y la explotación controlada para evaluar el impacto y la resiliencia.</w:t>
       </w:r>
     </w:p>
-    <w:bookmarkEnd w:id="60"/>
-    <w:bookmarkStart w:id="61" w:name="X2a3d8d973bfa0b5ed7501efb90ac72ec1b0ecc0"/>
+    <w:bookmarkEnd w:id="61"/>
+    <w:bookmarkStart w:id="62" w:name="X2a3d8d973bfa0b5ed7501efb90ac72ec1b0ecc0"/>
     <w:p>
       <w:pPr>
         <w:pStyle w:val="Heading2"/>
@@ -18104,8 +17437,8 @@
         <w:t xml:space="preserve">No. Identifica las relaciones, pero la organización debe probar el requisito y la evidencia exacta aplicable.</w:t>
       </w:r>
     </w:p>
-    <w:bookmarkEnd w:id="61"/>
-    <w:bookmarkStart w:id="62" w:name="qué-puede-concluir-un-analista-junior"/>
+    <w:bookmarkEnd w:id="62"/>
+    <w:bookmarkStart w:id="63" w:name="qué-puede-concluir-un-analista-junior"/>
     <w:p>
       <w:pPr>
         <w:pStyle w:val="Heading2"/>
@@ -18122,8 +17455,8 @@
         <w:t xml:space="preserve">Sólo lo que el alcance definido y el soporte de evidencia confiable, con muestreo y limitaciones claramente reveladas.</w:t>
       </w:r>
     </w:p>
-    <w:bookmarkEnd w:id="62"/>
-    <w:bookmarkStart w:id="63" w:name="preguntas-para-hacer-al-empleador"/>
+    <w:bookmarkEnd w:id="63"/>
+    <w:bookmarkStart w:id="64" w:name="preguntas-para-hacer-al-empleador"/>
     <w:p>
       <w:pPr>
         <w:pStyle w:val="Heading2"/>
@@ -18188,9 +17521,9 @@
         <w:t xml:space="preserve">¿Cómo revisará el trabajo de los funcionarios superiores?</w:t>
       </w:r>
     </w:p>
-    <w:bookmarkEnd w:id="63"/>
     <w:bookmarkEnd w:id="64"/>
-    <w:bookmarkStart w:id="74" w:name="plantillas-glosario-índice-y-referencias"/>
+    <w:bookmarkEnd w:id="65"/>
+    <w:bookmarkStart w:id="75" w:name="plantillas-glosario-índice-y-referencias"/>
     <w:p>
       <w:pPr>
         <w:pStyle w:val="Heading1"/>
@@ -18211,7 +17544,7 @@
         <w:t xml:space="preserve">Estructuras de trabajo reutilizables, términos importantes y puntos de partida autorizados.</w:t>
       </w:r>
     </w:p>
-    <w:bookmarkStart w:id="65" w:name="hoja-de-trabajo-para-medir-salvaguardas"/>
+    <w:bookmarkStart w:id="66" w:name="hoja-de-trabajo-para-medir-salvaguardas"/>
     <w:p>
       <w:pPr>
         <w:pStyle w:val="Heading2"/>
@@ -18521,8 +17854,8 @@
         </w:tc>
       </w:tr>
     </w:tbl>
-    <w:bookmarkEnd w:id="65"/>
-    <w:bookmarkStart w:id="66" w:name="registro-de-hallazgos-y-nuevas-pruebas"/>
+    <w:bookmarkEnd w:id="66"/>
+    <w:bookmarkStart w:id="67" w:name="registro-de-hallazgos-y-nuevas-pruebas"/>
     <w:p>
       <w:pPr>
         <w:pStyle w:val="Heading2"/>
@@ -18832,8 +18165,8 @@
         </w:tc>
       </w:tr>
     </w:tbl>
-    <w:bookmarkEnd w:id="66"/>
-    <w:bookmarkStart w:id="67" w:name="glosario"/>
+    <w:bookmarkEnd w:id="67"/>
+    <w:bookmarkStart w:id="68" w:name="glosario"/>
     <w:p>
       <w:pPr>
         <w:pStyle w:val="Heading2"/>
@@ -19221,8 +18554,8 @@
         </w:tc>
       </w:tr>
     </w:tbl>
-    <w:bookmarkEnd w:id="67"/>
-    <w:bookmarkStart w:id="68" w:name="índice-temático"/>
+    <w:bookmarkEnd w:id="68"/>
+    <w:bookmarkStart w:id="69" w:name="índice-temático"/>
     <w:p>
       <w:pPr>
         <w:pStyle w:val="Heading2"/>
@@ -19688,8 +19021,8 @@
         </w:tc>
       </w:tr>
     </w:tbl>
-    <w:bookmarkEnd w:id="68"/>
-    <w:bookmarkStart w:id="73" w:name="referencias-oficiales"/>
+    <w:bookmarkEnd w:id="69"/>
+    <w:bookmarkStart w:id="74" w:name="referencias-oficiales"/>
     <w:p>
       <w:pPr>
         <w:pStyle w:val="Heading2"/>
@@ -19702,11 +19035,11 @@
       <w:pPr>
         <w:numPr>
           <w:ilvl w:val="0"/>
-          <w:numId w:val="1010"/>
+          <w:numId w:val="1011"/>
         </w:numPr>
         <w:pStyle w:val="Compact"/>
       </w:pPr>
-      <w:hyperlink r:id="rId69">
+      <w:hyperlink r:id="rId70">
         <w:r>
           <w:rPr>
             <w:rStyle w:val="Hyperlink"/>
@@ -19719,11 +19052,11 @@
       <w:pPr>
         <w:numPr>
           <w:ilvl w:val="0"/>
-          <w:numId w:val="1010"/>
+          <w:numId w:val="1011"/>
         </w:numPr>
         <w:pStyle w:val="Compact"/>
       </w:pPr>
-      <w:hyperlink r:id="rId70">
+      <w:hyperlink r:id="rId71">
         <w:r>
           <w:rPr>
             <w:rStyle w:val="Hyperlink"/>
@@ -19736,11 +19069,11 @@
       <w:pPr>
         <w:numPr>
           <w:ilvl w:val="0"/>
-          <w:numId w:val="1010"/>
+          <w:numId w:val="1011"/>
         </w:numPr>
         <w:pStyle w:val="Compact"/>
       </w:pPr>
-      <w:hyperlink r:id="rId71">
+      <w:hyperlink r:id="rId72">
         <w:r>
           <w:rPr>
             <w:rStyle w:val="Hyperlink"/>
@@ -19753,11 +19086,11 @@
       <w:pPr>
         <w:numPr>
           <w:ilvl w:val="0"/>
-          <w:numId w:val="1010"/>
+          <w:numId w:val="1011"/>
         </w:numPr>
         <w:pStyle w:val="Compact"/>
       </w:pPr>
-      <w:hyperlink r:id="rId72">
+      <w:hyperlink r:id="rId73">
         <w:r>
           <w:rPr>
             <w:rStyle w:val="Hyperlink"/>
@@ -19766,8 +19099,8 @@
         </w:r>
       </w:hyperlink>
     </w:p>
-    <w:bookmarkEnd w:id="73"/>
     <w:bookmarkEnd w:id="74"/>
+    <w:bookmarkEnd w:id="75"/>
     <w:sectPr/>
   </w:body>
 </w:document>
@@ -20042,18 +19375,6 @@
     <w:abstractNumId w:val="991"/>
   </w:num>
   <w:num w:numId="1002">
-    <w:abstractNumId w:val="991"/>
-  </w:num>
-  <w:num w:numId="1003">
-    <w:abstractNumId w:val="991"/>
-  </w:num>
-  <w:num w:numId="1004">
-    <w:abstractNumId w:val="991"/>
-  </w:num>
-  <w:num w:numId="1005">
-    <w:abstractNumId w:val="991"/>
-  </w:num>
-  <w:num w:numId="1006">
     <w:abstractNumId w:val="99411"/>
     <w:lvlOverride w:ilvl="0">
       <w:startOverride w:val="1"/>
@@ -20082,6 +19403,18 @@
     <w:lvlOverride w:ilvl="8">
       <w:startOverride w:val="1"/>
     </w:lvlOverride>
+  </w:num>
+  <w:num w:numId="1003">
+    <w:abstractNumId w:val="991"/>
+  </w:num>
+  <w:num w:numId="1004">
+    <w:abstractNumId w:val="991"/>
+  </w:num>
+  <w:num w:numId="1005">
+    <w:abstractNumId w:val="991"/>
+  </w:num>
+  <w:num w:numId="1006">
+    <w:abstractNumId w:val="991"/>
   </w:num>
   <w:num w:numId="1007">
     <w:abstractNumId w:val="99411"/>
@@ -20114,9 +19447,6 @@
     </w:lvlOverride>
   </w:num>
   <w:num w:numId="1008">
-    <w:abstractNumId w:val="991"/>
-  </w:num>
-  <w:num w:numId="1009">
     <w:abstractNumId w:val="99411"/>
     <w:lvlOverride w:ilvl="0">
       <w:startOverride w:val="1"/>
@@ -20146,7 +19476,40 @@
       <w:startOverride w:val="1"/>
     </w:lvlOverride>
   </w:num>
+  <w:num w:numId="1009">
+    <w:abstractNumId w:val="991"/>
+  </w:num>
   <w:num w:numId="1010">
+    <w:abstractNumId w:val="99411"/>
+    <w:lvlOverride w:ilvl="0">
+      <w:startOverride w:val="1"/>
+    </w:lvlOverride>
+    <w:lvlOverride w:ilvl="1">
+      <w:startOverride w:val="1"/>
+    </w:lvlOverride>
+    <w:lvlOverride w:ilvl="2">
+      <w:startOverride w:val="1"/>
+    </w:lvlOverride>
+    <w:lvlOverride w:ilvl="3">
+      <w:startOverride w:val="1"/>
+    </w:lvlOverride>
+    <w:lvlOverride w:ilvl="4">
+      <w:startOverride w:val="1"/>
+    </w:lvlOverride>
+    <w:lvlOverride w:ilvl="5">
+      <w:startOverride w:val="1"/>
+    </w:lvlOverride>
+    <w:lvlOverride w:ilvl="6">
+      <w:startOverride w:val="1"/>
+    </w:lvlOverride>
+    <w:lvlOverride w:ilvl="7">
+      <w:startOverride w:val="1"/>
+    </w:lvlOverride>
+    <w:lvlOverride w:ilvl="8">
+      <w:startOverride w:val="1"/>
+    </w:lvlOverride>
+  </w:num>
+  <w:num w:numId="1011">
     <w:abstractNumId w:val="991"/>
   </w:num>
 </w:numbering>

--- a/01-foundations/CIS_Controls_v8.1/Espanol/CIS_Critical_Security_Controls_v8.1_Practical_Manager_and_Junior_Analyst_Manual_Espanol_v1.0.docx
+++ b/01-foundations/CIS_Controls_v8.1/Espanol/CIS_Critical_Security_Controls_v8.1_Practical_Manager_and_Junior_Analyst_Manual_Espanol_v1.0.docx
@@ -521,7 +521,7 @@
       </w:r>
     </w:p>
     <w:bookmarkEnd w:id="24"/>
-    <w:bookmarkStart w:id="25" w:name="fundamentos-de-cis-controls-v8.1"/>
+    <w:bookmarkStart w:id="28" w:name="fundamentos-de-cis-controls-v8.1"/>
     <w:p>
       <w:pPr>
         <w:pStyle w:val="Heading1"/>
@@ -542,31 +542,53 @@
         <w:t xml:space="preserve">La versión vigente, su estructura, propósito y limitaciones.</w:t>
       </w:r>
     </w:p>
-    <w:tbl>
-      <w:tblPr>
-        <w:tblStyle w:val="FigureTable"/>
-        <w:tblW w:type="auto" w:w="0"/>
-        <w:tblLook w:firstRow="0" w:lastRow="0" w:firstColumn="0" w:lastColumn="0"/>
-        <w:jc w:val="center"/>
-      </w:tblPr>
-      <w:tblGrid>
-        <w:gridCol w:w="7920"/>
-      </w:tblGrid>
-      <w:tr>
-        <w:tc>
-          <w:tcPr/>
-          <w:p>
-            <w:pPr>
-              <w:pStyle w:val="Compact"/>
-              <w:jc w:val="center"/>
-            </w:pPr>
-            <w:r>
-              <w:t xml:space="preserve">Los Controles organizan 153 Salvaguardas en un programa defensivo práctico.</w:t>
-            </w:r>
-          </w:p>
-        </w:tc>
-      </w:tr>
-    </w:tbl>
+    <w:p>
+      <w:pPr>
+        <w:pStyle w:val="CaptionedFigure"/>
+      </w:pPr>
+      <w:r>
+        <w:drawing>
+          <wp:inline>
+            <wp:extent cx="5334000" cy="2963333"/>
+            <wp:effectExtent b="0" l="0" r="0" t="0"/>
+            <wp:docPr descr="Los Controles organizan 153 Salvaguardas en un programa defensivo práctico." title="" id="26" name="Picture"/>
+            <a:graphic>
+              <a:graphicData uri="http://schemas.openxmlformats.org/drawingml/2006/picture">
+                <pic:pic>
+                  <pic:nvPicPr>
+                    <pic:cNvPr descr="media/image1.png" id="27" name="Picture"/>
+                    <pic:cNvPicPr>
+                      <a:picLocks noChangeArrowheads="1" noChangeAspect="1"/>
+                    </pic:cNvPicPr>
+                  </pic:nvPicPr>
+                  <pic:blipFill>
+                    <a:blip r:embed="rId25"/>
+                    <a:stretch>
+                      <a:fillRect/>
+                    </a:stretch>
+                  </pic:blipFill>
+                  <pic:spPr bwMode="auto">
+                    <a:xfrm>
+                      <a:off x="0" y="0"/>
+                      <a:ext cx="5334000" cy="2963333"/>
+                    </a:xfrm>
+                    <a:prstGeom prst="rect">
+                      <a:avLst/>
+                    </a:prstGeom>
+                    <a:noFill/>
+                    <a:ln w="9525">
+                      <a:noFill/>
+                      <a:headEnd/>
+                      <a:tailEnd/>
+                    </a:ln>
+                  </pic:spPr>
+                </pic:pic>
+              </a:graphicData>
+            </a:graphic>
+          </wp:inline>
+        </w:drawing>
+      </w:r>
+    </w:p>
     <w:p>
       <w:pPr>
         <w:pStyle w:val="ImageCaption"/>
@@ -854,8 +876,8 @@
         </w:tc>
       </w:tr>
     </w:tbl>
-    <w:bookmarkEnd w:id="25"/>
-    <w:bookmarkStart w:id="26" w:name="grupos-de-implementación-y-priorización"/>
+    <w:bookmarkEnd w:id="28"/>
+    <w:bookmarkStart w:id="32" w:name="grupos-de-implementación-y-priorización"/>
     <w:p>
       <w:pPr>
         <w:pStyle w:val="Heading1"/>
@@ -876,31 +898,53 @@
         <w:t xml:space="preserve">Cómo IG1, IG2 e IG3 ayudan a las organizaciones a elegir un punto de partida realista.</w:t>
       </w:r>
     </w:p>
-    <w:tbl>
-      <w:tblPr>
-        <w:tblStyle w:val="FigureTable"/>
-        <w:tblW w:type="auto" w:w="0"/>
-        <w:tblLook w:firstRow="0" w:lastRow="0" w:firstColumn="0" w:lastColumn="0"/>
-        <w:jc w:val="center"/>
-      </w:tblPr>
-      <w:tblGrid>
-        <w:gridCol w:w="7920"/>
-      </w:tblGrid>
-      <w:tr>
-        <w:tc>
-          <w:tcPr/>
-          <w:p>
-            <w:pPr>
-              <w:pStyle w:val="Compact"/>
-              <w:jc w:val="center"/>
-            </w:pPr>
-            <w:r>
-              <w:t xml:space="preserve">Cada Grupo de Implementación se apoya en el anterior; IG3 contiene todas las Salvaguardas.</w:t>
-            </w:r>
-          </w:p>
-        </w:tc>
-      </w:tr>
-    </w:tbl>
+    <w:p>
+      <w:pPr>
+        <w:pStyle w:val="CaptionedFigure"/>
+      </w:pPr>
+      <w:r>
+        <w:drawing>
+          <wp:inline>
+            <wp:extent cx="5334000" cy="2963333"/>
+            <wp:effectExtent b="0" l="0" r="0" t="0"/>
+            <wp:docPr descr="Cada Grupo de Implementación se apoya en el anterior; IG3 contiene todas las Salvaguardas." title="" id="30" name="Picture"/>
+            <a:graphic>
+              <a:graphicData uri="http://schemas.openxmlformats.org/drawingml/2006/picture">
+                <pic:pic>
+                  <pic:nvPicPr>
+                    <pic:cNvPr descr="media/image2.png" id="31" name="Picture"/>
+                    <pic:cNvPicPr>
+                      <a:picLocks noChangeArrowheads="1" noChangeAspect="1"/>
+                    </pic:cNvPicPr>
+                  </pic:nvPicPr>
+                  <pic:blipFill>
+                    <a:blip r:embed="rId29"/>
+                    <a:stretch>
+                      <a:fillRect/>
+                    </a:stretch>
+                  </pic:blipFill>
+                  <pic:spPr bwMode="auto">
+                    <a:xfrm>
+                      <a:off x="0" y="0"/>
+                      <a:ext cx="5334000" cy="2963333"/>
+                    </a:xfrm>
+                    <a:prstGeom prst="rect">
+                      <a:avLst/>
+                    </a:prstGeom>
+                    <a:noFill/>
+                    <a:ln w="9525">
+                      <a:noFill/>
+                      <a:headEnd/>
+                      <a:tailEnd/>
+                    </a:ln>
+                  </pic:spPr>
+                </pic:pic>
+              </a:graphicData>
+            </a:graphic>
+          </wp:inline>
+        </w:drawing>
+      </w:r>
+    </w:p>
     <w:p>
       <w:pPr>
         <w:pStyle w:val="ImageCaption"/>
@@ -1205,8 +1249,8 @@
         <w:t xml:space="preserve">Utilice CIS Controls Navigator para filtrar las Salvaguardas de v8.1 y revisar las correspondencias oficiales.</w:t>
       </w:r>
     </w:p>
-    <w:bookmarkEnd w:id="26"/>
-    <w:bookmarkStart w:id="27" w:name="gobernanza-alcance-y-responsabilidades"/>
+    <w:bookmarkEnd w:id="32"/>
+    <w:bookmarkStart w:id="33" w:name="gobernanza-alcance-y-responsabilidades"/>
     <w:p>
       <w:pPr>
         <w:pStyle w:val="Heading1"/>
@@ -1561,8 +1605,8 @@
         </w:tc>
       </w:tr>
     </w:tbl>
-    <w:bookmarkEnd w:id="27"/>
-    <w:bookmarkStart w:id="31" w:name="X969040e64682a9e2ef1455f79db293094636c49"/>
+    <w:bookmarkEnd w:id="33"/>
+    <w:bookmarkStart w:id="37" w:name="X969040e64682a9e2ef1455f79db293094636c49"/>
     <w:p>
       <w:pPr>
         <w:pStyle w:val="Heading1"/>
@@ -1592,18 +1636,18 @@
           <wp:inline>
             <wp:extent cx="5334000" cy="2497753"/>
             <wp:effectExtent b="0" l="0" r="0" t="0"/>
-            <wp:docPr descr="La especificación oficial avanza desde entradas de datos definidas hasta operaciones, medidas, métricas y revisión de procedimientos." title="" id="29" name="Picture"/>
+            <wp:docPr descr="La especificación oficial avanza desde entradas de datos definidas hasta operaciones, medidas, métricas y revisión de procedimientos." title="" id="35" name="Picture"/>
             <a:graphic>
               <a:graphicData uri="http://schemas.openxmlformats.org/drawingml/2006/picture">
                 <pic:pic>
                   <pic:nvPicPr>
-                    <pic:cNvPr descr="media/image3.png" id="30" name="Picture"/>
+                    <pic:cNvPr descr="media/image3.png" id="36" name="Picture"/>
                     <pic:cNvPicPr>
                       <a:picLocks noChangeArrowheads="1" noChangeAspect="1"/>
                     </pic:cNvPicPr>
                   </pic:nvPicPr>
                   <pic:blipFill>
-                    <a:blip r:embed="rId28"/>
+                    <a:blip r:embed="rId34"/>
                     <a:stretch>
                       <a:fillRect/>
                     </a:stretch>
@@ -1991,8 +2035,8 @@
         <w:t xml:space="preserve">Informe alcance, resultado, excepción, limitación, responsable, acción y fecha.</w:t>
       </w:r>
     </w:p>
-    <w:bookmarkEnd w:id="31"/>
-    <w:bookmarkStart w:id="32" w:name="hoja-de-ruta-de-implementación"/>
+    <w:bookmarkEnd w:id="37"/>
+    <w:bookmarkStart w:id="38" w:name="hoja-de-ruta-de-implementación"/>
     <w:p>
       <w:pPr>
         <w:pStyle w:val="Heading1"/>
@@ -2150,8 +2194,8 @@
         </w:tc>
       </w:tr>
     </w:tbl>
-    <w:bookmarkEnd w:id="32"/>
-    <w:bookmarkStart w:id="33" w:name="Xbf3cbb637452d72ada0a90fc9fdf7319b4fed2d"/>
+    <w:bookmarkEnd w:id="38"/>
+    <w:bookmarkStart w:id="42" w:name="Xbf3cbb637452d72ada0a90fc9fdf7319b4fed2d"/>
     <w:p>
       <w:pPr>
         <w:pStyle w:val="Heading1"/>
@@ -2174,8 +2218,58 @@
     </w:p>
     <w:p>
       <w:pPr>
-        <w:pStyle w:val="BodyText"/>
-      </w:pPr>
+        <w:pStyle w:val="CaptionedFigure"/>
+      </w:pPr>
+      <w:r>
+        <w:drawing>
+          <wp:inline>
+            <wp:extent cx="5334000" cy="2963333"/>
+            <wp:effectExtent b="0" l="0" r="0" t="0"/>
+            <wp:docPr descr="El descubrimiento, la conciliación, la respuesta y la revisión mantienen actualizadas las poblaciones fundamentales." title="" id="40" name="Picture"/>
+            <a:graphic>
+              <a:graphicData uri="http://schemas.openxmlformats.org/drawingml/2006/picture">
+                <pic:pic>
+                  <pic:nvPicPr>
+                    <pic:cNvPr descr="media/image4.png" id="41" name="Picture"/>
+                    <pic:cNvPicPr>
+                      <a:picLocks noChangeArrowheads="1" noChangeAspect="1"/>
+                    </pic:cNvPicPr>
+                  </pic:nvPicPr>
+                  <pic:blipFill>
+                    <a:blip r:embed="rId39"/>
+                    <a:stretch>
+                      <a:fillRect/>
+                    </a:stretch>
+                  </pic:blipFill>
+                  <pic:spPr bwMode="auto">
+                    <a:xfrm>
+                      <a:off x="0" y="0"/>
+                      <a:ext cx="5334000" cy="2963333"/>
+                    </a:xfrm>
+                    <a:prstGeom prst="rect">
+                      <a:avLst/>
+                    </a:prstGeom>
+                    <a:noFill/>
+                    <a:ln w="9525">
+                      <a:noFill/>
+                      <a:headEnd/>
+                      <a:tailEnd/>
+                    </a:ln>
+                  </pic:spPr>
+                </pic:pic>
+              </a:graphicData>
+            </a:graphic>
+          </wp:inline>
+        </w:drawing>
+      </w:r>
+    </w:p>
+    <w:p>
+      <w:pPr>
+        <w:pStyle w:val="ImageCaption"/>
+      </w:pPr>
+      <w:r>
+        <w:t xml:space="preserve">El descubrimiento, la conciliación, la respuesta y la revisión mantienen actualizadas las poblaciones fundamentales.</w:t>
+      </w:r>
     </w:p>
     <w:p>
       <w:pPr>
@@ -2642,8 +2736,8 @@
         <w:t xml:space="preserve">Utilice la guía oficial de CIS Controls v8.1 y la Especificación de Evaluación de Controles para el lenguaje exacto, la clase de activo, la función de seguridad, el Grupo de Implementación, las dependencias, las entradas, las operaciones, las medidas, las métricas y la revisión de procedimientos.</w:t>
       </w:r>
     </w:p>
-    <w:bookmarkEnd w:id="33"/>
-    <w:bookmarkStart w:id="34" w:name="X058960a3178ea76fae4459f17d14d0110f22986"/>
+    <w:bookmarkEnd w:id="42"/>
+    <w:bookmarkStart w:id="43" w:name="X058960a3178ea76fae4459f17d14d0110f22986"/>
     <w:p>
       <w:pPr>
         <w:pStyle w:val="Heading1"/>
@@ -3245,8 +3339,8 @@
         <w:t xml:space="preserve">Utilice la guía oficial de CIS Controls v8.1 y la Especificación de Evaluación de Controles para el lenguaje exacto y los criterios de evaluación.</w:t>
       </w:r>
     </w:p>
-    <w:bookmarkEnd w:id="34"/>
-    <w:bookmarkStart w:id="35" w:name="control-3-protección-de-datos"/>
+    <w:bookmarkEnd w:id="43"/>
+    <w:bookmarkStart w:id="47" w:name="control-3-protección-de-datos"/>
     <w:p>
       <w:pPr>
         <w:pStyle w:val="Heading1"/>
@@ -3269,8 +3363,58 @@
     </w:p>
     <w:p>
       <w:pPr>
-        <w:pStyle w:val="BodyText"/>
-      </w:pPr>
+        <w:pStyle w:val="CaptionedFigure"/>
+      </w:pPr>
+      <w:r>
+        <w:drawing>
+          <wp:inline>
+            <wp:extent cx="5334000" cy="2963333"/>
+            <wp:effectExtent b="0" l="0" r="0" t="0"/>
+            <wp:docPr descr="Descubrir, clasificar, proteger, conservar y eliminar datos según su sensibilidad y necesidad." title="" id="45" name="Picture"/>
+            <a:graphic>
+              <a:graphicData uri="http://schemas.openxmlformats.org/drawingml/2006/picture">
+                <pic:pic>
+                  <pic:nvPicPr>
+                    <pic:cNvPr descr="media/image5.png" id="46" name="Picture"/>
+                    <pic:cNvPicPr>
+                      <a:picLocks noChangeArrowheads="1" noChangeAspect="1"/>
+                    </pic:cNvPicPr>
+                  </pic:nvPicPr>
+                  <pic:blipFill>
+                    <a:blip r:embed="rId44"/>
+                    <a:stretch>
+                      <a:fillRect/>
+                    </a:stretch>
+                  </pic:blipFill>
+                  <pic:spPr bwMode="auto">
+                    <a:xfrm>
+                      <a:off x="0" y="0"/>
+                      <a:ext cx="5334000" cy="2963333"/>
+                    </a:xfrm>
+                    <a:prstGeom prst="rect">
+                      <a:avLst/>
+                    </a:prstGeom>
+                    <a:noFill/>
+                    <a:ln w="9525">
+                      <a:noFill/>
+                      <a:headEnd/>
+                      <a:tailEnd/>
+                    </a:ln>
+                  </pic:spPr>
+                </pic:pic>
+              </a:graphicData>
+            </a:graphic>
+          </wp:inline>
+        </w:drawing>
+      </w:r>
+    </w:p>
+    <w:p>
+      <w:pPr>
+        <w:pStyle w:val="ImageCaption"/>
+      </w:pPr>
+      <w:r>
+        <w:t xml:space="preserve">Descubrir, clasificar, proteger, conservar y eliminar datos según su sensibilidad y necesidad.</w:t>
+      </w:r>
     </w:p>
     <w:p>
       <w:pPr>
@@ -4295,8 +4439,8 @@
         <w:t xml:space="preserve">Utilice la guía oficial de CIS Controls v8.1 y la Especificación de Evaluación de Controles para el lenguaje exacto y los criterios de evaluación.</w:t>
       </w:r>
     </w:p>
-    <w:bookmarkEnd w:id="35"/>
-    <w:bookmarkStart w:id="36" w:name="X5726a1fd72a9b03cfceb02e6154da5a71b09751"/>
+    <w:bookmarkEnd w:id="47"/>
+    <w:bookmarkStart w:id="48" w:name="X5726a1fd72a9b03cfceb02e6154da5a71b09751"/>
     <w:p>
       <w:pPr>
         <w:pStyle w:val="Heading1"/>
@@ -5208,8 +5352,8 @@
         <w:t xml:space="preserve">Utilice la guía oficial de CIS Controls v8.1 y la Especificación de Evaluación de Controles para el lenguaje exacto y los criterios de evaluación.</w:t>
       </w:r>
     </w:p>
-    <w:bookmarkEnd w:id="36"/>
-    <w:bookmarkStart w:id="37" w:name="control-5-gestión-de-cuentas"/>
+    <w:bookmarkEnd w:id="48"/>
+    <w:bookmarkStart w:id="49" w:name="control-5-gestión-de-cuentas"/>
     <w:p>
       <w:pPr>
         <w:pStyle w:val="Heading1"/>
@@ -5749,8 +5893,8 @@
         <w:t xml:space="preserve">Utilice la guía oficial de CIS Controls v8.1 y la Especificación de Evaluación de Controles para el lenguaje exacto y los criterios de evaluación.</w:t>
       </w:r>
     </w:p>
-    <w:bookmarkEnd w:id="37"/>
-    <w:bookmarkStart w:id="38" w:name="control-6-gestión-del-control-de-acceso"/>
+    <w:bookmarkEnd w:id="49"/>
+    <w:bookmarkStart w:id="53" w:name="control-6-gestión-del-control-de-acceso"/>
     <w:p>
       <w:pPr>
         <w:pStyle w:val="Heading1"/>
@@ -5773,8 +5917,58 @@
     </w:p>
     <w:p>
       <w:pPr>
-        <w:pStyle w:val="BodyText"/>
-      </w:pPr>
+        <w:pStyle w:val="CaptionedFigure"/>
+      </w:pPr>
+      <w:r>
+        <w:drawing>
+          <wp:inline>
+            <wp:extent cx="5334000" cy="2963333"/>
+            <wp:effectExtent b="0" l="0" r="0" t="0"/>
+            <wp:docPr descr="Las cuentas y los privilegios requieren creación aprobada, autenticación sólida, revisión y revocación oportuna." title="" id="51" name="Picture"/>
+            <a:graphic>
+              <a:graphicData uri="http://schemas.openxmlformats.org/drawingml/2006/picture">
+                <pic:pic>
+                  <pic:nvPicPr>
+                    <pic:cNvPr descr="media/image6.png" id="52" name="Picture"/>
+                    <pic:cNvPicPr>
+                      <a:picLocks noChangeArrowheads="1" noChangeAspect="1"/>
+                    </pic:cNvPicPr>
+                  </pic:nvPicPr>
+                  <pic:blipFill>
+                    <a:blip r:embed="rId50"/>
+                    <a:stretch>
+                      <a:fillRect/>
+                    </a:stretch>
+                  </pic:blipFill>
+                  <pic:spPr bwMode="auto">
+                    <a:xfrm>
+                      <a:off x="0" y="0"/>
+                      <a:ext cx="5334000" cy="2963333"/>
+                    </a:xfrm>
+                    <a:prstGeom prst="rect">
+                      <a:avLst/>
+                    </a:prstGeom>
+                    <a:noFill/>
+                    <a:ln w="9525">
+                      <a:noFill/>
+                      <a:headEnd/>
+                      <a:tailEnd/>
+                    </a:ln>
+                  </pic:spPr>
+                </pic:pic>
+              </a:graphicData>
+            </a:graphic>
+          </wp:inline>
+        </w:drawing>
+      </w:r>
+    </w:p>
+    <w:p>
+      <w:pPr>
+        <w:pStyle w:val="ImageCaption"/>
+      </w:pPr>
+      <w:r>
+        <w:t xml:space="preserve">Las cuentas y los privilegios requieren creación aprobada, autenticación sólida, revisión y revocación oportuna.</w:t>
+      </w:r>
     </w:p>
     <w:p>
       <w:pPr>
@@ -6427,8 +6621,8 @@
         <w:t xml:space="preserve">Utilice la guía oficial de CIS Controls v8.1 y la Especificación de Evaluación de Controles para el lenguaje exacto y los criterios de evaluación.</w:t>
       </w:r>
     </w:p>
-    <w:bookmarkEnd w:id="38"/>
-    <w:bookmarkStart w:id="39" w:name="Xbb65cd3c0852d2cacd0d350cee6556ebc7f386f"/>
+    <w:bookmarkEnd w:id="53"/>
+    <w:bookmarkStart w:id="57" w:name="Xbb65cd3c0852d2cacd0d350cee6556ebc7f386f"/>
     <w:p>
       <w:pPr>
         <w:pStyle w:val="Heading1"/>
@@ -6451,8 +6645,58 @@
     </w:p>
     <w:p>
       <w:pPr>
-        <w:pStyle w:val="BodyText"/>
-      </w:pPr>
+        <w:pStyle w:val="CaptionedFigure"/>
+      </w:pPr>
+      <w:r>
+        <w:drawing>
+          <wp:inline>
+            <wp:extent cx="5334000" cy="2963333"/>
+            <wp:effectExtent b="0" l="0" r="0" t="0"/>
+            <wp:docPr descr="La cobertura completa y la remediación verificada importan más que la producción de informes de escaneo." title="" id="55" name="Picture"/>
+            <a:graphic>
+              <a:graphicData uri="http://schemas.openxmlformats.org/drawingml/2006/picture">
+                <pic:pic>
+                  <pic:nvPicPr>
+                    <pic:cNvPr descr="media/image7.png" id="56" name="Picture"/>
+                    <pic:cNvPicPr>
+                      <a:picLocks noChangeArrowheads="1" noChangeAspect="1"/>
+                    </pic:cNvPicPr>
+                  </pic:nvPicPr>
+                  <pic:blipFill>
+                    <a:blip r:embed="rId54"/>
+                    <a:stretch>
+                      <a:fillRect/>
+                    </a:stretch>
+                  </pic:blipFill>
+                  <pic:spPr bwMode="auto">
+                    <a:xfrm>
+                      <a:off x="0" y="0"/>
+                      <a:ext cx="5334000" cy="2963333"/>
+                    </a:xfrm>
+                    <a:prstGeom prst="rect">
+                      <a:avLst/>
+                    </a:prstGeom>
+                    <a:noFill/>
+                    <a:ln w="9525">
+                      <a:noFill/>
+                      <a:headEnd/>
+                      <a:tailEnd/>
+                    </a:ln>
+                  </pic:spPr>
+                </pic:pic>
+              </a:graphicData>
+            </a:graphic>
+          </wp:inline>
+        </w:drawing>
+      </w:r>
+    </w:p>
+    <w:p>
+      <w:pPr>
+        <w:pStyle w:val="ImageCaption"/>
+      </w:pPr>
+      <w:r>
+        <w:t xml:space="preserve">La cobertura completa y la remediación verificada importan más que la producción de informes de escaneo.</w:t>
+      </w:r>
     </w:p>
     <w:p>
       <w:pPr>
@@ -7043,8 +7287,8 @@
         <w:t xml:space="preserve">Utilice la guía oficial de CIS Controls v8.1 y la Especificación de Evaluación de Controles para el lenguaje exacto y los criterios de evaluación.</w:t>
       </w:r>
     </w:p>
-    <w:bookmarkEnd w:id="39"/>
-    <w:bookmarkStart w:id="40" w:name="Xc9ae7a6a9f2f867deb1d535d2659da3bc080871"/>
+    <w:bookmarkEnd w:id="57"/>
+    <w:bookmarkStart w:id="58" w:name="Xc9ae7a6a9f2f867deb1d535d2659da3bc080871"/>
     <w:p>
       <w:pPr>
         <w:pStyle w:val="Heading1"/>
@@ -7956,8 +8200,8 @@
         <w:t xml:space="preserve">Utilice la guía oficial de CIS Controls v8.1 y la Especificación de Evaluación de Controles para el lenguaje exacto y los criterios de evaluación.</w:t>
       </w:r>
     </w:p>
-    <w:bookmarkEnd w:id="40"/>
-    <w:bookmarkStart w:id="41" w:name="X24aed13b821462b02538357a9cec02f47fbc094"/>
+    <w:bookmarkEnd w:id="58"/>
+    <w:bookmarkStart w:id="59" w:name="X24aed13b821462b02538357a9cec02f47fbc094"/>
     <w:p>
       <w:pPr>
         <w:pStyle w:val="Heading1"/>
@@ -8559,8 +8803,8 @@
         <w:t xml:space="preserve">Utilice la guía oficial de CIS Controls v8.1 y la Especificación de Evaluación de Controles para el lenguaje exacto y los criterios de evaluación.</w:t>
       </w:r>
     </w:p>
-    <w:bookmarkEnd w:id="41"/>
-    <w:bookmarkStart w:id="42" w:name="control-10-defensas-contra-malware"/>
+    <w:bookmarkEnd w:id="59"/>
+    <w:bookmarkStart w:id="60" w:name="control-10-defensas-contra-malware"/>
     <w:p>
       <w:pPr>
         <w:pStyle w:val="Heading1"/>
@@ -9162,8 +9406,8 @@
         <w:t xml:space="preserve">Utilice la guía oficial de CIS Controls v8.1 y la Especificación de Evaluación de Controles para el lenguaje exacto y los criterios de evaluación.</w:t>
       </w:r>
     </w:p>
-    <w:bookmarkEnd w:id="42"/>
-    <w:bookmarkStart w:id="43" w:name="control-11-recuperación-de-datos"/>
+    <w:bookmarkEnd w:id="60"/>
+    <w:bookmarkStart w:id="61" w:name="control-11-recuperación-de-datos"/>
     <w:p>
       <w:pPr>
         <w:pStyle w:val="Heading1"/>
@@ -9641,8 +9885,8 @@
         <w:t xml:space="preserve">Utilice la guía oficial de CIS Controls v8.1 y la Especificación de Evaluación de Controles para el lenguaje exacto y los criterios de evaluación.</w:t>
       </w:r>
     </w:p>
-    <w:bookmarkEnd w:id="43"/>
-    <w:bookmarkStart w:id="44" w:name="X304ee8a8ca1b15d2591f68ec8c679233dc80285"/>
+    <w:bookmarkEnd w:id="61"/>
+    <w:bookmarkStart w:id="62" w:name="X304ee8a8ca1b15d2591f68ec8c679233dc80285"/>
     <w:p>
       <w:pPr>
         <w:pStyle w:val="Heading1"/>
@@ -10306,8 +10550,8 @@
         <w:t xml:space="preserve">Utilice la guía oficial de CIS Controls v8.1 y la Especificación de Evaluación de Controles para el lenguaje exacto y los criterios de evaluación.</w:t>
       </w:r>
     </w:p>
-    <w:bookmarkEnd w:id="44"/>
-    <w:bookmarkStart w:id="45" w:name="control-13-monitoreo-y-defensa-de-la-red"/>
+    <w:bookmarkEnd w:id="62"/>
+    <w:bookmarkStart w:id="66" w:name="control-13-monitoreo-y-defensa-de-la-red"/>
     <w:p>
       <w:pPr>
         <w:pStyle w:val="Heading1"/>
@@ -10330,8 +10574,58 @@
     </w:p>
     <w:p>
       <w:pPr>
-        <w:pStyle w:val="BodyText"/>
-      </w:pPr>
+        <w:pStyle w:val="CaptionedFigure"/>
+      </w:pPr>
+      <w:r>
+        <w:drawing>
+          <wp:inline>
+            <wp:extent cx="5334000" cy="2963333"/>
+            <wp:effectExtent b="0" l="0" r="0" t="0"/>
+            <wp:docPr descr="El contexto centralizado, la detección ajustada, la investigación humana y la respuesta crean una defensa útil." title="" id="64" name="Picture"/>
+            <a:graphic>
+              <a:graphicData uri="http://schemas.openxmlformats.org/drawingml/2006/picture">
+                <pic:pic>
+                  <pic:nvPicPr>
+                    <pic:cNvPr descr="media/image8.png" id="65" name="Picture"/>
+                    <pic:cNvPicPr>
+                      <a:picLocks noChangeArrowheads="1" noChangeAspect="1"/>
+                    </pic:cNvPicPr>
+                  </pic:nvPicPr>
+                  <pic:blipFill>
+                    <a:blip r:embed="rId63"/>
+                    <a:stretch>
+                      <a:fillRect/>
+                    </a:stretch>
+                  </pic:blipFill>
+                  <pic:spPr bwMode="auto">
+                    <a:xfrm>
+                      <a:off x="0" y="0"/>
+                      <a:ext cx="5334000" cy="2963333"/>
+                    </a:xfrm>
+                    <a:prstGeom prst="rect">
+                      <a:avLst/>
+                    </a:prstGeom>
+                    <a:noFill/>
+                    <a:ln w="9525">
+                      <a:noFill/>
+                      <a:headEnd/>
+                      <a:tailEnd/>
+                    </a:ln>
+                  </pic:spPr>
+                </pic:pic>
+              </a:graphicData>
+            </a:graphic>
+          </wp:inline>
+        </w:drawing>
+      </w:r>
+    </w:p>
+    <w:p>
+      <w:pPr>
+        <w:pStyle w:val="ImageCaption"/>
+      </w:pPr>
+      <w:r>
+        <w:t xml:space="preserve">El contexto centralizado, la detección ajustada, la investigación humana y la respuesta crean una defensa útil.</w:t>
+      </w:r>
     </w:p>
     <w:p>
       <w:pPr>
@@ -11170,8 +11464,8 @@
         <w:t xml:space="preserve">Utilice la guía oficial de CIS Controls v8.1 y la Especificación de Evaluación de Controles para el lenguaje exacto y los criterios de evaluación.</w:t>
       </w:r>
     </w:p>
-    <w:bookmarkEnd w:id="45"/>
-    <w:bookmarkStart w:id="46" w:name="X4ecc7d63aa0bffe3698d39ecd98ad6666a16b9d"/>
+    <w:bookmarkEnd w:id="66"/>
+    <w:bookmarkStart w:id="67" w:name="X4ecc7d63aa0bffe3698d39ecd98ad6666a16b9d"/>
     <w:p>
       <w:pPr>
         <w:pStyle w:val="Heading1"/>
@@ -11897,8 +12191,8 @@
         <w:t xml:space="preserve">Utilice la guía oficial de CIS Controls v8.1 y la Especificación de Evaluación de Controles para el lenguaje exacto y los criterios de evaluación.</w:t>
       </w:r>
     </w:p>
-    <w:bookmarkEnd w:id="46"/>
-    <w:bookmarkStart w:id="47" w:name="Xa048e4e27fdd744a5076bc25010520fdecc0c30"/>
+    <w:bookmarkEnd w:id="67"/>
+    <w:bookmarkStart w:id="68" w:name="Xa048e4e27fdd744a5076bc25010520fdecc0c30"/>
     <w:p>
       <w:pPr>
         <w:pStyle w:val="Heading1"/>
@@ -12500,8 +12794,8 @@
         <w:t xml:space="preserve">Utilice la guía oficial de CIS Controls v8.1 y la Especificación de Evaluación de Controles para el lenguaje exacto y los criterios de evaluación.</w:t>
       </w:r>
     </w:p>
-    <w:bookmarkEnd w:id="47"/>
-    <w:bookmarkStart w:id="48" w:name="X5e0698034c3a8368f1d805de3798727b85c54b8"/>
+    <w:bookmarkEnd w:id="68"/>
+    <w:bookmarkStart w:id="69" w:name="X5e0698034c3a8368f1d805de3798727b85c54b8"/>
     <w:p>
       <w:pPr>
         <w:pStyle w:val="Heading1"/>
@@ -13537,8 +13831,8 @@
         <w:t xml:space="preserve">Utilice la guía oficial de CIS Controls v8.1 y la Especificación de Evaluación de Controles para el lenguaje exacto y los criterios de evaluación.</w:t>
       </w:r>
     </w:p>
-    <w:bookmarkEnd w:id="48"/>
-    <w:bookmarkStart w:id="49" w:name="X81bcab1ee2e08fb2cedbb65af68432a47fa8998"/>
+    <w:bookmarkEnd w:id="69"/>
+    <w:bookmarkStart w:id="73" w:name="X81bcab1ee2e08fb2cedbb65af68432a47fa8998"/>
     <w:p>
       <w:pPr>
         <w:pStyle w:val="Heading1"/>
@@ -13559,31 +13853,53 @@
         <w:t xml:space="preserve">Las nueve Salvaguardas, su significado en lenguaje claro, el enfoque de verificación y ejemplos de evidencia.</w:t>
       </w:r>
     </w:p>
-    <w:tbl>
-      <w:tblPr>
-        <w:tblStyle w:val="FigureTable"/>
-        <w:tblW w:type="auto" w:w="0"/>
-        <w:tblLook w:firstRow="0" w:lastRow="0" w:firstColumn="0" w:lastColumn="0"/>
-        <w:jc w:val="center"/>
-      </w:tblPr>
-      <w:tblGrid>
-        <w:gridCol w:w="7920"/>
-      </w:tblGrid>
-      <w:tr>
-        <w:tc>
-          <w:tcPr/>
-          <w:p>
-            <w:pPr>
-              <w:pStyle w:val="Compact"/>
-              <w:jc w:val="center"/>
-            </w:pPr>
-            <w:r>
-              <w:t xml:space="preserve">Los roles preparados, los mecanismos de reporte, la comunicación, los ejercicios y las revisiones reducen el impacto de los incidentes.</w:t>
-            </w:r>
-          </w:p>
-        </w:tc>
-      </w:tr>
-    </w:tbl>
+    <w:p>
+      <w:pPr>
+        <w:pStyle w:val="CaptionedFigure"/>
+      </w:pPr>
+      <w:r>
+        <w:drawing>
+          <wp:inline>
+            <wp:extent cx="5334000" cy="2963333"/>
+            <wp:effectExtent b="0" l="0" r="0" t="0"/>
+            <wp:docPr descr="Los roles preparados, los mecanismos de reporte, la comunicación, los ejercicios y las revisiones reducen el impacto de los incidentes." title="" id="71" name="Picture"/>
+            <a:graphic>
+              <a:graphicData uri="http://schemas.openxmlformats.org/drawingml/2006/picture">
+                <pic:pic>
+                  <pic:nvPicPr>
+                    <pic:cNvPr descr="media/image9.png" id="72" name="Picture"/>
+                    <pic:cNvPicPr>
+                      <a:picLocks noChangeArrowheads="1" noChangeAspect="1"/>
+                    </pic:cNvPicPr>
+                  </pic:nvPicPr>
+                  <pic:blipFill>
+                    <a:blip r:embed="rId70"/>
+                    <a:stretch>
+                      <a:fillRect/>
+                    </a:stretch>
+                  </pic:blipFill>
+                  <pic:spPr bwMode="auto">
+                    <a:xfrm>
+                      <a:off x="0" y="0"/>
+                      <a:ext cx="5334000" cy="2963333"/>
+                    </a:xfrm>
+                    <a:prstGeom prst="rect">
+                      <a:avLst/>
+                    </a:prstGeom>
+                    <a:noFill/>
+                    <a:ln w="9525">
+                      <a:noFill/>
+                      <a:headEnd/>
+                      <a:tailEnd/>
+                    </a:ln>
+                  </pic:spPr>
+                </pic:pic>
+              </a:graphicData>
+            </a:graphic>
+          </wp:inline>
+        </w:drawing>
+      </w:r>
+    </w:p>
     <w:p>
       <w:pPr>
         <w:pStyle w:val="ImageCaption"/>
@@ -14305,8 +14621,8 @@
         <w:t xml:space="preserve">Utilice la guía oficial de CIS Controls v8.1 y la Especificación para la Evaluación de Controles para consultar el lenguaje exacto de cada Salvaguarda, la clase de activo, la función de seguridad, el Grupo de Implementación, las dependencias, las entradas, las operaciones, las medidas, las métricas y la revisión de procedimientos.</w:t>
       </w:r>
     </w:p>
-    <w:bookmarkEnd w:id="49"/>
-    <w:bookmarkStart w:id="50" w:name="control-18-pruebas-de-penetración"/>
+    <w:bookmarkEnd w:id="73"/>
+    <w:bookmarkStart w:id="74" w:name="control-18-pruebas-de-penetración"/>
     <w:p>
       <w:pPr>
         <w:pStyle w:val="Heading1"/>
@@ -14784,8 +15100,8 @@
         <w:t xml:space="preserve">Utilice la guía oficial de CIS Controls v8.1 y la Especificación para la Evaluación de Controles para consultar el lenguaje exacto de cada Salvaguarda, la clase de activo, la función de seguridad, el Grupo de Implementación, las dependencias, las entradas, las operaciones, las medidas, las métricas y la revisión de procedimientos.</w:t>
       </w:r>
     </w:p>
-    <w:bookmarkEnd w:id="50"/>
-    <w:bookmarkStart w:id="51" w:name="herramientas-de-código-abierto"/>
+    <w:bookmarkEnd w:id="74"/>
+    <w:bookmarkStart w:id="75" w:name="herramientas-de-código-abierto"/>
     <w:p>
       <w:pPr>
         <w:pStyle w:val="Heading1"/>
@@ -15519,8 +15835,8 @@
         </w:tc>
       </w:tr>
     </w:tbl>
-    <w:bookmarkEnd w:id="51"/>
-    <w:bookmarkStart w:id="52" w:name="Xbc4a4dbf2d9ff0eb677f14739cf1d43ac88337f"/>
+    <w:bookmarkEnd w:id="75"/>
+    <w:bookmarkStart w:id="76" w:name="Xbc4a4dbf2d9ff0eb677f14739cf1d43ac88337f"/>
     <w:p>
       <w:pPr>
         <w:pStyle w:val="Heading1"/>
@@ -15999,8 +16315,8 @@
         </w:tc>
       </w:tr>
     </w:tbl>
-    <w:bookmarkEnd w:id="52"/>
-    <w:bookmarkStart w:id="54" w:name="guía-profesional-para-analistas-junior"/>
+    <w:bookmarkEnd w:id="76"/>
+    <w:bookmarkStart w:id="81" w:name="guía-profesional-para-analistas-junior"/>
     <w:p>
       <w:pPr>
         <w:pStyle w:val="Heading1"/>
@@ -16021,31 +16337,53 @@
         <w:t xml:space="preserve">Una ruta práctica hacia trabajos de controles, vulnerabilidades, aseguramiento, GRC y operaciones de seguridad.</w:t>
       </w:r>
     </w:p>
-    <w:tbl>
-      <w:tblPr>
-        <w:tblStyle w:val="FigureTable"/>
-        <w:tblW w:type="auto" w:w="0"/>
-        <w:tblLook w:firstRow="0" w:lastRow="0" w:firstColumn="0" w:lastColumn="0"/>
-        <w:jc w:val="center"/>
-      </w:tblPr>
-      <w:tblGrid>
-        <w:gridCol w:w="7920"/>
-      </w:tblGrid>
-      <w:tr>
-        <w:tc>
-          <w:tcPr/>
-          <w:p>
-            <w:pPr>
-              <w:pStyle w:val="Compact"/>
-              <w:jc w:val="center"/>
-            </w:pPr>
-            <w:r>
-              <w:t xml:space="preserve">Aprenda el marco, relacione las Salvaguardas, mida la evidencia, informe las brechas y construya un portafolio honesto.</w:t>
-            </w:r>
-          </w:p>
-        </w:tc>
-      </w:tr>
-    </w:tbl>
+    <w:p>
+      <w:pPr>
+        <w:pStyle w:val="CaptionedFigure"/>
+      </w:pPr>
+      <w:r>
+        <w:drawing>
+          <wp:inline>
+            <wp:extent cx="5334000" cy="2963333"/>
+            <wp:effectExtent b="0" l="0" r="0" t="0"/>
+            <wp:docPr descr="Aprenda el marco, relacione las Salvaguardas, mida la evidencia, informe las brechas y construya un portafolio honesto." title="" id="78" name="Picture"/>
+            <a:graphic>
+              <a:graphicData uri="http://schemas.openxmlformats.org/drawingml/2006/picture">
+                <pic:pic>
+                  <pic:nvPicPr>
+                    <pic:cNvPr descr="media/image10.png" id="79" name="Picture"/>
+                    <pic:cNvPicPr>
+                      <a:picLocks noChangeArrowheads="1" noChangeAspect="1"/>
+                    </pic:cNvPicPr>
+                  </pic:nvPicPr>
+                  <pic:blipFill>
+                    <a:blip r:embed="rId77"/>
+                    <a:stretch>
+                      <a:fillRect/>
+                    </a:stretch>
+                  </pic:blipFill>
+                  <pic:spPr bwMode="auto">
+                    <a:xfrm>
+                      <a:off x="0" y="0"/>
+                      <a:ext cx="5334000" cy="2963333"/>
+                    </a:xfrm>
+                    <a:prstGeom prst="rect">
+                      <a:avLst/>
+                    </a:prstGeom>
+                    <a:noFill/>
+                    <a:ln w="9525">
+                      <a:noFill/>
+                      <a:headEnd/>
+                      <a:tailEnd/>
+                    </a:ln>
+                  </pic:spPr>
+                </pic:pic>
+              </a:graphicData>
+            </a:graphic>
+          </wp:inline>
+        </w:drawing>
+      </w:r>
+    </w:p>
     <w:p>
       <w:pPr>
         <w:pStyle w:val="ImageCaption"/>
@@ -16126,7 +16464,7 @@
         <w:t xml:space="preserve">Analista de programas de ciberseguridad</w:t>
       </w:r>
     </w:p>
-    <w:bookmarkStart w:id="53" w:name="trabajo-típico-de-nivel-junior"/>
+    <w:bookmarkStart w:id="80" w:name="trabajo-típico-de-nivel-junior"/>
     <w:p>
       <w:pPr>
         <w:pStyle w:val="Heading2"/>
@@ -16443,9 +16781,9 @@
         </w:tc>
       </w:tr>
     </w:tbl>
-    <w:bookmarkEnd w:id="53"/>
-    <w:bookmarkEnd w:id="54"/>
-    <w:bookmarkStart w:id="55" w:name="laboratorio-y-portafolio-ficticios"/>
+    <w:bookmarkEnd w:id="80"/>
+    <w:bookmarkEnd w:id="81"/>
+    <w:bookmarkStart w:id="82" w:name="laboratorio-y-portafolio-ficticios"/>
     <w:p>
       <w:pPr>
         <w:pStyle w:val="Heading1"/>
@@ -16882,8 +17220,8 @@
         </w:tc>
       </w:tr>
     </w:tbl>
-    <w:bookmarkEnd w:id="55"/>
-    <w:bookmarkStart w:id="56" w:name="plan-de-aprendizaje-de-treinta-días"/>
+    <w:bookmarkEnd w:id="82"/>
+    <w:bookmarkStart w:id="83" w:name="plan-de-aprendizaje-de-treinta-días"/>
     <w:p>
       <w:pPr>
         <w:pStyle w:val="Heading1"/>
@@ -17312,8 +17650,8 @@
         </w:tc>
       </w:tr>
     </w:tbl>
-    <w:bookmarkEnd w:id="56"/>
-    <w:bookmarkStart w:id="65" w:name="cuáles-son-los-controles-cis"/>
+    <w:bookmarkEnd w:id="83"/>
+    <w:bookmarkStart w:id="92" w:name="cuáles-son-los-controles-cis"/>
     <w:p>
       <w:pPr>
         <w:pStyle w:val="Heading1"/>
@@ -17330,7 +17668,7 @@
         <w:t xml:space="preserve">Un conjunto priorizado de mejores prácticas defensivas organizadas en 18 Controles y 153 Salvaguardias enfocadas.</w:t>
       </w:r>
     </w:p>
-    <w:bookmarkStart w:id="57" w:name="qué-es-ig1"/>
+    <w:bookmarkStart w:id="84" w:name="qué-es-ig1"/>
     <w:p>
       <w:pPr>
         <w:pStyle w:val="Heading2"/>
@@ -17347,8 +17685,8 @@
         <w:t xml:space="preserve">El punto de partida esencial de la higiene cibernética 56-Safeguard que CIS recomienda que cada empresa comience.</w:t>
       </w:r>
     </w:p>
-    <w:bookmarkEnd w:id="57"/>
-    <w:bookmarkStart w:id="58" w:name="importa-ig1-cada-requisito"/>
+    <w:bookmarkEnd w:id="84"/>
+    <w:bookmarkStart w:id="85" w:name="importa-ig1-cada-requisito"/>
     <w:p>
       <w:pPr>
         <w:pStyle w:val="Heading2"/>
@@ -17365,8 +17703,8 @@
         <w:t xml:space="preserve">Es una base de referencia de priorización. El riesgo material, los contratos, las leyes, los clientes o los servicios críticos pueden requerir salvaguardias adicionales.</w:t>
       </w:r>
     </w:p>
-    <w:bookmarkEnd w:id="58"/>
-    <w:bookmarkStart w:id="59" w:name="cómo-mide-una-salvaguardia"/>
+    <w:bookmarkEnd w:id="85"/>
+    <w:bookmarkStart w:id="86" w:name="cómo-mide-una-salvaguardia"/>
     <w:p>
       <w:pPr>
         <w:pStyle w:val="Heading2"/>
@@ -17383,8 +17721,8 @@
         <w:t xml:space="preserve">Utilizar criterios oficiales, dependencias, hipótesis, aportaciones completas, operaciones definidas, medidas, métricas, revisión de procedimientos, excepciones y pruebas.</w:t>
       </w:r>
     </w:p>
-    <w:bookmarkEnd w:id="59"/>
-    <w:bookmarkStart w:id="60" w:name="por-qué-son-importantes-los-inventarios"/>
+    <w:bookmarkEnd w:id="86"/>
+    <w:bookmarkStart w:id="87" w:name="por-qué-son-importantes-los-inventarios"/>
     <w:p>
       <w:pPr>
         <w:pStyle w:val="Heading2"/>
@@ -17401,8 +17739,8 @@
         <w:t xml:space="preserve">Definen a las poblaciones que deben cubrir los controles de configuración, vulnerabilidad, registro, recuperación y respuesta.</w:t>
       </w:r>
     </w:p>
-    <w:bookmarkEnd w:id="60"/>
-    <w:bookmarkStart w:id="61" w:name="X0178e2ad2964cbab3c805028646c475c824a062"/>
+    <w:bookmarkEnd w:id="87"/>
+    <w:bookmarkStart w:id="88" w:name="X0178e2ad2964cbab3c805028646c475c824a062"/>
     <w:p>
       <w:pPr>
         <w:pStyle w:val="Heading2"/>
@@ -17419,8 +17757,8 @@
         <w:t xml:space="preserve">Un escaneo identifica principalmente debilidades conocidas; la prueba de penetración utiliza el análisis humano calificado y la explotación controlada para evaluar el impacto y la resiliencia.</w:t>
       </w:r>
     </w:p>
-    <w:bookmarkEnd w:id="61"/>
-    <w:bookmarkStart w:id="62" w:name="X2a3d8d973bfa0b5ed7501efb90ac72ec1b0ecc0"/>
+    <w:bookmarkEnd w:id="88"/>
+    <w:bookmarkStart w:id="89" w:name="X2a3d8d973bfa0b5ed7501efb90ac72ec1b0ecc0"/>
     <w:p>
       <w:pPr>
         <w:pStyle w:val="Heading2"/>
@@ -17437,8 +17775,8 @@
         <w:t xml:space="preserve">No. Identifica las relaciones, pero la organización debe probar el requisito y la evidencia exacta aplicable.</w:t>
       </w:r>
     </w:p>
-    <w:bookmarkEnd w:id="62"/>
-    <w:bookmarkStart w:id="63" w:name="qué-puede-concluir-un-analista-junior"/>
+    <w:bookmarkEnd w:id="89"/>
+    <w:bookmarkStart w:id="90" w:name="qué-puede-concluir-un-analista-junior"/>
     <w:p>
       <w:pPr>
         <w:pStyle w:val="Heading2"/>
@@ -17455,8 +17793,8 @@
         <w:t xml:space="preserve">Sólo lo que el alcance definido y el soporte de evidencia confiable, con muestreo y limitaciones claramente reveladas.</w:t>
       </w:r>
     </w:p>
-    <w:bookmarkEnd w:id="63"/>
-    <w:bookmarkStart w:id="64" w:name="preguntas-para-hacer-al-empleador"/>
+    <w:bookmarkEnd w:id="90"/>
+    <w:bookmarkStart w:id="91" w:name="preguntas-para-hacer-al-empleador"/>
     <w:p>
       <w:pPr>
         <w:pStyle w:val="Heading2"/>
@@ -17521,9 +17859,9 @@
         <w:t xml:space="preserve">¿Cómo revisará el trabajo de los funcionarios superiores?</w:t>
       </w:r>
     </w:p>
-    <w:bookmarkEnd w:id="64"/>
-    <w:bookmarkEnd w:id="65"/>
-    <w:bookmarkStart w:id="75" w:name="plantillas-glosario-índice-y-referencias"/>
+    <w:bookmarkEnd w:id="91"/>
+    <w:bookmarkEnd w:id="92"/>
+    <w:bookmarkStart w:id="102" w:name="plantillas-glosario-índice-y-referencias"/>
     <w:p>
       <w:pPr>
         <w:pStyle w:val="Heading1"/>
@@ -17544,7 +17882,7 @@
         <w:t xml:space="preserve">Estructuras de trabajo reutilizables, términos importantes y puntos de partida autorizados.</w:t>
       </w:r>
     </w:p>
-    <w:bookmarkStart w:id="66" w:name="hoja-de-trabajo-para-medir-salvaguardas"/>
+    <w:bookmarkStart w:id="93" w:name="hoja-de-trabajo-para-medir-salvaguardas"/>
     <w:p>
       <w:pPr>
         <w:pStyle w:val="Heading2"/>
@@ -17854,8 +18192,8 @@
         </w:tc>
       </w:tr>
     </w:tbl>
-    <w:bookmarkEnd w:id="66"/>
-    <w:bookmarkStart w:id="67" w:name="registro-de-hallazgos-y-nuevas-pruebas"/>
+    <w:bookmarkEnd w:id="93"/>
+    <w:bookmarkStart w:id="94" w:name="registro-de-hallazgos-y-nuevas-pruebas"/>
     <w:p>
       <w:pPr>
         <w:pStyle w:val="Heading2"/>
@@ -18165,8 +18503,8 @@
         </w:tc>
       </w:tr>
     </w:tbl>
-    <w:bookmarkEnd w:id="67"/>
-    <w:bookmarkStart w:id="68" w:name="glosario"/>
+    <w:bookmarkEnd w:id="94"/>
+    <w:bookmarkStart w:id="95" w:name="glosario"/>
     <w:p>
       <w:pPr>
         <w:pStyle w:val="Heading2"/>
@@ -18554,8 +18892,8 @@
         </w:tc>
       </w:tr>
     </w:tbl>
-    <w:bookmarkEnd w:id="68"/>
-    <w:bookmarkStart w:id="69" w:name="índice-temático"/>
+    <w:bookmarkEnd w:id="95"/>
+    <w:bookmarkStart w:id="96" w:name="índice-temático"/>
     <w:p>
       <w:pPr>
         <w:pStyle w:val="Heading2"/>
@@ -19021,8 +19359,8 @@
         </w:tc>
       </w:tr>
     </w:tbl>
-    <w:bookmarkEnd w:id="69"/>
-    <w:bookmarkStart w:id="74" w:name="referencias-oficiales"/>
+    <w:bookmarkEnd w:id="96"/>
+    <w:bookmarkStart w:id="101" w:name="referencias-oficiales"/>
     <w:p>
       <w:pPr>
         <w:pStyle w:val="Heading2"/>
@@ -19039,7 +19377,7 @@
         </w:numPr>
         <w:pStyle w:val="Compact"/>
       </w:pPr>
-      <w:hyperlink r:id="rId70">
+      <w:hyperlink r:id="rId97">
         <w:r>
           <w:rPr>
             <w:rStyle w:val="Hyperlink"/>
@@ -19056,7 +19394,7 @@
         </w:numPr>
         <w:pStyle w:val="Compact"/>
       </w:pPr>
-      <w:hyperlink r:id="rId71">
+      <w:hyperlink r:id="rId98">
         <w:r>
           <w:rPr>
             <w:rStyle w:val="Hyperlink"/>
@@ -19073,7 +19411,7 @@
         </w:numPr>
         <w:pStyle w:val="Compact"/>
       </w:pPr>
-      <w:hyperlink r:id="rId72">
+      <w:hyperlink r:id="rId99">
         <w:r>
           <w:rPr>
             <w:rStyle w:val="Hyperlink"/>
@@ -19090,7 +19428,7 @@
         </w:numPr>
         <w:pStyle w:val="Compact"/>
       </w:pPr>
-      <w:hyperlink r:id="rId73">
+      <w:hyperlink r:id="rId100">
         <w:r>
           <w:rPr>
             <w:rStyle w:val="Hyperlink"/>
@@ -19099,8 +19437,8 @@
         </w:r>
       </w:hyperlink>
     </w:p>
-    <w:bookmarkEnd w:id="74"/>
-    <w:bookmarkEnd w:id="75"/>
+    <w:bookmarkEnd w:id="101"/>
+    <w:bookmarkEnd w:id="102"/>
     <w:sectPr/>
   </w:body>
 </w:document>
